--- a/plantillas_maestras/04_seguro_proteccion_tarjetas_y_dinero/negativa_cobertura/2_ddos_banco_y_aseguradora/varon/TPL_1287_2025_SEGURO_PROTECCION_TARJETAS_Y_DINERO_NEGATIVA_COBERTURA_BANCO_VARON_R2.docx
+++ b/plantillas_maestras/04_seguro_proteccion_tarjetas_y_dinero/negativa_cobertura/2_ddos_banco_y_aseguradora/varon/TPL_1287_2025_SEGURO_PROTECCION_TARJETAS_Y_DINERO_NEGATIVA_COBERTURA_BANCO_VARON_R2.docx
@@ -319,7 +319,7 @@
           <w14:ligatures w14:val="none"/>
         </w:rPr>
         <w:tab/>
-        <w:t xml:space="preserve">:       </w:t>
+        <w:t xml:space="preserve">: </w:t>
       </w:r>
       <w:r>
         <w:rPr>
@@ -657,7 +657,7 @@
           <w:lang w:val="es-ES" w:eastAsia="es-ES"/>
           <w14:ligatures w14:val="none"/>
         </w:rPr>
-        <w:t>infracciones a la Ley N°29571, Código de Protección y Defensa del Consumidor (en adelante, Código)</w:t>
+        <w:t>infracciones a la Ley 29571, Código de Protección y Defensa del Consumidor (en adelante, Código)</w:t>
       </w:r>
       <w:r>
         <w:rPr>
@@ -1680,7 +1680,7 @@
           <w:rStyle w:val="normaltextrun"/>
           <w:rFonts w:ascii="Arial Narrow" w:hAnsi="Arial Narrow" w:cs="Arial"/>
         </w:rPr>
-        <w:t>El artículo 124° del Texto Único Ordenado de la Ley de Procedimiento Administrativo General, establece los requisitos que deberán contener los escritos</w:t>
+        <w:t>El artículo 124 del Texto Único Ordenado de la Ley de Procedimiento Administrativo General, establece los requisitos que deberán contener los escritos</w:t>
       </w:r>
       <w:r>
         <w:rPr>
@@ -1742,7 +1742,7 @@
           <w:rFonts w:ascii="Arial Narrow" w:hAnsi="Arial Narrow" w:cs="Arial"/>
           <w:color w:val="000000"/>
         </w:rPr>
-        <w:t>e acuerdo con el inciso d) del Artículo 24° de la Ley de Facultades, Normas y Organización del Indecopi, aprobada por Decreto Legislativo 807, la Secretaría Técnica cuenta con la facultad para efectuar todas las notificaciones relativas a la tramitación del procedimiento</w:t>
+        <w:t>e acuerdo con el inciso d) del Artículo 24 de la Ley de Facultades, Normas y Organización del Indecopi, aprobada por Decreto Legislativo 807, la Secretaría Técnica cuenta con la facultad para efectuar todas las notificaciones relativas a la tramitación del procedimiento</w:t>
       </w:r>
       <w:r>
         <w:rPr>
@@ -1907,7 +1907,7 @@
         <w:rPr>
           <w:rFonts w:ascii="Arial Narrow" w:hAnsi="Arial Narrow" w:cs="Arial"/>
         </w:rPr>
-        <w:t>Nº</w:t>
+        <w:t/>
       </w:r>
       <w:proofErr w:type="spellEnd"/>
       <w:r>
@@ -1975,7 +1975,7 @@
         <w:rPr>
           <w:rFonts w:ascii="Arial Narrow" w:hAnsi="Arial Narrow" w:cs="Arial"/>
         </w:rPr>
-        <w:t>Nº</w:t>
+        <w:t/>
       </w:r>
       <w:proofErr w:type="spellEnd"/>
       <w:r>
@@ -2054,7 +2054,7 @@
           <w:kern w:val="0"/>
           <w14:ligatures w14:val="none"/>
         </w:rPr>
-        <w:t>Nº</w:t>
+        <w:t/>
       </w:r>
       <w:proofErr w:type="spellEnd"/>
       <w:r>
@@ -2124,7 +2124,7 @@
           <w:rFonts w:ascii="Arial Narrow" w:hAnsi="Arial Narrow" w:cs="Segoe UI"/>
           <w:lang w:val="es-ES"/>
         </w:rPr>
-        <w:t>Nº</w:t>
+        <w:t/>
       </w:r>
       <w:proofErr w:type="spellEnd"/>
       <w:r>
@@ -2279,7 +2279,7 @@
           <w:spacing w:val="-3"/>
           <w:lang w:val="es-ES"/>
         </w:rPr>
-        <w:t>Nº1 fue debidamente notificada a</w:t>
+        <w:t>1 fue debidamente notificada a</w:t>
       </w:r>
       <w:r>
         <w:rPr>
@@ -2585,7 +2585,7 @@
         <w:rPr>
           <w:rFonts w:ascii="Arial Narrow" w:hAnsi="Arial Narrow" w:cs="Arial"/>
         </w:rPr>
-        <w:t>Nº</w:t>
+        <w:t/>
       </w:r>
       <w:proofErr w:type="spellEnd"/>
       <w:r>
@@ -2802,7 +2802,7 @@
         <w:rPr>
           <w:rFonts w:ascii="Arial Narrow" w:hAnsi="Arial Narrow" w:cs="Arial"/>
         </w:rPr>
-        <w:t>Nº</w:t>
+        <w:t/>
       </w:r>
       <w:proofErr w:type="spellEnd"/>
       <w:r>
@@ -2816,7 +2816,7 @@
         <w:rPr>
           <w:rFonts w:ascii="Arial Narrow" w:hAnsi="Arial Narrow" w:cs="Arial"/>
         </w:rPr>
-        <w:t>Nº</w:t>
+        <w:t/>
       </w:r>
       <w:proofErr w:type="spellEnd"/>
       <w:r>
@@ -3075,7 +3075,7 @@
           <w:lang w:eastAsia="es-PE"/>
           <w14:ligatures w14:val="none"/>
         </w:rPr>
-        <w:t>Técnica de la Comisión de Protección al Consumidor N°1 (en adelante, la Secretaría Técnica), en ejercicio de sus facultades</w:t>
+        <w:t>Técnica de la Comisión de Protección al Consumidor 1 (en adelante, la Secretaría Técnica), en ejercicio de sus facultades</w:t>
       </w:r>
       <w:r>
         <w:rPr>
@@ -3138,7 +3138,7 @@
           <w:lang w:eastAsia="es-PE"/>
           <w14:ligatures w14:val="none"/>
         </w:rPr>
-        <w:t>°</w:t>
+        <w:t/>
       </w:r>
       <w:r>
         <w:rPr>
@@ -3156,7 +3156,7 @@
           <w:lang w:eastAsia="es-PE"/>
           <w14:ligatures w14:val="none"/>
         </w:rPr>
-        <w:t>°</w:t>
+        <w:t/>
       </w:r>
       <w:r>
         <w:rPr>
@@ -3269,7 +3269,7 @@
           <w:lang w:eastAsia="es-PE"/>
           <w14:ligatures w14:val="none"/>
         </w:rPr>
-        <w:t>°</w:t>
+        <w:t/>
       </w:r>
       <w:r>
         <w:rPr>
@@ -3287,7 +3287,7 @@
           <w:lang w:eastAsia="es-PE"/>
           <w14:ligatures w14:val="none"/>
         </w:rPr>
-        <w:t>°</w:t>
+        <w:t/>
       </w:r>
       <w:r>
         <w:rPr>
@@ -3393,7 +3393,7 @@
           <w:lang w:eastAsia="es-PE"/>
           <w14:ligatures w14:val="none"/>
         </w:rPr>
-        <w:t>°</w:t>
+        <w:t/>
       </w:r>
       <w:r>
         <w:rPr>
@@ -3411,7 +3411,7 @@
           <w:lang w:eastAsia="es-PE"/>
           <w14:ligatures w14:val="none"/>
         </w:rPr>
-        <w:t>°</w:t>
+        <w:t/>
       </w:r>
       <w:r>
         <w:rPr>
@@ -3525,7 +3525,7 @@
           <w:lang w:eastAsia="es-PE"/>
           <w14:ligatures w14:val="none"/>
         </w:rPr>
-        <w:t>°</w:t>
+        <w:t/>
       </w:r>
       <w:r>
         <w:rPr>
@@ -3543,7 +3543,7 @@
           <w:lang w:eastAsia="es-PE"/>
           <w14:ligatures w14:val="none"/>
         </w:rPr>
-        <w:t>°</w:t>
+        <w:t/>
       </w:r>
       <w:r>
         <w:rPr>
@@ -3648,7 +3648,7 @@
           <w:lang w:eastAsia="es-PE"/>
           <w14:ligatures w14:val="none"/>
         </w:rPr>
-        <w:t>°</w:t>
+        <w:t/>
       </w:r>
       <w:r>
         <w:rPr>
@@ -3666,7 +3666,7 @@
           <w:lang w:eastAsia="es-PE"/>
           <w14:ligatures w14:val="none"/>
         </w:rPr>
-        <w:t>°</w:t>
+        <w:t/>
       </w:r>
       <w:r>
         <w:rPr>
@@ -3767,7 +3767,7 @@
           <w:lang w:eastAsia="es-PE"/>
           <w14:ligatures w14:val="none"/>
         </w:rPr>
-        <w:t xml:space="preserve">artículo 1°, numeral 1, literal b) </w:t>
+        <w:t xml:space="preserve">artículo 1, numeral 1, literal b) </w:t>
       </w:r>
       <w:bookmarkEnd w:id="5"/>
       <w:r>
@@ -3779,7 +3779,7 @@
           <w:lang w:eastAsia="es-PE"/>
           <w14:ligatures w14:val="none"/>
         </w:rPr>
-        <w:t>y al artículo 2° del Código</w:t>
+        <w:t>y al artículo 2 del Código</w:t>
       </w:r>
       <w:r>
         <w:rPr>
@@ -3813,7 +3813,7 @@
           <w:lang w:eastAsia="es-PE"/>
           <w14:ligatures w14:val="none"/>
         </w:rPr>
-        <w:t xml:space="preserve">  </w:t>
+        <w:t xml:space="preserve"> </w:t>
       </w:r>
     </w:p>
     <w:p>
@@ -3918,7 +3918,7 @@
           <w:lang w:eastAsia="es-PE"/>
           <w14:ligatures w14:val="none"/>
         </w:rPr>
-        <w:t>°</w:t>
+        <w:t/>
       </w:r>
       <w:r>
         <w:rPr>
@@ -3936,7 +3936,7 @@
           <w:lang w:eastAsia="es-PE"/>
           <w14:ligatures w14:val="none"/>
         </w:rPr>
-        <w:t>°</w:t>
+        <w:t/>
       </w:r>
       <w:r>
         <w:rPr>
@@ -4050,7 +4050,7 @@
           <w:lang w:eastAsia="es-PE"/>
           <w14:ligatures w14:val="none"/>
         </w:rPr>
-        <w:t>°</w:t>
+        <w:t/>
       </w:r>
       <w:r>
         <w:rPr>
@@ -4068,7 +4068,7 @@
           <w:lang w:eastAsia="es-PE"/>
           <w14:ligatures w14:val="none"/>
         </w:rPr>
-        <w:t>°</w:t>
+        <w:t/>
       </w:r>
       <w:r>
         <w:rPr>
@@ -4892,7 +4892,7 @@
           <w:lang w:val="es-ES" w:eastAsia="es-ES"/>
           <w14:ligatures w14:val="none"/>
         </w:rPr>
-        <w:t>N°</w:t>
+        <w:t/>
       </w:r>
       <w:proofErr w:type="spellEnd"/>
       <w:r>
@@ -5410,7 +5410,7 @@
           <w:lang w:eastAsia="es-PE"/>
           <w14:ligatures w14:val="none"/>
         </w:rPr>
-        <w:t xml:space="preserve">RESOLUCIÓN DE LA SECRETARÍA TÉCNICA  </w:t>
+        <w:t xml:space="preserve">RESOLUCIÓN DE LA SECRETARÍA TÉCNICA </w:t>
       </w:r>
     </w:p>
     <w:p>
@@ -5681,7 +5681,7 @@
           <w:lang w:eastAsia="es-PE"/>
           <w14:ligatures w14:val="none"/>
         </w:rPr>
-        <w:t xml:space="preserve"> infracción a los artículos 18° y 19°</w:t>
+        <w:t xml:space="preserve"> infracción a los artículos 18 y 19</w:t>
       </w:r>
       <w:r>
         <w:rPr>
@@ -5790,7 +5790,7 @@
           <w:lang w:eastAsia="es-PE"/>
           <w14:ligatures w14:val="none"/>
         </w:rPr>
-        <w:t xml:space="preserve"> infracción a los artículos 18° y 19°</w:t>
+        <w:t xml:space="preserve"> infracción a los artículos 18 y 19</w:t>
       </w:r>
       <w:r>
         <w:rPr>
@@ -5929,7 +5929,7 @@
           <w:lang w:eastAsia="es-PE"/>
           <w14:ligatures w14:val="none"/>
         </w:rPr>
-        <w:t xml:space="preserve"> infracción a los artículos 18° y 19°</w:t>
+        <w:t xml:space="preserve"> infracción a los artículos 18 y 19</w:t>
       </w:r>
       <w:r>
         <w:rPr>
@@ -6055,7 +6055,7 @@
           <w:lang w:eastAsia="es-PE"/>
           <w14:ligatures w14:val="none"/>
         </w:rPr>
-        <w:t xml:space="preserve"> infracción a los artículos 18° y 19°</w:t>
+        <w:t xml:space="preserve"> infracción a los artículos 18 y 19</w:t>
       </w:r>
       <w:r>
         <w:rPr>
@@ -6192,7 +6192,7 @@
           <w:lang w:eastAsia="es-PE"/>
           <w14:ligatures w14:val="none"/>
         </w:rPr>
-        <w:t xml:space="preserve"> infracción a los artículos 18° y 19°</w:t>
+        <w:t xml:space="preserve"> infracción a los artículos 18 y 19</w:t>
       </w:r>
       <w:r>
         <w:rPr>
@@ -6288,7 +6288,7 @@
           <w14:ligatures w14:val="none"/>
         </w:rPr>
         <w:lastRenderedPageBreak/>
-        <w:t>Presunta infracción al artículo 1°, numeral 1, literal b) y al artículo 2° de la Ley 29571, Código de Protección y Defensa del Consumidor</w:t>
+        <w:t>Presunta infracción al artículo 1, numeral 1, literal b) y al artículo 2 de la Ley 29571, Código de Protección y Defensa del Consumidor</w:t>
       </w:r>
       <w:r>
         <w:rPr>
@@ -6384,7 +6384,7 @@
           <w:lang w:eastAsia="es-PE"/>
           <w14:ligatures w14:val="none"/>
         </w:rPr>
-        <w:t xml:space="preserve"> infracción a los artículos 18° y 19°</w:t>
+        <w:t xml:space="preserve"> infracción a los artículos 18 y 19</w:t>
       </w:r>
       <w:r>
         <w:rPr>
@@ -6489,7 +6489,7 @@
           <w:lang w:eastAsia="es-PE"/>
           <w14:ligatures w14:val="none"/>
         </w:rPr>
-        <w:t xml:space="preserve"> infracción a los artículos 18° y 19°</w:t>
+        <w:t xml:space="preserve"> infracción a los artículos 18 y 19</w:t>
       </w:r>
       <w:r>
         <w:rPr>
@@ -6865,7 +6865,7 @@
           <w:lang w:eastAsia="es-PE"/>
           <w14:ligatures w14:val="none"/>
         </w:rPr>
-        <w:t>°</w:t>
+        <w:t/>
       </w:r>
       <w:r>
         <w:rPr>
@@ -6961,7 +6961,7 @@
           <w:lang w:eastAsia="es-PE"/>
           <w14:ligatures w14:val="none"/>
         </w:rPr>
-        <w:t>°</w:t>
+        <w:t/>
       </w:r>
       <w:r>
         <w:rPr>
@@ -7157,7 +7157,7 @@
           <w:lang w:eastAsia="es-PE"/>
           <w14:ligatures w14:val="none"/>
         </w:rPr>
-        <w:t>°</w:t>
+        <w:t/>
       </w:r>
       <w:r>
         <w:rPr>
@@ -8034,7 +8034,7 @@
           <w:lang w:val="es-ES" w:eastAsia="es-ES"/>
           <w14:ligatures w14:val="none"/>
         </w:rPr>
-        <w:t xml:space="preserve">(i) presentar una copia completa, legible y debidamente suscrita de la Póliza N° </w:t>
+        <w:t xml:space="preserve">(i) presentar una copia completa, legible y debidamente suscrita de la Póliza </w:t>
       </w:r>
       <w:r>
         <w:rPr>
@@ -8603,7 +8603,7 @@
           <w:lang w:eastAsia="es-PE"/>
           <w14:ligatures w14:val="none"/>
         </w:rPr>
-        <w:t>°</w:t>
+        <w:t/>
       </w:r>
       <w:r>
         <w:rPr>
@@ -8644,7 +8644,7 @@
           <w:lang w:eastAsia="es-PE"/>
           <w14:ligatures w14:val="none"/>
         </w:rPr>
-        <w:t>°</w:t>
+        <w:t/>
       </w:r>
       <w:r>
         <w:rPr>
@@ -8664,7 +8664,7 @@
           <w:lang w:eastAsia="es-PE"/>
           <w14:ligatures w14:val="none"/>
         </w:rPr>
-        <w:t>°</w:t>
+        <w:t/>
       </w:r>
       <w:r>
         <w:rPr>
@@ -8684,7 +8684,7 @@
           <w:lang w:eastAsia="es-PE"/>
           <w14:ligatures w14:val="none"/>
         </w:rPr>
-        <w:t>°</w:t>
+        <w:t/>
       </w:r>
       <w:r>
         <w:rPr>
@@ -8737,7 +8737,7 @@
           <w:lang w:eastAsia="es-PE"/>
           <w14:ligatures w14:val="none"/>
         </w:rPr>
-        <w:t>°</w:t>
+        <w:t/>
       </w:r>
       <w:r>
         <w:rPr>
@@ -8839,7 +8839,7 @@
           <w:lang w:eastAsia="es-PE"/>
           <w14:ligatures w14:val="none"/>
         </w:rPr>
-        <w:t>°</w:t>
+        <w:t/>
       </w:r>
       <w:r>
         <w:rPr>
@@ -8931,7 +8931,7 @@
           <w:lang w:eastAsia="es-PE"/>
           <w14:ligatures w14:val="none"/>
         </w:rPr>
-        <w:t>°</w:t>
+        <w:t/>
       </w:r>
       <w:r>
         <w:rPr>
@@ -8939,7 +8939,7 @@
           <w:kern w:val="0"/>
           <w14:ligatures w14:val="none"/>
         </w:rPr>
-        <w:t xml:space="preserve"> del Decreto Legislativo N° 807</w:t>
+        <w:t xml:space="preserve"> del Decreto Legislativo 807</w:t>
       </w:r>
       <w:r>
         <w:rPr>
@@ -9199,7 +9199,7 @@
           <w:lang w:eastAsia="es-PE"/>
           <w14:ligatures w14:val="none"/>
         </w:rPr>
-        <w:t>°</w:t>
+        <w:t/>
       </w:r>
       <w:r>
         <w:rPr>
@@ -9223,7 +9223,7 @@
           <w:lang w:eastAsia="es-PE"/>
           <w14:ligatures w14:val="none"/>
         </w:rPr>
-        <w:t>°</w:t>
+        <w:t/>
       </w:r>
       <w:r>
         <w:rPr>
@@ -9605,7 +9605,7 @@
           <w:kern w:val="0"/>
           <w14:ligatures w14:val="none"/>
         </w:rPr>
-        <w:t> Protección al Consumidor N° 1</w:t>
+        <w:t> Protección al Consumidor 1</w:t>
       </w:r>
     </w:p>
     <w:p>
@@ -10194,7 +10194,7 @@
           <w:sz w:val="16"/>
           <w:szCs w:val="16"/>
         </w:rPr>
-        <w:t xml:space="preserve">               </w:t>
+        <w:t xml:space="preserve"> </w:t>
       </w:r>
       <w:r>
         <w:rPr>
@@ -10380,7 +10380,7 @@
           <w:sz w:val="16"/>
           <w:szCs w:val="16"/>
         </w:rPr>
-        <w:t xml:space="preserve">  </w:t>
+        <w:t xml:space="preserve"> </w:t>
       </w:r>
       <w:r>
         <w:rPr>
@@ -10388,7 +10388,7 @@
           <w:sz w:val="16"/>
           <w:szCs w:val="16"/>
         </w:rPr>
-        <w:t xml:space="preserve">        </w:t>
+        <w:t xml:space="preserve"> </w:t>
       </w:r>
       <w:r>
         <w:rPr>
@@ -10415,7 +10415,7 @@
           <w:sz w:val="16"/>
           <w:szCs w:val="16"/>
         </w:rPr>
-        <w:t>Nº</w:t>
+        <w:t/>
       </w:r>
       <w:proofErr w:type="spellEnd"/>
       <w:r>
@@ -10659,7 +10659,7 @@
           <w:sz w:val="16"/>
           <w:szCs w:val="16"/>
         </w:rPr>
-        <w:t xml:space="preserve">                  e) Señalar el plazo por el cual se solicita el tratamiento confidencial de la información presentada</w:t>
+        <w:t xml:space="preserve"> e) Señalar el plazo por el cual se solicita el tratamiento confidencial de la información presentada</w:t>
       </w:r>
     </w:p>
     <w:p>
@@ -10701,7 +10701,7 @@
           <w:sz w:val="16"/>
           <w:szCs w:val="16"/>
         </w:rPr>
-        <w:t xml:space="preserve">          </w:t>
+        <w:t xml:space="preserve"> </w:t>
       </w:r>
       <w:r>
         <w:rPr>
@@ -10730,7 +10730,7 @@
           <w:sz w:val="16"/>
           <w:szCs w:val="16"/>
         </w:rPr>
-        <w:t>Nº</w:t>
+        <w:t/>
       </w:r>
       <w:proofErr w:type="spellEnd"/>
       <w:r>
@@ -10898,7 +10898,7 @@
           <w:sz w:val="16"/>
           <w:szCs w:val="16"/>
         </w:rPr>
-        <w:t xml:space="preserve">  </w:t>
+        <w:t xml:space="preserve"> </w:t>
       </w:r>
       <w:r>
         <w:rPr>
@@ -10916,7 +10916,7 @@
           <w:sz w:val="16"/>
           <w:szCs w:val="16"/>
         </w:rPr>
-        <w:t xml:space="preserve">LEY N° 29571, CÓDIGO DE PROTECCIÓN Y DEFENSA DEL CONSUMIDOR, publicado el 2 de setiembre de 2010 y modificado por Decreto Legislativo N° 1308 </w:t>
+        <w:t xml:space="preserve">LEY 29571, CÓDIGO DE PROTECCIÓN Y DEFENSA DEL CONSUMIDOR, publicado el 2 de setiembre de 2010 y modificado por Decreto Legislativo 1308 </w:t>
       </w:r>
     </w:p>
     <w:p>
@@ -10968,7 +10968,7 @@
           <w:szCs w:val="16"/>
         </w:rPr>
         <w:tab/>
-        <w:t xml:space="preserve">El Instituto Nacional de Defensa de la Competencia y de la Protección de la Propiedad Intelectual (Indecopi) es la autoridad con competencia primaria y de alcance nacional para conocer las presuntas infracciones a las disposiciones contenidas en el presente Código, así como para imponer las sanciones y medidas correctivas establecidas en el presente capítulo, conforme al Decreto Legislativo N° 1033, Ley de Organización y Funciones del Indecopi. Dicha competencia solo puede ser negada cuando ella haya sido asignada o se asigne a favor de otro organismo por norma expresa con rango de ley. </w:t>
+        <w:t xml:space="preserve">El Instituto Nacional de Defensa de la Competencia y de la Protección de la Propiedad Intelectual (Indecopi) es la autoridad con competencia primaria y de alcance nacional para conocer las presuntas infracciones a las disposiciones contenidas en el presente Código, así como para imponer las sanciones y medidas correctivas establecidas en el presente capítulo, conforme al Decreto Legislativo 1033, Ley de Organización y Funciones del Indecopi. Dicha competencia solo puede ser negada cuando ella haya sido asignada o se asigne a favor de otro organismo por norma expresa con rango de ley. </w:t>
       </w:r>
     </w:p>
     <w:p>
@@ -11042,7 +11042,7 @@
           <w:sz w:val="16"/>
           <w:szCs w:val="16"/>
         </w:rPr>
-        <w:t xml:space="preserve">LEY DE ORGANIZACIÓN Y FUNCIONES DEL INDECOPI, APROBADA POR DECRETO LEGISLATIVO N° 1033 </w:t>
+        <w:t xml:space="preserve">LEY DE ORGANIZACIÓN Y FUNCIONES DEL INDECOPI, APROBADA POR DECRETO LEGISLATIVO 1033 </w:t>
       </w:r>
     </w:p>
     <w:p>
@@ -11169,7 +11169,7 @@
           <w:sz w:val="16"/>
           <w:szCs w:val="16"/>
         </w:rPr>
-        <w:t xml:space="preserve">           </w:t>
+        <w:t xml:space="preserve"> </w:t>
       </w:r>
       <w:r>
         <w:rPr>
@@ -11187,7 +11187,7 @@
           <w:sz w:val="16"/>
           <w:szCs w:val="16"/>
         </w:rPr>
-        <w:t xml:space="preserve">LEY N° 29571, CÓDIGO DE PROTECCIÓN Y DEFENSA DEL CONSUMIDOR, publicado el 2 de setiembre de 2010 y modificado por Decreto Legislativo N° 1308   </w:t>
+        <w:t xml:space="preserve">LEY 29571, CÓDIGO DE PROTECCIÓN Y DEFENSA DEL CONSUMIDOR, publicado el 2 de setiembre de 2010 y modificado por Decreto Legislativo 1308 </w:t>
       </w:r>
     </w:p>
     <w:p>
@@ -11211,7 +11211,7 @@
           <w:sz w:val="16"/>
           <w:szCs w:val="16"/>
         </w:rPr>
-        <w:t xml:space="preserve">Artículo 18.- Idoneidad   </w:t>
+        <w:t xml:space="preserve">Artículo 18.- Idoneidad </w:t>
       </w:r>
     </w:p>
     <w:p>
@@ -11231,7 +11231,7 @@
           <w:sz w:val="16"/>
           <w:szCs w:val="16"/>
         </w:rPr>
-        <w:t xml:space="preserve">Se entiende por idoneidad la correspondencia entre lo que un consumidor espera y lo que efectivamente recibe, en función a lo que se le hubiera ofrecido, la publicidad e información transmitida, las condiciones y circunstancias de la transacción, las características y naturaleza del producto o servicio, el precio, entre otros factores, atendiendo a las circunstancias del caso.    </w:t>
+        <w:t xml:space="preserve">Se entiende por idoneidad la correspondencia entre lo que un consumidor espera y lo que efectivamente recibe, en función a lo que se le hubiera ofrecido, la publicidad e información transmitida, las condiciones y circunstancias de la transacción, las características y naturaleza del producto o servicio, el precio, entre otros factores, atendiendo a las circunstancias del caso. </w:t>
       </w:r>
     </w:p>
     <w:p>
@@ -11381,7 +11381,7 @@
           <w:sz w:val="16"/>
           <w:szCs w:val="16"/>
         </w:rPr>
-        <w:t>N°</w:t>
+        <w:t/>
       </w:r>
       <w:proofErr w:type="spellEnd"/>
       <w:r>
@@ -11403,7 +11403,7 @@
           <w:sz w:val="16"/>
           <w:szCs w:val="16"/>
         </w:rPr>
-        <w:t>N°</w:t>
+        <w:t/>
       </w:r>
       <w:proofErr w:type="spellEnd"/>
       <w:r>
@@ -11414,7 +11414,7 @@
           <w:sz w:val="16"/>
           <w:szCs w:val="16"/>
         </w:rPr>
-        <w:t xml:space="preserve"> 1308   </w:t>
+        <w:t xml:space="preserve"> 1308 </w:t>
       </w:r>
     </w:p>
     <w:p>
@@ -11699,7 +11699,7 @@
           <w:sz w:val="16"/>
           <w:szCs w:val="16"/>
         </w:rPr>
-        <w:t xml:space="preserve">  </w:t>
+        <w:t xml:space="preserve"> </w:t>
       </w:r>
       <w:r>
         <w:rPr>
@@ -11728,7 +11728,7 @@
           <w:sz w:val="16"/>
           <w:szCs w:val="16"/>
         </w:rPr>
-        <w:t>N°</w:t>
+        <w:t/>
       </w:r>
       <w:proofErr w:type="spellEnd"/>
       <w:r>
@@ -11924,7 +11924,7 @@
           <w:sz w:val="16"/>
           <w:szCs w:val="16"/>
         </w:rPr>
-        <w:t>Nº</w:t>
+        <w:t/>
       </w:r>
       <w:proofErr w:type="spellEnd"/>
       <w:r>
@@ -12030,7 +12030,7 @@
           <w:sz w:val="16"/>
           <w:szCs w:val="16"/>
         </w:rPr>
-        <w:t>publicado el 2 de setiembre de 2010 y modificado por Decreto Legislativo N° 1308</w:t>
+        <w:t>publicado el 2 de setiembre de 2010 y modificado por Decreto Legislativo 1308</w:t>
       </w:r>
     </w:p>
     <w:p>
@@ -12187,15 +12187,15 @@
           <w:szCs w:val="16"/>
           <w:vertAlign w:val="superscript"/>
         </w:rPr>
-        <w:t xml:space="preserve">  </w:t>
-      </w:r>
-      <w:r>
-        <w:rPr>
-          <w:rFonts w:ascii="Arial Narrow" w:hAnsi="Arial Narrow" w:cs="Arial"/>
-          <w:sz w:val="16"/>
-          <w:szCs w:val="16"/>
-        </w:rPr>
-        <w:t xml:space="preserve">     </w:t>
+        <w:t xml:space="preserve"> </w:t>
+      </w:r>
+      <w:r>
+        <w:rPr>
+          <w:rFonts w:ascii="Arial Narrow" w:hAnsi="Arial Narrow" w:cs="Arial"/>
+          <w:sz w:val="16"/>
+          <w:szCs w:val="16"/>
+        </w:rPr>
+        <w:t xml:space="preserve"> </w:t>
       </w:r>
       <w:r>
         <w:rPr>
@@ -12231,7 +12231,7 @@
           <w:sz w:val="16"/>
           <w:szCs w:val="16"/>
         </w:rPr>
-        <w:t>publicado el 2 de setiembre de 2010 y modificado por Decreto Legislativo N° 1308</w:t>
+        <w:t>publicado el 2 de setiembre de 2010 y modificado por Decreto Legislativo 1308</w:t>
       </w:r>
     </w:p>
     <w:p>
@@ -12274,7 +12274,7 @@
           <w:sz w:val="16"/>
           <w:szCs w:val="16"/>
         </w:rPr>
-        <w:t>El órgano resolutivo puede sancionar las infracciones administrativas a que se refiere el artículo 108º con amonestación y multas de hasta cuatrocientos cincuenta (450) Unidades Impositivas Tributarias (UIT), las cuales son calificadas de la siguiente manera:</w:t>
+        <w:t>El órgano resolutivo puede sancionar las infracciones administrativas a que se refiere el artículo 108 con amonestación y multas de hasta cuatrocientos cincuenta (450) Unidades Impositivas Tributarias (UIT), las cuales son calificadas de la siguiente manera:</w:t>
       </w:r>
     </w:p>
     <w:p>
@@ -12397,7 +12397,7 @@
           <w:sz w:val="16"/>
           <w:szCs w:val="16"/>
         </w:rPr>
-        <w:t xml:space="preserve">        </w:t>
+        <w:t xml:space="preserve"> </w:t>
       </w:r>
       <w:r>
         <w:rPr>
@@ -13214,7 +13214,7 @@
           <w:sz w:val="16"/>
           <w:szCs w:val="16"/>
         </w:rPr>
-        <w:t xml:space="preserve">         </w:t>
+        <w:t xml:space="preserve"> </w:t>
       </w:r>
       <w:r>
         <w:rPr>
@@ -13250,7 +13250,7 @@
           <w:sz w:val="16"/>
           <w:szCs w:val="16"/>
         </w:rPr>
-        <w:t>publicado el 2 de setiembre de 2010 y modificado por Decreto Legislativo N° 1308</w:t>
+        <w:t>publicado el 2 de setiembre de 2010 y modificado por Decreto Legislativo 1308</w:t>
       </w:r>
     </w:p>
     <w:p>
@@ -13458,7 +13458,7 @@
           <w:sz w:val="16"/>
           <w:szCs w:val="16"/>
         </w:rPr>
-        <w:t>Nº</w:t>
+        <w:t/>
       </w:r>
       <w:proofErr w:type="spellEnd"/>
       <w:r>
@@ -13910,7 +13910,7 @@
               <w:sz w:val="16"/>
               <w:szCs w:val="16"/>
             </w:rPr>
-            <w:t xml:space="preserve">CNICA DE LA    </w:t>
+            <w:t xml:space="preserve">CNICA DE LA </w:t>
           </w:r>
         </w:p>
         <w:p>

--- a/plantillas_maestras/04_seguro_proteccion_tarjetas_y_dinero/negativa_cobertura/2_ddos_banco_y_aseguradora/varon/TPL_1287_2025_SEGURO_PROTECCION_TARJETAS_Y_DINERO_NEGATIVA_COBERTURA_BANCO_VARON_R2.docx
+++ b/plantillas_maestras/04_seguro_proteccion_tarjetas_y_dinero/negativa_cobertura/2_ddos_banco_y_aseguradora/varon/TPL_1287_2025_SEGURO_PROTECCION_TARJETAS_Y_DINERO_NEGATIVA_COBERTURA_BANCO_VARON_R2.docx
@@ -93,7 +93,7 @@
           <w:lang w:eastAsia="es-PE"/>
           <w14:ligatures w14:val="none"/>
         </w:rPr>
-        <w:t>DENUNCIANTE</w:t>
+        <w:t xml:space="preserve">DENUNCIANTE:[DENUNCIANTE] (SEÑOR [APELLIDO])</w:t>
       </w:r>
       <w:r>
         <w:rPr>
@@ -105,7 +105,7 @@
           <w14:ligatures w14:val="none"/>
         </w:rPr>
         <w:tab/>
-        <w:t>:</w:t>
+        <w:t/>
       </w:r>
       <w:r>
         <w:rPr>
@@ -117,7 +117,7 @@
           <w14:ligatures w14:val="none"/>
         </w:rPr>
         <w:tab/>
-        <w:t>OSCAR SEBASTIAN RUIZ GUERRERO (SEÑOR RUIZ)</w:t>
+        <w:t/>
       </w:r>
     </w:p>
     <w:p>
@@ -567,17 +567,17 @@
           <w:lang w:val="es-ES" w:eastAsia="es-ES"/>
           <w14:ligatures w14:val="none"/>
         </w:rPr>
-        <w:t xml:space="preserve">Mediante el </w:t>
-      </w:r>
-      <w:r>
-        <w:rPr>
-          <w:rFonts w:ascii="Arial Narrow" w:eastAsia="Times New Roman" w:hAnsi="Arial Narrow" w:cs="Arial"/>
-          <w:color w:val="000000"/>
-          <w:kern w:val="0"/>
-          <w:lang w:val="es-ES" w:eastAsia="es-ES"/>
-          <w14:ligatures w14:val="none"/>
-        </w:rPr>
-        <w:t xml:space="preserve">escrito del 2 de junio de 2025, subsanado con el escrito del 25 de junio de 2025, </w:t>
+        <w:t xml:space="preserve">Mediante el escrito del 2 de junio de 2025, subsanado con el escrito del 25 de junio de 2025, el señor [APELLIDO] denunció al Banco, a Pacífico y a Honesty por presuntas infracciones a la Ley 29571, Código de Protección y Defensa del Consumidor (en adelante, Código), señalando lo siguiente:</w:t>
+      </w:r>
+      <w:r>
+        <w:rPr>
+          <w:rFonts w:ascii="Arial Narrow" w:eastAsia="Times New Roman" w:hAnsi="Arial Narrow" w:cs="Arial"/>
+          <w:color w:val="000000"/>
+          <w:kern w:val="0"/>
+          <w:lang w:val="es-ES" w:eastAsia="es-ES"/>
+          <w14:ligatures w14:val="none"/>
+        </w:rPr>
+        <w:t xml:space="preserve"/>
       </w:r>
       <w:r>
         <w:rPr>
@@ -585,37 +585,37 @@
           <w:kern w:val="0"/>
           <w14:ligatures w14:val="none"/>
         </w:rPr>
-        <w:t>el señor Ruiz d</w:t>
-      </w:r>
-      <w:r>
-        <w:rPr>
-          <w:rFonts w:ascii="Arial Narrow" w:eastAsia="Times New Roman" w:hAnsi="Arial Narrow" w:cs="Arial"/>
-          <w:color w:val="000000"/>
-          <w:kern w:val="0"/>
-          <w:lang w:val="es-ES" w:eastAsia="es-ES"/>
-          <w14:ligatures w14:val="none"/>
-        </w:rPr>
-        <w:t>enunci</w:t>
-      </w:r>
-      <w:r>
-        <w:rPr>
-          <w:rFonts w:ascii="Arial Narrow" w:eastAsia="Times New Roman" w:hAnsi="Arial Narrow" w:cs="Arial"/>
-          <w:color w:val="000000"/>
-          <w:kern w:val="0"/>
-          <w:lang w:val="es-ES" w:eastAsia="es-ES"/>
-          <w14:ligatures w14:val="none"/>
-        </w:rPr>
-        <w:t xml:space="preserve">ó </w:t>
-      </w:r>
-      <w:r>
-        <w:rPr>
-          <w:rFonts w:ascii="Arial Narrow" w:eastAsia="Times New Roman" w:hAnsi="Arial Narrow" w:cs="Arial"/>
-          <w:color w:val="000000"/>
-          <w:kern w:val="0"/>
-          <w:lang w:val="es-ES" w:eastAsia="es-ES"/>
-          <w14:ligatures w14:val="none"/>
-        </w:rPr>
-        <w:t xml:space="preserve">al Banco, a Pacífico y a </w:t>
+        <w:t/>
+      </w:r>
+      <w:r>
+        <w:rPr>
+          <w:rFonts w:ascii="Arial Narrow" w:eastAsia="Times New Roman" w:hAnsi="Arial Narrow" w:cs="Arial"/>
+          <w:color w:val="000000"/>
+          <w:kern w:val="0"/>
+          <w:lang w:val="es-ES" w:eastAsia="es-ES"/>
+          <w14:ligatures w14:val="none"/>
+        </w:rPr>
+        <w:t/>
+      </w:r>
+      <w:r>
+        <w:rPr>
+          <w:rFonts w:ascii="Arial Narrow" w:eastAsia="Times New Roman" w:hAnsi="Arial Narrow" w:cs="Arial"/>
+          <w:color w:val="000000"/>
+          <w:kern w:val="0"/>
+          <w:lang w:val="es-ES" w:eastAsia="es-ES"/>
+          <w14:ligatures w14:val="none"/>
+        </w:rPr>
+        <w:t xml:space="preserve"/>
+      </w:r>
+      <w:r>
+        <w:rPr>
+          <w:rFonts w:ascii="Arial Narrow" w:eastAsia="Times New Roman" w:hAnsi="Arial Narrow" w:cs="Arial"/>
+          <w:color w:val="000000"/>
+          <w:kern w:val="0"/>
+          <w:lang w:val="es-ES" w:eastAsia="es-ES"/>
+          <w14:ligatures w14:val="none"/>
+        </w:rPr>
+        <w:t xml:space="preserve"/>
       </w:r>
       <w:proofErr w:type="spellStart"/>
       <w:r>
@@ -626,7 +626,7 @@
           <w:lang w:val="es-ES" w:eastAsia="es-ES"/>
           <w14:ligatures w14:val="none"/>
         </w:rPr>
-        <w:t>Honesty</w:t>
+        <w:t/>
       </w:r>
       <w:proofErr w:type="spellEnd"/>
       <w:r>
@@ -637,27 +637,27 @@
           <w:lang w:val="es-ES" w:eastAsia="es-ES"/>
           <w14:ligatures w14:val="none"/>
         </w:rPr>
-        <w:t xml:space="preserve"> </w:t>
-      </w:r>
-      <w:r>
-        <w:rPr>
-          <w:rFonts w:ascii="Arial Narrow" w:eastAsia="Times New Roman" w:hAnsi="Arial Narrow" w:cs="Arial"/>
-          <w:color w:val="000000"/>
-          <w:kern w:val="0"/>
-          <w:lang w:val="es-ES" w:eastAsia="es-ES"/>
-          <w14:ligatures w14:val="none"/>
-        </w:rPr>
-        <w:t xml:space="preserve">por presuntas </w:t>
-      </w:r>
-      <w:r>
-        <w:rPr>
-          <w:rFonts w:ascii="Arial Narrow" w:eastAsia="Times New Roman" w:hAnsi="Arial Narrow" w:cs="Arial"/>
-          <w:color w:val="000000"/>
-          <w:kern w:val="0"/>
-          <w:lang w:val="es-ES" w:eastAsia="es-ES"/>
-          <w14:ligatures w14:val="none"/>
-        </w:rPr>
-        <w:t>infracciones a la Ley 29571, Código de Protección y Defensa del Consumidor (en adelante, Código)</w:t>
+        <w:t xml:space="preserve"/>
+      </w:r>
+      <w:r>
+        <w:rPr>
+          <w:rFonts w:ascii="Arial Narrow" w:eastAsia="Times New Roman" w:hAnsi="Arial Narrow" w:cs="Arial"/>
+          <w:color w:val="000000"/>
+          <w:kern w:val="0"/>
+          <w:lang w:val="es-ES" w:eastAsia="es-ES"/>
+          <w14:ligatures w14:val="none"/>
+        </w:rPr>
+        <w:t xml:space="preserve"/>
+      </w:r>
+      <w:r>
+        <w:rPr>
+          <w:rFonts w:ascii="Arial Narrow" w:eastAsia="Times New Roman" w:hAnsi="Arial Narrow" w:cs="Arial"/>
+          <w:color w:val="000000"/>
+          <w:kern w:val="0"/>
+          <w:lang w:val="es-ES" w:eastAsia="es-ES"/>
+          <w14:ligatures w14:val="none"/>
+        </w:rPr>
+        <w:t/>
       </w:r>
       <w:r>
         <w:rPr>
@@ -678,7 +678,7 @@
           <w:lang w:val="es-ES" w:eastAsia="es-ES"/>
           <w14:ligatures w14:val="none"/>
         </w:rPr>
-        <w:t xml:space="preserve">, señalando </w:t>
+        <w:t xml:space="preserve"/>
       </w:r>
       <w:r>
         <w:rPr>
@@ -689,7 +689,7 @@
           <w:lang w:val="es-ES" w:eastAsia="es-ES"/>
           <w14:ligatures w14:val="none"/>
         </w:rPr>
-        <w:t>lo siguiente:</w:t>
+        <w:t/>
       </w:r>
     </w:p>
     <w:p>
@@ -1480,7 +1480,7 @@
           <w:kern w:val="0"/>
           <w14:ligatures w14:val="none"/>
         </w:rPr>
-        <w:t>E</w:t>
+        <w:t xml:space="preserve">El señor [APELLIDO] solicitó, en calidad de medida correctiva, que el Banco, Pacífico y Honesty cumplan con otorgar la cobertura del Seguro de Protección de Tarjetas por el importe total de S/ 19 978,50, con la correspondiente reevaluación del caso conforme a las cláusulas contractuales. Asimismo, requirió el reembolso de costos y costas del presente procedimiento.</w:t>
       </w:r>
       <w:r>
         <w:rPr>
@@ -1488,7 +1488,7 @@
           <w:kern w:val="0"/>
           <w14:ligatures w14:val="none"/>
         </w:rPr>
-        <w:t xml:space="preserve">l señor </w:t>
+        <w:t xml:space="preserve"/>
       </w:r>
       <w:r>
         <w:rPr>
@@ -1496,27 +1496,27 @@
           <w:kern w:val="0"/>
           <w14:ligatures w14:val="none"/>
         </w:rPr>
-        <w:t xml:space="preserve">Ruiz </w:t>
-      </w:r>
-      <w:r>
-        <w:rPr>
-          <w:rFonts w:ascii="Arial Narrow" w:eastAsia="Times New Roman" w:hAnsi="Arial Narrow" w:cs="Arial"/>
-          <w:color w:val="000000"/>
-          <w:kern w:val="0"/>
-          <w:lang w:val="es-ES" w:eastAsia="es-ES"/>
-          <w14:ligatures w14:val="none"/>
-        </w:rPr>
-        <w:t xml:space="preserve">solicitó, en </w:t>
-      </w:r>
-      <w:r>
-        <w:rPr>
-          <w:rFonts w:ascii="Arial Narrow" w:eastAsia="Times New Roman" w:hAnsi="Arial Narrow" w:cs="Arial"/>
-          <w:color w:val="000000"/>
-          <w:kern w:val="0"/>
-          <w:lang w:val="es-ES" w:eastAsia="es-ES"/>
-          <w14:ligatures w14:val="none"/>
-        </w:rPr>
-        <w:t xml:space="preserve">calidad de medida correctiva, que el Banco, Pacífico y </w:t>
+        <w:t xml:space="preserve"/>
+      </w:r>
+      <w:r>
+        <w:rPr>
+          <w:rFonts w:ascii="Arial Narrow" w:eastAsia="Times New Roman" w:hAnsi="Arial Narrow" w:cs="Arial"/>
+          <w:color w:val="000000"/>
+          <w:kern w:val="0"/>
+          <w:lang w:val="es-ES" w:eastAsia="es-ES"/>
+          <w14:ligatures w14:val="none"/>
+        </w:rPr>
+        <w:t xml:space="preserve"/>
+      </w:r>
+      <w:r>
+        <w:rPr>
+          <w:rFonts w:ascii="Arial Narrow" w:eastAsia="Times New Roman" w:hAnsi="Arial Narrow" w:cs="Arial"/>
+          <w:color w:val="000000"/>
+          <w:kern w:val="0"/>
+          <w:lang w:val="es-ES" w:eastAsia="es-ES"/>
+          <w14:ligatures w14:val="none"/>
+        </w:rPr>
+        <w:t xml:space="preserve"/>
       </w:r>
       <w:proofErr w:type="spellStart"/>
       <w:r>
@@ -1527,7 +1527,7 @@
           <w:lang w:val="es-ES" w:eastAsia="es-ES"/>
           <w14:ligatures w14:val="none"/>
         </w:rPr>
-        <w:t>Honesty</w:t>
+        <w:t/>
       </w:r>
       <w:proofErr w:type="spellEnd"/>
       <w:r>
@@ -1538,7 +1538,7 @@
           <w:lang w:val="es-ES" w:eastAsia="es-ES"/>
           <w14:ligatures w14:val="none"/>
         </w:rPr>
-        <w:t xml:space="preserve"> cumplan con otorgar la cobertura del </w:t>
+        <w:t xml:space="preserve"/>
       </w:r>
       <w:r>
         <w:rPr>
@@ -1548,7 +1548,7 @@
           <w:lang w:eastAsia="es-ES"/>
           <w14:ligatures w14:val="none"/>
         </w:rPr>
-        <w:t xml:space="preserve">Seguro de Protección de Tarjetas por el importe total de S/ 19 978,50, </w:t>
+        <w:t xml:space="preserve"/>
       </w:r>
       <w:r>
         <w:rPr>
@@ -1559,7 +1559,7 @@
           <w14:ligatures w14:val="none"/>
         </w:rPr>
         <w:lastRenderedPageBreak/>
-        <w:t>con la correspondiente reevaluación del caso conforme a las cláusulas contractuales</w:t>
+        <w:t/>
       </w:r>
       <w:r>
         <w:rPr>
@@ -1569,27 +1569,27 @@
           <w:lang w:eastAsia="es-ES"/>
           <w14:ligatures w14:val="none"/>
         </w:rPr>
-        <w:t>.</w:t>
-      </w:r>
-      <w:r>
-        <w:rPr>
-          <w:rFonts w:ascii="Arial Narrow" w:eastAsia="Times New Roman" w:hAnsi="Arial Narrow" w:cs="Arial"/>
-          <w:color w:val="000000"/>
-          <w:kern w:val="0"/>
-          <w:lang w:val="es-ES" w:eastAsia="es-ES"/>
-          <w14:ligatures w14:val="none"/>
-        </w:rPr>
-        <w:t xml:space="preserve"> Asimismo</w:t>
-      </w:r>
-      <w:r>
-        <w:rPr>
-          <w:rFonts w:ascii="Arial Narrow" w:eastAsia="Times New Roman" w:hAnsi="Arial Narrow" w:cs="Arial"/>
-          <w:color w:val="000000"/>
-          <w:kern w:val="0"/>
-          <w:lang w:val="es-ES" w:eastAsia="es-ES"/>
-          <w14:ligatures w14:val="none"/>
-        </w:rPr>
-        <w:t>, requirió el reembolso de costos y costas del presente procedimiento.</w:t>
+        <w:t/>
+      </w:r>
+      <w:r>
+        <w:rPr>
+          <w:rFonts w:ascii="Arial Narrow" w:eastAsia="Times New Roman" w:hAnsi="Arial Narrow" w:cs="Arial"/>
+          <w:color w:val="000000"/>
+          <w:kern w:val="0"/>
+          <w:lang w:val="es-ES" w:eastAsia="es-ES"/>
+          <w14:ligatures w14:val="none"/>
+        </w:rPr>
+        <w:t xml:space="preserve"/>
+      </w:r>
+      <w:r>
+        <w:rPr>
+          <w:rFonts w:ascii="Arial Narrow" w:eastAsia="Times New Roman" w:hAnsi="Arial Narrow" w:cs="Arial"/>
+          <w:color w:val="000000"/>
+          <w:kern w:val="0"/>
+          <w:lang w:val="es-ES" w:eastAsia="es-ES"/>
+          <w14:ligatures w14:val="none"/>
+        </w:rPr>
+        <w:t/>
       </w:r>
     </w:p>
     <w:p>
@@ -1794,7 +1794,7 @@
           <w:spacing w:val="-3"/>
           <w:lang w:val="es-ES"/>
         </w:rPr>
-        <w:t>C</w:t>
+        <w:t xml:space="preserve">Con fecha 2 de junio de 2025, el señor [APELLIDO] presentó un escrito mediante el cual consignó como confidencial –a través de la opción que otorga la Mesa de Partes virtual ante la presentación de escritos– el anexo denominado “ANEXOS DE DENUNCIA.PDF”.</w:t>
       </w:r>
       <w:r>
         <w:rPr>
@@ -1802,15 +1802,15 @@
           <w:spacing w:val="-3"/>
           <w:lang w:val="es-ES"/>
         </w:rPr>
-        <w:t xml:space="preserve">on fecha </w:t>
-      </w:r>
-      <w:r>
-        <w:rPr>
-          <w:rFonts w:ascii="Arial Narrow" w:hAnsi="Arial Narrow" w:cs="Arial"/>
-          <w:color w:val="000000"/>
-          <w:lang w:val="es-ES" w:eastAsia="es-ES"/>
-        </w:rPr>
-        <w:t>2 de junio de 2025</w:t>
+        <w:t xml:space="preserve"/>
+      </w:r>
+      <w:r>
+        <w:rPr>
+          <w:rFonts w:ascii="Arial Narrow" w:hAnsi="Arial Narrow" w:cs="Arial"/>
+          <w:color w:val="000000"/>
+          <w:lang w:val="es-ES" w:eastAsia="es-ES"/>
+        </w:rPr>
+        <w:t/>
       </w:r>
       <w:r>
         <w:rPr>
@@ -1818,7 +1818,7 @@
           <w:spacing w:val="-3"/>
           <w:lang w:val="es-ES"/>
         </w:rPr>
-        <w:t xml:space="preserve">, </w:t>
+        <w:t xml:space="preserve"/>
       </w:r>
       <w:r>
         <w:rPr>
@@ -1826,7 +1826,7 @@
           <w:kern w:val="0"/>
           <w14:ligatures w14:val="none"/>
         </w:rPr>
-        <w:t>el señor Ruiz</w:t>
+        <w:t/>
       </w:r>
       <w:r>
         <w:rPr>
@@ -1834,7 +1834,7 @@
           <w:spacing w:val="-3"/>
           <w:lang w:val="es-ES"/>
         </w:rPr>
-        <w:t xml:space="preserve"> presentó un escrito mediante el cual consignó como confidencial –a través de la opción que otorga la Mesa de Partes virtual ante la presentación de escritos– el anexo denominado “</w:t>
+        <w:t xml:space="preserve"/>
       </w:r>
       <w:r>
         <w:rPr>
@@ -1843,7 +1843,7 @@
           <w:iCs/>
           <w:spacing w:val="-3"/>
         </w:rPr>
-        <w:t>ANEXOS DE DENUNCIA.PDF</w:t>
+        <w:t/>
       </w:r>
       <w:r>
         <w:rPr>
@@ -1852,7 +1852,7 @@
           <w:iCs/>
           <w:spacing w:val="-3"/>
         </w:rPr>
-        <w:t>”.</w:t>
+        <w:t/>
       </w:r>
     </w:p>
     <w:p>
@@ -2044,7 +2044,7 @@
           <w:kern w:val="0"/>
           <w14:ligatures w14:val="none"/>
         </w:rPr>
-        <w:t xml:space="preserve">Mediante Resolución </w:t>
+        <w:t xml:space="preserve">Mediante Resolución  1 de fecha 18 de junio de 2025, se requirió al señor [APELLIDO], de acuerdo a la Directiva  001-2025-GEG/INDECOPI, que, en el plazo improrrogable de dos (2) días hábiles contado a partir del día siguiente de notificada la presente, cumpla con:</w:t>
       </w:r>
       <w:proofErr w:type="spellStart"/>
       <w:r>
@@ -2064,7 +2064,7 @@
           <w:kern w:val="0"/>
           <w14:ligatures w14:val="none"/>
         </w:rPr>
-        <w:t xml:space="preserve"> 1 de fecha 18 de junio de 2025, </w:t>
+        <w:t xml:space="preserve"/>
       </w:r>
       <w:r>
         <w:rPr>
@@ -2073,7 +2073,7 @@
           <w:kern w:val="0"/>
           <w14:ligatures w14:val="none"/>
         </w:rPr>
-        <w:t>se requirió</w:t>
+        <w:t/>
       </w:r>
       <w:r>
         <w:rPr>
@@ -2081,7 +2081,7 @@
           <w:rFonts w:ascii="Arial Narrow" w:hAnsi="Arial Narrow" w:cs="Segoe UI"/>
           <w:lang w:val="es-ES"/>
         </w:rPr>
-        <w:t xml:space="preserve"> a</w:t>
+        <w:t xml:space="preserve"/>
       </w:r>
       <w:r>
         <w:rPr>
@@ -2089,7 +2089,7 @@
           <w:kern w:val="0"/>
           <w14:ligatures w14:val="none"/>
         </w:rPr>
-        <w:t>l señor Ruiz</w:t>
+        <w:t/>
       </w:r>
       <w:r>
         <w:rPr>
@@ -2097,7 +2097,7 @@
           <w:rFonts w:ascii="Arial Narrow" w:hAnsi="Arial Narrow" w:cs="Segoe UI"/>
           <w:lang w:val="es-ES"/>
         </w:rPr>
-        <w:t xml:space="preserve">, </w:t>
+        <w:t xml:space="preserve"/>
       </w:r>
       <w:proofErr w:type="gramStart"/>
       <w:r>
@@ -2106,7 +2106,7 @@
           <w:rFonts w:ascii="Arial Narrow" w:hAnsi="Arial Narrow" w:cs="Segoe UI"/>
           <w:lang w:val="es-ES"/>
         </w:rPr>
-        <w:t>de acuerdo a</w:t>
+        <w:t/>
       </w:r>
       <w:proofErr w:type="gramEnd"/>
       <w:r>
@@ -2115,7 +2115,7 @@
           <w:rFonts w:ascii="Arial Narrow" w:hAnsi="Arial Narrow" w:cs="Segoe UI"/>
           <w:lang w:val="es-ES"/>
         </w:rPr>
-        <w:t xml:space="preserve"> la Directiva </w:t>
+        <w:t xml:space="preserve"/>
       </w:r>
       <w:proofErr w:type="spellStart"/>
       <w:r>
@@ -2133,7 +2133,7 @@
           <w:rFonts w:ascii="Arial Narrow" w:hAnsi="Arial Narrow" w:cs="Segoe UI"/>
           <w:lang w:val="es-ES"/>
         </w:rPr>
-        <w:t xml:space="preserve"> 001-2025-GEG/INDECOPI, que, </w:t>
+        <w:t xml:space="preserve"/>
       </w:r>
       <w:r>
         <w:rPr>
@@ -2143,7 +2143,7 @@
           <w:bCs/>
           <w:lang w:val="es-ES"/>
         </w:rPr>
-        <w:t>en el plazo improrrogable de dos (2) días hábiles</w:t>
+        <w:t/>
       </w:r>
       <w:r>
         <w:rPr>
@@ -2151,7 +2151,7 @@
           <w:rFonts w:ascii="Arial Narrow" w:hAnsi="Arial Narrow" w:cs="Segoe UI"/>
           <w:lang w:val="es-ES"/>
         </w:rPr>
-        <w:t xml:space="preserve"> contado a partir del día siguiente de notificada la presente, cumpla</w:t>
+        <w:t xml:space="preserve"/>
       </w:r>
       <w:r>
         <w:rPr>
@@ -2159,13 +2159,13 @@
           <w:rFonts w:ascii="Arial Narrow" w:hAnsi="Arial Narrow" w:cs="Segoe UI"/>
           <w:lang w:val="es-ES"/>
         </w:rPr>
-        <w:t xml:space="preserve"> con</w:t>
-      </w:r>
-      <w:r>
-        <w:rPr>
-          <w:rFonts w:ascii="Arial Narrow" w:hAnsi="Arial Narrow" w:cs="Arial"/>
-        </w:rPr>
-        <w:t>:</w:t>
+        <w:t xml:space="preserve"/>
+      </w:r>
+      <w:r>
+        <w:rPr>
+          <w:rFonts w:ascii="Arial Narrow" w:hAnsi="Arial Narrow" w:cs="Arial"/>
+        </w:rPr>
+        <w:t/>
       </w:r>
     </w:p>
     <w:p>
@@ -2271,7 +2271,7 @@
           <w:spacing w:val="-3"/>
           <w:lang w:val="es-ES"/>
         </w:rPr>
-        <w:t xml:space="preserve">La Resolución </w:t>
+        <w:t xml:space="preserve">La Resolución 1 fue debidamente notificada al señor [APELLIDO] el 23 de junio de 2025, al correo electrónico [CORREO].</w:t>
       </w:r>
       <w:r>
         <w:rPr>
@@ -2279,7 +2279,7 @@
           <w:spacing w:val="-3"/>
           <w:lang w:val="es-ES"/>
         </w:rPr>
-        <w:t>1 fue debidamente notificada a</w:t>
+        <w:t/>
       </w:r>
       <w:r>
         <w:rPr>
@@ -2287,7 +2287,7 @@
           <w:kern w:val="0"/>
           <w14:ligatures w14:val="none"/>
         </w:rPr>
-        <w:t>l</w:t>
+        <w:t/>
       </w:r>
       <w:r>
         <w:rPr>
@@ -2295,7 +2295,7 @@
           <w:kern w:val="0"/>
           <w14:ligatures w14:val="none"/>
         </w:rPr>
-        <w:t xml:space="preserve"> señor Ruiz</w:t>
+        <w:t xml:space="preserve"/>
       </w:r>
       <w:r>
         <w:rPr>
@@ -2303,7 +2303,7 @@
           <w:spacing w:val="-3"/>
           <w:lang w:val="es-ES"/>
         </w:rPr>
-        <w:t xml:space="preserve"> el </w:t>
+        <w:t xml:space="preserve"/>
       </w:r>
       <w:r>
         <w:rPr>
@@ -2311,7 +2311,7 @@
           <w:spacing w:val="-3"/>
           <w:lang w:val="es-ES"/>
         </w:rPr>
-        <w:t>23 de junio de 2025</w:t>
+        <w:t/>
       </w:r>
       <w:r>
         <w:rPr>
@@ -2319,7 +2319,7 @@
           <w:spacing w:val="-3"/>
           <w:lang w:val="es-ES"/>
         </w:rPr>
-        <w:t xml:space="preserve">, al correo electrónico </w:t>
+        <w:t xml:space="preserve"/>
       </w:r>
       <w:hyperlink r:id="rId8" w:history="1">
         <w:r>
@@ -2329,7 +2329,7 @@
             <w:spacing w:val="-3"/>
             <w:lang w:val="es-ES"/>
           </w:rPr>
-          <w:t>mlgrstalledo@gmail.com</w:t>
+          <w:t/>
         </w:r>
       </w:hyperlink>
       <w:r>
@@ -2338,7 +2338,7 @@
           <w:spacing w:val="-3"/>
           <w:lang w:val="es-ES"/>
         </w:rPr>
-        <w:t>.</w:t>
+        <w:t/>
       </w:r>
     </w:p>
     <w:bookmarkEnd w:id="1"/>
@@ -2377,7 +2377,7 @@
           <w:spacing w:val="-3"/>
           <w:lang w:val="es-ES"/>
         </w:rPr>
-        <w:t xml:space="preserve">Con </w:t>
+        <w:t xml:space="preserve">Con fecha 25 de junio de 2025, el señor [APELLIDO] presentó un escrito mediante el cual consignó como confidencial –a través de la opción que otorga la Mesa de Partes virtual ante la presentación de escritos– el anexo denominado “ANEXOS CONFIDENCIALES.PDF”. Los documentos presentados en el referido anexo consisten en: (i) informe tomográfico; (ii) fotos de la terapia física; (iii) receta médica; (iv) carta notarial; y, (v) tasa de pago por concepto de denuncia administrativa.</w:t>
       </w:r>
       <w:r>
         <w:rPr>
@@ -2385,15 +2385,15 @@
           <w:spacing w:val="-3"/>
           <w:lang w:val="es-ES"/>
         </w:rPr>
-        <w:t xml:space="preserve">fecha </w:t>
-      </w:r>
-      <w:r>
-        <w:rPr>
-          <w:rFonts w:ascii="Arial Narrow" w:hAnsi="Arial Narrow" w:cs="Arial"/>
-          <w:color w:val="000000"/>
-          <w:lang w:val="es-ES" w:eastAsia="es-ES"/>
-        </w:rPr>
-        <w:t>25 de junio de 2025</w:t>
+        <w:t xml:space="preserve"/>
+      </w:r>
+      <w:r>
+        <w:rPr>
+          <w:rFonts w:ascii="Arial Narrow" w:hAnsi="Arial Narrow" w:cs="Arial"/>
+          <w:color w:val="000000"/>
+          <w:lang w:val="es-ES" w:eastAsia="es-ES"/>
+        </w:rPr>
+        <w:t/>
       </w:r>
       <w:r>
         <w:rPr>
@@ -2401,7 +2401,7 @@
           <w:spacing w:val="-3"/>
           <w:lang w:val="es-ES"/>
         </w:rPr>
-        <w:t xml:space="preserve">, </w:t>
+        <w:t xml:space="preserve"/>
       </w:r>
       <w:r>
         <w:rPr>
@@ -2409,7 +2409,7 @@
           <w:kern w:val="0"/>
           <w14:ligatures w14:val="none"/>
         </w:rPr>
-        <w:t>el</w:t>
+        <w:t/>
       </w:r>
       <w:r>
         <w:rPr>
@@ -2417,7 +2417,7 @@
           <w:kern w:val="0"/>
           <w14:ligatures w14:val="none"/>
         </w:rPr>
-        <w:t xml:space="preserve"> señor Ruiz</w:t>
+        <w:t xml:space="preserve"/>
       </w:r>
       <w:r>
         <w:rPr>
@@ -2425,28 +2425,28 @@
           <w:spacing w:val="-3"/>
           <w:lang w:val="es-ES"/>
         </w:rPr>
-        <w:t xml:space="preserve"> presentó un escrito mediante el cual consignó como confidencial –a través de la opción que otorga la Mesa de Partes virtual ante la presentación de escritos– el anexo denominado “</w:t>
+        <w:t xml:space="preserve"/>
       </w:r>
       <w:r>
         <w:rPr>
           <w:rFonts w:ascii="Arial Narrow" w:hAnsi="Arial Narrow" w:cs="Arial"/>
           <w:spacing w:val="-3"/>
         </w:rPr>
-        <w:t>ANEXOS CONFIDENCIALES.PDF</w:t>
+        <w:t/>
       </w:r>
       <w:r>
         <w:rPr>
           <w:rFonts w:ascii="Arial Narrow" w:hAnsi="Arial Narrow" w:cs="Arial"/>
           <w:spacing w:val="-3"/>
         </w:rPr>
-        <w:t xml:space="preserve">”. Los </w:t>
+        <w:t xml:space="preserve"/>
       </w:r>
       <w:r>
         <w:rPr>
           <w:rFonts w:ascii="Arial Narrow" w:hAnsi="Arial Narrow" w:cs="Arial"/>
           <w:spacing w:val="-3"/>
         </w:rPr>
-        <w:t>documentos presentados en el referido anexo consisten en: (i) informe tomográfico; (</w:t>
+        <w:t/>
       </w:r>
       <w:proofErr w:type="spellStart"/>
       <w:r>
@@ -2454,7 +2454,7 @@
           <w:rFonts w:ascii="Arial Narrow" w:hAnsi="Arial Narrow" w:cs="Arial"/>
           <w:spacing w:val="-3"/>
         </w:rPr>
-        <w:t>ii</w:t>
+        <w:t/>
       </w:r>
       <w:proofErr w:type="spellEnd"/>
       <w:r>
@@ -2462,7 +2462,7 @@
           <w:rFonts w:ascii="Arial Narrow" w:hAnsi="Arial Narrow" w:cs="Arial"/>
           <w:spacing w:val="-3"/>
         </w:rPr>
-        <w:t>) fotos de la terapia física; (</w:t>
+        <w:t/>
       </w:r>
       <w:proofErr w:type="spellStart"/>
       <w:r>
@@ -2470,7 +2470,7 @@
           <w:rFonts w:ascii="Arial Narrow" w:hAnsi="Arial Narrow" w:cs="Arial"/>
           <w:spacing w:val="-3"/>
         </w:rPr>
-        <w:t>iii</w:t>
+        <w:t/>
       </w:r>
       <w:proofErr w:type="spellEnd"/>
       <w:r>
@@ -2478,7 +2478,7 @@
           <w:rFonts w:ascii="Arial Narrow" w:hAnsi="Arial Narrow" w:cs="Arial"/>
           <w:spacing w:val="-3"/>
         </w:rPr>
-        <w:t>) receta médica; (</w:t>
+        <w:t/>
       </w:r>
       <w:proofErr w:type="spellStart"/>
       <w:r>
@@ -2486,7 +2486,7 @@
           <w:rFonts w:ascii="Arial Narrow" w:hAnsi="Arial Narrow" w:cs="Arial"/>
           <w:spacing w:val="-3"/>
         </w:rPr>
-        <w:t>iv</w:t>
+        <w:t/>
       </w:r>
       <w:proofErr w:type="spellEnd"/>
       <w:r>
@@ -2494,7 +2494,7 @@
           <w:rFonts w:ascii="Arial Narrow" w:hAnsi="Arial Narrow" w:cs="Arial"/>
           <w:spacing w:val="-3"/>
         </w:rPr>
-        <w:t>) carta notarial; y, (v) tasa de pago por concepto de denuncia administrativa.</w:t>
+        <w:t/>
       </w:r>
     </w:p>
     <w:p>
@@ -2532,15 +2532,15 @@
           <w:kern w:val="0"/>
           <w14:ligatures w14:val="none"/>
         </w:rPr>
-        <w:t>No obstante</w:t>
-      </w:r>
-      <w:r>
-        <w:rPr>
-          <w:rFonts w:ascii="Arial Narrow" w:eastAsia="Arial Narrow" w:hAnsi="Arial Narrow" w:cs="Arial Narrow"/>
-          <w:kern w:val="0"/>
-          <w14:ligatures w14:val="none"/>
-        </w:rPr>
-        <w:t xml:space="preserve">, </w:t>
+        <w:t xml:space="preserve">No obstante, el señor [APELLIDO] no cumplió con lo señalado en la con el inciso 7.1.3 del numeral 7.1 del acápite 7 Directiva  001-2025-GEG/INDECOPI, en tanto que no cumplió adjuntar los documentos del anexo “ANEXOS DE DENUNCIA.PDF” y el anexo “ANEXOS CONFIDENCIALES.PDF” de manera independiente. </w:t>
+      </w:r>
+      <w:r>
+        <w:rPr>
+          <w:rFonts w:ascii="Arial Narrow" w:eastAsia="Arial Narrow" w:hAnsi="Arial Narrow" w:cs="Arial Narrow"/>
+          <w:kern w:val="0"/>
+          <w14:ligatures w14:val="none"/>
+        </w:rPr>
+        <w:t xml:space="preserve"/>
       </w:r>
       <w:r>
         <w:rPr>
@@ -2548,7 +2548,7 @@
           <w:kern w:val="0"/>
           <w14:ligatures w14:val="none"/>
         </w:rPr>
-        <w:t>el señor Ruiz</w:t>
+        <w:t/>
       </w:r>
       <w:r>
         <w:rPr>
@@ -2556,7 +2556,7 @@
           <w:spacing w:val="-3"/>
           <w:lang w:val="es-ES" w:eastAsia="es-ES"/>
         </w:rPr>
-        <w:t xml:space="preserve"> no</w:t>
+        <w:t xml:space="preserve"/>
       </w:r>
       <w:r>
         <w:rPr>
@@ -2564,7 +2564,7 @@
           <w:spacing w:val="-3"/>
           <w:lang w:val="es-ES" w:eastAsia="es-ES"/>
         </w:rPr>
-        <w:t xml:space="preserve"> cumplió </w:t>
+        <w:t xml:space="preserve"/>
       </w:r>
       <w:r>
         <w:rPr>
@@ -2572,13 +2572,13 @@
           <w:spacing w:val="-3"/>
           <w:lang w:val="es-ES"/>
         </w:rPr>
-        <w:t xml:space="preserve">con lo señalado en la </w:t>
-      </w:r>
-      <w:r>
-        <w:rPr>
-          <w:rFonts w:ascii="Arial Narrow" w:hAnsi="Arial Narrow" w:cs="Arial"/>
-        </w:rPr>
-        <w:t xml:space="preserve">con el inciso 7.1.3 del numeral 7.1 del acápite 7 Directiva </w:t>
+        <w:t xml:space="preserve"/>
+      </w:r>
+      <w:r>
+        <w:rPr>
+          <w:rFonts w:ascii="Arial Narrow" w:hAnsi="Arial Narrow" w:cs="Arial"/>
+        </w:rPr>
+        <w:t xml:space="preserve"/>
       </w:r>
       <w:proofErr w:type="spellStart"/>
       <w:r>
@@ -2592,25 +2592,25 @@
         <w:rPr>
           <w:rFonts w:ascii="Arial Narrow" w:hAnsi="Arial Narrow" w:cs="Arial"/>
         </w:rPr>
-        <w:t xml:space="preserve"> 001-2025-GEG/INDECOPI, </w:t>
-      </w:r>
-      <w:r>
-        <w:rPr>
-          <w:rFonts w:ascii="Arial Narrow" w:hAnsi="Arial Narrow" w:cs="Arial"/>
-        </w:rPr>
-        <w:t xml:space="preserve">en tanto que no cumplió </w:t>
-      </w:r>
-      <w:r>
-        <w:rPr>
-          <w:rFonts w:ascii="Arial Narrow" w:hAnsi="Arial Narrow" w:cs="Arial"/>
-        </w:rPr>
-        <w:t xml:space="preserve">adjuntar </w:t>
-      </w:r>
-      <w:r>
-        <w:rPr>
-          <w:rFonts w:ascii="Arial Narrow" w:hAnsi="Arial Narrow" w:cs="Arial"/>
-        </w:rPr>
-        <w:t>los documentos del anexo “</w:t>
+        <w:t xml:space="preserve"/>
+      </w:r>
+      <w:r>
+        <w:rPr>
+          <w:rFonts w:ascii="Arial Narrow" w:hAnsi="Arial Narrow" w:cs="Arial"/>
+        </w:rPr>
+        <w:t xml:space="preserve"/>
+      </w:r>
+      <w:r>
+        <w:rPr>
+          <w:rFonts w:ascii="Arial Narrow" w:hAnsi="Arial Narrow" w:cs="Arial"/>
+        </w:rPr>
+        <w:t xml:space="preserve"/>
+      </w:r>
+      <w:r>
+        <w:rPr>
+          <w:rFonts w:ascii="Arial Narrow" w:hAnsi="Arial Narrow" w:cs="Arial"/>
+        </w:rPr>
+        <w:t/>
       </w:r>
       <w:r>
         <w:rPr>
@@ -2619,7 +2619,7 @@
           <w:iCs/>
           <w:lang w:eastAsia="es-ES"/>
         </w:rPr>
-        <w:t>ANEXOS DE DENUNCIA.PDF</w:t>
+        <w:t/>
       </w:r>
       <w:r>
         <w:rPr>
@@ -2628,7 +2628,7 @@
           <w:iCs/>
           <w:spacing w:val="-3"/>
         </w:rPr>
-        <w:t>”</w:t>
+        <w:t/>
       </w:r>
       <w:r>
         <w:rPr>
@@ -2637,14 +2637,14 @@
           <w:iCs/>
           <w:spacing w:val="-3"/>
         </w:rPr>
-        <w:t xml:space="preserve"> </w:t>
+        <w:t xml:space="preserve"/>
       </w:r>
       <w:r>
         <w:rPr>
           <w:rFonts w:ascii="Arial Narrow" w:hAnsi="Arial Narrow" w:cs="Arial"/>
           <w:spacing w:val="-3"/>
         </w:rPr>
-        <w:t>y el anexo</w:t>
+        <w:t/>
       </w:r>
       <w:r>
         <w:rPr>
@@ -2653,14 +2653,14 @@
           <w:iCs/>
           <w:spacing w:val="-3"/>
         </w:rPr>
-        <w:t xml:space="preserve"> “</w:t>
+        <w:t xml:space="preserve"/>
       </w:r>
       <w:r>
         <w:rPr>
           <w:rFonts w:ascii="Arial Narrow" w:hAnsi="Arial Narrow" w:cs="Arial"/>
           <w:spacing w:val="-3"/>
         </w:rPr>
-        <w:t>ANEXOS CONFIDENCIALES.PDF</w:t>
+        <w:t/>
       </w:r>
       <w:r>
         <w:rPr>
@@ -2669,19 +2669,19 @@
           <w:iCs/>
           <w:spacing w:val="-3"/>
         </w:rPr>
-        <w:t>”</w:t>
-      </w:r>
-      <w:r>
-        <w:rPr>
-          <w:rFonts w:ascii="Arial Narrow" w:hAnsi="Arial Narrow" w:cs="Arial"/>
-        </w:rPr>
-        <w:t xml:space="preserve"> de manera independiente</w:t>
-      </w:r>
-      <w:r>
-        <w:rPr>
-          <w:rFonts w:ascii="Arial Narrow" w:hAnsi="Arial Narrow" w:cs="Arial"/>
-        </w:rPr>
-        <w:t xml:space="preserve">. </w:t>
+        <w:t/>
+      </w:r>
+      <w:r>
+        <w:rPr>
+          <w:rFonts w:ascii="Arial Narrow" w:hAnsi="Arial Narrow" w:cs="Arial"/>
+        </w:rPr>
+        <w:t xml:space="preserve"/>
+      </w:r>
+      <w:r>
+        <w:rPr>
+          <w:rFonts w:ascii="Arial Narrow" w:hAnsi="Arial Narrow" w:cs="Arial"/>
+        </w:rPr>
+        <w:t xml:space="preserve"/>
       </w:r>
     </w:p>
     <w:p>
@@ -2723,7 +2723,7 @@
           <w:lang w:eastAsia="es-PE"/>
           <w14:ligatures w14:val="none"/>
         </w:rPr>
-        <w:t xml:space="preserve">En tanto </w:t>
+        <w:t xml:space="preserve">En tanto el señor [APELLIDO] no cumplió con lo señalado en la Directiva  001-2008/TRI-INDECOPI y la Directiva  001-2025-GEG/INDECOPI, corresponde incorporar el documento “ANEXOS DE DENUNCIA.PDF” y el documento “ANEXOS CONFIDENCIALES.PDF” al expediente como documento de carácter público con el mismo tratamiento que cualquier otra pieza incluida en dicho expediente. </w:t>
       </w:r>
       <w:r>
         <w:rPr>
@@ -2733,7 +2733,7 @@
           <w:lang w:eastAsia="es-PE"/>
           <w14:ligatures w14:val="none"/>
         </w:rPr>
-        <w:t xml:space="preserve">el </w:t>
+        <w:t xml:space="preserve"/>
       </w:r>
       <w:r>
         <w:rPr>
@@ -2741,7 +2741,7 @@
           <w:kern w:val="0"/>
           <w14:ligatures w14:val="none"/>
         </w:rPr>
-        <w:t>señor Ruiz</w:t>
+        <w:t/>
       </w:r>
       <w:r>
         <w:rPr>
@@ -2749,7 +2749,7 @@
           <w:spacing w:val="-3"/>
           <w:lang w:val="es-ES" w:eastAsia="es-ES"/>
         </w:rPr>
-        <w:t xml:space="preserve"> </w:t>
+        <w:t xml:space="preserve"/>
       </w:r>
       <w:r>
         <w:rPr>
@@ -2757,7 +2757,7 @@
           <w:spacing w:val="-3"/>
           <w:lang w:val="es-ES" w:eastAsia="es-ES"/>
         </w:rPr>
-        <w:t xml:space="preserve">no </w:t>
+        <w:t xml:space="preserve"/>
       </w:r>
       <w:r>
         <w:rPr>
@@ -2765,7 +2765,7 @@
           <w:spacing w:val="-3"/>
           <w:lang w:val="es-ES" w:eastAsia="es-ES"/>
         </w:rPr>
-        <w:t>cumplió</w:t>
+        <w:t/>
       </w:r>
       <w:r>
         <w:rPr>
@@ -2773,7 +2773,7 @@
           <w:spacing w:val="-3"/>
           <w:lang w:val="es-ES" w:eastAsia="es-ES"/>
         </w:rPr>
-        <w:t xml:space="preserve"> </w:t>
+        <w:t xml:space="preserve"/>
       </w:r>
       <w:r>
         <w:rPr>
@@ -2781,7 +2781,7 @@
           <w:spacing w:val="-3"/>
           <w:lang w:val="es-ES"/>
         </w:rPr>
-        <w:t xml:space="preserve">con lo </w:t>
+        <w:t xml:space="preserve"/>
       </w:r>
       <w:r>
         <w:rPr>
@@ -2789,13 +2789,13 @@
           <w:spacing w:val="-3"/>
           <w:lang w:val="es-ES"/>
         </w:rPr>
-        <w:t xml:space="preserve">señalado en la </w:t>
-      </w:r>
-      <w:r>
-        <w:rPr>
-          <w:rFonts w:ascii="Arial Narrow" w:hAnsi="Arial Narrow" w:cs="Arial"/>
-        </w:rPr>
-        <w:t xml:space="preserve">Directiva </w:t>
+        <w:t xml:space="preserve"/>
+      </w:r>
+      <w:r>
+        <w:rPr>
+          <w:rFonts w:ascii="Arial Narrow" w:hAnsi="Arial Narrow" w:cs="Arial"/>
+        </w:rPr>
+        <w:t xml:space="preserve"/>
       </w:r>
       <w:proofErr w:type="spellStart"/>
       <w:r>
@@ -2809,7 +2809,7 @@
         <w:rPr>
           <w:rFonts w:ascii="Arial Narrow" w:hAnsi="Arial Narrow" w:cs="Arial"/>
         </w:rPr>
-        <w:t xml:space="preserve"> 001-2008/TRI-INDECOPI y la Directiva </w:t>
+        <w:t xml:space="preserve"/>
       </w:r>
       <w:proofErr w:type="spellStart"/>
       <w:r>
@@ -2823,7 +2823,7 @@
         <w:rPr>
           <w:rFonts w:ascii="Arial Narrow" w:hAnsi="Arial Narrow" w:cs="Arial"/>
         </w:rPr>
-        <w:t xml:space="preserve"> 001-2025-GEG/INDECOPI</w:t>
+        <w:t xml:space="preserve"/>
       </w:r>
       <w:r>
         <w:rPr>
@@ -2833,7 +2833,7 @@
           <w:lang w:eastAsia="es-PE"/>
           <w14:ligatures w14:val="none"/>
         </w:rPr>
-        <w:t>, corres</w:t>
+        <w:t/>
       </w:r>
       <w:r>
         <w:rPr>
@@ -2843,7 +2843,7 @@
           <w:lang w:eastAsia="es-PE"/>
           <w14:ligatures w14:val="none"/>
         </w:rPr>
-        <w:t xml:space="preserve">ponde </w:t>
+        <w:t xml:space="preserve"/>
       </w:r>
       <w:r>
         <w:rPr>
@@ -2854,7 +2854,7 @@
           <w:lang w:eastAsia="es-PE"/>
           <w14:ligatures w14:val="none"/>
         </w:rPr>
-        <w:t>incorporar el documento “</w:t>
+        <w:t/>
       </w:r>
       <w:r>
         <w:rPr>
@@ -2863,7 +2863,7 @@
           <w:iCs/>
           <w:lang w:eastAsia="es-ES"/>
         </w:rPr>
-        <w:t>ANEXOS DE DENUNCIA.PDF</w:t>
+        <w:t/>
       </w:r>
       <w:r>
         <w:rPr>
@@ -2874,14 +2874,14 @@
           <w:lang w:eastAsia="es-PE"/>
           <w14:ligatures w14:val="none"/>
         </w:rPr>
-        <w:t xml:space="preserve">” </w:t>
+        <w:t xml:space="preserve"/>
       </w:r>
       <w:r>
         <w:rPr>
           <w:rFonts w:ascii="Arial Narrow" w:hAnsi="Arial Narrow" w:cs="Arial"/>
           <w:spacing w:val="-3"/>
         </w:rPr>
-        <w:t xml:space="preserve">y el </w:t>
+        <w:t xml:space="preserve"/>
       </w:r>
       <w:r>
         <w:rPr>
@@ -2892,7 +2892,7 @@
           <w:lang w:eastAsia="es-PE"/>
           <w14:ligatures w14:val="none"/>
         </w:rPr>
-        <w:t xml:space="preserve">documento </w:t>
+        <w:t xml:space="preserve"/>
       </w:r>
       <w:r>
         <w:rPr>
@@ -2901,14 +2901,14 @@
           <w:iCs/>
           <w:spacing w:val="-3"/>
         </w:rPr>
-        <w:t>“</w:t>
+        <w:t/>
       </w:r>
       <w:r>
         <w:rPr>
           <w:rFonts w:ascii="Arial Narrow" w:hAnsi="Arial Narrow" w:cs="Arial"/>
           <w:spacing w:val="-3"/>
         </w:rPr>
-        <w:t>ANEXOS CONFIDENCIALES.PDF</w:t>
+        <w:t/>
       </w:r>
       <w:r>
         <w:rPr>
@@ -2917,13 +2917,13 @@
           <w:iCs/>
           <w:spacing w:val="-3"/>
         </w:rPr>
-        <w:t>”</w:t>
-      </w:r>
-      <w:r>
-        <w:rPr>
-          <w:rFonts w:ascii="Arial Narrow" w:hAnsi="Arial Narrow" w:cs="Arial"/>
-        </w:rPr>
-        <w:t xml:space="preserve"> </w:t>
+        <w:t/>
+      </w:r>
+      <w:r>
+        <w:rPr>
+          <w:rFonts w:ascii="Arial Narrow" w:hAnsi="Arial Narrow" w:cs="Arial"/>
+        </w:rPr>
+        <w:t xml:space="preserve"/>
       </w:r>
       <w:r>
         <w:rPr>
@@ -2934,7 +2934,7 @@
           <w:lang w:eastAsia="es-PE"/>
           <w14:ligatures w14:val="none"/>
         </w:rPr>
-        <w:t>al expediente como documento de carácter público con el mismo tratamiento que cualquier otra pieza incluida en dicho expedient</w:t>
+        <w:t/>
       </w:r>
       <w:r>
         <w:rPr>
@@ -2945,7 +2945,7 @@
           <w:lang w:eastAsia="es-PE"/>
           <w14:ligatures w14:val="none"/>
         </w:rPr>
-        <w:t>e</w:t>
+        <w:t/>
       </w:r>
       <w:r>
         <w:rPr>
@@ -2955,7 +2955,7 @@
           <w:lang w:eastAsia="es-PE"/>
           <w14:ligatures w14:val="none"/>
         </w:rPr>
-        <w:t>.</w:t>
+        <w:t/>
       </w:r>
       <w:bookmarkEnd w:id="0"/>
       <w:r>
@@ -2966,7 +2966,7 @@
           <w:lang w:eastAsia="es-PE"/>
           <w14:ligatures w14:val="none"/>
         </w:rPr>
-        <w:t xml:space="preserve"> </w:t>
+        <w:t xml:space="preserve"/>
       </w:r>
     </w:p>
     <w:p>
@@ -5448,7 +5448,7 @@
           <w:lang w:eastAsia="es-PE"/>
           <w14:ligatures w14:val="none"/>
         </w:rPr>
-        <w:t xml:space="preserve">PRIMERO: </w:t>
+        <w:t xml:space="preserve">PRIMERO: admitir a trámite la denuncia del 2 de junio de 2025, subsanada con el escrito del 25 de junio de 2025, interpuesta por el señor [DENUNCIANTE] contra el Banco de Crédito del Perú S.A., Pacífico Compañía de Seguros y Reaseguros S.A. y Honesty S.A.C., por lo siguiente:</w:t>
       </w:r>
       <w:r>
         <w:rPr>
@@ -5459,47 +5459,47 @@
           <w:lang w:eastAsia="es-PE"/>
           <w14:ligatures w14:val="none"/>
         </w:rPr>
-        <w:t xml:space="preserve">admitir a trámite la denuncia del </w:t>
-      </w:r>
-      <w:r>
-        <w:rPr>
-          <w:rFonts w:ascii="Arial Narrow" w:eastAsia="Times New Roman" w:hAnsi="Arial Narrow" w:cs="Arial"/>
-          <w:color w:val="000000"/>
-          <w:kern w:val="0"/>
-          <w:lang w:val="es-ES" w:eastAsia="es-ES"/>
-          <w14:ligatures w14:val="none"/>
-        </w:rPr>
-        <w:t>2 de junio de 2025, subsanad</w:t>
-      </w:r>
-      <w:r>
-        <w:rPr>
-          <w:rFonts w:ascii="Arial Narrow" w:eastAsia="Times New Roman" w:hAnsi="Arial Narrow" w:cs="Arial"/>
-          <w:color w:val="000000"/>
-          <w:kern w:val="0"/>
-          <w:lang w:val="es-ES" w:eastAsia="es-ES"/>
-          <w14:ligatures w14:val="none"/>
-        </w:rPr>
-        <w:t>a</w:t>
-      </w:r>
-      <w:r>
-        <w:rPr>
-          <w:rFonts w:ascii="Arial Narrow" w:eastAsia="Times New Roman" w:hAnsi="Arial Narrow" w:cs="Arial"/>
-          <w:color w:val="000000"/>
-          <w:kern w:val="0"/>
-          <w:lang w:val="es-ES" w:eastAsia="es-ES"/>
-          <w14:ligatures w14:val="none"/>
-        </w:rPr>
-        <w:t xml:space="preserve"> con el escrito del 25 de junio de 2025</w:t>
-      </w:r>
-      <w:r>
-        <w:rPr>
-          <w:rFonts w:ascii="Arial Narrow" w:eastAsia="Times New Roman" w:hAnsi="Arial Narrow" w:cs="Arial"/>
-          <w:color w:val="000000"/>
-          <w:kern w:val="0"/>
-          <w:lang w:val="es-ES" w:eastAsia="es-ES"/>
-          <w14:ligatures w14:val="none"/>
-        </w:rPr>
-        <w:t xml:space="preserve">, </w:t>
+        <w:t xml:space="preserve"/>
+      </w:r>
+      <w:r>
+        <w:rPr>
+          <w:rFonts w:ascii="Arial Narrow" w:eastAsia="Times New Roman" w:hAnsi="Arial Narrow" w:cs="Arial"/>
+          <w:color w:val="000000"/>
+          <w:kern w:val="0"/>
+          <w:lang w:val="es-ES" w:eastAsia="es-ES"/>
+          <w14:ligatures w14:val="none"/>
+        </w:rPr>
+        <w:t/>
+      </w:r>
+      <w:r>
+        <w:rPr>
+          <w:rFonts w:ascii="Arial Narrow" w:eastAsia="Times New Roman" w:hAnsi="Arial Narrow" w:cs="Arial"/>
+          <w:color w:val="000000"/>
+          <w:kern w:val="0"/>
+          <w:lang w:val="es-ES" w:eastAsia="es-ES"/>
+          <w14:ligatures w14:val="none"/>
+        </w:rPr>
+        <w:t/>
+      </w:r>
+      <w:r>
+        <w:rPr>
+          <w:rFonts w:ascii="Arial Narrow" w:eastAsia="Times New Roman" w:hAnsi="Arial Narrow" w:cs="Arial"/>
+          <w:color w:val="000000"/>
+          <w:kern w:val="0"/>
+          <w:lang w:val="es-ES" w:eastAsia="es-ES"/>
+          <w14:ligatures w14:val="none"/>
+        </w:rPr>
+        <w:t xml:space="preserve"/>
+      </w:r>
+      <w:r>
+        <w:rPr>
+          <w:rFonts w:ascii="Arial Narrow" w:eastAsia="Times New Roman" w:hAnsi="Arial Narrow" w:cs="Arial"/>
+          <w:color w:val="000000"/>
+          <w:kern w:val="0"/>
+          <w:lang w:val="es-ES" w:eastAsia="es-ES"/>
+          <w14:ligatures w14:val="none"/>
+        </w:rPr>
+        <w:t xml:space="preserve"/>
       </w:r>
       <w:r>
         <w:rPr>
@@ -5510,7 +5510,7 @@
           <w:lang w:eastAsia="es-PE"/>
           <w14:ligatures w14:val="none"/>
         </w:rPr>
-        <w:t xml:space="preserve">interpuesta </w:t>
+        <w:t xml:space="preserve"/>
       </w:r>
       <w:r>
         <w:rPr>
@@ -5521,7 +5521,7 @@
           <w:lang w:eastAsia="es-PE"/>
           <w14:ligatures w14:val="none"/>
         </w:rPr>
-        <w:t xml:space="preserve">por el señor </w:t>
+        <w:t xml:space="preserve"/>
       </w:r>
       <w:r>
         <w:rPr>
@@ -5531,7 +5531,7 @@
           <w:kern w:val="0"/>
           <w14:ligatures w14:val="none"/>
         </w:rPr>
-        <w:t>Os</w:t>
+        <w:t/>
       </w:r>
       <w:r>
         <w:rPr>
@@ -5541,7 +5541,7 @@
           <w:kern w:val="0"/>
           <w14:ligatures w14:val="none"/>
         </w:rPr>
-        <w:t xml:space="preserve">car </w:t>
+        <w:t xml:space="preserve"/>
       </w:r>
       <w:proofErr w:type="spellStart"/>
       <w:r>
@@ -5552,7 +5552,7 @@
           <w:kern w:val="0"/>
           <w14:ligatures w14:val="none"/>
         </w:rPr>
-        <w:t>Sebastian</w:t>
+        <w:t/>
       </w:r>
       <w:proofErr w:type="spellEnd"/>
       <w:r>
@@ -5563,7 +5563,7 @@
           <w:kern w:val="0"/>
           <w14:ligatures w14:val="none"/>
         </w:rPr>
-        <w:t xml:space="preserve"> Ruiz Guerrero </w:t>
+        <w:t xml:space="preserve"/>
       </w:r>
       <w:r>
         <w:rPr>
@@ -5574,7 +5574,7 @@
           <w:lang w:eastAsia="es-PE"/>
           <w14:ligatures w14:val="none"/>
         </w:rPr>
-        <w:t xml:space="preserve">contra </w:t>
+        <w:t xml:space="preserve"/>
       </w:r>
       <w:r>
         <w:rPr>
@@ -5585,21 +5585,21 @@
           <w:lang w:eastAsia="es-PE"/>
           <w14:ligatures w14:val="none"/>
         </w:rPr>
-        <w:t xml:space="preserve">el </w:t>
+        <w:t xml:space="preserve"/>
       </w:r>
       <w:r>
         <w:rPr>
           <w:rFonts w:ascii="Arial Narrow" w:eastAsia="Arial Narrow" w:hAnsi="Arial Narrow" w:cs="Arial Narrow"/>
           <w:bCs/>
         </w:rPr>
-        <w:t xml:space="preserve">Banco de Crédito del Perú S.A., Pacífico Compañía de </w:t>
+        <w:t xml:space="preserve"/>
       </w:r>
       <w:r>
         <w:rPr>
           <w:rFonts w:ascii="Arial Narrow" w:eastAsia="Arial Narrow" w:hAnsi="Arial Narrow" w:cs="Arial Narrow"/>
           <w:bCs/>
         </w:rPr>
-        <w:t xml:space="preserve">Seguros y Reaseguros S.A. y </w:t>
+        <w:t xml:space="preserve"/>
       </w:r>
       <w:proofErr w:type="spellStart"/>
       <w:r>
@@ -5607,7 +5607,7 @@
           <w:rFonts w:ascii="Arial Narrow" w:eastAsia="Arial Narrow" w:hAnsi="Arial Narrow" w:cs="Arial Narrow"/>
           <w:bCs/>
         </w:rPr>
-        <w:t>Honesty</w:t>
+        <w:t/>
       </w:r>
       <w:proofErr w:type="spellEnd"/>
       <w:r>
@@ -5615,7 +5615,7 @@
           <w:rFonts w:ascii="Arial Narrow" w:eastAsia="Arial Narrow" w:hAnsi="Arial Narrow" w:cs="Arial Narrow"/>
           <w:bCs/>
         </w:rPr>
-        <w:t xml:space="preserve"> S.A.C.</w:t>
+        <w:t xml:space="preserve"/>
       </w:r>
       <w:r>
         <w:rPr>
@@ -5626,7 +5626,7 @@
           <w:lang w:eastAsia="es-PE"/>
           <w14:ligatures w14:val="none"/>
         </w:rPr>
-        <w:t>, por lo siguiente:</w:t>
+        <w:t/>
       </w:r>
     </w:p>
     <w:p>
@@ -9112,7 +9112,7 @@
           <w:b/>
           <w:bCs/>
         </w:rPr>
-        <w:t>DÉCIMO</w:t>
+        <w:t xml:space="preserve">DÉCIMO SEGUNDO: requerir al señor [DENUNCIANTE] y al Banco de Crédito del Perú S.A. para que, dentro del plazo de dos (2) días hábiles siguientes a la fecha en que reciban la notificación en sus bandejas de correos electrónicos, efectúen la confirmación de recepción de la notificación remitida por este despacho a sus correos electrónicos, de conformidad con el segundo párrafo del numeral 4 del artículo 20 del Texto Único Ordenado de la Ley del Procedimiento Administrativo General, aprobado mediante Decreto Supremo 006-2026-JUS, bajo apercibimiento de rehacer el acto de notificación y notificarle conforme al numeral 1 del artículo 20 del citado cuerpo normativo.</w:t>
       </w:r>
       <w:r>
         <w:rPr>
@@ -9120,7 +9120,7 @@
           <w:b/>
           <w:bCs/>
         </w:rPr>
-        <w:t xml:space="preserve"> SEGUNDO</w:t>
+        <w:t xml:space="preserve"/>
       </w:r>
       <w:r>
         <w:rPr>
@@ -9130,7 +9130,7 @@
           <w:kern w:val="0"/>
           <w14:ligatures w14:val="none"/>
         </w:rPr>
-        <w:t>:</w:t>
+        <w:t/>
       </w:r>
       <w:r>
         <w:rPr>
@@ -9140,7 +9140,7 @@
           <w:kern w:val="0"/>
           <w14:ligatures w14:val="none"/>
         </w:rPr>
-        <w:t xml:space="preserve"> </w:t>
+        <w:t xml:space="preserve"/>
       </w:r>
       <w:r>
         <w:rPr>
@@ -9150,7 +9150,7 @@
           <w:kern w:val="0"/>
           <w14:ligatures w14:val="none"/>
         </w:rPr>
-        <w:t xml:space="preserve">requerir al señor Oscar </w:t>
+        <w:t xml:space="preserve"/>
       </w:r>
       <w:proofErr w:type="spellStart"/>
       <w:r>
@@ -9161,7 +9161,7 @@
           <w:kern w:val="0"/>
           <w14:ligatures w14:val="none"/>
         </w:rPr>
-        <w:t>Sebastian</w:t>
+        <w:t/>
       </w:r>
       <w:proofErr w:type="spellEnd"/>
       <w:r>
@@ -9172,7 +9172,7 @@
           <w:kern w:val="0"/>
           <w14:ligatures w14:val="none"/>
         </w:rPr>
-        <w:t xml:space="preserve"> Ruiz Guerrero y al Banco de Crédito del Perú S.A.</w:t>
+        <w:t xml:space="preserve"/>
       </w:r>
       <w:r>
         <w:rPr>
@@ -9182,14 +9182,14 @@
           <w:kern w:val="0"/>
           <w14:ligatures w14:val="none"/>
         </w:rPr>
-        <w:t xml:space="preserve"> </w:t>
+        <w:t xml:space="preserve"/>
       </w:r>
       <w:r>
         <w:rPr>
           <w:rFonts w:ascii="Arial Narrow" w:hAnsi="Arial Narrow"/>
           <w:color w:val="000000"/>
         </w:rPr>
-        <w:t>para que, dentro del plazo de dos (2) días hábiles siguientes a la fecha en que reciban la notificación en sus bandejas de correos electrónicos, efectúen la confirmación de recepción de la notificación remitida por este despacho a sus correos electrónicos, de conformidad con el segundo párrafo del numeral 4 del artículo 20</w:t>
+        <w:t/>
       </w:r>
       <w:r>
         <w:rPr>
@@ -9206,14 +9206,14 @@
           <w:rFonts w:ascii="Arial Narrow" w:hAnsi="Arial Narrow"/>
           <w:color w:val="000000"/>
         </w:rPr>
-        <w:t xml:space="preserve"> del Texto Único Ordenado de</w:t>
+        <w:t xml:space="preserve"/>
       </w:r>
       <w:r>
         <w:rPr>
           <w:rFonts w:ascii="Arial Narrow" w:hAnsi="Arial Narrow"/>
           <w:color w:val="000000"/>
         </w:rPr>
-        <w:t xml:space="preserve"> la Ley del Procedimiento Administrativo General, aprobado mediante Decreto Supremo 006-2026-JUS, bajo apercibimiento de rehacer el acto de notificación y notificarle conforme al numeral 1 del artículo 20</w:t>
+        <w:t xml:space="preserve"/>
       </w:r>
       <w:r>
         <w:rPr>
@@ -9230,7 +9230,7 @@
           <w:rFonts w:ascii="Arial Narrow" w:hAnsi="Arial Narrow"/>
           <w:color w:val="000000"/>
         </w:rPr>
-        <w:t xml:space="preserve"> del citado cuerpo normativo</w:t>
+        <w:t xml:space="preserve"/>
       </w:r>
       <w:r>
         <w:rPr>
@@ -9243,7 +9243,7 @@
         <w:rPr>
           <w:rFonts w:ascii="Arial Narrow" w:hAnsi="Arial Narrow" w:cs="Arial"/>
         </w:rPr>
-        <w:t>.</w:t>
+        <w:t/>
       </w:r>
     </w:p>
     <w:p>

--- a/plantillas_maestras/04_seguro_proteccion_tarjetas_y_dinero/negativa_cobertura/2_ddos_banco_y_aseguradora/varon/TPL_1287_2025_SEGURO_PROTECCION_TARJETAS_Y_DINERO_NEGATIVA_COBERTURA_BANCO_VARON_R2.docx
+++ b/plantillas_maestras/04_seguro_proteccion_tarjetas_y_dinero/negativa_cobertura/2_ddos_banco_y_aseguradora/varon/TPL_1287_2025_SEGURO_PROTECCION_TARJETAS_Y_DINERO_NEGATIVA_COBERTURA_BANCO_VARON_R2.docx
@@ -2044,7 +2044,7 @@
           <w:kern w:val="0"/>
           <w14:ligatures w14:val="none"/>
         </w:rPr>
-        <w:t xml:space="preserve">Mediante Resolución  1 de fecha 18 de junio de 2025, se requirió al señor [APELLIDO], de acuerdo a la Directiva  001-2025-GEG/INDECOPI, que, en el plazo improrrogable de dos (2) días hábiles contado a partir del día siguiente de notificada la presente, cumpla con:</w:t>
+        <w:t xml:space="preserve">Mediante Resolución 1 de fecha 18 de junio de 2025, se requirió al señor [APELLIDO], de acuerdo a la Directiva 001-2025-GEG/INDECOPI, que, en el plazo improrrogable de dos (2) días hábiles contado a partir del día siguiente de notificada la presente, cumpla con:</w:t>
       </w:r>
       <w:proofErr w:type="spellStart"/>
       <w:r>
@@ -2532,7 +2532,7 @@
           <w:kern w:val="0"/>
           <w14:ligatures w14:val="none"/>
         </w:rPr>
-        <w:t xml:space="preserve">No obstante, el señor [APELLIDO] no cumplió con lo señalado en la con el inciso 7.1.3 del numeral 7.1 del acápite 7 Directiva  001-2025-GEG/INDECOPI, en tanto que no cumplió adjuntar los documentos del anexo “ANEXOS DE DENUNCIA.PDF” y el anexo “ANEXOS CONFIDENCIALES.PDF” de manera independiente. </w:t>
+        <w:t xml:space="preserve">No obstante, el señor [APELLIDO] no cumplió con lo señalado en la con el inciso 7.1.3 del numeral 7.1 del acápite 7 Directiva 001-2025-GEG/INDECOPI, en tanto que no cumplió adjuntar los documentos del anexo “ANEXOS DE DENUNCIA.PDF” y el anexo “ANEXOS CONFIDENCIALES.PDF” de manera independiente. </w:t>
       </w:r>
       <w:r>
         <w:rPr>
@@ -2723,7 +2723,7 @@
           <w:lang w:eastAsia="es-PE"/>
           <w14:ligatures w14:val="none"/>
         </w:rPr>
-        <w:t xml:space="preserve">En tanto el señor [APELLIDO] no cumplió con lo señalado en la Directiva  001-2008/TRI-INDECOPI y la Directiva  001-2025-GEG/INDECOPI, corresponde incorporar el documento “ANEXOS DE DENUNCIA.PDF” y el documento “ANEXOS CONFIDENCIALES.PDF” al expediente como documento de carácter público con el mismo tratamiento que cualquier otra pieza incluida en dicho expediente. </w:t>
+        <w:t xml:space="preserve">En tanto el señor [APELLIDO] no cumplió con lo señalado en la Directiva 001-2008/TRI-INDECOPI y la Directiva 001-2025-GEG/INDECOPI, corresponde incorporar el documento “ANEXOS DE DENUNCIA.PDF” y el documento “ANEXOS CONFIDENCIALES.PDF” al expediente como documento de carácter público con el mismo tratamiento que cualquier otra pieza incluida en dicho expediente. </w:t>
       </w:r>
       <w:r>
         <w:rPr>

--- a/plantillas_maestras/04_seguro_proteccion_tarjetas_y_dinero/negativa_cobertura/2_ddos_banco_y_aseguradora/varon/TPL_1287_2025_SEGURO_PROTECCION_TARJETAS_Y_DINERO_NEGATIVA_COBERTURA_BANCO_VARON_R2.docx
+++ b/plantillas_maestras/04_seguro_proteccion_tarjetas_y_dinero/negativa_cobertura/2_ddos_banco_y_aseguradora/varon/TPL_1287_2025_SEGURO_PROTECCION_TARJETAS_Y_DINERO_NEGATIVA_COBERTURA_BANCO_VARON_R2.docx
@@ -661,6 +661,7 @@
       </w:r>
       <w:r>
         <w:rPr>
+          <w:rStyle w:val="Refdenotaalpie"/>
           <w:rFonts w:ascii="Arial Narrow" w:eastAsia="Times New Roman" w:hAnsi="Arial Narrow" w:cs="Times New Roman"/>
           <w:color w:val="000000"/>
           <w:kern w:val="0"/>
@@ -1686,6 +1687,7 @@
         <w:rPr>
           <w:rStyle w:val="Refdenotaalpie"/>
           <w:rFonts w:ascii="Arial Narrow" w:hAnsi="Arial Narrow" w:cs="Arial"/>
+          <w:vertAlign w:val="superscript"/>
         </w:rPr>
         <w:footnoteReference w:id="2"/>
       </w:r>
@@ -1749,6 +1751,7 @@
           <w:rStyle w:val="Refdenotaalpie"/>
           <w:rFonts w:ascii="Arial Narrow" w:hAnsi="Arial Narrow" w:cs="Arial"/>
           <w:color w:val="000000"/>
+          <w:vertAlign w:val="superscript"/>
         </w:rPr>
         <w:footnoteReference w:id="3"/>
       </w:r>
@@ -1920,6 +1923,7 @@
         <w:rPr>
           <w:rStyle w:val="Refdenotaalpie"/>
           <w:rFonts w:ascii="Arial Narrow" w:hAnsi="Arial Narrow" w:cs="Arial"/>
+          <w:vertAlign w:val="superscript"/>
         </w:rPr>
         <w:footnoteReference w:id="4"/>
       </w:r>
@@ -1988,6 +1992,7 @@
         <w:rPr>
           <w:rStyle w:val="Refdenotaalpie"/>
           <w:rFonts w:ascii="Arial Narrow" w:hAnsi="Arial Narrow" w:cs="Arial"/>
+          <w:vertAlign w:val="superscript"/>
         </w:rPr>
         <w:footnoteReference w:id="5"/>
       </w:r>
@@ -3079,6 +3084,7 @@
       </w:r>
       <w:r>
         <w:rPr>
+          <w:rStyle w:val="Refdenotaalpie"/>
           <w:rFonts w:ascii="Arial Narrow" w:eastAsia="Arial Narrow" w:hAnsi="Arial Narrow" w:cs="Arial Narrow"/>
           <w:kern w:val="0"/>
           <w:vertAlign w:val="superscript"/>
@@ -3168,6 +3174,7 @@
       </w:r>
       <w:r>
         <w:rPr>
+          <w:rStyle w:val="Refdenotaalpie"/>
           <w:rFonts w:ascii="Arial Narrow" w:eastAsia="Arial Narrow" w:hAnsi="Arial Narrow" w:cs="Arial"/>
           <w:kern w:val="0"/>
           <w:vertAlign w:val="superscript"/>
@@ -3783,6 +3790,7 @@
       </w:r>
       <w:r>
         <w:rPr>
+          <w:rStyle w:val="Refdenotaalpie"/>
           <w:rFonts w:ascii="Arial Narrow" w:eastAsia="Arial Narrow" w:hAnsi="Arial Narrow" w:cs="Arial"/>
           <w:bCs/>
           <w:color w:val="000000"/>
@@ -4122,6 +4130,7 @@
       </w:r>
       <w:r>
         <w:rPr>
+          <w:rStyle w:val="Refdenotaalpie"/>
           <w:rFonts w:ascii="Arial Narrow" w:eastAsia="Arial Narrow" w:hAnsi="Arial Narrow" w:cs="Arial Narrow"/>
           <w:kern w:val="0"/>
           <w:vertAlign w:val="superscript"/>
@@ -4707,7 +4716,7 @@
       </w:r>
       <w:r>
         <w:rPr>
-          <w:rFonts w:ascii="Arial" w:eastAsia="Times New Roman" w:hAnsi="Arial" w:cs="Arial"/>
+          <w:rFonts w:ascii="Arial Narrow" w:eastAsia="Times New Roman" w:hAnsi="Arial Narrow" w:cs="Arial"/>
           <w:kern w:val="0"/>
           <w:lang w:val="es-ES" w:eastAsia="es-ES"/>
           <w14:ligatures w14:val="none"/>
@@ -4801,7 +4810,6 @@
         <w:rPr>
           <w:rFonts w:ascii="Arial Narrow" w:eastAsia="Times New Roman" w:hAnsi="Arial Narrow" w:cs="Arial"/>
           <w:kern w:val="0"/>
-          <w:highlight w:val="magenta"/>
           <w:u w:val="single"/>
           <w:lang w:val="es-ES" w:eastAsia="es-ES"/>
           <w14:ligatures w14:val="none"/>
@@ -6938,6 +6946,7 @@
       </w:r>
       <w:r>
         <w:rPr>
+          <w:rStyle w:val="Refdenotaalpie"/>
           <w:rFonts w:ascii="Arial Narrow" w:eastAsia="Calibri" w:hAnsi="Arial Narrow" w:cs="Arial"/>
           <w:kern w:val="0"/>
           <w:vertAlign w:val="superscript"/>
@@ -6982,6 +6991,7 @@
       </w:r>
       <w:r>
         <w:rPr>
+          <w:rStyle w:val="Refdenotaalpie"/>
           <w:rFonts w:ascii="Arial Narrow" w:eastAsia="Calibri" w:hAnsi="Arial Narrow" w:cs="Arial"/>
           <w:spacing w:val="-2"/>
           <w:kern w:val="0"/>
@@ -7808,7 +7818,7 @@
       </w:r>
       <w:r>
         <w:rPr>
-          <w:rFonts w:ascii="Arial" w:eastAsia="Times New Roman" w:hAnsi="Arial" w:cs="Arial"/>
+          <w:rFonts w:ascii="Arial Narrow" w:eastAsia="Times New Roman" w:hAnsi="Arial Narrow" w:cs="Arial"/>
           <w:kern w:val="0"/>
           <w:lang w:val="es-ES" w:eastAsia="es-ES"/>
           <w14:ligatures w14:val="none"/>
@@ -8617,6 +8627,7 @@
       </w:r>
       <w:r>
         <w:rPr>
+          <w:rStyle w:val="Refdenotaalpie"/>
           <w:rFonts w:ascii="Arial Narrow" w:eastAsia="Arial Narrow" w:hAnsi="Arial Narrow" w:cs="Times New Roman"/>
           <w:color w:val="000000"/>
           <w:kern w:val="0"/>
@@ -8698,6 +8709,7 @@
       </w:r>
       <w:r>
         <w:rPr>
+          <w:rStyle w:val="Refdenotaalpie"/>
           <w:rFonts w:ascii="Arial Narrow" w:eastAsia="Arial Narrow" w:hAnsi="Arial Narrow" w:cs="Times New Roman"/>
           <w:color w:val="000000"/>
           <w:kern w:val="0"/>
@@ -8751,6 +8763,7 @@
       </w:r>
       <w:r>
         <w:rPr>
+          <w:rStyle w:val="Refdenotaalpie"/>
           <w:rFonts w:ascii="Arial Narrow" w:eastAsia="Arial Narrow" w:hAnsi="Arial Narrow" w:cs="Times New Roman"/>
           <w:color w:val="000000"/>
           <w:kern w:val="0"/>
@@ -8943,6 +8956,7 @@
       </w:r>
       <w:r>
         <w:rPr>
+          <w:rStyle w:val="Refdenotaalpie"/>
           <w:rFonts w:ascii="Arial Narrow" w:eastAsia="Calibri" w:hAnsi="Arial Narrow" w:cs="Arial"/>
           <w:kern w:val="0"/>
           <w:vertAlign w:val="superscript"/>
@@ -9234,6 +9248,7 @@
       </w:r>
       <w:r>
         <w:rPr>
+          <w:rStyle w:val="Refdenotaalpie"/>
           <w:rFonts w:ascii="Arial Narrow" w:hAnsi="Arial Narrow"/>
           <w:vertAlign w:val="superscript"/>
         </w:rPr>
@@ -9711,14 +9726,14 @@
         <w:tab w:val="right" w:pos="8838"/>
       </w:tabs>
       <w:rPr>
-        <w:rFonts w:ascii="Arial" w:eastAsia="Arial" w:hAnsi="Arial" w:cs="Arial"/>
+        <w:rFonts w:ascii="Arial Narrow" w:eastAsia="Arial" w:hAnsi="Arial Narrow" w:cs="Arial"/>
         <w:sz w:val="16"/>
         <w:szCs w:val="16"/>
       </w:rPr>
     </w:pPr>
     <w:r>
       <w:rPr>
-        <w:rFonts w:ascii="Arial" w:eastAsia="Arial" w:hAnsi="Arial" w:cs="Arial"/>
+        <w:rFonts w:ascii="Arial Narrow" w:eastAsia="Arial" w:hAnsi="Arial Narrow" w:cs="Arial"/>
         <w:sz w:val="16"/>
         <w:szCs w:val="16"/>
       </w:rPr>
@@ -9732,7 +9747,7 @@
     </w:pPr>
     <w:r>
       <w:rPr>
-        <w:rFonts w:ascii="Arial" w:eastAsia="Arial" w:hAnsi="Arial" w:cs="Arial"/>
+        <w:rFonts w:ascii="Arial Narrow" w:eastAsia="Arial" w:hAnsi="Arial Narrow" w:cs="Arial"/>
         <w:sz w:val="16"/>
         <w:szCs w:val="16"/>
       </w:rPr>
@@ -9740,7 +9755,7 @@
     </w:r>
     <w:r>
       <w:rPr>
-        <w:rFonts w:ascii="Arial" w:eastAsia="Arial" w:hAnsi="Arial" w:cs="Arial"/>
+        <w:rFonts w:ascii="Arial Narrow" w:eastAsia="Arial" w:hAnsi="Arial Narrow" w:cs="Arial"/>
         <w:sz w:val="16"/>
         <w:szCs w:val="16"/>
       </w:rPr>
@@ -9748,7 +9763,7 @@
     </w:r>
     <w:r>
       <w:rPr>
-        <w:rFonts w:ascii="Arial" w:eastAsia="Arial" w:hAnsi="Arial" w:cs="Arial"/>
+        <w:rFonts w:ascii="Arial Narrow" w:eastAsia="Arial" w:hAnsi="Arial Narrow" w:cs="Arial"/>
         <w:sz w:val="16"/>
         <w:szCs w:val="16"/>
       </w:rPr>
@@ -9756,7 +9771,7 @@
     </w:r>
     <w:r>
       <w:rPr>
-        <w:rFonts w:ascii="Arial" w:eastAsia="Arial" w:hAnsi="Arial" w:cs="Arial"/>
+        <w:rFonts w:ascii="Arial Narrow" w:eastAsia="Arial" w:hAnsi="Arial Narrow" w:cs="Arial"/>
         <w:sz w:val="16"/>
         <w:szCs w:val="16"/>
       </w:rPr>
@@ -9764,7 +9779,7 @@
     </w:r>
     <w:r>
       <w:rPr>
-        <w:rFonts w:ascii="Arial" w:eastAsia="Arial" w:hAnsi="Arial" w:cs="Arial"/>
+        <w:rFonts w:ascii="Arial Narrow" w:eastAsia="Arial" w:hAnsi="Arial Narrow" w:cs="Arial"/>
         <w:sz w:val="16"/>
         <w:szCs w:val="16"/>
       </w:rPr>
@@ -9814,6 +9829,7 @@
           <w:rFonts w:ascii="Arial Narrow" w:hAnsi="Arial Narrow" w:cs="Arial"/>
           <w:sz w:val="16"/>
           <w:szCs w:val="16"/>
+          <w:vertAlign w:val="superscript"/>
         </w:rPr>
         <w:footnoteRef/>
       </w:r>
@@ -9883,8 +9899,9 @@
         <w:rPr>
           <w:rStyle w:val="Refdenotaalpie"/>
           <w:rFonts w:ascii="Arial Narrow" w:hAnsi="Arial Narrow"/>
-          <w:sz w:val="14"/>
+          <w:sz w:val="16"/>
           <w:szCs w:val="14"/>
+          <w:vertAlign w:val="superscript"/>
         </w:rPr>
         <w:footnoteRef/>
       </w:r>
@@ -10185,6 +10202,7 @@
           <w:rFonts w:ascii="Arial Narrow" w:hAnsi="Arial Narrow"/>
           <w:sz w:val="16"/>
           <w:szCs w:val="16"/>
+          <w:vertAlign w:val="superscript"/>
         </w:rPr>
         <w:footnoteRef/>
       </w:r>
@@ -10371,6 +10389,7 @@
           <w:rFonts w:ascii="Arial Narrow" w:hAnsi="Arial Narrow" w:cs="Arial"/>
           <w:sz w:val="16"/>
           <w:szCs w:val="16"/>
+          <w:vertAlign w:val="superscript"/>
         </w:rPr>
         <w:footnoteRef/>
       </w:r>
@@ -10666,7 +10685,7 @@
       <w:pPr>
         <w:pStyle w:val="Textonotapie"/>
         <w:rPr>
-          <w:rFonts w:ascii="Arial" w:hAnsi="Arial" w:cs="Arial"/>
+          <w:rFonts w:ascii="Arial Narrow" w:hAnsi="Arial Narrow" w:cs="Arial"/>
           <w:sz w:val="16"/>
           <w:szCs w:val="16"/>
         </w:rPr>
@@ -10692,6 +10711,7 @@
           <w:rFonts w:ascii="Arial Narrow" w:hAnsi="Arial Narrow" w:cs="Arial"/>
           <w:sz w:val="16"/>
           <w:szCs w:val="16"/>
+          <w:vertAlign w:val="superscript"/>
         </w:rPr>
         <w:footnoteRef/>
       </w:r>
@@ -10889,6 +10909,7 @@
           <w:rFonts w:ascii="Arial Narrow" w:hAnsi="Arial Narrow" w:cs="Arial"/>
           <w:sz w:val="16"/>
           <w:szCs w:val="16"/>
+          <w:vertAlign w:val="superscript"/>
         </w:rPr>
         <w:footnoteRef/>
       </w:r>
@@ -11160,6 +11181,7 @@
           <w:rFonts w:ascii="Arial Narrow" w:hAnsi="Arial Narrow"/>
           <w:sz w:val="16"/>
           <w:szCs w:val="16"/>
+          <w:vertAlign w:val="superscript"/>
         </w:rPr>
         <w:footnoteRef/>
       </w:r>
@@ -11343,6 +11365,7 @@
           <w:rFonts w:ascii="Arial Narrow" w:hAnsi="Arial Narrow"/>
           <w:sz w:val="16"/>
           <w:szCs w:val="16"/>
+          <w:vertAlign w:val="superscript"/>
         </w:rPr>
         <w:footnoteRef/>
       </w:r>
@@ -11690,6 +11713,7 @@
           <w:rFonts w:ascii="Arial Narrow" w:hAnsi="Arial Narrow" w:cs="Arial"/>
           <w:sz w:val="16"/>
           <w:szCs w:val="16"/>
+          <w:vertAlign w:val="superscript"/>
         </w:rPr>
         <w:footnoteRef/>
       </w:r>
@@ -11897,6 +11921,7 @@
           <w:rFonts w:ascii="Arial Narrow" w:hAnsi="Arial Narrow" w:cs="Arial"/>
           <w:sz w:val="16"/>
           <w:szCs w:val="16"/>
+          <w:vertAlign w:val="superscript"/>
         </w:rPr>
         <w:footnoteRef/>
       </w:r>
@@ -11985,6 +12010,7 @@
           <w:rFonts w:ascii="Arial Narrow" w:hAnsi="Arial Narrow" w:cs="Arial"/>
           <w:sz w:val="16"/>
           <w:szCs w:val="16"/>
+          <w:vertAlign w:val="superscript"/>
         </w:rPr>
         <w:footnoteRef/>
       </w:r>
@@ -12172,7 +12198,7 @@
       </w:pPr>
       <w:r>
         <w:rPr>
-          <w:rStyle w:val="TextonotapieCar"/>
+          <w:rStyle w:val="Refdenotaalpie"/>
           <w:rFonts w:ascii="Arial Narrow" w:hAnsi="Arial Narrow" w:cs="Arial"/>
           <w:sz w:val="16"/>
           <w:szCs w:val="16"/>
@@ -12388,6 +12414,7 @@
           <w:rFonts w:ascii="Arial Narrow" w:hAnsi="Arial Narrow" w:cs="Arial"/>
           <w:sz w:val="16"/>
           <w:szCs w:val="16"/>
+          <w:vertAlign w:val="superscript"/>
         </w:rPr>
         <w:footnoteRef/>
       </w:r>
@@ -13205,6 +13232,7 @@
           <w:rFonts w:ascii="Arial Narrow" w:hAnsi="Arial Narrow" w:cs="Arial"/>
           <w:sz w:val="16"/>
           <w:szCs w:val="16"/>
+          <w:vertAlign w:val="superscript"/>
         </w:rPr>
         <w:footnoteRef/>
       </w:r>
@@ -13425,6 +13453,7 @@
           <w:bCs/>
           <w:sz w:val="16"/>
           <w:szCs w:val="16"/>
+          <w:vertAlign w:val="superscript"/>
         </w:rPr>
         <w:footnoteRef/>
       </w:r>
@@ -13585,6 +13614,7 @@
           <w:rFonts w:ascii="Arial Narrow" w:hAnsi="Arial Narrow" w:cs="Arial"/>
           <w:sz w:val="16"/>
           <w:szCs w:val="16"/>
+          <w:vertAlign w:val="superscript"/>
         </w:rPr>
         <w:footnoteRef/>
       </w:r>
@@ -16235,6 +16265,17 @@
       <w:szCs w:val="20"/>
     </w:rPr>
   </w:style>
+  <w:style w:type="character" w:styleId="FootnoteReference">
+    <w:name w:val="footnote reference"/>
+    <w:basedOn w:val="Fuentedeprrafopredeter"/>
+    <w:uiPriority w:val="99"/>
+    <w:semiHidden/>
+    <w:unhideWhenUsed/>
+    <w:rPr>
+      <w:rFonts w:ascii="Arial Narrow" w:hAnsi="Arial Narrow"/>
+      <w:vertAlign w:val="superscript"/>
+    </w:rPr>
+  </w:style>
 </w:styles>
 </file>
 

--- a/plantillas_maestras/04_seguro_proteccion_tarjetas_y_dinero/negativa_cobertura/2_ddos_banco_y_aseguradora/varon/TPL_1287_2025_SEGURO_PROTECCION_TARJETAS_Y_DINERO_NEGATIVA_COBERTURA_BANCO_VARON_R2.docx
+++ b/plantillas_maestras/04_seguro_proteccion_tarjetas_y_dinero/negativa_cobertura/2_ddos_banco_y_aseguradora/varon/TPL_1287_2025_SEGURO_PROTECCION_TARJETAS_Y_DINERO_NEGATIVA_COBERTURA_BANCO_VARON_R2.docx
@@ -1,8 +1,8 @@
 
 <file path=word/document.xml><?xml version="1.0" encoding="utf-8"?>
-<w:document xmlns:wpc="http://schemas.microsoft.com/office/word/2010/wordprocessingCanvas" xmlns:cx="http://schemas.microsoft.com/office/drawing/2014/chartex" xmlns:cx1="http://schemas.microsoft.com/office/drawing/2015/9/8/chartex" xmlns:cx2="http://schemas.microsoft.com/office/drawing/2015/10/21/chartex" xmlns:cx3="http://schemas.microsoft.com/office/drawing/2016/5/9/chartex" xmlns:cx4="http://schemas.microsoft.com/office/drawing/2016/5/10/chartex" xmlns:cx5="http://schemas.microsoft.com/office/drawing/2016/5/11/chartex" xmlns:cx6="http://schemas.microsoft.com/office/drawing/2016/5/12/chartex" xmlns:cx7="http://schemas.microsoft.com/office/drawing/2016/5/13/chartex" xmlns:cx8="http://schemas.microsoft.com/office/drawing/2016/5/14/chartex" xmlns:mc="http://schemas.openxmlformats.org/markup-compatibility/2006" xmlns:aink="http://schemas.microsoft.com/office/drawing/2016/ink" xmlns:am3d="http://schemas.microsoft.com/office/drawing/2017/model3d" xmlns:o="urn:schemas-microsoft-com:office:office" xmlns:oel="http://schemas.microsoft.com/office/2019/extlst" xmlns:r="http://schemas.openxmlformats.org/officeDocument/2006/relationships" xmlns:m="http://schemas.openxmlformats.org/officeDocument/2006/math" xmlns:v="urn:schemas-microsoft-com:vml" xmlns:wp14="http://schemas.microsoft.com/office/word/2010/wordprocessingDrawing" xmlns:wp="http://schemas.openxmlformats.org/drawingml/2006/wordprocessingDrawing" xmlns:w10="urn:schemas-microsoft-com:office:word" xmlns:w="http://schemas.openxmlformats.org/wordprocessingml/2006/main" xmlns:w14="http://schemas.microsoft.com/office/word/2010/wordml" xmlns:w15="http://schemas.microsoft.com/office/word/2012/wordml" xmlns:w16cex="http://schemas.microsoft.com/office/word/2018/wordml/cex" xmlns:w16cid="http://schemas.microsoft.com/office/word/2016/wordml/cid" xmlns:w16="http://schemas.microsoft.com/office/word/2018/wordml" xmlns:w16du="http://schemas.microsoft.com/office/word/2023/wordml/word16du" xmlns:w16sdtdh="http://schemas.microsoft.com/office/word/2020/wordml/sdtdatahash" xmlns:w16sdtfl="http://schemas.microsoft.com/office/word/2024/wordml/sdtformatlock" xmlns:w16se="http://schemas.microsoft.com/office/word/2015/wordml/symex" xmlns:wpg="http://schemas.microsoft.com/office/word/2010/wordprocessingGroup" xmlns:wpi="http://schemas.microsoft.com/office/word/2010/wordprocessingInk" xmlns:wne="http://schemas.microsoft.com/office/word/2006/wordml" xmlns:wps="http://schemas.microsoft.com/office/word/2010/wordprocessingShape" mc:Ignorable="w14 w15 w16se w16cid w16 w16cex w16sdtdh w16sdtfl w16du wp14">
+<w:document xmlns:ns1="http://schemas.openxmlformats.org/markup-compatibility/2006" xmlns:ns2="http://schemas.microsoft.com/office/word/2010/wordml" xmlns:ns3="http://schemas.openxmlformats.org/officeDocument/2006/relationships" xmlns:w="http://schemas.openxmlformats.org/wordprocessingml/2006/main" ns1:Ignorable="w14 w15 w16se w16cid w16 w16cex w16sdtdh w16sdtfl w16du wp14">
   <w:body>
-    <w:p>
+    <w:p ns2:paraId="6FC23555" ns2:textId="77777777">
       <w:pPr>
         <w:tabs>
           <w:tab w:val="left" w:pos="1701"/>
@@ -14,7 +14,7 @@
           <w:color w:val="000000"/>
           <w:kern w:val="0"/>
           <w:lang w:eastAsia="es-PE"/>
-          <w14:ligatures w14:val="none"/>
+          <ns2:ligatures ns2:val="none"/>
         </w:rPr>
       </w:pPr>
       <w:bookmarkStart w:id="0" w:name="_Hlk80343540"/>
@@ -25,7 +25,7 @@
           <w:color w:val="000000"/>
           <w:kern w:val="0"/>
           <w:lang w:eastAsia="es-PE"/>
-          <w14:ligatures w14:val="none"/>
+          <ns2:ligatures ns2:val="none"/>
         </w:rPr>
         <w:t xml:space="preserve">EXPEDIENTE </w:t>
       </w:r>
@@ -36,7 +36,7 @@
           <w:color w:val="000000"/>
           <w:kern w:val="0"/>
           <w:lang w:eastAsia="es-PE"/>
-          <w14:ligatures w14:val="none"/>
+          <ns2:ligatures ns2:val="none"/>
         </w:rPr>
         <w:tab/>
         <w:t>:</w:t>
@@ -48,7 +48,7 @@
           <w:color w:val="000000"/>
           <w:kern w:val="0"/>
           <w:lang w:eastAsia="es-PE"/>
-          <w14:ligatures w14:val="none"/>
+          <ns2:ligatures ns2:val="none"/>
         </w:rPr>
         <w:tab/>
       </w:r>
@@ -61,12 +61,12 @@
           <w:kern w:val="0"/>
           <w:shd w:val="clear" w:color="auto" w:fill="FFFFFF"/>
           <w:lang w:eastAsia="es-PE"/>
-          <w14:ligatures w14:val="none"/>
+          <ns2:ligatures ns2:val="none"/>
         </w:rPr>
         <w:t>1287-2025/CC1</w:t>
       </w:r>
     </w:p>
-    <w:p>
+    <w:p ns2:paraId="0884FD8F" ns2:textId="77777777">
       <w:pPr>
         <w:tabs>
           <w:tab w:val="left" w:pos="1701"/>
@@ -81,17 +81,17 @@
           <w:color w:val="000000"/>
           <w:kern w:val="0"/>
           <w:lang w:eastAsia="es-PE"/>
-          <w14:ligatures w14:val="none"/>
-        </w:rPr>
-      </w:pPr>
-      <w:r>
-        <w:rPr>
-          <w:rFonts w:ascii="Arial Narrow" w:eastAsia="Arial Narrow" w:hAnsi="Arial Narrow" w:cs="Arial Narrow"/>
-          <w:b/>
-          <w:color w:val="000000"/>
-          <w:kern w:val="0"/>
-          <w:lang w:eastAsia="es-PE"/>
-          <w14:ligatures w14:val="none"/>
+          <ns2:ligatures ns2:val="none"/>
+        </w:rPr>
+      </w:pPr>
+      <w:r>
+        <w:rPr>
+          <w:rFonts w:ascii="Arial Narrow" w:eastAsia="Arial Narrow" w:hAnsi="Arial Narrow" w:cs="Arial Narrow"/>
+          <w:b/>
+          <w:color w:val="000000"/>
+          <w:kern w:val="0"/>
+          <w:lang w:eastAsia="es-PE"/>
+          <ns2:ligatures ns2:val="none"/>
         </w:rPr>
         <w:t xml:space="preserve">DENUNCIANTE:[DENUNCIANTE] (SEÑOR [APELLIDO])</w:t>
       </w:r>
@@ -102,7 +102,7 @@
           <w:color w:val="000000"/>
           <w:kern w:val="0"/>
           <w:lang w:eastAsia="es-PE"/>
-          <w14:ligatures w14:val="none"/>
+          <ns2:ligatures ns2:val="none"/>
         </w:rPr>
         <w:tab/>
         <w:t/>
@@ -114,13 +114,13 @@
           <w:color w:val="000000"/>
           <w:kern w:val="0"/>
           <w:lang w:eastAsia="es-PE"/>
-          <w14:ligatures w14:val="none"/>
+          <ns2:ligatures ns2:val="none"/>
         </w:rPr>
         <w:tab/>
         <w:t/>
       </w:r>
     </w:p>
-    <w:p>
+    <w:p ns2:paraId="71001E34" ns2:textId="77777777">
       <w:pPr>
         <w:tabs>
           <w:tab w:val="left" w:pos="1701"/>
@@ -135,17 +135,17 @@
           <w:color w:val="000000"/>
           <w:kern w:val="0"/>
           <w:lang w:eastAsia="es-PE"/>
-          <w14:ligatures w14:val="none"/>
-        </w:rPr>
-      </w:pPr>
-      <w:r>
-        <w:rPr>
-          <w:rFonts w:ascii="Arial Narrow" w:eastAsia="Arial Narrow" w:hAnsi="Arial Narrow" w:cs="Arial Narrow"/>
-          <w:b/>
-          <w:color w:val="000000"/>
-          <w:kern w:val="0"/>
-          <w:lang w:eastAsia="es-PE"/>
-          <w14:ligatures w14:val="none"/>
+          <ns2:ligatures ns2:val="none"/>
+        </w:rPr>
+      </w:pPr>
+      <w:r>
+        <w:rPr>
+          <w:rFonts w:ascii="Arial Narrow" w:eastAsia="Arial Narrow" w:hAnsi="Arial Narrow" w:cs="Arial Narrow"/>
+          <w:b/>
+          <w:color w:val="000000"/>
+          <w:kern w:val="0"/>
+          <w:lang w:eastAsia="es-PE"/>
+          <ns2:ligatures ns2:val="none"/>
         </w:rPr>
         <w:t>DENUNCIADOS</w:t>
       </w:r>
@@ -156,7 +156,7 @@
           <w:color w:val="000000"/>
           <w:kern w:val="0"/>
           <w:lang w:eastAsia="es-PE"/>
-          <w14:ligatures w14:val="none"/>
+          <ns2:ligatures ns2:val="none"/>
         </w:rPr>
         <w:tab/>
         <w:t>:</w:t>
@@ -168,7 +168,7 @@
           <w:color w:val="000000"/>
           <w:kern w:val="0"/>
           <w:lang w:eastAsia="es-PE"/>
-          <w14:ligatures w14:val="none"/>
+          <ns2:ligatures ns2:val="none"/>
         </w:rPr>
         <w:tab/>
         <w:t>BANCO DE C</w:t>
@@ -180,7 +180,7 @@
           <w:color w:val="000000"/>
           <w:kern w:val="0"/>
           <w:lang w:eastAsia="es-PE"/>
-          <w14:ligatures w14:val="none"/>
+          <ns2:ligatures ns2:val="none"/>
         </w:rPr>
         <w:t>RÉ</w:t>
       </w:r>
@@ -191,12 +191,12 @@
           <w:color w:val="000000"/>
           <w:kern w:val="0"/>
           <w:lang w:eastAsia="es-PE"/>
-          <w14:ligatures w14:val="none"/>
+          <ns2:ligatures ns2:val="none"/>
         </w:rPr>
         <w:t xml:space="preserve">DITO DEL PERÚ S.A. (BANCO) </w:t>
       </w:r>
     </w:p>
-    <w:p>
+    <w:p ns2:paraId="2C93A721" ns2:textId="77777777">
       <w:pPr>
         <w:tabs>
           <w:tab w:val="left" w:pos="1701"/>
@@ -211,17 +211,17 @@
           <w:color w:val="000000"/>
           <w:kern w:val="0"/>
           <w:lang w:eastAsia="es-PE"/>
-          <w14:ligatures w14:val="none"/>
-        </w:rPr>
-      </w:pPr>
-      <w:r>
-        <w:rPr>
-          <w:rFonts w:ascii="Arial Narrow" w:eastAsia="Arial Narrow" w:hAnsi="Arial Narrow" w:cs="Arial Narrow"/>
-          <w:b/>
-          <w:color w:val="000000"/>
-          <w:kern w:val="0"/>
-          <w:lang w:eastAsia="es-PE"/>
-          <w14:ligatures w14:val="none"/>
+          <ns2:ligatures ns2:val="none"/>
+        </w:rPr>
+      </w:pPr>
+      <w:r>
+        <w:rPr>
+          <w:rFonts w:ascii="Arial Narrow" w:eastAsia="Arial Narrow" w:hAnsi="Arial Narrow" w:cs="Arial Narrow"/>
+          <w:b/>
+          <w:color w:val="000000"/>
+          <w:kern w:val="0"/>
+          <w:lang w:eastAsia="es-PE"/>
+          <ns2:ligatures ns2:val="none"/>
         </w:rPr>
         <w:tab/>
       </w:r>
@@ -232,13 +232,13 @@
           <w:color w:val="000000"/>
           <w:kern w:val="0"/>
           <w:lang w:eastAsia="es-PE"/>
-          <w14:ligatures w14:val="none"/>
+          <ns2:ligatures ns2:val="none"/>
         </w:rPr>
         <w:tab/>
         <w:t>PACÍFICO COMPAÑÍA DE SEGUROS Y REASEGUROS S.A. (PACÍFICO)</w:t>
       </w:r>
     </w:p>
-    <w:p>
+    <w:p ns2:paraId="377F68BE" ns2:textId="77777777">
       <w:pPr>
         <w:tabs>
           <w:tab w:val="left" w:pos="1701"/>
@@ -253,17 +253,17 @@
           <w:color w:val="000000"/>
           <w:kern w:val="0"/>
           <w:lang w:eastAsia="es-PE"/>
-          <w14:ligatures w14:val="none"/>
-        </w:rPr>
-      </w:pPr>
-      <w:r>
-        <w:rPr>
-          <w:rFonts w:ascii="Arial Narrow" w:eastAsia="Arial Narrow" w:hAnsi="Arial Narrow" w:cs="Arial Narrow"/>
-          <w:b/>
-          <w:color w:val="000000"/>
-          <w:kern w:val="0"/>
-          <w:lang w:eastAsia="es-PE"/>
-          <w14:ligatures w14:val="none"/>
+          <ns2:ligatures ns2:val="none"/>
+        </w:rPr>
+      </w:pPr>
+      <w:r>
+        <w:rPr>
+          <w:rFonts w:ascii="Arial Narrow" w:eastAsia="Arial Narrow" w:hAnsi="Arial Narrow" w:cs="Arial Narrow"/>
+          <w:b/>
+          <w:color w:val="000000"/>
+          <w:kern w:val="0"/>
+          <w:lang w:eastAsia="es-PE"/>
+          <ns2:ligatures ns2:val="none"/>
         </w:rPr>
         <w:tab/>
       </w:r>
@@ -274,13 +274,13 @@
           <w:color w:val="000000"/>
           <w:kern w:val="0"/>
           <w:lang w:eastAsia="es-PE"/>
-          <w14:ligatures w14:val="none"/>
+          <ns2:ligatures ns2:val="none"/>
         </w:rPr>
         <w:tab/>
         <w:t>HONESTY S.A.C. (HONESTY)</w:t>
       </w:r>
     </w:p>
-    <w:p>
+    <w:p ns2:paraId="2DE20D01" ns2:textId="77777777">
       <w:pPr>
         <w:tabs>
           <w:tab w:val="left" w:pos="1701"/>
@@ -295,17 +295,17 @@
           <w:color w:val="000000"/>
           <w:kern w:val="0"/>
           <w:lang w:eastAsia="es-PE"/>
-          <w14:ligatures w14:val="none"/>
-        </w:rPr>
-      </w:pPr>
-      <w:r>
-        <w:rPr>
-          <w:rFonts w:ascii="Arial Narrow" w:eastAsia="Arial Narrow" w:hAnsi="Arial Narrow" w:cs="Arial Narrow"/>
-          <w:b/>
-          <w:color w:val="000000"/>
-          <w:kern w:val="0"/>
-          <w:lang w:eastAsia="es-PE"/>
-          <w14:ligatures w14:val="none"/>
+          <ns2:ligatures ns2:val="none"/>
+        </w:rPr>
+      </w:pPr>
+      <w:r>
+        <w:rPr>
+          <w:rFonts w:ascii="Arial Narrow" w:eastAsia="Arial Narrow" w:hAnsi="Arial Narrow" w:cs="Arial Narrow"/>
+          <w:b/>
+          <w:color w:val="000000"/>
+          <w:kern w:val="0"/>
+          <w:lang w:eastAsia="es-PE"/>
+          <ns2:ligatures ns2:val="none"/>
         </w:rPr>
         <w:t>MATERIAS</w:t>
       </w:r>
@@ -316,7 +316,7 @@
           <w:color w:val="000000"/>
           <w:kern w:val="0"/>
           <w:lang w:eastAsia="es-PE"/>
-          <w14:ligatures w14:val="none"/>
+          <ns2:ligatures ns2:val="none"/>
         </w:rPr>
         <w:tab/>
         <w:t xml:space="preserve">: </w:t>
@@ -328,13 +328,13 @@
           <w:color w:val="000000"/>
           <w:kern w:val="0"/>
           <w:lang w:eastAsia="es-PE"/>
-          <w14:ligatures w14:val="none"/>
+          <ns2:ligatures ns2:val="none"/>
         </w:rPr>
         <w:tab/>
         <w:t>ADMISIÓN A TRÁMITE</w:t>
       </w:r>
     </w:p>
-    <w:p>
+    <w:p ns2:paraId="541999E2" ns2:textId="77777777">
       <w:pPr>
         <w:tabs>
           <w:tab w:val="left" w:pos="1701"/>
@@ -349,22 +349,22 @@
           <w:color w:val="000000"/>
           <w:kern w:val="0"/>
           <w:lang w:eastAsia="es-PE"/>
-          <w14:ligatures w14:val="none"/>
-        </w:rPr>
-      </w:pPr>
-      <w:r>
-        <w:rPr>
-          <w:rFonts w:ascii="Arial Narrow" w:eastAsia="Arial Narrow" w:hAnsi="Arial Narrow" w:cs="Arial Narrow"/>
-          <w:b/>
-          <w:color w:val="000000"/>
-          <w:kern w:val="0"/>
-          <w:lang w:eastAsia="es-PE"/>
-          <w14:ligatures w14:val="none"/>
+          <ns2:ligatures ns2:val="none"/>
+        </w:rPr>
+      </w:pPr>
+      <w:r>
+        <w:rPr>
+          <w:rFonts w:ascii="Arial Narrow" w:eastAsia="Arial Narrow" w:hAnsi="Arial Narrow" w:cs="Arial Narrow"/>
+          <w:b/>
+          <w:color w:val="000000"/>
+          <w:kern w:val="0"/>
+          <w:lang w:eastAsia="es-PE"/>
+          <ns2:ligatures ns2:val="none"/>
         </w:rPr>
         <w:t xml:space="preserve">REQUERIMIENTO DE INFORMACIÓN </w:t>
       </w:r>
     </w:p>
-    <w:p>
+    <w:p ns2:paraId="7531479E" ns2:textId="77777777">
       <w:pPr>
         <w:tabs>
           <w:tab w:val="left" w:pos="1701"/>
@@ -378,17 +378,17 @@
           <w:color w:val="000000"/>
           <w:kern w:val="0"/>
           <w:lang w:eastAsia="es-PE"/>
-          <w14:ligatures w14:val="none"/>
-        </w:rPr>
-      </w:pPr>
-      <w:r>
-        <w:rPr>
-          <w:rFonts w:ascii="Arial Narrow" w:eastAsia="Arial Narrow" w:hAnsi="Arial Narrow" w:cs="Arial Narrow"/>
-          <w:b/>
-          <w:color w:val="000000"/>
-          <w:kern w:val="0"/>
-          <w:lang w:eastAsia="es-PE"/>
-          <w14:ligatures w14:val="none"/>
+          <ns2:ligatures ns2:val="none"/>
+        </w:rPr>
+      </w:pPr>
+      <w:r>
+        <w:rPr>
+          <w:rFonts w:ascii="Arial Narrow" w:eastAsia="Arial Narrow" w:hAnsi="Arial Narrow" w:cs="Arial Narrow"/>
+          <w:b/>
+          <w:color w:val="000000"/>
+          <w:kern w:val="0"/>
+          <w:lang w:eastAsia="es-PE"/>
+          <ns2:ligatures ns2:val="none"/>
         </w:rPr>
         <w:t xml:space="preserve">RESOLUCIÓN </w:t>
       </w:r>
@@ -399,7 +399,7 @@
           <w:color w:val="000000"/>
           <w:kern w:val="0"/>
           <w:lang w:eastAsia="es-PE"/>
-          <w14:ligatures w14:val="none"/>
+          <ns2:ligatures ns2:val="none"/>
         </w:rPr>
         <w:tab/>
         <w:t>:</w:t>
@@ -411,13 +411,13 @@
           <w:color w:val="000000"/>
           <w:kern w:val="0"/>
           <w:lang w:eastAsia="es-PE"/>
-          <w14:ligatures w14:val="none"/>
+          <ns2:ligatures ns2:val="none"/>
         </w:rPr>
         <w:tab/>
         <w:t>2</w:t>
       </w:r>
     </w:p>
-    <w:p>
+    <w:p ns2:paraId="7E957467" ns2:textId="77777777">
       <w:pPr>
         <w:tabs>
           <w:tab w:val="left" w:pos="1014"/>
@@ -430,11 +430,11 @@
           <w:kern w:val="0"/>
           <w:shd w:val="clear" w:color="auto" w:fill="FFFFFF"/>
           <w:lang w:eastAsia="es-PE"/>
-          <w14:ligatures w14:val="none"/>
-        </w:rPr>
-      </w:pPr>
-    </w:p>
-    <w:p>
+          <ns2:ligatures ns2:val="none"/>
+        </w:rPr>
+      </w:pPr>
+    </w:p>
+    <w:p ns2:paraId="469F84EF" ns2:textId="4B1EFD45">
       <w:pPr>
         <w:tabs>
           <w:tab w:val="left" w:pos="1014"/>
@@ -447,7 +447,7 @@
           <w:kern w:val="0"/>
           <w:shd w:val="clear" w:color="auto" w:fill="FFFFFF"/>
           <w:lang w:eastAsia="es-PE"/>
-          <w14:ligatures w14:val="none"/>
+          <ns2:ligatures ns2:val="none"/>
         </w:rPr>
       </w:pPr>
       <w:r>
@@ -457,7 +457,7 @@
           <w:kern w:val="0"/>
           <w:shd w:val="clear" w:color="auto" w:fill="FFFFFF"/>
           <w:lang w:eastAsia="es-PE"/>
-          <w14:ligatures w14:val="none"/>
+          <ns2:ligatures ns2:val="none"/>
         </w:rPr>
         <w:t xml:space="preserve">Lima, </w:t>
       </w:r>
@@ -468,7 +468,7 @@
           <w:kern w:val="0"/>
           <w:shd w:val="clear" w:color="auto" w:fill="FFFFFF"/>
           <w:lang w:eastAsia="es-PE"/>
-          <w14:ligatures w14:val="none"/>
+          <ns2:ligatures ns2:val="none"/>
         </w:rPr>
         <w:t>11</w:t>
       </w:r>
@@ -479,12 +479,12 @@
           <w:kern w:val="0"/>
           <w:shd w:val="clear" w:color="auto" w:fill="FFFFFF"/>
           <w:lang w:eastAsia="es-PE"/>
-          <w14:ligatures w14:val="none"/>
+          <ns2:ligatures ns2:val="none"/>
         </w:rPr>
         <w:t xml:space="preserve"> de julio de 2025</w:t>
       </w:r>
     </w:p>
-    <w:p>
+    <w:p ns2:paraId="70BBA5DB" ns2:textId="77777777">
       <w:pPr>
         <w:tabs>
           <w:tab w:val="left" w:pos="1014"/>
@@ -496,11 +496,11 @@
           <w:color w:val="000000"/>
           <w:kern w:val="0"/>
           <w:lang w:eastAsia="es-PE"/>
-          <w14:ligatures w14:val="none"/>
-        </w:rPr>
-      </w:pPr>
-    </w:p>
-    <w:p>
+          <ns2:ligatures ns2:val="none"/>
+        </w:rPr>
+      </w:pPr>
+    </w:p>
+    <w:p ns2:paraId="69D6A503" ns2:textId="77777777">
       <w:pPr>
         <w:numPr>
           <w:ilvl w:val="0"/>
@@ -514,22 +514,22 @@
           <w:color w:val="000000"/>
           <w:kern w:val="0"/>
           <w:lang w:eastAsia="es-PE"/>
-          <w14:ligatures w14:val="none"/>
-        </w:rPr>
-      </w:pPr>
-      <w:r>
-        <w:rPr>
-          <w:rFonts w:ascii="Arial Narrow" w:eastAsia="Arial Narrow" w:hAnsi="Arial Narrow" w:cs="Arial Narrow"/>
-          <w:b/>
-          <w:color w:val="000000"/>
-          <w:kern w:val="0"/>
-          <w:lang w:eastAsia="es-PE"/>
-          <w14:ligatures w14:val="none"/>
+          <ns2:ligatures ns2:val="none"/>
+        </w:rPr>
+      </w:pPr>
+      <w:r>
+        <w:rPr>
+          <w:rFonts w:ascii="Arial Narrow" w:eastAsia="Arial Narrow" w:hAnsi="Arial Narrow" w:cs="Arial Narrow"/>
+          <w:b/>
+          <w:color w:val="000000"/>
+          <w:kern w:val="0"/>
+          <w:lang w:eastAsia="es-PE"/>
+          <ns2:ligatures ns2:val="none"/>
         </w:rPr>
         <w:t xml:space="preserve">HECHOS </w:t>
       </w:r>
     </w:p>
-    <w:p>
+    <w:p ns2:paraId="6A855800" ns2:textId="77777777">
       <w:pPr>
         <w:spacing w:after="0" w:line="240" w:lineRule="auto"/>
         <w:jc w:val="both"/>
@@ -538,11 +538,11 @@
           <w:color w:val="000000"/>
           <w:kern w:val="0"/>
           <w:lang w:eastAsia="es-PE"/>
-          <w14:ligatures w14:val="none"/>
-        </w:rPr>
-      </w:pPr>
-    </w:p>
-    <w:p>
+          <ns2:ligatures ns2:val="none"/>
+        </w:rPr>
+      </w:pPr>
+    </w:p>
+    <w:p ns2:paraId="188DF821" ns2:textId="77777777">
       <w:pPr>
         <w:numPr>
           <w:ilvl w:val="1"/>
@@ -556,16 +556,16 @@
           <w:color w:val="000000"/>
           <w:kern w:val="0"/>
           <w:lang w:val="es-ES" w:eastAsia="es-ES"/>
-          <w14:ligatures w14:val="none"/>
-        </w:rPr>
-      </w:pPr>
-      <w:r>
-        <w:rPr>
-          <w:rFonts w:ascii="Arial Narrow" w:eastAsia="Times New Roman" w:hAnsi="Arial Narrow" w:cs="Arial"/>
-          <w:color w:val="000000"/>
-          <w:kern w:val="0"/>
-          <w:lang w:val="es-ES" w:eastAsia="es-ES"/>
-          <w14:ligatures w14:val="none"/>
+          <ns2:ligatures ns2:val="none"/>
+        </w:rPr>
+      </w:pPr>
+      <w:r>
+        <w:rPr>
+          <w:rFonts w:ascii="Arial Narrow" w:eastAsia="Times New Roman" w:hAnsi="Arial Narrow" w:cs="Arial"/>
+          <w:color w:val="000000"/>
+          <w:kern w:val="0"/>
+          <w:lang w:val="es-ES" w:eastAsia="es-ES"/>
+          <ns2:ligatures ns2:val="none"/>
         </w:rPr>
         <w:t xml:space="preserve">Mediante el escrito del 2 de junio de 2025, subsanado con el escrito del 25 de junio de 2025, el señor [APELLIDO] denunció al Banco, a Pacífico y a Honesty por presuntas infracciones a la Ley 29571, Código de Protección y Defensa del Consumidor (en adelante, Código), señalando lo siguiente:</w:t>
       </w:r>
@@ -575,7 +575,7 @@
           <w:color w:val="000000"/>
           <w:kern w:val="0"/>
           <w:lang w:val="es-ES" w:eastAsia="es-ES"/>
-          <w14:ligatures w14:val="none"/>
+          <ns2:ligatures ns2:val="none"/>
         </w:rPr>
         <w:t xml:space="preserve"/>
       </w:r>
@@ -583,7 +583,7 @@
         <w:rPr>
           <w:rFonts w:ascii="Arial Narrow" w:eastAsia="Calibri" w:hAnsi="Arial Narrow" w:cs="Arial"/>
           <w:kern w:val="0"/>
-          <w14:ligatures w14:val="none"/>
+          <ns2:ligatures ns2:val="none"/>
         </w:rPr>
         <w:t/>
       </w:r>
@@ -593,7 +593,7 @@
           <w:color w:val="000000"/>
           <w:kern w:val="0"/>
           <w:lang w:val="es-ES" w:eastAsia="es-ES"/>
-          <w14:ligatures w14:val="none"/>
+          <ns2:ligatures ns2:val="none"/>
         </w:rPr>
         <w:t/>
       </w:r>
@@ -603,7 +603,7 @@
           <w:color w:val="000000"/>
           <w:kern w:val="0"/>
           <w:lang w:val="es-ES" w:eastAsia="es-ES"/>
-          <w14:ligatures w14:val="none"/>
+          <ns2:ligatures ns2:val="none"/>
         </w:rPr>
         <w:t xml:space="preserve"/>
       </w:r>
@@ -613,7 +613,7 @@
           <w:color w:val="000000"/>
           <w:kern w:val="0"/>
           <w:lang w:val="es-ES" w:eastAsia="es-ES"/>
-          <w14:ligatures w14:val="none"/>
+          <ns2:ligatures ns2:val="none"/>
         </w:rPr>
         <w:t xml:space="preserve"/>
       </w:r>
@@ -624,7 +624,7 @@
           <w:color w:val="000000"/>
           <w:kern w:val="0"/>
           <w:lang w:val="es-ES" w:eastAsia="es-ES"/>
-          <w14:ligatures w14:val="none"/>
+          <ns2:ligatures ns2:val="none"/>
         </w:rPr>
         <w:t/>
       </w:r>
@@ -635,7 +635,7 @@
           <w:color w:val="000000"/>
           <w:kern w:val="0"/>
           <w:lang w:val="es-ES" w:eastAsia="es-ES"/>
-          <w14:ligatures w14:val="none"/>
+          <ns2:ligatures ns2:val="none"/>
         </w:rPr>
         <w:t xml:space="preserve"/>
       </w:r>
@@ -645,7 +645,7 @@
           <w:color w:val="000000"/>
           <w:kern w:val="0"/>
           <w:lang w:val="es-ES" w:eastAsia="es-ES"/>
-          <w14:ligatures w14:val="none"/>
+          <ns2:ligatures ns2:val="none"/>
         </w:rPr>
         <w:t xml:space="preserve"/>
       </w:r>
@@ -655,7 +655,7 @@
           <w:color w:val="000000"/>
           <w:kern w:val="0"/>
           <w:lang w:val="es-ES" w:eastAsia="es-ES"/>
-          <w14:ligatures w14:val="none"/>
+          <ns2:ligatures ns2:val="none"/>
         </w:rPr>
         <w:t/>
       </w:r>
@@ -667,7 +667,7 @@
           <w:kern w:val="0"/>
           <w:vertAlign w:val="superscript"/>
           <w:lang w:val="es-ES" w:eastAsia="es-ES"/>
-          <w14:ligatures w14:val="none"/>
+          <ns2:ligatures ns2:val="none"/>
         </w:rPr>
         <w:footnoteReference w:id="1"/>
       </w:r>
@@ -677,7 +677,7 @@
           <w:color w:val="000000"/>
           <w:kern w:val="0"/>
           <w:lang w:val="es-ES" w:eastAsia="es-ES"/>
-          <w14:ligatures w14:val="none"/>
+          <ns2:ligatures ns2:val="none"/>
         </w:rPr>
         <w:t xml:space="preserve"/>
       </w:r>
@@ -688,12 +688,12 @@
           <w:color w:val="000000"/>
           <w:kern w:val="0"/>
           <w:lang w:val="es-ES" w:eastAsia="es-ES"/>
-          <w14:ligatures w14:val="none"/>
+          <ns2:ligatures ns2:val="none"/>
         </w:rPr>
         <w:t/>
       </w:r>
     </w:p>
-    <w:p>
+    <w:p ns2:paraId="1974D4B2" ns2:textId="77777777">
       <w:pPr>
         <w:tabs>
           <w:tab w:val="left" w:pos="1134"/>
@@ -705,11 +705,11 @@
           <w:color w:val="000000"/>
           <w:kern w:val="0"/>
           <w:lang w:val="es-ES" w:eastAsia="es-ES"/>
-          <w14:ligatures w14:val="none"/>
-        </w:rPr>
-      </w:pPr>
-    </w:p>
-    <w:p>
+          <ns2:ligatures ns2:val="none"/>
+        </w:rPr>
+      </w:pPr>
+    </w:p>
+    <w:p ns2:paraId="321067D0" ns2:textId="163A16FD">
       <w:pPr>
         <w:pStyle w:val="Prrafodelista"/>
         <w:numPr>
@@ -728,7 +728,7 @@
           <w:color w:val="000000"/>
           <w:kern w:val="0"/>
           <w:lang w:eastAsia="es-ES"/>
-          <w14:ligatures w14:val="none"/>
+          <ns2:ligatures ns2:val="none"/>
         </w:rPr>
       </w:pPr>
       <w:r>
@@ -737,7 +737,7 @@
           <w:color w:val="000000"/>
           <w:kern w:val="0"/>
           <w:lang w:eastAsia="es-ES"/>
-          <w14:ligatures w14:val="none"/>
+          <ns2:ligatures ns2:val="none"/>
         </w:rPr>
         <w:t xml:space="preserve">El </w:t>
       </w:r>
@@ -747,7 +747,7 @@
           <w:color w:val="000000"/>
           <w:kern w:val="0"/>
           <w:lang w:eastAsia="es-ES"/>
-          <w14:ligatures w14:val="none"/>
+          <ns2:ligatures ns2:val="none"/>
         </w:rPr>
         <w:t>30</w:t>
       </w:r>
@@ -757,7 +757,7 @@
           <w:color w:val="000000"/>
           <w:kern w:val="0"/>
           <w:lang w:eastAsia="es-ES"/>
-          <w14:ligatures w14:val="none"/>
+          <ns2:ligatures ns2:val="none"/>
         </w:rPr>
         <w:t xml:space="preserve"> de setiembre de </w:t>
       </w:r>
@@ -767,7 +767,7 @@
           <w:color w:val="000000"/>
           <w:kern w:val="0"/>
           <w:lang w:eastAsia="es-ES"/>
-          <w14:ligatures w14:val="none"/>
+          <ns2:ligatures ns2:val="none"/>
         </w:rPr>
         <w:t>2024</w:t>
       </w:r>
@@ -777,7 +777,7 @@
           <w:color w:val="000000"/>
           <w:kern w:val="0"/>
           <w:lang w:eastAsia="es-ES"/>
-          <w14:ligatures w14:val="none"/>
+          <ns2:ligatures ns2:val="none"/>
         </w:rPr>
         <w:t xml:space="preserve"> inició la vigencia del </w:t>
       </w:r>
@@ -787,7 +787,7 @@
           <w:color w:val="000000"/>
           <w:kern w:val="0"/>
           <w:lang w:eastAsia="es-ES"/>
-          <w14:ligatures w14:val="none"/>
+          <ns2:ligatures ns2:val="none"/>
         </w:rPr>
         <w:t xml:space="preserve">Seguro de Protección de Tarjetas Plus </w:t>
       </w:r>
@@ -797,7 +797,7 @@
           <w:color w:val="000000"/>
           <w:kern w:val="0"/>
           <w:lang w:eastAsia="es-ES"/>
-          <w14:ligatures w14:val="none"/>
+          <ns2:ligatures ns2:val="none"/>
         </w:rPr>
         <w:t xml:space="preserve">– Póliza </w:t>
       </w:r>
@@ -807,7 +807,7 @@
           <w:color w:val="000000"/>
           <w:kern w:val="0"/>
           <w:lang w:eastAsia="es-ES"/>
-          <w14:ligatures w14:val="none"/>
+          <ns2:ligatures ns2:val="none"/>
         </w:rPr>
         <w:t xml:space="preserve">1000001429 </w:t>
       </w:r>
@@ -817,7 +817,7 @@
           <w:color w:val="000000"/>
           <w:kern w:val="0"/>
           <w:lang w:eastAsia="es-ES"/>
-          <w14:ligatures w14:val="none"/>
+          <ns2:ligatures ns2:val="none"/>
         </w:rPr>
         <w:t xml:space="preserve">que suscribió con Pacífico </w:t>
       </w:r>
@@ -827,7 +827,7 @@
           <w:color w:val="000000"/>
           <w:kern w:val="0"/>
           <w:lang w:eastAsia="es-ES"/>
-          <w14:ligatures w14:val="none"/>
+          <ns2:ligatures ns2:val="none"/>
         </w:rPr>
         <w:t>(en adelante, “Seguro de Protección de Tarjetas”)</w:t>
       </w:r>
@@ -837,12 +837,12 @@
           <w:color w:val="000000"/>
           <w:kern w:val="0"/>
           <w:lang w:eastAsia="es-ES"/>
-          <w14:ligatures w14:val="none"/>
+          <ns2:ligatures ns2:val="none"/>
         </w:rPr>
         <w:t xml:space="preserve"> para su tarjeta con el Banco.</w:t>
       </w:r>
     </w:p>
-    <w:p>
+    <w:p ns2:paraId="3A6B646A" ns2:textId="77777777">
       <w:pPr>
         <w:pStyle w:val="Prrafodelista"/>
         <w:spacing w:after="0" w:line="240" w:lineRule="auto"/>
@@ -853,11 +853,11 @@
           <w:color w:val="000000"/>
           <w:kern w:val="0"/>
           <w:lang w:eastAsia="es-ES"/>
-          <w14:ligatures w14:val="none"/>
-        </w:rPr>
-      </w:pPr>
-    </w:p>
-    <w:p>
+          <ns2:ligatures ns2:val="none"/>
+        </w:rPr>
+      </w:pPr>
+    </w:p>
+    <w:p ns2:paraId="44F805C8" ns2:textId="77777777">
       <w:pPr>
         <w:pStyle w:val="Prrafodelista"/>
         <w:numPr>
@@ -876,7 +876,7 @@
           <w:color w:val="000000"/>
           <w:kern w:val="0"/>
           <w:lang w:eastAsia="es-ES"/>
-          <w14:ligatures w14:val="none"/>
+          <ns2:ligatures ns2:val="none"/>
         </w:rPr>
       </w:pPr>
       <w:r>
@@ -885,7 +885,7 @@
           <w:color w:val="000000"/>
           <w:kern w:val="0"/>
           <w:lang w:eastAsia="es-ES"/>
-          <w14:ligatures w14:val="none"/>
+          <ns2:ligatures ns2:val="none"/>
         </w:rPr>
         <w:t xml:space="preserve">El 18 de noviembre de 2024, </w:t>
       </w:r>
@@ -895,7 +895,7 @@
           <w:color w:val="000000"/>
           <w:kern w:val="0"/>
           <w:lang w:eastAsia="es-ES"/>
-          <w14:ligatures w14:val="none"/>
+          <ns2:ligatures ns2:val="none"/>
         </w:rPr>
         <w:t>luego de</w:t>
       </w:r>
@@ -905,7 +905,7 @@
           <w:color w:val="000000"/>
           <w:kern w:val="0"/>
           <w:lang w:eastAsia="es-ES"/>
-          <w14:ligatures w14:val="none"/>
+          <ns2:ligatures ns2:val="none"/>
         </w:rPr>
         <w:t xml:space="preserve"> retirar S/ 5 000</w:t>
       </w:r>
@@ -915,7 +915,7 @@
           <w:color w:val="000000"/>
           <w:kern w:val="0"/>
           <w:lang w:eastAsia="es-ES"/>
-          <w14:ligatures w14:val="none"/>
+          <ns2:ligatures ns2:val="none"/>
         </w:rPr>
         <w:t>,00</w:t>
       </w:r>
@@ -925,7 +925,7 @@
           <w:color w:val="000000"/>
           <w:kern w:val="0"/>
           <w:lang w:eastAsia="es-ES"/>
-          <w14:ligatures w14:val="none"/>
+          <ns2:ligatures ns2:val="none"/>
         </w:rPr>
         <w:t xml:space="preserve"> de un agente bancario, fue asaltad</w:t>
       </w:r>
@@ -935,7 +935,7 @@
           <w:color w:val="000000"/>
           <w:kern w:val="0"/>
           <w:lang w:eastAsia="es-ES"/>
-          <w14:ligatures w14:val="none"/>
+          <ns2:ligatures ns2:val="none"/>
         </w:rPr>
         <w:t>o</w:t>
       </w:r>
@@ -945,7 +945,7 @@
           <w:color w:val="000000"/>
           <w:kern w:val="0"/>
           <w:lang w:eastAsia="es-ES"/>
-          <w14:ligatures w14:val="none"/>
+          <ns2:ligatures ns2:val="none"/>
         </w:rPr>
         <w:t xml:space="preserve"> por dos sujetos armados</w:t>
       </w:r>
@@ -955,7 +955,7 @@
           <w:color w:val="000000"/>
           <w:kern w:val="0"/>
           <w:lang w:eastAsia="es-ES"/>
-          <w14:ligatures w14:val="none"/>
+          <ns2:ligatures ns2:val="none"/>
         </w:rPr>
         <w:t>; l</w:t>
       </w:r>
@@ -965,7 +965,7 @@
           <w:color w:val="000000"/>
           <w:kern w:val="0"/>
           <w:lang w:eastAsia="es-ES"/>
-          <w14:ligatures w14:val="none"/>
+          <ns2:ligatures ns2:val="none"/>
         </w:rPr>
         <w:t>e robaron su celular, billetera con documentos, dinero y lo forzaron a entregar las claves de su teléfono. Luego, se realizó una transferencia no autorizada de S/ 14 978</w:t>
       </w:r>
@@ -975,7 +975,7 @@
           <w:color w:val="000000"/>
           <w:kern w:val="0"/>
           <w:lang w:eastAsia="es-ES"/>
-          <w14:ligatures w14:val="none"/>
+          <ns2:ligatures ns2:val="none"/>
         </w:rPr>
         <w:t>,00</w:t>
       </w:r>
@@ -985,7 +985,7 @@
           <w:color w:val="000000"/>
           <w:kern w:val="0"/>
           <w:lang w:eastAsia="es-ES"/>
-          <w14:ligatures w14:val="none"/>
+          <ns2:ligatures ns2:val="none"/>
         </w:rPr>
         <w:t xml:space="preserve"> desde su cuenta, lo que llevó al </w:t>
       </w:r>
@@ -995,7 +995,7 @@
           <w:color w:val="000000"/>
           <w:kern w:val="0"/>
           <w:lang w:eastAsia="es-ES"/>
-          <w14:ligatures w14:val="none"/>
+          <ns2:ligatures ns2:val="none"/>
         </w:rPr>
         <w:t>B</w:t>
       </w:r>
@@ -1005,12 +1005,12 @@
           <w:color w:val="000000"/>
           <w:kern w:val="0"/>
           <w:lang w:eastAsia="es-ES"/>
-          <w14:ligatures w14:val="none"/>
+          <ns2:ligatures ns2:val="none"/>
         </w:rPr>
         <w:t>anco a bloquear su tarjeta.</w:t>
       </w:r>
     </w:p>
-    <w:p>
+    <w:p ns2:paraId="7A02AA3C" ns2:textId="77777777">
       <w:pPr>
         <w:pStyle w:val="Prrafodelista"/>
         <w:spacing w:after="0" w:line="240" w:lineRule="auto"/>
@@ -1021,11 +1021,11 @@
           <w:color w:val="000000"/>
           <w:kern w:val="0"/>
           <w:lang w:eastAsia="es-ES"/>
-          <w14:ligatures w14:val="none"/>
-        </w:rPr>
-      </w:pPr>
-    </w:p>
-    <w:p>
+          <ns2:ligatures ns2:val="none"/>
+        </w:rPr>
+      </w:pPr>
+    </w:p>
+    <w:p ns2:paraId="2676D755" ns2:textId="487045FF">
       <w:pPr>
         <w:pStyle w:val="Prrafodelista"/>
         <w:numPr>
@@ -1044,7 +1044,7 @@
           <w:color w:val="000000"/>
           <w:kern w:val="0"/>
           <w:lang w:eastAsia="es-ES"/>
-          <w14:ligatures w14:val="none"/>
+          <ns2:ligatures ns2:val="none"/>
         </w:rPr>
       </w:pPr>
       <w:r>
@@ -1053,7 +1053,7 @@
           <w:color w:val="000000"/>
           <w:kern w:val="0"/>
           <w:lang w:eastAsia="es-ES"/>
-          <w14:ligatures w14:val="none"/>
+          <ns2:ligatures ns2:val="none"/>
         </w:rPr>
         <w:t xml:space="preserve">El 19 de noviembre de 2024, </w:t>
       </w:r>
@@ -1063,7 +1063,7 @@
           <w:color w:val="000000"/>
           <w:kern w:val="0"/>
           <w:lang w:eastAsia="es-ES"/>
-          <w14:ligatures w14:val="none"/>
+          <ns2:ligatures ns2:val="none"/>
         </w:rPr>
         <w:t>presentó la</w:t>
       </w:r>
@@ -1073,7 +1073,7 @@
           <w:color w:val="000000"/>
           <w:kern w:val="0"/>
           <w:lang w:eastAsia="es-ES"/>
-          <w14:ligatures w14:val="none"/>
+          <ns2:ligatures ns2:val="none"/>
         </w:rPr>
         <w:t xml:space="preserve"> denuncia policial dando cuenta del robo sufrido. </w:t>
       </w:r>
@@ -1083,12 +1083,12 @@
           <w:color w:val="000000"/>
           <w:kern w:val="0"/>
           <w:lang w:eastAsia="es-ES"/>
-          <w14:ligatures w14:val="none"/>
+          <ns2:ligatures ns2:val="none"/>
         </w:rPr>
         <w:t xml:space="preserve">El 21 de noviembre de 2024, presentó una solicitud de atención al Banco, informando la sustracción de S/ 5 000,00 en efectivo y la transferencia no reconocida por S/ 14 978,00, y solicitó la activación del Seguro de Protección de Tarjetas. </w:t>
       </w:r>
     </w:p>
-    <w:p>
+    <w:p ns2:paraId="382F9998" ns2:textId="77777777">
       <w:pPr>
         <w:pStyle w:val="Prrafodelista"/>
         <w:spacing w:line="240" w:lineRule="auto"/>
@@ -1097,11 +1097,11 @@
           <w:color w:val="000000"/>
           <w:kern w:val="0"/>
           <w:lang w:eastAsia="es-ES"/>
-          <w14:ligatures w14:val="none"/>
-        </w:rPr>
-      </w:pPr>
-    </w:p>
-    <w:p>
+          <ns2:ligatures ns2:val="none"/>
+        </w:rPr>
+      </w:pPr>
+    </w:p>
+    <w:p ns2:paraId="15241B29" ns2:textId="77777777">
       <w:pPr>
         <w:pStyle w:val="Prrafodelista"/>
         <w:numPr>
@@ -1120,7 +1120,7 @@
           <w:color w:val="000000"/>
           <w:kern w:val="0"/>
           <w:lang w:eastAsia="es-ES"/>
-          <w14:ligatures w14:val="none"/>
+          <ns2:ligatures ns2:val="none"/>
         </w:rPr>
       </w:pPr>
       <w:r>
@@ -1129,7 +1129,7 @@
           <w:color w:val="000000"/>
           <w:kern w:val="0"/>
           <w:lang w:eastAsia="es-ES"/>
-          <w14:ligatures w14:val="none"/>
+          <ns2:ligatures ns2:val="none"/>
         </w:rPr>
         <w:t>El 3 de diciembre de 2024, Pacífico</w:t>
       </w:r>
@@ -1139,7 +1139,7 @@
           <w:color w:val="000000"/>
           <w:kern w:val="0"/>
           <w:lang w:eastAsia="es-ES"/>
-          <w14:ligatures w14:val="none"/>
+          <ns2:ligatures ns2:val="none"/>
         </w:rPr>
         <w:t xml:space="preserve"> </w:t>
       </w:r>
@@ -1149,7 +1149,7 @@
           <w:color w:val="000000"/>
           <w:kern w:val="0"/>
           <w:lang w:eastAsia="es-ES"/>
-          <w14:ligatures w14:val="none"/>
+          <ns2:ligatures ns2:val="none"/>
         </w:rPr>
         <w:t xml:space="preserve">le remitió un correo electrónico solicitando que se comunique con </w:t>
       </w:r>
@@ -1160,7 +1160,7 @@
           <w:color w:val="000000"/>
           <w:kern w:val="0"/>
           <w:lang w:eastAsia="es-ES"/>
-          <w14:ligatures w14:val="none"/>
+          <ns2:ligatures ns2:val="none"/>
         </w:rPr>
         <w:t>Honesty</w:t>
       </w:r>
@@ -1171,12 +1171,12 @@
           <w:color w:val="000000"/>
           <w:kern w:val="0"/>
           <w:lang w:eastAsia="es-ES"/>
-          <w14:ligatures w14:val="none"/>
+          <ns2:ligatures ns2:val="none"/>
         </w:rPr>
         <w:t xml:space="preserve"> S.A.C. para coordinar la realización de una prueba poligráfica en el marco de la investigación del siniestro. </w:t>
       </w:r>
     </w:p>
-    <w:p>
+    <w:p ns2:paraId="2532BD8D" ns2:textId="77777777">
       <w:pPr>
         <w:pStyle w:val="Prrafodelista"/>
         <w:spacing w:line="240" w:lineRule="auto"/>
@@ -1185,11 +1185,11 @@
           <w:color w:val="000000"/>
           <w:kern w:val="0"/>
           <w:lang w:eastAsia="es-ES"/>
-          <w14:ligatures w14:val="none"/>
-        </w:rPr>
-      </w:pPr>
-    </w:p>
-    <w:p>
+          <ns2:ligatures ns2:val="none"/>
+        </w:rPr>
+      </w:pPr>
+    </w:p>
+    <w:p ns2:paraId="269E92E8" ns2:textId="77777777">
       <w:pPr>
         <w:pStyle w:val="Prrafodelista"/>
         <w:numPr>
@@ -1208,7 +1208,7 @@
           <w:color w:val="000000"/>
           <w:kern w:val="0"/>
           <w:lang w:eastAsia="es-ES"/>
-          <w14:ligatures w14:val="none"/>
+          <ns2:ligatures ns2:val="none"/>
         </w:rPr>
       </w:pPr>
       <w:r>
@@ -1217,7 +1217,7 @@
           <w:color w:val="000000"/>
           <w:kern w:val="0"/>
           <w:lang w:eastAsia="es-ES"/>
-          <w14:ligatures w14:val="none"/>
+          <ns2:ligatures ns2:val="none"/>
         </w:rPr>
         <w:t xml:space="preserve">El 6 de diciembre de 2024, se comunicó con </w:t>
       </w:r>
@@ -1228,7 +1228,7 @@
           <w:color w:val="000000"/>
           <w:kern w:val="0"/>
           <w:lang w:eastAsia="es-ES"/>
-          <w14:ligatures w14:val="none"/>
+          <ns2:ligatures ns2:val="none"/>
         </w:rPr>
         <w:t>Honesty</w:t>
       </w:r>
@@ -1239,7 +1239,7 @@
           <w:color w:val="000000"/>
           <w:kern w:val="0"/>
           <w:lang w:eastAsia="es-ES"/>
-          <w14:ligatures w14:val="none"/>
+          <ns2:ligatures ns2:val="none"/>
         </w:rPr>
         <w:t xml:space="preserve">, proporcionó sus datos y agendó </w:t>
       </w:r>
@@ -1249,7 +1249,7 @@
           <w:color w:val="000000"/>
           <w:kern w:val="0"/>
           <w:lang w:eastAsia="es-ES"/>
-          <w14:ligatures w14:val="none"/>
+          <ns2:ligatures ns2:val="none"/>
         </w:rPr>
         <w:t xml:space="preserve">la realización de la prueba poligráfica </w:t>
       </w:r>
@@ -1259,7 +1259,7 @@
           <w:color w:val="000000"/>
           <w:kern w:val="0"/>
           <w:lang w:eastAsia="es-ES"/>
-          <w14:ligatures w14:val="none"/>
+          <ns2:ligatures ns2:val="none"/>
         </w:rPr>
         <w:t xml:space="preserve">para el </w:t>
       </w:r>
@@ -1269,7 +1269,7 @@
           <w:color w:val="000000"/>
           <w:kern w:val="0"/>
           <w:lang w:eastAsia="es-ES"/>
-          <w14:ligatures w14:val="none"/>
+          <ns2:ligatures ns2:val="none"/>
         </w:rPr>
         <w:t>18 de marzo de 202</w:t>
       </w:r>
@@ -1279,7 +1279,7 @@
           <w:color w:val="000000"/>
           <w:kern w:val="0"/>
           <w:lang w:eastAsia="es-ES"/>
-          <w14:ligatures w14:val="none"/>
+          <ns2:ligatures ns2:val="none"/>
         </w:rPr>
         <w:t xml:space="preserve">5, la cual fue realizada </w:t>
       </w:r>
@@ -1289,12 +1289,12 @@
           <w:color w:val="000000"/>
           <w:kern w:val="0"/>
           <w:lang w:eastAsia="es-ES"/>
-          <w14:ligatures w14:val="none"/>
+          <ns2:ligatures ns2:val="none"/>
         </w:rPr>
         <w:t xml:space="preserve">en la fecha, lugar y condiciones coordinadas. </w:t>
       </w:r>
     </w:p>
-    <w:p>
+    <w:p ns2:paraId="2C76891A" ns2:textId="77777777">
       <w:pPr>
         <w:pStyle w:val="Prrafodelista"/>
         <w:spacing w:line="240" w:lineRule="auto"/>
@@ -1303,11 +1303,11 @@
           <w:color w:val="000000"/>
           <w:kern w:val="0"/>
           <w:lang w:eastAsia="es-ES"/>
-          <w14:ligatures w14:val="none"/>
-        </w:rPr>
-      </w:pPr>
-    </w:p>
-    <w:p>
+          <ns2:ligatures ns2:val="none"/>
+        </w:rPr>
+      </w:pPr>
+    </w:p>
+    <w:p ns2:paraId="5A767479" ns2:textId="77777777">
       <w:pPr>
         <w:pStyle w:val="Prrafodelista"/>
         <w:numPr>
@@ -1326,7 +1326,7 @@
           <w:color w:val="000000"/>
           <w:kern w:val="0"/>
           <w:lang w:eastAsia="es-ES"/>
-          <w14:ligatures w14:val="none"/>
+          <ns2:ligatures ns2:val="none"/>
         </w:rPr>
       </w:pPr>
       <w:r>
@@ -1335,7 +1335,7 @@
           <w:color w:val="000000"/>
           <w:kern w:val="0"/>
           <w:lang w:eastAsia="es-ES"/>
-          <w14:ligatures w14:val="none"/>
+          <ns2:ligatures ns2:val="none"/>
         </w:rPr>
         <w:t xml:space="preserve">El 28 de marzo de 2025, recibió una carta notarial </w:t>
       </w:r>
@@ -1345,7 +1345,7 @@
           <w:color w:val="000000"/>
           <w:kern w:val="0"/>
           <w:lang w:eastAsia="es-ES"/>
-          <w14:ligatures w14:val="none"/>
+          <ns2:ligatures ns2:val="none"/>
         </w:rPr>
         <w:t xml:space="preserve">de </w:t>
       </w:r>
@@ -1355,7 +1355,7 @@
           <w:color w:val="000000"/>
           <w:kern w:val="0"/>
           <w:lang w:eastAsia="es-ES"/>
-          <w14:ligatures w14:val="none"/>
+          <ns2:ligatures ns2:val="none"/>
         </w:rPr>
         <w:t xml:space="preserve">Pacífico en la que se le comunicó que la </w:t>
       </w:r>
@@ -1366,7 +1366,7 @@
           <w:color w:val="000000"/>
           <w:kern w:val="0"/>
           <w:lang w:eastAsia="es-ES"/>
-          <w14:ligatures w14:val="none"/>
+          <ns2:ligatures ns2:val="none"/>
         </w:rPr>
         <w:t>Honesty</w:t>
       </w:r>
@@ -1377,7 +1377,7 @@
           <w:color w:val="000000"/>
           <w:kern w:val="0"/>
           <w:lang w:eastAsia="es-ES"/>
-          <w14:ligatures w14:val="none"/>
+          <ns2:ligatures ns2:val="none"/>
         </w:rPr>
         <w:t xml:space="preserve"> </w:t>
       </w:r>
@@ -1387,7 +1387,7 @@
           <w:color w:val="000000"/>
           <w:kern w:val="0"/>
           <w:lang w:eastAsia="es-ES"/>
-          <w14:ligatures w14:val="none"/>
+          <ns2:ligatures ns2:val="none"/>
         </w:rPr>
         <w:t xml:space="preserve">concluyó que presentó reacciones indicativas de engaño frente a preguntas relacionadas con la planificación del fraude, </w:t>
       </w:r>
@@ -1397,7 +1397,7 @@
           <w:color w:val="000000"/>
           <w:kern w:val="0"/>
           <w:lang w:eastAsia="es-ES"/>
-          <w14:ligatures w14:val="none"/>
+          <ns2:ligatures ns2:val="none"/>
         </w:rPr>
         <w:t>motivo por el cual Pacífico decidió rechazar su solicitud de indemnización y cerrar el expediente.</w:t>
       </w:r>
@@ -1413,7 +1413,7 @@
           <w:color w:val="000000"/>
           <w:kern w:val="0"/>
           <w:lang w:eastAsia="es-ES"/>
-          <w14:ligatures w14:val="none"/>
+          <ns2:ligatures ns2:val="none"/>
         </w:rPr>
         <w:t>padecía de parálisis facial, condición médica que afecta sus respuestas fisiológicas, lo cual debía ser analizado durante el</w:t>
       </w:r>
@@ -1423,7 +1423,7 @@
           <w:color w:val="000000"/>
           <w:kern w:val="0"/>
           <w:lang w:eastAsia="es-ES"/>
-          <w14:ligatures w14:val="none"/>
+          <ns2:ligatures ns2:val="none"/>
         </w:rPr>
         <w:t xml:space="preserve"> proceso de evaluación</w:t>
       </w:r>
@@ -1433,12 +1433,12 @@
           <w:color w:val="000000"/>
           <w:kern w:val="0"/>
           <w:lang w:eastAsia="es-ES"/>
-          <w14:ligatures w14:val="none"/>
+          <ns2:ligatures ns2:val="none"/>
         </w:rPr>
         <w:t>.</w:t>
       </w:r>
     </w:p>
-    <w:p>
+    <w:p ns2:paraId="0D5F317C" ns2:textId="77777777">
       <w:pPr>
         <w:tabs>
           <w:tab w:val="left" w:pos="1134"/>
@@ -1450,11 +1450,11 @@
           <w:color w:val="000000"/>
           <w:kern w:val="0"/>
           <w:lang w:eastAsia="es-ES"/>
-          <w14:ligatures w14:val="none"/>
-        </w:rPr>
-      </w:pPr>
-    </w:p>
-    <w:p>
+          <ns2:ligatures ns2:val="none"/>
+        </w:rPr>
+      </w:pPr>
+    </w:p>
+    <w:p ns2:paraId="17FA0843" ns2:textId="77777777">
       <w:pPr>
         <w:numPr>
           <w:ilvl w:val="1"/>
@@ -1472,14 +1472,14 @@
           <w:color w:val="000000"/>
           <w:kern w:val="0"/>
           <w:lang w:val="es-ES" w:eastAsia="es-ES"/>
-          <w14:ligatures w14:val="none"/>
+          <ns2:ligatures ns2:val="none"/>
         </w:rPr>
       </w:pPr>
       <w:r>
         <w:rPr>
           <w:rFonts w:ascii="Arial Narrow" w:eastAsia="Calibri" w:hAnsi="Arial Narrow" w:cs="Arial"/>
           <w:kern w:val="0"/>
-          <w14:ligatures w14:val="none"/>
+          <ns2:ligatures ns2:val="none"/>
         </w:rPr>
         <w:t xml:space="preserve">El señor [APELLIDO] solicitó, en calidad de medida correctiva, que el Banco, Pacífico y Honesty cumplan con otorgar la cobertura del Seguro de Protección de Tarjetas por el importe total de S/ 19 978,50, con la correspondiente reevaluación del caso conforme a las cláusulas contractuales. Asimismo, requirió el reembolso de costos y costas del presente procedimiento.</w:t>
       </w:r>
@@ -1487,7 +1487,7 @@
         <w:rPr>
           <w:rFonts w:ascii="Arial Narrow" w:eastAsia="Calibri" w:hAnsi="Arial Narrow" w:cs="Arial"/>
           <w:kern w:val="0"/>
-          <w14:ligatures w14:val="none"/>
+          <ns2:ligatures ns2:val="none"/>
         </w:rPr>
         <w:t xml:space="preserve"/>
       </w:r>
@@ -1495,7 +1495,7 @@
         <w:rPr>
           <w:rFonts w:ascii="Arial Narrow" w:eastAsia="Calibri" w:hAnsi="Arial Narrow" w:cs="Arial"/>
           <w:kern w:val="0"/>
-          <w14:ligatures w14:val="none"/>
+          <ns2:ligatures ns2:val="none"/>
         </w:rPr>
         <w:t xml:space="preserve"/>
       </w:r>
@@ -1505,7 +1505,7 @@
           <w:color w:val="000000"/>
           <w:kern w:val="0"/>
           <w:lang w:val="es-ES" w:eastAsia="es-ES"/>
-          <w14:ligatures w14:val="none"/>
+          <ns2:ligatures ns2:val="none"/>
         </w:rPr>
         <w:t xml:space="preserve"/>
       </w:r>
@@ -1515,7 +1515,7 @@
           <w:color w:val="000000"/>
           <w:kern w:val="0"/>
           <w:lang w:val="es-ES" w:eastAsia="es-ES"/>
-          <w14:ligatures w14:val="none"/>
+          <ns2:ligatures ns2:val="none"/>
         </w:rPr>
         <w:t xml:space="preserve"/>
       </w:r>
@@ -1526,7 +1526,7 @@
           <w:color w:val="000000"/>
           <w:kern w:val="0"/>
           <w:lang w:val="es-ES" w:eastAsia="es-ES"/>
-          <w14:ligatures w14:val="none"/>
+          <ns2:ligatures ns2:val="none"/>
         </w:rPr>
         <w:t/>
       </w:r>
@@ -1537,7 +1537,7 @@
           <w:color w:val="000000"/>
           <w:kern w:val="0"/>
           <w:lang w:val="es-ES" w:eastAsia="es-ES"/>
-          <w14:ligatures w14:val="none"/>
+          <ns2:ligatures ns2:val="none"/>
         </w:rPr>
         <w:t xml:space="preserve"/>
       </w:r>
@@ -1547,7 +1547,7 @@
           <w:color w:val="000000"/>
           <w:kern w:val="0"/>
           <w:lang w:eastAsia="es-ES"/>
-          <w14:ligatures w14:val="none"/>
+          <ns2:ligatures ns2:val="none"/>
         </w:rPr>
         <w:t xml:space="preserve"/>
       </w:r>
@@ -1557,7 +1557,7 @@
           <w:color w:val="000000"/>
           <w:kern w:val="0"/>
           <w:lang w:eastAsia="es-ES"/>
-          <w14:ligatures w14:val="none"/>
+          <ns2:ligatures ns2:val="none"/>
         </w:rPr>
         <w:lastRenderedPageBreak/>
         <w:t/>
@@ -1568,7 +1568,7 @@
           <w:color w:val="000000"/>
           <w:kern w:val="0"/>
           <w:lang w:eastAsia="es-ES"/>
-          <w14:ligatures w14:val="none"/>
+          <ns2:ligatures ns2:val="none"/>
         </w:rPr>
         <w:t/>
       </w:r>
@@ -1578,7 +1578,7 @@
           <w:color w:val="000000"/>
           <w:kern w:val="0"/>
           <w:lang w:val="es-ES" w:eastAsia="es-ES"/>
-          <w14:ligatures w14:val="none"/>
+          <ns2:ligatures ns2:val="none"/>
         </w:rPr>
         <w:t xml:space="preserve"/>
       </w:r>
@@ -1588,12 +1588,12 @@
           <w:color w:val="000000"/>
           <w:kern w:val="0"/>
           <w:lang w:val="es-ES" w:eastAsia="es-ES"/>
-          <w14:ligatures w14:val="none"/>
+          <ns2:ligatures ns2:val="none"/>
         </w:rPr>
         <w:t/>
       </w:r>
     </w:p>
-    <w:p>
+    <w:p ns2:paraId="6E1BBE3D" ns2:textId="77777777">
       <w:pPr>
         <w:spacing w:after="0" w:line="240" w:lineRule="auto"/>
         <w:contextualSpacing/>
@@ -1604,11 +1604,11 @@
           <w:color w:val="000000"/>
           <w:kern w:val="0"/>
           <w:lang w:eastAsia="es-PE"/>
-          <w14:ligatures w14:val="none"/>
-        </w:rPr>
-      </w:pPr>
-    </w:p>
-    <w:p>
+          <ns2:ligatures ns2:val="none"/>
+        </w:rPr>
+      </w:pPr>
+    </w:p>
+    <w:p ns2:paraId="395E2A70" ns2:textId="77777777">
       <w:pPr>
         <w:pStyle w:val="Prrafodelista"/>
         <w:numPr>
@@ -1628,22 +1628,22 @@
           <w:color w:val="000000"/>
           <w:kern w:val="0"/>
           <w:lang w:eastAsia="es-PE"/>
-          <w14:ligatures w14:val="none"/>
-        </w:rPr>
-      </w:pPr>
-      <w:r>
-        <w:rPr>
-          <w:rFonts w:ascii="Arial Narrow" w:eastAsia="Arial Narrow" w:hAnsi="Arial Narrow" w:cs="Arial Narrow"/>
-          <w:b/>
-          <w:color w:val="000000"/>
-          <w:kern w:val="0"/>
-          <w:lang w:eastAsia="es-PE"/>
-          <w14:ligatures w14:val="none"/>
+          <ns2:ligatures ns2:val="none"/>
+        </w:rPr>
+      </w:pPr>
+      <w:r>
+        <w:rPr>
+          <w:rFonts w:ascii="Arial Narrow" w:eastAsia="Arial Narrow" w:hAnsi="Arial Narrow" w:cs="Arial Narrow"/>
+          <w:b/>
+          <w:color w:val="000000"/>
+          <w:kern w:val="0"/>
+          <w:lang w:eastAsia="es-PE"/>
+          <ns2:ligatures ns2:val="none"/>
         </w:rPr>
         <w:t xml:space="preserve">DE LA SOLICITUD DE CONFIDENCIALIDAD PRESENTADA </w:t>
       </w:r>
     </w:p>
-    <w:p>
+    <w:p ns2:paraId="6C8EE353" ns2:textId="77777777">
       <w:pPr>
         <w:spacing w:after="0" w:line="240" w:lineRule="auto"/>
         <w:ind w:left="567"/>
@@ -1655,11 +1655,11 @@
           <w:color w:val="000000"/>
           <w:kern w:val="0"/>
           <w:lang w:eastAsia="es-PE"/>
-          <w14:ligatures w14:val="none"/>
-        </w:rPr>
-      </w:pPr>
-    </w:p>
-    <w:p>
+          <ns2:ligatures ns2:val="none"/>
+        </w:rPr>
+      </w:pPr>
+    </w:p>
+    <w:p ns2:paraId="40B3E2C9" ns2:textId="77777777">
       <w:pPr>
         <w:pStyle w:val="Prrafodelista"/>
         <w:numPr>
@@ -1673,7 +1673,7 @@
           <w:rStyle w:val="eop"/>
           <w:rFonts w:ascii="Arial Narrow" w:eastAsia="Arial Narrow" w:hAnsi="Arial Narrow" w:cs="Arial Narrow"/>
           <w:kern w:val="0"/>
-          <w14:ligatures w14:val="none"/>
+          <ns2:ligatures ns2:val="none"/>
         </w:rPr>
       </w:pPr>
       <w:r>
@@ -1699,7 +1699,7 @@
         <w:t>.</w:t>
       </w:r>
     </w:p>
-    <w:p>
+    <w:p ns2:paraId="501007C5" ns2:textId="77777777">
       <w:pPr>
         <w:pStyle w:val="Prrafodelista"/>
         <w:spacing w:after="0" w:line="240" w:lineRule="auto"/>
@@ -1709,11 +1709,11 @@
           <w:rStyle w:val="eop"/>
           <w:rFonts w:ascii="Arial Narrow" w:eastAsia="Arial Narrow" w:hAnsi="Arial Narrow" w:cs="Arial Narrow"/>
           <w:kern w:val="0"/>
-          <w14:ligatures w14:val="none"/>
-        </w:rPr>
-      </w:pPr>
-    </w:p>
-    <w:p>
+          <ns2:ligatures ns2:val="none"/>
+        </w:rPr>
+      </w:pPr>
+    </w:p>
+    <w:p ns2:paraId="1206E6BD" ns2:textId="77777777">
       <w:pPr>
         <w:pStyle w:val="Prrafodelista"/>
         <w:numPr>
@@ -1727,7 +1727,7 @@
           <w:rStyle w:val="normaltextrun"/>
           <w:rFonts w:ascii="Arial Narrow" w:eastAsia="Arial Narrow" w:hAnsi="Arial Narrow" w:cs="Arial Narrow"/>
           <w:kern w:val="0"/>
-          <w14:ligatures w14:val="none"/>
+          <ns2:ligatures ns2:val="none"/>
         </w:rPr>
       </w:pPr>
       <w:r>
@@ -1764,7 +1764,7 @@
         <w:t>.</w:t>
       </w:r>
     </w:p>
-    <w:p>
+    <w:p ns2:paraId="2DCE8FCB" ns2:textId="77777777">
       <w:pPr>
         <w:pStyle w:val="Prrafodelista"/>
         <w:spacing w:line="240" w:lineRule="auto"/>
@@ -1775,7 +1775,7 @@
         </w:rPr>
       </w:pPr>
     </w:p>
-    <w:p>
+    <w:p ns2:paraId="686F1BE3" ns2:textId="77777777">
       <w:pPr>
         <w:pStyle w:val="Prrafodelista"/>
         <w:numPr>
@@ -1788,7 +1788,7 @@
         <w:rPr>
           <w:rFonts w:ascii="Arial Narrow" w:eastAsia="Arial Narrow" w:hAnsi="Arial Narrow" w:cs="Arial Narrow"/>
           <w:kern w:val="0"/>
-          <w14:ligatures w14:val="none"/>
+          <ns2:ligatures ns2:val="none"/>
         </w:rPr>
       </w:pPr>
       <w:r>
@@ -1827,7 +1827,7 @@
         <w:rPr>
           <w:rFonts w:ascii="Arial Narrow" w:eastAsia="Calibri" w:hAnsi="Arial Narrow" w:cs="Arial"/>
           <w:kern w:val="0"/>
-          <w14:ligatures w14:val="none"/>
+          <ns2:ligatures ns2:val="none"/>
         </w:rPr>
         <w:t/>
       </w:r>
@@ -1858,7 +1858,7 @@
         <w:t/>
       </w:r>
     </w:p>
-    <w:p>
+    <w:p ns2:paraId="098DB5B3" ns2:textId="77777777">
       <w:pPr>
         <w:pStyle w:val="Prrafodelista"/>
         <w:spacing w:line="240" w:lineRule="auto"/>
@@ -1868,7 +1868,7 @@
         </w:rPr>
       </w:pPr>
     </w:p>
-    <w:p>
+    <w:p ns2:paraId="1C804C87" ns2:textId="77777777">
       <w:pPr>
         <w:pStyle w:val="Prrafodelista"/>
         <w:numPr>
@@ -1881,7 +1881,7 @@
         <w:rPr>
           <w:rFonts w:ascii="Arial Narrow" w:eastAsia="Arial Narrow" w:hAnsi="Arial Narrow" w:cs="Arial Narrow"/>
           <w:kern w:val="0"/>
-          <w14:ligatures w14:val="none"/>
+          <ns2:ligatures ns2:val="none"/>
         </w:rPr>
       </w:pPr>
       <w:proofErr w:type="gramStart"/>
@@ -1934,7 +1934,7 @@
         <w:t>.</w:t>
       </w:r>
     </w:p>
-    <w:p>
+    <w:p ns2:paraId="010488E0" ns2:textId="77777777">
       <w:pPr>
         <w:pStyle w:val="Prrafodelista"/>
         <w:spacing w:line="240" w:lineRule="auto"/>
@@ -1944,7 +1944,7 @@
         </w:rPr>
       </w:pPr>
     </w:p>
-    <w:p>
+    <w:p ns2:paraId="2603A4D6" ns2:textId="77777777">
       <w:pPr>
         <w:pStyle w:val="Prrafodelista"/>
         <w:numPr>
@@ -1957,7 +1957,7 @@
         <w:rPr>
           <w:rFonts w:ascii="Arial Narrow" w:eastAsia="Arial Narrow" w:hAnsi="Arial Narrow" w:cs="Arial Narrow"/>
           <w:kern w:val="0"/>
-          <w14:ligatures w14:val="none"/>
+          <ns2:ligatures ns2:val="none"/>
         </w:rPr>
       </w:pPr>
       <w:r>
@@ -2015,7 +2015,7 @@
         <w:t>este último requisito el Órgano Resolutivo le solicitará que subsane dicha omisión o que indique si desea tener por no presentado su escrito, bajo apercibimiento de incorporarlo al expediente como documento de carácter público con el mismo tratamiento que cualquier pieza incluida en dicho expediente.</w:t>
       </w:r>
     </w:p>
-    <w:p>
+    <w:p ns2:paraId="74D766B4" ns2:textId="77777777">
       <w:pPr>
         <w:pStyle w:val="Prrafodelista"/>
         <w:spacing w:line="240" w:lineRule="auto"/>
@@ -2023,11 +2023,11 @@
           <w:rStyle w:val="normaltextrun"/>
           <w:rFonts w:ascii="Arial Narrow" w:eastAsia="Arial Narrow" w:hAnsi="Arial Narrow" w:cs="Arial Narrow"/>
           <w:kern w:val="0"/>
-          <w14:ligatures w14:val="none"/>
-        </w:rPr>
-      </w:pPr>
-    </w:p>
-    <w:p>
+          <ns2:ligatures ns2:val="none"/>
+        </w:rPr>
+      </w:pPr>
+    </w:p>
+    <w:p ns2:paraId="068BFF3E" ns2:textId="77777777">
       <w:pPr>
         <w:pStyle w:val="Prrafodelista"/>
         <w:numPr>
@@ -2047,7 +2047,7 @@
           <w:rStyle w:val="normaltextrun"/>
           <w:rFonts w:ascii="Arial Narrow" w:eastAsia="Arial Narrow" w:hAnsi="Arial Narrow" w:cs="Arial Narrow"/>
           <w:kern w:val="0"/>
-          <w14:ligatures w14:val="none"/>
+          <ns2:ligatures ns2:val="none"/>
         </w:rPr>
         <w:t xml:space="preserve">Mediante Resolución 1 de fecha 18 de junio de 2025, se requirió al señor [APELLIDO], de acuerdo a la Directiva 001-2025-GEG/INDECOPI, que, en el plazo improrrogable de dos (2) días hábiles contado a partir del día siguiente de notificada la presente, cumpla con:</w:t>
       </w:r>
@@ -2057,7 +2057,7 @@
           <w:rStyle w:val="normaltextrun"/>
           <w:rFonts w:ascii="Arial Narrow" w:eastAsia="Arial Narrow" w:hAnsi="Arial Narrow" w:cs="Arial Narrow"/>
           <w:kern w:val="0"/>
-          <w14:ligatures w14:val="none"/>
+          <ns2:ligatures ns2:val="none"/>
         </w:rPr>
         <w:t/>
       </w:r>
@@ -2067,7 +2067,7 @@
           <w:rStyle w:val="normaltextrun"/>
           <w:rFonts w:ascii="Arial Narrow" w:eastAsia="Arial Narrow" w:hAnsi="Arial Narrow" w:cs="Arial Narrow"/>
           <w:kern w:val="0"/>
-          <w14:ligatures w14:val="none"/>
+          <ns2:ligatures ns2:val="none"/>
         </w:rPr>
         <w:t xml:space="preserve"/>
       </w:r>
@@ -2076,7 +2076,7 @@
           <w:rStyle w:val="normaltextrun"/>
           <w:rFonts w:ascii="Arial Narrow" w:eastAsia="Arial Narrow" w:hAnsi="Arial Narrow" w:cs="Arial Narrow"/>
           <w:kern w:val="0"/>
-          <w14:ligatures w14:val="none"/>
+          <ns2:ligatures ns2:val="none"/>
         </w:rPr>
         <w:t/>
       </w:r>
@@ -2092,7 +2092,7 @@
         <w:rPr>
           <w:rFonts w:ascii="Arial Narrow" w:eastAsia="Calibri" w:hAnsi="Arial Narrow" w:cs="Arial"/>
           <w:kern w:val="0"/>
-          <w14:ligatures w14:val="none"/>
+          <ns2:ligatures ns2:val="none"/>
         </w:rPr>
         <w:t/>
       </w:r>
@@ -2173,7 +2173,7 @@
         <w:t/>
       </w:r>
     </w:p>
-    <w:p>
+    <w:p ns2:paraId="43CBA259" ns2:textId="77777777">
       <w:pPr>
         <w:pStyle w:val="Prrafodelista"/>
         <w:spacing w:line="240" w:lineRule="auto"/>
@@ -2185,7 +2185,7 @@
         </w:rPr>
       </w:pPr>
     </w:p>
-    <w:p>
+    <w:p ns2:paraId="76200C57" ns2:textId="77777777">
       <w:pPr>
         <w:pStyle w:val="Prrafodelista"/>
         <w:numPr>
@@ -2212,7 +2212,7 @@
         <w:t>Indicar de forma expresa de qué documento solicita la confidencialidad, presentando dicho documento de forma independiente a los otros anexos de su escrito de denuncia; o, de ser el caso señalar que desea que no se tenga por presentado el documento “ANEXOS DE DENUNCIA.PDF”.</w:t>
       </w:r>
     </w:p>
-    <w:p>
+    <w:p ns2:paraId="468667E8" ns2:textId="77777777">
       <w:pPr>
         <w:pStyle w:val="Prrafodelista"/>
         <w:numPr>
@@ -2241,7 +2241,7 @@
       </w:r>
       <w:bookmarkStart w:id="1" w:name="_Hlk202444909"/>
     </w:p>
-    <w:p>
+    <w:p ns2:paraId="2D4D0454" ns2:textId="77777777">
       <w:pPr>
         <w:pStyle w:val="Prrafodelista"/>
         <w:spacing w:line="240" w:lineRule="auto"/>
@@ -2254,7 +2254,7 @@
         </w:rPr>
       </w:pPr>
     </w:p>
-    <w:p>
+    <w:p ns2:paraId="7EABC435" ns2:textId="77777777">
       <w:pPr>
         <w:pStyle w:val="Prrafodelista"/>
         <w:numPr>
@@ -2267,7 +2267,7 @@
         <w:rPr>
           <w:rFonts w:ascii="Arial Narrow" w:eastAsia="Arial Narrow" w:hAnsi="Arial Narrow" w:cs="Arial Narrow"/>
           <w:kern w:val="0"/>
-          <w14:ligatures w14:val="none"/>
+          <ns2:ligatures ns2:val="none"/>
         </w:rPr>
       </w:pPr>
       <w:r>
@@ -2290,7 +2290,7 @@
         <w:rPr>
           <w:rFonts w:ascii="Arial Narrow" w:eastAsia="Calibri" w:hAnsi="Arial Narrow" w:cs="Arial"/>
           <w:kern w:val="0"/>
-          <w14:ligatures w14:val="none"/>
+          <ns2:ligatures ns2:val="none"/>
         </w:rPr>
         <w:t/>
       </w:r>
@@ -2298,7 +2298,7 @@
         <w:rPr>
           <w:rFonts w:ascii="Arial Narrow" w:eastAsia="Calibri" w:hAnsi="Arial Narrow" w:cs="Arial"/>
           <w:kern w:val="0"/>
-          <w14:ligatures w14:val="none"/>
+          <ns2:ligatures ns2:val="none"/>
         </w:rPr>
         <w:t xml:space="preserve"/>
       </w:r>
@@ -2326,7 +2326,7 @@
         </w:rPr>
         <w:t xml:space="preserve"/>
       </w:r>
-      <w:hyperlink r:id="rId8" w:history="1">
+      <w:hyperlink ns3:id="rId8" w:history="1">
         <w:r>
           <w:rPr>
             <w:rStyle w:val="Hipervnculo"/>
@@ -2347,7 +2347,7 @@
       </w:r>
     </w:p>
     <w:bookmarkEnd w:id="1"/>
-    <w:p>
+    <w:p ns2:paraId="1E932037" ns2:textId="77777777">
       <w:pPr>
         <w:pStyle w:val="Prrafodelista"/>
         <w:spacing w:after="0" w:line="240" w:lineRule="auto"/>
@@ -2356,11 +2356,11 @@
         <w:rPr>
           <w:rFonts w:ascii="Arial Narrow" w:eastAsia="Arial Narrow" w:hAnsi="Arial Narrow" w:cs="Arial Narrow"/>
           <w:kern w:val="0"/>
-          <w14:ligatures w14:val="none"/>
-        </w:rPr>
-      </w:pPr>
-    </w:p>
-    <w:p>
+          <ns2:ligatures ns2:val="none"/>
+        </w:rPr>
+      </w:pPr>
+    </w:p>
+    <w:p ns2:paraId="06F2D166" ns2:textId="15D298B0">
       <w:pPr>
         <w:pStyle w:val="Prrafodelista"/>
         <w:numPr>
@@ -2373,7 +2373,7 @@
         <w:rPr>
           <w:rFonts w:ascii="Arial Narrow" w:eastAsia="Arial Narrow" w:hAnsi="Arial Narrow" w:cs="Arial Narrow"/>
           <w:kern w:val="0"/>
-          <w14:ligatures w14:val="none"/>
+          <ns2:ligatures ns2:val="none"/>
         </w:rPr>
       </w:pPr>
       <w:r>
@@ -2412,7 +2412,7 @@
         <w:rPr>
           <w:rFonts w:ascii="Arial Narrow" w:eastAsia="Calibri" w:hAnsi="Arial Narrow" w:cs="Arial"/>
           <w:kern w:val="0"/>
-          <w14:ligatures w14:val="none"/>
+          <ns2:ligatures ns2:val="none"/>
         </w:rPr>
         <w:t/>
       </w:r>
@@ -2420,7 +2420,7 @@
         <w:rPr>
           <w:rFonts w:ascii="Arial Narrow" w:eastAsia="Calibri" w:hAnsi="Arial Narrow" w:cs="Arial"/>
           <w:kern w:val="0"/>
-          <w14:ligatures w14:val="none"/>
+          <ns2:ligatures ns2:val="none"/>
         </w:rPr>
         <w:t xml:space="preserve"/>
       </w:r>
@@ -2502,7 +2502,7 @@
         <w:t/>
       </w:r>
     </w:p>
-    <w:p>
+    <w:p ns2:paraId="49DB8E67" ns2:textId="77777777">
       <w:pPr>
         <w:pStyle w:val="Prrafodelista"/>
         <w:spacing w:after="0" w:line="240" w:lineRule="auto"/>
@@ -2511,11 +2511,11 @@
         <w:rPr>
           <w:rFonts w:ascii="Arial Narrow" w:eastAsia="Arial Narrow" w:hAnsi="Arial Narrow" w:cs="Arial Narrow"/>
           <w:kern w:val="0"/>
-          <w14:ligatures w14:val="none"/>
-        </w:rPr>
-      </w:pPr>
-    </w:p>
-    <w:p>
+          <ns2:ligatures ns2:val="none"/>
+        </w:rPr>
+      </w:pPr>
+    </w:p>
+    <w:p ns2:paraId="20481A3E" ns2:textId="3A9FC837">
       <w:pPr>
         <w:pStyle w:val="Prrafodelista"/>
         <w:numPr>
@@ -2528,14 +2528,14 @@
         <w:rPr>
           <w:rFonts w:ascii="Arial Narrow" w:eastAsia="Arial Narrow" w:hAnsi="Arial Narrow" w:cs="Arial Narrow"/>
           <w:kern w:val="0"/>
-          <w14:ligatures w14:val="none"/>
-        </w:rPr>
-      </w:pPr>
-      <w:r>
-        <w:rPr>
-          <w:rFonts w:ascii="Arial Narrow" w:eastAsia="Arial Narrow" w:hAnsi="Arial Narrow" w:cs="Arial Narrow"/>
-          <w:kern w:val="0"/>
-          <w14:ligatures w14:val="none"/>
+          <ns2:ligatures ns2:val="none"/>
+        </w:rPr>
+      </w:pPr>
+      <w:r>
+        <w:rPr>
+          <w:rFonts w:ascii="Arial Narrow" w:eastAsia="Arial Narrow" w:hAnsi="Arial Narrow" w:cs="Arial Narrow"/>
+          <w:kern w:val="0"/>
+          <ns2:ligatures ns2:val="none"/>
         </w:rPr>
         <w:t xml:space="preserve">No obstante, el señor [APELLIDO] no cumplió con lo señalado en la con el inciso 7.1.3 del numeral 7.1 del acápite 7 Directiva 001-2025-GEG/INDECOPI, en tanto que no cumplió adjuntar los documentos del anexo “ANEXOS DE DENUNCIA.PDF” y el anexo “ANEXOS CONFIDENCIALES.PDF” de manera independiente. </w:t>
       </w:r>
@@ -2543,7 +2543,7 @@
         <w:rPr>
           <w:rFonts w:ascii="Arial Narrow" w:eastAsia="Arial Narrow" w:hAnsi="Arial Narrow" w:cs="Arial Narrow"/>
           <w:kern w:val="0"/>
-          <w14:ligatures w14:val="none"/>
+          <ns2:ligatures ns2:val="none"/>
         </w:rPr>
         <w:t xml:space="preserve"/>
       </w:r>
@@ -2551,7 +2551,7 @@
         <w:rPr>
           <w:rFonts w:ascii="Arial Narrow" w:eastAsia="Calibri" w:hAnsi="Arial Narrow" w:cs="Arial"/>
           <w:kern w:val="0"/>
-          <w14:ligatures w14:val="none"/>
+          <ns2:ligatures ns2:val="none"/>
         </w:rPr>
         <w:t/>
       </w:r>
@@ -2689,7 +2689,7 @@
         <w:t xml:space="preserve"/>
       </w:r>
     </w:p>
-    <w:p>
+    <w:p ns2:paraId="092378C5" ns2:textId="77777777">
       <w:pPr>
         <w:pStyle w:val="Prrafodelista"/>
         <w:spacing w:after="0" w:line="240" w:lineRule="auto"/>
@@ -2699,11 +2699,11 @@
           <w:rFonts w:ascii="Arial Narrow" w:eastAsia="Calibri" w:hAnsi="Arial Narrow" w:cs="Arial Narrow"/>
           <w:kern w:val="0"/>
           <w:lang w:eastAsia="es-PE"/>
-          <w14:ligatures w14:val="none"/>
-        </w:rPr>
-      </w:pPr>
-    </w:p>
-    <w:p>
+          <ns2:ligatures ns2:val="none"/>
+        </w:rPr>
+      </w:pPr>
+    </w:p>
+    <w:p ns2:paraId="30DCD28B" ns2:textId="0B751675">
       <w:pPr>
         <w:pStyle w:val="Prrafodelista"/>
         <w:numPr>
@@ -2717,7 +2717,7 @@
           <w:rFonts w:ascii="Arial Narrow" w:eastAsia="Calibri" w:hAnsi="Arial Narrow" w:cs="Arial Narrow"/>
           <w:kern w:val="0"/>
           <w:lang w:eastAsia="es-PE"/>
-          <w14:ligatures w14:val="none"/>
+          <ns2:ligatures ns2:val="none"/>
         </w:rPr>
       </w:pPr>
       <w:r>
@@ -2726,7 +2726,7 @@
           <w:color w:val="000000"/>
           <w:kern w:val="0"/>
           <w:lang w:eastAsia="es-PE"/>
-          <w14:ligatures w14:val="none"/>
+          <ns2:ligatures ns2:val="none"/>
         </w:rPr>
         <w:t xml:space="preserve">En tanto el señor [APELLIDO] no cumplió con lo señalado en la Directiva 001-2008/TRI-INDECOPI y la Directiva 001-2025-GEG/INDECOPI, corresponde incorporar el documento “ANEXOS DE DENUNCIA.PDF” y el documento “ANEXOS CONFIDENCIALES.PDF” al expediente como documento de carácter público con el mismo tratamiento que cualquier otra pieza incluida en dicho expediente. </w:t>
       </w:r>
@@ -2736,7 +2736,7 @@
           <w:color w:val="000000"/>
           <w:kern w:val="0"/>
           <w:lang w:eastAsia="es-PE"/>
-          <w14:ligatures w14:val="none"/>
+          <ns2:ligatures ns2:val="none"/>
         </w:rPr>
         <w:t xml:space="preserve"/>
       </w:r>
@@ -2744,7 +2744,7 @@
         <w:rPr>
           <w:rFonts w:ascii="Arial Narrow" w:eastAsia="Calibri" w:hAnsi="Arial Narrow" w:cs="Arial"/>
           <w:kern w:val="0"/>
-          <w14:ligatures w14:val="none"/>
+          <ns2:ligatures ns2:val="none"/>
         </w:rPr>
         <w:t/>
       </w:r>
@@ -2836,7 +2836,7 @@
           <w:color w:val="000000"/>
           <w:kern w:val="0"/>
           <w:lang w:eastAsia="es-PE"/>
-          <w14:ligatures w14:val="none"/>
+          <ns2:ligatures ns2:val="none"/>
         </w:rPr>
         <w:t/>
       </w:r>
@@ -2846,7 +2846,7 @@
           <w:color w:val="000000"/>
           <w:kern w:val="0"/>
           <w:lang w:eastAsia="es-PE"/>
-          <w14:ligatures w14:val="none"/>
+          <ns2:ligatures ns2:val="none"/>
         </w:rPr>
         <w:t xml:space="preserve"/>
       </w:r>
@@ -2857,7 +2857,7 @@
           <w:color w:val="000000"/>
           <w:kern w:val="0"/>
           <w:lang w:eastAsia="es-PE"/>
-          <w14:ligatures w14:val="none"/>
+          <ns2:ligatures ns2:val="none"/>
         </w:rPr>
         <w:t/>
       </w:r>
@@ -2877,7 +2877,7 @@
           <w:color w:val="000000"/>
           <w:kern w:val="0"/>
           <w:lang w:eastAsia="es-PE"/>
-          <w14:ligatures w14:val="none"/>
+          <ns2:ligatures ns2:val="none"/>
         </w:rPr>
         <w:t xml:space="preserve"/>
       </w:r>
@@ -2895,7 +2895,7 @@
           <w:color w:val="000000"/>
           <w:kern w:val="0"/>
           <w:lang w:eastAsia="es-PE"/>
-          <w14:ligatures w14:val="none"/>
+          <ns2:ligatures ns2:val="none"/>
         </w:rPr>
         <w:t xml:space="preserve"/>
       </w:r>
@@ -2937,7 +2937,7 @@
           <w:color w:val="000000"/>
           <w:kern w:val="0"/>
           <w:lang w:eastAsia="es-PE"/>
-          <w14:ligatures w14:val="none"/>
+          <ns2:ligatures ns2:val="none"/>
         </w:rPr>
         <w:t/>
       </w:r>
@@ -2948,7 +2948,7 @@
           <w:color w:val="000000"/>
           <w:kern w:val="0"/>
           <w:lang w:eastAsia="es-PE"/>
-          <w14:ligatures w14:val="none"/>
+          <ns2:ligatures ns2:val="none"/>
         </w:rPr>
         <w:t/>
       </w:r>
@@ -2958,7 +2958,7 @@
           <w:color w:val="000000"/>
           <w:kern w:val="0"/>
           <w:lang w:eastAsia="es-PE"/>
-          <w14:ligatures w14:val="none"/>
+          <ns2:ligatures ns2:val="none"/>
         </w:rPr>
         <w:t/>
       </w:r>
@@ -2969,12 +2969,12 @@
           <w:color w:val="000000"/>
           <w:kern w:val="0"/>
           <w:lang w:eastAsia="es-PE"/>
-          <w14:ligatures w14:val="none"/>
+          <ns2:ligatures ns2:val="none"/>
         </w:rPr>
         <w:t xml:space="preserve"/>
       </w:r>
     </w:p>
-    <w:p>
+    <w:p ns2:paraId="2285E215" ns2:textId="77777777">
       <w:pPr>
         <w:spacing w:after="0" w:line="240" w:lineRule="auto"/>
         <w:contextualSpacing/>
@@ -2985,11 +2985,11 @@
           <w:color w:val="000000"/>
           <w:kern w:val="0"/>
           <w:lang w:eastAsia="es-PE"/>
-          <w14:ligatures w14:val="none"/>
-        </w:rPr>
-      </w:pPr>
-    </w:p>
-    <w:p>
+          <ns2:ligatures ns2:val="none"/>
+        </w:rPr>
+      </w:pPr>
+    </w:p>
+    <w:p ns2:paraId="053F1354" ns2:textId="77777777">
       <w:pPr>
         <w:pStyle w:val="Prrafodelista"/>
         <w:numPr>
@@ -3009,22 +3009,22 @@
           <w:color w:val="000000"/>
           <w:kern w:val="0"/>
           <w:lang w:eastAsia="es-PE"/>
-          <w14:ligatures w14:val="none"/>
-        </w:rPr>
-      </w:pPr>
-      <w:r>
-        <w:rPr>
-          <w:rFonts w:ascii="Arial Narrow" w:eastAsia="Arial Narrow" w:hAnsi="Arial Narrow" w:cs="Arial Narrow"/>
-          <w:b/>
-          <w:color w:val="000000"/>
-          <w:kern w:val="0"/>
-          <w:lang w:eastAsia="es-PE"/>
-          <w14:ligatures w14:val="none"/>
+          <ns2:ligatures ns2:val="none"/>
+        </w:rPr>
+      </w:pPr>
+      <w:r>
+        <w:rPr>
+          <w:rFonts w:ascii="Arial Narrow" w:eastAsia="Arial Narrow" w:hAnsi="Arial Narrow" w:cs="Arial Narrow"/>
+          <w:b/>
+          <w:color w:val="000000"/>
+          <w:kern w:val="0"/>
+          <w:lang w:eastAsia="es-PE"/>
+          <ns2:ligatures ns2:val="none"/>
         </w:rPr>
         <w:t>DE LA ADMISIÓN A TRÁMITE DE LA DENUNCIA</w:t>
       </w:r>
     </w:p>
-    <w:p>
+    <w:p ns2:paraId="5FD52CDE" ns2:textId="77777777">
       <w:pPr>
         <w:spacing w:after="0" w:line="240" w:lineRule="auto"/>
         <w:ind w:left="567"/>
@@ -3036,11 +3036,11 @@
           <w:color w:val="000000"/>
           <w:kern w:val="0"/>
           <w:lang w:eastAsia="es-PE"/>
-          <w14:ligatures w14:val="none"/>
-        </w:rPr>
-      </w:pPr>
-    </w:p>
-    <w:p>
+          <ns2:ligatures ns2:val="none"/>
+        </w:rPr>
+      </w:pPr>
+    </w:p>
+    <w:p ns2:paraId="10273910" ns2:textId="1DAB21C4">
       <w:pPr>
         <w:pStyle w:val="Prrafodelista"/>
         <w:numPr>
@@ -3053,7 +3053,7 @@
         <w:rPr>
           <w:rFonts w:ascii="Arial Narrow" w:eastAsia="Arial Narrow" w:hAnsi="Arial Narrow" w:cs="Arial Narrow"/>
           <w:kern w:val="0"/>
-          <w14:ligatures w14:val="none"/>
+          <ns2:ligatures ns2:val="none"/>
         </w:rPr>
       </w:pPr>
       <w:bookmarkStart w:id="2" w:name="_Hlk140755208"/>
@@ -3065,7 +3065,7 @@
           <w:color w:val="000000"/>
           <w:kern w:val="0"/>
           <w:lang w:eastAsia="es-PE"/>
-          <w14:ligatures w14:val="none"/>
+          <ns2:ligatures ns2:val="none"/>
         </w:rPr>
         <w:t xml:space="preserve">La Secretaría </w:t>
       </w:r>
@@ -3078,7 +3078,7 @@
           <w:color w:val="000000"/>
           <w:kern w:val="0"/>
           <w:lang w:eastAsia="es-PE"/>
-          <w14:ligatures w14:val="none"/>
+          <ns2:ligatures ns2:val="none"/>
         </w:rPr>
         <w:t>Técnica de la Comisión de Protección al Consumidor 1 (en adelante, la Secretaría Técnica), en ejercicio de sus facultades</w:t>
       </w:r>
@@ -3088,7 +3088,7 @@
           <w:rFonts w:ascii="Arial Narrow" w:eastAsia="Arial Narrow" w:hAnsi="Arial Narrow" w:cs="Arial Narrow"/>
           <w:kern w:val="0"/>
           <w:vertAlign w:val="superscript"/>
-          <w14:ligatures w14:val="none"/>
+          <ns2:ligatures ns2:val="none"/>
         </w:rPr>
         <w:footnoteReference w:id="6"/>
       </w:r>
@@ -3098,7 +3098,7 @@
           <w:color w:val="000000"/>
           <w:kern w:val="0"/>
           <w:lang w:eastAsia="es-PE"/>
-          <w14:ligatures w14:val="none"/>
+          <ns2:ligatures ns2:val="none"/>
         </w:rPr>
         <w:t xml:space="preserve">, considera </w:t>
       </w:r>
@@ -3106,7 +3106,7 @@
         <w:rPr>
           <w:rFonts w:ascii="Arial Narrow" w:eastAsia="Arial Narrow" w:hAnsi="Arial Narrow" w:cs="Arial Narrow"/>
           <w:kern w:val="0"/>
-          <w14:ligatures w14:val="none"/>
+          <ns2:ligatures ns2:val="none"/>
         </w:rPr>
         <w:t xml:space="preserve">que el </w:t>
       </w:r>
@@ -3114,7 +3114,7 @@
         <w:rPr>
           <w:rFonts w:ascii="Arial Narrow" w:eastAsia="Arial Narrow" w:hAnsi="Arial Narrow" w:cs="Arial Narrow"/>
           <w:kern w:val="0"/>
-          <w14:ligatures w14:val="none"/>
+          <ns2:ligatures ns2:val="none"/>
         </w:rPr>
         <w:t xml:space="preserve">hecho denunciado, consistente en que </w:t>
       </w:r>
@@ -3124,7 +3124,7 @@
           <w:kern w:val="0"/>
           <w:shd w:val="clear" w:color="auto" w:fill="FFFFFF"/>
           <w:lang w:eastAsia="es-PE"/>
-          <w14:ligatures w14:val="none"/>
+          <ns2:ligatures ns2:val="none"/>
         </w:rPr>
         <w:t>el Banco de Crédito del Perú S.A. no habría cumplido con prevenir diligentemente las transferencias no autorizadas de la cuenta bancaria del denunciante ocurrido el 18 de noviembre de 2024</w:t>
       </w:r>
@@ -3132,7 +3132,7 @@
         <w:rPr>
           <w:rFonts w:ascii="Arial Narrow" w:eastAsia="Arial Narrow" w:hAnsi="Arial Narrow" w:cs="Arial Narrow"/>
           <w:kern w:val="0"/>
-          <w14:ligatures w14:val="none"/>
+          <ns2:ligatures ns2:val="none"/>
         </w:rPr>
         <w:t>; involucraría una presunta afectación a sus expectativas, quien no habría encontrado una correspondencia entre lo que esperaba recibir de parte del proveedor y lo que realmente recibió. Por consiguiente, corresponde calificar el hecho materia de denuncia como una presunta infracción al deber de idoneidad, tipificado en los artículos 18</w:t>
       </w:r>
@@ -3142,7 +3142,7 @@
           <w:color w:val="000000"/>
           <w:kern w:val="0"/>
           <w:lang w:eastAsia="es-PE"/>
-          <w14:ligatures w14:val="none"/>
+          <ns2:ligatures ns2:val="none"/>
         </w:rPr>
         <w:t/>
       </w:r>
@@ -3150,7 +3150,7 @@
         <w:rPr>
           <w:rFonts w:ascii="Arial Narrow" w:eastAsia="Arial Narrow" w:hAnsi="Arial Narrow" w:cs="Arial Narrow"/>
           <w:kern w:val="0"/>
-          <w14:ligatures w14:val="none"/>
+          <ns2:ligatures ns2:val="none"/>
         </w:rPr>
         <w:t xml:space="preserve"> y 19</w:t>
       </w:r>
@@ -3160,7 +3160,7 @@
           <w:color w:val="000000"/>
           <w:kern w:val="0"/>
           <w:lang w:eastAsia="es-PE"/>
-          <w14:ligatures w14:val="none"/>
+          <ns2:ligatures ns2:val="none"/>
         </w:rPr>
         <w:t/>
       </w:r>
@@ -3168,7 +3168,7 @@
         <w:rPr>
           <w:rFonts w:ascii="Arial Narrow" w:eastAsia="Arial Narrow" w:hAnsi="Arial Narrow" w:cs="Arial Narrow"/>
           <w:kern w:val="0"/>
-          <w14:ligatures w14:val="none"/>
+          <ns2:ligatures ns2:val="none"/>
         </w:rPr>
         <w:t xml:space="preserve"> del Código</w:t>
       </w:r>
@@ -3178,7 +3178,7 @@
           <w:rFonts w:ascii="Arial Narrow" w:eastAsia="Arial Narrow" w:hAnsi="Arial Narrow" w:cs="Arial"/>
           <w:kern w:val="0"/>
           <w:vertAlign w:val="superscript"/>
-          <w14:ligatures w14:val="none"/>
+          <ns2:ligatures ns2:val="none"/>
         </w:rPr>
         <w:footnoteReference w:id="7"/>
       </w:r>
@@ -3186,23 +3186,23 @@
         <w:rPr>
           <w:rFonts w:ascii="Arial Narrow" w:eastAsia="Arial Narrow" w:hAnsi="Arial Narrow" w:cs="Arial Narrow"/>
           <w:kern w:val="0"/>
-          <w14:ligatures w14:val="none"/>
+          <ns2:ligatures ns2:val="none"/>
         </w:rPr>
         <w:t>.</w:t>
       </w:r>
     </w:p>
-    <w:p>
-      <w:pPr>
-        <w:spacing w:after="0" w:line="240" w:lineRule="auto"/>
-        <w:jc w:val="both"/>
-        <w:rPr>
-          <w:rFonts w:ascii="Arial Narrow" w:eastAsia="Arial Narrow" w:hAnsi="Arial Narrow" w:cs="Arial Narrow"/>
-          <w:kern w:val="0"/>
-          <w14:ligatures w14:val="none"/>
-        </w:rPr>
-      </w:pPr>
-    </w:p>
-    <w:p>
+    <w:p ns2:paraId="4BC4CA51" ns2:textId="77777777">
+      <w:pPr>
+        <w:spacing w:after="0" w:line="240" w:lineRule="auto"/>
+        <w:jc w:val="both"/>
+        <w:rPr>
+          <w:rFonts w:ascii="Arial Narrow" w:eastAsia="Arial Narrow" w:hAnsi="Arial Narrow" w:cs="Arial Narrow"/>
+          <w:kern w:val="0"/>
+          <ns2:ligatures ns2:val="none"/>
+        </w:rPr>
+      </w:pPr>
+    </w:p>
+    <w:p ns2:paraId="57926568" ns2:textId="3A653B14">
       <w:pPr>
         <w:pStyle w:val="Prrafodelista"/>
         <w:numPr>
@@ -3215,14 +3215,14 @@
         <w:rPr>
           <w:rFonts w:ascii="Arial Narrow" w:eastAsia="Arial Narrow" w:hAnsi="Arial Narrow" w:cs="Arial Narrow"/>
           <w:kern w:val="0"/>
-          <w14:ligatures w14:val="none"/>
-        </w:rPr>
-      </w:pPr>
-      <w:r>
-        <w:rPr>
-          <w:rFonts w:ascii="Arial Narrow" w:eastAsia="Arial Narrow" w:hAnsi="Arial Narrow" w:cs="Arial Narrow"/>
-          <w:kern w:val="0"/>
-          <w14:ligatures w14:val="none"/>
+          <ns2:ligatures ns2:val="none"/>
+        </w:rPr>
+      </w:pPr>
+      <w:r>
+        <w:rPr>
+          <w:rFonts w:ascii="Arial Narrow" w:eastAsia="Arial Narrow" w:hAnsi="Arial Narrow" w:cs="Arial Narrow"/>
+          <w:kern w:val="0"/>
+          <ns2:ligatures ns2:val="none"/>
         </w:rPr>
         <w:t xml:space="preserve">Así también, la Secretaría Técnica, en ejercicio de sus facultades, </w:t>
       </w:r>
@@ -3232,7 +3232,7 @@
           <w:color w:val="000000"/>
           <w:kern w:val="0"/>
           <w:lang w:eastAsia="es-PE"/>
-          <w14:ligatures w14:val="none"/>
+          <ns2:ligatures ns2:val="none"/>
         </w:rPr>
         <w:t xml:space="preserve">considera </w:t>
       </w:r>
@@ -3240,7 +3240,7 @@
         <w:rPr>
           <w:rFonts w:ascii="Arial Narrow" w:eastAsia="Arial Narrow" w:hAnsi="Arial Narrow" w:cs="Arial Narrow"/>
           <w:kern w:val="0"/>
-          <w14:ligatures w14:val="none"/>
+          <ns2:ligatures ns2:val="none"/>
         </w:rPr>
         <w:t xml:space="preserve">que el hecho denunciado, consistente </w:t>
       </w:r>
@@ -3248,7 +3248,7 @@
         <w:rPr>
           <w:rFonts w:ascii="Arial Narrow" w:eastAsia="Arial Narrow" w:hAnsi="Arial Narrow" w:cs="Arial Narrow"/>
           <w:kern w:val="0"/>
-          <w14:ligatures w14:val="none"/>
+          <ns2:ligatures ns2:val="none"/>
         </w:rPr>
         <w:t xml:space="preserve">en que </w:t>
       </w:r>
@@ -3256,7 +3256,7 @@
         <w:rPr>
           <w:rFonts w:ascii="Arial Narrow" w:eastAsia="Arial Narrow" w:hAnsi="Arial Narrow" w:cs="Arial Narrow"/>
           <w:kern w:val="0"/>
-          <w14:ligatures w14:val="none"/>
+          <ns2:ligatures ns2:val="none"/>
         </w:rPr>
         <w:t>Pacífico Compañía de Seguros y Reaseguros S.A. habría negado injustificadamente al denunciante la cobertura del Seguro de Protección de Tarjetas Plus – Póliza 1000001429 por el siniestro del 18 de noviembre de 2024, al basarse únicamente en la prueba de polígrafo</w:t>
       </w:r>
@@ -3264,7 +3264,7 @@
         <w:rPr>
           <w:rFonts w:ascii="Arial Narrow" w:eastAsia="Arial Narrow" w:hAnsi="Arial Narrow" w:cs="Arial Narrow"/>
           <w:kern w:val="0"/>
-          <w14:ligatures w14:val="none"/>
+          <ns2:ligatures ns2:val="none"/>
         </w:rPr>
         <w:t>; involucraría una presunta afectación a sus expectativas, quien no habría encontrado una correspondencia entre lo que esperaba recibir de parte del proveedor y lo que realmente recibió. Por consiguiente, corresponde calificar el hecho materia de denuncia como una presunta infracción al deber de idoneidad, tipificado en los artículos 18</w:t>
       </w:r>
@@ -3274,7 +3274,7 @@
           <w:color w:val="000000"/>
           <w:kern w:val="0"/>
           <w:lang w:eastAsia="es-PE"/>
-          <w14:ligatures w14:val="none"/>
+          <ns2:ligatures ns2:val="none"/>
         </w:rPr>
         <w:t/>
       </w:r>
@@ -3282,7 +3282,7 @@
         <w:rPr>
           <w:rFonts w:ascii="Arial Narrow" w:eastAsia="Arial Narrow" w:hAnsi="Arial Narrow" w:cs="Arial Narrow"/>
           <w:kern w:val="0"/>
-          <w14:ligatures w14:val="none"/>
+          <ns2:ligatures ns2:val="none"/>
         </w:rPr>
         <w:t xml:space="preserve"> y 19</w:t>
       </w:r>
@@ -3292,7 +3292,7 @@
           <w:color w:val="000000"/>
           <w:kern w:val="0"/>
           <w:lang w:eastAsia="es-PE"/>
-          <w14:ligatures w14:val="none"/>
+          <ns2:ligatures ns2:val="none"/>
         </w:rPr>
         <w:t/>
       </w:r>
@@ -3300,23 +3300,23 @@
         <w:rPr>
           <w:rFonts w:ascii="Arial Narrow" w:eastAsia="Arial Narrow" w:hAnsi="Arial Narrow" w:cs="Arial Narrow"/>
           <w:kern w:val="0"/>
-          <w14:ligatures w14:val="none"/>
+          <ns2:ligatures ns2:val="none"/>
         </w:rPr>
         <w:t xml:space="preserve"> del Código.</w:t>
       </w:r>
     </w:p>
-    <w:p>
-      <w:pPr>
-        <w:spacing w:after="0" w:line="240" w:lineRule="auto"/>
-        <w:jc w:val="both"/>
-        <w:rPr>
-          <w:rFonts w:ascii="Arial Narrow" w:eastAsia="Arial Narrow" w:hAnsi="Arial Narrow" w:cs="Arial Narrow"/>
-          <w:kern w:val="0"/>
-          <w14:ligatures w14:val="none"/>
-        </w:rPr>
-      </w:pPr>
-    </w:p>
-    <w:p>
+    <w:p ns2:paraId="26493AC6" ns2:textId="77777777">
+      <w:pPr>
+        <w:spacing w:after="0" w:line="240" w:lineRule="auto"/>
+        <w:jc w:val="both"/>
+        <w:rPr>
+          <w:rFonts w:ascii="Arial Narrow" w:eastAsia="Arial Narrow" w:hAnsi="Arial Narrow" w:cs="Arial Narrow"/>
+          <w:kern w:val="0"/>
+          <ns2:ligatures ns2:val="none"/>
+        </w:rPr>
+      </w:pPr>
+    </w:p>
+    <w:p ns2:paraId="6260784C" ns2:textId="1F2DC0B8">
       <w:pPr>
         <w:pStyle w:val="Prrafodelista"/>
         <w:numPr>
@@ -3329,16 +3329,16 @@
         <w:rPr>
           <w:rFonts w:ascii="Arial Narrow" w:eastAsia="Arial Narrow" w:hAnsi="Arial Narrow" w:cs="Arial Narrow"/>
           <w:kern w:val="0"/>
-          <w14:ligatures w14:val="none"/>
-        </w:rPr>
-      </w:pPr>
-      <w:r>
-        <w:rPr>
-          <w:rFonts w:ascii="Arial Narrow" w:eastAsia="Times New Roman" w:hAnsi="Arial Narrow" w:cs="Arial"/>
-          <w:color w:val="000000"/>
-          <w:kern w:val="0"/>
-          <w:lang w:eastAsia="es-PE"/>
-          <w14:ligatures w14:val="none"/>
+          <ns2:ligatures ns2:val="none"/>
+        </w:rPr>
+      </w:pPr>
+      <w:r>
+        <w:rPr>
+          <w:rFonts w:ascii="Arial Narrow" w:eastAsia="Times New Roman" w:hAnsi="Arial Narrow" w:cs="Arial"/>
+          <w:color w:val="000000"/>
+          <w:kern w:val="0"/>
+          <w:lang w:eastAsia="es-PE"/>
+          <ns2:ligatures ns2:val="none"/>
         </w:rPr>
         <w:t xml:space="preserve">Además, la Secretaría Técnica, en ejercicio de sus facultades, considera </w:t>
       </w:r>
@@ -3346,7 +3346,7 @@
         <w:rPr>
           <w:rFonts w:ascii="Arial Narrow" w:eastAsia="Arial Narrow" w:hAnsi="Arial Narrow" w:cs="Arial"/>
           <w:kern w:val="0"/>
-          <w14:ligatures w14:val="none"/>
+          <ns2:ligatures ns2:val="none"/>
         </w:rPr>
         <w:t xml:space="preserve">que el hecho denunciado, consistente </w:t>
       </w:r>
@@ -3354,7 +3354,7 @@
         <w:rPr>
           <w:rFonts w:ascii="Arial Narrow" w:eastAsia="Arial Narrow" w:hAnsi="Arial Narrow" w:cs="Arial Narrow"/>
           <w:kern w:val="0"/>
-          <w14:ligatures w14:val="none"/>
+          <ns2:ligatures ns2:val="none"/>
         </w:rPr>
         <w:t xml:space="preserve">en que </w:t>
       </w:r>
@@ -3362,7 +3362,7 @@
         <w:rPr>
           <w:rFonts w:ascii="Arial Narrow" w:eastAsia="Arial Narrow" w:hAnsi="Arial Narrow" w:cs="Arial Narrow"/>
           <w:kern w:val="0"/>
-          <w14:ligatures w14:val="none"/>
+          <ns2:ligatures ns2:val="none"/>
         </w:rPr>
         <w:t xml:space="preserve">Pacífico Compañía de Seguros y Reaseguros S.A. habría permitido que </w:t>
       </w:r>
@@ -3371,7 +3371,7 @@
         <w:rPr>
           <w:rFonts w:ascii="Arial Narrow" w:eastAsia="Arial Narrow" w:hAnsi="Arial Narrow" w:cs="Arial Narrow"/>
           <w:kern w:val="0"/>
-          <w14:ligatures w14:val="none"/>
+          <ns2:ligatures ns2:val="none"/>
         </w:rPr>
         <w:t>Honesty</w:t>
       </w:r>
@@ -3380,7 +3380,7 @@
         <w:rPr>
           <w:rFonts w:ascii="Arial Narrow" w:eastAsia="Arial Narrow" w:hAnsi="Arial Narrow" w:cs="Arial Narrow"/>
           <w:kern w:val="0"/>
-          <w14:ligatures w14:val="none"/>
+          <ns2:ligatures ns2:val="none"/>
         </w:rPr>
         <w:t xml:space="preserve"> S.A.C realice preguntas que presuponen la culpabilidad del denunciante, afectando la presunción de inocencia</w:t>
       </w:r>
@@ -3388,7 +3388,7 @@
         <w:rPr>
           <w:rFonts w:ascii="Arial Narrow" w:eastAsia="Arial Narrow" w:hAnsi="Arial Narrow" w:cs="Arial Narrow"/>
           <w:kern w:val="0"/>
-          <w14:ligatures w14:val="none"/>
+          <ns2:ligatures ns2:val="none"/>
         </w:rPr>
         <w:t>; involucraría una presunta afectación a sus expectativas, quien no habría encontrado una correspondencia entre lo que esperaba recibir de parte del proveedor y lo que realmente recibió. Por consiguiente, corresponde calificar el hecho materia de denuncia como una presunta infracción al deber de idoneidad, tipificado en los artículos 18</w:t>
       </w:r>
@@ -3398,7 +3398,7 @@
           <w:color w:val="000000"/>
           <w:kern w:val="0"/>
           <w:lang w:eastAsia="es-PE"/>
-          <w14:ligatures w14:val="none"/>
+          <ns2:ligatures ns2:val="none"/>
         </w:rPr>
         <w:t/>
       </w:r>
@@ -3406,7 +3406,7 @@
         <w:rPr>
           <w:rFonts w:ascii="Arial Narrow" w:eastAsia="Arial Narrow" w:hAnsi="Arial Narrow" w:cs="Arial Narrow"/>
           <w:kern w:val="0"/>
-          <w14:ligatures w14:val="none"/>
+          <ns2:ligatures ns2:val="none"/>
         </w:rPr>
         <w:t xml:space="preserve"> y 19</w:t>
       </w:r>
@@ -3416,7 +3416,7 @@
           <w:color w:val="000000"/>
           <w:kern w:val="0"/>
           <w:lang w:eastAsia="es-PE"/>
-          <w14:ligatures w14:val="none"/>
+          <ns2:ligatures ns2:val="none"/>
         </w:rPr>
         <w:t/>
       </w:r>
@@ -3424,7 +3424,7 @@
         <w:rPr>
           <w:rFonts w:ascii="Arial Narrow" w:eastAsia="Arial Narrow" w:hAnsi="Arial Narrow" w:cs="Arial Narrow"/>
           <w:kern w:val="0"/>
-          <w14:ligatures w14:val="none"/>
+          <ns2:ligatures ns2:val="none"/>
         </w:rPr>
         <w:t xml:space="preserve"> del Código.</w:t>
       </w:r>
@@ -3432,22 +3432,22 @@
         <w:rPr>
           <w:rFonts w:ascii="Arial Narrow" w:eastAsia="Arial Narrow" w:hAnsi="Arial Narrow" w:cs="Arial Narrow"/>
           <w:kern w:val="0"/>
-          <w14:ligatures w14:val="none"/>
+          <ns2:ligatures ns2:val="none"/>
         </w:rPr>
         <w:t xml:space="preserve"> </w:t>
       </w:r>
     </w:p>
-    <w:p>
+    <w:p ns2:paraId="2ECCA87D" ns2:textId="77777777">
       <w:pPr>
         <w:pStyle w:val="Prrafodelista"/>
         <w:rPr>
           <w:rFonts w:ascii="Arial Narrow" w:eastAsia="Arial Narrow" w:hAnsi="Arial Narrow" w:cs="Arial Narrow"/>
           <w:kern w:val="0"/>
-          <w14:ligatures w14:val="none"/>
-        </w:rPr>
-      </w:pPr>
-    </w:p>
-    <w:p>
+          <ns2:ligatures ns2:val="none"/>
+        </w:rPr>
+      </w:pPr>
+    </w:p>
+    <w:p ns2:paraId="7D39D5D1" ns2:textId="3A28A00E">
       <w:pPr>
         <w:pStyle w:val="Prrafodelista"/>
         <w:numPr>
@@ -3460,14 +3460,14 @@
         <w:rPr>
           <w:rFonts w:ascii="Arial Narrow" w:eastAsia="Arial Narrow" w:hAnsi="Arial Narrow" w:cs="Arial Narrow"/>
           <w:kern w:val="0"/>
-          <w14:ligatures w14:val="none"/>
-        </w:rPr>
-      </w:pPr>
-      <w:r>
-        <w:rPr>
-          <w:rFonts w:ascii="Arial Narrow" w:eastAsia="Arial Narrow" w:hAnsi="Arial Narrow" w:cs="Arial Narrow"/>
-          <w:kern w:val="0"/>
-          <w14:ligatures w14:val="none"/>
+          <ns2:ligatures ns2:val="none"/>
+        </w:rPr>
+      </w:pPr>
+      <w:r>
+        <w:rPr>
+          <w:rFonts w:ascii="Arial Narrow" w:eastAsia="Arial Narrow" w:hAnsi="Arial Narrow" w:cs="Arial Narrow"/>
+          <w:kern w:val="0"/>
+          <ns2:ligatures ns2:val="none"/>
         </w:rPr>
         <w:lastRenderedPageBreak/>
         <w:t xml:space="preserve">Asimismo, </w:t>
@@ -3478,7 +3478,7 @@
           <w:color w:val="000000"/>
           <w:kern w:val="0"/>
           <w:lang w:eastAsia="es-PE"/>
-          <w14:ligatures w14:val="none"/>
+          <ns2:ligatures ns2:val="none"/>
         </w:rPr>
         <w:t xml:space="preserve">la Secretaría Técnica, en ejercicio de sus facultades, considera </w:t>
       </w:r>
@@ -3486,7 +3486,7 @@
         <w:rPr>
           <w:rFonts w:ascii="Arial Narrow" w:eastAsia="Arial Narrow" w:hAnsi="Arial Narrow" w:cs="Arial"/>
           <w:kern w:val="0"/>
-          <w14:ligatures w14:val="none"/>
+          <ns2:ligatures ns2:val="none"/>
         </w:rPr>
         <w:t xml:space="preserve">que el hecho denunciado, consistente </w:t>
       </w:r>
@@ -3494,7 +3494,7 @@
         <w:rPr>
           <w:rFonts w:ascii="Arial Narrow" w:eastAsia="Arial Narrow" w:hAnsi="Arial Narrow" w:cs="Arial Narrow"/>
           <w:kern w:val="0"/>
-          <w14:ligatures w14:val="none"/>
+          <ns2:ligatures ns2:val="none"/>
         </w:rPr>
         <w:t xml:space="preserve">en que </w:t>
       </w:r>
@@ -3503,7 +3503,7 @@
         <w:rPr>
           <w:rFonts w:ascii="Arial Narrow" w:eastAsia="Arial Narrow" w:hAnsi="Arial Narrow" w:cs="Arial Narrow"/>
           <w:kern w:val="0"/>
-          <w14:ligatures w14:val="none"/>
+          <ns2:ligatures ns2:val="none"/>
         </w:rPr>
         <w:t>Honesty</w:t>
       </w:r>
@@ -3512,7 +3512,7 @@
         <w:rPr>
           <w:rFonts w:ascii="Arial Narrow" w:eastAsia="Arial Narrow" w:hAnsi="Arial Narrow" w:cs="Arial Narrow"/>
           <w:kern w:val="0"/>
-          <w14:ligatures w14:val="none"/>
+          <ns2:ligatures ns2:val="none"/>
         </w:rPr>
         <w:t xml:space="preserve"> S.A.C. no habría cumplido con adaptar el procedimiento del examen del polígrafo al denunciante debido a su condición médica, afectando el resultado</w:t>
       </w:r>
@@ -3520,7 +3520,7 @@
         <w:rPr>
           <w:rFonts w:ascii="Arial Narrow" w:eastAsia="Arial Narrow" w:hAnsi="Arial Narrow" w:cs="Arial Narrow"/>
           <w:kern w:val="0"/>
-          <w14:ligatures w14:val="none"/>
+          <ns2:ligatures ns2:val="none"/>
         </w:rPr>
         <w:t>; involucraría una presunta afectación a sus expectativas, quien no habría encontrado una correspondencia entre lo que esperaba recibir de parte del proveedor y lo que realmente recibió. Por consiguiente, corresponde calificar el hecho materia de denuncia como una presunta infracción al deber de idoneidad, tipificado en los artículos 18</w:t>
       </w:r>
@@ -3530,7 +3530,7 @@
           <w:color w:val="000000"/>
           <w:kern w:val="0"/>
           <w:lang w:eastAsia="es-PE"/>
-          <w14:ligatures w14:val="none"/>
+          <ns2:ligatures ns2:val="none"/>
         </w:rPr>
         <w:t/>
       </w:r>
@@ -3538,7 +3538,7 @@
         <w:rPr>
           <w:rFonts w:ascii="Arial Narrow" w:eastAsia="Arial Narrow" w:hAnsi="Arial Narrow" w:cs="Arial Narrow"/>
           <w:kern w:val="0"/>
-          <w14:ligatures w14:val="none"/>
+          <ns2:ligatures ns2:val="none"/>
         </w:rPr>
         <w:t xml:space="preserve"> y 19</w:t>
       </w:r>
@@ -3548,7 +3548,7 @@
           <w:color w:val="000000"/>
           <w:kern w:val="0"/>
           <w:lang w:eastAsia="es-PE"/>
-          <w14:ligatures w14:val="none"/>
+          <ns2:ligatures ns2:val="none"/>
         </w:rPr>
         <w:t/>
       </w:r>
@@ -3556,22 +3556,22 @@
         <w:rPr>
           <w:rFonts w:ascii="Arial Narrow" w:eastAsia="Arial Narrow" w:hAnsi="Arial Narrow" w:cs="Arial Narrow"/>
           <w:kern w:val="0"/>
-          <w14:ligatures w14:val="none"/>
+          <ns2:ligatures ns2:val="none"/>
         </w:rPr>
         <w:t xml:space="preserve"> del Código.</w:t>
       </w:r>
     </w:p>
-    <w:p>
+    <w:p ns2:paraId="0F50070C" ns2:textId="77777777">
       <w:pPr>
         <w:pStyle w:val="Prrafodelista"/>
         <w:rPr>
           <w:rFonts w:ascii="Arial Narrow" w:eastAsia="Arial Narrow" w:hAnsi="Arial Narrow" w:cs="Arial Narrow"/>
           <w:kern w:val="0"/>
-          <w14:ligatures w14:val="none"/>
-        </w:rPr>
-      </w:pPr>
-    </w:p>
-    <w:p>
+          <ns2:ligatures ns2:val="none"/>
+        </w:rPr>
+      </w:pPr>
+    </w:p>
+    <w:p ns2:paraId="0B247519" ns2:textId="6BBAF82A">
       <w:pPr>
         <w:pStyle w:val="Prrafodelista"/>
         <w:numPr>
@@ -3584,14 +3584,14 @@
         <w:rPr>
           <w:rFonts w:ascii="Arial Narrow" w:eastAsia="Arial Narrow" w:hAnsi="Arial Narrow" w:cs="Arial Narrow"/>
           <w:kern w:val="0"/>
-          <w14:ligatures w14:val="none"/>
-        </w:rPr>
-      </w:pPr>
-      <w:r>
-        <w:rPr>
-          <w:rFonts w:ascii="Arial Narrow" w:eastAsia="Arial Narrow" w:hAnsi="Arial Narrow" w:cs="Arial Narrow"/>
-          <w:kern w:val="0"/>
-          <w14:ligatures w14:val="none"/>
+          <ns2:ligatures ns2:val="none"/>
+        </w:rPr>
+      </w:pPr>
+      <w:r>
+        <w:rPr>
+          <w:rFonts w:ascii="Arial Narrow" w:eastAsia="Arial Narrow" w:hAnsi="Arial Narrow" w:cs="Arial Narrow"/>
+          <w:kern w:val="0"/>
+          <ns2:ligatures ns2:val="none"/>
         </w:rPr>
         <w:t xml:space="preserve">Además, </w:t>
       </w:r>
@@ -3601,7 +3601,7 @@
           <w:color w:val="000000"/>
           <w:kern w:val="0"/>
           <w:lang w:eastAsia="es-PE"/>
-          <w14:ligatures w14:val="none"/>
+          <ns2:ligatures ns2:val="none"/>
         </w:rPr>
         <w:t xml:space="preserve">la Secretaría Técnica, en ejercicio de sus facultades, considera </w:t>
       </w:r>
@@ -3609,7 +3609,7 @@
         <w:rPr>
           <w:rFonts w:ascii="Arial Narrow" w:eastAsia="Arial Narrow" w:hAnsi="Arial Narrow" w:cs="Arial"/>
           <w:kern w:val="0"/>
-          <w14:ligatures w14:val="none"/>
+          <ns2:ligatures ns2:val="none"/>
         </w:rPr>
         <w:t xml:space="preserve">que el hecho denunciado, consistente </w:t>
       </w:r>
@@ -3617,7 +3617,7 @@
         <w:rPr>
           <w:rFonts w:ascii="Arial Narrow" w:eastAsia="Arial Narrow" w:hAnsi="Arial Narrow" w:cs="Arial Narrow"/>
           <w:kern w:val="0"/>
-          <w14:ligatures w14:val="none"/>
+          <ns2:ligatures ns2:val="none"/>
         </w:rPr>
         <w:t xml:space="preserve">en que </w:t>
       </w:r>
@@ -3626,7 +3626,7 @@
         <w:rPr>
           <w:rFonts w:ascii="Arial Narrow" w:eastAsia="Arial Narrow" w:hAnsi="Arial Narrow" w:cs="Arial Narrow"/>
           <w:kern w:val="0"/>
-          <w14:ligatures w14:val="none"/>
+          <ns2:ligatures ns2:val="none"/>
         </w:rPr>
         <w:t>Honesty</w:t>
       </w:r>
@@ -3635,7 +3635,7 @@
         <w:rPr>
           <w:rFonts w:ascii="Arial Narrow" w:eastAsia="Arial Narrow" w:hAnsi="Arial Narrow" w:cs="Arial Narrow"/>
           <w:kern w:val="0"/>
-          <w14:ligatures w14:val="none"/>
+          <ns2:ligatures ns2:val="none"/>
         </w:rPr>
         <w:t xml:space="preserve"> S.A.C. no habría cumplido con realizar una evaluación adecuada sobre el estado de salud del denunciante al momento de realizar la prueba poligráfica, pues padecía de una condición médica que afectaba sus respuestas fisiológicas</w:t>
       </w:r>
@@ -3643,7 +3643,7 @@
         <w:rPr>
           <w:rFonts w:ascii="Arial Narrow" w:eastAsia="Arial Narrow" w:hAnsi="Arial Narrow" w:cs="Arial Narrow"/>
           <w:kern w:val="0"/>
-          <w14:ligatures w14:val="none"/>
+          <ns2:ligatures ns2:val="none"/>
         </w:rPr>
         <w:t>; involucraría una presunta afectación a sus expectativas, quien no habría encontrado una correspondencia entre lo que esperaba recibir de parte del proveedor y lo que realmente recibió. Por consiguiente, corresponde calificar el hecho materia de denuncia como una presunta infracción al deber de idoneidad, tipificado en los artículos 18</w:t>
       </w:r>
@@ -3653,7 +3653,7 @@
           <w:color w:val="000000"/>
           <w:kern w:val="0"/>
           <w:lang w:eastAsia="es-PE"/>
-          <w14:ligatures w14:val="none"/>
+          <ns2:ligatures ns2:val="none"/>
         </w:rPr>
         <w:t/>
       </w:r>
@@ -3661,7 +3661,7 @@
         <w:rPr>
           <w:rFonts w:ascii="Arial Narrow" w:eastAsia="Arial Narrow" w:hAnsi="Arial Narrow" w:cs="Arial Narrow"/>
           <w:kern w:val="0"/>
-          <w14:ligatures w14:val="none"/>
+          <ns2:ligatures ns2:val="none"/>
         </w:rPr>
         <w:t xml:space="preserve"> y 19</w:t>
       </w:r>
@@ -3671,7 +3671,7 @@
           <w:color w:val="000000"/>
           <w:kern w:val="0"/>
           <w:lang w:eastAsia="es-PE"/>
-          <w14:ligatures w14:val="none"/>
+          <ns2:ligatures ns2:val="none"/>
         </w:rPr>
         <w:t/>
       </w:r>
@@ -3679,23 +3679,23 @@
         <w:rPr>
           <w:rFonts w:ascii="Arial Narrow" w:eastAsia="Arial Narrow" w:hAnsi="Arial Narrow" w:cs="Arial Narrow"/>
           <w:kern w:val="0"/>
-          <w14:ligatures w14:val="none"/>
+          <ns2:ligatures ns2:val="none"/>
         </w:rPr>
         <w:t xml:space="preserve"> del Código.</w:t>
       </w:r>
     </w:p>
-    <w:p>
-      <w:pPr>
-        <w:spacing w:after="0" w:line="240" w:lineRule="auto"/>
-        <w:jc w:val="both"/>
-        <w:rPr>
-          <w:rFonts w:ascii="Arial Narrow" w:eastAsia="Arial Narrow" w:hAnsi="Arial Narrow" w:cs="Arial Narrow"/>
-          <w:kern w:val="0"/>
-          <w14:ligatures w14:val="none"/>
-        </w:rPr>
-      </w:pPr>
-    </w:p>
-    <w:p>
+    <w:p ns2:paraId="10ACECF8" ns2:textId="77777777">
+      <w:pPr>
+        <w:spacing w:after="0" w:line="240" w:lineRule="auto"/>
+        <w:jc w:val="both"/>
+        <w:rPr>
+          <w:rFonts w:ascii="Arial Narrow" w:eastAsia="Arial Narrow" w:hAnsi="Arial Narrow" w:cs="Arial Narrow"/>
+          <w:kern w:val="0"/>
+          <ns2:ligatures ns2:val="none"/>
+        </w:rPr>
+      </w:pPr>
+    </w:p>
+    <w:p ns2:paraId="2AF85D39" ns2:textId="417297C8">
       <w:pPr>
         <w:pStyle w:val="Prrafodelista"/>
         <w:numPr>
@@ -3708,16 +3708,16 @@
         <w:rPr>
           <w:rFonts w:ascii="Arial Narrow" w:eastAsia="Arial Narrow" w:hAnsi="Arial Narrow" w:cs="Arial Narrow"/>
           <w:kern w:val="0"/>
-          <w14:ligatures w14:val="none"/>
-        </w:rPr>
-      </w:pPr>
-      <w:r>
-        <w:rPr>
-          <w:rFonts w:ascii="Arial Narrow" w:eastAsia="Times New Roman" w:hAnsi="Arial Narrow" w:cs="Arial"/>
-          <w:color w:val="000000"/>
-          <w:kern w:val="0"/>
-          <w:lang w:eastAsia="es-PE"/>
-          <w14:ligatures w14:val="none"/>
+          <ns2:ligatures ns2:val="none"/>
+        </w:rPr>
+      </w:pPr>
+      <w:r>
+        <w:rPr>
+          <w:rFonts w:ascii="Arial Narrow" w:eastAsia="Times New Roman" w:hAnsi="Arial Narrow" w:cs="Arial"/>
+          <w:color w:val="000000"/>
+          <w:kern w:val="0"/>
+          <w:lang w:eastAsia="es-PE"/>
+          <ns2:ligatures ns2:val="none"/>
         </w:rPr>
         <w:t xml:space="preserve">Además, la Secretaría Técnica, en ejercicio de sus facultades, considera </w:t>
       </w:r>
@@ -3725,7 +3725,7 @@
         <w:rPr>
           <w:rFonts w:ascii="Arial Narrow" w:eastAsia="Arial Narrow" w:hAnsi="Arial Narrow" w:cs="Arial"/>
           <w:kern w:val="0"/>
-          <w14:ligatures w14:val="none"/>
+          <ns2:ligatures ns2:val="none"/>
         </w:rPr>
         <w:t xml:space="preserve">que el hecho denunciado, consistente en </w:t>
       </w:r>
@@ -3733,7 +3733,7 @@
         <w:rPr>
           <w:rFonts w:ascii="Arial Narrow" w:eastAsia="Arial Narrow" w:hAnsi="Arial Narrow" w:cs="Arial"/>
           <w:kern w:val="0"/>
-          <w14:ligatures w14:val="none"/>
+          <ns2:ligatures ns2:val="none"/>
         </w:rPr>
         <w:t xml:space="preserve">que </w:t>
       </w:r>
@@ -3760,7 +3760,7 @@
           <w:color w:val="000000"/>
           <w:kern w:val="0"/>
           <w:lang w:eastAsia="es-PE"/>
-          <w14:ligatures w14:val="none"/>
+          <ns2:ligatures ns2:val="none"/>
         </w:rPr>
         <w:t xml:space="preserve">. Por consiguiente, corresponde calificar el hecho materia de denuncia como una presunta infracción al deber de información, tipificado en el </w:t>
       </w:r>
@@ -3772,7 +3772,7 @@
           <w:color w:val="000000"/>
           <w:kern w:val="0"/>
           <w:lang w:eastAsia="es-PE"/>
-          <w14:ligatures w14:val="none"/>
+          <ns2:ligatures ns2:val="none"/>
         </w:rPr>
         <w:t xml:space="preserve">artículo 1, numeral 1, literal b) </w:t>
       </w:r>
@@ -3784,7 +3784,7 @@
           <w:color w:val="000000"/>
           <w:kern w:val="0"/>
           <w:lang w:eastAsia="es-PE"/>
-          <w14:ligatures w14:val="none"/>
+          <ns2:ligatures ns2:val="none"/>
         </w:rPr>
         <w:t>y al artículo 2 del Código</w:t>
       </w:r>
@@ -3797,7 +3797,7 @@
           <w:kern w:val="0"/>
           <w:vertAlign w:val="superscript"/>
           <w:lang w:eastAsia="es-PE"/>
-          <w14:ligatures w14:val="none"/>
+          <ns2:ligatures ns2:val="none"/>
         </w:rPr>
         <w:footnoteReference w:id="8"/>
       </w:r>
@@ -3808,7 +3808,7 @@
           <w:color w:val="000000"/>
           <w:kern w:val="0"/>
           <w:lang w:eastAsia="es-PE"/>
-          <w14:ligatures w14:val="none"/>
+          <ns2:ligatures ns2:val="none"/>
         </w:rPr>
         <w:t>.</w:t>
       </w:r>
@@ -3819,22 +3819,22 @@
           <w:color w:val="000000"/>
           <w:kern w:val="0"/>
           <w:lang w:eastAsia="es-PE"/>
-          <w14:ligatures w14:val="none"/>
+          <ns2:ligatures ns2:val="none"/>
         </w:rPr>
         <w:t xml:space="preserve"> </w:t>
       </w:r>
     </w:p>
-    <w:p>
+    <w:p ns2:paraId="07E3B298" ns2:textId="77777777">
       <w:pPr>
         <w:pStyle w:val="Prrafodelista"/>
         <w:rPr>
           <w:rFonts w:ascii="Arial Narrow" w:eastAsia="Arial Narrow" w:hAnsi="Arial Narrow" w:cs="Arial Narrow"/>
           <w:kern w:val="0"/>
-          <w14:ligatures w14:val="none"/>
-        </w:rPr>
-      </w:pPr>
-    </w:p>
-    <w:p>
+          <ns2:ligatures ns2:val="none"/>
+        </w:rPr>
+      </w:pPr>
+    </w:p>
+    <w:p ns2:paraId="1D3EA8F0" ns2:textId="3F7DE208">
       <w:pPr>
         <w:pStyle w:val="Prrafodelista"/>
         <w:numPr>
@@ -3847,14 +3847,14 @@
         <w:rPr>
           <w:rFonts w:ascii="Arial Narrow" w:eastAsia="Arial Narrow" w:hAnsi="Arial Narrow" w:cs="Arial Narrow"/>
           <w:kern w:val="0"/>
-          <w14:ligatures w14:val="none"/>
-        </w:rPr>
-      </w:pPr>
-      <w:r>
-        <w:rPr>
-          <w:rFonts w:ascii="Arial Narrow" w:eastAsia="Arial Narrow" w:hAnsi="Arial Narrow" w:cs="Arial Narrow"/>
-          <w:kern w:val="0"/>
-          <w14:ligatures w14:val="none"/>
+          <ns2:ligatures ns2:val="none"/>
+        </w:rPr>
+      </w:pPr>
+      <w:r>
+        <w:rPr>
+          <w:rFonts w:ascii="Arial Narrow" w:eastAsia="Arial Narrow" w:hAnsi="Arial Narrow" w:cs="Arial Narrow"/>
+          <w:kern w:val="0"/>
+          <ns2:ligatures ns2:val="none"/>
         </w:rPr>
         <w:t xml:space="preserve">Así también, </w:t>
       </w:r>
@@ -3864,7 +3864,7 @@
           <w:color w:val="000000"/>
           <w:kern w:val="0"/>
           <w:lang w:eastAsia="es-PE"/>
-          <w14:ligatures w14:val="none"/>
+          <ns2:ligatures ns2:val="none"/>
         </w:rPr>
         <w:t xml:space="preserve">la Secretaría Técnica, en ejercicio de sus facultades, considera </w:t>
       </w:r>
@@ -3872,7 +3872,7 @@
         <w:rPr>
           <w:rFonts w:ascii="Arial Narrow" w:eastAsia="Arial Narrow" w:hAnsi="Arial Narrow" w:cs="Arial"/>
           <w:kern w:val="0"/>
-          <w14:ligatures w14:val="none"/>
+          <ns2:ligatures ns2:val="none"/>
         </w:rPr>
         <w:t xml:space="preserve">que el hecho denunciado, consistente </w:t>
       </w:r>
@@ -3880,7 +3880,7 @@
         <w:rPr>
           <w:rFonts w:ascii="Arial Narrow" w:eastAsia="Arial Narrow" w:hAnsi="Arial Narrow" w:cs="Arial Narrow"/>
           <w:kern w:val="0"/>
-          <w14:ligatures w14:val="none"/>
+          <ns2:ligatures ns2:val="none"/>
         </w:rPr>
         <w:t xml:space="preserve">en que </w:t>
       </w:r>
@@ -3889,7 +3889,7 @@
         <w:rPr>
           <w:rFonts w:ascii="Arial Narrow" w:eastAsia="Arial Narrow" w:hAnsi="Arial Narrow" w:cs="Arial Narrow"/>
           <w:kern w:val="0"/>
-          <w14:ligatures w14:val="none"/>
+          <ns2:ligatures ns2:val="none"/>
         </w:rPr>
         <w:t>Honesty</w:t>
       </w:r>
@@ -3898,7 +3898,7 @@
         <w:rPr>
           <w:rFonts w:ascii="Arial Narrow" w:eastAsia="Arial Narrow" w:hAnsi="Arial Narrow" w:cs="Arial Narrow"/>
           <w:kern w:val="0"/>
-          <w14:ligatures w14:val="none"/>
+          <ns2:ligatures ns2:val="none"/>
         </w:rPr>
         <w:t xml:space="preserve"> S.A.C. no habría cumplido con brindar información clara y suficiente al denunciante respecto a la naturaleza, el procedimiento, los efectos de la prueba poligráfica y sobre los resultados que podrían derivarse de la misma</w:t>
       </w:r>
@@ -3906,7 +3906,7 @@
         <w:rPr>
           <w:rFonts w:ascii="Arial Narrow" w:eastAsia="Arial Narrow" w:hAnsi="Arial Narrow" w:cs="Arial Narrow"/>
           <w:kern w:val="0"/>
-          <w14:ligatures w14:val="none"/>
+          <ns2:ligatures ns2:val="none"/>
         </w:rPr>
         <w:t>s; involucraría una presunta afectación a sus expectativas, quien no habría encontrado una correspondencia</w:t>
       </w:r>
@@ -3914,7 +3914,7 @@
         <w:rPr>
           <w:rFonts w:ascii="Arial Narrow" w:eastAsia="Arial Narrow" w:hAnsi="Arial Narrow" w:cs="Arial Narrow"/>
           <w:kern w:val="0"/>
-          <w14:ligatures w14:val="none"/>
+          <ns2:ligatures ns2:val="none"/>
         </w:rPr>
         <w:t xml:space="preserve"> entre lo que esperaba recibir de parte del proveedor y lo que realmente recibió. Por consiguiente, corresponde calificar el hecho materia de denuncia como una presunta infracción al deber de idoneidad, tipificado en los artículos 18</w:t>
       </w:r>
@@ -3924,7 +3924,7 @@
           <w:color w:val="000000"/>
           <w:kern w:val="0"/>
           <w:lang w:eastAsia="es-PE"/>
-          <w14:ligatures w14:val="none"/>
+          <ns2:ligatures ns2:val="none"/>
         </w:rPr>
         <w:t/>
       </w:r>
@@ -3932,7 +3932,7 @@
         <w:rPr>
           <w:rFonts w:ascii="Arial Narrow" w:eastAsia="Arial Narrow" w:hAnsi="Arial Narrow" w:cs="Arial Narrow"/>
           <w:kern w:val="0"/>
-          <w14:ligatures w14:val="none"/>
+          <ns2:ligatures ns2:val="none"/>
         </w:rPr>
         <w:t xml:space="preserve"> y 19</w:t>
       </w:r>
@@ -3942,7 +3942,7 @@
           <w:color w:val="000000"/>
           <w:kern w:val="0"/>
           <w:lang w:eastAsia="es-PE"/>
-          <w14:ligatures w14:val="none"/>
+          <ns2:ligatures ns2:val="none"/>
         </w:rPr>
         <w:t/>
       </w:r>
@@ -3950,22 +3950,22 @@
         <w:rPr>
           <w:rFonts w:ascii="Arial Narrow" w:eastAsia="Arial Narrow" w:hAnsi="Arial Narrow" w:cs="Arial Narrow"/>
           <w:kern w:val="0"/>
-          <w14:ligatures w14:val="none"/>
+          <ns2:ligatures ns2:val="none"/>
         </w:rPr>
         <w:t xml:space="preserve"> del Código.</w:t>
       </w:r>
     </w:p>
-    <w:p>
+    <w:p ns2:paraId="509927D6" ns2:textId="77777777">
       <w:pPr>
         <w:pStyle w:val="Prrafodelista"/>
         <w:rPr>
           <w:rFonts w:ascii="Arial Narrow" w:eastAsia="Arial Narrow" w:hAnsi="Arial Narrow" w:cs="Arial Narrow"/>
           <w:kern w:val="0"/>
-          <w14:ligatures w14:val="none"/>
-        </w:rPr>
-      </w:pPr>
-    </w:p>
-    <w:p>
+          <ns2:ligatures ns2:val="none"/>
+        </w:rPr>
+      </w:pPr>
+    </w:p>
+    <w:p ns2:paraId="4CB4D696" ns2:textId="483FFE9E">
       <w:pPr>
         <w:pStyle w:val="Prrafodelista"/>
         <w:numPr>
@@ -3978,14 +3978,14 @@
         <w:rPr>
           <w:rFonts w:ascii="Arial Narrow" w:eastAsia="Arial Narrow" w:hAnsi="Arial Narrow" w:cs="Arial Narrow"/>
           <w:kern w:val="0"/>
-          <w14:ligatures w14:val="none"/>
-        </w:rPr>
-      </w:pPr>
-      <w:r>
-        <w:rPr>
-          <w:rFonts w:ascii="Arial Narrow" w:eastAsia="Arial Narrow" w:hAnsi="Arial Narrow" w:cs="Arial Narrow"/>
-          <w:kern w:val="0"/>
-          <w14:ligatures w14:val="none"/>
+          <ns2:ligatures ns2:val="none"/>
+        </w:rPr>
+      </w:pPr>
+      <w:r>
+        <w:rPr>
+          <w:rFonts w:ascii="Arial Narrow" w:eastAsia="Arial Narrow" w:hAnsi="Arial Narrow" w:cs="Arial Narrow"/>
+          <w:kern w:val="0"/>
+          <ns2:ligatures ns2:val="none"/>
         </w:rPr>
         <w:t xml:space="preserve">Adicionalmente, </w:t>
       </w:r>
@@ -3995,7 +3995,7 @@
           <w:color w:val="000000"/>
           <w:kern w:val="0"/>
           <w:lang w:eastAsia="es-PE"/>
-          <w14:ligatures w14:val="none"/>
+          <ns2:ligatures ns2:val="none"/>
         </w:rPr>
         <w:t xml:space="preserve">la Secretaría Técnica, en ejercicio de sus facultades, considera </w:t>
       </w:r>
@@ -4003,7 +4003,7 @@
         <w:rPr>
           <w:rFonts w:ascii="Arial Narrow" w:eastAsia="Arial Narrow" w:hAnsi="Arial Narrow" w:cs="Arial"/>
           <w:kern w:val="0"/>
-          <w14:ligatures w14:val="none"/>
+          <ns2:ligatures ns2:val="none"/>
         </w:rPr>
         <w:t xml:space="preserve">que el hecho denunciado, consistente </w:t>
       </w:r>
@@ -4011,7 +4011,7 @@
         <w:rPr>
           <w:rFonts w:ascii="Arial Narrow" w:eastAsia="Arial Narrow" w:hAnsi="Arial Narrow" w:cs="Arial Narrow"/>
           <w:kern w:val="0"/>
-          <w14:ligatures w14:val="none"/>
+          <ns2:ligatures ns2:val="none"/>
         </w:rPr>
         <w:t xml:space="preserve">en que </w:t>
       </w:r>
@@ -4020,7 +4020,7 @@
         <w:rPr>
           <w:rFonts w:ascii="Arial Narrow" w:eastAsia="Arial Narrow" w:hAnsi="Arial Narrow" w:cs="Arial Narrow"/>
           <w:kern w:val="0"/>
-          <w14:ligatures w14:val="none"/>
+          <ns2:ligatures ns2:val="none"/>
         </w:rPr>
         <w:t>Honesty</w:t>
       </w:r>
@@ -4029,7 +4029,7 @@
         <w:rPr>
           <w:rFonts w:ascii="Arial Narrow" w:eastAsia="Arial Narrow" w:hAnsi="Arial Narrow" w:cs="Arial Narrow"/>
           <w:kern w:val="0"/>
-          <w14:ligatures w14:val="none"/>
+          <ns2:ligatures ns2:val="none"/>
         </w:rPr>
         <w:t xml:space="preserve"> S.A.C. no habría cumplido con proporcionar al denunciante un consentimiento informado adecuado</w:t>
       </w:r>
@@ -4037,7 +4037,7 @@
         <w:rPr>
           <w:rFonts w:ascii="Arial Narrow" w:eastAsia="Arial Narrow" w:hAnsi="Arial Narrow" w:cs="Arial Narrow"/>
           <w:kern w:val="0"/>
-          <w14:ligatures w14:val="none"/>
+          <ns2:ligatures ns2:val="none"/>
         </w:rPr>
         <w:t xml:space="preserve">; involucraría una presunta afectación a sus expectativas, </w:t>
       </w:r>
@@ -4045,7 +4045,7 @@
         <w:rPr>
           <w:rFonts w:ascii="Arial Narrow" w:eastAsia="Arial Narrow" w:hAnsi="Arial Narrow" w:cs="Arial Narrow"/>
           <w:kern w:val="0"/>
-          <w14:ligatures w14:val="none"/>
+          <ns2:ligatures ns2:val="none"/>
         </w:rPr>
         <w:lastRenderedPageBreak/>
         <w:t>quien no habría encontrado una correspondencia entre lo que esperaba recibir de parte del proveedor y lo que realmente recibió. Por consiguiente, corresponde calificar el hecho materia de denuncia como una presunta infracción al deber de idoneidad, tipificado en los artículos 18</w:t>
@@ -4056,7 +4056,7 @@
           <w:color w:val="000000"/>
           <w:kern w:val="0"/>
           <w:lang w:eastAsia="es-PE"/>
-          <w14:ligatures w14:val="none"/>
+          <ns2:ligatures ns2:val="none"/>
         </w:rPr>
         <w:t/>
       </w:r>
@@ -4064,7 +4064,7 @@
         <w:rPr>
           <w:rFonts w:ascii="Arial Narrow" w:eastAsia="Arial Narrow" w:hAnsi="Arial Narrow" w:cs="Arial Narrow"/>
           <w:kern w:val="0"/>
-          <w14:ligatures w14:val="none"/>
+          <ns2:ligatures ns2:val="none"/>
         </w:rPr>
         <w:t xml:space="preserve"> y 19</w:t>
       </w:r>
@@ -4074,7 +4074,7 @@
           <w:color w:val="000000"/>
           <w:kern w:val="0"/>
           <w:lang w:eastAsia="es-PE"/>
-          <w14:ligatures w14:val="none"/>
+          <ns2:ligatures ns2:val="none"/>
         </w:rPr>
         <w:t/>
       </w:r>
@@ -4082,12 +4082,12 @@
         <w:rPr>
           <w:rFonts w:ascii="Arial Narrow" w:eastAsia="Arial Narrow" w:hAnsi="Arial Narrow" w:cs="Arial Narrow"/>
           <w:kern w:val="0"/>
-          <w14:ligatures w14:val="none"/>
+          <ns2:ligatures ns2:val="none"/>
         </w:rPr>
         <w:t xml:space="preserve"> del Código.</w:t>
       </w:r>
     </w:p>
-    <w:p>
+    <w:p ns2:paraId="29F3E88F" ns2:textId="77777777">
       <w:pPr>
         <w:pStyle w:val="Prrafodelista"/>
         <w:spacing w:after="0" w:line="240" w:lineRule="auto"/>
@@ -4097,11 +4097,11 @@
           <w:rFonts w:ascii="Arial Narrow" w:eastAsia="Calibri" w:hAnsi="Arial Narrow" w:cs="Arial Narrow"/>
           <w:kern w:val="0"/>
           <w:lang w:eastAsia="es-PE"/>
-          <w14:ligatures w14:val="none"/>
-        </w:rPr>
-      </w:pPr>
-    </w:p>
-    <w:p>
+          <ns2:ligatures ns2:val="none"/>
+        </w:rPr>
+      </w:pPr>
+    </w:p>
+    <w:p ns2:paraId="0D2D6D79" ns2:textId="77777777">
       <w:pPr>
         <w:pStyle w:val="Prrafodelista"/>
         <w:numPr>
@@ -4115,7 +4115,7 @@
           <w:rFonts w:ascii="Arial Narrow" w:eastAsia="Calibri" w:hAnsi="Arial Narrow" w:cs="Arial Narrow"/>
           <w:kern w:val="0"/>
           <w:lang w:eastAsia="es-PE"/>
-          <w14:ligatures w14:val="none"/>
+          <ns2:ligatures ns2:val="none"/>
         </w:rPr>
       </w:pPr>
       <w:r>
@@ -4124,7 +4124,7 @@
           <w:color w:val="000000"/>
           <w:kern w:val="0"/>
           <w:lang w:eastAsia="es-PE"/>
-          <w14:ligatures w14:val="none"/>
+          <ns2:ligatures ns2:val="none"/>
         </w:rPr>
         <w:t>En tanto la denuncia reúne los requisitos establecidos por la norma citada, corresponde admitirla a trámite</w:t>
       </w:r>
@@ -4134,7 +4134,7 @@
           <w:rFonts w:ascii="Arial Narrow" w:eastAsia="Arial Narrow" w:hAnsi="Arial Narrow" w:cs="Arial Narrow"/>
           <w:kern w:val="0"/>
           <w:vertAlign w:val="superscript"/>
-          <w14:ligatures w14:val="none"/>
+          <ns2:ligatures ns2:val="none"/>
         </w:rPr>
         <w:footnoteReference w:id="9"/>
       </w:r>
@@ -4144,12 +4144,12 @@
           <w:color w:val="000000"/>
           <w:kern w:val="0"/>
           <w:lang w:eastAsia="es-PE"/>
-          <w14:ligatures w14:val="none"/>
+          <ns2:ligatures ns2:val="none"/>
         </w:rPr>
         <w:t>.</w:t>
       </w:r>
     </w:p>
-    <w:p>
+    <w:p ns2:paraId="22CD854A" ns2:textId="77777777">
       <w:pPr>
         <w:spacing w:after="0" w:line="240" w:lineRule="auto"/>
         <w:ind w:left="567"/>
@@ -4160,11 +4160,11 @@
           <w:color w:val="000000"/>
           <w:kern w:val="0"/>
           <w:lang w:eastAsia="es-PE"/>
-          <w14:ligatures w14:val="none"/>
-        </w:rPr>
-      </w:pPr>
-    </w:p>
-    <w:p>
+          <ns2:ligatures ns2:val="none"/>
+        </w:rPr>
+      </w:pPr>
+    </w:p>
+    <w:p ns2:paraId="417F228D" ns2:textId="77777777">
       <w:pPr>
         <w:pStyle w:val="Prrafodelista"/>
         <w:numPr>
@@ -4184,35 +4184,35 @@
           <w:color w:val="000000"/>
           <w:kern w:val="0"/>
           <w:lang w:eastAsia="es-PE"/>
-          <w14:ligatures w14:val="none"/>
-        </w:rPr>
-      </w:pPr>
-      <w:r>
-        <w:rPr>
-          <w:rFonts w:ascii="Arial Narrow" w:eastAsia="Arial Narrow" w:hAnsi="Arial Narrow" w:cs="Arial Narrow"/>
-          <w:b/>
-          <w:color w:val="000000"/>
-          <w:kern w:val="0"/>
-          <w:lang w:eastAsia="es-PE"/>
-          <w14:ligatures w14:val="none"/>
+          <ns2:ligatures ns2:val="none"/>
+        </w:rPr>
+      </w:pPr>
+      <w:r>
+        <w:rPr>
+          <w:rFonts w:ascii="Arial Narrow" w:eastAsia="Arial Narrow" w:hAnsi="Arial Narrow" w:cs="Arial Narrow"/>
+          <w:b/>
+          <w:color w:val="000000"/>
+          <w:kern w:val="0"/>
+          <w:lang w:eastAsia="es-PE"/>
+          <ns2:ligatures ns2:val="none"/>
         </w:rPr>
         <w:t>REQUERIMIENTO DE INFORMACION</w:t>
       </w:r>
     </w:p>
-    <w:p>
-      <w:pPr>
-        <w:spacing w:after="0" w:line="240" w:lineRule="auto"/>
-        <w:jc w:val="both"/>
-        <w:rPr>
-          <w:rFonts w:ascii="Arial Narrow" w:eastAsia="Times New Roman" w:hAnsi="Arial Narrow" w:cs="Arial"/>
-          <w:color w:val="000000"/>
-          <w:kern w:val="0"/>
-          <w:lang w:val="es-ES" w:eastAsia="es-ES"/>
-          <w14:ligatures w14:val="none"/>
-        </w:rPr>
-      </w:pPr>
-    </w:p>
-    <w:p>
+    <w:p ns2:paraId="455D5DAE" ns2:textId="77777777">
+      <w:pPr>
+        <w:spacing w:after="0" w:line="240" w:lineRule="auto"/>
+        <w:jc w:val="both"/>
+        <w:rPr>
+          <w:rFonts w:ascii="Arial Narrow" w:eastAsia="Times New Roman" w:hAnsi="Arial Narrow" w:cs="Arial"/>
+          <w:color w:val="000000"/>
+          <w:kern w:val="0"/>
+          <w:lang w:val="es-ES" w:eastAsia="es-ES"/>
+          <ns2:ligatures ns2:val="none"/>
+        </w:rPr>
+      </w:pPr>
+    </w:p>
+    <w:p ns2:paraId="29DFA99D" ns2:textId="77777777">
       <w:pPr>
         <w:pStyle w:val="Prrafodelista"/>
         <w:numPr>
@@ -4227,16 +4227,16 @@
           <w:color w:val="000000"/>
           <w:kern w:val="0"/>
           <w:lang w:val="es-ES" w:eastAsia="es-ES"/>
-          <w14:ligatures w14:val="none"/>
-        </w:rPr>
-      </w:pPr>
-      <w:r>
-        <w:rPr>
-          <w:rFonts w:ascii="Arial Narrow" w:eastAsia="Times New Roman" w:hAnsi="Arial Narrow" w:cs="Arial"/>
-          <w:color w:val="000000"/>
-          <w:kern w:val="0"/>
-          <w:lang w:val="es-ES" w:eastAsia="es-ES"/>
-          <w14:ligatures w14:val="none"/>
+          <ns2:ligatures ns2:val="none"/>
+        </w:rPr>
+      </w:pPr>
+      <w:r>
+        <w:rPr>
+          <w:rFonts w:ascii="Arial Narrow" w:eastAsia="Times New Roman" w:hAnsi="Arial Narrow" w:cs="Arial"/>
+          <w:color w:val="000000"/>
+          <w:kern w:val="0"/>
+          <w:lang w:val="es-ES" w:eastAsia="es-ES"/>
+          <ns2:ligatures ns2:val="none"/>
         </w:rPr>
         <w:t xml:space="preserve">A efectos de tener mayores elementos que sirvan para la resolución definitiva del presente caso, </w:t>
       </w:r>
@@ -4246,7 +4246,7 @@
           <w:color w:val="000000"/>
           <w:kern w:val="0"/>
           <w:lang w:val="es-ES" w:eastAsia="es-ES"/>
-          <w14:ligatures w14:val="none"/>
+          <ns2:ligatures ns2:val="none"/>
         </w:rPr>
         <w:t xml:space="preserve">la Secretaría Técnica, </w:t>
       </w:r>
@@ -4256,7 +4256,7 @@
           <w:color w:val="000000"/>
           <w:kern w:val="0"/>
           <w:lang w:val="es-ES" w:eastAsia="es-ES"/>
-          <w14:ligatures w14:val="none"/>
+          <ns2:ligatures ns2:val="none"/>
         </w:rPr>
         <w:t>en ejercicio de las facultades que la ley le confiere</w:t>
       </w:r>
@@ -4266,7 +4266,7 @@
           <w:color w:val="000000"/>
           <w:kern w:val="0"/>
           <w:lang w:val="es-ES" w:eastAsia="es-ES"/>
-          <w14:ligatures w14:val="none"/>
+          <ns2:ligatures ns2:val="none"/>
         </w:rPr>
         <w:t xml:space="preserve">, conviene requerir a los proveedores denunciados que, en un plazo no mayor de cinco (5) días hábiles contado a partir del día siguiente de </w:t>
       </w:r>
@@ -4276,12 +4276,12 @@
           <w:color w:val="000000"/>
           <w:kern w:val="0"/>
           <w:lang w:val="es-ES" w:eastAsia="es-ES"/>
-          <w14:ligatures w14:val="none"/>
+          <ns2:ligatures ns2:val="none"/>
         </w:rPr>
         <w:t>la notificación de la presente resolución, cumplan con lo siguiente:</w:t>
       </w:r>
     </w:p>
-    <w:p>
+    <w:p ns2:paraId="047AB7DE" ns2:textId="77777777">
       <w:pPr>
         <w:pStyle w:val="Prrafodelista"/>
         <w:spacing w:after="0" w:line="240" w:lineRule="auto"/>
@@ -4292,20 +4292,20 @@
           <w:color w:val="000000"/>
           <w:kern w:val="0"/>
           <w:lang w:val="es-ES" w:eastAsia="es-ES"/>
-          <w14:ligatures w14:val="none"/>
-        </w:rPr>
-      </w:pPr>
-    </w:p>
-    <w:p>
-      <w:pPr>
-        <w:spacing w:after="0" w:line="240" w:lineRule="auto"/>
-        <w:jc w:val="both"/>
-        <w:rPr>
-          <w:rFonts w:ascii="Arial Narrow" w:eastAsia="Times New Roman" w:hAnsi="Arial Narrow" w:cs="Arial"/>
-          <w:color w:val="000000"/>
-          <w:kern w:val="0"/>
-          <w:lang w:val="es-ES" w:eastAsia="es-ES"/>
-          <w14:ligatures w14:val="none"/>
+          <ns2:ligatures ns2:val="none"/>
+        </w:rPr>
+      </w:pPr>
+    </w:p>
+    <w:p ns2:paraId="0E82529F" ns2:textId="55444273">
+      <w:pPr>
+        <w:spacing w:after="0" w:line="240" w:lineRule="auto"/>
+        <w:jc w:val="both"/>
+        <w:rPr>
+          <w:rFonts w:ascii="Arial Narrow" w:eastAsia="Times New Roman" w:hAnsi="Arial Narrow" w:cs="Arial"/>
+          <w:color w:val="000000"/>
+          <w:kern w:val="0"/>
+          <w:lang w:val="es-ES" w:eastAsia="es-ES"/>
+          <ns2:ligatures ns2:val="none"/>
         </w:rPr>
       </w:pPr>
       <w:r>
@@ -4315,7 +4315,7 @@
           <w:kern w:val="0"/>
           <w:u w:val="single"/>
           <w:lang w:val="es-ES" w:eastAsia="es-ES"/>
-          <w14:ligatures w14:val="none"/>
+          <ns2:ligatures ns2:val="none"/>
         </w:rPr>
         <w:t>Al Banco</w:t>
       </w:r>
@@ -4325,25 +4325,25 @@
           <w:color w:val="000000"/>
           <w:kern w:val="0"/>
           <w:lang w:val="es-ES" w:eastAsia="es-ES"/>
-          <w14:ligatures w14:val="none"/>
+          <ns2:ligatures ns2:val="none"/>
         </w:rPr>
         <w:t xml:space="preserve">: </w:t>
       </w:r>
     </w:p>
-    <w:p>
-      <w:pPr>
-        <w:spacing w:after="0" w:line="240" w:lineRule="auto"/>
-        <w:jc w:val="both"/>
-        <w:rPr>
-          <w:rFonts w:ascii="Arial Narrow" w:eastAsia="Times New Roman" w:hAnsi="Arial Narrow" w:cs="Arial"/>
-          <w:color w:val="000000"/>
-          <w:kern w:val="0"/>
-          <w:lang w:val="es-ES" w:eastAsia="es-ES"/>
-          <w14:ligatures w14:val="none"/>
-        </w:rPr>
-      </w:pPr>
-    </w:p>
-    <w:p>
+    <w:p ns2:paraId="38A8555C" ns2:textId="77777777">
+      <w:pPr>
+        <w:spacing w:after="0" w:line="240" w:lineRule="auto"/>
+        <w:jc w:val="both"/>
+        <w:rPr>
+          <w:rFonts w:ascii="Arial Narrow" w:eastAsia="Times New Roman" w:hAnsi="Arial Narrow" w:cs="Arial"/>
+          <w:color w:val="000000"/>
+          <w:kern w:val="0"/>
+          <w:lang w:val="es-ES" w:eastAsia="es-ES"/>
+          <ns2:ligatures ns2:val="none"/>
+        </w:rPr>
+      </w:pPr>
+    </w:p>
+    <w:p ns2:paraId="2CDF7BB8" ns2:textId="77777777">
       <w:pPr>
         <w:spacing w:after="0" w:line="240" w:lineRule="auto"/>
         <w:ind w:left="708"/>
@@ -4352,16 +4352,16 @@
           <w:rFonts w:ascii="Arial Narrow" w:eastAsia="Times New Roman" w:hAnsi="Arial Narrow" w:cs="Arial"/>
           <w:kern w:val="0"/>
           <w:lang w:val="es-ES" w:eastAsia="es-ES"/>
-          <w14:ligatures w14:val="none"/>
-        </w:rPr>
-      </w:pPr>
-      <w:r>
-        <w:rPr>
-          <w:rFonts w:ascii="Arial Narrow" w:eastAsia="Times New Roman" w:hAnsi="Arial Narrow" w:cs="Arial"/>
-          <w:color w:val="000000"/>
-          <w:kern w:val="0"/>
-          <w:lang w:val="es-ES" w:eastAsia="es-ES"/>
-          <w14:ligatures w14:val="none"/>
+          <ns2:ligatures ns2:val="none"/>
+        </w:rPr>
+      </w:pPr>
+      <w:r>
+        <w:rPr>
+          <w:rFonts w:ascii="Arial Narrow" w:eastAsia="Times New Roman" w:hAnsi="Arial Narrow" w:cs="Arial"/>
+          <w:color w:val="000000"/>
+          <w:kern w:val="0"/>
+          <w:lang w:val="es-ES" w:eastAsia="es-ES"/>
+          <ns2:ligatures ns2:val="none"/>
         </w:rPr>
         <w:t xml:space="preserve">(i) </w:t>
       </w:r>
@@ -4370,7 +4370,7 @@
           <w:rFonts w:ascii="Arial Narrow" w:eastAsia="Times New Roman" w:hAnsi="Arial Narrow" w:cs="Arial"/>
           <w:kern w:val="0"/>
           <w:lang w:val="es-ES" w:eastAsia="es-ES"/>
-          <w14:ligatures w14:val="none"/>
+          <ns2:ligatures ns2:val="none"/>
         </w:rPr>
         <w:t>e</w:t>
       </w:r>
@@ -4379,12 +4379,12 @@
           <w:rFonts w:ascii="Arial Narrow" w:eastAsia="Times New Roman" w:hAnsi="Arial Narrow" w:cs="Arial"/>
           <w:kern w:val="0"/>
           <w:lang w:val="es-ES" w:eastAsia="es-ES"/>
-          <w14:ligatures w14:val="none"/>
+          <ns2:ligatures ns2:val="none"/>
         </w:rPr>
         <w:t xml:space="preserve">xplicar de manera detallada el funcionamiento de sus sistemas de monitoreo para la detección de operaciones inusuales o que no corresponden al comportamiento habitual, debiendo adjuntar los medios probatorios que considere pertinentes para tal efecto; </w:t>
       </w:r>
     </w:p>
-    <w:p>
+    <w:p ns2:paraId="149A1EC2" ns2:textId="77777777">
       <w:pPr>
         <w:spacing w:after="0" w:line="240" w:lineRule="auto"/>
         <w:ind w:left="708"/>
@@ -4394,11 +4394,11 @@
           <w:color w:val="000000"/>
           <w:kern w:val="0"/>
           <w:lang w:val="es-ES" w:eastAsia="es-ES"/>
-          <w14:ligatures w14:val="none"/>
-        </w:rPr>
-      </w:pPr>
-    </w:p>
-    <w:p>
+          <ns2:ligatures ns2:val="none"/>
+        </w:rPr>
+      </w:pPr>
+    </w:p>
+    <w:p ns2:paraId="779AB4F1" ns2:textId="77777777">
       <w:pPr>
         <w:spacing w:after="0" w:line="240" w:lineRule="auto"/>
         <w:ind w:left="708"/>
@@ -4407,15 +4407,15 @@
           <w:rFonts w:ascii="Arial Narrow" w:eastAsia="Times New Roman" w:hAnsi="Arial Narrow" w:cs="Arial"/>
           <w:kern w:val="0"/>
           <w:lang w:val="es-ES" w:eastAsia="es-ES"/>
-          <w14:ligatures w14:val="none"/>
-        </w:rPr>
-      </w:pPr>
-      <w:r>
-        <w:rPr>
-          <w:rFonts w:ascii="Arial Narrow" w:eastAsia="Times New Roman" w:hAnsi="Arial Narrow" w:cs="Arial"/>
-          <w:kern w:val="0"/>
-          <w:lang w:val="es-ES" w:eastAsia="es-ES"/>
-          <w14:ligatures w14:val="none"/>
+          <ns2:ligatures ns2:val="none"/>
+        </w:rPr>
+      </w:pPr>
+      <w:r>
+        <w:rPr>
+          <w:rFonts w:ascii="Arial Narrow" w:eastAsia="Times New Roman" w:hAnsi="Arial Narrow" w:cs="Arial"/>
+          <w:kern w:val="0"/>
+          <w:lang w:val="es-ES" w:eastAsia="es-ES"/>
+          <ns2:ligatures ns2:val="none"/>
         </w:rPr>
         <w:t>(</w:t>
       </w:r>
@@ -4425,7 +4425,7 @@
           <w:rFonts w:ascii="Arial Narrow" w:eastAsia="Times New Roman" w:hAnsi="Arial Narrow" w:cs="Arial"/>
           <w:kern w:val="0"/>
           <w:lang w:val="es-ES" w:eastAsia="es-ES"/>
-          <w14:ligatures w14:val="none"/>
+          <ns2:ligatures ns2:val="none"/>
         </w:rPr>
         <w:t>ii</w:t>
       </w:r>
@@ -4435,7 +4435,7 @@
           <w:rFonts w:ascii="Arial Narrow" w:eastAsia="Times New Roman" w:hAnsi="Arial Narrow" w:cs="Arial"/>
           <w:kern w:val="0"/>
           <w:lang w:val="es-ES" w:eastAsia="es-ES"/>
-          <w14:ligatures w14:val="none"/>
+          <ns2:ligatures ns2:val="none"/>
         </w:rPr>
         <w:t>) p</w:t>
       </w:r>
@@ -4444,12 +4444,12 @@
           <w:rFonts w:ascii="Arial Narrow" w:eastAsia="Times New Roman" w:hAnsi="Arial Narrow" w:cs="Arial"/>
           <w:kern w:val="0"/>
           <w:lang w:val="es-ES" w:eastAsia="es-ES"/>
-          <w14:ligatures w14:val="none"/>
+          <ns2:ligatures ns2:val="none"/>
         </w:rPr>
         <w:t xml:space="preserve">recisar si su sistema de monitoreo generó alguna alerta al momento de la realización de las operaciones cuestionadas; y, de ser el caso, indicar cuales fueron las acciones tomadas (comunicación con el cliente, bloqueos preventivos, etc.), debiendo adjuntar los medios probatorios que considere pertinentes (audios, impresiones de pantalla, entre otros) para tal efecto; </w:t>
       </w:r>
     </w:p>
-    <w:p>
+    <w:p ns2:paraId="051C71CC" ns2:textId="77777777">
       <w:pPr>
         <w:spacing w:after="0" w:line="240" w:lineRule="auto"/>
         <w:ind w:left="708"/>
@@ -4458,11 +4458,11 @@
           <w:rFonts w:ascii="Arial Narrow" w:eastAsia="Times New Roman" w:hAnsi="Arial Narrow" w:cs="Arial"/>
           <w:kern w:val="0"/>
           <w:lang w:val="es-ES" w:eastAsia="es-ES"/>
-          <w14:ligatures w14:val="none"/>
-        </w:rPr>
-      </w:pPr>
-    </w:p>
-    <w:p>
+          <ns2:ligatures ns2:val="none"/>
+        </w:rPr>
+      </w:pPr>
+    </w:p>
+    <w:p ns2:paraId="2F46567C" ns2:textId="77777777">
       <w:pPr>
         <w:spacing w:after="0" w:line="240" w:lineRule="auto"/>
         <w:ind w:left="708"/>
@@ -4471,15 +4471,15 @@
           <w:rFonts w:ascii="Arial Narrow" w:eastAsia="Times New Roman" w:hAnsi="Arial Narrow" w:cs="Arial"/>
           <w:kern w:val="0"/>
           <w:lang w:val="es-ES" w:eastAsia="es-ES"/>
-          <w14:ligatures w14:val="none"/>
-        </w:rPr>
-      </w:pPr>
-      <w:r>
-        <w:rPr>
-          <w:rFonts w:ascii="Arial Narrow" w:eastAsia="Times New Roman" w:hAnsi="Arial Narrow" w:cs="Arial"/>
-          <w:kern w:val="0"/>
-          <w:lang w:val="es-ES" w:eastAsia="es-ES"/>
-          <w14:ligatures w14:val="none"/>
+          <ns2:ligatures ns2:val="none"/>
+        </w:rPr>
+      </w:pPr>
+      <w:r>
+        <w:rPr>
+          <w:rFonts w:ascii="Arial Narrow" w:eastAsia="Times New Roman" w:hAnsi="Arial Narrow" w:cs="Arial"/>
+          <w:kern w:val="0"/>
+          <w:lang w:val="es-ES" w:eastAsia="es-ES"/>
+          <ns2:ligatures ns2:val="none"/>
         </w:rPr>
         <w:t>(</w:t>
       </w:r>
@@ -4489,7 +4489,7 @@
           <w:rFonts w:ascii="Arial Narrow" w:eastAsia="Times New Roman" w:hAnsi="Arial Narrow" w:cs="Arial"/>
           <w:kern w:val="0"/>
           <w:lang w:val="es-ES" w:eastAsia="es-ES"/>
-          <w14:ligatures w14:val="none"/>
+          <ns2:ligatures ns2:val="none"/>
         </w:rPr>
         <w:t>iii</w:t>
       </w:r>
@@ -4499,7 +4499,7 @@
           <w:rFonts w:ascii="Arial Narrow" w:eastAsia="Times New Roman" w:hAnsi="Arial Narrow" w:cs="Arial"/>
           <w:kern w:val="0"/>
           <w:lang w:val="es-ES" w:eastAsia="es-ES"/>
-          <w14:ligatures w14:val="none"/>
+          <ns2:ligatures ns2:val="none"/>
         </w:rPr>
         <w:t>) En el caso que su sistema de monitoreo no haya generado alerta alguna o esta fue descartada, señalar qué factores, razones o circunstancias hubieran sido necesarios para que su sistema activara una alerta por las operaciones realizadas</w:t>
       </w:r>
@@ -4508,7 +4508,7 @@
           <w:rFonts w:ascii="Arial Narrow" w:eastAsia="Times New Roman" w:hAnsi="Arial Narrow" w:cs="Arial"/>
           <w:kern w:val="0"/>
           <w:lang w:val="es-ES" w:eastAsia="es-ES"/>
-          <w14:ligatures w14:val="none"/>
+          <ns2:ligatures ns2:val="none"/>
         </w:rPr>
         <w:t>,</w:t>
       </w:r>
@@ -4517,12 +4517,12 @@
           <w:rFonts w:ascii="Arial Narrow" w:eastAsia="Times New Roman" w:hAnsi="Arial Narrow" w:cs="Arial"/>
           <w:kern w:val="0"/>
           <w:lang w:val="es-ES" w:eastAsia="es-ES"/>
-          <w14:ligatures w14:val="none"/>
+          <ns2:ligatures ns2:val="none"/>
         </w:rPr>
         <w:t xml:space="preserve"> debiendo adjuntar los medios probatorios que considere pertinentes para tal efecto; </w:t>
       </w:r>
     </w:p>
-    <w:p>
+    <w:p ns2:paraId="38708F71" ns2:textId="77777777">
       <w:pPr>
         <w:spacing w:after="0" w:line="240" w:lineRule="auto"/>
         <w:ind w:left="708"/>
@@ -4531,11 +4531,11 @@
           <w:rFonts w:ascii="Arial Narrow" w:eastAsia="Times New Roman" w:hAnsi="Arial Narrow" w:cs="Arial"/>
           <w:kern w:val="0"/>
           <w:lang w:val="es-ES" w:eastAsia="es-ES"/>
-          <w14:ligatures w14:val="none"/>
-        </w:rPr>
-      </w:pPr>
-    </w:p>
-    <w:p>
+          <ns2:ligatures ns2:val="none"/>
+        </w:rPr>
+      </w:pPr>
+    </w:p>
+    <w:p ns2:paraId="513BA4F6" ns2:textId="77777777">
       <w:pPr>
         <w:spacing w:after="0" w:line="240" w:lineRule="auto"/>
         <w:ind w:left="708"/>
@@ -4544,15 +4544,15 @@
           <w:rFonts w:ascii="Arial Narrow" w:eastAsia="Times New Roman" w:hAnsi="Arial Narrow" w:cs="Arial"/>
           <w:kern w:val="0"/>
           <w:lang w:val="es-ES" w:eastAsia="es-ES"/>
-          <w14:ligatures w14:val="none"/>
-        </w:rPr>
-      </w:pPr>
-      <w:r>
-        <w:rPr>
-          <w:rFonts w:ascii="Arial Narrow" w:eastAsia="Times New Roman" w:hAnsi="Arial Narrow" w:cs="Arial"/>
-          <w:kern w:val="0"/>
-          <w:lang w:val="es-ES" w:eastAsia="es-ES"/>
-          <w14:ligatures w14:val="none"/>
+          <ns2:ligatures ns2:val="none"/>
+        </w:rPr>
+      </w:pPr>
+      <w:r>
+        <w:rPr>
+          <w:rFonts w:ascii="Arial Narrow" w:eastAsia="Times New Roman" w:hAnsi="Arial Narrow" w:cs="Arial"/>
+          <w:kern w:val="0"/>
+          <w:lang w:val="es-ES" w:eastAsia="es-ES"/>
+          <ns2:ligatures ns2:val="none"/>
         </w:rPr>
         <w:t>(</w:t>
       </w:r>
@@ -4562,7 +4562,7 @@
           <w:rFonts w:ascii="Arial Narrow" w:eastAsia="Times New Roman" w:hAnsi="Arial Narrow" w:cs="Arial"/>
           <w:kern w:val="0"/>
           <w:lang w:val="es-ES" w:eastAsia="es-ES"/>
-          <w14:ligatures w14:val="none"/>
+          <ns2:ligatures ns2:val="none"/>
         </w:rPr>
         <w:t>iv</w:t>
       </w:r>
@@ -4572,7 +4572,7 @@
           <w:rFonts w:ascii="Arial Narrow" w:eastAsia="Times New Roman" w:hAnsi="Arial Narrow" w:cs="Arial"/>
           <w:kern w:val="0"/>
           <w:lang w:val="es-ES" w:eastAsia="es-ES"/>
-          <w14:ligatures w14:val="none"/>
+          <ns2:ligatures ns2:val="none"/>
         </w:rPr>
         <w:t>)</w:t>
       </w:r>
@@ -4581,7 +4581,7 @@
           <w:rFonts w:ascii="Arial Narrow" w:eastAsia="Times New Roman" w:hAnsi="Arial Narrow" w:cs="Arial"/>
           <w:kern w:val="0"/>
           <w:lang w:val="es-ES" w:eastAsia="es-ES"/>
-          <w14:ligatures w14:val="none"/>
+          <ns2:ligatures ns2:val="none"/>
         </w:rPr>
         <w:t xml:space="preserve"> p</w:t>
       </w:r>
@@ -4590,7 +4590,7 @@
           <w:rFonts w:ascii="Arial Narrow" w:eastAsia="Times New Roman" w:hAnsi="Arial Narrow" w:cs="Arial"/>
           <w:kern w:val="0"/>
           <w:lang w:val="es-ES" w:eastAsia="es-ES"/>
-          <w14:ligatures w14:val="none"/>
+          <ns2:ligatures ns2:val="none"/>
         </w:rPr>
         <w:t>resentar los documentos y/o “</w:t>
       </w:r>
@@ -4600,7 +4600,7 @@
           <w:rFonts w:ascii="Arial Narrow" w:eastAsia="Times New Roman" w:hAnsi="Arial Narrow" w:cs="Arial"/>
           <w:kern w:val="0"/>
           <w:lang w:val="es-ES" w:eastAsia="es-ES"/>
-          <w14:ligatures w14:val="none"/>
+          <ns2:ligatures ns2:val="none"/>
         </w:rPr>
         <w:t>prints</w:t>
       </w:r>
@@ -4610,7 +4610,7 @@
           <w:rFonts w:ascii="Arial Narrow" w:eastAsia="Times New Roman" w:hAnsi="Arial Narrow" w:cs="Arial"/>
           <w:kern w:val="0"/>
           <w:lang w:val="es-ES" w:eastAsia="es-ES"/>
-          <w14:ligatures w14:val="none"/>
+          <ns2:ligatures ns2:val="none"/>
         </w:rPr>
         <w:t xml:space="preserve">” de la pantalla del sistema que acredite que </w:t>
       </w:r>
@@ -4619,7 +4619,7 @@
           <w:rFonts w:ascii="Arial Narrow" w:eastAsia="Times New Roman" w:hAnsi="Arial Narrow" w:cs="Arial"/>
           <w:kern w:val="0"/>
           <w:lang w:val="es-ES" w:eastAsia="es-ES"/>
-          <w14:ligatures w14:val="none"/>
+          <ns2:ligatures ns2:val="none"/>
         </w:rPr>
         <w:t>el</w:t>
       </w:r>
@@ -4628,7 +4628,7 @@
           <w:rFonts w:ascii="Arial Narrow" w:eastAsia="Times New Roman" w:hAnsi="Arial Narrow" w:cs="Arial"/>
           <w:kern w:val="0"/>
           <w:lang w:val="es-ES" w:eastAsia="es-ES"/>
-          <w14:ligatures w14:val="none"/>
+          <ns2:ligatures ns2:val="none"/>
         </w:rPr>
         <w:t xml:space="preserve"> denunciante se encontraba afiliado a la Banca por Internet, Clave SMS y/o Clave Token Digital; así como sustentar el procedimiento seguido por </w:t>
       </w:r>
@@ -4637,7 +4637,7 @@
           <w:rFonts w:ascii="Arial Narrow" w:eastAsia="Times New Roman" w:hAnsi="Arial Narrow" w:cs="Arial"/>
           <w:kern w:val="0"/>
           <w:lang w:val="es-ES" w:eastAsia="es-ES"/>
-          <w14:ligatures w14:val="none"/>
+          <ns2:ligatures ns2:val="none"/>
         </w:rPr>
         <w:t>el</w:t>
       </w:r>
@@ -4646,12 +4646,12 @@
           <w:rFonts w:ascii="Arial Narrow" w:eastAsia="Times New Roman" w:hAnsi="Arial Narrow" w:cs="Arial"/>
           <w:kern w:val="0"/>
           <w:lang w:val="es-ES" w:eastAsia="es-ES"/>
-          <w14:ligatures w14:val="none"/>
+          <ns2:ligatures ns2:val="none"/>
         </w:rPr>
         <w:t xml:space="preserve"> denunciante para ello; </w:t>
       </w:r>
     </w:p>
-    <w:p>
+    <w:p ns2:paraId="78345312" ns2:textId="77777777">
       <w:pPr>
         <w:spacing w:after="0" w:line="240" w:lineRule="auto"/>
         <w:ind w:left="708"/>
@@ -4660,11 +4660,11 @@
           <w:rFonts w:ascii="Arial Narrow" w:eastAsia="Times New Roman" w:hAnsi="Arial Narrow" w:cs="Arial"/>
           <w:kern w:val="0"/>
           <w:lang w:val="es-ES" w:eastAsia="es-ES"/>
-          <w14:ligatures w14:val="none"/>
-        </w:rPr>
-      </w:pPr>
-    </w:p>
-    <w:p>
+          <ns2:ligatures ns2:val="none"/>
+        </w:rPr>
+      </w:pPr>
+    </w:p>
+    <w:p ns2:paraId="0A63D45A" ns2:textId="77777777">
       <w:pPr>
         <w:spacing w:after="0" w:line="240" w:lineRule="auto"/>
         <w:ind w:left="708"/>
@@ -4673,15 +4673,15 @@
           <w:rFonts w:ascii="Arial Narrow" w:eastAsia="Times New Roman" w:hAnsi="Arial Narrow" w:cs="Arial"/>
           <w:kern w:val="0"/>
           <w:lang w:val="es-ES" w:eastAsia="es-ES"/>
-          <w14:ligatures w14:val="none"/>
-        </w:rPr>
-      </w:pPr>
-      <w:r>
-        <w:rPr>
-          <w:rFonts w:ascii="Arial Narrow" w:eastAsia="Times New Roman" w:hAnsi="Arial Narrow" w:cs="Arial"/>
-          <w:kern w:val="0"/>
-          <w:lang w:val="es-ES" w:eastAsia="es-ES"/>
-          <w14:ligatures w14:val="none"/>
+          <ns2:ligatures ns2:val="none"/>
+        </w:rPr>
+      </w:pPr>
+      <w:r>
+        <w:rPr>
+          <w:rFonts w:ascii="Arial Narrow" w:eastAsia="Times New Roman" w:hAnsi="Arial Narrow" w:cs="Arial"/>
+          <w:kern w:val="0"/>
+          <w:lang w:val="es-ES" w:eastAsia="es-ES"/>
+          <ns2:ligatures ns2:val="none"/>
         </w:rPr>
         <w:t xml:space="preserve">(v) </w:t>
       </w:r>
@@ -4690,7 +4690,7 @@
           <w:rFonts w:ascii="Arial Narrow" w:eastAsia="Times New Roman" w:hAnsi="Arial Narrow" w:cs="Arial"/>
           <w:kern w:val="0"/>
           <w:lang w:val="es-ES" w:eastAsia="es-ES"/>
-          <w14:ligatures w14:val="none"/>
+          <ns2:ligatures ns2:val="none"/>
         </w:rPr>
         <w:t>presentar la copia de los documentos que acrediten que las operaciones no reconocidas se realizaron válidamente; así como los “</w:t>
       </w:r>
@@ -4700,7 +4700,7 @@
           <w:rFonts w:ascii="Arial Narrow" w:eastAsia="Times New Roman" w:hAnsi="Arial Narrow" w:cs="Arial"/>
           <w:kern w:val="0"/>
           <w:lang w:val="es-ES" w:eastAsia="es-ES"/>
-          <w14:ligatures w14:val="none"/>
+          <ns2:ligatures ns2:val="none"/>
         </w:rPr>
         <w:t>prints</w:t>
       </w:r>
@@ -4710,7 +4710,7 @@
           <w:rFonts w:ascii="Arial Narrow" w:eastAsia="Times New Roman" w:hAnsi="Arial Narrow" w:cs="Arial"/>
           <w:kern w:val="0"/>
           <w:lang w:val="es-ES" w:eastAsia="es-ES"/>
-          <w14:ligatures w14:val="none"/>
+          <ns2:ligatures ns2:val="none"/>
         </w:rPr>
         <w:t>” de la pantalla del sistema que acrediten que dichas operaciones fueron autorizadas conforme a sus procedimientos, así como la explicación de las siglas y códigos que figuran en este, las mismas que deberán estar autorizadas y visadas</w:t>
       </w:r>
@@ -4719,7 +4719,7 @@
           <w:rFonts w:ascii="Arial Narrow" w:eastAsia="Times New Roman" w:hAnsi="Arial Narrow" w:cs="Arial"/>
           <w:kern w:val="0"/>
           <w:lang w:val="es-ES" w:eastAsia="es-ES"/>
-          <w14:ligatures w14:val="none"/>
+          <ns2:ligatures ns2:val="none"/>
         </w:rPr>
         <w:t> </w:t>
       </w:r>
@@ -4728,12 +4728,12 @@
           <w:rFonts w:ascii="Arial Narrow" w:eastAsia="Times New Roman" w:hAnsi="Arial Narrow" w:cs="Arial"/>
           <w:kern w:val="0"/>
           <w:lang w:val="es-ES" w:eastAsia="es-ES"/>
-          <w14:ligatures w14:val="none"/>
+          <ns2:ligatures ns2:val="none"/>
         </w:rPr>
         <w:t>por un funcionario debidamente acreditado de la entidad bancaria; bajo apercibimiento de tener por no presentado dicho documento ; y,</w:t>
       </w:r>
     </w:p>
-    <w:p>
+    <w:p ns2:paraId="32D62915" ns2:textId="77777777">
       <w:pPr>
         <w:spacing w:after="0" w:line="240" w:lineRule="auto"/>
         <w:ind w:left="708"/>
@@ -4742,11 +4742,11 @@
           <w:rFonts w:ascii="Arial Narrow" w:eastAsia="Times New Roman" w:hAnsi="Arial Narrow" w:cs="Arial"/>
           <w:kern w:val="0"/>
           <w:lang w:val="es-ES" w:eastAsia="es-ES"/>
-          <w14:ligatures w14:val="none"/>
-        </w:rPr>
-      </w:pPr>
-    </w:p>
-    <w:p>
+          <ns2:ligatures ns2:val="none"/>
+        </w:rPr>
+      </w:pPr>
+    </w:p>
+    <w:p ns2:paraId="5CF2E0CC" ns2:textId="77777777">
       <w:pPr>
         <w:spacing w:after="0" w:line="240" w:lineRule="auto"/>
         <w:ind w:left="708"/>
@@ -4755,15 +4755,15 @@
           <w:rFonts w:ascii="Arial Narrow" w:eastAsia="Times New Roman" w:hAnsi="Arial Narrow" w:cs="Arial"/>
           <w:kern w:val="0"/>
           <w:lang w:val="es-ES" w:eastAsia="es-ES"/>
-          <w14:ligatures w14:val="none"/>
-        </w:rPr>
-      </w:pPr>
-      <w:r>
-        <w:rPr>
-          <w:rFonts w:ascii="Arial Narrow" w:eastAsia="Times New Roman" w:hAnsi="Arial Narrow" w:cs="Arial"/>
-          <w:kern w:val="0"/>
-          <w:lang w:val="es-ES" w:eastAsia="es-ES"/>
-          <w14:ligatures w14:val="none"/>
+          <ns2:ligatures ns2:val="none"/>
+        </w:rPr>
+      </w:pPr>
+      <w:r>
+        <w:rPr>
+          <w:rFonts w:ascii="Arial Narrow" w:eastAsia="Times New Roman" w:hAnsi="Arial Narrow" w:cs="Arial"/>
+          <w:kern w:val="0"/>
+          <w:lang w:val="es-ES" w:eastAsia="es-ES"/>
+          <ns2:ligatures ns2:val="none"/>
         </w:rPr>
         <w:t xml:space="preserve">(vi) </w:t>
       </w:r>
@@ -4772,7 +4772,7 @@
           <w:rFonts w:ascii="Arial Narrow" w:eastAsia="Times New Roman" w:hAnsi="Arial Narrow" w:cs="Arial"/>
           <w:kern w:val="0"/>
           <w:lang w:val="es-ES" w:eastAsia="es-ES"/>
-          <w14:ligatures w14:val="none"/>
+          <ns2:ligatures ns2:val="none"/>
         </w:rPr>
         <w:t>presentar todas las comunicaciones cursadas con la parte denunciante en virtud de los hechos materia de denuncia</w:t>
       </w:r>
@@ -4782,12 +4782,12 @@
           <w:color w:val="000000"/>
           <w:kern w:val="0"/>
           <w:lang w:val="es-ES" w:eastAsia="es-ES"/>
-          <w14:ligatures w14:val="none"/>
+          <ns2:ligatures ns2:val="none"/>
         </w:rPr>
         <w:t>.</w:t>
       </w:r>
     </w:p>
-    <w:p>
+    <w:p ns2:paraId="72EC6C3A" ns2:textId="6CA6C79A">
       <w:pPr>
         <w:pStyle w:val="Prrafodelista"/>
         <w:spacing w:after="0" w:line="240" w:lineRule="auto"/>
@@ -4797,11 +4797,11 @@
           <w:rFonts w:ascii="Arial Narrow" w:eastAsia="Times New Roman" w:hAnsi="Arial Narrow" w:cs="Arial"/>
           <w:kern w:val="0"/>
           <w:lang w:val="es-ES" w:eastAsia="es-ES"/>
-          <w14:ligatures w14:val="none"/>
-        </w:rPr>
-      </w:pPr>
-    </w:p>
-    <w:p>
+          <ns2:ligatures ns2:val="none"/>
+        </w:rPr>
+      </w:pPr>
+    </w:p>
+    <w:p ns2:paraId="7300F031" ns2:textId="77777777">
       <w:pPr>
         <w:pStyle w:val="Prrafodelista"/>
         <w:spacing w:after="0" w:line="240" w:lineRule="auto"/>
@@ -4812,11 +4812,11 @@
           <w:kern w:val="0"/>
           <w:u w:val="single"/>
           <w:lang w:val="es-ES" w:eastAsia="es-ES"/>
-          <w14:ligatures w14:val="none"/>
-        </w:rPr>
-      </w:pPr>
-    </w:p>
-    <w:p>
+          <ns2:ligatures ns2:val="none"/>
+        </w:rPr>
+      </w:pPr>
+    </w:p>
+    <w:p ns2:paraId="751EAE43" ns2:textId="77777777">
       <w:pPr>
         <w:pStyle w:val="Prrafodelista"/>
         <w:spacing w:after="0" w:line="240" w:lineRule="auto"/>
@@ -4826,7 +4826,7 @@
           <w:rFonts w:ascii="Arial Narrow" w:eastAsia="Times New Roman" w:hAnsi="Arial Narrow" w:cs="Arial"/>
           <w:kern w:val="0"/>
           <w:lang w:eastAsia="es-ES"/>
-          <w14:ligatures w14:val="none"/>
+          <ns2:ligatures ns2:val="none"/>
         </w:rPr>
       </w:pPr>
       <w:r>
@@ -4835,7 +4835,7 @@
           <w:kern w:val="0"/>
           <w:u w:val="single"/>
           <w:lang w:val="es-ES" w:eastAsia="es-ES"/>
-          <w14:ligatures w14:val="none"/>
+          <ns2:ligatures ns2:val="none"/>
         </w:rPr>
         <w:t>A Pacífico</w:t>
       </w:r>
@@ -4844,7 +4844,7 @@
           <w:rFonts w:ascii="Arial Narrow" w:eastAsia="Times New Roman" w:hAnsi="Arial Narrow" w:cs="Arial"/>
           <w:kern w:val="0"/>
           <w:lang w:val="es-ES" w:eastAsia="es-ES"/>
-          <w14:ligatures w14:val="none"/>
+          <ns2:ligatures ns2:val="none"/>
         </w:rPr>
         <w:t>:</w:t>
       </w:r>
@@ -4853,25 +4853,25 @@
           <w:rFonts w:ascii="Arial Narrow" w:eastAsia="Times New Roman" w:hAnsi="Arial Narrow" w:cs="Arial"/>
           <w:kern w:val="0"/>
           <w:lang w:eastAsia="es-ES"/>
-          <w14:ligatures w14:val="none"/>
+          <ns2:ligatures ns2:val="none"/>
         </w:rPr>
         <w:t xml:space="preserve"> </w:t>
       </w:r>
     </w:p>
-    <w:p>
-      <w:pPr>
-        <w:spacing w:after="0" w:line="240" w:lineRule="auto"/>
-        <w:jc w:val="both"/>
-        <w:rPr>
-          <w:rFonts w:ascii="Arial Narrow" w:eastAsia="Times New Roman" w:hAnsi="Arial Narrow" w:cs="Arial"/>
-          <w:color w:val="000000"/>
-          <w:kern w:val="0"/>
-          <w:lang w:val="es-ES" w:eastAsia="es-ES"/>
-          <w14:ligatures w14:val="none"/>
-        </w:rPr>
-      </w:pPr>
-    </w:p>
-    <w:p>
+    <w:p ns2:paraId="199398FE" ns2:textId="77777777">
+      <w:pPr>
+        <w:spacing w:after="0" w:line="240" w:lineRule="auto"/>
+        <w:jc w:val="both"/>
+        <w:rPr>
+          <w:rFonts w:ascii="Arial Narrow" w:eastAsia="Times New Roman" w:hAnsi="Arial Narrow" w:cs="Arial"/>
+          <w:color w:val="000000"/>
+          <w:kern w:val="0"/>
+          <w:lang w:val="es-ES" w:eastAsia="es-ES"/>
+          <ns2:ligatures ns2:val="none"/>
+        </w:rPr>
+      </w:pPr>
+    </w:p>
+    <w:p ns2:paraId="4E61099C" ns2:textId="77777777">
       <w:pPr>
         <w:spacing w:after="0" w:line="240" w:lineRule="auto"/>
         <w:ind w:left="708"/>
@@ -4880,15 +4880,15 @@
           <w:rFonts w:ascii="Arial Narrow" w:eastAsia="Times New Roman" w:hAnsi="Arial Narrow" w:cs="Arial"/>
           <w:kern w:val="0"/>
           <w:lang w:val="es-ES" w:eastAsia="es-ES"/>
-          <w14:ligatures w14:val="none"/>
-        </w:rPr>
-      </w:pPr>
-      <w:r>
-        <w:rPr>
-          <w:rFonts w:ascii="Arial Narrow" w:eastAsia="Times New Roman" w:hAnsi="Arial Narrow" w:cs="Arial"/>
-          <w:kern w:val="0"/>
-          <w:lang w:val="es-ES" w:eastAsia="es-ES"/>
-          <w14:ligatures w14:val="none"/>
+          <ns2:ligatures ns2:val="none"/>
+        </w:rPr>
+      </w:pPr>
+      <w:r>
+        <w:rPr>
+          <w:rFonts w:ascii="Arial Narrow" w:eastAsia="Times New Roman" w:hAnsi="Arial Narrow" w:cs="Arial"/>
+          <w:kern w:val="0"/>
+          <w:lang w:val="es-ES" w:eastAsia="es-ES"/>
+          <ns2:ligatures ns2:val="none"/>
         </w:rPr>
         <w:t xml:space="preserve">(i) presentar una copia completa, legible y debidamente suscrita de la Póliza </w:t>
       </w:r>
@@ -4898,7 +4898,7 @@
           <w:rFonts w:ascii="Arial Narrow" w:eastAsia="Times New Roman" w:hAnsi="Arial Narrow" w:cs="Arial"/>
           <w:kern w:val="0"/>
           <w:lang w:val="es-ES" w:eastAsia="es-ES"/>
-          <w14:ligatures w14:val="none"/>
+          <ns2:ligatures ns2:val="none"/>
         </w:rPr>
         <w:t/>
       </w:r>
@@ -4908,7 +4908,7 @@
           <w:rFonts w:ascii="Arial Narrow" w:eastAsia="Times New Roman" w:hAnsi="Arial Narrow" w:cs="Arial"/>
           <w:kern w:val="0"/>
           <w:lang w:val="es-ES" w:eastAsia="es-ES"/>
-          <w14:ligatures w14:val="none"/>
+          <ns2:ligatures ns2:val="none"/>
         </w:rPr>
         <w:t xml:space="preserve"> </w:t>
       </w:r>
@@ -4918,7 +4918,7 @@
           <w:color w:val="000000"/>
           <w:kern w:val="0"/>
           <w:lang w:eastAsia="es-ES"/>
-          <w14:ligatures w14:val="none"/>
+          <ns2:ligatures ns2:val="none"/>
         </w:rPr>
         <w:t xml:space="preserve">1000001429 </w:t>
       </w:r>
@@ -4927,7 +4927,7 @@
           <w:rFonts w:ascii="Arial Narrow" w:eastAsia="Times New Roman" w:hAnsi="Arial Narrow" w:cs="Arial"/>
           <w:kern w:val="0"/>
           <w:lang w:val="es-ES" w:eastAsia="es-ES"/>
-          <w14:ligatures w14:val="none"/>
+          <ns2:ligatures ns2:val="none"/>
         </w:rPr>
         <w:t xml:space="preserve">del </w:t>
       </w:r>
@@ -4937,7 +4937,7 @@
           <w:color w:val="000000"/>
           <w:kern w:val="0"/>
           <w:lang w:eastAsia="es-ES"/>
-          <w14:ligatures w14:val="none"/>
+          <ns2:ligatures ns2:val="none"/>
         </w:rPr>
         <w:t>Seguro de Protección de Tarjetas</w:t>
       </w:r>
@@ -4946,12 +4946,12 @@
           <w:rFonts w:ascii="Arial Narrow" w:eastAsia="Times New Roman" w:hAnsi="Arial Narrow" w:cs="Arial"/>
           <w:kern w:val="0"/>
           <w:lang w:val="es-ES" w:eastAsia="es-ES"/>
-          <w14:ligatures w14:val="none"/>
+          <ns2:ligatures ns2:val="none"/>
         </w:rPr>
         <w:t xml:space="preserve">, así como el cargo de remisión de la póliza; </w:t>
       </w:r>
     </w:p>
-    <w:p>
+    <w:p ns2:paraId="7BBA8E7E" ns2:textId="77777777">
       <w:pPr>
         <w:spacing w:after="0" w:line="240" w:lineRule="auto"/>
         <w:ind w:left="708"/>
@@ -4960,11 +4960,11 @@
           <w:rFonts w:ascii="Arial Narrow" w:eastAsia="Times New Roman" w:hAnsi="Arial Narrow" w:cs="Arial"/>
           <w:kern w:val="0"/>
           <w:lang w:val="es-ES" w:eastAsia="es-ES"/>
-          <w14:ligatures w14:val="none"/>
-        </w:rPr>
-      </w:pPr>
-    </w:p>
-    <w:p>
+          <ns2:ligatures ns2:val="none"/>
+        </w:rPr>
+      </w:pPr>
+    </w:p>
+    <w:p ns2:paraId="3EF97C66" ns2:textId="77777777">
       <w:pPr>
         <w:spacing w:after="0" w:line="240" w:lineRule="auto"/>
         <w:ind w:firstLine="708"/>
@@ -4974,15 +4974,15 @@
           <w:color w:val="000000"/>
           <w:kern w:val="0"/>
           <w:lang w:val="es-ES" w:eastAsia="es-ES"/>
-          <w14:ligatures w14:val="none"/>
-        </w:rPr>
-      </w:pPr>
-      <w:r>
-        <w:rPr>
-          <w:rFonts w:ascii="Arial Narrow" w:eastAsia="Times New Roman" w:hAnsi="Arial Narrow" w:cs="Arial"/>
-          <w:kern w:val="0"/>
-          <w:lang w:val="es-ES" w:eastAsia="es-ES"/>
-          <w14:ligatures w14:val="none"/>
+          <ns2:ligatures ns2:val="none"/>
+        </w:rPr>
+      </w:pPr>
+      <w:r>
+        <w:rPr>
+          <w:rFonts w:ascii="Arial Narrow" w:eastAsia="Times New Roman" w:hAnsi="Arial Narrow" w:cs="Arial"/>
+          <w:kern w:val="0"/>
+          <w:lang w:val="es-ES" w:eastAsia="es-ES"/>
+          <ns2:ligatures ns2:val="none"/>
         </w:rPr>
         <w:t>(</w:t>
       </w:r>
@@ -4992,7 +4992,7 @@
           <w:rFonts w:ascii="Arial Narrow" w:eastAsia="Times New Roman" w:hAnsi="Arial Narrow" w:cs="Arial"/>
           <w:kern w:val="0"/>
           <w:lang w:val="es-ES" w:eastAsia="es-ES"/>
-          <w14:ligatures w14:val="none"/>
+          <ns2:ligatures ns2:val="none"/>
         </w:rPr>
         <w:t>ii</w:t>
       </w:r>
@@ -5002,7 +5002,7 @@
           <w:rFonts w:ascii="Arial Narrow" w:eastAsia="Times New Roman" w:hAnsi="Arial Narrow" w:cs="Arial"/>
           <w:kern w:val="0"/>
           <w:lang w:val="es-ES" w:eastAsia="es-ES"/>
-          <w14:ligatures w14:val="none"/>
+          <ns2:ligatures ns2:val="none"/>
         </w:rPr>
         <w:t>) presentar los medios probatorios que acred</w:t>
       </w:r>
@@ -5012,12 +5012,12 @@
           <w:color w:val="000000"/>
           <w:kern w:val="0"/>
           <w:lang w:val="es-ES" w:eastAsia="es-ES"/>
-          <w14:ligatures w14:val="none"/>
+          <ns2:ligatures ns2:val="none"/>
         </w:rPr>
         <w:t>iten que el rechazo fue justificado; y,</w:t>
       </w:r>
     </w:p>
-    <w:p>
+    <w:p ns2:paraId="04261C04" ns2:textId="77777777">
       <w:pPr>
         <w:spacing w:after="0" w:line="240" w:lineRule="auto"/>
         <w:ind w:firstLine="708"/>
@@ -5027,21 +5027,21 @@
           <w:color w:val="000000"/>
           <w:kern w:val="0"/>
           <w:lang w:val="es-ES" w:eastAsia="es-ES"/>
-          <w14:ligatures w14:val="none"/>
-        </w:rPr>
-      </w:pPr>
-      <w:r>
-        <w:rPr>
-          <w:rFonts w:ascii="Arial Narrow" w:eastAsia="Times New Roman" w:hAnsi="Arial Narrow" w:cs="Arial"/>
-          <w:color w:val="000000"/>
-          <w:kern w:val="0"/>
-          <w:lang w:val="es-ES" w:eastAsia="es-ES"/>
-          <w14:ligatures w14:val="none"/>
+          <ns2:ligatures ns2:val="none"/>
+        </w:rPr>
+      </w:pPr>
+      <w:r>
+        <w:rPr>
+          <w:rFonts w:ascii="Arial Narrow" w:eastAsia="Times New Roman" w:hAnsi="Arial Narrow" w:cs="Arial"/>
+          <w:color w:val="000000"/>
+          <w:kern w:val="0"/>
+          <w:lang w:val="es-ES" w:eastAsia="es-ES"/>
+          <ns2:ligatures ns2:val="none"/>
         </w:rPr>
         <w:t xml:space="preserve"> </w:t>
       </w:r>
     </w:p>
-    <w:p>
+    <w:p ns2:paraId="450D7974" ns2:textId="77777777">
       <w:pPr>
         <w:spacing w:after="0" w:line="240" w:lineRule="auto"/>
         <w:ind w:left="708"/>
@@ -5051,16 +5051,16 @@
           <w:color w:val="000000"/>
           <w:kern w:val="0"/>
           <w:lang w:val="es-ES" w:eastAsia="es-ES"/>
-          <w14:ligatures w14:val="none"/>
-        </w:rPr>
-      </w:pPr>
-      <w:r>
-        <w:rPr>
-          <w:rFonts w:ascii="Arial Narrow" w:eastAsia="Times New Roman" w:hAnsi="Arial Narrow" w:cs="Arial"/>
-          <w:color w:val="000000"/>
-          <w:kern w:val="0"/>
-          <w:lang w:val="es-ES" w:eastAsia="es-ES"/>
-          <w14:ligatures w14:val="none"/>
+          <ns2:ligatures ns2:val="none"/>
+        </w:rPr>
+      </w:pPr>
+      <w:r>
+        <w:rPr>
+          <w:rFonts w:ascii="Arial Narrow" w:eastAsia="Times New Roman" w:hAnsi="Arial Narrow" w:cs="Arial"/>
+          <w:color w:val="000000"/>
+          <w:kern w:val="0"/>
+          <w:lang w:val="es-ES" w:eastAsia="es-ES"/>
+          <ns2:ligatures ns2:val="none"/>
         </w:rPr>
         <w:t>(</w:t>
       </w:r>
@@ -5071,7 +5071,7 @@
           <w:color w:val="000000"/>
           <w:kern w:val="0"/>
           <w:lang w:val="es-ES" w:eastAsia="es-ES"/>
-          <w14:ligatures w14:val="none"/>
+          <ns2:ligatures ns2:val="none"/>
         </w:rPr>
         <w:t>iii</w:t>
       </w:r>
@@ -5082,7 +5082,7 @@
           <w:color w:val="000000"/>
           <w:kern w:val="0"/>
           <w:lang w:val="es-ES" w:eastAsia="es-ES"/>
-          <w14:ligatures w14:val="none"/>
+          <ns2:ligatures ns2:val="none"/>
         </w:rPr>
         <w:t>) presentar los medios probatorios que acrediten que brindó una respuesta oportuna a las comunicaciones del denunciante</w:t>
       </w:r>
@@ -5092,12 +5092,12 @@
           <w:color w:val="000000"/>
           <w:kern w:val="0"/>
           <w:lang w:val="es-ES" w:eastAsia="es-ES"/>
-          <w14:ligatures w14:val="none"/>
+          <ns2:ligatures ns2:val="none"/>
         </w:rPr>
         <w:t>.</w:t>
       </w:r>
     </w:p>
-    <w:p>
+    <w:p ns2:paraId="02B56864" ns2:textId="77777777">
       <w:pPr>
         <w:pStyle w:val="Prrafodelista"/>
         <w:spacing w:after="0" w:line="240" w:lineRule="auto"/>
@@ -5108,11 +5108,11 @@
           <w:color w:val="000000"/>
           <w:kern w:val="0"/>
           <w:lang w:val="es-ES" w:eastAsia="es-ES"/>
-          <w14:ligatures w14:val="none"/>
-        </w:rPr>
-      </w:pPr>
-    </w:p>
-    <w:p>
+          <ns2:ligatures ns2:val="none"/>
+        </w:rPr>
+      </w:pPr>
+    </w:p>
+    <w:p ns2:paraId="04727988" ns2:textId="2894859D">
       <w:pPr>
         <w:pStyle w:val="Prrafodelista"/>
         <w:spacing w:after="0" w:line="240" w:lineRule="auto"/>
@@ -5123,7 +5123,7 @@
           <w:color w:val="000000"/>
           <w:kern w:val="0"/>
           <w:lang w:eastAsia="es-ES"/>
-          <w14:ligatures w14:val="none"/>
+          <ns2:ligatures ns2:val="none"/>
         </w:rPr>
       </w:pPr>
       <w:r>
@@ -5133,7 +5133,7 @@
           <w:kern w:val="0"/>
           <w:u w:val="single"/>
           <w:lang w:val="es-ES" w:eastAsia="es-ES"/>
-          <w14:ligatures w14:val="none"/>
+          <ns2:ligatures ns2:val="none"/>
         </w:rPr>
         <w:t xml:space="preserve">A </w:t>
       </w:r>
@@ -5145,7 +5145,7 @@
           <w:kern w:val="0"/>
           <w:u w:val="single"/>
           <w:lang w:val="es-ES" w:eastAsia="es-ES"/>
-          <w14:ligatures w14:val="none"/>
+          <ns2:ligatures ns2:val="none"/>
         </w:rPr>
         <w:t>Honesty</w:t>
       </w:r>
@@ -5156,7 +5156,7 @@
           <w:color w:val="000000"/>
           <w:kern w:val="0"/>
           <w:lang w:val="es-ES" w:eastAsia="es-ES"/>
-          <w14:ligatures w14:val="none"/>
+          <ns2:ligatures ns2:val="none"/>
         </w:rPr>
         <w:t>:</w:t>
       </w:r>
@@ -5166,12 +5166,12 @@
           <w:color w:val="000000"/>
           <w:kern w:val="0"/>
           <w:lang w:eastAsia="es-ES"/>
-          <w14:ligatures w14:val="none"/>
+          <ns2:ligatures ns2:val="none"/>
         </w:rPr>
         <w:t xml:space="preserve"> </w:t>
       </w:r>
     </w:p>
-    <w:p>
+    <w:p ns2:paraId="4DD99D0C" ns2:textId="77777777">
       <w:pPr>
         <w:pStyle w:val="Prrafodelista"/>
         <w:spacing w:after="0" w:line="240" w:lineRule="auto"/>
@@ -5182,11 +5182,11 @@
           <w:color w:val="000000"/>
           <w:kern w:val="0"/>
           <w:lang w:val="es-ES" w:eastAsia="es-ES"/>
-          <w14:ligatures w14:val="none"/>
-        </w:rPr>
-      </w:pPr>
-    </w:p>
-    <w:p>
+          <ns2:ligatures ns2:val="none"/>
+        </w:rPr>
+      </w:pPr>
+    </w:p>
+    <w:p ns2:paraId="45E47ABD" ns2:textId="77777777">
       <w:pPr>
         <w:spacing w:after="0" w:line="240" w:lineRule="auto"/>
         <w:ind w:left="708"/>
@@ -5196,34 +5196,34 @@
           <w:color w:val="000000"/>
           <w:kern w:val="0"/>
           <w:lang w:val="es-ES" w:eastAsia="es-ES"/>
-          <w14:ligatures w14:val="none"/>
-        </w:rPr>
-      </w:pPr>
-      <w:r>
-        <w:rPr>
-          <w:rFonts w:ascii="Arial Narrow" w:eastAsia="Times New Roman" w:hAnsi="Arial Narrow" w:cs="Arial"/>
-          <w:color w:val="000000"/>
-          <w:kern w:val="0"/>
-          <w:lang w:val="es-ES" w:eastAsia="es-ES"/>
-          <w14:ligatures w14:val="none"/>
+          <ns2:ligatures ns2:val="none"/>
+        </w:rPr>
+      </w:pPr>
+      <w:r>
+        <w:rPr>
+          <w:rFonts w:ascii="Arial Narrow" w:eastAsia="Times New Roman" w:hAnsi="Arial Narrow" w:cs="Arial"/>
+          <w:color w:val="000000"/>
+          <w:kern w:val="0"/>
+          <w:lang w:val="es-ES" w:eastAsia="es-ES"/>
+          <ns2:ligatures ns2:val="none"/>
         </w:rPr>
         <w:t xml:space="preserve">(i) presentar los medios probatorios que acrediten que cumplió con el protocolo para la realización del examen del polígrafo; </w:t>
       </w:r>
     </w:p>
-    <w:p>
-      <w:pPr>
-        <w:spacing w:after="0" w:line="240" w:lineRule="auto"/>
-        <w:jc w:val="both"/>
-        <w:rPr>
-          <w:rFonts w:ascii="Arial Narrow" w:eastAsia="Times New Roman" w:hAnsi="Arial Narrow" w:cs="Arial"/>
-          <w:color w:val="000000"/>
-          <w:kern w:val="0"/>
-          <w:lang w:val="es-ES" w:eastAsia="es-ES"/>
-          <w14:ligatures w14:val="none"/>
-        </w:rPr>
-      </w:pPr>
-    </w:p>
-    <w:p>
+    <w:p ns2:paraId="694579DA" ns2:textId="77777777">
+      <w:pPr>
+        <w:spacing w:after="0" w:line="240" w:lineRule="auto"/>
+        <w:jc w:val="both"/>
+        <w:rPr>
+          <w:rFonts w:ascii="Arial Narrow" w:eastAsia="Times New Roman" w:hAnsi="Arial Narrow" w:cs="Arial"/>
+          <w:color w:val="000000"/>
+          <w:kern w:val="0"/>
+          <w:lang w:val="es-ES" w:eastAsia="es-ES"/>
+          <ns2:ligatures ns2:val="none"/>
+        </w:rPr>
+      </w:pPr>
+    </w:p>
+    <w:p ns2:paraId="29608E31" ns2:textId="77777777">
       <w:pPr>
         <w:spacing w:after="0" w:line="240" w:lineRule="auto"/>
         <w:ind w:firstLine="708"/>
@@ -5233,16 +5233,16 @@
           <w:color w:val="000000"/>
           <w:kern w:val="0"/>
           <w:lang w:val="es-ES" w:eastAsia="es-ES"/>
-          <w14:ligatures w14:val="none"/>
-        </w:rPr>
-      </w:pPr>
-      <w:r>
-        <w:rPr>
-          <w:rFonts w:ascii="Arial Narrow" w:eastAsia="Times New Roman" w:hAnsi="Arial Narrow" w:cs="Arial"/>
-          <w:color w:val="000000"/>
-          <w:kern w:val="0"/>
-          <w:lang w:val="es-ES" w:eastAsia="es-ES"/>
-          <w14:ligatures w14:val="none"/>
+          <ns2:ligatures ns2:val="none"/>
+        </w:rPr>
+      </w:pPr>
+      <w:r>
+        <w:rPr>
+          <w:rFonts w:ascii="Arial Narrow" w:eastAsia="Times New Roman" w:hAnsi="Arial Narrow" w:cs="Arial"/>
+          <w:color w:val="000000"/>
+          <w:kern w:val="0"/>
+          <w:lang w:val="es-ES" w:eastAsia="es-ES"/>
+          <ns2:ligatures ns2:val="none"/>
         </w:rPr>
         <w:t>(</w:t>
       </w:r>
@@ -5253,7 +5253,7 @@
           <w:color w:val="000000"/>
           <w:kern w:val="0"/>
           <w:lang w:val="es-ES" w:eastAsia="es-ES"/>
-          <w14:ligatures w14:val="none"/>
+          <ns2:ligatures ns2:val="none"/>
         </w:rPr>
         <w:t>ii</w:t>
       </w:r>
@@ -5264,25 +5264,25 @@
           <w:color w:val="000000"/>
           <w:kern w:val="0"/>
           <w:lang w:val="es-ES" w:eastAsia="es-ES"/>
-          <w14:ligatures w14:val="none"/>
+          <ns2:ligatures ns2:val="none"/>
         </w:rPr>
         <w:t xml:space="preserve">) presentar copia de la respuesta a las comunicaciones presentada por el denunciante; y, </w:t>
       </w:r>
     </w:p>
-    <w:p>
-      <w:pPr>
-        <w:spacing w:after="0" w:line="240" w:lineRule="auto"/>
-        <w:jc w:val="both"/>
-        <w:rPr>
-          <w:rFonts w:ascii="Arial Narrow" w:eastAsia="Times New Roman" w:hAnsi="Arial Narrow" w:cs="Arial"/>
-          <w:color w:val="000000"/>
-          <w:kern w:val="0"/>
-          <w:lang w:val="es-ES" w:eastAsia="es-ES"/>
-          <w14:ligatures w14:val="none"/>
-        </w:rPr>
-      </w:pPr>
-    </w:p>
-    <w:p>
+    <w:p ns2:paraId="783BBA26" ns2:textId="77777777">
+      <w:pPr>
+        <w:spacing w:after="0" w:line="240" w:lineRule="auto"/>
+        <w:jc w:val="both"/>
+        <w:rPr>
+          <w:rFonts w:ascii="Arial Narrow" w:eastAsia="Times New Roman" w:hAnsi="Arial Narrow" w:cs="Arial"/>
+          <w:color w:val="000000"/>
+          <w:kern w:val="0"/>
+          <w:lang w:val="es-ES" w:eastAsia="es-ES"/>
+          <ns2:ligatures ns2:val="none"/>
+        </w:rPr>
+      </w:pPr>
+    </w:p>
+    <w:p ns2:paraId="26614788" ns2:textId="77777777">
       <w:pPr>
         <w:spacing w:after="0" w:line="240" w:lineRule="auto"/>
         <w:ind w:firstLine="708"/>
@@ -5292,16 +5292,16 @@
           <w:color w:val="000000"/>
           <w:kern w:val="0"/>
           <w:lang w:val="es-ES" w:eastAsia="es-ES"/>
-          <w14:ligatures w14:val="none"/>
-        </w:rPr>
-      </w:pPr>
-      <w:r>
-        <w:rPr>
-          <w:rFonts w:ascii="Arial Narrow" w:eastAsia="Times New Roman" w:hAnsi="Arial Narrow" w:cs="Arial"/>
-          <w:color w:val="000000"/>
-          <w:kern w:val="0"/>
-          <w:lang w:val="es-ES" w:eastAsia="es-ES"/>
-          <w14:ligatures w14:val="none"/>
+          <ns2:ligatures ns2:val="none"/>
+        </w:rPr>
+      </w:pPr>
+      <w:r>
+        <w:rPr>
+          <w:rFonts w:ascii="Arial Narrow" w:eastAsia="Times New Roman" w:hAnsi="Arial Narrow" w:cs="Arial"/>
+          <w:color w:val="000000"/>
+          <w:kern w:val="0"/>
+          <w:lang w:val="es-ES" w:eastAsia="es-ES"/>
+          <ns2:ligatures ns2:val="none"/>
         </w:rPr>
         <w:t>(</w:t>
       </w:r>
@@ -5312,7 +5312,7 @@
           <w:color w:val="000000"/>
           <w:kern w:val="0"/>
           <w:lang w:val="es-ES" w:eastAsia="es-ES"/>
-          <w14:ligatures w14:val="none"/>
+          <ns2:ligatures ns2:val="none"/>
         </w:rPr>
         <w:t>iii</w:t>
       </w:r>
@@ -5323,7 +5323,7 @@
           <w:color w:val="000000"/>
           <w:kern w:val="0"/>
           <w:lang w:val="es-ES" w:eastAsia="es-ES"/>
-          <w14:ligatures w14:val="none"/>
+          <ns2:ligatures ns2:val="none"/>
         </w:rPr>
         <w:t>)</w:t>
       </w:r>
@@ -5333,7 +5333,7 @@
           <w:color w:val="000000"/>
           <w:kern w:val="0"/>
           <w:lang w:val="es-ES" w:eastAsia="es-ES"/>
-          <w14:ligatures w14:val="none"/>
+          <ns2:ligatures ns2:val="none"/>
         </w:rPr>
         <w:t xml:space="preserve"> </w:t>
       </w:r>
@@ -5343,7 +5343,7 @@
           <w:color w:val="000000"/>
           <w:kern w:val="0"/>
           <w:lang w:val="es-ES" w:eastAsia="es-ES"/>
-          <w14:ligatures w14:val="none"/>
+          <ns2:ligatures ns2:val="none"/>
         </w:rPr>
         <w:t>presentar la grabación de la prueba poligráfica realizada al denunciante</w:t>
       </w:r>
@@ -5353,25 +5353,25 @@
           <w:color w:val="000000"/>
           <w:kern w:val="0"/>
           <w:lang w:val="es-ES" w:eastAsia="es-ES"/>
-          <w14:ligatures w14:val="none"/>
+          <ns2:ligatures ns2:val="none"/>
         </w:rPr>
         <w:t>.</w:t>
       </w:r>
     </w:p>
-    <w:p>
-      <w:pPr>
-        <w:spacing w:after="0" w:line="240" w:lineRule="auto"/>
-        <w:jc w:val="both"/>
-        <w:rPr>
-          <w:rFonts w:ascii="Arial Narrow" w:eastAsia="Times New Roman" w:hAnsi="Arial Narrow" w:cs="Arial"/>
-          <w:color w:val="000000"/>
-          <w:kern w:val="0"/>
-          <w:lang w:val="es-ES" w:eastAsia="es-ES"/>
-          <w14:ligatures w14:val="none"/>
-        </w:rPr>
-      </w:pPr>
-    </w:p>
-    <w:p>
+    <w:p ns2:paraId="36AD0889" ns2:textId="77777777">
+      <w:pPr>
+        <w:spacing w:after="0" w:line="240" w:lineRule="auto"/>
+        <w:jc w:val="both"/>
+        <w:rPr>
+          <w:rFonts w:ascii="Arial Narrow" w:eastAsia="Times New Roman" w:hAnsi="Arial Narrow" w:cs="Arial"/>
+          <w:color w:val="000000"/>
+          <w:kern w:val="0"/>
+          <w:lang w:val="es-ES" w:eastAsia="es-ES"/>
+          <ns2:ligatures ns2:val="none"/>
+        </w:rPr>
+      </w:pPr>
+    </w:p>
+    <w:p ns2:paraId="272D4E19" ns2:textId="77777777">
       <w:pPr>
         <w:pStyle w:val="Prrafodelista"/>
         <w:spacing w:after="0" w:line="240" w:lineRule="auto"/>
@@ -5382,11 +5382,11 @@
           <w:color w:val="000000"/>
           <w:kern w:val="0"/>
           <w:lang w:val="es-ES" w:eastAsia="es-ES"/>
-          <w14:ligatures w14:val="none"/>
-        </w:rPr>
-      </w:pPr>
-    </w:p>
-    <w:p>
+          <ns2:ligatures ns2:val="none"/>
+        </w:rPr>
+      </w:pPr>
+    </w:p>
+    <w:p ns2:paraId="1019D393" ns2:textId="77777777">
       <w:pPr>
         <w:pStyle w:val="Prrafodelista"/>
         <w:numPr>
@@ -5406,36 +5406,36 @@
           <w:color w:val="000000"/>
           <w:kern w:val="0"/>
           <w:lang w:eastAsia="es-PE"/>
-          <w14:ligatures w14:val="none"/>
-        </w:rPr>
-      </w:pPr>
-      <w:r>
-        <w:rPr>
-          <w:rFonts w:ascii="Arial Narrow" w:eastAsia="Arial Narrow" w:hAnsi="Arial Narrow" w:cs="Arial Narrow"/>
-          <w:b/>
-          <w:color w:val="000000"/>
-          <w:kern w:val="0"/>
-          <w:lang w:eastAsia="es-PE"/>
-          <w14:ligatures w14:val="none"/>
+          <ns2:ligatures ns2:val="none"/>
+        </w:rPr>
+      </w:pPr>
+      <w:r>
+        <w:rPr>
+          <w:rFonts w:ascii="Arial Narrow" w:eastAsia="Arial Narrow" w:hAnsi="Arial Narrow" w:cs="Arial Narrow"/>
+          <w:b/>
+          <w:color w:val="000000"/>
+          <w:kern w:val="0"/>
+          <w:lang w:eastAsia="es-PE"/>
+          <ns2:ligatures ns2:val="none"/>
         </w:rPr>
         <w:t xml:space="preserve">RESOLUCIÓN DE LA SECRETARÍA TÉCNICA </w:t>
       </w:r>
     </w:p>
-    <w:p>
-      <w:pPr>
-        <w:spacing w:after="0" w:line="240" w:lineRule="auto"/>
-        <w:jc w:val="both"/>
-        <w:rPr>
-          <w:rFonts w:ascii="Arial Narrow" w:eastAsia="Arial Narrow" w:hAnsi="Arial Narrow" w:cs="Arial Narrow"/>
-          <w:b/>
-          <w:color w:val="000000"/>
-          <w:kern w:val="0"/>
-          <w:lang w:eastAsia="es-PE"/>
-          <w14:ligatures w14:val="none"/>
-        </w:rPr>
-      </w:pPr>
-    </w:p>
-    <w:p>
+    <w:p ns2:paraId="49D6749C" ns2:textId="77777777">
+      <w:pPr>
+        <w:spacing w:after="0" w:line="240" w:lineRule="auto"/>
+        <w:jc w:val="both"/>
+        <w:rPr>
+          <w:rFonts w:ascii="Arial Narrow" w:eastAsia="Arial Narrow" w:hAnsi="Arial Narrow" w:cs="Arial Narrow"/>
+          <w:b/>
+          <w:color w:val="000000"/>
+          <w:kern w:val="0"/>
+          <w:lang w:eastAsia="es-PE"/>
+          <ns2:ligatures ns2:val="none"/>
+        </w:rPr>
+      </w:pPr>
+    </w:p>
+    <w:p ns2:paraId="43446614" ns2:textId="77777777">
       <w:pPr>
         <w:spacing w:after="0" w:line="240" w:lineRule="auto"/>
         <w:jc w:val="both"/>
@@ -5444,17 +5444,17 @@
           <w:color w:val="000000"/>
           <w:kern w:val="0"/>
           <w:lang w:eastAsia="es-PE"/>
-          <w14:ligatures w14:val="none"/>
-        </w:rPr>
-      </w:pPr>
-      <w:r>
-        <w:rPr>
-          <w:rFonts w:ascii="Arial Narrow" w:eastAsia="Arial Narrow" w:hAnsi="Arial Narrow" w:cs="Arial Narrow"/>
-          <w:b/>
-          <w:color w:val="000000"/>
-          <w:kern w:val="0"/>
-          <w:lang w:eastAsia="es-PE"/>
-          <w14:ligatures w14:val="none"/>
+          <ns2:ligatures ns2:val="none"/>
+        </w:rPr>
+      </w:pPr>
+      <w:r>
+        <w:rPr>
+          <w:rFonts w:ascii="Arial Narrow" w:eastAsia="Arial Narrow" w:hAnsi="Arial Narrow" w:cs="Arial Narrow"/>
+          <w:b/>
+          <w:color w:val="000000"/>
+          <w:kern w:val="0"/>
+          <w:lang w:eastAsia="es-PE"/>
+          <ns2:ligatures ns2:val="none"/>
         </w:rPr>
         <w:t xml:space="preserve">PRIMERO: admitir a trámite la denuncia del 2 de junio de 2025, subsanada con el escrito del 25 de junio de 2025, interpuesta por el señor [DENUNCIANTE] contra el Banco de Crédito del Perú S.A., Pacífico Compañía de Seguros y Reaseguros S.A. y Honesty S.A.C., por lo siguiente:</w:t>
       </w:r>
@@ -5465,7 +5465,7 @@
           <w:kern w:val="0"/>
           <w:shd w:val="clear" w:color="auto" w:fill="FFFFFF"/>
           <w:lang w:eastAsia="es-PE"/>
-          <w14:ligatures w14:val="none"/>
+          <ns2:ligatures ns2:val="none"/>
         </w:rPr>
         <w:t xml:space="preserve"/>
       </w:r>
@@ -5475,7 +5475,7 @@
           <w:color w:val="000000"/>
           <w:kern w:val="0"/>
           <w:lang w:val="es-ES" w:eastAsia="es-ES"/>
-          <w14:ligatures w14:val="none"/>
+          <ns2:ligatures ns2:val="none"/>
         </w:rPr>
         <w:t/>
       </w:r>
@@ -5485,7 +5485,7 @@
           <w:color w:val="000000"/>
           <w:kern w:val="0"/>
           <w:lang w:val="es-ES" w:eastAsia="es-ES"/>
-          <w14:ligatures w14:val="none"/>
+          <ns2:ligatures ns2:val="none"/>
         </w:rPr>
         <w:t/>
       </w:r>
@@ -5495,7 +5495,7 @@
           <w:color w:val="000000"/>
           <w:kern w:val="0"/>
           <w:lang w:val="es-ES" w:eastAsia="es-ES"/>
-          <w14:ligatures w14:val="none"/>
+          <ns2:ligatures ns2:val="none"/>
         </w:rPr>
         <w:t xml:space="preserve"/>
       </w:r>
@@ -5505,7 +5505,7 @@
           <w:color w:val="000000"/>
           <w:kern w:val="0"/>
           <w:lang w:val="es-ES" w:eastAsia="es-ES"/>
-          <w14:ligatures w14:val="none"/>
+          <ns2:ligatures ns2:val="none"/>
         </w:rPr>
         <w:t xml:space="preserve"/>
       </w:r>
@@ -5516,7 +5516,7 @@
           <w:kern w:val="0"/>
           <w:shd w:val="clear" w:color="auto" w:fill="FFFFFF"/>
           <w:lang w:eastAsia="es-PE"/>
-          <w14:ligatures w14:val="none"/>
+          <ns2:ligatures ns2:val="none"/>
         </w:rPr>
         <w:t xml:space="preserve"/>
       </w:r>
@@ -5527,7 +5527,7 @@
           <w:kern w:val="0"/>
           <w:shd w:val="clear" w:color="auto" w:fill="FFFFFF"/>
           <w:lang w:eastAsia="es-PE"/>
-          <w14:ligatures w14:val="none"/>
+          <ns2:ligatures ns2:val="none"/>
         </w:rPr>
         <w:t xml:space="preserve"/>
       </w:r>
@@ -5537,7 +5537,7 @@
           <w:bCs/>
           <w:spacing w:val="-3"/>
           <w:kern w:val="0"/>
-          <w14:ligatures w14:val="none"/>
+          <ns2:ligatures ns2:val="none"/>
         </w:rPr>
         <w:t/>
       </w:r>
@@ -5547,7 +5547,7 @@
           <w:bCs/>
           <w:spacing w:val="-3"/>
           <w:kern w:val="0"/>
-          <w14:ligatures w14:val="none"/>
+          <ns2:ligatures ns2:val="none"/>
         </w:rPr>
         <w:t xml:space="preserve"/>
       </w:r>
@@ -5558,7 +5558,7 @@
           <w:bCs/>
           <w:spacing w:val="-3"/>
           <w:kern w:val="0"/>
-          <w14:ligatures w14:val="none"/>
+          <ns2:ligatures ns2:val="none"/>
         </w:rPr>
         <w:t/>
       </w:r>
@@ -5569,7 +5569,7 @@
           <w:bCs/>
           <w:spacing w:val="-3"/>
           <w:kern w:val="0"/>
-          <w14:ligatures w14:val="none"/>
+          <ns2:ligatures ns2:val="none"/>
         </w:rPr>
         <w:t xml:space="preserve"/>
       </w:r>
@@ -5580,7 +5580,7 @@
           <w:kern w:val="0"/>
           <w:shd w:val="clear" w:color="auto" w:fill="FFFFFF"/>
           <w:lang w:eastAsia="es-PE"/>
-          <w14:ligatures w14:val="none"/>
+          <ns2:ligatures ns2:val="none"/>
         </w:rPr>
         <w:t xml:space="preserve"/>
       </w:r>
@@ -5591,7 +5591,7 @@
           <w:kern w:val="0"/>
           <w:shd w:val="clear" w:color="auto" w:fill="FFFFFF"/>
           <w:lang w:eastAsia="es-PE"/>
-          <w14:ligatures w14:val="none"/>
+          <ns2:ligatures ns2:val="none"/>
         </w:rPr>
         <w:t xml:space="preserve"/>
       </w:r>
@@ -5632,12 +5632,12 @@
           <w:kern w:val="0"/>
           <w:shd w:val="clear" w:color="auto" w:fill="FFFFFF"/>
           <w:lang w:eastAsia="es-PE"/>
-          <w14:ligatures w14:val="none"/>
+          <ns2:ligatures ns2:val="none"/>
         </w:rPr>
         <w:t/>
       </w:r>
     </w:p>
-    <w:p>
+    <w:p ns2:paraId="320CEC33" ns2:textId="77777777">
       <w:pPr>
         <w:spacing w:after="0" w:line="240" w:lineRule="auto"/>
         <w:jc w:val="both"/>
@@ -5646,11 +5646,11 @@
           <w:color w:val="000000"/>
           <w:kern w:val="0"/>
           <w:lang w:eastAsia="es-PE"/>
-          <w14:ligatures w14:val="none"/>
-        </w:rPr>
-      </w:pPr>
-    </w:p>
-    <w:p>
+          <ns2:ligatures ns2:val="none"/>
+        </w:rPr>
+      </w:pPr>
+    </w:p>
+    <w:p ns2:paraId="34CE3FB0" ns2:textId="77777777">
       <w:pPr>
         <w:pStyle w:val="Prrafodelista"/>
         <w:numPr>
@@ -5668,7 +5668,7 @@
           <w:rFonts w:ascii="Arial Narrow" w:eastAsia="Calibri" w:hAnsi="Arial Narrow" w:cs="Arial Narrow"/>
           <w:kern w:val="0"/>
           <w:lang w:eastAsia="es-PE"/>
-          <w14:ligatures w14:val="none"/>
+          <ns2:ligatures ns2:val="none"/>
         </w:rPr>
       </w:pPr>
       <w:r>
@@ -5677,7 +5677,7 @@
           <w:color w:val="000000"/>
           <w:kern w:val="0"/>
           <w:lang w:eastAsia="es-PE"/>
-          <w14:ligatures w14:val="none"/>
+          <ns2:ligatures ns2:val="none"/>
         </w:rPr>
         <w:t>Presunta</w:t>
       </w:r>
@@ -5687,7 +5687,7 @@
           <w:kern w:val="0"/>
           <w:shd w:val="clear" w:color="auto" w:fill="FFFFFF"/>
           <w:lang w:eastAsia="es-PE"/>
-          <w14:ligatures w14:val="none"/>
+          <ns2:ligatures ns2:val="none"/>
         </w:rPr>
         <w:t xml:space="preserve"> infracción a los artículos 18 y 19</w:t>
       </w:r>
@@ -5696,7 +5696,7 @@
           <w:rFonts w:ascii="Arial Narrow" w:eastAsia="Calibri" w:hAnsi="Arial Narrow" w:cs="Arial Narrow"/>
           <w:kern w:val="0"/>
           <w:lang w:eastAsia="es-PE"/>
-          <w14:ligatures w14:val="none"/>
+          <ns2:ligatures ns2:val="none"/>
         </w:rPr>
         <w:t xml:space="preserve"> de </w:t>
       </w:r>
@@ -5706,7 +5706,7 @@
           <w:kern w:val="0"/>
           <w:shd w:val="clear" w:color="auto" w:fill="FFFFFF"/>
           <w:lang w:eastAsia="es-PE"/>
-          <w14:ligatures w14:val="none"/>
+          <ns2:ligatures ns2:val="none"/>
         </w:rPr>
         <w:t xml:space="preserve">la Ley 29571, Código de Protección y Defensa del Consumidor, en tanto </w:t>
       </w:r>
@@ -5716,7 +5716,7 @@
           <w:kern w:val="0"/>
           <w:shd w:val="clear" w:color="auto" w:fill="FFFFFF"/>
           <w:lang w:eastAsia="es-PE"/>
-          <w14:ligatures w14:val="none"/>
+          <ns2:ligatures ns2:val="none"/>
         </w:rPr>
         <w:t xml:space="preserve">el </w:t>
       </w:r>
@@ -5733,7 +5733,7 @@
           <w:color w:val="000000"/>
           <w:kern w:val="0"/>
           <w:lang w:eastAsia="es-ES"/>
-          <w14:ligatures w14:val="none"/>
+          <ns2:ligatures ns2:val="none"/>
         </w:rPr>
         <w:t>18 de noviembre de 2024</w:t>
       </w:r>
@@ -5741,12 +5741,12 @@
         <w:rPr>
           <w:rFonts w:ascii="Arial Narrow" w:eastAsia="Arial Narrow" w:hAnsi="Arial Narrow" w:cs="Arial Narrow"/>
           <w:kern w:val="0"/>
-          <w14:ligatures w14:val="none"/>
+          <ns2:ligatures ns2:val="none"/>
         </w:rPr>
         <w:t>.</w:t>
       </w:r>
     </w:p>
-    <w:p>
+    <w:p ns2:paraId="676E10A3" ns2:textId="77777777">
       <w:pPr>
         <w:pStyle w:val="Prrafodelista"/>
         <w:spacing w:after="0" w:line="240" w:lineRule="auto"/>
@@ -5755,11 +5755,11 @@
         <w:rPr>
           <w:rFonts w:ascii="Arial Narrow" w:eastAsia="Arial Narrow" w:hAnsi="Arial Narrow" w:cs="Arial Narrow"/>
           <w:kern w:val="0"/>
-          <w14:ligatures w14:val="none"/>
-        </w:rPr>
-      </w:pPr>
-    </w:p>
-    <w:p>
+          <ns2:ligatures ns2:val="none"/>
+        </w:rPr>
+      </w:pPr>
+    </w:p>
+    <w:p ns2:paraId="73D37188" ns2:textId="1C00A7DC">
       <w:pPr>
         <w:pStyle w:val="Prrafodelista"/>
         <w:numPr>
@@ -5777,7 +5777,7 @@
           <w:rFonts w:ascii="Arial Narrow" w:eastAsia="Calibri" w:hAnsi="Arial Narrow" w:cs="Arial Narrow"/>
           <w:kern w:val="0"/>
           <w:lang w:eastAsia="es-PE"/>
-          <w14:ligatures w14:val="none"/>
+          <ns2:ligatures ns2:val="none"/>
         </w:rPr>
       </w:pPr>
       <w:r>
@@ -5786,7 +5786,7 @@
           <w:color w:val="000000"/>
           <w:kern w:val="0"/>
           <w:lang w:eastAsia="es-PE"/>
-          <w14:ligatures w14:val="none"/>
+          <ns2:ligatures ns2:val="none"/>
         </w:rPr>
         <w:t>Presunta</w:t>
       </w:r>
@@ -5796,7 +5796,7 @@
           <w:kern w:val="0"/>
           <w:shd w:val="clear" w:color="auto" w:fill="FFFFFF"/>
           <w:lang w:eastAsia="es-PE"/>
-          <w14:ligatures w14:val="none"/>
+          <ns2:ligatures ns2:val="none"/>
         </w:rPr>
         <w:t xml:space="preserve"> infracción a los artículos 18 y 19</w:t>
       </w:r>
@@ -5805,7 +5805,7 @@
           <w:rFonts w:ascii="Arial Narrow" w:eastAsia="Calibri" w:hAnsi="Arial Narrow" w:cs="Arial Narrow"/>
           <w:kern w:val="0"/>
           <w:lang w:eastAsia="es-PE"/>
-          <w14:ligatures w14:val="none"/>
+          <ns2:ligatures ns2:val="none"/>
         </w:rPr>
         <w:t xml:space="preserve"> de </w:t>
       </w:r>
@@ -5815,7 +5815,7 @@
           <w:kern w:val="0"/>
           <w:shd w:val="clear" w:color="auto" w:fill="FFFFFF"/>
           <w:lang w:eastAsia="es-PE"/>
-          <w14:ligatures w14:val="none"/>
+          <ns2:ligatures ns2:val="none"/>
         </w:rPr>
         <w:t>la Ley 29571, Código de Protección y Defensa del Consumidor, en tanto</w:t>
       </w:r>
@@ -5823,7 +5823,7 @@
         <w:rPr>
           <w:rFonts w:ascii="Arial Narrow" w:eastAsia="Arial Narrow" w:hAnsi="Arial Narrow" w:cs="Arial Narrow"/>
           <w:kern w:val="0"/>
-          <w14:ligatures w14:val="none"/>
+          <ns2:ligatures ns2:val="none"/>
         </w:rPr>
         <w:t xml:space="preserve"> </w:t>
       </w:r>
@@ -5831,7 +5831,7 @@
         <w:rPr>
           <w:rFonts w:ascii="Arial Narrow" w:eastAsia="Arial Narrow" w:hAnsi="Arial Narrow" w:cs="Arial Narrow"/>
           <w:kern w:val="0"/>
-          <w14:ligatures w14:val="none"/>
+          <ns2:ligatures ns2:val="none"/>
         </w:rPr>
         <w:t xml:space="preserve">Pacífico Compañía de Seguros y Reaseguros S.A. habría negado injustificadamente al denunciante la cobertura del </w:t>
       </w:r>
@@ -5841,7 +5841,7 @@
           <w:color w:val="000000"/>
           <w:kern w:val="0"/>
           <w:lang w:eastAsia="es-ES"/>
-          <w14:ligatures w14:val="none"/>
+          <ns2:ligatures ns2:val="none"/>
         </w:rPr>
         <w:t xml:space="preserve">Seguro de Protección de Tarjetas Plus – Póliza 1000001429 </w:t>
       </w:r>
@@ -5849,7 +5849,7 @@
         <w:rPr>
           <w:rFonts w:ascii="Arial Narrow" w:eastAsia="Arial Narrow" w:hAnsi="Arial Narrow" w:cs="Arial Narrow"/>
           <w:kern w:val="0"/>
-          <w14:ligatures w14:val="none"/>
+          <ns2:ligatures ns2:val="none"/>
         </w:rPr>
         <w:t xml:space="preserve">por el siniestro del </w:t>
       </w:r>
@@ -5859,7 +5859,7 @@
           <w:color w:val="000000"/>
           <w:kern w:val="0"/>
           <w:lang w:eastAsia="es-ES"/>
-          <w14:ligatures w14:val="none"/>
+          <ns2:ligatures ns2:val="none"/>
         </w:rPr>
         <w:t>18 de noviembre de 2024</w:t>
       </w:r>
@@ -5869,7 +5869,7 @@
           <w:color w:val="000000"/>
           <w:kern w:val="0"/>
           <w:lang w:eastAsia="es-ES"/>
-          <w14:ligatures w14:val="none"/>
+          <ns2:ligatures ns2:val="none"/>
         </w:rPr>
         <w:t>, al basarse únicamente en la prueba de polígrafo</w:t>
       </w:r>
@@ -5879,12 +5879,12 @@
           <w:color w:val="000000"/>
           <w:kern w:val="0"/>
           <w:lang w:eastAsia="es-ES"/>
-          <w14:ligatures w14:val="none"/>
+          <ns2:ligatures ns2:val="none"/>
         </w:rPr>
         <w:t xml:space="preserve">. </w:t>
       </w:r>
     </w:p>
-    <w:p>
+    <w:p ns2:paraId="45128DB7" ns2:textId="77777777">
       <w:pPr>
         <w:pStyle w:val="Prrafodelista"/>
         <w:spacing w:after="0" w:line="240" w:lineRule="auto"/>
@@ -5894,11 +5894,11 @@
           <w:rFonts w:ascii="Arial Narrow" w:eastAsia="Calibri" w:hAnsi="Arial Narrow" w:cs="Arial Narrow"/>
           <w:kern w:val="0"/>
           <w:lang w:eastAsia="es-PE"/>
-          <w14:ligatures w14:val="none"/>
-        </w:rPr>
-      </w:pPr>
-    </w:p>
-    <w:p>
+          <ns2:ligatures ns2:val="none"/>
+        </w:rPr>
+      </w:pPr>
+    </w:p>
+    <w:p ns2:paraId="101E48AA" ns2:textId="669CC139">
       <w:pPr>
         <w:pStyle w:val="Prrafodelista"/>
         <w:numPr>
@@ -5916,7 +5916,7 @@
           <w:rFonts w:ascii="Arial Narrow" w:eastAsia="Calibri" w:hAnsi="Arial Narrow" w:cs="Arial Narrow"/>
           <w:kern w:val="0"/>
           <w:lang w:eastAsia="es-PE"/>
-          <w14:ligatures w14:val="none"/>
+          <ns2:ligatures ns2:val="none"/>
         </w:rPr>
       </w:pPr>
       <w:r>
@@ -5925,7 +5925,7 @@
           <w:color w:val="000000"/>
           <w:kern w:val="0"/>
           <w:lang w:eastAsia="es-PE"/>
-          <w14:ligatures w14:val="none"/>
+          <ns2:ligatures ns2:val="none"/>
         </w:rPr>
         <w:t>Presunta</w:t>
       </w:r>
@@ -5935,7 +5935,7 @@
           <w:kern w:val="0"/>
           <w:shd w:val="clear" w:color="auto" w:fill="FFFFFF"/>
           <w:lang w:eastAsia="es-PE"/>
-          <w14:ligatures w14:val="none"/>
+          <ns2:ligatures ns2:val="none"/>
         </w:rPr>
         <w:t xml:space="preserve"> infracción a los artículos 18 y 19</w:t>
       </w:r>
@@ -5944,7 +5944,7 @@
           <w:rFonts w:ascii="Arial Narrow" w:eastAsia="Calibri" w:hAnsi="Arial Narrow" w:cs="Arial Narrow"/>
           <w:kern w:val="0"/>
           <w:lang w:eastAsia="es-PE"/>
-          <w14:ligatures w14:val="none"/>
+          <ns2:ligatures ns2:val="none"/>
         </w:rPr>
         <w:t xml:space="preserve"> de </w:t>
       </w:r>
@@ -5954,7 +5954,7 @@
           <w:kern w:val="0"/>
           <w:shd w:val="clear" w:color="auto" w:fill="FFFFFF"/>
           <w:lang w:eastAsia="es-PE"/>
-          <w14:ligatures w14:val="none"/>
+          <ns2:ligatures ns2:val="none"/>
         </w:rPr>
         <w:t>la Ley 29571, Código de Protección y Defensa del Consumidor, en tanto</w:t>
       </w:r>
@@ -5962,7 +5962,7 @@
         <w:rPr>
           <w:rFonts w:ascii="Arial Narrow" w:eastAsia="Arial Narrow" w:hAnsi="Arial Narrow" w:cs="Arial Narrow"/>
           <w:kern w:val="0"/>
-          <w14:ligatures w14:val="none"/>
+          <ns2:ligatures ns2:val="none"/>
         </w:rPr>
         <w:t xml:space="preserve"> </w:t>
       </w:r>
@@ -5970,7 +5970,7 @@
         <w:rPr>
           <w:rFonts w:ascii="Arial Narrow" w:eastAsia="Arial Narrow" w:hAnsi="Arial Narrow" w:cs="Arial Narrow"/>
           <w:kern w:val="0"/>
-          <w14:ligatures w14:val="none"/>
+          <ns2:ligatures ns2:val="none"/>
         </w:rPr>
         <w:t>Pacífico Compañía de Seguros y Reaseguros S.A. habría permitido que</w:t>
       </w:r>
@@ -5980,7 +5980,7 @@
           <w:color w:val="000000"/>
           <w:kern w:val="0"/>
           <w:lang w:eastAsia="es-ES"/>
-          <w14:ligatures w14:val="none"/>
+          <ns2:ligatures ns2:val="none"/>
         </w:rPr>
         <w:t xml:space="preserve"> </w:t>
       </w:r>
@@ -5989,7 +5989,7 @@
         <w:rPr>
           <w:rFonts w:ascii="Arial Narrow" w:eastAsia="Arial Narrow" w:hAnsi="Arial Narrow" w:cs="Arial Narrow"/>
           <w:kern w:val="0"/>
-          <w14:ligatures w14:val="none"/>
+          <ns2:ligatures ns2:val="none"/>
         </w:rPr>
         <w:t>Honesty</w:t>
       </w:r>
@@ -5998,7 +5998,7 @@
         <w:rPr>
           <w:rFonts w:ascii="Arial Narrow" w:eastAsia="Arial Narrow" w:hAnsi="Arial Narrow" w:cs="Arial Narrow"/>
           <w:kern w:val="0"/>
-          <w14:ligatures w14:val="none"/>
+          <ns2:ligatures ns2:val="none"/>
         </w:rPr>
         <w:t xml:space="preserve"> S.A.C realice preguntas que presuponen la culpabilidad del denunciante, afectando la presunción de inocencia</w:t>
       </w:r>
@@ -6006,12 +6006,12 @@
         <w:rPr>
           <w:rFonts w:ascii="Arial Narrow" w:eastAsia="Arial Narrow" w:hAnsi="Arial Narrow" w:cs="Arial Narrow"/>
           <w:kern w:val="0"/>
-          <w14:ligatures w14:val="none"/>
+          <ns2:ligatures ns2:val="none"/>
         </w:rPr>
         <w:t>.</w:t>
       </w:r>
     </w:p>
-    <w:p>
+    <w:p ns2:paraId="3788A492" ns2:textId="77777777">
       <w:pPr>
         <w:pStyle w:val="Prrafodelista"/>
         <w:spacing w:after="0" w:line="240" w:lineRule="auto"/>
@@ -6021,11 +6021,11 @@
           <w:rFonts w:ascii="Arial Narrow" w:eastAsia="Calibri" w:hAnsi="Arial Narrow" w:cs="Arial Narrow"/>
           <w:kern w:val="0"/>
           <w:lang w:eastAsia="es-PE"/>
-          <w14:ligatures w14:val="none"/>
-        </w:rPr>
-      </w:pPr>
-    </w:p>
-    <w:p>
+          <ns2:ligatures ns2:val="none"/>
+        </w:rPr>
+      </w:pPr>
+    </w:p>
+    <w:p ns2:paraId="48FF78AE" ns2:textId="01B1A298">
       <w:pPr>
         <w:pStyle w:val="Prrafodelista"/>
         <w:numPr>
@@ -6042,7 +6042,7 @@
         <w:rPr>
           <w:rFonts w:ascii="Arial Narrow" w:eastAsia="Arial Narrow" w:hAnsi="Arial Narrow" w:cs="Arial Narrow"/>
           <w:kern w:val="0"/>
-          <w14:ligatures w14:val="none"/>
+          <ns2:ligatures ns2:val="none"/>
         </w:rPr>
       </w:pPr>
       <w:r>
@@ -6051,7 +6051,7 @@
           <w:color w:val="000000"/>
           <w:kern w:val="0"/>
           <w:lang w:eastAsia="es-PE"/>
-          <w14:ligatures w14:val="none"/>
+          <ns2:ligatures ns2:val="none"/>
         </w:rPr>
         <w:t>Presunta</w:t>
       </w:r>
@@ -6061,7 +6061,7 @@
           <w:kern w:val="0"/>
           <w:shd w:val="clear" w:color="auto" w:fill="FFFFFF"/>
           <w:lang w:eastAsia="es-PE"/>
-          <w14:ligatures w14:val="none"/>
+          <ns2:ligatures ns2:val="none"/>
         </w:rPr>
         <w:t xml:space="preserve"> infracción a los artículos 18 y 19</w:t>
       </w:r>
@@ -6070,7 +6070,7 @@
           <w:rFonts w:ascii="Arial Narrow" w:eastAsia="Calibri" w:hAnsi="Arial Narrow" w:cs="Arial Narrow"/>
           <w:kern w:val="0"/>
           <w:lang w:eastAsia="es-PE"/>
-          <w14:ligatures w14:val="none"/>
+          <ns2:ligatures ns2:val="none"/>
         </w:rPr>
         <w:t xml:space="preserve"> de </w:t>
       </w:r>
@@ -6080,7 +6080,7 @@
           <w:kern w:val="0"/>
           <w:shd w:val="clear" w:color="auto" w:fill="FFFFFF"/>
           <w:lang w:eastAsia="es-PE"/>
-          <w14:ligatures w14:val="none"/>
+          <ns2:ligatures ns2:val="none"/>
         </w:rPr>
         <w:t>la Ley 29571, Código de Protección y Defensa del Consumidor, en tanto</w:t>
       </w:r>
@@ -6088,7 +6088,7 @@
         <w:rPr>
           <w:rFonts w:ascii="Arial Narrow" w:eastAsia="Arial Narrow" w:hAnsi="Arial Narrow" w:cs="Arial Narrow"/>
           <w:kern w:val="0"/>
-          <w14:ligatures w14:val="none"/>
+          <ns2:ligatures ns2:val="none"/>
         </w:rPr>
         <w:t xml:space="preserve"> </w:t>
       </w:r>
@@ -6097,7 +6097,7 @@
         <w:rPr>
           <w:rFonts w:ascii="Arial Narrow" w:eastAsia="Arial Narrow" w:hAnsi="Arial Narrow" w:cs="Arial Narrow"/>
           <w:kern w:val="0"/>
-          <w14:ligatures w14:val="none"/>
+          <ns2:ligatures ns2:val="none"/>
         </w:rPr>
         <w:t>Honesty</w:t>
       </w:r>
@@ -6106,7 +6106,7 @@
         <w:rPr>
           <w:rFonts w:ascii="Arial Narrow" w:eastAsia="Arial Narrow" w:hAnsi="Arial Narrow" w:cs="Arial Narrow"/>
           <w:kern w:val="0"/>
-          <w14:ligatures w14:val="none"/>
+          <ns2:ligatures ns2:val="none"/>
         </w:rPr>
         <w:t xml:space="preserve"> S.A.C. no habría cumplido </w:t>
       </w:r>
@@ -6114,7 +6114,7 @@
         <w:rPr>
           <w:rFonts w:ascii="Arial Narrow" w:eastAsia="Arial Narrow" w:hAnsi="Arial Narrow" w:cs="Arial Narrow"/>
           <w:kern w:val="0"/>
-          <w14:ligatures w14:val="none"/>
+          <ns2:ligatures ns2:val="none"/>
         </w:rPr>
         <w:t>con adaptar el procedimiento del</w:t>
       </w:r>
@@ -6122,7 +6122,7 @@
         <w:rPr>
           <w:rFonts w:ascii="Arial Narrow" w:eastAsia="Arial Narrow" w:hAnsi="Arial Narrow" w:cs="Arial Narrow"/>
           <w:kern w:val="0"/>
-          <w14:ligatures w14:val="none"/>
+          <ns2:ligatures ns2:val="none"/>
         </w:rPr>
         <w:t xml:space="preserve"> examen del polígrafo al denunciante</w:t>
       </w:r>
@@ -6130,7 +6130,7 @@
         <w:rPr>
           <w:rFonts w:ascii="Arial Narrow" w:eastAsia="Arial Narrow" w:hAnsi="Arial Narrow" w:cs="Arial Narrow"/>
           <w:kern w:val="0"/>
-          <w14:ligatures w14:val="none"/>
+          <ns2:ligatures ns2:val="none"/>
         </w:rPr>
         <w:t xml:space="preserve"> debido a su condición médica</w:t>
       </w:r>
@@ -6138,7 +6138,7 @@
         <w:rPr>
           <w:rFonts w:ascii="Arial Narrow" w:eastAsia="Arial Narrow" w:hAnsi="Arial Narrow" w:cs="Arial Narrow"/>
           <w:kern w:val="0"/>
-          <w14:ligatures w14:val="none"/>
+          <ns2:ligatures ns2:val="none"/>
         </w:rPr>
         <w:t>, afectando el resultado</w:t>
       </w:r>
@@ -6146,23 +6146,23 @@
         <w:rPr>
           <w:rFonts w:ascii="Arial Narrow" w:eastAsia="Arial Narrow" w:hAnsi="Arial Narrow" w:cs="Arial Narrow"/>
           <w:kern w:val="0"/>
-          <w14:ligatures w14:val="none"/>
+          <ns2:ligatures ns2:val="none"/>
         </w:rPr>
         <w:t>.</w:t>
       </w:r>
     </w:p>
-    <w:p>
-      <w:pPr>
-        <w:spacing w:after="0" w:line="240" w:lineRule="auto"/>
-        <w:jc w:val="both"/>
-        <w:rPr>
-          <w:rFonts w:ascii="Arial Narrow" w:eastAsia="Arial Narrow" w:hAnsi="Arial Narrow" w:cs="Arial Narrow"/>
-          <w:kern w:val="0"/>
-          <w14:ligatures w14:val="none"/>
-        </w:rPr>
-      </w:pPr>
-    </w:p>
-    <w:p>
+    <w:p ns2:paraId="22E1BC3F" ns2:textId="77777777">
+      <w:pPr>
+        <w:spacing w:after="0" w:line="240" w:lineRule="auto"/>
+        <w:jc w:val="both"/>
+        <w:rPr>
+          <w:rFonts w:ascii="Arial Narrow" w:eastAsia="Arial Narrow" w:hAnsi="Arial Narrow" w:cs="Arial Narrow"/>
+          <w:kern w:val="0"/>
+          <ns2:ligatures ns2:val="none"/>
+        </w:rPr>
+      </w:pPr>
+    </w:p>
+    <w:p ns2:paraId="17057C05" ns2:textId="098559CE">
       <w:pPr>
         <w:pStyle w:val="Prrafodelista"/>
         <w:numPr>
@@ -6179,7 +6179,7 @@
         <w:rPr>
           <w:rFonts w:ascii="Arial Narrow" w:eastAsia="Arial Narrow" w:hAnsi="Arial Narrow" w:cs="Arial Narrow"/>
           <w:kern w:val="0"/>
-          <w14:ligatures w14:val="none"/>
+          <ns2:ligatures ns2:val="none"/>
         </w:rPr>
       </w:pPr>
       <w:r>
@@ -6188,7 +6188,7 @@
           <w:color w:val="000000"/>
           <w:kern w:val="0"/>
           <w:lang w:eastAsia="es-PE"/>
-          <w14:ligatures w14:val="none"/>
+          <ns2:ligatures ns2:val="none"/>
         </w:rPr>
         <w:t>Presunta</w:t>
       </w:r>
@@ -6198,7 +6198,7 @@
           <w:kern w:val="0"/>
           <w:shd w:val="clear" w:color="auto" w:fill="FFFFFF"/>
           <w:lang w:eastAsia="es-PE"/>
-          <w14:ligatures w14:val="none"/>
+          <ns2:ligatures ns2:val="none"/>
         </w:rPr>
         <w:t xml:space="preserve"> infracción a los artículos 18 y 19</w:t>
       </w:r>
@@ -6207,7 +6207,7 @@
           <w:rFonts w:ascii="Arial Narrow" w:eastAsia="Calibri" w:hAnsi="Arial Narrow" w:cs="Arial Narrow"/>
           <w:kern w:val="0"/>
           <w:lang w:eastAsia="es-PE"/>
-          <w14:ligatures w14:val="none"/>
+          <ns2:ligatures ns2:val="none"/>
         </w:rPr>
         <w:t xml:space="preserve"> de </w:t>
       </w:r>
@@ -6217,7 +6217,7 @@
           <w:kern w:val="0"/>
           <w:shd w:val="clear" w:color="auto" w:fill="FFFFFF"/>
           <w:lang w:eastAsia="es-PE"/>
-          <w14:ligatures w14:val="none"/>
+          <ns2:ligatures ns2:val="none"/>
         </w:rPr>
         <w:t>la Ley 29571, Código de Protección y Defensa del Consumidor, en tanto</w:t>
       </w:r>
@@ -6225,7 +6225,7 @@
         <w:rPr>
           <w:rFonts w:ascii="Arial Narrow" w:eastAsia="Arial Narrow" w:hAnsi="Arial Narrow" w:cs="Arial Narrow"/>
           <w:kern w:val="0"/>
-          <w14:ligatures w14:val="none"/>
+          <ns2:ligatures ns2:val="none"/>
         </w:rPr>
         <w:t xml:space="preserve"> </w:t>
       </w:r>
@@ -6234,7 +6234,7 @@
         <w:rPr>
           <w:rFonts w:ascii="Arial Narrow" w:eastAsia="Arial Narrow" w:hAnsi="Arial Narrow" w:cs="Arial Narrow"/>
           <w:kern w:val="0"/>
-          <w14:ligatures w14:val="none"/>
+          <ns2:ligatures ns2:val="none"/>
         </w:rPr>
         <w:t>Honesty</w:t>
       </w:r>
@@ -6243,7 +6243,7 @@
         <w:rPr>
           <w:rFonts w:ascii="Arial Narrow" w:eastAsia="Arial Narrow" w:hAnsi="Arial Narrow" w:cs="Arial Narrow"/>
           <w:kern w:val="0"/>
-          <w14:ligatures w14:val="none"/>
+          <ns2:ligatures ns2:val="none"/>
         </w:rPr>
         <w:t xml:space="preserve"> S.A.C. no habría cumplido con realizar una evaluación adecuada sobre el estado de salud del denunciante al momento de realizar la prueba poligráfica, pues padecía de una condición médica que afectaba sus respuestas fisiológicas</w:t>
       </w:r>
@@ -6251,23 +6251,23 @@
         <w:rPr>
           <w:rFonts w:ascii="Arial Narrow" w:eastAsia="Arial Narrow" w:hAnsi="Arial Narrow" w:cs="Arial Narrow"/>
           <w:kern w:val="0"/>
-          <w14:ligatures w14:val="none"/>
+          <ns2:ligatures ns2:val="none"/>
         </w:rPr>
         <w:t xml:space="preserve">. </w:t>
       </w:r>
     </w:p>
-    <w:p>
-      <w:pPr>
-        <w:spacing w:after="0" w:line="240" w:lineRule="auto"/>
-        <w:jc w:val="both"/>
-        <w:rPr>
-          <w:rFonts w:ascii="Arial Narrow" w:eastAsia="Arial Narrow" w:hAnsi="Arial Narrow" w:cs="Arial Narrow"/>
-          <w:kern w:val="0"/>
-          <w14:ligatures w14:val="none"/>
-        </w:rPr>
-      </w:pPr>
-    </w:p>
-    <w:p>
+    <w:p ns2:paraId="06ADB630" ns2:textId="77777777">
+      <w:pPr>
+        <w:spacing w:after="0" w:line="240" w:lineRule="auto"/>
+        <w:jc w:val="both"/>
+        <w:rPr>
+          <w:rFonts w:ascii="Arial Narrow" w:eastAsia="Arial Narrow" w:hAnsi="Arial Narrow" w:cs="Arial Narrow"/>
+          <w:kern w:val="0"/>
+          <ns2:ligatures ns2:val="none"/>
+        </w:rPr>
+      </w:pPr>
+    </w:p>
+    <w:p ns2:paraId="0824AB27" ns2:textId="1DAE2CA4">
       <w:pPr>
         <w:pStyle w:val="Prrafodelista"/>
         <w:numPr>
@@ -6284,7 +6284,7 @@
         <w:rPr>
           <w:rFonts w:ascii="Arial Narrow" w:eastAsia="Arial Narrow" w:hAnsi="Arial Narrow" w:cs="Arial Narrow"/>
           <w:kern w:val="0"/>
-          <w14:ligatures w14:val="none"/>
+          <ns2:ligatures ns2:val="none"/>
         </w:rPr>
       </w:pPr>
       <w:r>
@@ -6293,7 +6293,7 @@
           <w:color w:val="000000"/>
           <w:kern w:val="0"/>
           <w:lang w:eastAsia="es-PE"/>
-          <w14:ligatures w14:val="none"/>
+          <ns2:ligatures ns2:val="none"/>
         </w:rPr>
         <w:lastRenderedPageBreak/>
         <w:t>Presunta infracción al artículo 1, numeral 1, literal b) y al artículo 2 de la Ley 29571, Código de Protección y Defensa del Consumidor</w:t>
@@ -6304,7 +6304,7 @@
           <w:kern w:val="0"/>
           <w:shd w:val="clear" w:color="auto" w:fill="FFFFFF"/>
           <w:lang w:eastAsia="es-PE"/>
-          <w14:ligatures w14:val="none"/>
+          <ns2:ligatures ns2:val="none"/>
         </w:rPr>
         <w:t>, en tanto</w:t>
       </w:r>
@@ -6312,7 +6312,7 @@
         <w:rPr>
           <w:rFonts w:ascii="Arial Narrow" w:eastAsia="Arial Narrow" w:hAnsi="Arial Narrow" w:cs="Arial Narrow"/>
           <w:kern w:val="0"/>
-          <w14:ligatures w14:val="none"/>
+          <ns2:ligatures ns2:val="none"/>
         </w:rPr>
         <w:t xml:space="preserve"> </w:t>
       </w:r>
@@ -6321,7 +6321,7 @@
         <w:rPr>
           <w:rFonts w:ascii="Arial Narrow" w:eastAsia="Arial Narrow" w:hAnsi="Arial Narrow" w:cs="Arial Narrow"/>
           <w:kern w:val="0"/>
-          <w14:ligatures w14:val="none"/>
+          <ns2:ligatures ns2:val="none"/>
         </w:rPr>
         <w:t>Honesty</w:t>
       </w:r>
@@ -6330,7 +6330,7 @@
         <w:rPr>
           <w:rFonts w:ascii="Arial Narrow" w:eastAsia="Arial Narrow" w:hAnsi="Arial Narrow" w:cs="Arial Narrow"/>
           <w:kern w:val="0"/>
-          <w14:ligatures w14:val="none"/>
+          <ns2:ligatures ns2:val="none"/>
         </w:rPr>
         <w:t xml:space="preserve"> S.A.C. no habría cumplido con informar a Pacífico Compañía de Seguros y Reaseguros S.A. sobre el estado de salud del denunciante al momento de realizar la prueba poligráfica</w:t>
       </w:r>
@@ -6338,23 +6338,23 @@
         <w:rPr>
           <w:rFonts w:ascii="Arial Narrow" w:eastAsia="Arial Narrow" w:hAnsi="Arial Narrow" w:cs="Arial Narrow"/>
           <w:kern w:val="0"/>
-          <w14:ligatures w14:val="none"/>
+          <ns2:ligatures ns2:val="none"/>
         </w:rPr>
         <w:t xml:space="preserve">. </w:t>
       </w:r>
     </w:p>
-    <w:p>
-      <w:pPr>
-        <w:spacing w:after="0" w:line="240" w:lineRule="auto"/>
-        <w:jc w:val="both"/>
-        <w:rPr>
-          <w:rFonts w:ascii="Arial Narrow" w:eastAsia="Arial Narrow" w:hAnsi="Arial Narrow" w:cs="Arial Narrow"/>
-          <w:kern w:val="0"/>
-          <w14:ligatures w14:val="none"/>
-        </w:rPr>
-      </w:pPr>
-    </w:p>
-    <w:p>
+    <w:p ns2:paraId="1A31EB82" ns2:textId="77777777">
+      <w:pPr>
+        <w:spacing w:after="0" w:line="240" w:lineRule="auto"/>
+        <w:jc w:val="both"/>
+        <w:rPr>
+          <w:rFonts w:ascii="Arial Narrow" w:eastAsia="Arial Narrow" w:hAnsi="Arial Narrow" w:cs="Arial Narrow"/>
+          <w:kern w:val="0"/>
+          <ns2:ligatures ns2:val="none"/>
+        </w:rPr>
+      </w:pPr>
+    </w:p>
+    <w:p ns2:paraId="10DAFBC0" ns2:textId="46C7D761">
       <w:pPr>
         <w:pStyle w:val="Prrafodelista"/>
         <w:numPr>
@@ -6371,7 +6371,7 @@
         <w:rPr>
           <w:rFonts w:ascii="Arial Narrow" w:eastAsia="Arial Narrow" w:hAnsi="Arial Narrow" w:cs="Arial Narrow"/>
           <w:kern w:val="0"/>
-          <w14:ligatures w14:val="none"/>
+          <ns2:ligatures ns2:val="none"/>
         </w:rPr>
       </w:pPr>
       <w:r>
@@ -6380,7 +6380,7 @@
           <w:color w:val="000000"/>
           <w:kern w:val="0"/>
           <w:lang w:eastAsia="es-PE"/>
-          <w14:ligatures w14:val="none"/>
+          <ns2:ligatures ns2:val="none"/>
         </w:rPr>
         <w:t>Presunta</w:t>
       </w:r>
@@ -6390,7 +6390,7 @@
           <w:kern w:val="0"/>
           <w:shd w:val="clear" w:color="auto" w:fill="FFFFFF"/>
           <w:lang w:eastAsia="es-PE"/>
-          <w14:ligatures w14:val="none"/>
+          <ns2:ligatures ns2:val="none"/>
         </w:rPr>
         <w:t xml:space="preserve"> infracción a los artículos 18 y 19</w:t>
       </w:r>
@@ -6399,7 +6399,7 @@
           <w:rFonts w:ascii="Arial Narrow" w:eastAsia="Calibri" w:hAnsi="Arial Narrow" w:cs="Arial Narrow"/>
           <w:kern w:val="0"/>
           <w:lang w:eastAsia="es-PE"/>
-          <w14:ligatures w14:val="none"/>
+          <ns2:ligatures ns2:val="none"/>
         </w:rPr>
         <w:t xml:space="preserve"> de </w:t>
       </w:r>
@@ -6409,7 +6409,7 @@
           <w:kern w:val="0"/>
           <w:shd w:val="clear" w:color="auto" w:fill="FFFFFF"/>
           <w:lang w:eastAsia="es-PE"/>
-          <w14:ligatures w14:val="none"/>
+          <ns2:ligatures ns2:val="none"/>
         </w:rPr>
         <w:t>la Ley 29571, Código de Protección y Defensa del Consumidor, en tanto</w:t>
       </w:r>
@@ -6417,7 +6417,7 @@
         <w:rPr>
           <w:rFonts w:ascii="Arial Narrow" w:eastAsia="Arial Narrow" w:hAnsi="Arial Narrow" w:cs="Arial Narrow"/>
           <w:kern w:val="0"/>
-          <w14:ligatures w14:val="none"/>
+          <ns2:ligatures ns2:val="none"/>
         </w:rPr>
         <w:t xml:space="preserve"> </w:t>
       </w:r>
@@ -6426,7 +6426,7 @@
         <w:rPr>
           <w:rFonts w:ascii="Arial Narrow" w:eastAsia="Arial Narrow" w:hAnsi="Arial Narrow" w:cs="Arial Narrow"/>
           <w:kern w:val="0"/>
-          <w14:ligatures w14:val="none"/>
+          <ns2:ligatures ns2:val="none"/>
         </w:rPr>
         <w:t>Honesty</w:t>
       </w:r>
@@ -6435,7 +6435,7 @@
         <w:rPr>
           <w:rFonts w:ascii="Arial Narrow" w:eastAsia="Arial Narrow" w:hAnsi="Arial Narrow" w:cs="Arial Narrow"/>
           <w:kern w:val="0"/>
-          <w14:ligatures w14:val="none"/>
+          <ns2:ligatures ns2:val="none"/>
         </w:rPr>
         <w:t xml:space="preserve"> S.A.C. no habría cumplido con brindar información clara y suficiente al denunciante respecto a la naturaleza, el procedimiento, los efectos de la prueba poligráfica y sobre los resultados que podrían derivarse de la misma</w:t>
       </w:r>
@@ -6443,23 +6443,23 @@
         <w:rPr>
           <w:rFonts w:ascii="Arial Narrow" w:eastAsia="Arial Narrow" w:hAnsi="Arial Narrow" w:cs="Arial Narrow"/>
           <w:kern w:val="0"/>
-          <w14:ligatures w14:val="none"/>
+          <ns2:ligatures ns2:val="none"/>
         </w:rPr>
         <w:t>.</w:t>
       </w:r>
     </w:p>
-    <w:p>
-      <w:pPr>
-        <w:spacing w:after="0" w:line="240" w:lineRule="auto"/>
-        <w:jc w:val="both"/>
-        <w:rPr>
-          <w:rFonts w:ascii="Arial Narrow" w:eastAsia="Arial Narrow" w:hAnsi="Arial Narrow" w:cs="Arial Narrow"/>
-          <w:kern w:val="0"/>
-          <w14:ligatures w14:val="none"/>
-        </w:rPr>
-      </w:pPr>
-    </w:p>
-    <w:p>
+    <w:p ns2:paraId="5B8FED0B" ns2:textId="77777777">
+      <w:pPr>
+        <w:spacing w:after="0" w:line="240" w:lineRule="auto"/>
+        <w:jc w:val="both"/>
+        <w:rPr>
+          <w:rFonts w:ascii="Arial Narrow" w:eastAsia="Arial Narrow" w:hAnsi="Arial Narrow" w:cs="Arial Narrow"/>
+          <w:kern w:val="0"/>
+          <ns2:ligatures ns2:val="none"/>
+        </w:rPr>
+      </w:pPr>
+    </w:p>
+    <w:p ns2:paraId="79944DA9" ns2:textId="74FC23FE">
       <w:pPr>
         <w:pStyle w:val="Prrafodelista"/>
         <w:numPr>
@@ -6476,7 +6476,7 @@
         <w:rPr>
           <w:rFonts w:ascii="Arial Narrow" w:eastAsia="Arial Narrow" w:hAnsi="Arial Narrow" w:cs="Arial Narrow"/>
           <w:kern w:val="0"/>
-          <w14:ligatures w14:val="none"/>
+          <ns2:ligatures ns2:val="none"/>
         </w:rPr>
       </w:pPr>
       <w:r>
@@ -6485,7 +6485,7 @@
           <w:color w:val="000000"/>
           <w:kern w:val="0"/>
           <w:lang w:eastAsia="es-PE"/>
-          <w14:ligatures w14:val="none"/>
+          <ns2:ligatures ns2:val="none"/>
         </w:rPr>
         <w:t>Presunta</w:t>
       </w:r>
@@ -6495,7 +6495,7 @@
           <w:kern w:val="0"/>
           <w:shd w:val="clear" w:color="auto" w:fill="FFFFFF"/>
           <w:lang w:eastAsia="es-PE"/>
-          <w14:ligatures w14:val="none"/>
+          <ns2:ligatures ns2:val="none"/>
         </w:rPr>
         <w:t xml:space="preserve"> infracción a los artículos 18 y 19</w:t>
       </w:r>
@@ -6504,7 +6504,7 @@
           <w:rFonts w:ascii="Arial Narrow" w:eastAsia="Calibri" w:hAnsi="Arial Narrow" w:cs="Arial Narrow"/>
           <w:kern w:val="0"/>
           <w:lang w:eastAsia="es-PE"/>
-          <w14:ligatures w14:val="none"/>
+          <ns2:ligatures ns2:val="none"/>
         </w:rPr>
         <w:t xml:space="preserve"> de </w:t>
       </w:r>
@@ -6514,7 +6514,7 @@
           <w:kern w:val="0"/>
           <w:shd w:val="clear" w:color="auto" w:fill="FFFFFF"/>
           <w:lang w:eastAsia="es-PE"/>
-          <w14:ligatures w14:val="none"/>
+          <ns2:ligatures ns2:val="none"/>
         </w:rPr>
         <w:t>la Ley 29571, Código de Protección y Defensa del Consumidor, en tanto</w:t>
       </w:r>
@@ -6522,7 +6522,7 @@
         <w:rPr>
           <w:rFonts w:ascii="Arial Narrow" w:eastAsia="Arial Narrow" w:hAnsi="Arial Narrow" w:cs="Arial Narrow"/>
           <w:kern w:val="0"/>
-          <w14:ligatures w14:val="none"/>
+          <ns2:ligatures ns2:val="none"/>
         </w:rPr>
         <w:t xml:space="preserve"> </w:t>
       </w:r>
@@ -6531,7 +6531,7 @@
         <w:rPr>
           <w:rFonts w:ascii="Arial Narrow" w:eastAsia="Arial Narrow" w:hAnsi="Arial Narrow" w:cs="Arial Narrow"/>
           <w:kern w:val="0"/>
-          <w14:ligatures w14:val="none"/>
+          <ns2:ligatures ns2:val="none"/>
         </w:rPr>
         <w:t>Honesty</w:t>
       </w:r>
@@ -6540,7 +6540,7 @@
         <w:rPr>
           <w:rFonts w:ascii="Arial Narrow" w:eastAsia="Arial Narrow" w:hAnsi="Arial Narrow" w:cs="Arial Narrow"/>
           <w:kern w:val="0"/>
-          <w14:ligatures w14:val="none"/>
+          <ns2:ligatures ns2:val="none"/>
         </w:rPr>
         <w:t xml:space="preserve"> S.A.C. no habría cumplido con proporcionar al denunciante un consentimiento informado adecuado</w:t>
       </w:r>
@@ -6548,23 +6548,23 @@
         <w:rPr>
           <w:rFonts w:ascii="Arial Narrow" w:eastAsia="Arial Narrow" w:hAnsi="Arial Narrow" w:cs="Arial Narrow"/>
           <w:kern w:val="0"/>
-          <w14:ligatures w14:val="none"/>
+          <ns2:ligatures ns2:val="none"/>
         </w:rPr>
         <w:t>.</w:t>
       </w:r>
     </w:p>
-    <w:p>
-      <w:pPr>
-        <w:spacing w:after="0" w:line="240" w:lineRule="auto"/>
-        <w:jc w:val="both"/>
-        <w:rPr>
-          <w:rFonts w:ascii="Arial Narrow" w:eastAsia="Arial Narrow" w:hAnsi="Arial Narrow" w:cs="Arial Narrow"/>
-          <w:kern w:val="0"/>
-          <w14:ligatures w14:val="none"/>
-        </w:rPr>
-      </w:pPr>
-    </w:p>
-    <w:p>
+    <w:p ns2:paraId="3C6E9699" ns2:textId="77777777">
+      <w:pPr>
+        <w:spacing w:after="0" w:line="240" w:lineRule="auto"/>
+        <w:jc w:val="both"/>
+        <w:rPr>
+          <w:rFonts w:ascii="Arial Narrow" w:eastAsia="Arial Narrow" w:hAnsi="Arial Narrow" w:cs="Arial Narrow"/>
+          <w:kern w:val="0"/>
+          <ns2:ligatures ns2:val="none"/>
+        </w:rPr>
+      </w:pPr>
+    </w:p>
+    <w:p ns2:paraId="6136EEA8" ns2:textId="77777777">
       <w:pPr>
         <w:spacing w:line="240" w:lineRule="auto"/>
         <w:contextualSpacing/>
@@ -6572,17 +6572,17 @@
         <w:rPr>
           <w:rFonts w:ascii="Arial Narrow" w:eastAsia="Calibri" w:hAnsi="Arial Narrow" w:cs="Arial"/>
           <w:kern w:val="0"/>
-          <w14:ligatures w14:val="none"/>
-        </w:rPr>
-      </w:pPr>
-      <w:r>
-        <w:rPr>
-          <w:rFonts w:ascii="Arial Narrow" w:eastAsia="Arial Narrow" w:hAnsi="Arial Narrow" w:cs="Arial Narrow"/>
-          <w:b/>
-          <w:color w:val="000000"/>
-          <w:kern w:val="0"/>
-          <w:lang w:eastAsia="es-PE"/>
-          <w14:ligatures w14:val="none"/>
+          <ns2:ligatures ns2:val="none"/>
+        </w:rPr>
+      </w:pPr>
+      <w:r>
+        <w:rPr>
+          <w:rFonts w:ascii="Arial Narrow" w:eastAsia="Arial Narrow" w:hAnsi="Arial Narrow" w:cs="Arial Narrow"/>
+          <w:b/>
+          <w:color w:val="000000"/>
+          <w:kern w:val="0"/>
+          <w:lang w:eastAsia="es-PE"/>
+          <ns2:ligatures ns2:val="none"/>
         </w:rPr>
         <w:t>SEGUNDO:</w:t>
       </w:r>
@@ -6592,7 +6592,7 @@
           <w:color w:val="000000"/>
           <w:kern w:val="0"/>
           <w:lang w:eastAsia="es-PE"/>
-          <w14:ligatures w14:val="none"/>
+          <ns2:ligatures ns2:val="none"/>
         </w:rPr>
         <w:t xml:space="preserve"> tener por ofrecidos los medios probatorios presentados en el escrito de denuncia </w:t>
       </w:r>
@@ -6602,7 +6602,7 @@
           <w:color w:val="000000"/>
           <w:kern w:val="0"/>
           <w:lang w:val="es-ES" w:eastAsia="es-ES"/>
-          <w14:ligatures w14:val="none"/>
+          <ns2:ligatures ns2:val="none"/>
         </w:rPr>
         <w:t>del 2 de junio de 2025, subsanado con el escrito del 25 de junio de 2025</w:t>
       </w:r>
@@ -6610,12 +6610,12 @@
         <w:rPr>
           <w:rFonts w:ascii="Arial Narrow" w:eastAsia="Calibri" w:hAnsi="Arial Narrow" w:cs="Arial"/>
           <w:kern w:val="0"/>
-          <w14:ligatures w14:val="none"/>
+          <ns2:ligatures ns2:val="none"/>
         </w:rPr>
         <w:t>.</w:t>
       </w:r>
     </w:p>
-    <w:p>
+    <w:p ns2:paraId="136E8531" ns2:textId="77777777">
       <w:pPr>
         <w:spacing w:line="240" w:lineRule="auto"/>
         <w:contextualSpacing/>
@@ -6625,30 +6625,30 @@
           <w:color w:val="000000"/>
           <w:kern w:val="0"/>
           <w:lang w:eastAsia="es-PE"/>
-          <w14:ligatures w14:val="none"/>
-        </w:rPr>
-      </w:pPr>
-    </w:p>
-    <w:p>
-      <w:pPr>
-        <w:spacing w:after="0" w:line="240" w:lineRule="auto"/>
-        <w:jc w:val="both"/>
-        <w:rPr>
-          <w:rFonts w:ascii="Arial Narrow" w:eastAsia="Arial Narrow" w:hAnsi="Arial Narrow" w:cs="Arial Narrow"/>
-          <w:color w:val="000000"/>
-          <w:kern w:val="0"/>
-          <w:lang w:eastAsia="es-PE"/>
-          <w14:ligatures w14:val="none"/>
-        </w:rPr>
-      </w:pPr>
-      <w:r>
-        <w:rPr>
-          <w:rFonts w:ascii="Arial Narrow" w:eastAsia="Arial Narrow" w:hAnsi="Arial Narrow" w:cs="Arial Narrow"/>
-          <w:b/>
-          <w:color w:val="000000"/>
-          <w:kern w:val="0"/>
-          <w:lang w:eastAsia="es-PE"/>
-          <w14:ligatures w14:val="none"/>
+          <ns2:ligatures ns2:val="none"/>
+        </w:rPr>
+      </w:pPr>
+    </w:p>
+    <w:p ns2:paraId="11F85A55" ns2:textId="77777777">
+      <w:pPr>
+        <w:spacing w:after="0" w:line="240" w:lineRule="auto"/>
+        <w:jc w:val="both"/>
+        <w:rPr>
+          <w:rFonts w:ascii="Arial Narrow" w:eastAsia="Arial Narrow" w:hAnsi="Arial Narrow" w:cs="Arial Narrow"/>
+          <w:color w:val="000000"/>
+          <w:kern w:val="0"/>
+          <w:lang w:eastAsia="es-PE"/>
+          <ns2:ligatures ns2:val="none"/>
+        </w:rPr>
+      </w:pPr>
+      <w:r>
+        <w:rPr>
+          <w:rFonts w:ascii="Arial Narrow" w:eastAsia="Arial Narrow" w:hAnsi="Arial Narrow" w:cs="Arial Narrow"/>
+          <w:b/>
+          <w:color w:val="000000"/>
+          <w:kern w:val="0"/>
+          <w:lang w:eastAsia="es-PE"/>
+          <ns2:ligatures ns2:val="none"/>
         </w:rPr>
         <w:t xml:space="preserve">TERCERO: </w:t>
       </w:r>
@@ -6658,7 +6658,7 @@
           <w:color w:val="000000"/>
           <w:kern w:val="0"/>
           <w:lang w:eastAsia="es-PE"/>
-          <w14:ligatures w14:val="none"/>
+          <ns2:ligatures ns2:val="none"/>
         </w:rPr>
         <w:t>requerir a</w:t>
       </w:r>
@@ -6668,7 +6668,7 @@
           <w:color w:val="000000"/>
           <w:kern w:val="0"/>
           <w:lang w:eastAsia="es-PE"/>
-          <w14:ligatures w14:val="none"/>
+          <ns2:ligatures ns2:val="none"/>
         </w:rPr>
         <w:t>l</w:t>
       </w:r>
@@ -6678,7 +6678,7 @@
           <w:color w:val="000000"/>
           <w:kern w:val="0"/>
           <w:lang w:eastAsia="es-PE"/>
-          <w14:ligatures w14:val="none"/>
+          <ns2:ligatures ns2:val="none"/>
         </w:rPr>
         <w:t xml:space="preserve"> </w:t>
       </w:r>
@@ -6718,7 +6718,7 @@
           <w:color w:val="000000"/>
           <w:kern w:val="0"/>
           <w:lang w:eastAsia="es-PE"/>
-          <w14:ligatures w14:val="none"/>
+          <ns2:ligatures ns2:val="none"/>
         </w:rPr>
         <w:t>que cumpla</w:t>
       </w:r>
@@ -6728,7 +6728,7 @@
           <w:color w:val="000000"/>
           <w:kern w:val="0"/>
           <w:lang w:eastAsia="es-PE"/>
-          <w14:ligatures w14:val="none"/>
+          <ns2:ligatures ns2:val="none"/>
         </w:rPr>
         <w:t>n</w:t>
       </w:r>
@@ -6738,12 +6738,12 @@
           <w:color w:val="000000"/>
           <w:kern w:val="0"/>
           <w:lang w:eastAsia="es-PE"/>
-          <w14:ligatures w14:val="none"/>
+          <ns2:ligatures ns2:val="none"/>
         </w:rPr>
         <w:t xml:space="preserve"> con lo siguiente:</w:t>
       </w:r>
     </w:p>
-    <w:p>
+    <w:p ns2:paraId="7FAE24D3" ns2:textId="77777777">
       <w:pPr>
         <w:spacing w:after="0" w:line="240" w:lineRule="auto"/>
         <w:jc w:val="both"/>
@@ -6752,11 +6752,11 @@
           <w:color w:val="000000"/>
           <w:kern w:val="0"/>
           <w:lang w:eastAsia="es-PE"/>
-          <w14:ligatures w14:val="none"/>
-        </w:rPr>
-      </w:pPr>
-    </w:p>
-    <w:p>
+          <ns2:ligatures ns2:val="none"/>
+        </w:rPr>
+      </w:pPr>
+    </w:p>
+    <w:p ns2:paraId="56C7AA76" ns2:textId="77777777">
       <w:pPr>
         <w:numPr>
           <w:ilvl w:val="0"/>
@@ -6770,21 +6770,21 @@
           <w:color w:val="000000"/>
           <w:kern w:val="0"/>
           <w:lang w:eastAsia="es-PE"/>
-          <w14:ligatures w14:val="none"/>
-        </w:rPr>
-      </w:pPr>
-      <w:r>
-        <w:rPr>
-          <w:rFonts w:ascii="Arial Narrow" w:eastAsia="Arial Narrow" w:hAnsi="Arial Narrow" w:cs="Arial Narrow"/>
-          <w:color w:val="000000"/>
-          <w:kern w:val="0"/>
-          <w:lang w:eastAsia="es-PE"/>
-          <w14:ligatures w14:val="none"/>
+          <ns2:ligatures ns2:val="none"/>
+        </w:rPr>
+      </w:pPr>
+      <w:r>
+        <w:rPr>
+          <w:rFonts w:ascii="Arial Narrow" w:eastAsia="Arial Narrow" w:hAnsi="Arial Narrow" w:cs="Arial Narrow"/>
+          <w:color w:val="000000"/>
+          <w:kern w:val="0"/>
+          <w:lang w:eastAsia="es-PE"/>
+          <ns2:ligatures ns2:val="none"/>
         </w:rPr>
         <w:t>presentar documentos que acrediten su inscripción en los Registros Públicos o una declaración jurada que indique que cuenta con dicha inscripción;</w:t>
       </w:r>
     </w:p>
-    <w:p>
+    <w:p ns2:paraId="44E35BCA" ns2:textId="77777777">
       <w:pPr>
         <w:numPr>
           <w:ilvl w:val="0"/>
@@ -6798,21 +6798,21 @@
           <w:color w:val="000000"/>
           <w:kern w:val="0"/>
           <w:lang w:eastAsia="es-PE"/>
-          <w14:ligatures w14:val="none"/>
-        </w:rPr>
-      </w:pPr>
-      <w:r>
-        <w:rPr>
-          <w:rFonts w:ascii="Arial Narrow" w:eastAsia="Arial Narrow" w:hAnsi="Arial Narrow" w:cs="Arial Narrow"/>
-          <w:color w:val="000000"/>
-          <w:kern w:val="0"/>
-          <w:lang w:eastAsia="es-PE"/>
-          <w14:ligatures w14:val="none"/>
+          <ns2:ligatures ns2:val="none"/>
+        </w:rPr>
+      </w:pPr>
+      <w:r>
+        <w:rPr>
+          <w:rFonts w:ascii="Arial Narrow" w:eastAsia="Arial Narrow" w:hAnsi="Arial Narrow" w:cs="Arial Narrow"/>
+          <w:color w:val="000000"/>
+          <w:kern w:val="0"/>
+          <w:lang w:eastAsia="es-PE"/>
+          <ns2:ligatures ns2:val="none"/>
         </w:rPr>
         <w:t>presentar copia simple de las facultades de representación de su representante legal en el presente procedimiento o la declaración jurada que indique que cuenta con dichas facultades y que estas se encuentran vigentes;</w:t>
       </w:r>
     </w:p>
-    <w:p>
+    <w:p ns2:paraId="614535F0" ns2:textId="77777777">
       <w:pPr>
         <w:numPr>
           <w:ilvl w:val="0"/>
@@ -6826,21 +6826,21 @@
           <w:color w:val="000000"/>
           <w:kern w:val="0"/>
           <w:lang w:eastAsia="es-PE"/>
-          <w14:ligatures w14:val="none"/>
-        </w:rPr>
-      </w:pPr>
-      <w:r>
-        <w:rPr>
-          <w:rFonts w:ascii="Arial Narrow" w:eastAsia="Arial Narrow" w:hAnsi="Arial Narrow" w:cs="Arial Narrow"/>
-          <w:color w:val="000000"/>
-          <w:kern w:val="0"/>
-          <w:lang w:eastAsia="es-PE"/>
-          <w14:ligatures w14:val="none"/>
+          <ns2:ligatures ns2:val="none"/>
+        </w:rPr>
+      </w:pPr>
+      <w:r>
+        <w:rPr>
+          <w:rFonts w:ascii="Arial Narrow" w:eastAsia="Arial Narrow" w:hAnsi="Arial Narrow" w:cs="Arial Narrow"/>
+          <w:color w:val="000000"/>
+          <w:kern w:val="0"/>
+          <w:lang w:eastAsia="es-PE"/>
+          <ns2:ligatures ns2:val="none"/>
         </w:rPr>
         <w:t>consignar el Número de Registro Único de Contribuyentes (RUC); y,</w:t>
       </w:r>
     </w:p>
-    <w:p>
+    <w:p ns2:paraId="3733250F" ns2:textId="77777777">
       <w:pPr>
         <w:numPr>
           <w:ilvl w:val="0"/>
@@ -6852,16 +6852,16 @@
         <w:rPr>
           <w:rFonts w:ascii="Arial Narrow" w:eastAsia="Calibri" w:hAnsi="Arial Narrow" w:cs="Arial"/>
           <w:kern w:val="0"/>
-          <w14:ligatures w14:val="none"/>
-        </w:rPr>
-      </w:pPr>
-      <w:r>
-        <w:rPr>
-          <w:rFonts w:ascii="Arial Narrow" w:eastAsia="Arial Narrow" w:hAnsi="Arial Narrow" w:cs="Arial Narrow"/>
-          <w:color w:val="000000"/>
-          <w:kern w:val="0"/>
-          <w:lang w:eastAsia="es-PE"/>
-          <w14:ligatures w14:val="none"/>
+          <ns2:ligatures ns2:val="none"/>
+        </w:rPr>
+      </w:pPr>
+      <w:r>
+        <w:rPr>
+          <w:rFonts w:ascii="Arial Narrow" w:eastAsia="Arial Narrow" w:hAnsi="Arial Narrow" w:cs="Arial Narrow"/>
+          <w:color w:val="000000"/>
+          <w:kern w:val="0"/>
+          <w:lang w:eastAsia="es-PE"/>
+          <ns2:ligatures ns2:val="none"/>
         </w:rPr>
         <w:t>fijar domicilio procesal para el procedimiento, de conformidad con el numeral 1 del artículo 442</w:t>
       </w:r>
@@ -6871,7 +6871,7 @@
           <w:color w:val="000000"/>
           <w:kern w:val="0"/>
           <w:lang w:eastAsia="es-PE"/>
-          <w14:ligatures w14:val="none"/>
+          <ns2:ligatures ns2:val="none"/>
         </w:rPr>
         <w:t/>
       </w:r>
@@ -6881,7 +6881,7 @@
           <w:color w:val="000000"/>
           <w:kern w:val="0"/>
           <w:lang w:eastAsia="es-PE"/>
-          <w14:ligatures w14:val="none"/>
+          <ns2:ligatures ns2:val="none"/>
         </w:rPr>
         <w:t xml:space="preserve"> del Código Procesal Civil. </w:t>
       </w:r>
@@ -6889,7 +6889,7 @@
         <w:rPr>
           <w:rFonts w:ascii="Arial Narrow" w:eastAsia="Calibri" w:hAnsi="Arial Narrow" w:cs="Arial"/>
           <w:kern w:val="0"/>
-          <w14:ligatures w14:val="none"/>
+          <ns2:ligatures ns2:val="none"/>
         </w:rPr>
         <w:t>Para ello podrá señalar domicilio físico o una dirección electrónica a la que pueda remitirse las notificaciones</w:t>
       </w:r>
@@ -6898,12 +6898,12 @@
           <w:rFonts w:ascii="Arial Narrow" w:eastAsia="Arial" w:hAnsi="Arial Narrow" w:cs="Arial"/>
           <w:kern w:val="0"/>
           <w:lang w:val="es"/>
-          <w14:ligatures w14:val="none"/>
+          <ns2:ligatures ns2:val="none"/>
         </w:rPr>
         <w:t>;</w:t>
       </w:r>
     </w:p>
-    <w:p>
+    <w:p ns2:paraId="4021875E" ns2:textId="77777777">
       <w:pPr>
         <w:numPr>
           <w:ilvl w:val="0"/>
@@ -6915,14 +6915,14 @@
         <w:rPr>
           <w:rFonts w:ascii="Arial Narrow" w:eastAsia="Calibri" w:hAnsi="Arial Narrow" w:cs="Arial"/>
           <w:kern w:val="0"/>
-          <w14:ligatures w14:val="none"/>
+          <ns2:ligatures ns2:val="none"/>
         </w:rPr>
       </w:pPr>
       <w:r>
         <w:rPr>
           <w:rFonts w:ascii="Arial Narrow" w:eastAsia="Calibri" w:hAnsi="Arial Narrow" w:cs="Arial"/>
           <w:kern w:val="0"/>
-          <w14:ligatures w14:val="none"/>
+          <ns2:ligatures ns2:val="none"/>
         </w:rPr>
         <w:t xml:space="preserve">en caso califique como </w:t>
       </w:r>
@@ -6931,7 +6931,7 @@
         <w:rPr>
           <w:rFonts w:ascii="Arial Narrow" w:eastAsia="Calibri" w:hAnsi="Arial Narrow" w:cs="Arial"/>
           <w:kern w:val="0"/>
-          <w14:ligatures w14:val="none"/>
+          <ns2:ligatures ns2:val="none"/>
         </w:rPr>
         <w:t>micro empresa</w:t>
       </w:r>
@@ -6940,7 +6940,7 @@
         <w:rPr>
           <w:rFonts w:ascii="Arial Narrow" w:eastAsia="Calibri" w:hAnsi="Arial Narrow" w:cs="Arial"/>
           <w:kern w:val="0"/>
-          <w14:ligatures w14:val="none"/>
+          <ns2:ligatures ns2:val="none"/>
         </w:rPr>
         <w:t xml:space="preserve"> o pequeña empresa, presentar los documentos que acrediten su volumen de ventas o ingresos brutos percibidos el año anterior relativo a todas sus actividades económicas y el número de trabajadores con el que cuenta</w:t>
       </w:r>
@@ -6950,7 +6950,7 @@
           <w:rFonts w:ascii="Arial Narrow" w:eastAsia="Calibri" w:hAnsi="Arial Narrow" w:cs="Arial"/>
           <w:kern w:val="0"/>
           <w:vertAlign w:val="superscript"/>
-          <w14:ligatures w14:val="none"/>
+          <ns2:ligatures ns2:val="none"/>
         </w:rPr>
         <w:footnoteReference w:id="10"/>
       </w:r>
@@ -6958,7 +6958,7 @@
         <w:rPr>
           <w:rFonts w:ascii="Arial Narrow" w:eastAsia="Calibri" w:hAnsi="Arial Narrow" w:cs="Arial"/>
           <w:kern w:val="0"/>
-          <w14:ligatures w14:val="none"/>
+          <ns2:ligatures ns2:val="none"/>
         </w:rPr>
         <w:t>. Ello, a fin de que la Comisión pueda meritar dicha documentación, conforme lo establece el artículo 110</w:t>
       </w:r>
@@ -6968,7 +6968,7 @@
           <w:color w:val="000000"/>
           <w:kern w:val="0"/>
           <w:lang w:eastAsia="es-PE"/>
-          <w14:ligatures w14:val="none"/>
+          <ns2:ligatures ns2:val="none"/>
         </w:rPr>
         <w:t/>
       </w:r>
@@ -6976,7 +6976,7 @@
         <w:rPr>
           <w:rFonts w:ascii="Arial Narrow" w:eastAsia="Calibri" w:hAnsi="Arial Narrow" w:cs="Arial"/>
           <w:kern w:val="0"/>
-          <w14:ligatures w14:val="none"/>
+          <ns2:ligatures ns2:val="none"/>
         </w:rPr>
         <w:t xml:space="preserve"> del </w:t>
       </w:r>
@@ -6985,7 +6985,7 @@
           <w:rFonts w:ascii="Arial Narrow" w:eastAsia="Calibri" w:hAnsi="Arial Narrow" w:cs="Arial"/>
           <w:spacing w:val="-2"/>
           <w:kern w:val="0"/>
-          <w14:ligatures w14:val="none"/>
+          <ns2:ligatures ns2:val="none"/>
         </w:rPr>
         <w:t>Código</w:t>
       </w:r>
@@ -6996,7 +6996,7 @@
           <w:spacing w:val="-2"/>
           <w:kern w:val="0"/>
           <w:vertAlign w:val="superscript"/>
-          <w14:ligatures w14:val="none"/>
+          <ns2:ligatures ns2:val="none"/>
         </w:rPr>
         <w:footnoteReference w:id="11"/>
       </w:r>
@@ -7005,298 +7005,142 @@
           <w:rFonts w:ascii="Arial Narrow" w:eastAsia="Calibri" w:hAnsi="Arial Narrow" w:cs="Arial"/>
           <w:spacing w:val="-2"/>
           <w:kern w:val="0"/>
-          <w14:ligatures w14:val="none"/>
+          <ns2:ligatures ns2:val="none"/>
         </w:rPr>
         <w:t>.</w:t>
       </w:r>
     </w:p>
+    <w:p ns2:paraId="6152EF99" ns2:textId="77777777">
+      <w:pPr>
+        <w:spacing w:after="0" w:line="240" w:lineRule="auto"/>
+        <w:ind w:left="567"/>
+        <w:jc w:val="both"/>
+        <w:rPr>
+          <w:rFonts w:ascii="Arial Narrow" w:eastAsia="Arial Narrow" w:hAnsi="Arial Narrow" w:cs="Arial Narrow"/>
+          <w:color w:val="000000"/>
+          <w:kern w:val="0"/>
+          <w:lang w:eastAsia="es-PE"/>
+          <ns2:ligatures ns2:val="none"/>
+        </w:rPr>
+      </w:pPr>
+    </w:p>
     <w:p>
       <w:pPr>
         <w:spacing w:after="0" w:line="240" w:lineRule="auto"/>
-        <w:ind w:left="567"/>
-        <w:jc w:val="both"/>
-        <w:rPr>
-          <w:rFonts w:ascii="Arial Narrow" w:eastAsia="Arial Narrow" w:hAnsi="Arial Narrow" w:cs="Arial Narrow"/>
-          <w:color w:val="000000"/>
-          <w:kern w:val="0"/>
-          <w:lang w:eastAsia="es-PE"/>
-          <w14:ligatures w14:val="none"/>
-        </w:rPr>
-      </w:pPr>
-    </w:p>
-    <w:p>
-      <w:pPr>
-        <w:spacing w:after="0" w:line="240" w:lineRule="auto"/>
-        <w:jc w:val="both"/>
-        <w:rPr>
-          <w:rFonts w:ascii="Arial Narrow" w:eastAsia="Arial Narrow" w:hAnsi="Arial Narrow" w:cs="Arial Narrow"/>
-          <w:color w:val="000000"/>
-          <w:kern w:val="0"/>
-          <w:lang w:eastAsia="es-PE"/>
-          <w14:ligatures w14:val="none"/>
-        </w:rPr>
-      </w:pPr>
-      <w:r>
-        <w:rPr>
-          <w:rFonts w:ascii="Arial Narrow" w:eastAsia="Arial Narrow" w:hAnsi="Arial Narrow" w:cs="Arial Narrow"/>
-          <w:b/>
-          <w:color w:val="000000"/>
-          <w:kern w:val="0"/>
-          <w:lang w:eastAsia="es-PE"/>
-          <w14:ligatures w14:val="none"/>
+        <w:jc w:val="both"/>
+        <w:rPr>
+          <w:rFonts w:ascii="Arial Narrow" w:eastAsia="Arial Narrow" w:hAnsi="Arial Narrow" w:cs="Arial Narrow"/>
+          <w:color w:val="000000"/>
+          <w:kern w:val="0"/>
+          <w:lang w:eastAsia="es-PE"/>
+          <ns2:ligatures ns2:val="none"/>
+        </w:rPr>
+      </w:pPr>
+      <w:r>
+        <w:rPr>
+          <w:rFonts w:ascii="Arial Narrow" w:hAnsi="Arial Narrow" w:cs="Arial Narrow"/>
+          <w:b w:val="1"/>
+          <w:bCs w:val="1"/>
+          <w:sz w:val="20"/>
+          <w:szCs w:val="20"/>
         </w:rPr>
         <w:t xml:space="preserve">CUARTO: </w:t>
       </w:r>
       <w:r>
         <w:rPr>
-          <w:rFonts w:ascii="Arial Narrow" w:eastAsia="Arial Narrow" w:hAnsi="Arial Narrow" w:cs="Arial Narrow"/>
-          <w:color w:val="000000"/>
-          <w:kern w:val="0"/>
-          <w:lang w:eastAsia="es-PE"/>
-          <w14:ligatures w14:val="none"/>
-        </w:rPr>
-        <w:t xml:space="preserve">correr traslado de la denuncia interpuesta </w:t>
-      </w:r>
-      <w:r>
-        <w:rPr>
-          <w:rFonts w:ascii="Arial Narrow" w:eastAsia="Times New Roman" w:hAnsi="Arial Narrow" w:cs="Arial"/>
-          <w:color w:val="000000"/>
-          <w:kern w:val="0"/>
-          <w:lang w:val="es-ES" w:eastAsia="es-ES"/>
-          <w14:ligatures w14:val="none"/>
-        </w:rPr>
-        <w:t xml:space="preserve">el </w:t>
-      </w:r>
-      <w:r>
-        <w:rPr>
-          <w:rFonts w:ascii="Arial Narrow" w:eastAsia="Times New Roman" w:hAnsi="Arial Narrow" w:cs="Arial"/>
-          <w:color w:val="000000"/>
-          <w:kern w:val="0"/>
-          <w:lang w:val="es-ES" w:eastAsia="es-ES"/>
-          <w14:ligatures w14:val="none"/>
-        </w:rPr>
-        <w:t>2 de junio de 2025, subsanado con el escrito del 25 de junio de 2025</w:t>
-      </w:r>
-      <w:r>
-        <w:rPr>
-          <w:rFonts w:ascii="Arial Narrow" w:eastAsia="Calibri" w:hAnsi="Arial Narrow" w:cs="Arial"/>
-          <w:kern w:val="0"/>
-          <w14:ligatures w14:val="none"/>
+          <w:rFonts w:ascii="Arial Narrow" w:hAnsi="Arial Narrow" w:cs="Arial Narrow"/>
+          <w:sz w:val="20"/>
+          <w:szCs w:val="20"/>
+        </w:rPr>
+        <w:t xml:space="preserve">correr traslado de la presente resolución a Banco de Crédito del Perú S.A., Pacífico Compañía de Seguros y Reaseguros S.A. y Honesty S.A.C para que, de conformidad con lo dispuesto por el artículo 26° de la Ley sobre Facultades, Normas y Organización del Indecopi, aprobado por Decreto Legislativo N° 8079, presenten sus descargos sobre la imputación de cargos realizada en un plazo no mayor a cinco (5) días hábiles contado a partir del día siguiente de la notificación de la presente resolución, vencido el cual, el Secretario Técnico declarará en rebeldía a los denunciados que no lo hubieran presentado. Debe precisarse que de conformidad con lo establecido por el artículo 223° del Texto Único Ordenado de la Ley N° 27444, Ley del Procedimiento Administrativo General, las alegaciones y los hechos relevantes de la reclamación, salvo que hayan sido específicamente negadas en la contestación, se tendrán por aceptadas o meritadas como ciertas.</w:t>
+      </w:r>
+    </w:p>
+    <w:p ns2:paraId="3D3C8723" ns2:textId="77777777">
+      <w:pPr>
+        <w:spacing w:after="0" w:line="240" w:lineRule="auto"/>
+        <w:jc w:val="both"/>
+        <w:rPr>
+          <w:rFonts w:ascii="Arial Narrow" w:eastAsia="Arial Narrow" w:hAnsi="Arial Narrow" w:cs="Arial Narrow"/>
+          <w:color w:val="000000"/>
+          <w:kern w:val="0"/>
+          <w:lang w:eastAsia="es-PE"/>
+          <ns2:ligatures ns2:val="none"/>
+        </w:rPr>
+      </w:pPr>
+    </w:p>
+    <w:p ns2:paraId="7FA94B1A" ns2:textId="4563A9CB">
+      <w:pPr>
+        <w:spacing w:after="0" w:line="240" w:lineRule="auto"/>
+        <w:jc w:val="both"/>
+        <w:rPr>
+          <w:rFonts w:ascii="Arial Narrow" w:eastAsia="Times New Roman" w:hAnsi="Arial Narrow" w:cs="Arial"/>
+          <w:color w:val="000000"/>
+          <w:kern w:val="0"/>
+          <w:lang w:val="es-ES" w:eastAsia="es-ES"/>
+          <ns2:ligatures ns2:val="none"/>
+        </w:rPr>
+      </w:pPr>
+      <w:r>
+        <w:rPr>
+          <w:rFonts w:ascii="Arial Narrow" w:eastAsia="Arial Narrow" w:hAnsi="Arial Narrow" w:cs="Arial Narrow"/>
+          <w:b/>
+          <w:color w:val="000000"/>
+          <w:kern w:val="0"/>
+          <w:lang w:eastAsia="es-PE"/>
+          <ns2:ligatures ns2:val="none"/>
+        </w:rPr>
+        <w:t xml:space="preserve">QUINTO: </w:t>
+      </w:r>
+      <w:bookmarkStart w:id="6" w:name="_Hlk188286813"/>
+      <w:r>
+        <w:rPr>
+          <w:rFonts w:ascii="Arial Narrow" w:eastAsia="Times New Roman" w:hAnsi="Arial Narrow" w:cs="Arial"/>
+          <w:color w:val="000000"/>
+          <w:kern w:val="0"/>
+          <w:lang w:eastAsia="es-ES"/>
+          <ns2:ligatures ns2:val="none"/>
+        </w:rPr>
+        <w:t xml:space="preserve">requerir </w:t>
+      </w:r>
+      <w:r>
+        <w:rPr>
+          <w:rFonts w:ascii="Arial Narrow" w:eastAsia="Times New Roman" w:hAnsi="Arial Narrow" w:cs="Arial"/>
+          <w:color w:val="000000"/>
+          <w:kern w:val="0"/>
+          <w:lang w:val="es-ES" w:eastAsia="es-ES"/>
+          <ns2:ligatures ns2:val="none"/>
+        </w:rPr>
+        <w:t xml:space="preserve">que, en un </w:t>
+      </w:r>
+      <w:r>
+        <w:rPr>
+          <w:rFonts w:ascii="Arial Narrow" w:eastAsia="Times New Roman" w:hAnsi="Arial Narrow" w:cs="Arial"/>
+          <w:color w:val="000000"/>
+          <w:kern w:val="0"/>
+          <w:lang w:eastAsia="es-ES"/>
+          <ns2:ligatures ns2:val="none"/>
+        </w:rPr>
+        <w:t>plazo no mayor de cinco (5) días hábiles contado a partir del día siguiente de la notificación de la presente resolución</w:t>
+      </w:r>
+      <w:bookmarkEnd w:id="6"/>
+      <w:r>
+        <w:rPr>
+          <w:rFonts w:ascii="Arial Narrow" w:eastAsia="Times New Roman" w:hAnsi="Arial Narrow" w:cs="Arial"/>
+          <w:color w:val="000000"/>
+          <w:kern w:val="0"/>
+          <w:lang w:eastAsia="es-ES"/>
+          <ns2:ligatures ns2:val="none"/>
         </w:rPr>
         <w:t xml:space="preserve">, </w:t>
       </w:r>
-      <w:r>
-        <w:rPr>
-          <w:rFonts w:ascii="Arial Narrow" w:eastAsia="Arial Narrow" w:hAnsi="Arial Narrow" w:cs="Arial Narrow"/>
-          <w:color w:val="000000"/>
-          <w:kern w:val="0"/>
-          <w:lang w:eastAsia="es-PE"/>
-          <w14:ligatures w14:val="none"/>
-        </w:rPr>
-        <w:t>a</w:t>
-      </w:r>
-      <w:r>
-        <w:rPr>
-          <w:rFonts w:ascii="Arial Narrow" w:eastAsia="Arial Narrow" w:hAnsi="Arial Narrow" w:cs="Arial Narrow"/>
-          <w:color w:val="000000"/>
-          <w:kern w:val="0"/>
-          <w:lang w:eastAsia="es-PE"/>
-          <w14:ligatures w14:val="none"/>
-        </w:rPr>
-        <w:t>l</w:t>
-      </w:r>
-      <w:r>
-        <w:rPr>
-          <w:rFonts w:ascii="Arial Narrow" w:eastAsia="Times New Roman" w:hAnsi="Arial Narrow" w:cs="Times New Roman"/>
-          <w:color w:val="000000"/>
-          <w:kern w:val="0"/>
-          <w:shd w:val="clear" w:color="auto" w:fill="FFFFFF"/>
-          <w:lang w:eastAsia="es-PE"/>
-          <w14:ligatures w14:val="none"/>
-        </w:rPr>
-        <w:t xml:space="preserve"> </w:t>
-      </w:r>
-      <w:r>
-        <w:rPr>
-          <w:rFonts w:ascii="Arial Narrow" w:eastAsia="Arial Narrow" w:hAnsi="Arial Narrow" w:cs="Arial Narrow"/>
-          <w:bCs/>
-        </w:rPr>
-        <w:t xml:space="preserve">Banco de Crédito del Perú S.A., Pacífico Compañía de Seguros y Reaseguros S.A. y </w:t>
-      </w:r>
-      <w:proofErr w:type="spellStart"/>
-      <w:r>
-        <w:rPr>
-          <w:rFonts w:ascii="Arial Narrow" w:eastAsia="Arial Narrow" w:hAnsi="Arial Narrow" w:cs="Arial Narrow"/>
-          <w:bCs/>
-        </w:rPr>
-        <w:t>Honesty</w:t>
-      </w:r>
-      <w:proofErr w:type="spellEnd"/>
-      <w:r>
-        <w:rPr>
-          <w:rFonts w:ascii="Arial Narrow" w:eastAsia="Arial Narrow" w:hAnsi="Arial Narrow" w:cs="Arial Narrow"/>
-          <w:bCs/>
-        </w:rPr>
-        <w:t xml:space="preserve"> S.A.C.</w:t>
-      </w:r>
-      <w:r>
-        <w:rPr>
-          <w:rFonts w:ascii="Arial Narrow" w:eastAsia="Arial Narrow" w:hAnsi="Arial Narrow" w:cs="Arial Narrow"/>
-          <w:color w:val="000000"/>
-          <w:kern w:val="0"/>
-          <w:lang w:eastAsia="es-PE"/>
-          <w14:ligatures w14:val="none"/>
-        </w:rPr>
-        <w:t>, pa</w:t>
-      </w:r>
-      <w:r>
-        <w:rPr>
-          <w:rFonts w:ascii="Arial Narrow" w:eastAsia="Arial Narrow" w:hAnsi="Arial Narrow" w:cs="Arial Narrow"/>
-          <w:color w:val="000000"/>
-          <w:kern w:val="0"/>
-          <w:lang w:eastAsia="es-PE"/>
-          <w14:ligatures w14:val="none"/>
-        </w:rPr>
-        <w:t>ra que, de conformidad con lo dispuesto por el artículo 26</w:t>
-      </w:r>
-      <w:r>
-        <w:rPr>
-          <w:rFonts w:ascii="Arial Narrow" w:eastAsia="Times New Roman" w:hAnsi="Arial Narrow" w:cs="Segoe UI"/>
-          <w:color w:val="000000"/>
-          <w:kern w:val="0"/>
-          <w:lang w:eastAsia="es-PE"/>
-          <w14:ligatures w14:val="none"/>
-        </w:rPr>
-        <w:t/>
-      </w:r>
-      <w:r>
-        <w:rPr>
-          <w:rFonts w:ascii="Arial Narrow" w:eastAsia="Arial Narrow" w:hAnsi="Arial Narrow" w:cs="Arial Narrow"/>
-          <w:color w:val="000000"/>
-          <w:kern w:val="0"/>
-          <w:lang w:eastAsia="es-PE"/>
-          <w14:ligatures w14:val="none"/>
-        </w:rPr>
-        <w:t xml:space="preserve"> de la Ley sobre Facultades, </w:t>
-      </w:r>
-      <w:r>
-        <w:rPr>
-          <w:rFonts w:ascii="Arial Narrow" w:eastAsia="Arial Narrow" w:hAnsi="Arial Narrow" w:cs="Arial Narrow"/>
-          <w:color w:val="000000"/>
-          <w:kern w:val="0"/>
-          <w:lang w:eastAsia="es-PE"/>
-          <w14:ligatures w14:val="none"/>
-        </w:rPr>
-        <w:lastRenderedPageBreak/>
-        <w:t>Normas y Organización del Indecopi, aprobada por Decreto Legislativo 807, presente</w:t>
-      </w:r>
-      <w:r>
-        <w:rPr>
-          <w:rFonts w:ascii="Arial Narrow" w:eastAsia="Arial Narrow" w:hAnsi="Arial Narrow" w:cs="Arial Narrow"/>
-          <w:color w:val="000000"/>
-          <w:kern w:val="0"/>
-          <w:lang w:eastAsia="es-PE"/>
-          <w14:ligatures w14:val="none"/>
-        </w:rPr>
-        <w:t>n</w:t>
-      </w:r>
-      <w:r>
-        <w:rPr>
-          <w:rFonts w:ascii="Arial Narrow" w:eastAsia="Arial Narrow" w:hAnsi="Arial Narrow" w:cs="Arial Narrow"/>
-          <w:color w:val="000000"/>
-          <w:kern w:val="0"/>
-          <w:lang w:eastAsia="es-PE"/>
-          <w14:ligatures w14:val="none"/>
-        </w:rPr>
-        <w:t xml:space="preserve"> sus descargos en un plazo no mayor de cinco (5) días hábiles contados desde la notificación. </w:t>
-      </w:r>
-    </w:p>
-    <w:p>
-      <w:pPr>
-        <w:spacing w:after="0" w:line="240" w:lineRule="auto"/>
-        <w:jc w:val="both"/>
-        <w:rPr>
-          <w:rFonts w:ascii="Arial Narrow" w:eastAsia="Arial Narrow" w:hAnsi="Arial Narrow" w:cs="Arial Narrow"/>
-          <w:color w:val="000000"/>
-          <w:kern w:val="0"/>
-          <w:lang w:eastAsia="es-PE"/>
-          <w14:ligatures w14:val="none"/>
-        </w:rPr>
-      </w:pPr>
-    </w:p>
-    <w:p>
-      <w:pPr>
-        <w:spacing w:after="0" w:line="240" w:lineRule="auto"/>
-        <w:jc w:val="both"/>
-        <w:rPr>
-          <w:rFonts w:ascii="Arial Narrow" w:eastAsia="Times New Roman" w:hAnsi="Arial Narrow" w:cs="Arial"/>
-          <w:color w:val="000000"/>
-          <w:kern w:val="0"/>
-          <w:lang w:val="es-ES" w:eastAsia="es-ES"/>
-          <w14:ligatures w14:val="none"/>
-        </w:rPr>
-      </w:pPr>
-      <w:r>
-        <w:rPr>
-          <w:rFonts w:ascii="Arial Narrow" w:eastAsia="Arial Narrow" w:hAnsi="Arial Narrow" w:cs="Arial Narrow"/>
-          <w:b/>
-          <w:color w:val="000000"/>
-          <w:kern w:val="0"/>
-          <w:lang w:eastAsia="es-PE"/>
-          <w14:ligatures w14:val="none"/>
-        </w:rPr>
-        <w:t xml:space="preserve">QUINTO: </w:t>
-      </w:r>
-      <w:bookmarkStart w:id="6" w:name="_Hlk188286813"/>
+      <w:bookmarkStart w:id="7" w:name="_Hlk188286828"/>
       <w:r>
         <w:rPr>
           <w:rFonts w:ascii="Arial Narrow" w:eastAsia="Times New Roman" w:hAnsi="Arial Narrow" w:cs="Arial"/>
           <w:color w:val="000000"/>
           <w:kern w:val="0"/>
           <w:lang w:eastAsia="es-ES"/>
-          <w14:ligatures w14:val="none"/>
-        </w:rPr>
-        <w:t xml:space="preserve">requerir </w:t>
-      </w:r>
-      <w:r>
-        <w:rPr>
-          <w:rFonts w:ascii="Arial Narrow" w:eastAsia="Times New Roman" w:hAnsi="Arial Narrow" w:cs="Arial"/>
-          <w:color w:val="000000"/>
-          <w:kern w:val="0"/>
-          <w:lang w:val="es-ES" w:eastAsia="es-ES"/>
-          <w14:ligatures w14:val="none"/>
-        </w:rPr>
-        <w:t xml:space="preserve">que, en un </w:t>
-      </w:r>
-      <w:r>
-        <w:rPr>
-          <w:rFonts w:ascii="Arial Narrow" w:eastAsia="Times New Roman" w:hAnsi="Arial Narrow" w:cs="Arial"/>
-          <w:color w:val="000000"/>
-          <w:kern w:val="0"/>
-          <w:lang w:eastAsia="es-ES"/>
-          <w14:ligatures w14:val="none"/>
-        </w:rPr>
-        <w:t>plazo no mayor de cinco (5) días hábiles contado a partir del día siguiente de la notificación de la presente resolución</w:t>
-      </w:r>
-      <w:bookmarkEnd w:id="6"/>
-      <w:r>
-        <w:rPr>
-          <w:rFonts w:ascii="Arial Narrow" w:eastAsia="Times New Roman" w:hAnsi="Arial Narrow" w:cs="Arial"/>
-          <w:color w:val="000000"/>
-          <w:kern w:val="0"/>
-          <w:lang w:eastAsia="es-ES"/>
-          <w14:ligatures w14:val="none"/>
-        </w:rPr>
-        <w:t xml:space="preserve">, </w:t>
-      </w:r>
-      <w:bookmarkStart w:id="7" w:name="_Hlk188286828"/>
-      <w:r>
-        <w:rPr>
-          <w:rFonts w:ascii="Arial Narrow" w:eastAsia="Times New Roman" w:hAnsi="Arial Narrow" w:cs="Arial"/>
-          <w:color w:val="000000"/>
-          <w:kern w:val="0"/>
-          <w:lang w:eastAsia="es-ES"/>
-          <w14:ligatures w14:val="none"/>
+          <ns2:ligatures ns2:val="none"/>
         </w:rPr>
         <w:t xml:space="preserve">el </w:t>
       </w:r>
@@ -7306,7 +7150,7 @@
           <w:bCs/>
           <w:spacing w:val="-3"/>
           <w:kern w:val="0"/>
-          <w14:ligatures w14:val="none"/>
+          <ns2:ligatures ns2:val="none"/>
         </w:rPr>
         <w:t>Banco de Crédito del Perú S.A.</w:t>
       </w:r>
@@ -7316,7 +7160,7 @@
           <w:color w:val="000000"/>
           <w:kern w:val="0"/>
           <w:lang w:eastAsia="es-ES"/>
-          <w14:ligatures w14:val="none"/>
+          <ns2:ligatures ns2:val="none"/>
         </w:rPr>
         <w:t xml:space="preserve">, </w:t>
       </w:r>
@@ -7327,7 +7171,7 @@
           <w:color w:val="000000"/>
           <w:kern w:val="0"/>
           <w:lang w:val="es-ES" w:eastAsia="es-ES"/>
-          <w14:ligatures w14:val="none"/>
+          <ns2:ligatures ns2:val="none"/>
         </w:rPr>
         <w:t>cumpla</w:t>
       </w:r>
@@ -7337,25 +7181,25 @@
           <w:color w:val="000000"/>
           <w:kern w:val="0"/>
           <w:lang w:val="es-ES" w:eastAsia="es-ES"/>
-          <w14:ligatures w14:val="none"/>
+          <ns2:ligatures ns2:val="none"/>
         </w:rPr>
         <w:t xml:space="preserve"> con: </w:t>
       </w:r>
     </w:p>
-    <w:p>
-      <w:pPr>
-        <w:spacing w:after="0" w:line="240" w:lineRule="auto"/>
-        <w:jc w:val="both"/>
-        <w:rPr>
-          <w:rFonts w:ascii="Arial Narrow" w:eastAsia="Times New Roman" w:hAnsi="Arial Narrow" w:cs="Arial"/>
-          <w:color w:val="000000"/>
-          <w:kern w:val="0"/>
-          <w:lang w:val="es-ES" w:eastAsia="es-ES"/>
-          <w14:ligatures w14:val="none"/>
-        </w:rPr>
-      </w:pPr>
-    </w:p>
-    <w:p>
+    <w:p ns2:paraId="554DF422" ns2:textId="77777777">
+      <w:pPr>
+        <w:spacing w:after="0" w:line="240" w:lineRule="auto"/>
+        <w:jc w:val="both"/>
+        <w:rPr>
+          <w:rFonts w:ascii="Arial Narrow" w:eastAsia="Times New Roman" w:hAnsi="Arial Narrow" w:cs="Arial"/>
+          <w:color w:val="000000"/>
+          <w:kern w:val="0"/>
+          <w:lang w:val="es-ES" w:eastAsia="es-ES"/>
+          <ns2:ligatures ns2:val="none"/>
+        </w:rPr>
+      </w:pPr>
+    </w:p>
+    <w:p ns2:paraId="6525577B" ns2:textId="588B671D">
       <w:pPr>
         <w:spacing w:after="0" w:line="240" w:lineRule="auto"/>
         <w:ind w:left="708"/>
@@ -7364,16 +7208,16 @@
           <w:rFonts w:ascii="Arial Narrow" w:eastAsia="Times New Roman" w:hAnsi="Arial Narrow" w:cs="Arial"/>
           <w:kern w:val="0"/>
           <w:lang w:val="es-ES" w:eastAsia="es-ES"/>
-          <w14:ligatures w14:val="none"/>
-        </w:rPr>
-      </w:pPr>
-      <w:r>
-        <w:rPr>
-          <w:rFonts w:ascii="Arial Narrow" w:eastAsia="Times New Roman" w:hAnsi="Arial Narrow" w:cs="Arial"/>
-          <w:color w:val="000000"/>
-          <w:kern w:val="0"/>
-          <w:lang w:val="es-ES" w:eastAsia="es-ES"/>
-          <w14:ligatures w14:val="none"/>
+          <ns2:ligatures ns2:val="none"/>
+        </w:rPr>
+      </w:pPr>
+      <w:r>
+        <w:rPr>
+          <w:rFonts w:ascii="Arial Narrow" w:eastAsia="Times New Roman" w:hAnsi="Arial Narrow" w:cs="Arial"/>
+          <w:color w:val="000000"/>
+          <w:kern w:val="0"/>
+          <w:lang w:val="es-ES" w:eastAsia="es-ES"/>
+          <ns2:ligatures ns2:val="none"/>
         </w:rPr>
         <w:t xml:space="preserve">(i) </w:t>
       </w:r>
@@ -7382,7 +7226,7 @@
           <w:rFonts w:ascii="Arial Narrow" w:eastAsia="Times New Roman" w:hAnsi="Arial Narrow" w:cs="Arial"/>
           <w:kern w:val="0"/>
           <w:lang w:val="es-ES" w:eastAsia="es-ES"/>
-          <w14:ligatures w14:val="none"/>
+          <ns2:ligatures ns2:val="none"/>
         </w:rPr>
         <w:t>e</w:t>
       </w:r>
@@ -7391,7 +7235,7 @@
           <w:rFonts w:ascii="Arial Narrow" w:eastAsia="Times New Roman" w:hAnsi="Arial Narrow" w:cs="Arial"/>
           <w:kern w:val="0"/>
           <w:lang w:val="es-ES" w:eastAsia="es-ES"/>
-          <w14:ligatures w14:val="none"/>
+          <ns2:ligatures ns2:val="none"/>
         </w:rPr>
         <w:t>xplicar de manera detallada el funcionamiento de sus sistemas de monitoreo para la detección de operaciones inusuales o que no corresponden al comportamiento habitual, debiendo adjuntar los medios probatorios que considere pertinentes para tal efecto</w:t>
       </w:r>
@@ -7400,7 +7244,7 @@
           <w:rFonts w:ascii="Arial Narrow" w:eastAsia="Times New Roman" w:hAnsi="Arial Narrow" w:cs="Arial"/>
           <w:kern w:val="0"/>
           <w:lang w:val="es-ES" w:eastAsia="es-ES"/>
-          <w14:ligatures w14:val="none"/>
+          <ns2:ligatures ns2:val="none"/>
         </w:rPr>
         <w:t>;</w:t>
       </w:r>
@@ -7409,12 +7253,12 @@
           <w:rFonts w:ascii="Arial Narrow" w:eastAsia="Times New Roman" w:hAnsi="Arial Narrow" w:cs="Arial"/>
           <w:kern w:val="0"/>
           <w:lang w:val="es-ES" w:eastAsia="es-ES"/>
-          <w14:ligatures w14:val="none"/>
+          <ns2:ligatures ns2:val="none"/>
         </w:rPr>
         <w:t xml:space="preserve"> </w:t>
       </w:r>
     </w:p>
-    <w:p>
+    <w:p ns2:paraId="2FD58739" ns2:textId="77777777">
       <w:pPr>
         <w:spacing w:after="0" w:line="240" w:lineRule="auto"/>
         <w:ind w:left="708"/>
@@ -7424,11 +7268,11 @@
           <w:color w:val="000000"/>
           <w:kern w:val="0"/>
           <w:lang w:val="es-ES" w:eastAsia="es-ES"/>
-          <w14:ligatures w14:val="none"/>
-        </w:rPr>
-      </w:pPr>
-    </w:p>
-    <w:p>
+          <ns2:ligatures ns2:val="none"/>
+        </w:rPr>
+      </w:pPr>
+    </w:p>
+    <w:p ns2:paraId="269FE841" ns2:textId="225E972B">
       <w:pPr>
         <w:spacing w:after="0" w:line="240" w:lineRule="auto"/>
         <w:ind w:left="708"/>
@@ -7437,15 +7281,15 @@
           <w:rFonts w:ascii="Arial Narrow" w:eastAsia="Times New Roman" w:hAnsi="Arial Narrow" w:cs="Arial"/>
           <w:kern w:val="0"/>
           <w:lang w:val="es-ES" w:eastAsia="es-ES"/>
-          <w14:ligatures w14:val="none"/>
-        </w:rPr>
-      </w:pPr>
-      <w:r>
-        <w:rPr>
-          <w:rFonts w:ascii="Arial Narrow" w:eastAsia="Times New Roman" w:hAnsi="Arial Narrow" w:cs="Arial"/>
-          <w:kern w:val="0"/>
-          <w:lang w:val="es-ES" w:eastAsia="es-ES"/>
-          <w14:ligatures w14:val="none"/>
+          <ns2:ligatures ns2:val="none"/>
+        </w:rPr>
+      </w:pPr>
+      <w:r>
+        <w:rPr>
+          <w:rFonts w:ascii="Arial Narrow" w:eastAsia="Times New Roman" w:hAnsi="Arial Narrow" w:cs="Arial"/>
+          <w:kern w:val="0"/>
+          <w:lang w:val="es-ES" w:eastAsia="es-ES"/>
+          <ns2:ligatures ns2:val="none"/>
         </w:rPr>
         <w:t>(</w:t>
       </w:r>
@@ -7455,7 +7299,7 @@
           <w:rFonts w:ascii="Arial Narrow" w:eastAsia="Times New Roman" w:hAnsi="Arial Narrow" w:cs="Arial"/>
           <w:kern w:val="0"/>
           <w:lang w:val="es-ES" w:eastAsia="es-ES"/>
-          <w14:ligatures w14:val="none"/>
+          <ns2:ligatures ns2:val="none"/>
         </w:rPr>
         <w:t>ii</w:t>
       </w:r>
@@ -7465,7 +7309,7 @@
           <w:rFonts w:ascii="Arial Narrow" w:eastAsia="Times New Roman" w:hAnsi="Arial Narrow" w:cs="Arial"/>
           <w:kern w:val="0"/>
           <w:lang w:val="es-ES" w:eastAsia="es-ES"/>
-          <w14:ligatures w14:val="none"/>
+          <ns2:ligatures ns2:val="none"/>
         </w:rPr>
         <w:t>) p</w:t>
       </w:r>
@@ -7474,7 +7318,7 @@
           <w:rFonts w:ascii="Arial Narrow" w:eastAsia="Times New Roman" w:hAnsi="Arial Narrow" w:cs="Arial"/>
           <w:kern w:val="0"/>
           <w:lang w:val="es-ES" w:eastAsia="es-ES"/>
-          <w14:ligatures w14:val="none"/>
+          <ns2:ligatures ns2:val="none"/>
         </w:rPr>
         <w:t>recisar si su sistema de monitoreo generó alguna alerta al momento de la realización de las operaciones cuestionadas; y, de ser el caso, indicar cuales fueron las acciones tomadas (comunicación con el cliente, bloqueos preventivos, etc.), debiendo adjuntar los medios probatorios que considere pertinentes (audios, impresiones de pantalla, entre otros) para tal efecto</w:t>
       </w:r>
@@ -7483,7 +7327,7 @@
           <w:rFonts w:ascii="Arial Narrow" w:eastAsia="Times New Roman" w:hAnsi="Arial Narrow" w:cs="Arial"/>
           <w:kern w:val="0"/>
           <w:lang w:val="es-ES" w:eastAsia="es-ES"/>
-          <w14:ligatures w14:val="none"/>
+          <ns2:ligatures ns2:val="none"/>
         </w:rPr>
         <w:t>;</w:t>
       </w:r>
@@ -7492,12 +7336,12 @@
           <w:rFonts w:ascii="Arial Narrow" w:eastAsia="Times New Roman" w:hAnsi="Arial Narrow" w:cs="Arial"/>
           <w:kern w:val="0"/>
           <w:lang w:val="es-ES" w:eastAsia="es-ES"/>
-          <w14:ligatures w14:val="none"/>
+          <ns2:ligatures ns2:val="none"/>
         </w:rPr>
         <w:t xml:space="preserve"> </w:t>
       </w:r>
     </w:p>
-    <w:p>
+    <w:p ns2:paraId="073116B1" ns2:textId="77777777">
       <w:pPr>
         <w:spacing w:after="0" w:line="240" w:lineRule="auto"/>
         <w:ind w:left="708"/>
@@ -7506,11 +7350,11 @@
           <w:rFonts w:ascii="Arial Narrow" w:eastAsia="Times New Roman" w:hAnsi="Arial Narrow" w:cs="Arial"/>
           <w:kern w:val="0"/>
           <w:lang w:val="es-ES" w:eastAsia="es-ES"/>
-          <w14:ligatures w14:val="none"/>
-        </w:rPr>
-      </w:pPr>
-    </w:p>
-    <w:p>
+          <ns2:ligatures ns2:val="none"/>
+        </w:rPr>
+      </w:pPr>
+    </w:p>
+    <w:p ns2:paraId="4308BF8D" ns2:textId="5C498341">
       <w:pPr>
         <w:spacing w:after="0" w:line="240" w:lineRule="auto"/>
         <w:ind w:left="708"/>
@@ -7519,15 +7363,15 @@
           <w:rFonts w:ascii="Arial Narrow" w:eastAsia="Times New Roman" w:hAnsi="Arial Narrow" w:cs="Arial"/>
           <w:kern w:val="0"/>
           <w:lang w:val="es-ES" w:eastAsia="es-ES"/>
-          <w14:ligatures w14:val="none"/>
-        </w:rPr>
-      </w:pPr>
-      <w:r>
-        <w:rPr>
-          <w:rFonts w:ascii="Arial Narrow" w:eastAsia="Times New Roman" w:hAnsi="Arial Narrow" w:cs="Arial"/>
-          <w:kern w:val="0"/>
-          <w:lang w:val="es-ES" w:eastAsia="es-ES"/>
-          <w14:ligatures w14:val="none"/>
+          <ns2:ligatures ns2:val="none"/>
+        </w:rPr>
+      </w:pPr>
+      <w:r>
+        <w:rPr>
+          <w:rFonts w:ascii="Arial Narrow" w:eastAsia="Times New Roman" w:hAnsi="Arial Narrow" w:cs="Arial"/>
+          <w:kern w:val="0"/>
+          <w:lang w:val="es-ES" w:eastAsia="es-ES"/>
+          <ns2:ligatures ns2:val="none"/>
         </w:rPr>
         <w:t>(</w:t>
       </w:r>
@@ -7537,7 +7381,7 @@
           <w:rFonts w:ascii="Arial Narrow" w:eastAsia="Times New Roman" w:hAnsi="Arial Narrow" w:cs="Arial"/>
           <w:kern w:val="0"/>
           <w:lang w:val="es-ES" w:eastAsia="es-ES"/>
-          <w14:ligatures w14:val="none"/>
+          <ns2:ligatures ns2:val="none"/>
         </w:rPr>
         <w:t>iii</w:t>
       </w:r>
@@ -7547,7 +7391,7 @@
           <w:rFonts w:ascii="Arial Narrow" w:eastAsia="Times New Roman" w:hAnsi="Arial Narrow" w:cs="Arial"/>
           <w:kern w:val="0"/>
           <w:lang w:val="es-ES" w:eastAsia="es-ES"/>
-          <w14:ligatures w14:val="none"/>
+          <ns2:ligatures ns2:val="none"/>
         </w:rPr>
         <w:t xml:space="preserve">) </w:t>
       </w:r>
@@ -7556,7 +7400,7 @@
           <w:rFonts w:ascii="Arial Narrow" w:eastAsia="Times New Roman" w:hAnsi="Arial Narrow" w:cs="Arial"/>
           <w:kern w:val="0"/>
           <w:lang w:val="es-ES" w:eastAsia="es-ES"/>
-          <w14:ligatures w14:val="none"/>
+          <ns2:ligatures ns2:val="none"/>
         </w:rPr>
         <w:t>En el caso que su sistema de monitoreo no haya generado alerta alguna o esta fue descartada, señalar qué factores, razones o circunstancias hubieran sido necesarios para que su sistema activara una alerta por las operaciones realizadas</w:t>
       </w:r>
@@ -7565,7 +7409,7 @@
           <w:rFonts w:ascii="Arial Narrow" w:eastAsia="Times New Roman" w:hAnsi="Arial Narrow" w:cs="Arial"/>
           <w:kern w:val="0"/>
           <w:lang w:val="es-ES" w:eastAsia="es-ES"/>
-          <w14:ligatures w14:val="none"/>
+          <ns2:ligatures ns2:val="none"/>
         </w:rPr>
         <w:t>,</w:t>
       </w:r>
@@ -7574,7 +7418,7 @@
           <w:rFonts w:ascii="Arial Narrow" w:eastAsia="Times New Roman" w:hAnsi="Arial Narrow" w:cs="Arial"/>
           <w:kern w:val="0"/>
           <w:lang w:val="es-ES" w:eastAsia="es-ES"/>
-          <w14:ligatures w14:val="none"/>
+          <ns2:ligatures ns2:val="none"/>
         </w:rPr>
         <w:t xml:space="preserve"> debiendo adjuntar los medios probatorios que considere pertinentes para tal </w:t>
       </w:r>
@@ -7583,7 +7427,7 @@
           <w:rFonts w:ascii="Arial Narrow" w:eastAsia="Times New Roman" w:hAnsi="Arial Narrow" w:cs="Arial"/>
           <w:kern w:val="0"/>
           <w:lang w:val="es-ES" w:eastAsia="es-ES"/>
-          <w14:ligatures w14:val="none"/>
+          <ns2:ligatures ns2:val="none"/>
         </w:rPr>
         <w:t>efecto;</w:t>
       </w:r>
@@ -7592,12 +7436,12 @@
           <w:rFonts w:ascii="Arial Narrow" w:eastAsia="Times New Roman" w:hAnsi="Arial Narrow" w:cs="Arial"/>
           <w:kern w:val="0"/>
           <w:lang w:val="es-ES" w:eastAsia="es-ES"/>
-          <w14:ligatures w14:val="none"/>
+          <ns2:ligatures ns2:val="none"/>
         </w:rPr>
         <w:t xml:space="preserve"> </w:t>
       </w:r>
     </w:p>
-    <w:p>
+    <w:p ns2:paraId="19BF46EA" ns2:textId="77777777">
       <w:pPr>
         <w:spacing w:after="0" w:line="240" w:lineRule="auto"/>
         <w:ind w:left="708"/>
@@ -7606,11 +7450,11 @@
           <w:rFonts w:ascii="Arial Narrow" w:eastAsia="Times New Roman" w:hAnsi="Arial Narrow" w:cs="Arial"/>
           <w:kern w:val="0"/>
           <w:lang w:val="es-ES" w:eastAsia="es-ES"/>
-          <w14:ligatures w14:val="none"/>
-        </w:rPr>
-      </w:pPr>
-    </w:p>
-    <w:p>
+          <ns2:ligatures ns2:val="none"/>
+        </w:rPr>
+      </w:pPr>
+    </w:p>
+    <w:p ns2:paraId="3F851675" ns2:textId="4C5916EA">
       <w:pPr>
         <w:spacing w:after="0" w:line="240" w:lineRule="auto"/>
         <w:ind w:left="708"/>
@@ -7619,15 +7463,15 @@
           <w:rFonts w:ascii="Arial Narrow" w:eastAsia="Times New Roman" w:hAnsi="Arial Narrow" w:cs="Arial"/>
           <w:kern w:val="0"/>
           <w:lang w:val="es-ES" w:eastAsia="es-ES"/>
-          <w14:ligatures w14:val="none"/>
-        </w:rPr>
-      </w:pPr>
-      <w:r>
-        <w:rPr>
-          <w:rFonts w:ascii="Arial Narrow" w:eastAsia="Times New Roman" w:hAnsi="Arial Narrow" w:cs="Arial"/>
-          <w:kern w:val="0"/>
-          <w:lang w:val="es-ES" w:eastAsia="es-ES"/>
-          <w14:ligatures w14:val="none"/>
+          <ns2:ligatures ns2:val="none"/>
+        </w:rPr>
+      </w:pPr>
+      <w:r>
+        <w:rPr>
+          <w:rFonts w:ascii="Arial Narrow" w:eastAsia="Times New Roman" w:hAnsi="Arial Narrow" w:cs="Arial"/>
+          <w:kern w:val="0"/>
+          <w:lang w:val="es-ES" w:eastAsia="es-ES"/>
+          <ns2:ligatures ns2:val="none"/>
         </w:rPr>
         <w:t>(</w:t>
       </w:r>
@@ -7637,7 +7481,7 @@
           <w:rFonts w:ascii="Arial Narrow" w:eastAsia="Times New Roman" w:hAnsi="Arial Narrow" w:cs="Arial"/>
           <w:kern w:val="0"/>
           <w:lang w:val="es-ES" w:eastAsia="es-ES"/>
-          <w14:ligatures w14:val="none"/>
+          <ns2:ligatures ns2:val="none"/>
         </w:rPr>
         <w:t>iv</w:t>
       </w:r>
@@ -7647,7 +7491,7 @@
           <w:rFonts w:ascii="Arial Narrow" w:eastAsia="Times New Roman" w:hAnsi="Arial Narrow" w:cs="Arial"/>
           <w:kern w:val="0"/>
           <w:lang w:val="es-ES" w:eastAsia="es-ES"/>
-          <w14:ligatures w14:val="none"/>
+          <ns2:ligatures ns2:val="none"/>
         </w:rPr>
         <w:t>)</w:t>
       </w:r>
@@ -7656,7 +7500,7 @@
           <w:rFonts w:ascii="Arial Narrow" w:eastAsia="Times New Roman" w:hAnsi="Arial Narrow" w:cs="Arial"/>
           <w:kern w:val="0"/>
           <w:lang w:val="es-ES" w:eastAsia="es-ES"/>
-          <w14:ligatures w14:val="none"/>
+          <ns2:ligatures ns2:val="none"/>
         </w:rPr>
         <w:t xml:space="preserve"> p</w:t>
       </w:r>
@@ -7665,7 +7509,7 @@
           <w:rFonts w:ascii="Arial Narrow" w:eastAsia="Times New Roman" w:hAnsi="Arial Narrow" w:cs="Arial"/>
           <w:kern w:val="0"/>
           <w:lang w:val="es-ES" w:eastAsia="es-ES"/>
-          <w14:ligatures w14:val="none"/>
+          <ns2:ligatures ns2:val="none"/>
         </w:rPr>
         <w:t>resentar los documentos y/o “</w:t>
       </w:r>
@@ -7675,7 +7519,7 @@
           <w:rFonts w:ascii="Arial Narrow" w:eastAsia="Times New Roman" w:hAnsi="Arial Narrow" w:cs="Arial"/>
           <w:kern w:val="0"/>
           <w:lang w:val="es-ES" w:eastAsia="es-ES"/>
-          <w14:ligatures w14:val="none"/>
+          <ns2:ligatures ns2:val="none"/>
         </w:rPr>
         <w:t>prints</w:t>
       </w:r>
@@ -7685,7 +7529,7 @@
           <w:rFonts w:ascii="Arial Narrow" w:eastAsia="Times New Roman" w:hAnsi="Arial Narrow" w:cs="Arial"/>
           <w:kern w:val="0"/>
           <w:lang w:val="es-ES" w:eastAsia="es-ES"/>
-          <w14:ligatures w14:val="none"/>
+          <ns2:ligatures ns2:val="none"/>
         </w:rPr>
         <w:t xml:space="preserve">” de la pantalla del sistema que acredite que </w:t>
       </w:r>
@@ -7694,7 +7538,7 @@
           <w:rFonts w:ascii="Arial Narrow" w:eastAsia="Times New Roman" w:hAnsi="Arial Narrow" w:cs="Arial"/>
           <w:kern w:val="0"/>
           <w:lang w:val="es-ES" w:eastAsia="es-ES"/>
-          <w14:ligatures w14:val="none"/>
+          <ns2:ligatures ns2:val="none"/>
         </w:rPr>
         <w:t>el</w:t>
       </w:r>
@@ -7703,7 +7547,7 @@
           <w:rFonts w:ascii="Arial Narrow" w:eastAsia="Times New Roman" w:hAnsi="Arial Narrow" w:cs="Arial"/>
           <w:kern w:val="0"/>
           <w:lang w:val="es-ES" w:eastAsia="es-ES"/>
-          <w14:ligatures w14:val="none"/>
+          <ns2:ligatures ns2:val="none"/>
         </w:rPr>
         <w:t xml:space="preserve"> denunciante se encontraba afiliado a la Banca por Internet, Clave SMS y/o Clave Token Digital; así como sustentar el procedimiento seguido por </w:t>
       </w:r>
@@ -7712,7 +7556,7 @@
           <w:rFonts w:ascii="Arial Narrow" w:eastAsia="Times New Roman" w:hAnsi="Arial Narrow" w:cs="Arial"/>
           <w:kern w:val="0"/>
           <w:lang w:val="es-ES" w:eastAsia="es-ES"/>
-          <w14:ligatures w14:val="none"/>
+          <ns2:ligatures ns2:val="none"/>
         </w:rPr>
         <w:t>el</w:t>
       </w:r>
@@ -7721,7 +7565,7 @@
           <w:rFonts w:ascii="Arial Narrow" w:eastAsia="Times New Roman" w:hAnsi="Arial Narrow" w:cs="Arial"/>
           <w:kern w:val="0"/>
           <w:lang w:val="es-ES" w:eastAsia="es-ES"/>
-          <w14:ligatures w14:val="none"/>
+          <ns2:ligatures ns2:val="none"/>
         </w:rPr>
         <w:t xml:space="preserve"> denunciante para ello</w:t>
       </w:r>
@@ -7730,7 +7574,7 @@
           <w:rFonts w:ascii="Arial Narrow" w:eastAsia="Times New Roman" w:hAnsi="Arial Narrow" w:cs="Arial"/>
           <w:kern w:val="0"/>
           <w:lang w:val="es-ES" w:eastAsia="es-ES"/>
-          <w14:ligatures w14:val="none"/>
+          <ns2:ligatures ns2:val="none"/>
         </w:rPr>
         <w:t>;</w:t>
       </w:r>
@@ -7739,12 +7583,12 @@
           <w:rFonts w:ascii="Arial Narrow" w:eastAsia="Times New Roman" w:hAnsi="Arial Narrow" w:cs="Arial"/>
           <w:kern w:val="0"/>
           <w:lang w:val="es-ES" w:eastAsia="es-ES"/>
-          <w14:ligatures w14:val="none"/>
+          <ns2:ligatures ns2:val="none"/>
         </w:rPr>
         <w:t xml:space="preserve"> </w:t>
       </w:r>
     </w:p>
-    <w:p>
+    <w:p ns2:paraId="6CEB8902" ns2:textId="77777777">
       <w:pPr>
         <w:spacing w:after="0" w:line="240" w:lineRule="auto"/>
         <w:ind w:left="708"/>
@@ -7753,11 +7597,11 @@
           <w:rFonts w:ascii="Arial Narrow" w:eastAsia="Times New Roman" w:hAnsi="Arial Narrow" w:cs="Arial"/>
           <w:kern w:val="0"/>
           <w:lang w:val="es-ES" w:eastAsia="es-ES"/>
-          <w14:ligatures w14:val="none"/>
-        </w:rPr>
-      </w:pPr>
-    </w:p>
-    <w:p>
+          <ns2:ligatures ns2:val="none"/>
+        </w:rPr>
+      </w:pPr>
+    </w:p>
+    <w:p ns2:paraId="535ABFA3" ns2:textId="59820AF7">
       <w:pPr>
         <w:spacing w:after="0" w:line="240" w:lineRule="auto"/>
         <w:ind w:left="708"/>
@@ -7766,15 +7610,15 @@
           <w:rFonts w:ascii="Arial Narrow" w:eastAsia="Times New Roman" w:hAnsi="Arial Narrow" w:cs="Arial"/>
           <w:kern w:val="0"/>
           <w:lang w:val="es-ES" w:eastAsia="es-ES"/>
-          <w14:ligatures w14:val="none"/>
-        </w:rPr>
-      </w:pPr>
-      <w:r>
-        <w:rPr>
-          <w:rFonts w:ascii="Arial Narrow" w:eastAsia="Times New Roman" w:hAnsi="Arial Narrow" w:cs="Arial"/>
-          <w:kern w:val="0"/>
-          <w:lang w:val="es-ES" w:eastAsia="es-ES"/>
-          <w14:ligatures w14:val="none"/>
+          <ns2:ligatures ns2:val="none"/>
+        </w:rPr>
+      </w:pPr>
+      <w:r>
+        <w:rPr>
+          <w:rFonts w:ascii="Arial Narrow" w:eastAsia="Times New Roman" w:hAnsi="Arial Narrow" w:cs="Arial"/>
+          <w:kern w:val="0"/>
+          <w:lang w:val="es-ES" w:eastAsia="es-ES"/>
+          <ns2:ligatures ns2:val="none"/>
         </w:rPr>
         <w:t xml:space="preserve">(v) </w:t>
       </w:r>
@@ -7783,7 +7627,7 @@
           <w:rFonts w:ascii="Arial Narrow" w:eastAsia="Times New Roman" w:hAnsi="Arial Narrow" w:cs="Arial"/>
           <w:kern w:val="0"/>
           <w:lang w:val="es-ES" w:eastAsia="es-ES"/>
-          <w14:ligatures w14:val="none"/>
+          <ns2:ligatures ns2:val="none"/>
         </w:rPr>
         <w:t>p</w:t>
       </w:r>
@@ -7792,7 +7636,7 @@
           <w:rFonts w:ascii="Arial Narrow" w:eastAsia="Times New Roman" w:hAnsi="Arial Narrow" w:cs="Arial"/>
           <w:kern w:val="0"/>
           <w:lang w:val="es-ES" w:eastAsia="es-ES"/>
-          <w14:ligatures w14:val="none"/>
+          <ns2:ligatures ns2:val="none"/>
         </w:rPr>
         <w:t>resentar la copia de los documentos que acrediten que las operaciones no reconocidas se realizaron válidamente; así como los “</w:t>
       </w:r>
@@ -7802,7 +7646,7 @@
           <w:rFonts w:ascii="Arial Narrow" w:eastAsia="Times New Roman" w:hAnsi="Arial Narrow" w:cs="Arial"/>
           <w:kern w:val="0"/>
           <w:lang w:val="es-ES" w:eastAsia="es-ES"/>
-          <w14:ligatures w14:val="none"/>
+          <ns2:ligatures ns2:val="none"/>
         </w:rPr>
         <w:t>prints</w:t>
       </w:r>
@@ -7812,7 +7656,7 @@
           <w:rFonts w:ascii="Arial Narrow" w:eastAsia="Times New Roman" w:hAnsi="Arial Narrow" w:cs="Arial"/>
           <w:kern w:val="0"/>
           <w:lang w:val="es-ES" w:eastAsia="es-ES"/>
-          <w14:ligatures w14:val="none"/>
+          <ns2:ligatures ns2:val="none"/>
         </w:rPr>
         <w:t>” de la pantalla del sistema que acrediten que dichas operaciones fueron autorizadas conforme a sus procedimientos, así como la explicación de las siglas y códigos que figuran en este, las mismas que deberán estar autorizadas y visadas</w:t>
       </w:r>
@@ -7821,7 +7665,7 @@
           <w:rFonts w:ascii="Arial Narrow" w:eastAsia="Times New Roman" w:hAnsi="Arial Narrow" w:cs="Arial"/>
           <w:kern w:val="0"/>
           <w:lang w:val="es-ES" w:eastAsia="es-ES"/>
-          <w14:ligatures w14:val="none"/>
+          <ns2:ligatures ns2:val="none"/>
         </w:rPr>
         <w:t> </w:t>
       </w:r>
@@ -7830,7 +7674,7 @@
           <w:rFonts w:ascii="Arial Narrow" w:eastAsia="Times New Roman" w:hAnsi="Arial Narrow" w:cs="Arial"/>
           <w:kern w:val="0"/>
           <w:lang w:val="es-ES" w:eastAsia="es-ES"/>
-          <w14:ligatures w14:val="none"/>
+          <ns2:ligatures ns2:val="none"/>
         </w:rPr>
         <w:t>por un funcionario debidamente acreditado de la entidad bancaria; bajo apercibimiento de tener por no presentado dicho documento</w:t>
       </w:r>
@@ -7839,7 +7683,7 @@
           <w:rFonts w:ascii="Arial Narrow" w:eastAsia="Times New Roman" w:hAnsi="Arial Narrow" w:cs="Arial"/>
           <w:kern w:val="0"/>
           <w:lang w:val="es-ES" w:eastAsia="es-ES"/>
-          <w14:ligatures w14:val="none"/>
+          <ns2:ligatures ns2:val="none"/>
         </w:rPr>
         <w:t xml:space="preserve"> </w:t>
       </w:r>
@@ -7848,12 +7692,12 @@
           <w:rFonts w:ascii="Arial Narrow" w:eastAsia="Times New Roman" w:hAnsi="Arial Narrow" w:cs="Arial"/>
           <w:kern w:val="0"/>
           <w:lang w:val="es-ES" w:eastAsia="es-ES"/>
-          <w14:ligatures w14:val="none"/>
+          <ns2:ligatures ns2:val="none"/>
         </w:rPr>
         <w:t>; y,</w:t>
       </w:r>
     </w:p>
-    <w:p>
+    <w:p ns2:paraId="51EDA047" ns2:textId="77777777">
       <w:pPr>
         <w:spacing w:after="0" w:line="240" w:lineRule="auto"/>
         <w:ind w:left="708"/>
@@ -7862,11 +7706,11 @@
           <w:rFonts w:ascii="Arial Narrow" w:eastAsia="Times New Roman" w:hAnsi="Arial Narrow" w:cs="Arial"/>
           <w:kern w:val="0"/>
           <w:lang w:val="es-ES" w:eastAsia="es-ES"/>
-          <w14:ligatures w14:val="none"/>
-        </w:rPr>
-      </w:pPr>
-    </w:p>
-    <w:p>
+          <ns2:ligatures ns2:val="none"/>
+        </w:rPr>
+      </w:pPr>
+    </w:p>
+    <w:p ns2:paraId="56192BB8" ns2:textId="608B0FE5">
       <w:pPr>
         <w:spacing w:after="0" w:line="240" w:lineRule="auto"/>
         <w:ind w:left="708"/>
@@ -7875,15 +7719,15 @@
           <w:rFonts w:ascii="Arial Narrow" w:eastAsia="Times New Roman" w:hAnsi="Arial Narrow" w:cs="Arial"/>
           <w:kern w:val="0"/>
           <w:lang w:val="es-ES" w:eastAsia="es-ES"/>
-          <w14:ligatures w14:val="none"/>
-        </w:rPr>
-      </w:pPr>
-      <w:r>
-        <w:rPr>
-          <w:rFonts w:ascii="Arial Narrow" w:eastAsia="Times New Roman" w:hAnsi="Arial Narrow" w:cs="Arial"/>
-          <w:kern w:val="0"/>
-          <w:lang w:val="es-ES" w:eastAsia="es-ES"/>
-          <w14:ligatures w14:val="none"/>
+          <ns2:ligatures ns2:val="none"/>
+        </w:rPr>
+      </w:pPr>
+      <w:r>
+        <w:rPr>
+          <w:rFonts w:ascii="Arial Narrow" w:eastAsia="Times New Roman" w:hAnsi="Arial Narrow" w:cs="Arial"/>
+          <w:kern w:val="0"/>
+          <w:lang w:val="es-ES" w:eastAsia="es-ES"/>
+          <ns2:ligatures ns2:val="none"/>
         </w:rPr>
         <w:t xml:space="preserve">(vi) </w:t>
       </w:r>
@@ -7892,7 +7736,7 @@
           <w:rFonts w:ascii="Arial Narrow" w:eastAsia="Times New Roman" w:hAnsi="Arial Narrow" w:cs="Arial"/>
           <w:kern w:val="0"/>
           <w:lang w:val="es-ES" w:eastAsia="es-ES"/>
-          <w14:ligatures w14:val="none"/>
+          <ns2:ligatures ns2:val="none"/>
         </w:rPr>
         <w:t>presentar todas las comunicaciones cursadas con la parte denunciante en virtud de los hechos materia de denuncia</w:t>
       </w:r>
@@ -7902,44 +7746,44 @@
           <w:color w:val="000000"/>
           <w:kern w:val="0"/>
           <w:lang w:val="es-ES" w:eastAsia="es-ES"/>
-          <w14:ligatures w14:val="none"/>
+          <ns2:ligatures ns2:val="none"/>
         </w:rPr>
         <w:t>.</w:t>
       </w:r>
     </w:p>
-    <w:p>
-      <w:pPr>
-        <w:spacing w:after="0" w:line="240" w:lineRule="auto"/>
-        <w:jc w:val="both"/>
-        <w:rPr>
-          <w:rFonts w:ascii="Arial Narrow" w:eastAsia="Times New Roman" w:hAnsi="Arial Narrow" w:cs="Arial"/>
-          <w:color w:val="000000"/>
-          <w:kern w:val="0"/>
-          <w:lang w:val="es-ES" w:eastAsia="es-ES"/>
-          <w14:ligatures w14:val="none"/>
-        </w:rPr>
-      </w:pPr>
-    </w:p>
-    <w:p>
-      <w:pPr>
-        <w:spacing w:after="0" w:line="240" w:lineRule="auto"/>
-        <w:jc w:val="both"/>
-        <w:rPr>
-          <w:rFonts w:ascii="Arial Narrow" w:eastAsia="Times New Roman" w:hAnsi="Arial Narrow" w:cs="Arial"/>
-          <w:color w:val="000000"/>
-          <w:kern w:val="0"/>
-          <w:lang w:val="es-ES" w:eastAsia="es-ES"/>
-          <w14:ligatures w14:val="none"/>
-        </w:rPr>
-      </w:pPr>
-      <w:r>
-        <w:rPr>
-          <w:rFonts w:ascii="Arial Narrow" w:eastAsia="Arial Narrow" w:hAnsi="Arial Narrow" w:cs="Arial Narrow"/>
-          <w:b/>
-          <w:color w:val="000000"/>
-          <w:kern w:val="0"/>
-          <w:lang w:eastAsia="es-PE"/>
-          <w14:ligatures w14:val="none"/>
+    <w:p ns2:paraId="1EAF222A" ns2:textId="77777777">
+      <w:pPr>
+        <w:spacing w:after="0" w:line="240" w:lineRule="auto"/>
+        <w:jc w:val="both"/>
+        <w:rPr>
+          <w:rFonts w:ascii="Arial Narrow" w:eastAsia="Times New Roman" w:hAnsi="Arial Narrow" w:cs="Arial"/>
+          <w:color w:val="000000"/>
+          <w:kern w:val="0"/>
+          <w:lang w:val="es-ES" w:eastAsia="es-ES"/>
+          <ns2:ligatures ns2:val="none"/>
+        </w:rPr>
+      </w:pPr>
+    </w:p>
+    <w:p ns2:paraId="02C3E397" ns2:textId="77777777">
+      <w:pPr>
+        <w:spacing w:after="0" w:line="240" w:lineRule="auto"/>
+        <w:jc w:val="both"/>
+        <w:rPr>
+          <w:rFonts w:ascii="Arial Narrow" w:eastAsia="Times New Roman" w:hAnsi="Arial Narrow" w:cs="Arial"/>
+          <w:color w:val="000000"/>
+          <w:kern w:val="0"/>
+          <w:lang w:val="es-ES" w:eastAsia="es-ES"/>
+          <ns2:ligatures ns2:val="none"/>
+        </w:rPr>
+      </w:pPr>
+      <w:r>
+        <w:rPr>
+          <w:rFonts w:ascii="Arial Narrow" w:eastAsia="Arial Narrow" w:hAnsi="Arial Narrow" w:cs="Arial Narrow"/>
+          <w:b/>
+          <w:color w:val="000000"/>
+          <w:kern w:val="0"/>
+          <w:lang w:eastAsia="es-PE"/>
+          <ns2:ligatures ns2:val="none"/>
         </w:rPr>
         <w:t>SEXTO</w:t>
       </w:r>
@@ -7950,7 +7794,7 @@
           <w:color w:val="000000"/>
           <w:kern w:val="0"/>
           <w:lang w:eastAsia="es-PE"/>
-          <w14:ligatures w14:val="none"/>
+          <ns2:ligatures ns2:val="none"/>
         </w:rPr>
         <w:t xml:space="preserve">: </w:t>
       </w:r>
@@ -7960,7 +7804,7 @@
           <w:color w:val="000000"/>
           <w:kern w:val="0"/>
           <w:lang w:eastAsia="es-ES"/>
-          <w14:ligatures w14:val="none"/>
+          <ns2:ligatures ns2:val="none"/>
         </w:rPr>
         <w:t xml:space="preserve">requerir </w:t>
       </w:r>
@@ -7970,7 +7814,7 @@
           <w:color w:val="000000"/>
           <w:kern w:val="0"/>
           <w:lang w:val="es-ES" w:eastAsia="es-ES"/>
-          <w14:ligatures w14:val="none"/>
+          <ns2:ligatures ns2:val="none"/>
         </w:rPr>
         <w:t xml:space="preserve">que, en un </w:t>
       </w:r>
@@ -7980,7 +7824,7 @@
           <w:color w:val="000000"/>
           <w:kern w:val="0"/>
           <w:lang w:eastAsia="es-ES"/>
-          <w14:ligatures w14:val="none"/>
+          <ns2:ligatures ns2:val="none"/>
         </w:rPr>
         <w:t xml:space="preserve">plazo no mayor de cinco (5) días hábiles contado a partir del día siguiente de la notificación de la presente resolución, </w:t>
       </w:r>
@@ -7997,7 +7841,7 @@
           <w:color w:val="000000"/>
           <w:kern w:val="0"/>
           <w:lang w:eastAsia="es-ES"/>
-          <w14:ligatures w14:val="none"/>
+          <ns2:ligatures ns2:val="none"/>
         </w:rPr>
         <w:t xml:space="preserve">, </w:t>
       </w:r>
@@ -8007,25 +7851,25 @@
           <w:color w:val="000000"/>
           <w:kern w:val="0"/>
           <w:lang w:val="es-ES" w:eastAsia="es-ES"/>
-          <w14:ligatures w14:val="none"/>
+          <ns2:ligatures ns2:val="none"/>
         </w:rPr>
         <w:t xml:space="preserve">cumpla con: </w:t>
       </w:r>
     </w:p>
-    <w:p>
-      <w:pPr>
-        <w:spacing w:after="0" w:line="240" w:lineRule="auto"/>
-        <w:jc w:val="both"/>
-        <w:rPr>
-          <w:rFonts w:ascii="Arial Narrow" w:eastAsia="Times New Roman" w:hAnsi="Arial Narrow" w:cs="Arial"/>
-          <w:color w:val="000000"/>
-          <w:kern w:val="0"/>
-          <w:lang w:val="es-ES" w:eastAsia="es-ES"/>
-          <w14:ligatures w14:val="none"/>
-        </w:rPr>
-      </w:pPr>
-    </w:p>
-    <w:p>
+    <w:p ns2:paraId="7C2EAD99" ns2:textId="77777777">
+      <w:pPr>
+        <w:spacing w:after="0" w:line="240" w:lineRule="auto"/>
+        <w:jc w:val="both"/>
+        <w:rPr>
+          <w:rFonts w:ascii="Arial Narrow" w:eastAsia="Times New Roman" w:hAnsi="Arial Narrow" w:cs="Arial"/>
+          <w:color w:val="000000"/>
+          <w:kern w:val="0"/>
+          <w:lang w:val="es-ES" w:eastAsia="es-ES"/>
+          <ns2:ligatures ns2:val="none"/>
+        </w:rPr>
+      </w:pPr>
+    </w:p>
+    <w:p ns2:paraId="5C8C1066" ns2:textId="77777777">
       <w:pPr>
         <w:spacing w:after="0" w:line="240" w:lineRule="auto"/>
         <w:ind w:left="708"/>
@@ -8034,15 +7878,15 @@
           <w:rFonts w:ascii="Arial Narrow" w:eastAsia="Times New Roman" w:hAnsi="Arial Narrow" w:cs="Arial"/>
           <w:kern w:val="0"/>
           <w:lang w:val="es-ES" w:eastAsia="es-ES"/>
-          <w14:ligatures w14:val="none"/>
-        </w:rPr>
-      </w:pPr>
-      <w:r>
-        <w:rPr>
-          <w:rFonts w:ascii="Arial Narrow" w:eastAsia="Times New Roman" w:hAnsi="Arial Narrow" w:cs="Arial"/>
-          <w:kern w:val="0"/>
-          <w:lang w:val="es-ES" w:eastAsia="es-ES"/>
-          <w14:ligatures w14:val="none"/>
+          <ns2:ligatures ns2:val="none"/>
+        </w:rPr>
+      </w:pPr>
+      <w:r>
+        <w:rPr>
+          <w:rFonts w:ascii="Arial Narrow" w:eastAsia="Times New Roman" w:hAnsi="Arial Narrow" w:cs="Arial"/>
+          <w:kern w:val="0"/>
+          <w:lang w:val="es-ES" w:eastAsia="es-ES"/>
+          <ns2:ligatures ns2:val="none"/>
         </w:rPr>
         <w:t xml:space="preserve">(i) presentar una copia completa, legible y debidamente suscrita de la Póliza </w:t>
       </w:r>
@@ -8052,7 +7896,7 @@
           <w:color w:val="000000"/>
           <w:kern w:val="0"/>
           <w:lang w:eastAsia="es-ES"/>
-          <w14:ligatures w14:val="none"/>
+          <ns2:ligatures ns2:val="none"/>
         </w:rPr>
         <w:t xml:space="preserve">1000001429 </w:t>
       </w:r>
@@ -8061,7 +7905,7 @@
           <w:rFonts w:ascii="Arial Narrow" w:eastAsia="Times New Roman" w:hAnsi="Arial Narrow" w:cs="Arial"/>
           <w:kern w:val="0"/>
           <w:lang w:val="es-ES" w:eastAsia="es-ES"/>
-          <w14:ligatures w14:val="none"/>
+          <ns2:ligatures ns2:val="none"/>
         </w:rPr>
         <w:t xml:space="preserve">del </w:t>
       </w:r>
@@ -8071,7 +7915,7 @@
           <w:color w:val="000000"/>
           <w:kern w:val="0"/>
           <w:lang w:eastAsia="es-ES"/>
-          <w14:ligatures w14:val="none"/>
+          <ns2:ligatures ns2:val="none"/>
         </w:rPr>
         <w:t>Seguro de Protección de Tarjetas</w:t>
       </w:r>
@@ -8080,12 +7924,12 @@
           <w:rFonts w:ascii="Arial Narrow" w:eastAsia="Times New Roman" w:hAnsi="Arial Narrow" w:cs="Arial"/>
           <w:kern w:val="0"/>
           <w:lang w:val="es-ES" w:eastAsia="es-ES"/>
-          <w14:ligatures w14:val="none"/>
+          <ns2:ligatures ns2:val="none"/>
         </w:rPr>
         <w:t xml:space="preserve">, así como el cargo de remisión de la póliza; </w:t>
       </w:r>
     </w:p>
-    <w:p>
+    <w:p ns2:paraId="57AD88C8" ns2:textId="77777777">
       <w:pPr>
         <w:spacing w:after="0" w:line="240" w:lineRule="auto"/>
         <w:ind w:left="708"/>
@@ -8094,11 +7938,11 @@
           <w:rFonts w:ascii="Arial Narrow" w:eastAsia="Times New Roman" w:hAnsi="Arial Narrow" w:cs="Arial"/>
           <w:kern w:val="0"/>
           <w:lang w:val="es-ES" w:eastAsia="es-ES"/>
-          <w14:ligatures w14:val="none"/>
-        </w:rPr>
-      </w:pPr>
-    </w:p>
-    <w:p>
+          <ns2:ligatures ns2:val="none"/>
+        </w:rPr>
+      </w:pPr>
+    </w:p>
+    <w:p ns2:paraId="56D6CE68" ns2:textId="77777777">
       <w:pPr>
         <w:spacing w:after="0" w:line="240" w:lineRule="auto"/>
         <w:ind w:firstLine="708"/>
@@ -8108,15 +7952,15 @@
           <w:color w:val="000000"/>
           <w:kern w:val="0"/>
           <w:lang w:val="es-ES" w:eastAsia="es-ES"/>
-          <w14:ligatures w14:val="none"/>
-        </w:rPr>
-      </w:pPr>
-      <w:r>
-        <w:rPr>
-          <w:rFonts w:ascii="Arial Narrow" w:eastAsia="Times New Roman" w:hAnsi="Arial Narrow" w:cs="Arial"/>
-          <w:kern w:val="0"/>
-          <w:lang w:val="es-ES" w:eastAsia="es-ES"/>
-          <w14:ligatures w14:val="none"/>
+          <ns2:ligatures ns2:val="none"/>
+        </w:rPr>
+      </w:pPr>
+      <w:r>
+        <w:rPr>
+          <w:rFonts w:ascii="Arial Narrow" w:eastAsia="Times New Roman" w:hAnsi="Arial Narrow" w:cs="Arial"/>
+          <w:kern w:val="0"/>
+          <w:lang w:val="es-ES" w:eastAsia="es-ES"/>
+          <ns2:ligatures ns2:val="none"/>
         </w:rPr>
         <w:t>(</w:t>
       </w:r>
@@ -8126,7 +7970,7 @@
           <w:rFonts w:ascii="Arial Narrow" w:eastAsia="Times New Roman" w:hAnsi="Arial Narrow" w:cs="Arial"/>
           <w:kern w:val="0"/>
           <w:lang w:val="es-ES" w:eastAsia="es-ES"/>
-          <w14:ligatures w14:val="none"/>
+          <ns2:ligatures ns2:val="none"/>
         </w:rPr>
         <w:t>ii</w:t>
       </w:r>
@@ -8136,7 +7980,7 @@
           <w:rFonts w:ascii="Arial Narrow" w:eastAsia="Times New Roman" w:hAnsi="Arial Narrow" w:cs="Arial"/>
           <w:kern w:val="0"/>
           <w:lang w:val="es-ES" w:eastAsia="es-ES"/>
-          <w14:ligatures w14:val="none"/>
+          <ns2:ligatures ns2:val="none"/>
         </w:rPr>
         <w:t>) presentar los medios probatorios que acred</w:t>
       </w:r>
@@ -8146,12 +7990,12 @@
           <w:color w:val="000000"/>
           <w:kern w:val="0"/>
           <w:lang w:val="es-ES" w:eastAsia="es-ES"/>
-          <w14:ligatures w14:val="none"/>
+          <ns2:ligatures ns2:val="none"/>
         </w:rPr>
         <w:t>iten que el rechazo fue justificado; y,</w:t>
       </w:r>
     </w:p>
-    <w:p>
+    <w:p ns2:paraId="160B8705" ns2:textId="2890D20C">
       <w:pPr>
         <w:spacing w:after="0" w:line="240" w:lineRule="auto"/>
         <w:ind w:firstLine="708"/>
@@ -8161,21 +8005,21 @@
           <w:color w:val="000000"/>
           <w:kern w:val="0"/>
           <w:lang w:val="es-ES" w:eastAsia="es-ES"/>
-          <w14:ligatures w14:val="none"/>
-        </w:rPr>
-      </w:pPr>
-      <w:r>
-        <w:rPr>
-          <w:rFonts w:ascii="Arial Narrow" w:eastAsia="Times New Roman" w:hAnsi="Arial Narrow" w:cs="Arial"/>
-          <w:color w:val="000000"/>
-          <w:kern w:val="0"/>
-          <w:lang w:val="es-ES" w:eastAsia="es-ES"/>
-          <w14:ligatures w14:val="none"/>
+          <ns2:ligatures ns2:val="none"/>
+        </w:rPr>
+      </w:pPr>
+      <w:r>
+        <w:rPr>
+          <w:rFonts w:ascii="Arial Narrow" w:eastAsia="Times New Roman" w:hAnsi="Arial Narrow" w:cs="Arial"/>
+          <w:color w:val="000000"/>
+          <w:kern w:val="0"/>
+          <w:lang w:val="es-ES" w:eastAsia="es-ES"/>
+          <ns2:ligatures ns2:val="none"/>
         </w:rPr>
         <w:t xml:space="preserve"> </w:t>
       </w:r>
     </w:p>
-    <w:p>
+    <w:p ns2:paraId="3FBE6373" ns2:textId="1772469C">
       <w:pPr>
         <w:spacing w:after="0" w:line="240" w:lineRule="auto"/>
         <w:ind w:left="708"/>
@@ -8185,16 +8029,16 @@
           <w:color w:val="000000"/>
           <w:kern w:val="0"/>
           <w:lang w:val="es-ES" w:eastAsia="es-ES"/>
-          <w14:ligatures w14:val="none"/>
-        </w:rPr>
-      </w:pPr>
-      <w:r>
-        <w:rPr>
-          <w:rFonts w:ascii="Arial Narrow" w:eastAsia="Times New Roman" w:hAnsi="Arial Narrow" w:cs="Arial"/>
-          <w:color w:val="000000"/>
-          <w:kern w:val="0"/>
-          <w:lang w:val="es-ES" w:eastAsia="es-ES"/>
-          <w14:ligatures w14:val="none"/>
+          <ns2:ligatures ns2:val="none"/>
+        </w:rPr>
+      </w:pPr>
+      <w:r>
+        <w:rPr>
+          <w:rFonts w:ascii="Arial Narrow" w:eastAsia="Times New Roman" w:hAnsi="Arial Narrow" w:cs="Arial"/>
+          <w:color w:val="000000"/>
+          <w:kern w:val="0"/>
+          <w:lang w:val="es-ES" w:eastAsia="es-ES"/>
+          <ns2:ligatures ns2:val="none"/>
         </w:rPr>
         <w:t>(</w:t>
       </w:r>
@@ -8205,7 +8049,7 @@
           <w:color w:val="000000"/>
           <w:kern w:val="0"/>
           <w:lang w:val="es-ES" w:eastAsia="es-ES"/>
-          <w14:ligatures w14:val="none"/>
+          <ns2:ligatures ns2:val="none"/>
         </w:rPr>
         <w:t>iii</w:t>
       </w:r>
@@ -8216,7 +8060,7 @@
           <w:color w:val="000000"/>
           <w:kern w:val="0"/>
           <w:lang w:val="es-ES" w:eastAsia="es-ES"/>
-          <w14:ligatures w14:val="none"/>
+          <ns2:ligatures ns2:val="none"/>
         </w:rPr>
         <w:t>) presentar los medios probatorios que acrediten que brindó una respuesta oportuna a las comunicaciones del denunciante</w:t>
       </w:r>
@@ -8226,44 +8070,44 @@
           <w:color w:val="000000"/>
           <w:kern w:val="0"/>
           <w:lang w:val="es-ES" w:eastAsia="es-ES"/>
-          <w14:ligatures w14:val="none"/>
+          <ns2:ligatures ns2:val="none"/>
         </w:rPr>
         <w:t>.</w:t>
       </w:r>
     </w:p>
-    <w:p>
-      <w:pPr>
-        <w:spacing w:after="0" w:line="240" w:lineRule="auto"/>
-        <w:jc w:val="both"/>
-        <w:rPr>
-          <w:rFonts w:ascii="Arial Narrow" w:eastAsia="Times New Roman" w:hAnsi="Arial Narrow" w:cs="Arial"/>
-          <w:color w:val="000000"/>
-          <w:kern w:val="0"/>
-          <w:lang w:val="es-ES" w:eastAsia="es-ES"/>
-          <w14:ligatures w14:val="none"/>
-        </w:rPr>
-      </w:pPr>
-    </w:p>
-    <w:p>
-      <w:pPr>
-        <w:spacing w:after="0" w:line="240" w:lineRule="auto"/>
-        <w:jc w:val="both"/>
-        <w:rPr>
-          <w:rFonts w:ascii="Arial Narrow" w:eastAsia="Times New Roman" w:hAnsi="Arial Narrow" w:cs="Arial"/>
-          <w:color w:val="000000"/>
-          <w:kern w:val="0"/>
-          <w:lang w:val="es-ES" w:eastAsia="es-ES"/>
-          <w14:ligatures w14:val="none"/>
-        </w:rPr>
-      </w:pPr>
-      <w:r>
-        <w:rPr>
-          <w:rFonts w:ascii="Arial Narrow" w:eastAsia="Arial Narrow" w:hAnsi="Arial Narrow" w:cs="Arial Narrow"/>
-          <w:b/>
-          <w:color w:val="000000"/>
-          <w:kern w:val="0"/>
-          <w:lang w:eastAsia="es-PE"/>
-          <w14:ligatures w14:val="none"/>
+    <w:p ns2:paraId="05FA037B" ns2:textId="77777777">
+      <w:pPr>
+        <w:spacing w:after="0" w:line="240" w:lineRule="auto"/>
+        <w:jc w:val="both"/>
+        <w:rPr>
+          <w:rFonts w:ascii="Arial Narrow" w:eastAsia="Times New Roman" w:hAnsi="Arial Narrow" w:cs="Arial"/>
+          <w:color w:val="000000"/>
+          <w:kern w:val="0"/>
+          <w:lang w:val="es-ES" w:eastAsia="es-ES"/>
+          <ns2:ligatures ns2:val="none"/>
+        </w:rPr>
+      </w:pPr>
+    </w:p>
+    <w:p ns2:paraId="632F1AF9" ns2:textId="77777777">
+      <w:pPr>
+        <w:spacing w:after="0" w:line="240" w:lineRule="auto"/>
+        <w:jc w:val="both"/>
+        <w:rPr>
+          <w:rFonts w:ascii="Arial Narrow" w:eastAsia="Times New Roman" w:hAnsi="Arial Narrow" w:cs="Arial"/>
+          <w:color w:val="000000"/>
+          <w:kern w:val="0"/>
+          <w:lang w:val="es-ES" w:eastAsia="es-ES"/>
+          <ns2:ligatures ns2:val="none"/>
+        </w:rPr>
+      </w:pPr>
+      <w:r>
+        <w:rPr>
+          <w:rFonts w:ascii="Arial Narrow" w:eastAsia="Arial Narrow" w:hAnsi="Arial Narrow" w:cs="Arial Narrow"/>
+          <w:b/>
+          <w:color w:val="000000"/>
+          <w:kern w:val="0"/>
+          <w:lang w:eastAsia="es-PE"/>
+          <ns2:ligatures ns2:val="none"/>
         </w:rPr>
         <w:t xml:space="preserve">SÉTIMO: </w:t>
       </w:r>
@@ -8273,7 +8117,7 @@
           <w:color w:val="000000"/>
           <w:kern w:val="0"/>
           <w:lang w:eastAsia="es-ES"/>
-          <w14:ligatures w14:val="none"/>
+          <ns2:ligatures ns2:val="none"/>
         </w:rPr>
         <w:t xml:space="preserve">requerir </w:t>
       </w:r>
@@ -8283,7 +8127,7 @@
           <w:color w:val="000000"/>
           <w:kern w:val="0"/>
           <w:lang w:val="es-ES" w:eastAsia="es-ES"/>
-          <w14:ligatures w14:val="none"/>
+          <ns2:ligatures ns2:val="none"/>
         </w:rPr>
         <w:t xml:space="preserve">que, en un </w:t>
       </w:r>
@@ -8293,7 +8137,7 @@
           <w:color w:val="000000"/>
           <w:kern w:val="0"/>
           <w:lang w:eastAsia="es-ES"/>
-          <w14:ligatures w14:val="none"/>
+          <ns2:ligatures ns2:val="none"/>
         </w:rPr>
         <w:t xml:space="preserve">plazo no mayor de cinco (5) días hábiles contado a partir del día siguiente de la notificación de la presente resolución, </w:t>
       </w:r>
@@ -8326,7 +8170,7 @@
           <w:color w:val="000000"/>
           <w:kern w:val="0"/>
           <w:lang w:eastAsia="es-ES"/>
-          <w14:ligatures w14:val="none"/>
+          <ns2:ligatures ns2:val="none"/>
         </w:rPr>
         <w:t xml:space="preserve">, </w:t>
       </w:r>
@@ -8336,25 +8180,25 @@
           <w:color w:val="000000"/>
           <w:kern w:val="0"/>
           <w:lang w:val="es-ES" w:eastAsia="es-ES"/>
-          <w14:ligatures w14:val="none"/>
+          <ns2:ligatures ns2:val="none"/>
         </w:rPr>
         <w:t xml:space="preserve">cumpla con: </w:t>
       </w:r>
     </w:p>
-    <w:p>
-      <w:pPr>
-        <w:spacing w:after="0" w:line="240" w:lineRule="auto"/>
-        <w:jc w:val="both"/>
-        <w:rPr>
-          <w:rFonts w:ascii="Arial Narrow" w:eastAsia="Times New Roman" w:hAnsi="Arial Narrow" w:cs="Arial"/>
-          <w:color w:val="000000"/>
-          <w:kern w:val="0"/>
-          <w:lang w:val="es-ES" w:eastAsia="es-ES"/>
-          <w14:ligatures w14:val="none"/>
-        </w:rPr>
-      </w:pPr>
-    </w:p>
-    <w:p>
+    <w:p ns2:paraId="75D11E73" ns2:textId="77777777">
+      <w:pPr>
+        <w:spacing w:after="0" w:line="240" w:lineRule="auto"/>
+        <w:jc w:val="both"/>
+        <w:rPr>
+          <w:rFonts w:ascii="Arial Narrow" w:eastAsia="Times New Roman" w:hAnsi="Arial Narrow" w:cs="Arial"/>
+          <w:color w:val="000000"/>
+          <w:kern w:val="0"/>
+          <w:lang w:val="es-ES" w:eastAsia="es-ES"/>
+          <ns2:ligatures ns2:val="none"/>
+        </w:rPr>
+      </w:pPr>
+    </w:p>
+    <w:p ns2:paraId="7F21AE95" ns2:textId="77777777">
       <w:pPr>
         <w:spacing w:after="0" w:line="240" w:lineRule="auto"/>
         <w:ind w:left="708"/>
@@ -8364,34 +8208,34 @@
           <w:color w:val="000000"/>
           <w:kern w:val="0"/>
           <w:lang w:val="es-ES" w:eastAsia="es-ES"/>
-          <w14:ligatures w14:val="none"/>
-        </w:rPr>
-      </w:pPr>
-      <w:r>
-        <w:rPr>
-          <w:rFonts w:ascii="Arial Narrow" w:eastAsia="Times New Roman" w:hAnsi="Arial Narrow" w:cs="Arial"/>
-          <w:color w:val="000000"/>
-          <w:kern w:val="0"/>
-          <w:lang w:val="es-ES" w:eastAsia="es-ES"/>
-          <w14:ligatures w14:val="none"/>
+          <ns2:ligatures ns2:val="none"/>
+        </w:rPr>
+      </w:pPr>
+      <w:r>
+        <w:rPr>
+          <w:rFonts w:ascii="Arial Narrow" w:eastAsia="Times New Roman" w:hAnsi="Arial Narrow" w:cs="Arial"/>
+          <w:color w:val="000000"/>
+          <w:kern w:val="0"/>
+          <w:lang w:val="es-ES" w:eastAsia="es-ES"/>
+          <ns2:ligatures ns2:val="none"/>
         </w:rPr>
         <w:t xml:space="preserve">(i) presentar los medios probatorios que acrediten que cumplió con el protocolo para la realización del examen del polígrafo; </w:t>
       </w:r>
     </w:p>
-    <w:p>
-      <w:pPr>
-        <w:spacing w:after="0" w:line="240" w:lineRule="auto"/>
-        <w:jc w:val="both"/>
-        <w:rPr>
-          <w:rFonts w:ascii="Arial Narrow" w:eastAsia="Times New Roman" w:hAnsi="Arial Narrow" w:cs="Arial"/>
-          <w:color w:val="000000"/>
-          <w:kern w:val="0"/>
-          <w:lang w:val="es-ES" w:eastAsia="es-ES"/>
-          <w14:ligatures w14:val="none"/>
-        </w:rPr>
-      </w:pPr>
-    </w:p>
-    <w:p>
+    <w:p ns2:paraId="7994BD3C" ns2:textId="77777777">
+      <w:pPr>
+        <w:spacing w:after="0" w:line="240" w:lineRule="auto"/>
+        <w:jc w:val="both"/>
+        <w:rPr>
+          <w:rFonts w:ascii="Arial Narrow" w:eastAsia="Times New Roman" w:hAnsi="Arial Narrow" w:cs="Arial"/>
+          <w:color w:val="000000"/>
+          <w:kern w:val="0"/>
+          <w:lang w:val="es-ES" w:eastAsia="es-ES"/>
+          <ns2:ligatures ns2:val="none"/>
+        </w:rPr>
+      </w:pPr>
+    </w:p>
+    <w:p ns2:paraId="4908730B" ns2:textId="77777777">
       <w:pPr>
         <w:spacing w:after="0" w:line="240" w:lineRule="auto"/>
         <w:ind w:firstLine="708"/>
@@ -8401,16 +8245,16 @@
           <w:color w:val="000000"/>
           <w:kern w:val="0"/>
           <w:lang w:val="es-ES" w:eastAsia="es-ES"/>
-          <w14:ligatures w14:val="none"/>
-        </w:rPr>
-      </w:pPr>
-      <w:r>
-        <w:rPr>
-          <w:rFonts w:ascii="Arial Narrow" w:eastAsia="Times New Roman" w:hAnsi="Arial Narrow" w:cs="Arial"/>
-          <w:color w:val="000000"/>
-          <w:kern w:val="0"/>
-          <w:lang w:val="es-ES" w:eastAsia="es-ES"/>
-          <w14:ligatures w14:val="none"/>
+          <ns2:ligatures ns2:val="none"/>
+        </w:rPr>
+      </w:pPr>
+      <w:r>
+        <w:rPr>
+          <w:rFonts w:ascii="Arial Narrow" w:eastAsia="Times New Roman" w:hAnsi="Arial Narrow" w:cs="Arial"/>
+          <w:color w:val="000000"/>
+          <w:kern w:val="0"/>
+          <w:lang w:val="es-ES" w:eastAsia="es-ES"/>
+          <ns2:ligatures ns2:val="none"/>
         </w:rPr>
         <w:t>(</w:t>
       </w:r>
@@ -8421,7 +8265,7 @@
           <w:color w:val="000000"/>
           <w:kern w:val="0"/>
           <w:lang w:val="es-ES" w:eastAsia="es-ES"/>
-          <w14:ligatures w14:val="none"/>
+          <ns2:ligatures ns2:val="none"/>
         </w:rPr>
         <w:t>ii</w:t>
       </w:r>
@@ -8432,25 +8276,25 @@
           <w:color w:val="000000"/>
           <w:kern w:val="0"/>
           <w:lang w:val="es-ES" w:eastAsia="es-ES"/>
-          <w14:ligatures w14:val="none"/>
+          <ns2:ligatures ns2:val="none"/>
         </w:rPr>
         <w:t xml:space="preserve">) presentar copia de la respuesta a las comunicaciones presentada por el denunciante; y, </w:t>
       </w:r>
     </w:p>
-    <w:p>
-      <w:pPr>
-        <w:spacing w:after="0" w:line="240" w:lineRule="auto"/>
-        <w:jc w:val="both"/>
-        <w:rPr>
-          <w:rFonts w:ascii="Arial Narrow" w:eastAsia="Times New Roman" w:hAnsi="Arial Narrow" w:cs="Arial"/>
-          <w:color w:val="000000"/>
-          <w:kern w:val="0"/>
-          <w:lang w:val="es-ES" w:eastAsia="es-ES"/>
-          <w14:ligatures w14:val="none"/>
-        </w:rPr>
-      </w:pPr>
-    </w:p>
-    <w:p>
+    <w:p ns2:paraId="1E0F5B3A" ns2:textId="77777777">
+      <w:pPr>
+        <w:spacing w:after="0" w:line="240" w:lineRule="auto"/>
+        <w:jc w:val="both"/>
+        <w:rPr>
+          <w:rFonts w:ascii="Arial Narrow" w:eastAsia="Times New Roman" w:hAnsi="Arial Narrow" w:cs="Arial"/>
+          <w:color w:val="000000"/>
+          <w:kern w:val="0"/>
+          <w:lang w:val="es-ES" w:eastAsia="es-ES"/>
+          <ns2:ligatures ns2:val="none"/>
+        </w:rPr>
+      </w:pPr>
+    </w:p>
+    <w:p ns2:paraId="63642AD9" ns2:textId="7AFFF935">
       <w:pPr>
         <w:spacing w:after="0" w:line="240" w:lineRule="auto"/>
         <w:ind w:firstLine="708"/>
@@ -8460,16 +8304,16 @@
           <w:color w:val="000000"/>
           <w:kern w:val="0"/>
           <w:lang w:val="es-ES" w:eastAsia="es-ES"/>
-          <w14:ligatures w14:val="none"/>
-        </w:rPr>
-      </w:pPr>
-      <w:r>
-        <w:rPr>
-          <w:rFonts w:ascii="Arial Narrow" w:eastAsia="Times New Roman" w:hAnsi="Arial Narrow" w:cs="Arial"/>
-          <w:color w:val="000000"/>
-          <w:kern w:val="0"/>
-          <w:lang w:val="es-ES" w:eastAsia="es-ES"/>
-          <w14:ligatures w14:val="none"/>
+          <ns2:ligatures ns2:val="none"/>
+        </w:rPr>
+      </w:pPr>
+      <w:r>
+        <w:rPr>
+          <w:rFonts w:ascii="Arial Narrow" w:eastAsia="Times New Roman" w:hAnsi="Arial Narrow" w:cs="Arial"/>
+          <w:color w:val="000000"/>
+          <w:kern w:val="0"/>
+          <w:lang w:val="es-ES" w:eastAsia="es-ES"/>
+          <ns2:ligatures ns2:val="none"/>
         </w:rPr>
         <w:t>(</w:t>
       </w:r>
@@ -8480,7 +8324,7 @@
           <w:color w:val="000000"/>
           <w:kern w:val="0"/>
           <w:lang w:val="es-ES" w:eastAsia="es-ES"/>
-          <w14:ligatures w14:val="none"/>
+          <ns2:ligatures ns2:val="none"/>
         </w:rPr>
         <w:t>iii</w:t>
       </w:r>
@@ -8491,7 +8335,7 @@
           <w:color w:val="000000"/>
           <w:kern w:val="0"/>
           <w:lang w:val="es-ES" w:eastAsia="es-ES"/>
-          <w14:ligatures w14:val="none"/>
+          <ns2:ligatures ns2:val="none"/>
         </w:rPr>
         <w:t>)</w:t>
       </w:r>
@@ -8501,7 +8345,7 @@
           <w:color w:val="000000"/>
           <w:kern w:val="0"/>
           <w:lang w:val="es-ES" w:eastAsia="es-ES"/>
-          <w14:ligatures w14:val="none"/>
+          <ns2:ligatures ns2:val="none"/>
         </w:rPr>
         <w:t xml:space="preserve"> </w:t>
       </w:r>
@@ -8511,7 +8355,7 @@
           <w:color w:val="000000"/>
           <w:kern w:val="0"/>
           <w:lang w:val="es-ES" w:eastAsia="es-ES"/>
-          <w14:ligatures w14:val="none"/>
+          <ns2:ligatures ns2:val="none"/>
         </w:rPr>
         <w:t>presentar la grabación de la prueba poligráfica realizada al denunciante</w:t>
       </w:r>
@@ -8521,12 +8365,12 @@
           <w:color w:val="000000"/>
           <w:kern w:val="0"/>
           <w:lang w:val="es-ES" w:eastAsia="es-ES"/>
-          <w14:ligatures w14:val="none"/>
+          <ns2:ligatures ns2:val="none"/>
         </w:rPr>
         <w:t>.</w:t>
       </w:r>
     </w:p>
-    <w:p>
+    <w:p ns2:paraId="14CCA445" ns2:textId="728A0DF9">
       <w:pPr>
         <w:spacing w:after="0" w:line="240" w:lineRule="auto"/>
         <w:jc w:val="both"/>
@@ -8536,7 +8380,7 @@
           <w:color w:val="000000"/>
           <w:kern w:val="0"/>
           <w:lang w:val="es-ES" w:eastAsia="es-PE"/>
-          <w14:ligatures w14:val="none"/>
+          <ns2:ligatures ns2:val="none"/>
         </w:rPr>
       </w:pPr>
       <w:r>
@@ -8546,21 +8390,21 @@
           <w:color w:val="000000"/>
           <w:kern w:val="0"/>
           <w:lang w:val="es-ES" w:eastAsia="es-PE"/>
-          <w14:ligatures w14:val="none"/>
+          <ns2:ligatures ns2:val="none"/>
         </w:rPr>
         <w:tab/>
       </w:r>
     </w:p>
-    <w:p>
-      <w:pPr>
-        <w:spacing w:after="0" w:line="240" w:lineRule="auto"/>
-        <w:jc w:val="both"/>
-        <w:rPr>
-          <w:rFonts w:ascii="Arial Narrow" w:eastAsia="Arial Narrow" w:hAnsi="Arial Narrow" w:cs="Arial Narrow"/>
-          <w:color w:val="000000"/>
-          <w:kern w:val="0"/>
-          <w:lang w:eastAsia="es-PE"/>
-          <w14:ligatures w14:val="none"/>
+    <w:p ns2:paraId="09C6B1F4" ns2:textId="77777777">
+      <w:pPr>
+        <w:spacing w:after="0" w:line="240" w:lineRule="auto"/>
+        <w:jc w:val="both"/>
+        <w:rPr>
+          <w:rFonts w:ascii="Arial Narrow" w:eastAsia="Arial Narrow" w:hAnsi="Arial Narrow" w:cs="Arial Narrow"/>
+          <w:color w:val="000000"/>
+          <w:kern w:val="0"/>
+          <w:lang w:eastAsia="es-PE"/>
+          <ns2:ligatures ns2:val="none"/>
         </w:rPr>
       </w:pPr>
       <w:r>
@@ -8569,7 +8413,7 @@
           <w:b/>
           <w:bCs/>
           <w:kern w:val="0"/>
-          <w14:ligatures w14:val="none"/>
+          <ns2:ligatures ns2:val="none"/>
         </w:rPr>
         <w:t>OCTAVO</w:t>
       </w:r>
@@ -8580,7 +8424,7 @@
           <w:color w:val="000000"/>
           <w:kern w:val="0"/>
           <w:lang w:eastAsia="es-PE"/>
-          <w14:ligatures w14:val="none"/>
+          <ns2:ligatures ns2:val="none"/>
         </w:rPr>
         <w:t>:</w:t>
       </w:r>
@@ -8590,7 +8434,7 @@
           <w:color w:val="000000"/>
           <w:kern w:val="0"/>
           <w:lang w:eastAsia="es-PE"/>
-          <w14:ligatures w14:val="none"/>
+          <ns2:ligatures ns2:val="none"/>
         </w:rPr>
         <w:t xml:space="preserve"> </w:t>
       </w:r>
@@ -8601,7 +8445,7 @@
           <w:color w:val="000000"/>
           <w:kern w:val="0"/>
           <w:lang w:eastAsia="es-PE"/>
-          <w14:ligatures w14:val="none"/>
+          <ns2:ligatures ns2:val="none"/>
         </w:rPr>
         <w:t>informar a las partes que el artículo 110</w:t>
       </w:r>
@@ -8611,7 +8455,7 @@
           <w:color w:val="000000"/>
           <w:kern w:val="0"/>
           <w:lang w:eastAsia="es-PE"/>
-          <w14:ligatures w14:val="none"/>
+          <ns2:ligatures ns2:val="none"/>
         </w:rPr>
         <w:t/>
       </w:r>
@@ -8621,7 +8465,7 @@
           <w:color w:val="000000"/>
           <w:kern w:val="0"/>
           <w:lang w:eastAsia="es-PE"/>
-          <w14:ligatures w14:val="none"/>
+          <ns2:ligatures ns2:val="none"/>
         </w:rPr>
         <w:t xml:space="preserve"> de la Ley 29571, Código de Protección y Defensa del Consumidor</w:t>
       </w:r>
@@ -8633,7 +8477,7 @@
           <w:kern w:val="0"/>
           <w:vertAlign w:val="superscript"/>
           <w:lang w:eastAsia="es-PE"/>
-          <w14:ligatures w14:val="none"/>
+          <ns2:ligatures ns2:val="none"/>
         </w:rPr>
         <w:footnoteReference w:id="12"/>
       </w:r>
@@ -8643,7 +8487,7 @@
           <w:color w:val="000000"/>
           <w:kern w:val="0"/>
           <w:lang w:eastAsia="es-PE"/>
-          <w14:ligatures w14:val="none"/>
+          <ns2:ligatures ns2:val="none"/>
         </w:rPr>
         <w:t>, faculta a la Comisión a calificar las infracciones de la referida norma como leves, graves o muy graves e imponer sanciones que van desde una amonestación hasta una multa por un máximo de 450 Unidades Impositivas Tributarias, sin perjuicio de las medidas correctivas, reparadoras y complementarias, que puedan ordenarse de acuerdo a lo estipulado en los artículos 114</w:t>
       </w:r>
@@ -8653,7 +8497,7 @@
           <w:color w:val="000000"/>
           <w:kern w:val="0"/>
           <w:lang w:eastAsia="es-PE"/>
-          <w14:ligatures w14:val="none"/>
+          <ns2:ligatures ns2:val="none"/>
         </w:rPr>
         <w:t/>
       </w:r>
@@ -8663,7 +8507,7 @@
           <w:color w:val="000000"/>
           <w:kern w:val="0"/>
           <w:lang w:eastAsia="es-PE"/>
-          <w14:ligatures w14:val="none"/>
+          <ns2:ligatures ns2:val="none"/>
         </w:rPr>
         <w:t>, 115</w:t>
       </w:r>
@@ -8673,7 +8517,7 @@
           <w:color w:val="000000"/>
           <w:kern w:val="0"/>
           <w:lang w:eastAsia="es-PE"/>
-          <w14:ligatures w14:val="none"/>
+          <ns2:ligatures ns2:val="none"/>
         </w:rPr>
         <w:t/>
       </w:r>
@@ -8683,7 +8527,7 @@
           <w:color w:val="000000"/>
           <w:kern w:val="0"/>
           <w:lang w:eastAsia="es-PE"/>
-          <w14:ligatures w14:val="none"/>
+          <ns2:ligatures ns2:val="none"/>
         </w:rPr>
         <w:t xml:space="preserve"> y 116</w:t>
       </w:r>
@@ -8693,7 +8537,7 @@
           <w:color w:val="000000"/>
           <w:kern w:val="0"/>
           <w:lang w:eastAsia="es-PE"/>
-          <w14:ligatures w14:val="none"/>
+          <ns2:ligatures ns2:val="none"/>
         </w:rPr>
         <w:t/>
       </w:r>
@@ -8703,7 +8547,7 @@
           <w:color w:val="000000"/>
           <w:kern w:val="0"/>
           <w:lang w:eastAsia="es-PE"/>
-          <w14:ligatures w14:val="none"/>
+          <ns2:ligatures ns2:val="none"/>
         </w:rPr>
         <w:t xml:space="preserve"> de la referida norma</w:t>
       </w:r>
@@ -8715,7 +8559,7 @@
           <w:kern w:val="0"/>
           <w:vertAlign w:val="superscript"/>
           <w:lang w:eastAsia="es-PE"/>
-          <w14:ligatures w14:val="none"/>
+          <ns2:ligatures ns2:val="none"/>
         </w:rPr>
         <w:footnoteReference w:id="13"/>
       </w:r>
@@ -8725,7 +8569,7 @@
           <w:color w:val="000000"/>
           <w:kern w:val="0"/>
           <w:lang w:eastAsia="es-PE"/>
-          <w14:ligatures w14:val="none"/>
+          <ns2:ligatures ns2:val="none"/>
         </w:rPr>
         <w:t xml:space="preserve">. </w:t>
       </w:r>
@@ -8736,7 +8580,7 @@
           <w:color w:val="000000"/>
           <w:kern w:val="0"/>
           <w:lang w:eastAsia="es-PE"/>
-          <w14:ligatures w14:val="none"/>
+          <ns2:ligatures ns2:val="none"/>
         </w:rPr>
         <w:lastRenderedPageBreak/>
         <w:t>Asimismo, se consideran circunstancias atenuantes para la graduación de la sanción, el allanamiento de la denuncia o el reconocimiento de las pretensiones en ella contenidas, de acuerdo con el artículo 112</w:t>
@@ -8747,7 +8591,7 @@
           <w:color w:val="000000"/>
           <w:kern w:val="0"/>
           <w:lang w:eastAsia="es-PE"/>
-          <w14:ligatures w14:val="none"/>
+          <ns2:ligatures ns2:val="none"/>
         </w:rPr>
         <w:t/>
       </w:r>
@@ -8757,7 +8601,7 @@
           <w:color w:val="000000"/>
           <w:kern w:val="0"/>
           <w:lang w:eastAsia="es-PE"/>
-          <w14:ligatures w14:val="none"/>
+          <ns2:ligatures ns2:val="none"/>
         </w:rPr>
         <w:t xml:space="preserve"> del Código</w:t>
       </w:r>
@@ -8769,7 +8613,7 @@
           <w:kern w:val="0"/>
           <w:vertAlign w:val="superscript"/>
           <w:lang w:eastAsia="es-PE"/>
-          <w14:ligatures w14:val="none"/>
+          <ns2:ligatures ns2:val="none"/>
         </w:rPr>
         <w:footnoteReference w:id="14"/>
       </w:r>
@@ -8779,12 +8623,12 @@
           <w:color w:val="000000"/>
           <w:kern w:val="0"/>
           <w:lang w:eastAsia="es-PE"/>
-          <w14:ligatures w14:val="none"/>
+          <ns2:ligatures ns2:val="none"/>
         </w:rPr>
         <w:t>.</w:t>
       </w:r>
     </w:p>
-    <w:p>
+    <w:p ns2:paraId="26A58AAD" ns2:textId="77777777">
       <w:pPr>
         <w:shd w:val="clear" w:color="auto" w:fill="FFFFFF"/>
         <w:spacing w:after="0" w:line="240" w:lineRule="auto"/>
@@ -8795,11 +8639,11 @@
           <w:color w:val="000000"/>
           <w:kern w:val="0"/>
           <w:lang w:eastAsia="es-PE"/>
-          <w14:ligatures w14:val="none"/>
-        </w:rPr>
-      </w:pPr>
-    </w:p>
-    <w:p>
+          <ns2:ligatures ns2:val="none"/>
+        </w:rPr>
+      </w:pPr>
+    </w:p>
+    <w:p ns2:paraId="37C5C8B1" ns2:textId="77777777">
       <w:pPr>
         <w:shd w:val="clear" w:color="auto" w:fill="FFFFFF"/>
         <w:spacing w:after="0" w:line="240" w:lineRule="auto"/>
@@ -8809,7 +8653,7 @@
           <w:color w:val="000000"/>
           <w:kern w:val="0"/>
           <w:lang w:eastAsia="es-PE"/>
-          <w14:ligatures w14:val="none"/>
+          <ns2:ligatures ns2:val="none"/>
         </w:rPr>
       </w:pPr>
       <w:r>
@@ -8819,7 +8663,7 @@
           <w:color w:val="000000"/>
           <w:kern w:val="0"/>
           <w:lang w:eastAsia="es-PE"/>
-          <w14:ligatures w14:val="none"/>
+          <ns2:ligatures ns2:val="none"/>
         </w:rPr>
         <w:t>NOVENO</w:t>
       </w:r>
@@ -8830,7 +8674,7 @@
           <w:color w:val="000000"/>
           <w:kern w:val="0"/>
           <w:lang w:eastAsia="es-PE"/>
-          <w14:ligatures w14:val="none"/>
+          <ns2:ligatures ns2:val="none"/>
         </w:rPr>
         <w:t>:</w:t>
       </w:r>
@@ -8840,7 +8684,7 @@
           <w:color w:val="000000"/>
           <w:kern w:val="0"/>
           <w:lang w:eastAsia="es-PE"/>
-          <w14:ligatures w14:val="none"/>
+          <ns2:ligatures ns2:val="none"/>
         </w:rPr>
         <w:t xml:space="preserve"> informar a las partes que conforme a lo establecido en el artículo 39</w:t>
       </w:r>
@@ -8850,7 +8694,7 @@
           <w:color w:val="000000"/>
           <w:kern w:val="0"/>
           <w:lang w:eastAsia="es-PE"/>
-          <w14:ligatures w14:val="none"/>
+          <ns2:ligatures ns2:val="none"/>
         </w:rPr>
         <w:t/>
       </w:r>
@@ -8860,12 +8704,12 @@
           <w:color w:val="000000"/>
           <w:kern w:val="0"/>
           <w:lang w:eastAsia="es-PE"/>
-          <w14:ligatures w14:val="none"/>
+          <ns2:ligatures ns2:val="none"/>
         </w:rPr>
         <w:t xml:space="preserve"> de la Ley sobre Facultades, Normas y Organización del Indecopi, aprobada por Decreto Legislativo 807, los gastos por los peritajes realizados, actuación de pruebas, inspecciones y otros derivados de la tramitación del proceso serán de cargo de la parte que solicita la prueba, salvo pacto en contrario. En todos los casos, la resolución final determinará si los gastos deben ser asumidos por alguna de las partes, o reembolsados a la otra parte o al Indecopi, según sea el caso, de manera adicional a la sanción que haya podido imponerse. </w:t>
       </w:r>
     </w:p>
-    <w:p>
+    <w:p ns2:paraId="39B110D5" ns2:textId="77777777">
       <w:pPr>
         <w:shd w:val="clear" w:color="auto" w:fill="FFFFFF"/>
         <w:spacing w:after="0" w:line="240" w:lineRule="auto"/>
@@ -8875,11 +8719,11 @@
           <w:color w:val="000000"/>
           <w:kern w:val="0"/>
           <w:lang w:eastAsia="es-PE"/>
-          <w14:ligatures w14:val="none"/>
-        </w:rPr>
-      </w:pPr>
-    </w:p>
-    <w:p>
+          <ns2:ligatures ns2:val="none"/>
+        </w:rPr>
+      </w:pPr>
+    </w:p>
+    <w:p ns2:paraId="58DF8FBF" ns2:textId="77777777">
       <w:pPr>
         <w:suppressAutoHyphens/>
         <w:spacing w:after="0" w:line="240" w:lineRule="auto"/>
@@ -8888,7 +8732,7 @@
           <w:rFonts w:ascii="Arial Narrow" w:eastAsia="Calibri" w:hAnsi="Arial Narrow" w:cs="Arial"/>
           <w:kern w:val="0"/>
           <w:u w:val="single"/>
-          <w14:ligatures w14:val="none"/>
+          <ns2:ligatures ns2:val="none"/>
         </w:rPr>
       </w:pPr>
       <w:r>
@@ -8897,7 +8741,7 @@
           <w:b/>
           <w:spacing w:val="-3"/>
           <w:kern w:val="0"/>
-          <w14:ligatures w14:val="none"/>
+          <ns2:ligatures ns2:val="none"/>
         </w:rPr>
         <w:t>DÉCIMO</w:t>
       </w:r>
@@ -8906,7 +8750,7 @@
           <w:rFonts w:ascii="Arial Narrow" w:eastAsia="Calibri" w:hAnsi="Arial Narrow" w:cs="Arial"/>
           <w:b/>
           <w:kern w:val="0"/>
-          <w14:ligatures w14:val="none"/>
+          <ns2:ligatures ns2:val="none"/>
         </w:rPr>
         <w:t>:</w:t>
       </w:r>
@@ -8914,7 +8758,7 @@
         <w:rPr>
           <w:rFonts w:ascii="Arial Narrow" w:eastAsia="Calibri" w:hAnsi="Arial Narrow" w:cs="Arial"/>
           <w:kern w:val="0"/>
-          <w14:ligatures w14:val="none"/>
+          <ns2:ligatures ns2:val="none"/>
         </w:rPr>
         <w:t xml:space="preserve"> comunicar a las partes que, </w:t>
       </w:r>
@@ -8923,7 +8767,7 @@
         <w:rPr>
           <w:rFonts w:ascii="Arial Narrow" w:eastAsia="Calibri" w:hAnsi="Arial Narrow" w:cs="Arial"/>
           <w:kern w:val="0"/>
-          <w14:ligatures w14:val="none"/>
+          <ns2:ligatures ns2:val="none"/>
         </w:rPr>
         <w:t>de acuerdo a</w:t>
       </w:r>
@@ -8932,7 +8776,7 @@
         <w:rPr>
           <w:rFonts w:ascii="Arial Narrow" w:eastAsia="Calibri" w:hAnsi="Arial Narrow" w:cs="Arial"/>
           <w:kern w:val="0"/>
-          <w14:ligatures w14:val="none"/>
+          <ns2:ligatures ns2:val="none"/>
         </w:rPr>
         <w:t xml:space="preserve"> lo señalado por el artículo 29</w:t>
       </w:r>
@@ -8942,7 +8786,7 @@
           <w:color w:val="000000"/>
           <w:kern w:val="0"/>
           <w:lang w:eastAsia="es-PE"/>
-          <w14:ligatures w14:val="none"/>
+          <ns2:ligatures ns2:val="none"/>
         </w:rPr>
         <w:t/>
       </w:r>
@@ -8950,7 +8794,7 @@
         <w:rPr>
           <w:rFonts w:ascii="Arial Narrow" w:eastAsia="Calibri" w:hAnsi="Arial Narrow" w:cs="Arial"/>
           <w:kern w:val="0"/>
-          <w14:ligatures w14:val="none"/>
+          <ns2:ligatures ns2:val="none"/>
         </w:rPr>
         <w:t xml:space="preserve"> del Decreto Legislativo 807</w:t>
       </w:r>
@@ -8960,7 +8804,7 @@
           <w:rFonts w:ascii="Arial Narrow" w:eastAsia="Calibri" w:hAnsi="Arial Narrow" w:cs="Arial"/>
           <w:kern w:val="0"/>
           <w:vertAlign w:val="superscript"/>
-          <w14:ligatures w14:val="none"/>
+          <ns2:ligatures ns2:val="none"/>
         </w:rPr>
         <w:footnoteReference w:id="15"/>
       </w:r>
@@ -8968,7 +8812,7 @@
         <w:rPr>
           <w:rFonts w:ascii="Arial Narrow" w:eastAsia="Calibri" w:hAnsi="Arial Narrow" w:cs="Arial"/>
           <w:kern w:val="0"/>
-          <w14:ligatures w14:val="none"/>
+          <ns2:ligatures ns2:val="none"/>
         </w:rPr>
         <w:t xml:space="preserve">, hasta antes de la emisión de la Resolución Final tienen la posibilidad de solicitar una audiencia de conciliación. En caso deleguen a favor de una tercera persona su actuación en la diligencia programada, esta deberá presentar un poder especial con firma legalizada ante Notario Público, donde conste </w:t>
       </w:r>
@@ -8977,7 +8821,7 @@
           <w:rFonts w:ascii="Arial Narrow" w:eastAsia="Calibri" w:hAnsi="Arial Narrow" w:cs="Arial"/>
           <w:kern w:val="0"/>
           <w:u w:val="single"/>
-          <w14:ligatures w14:val="none"/>
+          <ns2:ligatures ns2:val="none"/>
         </w:rPr>
         <w:t>expresamente su facultad para asistir y conciliar en su representación</w:t>
       </w:r>
@@ -8986,7 +8830,7 @@
           <w:rFonts w:ascii="Arial Narrow" w:eastAsia="Calibri" w:hAnsi="Arial Narrow" w:cs="Arial"/>
           <w:bCs/>
           <w:kern w:val="0"/>
-          <w14:ligatures w14:val="none"/>
+          <ns2:ligatures ns2:val="none"/>
         </w:rPr>
         <w:t>.</w:t>
       </w:r>
@@ -8996,7 +8840,7 @@
           <w:b/>
           <w:bCs/>
           <w:kern w:val="0"/>
-          <w14:ligatures w14:val="none"/>
+          <ns2:ligatures ns2:val="none"/>
         </w:rPr>
         <w:t xml:space="preserve"> </w:t>
       </w:r>
@@ -9005,12 +8849,12 @@
           <w:rFonts w:ascii="Arial Narrow" w:eastAsia="Calibri" w:hAnsi="Arial Narrow" w:cs="Arial"/>
           <w:kern w:val="0"/>
           <w:u w:val="single"/>
-          <w14:ligatures w14:val="none"/>
+          <ns2:ligatures ns2:val="none"/>
         </w:rPr>
         <w:t xml:space="preserve">Ello bajo apercibimiento de no realizar la audiencia de conciliación y levantar el acta de inasistencia correspondiente. </w:t>
       </w:r>
     </w:p>
-    <w:p>
+    <w:p ns2:paraId="139A8076" ns2:textId="77777777">
       <w:pPr>
         <w:suppressAutoHyphens/>
         <w:spacing w:after="0" w:line="240" w:lineRule="auto"/>
@@ -9019,11 +8863,11 @@
           <w:rFonts w:ascii="Arial Narrow" w:eastAsia="Calibri" w:hAnsi="Arial Narrow" w:cs="Arial"/>
           <w:kern w:val="0"/>
           <w:u w:val="single"/>
-          <w14:ligatures w14:val="none"/>
-        </w:rPr>
-      </w:pPr>
-    </w:p>
-    <w:p>
+          <ns2:ligatures ns2:val="none"/>
+        </w:rPr>
+      </w:pPr>
+    </w:p>
+    <w:p ns2:paraId="293EDBD3" ns2:textId="77777777">
       <w:pPr>
         <w:suppressAutoHyphens/>
         <w:spacing w:after="0" w:line="240" w:lineRule="auto"/>
@@ -9040,7 +8884,7 @@
           <w:b/>
           <w:spacing w:val="-3"/>
           <w:kern w:val="0"/>
-          <w14:ligatures w14:val="none"/>
+          <ns2:ligatures ns2:val="none"/>
         </w:rPr>
         <w:t>DÉCIMO</w:t>
       </w:r>
@@ -9050,7 +8894,7 @@
           <w:b/>
           <w:spacing w:val="-3"/>
           <w:kern w:val="0"/>
-          <w14:ligatures w14:val="none"/>
+          <ns2:ligatures ns2:val="none"/>
         </w:rPr>
         <w:t xml:space="preserve"> </w:t>
       </w:r>
@@ -9069,7 +8913,7 @@
           <w:color w:val="000000"/>
           <w:kern w:val="0"/>
           <w:lang w:eastAsia="es-PE"/>
-          <w14:ligatures w14:val="none"/>
+          <ns2:ligatures ns2:val="none"/>
         </w:rPr>
         <w:t>:</w:t>
       </w:r>
@@ -9079,7 +8923,7 @@
           <w:color w:val="000000"/>
           <w:kern w:val="0"/>
           <w:lang w:eastAsia="es-PE"/>
-          <w14:ligatures w14:val="none"/>
+          <ns2:ligatures ns2:val="none"/>
         </w:rPr>
         <w:t xml:space="preserve"> poner en conocimiento de las partes que, antes de la emisión de la Resolución Final, tienen la posibilidad de formular su desistimiento o presentar el acuerdo arribado mediante la conciliación, </w:t>
       </w:r>
@@ -9089,7 +8933,7 @@
           <w:color w:val="000000"/>
           <w:kern w:val="0"/>
           <w:lang w:eastAsia="es-PE"/>
-          <w14:ligatures w14:val="none"/>
+          <ns2:ligatures ns2:val="none"/>
         </w:rPr>
         <w:lastRenderedPageBreak/>
         <w:t>mediación, transacción o cualquier otro que, de forma indubitable, deje constancia que se ha solucionado la controversia materia de denuncia.</w:t>
@@ -9097,7 +8941,7 @@
       <w:bookmarkStart w:id="9" w:name="h.gjdgxs" w:colFirst="0" w:colLast="0"/>
       <w:bookmarkEnd w:id="9"/>
     </w:p>
-    <w:p>
+    <w:p ns2:paraId="6B8406E4" ns2:textId="77777777">
       <w:pPr>
         <w:suppressAutoHyphens/>
         <w:spacing w:after="0" w:line="240" w:lineRule="auto"/>
@@ -9107,11 +8951,11 @@
           <w:color w:val="000000"/>
           <w:kern w:val="0"/>
           <w:lang w:eastAsia="es-PE"/>
-          <w14:ligatures w14:val="none"/>
-        </w:rPr>
-      </w:pPr>
-    </w:p>
-    <w:p>
+          <ns2:ligatures ns2:val="none"/>
+        </w:rPr>
+      </w:pPr>
+    </w:p>
+    <w:p ns2:paraId="43093F7B" ns2:textId="77777777">
       <w:pPr>
         <w:suppressAutoHyphens/>
         <w:spacing w:after="0" w:line="240" w:lineRule="auto"/>
@@ -9142,7 +8986,7 @@
           <w:b/>
           <w:spacing w:val="-3"/>
           <w:kern w:val="0"/>
-          <w14:ligatures w14:val="none"/>
+          <ns2:ligatures ns2:val="none"/>
         </w:rPr>
         <w:t/>
       </w:r>
@@ -9152,7 +8996,7 @@
           <w:bCs/>
           <w:spacing w:val="-3"/>
           <w:kern w:val="0"/>
-          <w14:ligatures w14:val="none"/>
+          <ns2:ligatures ns2:val="none"/>
         </w:rPr>
         <w:t xml:space="preserve"/>
       </w:r>
@@ -9162,7 +9006,7 @@
           <w:bCs/>
           <w:spacing w:val="-3"/>
           <w:kern w:val="0"/>
-          <w14:ligatures w14:val="none"/>
+          <ns2:ligatures ns2:val="none"/>
         </w:rPr>
         <w:t xml:space="preserve"/>
       </w:r>
@@ -9173,7 +9017,7 @@
           <w:bCs/>
           <w:spacing w:val="-3"/>
           <w:kern w:val="0"/>
-          <w14:ligatures w14:val="none"/>
+          <ns2:ligatures ns2:val="none"/>
         </w:rPr>
         <w:t/>
       </w:r>
@@ -9184,7 +9028,7 @@
           <w:bCs/>
           <w:spacing w:val="-3"/>
           <w:kern w:val="0"/>
-          <w14:ligatures w14:val="none"/>
+          <ns2:ligatures ns2:val="none"/>
         </w:rPr>
         <w:t xml:space="preserve"/>
       </w:r>
@@ -9194,7 +9038,7 @@
           <w:bCs/>
           <w:spacing w:val="-3"/>
           <w:kern w:val="0"/>
-          <w14:ligatures w14:val="none"/>
+          <ns2:ligatures ns2:val="none"/>
         </w:rPr>
         <w:t xml:space="preserve"/>
       </w:r>
@@ -9211,7 +9055,7 @@
           <w:color w:val="000000"/>
           <w:kern w:val="0"/>
           <w:lang w:eastAsia="es-PE"/>
-          <w14:ligatures w14:val="none"/>
+          <ns2:ligatures ns2:val="none"/>
         </w:rPr>
         <w:t/>
       </w:r>
@@ -9235,7 +9079,7 @@
           <w:color w:val="000000"/>
           <w:kern w:val="0"/>
           <w:lang w:eastAsia="es-PE"/>
-          <w14:ligatures w14:val="none"/>
+          <ns2:ligatures ns2:val="none"/>
         </w:rPr>
         <w:t/>
       </w:r>
@@ -9261,7 +9105,7 @@
         <w:t/>
       </w:r>
     </w:p>
-    <w:p>
+    <w:p ns2:paraId="54D525D4" ns2:textId="77777777">
       <w:pPr>
         <w:suppressAutoHyphens/>
         <w:spacing w:after="0" w:line="240" w:lineRule="auto"/>
@@ -9271,7 +9115,7 @@
         </w:rPr>
       </w:pPr>
     </w:p>
-    <w:p>
+    <w:p ns2:paraId="10190F2F" ns2:textId="77777777">
       <w:pPr>
         <w:suppressAutoHyphens/>
         <w:spacing w:line="240" w:lineRule="auto"/>
@@ -9338,7 +9182,7 @@
         <w:t>efectúe el acuse de recibo mediante la confirmación de recepción de la notificación remitida por este despacho a su Casilla Electrónica, dentro de los cinco (5) primeros días hábiles siguientes a la fecha en que recibe la notificación.</w:t>
       </w:r>
     </w:p>
-    <w:p>
+    <w:p ns2:paraId="2C683765" ns2:textId="77777777">
       <w:pPr>
         <w:suppressAutoHyphens/>
         <w:spacing w:after="0" w:line="240" w:lineRule="auto"/>
@@ -9353,7 +9197,7 @@
           <w:b/>
           <w:spacing w:val="-3"/>
           <w:kern w:val="0"/>
-          <w14:ligatures w14:val="none"/>
+          <ns2:ligatures ns2:val="none"/>
         </w:rPr>
         <w:t>DÉCIMO</w:t>
       </w:r>
@@ -9363,7 +9207,7 @@
           <w:b/>
           <w:spacing w:val="-3"/>
           <w:kern w:val="0"/>
-          <w14:ligatures w14:val="none"/>
+          <ns2:ligatures ns2:val="none"/>
         </w:rPr>
         <w:t xml:space="preserve"> CUARTO</w:t>
       </w:r>
@@ -9373,7 +9217,7 @@
           <w:b/>
           <w:spacing w:val="-3"/>
           <w:kern w:val="0"/>
-          <w14:ligatures w14:val="none"/>
+          <ns2:ligatures ns2:val="none"/>
         </w:rPr>
         <w:t>:</w:t>
       </w:r>
@@ -9383,7 +9227,7 @@
           <w:bCs/>
           <w:spacing w:val="-3"/>
           <w:kern w:val="0"/>
-          <w14:ligatures w14:val="none"/>
+          <ns2:ligatures ns2:val="none"/>
         </w:rPr>
         <w:t xml:space="preserve"> requerir a</w:t>
       </w:r>
@@ -9393,7 +9237,7 @@
           <w:bCs/>
           <w:spacing w:val="-3"/>
           <w:kern w:val="0"/>
-          <w14:ligatures w14:val="none"/>
+          <ns2:ligatures ns2:val="none"/>
         </w:rPr>
         <w:t xml:space="preserve"> </w:t>
       </w:r>
@@ -9434,7 +9278,7 @@
           <w:color w:val="000000"/>
           <w:kern w:val="0"/>
           <w:lang w:eastAsia="es-PE"/>
-          <w14:ligatures w14:val="none"/>
+          <ns2:ligatures ns2:val="none"/>
         </w:rPr>
         <w:t>dentro del plazo de dos (2) días hábiles siguientes a la fecha en que reciba la notificación en su domicilio procesal</w:t>
       </w:r>
@@ -9453,7 +9297,7 @@
         <w:t xml:space="preserve"> </w:t>
       </w:r>
     </w:p>
-    <w:p>
+    <w:p ns2:paraId="3521F5CF" ns2:textId="77777777">
       <w:pPr>
         <w:suppressAutoHyphens/>
         <w:spacing w:after="0" w:line="240" w:lineRule="auto"/>
@@ -9464,67 +9308,67 @@
           <w:color w:val="000000"/>
           <w:kern w:val="0"/>
           <w:lang w:eastAsia="es-PE"/>
-          <w14:ligatures w14:val="none"/>
-        </w:rPr>
-      </w:pPr>
-    </w:p>
-    <w:p>
-      <w:pPr>
-        <w:spacing w:after="0" w:line="240" w:lineRule="auto"/>
-        <w:jc w:val="both"/>
-        <w:rPr>
-          <w:rFonts w:ascii="Arial Narrow" w:eastAsia="Arial Narrow" w:hAnsi="Arial Narrow" w:cs="Arial Narrow"/>
-          <w:b/>
-          <w:color w:val="000000"/>
-          <w:kern w:val="0"/>
-          <w:lang w:eastAsia="es-PE"/>
-          <w14:ligatures w14:val="none"/>
-        </w:rPr>
-      </w:pPr>
-    </w:p>
-    <w:p>
-      <w:pPr>
-        <w:spacing w:after="0" w:line="240" w:lineRule="auto"/>
-        <w:jc w:val="both"/>
-        <w:rPr>
-          <w:rFonts w:ascii="Arial Narrow" w:eastAsia="Arial Narrow" w:hAnsi="Arial Narrow" w:cs="Arial Narrow"/>
-          <w:b/>
-          <w:color w:val="000000"/>
-          <w:kern w:val="0"/>
-          <w:lang w:eastAsia="es-PE"/>
-          <w14:ligatures w14:val="none"/>
-        </w:rPr>
-      </w:pPr>
-    </w:p>
-    <w:p>
-      <w:pPr>
-        <w:spacing w:after="0" w:line="240" w:lineRule="auto"/>
-        <w:jc w:val="both"/>
-        <w:rPr>
-          <w:rFonts w:ascii="Arial Narrow" w:eastAsia="Arial Narrow" w:hAnsi="Arial Narrow" w:cs="Arial Narrow"/>
-          <w:b/>
-          <w:color w:val="000000"/>
-          <w:kern w:val="0"/>
-          <w:lang w:eastAsia="es-PE"/>
-          <w14:ligatures w14:val="none"/>
-        </w:rPr>
-      </w:pPr>
-    </w:p>
-    <w:p>
-      <w:pPr>
-        <w:spacing w:after="0" w:line="240" w:lineRule="auto"/>
-        <w:jc w:val="both"/>
-        <w:rPr>
-          <w:rFonts w:ascii="Arial Narrow" w:eastAsia="Arial Narrow" w:hAnsi="Arial Narrow" w:cs="Arial Narrow"/>
-          <w:b/>
-          <w:color w:val="000000"/>
-          <w:kern w:val="0"/>
-          <w:lang w:eastAsia="es-PE"/>
-          <w14:ligatures w14:val="none"/>
-        </w:rPr>
-      </w:pPr>
-    </w:p>
-    <w:p>
+          <ns2:ligatures ns2:val="none"/>
+        </w:rPr>
+      </w:pPr>
+    </w:p>
+    <w:p ns2:paraId="72DFD10D" ns2:textId="77777777">
+      <w:pPr>
+        <w:spacing w:after="0" w:line="240" w:lineRule="auto"/>
+        <w:jc w:val="both"/>
+        <w:rPr>
+          <w:rFonts w:ascii="Arial Narrow" w:eastAsia="Arial Narrow" w:hAnsi="Arial Narrow" w:cs="Arial Narrow"/>
+          <w:b/>
+          <w:color w:val="000000"/>
+          <w:kern w:val="0"/>
+          <w:lang w:eastAsia="es-PE"/>
+          <ns2:ligatures ns2:val="none"/>
+        </w:rPr>
+      </w:pPr>
+    </w:p>
+    <w:p ns2:paraId="0F63CB2C" ns2:textId="77777777">
+      <w:pPr>
+        <w:spacing w:after="0" w:line="240" w:lineRule="auto"/>
+        <w:jc w:val="both"/>
+        <w:rPr>
+          <w:rFonts w:ascii="Arial Narrow" w:eastAsia="Arial Narrow" w:hAnsi="Arial Narrow" w:cs="Arial Narrow"/>
+          <w:b/>
+          <w:color w:val="000000"/>
+          <w:kern w:val="0"/>
+          <w:lang w:eastAsia="es-PE"/>
+          <ns2:ligatures ns2:val="none"/>
+        </w:rPr>
+      </w:pPr>
+    </w:p>
+    <w:p ns2:paraId="02761CBF" ns2:textId="77777777">
+      <w:pPr>
+        <w:spacing w:after="0" w:line="240" w:lineRule="auto"/>
+        <w:jc w:val="both"/>
+        <w:rPr>
+          <w:rFonts w:ascii="Arial Narrow" w:eastAsia="Arial Narrow" w:hAnsi="Arial Narrow" w:cs="Arial Narrow"/>
+          <w:b/>
+          <w:color w:val="000000"/>
+          <w:kern w:val="0"/>
+          <w:lang w:eastAsia="es-PE"/>
+          <ns2:ligatures ns2:val="none"/>
+        </w:rPr>
+      </w:pPr>
+    </w:p>
+    <w:p ns2:paraId="083982FD" ns2:textId="77777777">
+      <w:pPr>
+        <w:spacing w:after="0" w:line="240" w:lineRule="auto"/>
+        <w:jc w:val="both"/>
+        <w:rPr>
+          <w:rFonts w:ascii="Arial Narrow" w:eastAsia="Arial Narrow" w:hAnsi="Arial Narrow" w:cs="Arial Narrow"/>
+          <w:b/>
+          <w:color w:val="000000"/>
+          <w:kern w:val="0"/>
+          <w:lang w:eastAsia="es-PE"/>
+          <ns2:ligatures ns2:val="none"/>
+        </w:rPr>
+      </w:pPr>
+    </w:p>
+    <w:p ns2:paraId="2162CED9" ns2:textId="77777777">
       <w:pPr>
         <w:shd w:val="clear" w:color="auto" w:fill="FFFFFF"/>
         <w:spacing w:after="0" w:line="240" w:lineRule="auto"/>
@@ -9535,7 +9379,7 @@
           <w:bCs/>
           <w:color w:val="000000"/>
           <w:kern w:val="0"/>
-          <w14:ligatures w14:val="none"/>
+          <ns2:ligatures ns2:val="none"/>
         </w:rPr>
       </w:pPr>
       <w:r>
@@ -9545,12 +9389,12 @@
           <w:bCs/>
           <w:color w:val="000000"/>
           <w:kern w:val="0"/>
-          <w14:ligatures w14:val="none"/>
+          <ns2:ligatures ns2:val="none"/>
         </w:rPr>
         <w:t>EVELING ROA QUISPE</w:t>
       </w:r>
     </w:p>
-    <w:p>
+    <w:p ns2:paraId="66A6285F" ns2:textId="77777777">
       <w:pPr>
         <w:shd w:val="clear" w:color="auto" w:fill="FFFFFF"/>
         <w:spacing w:after="0" w:line="240" w:lineRule="auto"/>
@@ -9561,7 +9405,7 @@
           <w:bCs/>
           <w:color w:val="000000"/>
           <w:kern w:val="0"/>
-          <w14:ligatures w14:val="none"/>
+          <ns2:ligatures ns2:val="none"/>
         </w:rPr>
       </w:pPr>
       <w:r>
@@ -9571,12 +9415,12 @@
           <w:bCs/>
           <w:color w:val="000000"/>
           <w:kern w:val="0"/>
-          <w14:ligatures w14:val="none"/>
+          <ns2:ligatures ns2:val="none"/>
         </w:rPr>
         <w:t>Secretaria Técnica</w:t>
       </w:r>
     </w:p>
-    <w:p>
+    <w:p ns2:paraId="0F67B565" ns2:textId="77777777">
       <w:pPr>
         <w:shd w:val="clear" w:color="auto" w:fill="FFFFFF"/>
         <w:spacing w:after="0" w:line="240" w:lineRule="auto"/>
@@ -9585,7 +9429,7 @@
           <w:rFonts w:ascii="Arial Narrow" w:eastAsia="Calibri" w:hAnsi="Arial Narrow" w:cs="Times New Roman"/>
           <w:color w:val="000000"/>
           <w:kern w:val="0"/>
-          <w14:ligatures w14:val="none"/>
+          <ns2:ligatures ns2:val="none"/>
         </w:rPr>
       </w:pPr>
       <w:r>
@@ -9595,7 +9439,7 @@
           <w:bCs/>
           <w:color w:val="000000"/>
           <w:kern w:val="0"/>
-          <w14:ligatures w14:val="none"/>
+          <ns2:ligatures ns2:val="none"/>
         </w:rPr>
         <w:t>Comisión </w:t>
       </w:r>
@@ -9607,7 +9451,7 @@
           <w:color w:val="000000"/>
           <w:kern w:val="0"/>
           <w:shd w:val="clear" w:color="auto" w:fill="FFFFFF"/>
-          <w14:ligatures w14:val="none"/>
+          <ns2:ligatures ns2:val="none"/>
         </w:rPr>
         <w:t>de</w:t>
       </w:r>
@@ -9618,26 +9462,26 @@
           <w:bCs/>
           <w:color w:val="000000"/>
           <w:kern w:val="0"/>
-          <w14:ligatures w14:val="none"/>
+          <ns2:ligatures ns2:val="none"/>
         </w:rPr>
         <w:t> Protección al Consumidor 1</w:t>
       </w:r>
     </w:p>
-    <w:p>
-      <w:pPr>
-        <w:spacing w:after="0" w:line="240" w:lineRule="auto"/>
-        <w:jc w:val="both"/>
-        <w:rPr>
-          <w:rFonts w:ascii="Arial Narrow" w:eastAsia="Arial Narrow" w:hAnsi="Arial Narrow" w:cs="Arial Narrow"/>
-          <w:b/>
-          <w:color w:val="000000"/>
-          <w:kern w:val="0"/>
-          <w:lang w:eastAsia="es-PE"/>
-          <w14:ligatures w14:val="none"/>
-        </w:rPr>
-      </w:pPr>
-    </w:p>
-    <w:p>
+    <w:p ns2:paraId="18A69CA4" ns2:textId="77777777">
+      <w:pPr>
+        <w:spacing w:after="0" w:line="240" w:lineRule="auto"/>
+        <w:jc w:val="both"/>
+        <w:rPr>
+          <w:rFonts w:ascii="Arial Narrow" w:eastAsia="Arial Narrow" w:hAnsi="Arial Narrow" w:cs="Arial Narrow"/>
+          <w:b/>
+          <w:color w:val="000000"/>
+          <w:kern w:val="0"/>
+          <w:lang w:eastAsia="es-PE"/>
+          <ns2:ligatures ns2:val="none"/>
+        </w:rPr>
+      </w:pPr>
+    </w:p>
+    <w:p ns2:paraId="4AD3F4DA" ns2:textId="77777777">
       <w:pPr>
         <w:spacing w:after="0" w:line="240" w:lineRule="auto"/>
         <w:jc w:val="both"/>
@@ -9655,12 +9499,12 @@
           <w:sz w:val="16"/>
           <w:szCs w:val="16"/>
           <w:lang w:eastAsia="es-PE"/>
-          <w14:ligatures w14:val="none"/>
+          <ns2:ligatures ns2:val="none"/>
         </w:rPr>
         <w:t>LSM/JCQ</w:t>
       </w:r>
     </w:p>
-    <w:p>
+    <w:p ns2:paraId="40652EA7" ns2:textId="77777777">
       <w:pPr>
         <w:spacing w:line="240" w:lineRule="auto"/>
         <w:rPr>
@@ -9668,14 +9512,14 @@
         </w:rPr>
       </w:pPr>
     </w:p>
-    <w:p>
+    <w:p ns2:paraId="74AAB5F4" ns2:textId="77777777">
       <w:pPr>
         <w:spacing w:line="240" w:lineRule="auto"/>
       </w:pPr>
     </w:p>
     <w:sectPr>
-      <w:headerReference w:type="default" r:id="rId9"/>
-      <w:footerReference w:type="default" r:id="rId10"/>
+      <w:headerReference w:type="default" ns3:id="rId9"/>
+      <w:footerReference w:type="default" ns3:id="rId10"/>
       <w:pgSz w:w="11906" w:h="16838"/>
       <w:pgMar w:top="1417" w:right="1701" w:bottom="1417" w:left="1701" w:header="708" w:footer="708" w:gutter="0"/>
       <w:cols w:space="708"/>

--- a/plantillas_maestras/04_seguro_proteccion_tarjetas_y_dinero/negativa_cobertura/2_ddos_banco_y_aseguradora/varon/TPL_1287_2025_SEGURO_PROTECCION_TARJETAS_Y_DINERO_NEGATIVA_COBERTURA_BANCO_VARON_R2.docx
+++ b/plantillas_maestras/04_seguro_proteccion_tarjetas_y_dinero/negativa_cobertura/2_ddos_banco_y_aseguradora/varon/TPL_1287_2025_SEGURO_PROTECCION_TARJETAS_Y_DINERO_NEGATIVA_COBERTURA_BANCO_VARON_R2.docx
@@ -7052,7 +7052,7 @@
           <w:sz w:val="20"/>
           <w:szCs w:val="20"/>
         </w:rPr>
-        <w:t xml:space="preserve">correr traslado de la presente resolución a Banco de Crédito del Perú S.A., Pacífico Compañía de Seguros y Reaseguros S.A. y Honesty S.A.C para que, de conformidad con lo dispuesto por el artículo 26° de la Ley sobre Facultades, Normas y Organización del Indecopi, aprobado por Decreto Legislativo N° 8079, presenten sus descargos sobre la imputación de cargos realizada en un plazo no mayor a cinco (5) días hábiles contado a partir del día siguiente de la notificación de la presente resolución, vencido el cual, el Secretario Técnico declarará en rebeldía a los denunciados que no lo hubieran presentado. Debe precisarse que de conformidad con lo establecido por el artículo 223° del Texto Único Ordenado de la Ley N° 27444, Ley del Procedimiento Administrativo General, las alegaciones y los hechos relevantes de la reclamación, salvo que hayan sido específicamente negadas en la contestación, se tendrán por aceptadas o meritadas como ciertas.</w:t>
+        <w:t xml:space="preserve">correr traslado de la presente resolución a Banco de Crédito del Perú S.A., Pacífico Compañía de Seguros y Reaseguros S.A. y Honesty S.A.C. para que, de conformidad con lo dispuesto por el artículo 26 de la Ley sobre Facultades, Normas y Organización del Indecopi, aprobada por Decreto Legislativo 807, presenten sus descargos sobre la imputación de cargos realizada en un plazo no mayor a cinco (5) días hábiles contado a partir del día siguiente de la notificación de la presente resolución, vencido el cual, el Secretario Técnico declarará en rebeldía a los denunciados que no lo hubieran presentado. Debe precisarse que de conformidad con lo establecido por el artículo 223 del Texto Único Ordenado de la Ley 27444, Ley del Procedimiento Administrativo General, las alegaciones y los hechos relevantes de la reclamación, salvo que hayan sido específicamente negadas en la contestación, se tendrán por aceptadas o merituadas como ciertas.</w:t>
       </w:r>
     </w:p>
     <w:p ns2:paraId="3D3C8723" ns2:textId="77777777">

--- a/plantillas_maestras/04_seguro_proteccion_tarjetas_y_dinero/negativa_cobertura/2_ddos_banco_y_aseguradora/varon/TPL_1287_2025_SEGURO_PROTECCION_TARJETAS_Y_DINERO_NEGATIVA_COBERTURA_BANCO_VARON_R2.docx
+++ b/plantillas_maestras/04_seguro_proteccion_tarjetas_y_dinero/negativa_cobertura/2_ddos_banco_y_aseguradora/varon/TPL_1287_2025_SEGURO_PROTECCION_TARJETAS_Y_DINERO_NEGATIVA_COBERTURA_BANCO_VARON_R2.docx
@@ -470,7 +470,7 @@
           <w:lang w:eastAsia="es-PE"/>
           <ns2:ligatures ns2:val="none"/>
         </w:rPr>
-        <w:t>11</w:t>
+        <w:t xml:space="preserve">11 de julio de 2025</w:t>
       </w:r>
       <w:r>
         <w:rPr>
@@ -481,7 +481,7 @@
           <w:lang w:eastAsia="es-PE"/>
           <ns2:ligatures ns2:val="none"/>
         </w:rPr>
-        <w:t xml:space="preserve"> de julio de 2025</w:t>
+        <w:t xml:space="preserve"/>
       </w:r>
     </w:p>
     <w:p ns2:paraId="70BBA5DB" ns2:textId="77777777">
@@ -749,7 +749,7 @@
           <w:lang w:eastAsia="es-ES"/>
           <ns2:ligatures ns2:val="none"/>
         </w:rPr>
-        <w:t>30</w:t>
+        <w:t xml:space="preserve">30 de setiembre de 2024</w:t>
       </w:r>
       <w:r>
         <w:rPr>
@@ -759,7 +759,7 @@
           <w:lang w:eastAsia="es-ES"/>
           <ns2:ligatures ns2:val="none"/>
         </w:rPr>
-        <w:t xml:space="preserve"> de setiembre de </w:t>
+        <w:t xml:space="preserve"/>
       </w:r>
       <w:r>
         <w:rPr>
@@ -769,7 +769,7 @@
           <w:lang w:eastAsia="es-ES"/>
           <ns2:ligatures ns2:val="none"/>
         </w:rPr>
-        <w:t>2024</w:t>
+        <w:t xml:space="preserve"/>
       </w:r>
       <w:r>
         <w:rPr>
@@ -1271,7 +1271,7 @@
           <w:lang w:eastAsia="es-ES"/>
           <ns2:ligatures ns2:val="none"/>
         </w:rPr>
-        <w:t>18 de marzo de 202</w:t>
+        <w:t xml:space="preserve">18 de marzo de 2025</w:t>
       </w:r>
       <w:r>
         <w:rPr>
@@ -1281,7 +1281,7 @@
           <w:lang w:eastAsia="es-ES"/>
           <ns2:ligatures ns2:val="none"/>
         </w:rPr>
-        <w:t xml:space="preserve">5, la cual fue realizada </w:t>
+        <w:t xml:space="preserve">, la cual fue realizada </w:t>
       </w:r>
       <w:r>
         <w:rPr>
@@ -9709,7 +9709,7 @@
           <w:sz w:val="16"/>
           <w:szCs w:val="16"/>
         </w:rPr>
-        <w:t>el 2 de setiembre del 2010 en el Diario Oficial El Peruano, vigente desde el 2 de octubre del 2010 y modificado por Decreto Legislativo 1308.</w:t>
+        <w:t xml:space="preserve">el 2 de setiembre de 2010 en el Diario Oficial El Peruano, vigente desde el 2 de octubre de 2010 y modificado por Decreto Legislativo 1308.</w:t>
       </w:r>
     </w:p>
     <w:p>

--- a/plantillas_maestras/04_seguro_proteccion_tarjetas_y_dinero/negativa_cobertura/2_ddos_banco_y_aseguradora/varon/TPL_1287_2025_SEGURO_PROTECCION_TARJETAS_Y_DINERO_NEGATIVA_COBERTURA_BANCO_VARON_R2.docx
+++ b/plantillas_maestras/04_seguro_proteccion_tarjetas_y_dinero/negativa_cobertura/2_ddos_banco_y_aseguradora/varon/TPL_1287_2025_SEGURO_PROTECCION_TARJETAS_Y_DINERO_NEGATIVA_COBERTURA_BANCO_VARON_R2.docx
@@ -1,8 +1,8 @@
 
 <file path=word/document.xml><?xml version="1.0" encoding="utf-8"?>
-<w:document xmlns:ns1="http://schemas.openxmlformats.org/markup-compatibility/2006" xmlns:ns2="http://schemas.microsoft.com/office/word/2010/wordml" xmlns:ns3="http://schemas.openxmlformats.org/officeDocument/2006/relationships" xmlns:w="http://schemas.openxmlformats.org/wordprocessingml/2006/main" ns1:Ignorable="w14 w15 w16se w16cid w16 w16cex w16sdtdh w16sdtfl w16du wp14">
+<w:document xmlns:mc="http://schemas.openxmlformats.org/markup-compatibility/2006" xmlns:r="http://schemas.openxmlformats.org/officeDocument/2006/relationships" xmlns:w="http://schemas.openxmlformats.org/wordprocessingml/2006/main" xmlns:w14="http://schemas.microsoft.com/office/word/2010/wordml" xmlns:w15="http://schemas.microsoft.com/office/word/2012/wordml" xmlns:w16="http://schemas.microsoft.com/office/word/2018/wordml" xmlns:w16cex="http://schemas.microsoft.com/office/word/2018/wordml/cex" xmlns:w16cid="http://schemas.microsoft.com/office/word/2016/wordml/cid" xmlns:w16du="http://schemas.microsoft.com/office/word/2023/wordml/word16du" xmlns:w16sdtdh="http://schemas.microsoft.com/office/word/2020/wordml/sdtdatahash" xmlns:w16se="http://schemas.microsoft.com/office/word/2015/wordml/symex" xmlns:wp14="http://schemas.microsoft.com/office/word/2010/wordprocessingDrawing" mc:Ignorable="w14 w15 w16se w16cid w16 w16cex w16sdtdh w16du wp14">
   <w:body>
-    <w:p ns2:paraId="6FC23555" ns2:textId="77777777">
+    <w:p>
       <w:pPr>
         <w:tabs>
           <w:tab w:val="left" w:pos="1701"/>
@@ -14,7 +14,7 @@
           <w:color w:val="000000"/>
           <w:kern w:val="0"/>
           <w:lang w:eastAsia="es-PE"/>
-          <ns2:ligatures ns2:val="none"/>
+          <w14:ligatures w14:val="none"/>
         </w:rPr>
       </w:pPr>
       <w:bookmarkStart w:id="0" w:name="_Hlk80343540"/>
@@ -25,7 +25,7 @@
           <w:color w:val="000000"/>
           <w:kern w:val="0"/>
           <w:lang w:eastAsia="es-PE"/>
-          <ns2:ligatures ns2:val="none"/>
+          <w14:ligatures w14:val="none"/>
         </w:rPr>
         <w:t xml:space="preserve">EXPEDIENTE </w:t>
       </w:r>
@@ -36,7 +36,7 @@
           <w:color w:val="000000"/>
           <w:kern w:val="0"/>
           <w:lang w:eastAsia="es-PE"/>
-          <ns2:ligatures ns2:val="none"/>
+          <w14:ligatures w14:val="none"/>
         </w:rPr>
         <w:tab/>
         <w:t>:</w:t>
@@ -48,7 +48,7 @@
           <w:color w:val="000000"/>
           <w:kern w:val="0"/>
           <w:lang w:eastAsia="es-PE"/>
-          <ns2:ligatures ns2:val="none"/>
+          <w14:ligatures w14:val="none"/>
         </w:rPr>
         <w:tab/>
       </w:r>
@@ -61,12 +61,12 @@
           <w:kern w:val="0"/>
           <w:shd w:val="clear" w:color="auto" w:fill="FFFFFF"/>
           <w:lang w:eastAsia="es-PE"/>
-          <ns2:ligatures ns2:val="none"/>
+          <w14:ligatures w14:val="none"/>
         </w:rPr>
         <w:t>1287-2025/CC1</w:t>
       </w:r>
     </w:p>
-    <w:p ns2:paraId="0884FD8F" ns2:textId="77777777">
+    <w:p>
       <w:pPr>
         <w:tabs>
           <w:tab w:val="left" w:pos="1701"/>
@@ -81,46 +81,26 @@
           <w:color w:val="000000"/>
           <w:kern w:val="0"/>
           <w:lang w:eastAsia="es-PE"/>
-          <ns2:ligatures ns2:val="none"/>
-        </w:rPr>
-      </w:pPr>
-      <w:r>
-        <w:rPr>
-          <w:rFonts w:ascii="Arial Narrow" w:eastAsia="Arial Narrow" w:hAnsi="Arial Narrow" w:cs="Arial Narrow"/>
-          <w:b/>
-          <w:color w:val="000000"/>
-          <w:kern w:val="0"/>
-          <w:lang w:eastAsia="es-PE"/>
-          <ns2:ligatures ns2:val="none"/>
-        </w:rPr>
-        <w:t xml:space="preserve">DENUNCIANTE:[DENUNCIANTE] (SEÑOR [APELLIDO])</w:t>
-      </w:r>
-      <w:r>
-        <w:rPr>
-          <w:rFonts w:ascii="Arial Narrow" w:eastAsia="Arial Narrow" w:hAnsi="Arial Narrow" w:cs="Arial Narrow"/>
-          <w:b/>
-          <w:color w:val="000000"/>
-          <w:kern w:val="0"/>
-          <w:lang w:eastAsia="es-PE"/>
-          <ns2:ligatures ns2:val="none"/>
-        </w:rPr>
+          <w14:ligatures w14:val="none"/>
+        </w:rPr>
+      </w:pPr>
+      <w:r>
+        <w:rPr>
+          <w:rFonts w:ascii="Arial Narrow" w:eastAsia="Arial Narrow" w:hAnsi="Arial Narrow" w:cs="Arial Narrow"/>
+          <w:b/>
+          <w:color w:val="000000"/>
+          <w:kern w:val="0"/>
+          <w:lang w:eastAsia="es-PE"/>
+          <w14:ligatures w14:val="none"/>
+        </w:rPr>
+        <w:t>DENUNCIANTE</w:t>
         <w:tab/>
-        <w:t/>
-      </w:r>
-      <w:r>
-        <w:rPr>
-          <w:rFonts w:ascii="Arial Narrow" w:eastAsia="Arial Narrow" w:hAnsi="Arial Narrow" w:cs="Arial Narrow"/>
-          <w:b/>
-          <w:color w:val="000000"/>
-          <w:kern w:val="0"/>
-          <w:lang w:eastAsia="es-PE"/>
-          <ns2:ligatures ns2:val="none"/>
-        </w:rPr>
+        <w:t>:</w:t>
         <w:tab/>
-        <w:t/>
-      </w:r>
-    </w:p>
-    <w:p ns2:paraId="71001E34" ns2:textId="77777777">
+        <w:t xml:space="preserve">[DENUNCIANTE] (SEÑOR [APELLIDO])</w:t>
+      </w:r>
+    </w:p>
+    <w:p>
       <w:pPr>
         <w:tabs>
           <w:tab w:val="left" w:pos="1701"/>
@@ -135,17 +115,17 @@
           <w:color w:val="000000"/>
           <w:kern w:val="0"/>
           <w:lang w:eastAsia="es-PE"/>
-          <ns2:ligatures ns2:val="none"/>
-        </w:rPr>
-      </w:pPr>
-      <w:r>
-        <w:rPr>
-          <w:rFonts w:ascii="Arial Narrow" w:eastAsia="Arial Narrow" w:hAnsi="Arial Narrow" w:cs="Arial Narrow"/>
-          <w:b/>
-          <w:color w:val="000000"/>
-          <w:kern w:val="0"/>
-          <w:lang w:eastAsia="es-PE"/>
-          <ns2:ligatures ns2:val="none"/>
+          <w14:ligatures w14:val="none"/>
+        </w:rPr>
+      </w:pPr>
+      <w:r>
+        <w:rPr>
+          <w:rFonts w:ascii="Arial Narrow" w:eastAsia="Arial Narrow" w:hAnsi="Arial Narrow" w:cs="Arial Narrow"/>
+          <w:b/>
+          <w:color w:val="000000"/>
+          <w:kern w:val="0"/>
+          <w:lang w:eastAsia="es-PE"/>
+          <w14:ligatures w14:val="none"/>
         </w:rPr>
         <w:t>DENUNCIADOS</w:t>
       </w:r>
@@ -156,7 +136,7 @@
           <w:color w:val="000000"/>
           <w:kern w:val="0"/>
           <w:lang w:eastAsia="es-PE"/>
-          <ns2:ligatures ns2:val="none"/>
+          <w14:ligatures w14:val="none"/>
         </w:rPr>
         <w:tab/>
         <w:t>:</w:t>
@@ -168,7 +148,7 @@
           <w:color w:val="000000"/>
           <w:kern w:val="0"/>
           <w:lang w:eastAsia="es-PE"/>
-          <ns2:ligatures ns2:val="none"/>
+          <w14:ligatures w14:val="none"/>
         </w:rPr>
         <w:tab/>
         <w:t>BANCO DE C</w:t>
@@ -180,7 +160,7 @@
           <w:color w:val="000000"/>
           <w:kern w:val="0"/>
           <w:lang w:eastAsia="es-PE"/>
-          <ns2:ligatures ns2:val="none"/>
+          <w14:ligatures w14:val="none"/>
         </w:rPr>
         <w:t>RÉ</w:t>
       </w:r>
@@ -191,12 +171,12 @@
           <w:color w:val="000000"/>
           <w:kern w:val="0"/>
           <w:lang w:eastAsia="es-PE"/>
-          <ns2:ligatures ns2:val="none"/>
+          <w14:ligatures w14:val="none"/>
         </w:rPr>
         <w:t xml:space="preserve">DITO DEL PERÚ S.A. (BANCO) </w:t>
       </w:r>
     </w:p>
-    <w:p ns2:paraId="2C93A721" ns2:textId="77777777">
+    <w:p>
       <w:pPr>
         <w:tabs>
           <w:tab w:val="left" w:pos="1701"/>
@@ -211,17 +191,17 @@
           <w:color w:val="000000"/>
           <w:kern w:val="0"/>
           <w:lang w:eastAsia="es-PE"/>
-          <ns2:ligatures ns2:val="none"/>
-        </w:rPr>
-      </w:pPr>
-      <w:r>
-        <w:rPr>
-          <w:rFonts w:ascii="Arial Narrow" w:eastAsia="Arial Narrow" w:hAnsi="Arial Narrow" w:cs="Arial Narrow"/>
-          <w:b/>
-          <w:color w:val="000000"/>
-          <w:kern w:val="0"/>
-          <w:lang w:eastAsia="es-PE"/>
-          <ns2:ligatures ns2:val="none"/>
+          <w14:ligatures w14:val="none"/>
+        </w:rPr>
+      </w:pPr>
+      <w:r>
+        <w:rPr>
+          <w:rFonts w:ascii="Arial Narrow" w:eastAsia="Arial Narrow" w:hAnsi="Arial Narrow" w:cs="Arial Narrow"/>
+          <w:b/>
+          <w:color w:val="000000"/>
+          <w:kern w:val="0"/>
+          <w:lang w:eastAsia="es-PE"/>
+          <w14:ligatures w14:val="none"/>
         </w:rPr>
         <w:tab/>
       </w:r>
@@ -232,13 +212,13 @@
           <w:color w:val="000000"/>
           <w:kern w:val="0"/>
           <w:lang w:eastAsia="es-PE"/>
-          <ns2:ligatures ns2:val="none"/>
+          <w14:ligatures w14:val="none"/>
         </w:rPr>
         <w:tab/>
         <w:t>PACÍFICO COMPAÑÍA DE SEGUROS Y REASEGUROS S.A. (PACÍFICO)</w:t>
       </w:r>
     </w:p>
-    <w:p ns2:paraId="377F68BE" ns2:textId="77777777">
+    <w:p>
       <w:pPr>
         <w:tabs>
           <w:tab w:val="left" w:pos="1701"/>
@@ -253,17 +233,17 @@
           <w:color w:val="000000"/>
           <w:kern w:val="0"/>
           <w:lang w:eastAsia="es-PE"/>
-          <ns2:ligatures ns2:val="none"/>
-        </w:rPr>
-      </w:pPr>
-      <w:r>
-        <w:rPr>
-          <w:rFonts w:ascii="Arial Narrow" w:eastAsia="Arial Narrow" w:hAnsi="Arial Narrow" w:cs="Arial Narrow"/>
-          <w:b/>
-          <w:color w:val="000000"/>
-          <w:kern w:val="0"/>
-          <w:lang w:eastAsia="es-PE"/>
-          <ns2:ligatures ns2:val="none"/>
+          <w14:ligatures w14:val="none"/>
+        </w:rPr>
+      </w:pPr>
+      <w:r>
+        <w:rPr>
+          <w:rFonts w:ascii="Arial Narrow" w:eastAsia="Arial Narrow" w:hAnsi="Arial Narrow" w:cs="Arial Narrow"/>
+          <w:b/>
+          <w:color w:val="000000"/>
+          <w:kern w:val="0"/>
+          <w:lang w:eastAsia="es-PE"/>
+          <w14:ligatures w14:val="none"/>
         </w:rPr>
         <w:tab/>
       </w:r>
@@ -274,13 +254,13 @@
           <w:color w:val="000000"/>
           <w:kern w:val="0"/>
           <w:lang w:eastAsia="es-PE"/>
-          <ns2:ligatures ns2:val="none"/>
+          <w14:ligatures w14:val="none"/>
         </w:rPr>
         <w:tab/>
         <w:t>HONESTY S.A.C. (HONESTY)</w:t>
       </w:r>
     </w:p>
-    <w:p ns2:paraId="2DE20D01" ns2:textId="77777777">
+    <w:p>
       <w:pPr>
         <w:tabs>
           <w:tab w:val="left" w:pos="1701"/>
@@ -295,17 +275,17 @@
           <w:color w:val="000000"/>
           <w:kern w:val="0"/>
           <w:lang w:eastAsia="es-PE"/>
-          <ns2:ligatures ns2:val="none"/>
-        </w:rPr>
-      </w:pPr>
-      <w:r>
-        <w:rPr>
-          <w:rFonts w:ascii="Arial Narrow" w:eastAsia="Arial Narrow" w:hAnsi="Arial Narrow" w:cs="Arial Narrow"/>
-          <w:b/>
-          <w:color w:val="000000"/>
-          <w:kern w:val="0"/>
-          <w:lang w:eastAsia="es-PE"/>
-          <ns2:ligatures ns2:val="none"/>
+          <w14:ligatures w14:val="none"/>
+        </w:rPr>
+      </w:pPr>
+      <w:r>
+        <w:rPr>
+          <w:rFonts w:ascii="Arial Narrow" w:eastAsia="Arial Narrow" w:hAnsi="Arial Narrow" w:cs="Arial Narrow"/>
+          <w:b/>
+          <w:color w:val="000000"/>
+          <w:kern w:val="0"/>
+          <w:lang w:eastAsia="es-PE"/>
+          <w14:ligatures w14:val="none"/>
         </w:rPr>
         <w:t>MATERIAS</w:t>
       </w:r>
@@ -316,7 +296,7 @@
           <w:color w:val="000000"/>
           <w:kern w:val="0"/>
           <w:lang w:eastAsia="es-PE"/>
-          <ns2:ligatures ns2:val="none"/>
+          <w14:ligatures w14:val="none"/>
         </w:rPr>
         <w:tab/>
         <w:t xml:space="preserve">: </w:t>
@@ -328,13 +308,13 @@
           <w:color w:val="000000"/>
           <w:kern w:val="0"/>
           <w:lang w:eastAsia="es-PE"/>
-          <ns2:ligatures ns2:val="none"/>
+          <w14:ligatures w14:val="none"/>
         </w:rPr>
         <w:tab/>
         <w:t>ADMISIÓN A TRÁMITE</w:t>
       </w:r>
     </w:p>
-    <w:p ns2:paraId="541999E2" ns2:textId="77777777">
+    <w:p>
       <w:pPr>
         <w:tabs>
           <w:tab w:val="left" w:pos="1701"/>
@@ -349,22 +329,22 @@
           <w:color w:val="000000"/>
           <w:kern w:val="0"/>
           <w:lang w:eastAsia="es-PE"/>
-          <ns2:ligatures ns2:val="none"/>
-        </w:rPr>
-      </w:pPr>
-      <w:r>
-        <w:rPr>
-          <w:rFonts w:ascii="Arial Narrow" w:eastAsia="Arial Narrow" w:hAnsi="Arial Narrow" w:cs="Arial Narrow"/>
-          <w:b/>
-          <w:color w:val="000000"/>
-          <w:kern w:val="0"/>
-          <w:lang w:eastAsia="es-PE"/>
-          <ns2:ligatures ns2:val="none"/>
+          <w14:ligatures w14:val="none"/>
+        </w:rPr>
+      </w:pPr>
+      <w:r>
+        <w:rPr>
+          <w:rFonts w:ascii="Arial Narrow" w:eastAsia="Arial Narrow" w:hAnsi="Arial Narrow" w:cs="Arial Narrow"/>
+          <w:b/>
+          <w:color w:val="000000"/>
+          <w:kern w:val="0"/>
+          <w:lang w:eastAsia="es-PE"/>
+          <w14:ligatures w14:val="none"/>
         </w:rPr>
         <w:t xml:space="preserve">REQUERIMIENTO DE INFORMACIÓN </w:t>
       </w:r>
     </w:p>
-    <w:p ns2:paraId="7531479E" ns2:textId="77777777">
+    <w:p>
       <w:pPr>
         <w:tabs>
           <w:tab w:val="left" w:pos="1701"/>
@@ -378,17 +358,17 @@
           <w:color w:val="000000"/>
           <w:kern w:val="0"/>
           <w:lang w:eastAsia="es-PE"/>
-          <ns2:ligatures ns2:val="none"/>
-        </w:rPr>
-      </w:pPr>
-      <w:r>
-        <w:rPr>
-          <w:rFonts w:ascii="Arial Narrow" w:eastAsia="Arial Narrow" w:hAnsi="Arial Narrow" w:cs="Arial Narrow"/>
-          <w:b/>
-          <w:color w:val="000000"/>
-          <w:kern w:val="0"/>
-          <w:lang w:eastAsia="es-PE"/>
-          <ns2:ligatures ns2:val="none"/>
+          <w14:ligatures w14:val="none"/>
+        </w:rPr>
+      </w:pPr>
+      <w:r>
+        <w:rPr>
+          <w:rFonts w:ascii="Arial Narrow" w:eastAsia="Arial Narrow" w:hAnsi="Arial Narrow" w:cs="Arial Narrow"/>
+          <w:b/>
+          <w:color w:val="000000"/>
+          <w:kern w:val="0"/>
+          <w:lang w:eastAsia="es-PE"/>
+          <w14:ligatures w14:val="none"/>
         </w:rPr>
         <w:t xml:space="preserve">RESOLUCIÓN </w:t>
       </w:r>
@@ -399,7 +379,7 @@
           <w:color w:val="000000"/>
           <w:kern w:val="0"/>
           <w:lang w:eastAsia="es-PE"/>
-          <ns2:ligatures ns2:val="none"/>
+          <w14:ligatures w14:val="none"/>
         </w:rPr>
         <w:tab/>
         <w:t>:</w:t>
@@ -411,13 +391,13 @@
           <w:color w:val="000000"/>
           <w:kern w:val="0"/>
           <w:lang w:eastAsia="es-PE"/>
-          <ns2:ligatures ns2:val="none"/>
+          <w14:ligatures w14:val="none"/>
         </w:rPr>
         <w:tab/>
         <w:t>2</w:t>
       </w:r>
     </w:p>
-    <w:p ns2:paraId="7E957467" ns2:textId="77777777">
+    <w:p>
       <w:pPr>
         <w:tabs>
           <w:tab w:val="left" w:pos="1014"/>
@@ -430,11 +410,11 @@
           <w:kern w:val="0"/>
           <w:shd w:val="clear" w:color="auto" w:fill="FFFFFF"/>
           <w:lang w:eastAsia="es-PE"/>
-          <ns2:ligatures ns2:val="none"/>
-        </w:rPr>
-      </w:pPr>
-    </w:p>
-    <w:p ns2:paraId="469F84EF" ns2:textId="4B1EFD45">
+          <w14:ligatures w14:val="none"/>
+        </w:rPr>
+      </w:pPr>
+    </w:p>
+    <w:p>
       <w:pPr>
         <w:tabs>
           <w:tab w:val="left" w:pos="1014"/>
@@ -447,7 +427,7 @@
           <w:kern w:val="0"/>
           <w:shd w:val="clear" w:color="auto" w:fill="FFFFFF"/>
           <w:lang w:eastAsia="es-PE"/>
-          <ns2:ligatures ns2:val="none"/>
+          <w14:ligatures w14:val="none"/>
         </w:rPr>
       </w:pPr>
       <w:r>
@@ -457,7 +437,7 @@
           <w:kern w:val="0"/>
           <w:shd w:val="clear" w:color="auto" w:fill="FFFFFF"/>
           <w:lang w:eastAsia="es-PE"/>
-          <ns2:ligatures ns2:val="none"/>
+          <w14:ligatures w14:val="none"/>
         </w:rPr>
         <w:t xml:space="preserve">Lima, </w:t>
       </w:r>
@@ -468,7 +448,7 @@
           <w:kern w:val="0"/>
           <w:shd w:val="clear" w:color="auto" w:fill="FFFFFF"/>
           <w:lang w:eastAsia="es-PE"/>
-          <ns2:ligatures ns2:val="none"/>
+          <w14:ligatures w14:val="none"/>
         </w:rPr>
         <w:t xml:space="preserve">11 de julio de 2025</w:t>
       </w:r>
@@ -479,12 +459,12 @@
           <w:kern w:val="0"/>
           <w:shd w:val="clear" w:color="auto" w:fill="FFFFFF"/>
           <w:lang w:eastAsia="es-PE"/>
-          <ns2:ligatures ns2:val="none"/>
+          <w14:ligatures w14:val="none"/>
         </w:rPr>
         <w:t xml:space="preserve"/>
       </w:r>
     </w:p>
-    <w:p ns2:paraId="70BBA5DB" ns2:textId="77777777">
+    <w:p>
       <w:pPr>
         <w:tabs>
           <w:tab w:val="left" w:pos="1014"/>
@@ -496,11 +476,11 @@
           <w:color w:val="000000"/>
           <w:kern w:val="0"/>
           <w:lang w:eastAsia="es-PE"/>
-          <ns2:ligatures ns2:val="none"/>
-        </w:rPr>
-      </w:pPr>
-    </w:p>
-    <w:p ns2:paraId="69D6A503" ns2:textId="77777777">
+          <w14:ligatures w14:val="none"/>
+        </w:rPr>
+      </w:pPr>
+    </w:p>
+    <w:p>
       <w:pPr>
         <w:numPr>
           <w:ilvl w:val="0"/>
@@ -514,22 +494,22 @@
           <w:color w:val="000000"/>
           <w:kern w:val="0"/>
           <w:lang w:eastAsia="es-PE"/>
-          <ns2:ligatures ns2:val="none"/>
-        </w:rPr>
-      </w:pPr>
-      <w:r>
-        <w:rPr>
-          <w:rFonts w:ascii="Arial Narrow" w:eastAsia="Arial Narrow" w:hAnsi="Arial Narrow" w:cs="Arial Narrow"/>
-          <w:b/>
-          <w:color w:val="000000"/>
-          <w:kern w:val="0"/>
-          <w:lang w:eastAsia="es-PE"/>
-          <ns2:ligatures ns2:val="none"/>
+          <w14:ligatures w14:val="none"/>
+        </w:rPr>
+      </w:pPr>
+      <w:r>
+        <w:rPr>
+          <w:rFonts w:ascii="Arial Narrow" w:eastAsia="Arial Narrow" w:hAnsi="Arial Narrow" w:cs="Arial Narrow"/>
+          <w:b/>
+          <w:color w:val="000000"/>
+          <w:kern w:val="0"/>
+          <w:lang w:eastAsia="es-PE"/>
+          <w14:ligatures w14:val="none"/>
         </w:rPr>
         <w:t xml:space="preserve">HECHOS </w:t>
       </w:r>
     </w:p>
-    <w:p ns2:paraId="6A855800" ns2:textId="77777777">
+    <w:p>
       <w:pPr>
         <w:spacing w:after="0" w:line="240" w:lineRule="auto"/>
         <w:jc w:val="both"/>
@@ -538,11 +518,11 @@
           <w:color w:val="000000"/>
           <w:kern w:val="0"/>
           <w:lang w:eastAsia="es-PE"/>
-          <ns2:ligatures ns2:val="none"/>
-        </w:rPr>
-      </w:pPr>
-    </w:p>
-    <w:p ns2:paraId="188DF821" ns2:textId="77777777">
+          <w14:ligatures w14:val="none"/>
+        </w:rPr>
+      </w:pPr>
+    </w:p>
+    <w:p>
       <w:pPr>
         <w:numPr>
           <w:ilvl w:val="1"/>
@@ -556,16 +536,16 @@
           <w:color w:val="000000"/>
           <w:kern w:val="0"/>
           <w:lang w:val="es-ES" w:eastAsia="es-ES"/>
-          <ns2:ligatures ns2:val="none"/>
-        </w:rPr>
-      </w:pPr>
-      <w:r>
-        <w:rPr>
-          <w:rFonts w:ascii="Arial Narrow" w:eastAsia="Times New Roman" w:hAnsi="Arial Narrow" w:cs="Arial"/>
-          <w:color w:val="000000"/>
-          <w:kern w:val="0"/>
-          <w:lang w:val="es-ES" w:eastAsia="es-ES"/>
-          <ns2:ligatures ns2:val="none"/>
+          <w14:ligatures w14:val="none"/>
+        </w:rPr>
+      </w:pPr>
+      <w:r>
+        <w:rPr>
+          <w:rFonts w:ascii="Arial Narrow" w:eastAsia="Times New Roman" w:hAnsi="Arial Narrow" w:cs="Arial"/>
+          <w:color w:val="000000"/>
+          <w:kern w:val="0"/>
+          <w:lang w:val="es-ES" w:eastAsia="es-ES"/>
+          <w14:ligatures w14:val="none"/>
         </w:rPr>
         <w:t xml:space="preserve">Mediante el escrito del 2 de junio de 2025, subsanado con el escrito del 25 de junio de 2025, el señor [APELLIDO] denunció al Banco, a Pacífico y a Honesty por presuntas infracciones a la Ley 29571, Código de Protección y Defensa del Consumidor (en adelante, Código), señalando lo siguiente:</w:t>
       </w:r>
@@ -575,7 +555,7 @@
           <w:color w:val="000000"/>
           <w:kern w:val="0"/>
           <w:lang w:val="es-ES" w:eastAsia="es-ES"/>
-          <ns2:ligatures ns2:val="none"/>
+          <w14:ligatures w14:val="none"/>
         </w:rPr>
         <w:t xml:space="preserve"/>
       </w:r>
@@ -583,7 +563,7 @@
         <w:rPr>
           <w:rFonts w:ascii="Arial Narrow" w:eastAsia="Calibri" w:hAnsi="Arial Narrow" w:cs="Arial"/>
           <w:kern w:val="0"/>
-          <ns2:ligatures ns2:val="none"/>
+          <w14:ligatures w14:val="none"/>
         </w:rPr>
         <w:t/>
       </w:r>
@@ -593,7 +573,7 @@
           <w:color w:val="000000"/>
           <w:kern w:val="0"/>
           <w:lang w:val="es-ES" w:eastAsia="es-ES"/>
-          <ns2:ligatures ns2:val="none"/>
+          <w14:ligatures w14:val="none"/>
         </w:rPr>
         <w:t/>
       </w:r>
@@ -603,7 +583,7 @@
           <w:color w:val="000000"/>
           <w:kern w:val="0"/>
           <w:lang w:val="es-ES" w:eastAsia="es-ES"/>
-          <ns2:ligatures ns2:val="none"/>
+          <w14:ligatures w14:val="none"/>
         </w:rPr>
         <w:t xml:space="preserve"/>
       </w:r>
@@ -613,7 +593,7 @@
           <w:color w:val="000000"/>
           <w:kern w:val="0"/>
           <w:lang w:val="es-ES" w:eastAsia="es-ES"/>
-          <ns2:ligatures ns2:val="none"/>
+          <w14:ligatures w14:val="none"/>
         </w:rPr>
         <w:t xml:space="preserve"/>
       </w:r>
@@ -624,7 +604,7 @@
           <w:color w:val="000000"/>
           <w:kern w:val="0"/>
           <w:lang w:val="es-ES" w:eastAsia="es-ES"/>
-          <ns2:ligatures ns2:val="none"/>
+          <w14:ligatures w14:val="none"/>
         </w:rPr>
         <w:t/>
       </w:r>
@@ -635,7 +615,7 @@
           <w:color w:val="000000"/>
           <w:kern w:val="0"/>
           <w:lang w:val="es-ES" w:eastAsia="es-ES"/>
-          <ns2:ligatures ns2:val="none"/>
+          <w14:ligatures w14:val="none"/>
         </w:rPr>
         <w:t xml:space="preserve"/>
       </w:r>
@@ -645,7 +625,7 @@
           <w:color w:val="000000"/>
           <w:kern w:val="0"/>
           <w:lang w:val="es-ES" w:eastAsia="es-ES"/>
-          <ns2:ligatures ns2:val="none"/>
+          <w14:ligatures w14:val="none"/>
         </w:rPr>
         <w:t xml:space="preserve"/>
       </w:r>
@@ -655,7 +635,7 @@
           <w:color w:val="000000"/>
           <w:kern w:val="0"/>
           <w:lang w:val="es-ES" w:eastAsia="es-ES"/>
-          <ns2:ligatures ns2:val="none"/>
+          <w14:ligatures w14:val="none"/>
         </w:rPr>
         <w:t/>
       </w:r>
@@ -667,7 +647,7 @@
           <w:kern w:val="0"/>
           <w:vertAlign w:val="superscript"/>
           <w:lang w:val="es-ES" w:eastAsia="es-ES"/>
-          <ns2:ligatures ns2:val="none"/>
+          <w14:ligatures w14:val="none"/>
         </w:rPr>
         <w:footnoteReference w:id="1"/>
       </w:r>
@@ -677,7 +657,7 @@
           <w:color w:val="000000"/>
           <w:kern w:val="0"/>
           <w:lang w:val="es-ES" w:eastAsia="es-ES"/>
-          <ns2:ligatures ns2:val="none"/>
+          <w14:ligatures w14:val="none"/>
         </w:rPr>
         <w:t xml:space="preserve"/>
       </w:r>
@@ -688,12 +668,12 @@
           <w:color w:val="000000"/>
           <w:kern w:val="0"/>
           <w:lang w:val="es-ES" w:eastAsia="es-ES"/>
-          <ns2:ligatures ns2:val="none"/>
+          <w14:ligatures w14:val="none"/>
         </w:rPr>
         <w:t/>
       </w:r>
     </w:p>
-    <w:p ns2:paraId="1974D4B2" ns2:textId="77777777">
+    <w:p>
       <w:pPr>
         <w:tabs>
           <w:tab w:val="left" w:pos="1134"/>
@@ -705,11 +685,11 @@
           <w:color w:val="000000"/>
           <w:kern w:val="0"/>
           <w:lang w:val="es-ES" w:eastAsia="es-ES"/>
-          <ns2:ligatures ns2:val="none"/>
-        </w:rPr>
-      </w:pPr>
-    </w:p>
-    <w:p ns2:paraId="321067D0" ns2:textId="163A16FD">
+          <w14:ligatures w14:val="none"/>
+        </w:rPr>
+      </w:pPr>
+    </w:p>
+    <w:p>
       <w:pPr>
         <w:pStyle w:val="Prrafodelista"/>
         <w:numPr>
@@ -728,7 +708,7 @@
           <w:color w:val="000000"/>
           <w:kern w:val="0"/>
           <w:lang w:eastAsia="es-ES"/>
-          <ns2:ligatures ns2:val="none"/>
+          <w14:ligatures w14:val="none"/>
         </w:rPr>
       </w:pPr>
       <w:r>
@@ -737,7 +717,7 @@
           <w:color w:val="000000"/>
           <w:kern w:val="0"/>
           <w:lang w:eastAsia="es-ES"/>
-          <ns2:ligatures ns2:val="none"/>
+          <w14:ligatures w14:val="none"/>
         </w:rPr>
         <w:t xml:space="preserve">El </w:t>
       </w:r>
@@ -747,7 +727,7 @@
           <w:color w:val="000000"/>
           <w:kern w:val="0"/>
           <w:lang w:eastAsia="es-ES"/>
-          <ns2:ligatures ns2:val="none"/>
+          <w14:ligatures w14:val="none"/>
         </w:rPr>
         <w:t xml:space="preserve">30 de setiembre de 2024</w:t>
       </w:r>
@@ -757,7 +737,7 @@
           <w:color w:val="000000"/>
           <w:kern w:val="0"/>
           <w:lang w:eastAsia="es-ES"/>
-          <ns2:ligatures ns2:val="none"/>
+          <w14:ligatures w14:val="none"/>
         </w:rPr>
         <w:t xml:space="preserve"/>
       </w:r>
@@ -767,7 +747,7 @@
           <w:color w:val="000000"/>
           <w:kern w:val="0"/>
           <w:lang w:eastAsia="es-ES"/>
-          <ns2:ligatures ns2:val="none"/>
+          <w14:ligatures w14:val="none"/>
         </w:rPr>
         <w:t xml:space="preserve"/>
       </w:r>
@@ -777,7 +757,7 @@
           <w:color w:val="000000"/>
           <w:kern w:val="0"/>
           <w:lang w:eastAsia="es-ES"/>
-          <ns2:ligatures ns2:val="none"/>
+          <w14:ligatures w14:val="none"/>
         </w:rPr>
         <w:t xml:space="preserve"> inició la vigencia del </w:t>
       </w:r>
@@ -787,7 +767,7 @@
           <w:color w:val="000000"/>
           <w:kern w:val="0"/>
           <w:lang w:eastAsia="es-ES"/>
-          <ns2:ligatures ns2:val="none"/>
+          <w14:ligatures w14:val="none"/>
         </w:rPr>
         <w:t xml:space="preserve">Seguro de Protección de Tarjetas Plus </w:t>
       </w:r>
@@ -797,7 +777,7 @@
           <w:color w:val="000000"/>
           <w:kern w:val="0"/>
           <w:lang w:eastAsia="es-ES"/>
-          <ns2:ligatures ns2:val="none"/>
+          <w14:ligatures w14:val="none"/>
         </w:rPr>
         <w:t xml:space="preserve">– Póliza </w:t>
       </w:r>
@@ -807,7 +787,7 @@
           <w:color w:val="000000"/>
           <w:kern w:val="0"/>
           <w:lang w:eastAsia="es-ES"/>
-          <ns2:ligatures ns2:val="none"/>
+          <w14:ligatures w14:val="none"/>
         </w:rPr>
         <w:t xml:space="preserve">1000001429 </w:t>
       </w:r>
@@ -817,7 +797,7 @@
           <w:color w:val="000000"/>
           <w:kern w:val="0"/>
           <w:lang w:eastAsia="es-ES"/>
-          <ns2:ligatures ns2:val="none"/>
+          <w14:ligatures w14:val="none"/>
         </w:rPr>
         <w:t xml:space="preserve">que suscribió con Pacífico </w:t>
       </w:r>
@@ -827,7 +807,7 @@
           <w:color w:val="000000"/>
           <w:kern w:val="0"/>
           <w:lang w:eastAsia="es-ES"/>
-          <ns2:ligatures ns2:val="none"/>
+          <w14:ligatures w14:val="none"/>
         </w:rPr>
         <w:t>(en adelante, “Seguro de Protección de Tarjetas”)</w:t>
       </w:r>
@@ -837,12 +817,12 @@
           <w:color w:val="000000"/>
           <w:kern w:val="0"/>
           <w:lang w:eastAsia="es-ES"/>
-          <ns2:ligatures ns2:val="none"/>
+          <w14:ligatures w14:val="none"/>
         </w:rPr>
         <w:t xml:space="preserve"> para su tarjeta con el Banco.</w:t>
       </w:r>
     </w:p>
-    <w:p ns2:paraId="3A6B646A" ns2:textId="77777777">
+    <w:p>
       <w:pPr>
         <w:pStyle w:val="Prrafodelista"/>
         <w:spacing w:after="0" w:line="240" w:lineRule="auto"/>
@@ -853,11 +833,11 @@
           <w:color w:val="000000"/>
           <w:kern w:val="0"/>
           <w:lang w:eastAsia="es-ES"/>
-          <ns2:ligatures ns2:val="none"/>
-        </w:rPr>
-      </w:pPr>
-    </w:p>
-    <w:p ns2:paraId="44F805C8" ns2:textId="77777777">
+          <w14:ligatures w14:val="none"/>
+        </w:rPr>
+      </w:pPr>
+    </w:p>
+    <w:p>
       <w:pPr>
         <w:pStyle w:val="Prrafodelista"/>
         <w:numPr>
@@ -876,7 +856,7 @@
           <w:color w:val="000000"/>
           <w:kern w:val="0"/>
           <w:lang w:eastAsia="es-ES"/>
-          <ns2:ligatures ns2:val="none"/>
+          <w14:ligatures w14:val="none"/>
         </w:rPr>
       </w:pPr>
       <w:r>
@@ -885,7 +865,7 @@
           <w:color w:val="000000"/>
           <w:kern w:val="0"/>
           <w:lang w:eastAsia="es-ES"/>
-          <ns2:ligatures ns2:val="none"/>
+          <w14:ligatures w14:val="none"/>
         </w:rPr>
         <w:t xml:space="preserve">El 18 de noviembre de 2024, </w:t>
       </w:r>
@@ -895,7 +875,7 @@
           <w:color w:val="000000"/>
           <w:kern w:val="0"/>
           <w:lang w:eastAsia="es-ES"/>
-          <ns2:ligatures ns2:val="none"/>
+          <w14:ligatures w14:val="none"/>
         </w:rPr>
         <w:t>luego de</w:t>
       </w:r>
@@ -905,7 +885,7 @@
           <w:color w:val="000000"/>
           <w:kern w:val="0"/>
           <w:lang w:eastAsia="es-ES"/>
-          <ns2:ligatures ns2:val="none"/>
+          <w14:ligatures w14:val="none"/>
         </w:rPr>
         <w:t xml:space="preserve"> retirar S/ 5 000</w:t>
       </w:r>
@@ -915,7 +895,7 @@
           <w:color w:val="000000"/>
           <w:kern w:val="0"/>
           <w:lang w:eastAsia="es-ES"/>
-          <ns2:ligatures ns2:val="none"/>
+          <w14:ligatures w14:val="none"/>
         </w:rPr>
         <w:t>,00</w:t>
       </w:r>
@@ -925,7 +905,7 @@
           <w:color w:val="000000"/>
           <w:kern w:val="0"/>
           <w:lang w:eastAsia="es-ES"/>
-          <ns2:ligatures ns2:val="none"/>
+          <w14:ligatures w14:val="none"/>
         </w:rPr>
         <w:t xml:space="preserve"> de un agente bancario, fue asaltad</w:t>
       </w:r>
@@ -935,7 +915,7 @@
           <w:color w:val="000000"/>
           <w:kern w:val="0"/>
           <w:lang w:eastAsia="es-ES"/>
-          <ns2:ligatures ns2:val="none"/>
+          <w14:ligatures w14:val="none"/>
         </w:rPr>
         <w:t>o</w:t>
       </w:r>
@@ -945,7 +925,7 @@
           <w:color w:val="000000"/>
           <w:kern w:val="0"/>
           <w:lang w:eastAsia="es-ES"/>
-          <ns2:ligatures ns2:val="none"/>
+          <w14:ligatures w14:val="none"/>
         </w:rPr>
         <w:t xml:space="preserve"> por dos sujetos armados</w:t>
       </w:r>
@@ -955,7 +935,7 @@
           <w:color w:val="000000"/>
           <w:kern w:val="0"/>
           <w:lang w:eastAsia="es-ES"/>
-          <ns2:ligatures ns2:val="none"/>
+          <w14:ligatures w14:val="none"/>
         </w:rPr>
         <w:t>; l</w:t>
       </w:r>
@@ -965,7 +945,7 @@
           <w:color w:val="000000"/>
           <w:kern w:val="0"/>
           <w:lang w:eastAsia="es-ES"/>
-          <ns2:ligatures ns2:val="none"/>
+          <w14:ligatures w14:val="none"/>
         </w:rPr>
         <w:t>e robaron su celular, billetera con documentos, dinero y lo forzaron a entregar las claves de su teléfono. Luego, se realizó una transferencia no autorizada de S/ 14 978</w:t>
       </w:r>
@@ -975,7 +955,7 @@
           <w:color w:val="000000"/>
           <w:kern w:val="0"/>
           <w:lang w:eastAsia="es-ES"/>
-          <ns2:ligatures ns2:val="none"/>
+          <w14:ligatures w14:val="none"/>
         </w:rPr>
         <w:t>,00</w:t>
       </w:r>
@@ -985,7 +965,7 @@
           <w:color w:val="000000"/>
           <w:kern w:val="0"/>
           <w:lang w:eastAsia="es-ES"/>
-          <ns2:ligatures ns2:val="none"/>
+          <w14:ligatures w14:val="none"/>
         </w:rPr>
         <w:t xml:space="preserve"> desde su cuenta, lo que llevó al </w:t>
       </w:r>
@@ -995,7 +975,7 @@
           <w:color w:val="000000"/>
           <w:kern w:val="0"/>
           <w:lang w:eastAsia="es-ES"/>
-          <ns2:ligatures ns2:val="none"/>
+          <w14:ligatures w14:val="none"/>
         </w:rPr>
         <w:t>B</w:t>
       </w:r>
@@ -1005,12 +985,12 @@
           <w:color w:val="000000"/>
           <w:kern w:val="0"/>
           <w:lang w:eastAsia="es-ES"/>
-          <ns2:ligatures ns2:val="none"/>
+          <w14:ligatures w14:val="none"/>
         </w:rPr>
         <w:t>anco a bloquear su tarjeta.</w:t>
       </w:r>
     </w:p>
-    <w:p ns2:paraId="7A02AA3C" ns2:textId="77777777">
+    <w:p>
       <w:pPr>
         <w:pStyle w:val="Prrafodelista"/>
         <w:spacing w:after="0" w:line="240" w:lineRule="auto"/>
@@ -1021,11 +1001,11 @@
           <w:color w:val="000000"/>
           <w:kern w:val="0"/>
           <w:lang w:eastAsia="es-ES"/>
-          <ns2:ligatures ns2:val="none"/>
-        </w:rPr>
-      </w:pPr>
-    </w:p>
-    <w:p ns2:paraId="2676D755" ns2:textId="487045FF">
+          <w14:ligatures w14:val="none"/>
+        </w:rPr>
+      </w:pPr>
+    </w:p>
+    <w:p>
       <w:pPr>
         <w:pStyle w:val="Prrafodelista"/>
         <w:numPr>
@@ -1044,7 +1024,7 @@
           <w:color w:val="000000"/>
           <w:kern w:val="0"/>
           <w:lang w:eastAsia="es-ES"/>
-          <ns2:ligatures ns2:val="none"/>
+          <w14:ligatures w14:val="none"/>
         </w:rPr>
       </w:pPr>
       <w:r>
@@ -1053,7 +1033,7 @@
           <w:color w:val="000000"/>
           <w:kern w:val="0"/>
           <w:lang w:eastAsia="es-ES"/>
-          <ns2:ligatures ns2:val="none"/>
+          <w14:ligatures w14:val="none"/>
         </w:rPr>
         <w:t xml:space="preserve">El 19 de noviembre de 2024, </w:t>
       </w:r>
@@ -1063,7 +1043,7 @@
           <w:color w:val="000000"/>
           <w:kern w:val="0"/>
           <w:lang w:eastAsia="es-ES"/>
-          <ns2:ligatures ns2:val="none"/>
+          <w14:ligatures w14:val="none"/>
         </w:rPr>
         <w:t>presentó la</w:t>
       </w:r>
@@ -1073,7 +1053,7 @@
           <w:color w:val="000000"/>
           <w:kern w:val="0"/>
           <w:lang w:eastAsia="es-ES"/>
-          <ns2:ligatures ns2:val="none"/>
+          <w14:ligatures w14:val="none"/>
         </w:rPr>
         <w:t xml:space="preserve"> denuncia policial dando cuenta del robo sufrido. </w:t>
       </w:r>
@@ -1083,12 +1063,12 @@
           <w:color w:val="000000"/>
           <w:kern w:val="0"/>
           <w:lang w:eastAsia="es-ES"/>
-          <ns2:ligatures ns2:val="none"/>
+          <w14:ligatures w14:val="none"/>
         </w:rPr>
         <w:t xml:space="preserve">El 21 de noviembre de 2024, presentó una solicitud de atención al Banco, informando la sustracción de S/ 5 000,00 en efectivo y la transferencia no reconocida por S/ 14 978,00, y solicitó la activación del Seguro de Protección de Tarjetas. </w:t>
       </w:r>
     </w:p>
-    <w:p ns2:paraId="382F9998" ns2:textId="77777777">
+    <w:p>
       <w:pPr>
         <w:pStyle w:val="Prrafodelista"/>
         <w:spacing w:line="240" w:lineRule="auto"/>
@@ -1097,11 +1077,11 @@
           <w:color w:val="000000"/>
           <w:kern w:val="0"/>
           <w:lang w:eastAsia="es-ES"/>
-          <ns2:ligatures ns2:val="none"/>
-        </w:rPr>
-      </w:pPr>
-    </w:p>
-    <w:p ns2:paraId="15241B29" ns2:textId="77777777">
+          <w14:ligatures w14:val="none"/>
+        </w:rPr>
+      </w:pPr>
+    </w:p>
+    <w:p>
       <w:pPr>
         <w:pStyle w:val="Prrafodelista"/>
         <w:numPr>
@@ -1120,7 +1100,7 @@
           <w:color w:val="000000"/>
           <w:kern w:val="0"/>
           <w:lang w:eastAsia="es-ES"/>
-          <ns2:ligatures ns2:val="none"/>
+          <w14:ligatures w14:val="none"/>
         </w:rPr>
       </w:pPr>
       <w:r>
@@ -1129,7 +1109,7 @@
           <w:color w:val="000000"/>
           <w:kern w:val="0"/>
           <w:lang w:eastAsia="es-ES"/>
-          <ns2:ligatures ns2:val="none"/>
+          <w14:ligatures w14:val="none"/>
         </w:rPr>
         <w:t>El 3 de diciembre de 2024, Pacífico</w:t>
       </w:r>
@@ -1139,7 +1119,7 @@
           <w:color w:val="000000"/>
           <w:kern w:val="0"/>
           <w:lang w:eastAsia="es-ES"/>
-          <ns2:ligatures ns2:val="none"/>
+          <w14:ligatures w14:val="none"/>
         </w:rPr>
         <w:t xml:space="preserve"> </w:t>
       </w:r>
@@ -1149,7 +1129,7 @@
           <w:color w:val="000000"/>
           <w:kern w:val="0"/>
           <w:lang w:eastAsia="es-ES"/>
-          <ns2:ligatures ns2:val="none"/>
+          <w14:ligatures w14:val="none"/>
         </w:rPr>
         <w:t xml:space="preserve">le remitió un correo electrónico solicitando que se comunique con </w:t>
       </w:r>
@@ -1160,7 +1140,7 @@
           <w:color w:val="000000"/>
           <w:kern w:val="0"/>
           <w:lang w:eastAsia="es-ES"/>
-          <ns2:ligatures ns2:val="none"/>
+          <w14:ligatures w14:val="none"/>
         </w:rPr>
         <w:t>Honesty</w:t>
       </w:r>
@@ -1171,12 +1151,12 @@
           <w:color w:val="000000"/>
           <w:kern w:val="0"/>
           <w:lang w:eastAsia="es-ES"/>
-          <ns2:ligatures ns2:val="none"/>
+          <w14:ligatures w14:val="none"/>
         </w:rPr>
         <w:t xml:space="preserve"> S.A.C. para coordinar la realización de una prueba poligráfica en el marco de la investigación del siniestro. </w:t>
       </w:r>
     </w:p>
-    <w:p ns2:paraId="2532BD8D" ns2:textId="77777777">
+    <w:p>
       <w:pPr>
         <w:pStyle w:val="Prrafodelista"/>
         <w:spacing w:line="240" w:lineRule="auto"/>
@@ -1185,11 +1165,11 @@
           <w:color w:val="000000"/>
           <w:kern w:val="0"/>
           <w:lang w:eastAsia="es-ES"/>
-          <ns2:ligatures ns2:val="none"/>
-        </w:rPr>
-      </w:pPr>
-    </w:p>
-    <w:p ns2:paraId="269E92E8" ns2:textId="77777777">
+          <w14:ligatures w14:val="none"/>
+        </w:rPr>
+      </w:pPr>
+    </w:p>
+    <w:p>
       <w:pPr>
         <w:pStyle w:val="Prrafodelista"/>
         <w:numPr>
@@ -1208,7 +1188,7 @@
           <w:color w:val="000000"/>
           <w:kern w:val="0"/>
           <w:lang w:eastAsia="es-ES"/>
-          <ns2:ligatures ns2:val="none"/>
+          <w14:ligatures w14:val="none"/>
         </w:rPr>
       </w:pPr>
       <w:r>
@@ -1217,7 +1197,7 @@
           <w:color w:val="000000"/>
           <w:kern w:val="0"/>
           <w:lang w:eastAsia="es-ES"/>
-          <ns2:ligatures ns2:val="none"/>
+          <w14:ligatures w14:val="none"/>
         </w:rPr>
         <w:t xml:space="preserve">El 6 de diciembre de 2024, se comunicó con </w:t>
       </w:r>
@@ -1228,7 +1208,7 @@
           <w:color w:val="000000"/>
           <w:kern w:val="0"/>
           <w:lang w:eastAsia="es-ES"/>
-          <ns2:ligatures ns2:val="none"/>
+          <w14:ligatures w14:val="none"/>
         </w:rPr>
         <w:t>Honesty</w:t>
       </w:r>
@@ -1239,7 +1219,7 @@
           <w:color w:val="000000"/>
           <w:kern w:val="0"/>
           <w:lang w:eastAsia="es-ES"/>
-          <ns2:ligatures ns2:val="none"/>
+          <w14:ligatures w14:val="none"/>
         </w:rPr>
         <w:t xml:space="preserve">, proporcionó sus datos y agendó </w:t>
       </w:r>
@@ -1249,7 +1229,7 @@
           <w:color w:val="000000"/>
           <w:kern w:val="0"/>
           <w:lang w:eastAsia="es-ES"/>
-          <ns2:ligatures ns2:val="none"/>
+          <w14:ligatures w14:val="none"/>
         </w:rPr>
         <w:t xml:space="preserve">la realización de la prueba poligráfica </w:t>
       </w:r>
@@ -1259,7 +1239,7 @@
           <w:color w:val="000000"/>
           <w:kern w:val="0"/>
           <w:lang w:eastAsia="es-ES"/>
-          <ns2:ligatures ns2:val="none"/>
+          <w14:ligatures w14:val="none"/>
         </w:rPr>
         <w:t xml:space="preserve">para el </w:t>
       </w:r>
@@ -1269,7 +1249,7 @@
           <w:color w:val="000000"/>
           <w:kern w:val="0"/>
           <w:lang w:eastAsia="es-ES"/>
-          <ns2:ligatures ns2:val="none"/>
+          <w14:ligatures w14:val="none"/>
         </w:rPr>
         <w:t xml:space="preserve">18 de marzo de 2025</w:t>
       </w:r>
@@ -1279,7 +1259,7 @@
           <w:color w:val="000000"/>
           <w:kern w:val="0"/>
           <w:lang w:eastAsia="es-ES"/>
-          <ns2:ligatures ns2:val="none"/>
+          <w14:ligatures w14:val="none"/>
         </w:rPr>
         <w:t xml:space="preserve">, la cual fue realizada </w:t>
       </w:r>
@@ -1289,12 +1269,12 @@
           <w:color w:val="000000"/>
           <w:kern w:val="0"/>
           <w:lang w:eastAsia="es-ES"/>
-          <ns2:ligatures ns2:val="none"/>
+          <w14:ligatures w14:val="none"/>
         </w:rPr>
         <w:t xml:space="preserve">en la fecha, lugar y condiciones coordinadas. </w:t>
       </w:r>
     </w:p>
-    <w:p ns2:paraId="2C76891A" ns2:textId="77777777">
+    <w:p>
       <w:pPr>
         <w:pStyle w:val="Prrafodelista"/>
         <w:spacing w:line="240" w:lineRule="auto"/>
@@ -1303,11 +1283,11 @@
           <w:color w:val="000000"/>
           <w:kern w:val="0"/>
           <w:lang w:eastAsia="es-ES"/>
-          <ns2:ligatures ns2:val="none"/>
-        </w:rPr>
-      </w:pPr>
-    </w:p>
-    <w:p ns2:paraId="5A767479" ns2:textId="77777777">
+          <w14:ligatures w14:val="none"/>
+        </w:rPr>
+      </w:pPr>
+    </w:p>
+    <w:p>
       <w:pPr>
         <w:pStyle w:val="Prrafodelista"/>
         <w:numPr>
@@ -1326,7 +1306,7 @@
           <w:color w:val="000000"/>
           <w:kern w:val="0"/>
           <w:lang w:eastAsia="es-ES"/>
-          <ns2:ligatures ns2:val="none"/>
+          <w14:ligatures w14:val="none"/>
         </w:rPr>
       </w:pPr>
       <w:r>
@@ -1335,7 +1315,7 @@
           <w:color w:val="000000"/>
           <w:kern w:val="0"/>
           <w:lang w:eastAsia="es-ES"/>
-          <ns2:ligatures ns2:val="none"/>
+          <w14:ligatures w14:val="none"/>
         </w:rPr>
         <w:t xml:space="preserve">El 28 de marzo de 2025, recibió una carta notarial </w:t>
       </w:r>
@@ -1345,7 +1325,7 @@
           <w:color w:val="000000"/>
           <w:kern w:val="0"/>
           <w:lang w:eastAsia="es-ES"/>
-          <ns2:ligatures ns2:val="none"/>
+          <w14:ligatures w14:val="none"/>
         </w:rPr>
         <w:t xml:space="preserve">de </w:t>
       </w:r>
@@ -1355,7 +1335,7 @@
           <w:color w:val="000000"/>
           <w:kern w:val="0"/>
           <w:lang w:eastAsia="es-ES"/>
-          <ns2:ligatures ns2:val="none"/>
+          <w14:ligatures w14:val="none"/>
         </w:rPr>
         <w:t xml:space="preserve">Pacífico en la que se le comunicó que la </w:t>
       </w:r>
@@ -1366,7 +1346,7 @@
           <w:color w:val="000000"/>
           <w:kern w:val="0"/>
           <w:lang w:eastAsia="es-ES"/>
-          <ns2:ligatures ns2:val="none"/>
+          <w14:ligatures w14:val="none"/>
         </w:rPr>
         <w:t>Honesty</w:t>
       </w:r>
@@ -1377,7 +1357,7 @@
           <w:color w:val="000000"/>
           <w:kern w:val="0"/>
           <w:lang w:eastAsia="es-ES"/>
-          <ns2:ligatures ns2:val="none"/>
+          <w14:ligatures w14:val="none"/>
         </w:rPr>
         <w:t xml:space="preserve"> </w:t>
       </w:r>
@@ -1387,7 +1367,7 @@
           <w:color w:val="000000"/>
           <w:kern w:val="0"/>
           <w:lang w:eastAsia="es-ES"/>
-          <ns2:ligatures ns2:val="none"/>
+          <w14:ligatures w14:val="none"/>
         </w:rPr>
         <w:t xml:space="preserve">concluyó que presentó reacciones indicativas de engaño frente a preguntas relacionadas con la planificación del fraude, </w:t>
       </w:r>
@@ -1397,7 +1377,7 @@
           <w:color w:val="000000"/>
           <w:kern w:val="0"/>
           <w:lang w:eastAsia="es-ES"/>
-          <ns2:ligatures ns2:val="none"/>
+          <w14:ligatures w14:val="none"/>
         </w:rPr>
         <w:t>motivo por el cual Pacífico decidió rechazar su solicitud de indemnización y cerrar el expediente.</w:t>
       </w:r>
@@ -1413,7 +1393,7 @@
           <w:color w:val="000000"/>
           <w:kern w:val="0"/>
           <w:lang w:eastAsia="es-ES"/>
-          <ns2:ligatures ns2:val="none"/>
+          <w14:ligatures w14:val="none"/>
         </w:rPr>
         <w:t>padecía de parálisis facial, condición médica que afecta sus respuestas fisiológicas, lo cual debía ser analizado durante el</w:t>
       </w:r>
@@ -1423,7 +1403,7 @@
           <w:color w:val="000000"/>
           <w:kern w:val="0"/>
           <w:lang w:eastAsia="es-ES"/>
-          <ns2:ligatures ns2:val="none"/>
+          <w14:ligatures w14:val="none"/>
         </w:rPr>
         <w:t xml:space="preserve"> proceso de evaluación</w:t>
       </w:r>
@@ -1433,12 +1413,12 @@
           <w:color w:val="000000"/>
           <w:kern w:val="0"/>
           <w:lang w:eastAsia="es-ES"/>
-          <ns2:ligatures ns2:val="none"/>
+          <w14:ligatures w14:val="none"/>
         </w:rPr>
         <w:t>.</w:t>
       </w:r>
     </w:p>
-    <w:p ns2:paraId="0D5F317C" ns2:textId="77777777">
+    <w:p>
       <w:pPr>
         <w:tabs>
           <w:tab w:val="left" w:pos="1134"/>
@@ -1450,11 +1430,11 @@
           <w:color w:val="000000"/>
           <w:kern w:val="0"/>
           <w:lang w:eastAsia="es-ES"/>
-          <ns2:ligatures ns2:val="none"/>
-        </w:rPr>
-      </w:pPr>
-    </w:p>
-    <w:p ns2:paraId="17FA0843" ns2:textId="77777777">
+          <w14:ligatures w14:val="none"/>
+        </w:rPr>
+      </w:pPr>
+    </w:p>
+    <w:p>
       <w:pPr>
         <w:numPr>
           <w:ilvl w:val="1"/>
@@ -1472,14 +1452,14 @@
           <w:color w:val="000000"/>
           <w:kern w:val="0"/>
           <w:lang w:val="es-ES" w:eastAsia="es-ES"/>
-          <ns2:ligatures ns2:val="none"/>
+          <w14:ligatures w14:val="none"/>
         </w:rPr>
       </w:pPr>
       <w:r>
         <w:rPr>
           <w:rFonts w:ascii="Arial Narrow" w:eastAsia="Calibri" w:hAnsi="Arial Narrow" w:cs="Arial"/>
           <w:kern w:val="0"/>
-          <ns2:ligatures ns2:val="none"/>
+          <w14:ligatures w14:val="none"/>
         </w:rPr>
         <w:t xml:space="preserve">El señor [APELLIDO] solicitó, en calidad de medida correctiva, que el Banco, Pacífico y Honesty cumplan con otorgar la cobertura del Seguro de Protección de Tarjetas por el importe total de S/ 19 978,50, con la correspondiente reevaluación del caso conforme a las cláusulas contractuales. Asimismo, requirió el reembolso de costos y costas del presente procedimiento.</w:t>
       </w:r>
@@ -1487,7 +1467,7 @@
         <w:rPr>
           <w:rFonts w:ascii="Arial Narrow" w:eastAsia="Calibri" w:hAnsi="Arial Narrow" w:cs="Arial"/>
           <w:kern w:val="0"/>
-          <ns2:ligatures ns2:val="none"/>
+          <w14:ligatures w14:val="none"/>
         </w:rPr>
         <w:t xml:space="preserve"/>
       </w:r>
@@ -1495,7 +1475,7 @@
         <w:rPr>
           <w:rFonts w:ascii="Arial Narrow" w:eastAsia="Calibri" w:hAnsi="Arial Narrow" w:cs="Arial"/>
           <w:kern w:val="0"/>
-          <ns2:ligatures ns2:val="none"/>
+          <w14:ligatures w14:val="none"/>
         </w:rPr>
         <w:t xml:space="preserve"/>
       </w:r>
@@ -1505,7 +1485,7 @@
           <w:color w:val="000000"/>
           <w:kern w:val="0"/>
           <w:lang w:val="es-ES" w:eastAsia="es-ES"/>
-          <ns2:ligatures ns2:val="none"/>
+          <w14:ligatures w14:val="none"/>
         </w:rPr>
         <w:t xml:space="preserve"/>
       </w:r>
@@ -1515,7 +1495,7 @@
           <w:color w:val="000000"/>
           <w:kern w:val="0"/>
           <w:lang w:val="es-ES" w:eastAsia="es-ES"/>
-          <ns2:ligatures ns2:val="none"/>
+          <w14:ligatures w14:val="none"/>
         </w:rPr>
         <w:t xml:space="preserve"/>
       </w:r>
@@ -1526,7 +1506,7 @@
           <w:color w:val="000000"/>
           <w:kern w:val="0"/>
           <w:lang w:val="es-ES" w:eastAsia="es-ES"/>
-          <ns2:ligatures ns2:val="none"/>
+          <w14:ligatures w14:val="none"/>
         </w:rPr>
         <w:t/>
       </w:r>
@@ -1537,7 +1517,7 @@
           <w:color w:val="000000"/>
           <w:kern w:val="0"/>
           <w:lang w:val="es-ES" w:eastAsia="es-ES"/>
-          <ns2:ligatures ns2:val="none"/>
+          <w14:ligatures w14:val="none"/>
         </w:rPr>
         <w:t xml:space="preserve"/>
       </w:r>
@@ -1547,7 +1527,7 @@
           <w:color w:val="000000"/>
           <w:kern w:val="0"/>
           <w:lang w:eastAsia="es-ES"/>
-          <ns2:ligatures ns2:val="none"/>
+          <w14:ligatures w14:val="none"/>
         </w:rPr>
         <w:t xml:space="preserve"/>
       </w:r>
@@ -1557,7 +1537,7 @@
           <w:color w:val="000000"/>
           <w:kern w:val="0"/>
           <w:lang w:eastAsia="es-ES"/>
-          <ns2:ligatures ns2:val="none"/>
+          <w14:ligatures w14:val="none"/>
         </w:rPr>
         <w:lastRenderedPageBreak/>
         <w:t/>
@@ -1568,7 +1548,7 @@
           <w:color w:val="000000"/>
           <w:kern w:val="0"/>
           <w:lang w:eastAsia="es-ES"/>
-          <ns2:ligatures ns2:val="none"/>
+          <w14:ligatures w14:val="none"/>
         </w:rPr>
         <w:t/>
       </w:r>
@@ -1578,7 +1558,7 @@
           <w:color w:val="000000"/>
           <w:kern w:val="0"/>
           <w:lang w:val="es-ES" w:eastAsia="es-ES"/>
-          <ns2:ligatures ns2:val="none"/>
+          <w14:ligatures w14:val="none"/>
         </w:rPr>
         <w:t xml:space="preserve"/>
       </w:r>
@@ -1588,12 +1568,12 @@
           <w:color w:val="000000"/>
           <w:kern w:val="0"/>
           <w:lang w:val="es-ES" w:eastAsia="es-ES"/>
-          <ns2:ligatures ns2:val="none"/>
+          <w14:ligatures w14:val="none"/>
         </w:rPr>
         <w:t/>
       </w:r>
     </w:p>
-    <w:p ns2:paraId="6E1BBE3D" ns2:textId="77777777">
+    <w:p>
       <w:pPr>
         <w:spacing w:after="0" w:line="240" w:lineRule="auto"/>
         <w:contextualSpacing/>
@@ -1604,11 +1584,11 @@
           <w:color w:val="000000"/>
           <w:kern w:val="0"/>
           <w:lang w:eastAsia="es-PE"/>
-          <ns2:ligatures ns2:val="none"/>
-        </w:rPr>
-      </w:pPr>
-    </w:p>
-    <w:p ns2:paraId="395E2A70" ns2:textId="77777777">
+          <w14:ligatures w14:val="none"/>
+        </w:rPr>
+      </w:pPr>
+    </w:p>
+    <w:p>
       <w:pPr>
         <w:pStyle w:val="Prrafodelista"/>
         <w:numPr>
@@ -1628,22 +1608,22 @@
           <w:color w:val="000000"/>
           <w:kern w:val="0"/>
           <w:lang w:eastAsia="es-PE"/>
-          <ns2:ligatures ns2:val="none"/>
-        </w:rPr>
-      </w:pPr>
-      <w:r>
-        <w:rPr>
-          <w:rFonts w:ascii="Arial Narrow" w:eastAsia="Arial Narrow" w:hAnsi="Arial Narrow" w:cs="Arial Narrow"/>
-          <w:b/>
-          <w:color w:val="000000"/>
-          <w:kern w:val="0"/>
-          <w:lang w:eastAsia="es-PE"/>
-          <ns2:ligatures ns2:val="none"/>
+          <w14:ligatures w14:val="none"/>
+        </w:rPr>
+      </w:pPr>
+      <w:r>
+        <w:rPr>
+          <w:rFonts w:ascii="Arial Narrow" w:eastAsia="Arial Narrow" w:hAnsi="Arial Narrow" w:cs="Arial Narrow"/>
+          <w:b/>
+          <w:color w:val="000000"/>
+          <w:kern w:val="0"/>
+          <w:lang w:eastAsia="es-PE"/>
+          <w14:ligatures w14:val="none"/>
         </w:rPr>
         <w:t xml:space="preserve">DE LA SOLICITUD DE CONFIDENCIALIDAD PRESENTADA </w:t>
       </w:r>
     </w:p>
-    <w:p ns2:paraId="6C8EE353" ns2:textId="77777777">
+    <w:p>
       <w:pPr>
         <w:spacing w:after="0" w:line="240" w:lineRule="auto"/>
         <w:ind w:left="567"/>
@@ -1655,11 +1635,11 @@
           <w:color w:val="000000"/>
           <w:kern w:val="0"/>
           <w:lang w:eastAsia="es-PE"/>
-          <ns2:ligatures ns2:val="none"/>
-        </w:rPr>
-      </w:pPr>
-    </w:p>
-    <w:p ns2:paraId="40B3E2C9" ns2:textId="77777777">
+          <w14:ligatures w14:val="none"/>
+        </w:rPr>
+      </w:pPr>
+    </w:p>
+    <w:p>
       <w:pPr>
         <w:pStyle w:val="Prrafodelista"/>
         <w:numPr>
@@ -1673,7 +1653,7 @@
           <w:rStyle w:val="eop"/>
           <w:rFonts w:ascii="Arial Narrow" w:eastAsia="Arial Narrow" w:hAnsi="Arial Narrow" w:cs="Arial Narrow"/>
           <w:kern w:val="0"/>
-          <ns2:ligatures ns2:val="none"/>
+          <w14:ligatures w14:val="none"/>
         </w:rPr>
       </w:pPr>
       <w:r>
@@ -1699,7 +1679,7 @@
         <w:t>.</w:t>
       </w:r>
     </w:p>
-    <w:p ns2:paraId="501007C5" ns2:textId="77777777">
+    <w:p>
       <w:pPr>
         <w:pStyle w:val="Prrafodelista"/>
         <w:spacing w:after="0" w:line="240" w:lineRule="auto"/>
@@ -1709,11 +1689,11 @@
           <w:rStyle w:val="eop"/>
           <w:rFonts w:ascii="Arial Narrow" w:eastAsia="Arial Narrow" w:hAnsi="Arial Narrow" w:cs="Arial Narrow"/>
           <w:kern w:val="0"/>
-          <ns2:ligatures ns2:val="none"/>
-        </w:rPr>
-      </w:pPr>
-    </w:p>
-    <w:p ns2:paraId="1206E6BD" ns2:textId="77777777">
+          <w14:ligatures w14:val="none"/>
+        </w:rPr>
+      </w:pPr>
+    </w:p>
+    <w:p>
       <w:pPr>
         <w:pStyle w:val="Prrafodelista"/>
         <w:numPr>
@@ -1727,7 +1707,7 @@
           <w:rStyle w:val="normaltextrun"/>
           <w:rFonts w:ascii="Arial Narrow" w:eastAsia="Arial Narrow" w:hAnsi="Arial Narrow" w:cs="Arial Narrow"/>
           <w:kern w:val="0"/>
-          <ns2:ligatures ns2:val="none"/>
+          <w14:ligatures w14:val="none"/>
         </w:rPr>
       </w:pPr>
       <w:r>
@@ -1764,7 +1744,7 @@
         <w:t>.</w:t>
       </w:r>
     </w:p>
-    <w:p ns2:paraId="2DCE8FCB" ns2:textId="77777777">
+    <w:p>
       <w:pPr>
         <w:pStyle w:val="Prrafodelista"/>
         <w:spacing w:line="240" w:lineRule="auto"/>
@@ -1775,7 +1755,7 @@
         </w:rPr>
       </w:pPr>
     </w:p>
-    <w:p ns2:paraId="686F1BE3" ns2:textId="77777777">
+    <w:p>
       <w:pPr>
         <w:pStyle w:val="Prrafodelista"/>
         <w:numPr>
@@ -1788,7 +1768,7 @@
         <w:rPr>
           <w:rFonts w:ascii="Arial Narrow" w:eastAsia="Arial Narrow" w:hAnsi="Arial Narrow" w:cs="Arial Narrow"/>
           <w:kern w:val="0"/>
-          <ns2:ligatures ns2:val="none"/>
+          <w14:ligatures w14:val="none"/>
         </w:rPr>
       </w:pPr>
       <w:r>
@@ -1827,7 +1807,7 @@
         <w:rPr>
           <w:rFonts w:ascii="Arial Narrow" w:eastAsia="Calibri" w:hAnsi="Arial Narrow" w:cs="Arial"/>
           <w:kern w:val="0"/>
-          <ns2:ligatures ns2:val="none"/>
+          <w14:ligatures w14:val="none"/>
         </w:rPr>
         <w:t/>
       </w:r>
@@ -1858,7 +1838,7 @@
         <w:t/>
       </w:r>
     </w:p>
-    <w:p ns2:paraId="098DB5B3" ns2:textId="77777777">
+    <w:p>
       <w:pPr>
         <w:pStyle w:val="Prrafodelista"/>
         <w:spacing w:line="240" w:lineRule="auto"/>
@@ -1868,7 +1848,7 @@
         </w:rPr>
       </w:pPr>
     </w:p>
-    <w:p ns2:paraId="1C804C87" ns2:textId="77777777">
+    <w:p>
       <w:pPr>
         <w:pStyle w:val="Prrafodelista"/>
         <w:numPr>
@@ -1881,7 +1861,7 @@
         <w:rPr>
           <w:rFonts w:ascii="Arial Narrow" w:eastAsia="Arial Narrow" w:hAnsi="Arial Narrow" w:cs="Arial Narrow"/>
           <w:kern w:val="0"/>
-          <ns2:ligatures ns2:val="none"/>
+          <w14:ligatures w14:val="none"/>
         </w:rPr>
       </w:pPr>
       <w:proofErr w:type="gramStart"/>
@@ -1934,7 +1914,7 @@
         <w:t>.</w:t>
       </w:r>
     </w:p>
-    <w:p ns2:paraId="010488E0" ns2:textId="77777777">
+    <w:p>
       <w:pPr>
         <w:pStyle w:val="Prrafodelista"/>
         <w:spacing w:line="240" w:lineRule="auto"/>
@@ -1944,7 +1924,7 @@
         </w:rPr>
       </w:pPr>
     </w:p>
-    <w:p ns2:paraId="2603A4D6" ns2:textId="77777777">
+    <w:p>
       <w:pPr>
         <w:pStyle w:val="Prrafodelista"/>
         <w:numPr>
@@ -1957,7 +1937,7 @@
         <w:rPr>
           <w:rFonts w:ascii="Arial Narrow" w:eastAsia="Arial Narrow" w:hAnsi="Arial Narrow" w:cs="Arial Narrow"/>
           <w:kern w:val="0"/>
-          <ns2:ligatures ns2:val="none"/>
+          <w14:ligatures w14:val="none"/>
         </w:rPr>
       </w:pPr>
       <w:r>
@@ -2015,7 +1995,7 @@
         <w:t>este último requisito el Órgano Resolutivo le solicitará que subsane dicha omisión o que indique si desea tener por no presentado su escrito, bajo apercibimiento de incorporarlo al expediente como documento de carácter público con el mismo tratamiento que cualquier pieza incluida en dicho expediente.</w:t>
       </w:r>
     </w:p>
-    <w:p ns2:paraId="74D766B4" ns2:textId="77777777">
+    <w:p>
       <w:pPr>
         <w:pStyle w:val="Prrafodelista"/>
         <w:spacing w:line="240" w:lineRule="auto"/>
@@ -2023,11 +2003,11 @@
           <w:rStyle w:val="normaltextrun"/>
           <w:rFonts w:ascii="Arial Narrow" w:eastAsia="Arial Narrow" w:hAnsi="Arial Narrow" w:cs="Arial Narrow"/>
           <w:kern w:val="0"/>
-          <ns2:ligatures ns2:val="none"/>
-        </w:rPr>
-      </w:pPr>
-    </w:p>
-    <w:p ns2:paraId="068BFF3E" ns2:textId="77777777">
+          <w14:ligatures w14:val="none"/>
+        </w:rPr>
+      </w:pPr>
+    </w:p>
+    <w:p>
       <w:pPr>
         <w:pStyle w:val="Prrafodelista"/>
         <w:numPr>
@@ -2047,7 +2027,7 @@
           <w:rStyle w:val="normaltextrun"/>
           <w:rFonts w:ascii="Arial Narrow" w:eastAsia="Arial Narrow" w:hAnsi="Arial Narrow" w:cs="Arial Narrow"/>
           <w:kern w:val="0"/>
-          <ns2:ligatures ns2:val="none"/>
+          <w14:ligatures w14:val="none"/>
         </w:rPr>
         <w:t xml:space="preserve">Mediante Resolución 1 de fecha 18 de junio de 2025, se requirió al señor [APELLIDO], de acuerdo a la Directiva 001-2025-GEG/INDECOPI, que, en el plazo improrrogable de dos (2) días hábiles contado a partir del día siguiente de notificada la presente, cumpla con:</w:t>
       </w:r>
@@ -2057,7 +2037,7 @@
           <w:rStyle w:val="normaltextrun"/>
           <w:rFonts w:ascii="Arial Narrow" w:eastAsia="Arial Narrow" w:hAnsi="Arial Narrow" w:cs="Arial Narrow"/>
           <w:kern w:val="0"/>
-          <ns2:ligatures ns2:val="none"/>
+          <w14:ligatures w14:val="none"/>
         </w:rPr>
         <w:t/>
       </w:r>
@@ -2067,7 +2047,7 @@
           <w:rStyle w:val="normaltextrun"/>
           <w:rFonts w:ascii="Arial Narrow" w:eastAsia="Arial Narrow" w:hAnsi="Arial Narrow" w:cs="Arial Narrow"/>
           <w:kern w:val="0"/>
-          <ns2:ligatures ns2:val="none"/>
+          <w14:ligatures w14:val="none"/>
         </w:rPr>
         <w:t xml:space="preserve"/>
       </w:r>
@@ -2076,7 +2056,7 @@
           <w:rStyle w:val="normaltextrun"/>
           <w:rFonts w:ascii="Arial Narrow" w:eastAsia="Arial Narrow" w:hAnsi="Arial Narrow" w:cs="Arial Narrow"/>
           <w:kern w:val="0"/>
-          <ns2:ligatures ns2:val="none"/>
+          <w14:ligatures w14:val="none"/>
         </w:rPr>
         <w:t/>
       </w:r>
@@ -2092,7 +2072,7 @@
         <w:rPr>
           <w:rFonts w:ascii="Arial Narrow" w:eastAsia="Calibri" w:hAnsi="Arial Narrow" w:cs="Arial"/>
           <w:kern w:val="0"/>
-          <ns2:ligatures ns2:val="none"/>
+          <w14:ligatures w14:val="none"/>
         </w:rPr>
         <w:t/>
       </w:r>
@@ -2173,7 +2153,7 @@
         <w:t/>
       </w:r>
     </w:p>
-    <w:p ns2:paraId="43CBA259" ns2:textId="77777777">
+    <w:p>
       <w:pPr>
         <w:pStyle w:val="Prrafodelista"/>
         <w:spacing w:line="240" w:lineRule="auto"/>
@@ -2185,7 +2165,7 @@
         </w:rPr>
       </w:pPr>
     </w:p>
-    <w:p ns2:paraId="76200C57" ns2:textId="77777777">
+    <w:p>
       <w:pPr>
         <w:pStyle w:val="Prrafodelista"/>
         <w:numPr>
@@ -2212,7 +2192,7 @@
         <w:t>Indicar de forma expresa de qué documento solicita la confidencialidad, presentando dicho documento de forma independiente a los otros anexos de su escrito de denuncia; o, de ser el caso señalar que desea que no se tenga por presentado el documento “ANEXOS DE DENUNCIA.PDF”.</w:t>
       </w:r>
     </w:p>
-    <w:p ns2:paraId="468667E8" ns2:textId="77777777">
+    <w:p>
       <w:pPr>
         <w:pStyle w:val="Prrafodelista"/>
         <w:numPr>
@@ -2241,7 +2221,7 @@
       </w:r>
       <w:bookmarkStart w:id="1" w:name="_Hlk202444909"/>
     </w:p>
-    <w:p ns2:paraId="2D4D0454" ns2:textId="77777777">
+    <w:p>
       <w:pPr>
         <w:pStyle w:val="Prrafodelista"/>
         <w:spacing w:line="240" w:lineRule="auto"/>
@@ -2254,7 +2234,7 @@
         </w:rPr>
       </w:pPr>
     </w:p>
-    <w:p ns2:paraId="7EABC435" ns2:textId="77777777">
+    <w:p>
       <w:pPr>
         <w:pStyle w:val="Prrafodelista"/>
         <w:numPr>
@@ -2267,7 +2247,7 @@
         <w:rPr>
           <w:rFonts w:ascii="Arial Narrow" w:eastAsia="Arial Narrow" w:hAnsi="Arial Narrow" w:cs="Arial Narrow"/>
           <w:kern w:val="0"/>
-          <ns2:ligatures ns2:val="none"/>
+          <w14:ligatures w14:val="none"/>
         </w:rPr>
       </w:pPr>
       <w:r>
@@ -2290,7 +2270,7 @@
         <w:rPr>
           <w:rFonts w:ascii="Arial Narrow" w:eastAsia="Calibri" w:hAnsi="Arial Narrow" w:cs="Arial"/>
           <w:kern w:val="0"/>
-          <ns2:ligatures ns2:val="none"/>
+          <w14:ligatures w14:val="none"/>
         </w:rPr>
         <w:t/>
       </w:r>
@@ -2298,7 +2278,7 @@
         <w:rPr>
           <w:rFonts w:ascii="Arial Narrow" w:eastAsia="Calibri" w:hAnsi="Arial Narrow" w:cs="Arial"/>
           <w:kern w:val="0"/>
-          <ns2:ligatures ns2:val="none"/>
+          <w14:ligatures w14:val="none"/>
         </w:rPr>
         <w:t xml:space="preserve"/>
       </w:r>
@@ -2326,7 +2306,7 @@
         </w:rPr>
         <w:t xml:space="preserve"/>
       </w:r>
-      <w:hyperlink ns3:id="rId8" w:history="1">
+      <w:hyperlink r:id="rId8" w:history="1">
         <w:r>
           <w:rPr>
             <w:rStyle w:val="Hipervnculo"/>
@@ -2347,7 +2327,7 @@
       </w:r>
     </w:p>
     <w:bookmarkEnd w:id="1"/>
-    <w:p ns2:paraId="1E932037" ns2:textId="77777777">
+    <w:p>
       <w:pPr>
         <w:pStyle w:val="Prrafodelista"/>
         <w:spacing w:after="0" w:line="240" w:lineRule="auto"/>
@@ -2356,11 +2336,11 @@
         <w:rPr>
           <w:rFonts w:ascii="Arial Narrow" w:eastAsia="Arial Narrow" w:hAnsi="Arial Narrow" w:cs="Arial Narrow"/>
           <w:kern w:val="0"/>
-          <ns2:ligatures ns2:val="none"/>
-        </w:rPr>
-      </w:pPr>
-    </w:p>
-    <w:p ns2:paraId="06F2D166" ns2:textId="15D298B0">
+          <w14:ligatures w14:val="none"/>
+        </w:rPr>
+      </w:pPr>
+    </w:p>
+    <w:p>
       <w:pPr>
         <w:pStyle w:val="Prrafodelista"/>
         <w:numPr>
@@ -2373,7 +2353,7 @@
         <w:rPr>
           <w:rFonts w:ascii="Arial Narrow" w:eastAsia="Arial Narrow" w:hAnsi="Arial Narrow" w:cs="Arial Narrow"/>
           <w:kern w:val="0"/>
-          <ns2:ligatures ns2:val="none"/>
+          <w14:ligatures w14:val="none"/>
         </w:rPr>
       </w:pPr>
       <w:r>
@@ -2412,7 +2392,7 @@
         <w:rPr>
           <w:rFonts w:ascii="Arial Narrow" w:eastAsia="Calibri" w:hAnsi="Arial Narrow" w:cs="Arial"/>
           <w:kern w:val="0"/>
-          <ns2:ligatures ns2:val="none"/>
+          <w14:ligatures w14:val="none"/>
         </w:rPr>
         <w:t/>
       </w:r>
@@ -2420,7 +2400,7 @@
         <w:rPr>
           <w:rFonts w:ascii="Arial Narrow" w:eastAsia="Calibri" w:hAnsi="Arial Narrow" w:cs="Arial"/>
           <w:kern w:val="0"/>
-          <ns2:ligatures ns2:val="none"/>
+          <w14:ligatures w14:val="none"/>
         </w:rPr>
         <w:t xml:space="preserve"/>
       </w:r>
@@ -2502,7 +2482,7 @@
         <w:t/>
       </w:r>
     </w:p>
-    <w:p ns2:paraId="49DB8E67" ns2:textId="77777777">
+    <w:p>
       <w:pPr>
         <w:pStyle w:val="Prrafodelista"/>
         <w:spacing w:after="0" w:line="240" w:lineRule="auto"/>
@@ -2511,11 +2491,11 @@
         <w:rPr>
           <w:rFonts w:ascii="Arial Narrow" w:eastAsia="Arial Narrow" w:hAnsi="Arial Narrow" w:cs="Arial Narrow"/>
           <w:kern w:val="0"/>
-          <ns2:ligatures ns2:val="none"/>
-        </w:rPr>
-      </w:pPr>
-    </w:p>
-    <w:p ns2:paraId="20481A3E" ns2:textId="3A9FC837">
+          <w14:ligatures w14:val="none"/>
+        </w:rPr>
+      </w:pPr>
+    </w:p>
+    <w:p>
       <w:pPr>
         <w:pStyle w:val="Prrafodelista"/>
         <w:numPr>
@@ -2528,14 +2508,14 @@
         <w:rPr>
           <w:rFonts w:ascii="Arial Narrow" w:eastAsia="Arial Narrow" w:hAnsi="Arial Narrow" w:cs="Arial Narrow"/>
           <w:kern w:val="0"/>
-          <ns2:ligatures ns2:val="none"/>
-        </w:rPr>
-      </w:pPr>
-      <w:r>
-        <w:rPr>
-          <w:rFonts w:ascii="Arial Narrow" w:eastAsia="Arial Narrow" w:hAnsi="Arial Narrow" w:cs="Arial Narrow"/>
-          <w:kern w:val="0"/>
-          <ns2:ligatures ns2:val="none"/>
+          <w14:ligatures w14:val="none"/>
+        </w:rPr>
+      </w:pPr>
+      <w:r>
+        <w:rPr>
+          <w:rFonts w:ascii="Arial Narrow" w:eastAsia="Arial Narrow" w:hAnsi="Arial Narrow" w:cs="Arial Narrow"/>
+          <w:kern w:val="0"/>
+          <w14:ligatures w14:val="none"/>
         </w:rPr>
         <w:t xml:space="preserve">No obstante, el señor [APELLIDO] no cumplió con lo señalado en la con el inciso 7.1.3 del numeral 7.1 del acápite 7 Directiva 001-2025-GEG/INDECOPI, en tanto que no cumplió adjuntar los documentos del anexo “ANEXOS DE DENUNCIA.PDF” y el anexo “ANEXOS CONFIDENCIALES.PDF” de manera independiente. </w:t>
       </w:r>
@@ -2543,7 +2523,7 @@
         <w:rPr>
           <w:rFonts w:ascii="Arial Narrow" w:eastAsia="Arial Narrow" w:hAnsi="Arial Narrow" w:cs="Arial Narrow"/>
           <w:kern w:val="0"/>
-          <ns2:ligatures ns2:val="none"/>
+          <w14:ligatures w14:val="none"/>
         </w:rPr>
         <w:t xml:space="preserve"/>
       </w:r>
@@ -2551,7 +2531,7 @@
         <w:rPr>
           <w:rFonts w:ascii="Arial Narrow" w:eastAsia="Calibri" w:hAnsi="Arial Narrow" w:cs="Arial"/>
           <w:kern w:val="0"/>
-          <ns2:ligatures ns2:val="none"/>
+          <w14:ligatures w14:val="none"/>
         </w:rPr>
         <w:t/>
       </w:r>
@@ -2689,7 +2669,7 @@
         <w:t xml:space="preserve"/>
       </w:r>
     </w:p>
-    <w:p ns2:paraId="092378C5" ns2:textId="77777777">
+    <w:p>
       <w:pPr>
         <w:pStyle w:val="Prrafodelista"/>
         <w:spacing w:after="0" w:line="240" w:lineRule="auto"/>
@@ -2699,11 +2679,11 @@
           <w:rFonts w:ascii="Arial Narrow" w:eastAsia="Calibri" w:hAnsi="Arial Narrow" w:cs="Arial Narrow"/>
           <w:kern w:val="0"/>
           <w:lang w:eastAsia="es-PE"/>
-          <ns2:ligatures ns2:val="none"/>
-        </w:rPr>
-      </w:pPr>
-    </w:p>
-    <w:p ns2:paraId="30DCD28B" ns2:textId="0B751675">
+          <w14:ligatures w14:val="none"/>
+        </w:rPr>
+      </w:pPr>
+    </w:p>
+    <w:p>
       <w:pPr>
         <w:pStyle w:val="Prrafodelista"/>
         <w:numPr>
@@ -2717,7 +2697,7 @@
           <w:rFonts w:ascii="Arial Narrow" w:eastAsia="Calibri" w:hAnsi="Arial Narrow" w:cs="Arial Narrow"/>
           <w:kern w:val="0"/>
           <w:lang w:eastAsia="es-PE"/>
-          <ns2:ligatures ns2:val="none"/>
+          <w14:ligatures w14:val="none"/>
         </w:rPr>
       </w:pPr>
       <w:r>
@@ -2726,7 +2706,7 @@
           <w:color w:val="000000"/>
           <w:kern w:val="0"/>
           <w:lang w:eastAsia="es-PE"/>
-          <ns2:ligatures ns2:val="none"/>
+          <w14:ligatures w14:val="none"/>
         </w:rPr>
         <w:t xml:space="preserve">En tanto el señor [APELLIDO] no cumplió con lo señalado en la Directiva 001-2008/TRI-INDECOPI y la Directiva 001-2025-GEG/INDECOPI, corresponde incorporar el documento “ANEXOS DE DENUNCIA.PDF” y el documento “ANEXOS CONFIDENCIALES.PDF” al expediente como documento de carácter público con el mismo tratamiento que cualquier otra pieza incluida en dicho expediente. </w:t>
       </w:r>
@@ -2736,7 +2716,7 @@
           <w:color w:val="000000"/>
           <w:kern w:val="0"/>
           <w:lang w:eastAsia="es-PE"/>
-          <ns2:ligatures ns2:val="none"/>
+          <w14:ligatures w14:val="none"/>
         </w:rPr>
         <w:t xml:space="preserve"/>
       </w:r>
@@ -2744,7 +2724,7 @@
         <w:rPr>
           <w:rFonts w:ascii="Arial Narrow" w:eastAsia="Calibri" w:hAnsi="Arial Narrow" w:cs="Arial"/>
           <w:kern w:val="0"/>
-          <ns2:ligatures ns2:val="none"/>
+          <w14:ligatures w14:val="none"/>
         </w:rPr>
         <w:t/>
       </w:r>
@@ -2836,7 +2816,7 @@
           <w:color w:val="000000"/>
           <w:kern w:val="0"/>
           <w:lang w:eastAsia="es-PE"/>
-          <ns2:ligatures ns2:val="none"/>
+          <w14:ligatures w14:val="none"/>
         </w:rPr>
         <w:t/>
       </w:r>
@@ -2846,7 +2826,7 @@
           <w:color w:val="000000"/>
           <w:kern w:val="0"/>
           <w:lang w:eastAsia="es-PE"/>
-          <ns2:ligatures ns2:val="none"/>
+          <w14:ligatures w14:val="none"/>
         </w:rPr>
         <w:t xml:space="preserve"/>
       </w:r>
@@ -2857,7 +2837,7 @@
           <w:color w:val="000000"/>
           <w:kern w:val="0"/>
           <w:lang w:eastAsia="es-PE"/>
-          <ns2:ligatures ns2:val="none"/>
+          <w14:ligatures w14:val="none"/>
         </w:rPr>
         <w:t/>
       </w:r>
@@ -2877,7 +2857,7 @@
           <w:color w:val="000000"/>
           <w:kern w:val="0"/>
           <w:lang w:eastAsia="es-PE"/>
-          <ns2:ligatures ns2:val="none"/>
+          <w14:ligatures w14:val="none"/>
         </w:rPr>
         <w:t xml:space="preserve"/>
       </w:r>
@@ -2895,7 +2875,7 @@
           <w:color w:val="000000"/>
           <w:kern w:val="0"/>
           <w:lang w:eastAsia="es-PE"/>
-          <ns2:ligatures ns2:val="none"/>
+          <w14:ligatures w14:val="none"/>
         </w:rPr>
         <w:t xml:space="preserve"/>
       </w:r>
@@ -2937,7 +2917,7 @@
           <w:color w:val="000000"/>
           <w:kern w:val="0"/>
           <w:lang w:eastAsia="es-PE"/>
-          <ns2:ligatures ns2:val="none"/>
+          <w14:ligatures w14:val="none"/>
         </w:rPr>
         <w:t/>
       </w:r>
@@ -2948,7 +2928,7 @@
           <w:color w:val="000000"/>
           <w:kern w:val="0"/>
           <w:lang w:eastAsia="es-PE"/>
-          <ns2:ligatures ns2:val="none"/>
+          <w14:ligatures w14:val="none"/>
         </w:rPr>
         <w:t/>
       </w:r>
@@ -2958,7 +2938,7 @@
           <w:color w:val="000000"/>
           <w:kern w:val="0"/>
           <w:lang w:eastAsia="es-PE"/>
-          <ns2:ligatures ns2:val="none"/>
+          <w14:ligatures w14:val="none"/>
         </w:rPr>
         <w:t/>
       </w:r>
@@ -2969,12 +2949,12 @@
           <w:color w:val="000000"/>
           <w:kern w:val="0"/>
           <w:lang w:eastAsia="es-PE"/>
-          <ns2:ligatures ns2:val="none"/>
+          <w14:ligatures w14:val="none"/>
         </w:rPr>
         <w:t xml:space="preserve"/>
       </w:r>
     </w:p>
-    <w:p ns2:paraId="2285E215" ns2:textId="77777777">
+    <w:p>
       <w:pPr>
         <w:spacing w:after="0" w:line="240" w:lineRule="auto"/>
         <w:contextualSpacing/>
@@ -2985,11 +2965,11 @@
           <w:color w:val="000000"/>
           <w:kern w:val="0"/>
           <w:lang w:eastAsia="es-PE"/>
-          <ns2:ligatures ns2:val="none"/>
-        </w:rPr>
-      </w:pPr>
-    </w:p>
-    <w:p ns2:paraId="053F1354" ns2:textId="77777777">
+          <w14:ligatures w14:val="none"/>
+        </w:rPr>
+      </w:pPr>
+    </w:p>
+    <w:p>
       <w:pPr>
         <w:pStyle w:val="Prrafodelista"/>
         <w:numPr>
@@ -3009,22 +2989,22 @@
           <w:color w:val="000000"/>
           <w:kern w:val="0"/>
           <w:lang w:eastAsia="es-PE"/>
-          <ns2:ligatures ns2:val="none"/>
-        </w:rPr>
-      </w:pPr>
-      <w:r>
-        <w:rPr>
-          <w:rFonts w:ascii="Arial Narrow" w:eastAsia="Arial Narrow" w:hAnsi="Arial Narrow" w:cs="Arial Narrow"/>
-          <w:b/>
-          <w:color w:val="000000"/>
-          <w:kern w:val="0"/>
-          <w:lang w:eastAsia="es-PE"/>
-          <ns2:ligatures ns2:val="none"/>
+          <w14:ligatures w14:val="none"/>
+        </w:rPr>
+      </w:pPr>
+      <w:r>
+        <w:rPr>
+          <w:rFonts w:ascii="Arial Narrow" w:eastAsia="Arial Narrow" w:hAnsi="Arial Narrow" w:cs="Arial Narrow"/>
+          <w:b/>
+          <w:color w:val="000000"/>
+          <w:kern w:val="0"/>
+          <w:lang w:eastAsia="es-PE"/>
+          <w14:ligatures w14:val="none"/>
         </w:rPr>
         <w:t>DE LA ADMISIÓN A TRÁMITE DE LA DENUNCIA</w:t>
       </w:r>
     </w:p>
-    <w:p ns2:paraId="5FD52CDE" ns2:textId="77777777">
+    <w:p>
       <w:pPr>
         <w:spacing w:after="0" w:line="240" w:lineRule="auto"/>
         <w:ind w:left="567"/>
@@ -3036,11 +3016,11 @@
           <w:color w:val="000000"/>
           <w:kern w:val="0"/>
           <w:lang w:eastAsia="es-PE"/>
-          <ns2:ligatures ns2:val="none"/>
-        </w:rPr>
-      </w:pPr>
-    </w:p>
-    <w:p ns2:paraId="10273910" ns2:textId="1DAB21C4">
+          <w14:ligatures w14:val="none"/>
+        </w:rPr>
+      </w:pPr>
+    </w:p>
+    <w:p>
       <w:pPr>
         <w:pStyle w:val="Prrafodelista"/>
         <w:numPr>
@@ -3053,7 +3033,7 @@
         <w:rPr>
           <w:rFonts w:ascii="Arial Narrow" w:eastAsia="Arial Narrow" w:hAnsi="Arial Narrow" w:cs="Arial Narrow"/>
           <w:kern w:val="0"/>
-          <ns2:ligatures ns2:val="none"/>
+          <w14:ligatures w14:val="none"/>
         </w:rPr>
       </w:pPr>
       <w:bookmarkStart w:id="2" w:name="_Hlk140755208"/>
@@ -3065,7 +3045,7 @@
           <w:color w:val="000000"/>
           <w:kern w:val="0"/>
           <w:lang w:eastAsia="es-PE"/>
-          <ns2:ligatures ns2:val="none"/>
+          <w14:ligatures w14:val="none"/>
         </w:rPr>
         <w:t xml:space="preserve">La Secretaría </w:t>
       </w:r>
@@ -3078,7 +3058,7 @@
           <w:color w:val="000000"/>
           <w:kern w:val="0"/>
           <w:lang w:eastAsia="es-PE"/>
-          <ns2:ligatures ns2:val="none"/>
+          <w14:ligatures w14:val="none"/>
         </w:rPr>
         <w:t>Técnica de la Comisión de Protección al Consumidor 1 (en adelante, la Secretaría Técnica), en ejercicio de sus facultades</w:t>
       </w:r>
@@ -3088,7 +3068,7 @@
           <w:rFonts w:ascii="Arial Narrow" w:eastAsia="Arial Narrow" w:hAnsi="Arial Narrow" w:cs="Arial Narrow"/>
           <w:kern w:val="0"/>
           <w:vertAlign w:val="superscript"/>
-          <ns2:ligatures ns2:val="none"/>
+          <w14:ligatures w14:val="none"/>
         </w:rPr>
         <w:footnoteReference w:id="6"/>
       </w:r>
@@ -3098,7 +3078,7 @@
           <w:color w:val="000000"/>
           <w:kern w:val="0"/>
           <w:lang w:eastAsia="es-PE"/>
-          <ns2:ligatures ns2:val="none"/>
+          <w14:ligatures w14:val="none"/>
         </w:rPr>
         <w:t xml:space="preserve">, considera </w:t>
       </w:r>
@@ -3106,7 +3086,7 @@
         <w:rPr>
           <w:rFonts w:ascii="Arial Narrow" w:eastAsia="Arial Narrow" w:hAnsi="Arial Narrow" w:cs="Arial Narrow"/>
           <w:kern w:val="0"/>
-          <ns2:ligatures ns2:val="none"/>
+          <w14:ligatures w14:val="none"/>
         </w:rPr>
         <w:t xml:space="preserve">que el </w:t>
       </w:r>
@@ -3114,7 +3094,7 @@
         <w:rPr>
           <w:rFonts w:ascii="Arial Narrow" w:eastAsia="Arial Narrow" w:hAnsi="Arial Narrow" w:cs="Arial Narrow"/>
           <w:kern w:val="0"/>
-          <ns2:ligatures ns2:val="none"/>
+          <w14:ligatures w14:val="none"/>
         </w:rPr>
         <w:t xml:space="preserve">hecho denunciado, consistente en que </w:t>
       </w:r>
@@ -3124,7 +3104,7 @@
           <w:kern w:val="0"/>
           <w:shd w:val="clear" w:color="auto" w:fill="FFFFFF"/>
           <w:lang w:eastAsia="es-PE"/>
-          <ns2:ligatures ns2:val="none"/>
+          <w14:ligatures w14:val="none"/>
         </w:rPr>
         <w:t>el Banco de Crédito del Perú S.A. no habría cumplido con prevenir diligentemente las transferencias no autorizadas de la cuenta bancaria del denunciante ocurrido el 18 de noviembre de 2024</w:t>
       </w:r>
@@ -3132,7 +3112,7 @@
         <w:rPr>
           <w:rFonts w:ascii="Arial Narrow" w:eastAsia="Arial Narrow" w:hAnsi="Arial Narrow" w:cs="Arial Narrow"/>
           <w:kern w:val="0"/>
-          <ns2:ligatures ns2:val="none"/>
+          <w14:ligatures w14:val="none"/>
         </w:rPr>
         <w:t>; involucraría una presunta afectación a sus expectativas, quien no habría encontrado una correspondencia entre lo que esperaba recibir de parte del proveedor y lo que realmente recibió. Por consiguiente, corresponde calificar el hecho materia de denuncia como una presunta infracción al deber de idoneidad, tipificado en los artículos 18</w:t>
       </w:r>
@@ -3142,7 +3122,7 @@
           <w:color w:val="000000"/>
           <w:kern w:val="0"/>
           <w:lang w:eastAsia="es-PE"/>
-          <ns2:ligatures ns2:val="none"/>
+          <w14:ligatures w14:val="none"/>
         </w:rPr>
         <w:t/>
       </w:r>
@@ -3150,7 +3130,7 @@
         <w:rPr>
           <w:rFonts w:ascii="Arial Narrow" w:eastAsia="Arial Narrow" w:hAnsi="Arial Narrow" w:cs="Arial Narrow"/>
           <w:kern w:val="0"/>
-          <ns2:ligatures ns2:val="none"/>
+          <w14:ligatures w14:val="none"/>
         </w:rPr>
         <w:t xml:space="preserve"> y 19</w:t>
       </w:r>
@@ -3160,7 +3140,7 @@
           <w:color w:val="000000"/>
           <w:kern w:val="0"/>
           <w:lang w:eastAsia="es-PE"/>
-          <ns2:ligatures ns2:val="none"/>
+          <w14:ligatures w14:val="none"/>
         </w:rPr>
         <w:t/>
       </w:r>
@@ -3168,7 +3148,7 @@
         <w:rPr>
           <w:rFonts w:ascii="Arial Narrow" w:eastAsia="Arial Narrow" w:hAnsi="Arial Narrow" w:cs="Arial Narrow"/>
           <w:kern w:val="0"/>
-          <ns2:ligatures ns2:val="none"/>
+          <w14:ligatures w14:val="none"/>
         </w:rPr>
         <w:t xml:space="preserve"> del Código</w:t>
       </w:r>
@@ -3178,7 +3158,7 @@
           <w:rFonts w:ascii="Arial Narrow" w:eastAsia="Arial Narrow" w:hAnsi="Arial Narrow" w:cs="Arial"/>
           <w:kern w:val="0"/>
           <w:vertAlign w:val="superscript"/>
-          <ns2:ligatures ns2:val="none"/>
+          <w14:ligatures w14:val="none"/>
         </w:rPr>
         <w:footnoteReference w:id="7"/>
       </w:r>
@@ -3186,23 +3166,23 @@
         <w:rPr>
           <w:rFonts w:ascii="Arial Narrow" w:eastAsia="Arial Narrow" w:hAnsi="Arial Narrow" w:cs="Arial Narrow"/>
           <w:kern w:val="0"/>
-          <ns2:ligatures ns2:val="none"/>
+          <w14:ligatures w14:val="none"/>
         </w:rPr>
         <w:t>.</w:t>
       </w:r>
     </w:p>
-    <w:p ns2:paraId="4BC4CA51" ns2:textId="77777777">
-      <w:pPr>
-        <w:spacing w:after="0" w:line="240" w:lineRule="auto"/>
-        <w:jc w:val="both"/>
-        <w:rPr>
-          <w:rFonts w:ascii="Arial Narrow" w:eastAsia="Arial Narrow" w:hAnsi="Arial Narrow" w:cs="Arial Narrow"/>
-          <w:kern w:val="0"/>
-          <ns2:ligatures ns2:val="none"/>
-        </w:rPr>
-      </w:pPr>
-    </w:p>
-    <w:p ns2:paraId="57926568" ns2:textId="3A653B14">
+    <w:p>
+      <w:pPr>
+        <w:spacing w:after="0" w:line="240" w:lineRule="auto"/>
+        <w:jc w:val="both"/>
+        <w:rPr>
+          <w:rFonts w:ascii="Arial Narrow" w:eastAsia="Arial Narrow" w:hAnsi="Arial Narrow" w:cs="Arial Narrow"/>
+          <w:kern w:val="0"/>
+          <w14:ligatures w14:val="none"/>
+        </w:rPr>
+      </w:pPr>
+    </w:p>
+    <w:p>
       <w:pPr>
         <w:pStyle w:val="Prrafodelista"/>
         <w:numPr>
@@ -3215,14 +3195,14 @@
         <w:rPr>
           <w:rFonts w:ascii="Arial Narrow" w:eastAsia="Arial Narrow" w:hAnsi="Arial Narrow" w:cs="Arial Narrow"/>
           <w:kern w:val="0"/>
-          <ns2:ligatures ns2:val="none"/>
-        </w:rPr>
-      </w:pPr>
-      <w:r>
-        <w:rPr>
-          <w:rFonts w:ascii="Arial Narrow" w:eastAsia="Arial Narrow" w:hAnsi="Arial Narrow" w:cs="Arial Narrow"/>
-          <w:kern w:val="0"/>
-          <ns2:ligatures ns2:val="none"/>
+          <w14:ligatures w14:val="none"/>
+        </w:rPr>
+      </w:pPr>
+      <w:r>
+        <w:rPr>
+          <w:rFonts w:ascii="Arial Narrow" w:eastAsia="Arial Narrow" w:hAnsi="Arial Narrow" w:cs="Arial Narrow"/>
+          <w:kern w:val="0"/>
+          <w14:ligatures w14:val="none"/>
         </w:rPr>
         <w:t xml:space="preserve">Así también, la Secretaría Técnica, en ejercicio de sus facultades, </w:t>
       </w:r>
@@ -3232,7 +3212,7 @@
           <w:color w:val="000000"/>
           <w:kern w:val="0"/>
           <w:lang w:eastAsia="es-PE"/>
-          <ns2:ligatures ns2:val="none"/>
+          <w14:ligatures w14:val="none"/>
         </w:rPr>
         <w:t xml:space="preserve">considera </w:t>
       </w:r>
@@ -3240,7 +3220,7 @@
         <w:rPr>
           <w:rFonts w:ascii="Arial Narrow" w:eastAsia="Arial Narrow" w:hAnsi="Arial Narrow" w:cs="Arial Narrow"/>
           <w:kern w:val="0"/>
-          <ns2:ligatures ns2:val="none"/>
+          <w14:ligatures w14:val="none"/>
         </w:rPr>
         <w:t xml:space="preserve">que el hecho denunciado, consistente </w:t>
       </w:r>
@@ -3248,7 +3228,7 @@
         <w:rPr>
           <w:rFonts w:ascii="Arial Narrow" w:eastAsia="Arial Narrow" w:hAnsi="Arial Narrow" w:cs="Arial Narrow"/>
           <w:kern w:val="0"/>
-          <ns2:ligatures ns2:val="none"/>
+          <w14:ligatures w14:val="none"/>
         </w:rPr>
         <w:t xml:space="preserve">en que </w:t>
       </w:r>
@@ -3256,7 +3236,7 @@
         <w:rPr>
           <w:rFonts w:ascii="Arial Narrow" w:eastAsia="Arial Narrow" w:hAnsi="Arial Narrow" w:cs="Arial Narrow"/>
           <w:kern w:val="0"/>
-          <ns2:ligatures ns2:val="none"/>
+          <w14:ligatures w14:val="none"/>
         </w:rPr>
         <w:t>Pacífico Compañía de Seguros y Reaseguros S.A. habría negado injustificadamente al denunciante la cobertura del Seguro de Protección de Tarjetas Plus – Póliza 1000001429 por el siniestro del 18 de noviembre de 2024, al basarse únicamente en la prueba de polígrafo</w:t>
       </w:r>
@@ -3264,7 +3244,7 @@
         <w:rPr>
           <w:rFonts w:ascii="Arial Narrow" w:eastAsia="Arial Narrow" w:hAnsi="Arial Narrow" w:cs="Arial Narrow"/>
           <w:kern w:val="0"/>
-          <ns2:ligatures ns2:val="none"/>
+          <w14:ligatures w14:val="none"/>
         </w:rPr>
         <w:t>; involucraría una presunta afectación a sus expectativas, quien no habría encontrado una correspondencia entre lo que esperaba recibir de parte del proveedor y lo que realmente recibió. Por consiguiente, corresponde calificar el hecho materia de denuncia como una presunta infracción al deber de idoneidad, tipificado en los artículos 18</w:t>
       </w:r>
@@ -3274,7 +3254,7 @@
           <w:color w:val="000000"/>
           <w:kern w:val="0"/>
           <w:lang w:eastAsia="es-PE"/>
-          <ns2:ligatures ns2:val="none"/>
+          <w14:ligatures w14:val="none"/>
         </w:rPr>
         <w:t/>
       </w:r>
@@ -3282,7 +3262,7 @@
         <w:rPr>
           <w:rFonts w:ascii="Arial Narrow" w:eastAsia="Arial Narrow" w:hAnsi="Arial Narrow" w:cs="Arial Narrow"/>
           <w:kern w:val="0"/>
-          <ns2:ligatures ns2:val="none"/>
+          <w14:ligatures w14:val="none"/>
         </w:rPr>
         <w:t xml:space="preserve"> y 19</w:t>
       </w:r>
@@ -3292,7 +3272,7 @@
           <w:color w:val="000000"/>
           <w:kern w:val="0"/>
           <w:lang w:eastAsia="es-PE"/>
-          <ns2:ligatures ns2:val="none"/>
+          <w14:ligatures w14:val="none"/>
         </w:rPr>
         <w:t/>
       </w:r>
@@ -3300,23 +3280,23 @@
         <w:rPr>
           <w:rFonts w:ascii="Arial Narrow" w:eastAsia="Arial Narrow" w:hAnsi="Arial Narrow" w:cs="Arial Narrow"/>
           <w:kern w:val="0"/>
-          <ns2:ligatures ns2:val="none"/>
+          <w14:ligatures w14:val="none"/>
         </w:rPr>
         <w:t xml:space="preserve"> del Código.</w:t>
       </w:r>
     </w:p>
-    <w:p ns2:paraId="26493AC6" ns2:textId="77777777">
-      <w:pPr>
-        <w:spacing w:after="0" w:line="240" w:lineRule="auto"/>
-        <w:jc w:val="both"/>
-        <w:rPr>
-          <w:rFonts w:ascii="Arial Narrow" w:eastAsia="Arial Narrow" w:hAnsi="Arial Narrow" w:cs="Arial Narrow"/>
-          <w:kern w:val="0"/>
-          <ns2:ligatures ns2:val="none"/>
-        </w:rPr>
-      </w:pPr>
-    </w:p>
-    <w:p ns2:paraId="6260784C" ns2:textId="1F2DC0B8">
+    <w:p>
+      <w:pPr>
+        <w:spacing w:after="0" w:line="240" w:lineRule="auto"/>
+        <w:jc w:val="both"/>
+        <w:rPr>
+          <w:rFonts w:ascii="Arial Narrow" w:eastAsia="Arial Narrow" w:hAnsi="Arial Narrow" w:cs="Arial Narrow"/>
+          <w:kern w:val="0"/>
+          <w14:ligatures w14:val="none"/>
+        </w:rPr>
+      </w:pPr>
+    </w:p>
+    <w:p>
       <w:pPr>
         <w:pStyle w:val="Prrafodelista"/>
         <w:numPr>
@@ -3329,16 +3309,16 @@
         <w:rPr>
           <w:rFonts w:ascii="Arial Narrow" w:eastAsia="Arial Narrow" w:hAnsi="Arial Narrow" w:cs="Arial Narrow"/>
           <w:kern w:val="0"/>
-          <ns2:ligatures ns2:val="none"/>
-        </w:rPr>
-      </w:pPr>
-      <w:r>
-        <w:rPr>
-          <w:rFonts w:ascii="Arial Narrow" w:eastAsia="Times New Roman" w:hAnsi="Arial Narrow" w:cs="Arial"/>
-          <w:color w:val="000000"/>
-          <w:kern w:val="0"/>
-          <w:lang w:eastAsia="es-PE"/>
-          <ns2:ligatures ns2:val="none"/>
+          <w14:ligatures w14:val="none"/>
+        </w:rPr>
+      </w:pPr>
+      <w:r>
+        <w:rPr>
+          <w:rFonts w:ascii="Arial Narrow" w:eastAsia="Times New Roman" w:hAnsi="Arial Narrow" w:cs="Arial"/>
+          <w:color w:val="000000"/>
+          <w:kern w:val="0"/>
+          <w:lang w:eastAsia="es-PE"/>
+          <w14:ligatures w14:val="none"/>
         </w:rPr>
         <w:t xml:space="preserve">Además, la Secretaría Técnica, en ejercicio de sus facultades, considera </w:t>
       </w:r>
@@ -3346,7 +3326,7 @@
         <w:rPr>
           <w:rFonts w:ascii="Arial Narrow" w:eastAsia="Arial Narrow" w:hAnsi="Arial Narrow" w:cs="Arial"/>
           <w:kern w:val="0"/>
-          <ns2:ligatures ns2:val="none"/>
+          <w14:ligatures w14:val="none"/>
         </w:rPr>
         <w:t xml:space="preserve">que el hecho denunciado, consistente </w:t>
       </w:r>
@@ -3354,7 +3334,7 @@
         <w:rPr>
           <w:rFonts w:ascii="Arial Narrow" w:eastAsia="Arial Narrow" w:hAnsi="Arial Narrow" w:cs="Arial Narrow"/>
           <w:kern w:val="0"/>
-          <ns2:ligatures ns2:val="none"/>
+          <w14:ligatures w14:val="none"/>
         </w:rPr>
         <w:t xml:space="preserve">en que </w:t>
       </w:r>
@@ -3362,7 +3342,7 @@
         <w:rPr>
           <w:rFonts w:ascii="Arial Narrow" w:eastAsia="Arial Narrow" w:hAnsi="Arial Narrow" w:cs="Arial Narrow"/>
           <w:kern w:val="0"/>
-          <ns2:ligatures ns2:val="none"/>
+          <w14:ligatures w14:val="none"/>
         </w:rPr>
         <w:t xml:space="preserve">Pacífico Compañía de Seguros y Reaseguros S.A. habría permitido que </w:t>
       </w:r>
@@ -3371,7 +3351,7 @@
         <w:rPr>
           <w:rFonts w:ascii="Arial Narrow" w:eastAsia="Arial Narrow" w:hAnsi="Arial Narrow" w:cs="Arial Narrow"/>
           <w:kern w:val="0"/>
-          <ns2:ligatures ns2:val="none"/>
+          <w14:ligatures w14:val="none"/>
         </w:rPr>
         <w:t>Honesty</w:t>
       </w:r>
@@ -3380,7 +3360,7 @@
         <w:rPr>
           <w:rFonts w:ascii="Arial Narrow" w:eastAsia="Arial Narrow" w:hAnsi="Arial Narrow" w:cs="Arial Narrow"/>
           <w:kern w:val="0"/>
-          <ns2:ligatures ns2:val="none"/>
+          <w14:ligatures w14:val="none"/>
         </w:rPr>
         <w:t xml:space="preserve"> S.A.C realice preguntas que presuponen la culpabilidad del denunciante, afectando la presunción de inocencia</w:t>
       </w:r>
@@ -3388,7 +3368,7 @@
         <w:rPr>
           <w:rFonts w:ascii="Arial Narrow" w:eastAsia="Arial Narrow" w:hAnsi="Arial Narrow" w:cs="Arial Narrow"/>
           <w:kern w:val="0"/>
-          <ns2:ligatures ns2:val="none"/>
+          <w14:ligatures w14:val="none"/>
         </w:rPr>
         <w:t>; involucraría una presunta afectación a sus expectativas, quien no habría encontrado una correspondencia entre lo que esperaba recibir de parte del proveedor y lo que realmente recibió. Por consiguiente, corresponde calificar el hecho materia de denuncia como una presunta infracción al deber de idoneidad, tipificado en los artículos 18</w:t>
       </w:r>
@@ -3398,7 +3378,7 @@
           <w:color w:val="000000"/>
           <w:kern w:val="0"/>
           <w:lang w:eastAsia="es-PE"/>
-          <ns2:ligatures ns2:val="none"/>
+          <w14:ligatures w14:val="none"/>
         </w:rPr>
         <w:t/>
       </w:r>
@@ -3406,7 +3386,7 @@
         <w:rPr>
           <w:rFonts w:ascii="Arial Narrow" w:eastAsia="Arial Narrow" w:hAnsi="Arial Narrow" w:cs="Arial Narrow"/>
           <w:kern w:val="0"/>
-          <ns2:ligatures ns2:val="none"/>
+          <w14:ligatures w14:val="none"/>
         </w:rPr>
         <w:t xml:space="preserve"> y 19</w:t>
       </w:r>
@@ -3416,7 +3396,7 @@
           <w:color w:val="000000"/>
           <w:kern w:val="0"/>
           <w:lang w:eastAsia="es-PE"/>
-          <ns2:ligatures ns2:val="none"/>
+          <w14:ligatures w14:val="none"/>
         </w:rPr>
         <w:t/>
       </w:r>
@@ -3424,7 +3404,7 @@
         <w:rPr>
           <w:rFonts w:ascii="Arial Narrow" w:eastAsia="Arial Narrow" w:hAnsi="Arial Narrow" w:cs="Arial Narrow"/>
           <w:kern w:val="0"/>
-          <ns2:ligatures ns2:val="none"/>
+          <w14:ligatures w14:val="none"/>
         </w:rPr>
         <w:t xml:space="preserve"> del Código.</w:t>
       </w:r>
@@ -3432,22 +3412,22 @@
         <w:rPr>
           <w:rFonts w:ascii="Arial Narrow" w:eastAsia="Arial Narrow" w:hAnsi="Arial Narrow" w:cs="Arial Narrow"/>
           <w:kern w:val="0"/>
-          <ns2:ligatures ns2:val="none"/>
+          <w14:ligatures w14:val="none"/>
         </w:rPr>
         <w:t xml:space="preserve"> </w:t>
       </w:r>
     </w:p>
-    <w:p ns2:paraId="2ECCA87D" ns2:textId="77777777">
+    <w:p>
       <w:pPr>
         <w:pStyle w:val="Prrafodelista"/>
         <w:rPr>
           <w:rFonts w:ascii="Arial Narrow" w:eastAsia="Arial Narrow" w:hAnsi="Arial Narrow" w:cs="Arial Narrow"/>
           <w:kern w:val="0"/>
-          <ns2:ligatures ns2:val="none"/>
-        </w:rPr>
-      </w:pPr>
-    </w:p>
-    <w:p ns2:paraId="7D39D5D1" ns2:textId="3A28A00E">
+          <w14:ligatures w14:val="none"/>
+        </w:rPr>
+      </w:pPr>
+    </w:p>
+    <w:p>
       <w:pPr>
         <w:pStyle w:val="Prrafodelista"/>
         <w:numPr>
@@ -3460,14 +3440,14 @@
         <w:rPr>
           <w:rFonts w:ascii="Arial Narrow" w:eastAsia="Arial Narrow" w:hAnsi="Arial Narrow" w:cs="Arial Narrow"/>
           <w:kern w:val="0"/>
-          <ns2:ligatures ns2:val="none"/>
-        </w:rPr>
-      </w:pPr>
-      <w:r>
-        <w:rPr>
-          <w:rFonts w:ascii="Arial Narrow" w:eastAsia="Arial Narrow" w:hAnsi="Arial Narrow" w:cs="Arial Narrow"/>
-          <w:kern w:val="0"/>
-          <ns2:ligatures ns2:val="none"/>
+          <w14:ligatures w14:val="none"/>
+        </w:rPr>
+      </w:pPr>
+      <w:r>
+        <w:rPr>
+          <w:rFonts w:ascii="Arial Narrow" w:eastAsia="Arial Narrow" w:hAnsi="Arial Narrow" w:cs="Arial Narrow"/>
+          <w:kern w:val="0"/>
+          <w14:ligatures w14:val="none"/>
         </w:rPr>
         <w:lastRenderedPageBreak/>
         <w:t xml:space="preserve">Asimismo, </w:t>
@@ -3478,7 +3458,7 @@
           <w:color w:val="000000"/>
           <w:kern w:val="0"/>
           <w:lang w:eastAsia="es-PE"/>
-          <ns2:ligatures ns2:val="none"/>
+          <w14:ligatures w14:val="none"/>
         </w:rPr>
         <w:t xml:space="preserve">la Secretaría Técnica, en ejercicio de sus facultades, considera </w:t>
       </w:r>
@@ -3486,7 +3466,7 @@
         <w:rPr>
           <w:rFonts w:ascii="Arial Narrow" w:eastAsia="Arial Narrow" w:hAnsi="Arial Narrow" w:cs="Arial"/>
           <w:kern w:val="0"/>
-          <ns2:ligatures ns2:val="none"/>
+          <w14:ligatures w14:val="none"/>
         </w:rPr>
         <w:t xml:space="preserve">que el hecho denunciado, consistente </w:t>
       </w:r>
@@ -3494,7 +3474,7 @@
         <w:rPr>
           <w:rFonts w:ascii="Arial Narrow" w:eastAsia="Arial Narrow" w:hAnsi="Arial Narrow" w:cs="Arial Narrow"/>
           <w:kern w:val="0"/>
-          <ns2:ligatures ns2:val="none"/>
+          <w14:ligatures w14:val="none"/>
         </w:rPr>
         <w:t xml:space="preserve">en que </w:t>
       </w:r>
@@ -3503,7 +3483,7 @@
         <w:rPr>
           <w:rFonts w:ascii="Arial Narrow" w:eastAsia="Arial Narrow" w:hAnsi="Arial Narrow" w:cs="Arial Narrow"/>
           <w:kern w:val="0"/>
-          <ns2:ligatures ns2:val="none"/>
+          <w14:ligatures w14:val="none"/>
         </w:rPr>
         <w:t>Honesty</w:t>
       </w:r>
@@ -3512,7 +3492,7 @@
         <w:rPr>
           <w:rFonts w:ascii="Arial Narrow" w:eastAsia="Arial Narrow" w:hAnsi="Arial Narrow" w:cs="Arial Narrow"/>
           <w:kern w:val="0"/>
-          <ns2:ligatures ns2:val="none"/>
+          <w14:ligatures w14:val="none"/>
         </w:rPr>
         <w:t xml:space="preserve"> S.A.C. no habría cumplido con adaptar el procedimiento del examen del polígrafo al denunciante debido a su condición médica, afectando el resultado</w:t>
       </w:r>
@@ -3520,7 +3500,7 @@
         <w:rPr>
           <w:rFonts w:ascii="Arial Narrow" w:eastAsia="Arial Narrow" w:hAnsi="Arial Narrow" w:cs="Arial Narrow"/>
           <w:kern w:val="0"/>
-          <ns2:ligatures ns2:val="none"/>
+          <w14:ligatures w14:val="none"/>
         </w:rPr>
         <w:t>; involucraría una presunta afectación a sus expectativas, quien no habría encontrado una correspondencia entre lo que esperaba recibir de parte del proveedor y lo que realmente recibió. Por consiguiente, corresponde calificar el hecho materia de denuncia como una presunta infracción al deber de idoneidad, tipificado en los artículos 18</w:t>
       </w:r>
@@ -3530,7 +3510,7 @@
           <w:color w:val="000000"/>
           <w:kern w:val="0"/>
           <w:lang w:eastAsia="es-PE"/>
-          <ns2:ligatures ns2:val="none"/>
+          <w14:ligatures w14:val="none"/>
         </w:rPr>
         <w:t/>
       </w:r>
@@ -3538,7 +3518,7 @@
         <w:rPr>
           <w:rFonts w:ascii="Arial Narrow" w:eastAsia="Arial Narrow" w:hAnsi="Arial Narrow" w:cs="Arial Narrow"/>
           <w:kern w:val="0"/>
-          <ns2:ligatures ns2:val="none"/>
+          <w14:ligatures w14:val="none"/>
         </w:rPr>
         <w:t xml:space="preserve"> y 19</w:t>
       </w:r>
@@ -3548,7 +3528,7 @@
           <w:color w:val="000000"/>
           <w:kern w:val="0"/>
           <w:lang w:eastAsia="es-PE"/>
-          <ns2:ligatures ns2:val="none"/>
+          <w14:ligatures w14:val="none"/>
         </w:rPr>
         <w:t/>
       </w:r>
@@ -3556,22 +3536,22 @@
         <w:rPr>
           <w:rFonts w:ascii="Arial Narrow" w:eastAsia="Arial Narrow" w:hAnsi="Arial Narrow" w:cs="Arial Narrow"/>
           <w:kern w:val="0"/>
-          <ns2:ligatures ns2:val="none"/>
+          <w14:ligatures w14:val="none"/>
         </w:rPr>
         <w:t xml:space="preserve"> del Código.</w:t>
       </w:r>
     </w:p>
-    <w:p ns2:paraId="0F50070C" ns2:textId="77777777">
+    <w:p>
       <w:pPr>
         <w:pStyle w:val="Prrafodelista"/>
         <w:rPr>
           <w:rFonts w:ascii="Arial Narrow" w:eastAsia="Arial Narrow" w:hAnsi="Arial Narrow" w:cs="Arial Narrow"/>
           <w:kern w:val="0"/>
-          <ns2:ligatures ns2:val="none"/>
-        </w:rPr>
-      </w:pPr>
-    </w:p>
-    <w:p ns2:paraId="0B247519" ns2:textId="6BBAF82A">
+          <w14:ligatures w14:val="none"/>
+        </w:rPr>
+      </w:pPr>
+    </w:p>
+    <w:p>
       <w:pPr>
         <w:pStyle w:val="Prrafodelista"/>
         <w:numPr>
@@ -3584,14 +3564,14 @@
         <w:rPr>
           <w:rFonts w:ascii="Arial Narrow" w:eastAsia="Arial Narrow" w:hAnsi="Arial Narrow" w:cs="Arial Narrow"/>
           <w:kern w:val="0"/>
-          <ns2:ligatures ns2:val="none"/>
-        </w:rPr>
-      </w:pPr>
-      <w:r>
-        <w:rPr>
-          <w:rFonts w:ascii="Arial Narrow" w:eastAsia="Arial Narrow" w:hAnsi="Arial Narrow" w:cs="Arial Narrow"/>
-          <w:kern w:val="0"/>
-          <ns2:ligatures ns2:val="none"/>
+          <w14:ligatures w14:val="none"/>
+        </w:rPr>
+      </w:pPr>
+      <w:r>
+        <w:rPr>
+          <w:rFonts w:ascii="Arial Narrow" w:eastAsia="Arial Narrow" w:hAnsi="Arial Narrow" w:cs="Arial Narrow"/>
+          <w:kern w:val="0"/>
+          <w14:ligatures w14:val="none"/>
         </w:rPr>
         <w:t xml:space="preserve">Además, </w:t>
       </w:r>
@@ -3601,7 +3581,7 @@
           <w:color w:val="000000"/>
           <w:kern w:val="0"/>
           <w:lang w:eastAsia="es-PE"/>
-          <ns2:ligatures ns2:val="none"/>
+          <w14:ligatures w14:val="none"/>
         </w:rPr>
         <w:t xml:space="preserve">la Secretaría Técnica, en ejercicio de sus facultades, considera </w:t>
       </w:r>
@@ -3609,7 +3589,7 @@
         <w:rPr>
           <w:rFonts w:ascii="Arial Narrow" w:eastAsia="Arial Narrow" w:hAnsi="Arial Narrow" w:cs="Arial"/>
           <w:kern w:val="0"/>
-          <ns2:ligatures ns2:val="none"/>
+          <w14:ligatures w14:val="none"/>
         </w:rPr>
         <w:t xml:space="preserve">que el hecho denunciado, consistente </w:t>
       </w:r>
@@ -3617,7 +3597,7 @@
         <w:rPr>
           <w:rFonts w:ascii="Arial Narrow" w:eastAsia="Arial Narrow" w:hAnsi="Arial Narrow" w:cs="Arial Narrow"/>
           <w:kern w:val="0"/>
-          <ns2:ligatures ns2:val="none"/>
+          <w14:ligatures w14:val="none"/>
         </w:rPr>
         <w:t xml:space="preserve">en que </w:t>
       </w:r>
@@ -3626,7 +3606,7 @@
         <w:rPr>
           <w:rFonts w:ascii="Arial Narrow" w:eastAsia="Arial Narrow" w:hAnsi="Arial Narrow" w:cs="Arial Narrow"/>
           <w:kern w:val="0"/>
-          <ns2:ligatures ns2:val="none"/>
+          <w14:ligatures w14:val="none"/>
         </w:rPr>
         <w:t>Honesty</w:t>
       </w:r>
@@ -3635,7 +3615,7 @@
         <w:rPr>
           <w:rFonts w:ascii="Arial Narrow" w:eastAsia="Arial Narrow" w:hAnsi="Arial Narrow" w:cs="Arial Narrow"/>
           <w:kern w:val="0"/>
-          <ns2:ligatures ns2:val="none"/>
+          <w14:ligatures w14:val="none"/>
         </w:rPr>
         <w:t xml:space="preserve"> S.A.C. no habría cumplido con realizar una evaluación adecuada sobre el estado de salud del denunciante al momento de realizar la prueba poligráfica, pues padecía de una condición médica que afectaba sus respuestas fisiológicas</w:t>
       </w:r>
@@ -3643,7 +3623,7 @@
         <w:rPr>
           <w:rFonts w:ascii="Arial Narrow" w:eastAsia="Arial Narrow" w:hAnsi="Arial Narrow" w:cs="Arial Narrow"/>
           <w:kern w:val="0"/>
-          <ns2:ligatures ns2:val="none"/>
+          <w14:ligatures w14:val="none"/>
         </w:rPr>
         <w:t>; involucraría una presunta afectación a sus expectativas, quien no habría encontrado una correspondencia entre lo que esperaba recibir de parte del proveedor y lo que realmente recibió. Por consiguiente, corresponde calificar el hecho materia de denuncia como una presunta infracción al deber de idoneidad, tipificado en los artículos 18</w:t>
       </w:r>
@@ -3653,7 +3633,7 @@
           <w:color w:val="000000"/>
           <w:kern w:val="0"/>
           <w:lang w:eastAsia="es-PE"/>
-          <ns2:ligatures ns2:val="none"/>
+          <w14:ligatures w14:val="none"/>
         </w:rPr>
         <w:t/>
       </w:r>
@@ -3661,7 +3641,7 @@
         <w:rPr>
           <w:rFonts w:ascii="Arial Narrow" w:eastAsia="Arial Narrow" w:hAnsi="Arial Narrow" w:cs="Arial Narrow"/>
           <w:kern w:val="0"/>
-          <ns2:ligatures ns2:val="none"/>
+          <w14:ligatures w14:val="none"/>
         </w:rPr>
         <w:t xml:space="preserve"> y 19</w:t>
       </w:r>
@@ -3671,7 +3651,7 @@
           <w:color w:val="000000"/>
           <w:kern w:val="0"/>
           <w:lang w:eastAsia="es-PE"/>
-          <ns2:ligatures ns2:val="none"/>
+          <w14:ligatures w14:val="none"/>
         </w:rPr>
         <w:t/>
       </w:r>
@@ -3679,23 +3659,23 @@
         <w:rPr>
           <w:rFonts w:ascii="Arial Narrow" w:eastAsia="Arial Narrow" w:hAnsi="Arial Narrow" w:cs="Arial Narrow"/>
           <w:kern w:val="0"/>
-          <ns2:ligatures ns2:val="none"/>
+          <w14:ligatures w14:val="none"/>
         </w:rPr>
         <w:t xml:space="preserve"> del Código.</w:t>
       </w:r>
     </w:p>
-    <w:p ns2:paraId="10ACECF8" ns2:textId="77777777">
-      <w:pPr>
-        <w:spacing w:after="0" w:line="240" w:lineRule="auto"/>
-        <w:jc w:val="both"/>
-        <w:rPr>
-          <w:rFonts w:ascii="Arial Narrow" w:eastAsia="Arial Narrow" w:hAnsi="Arial Narrow" w:cs="Arial Narrow"/>
-          <w:kern w:val="0"/>
-          <ns2:ligatures ns2:val="none"/>
-        </w:rPr>
-      </w:pPr>
-    </w:p>
-    <w:p ns2:paraId="2AF85D39" ns2:textId="417297C8">
+    <w:p>
+      <w:pPr>
+        <w:spacing w:after="0" w:line="240" w:lineRule="auto"/>
+        <w:jc w:val="both"/>
+        <w:rPr>
+          <w:rFonts w:ascii="Arial Narrow" w:eastAsia="Arial Narrow" w:hAnsi="Arial Narrow" w:cs="Arial Narrow"/>
+          <w:kern w:val="0"/>
+          <w14:ligatures w14:val="none"/>
+        </w:rPr>
+      </w:pPr>
+    </w:p>
+    <w:p>
       <w:pPr>
         <w:pStyle w:val="Prrafodelista"/>
         <w:numPr>
@@ -3708,16 +3688,16 @@
         <w:rPr>
           <w:rFonts w:ascii="Arial Narrow" w:eastAsia="Arial Narrow" w:hAnsi="Arial Narrow" w:cs="Arial Narrow"/>
           <w:kern w:val="0"/>
-          <ns2:ligatures ns2:val="none"/>
-        </w:rPr>
-      </w:pPr>
-      <w:r>
-        <w:rPr>
-          <w:rFonts w:ascii="Arial Narrow" w:eastAsia="Times New Roman" w:hAnsi="Arial Narrow" w:cs="Arial"/>
-          <w:color w:val="000000"/>
-          <w:kern w:val="0"/>
-          <w:lang w:eastAsia="es-PE"/>
-          <ns2:ligatures ns2:val="none"/>
+          <w14:ligatures w14:val="none"/>
+        </w:rPr>
+      </w:pPr>
+      <w:r>
+        <w:rPr>
+          <w:rFonts w:ascii="Arial Narrow" w:eastAsia="Times New Roman" w:hAnsi="Arial Narrow" w:cs="Arial"/>
+          <w:color w:val="000000"/>
+          <w:kern w:val="0"/>
+          <w:lang w:eastAsia="es-PE"/>
+          <w14:ligatures w14:val="none"/>
         </w:rPr>
         <w:t xml:space="preserve">Además, la Secretaría Técnica, en ejercicio de sus facultades, considera </w:t>
       </w:r>
@@ -3725,7 +3705,7 @@
         <w:rPr>
           <w:rFonts w:ascii="Arial Narrow" w:eastAsia="Arial Narrow" w:hAnsi="Arial Narrow" w:cs="Arial"/>
           <w:kern w:val="0"/>
-          <ns2:ligatures ns2:val="none"/>
+          <w14:ligatures w14:val="none"/>
         </w:rPr>
         <w:t xml:space="preserve">que el hecho denunciado, consistente en </w:t>
       </w:r>
@@ -3733,7 +3713,7 @@
         <w:rPr>
           <w:rFonts w:ascii="Arial Narrow" w:eastAsia="Arial Narrow" w:hAnsi="Arial Narrow" w:cs="Arial"/>
           <w:kern w:val="0"/>
-          <ns2:ligatures ns2:val="none"/>
+          <w14:ligatures w14:val="none"/>
         </w:rPr>
         <w:t xml:space="preserve">que </w:t>
       </w:r>
@@ -3760,7 +3740,7 @@
           <w:color w:val="000000"/>
           <w:kern w:val="0"/>
           <w:lang w:eastAsia="es-PE"/>
-          <ns2:ligatures ns2:val="none"/>
+          <w14:ligatures w14:val="none"/>
         </w:rPr>
         <w:t xml:space="preserve">. Por consiguiente, corresponde calificar el hecho materia de denuncia como una presunta infracción al deber de información, tipificado en el </w:t>
       </w:r>
@@ -3772,7 +3752,7 @@
           <w:color w:val="000000"/>
           <w:kern w:val="0"/>
           <w:lang w:eastAsia="es-PE"/>
-          <ns2:ligatures ns2:val="none"/>
+          <w14:ligatures w14:val="none"/>
         </w:rPr>
         <w:t xml:space="preserve">artículo 1, numeral 1, literal b) </w:t>
       </w:r>
@@ -3784,7 +3764,7 @@
           <w:color w:val="000000"/>
           <w:kern w:val="0"/>
           <w:lang w:eastAsia="es-PE"/>
-          <ns2:ligatures ns2:val="none"/>
+          <w14:ligatures w14:val="none"/>
         </w:rPr>
         <w:t>y al artículo 2 del Código</w:t>
       </w:r>
@@ -3797,7 +3777,7 @@
           <w:kern w:val="0"/>
           <w:vertAlign w:val="superscript"/>
           <w:lang w:eastAsia="es-PE"/>
-          <ns2:ligatures ns2:val="none"/>
+          <w14:ligatures w14:val="none"/>
         </w:rPr>
         <w:footnoteReference w:id="8"/>
       </w:r>
@@ -3808,7 +3788,7 @@
           <w:color w:val="000000"/>
           <w:kern w:val="0"/>
           <w:lang w:eastAsia="es-PE"/>
-          <ns2:ligatures ns2:val="none"/>
+          <w14:ligatures w14:val="none"/>
         </w:rPr>
         <w:t>.</w:t>
       </w:r>
@@ -3819,22 +3799,22 @@
           <w:color w:val="000000"/>
           <w:kern w:val="0"/>
           <w:lang w:eastAsia="es-PE"/>
-          <ns2:ligatures ns2:val="none"/>
+          <w14:ligatures w14:val="none"/>
         </w:rPr>
         <w:t xml:space="preserve"> </w:t>
       </w:r>
     </w:p>
-    <w:p ns2:paraId="07E3B298" ns2:textId="77777777">
+    <w:p>
       <w:pPr>
         <w:pStyle w:val="Prrafodelista"/>
         <w:rPr>
           <w:rFonts w:ascii="Arial Narrow" w:eastAsia="Arial Narrow" w:hAnsi="Arial Narrow" w:cs="Arial Narrow"/>
           <w:kern w:val="0"/>
-          <ns2:ligatures ns2:val="none"/>
-        </w:rPr>
-      </w:pPr>
-    </w:p>
-    <w:p ns2:paraId="1D3EA8F0" ns2:textId="3F7DE208">
+          <w14:ligatures w14:val="none"/>
+        </w:rPr>
+      </w:pPr>
+    </w:p>
+    <w:p>
       <w:pPr>
         <w:pStyle w:val="Prrafodelista"/>
         <w:numPr>
@@ -3847,14 +3827,14 @@
         <w:rPr>
           <w:rFonts w:ascii="Arial Narrow" w:eastAsia="Arial Narrow" w:hAnsi="Arial Narrow" w:cs="Arial Narrow"/>
           <w:kern w:val="0"/>
-          <ns2:ligatures ns2:val="none"/>
-        </w:rPr>
-      </w:pPr>
-      <w:r>
-        <w:rPr>
-          <w:rFonts w:ascii="Arial Narrow" w:eastAsia="Arial Narrow" w:hAnsi="Arial Narrow" w:cs="Arial Narrow"/>
-          <w:kern w:val="0"/>
-          <ns2:ligatures ns2:val="none"/>
+          <w14:ligatures w14:val="none"/>
+        </w:rPr>
+      </w:pPr>
+      <w:r>
+        <w:rPr>
+          <w:rFonts w:ascii="Arial Narrow" w:eastAsia="Arial Narrow" w:hAnsi="Arial Narrow" w:cs="Arial Narrow"/>
+          <w:kern w:val="0"/>
+          <w14:ligatures w14:val="none"/>
         </w:rPr>
         <w:t xml:space="preserve">Así también, </w:t>
       </w:r>
@@ -3864,7 +3844,7 @@
           <w:color w:val="000000"/>
           <w:kern w:val="0"/>
           <w:lang w:eastAsia="es-PE"/>
-          <ns2:ligatures ns2:val="none"/>
+          <w14:ligatures w14:val="none"/>
         </w:rPr>
         <w:t xml:space="preserve">la Secretaría Técnica, en ejercicio de sus facultades, considera </w:t>
       </w:r>
@@ -3872,7 +3852,7 @@
         <w:rPr>
           <w:rFonts w:ascii="Arial Narrow" w:eastAsia="Arial Narrow" w:hAnsi="Arial Narrow" w:cs="Arial"/>
           <w:kern w:val="0"/>
-          <ns2:ligatures ns2:val="none"/>
+          <w14:ligatures w14:val="none"/>
         </w:rPr>
         <w:t xml:space="preserve">que el hecho denunciado, consistente </w:t>
       </w:r>
@@ -3880,7 +3860,7 @@
         <w:rPr>
           <w:rFonts w:ascii="Arial Narrow" w:eastAsia="Arial Narrow" w:hAnsi="Arial Narrow" w:cs="Arial Narrow"/>
           <w:kern w:val="0"/>
-          <ns2:ligatures ns2:val="none"/>
+          <w14:ligatures w14:val="none"/>
         </w:rPr>
         <w:t xml:space="preserve">en que </w:t>
       </w:r>
@@ -3889,7 +3869,7 @@
         <w:rPr>
           <w:rFonts w:ascii="Arial Narrow" w:eastAsia="Arial Narrow" w:hAnsi="Arial Narrow" w:cs="Arial Narrow"/>
           <w:kern w:val="0"/>
-          <ns2:ligatures ns2:val="none"/>
+          <w14:ligatures w14:val="none"/>
         </w:rPr>
         <w:t>Honesty</w:t>
       </w:r>
@@ -3898,7 +3878,7 @@
         <w:rPr>
           <w:rFonts w:ascii="Arial Narrow" w:eastAsia="Arial Narrow" w:hAnsi="Arial Narrow" w:cs="Arial Narrow"/>
           <w:kern w:val="0"/>
-          <ns2:ligatures ns2:val="none"/>
+          <w14:ligatures w14:val="none"/>
         </w:rPr>
         <w:t xml:space="preserve"> S.A.C. no habría cumplido con brindar información clara y suficiente al denunciante respecto a la naturaleza, el procedimiento, los efectos de la prueba poligráfica y sobre los resultados que podrían derivarse de la misma</w:t>
       </w:r>
@@ -3906,7 +3886,7 @@
         <w:rPr>
           <w:rFonts w:ascii="Arial Narrow" w:eastAsia="Arial Narrow" w:hAnsi="Arial Narrow" w:cs="Arial Narrow"/>
           <w:kern w:val="0"/>
-          <ns2:ligatures ns2:val="none"/>
+          <w14:ligatures w14:val="none"/>
         </w:rPr>
         <w:t>s; involucraría una presunta afectación a sus expectativas, quien no habría encontrado una correspondencia</w:t>
       </w:r>
@@ -3914,7 +3894,7 @@
         <w:rPr>
           <w:rFonts w:ascii="Arial Narrow" w:eastAsia="Arial Narrow" w:hAnsi="Arial Narrow" w:cs="Arial Narrow"/>
           <w:kern w:val="0"/>
-          <ns2:ligatures ns2:val="none"/>
+          <w14:ligatures w14:val="none"/>
         </w:rPr>
         <w:t xml:space="preserve"> entre lo que esperaba recibir de parte del proveedor y lo que realmente recibió. Por consiguiente, corresponde calificar el hecho materia de denuncia como una presunta infracción al deber de idoneidad, tipificado en los artículos 18</w:t>
       </w:r>
@@ -3924,7 +3904,7 @@
           <w:color w:val="000000"/>
           <w:kern w:val="0"/>
           <w:lang w:eastAsia="es-PE"/>
-          <ns2:ligatures ns2:val="none"/>
+          <w14:ligatures w14:val="none"/>
         </w:rPr>
         <w:t/>
       </w:r>
@@ -3932,7 +3912,7 @@
         <w:rPr>
           <w:rFonts w:ascii="Arial Narrow" w:eastAsia="Arial Narrow" w:hAnsi="Arial Narrow" w:cs="Arial Narrow"/>
           <w:kern w:val="0"/>
-          <ns2:ligatures ns2:val="none"/>
+          <w14:ligatures w14:val="none"/>
         </w:rPr>
         <w:t xml:space="preserve"> y 19</w:t>
       </w:r>
@@ -3942,7 +3922,7 @@
           <w:color w:val="000000"/>
           <w:kern w:val="0"/>
           <w:lang w:eastAsia="es-PE"/>
-          <ns2:ligatures ns2:val="none"/>
+          <w14:ligatures w14:val="none"/>
         </w:rPr>
         <w:t/>
       </w:r>
@@ -3950,22 +3930,22 @@
         <w:rPr>
           <w:rFonts w:ascii="Arial Narrow" w:eastAsia="Arial Narrow" w:hAnsi="Arial Narrow" w:cs="Arial Narrow"/>
           <w:kern w:val="0"/>
-          <ns2:ligatures ns2:val="none"/>
+          <w14:ligatures w14:val="none"/>
         </w:rPr>
         <w:t xml:space="preserve"> del Código.</w:t>
       </w:r>
     </w:p>
-    <w:p ns2:paraId="509927D6" ns2:textId="77777777">
+    <w:p>
       <w:pPr>
         <w:pStyle w:val="Prrafodelista"/>
         <w:rPr>
           <w:rFonts w:ascii="Arial Narrow" w:eastAsia="Arial Narrow" w:hAnsi="Arial Narrow" w:cs="Arial Narrow"/>
           <w:kern w:val="0"/>
-          <ns2:ligatures ns2:val="none"/>
-        </w:rPr>
-      </w:pPr>
-    </w:p>
-    <w:p ns2:paraId="4CB4D696" ns2:textId="483FFE9E">
+          <w14:ligatures w14:val="none"/>
+        </w:rPr>
+      </w:pPr>
+    </w:p>
+    <w:p>
       <w:pPr>
         <w:pStyle w:val="Prrafodelista"/>
         <w:numPr>
@@ -3978,14 +3958,14 @@
         <w:rPr>
           <w:rFonts w:ascii="Arial Narrow" w:eastAsia="Arial Narrow" w:hAnsi="Arial Narrow" w:cs="Arial Narrow"/>
           <w:kern w:val="0"/>
-          <ns2:ligatures ns2:val="none"/>
-        </w:rPr>
-      </w:pPr>
-      <w:r>
-        <w:rPr>
-          <w:rFonts w:ascii="Arial Narrow" w:eastAsia="Arial Narrow" w:hAnsi="Arial Narrow" w:cs="Arial Narrow"/>
-          <w:kern w:val="0"/>
-          <ns2:ligatures ns2:val="none"/>
+          <w14:ligatures w14:val="none"/>
+        </w:rPr>
+      </w:pPr>
+      <w:r>
+        <w:rPr>
+          <w:rFonts w:ascii="Arial Narrow" w:eastAsia="Arial Narrow" w:hAnsi="Arial Narrow" w:cs="Arial Narrow"/>
+          <w:kern w:val="0"/>
+          <w14:ligatures w14:val="none"/>
         </w:rPr>
         <w:t xml:space="preserve">Adicionalmente, </w:t>
       </w:r>
@@ -3995,7 +3975,7 @@
           <w:color w:val="000000"/>
           <w:kern w:val="0"/>
           <w:lang w:eastAsia="es-PE"/>
-          <ns2:ligatures ns2:val="none"/>
+          <w14:ligatures w14:val="none"/>
         </w:rPr>
         <w:t xml:space="preserve">la Secretaría Técnica, en ejercicio de sus facultades, considera </w:t>
       </w:r>
@@ -4003,7 +3983,7 @@
         <w:rPr>
           <w:rFonts w:ascii="Arial Narrow" w:eastAsia="Arial Narrow" w:hAnsi="Arial Narrow" w:cs="Arial"/>
           <w:kern w:val="0"/>
-          <ns2:ligatures ns2:val="none"/>
+          <w14:ligatures w14:val="none"/>
         </w:rPr>
         <w:t xml:space="preserve">que el hecho denunciado, consistente </w:t>
       </w:r>
@@ -4011,7 +3991,7 @@
         <w:rPr>
           <w:rFonts w:ascii="Arial Narrow" w:eastAsia="Arial Narrow" w:hAnsi="Arial Narrow" w:cs="Arial Narrow"/>
           <w:kern w:val="0"/>
-          <ns2:ligatures ns2:val="none"/>
+          <w14:ligatures w14:val="none"/>
         </w:rPr>
         <w:t xml:space="preserve">en que </w:t>
       </w:r>
@@ -4020,7 +4000,7 @@
         <w:rPr>
           <w:rFonts w:ascii="Arial Narrow" w:eastAsia="Arial Narrow" w:hAnsi="Arial Narrow" w:cs="Arial Narrow"/>
           <w:kern w:val="0"/>
-          <ns2:ligatures ns2:val="none"/>
+          <w14:ligatures w14:val="none"/>
         </w:rPr>
         <w:t>Honesty</w:t>
       </w:r>
@@ -4029,7 +4009,7 @@
         <w:rPr>
           <w:rFonts w:ascii="Arial Narrow" w:eastAsia="Arial Narrow" w:hAnsi="Arial Narrow" w:cs="Arial Narrow"/>
           <w:kern w:val="0"/>
-          <ns2:ligatures ns2:val="none"/>
+          <w14:ligatures w14:val="none"/>
         </w:rPr>
         <w:t xml:space="preserve"> S.A.C. no habría cumplido con proporcionar al denunciante un consentimiento informado adecuado</w:t>
       </w:r>
@@ -4037,7 +4017,7 @@
         <w:rPr>
           <w:rFonts w:ascii="Arial Narrow" w:eastAsia="Arial Narrow" w:hAnsi="Arial Narrow" w:cs="Arial Narrow"/>
           <w:kern w:val="0"/>
-          <ns2:ligatures ns2:val="none"/>
+          <w14:ligatures w14:val="none"/>
         </w:rPr>
         <w:t xml:space="preserve">; involucraría una presunta afectación a sus expectativas, </w:t>
       </w:r>
@@ -4045,7 +4025,7 @@
         <w:rPr>
           <w:rFonts w:ascii="Arial Narrow" w:eastAsia="Arial Narrow" w:hAnsi="Arial Narrow" w:cs="Arial Narrow"/>
           <w:kern w:val="0"/>
-          <ns2:ligatures ns2:val="none"/>
+          <w14:ligatures w14:val="none"/>
         </w:rPr>
         <w:lastRenderedPageBreak/>
         <w:t>quien no habría encontrado una correspondencia entre lo que esperaba recibir de parte del proveedor y lo que realmente recibió. Por consiguiente, corresponde calificar el hecho materia de denuncia como una presunta infracción al deber de idoneidad, tipificado en los artículos 18</w:t>
@@ -4056,7 +4036,7 @@
           <w:color w:val="000000"/>
           <w:kern w:val="0"/>
           <w:lang w:eastAsia="es-PE"/>
-          <ns2:ligatures ns2:val="none"/>
+          <w14:ligatures w14:val="none"/>
         </w:rPr>
         <w:t/>
       </w:r>
@@ -4064,7 +4044,7 @@
         <w:rPr>
           <w:rFonts w:ascii="Arial Narrow" w:eastAsia="Arial Narrow" w:hAnsi="Arial Narrow" w:cs="Arial Narrow"/>
           <w:kern w:val="0"/>
-          <ns2:ligatures ns2:val="none"/>
+          <w14:ligatures w14:val="none"/>
         </w:rPr>
         <w:t xml:space="preserve"> y 19</w:t>
       </w:r>
@@ -4074,7 +4054,7 @@
           <w:color w:val="000000"/>
           <w:kern w:val="0"/>
           <w:lang w:eastAsia="es-PE"/>
-          <ns2:ligatures ns2:val="none"/>
+          <w14:ligatures w14:val="none"/>
         </w:rPr>
         <w:t/>
       </w:r>
@@ -4082,12 +4062,12 @@
         <w:rPr>
           <w:rFonts w:ascii="Arial Narrow" w:eastAsia="Arial Narrow" w:hAnsi="Arial Narrow" w:cs="Arial Narrow"/>
           <w:kern w:val="0"/>
-          <ns2:ligatures ns2:val="none"/>
+          <w14:ligatures w14:val="none"/>
         </w:rPr>
         <w:t xml:space="preserve"> del Código.</w:t>
       </w:r>
     </w:p>
-    <w:p ns2:paraId="29F3E88F" ns2:textId="77777777">
+    <w:p>
       <w:pPr>
         <w:pStyle w:val="Prrafodelista"/>
         <w:spacing w:after="0" w:line="240" w:lineRule="auto"/>
@@ -4097,11 +4077,11 @@
           <w:rFonts w:ascii="Arial Narrow" w:eastAsia="Calibri" w:hAnsi="Arial Narrow" w:cs="Arial Narrow"/>
           <w:kern w:val="0"/>
           <w:lang w:eastAsia="es-PE"/>
-          <ns2:ligatures ns2:val="none"/>
-        </w:rPr>
-      </w:pPr>
-    </w:p>
-    <w:p ns2:paraId="0D2D6D79" ns2:textId="77777777">
+          <w14:ligatures w14:val="none"/>
+        </w:rPr>
+      </w:pPr>
+    </w:p>
+    <w:p>
       <w:pPr>
         <w:pStyle w:val="Prrafodelista"/>
         <w:numPr>
@@ -4115,7 +4095,7 @@
           <w:rFonts w:ascii="Arial Narrow" w:eastAsia="Calibri" w:hAnsi="Arial Narrow" w:cs="Arial Narrow"/>
           <w:kern w:val="0"/>
           <w:lang w:eastAsia="es-PE"/>
-          <ns2:ligatures ns2:val="none"/>
+          <w14:ligatures w14:val="none"/>
         </w:rPr>
       </w:pPr>
       <w:r>
@@ -4124,7 +4104,7 @@
           <w:color w:val="000000"/>
           <w:kern w:val="0"/>
           <w:lang w:eastAsia="es-PE"/>
-          <ns2:ligatures ns2:val="none"/>
+          <w14:ligatures w14:val="none"/>
         </w:rPr>
         <w:t>En tanto la denuncia reúne los requisitos establecidos por la norma citada, corresponde admitirla a trámite</w:t>
       </w:r>
@@ -4134,7 +4114,7 @@
           <w:rFonts w:ascii="Arial Narrow" w:eastAsia="Arial Narrow" w:hAnsi="Arial Narrow" w:cs="Arial Narrow"/>
           <w:kern w:val="0"/>
           <w:vertAlign w:val="superscript"/>
-          <ns2:ligatures ns2:val="none"/>
+          <w14:ligatures w14:val="none"/>
         </w:rPr>
         <w:footnoteReference w:id="9"/>
       </w:r>
@@ -4144,12 +4124,12 @@
           <w:color w:val="000000"/>
           <w:kern w:val="0"/>
           <w:lang w:eastAsia="es-PE"/>
-          <ns2:ligatures ns2:val="none"/>
+          <w14:ligatures w14:val="none"/>
         </w:rPr>
         <w:t>.</w:t>
       </w:r>
     </w:p>
-    <w:p ns2:paraId="22CD854A" ns2:textId="77777777">
+    <w:p>
       <w:pPr>
         <w:spacing w:after="0" w:line="240" w:lineRule="auto"/>
         <w:ind w:left="567"/>
@@ -4160,11 +4140,11 @@
           <w:color w:val="000000"/>
           <w:kern w:val="0"/>
           <w:lang w:eastAsia="es-PE"/>
-          <ns2:ligatures ns2:val="none"/>
-        </w:rPr>
-      </w:pPr>
-    </w:p>
-    <w:p ns2:paraId="417F228D" ns2:textId="77777777">
+          <w14:ligatures w14:val="none"/>
+        </w:rPr>
+      </w:pPr>
+    </w:p>
+    <w:p>
       <w:pPr>
         <w:pStyle w:val="Prrafodelista"/>
         <w:numPr>
@@ -4184,35 +4164,35 @@
           <w:color w:val="000000"/>
           <w:kern w:val="0"/>
           <w:lang w:eastAsia="es-PE"/>
-          <ns2:ligatures ns2:val="none"/>
-        </w:rPr>
-      </w:pPr>
-      <w:r>
-        <w:rPr>
-          <w:rFonts w:ascii="Arial Narrow" w:eastAsia="Arial Narrow" w:hAnsi="Arial Narrow" w:cs="Arial Narrow"/>
-          <w:b/>
-          <w:color w:val="000000"/>
-          <w:kern w:val="0"/>
-          <w:lang w:eastAsia="es-PE"/>
-          <ns2:ligatures ns2:val="none"/>
+          <w14:ligatures w14:val="none"/>
+        </w:rPr>
+      </w:pPr>
+      <w:r>
+        <w:rPr>
+          <w:rFonts w:ascii="Arial Narrow" w:eastAsia="Arial Narrow" w:hAnsi="Arial Narrow" w:cs="Arial Narrow"/>
+          <w:b/>
+          <w:color w:val="000000"/>
+          <w:kern w:val="0"/>
+          <w:lang w:eastAsia="es-PE"/>
+          <w14:ligatures w14:val="none"/>
         </w:rPr>
         <w:t>REQUERIMIENTO DE INFORMACION</w:t>
       </w:r>
     </w:p>
-    <w:p ns2:paraId="455D5DAE" ns2:textId="77777777">
-      <w:pPr>
-        <w:spacing w:after="0" w:line="240" w:lineRule="auto"/>
-        <w:jc w:val="both"/>
-        <w:rPr>
-          <w:rFonts w:ascii="Arial Narrow" w:eastAsia="Times New Roman" w:hAnsi="Arial Narrow" w:cs="Arial"/>
-          <w:color w:val="000000"/>
-          <w:kern w:val="0"/>
-          <w:lang w:val="es-ES" w:eastAsia="es-ES"/>
-          <ns2:ligatures ns2:val="none"/>
-        </w:rPr>
-      </w:pPr>
-    </w:p>
-    <w:p ns2:paraId="29DFA99D" ns2:textId="77777777">
+    <w:p>
+      <w:pPr>
+        <w:spacing w:after="0" w:line="240" w:lineRule="auto"/>
+        <w:jc w:val="both"/>
+        <w:rPr>
+          <w:rFonts w:ascii="Arial Narrow" w:eastAsia="Times New Roman" w:hAnsi="Arial Narrow" w:cs="Arial"/>
+          <w:color w:val="000000"/>
+          <w:kern w:val="0"/>
+          <w:lang w:val="es-ES" w:eastAsia="es-ES"/>
+          <w14:ligatures w14:val="none"/>
+        </w:rPr>
+      </w:pPr>
+    </w:p>
+    <w:p>
       <w:pPr>
         <w:pStyle w:val="Prrafodelista"/>
         <w:numPr>
@@ -4227,16 +4207,16 @@
           <w:color w:val="000000"/>
           <w:kern w:val="0"/>
           <w:lang w:val="es-ES" w:eastAsia="es-ES"/>
-          <ns2:ligatures ns2:val="none"/>
-        </w:rPr>
-      </w:pPr>
-      <w:r>
-        <w:rPr>
-          <w:rFonts w:ascii="Arial Narrow" w:eastAsia="Times New Roman" w:hAnsi="Arial Narrow" w:cs="Arial"/>
-          <w:color w:val="000000"/>
-          <w:kern w:val="0"/>
-          <w:lang w:val="es-ES" w:eastAsia="es-ES"/>
-          <ns2:ligatures ns2:val="none"/>
+          <w14:ligatures w14:val="none"/>
+        </w:rPr>
+      </w:pPr>
+      <w:r>
+        <w:rPr>
+          <w:rFonts w:ascii="Arial Narrow" w:eastAsia="Times New Roman" w:hAnsi="Arial Narrow" w:cs="Arial"/>
+          <w:color w:val="000000"/>
+          <w:kern w:val="0"/>
+          <w:lang w:val="es-ES" w:eastAsia="es-ES"/>
+          <w14:ligatures w14:val="none"/>
         </w:rPr>
         <w:t xml:space="preserve">A efectos de tener mayores elementos que sirvan para la resolución definitiva del presente caso, </w:t>
       </w:r>
@@ -4246,7 +4226,7 @@
           <w:color w:val="000000"/>
           <w:kern w:val="0"/>
           <w:lang w:val="es-ES" w:eastAsia="es-ES"/>
-          <ns2:ligatures ns2:val="none"/>
+          <w14:ligatures w14:val="none"/>
         </w:rPr>
         <w:t xml:space="preserve">la Secretaría Técnica, </w:t>
       </w:r>
@@ -4256,7 +4236,7 @@
           <w:color w:val="000000"/>
           <w:kern w:val="0"/>
           <w:lang w:val="es-ES" w:eastAsia="es-ES"/>
-          <ns2:ligatures ns2:val="none"/>
+          <w14:ligatures w14:val="none"/>
         </w:rPr>
         <w:t>en ejercicio de las facultades que la ley le confiere</w:t>
       </w:r>
@@ -4266,7 +4246,7 @@
           <w:color w:val="000000"/>
           <w:kern w:val="0"/>
           <w:lang w:val="es-ES" w:eastAsia="es-ES"/>
-          <ns2:ligatures ns2:val="none"/>
+          <w14:ligatures w14:val="none"/>
         </w:rPr>
         <w:t xml:space="preserve">, conviene requerir a los proveedores denunciados que, en un plazo no mayor de cinco (5) días hábiles contado a partir del día siguiente de </w:t>
       </w:r>
@@ -4276,12 +4256,12 @@
           <w:color w:val="000000"/>
           <w:kern w:val="0"/>
           <w:lang w:val="es-ES" w:eastAsia="es-ES"/>
-          <ns2:ligatures ns2:val="none"/>
+          <w14:ligatures w14:val="none"/>
         </w:rPr>
         <w:t>la notificación de la presente resolución, cumplan con lo siguiente:</w:t>
       </w:r>
     </w:p>
-    <w:p ns2:paraId="047AB7DE" ns2:textId="77777777">
+    <w:p>
       <w:pPr>
         <w:pStyle w:val="Prrafodelista"/>
         <w:spacing w:after="0" w:line="240" w:lineRule="auto"/>
@@ -4292,20 +4272,20 @@
           <w:color w:val="000000"/>
           <w:kern w:val="0"/>
           <w:lang w:val="es-ES" w:eastAsia="es-ES"/>
-          <ns2:ligatures ns2:val="none"/>
-        </w:rPr>
-      </w:pPr>
-    </w:p>
-    <w:p ns2:paraId="0E82529F" ns2:textId="55444273">
-      <w:pPr>
-        <w:spacing w:after="0" w:line="240" w:lineRule="auto"/>
-        <w:jc w:val="both"/>
-        <w:rPr>
-          <w:rFonts w:ascii="Arial Narrow" w:eastAsia="Times New Roman" w:hAnsi="Arial Narrow" w:cs="Arial"/>
-          <w:color w:val="000000"/>
-          <w:kern w:val="0"/>
-          <w:lang w:val="es-ES" w:eastAsia="es-ES"/>
-          <ns2:ligatures ns2:val="none"/>
+          <w14:ligatures w14:val="none"/>
+        </w:rPr>
+      </w:pPr>
+    </w:p>
+    <w:p>
+      <w:pPr>
+        <w:spacing w:after="0" w:line="240" w:lineRule="auto"/>
+        <w:jc w:val="both"/>
+        <w:rPr>
+          <w:rFonts w:ascii="Arial Narrow" w:eastAsia="Times New Roman" w:hAnsi="Arial Narrow" w:cs="Arial"/>
+          <w:color w:val="000000"/>
+          <w:kern w:val="0"/>
+          <w:lang w:val="es-ES" w:eastAsia="es-ES"/>
+          <w14:ligatures w14:val="none"/>
         </w:rPr>
       </w:pPr>
       <w:r>
@@ -4315,7 +4295,7 @@
           <w:kern w:val="0"/>
           <w:u w:val="single"/>
           <w:lang w:val="es-ES" w:eastAsia="es-ES"/>
-          <ns2:ligatures ns2:val="none"/>
+          <w14:ligatures w14:val="none"/>
         </w:rPr>
         <w:t>Al Banco</w:t>
       </w:r>
@@ -4325,25 +4305,25 @@
           <w:color w:val="000000"/>
           <w:kern w:val="0"/>
           <w:lang w:val="es-ES" w:eastAsia="es-ES"/>
-          <ns2:ligatures ns2:val="none"/>
+          <w14:ligatures w14:val="none"/>
         </w:rPr>
         <w:t xml:space="preserve">: </w:t>
       </w:r>
     </w:p>
-    <w:p ns2:paraId="38A8555C" ns2:textId="77777777">
-      <w:pPr>
-        <w:spacing w:after="0" w:line="240" w:lineRule="auto"/>
-        <w:jc w:val="both"/>
-        <w:rPr>
-          <w:rFonts w:ascii="Arial Narrow" w:eastAsia="Times New Roman" w:hAnsi="Arial Narrow" w:cs="Arial"/>
-          <w:color w:val="000000"/>
-          <w:kern w:val="0"/>
-          <w:lang w:val="es-ES" w:eastAsia="es-ES"/>
-          <ns2:ligatures ns2:val="none"/>
-        </w:rPr>
-      </w:pPr>
-    </w:p>
-    <w:p ns2:paraId="2CDF7BB8" ns2:textId="77777777">
+    <w:p>
+      <w:pPr>
+        <w:spacing w:after="0" w:line="240" w:lineRule="auto"/>
+        <w:jc w:val="both"/>
+        <w:rPr>
+          <w:rFonts w:ascii="Arial Narrow" w:eastAsia="Times New Roman" w:hAnsi="Arial Narrow" w:cs="Arial"/>
+          <w:color w:val="000000"/>
+          <w:kern w:val="0"/>
+          <w:lang w:val="es-ES" w:eastAsia="es-ES"/>
+          <w14:ligatures w14:val="none"/>
+        </w:rPr>
+      </w:pPr>
+    </w:p>
+    <w:p>
       <w:pPr>
         <w:spacing w:after="0" w:line="240" w:lineRule="auto"/>
         <w:ind w:left="708"/>
@@ -4352,16 +4332,16 @@
           <w:rFonts w:ascii="Arial Narrow" w:eastAsia="Times New Roman" w:hAnsi="Arial Narrow" w:cs="Arial"/>
           <w:kern w:val="0"/>
           <w:lang w:val="es-ES" w:eastAsia="es-ES"/>
-          <ns2:ligatures ns2:val="none"/>
-        </w:rPr>
-      </w:pPr>
-      <w:r>
-        <w:rPr>
-          <w:rFonts w:ascii="Arial Narrow" w:eastAsia="Times New Roman" w:hAnsi="Arial Narrow" w:cs="Arial"/>
-          <w:color w:val="000000"/>
-          <w:kern w:val="0"/>
-          <w:lang w:val="es-ES" w:eastAsia="es-ES"/>
-          <ns2:ligatures ns2:val="none"/>
+          <w14:ligatures w14:val="none"/>
+        </w:rPr>
+      </w:pPr>
+      <w:r>
+        <w:rPr>
+          <w:rFonts w:ascii="Arial Narrow" w:eastAsia="Times New Roman" w:hAnsi="Arial Narrow" w:cs="Arial"/>
+          <w:color w:val="000000"/>
+          <w:kern w:val="0"/>
+          <w:lang w:val="es-ES" w:eastAsia="es-ES"/>
+          <w14:ligatures w14:val="none"/>
         </w:rPr>
         <w:t xml:space="preserve">(i) </w:t>
       </w:r>
@@ -4370,7 +4350,7 @@
           <w:rFonts w:ascii="Arial Narrow" w:eastAsia="Times New Roman" w:hAnsi="Arial Narrow" w:cs="Arial"/>
           <w:kern w:val="0"/>
           <w:lang w:val="es-ES" w:eastAsia="es-ES"/>
-          <ns2:ligatures ns2:val="none"/>
+          <w14:ligatures w14:val="none"/>
         </w:rPr>
         <w:t>e</w:t>
       </w:r>
@@ -4379,12 +4359,12 @@
           <w:rFonts w:ascii="Arial Narrow" w:eastAsia="Times New Roman" w:hAnsi="Arial Narrow" w:cs="Arial"/>
           <w:kern w:val="0"/>
           <w:lang w:val="es-ES" w:eastAsia="es-ES"/>
-          <ns2:ligatures ns2:val="none"/>
+          <w14:ligatures w14:val="none"/>
         </w:rPr>
         <w:t xml:space="preserve">xplicar de manera detallada el funcionamiento de sus sistemas de monitoreo para la detección de operaciones inusuales o que no corresponden al comportamiento habitual, debiendo adjuntar los medios probatorios que considere pertinentes para tal efecto; </w:t>
       </w:r>
     </w:p>
-    <w:p ns2:paraId="149A1EC2" ns2:textId="77777777">
+    <w:p>
       <w:pPr>
         <w:spacing w:after="0" w:line="240" w:lineRule="auto"/>
         <w:ind w:left="708"/>
@@ -4394,11 +4374,11 @@
           <w:color w:val="000000"/>
           <w:kern w:val="0"/>
           <w:lang w:val="es-ES" w:eastAsia="es-ES"/>
-          <ns2:ligatures ns2:val="none"/>
-        </w:rPr>
-      </w:pPr>
-    </w:p>
-    <w:p ns2:paraId="779AB4F1" ns2:textId="77777777">
+          <w14:ligatures w14:val="none"/>
+        </w:rPr>
+      </w:pPr>
+    </w:p>
+    <w:p>
       <w:pPr>
         <w:spacing w:after="0" w:line="240" w:lineRule="auto"/>
         <w:ind w:left="708"/>
@@ -4407,15 +4387,15 @@
           <w:rFonts w:ascii="Arial Narrow" w:eastAsia="Times New Roman" w:hAnsi="Arial Narrow" w:cs="Arial"/>
           <w:kern w:val="0"/>
           <w:lang w:val="es-ES" w:eastAsia="es-ES"/>
-          <ns2:ligatures ns2:val="none"/>
-        </w:rPr>
-      </w:pPr>
-      <w:r>
-        <w:rPr>
-          <w:rFonts w:ascii="Arial Narrow" w:eastAsia="Times New Roman" w:hAnsi="Arial Narrow" w:cs="Arial"/>
-          <w:kern w:val="0"/>
-          <w:lang w:val="es-ES" w:eastAsia="es-ES"/>
-          <ns2:ligatures ns2:val="none"/>
+          <w14:ligatures w14:val="none"/>
+        </w:rPr>
+      </w:pPr>
+      <w:r>
+        <w:rPr>
+          <w:rFonts w:ascii="Arial Narrow" w:eastAsia="Times New Roman" w:hAnsi="Arial Narrow" w:cs="Arial"/>
+          <w:kern w:val="0"/>
+          <w:lang w:val="es-ES" w:eastAsia="es-ES"/>
+          <w14:ligatures w14:val="none"/>
         </w:rPr>
         <w:t>(</w:t>
       </w:r>
@@ -4425,7 +4405,7 @@
           <w:rFonts w:ascii="Arial Narrow" w:eastAsia="Times New Roman" w:hAnsi="Arial Narrow" w:cs="Arial"/>
           <w:kern w:val="0"/>
           <w:lang w:val="es-ES" w:eastAsia="es-ES"/>
-          <ns2:ligatures ns2:val="none"/>
+          <w14:ligatures w14:val="none"/>
         </w:rPr>
         <w:t>ii</w:t>
       </w:r>
@@ -4435,7 +4415,7 @@
           <w:rFonts w:ascii="Arial Narrow" w:eastAsia="Times New Roman" w:hAnsi="Arial Narrow" w:cs="Arial"/>
           <w:kern w:val="0"/>
           <w:lang w:val="es-ES" w:eastAsia="es-ES"/>
-          <ns2:ligatures ns2:val="none"/>
+          <w14:ligatures w14:val="none"/>
         </w:rPr>
         <w:t>) p</w:t>
       </w:r>
@@ -4444,12 +4424,12 @@
           <w:rFonts w:ascii="Arial Narrow" w:eastAsia="Times New Roman" w:hAnsi="Arial Narrow" w:cs="Arial"/>
           <w:kern w:val="0"/>
           <w:lang w:val="es-ES" w:eastAsia="es-ES"/>
-          <ns2:ligatures ns2:val="none"/>
+          <w14:ligatures w14:val="none"/>
         </w:rPr>
         <w:t xml:space="preserve">recisar si su sistema de monitoreo generó alguna alerta al momento de la realización de las operaciones cuestionadas; y, de ser el caso, indicar cuales fueron las acciones tomadas (comunicación con el cliente, bloqueos preventivos, etc.), debiendo adjuntar los medios probatorios que considere pertinentes (audios, impresiones de pantalla, entre otros) para tal efecto; </w:t>
       </w:r>
     </w:p>
-    <w:p ns2:paraId="051C71CC" ns2:textId="77777777">
+    <w:p>
       <w:pPr>
         <w:spacing w:after="0" w:line="240" w:lineRule="auto"/>
         <w:ind w:left="708"/>
@@ -4458,11 +4438,11 @@
           <w:rFonts w:ascii="Arial Narrow" w:eastAsia="Times New Roman" w:hAnsi="Arial Narrow" w:cs="Arial"/>
           <w:kern w:val="0"/>
           <w:lang w:val="es-ES" w:eastAsia="es-ES"/>
-          <ns2:ligatures ns2:val="none"/>
-        </w:rPr>
-      </w:pPr>
-    </w:p>
-    <w:p ns2:paraId="2F46567C" ns2:textId="77777777">
+          <w14:ligatures w14:val="none"/>
+        </w:rPr>
+      </w:pPr>
+    </w:p>
+    <w:p>
       <w:pPr>
         <w:spacing w:after="0" w:line="240" w:lineRule="auto"/>
         <w:ind w:left="708"/>
@@ -4471,15 +4451,15 @@
           <w:rFonts w:ascii="Arial Narrow" w:eastAsia="Times New Roman" w:hAnsi="Arial Narrow" w:cs="Arial"/>
           <w:kern w:val="0"/>
           <w:lang w:val="es-ES" w:eastAsia="es-ES"/>
-          <ns2:ligatures ns2:val="none"/>
-        </w:rPr>
-      </w:pPr>
-      <w:r>
-        <w:rPr>
-          <w:rFonts w:ascii="Arial Narrow" w:eastAsia="Times New Roman" w:hAnsi="Arial Narrow" w:cs="Arial"/>
-          <w:kern w:val="0"/>
-          <w:lang w:val="es-ES" w:eastAsia="es-ES"/>
-          <ns2:ligatures ns2:val="none"/>
+          <w14:ligatures w14:val="none"/>
+        </w:rPr>
+      </w:pPr>
+      <w:r>
+        <w:rPr>
+          <w:rFonts w:ascii="Arial Narrow" w:eastAsia="Times New Roman" w:hAnsi="Arial Narrow" w:cs="Arial"/>
+          <w:kern w:val="0"/>
+          <w:lang w:val="es-ES" w:eastAsia="es-ES"/>
+          <w14:ligatures w14:val="none"/>
         </w:rPr>
         <w:t>(</w:t>
       </w:r>
@@ -4489,7 +4469,7 @@
           <w:rFonts w:ascii="Arial Narrow" w:eastAsia="Times New Roman" w:hAnsi="Arial Narrow" w:cs="Arial"/>
           <w:kern w:val="0"/>
           <w:lang w:val="es-ES" w:eastAsia="es-ES"/>
-          <ns2:ligatures ns2:val="none"/>
+          <w14:ligatures w14:val="none"/>
         </w:rPr>
         <w:t>iii</w:t>
       </w:r>
@@ -4499,7 +4479,7 @@
           <w:rFonts w:ascii="Arial Narrow" w:eastAsia="Times New Roman" w:hAnsi="Arial Narrow" w:cs="Arial"/>
           <w:kern w:val="0"/>
           <w:lang w:val="es-ES" w:eastAsia="es-ES"/>
-          <ns2:ligatures ns2:val="none"/>
+          <w14:ligatures w14:val="none"/>
         </w:rPr>
         <w:t>) En el caso que su sistema de monitoreo no haya generado alerta alguna o esta fue descartada, señalar qué factores, razones o circunstancias hubieran sido necesarios para que su sistema activara una alerta por las operaciones realizadas</w:t>
       </w:r>
@@ -4508,7 +4488,7 @@
           <w:rFonts w:ascii="Arial Narrow" w:eastAsia="Times New Roman" w:hAnsi="Arial Narrow" w:cs="Arial"/>
           <w:kern w:val="0"/>
           <w:lang w:val="es-ES" w:eastAsia="es-ES"/>
-          <ns2:ligatures ns2:val="none"/>
+          <w14:ligatures w14:val="none"/>
         </w:rPr>
         <w:t>,</w:t>
       </w:r>
@@ -4517,12 +4497,12 @@
           <w:rFonts w:ascii="Arial Narrow" w:eastAsia="Times New Roman" w:hAnsi="Arial Narrow" w:cs="Arial"/>
           <w:kern w:val="0"/>
           <w:lang w:val="es-ES" w:eastAsia="es-ES"/>
-          <ns2:ligatures ns2:val="none"/>
+          <w14:ligatures w14:val="none"/>
         </w:rPr>
         <w:t xml:space="preserve"> debiendo adjuntar los medios probatorios que considere pertinentes para tal efecto; </w:t>
       </w:r>
     </w:p>
-    <w:p ns2:paraId="38708F71" ns2:textId="77777777">
+    <w:p>
       <w:pPr>
         <w:spacing w:after="0" w:line="240" w:lineRule="auto"/>
         <w:ind w:left="708"/>
@@ -4531,11 +4511,11 @@
           <w:rFonts w:ascii="Arial Narrow" w:eastAsia="Times New Roman" w:hAnsi="Arial Narrow" w:cs="Arial"/>
           <w:kern w:val="0"/>
           <w:lang w:val="es-ES" w:eastAsia="es-ES"/>
-          <ns2:ligatures ns2:val="none"/>
-        </w:rPr>
-      </w:pPr>
-    </w:p>
-    <w:p ns2:paraId="513BA4F6" ns2:textId="77777777">
+          <w14:ligatures w14:val="none"/>
+        </w:rPr>
+      </w:pPr>
+    </w:p>
+    <w:p>
       <w:pPr>
         <w:spacing w:after="0" w:line="240" w:lineRule="auto"/>
         <w:ind w:left="708"/>
@@ -4544,15 +4524,15 @@
           <w:rFonts w:ascii="Arial Narrow" w:eastAsia="Times New Roman" w:hAnsi="Arial Narrow" w:cs="Arial"/>
           <w:kern w:val="0"/>
           <w:lang w:val="es-ES" w:eastAsia="es-ES"/>
-          <ns2:ligatures ns2:val="none"/>
-        </w:rPr>
-      </w:pPr>
-      <w:r>
-        <w:rPr>
-          <w:rFonts w:ascii="Arial Narrow" w:eastAsia="Times New Roman" w:hAnsi="Arial Narrow" w:cs="Arial"/>
-          <w:kern w:val="0"/>
-          <w:lang w:val="es-ES" w:eastAsia="es-ES"/>
-          <ns2:ligatures ns2:val="none"/>
+          <w14:ligatures w14:val="none"/>
+        </w:rPr>
+      </w:pPr>
+      <w:r>
+        <w:rPr>
+          <w:rFonts w:ascii="Arial Narrow" w:eastAsia="Times New Roman" w:hAnsi="Arial Narrow" w:cs="Arial"/>
+          <w:kern w:val="0"/>
+          <w:lang w:val="es-ES" w:eastAsia="es-ES"/>
+          <w14:ligatures w14:val="none"/>
         </w:rPr>
         <w:t>(</w:t>
       </w:r>
@@ -4562,7 +4542,7 @@
           <w:rFonts w:ascii="Arial Narrow" w:eastAsia="Times New Roman" w:hAnsi="Arial Narrow" w:cs="Arial"/>
           <w:kern w:val="0"/>
           <w:lang w:val="es-ES" w:eastAsia="es-ES"/>
-          <ns2:ligatures ns2:val="none"/>
+          <w14:ligatures w14:val="none"/>
         </w:rPr>
         <w:t>iv</w:t>
       </w:r>
@@ -4572,7 +4552,7 @@
           <w:rFonts w:ascii="Arial Narrow" w:eastAsia="Times New Roman" w:hAnsi="Arial Narrow" w:cs="Arial"/>
           <w:kern w:val="0"/>
           <w:lang w:val="es-ES" w:eastAsia="es-ES"/>
-          <ns2:ligatures ns2:val="none"/>
+          <w14:ligatures w14:val="none"/>
         </w:rPr>
         <w:t>)</w:t>
       </w:r>
@@ -4581,7 +4561,7 @@
           <w:rFonts w:ascii="Arial Narrow" w:eastAsia="Times New Roman" w:hAnsi="Arial Narrow" w:cs="Arial"/>
           <w:kern w:val="0"/>
           <w:lang w:val="es-ES" w:eastAsia="es-ES"/>
-          <ns2:ligatures ns2:val="none"/>
+          <w14:ligatures w14:val="none"/>
         </w:rPr>
         <w:t xml:space="preserve"> p</w:t>
       </w:r>
@@ -4590,7 +4570,7 @@
           <w:rFonts w:ascii="Arial Narrow" w:eastAsia="Times New Roman" w:hAnsi="Arial Narrow" w:cs="Arial"/>
           <w:kern w:val="0"/>
           <w:lang w:val="es-ES" w:eastAsia="es-ES"/>
-          <ns2:ligatures ns2:val="none"/>
+          <w14:ligatures w14:val="none"/>
         </w:rPr>
         <w:t>resentar los documentos y/o “</w:t>
       </w:r>
@@ -4600,7 +4580,7 @@
           <w:rFonts w:ascii="Arial Narrow" w:eastAsia="Times New Roman" w:hAnsi="Arial Narrow" w:cs="Arial"/>
           <w:kern w:val="0"/>
           <w:lang w:val="es-ES" w:eastAsia="es-ES"/>
-          <ns2:ligatures ns2:val="none"/>
+          <w14:ligatures w14:val="none"/>
         </w:rPr>
         <w:t>prints</w:t>
       </w:r>
@@ -4610,7 +4590,7 @@
           <w:rFonts w:ascii="Arial Narrow" w:eastAsia="Times New Roman" w:hAnsi="Arial Narrow" w:cs="Arial"/>
           <w:kern w:val="0"/>
           <w:lang w:val="es-ES" w:eastAsia="es-ES"/>
-          <ns2:ligatures ns2:val="none"/>
+          <w14:ligatures w14:val="none"/>
         </w:rPr>
         <w:t xml:space="preserve">” de la pantalla del sistema que acredite que </w:t>
       </w:r>
@@ -4619,7 +4599,7 @@
           <w:rFonts w:ascii="Arial Narrow" w:eastAsia="Times New Roman" w:hAnsi="Arial Narrow" w:cs="Arial"/>
           <w:kern w:val="0"/>
           <w:lang w:val="es-ES" w:eastAsia="es-ES"/>
-          <ns2:ligatures ns2:val="none"/>
+          <w14:ligatures w14:val="none"/>
         </w:rPr>
         <w:t>el</w:t>
       </w:r>
@@ -4628,7 +4608,7 @@
           <w:rFonts w:ascii="Arial Narrow" w:eastAsia="Times New Roman" w:hAnsi="Arial Narrow" w:cs="Arial"/>
           <w:kern w:val="0"/>
           <w:lang w:val="es-ES" w:eastAsia="es-ES"/>
-          <ns2:ligatures ns2:val="none"/>
+          <w14:ligatures w14:val="none"/>
         </w:rPr>
         <w:t xml:space="preserve"> denunciante se encontraba afiliado a la Banca por Internet, Clave SMS y/o Clave Token Digital; así como sustentar el procedimiento seguido por </w:t>
       </w:r>
@@ -4637,7 +4617,7 @@
           <w:rFonts w:ascii="Arial Narrow" w:eastAsia="Times New Roman" w:hAnsi="Arial Narrow" w:cs="Arial"/>
           <w:kern w:val="0"/>
           <w:lang w:val="es-ES" w:eastAsia="es-ES"/>
-          <ns2:ligatures ns2:val="none"/>
+          <w14:ligatures w14:val="none"/>
         </w:rPr>
         <w:t>el</w:t>
       </w:r>
@@ -4646,12 +4626,12 @@
           <w:rFonts w:ascii="Arial Narrow" w:eastAsia="Times New Roman" w:hAnsi="Arial Narrow" w:cs="Arial"/>
           <w:kern w:val="0"/>
           <w:lang w:val="es-ES" w:eastAsia="es-ES"/>
-          <ns2:ligatures ns2:val="none"/>
+          <w14:ligatures w14:val="none"/>
         </w:rPr>
         <w:t xml:space="preserve"> denunciante para ello; </w:t>
       </w:r>
     </w:p>
-    <w:p ns2:paraId="78345312" ns2:textId="77777777">
+    <w:p>
       <w:pPr>
         <w:spacing w:after="0" w:line="240" w:lineRule="auto"/>
         <w:ind w:left="708"/>
@@ -4660,11 +4640,11 @@
           <w:rFonts w:ascii="Arial Narrow" w:eastAsia="Times New Roman" w:hAnsi="Arial Narrow" w:cs="Arial"/>
           <w:kern w:val="0"/>
           <w:lang w:val="es-ES" w:eastAsia="es-ES"/>
-          <ns2:ligatures ns2:val="none"/>
-        </w:rPr>
-      </w:pPr>
-    </w:p>
-    <w:p ns2:paraId="0A63D45A" ns2:textId="77777777">
+          <w14:ligatures w14:val="none"/>
+        </w:rPr>
+      </w:pPr>
+    </w:p>
+    <w:p>
       <w:pPr>
         <w:spacing w:after="0" w:line="240" w:lineRule="auto"/>
         <w:ind w:left="708"/>
@@ -4673,15 +4653,15 @@
           <w:rFonts w:ascii="Arial Narrow" w:eastAsia="Times New Roman" w:hAnsi="Arial Narrow" w:cs="Arial"/>
           <w:kern w:val="0"/>
           <w:lang w:val="es-ES" w:eastAsia="es-ES"/>
-          <ns2:ligatures ns2:val="none"/>
-        </w:rPr>
-      </w:pPr>
-      <w:r>
-        <w:rPr>
-          <w:rFonts w:ascii="Arial Narrow" w:eastAsia="Times New Roman" w:hAnsi="Arial Narrow" w:cs="Arial"/>
-          <w:kern w:val="0"/>
-          <w:lang w:val="es-ES" w:eastAsia="es-ES"/>
-          <ns2:ligatures ns2:val="none"/>
+          <w14:ligatures w14:val="none"/>
+        </w:rPr>
+      </w:pPr>
+      <w:r>
+        <w:rPr>
+          <w:rFonts w:ascii="Arial Narrow" w:eastAsia="Times New Roman" w:hAnsi="Arial Narrow" w:cs="Arial"/>
+          <w:kern w:val="0"/>
+          <w:lang w:val="es-ES" w:eastAsia="es-ES"/>
+          <w14:ligatures w14:val="none"/>
         </w:rPr>
         <w:t xml:space="preserve">(v) </w:t>
       </w:r>
@@ -4690,7 +4670,7 @@
           <w:rFonts w:ascii="Arial Narrow" w:eastAsia="Times New Roman" w:hAnsi="Arial Narrow" w:cs="Arial"/>
           <w:kern w:val="0"/>
           <w:lang w:val="es-ES" w:eastAsia="es-ES"/>
-          <ns2:ligatures ns2:val="none"/>
+          <w14:ligatures w14:val="none"/>
         </w:rPr>
         <w:t>presentar la copia de los documentos que acrediten que las operaciones no reconocidas se realizaron válidamente; así como los “</w:t>
       </w:r>
@@ -4700,7 +4680,7 @@
           <w:rFonts w:ascii="Arial Narrow" w:eastAsia="Times New Roman" w:hAnsi="Arial Narrow" w:cs="Arial"/>
           <w:kern w:val="0"/>
           <w:lang w:val="es-ES" w:eastAsia="es-ES"/>
-          <ns2:ligatures ns2:val="none"/>
+          <w14:ligatures w14:val="none"/>
         </w:rPr>
         <w:t>prints</w:t>
       </w:r>
@@ -4710,7 +4690,7 @@
           <w:rFonts w:ascii="Arial Narrow" w:eastAsia="Times New Roman" w:hAnsi="Arial Narrow" w:cs="Arial"/>
           <w:kern w:val="0"/>
           <w:lang w:val="es-ES" w:eastAsia="es-ES"/>
-          <ns2:ligatures ns2:val="none"/>
+          <w14:ligatures w14:val="none"/>
         </w:rPr>
         <w:t>” de la pantalla del sistema que acrediten que dichas operaciones fueron autorizadas conforme a sus procedimientos, así como la explicación de las siglas y códigos que figuran en este, las mismas que deberán estar autorizadas y visadas</w:t>
       </w:r>
@@ -4719,7 +4699,7 @@
           <w:rFonts w:ascii="Arial Narrow" w:eastAsia="Times New Roman" w:hAnsi="Arial Narrow" w:cs="Arial"/>
           <w:kern w:val="0"/>
           <w:lang w:val="es-ES" w:eastAsia="es-ES"/>
-          <ns2:ligatures ns2:val="none"/>
+          <w14:ligatures w14:val="none"/>
         </w:rPr>
         <w:t> </w:t>
       </w:r>
@@ -4728,12 +4708,12 @@
           <w:rFonts w:ascii="Arial Narrow" w:eastAsia="Times New Roman" w:hAnsi="Arial Narrow" w:cs="Arial"/>
           <w:kern w:val="0"/>
           <w:lang w:val="es-ES" w:eastAsia="es-ES"/>
-          <ns2:ligatures ns2:val="none"/>
+          <w14:ligatures w14:val="none"/>
         </w:rPr>
         <w:t>por un funcionario debidamente acreditado de la entidad bancaria; bajo apercibimiento de tener por no presentado dicho documento ; y,</w:t>
       </w:r>
     </w:p>
-    <w:p ns2:paraId="32D62915" ns2:textId="77777777">
+    <w:p>
       <w:pPr>
         <w:spacing w:after="0" w:line="240" w:lineRule="auto"/>
         <w:ind w:left="708"/>
@@ -4742,11 +4722,11 @@
           <w:rFonts w:ascii="Arial Narrow" w:eastAsia="Times New Roman" w:hAnsi="Arial Narrow" w:cs="Arial"/>
           <w:kern w:val="0"/>
           <w:lang w:val="es-ES" w:eastAsia="es-ES"/>
-          <ns2:ligatures ns2:val="none"/>
-        </w:rPr>
-      </w:pPr>
-    </w:p>
-    <w:p ns2:paraId="5CF2E0CC" ns2:textId="77777777">
+          <w14:ligatures w14:val="none"/>
+        </w:rPr>
+      </w:pPr>
+    </w:p>
+    <w:p>
       <w:pPr>
         <w:spacing w:after="0" w:line="240" w:lineRule="auto"/>
         <w:ind w:left="708"/>
@@ -4755,15 +4735,15 @@
           <w:rFonts w:ascii="Arial Narrow" w:eastAsia="Times New Roman" w:hAnsi="Arial Narrow" w:cs="Arial"/>
           <w:kern w:val="0"/>
           <w:lang w:val="es-ES" w:eastAsia="es-ES"/>
-          <ns2:ligatures ns2:val="none"/>
-        </w:rPr>
-      </w:pPr>
-      <w:r>
-        <w:rPr>
-          <w:rFonts w:ascii="Arial Narrow" w:eastAsia="Times New Roman" w:hAnsi="Arial Narrow" w:cs="Arial"/>
-          <w:kern w:val="0"/>
-          <w:lang w:val="es-ES" w:eastAsia="es-ES"/>
-          <ns2:ligatures ns2:val="none"/>
+          <w14:ligatures w14:val="none"/>
+        </w:rPr>
+      </w:pPr>
+      <w:r>
+        <w:rPr>
+          <w:rFonts w:ascii="Arial Narrow" w:eastAsia="Times New Roman" w:hAnsi="Arial Narrow" w:cs="Arial"/>
+          <w:kern w:val="0"/>
+          <w:lang w:val="es-ES" w:eastAsia="es-ES"/>
+          <w14:ligatures w14:val="none"/>
         </w:rPr>
         <w:t xml:space="preserve">(vi) </w:t>
       </w:r>
@@ -4772,7 +4752,7 @@
           <w:rFonts w:ascii="Arial Narrow" w:eastAsia="Times New Roman" w:hAnsi="Arial Narrow" w:cs="Arial"/>
           <w:kern w:val="0"/>
           <w:lang w:val="es-ES" w:eastAsia="es-ES"/>
-          <ns2:ligatures ns2:val="none"/>
+          <w14:ligatures w14:val="none"/>
         </w:rPr>
         <w:t>presentar todas las comunicaciones cursadas con la parte denunciante en virtud de los hechos materia de denuncia</w:t>
       </w:r>
@@ -4782,12 +4762,12 @@
           <w:color w:val="000000"/>
           <w:kern w:val="0"/>
           <w:lang w:val="es-ES" w:eastAsia="es-ES"/>
-          <ns2:ligatures ns2:val="none"/>
+          <w14:ligatures w14:val="none"/>
         </w:rPr>
         <w:t>.</w:t>
       </w:r>
     </w:p>
-    <w:p ns2:paraId="72EC6C3A" ns2:textId="6CA6C79A">
+    <w:p>
       <w:pPr>
         <w:pStyle w:val="Prrafodelista"/>
         <w:spacing w:after="0" w:line="240" w:lineRule="auto"/>
@@ -4797,11 +4777,11 @@
           <w:rFonts w:ascii="Arial Narrow" w:eastAsia="Times New Roman" w:hAnsi="Arial Narrow" w:cs="Arial"/>
           <w:kern w:val="0"/>
           <w:lang w:val="es-ES" w:eastAsia="es-ES"/>
-          <ns2:ligatures ns2:val="none"/>
-        </w:rPr>
-      </w:pPr>
-    </w:p>
-    <w:p ns2:paraId="7300F031" ns2:textId="77777777">
+          <w14:ligatures w14:val="none"/>
+        </w:rPr>
+      </w:pPr>
+    </w:p>
+    <w:p>
       <w:pPr>
         <w:pStyle w:val="Prrafodelista"/>
         <w:spacing w:after="0" w:line="240" w:lineRule="auto"/>
@@ -4812,11 +4792,11 @@
           <w:kern w:val="0"/>
           <w:u w:val="single"/>
           <w:lang w:val="es-ES" w:eastAsia="es-ES"/>
-          <ns2:ligatures ns2:val="none"/>
-        </w:rPr>
-      </w:pPr>
-    </w:p>
-    <w:p ns2:paraId="751EAE43" ns2:textId="77777777">
+          <w14:ligatures w14:val="none"/>
+        </w:rPr>
+      </w:pPr>
+    </w:p>
+    <w:p>
       <w:pPr>
         <w:pStyle w:val="Prrafodelista"/>
         <w:spacing w:after="0" w:line="240" w:lineRule="auto"/>
@@ -4826,7 +4806,7 @@
           <w:rFonts w:ascii="Arial Narrow" w:eastAsia="Times New Roman" w:hAnsi="Arial Narrow" w:cs="Arial"/>
           <w:kern w:val="0"/>
           <w:lang w:eastAsia="es-ES"/>
-          <ns2:ligatures ns2:val="none"/>
+          <w14:ligatures w14:val="none"/>
         </w:rPr>
       </w:pPr>
       <w:r>
@@ -4835,7 +4815,7 @@
           <w:kern w:val="0"/>
           <w:u w:val="single"/>
           <w:lang w:val="es-ES" w:eastAsia="es-ES"/>
-          <ns2:ligatures ns2:val="none"/>
+          <w14:ligatures w14:val="none"/>
         </w:rPr>
         <w:t>A Pacífico</w:t>
       </w:r>
@@ -4844,7 +4824,7 @@
           <w:rFonts w:ascii="Arial Narrow" w:eastAsia="Times New Roman" w:hAnsi="Arial Narrow" w:cs="Arial"/>
           <w:kern w:val="0"/>
           <w:lang w:val="es-ES" w:eastAsia="es-ES"/>
-          <ns2:ligatures ns2:val="none"/>
+          <w14:ligatures w14:val="none"/>
         </w:rPr>
         <w:t>:</w:t>
       </w:r>
@@ -4853,25 +4833,25 @@
           <w:rFonts w:ascii="Arial Narrow" w:eastAsia="Times New Roman" w:hAnsi="Arial Narrow" w:cs="Arial"/>
           <w:kern w:val="0"/>
           <w:lang w:eastAsia="es-ES"/>
-          <ns2:ligatures ns2:val="none"/>
+          <w14:ligatures w14:val="none"/>
         </w:rPr>
         <w:t xml:space="preserve"> </w:t>
       </w:r>
     </w:p>
-    <w:p ns2:paraId="199398FE" ns2:textId="77777777">
-      <w:pPr>
-        <w:spacing w:after="0" w:line="240" w:lineRule="auto"/>
-        <w:jc w:val="both"/>
-        <w:rPr>
-          <w:rFonts w:ascii="Arial Narrow" w:eastAsia="Times New Roman" w:hAnsi="Arial Narrow" w:cs="Arial"/>
-          <w:color w:val="000000"/>
-          <w:kern w:val="0"/>
-          <w:lang w:val="es-ES" w:eastAsia="es-ES"/>
-          <ns2:ligatures ns2:val="none"/>
-        </w:rPr>
-      </w:pPr>
-    </w:p>
-    <w:p ns2:paraId="4E61099C" ns2:textId="77777777">
+    <w:p>
+      <w:pPr>
+        <w:spacing w:after="0" w:line="240" w:lineRule="auto"/>
+        <w:jc w:val="both"/>
+        <w:rPr>
+          <w:rFonts w:ascii="Arial Narrow" w:eastAsia="Times New Roman" w:hAnsi="Arial Narrow" w:cs="Arial"/>
+          <w:color w:val="000000"/>
+          <w:kern w:val="0"/>
+          <w:lang w:val="es-ES" w:eastAsia="es-ES"/>
+          <w14:ligatures w14:val="none"/>
+        </w:rPr>
+      </w:pPr>
+    </w:p>
+    <w:p>
       <w:pPr>
         <w:spacing w:after="0" w:line="240" w:lineRule="auto"/>
         <w:ind w:left="708"/>
@@ -4880,15 +4860,15 @@
           <w:rFonts w:ascii="Arial Narrow" w:eastAsia="Times New Roman" w:hAnsi="Arial Narrow" w:cs="Arial"/>
           <w:kern w:val="0"/>
           <w:lang w:val="es-ES" w:eastAsia="es-ES"/>
-          <ns2:ligatures ns2:val="none"/>
-        </w:rPr>
-      </w:pPr>
-      <w:r>
-        <w:rPr>
-          <w:rFonts w:ascii="Arial Narrow" w:eastAsia="Times New Roman" w:hAnsi="Arial Narrow" w:cs="Arial"/>
-          <w:kern w:val="0"/>
-          <w:lang w:val="es-ES" w:eastAsia="es-ES"/>
-          <ns2:ligatures ns2:val="none"/>
+          <w14:ligatures w14:val="none"/>
+        </w:rPr>
+      </w:pPr>
+      <w:r>
+        <w:rPr>
+          <w:rFonts w:ascii="Arial Narrow" w:eastAsia="Times New Roman" w:hAnsi="Arial Narrow" w:cs="Arial"/>
+          <w:kern w:val="0"/>
+          <w:lang w:val="es-ES" w:eastAsia="es-ES"/>
+          <w14:ligatures w14:val="none"/>
         </w:rPr>
         <w:t xml:space="preserve">(i) presentar una copia completa, legible y debidamente suscrita de la Póliza </w:t>
       </w:r>
@@ -4898,7 +4878,7 @@
           <w:rFonts w:ascii="Arial Narrow" w:eastAsia="Times New Roman" w:hAnsi="Arial Narrow" w:cs="Arial"/>
           <w:kern w:val="0"/>
           <w:lang w:val="es-ES" w:eastAsia="es-ES"/>
-          <ns2:ligatures ns2:val="none"/>
+          <w14:ligatures w14:val="none"/>
         </w:rPr>
         <w:t/>
       </w:r>
@@ -4908,7 +4888,7 @@
           <w:rFonts w:ascii="Arial Narrow" w:eastAsia="Times New Roman" w:hAnsi="Arial Narrow" w:cs="Arial"/>
           <w:kern w:val="0"/>
           <w:lang w:val="es-ES" w:eastAsia="es-ES"/>
-          <ns2:ligatures ns2:val="none"/>
+          <w14:ligatures w14:val="none"/>
         </w:rPr>
         <w:t xml:space="preserve"> </w:t>
       </w:r>
@@ -4918,7 +4898,7 @@
           <w:color w:val="000000"/>
           <w:kern w:val="0"/>
           <w:lang w:eastAsia="es-ES"/>
-          <ns2:ligatures ns2:val="none"/>
+          <w14:ligatures w14:val="none"/>
         </w:rPr>
         <w:t xml:space="preserve">1000001429 </w:t>
       </w:r>
@@ -4927,7 +4907,7 @@
           <w:rFonts w:ascii="Arial Narrow" w:eastAsia="Times New Roman" w:hAnsi="Arial Narrow" w:cs="Arial"/>
           <w:kern w:val="0"/>
           <w:lang w:val="es-ES" w:eastAsia="es-ES"/>
-          <ns2:ligatures ns2:val="none"/>
+          <w14:ligatures w14:val="none"/>
         </w:rPr>
         <w:t xml:space="preserve">del </w:t>
       </w:r>
@@ -4937,7 +4917,7 @@
           <w:color w:val="000000"/>
           <w:kern w:val="0"/>
           <w:lang w:eastAsia="es-ES"/>
-          <ns2:ligatures ns2:val="none"/>
+          <w14:ligatures w14:val="none"/>
         </w:rPr>
         <w:t>Seguro de Protección de Tarjetas</w:t>
       </w:r>
@@ -4946,12 +4926,12 @@
           <w:rFonts w:ascii="Arial Narrow" w:eastAsia="Times New Roman" w:hAnsi="Arial Narrow" w:cs="Arial"/>
           <w:kern w:val="0"/>
           <w:lang w:val="es-ES" w:eastAsia="es-ES"/>
-          <ns2:ligatures ns2:val="none"/>
+          <w14:ligatures w14:val="none"/>
         </w:rPr>
         <w:t xml:space="preserve">, así como el cargo de remisión de la póliza; </w:t>
       </w:r>
     </w:p>
-    <w:p ns2:paraId="7BBA8E7E" ns2:textId="77777777">
+    <w:p>
       <w:pPr>
         <w:spacing w:after="0" w:line="240" w:lineRule="auto"/>
         <w:ind w:left="708"/>
@@ -4960,11 +4940,11 @@
           <w:rFonts w:ascii="Arial Narrow" w:eastAsia="Times New Roman" w:hAnsi="Arial Narrow" w:cs="Arial"/>
           <w:kern w:val="0"/>
           <w:lang w:val="es-ES" w:eastAsia="es-ES"/>
-          <ns2:ligatures ns2:val="none"/>
-        </w:rPr>
-      </w:pPr>
-    </w:p>
-    <w:p ns2:paraId="3EF97C66" ns2:textId="77777777">
+          <w14:ligatures w14:val="none"/>
+        </w:rPr>
+      </w:pPr>
+    </w:p>
+    <w:p>
       <w:pPr>
         <w:spacing w:after="0" w:line="240" w:lineRule="auto"/>
         <w:ind w:firstLine="708"/>
@@ -4974,15 +4954,15 @@
           <w:color w:val="000000"/>
           <w:kern w:val="0"/>
           <w:lang w:val="es-ES" w:eastAsia="es-ES"/>
-          <ns2:ligatures ns2:val="none"/>
-        </w:rPr>
-      </w:pPr>
-      <w:r>
-        <w:rPr>
-          <w:rFonts w:ascii="Arial Narrow" w:eastAsia="Times New Roman" w:hAnsi="Arial Narrow" w:cs="Arial"/>
-          <w:kern w:val="0"/>
-          <w:lang w:val="es-ES" w:eastAsia="es-ES"/>
-          <ns2:ligatures ns2:val="none"/>
+          <w14:ligatures w14:val="none"/>
+        </w:rPr>
+      </w:pPr>
+      <w:r>
+        <w:rPr>
+          <w:rFonts w:ascii="Arial Narrow" w:eastAsia="Times New Roman" w:hAnsi="Arial Narrow" w:cs="Arial"/>
+          <w:kern w:val="0"/>
+          <w:lang w:val="es-ES" w:eastAsia="es-ES"/>
+          <w14:ligatures w14:val="none"/>
         </w:rPr>
         <w:t>(</w:t>
       </w:r>
@@ -4992,7 +4972,7 @@
           <w:rFonts w:ascii="Arial Narrow" w:eastAsia="Times New Roman" w:hAnsi="Arial Narrow" w:cs="Arial"/>
           <w:kern w:val="0"/>
           <w:lang w:val="es-ES" w:eastAsia="es-ES"/>
-          <ns2:ligatures ns2:val="none"/>
+          <w14:ligatures w14:val="none"/>
         </w:rPr>
         <w:t>ii</w:t>
       </w:r>
@@ -5002,7 +4982,7 @@
           <w:rFonts w:ascii="Arial Narrow" w:eastAsia="Times New Roman" w:hAnsi="Arial Narrow" w:cs="Arial"/>
           <w:kern w:val="0"/>
           <w:lang w:val="es-ES" w:eastAsia="es-ES"/>
-          <ns2:ligatures ns2:val="none"/>
+          <w14:ligatures w14:val="none"/>
         </w:rPr>
         <w:t>) presentar los medios probatorios que acred</w:t>
       </w:r>
@@ -5012,12 +4992,12 @@
           <w:color w:val="000000"/>
           <w:kern w:val="0"/>
           <w:lang w:val="es-ES" w:eastAsia="es-ES"/>
-          <ns2:ligatures ns2:val="none"/>
+          <w14:ligatures w14:val="none"/>
         </w:rPr>
         <w:t>iten que el rechazo fue justificado; y,</w:t>
       </w:r>
     </w:p>
-    <w:p ns2:paraId="04261C04" ns2:textId="77777777">
+    <w:p>
       <w:pPr>
         <w:spacing w:after="0" w:line="240" w:lineRule="auto"/>
         <w:ind w:firstLine="708"/>
@@ -5027,21 +5007,21 @@
           <w:color w:val="000000"/>
           <w:kern w:val="0"/>
           <w:lang w:val="es-ES" w:eastAsia="es-ES"/>
-          <ns2:ligatures ns2:val="none"/>
-        </w:rPr>
-      </w:pPr>
-      <w:r>
-        <w:rPr>
-          <w:rFonts w:ascii="Arial Narrow" w:eastAsia="Times New Roman" w:hAnsi="Arial Narrow" w:cs="Arial"/>
-          <w:color w:val="000000"/>
-          <w:kern w:val="0"/>
-          <w:lang w:val="es-ES" w:eastAsia="es-ES"/>
-          <ns2:ligatures ns2:val="none"/>
+          <w14:ligatures w14:val="none"/>
+        </w:rPr>
+      </w:pPr>
+      <w:r>
+        <w:rPr>
+          <w:rFonts w:ascii="Arial Narrow" w:eastAsia="Times New Roman" w:hAnsi="Arial Narrow" w:cs="Arial"/>
+          <w:color w:val="000000"/>
+          <w:kern w:val="0"/>
+          <w:lang w:val="es-ES" w:eastAsia="es-ES"/>
+          <w14:ligatures w14:val="none"/>
         </w:rPr>
         <w:t xml:space="preserve"> </w:t>
       </w:r>
     </w:p>
-    <w:p ns2:paraId="450D7974" ns2:textId="77777777">
+    <w:p>
       <w:pPr>
         <w:spacing w:after="0" w:line="240" w:lineRule="auto"/>
         <w:ind w:left="708"/>
@@ -5051,16 +5031,16 @@
           <w:color w:val="000000"/>
           <w:kern w:val="0"/>
           <w:lang w:val="es-ES" w:eastAsia="es-ES"/>
-          <ns2:ligatures ns2:val="none"/>
-        </w:rPr>
-      </w:pPr>
-      <w:r>
-        <w:rPr>
-          <w:rFonts w:ascii="Arial Narrow" w:eastAsia="Times New Roman" w:hAnsi="Arial Narrow" w:cs="Arial"/>
-          <w:color w:val="000000"/>
-          <w:kern w:val="0"/>
-          <w:lang w:val="es-ES" w:eastAsia="es-ES"/>
-          <ns2:ligatures ns2:val="none"/>
+          <w14:ligatures w14:val="none"/>
+        </w:rPr>
+      </w:pPr>
+      <w:r>
+        <w:rPr>
+          <w:rFonts w:ascii="Arial Narrow" w:eastAsia="Times New Roman" w:hAnsi="Arial Narrow" w:cs="Arial"/>
+          <w:color w:val="000000"/>
+          <w:kern w:val="0"/>
+          <w:lang w:val="es-ES" w:eastAsia="es-ES"/>
+          <w14:ligatures w14:val="none"/>
         </w:rPr>
         <w:t>(</w:t>
       </w:r>
@@ -5071,7 +5051,7 @@
           <w:color w:val="000000"/>
           <w:kern w:val="0"/>
           <w:lang w:val="es-ES" w:eastAsia="es-ES"/>
-          <ns2:ligatures ns2:val="none"/>
+          <w14:ligatures w14:val="none"/>
         </w:rPr>
         <w:t>iii</w:t>
       </w:r>
@@ -5082,7 +5062,7 @@
           <w:color w:val="000000"/>
           <w:kern w:val="0"/>
           <w:lang w:val="es-ES" w:eastAsia="es-ES"/>
-          <ns2:ligatures ns2:val="none"/>
+          <w14:ligatures w14:val="none"/>
         </w:rPr>
         <w:t>) presentar los medios probatorios que acrediten que brindó una respuesta oportuna a las comunicaciones del denunciante</w:t>
       </w:r>
@@ -5092,12 +5072,12 @@
           <w:color w:val="000000"/>
           <w:kern w:val="0"/>
           <w:lang w:val="es-ES" w:eastAsia="es-ES"/>
-          <ns2:ligatures ns2:val="none"/>
+          <w14:ligatures w14:val="none"/>
         </w:rPr>
         <w:t>.</w:t>
       </w:r>
     </w:p>
-    <w:p ns2:paraId="02B56864" ns2:textId="77777777">
+    <w:p>
       <w:pPr>
         <w:pStyle w:val="Prrafodelista"/>
         <w:spacing w:after="0" w:line="240" w:lineRule="auto"/>
@@ -5108,11 +5088,11 @@
           <w:color w:val="000000"/>
           <w:kern w:val="0"/>
           <w:lang w:val="es-ES" w:eastAsia="es-ES"/>
-          <ns2:ligatures ns2:val="none"/>
-        </w:rPr>
-      </w:pPr>
-    </w:p>
-    <w:p ns2:paraId="04727988" ns2:textId="2894859D">
+          <w14:ligatures w14:val="none"/>
+        </w:rPr>
+      </w:pPr>
+    </w:p>
+    <w:p>
       <w:pPr>
         <w:pStyle w:val="Prrafodelista"/>
         <w:spacing w:after="0" w:line="240" w:lineRule="auto"/>
@@ -5123,7 +5103,7 @@
           <w:color w:val="000000"/>
           <w:kern w:val="0"/>
           <w:lang w:eastAsia="es-ES"/>
-          <ns2:ligatures ns2:val="none"/>
+          <w14:ligatures w14:val="none"/>
         </w:rPr>
       </w:pPr>
       <w:r>
@@ -5133,7 +5113,7 @@
           <w:kern w:val="0"/>
           <w:u w:val="single"/>
           <w:lang w:val="es-ES" w:eastAsia="es-ES"/>
-          <ns2:ligatures ns2:val="none"/>
+          <w14:ligatures w14:val="none"/>
         </w:rPr>
         <w:t xml:space="preserve">A </w:t>
       </w:r>
@@ -5145,7 +5125,7 @@
           <w:kern w:val="0"/>
           <w:u w:val="single"/>
           <w:lang w:val="es-ES" w:eastAsia="es-ES"/>
-          <ns2:ligatures ns2:val="none"/>
+          <w14:ligatures w14:val="none"/>
         </w:rPr>
         <w:t>Honesty</w:t>
       </w:r>
@@ -5156,7 +5136,7 @@
           <w:color w:val="000000"/>
           <w:kern w:val="0"/>
           <w:lang w:val="es-ES" w:eastAsia="es-ES"/>
-          <ns2:ligatures ns2:val="none"/>
+          <w14:ligatures w14:val="none"/>
         </w:rPr>
         <w:t>:</w:t>
       </w:r>
@@ -5166,12 +5146,12 @@
           <w:color w:val="000000"/>
           <w:kern w:val="0"/>
           <w:lang w:eastAsia="es-ES"/>
-          <ns2:ligatures ns2:val="none"/>
+          <w14:ligatures w14:val="none"/>
         </w:rPr>
         <w:t xml:space="preserve"> </w:t>
       </w:r>
     </w:p>
-    <w:p ns2:paraId="4DD99D0C" ns2:textId="77777777">
+    <w:p>
       <w:pPr>
         <w:pStyle w:val="Prrafodelista"/>
         <w:spacing w:after="0" w:line="240" w:lineRule="auto"/>
@@ -5182,11 +5162,11 @@
           <w:color w:val="000000"/>
           <w:kern w:val="0"/>
           <w:lang w:val="es-ES" w:eastAsia="es-ES"/>
-          <ns2:ligatures ns2:val="none"/>
-        </w:rPr>
-      </w:pPr>
-    </w:p>
-    <w:p ns2:paraId="45E47ABD" ns2:textId="77777777">
+          <w14:ligatures w14:val="none"/>
+        </w:rPr>
+      </w:pPr>
+    </w:p>
+    <w:p>
       <w:pPr>
         <w:spacing w:after="0" w:line="240" w:lineRule="auto"/>
         <w:ind w:left="708"/>
@@ -5196,34 +5176,34 @@
           <w:color w:val="000000"/>
           <w:kern w:val="0"/>
           <w:lang w:val="es-ES" w:eastAsia="es-ES"/>
-          <ns2:ligatures ns2:val="none"/>
-        </w:rPr>
-      </w:pPr>
-      <w:r>
-        <w:rPr>
-          <w:rFonts w:ascii="Arial Narrow" w:eastAsia="Times New Roman" w:hAnsi="Arial Narrow" w:cs="Arial"/>
-          <w:color w:val="000000"/>
-          <w:kern w:val="0"/>
-          <w:lang w:val="es-ES" w:eastAsia="es-ES"/>
-          <ns2:ligatures ns2:val="none"/>
+          <w14:ligatures w14:val="none"/>
+        </w:rPr>
+      </w:pPr>
+      <w:r>
+        <w:rPr>
+          <w:rFonts w:ascii="Arial Narrow" w:eastAsia="Times New Roman" w:hAnsi="Arial Narrow" w:cs="Arial"/>
+          <w:color w:val="000000"/>
+          <w:kern w:val="0"/>
+          <w:lang w:val="es-ES" w:eastAsia="es-ES"/>
+          <w14:ligatures w14:val="none"/>
         </w:rPr>
         <w:t xml:space="preserve">(i) presentar los medios probatorios que acrediten que cumplió con el protocolo para la realización del examen del polígrafo; </w:t>
       </w:r>
     </w:p>
-    <w:p ns2:paraId="694579DA" ns2:textId="77777777">
-      <w:pPr>
-        <w:spacing w:after="0" w:line="240" w:lineRule="auto"/>
-        <w:jc w:val="both"/>
-        <w:rPr>
-          <w:rFonts w:ascii="Arial Narrow" w:eastAsia="Times New Roman" w:hAnsi="Arial Narrow" w:cs="Arial"/>
-          <w:color w:val="000000"/>
-          <w:kern w:val="0"/>
-          <w:lang w:val="es-ES" w:eastAsia="es-ES"/>
-          <ns2:ligatures ns2:val="none"/>
-        </w:rPr>
-      </w:pPr>
-    </w:p>
-    <w:p ns2:paraId="29608E31" ns2:textId="77777777">
+    <w:p>
+      <w:pPr>
+        <w:spacing w:after="0" w:line="240" w:lineRule="auto"/>
+        <w:jc w:val="both"/>
+        <w:rPr>
+          <w:rFonts w:ascii="Arial Narrow" w:eastAsia="Times New Roman" w:hAnsi="Arial Narrow" w:cs="Arial"/>
+          <w:color w:val="000000"/>
+          <w:kern w:val="0"/>
+          <w:lang w:val="es-ES" w:eastAsia="es-ES"/>
+          <w14:ligatures w14:val="none"/>
+        </w:rPr>
+      </w:pPr>
+    </w:p>
+    <w:p>
       <w:pPr>
         <w:spacing w:after="0" w:line="240" w:lineRule="auto"/>
         <w:ind w:firstLine="708"/>
@@ -5233,16 +5213,16 @@
           <w:color w:val="000000"/>
           <w:kern w:val="0"/>
           <w:lang w:val="es-ES" w:eastAsia="es-ES"/>
-          <ns2:ligatures ns2:val="none"/>
-        </w:rPr>
-      </w:pPr>
-      <w:r>
-        <w:rPr>
-          <w:rFonts w:ascii="Arial Narrow" w:eastAsia="Times New Roman" w:hAnsi="Arial Narrow" w:cs="Arial"/>
-          <w:color w:val="000000"/>
-          <w:kern w:val="0"/>
-          <w:lang w:val="es-ES" w:eastAsia="es-ES"/>
-          <ns2:ligatures ns2:val="none"/>
+          <w14:ligatures w14:val="none"/>
+        </w:rPr>
+      </w:pPr>
+      <w:r>
+        <w:rPr>
+          <w:rFonts w:ascii="Arial Narrow" w:eastAsia="Times New Roman" w:hAnsi="Arial Narrow" w:cs="Arial"/>
+          <w:color w:val="000000"/>
+          <w:kern w:val="0"/>
+          <w:lang w:val="es-ES" w:eastAsia="es-ES"/>
+          <w14:ligatures w14:val="none"/>
         </w:rPr>
         <w:t>(</w:t>
       </w:r>
@@ -5253,7 +5233,7 @@
           <w:color w:val="000000"/>
           <w:kern w:val="0"/>
           <w:lang w:val="es-ES" w:eastAsia="es-ES"/>
-          <ns2:ligatures ns2:val="none"/>
+          <w14:ligatures w14:val="none"/>
         </w:rPr>
         <w:t>ii</w:t>
       </w:r>
@@ -5264,25 +5244,25 @@
           <w:color w:val="000000"/>
           <w:kern w:val="0"/>
           <w:lang w:val="es-ES" w:eastAsia="es-ES"/>
-          <ns2:ligatures ns2:val="none"/>
+          <w14:ligatures w14:val="none"/>
         </w:rPr>
         <w:t xml:space="preserve">) presentar copia de la respuesta a las comunicaciones presentada por el denunciante; y, </w:t>
       </w:r>
     </w:p>
-    <w:p ns2:paraId="783BBA26" ns2:textId="77777777">
-      <w:pPr>
-        <w:spacing w:after="0" w:line="240" w:lineRule="auto"/>
-        <w:jc w:val="both"/>
-        <w:rPr>
-          <w:rFonts w:ascii="Arial Narrow" w:eastAsia="Times New Roman" w:hAnsi="Arial Narrow" w:cs="Arial"/>
-          <w:color w:val="000000"/>
-          <w:kern w:val="0"/>
-          <w:lang w:val="es-ES" w:eastAsia="es-ES"/>
-          <ns2:ligatures ns2:val="none"/>
-        </w:rPr>
-      </w:pPr>
-    </w:p>
-    <w:p ns2:paraId="26614788" ns2:textId="77777777">
+    <w:p>
+      <w:pPr>
+        <w:spacing w:after="0" w:line="240" w:lineRule="auto"/>
+        <w:jc w:val="both"/>
+        <w:rPr>
+          <w:rFonts w:ascii="Arial Narrow" w:eastAsia="Times New Roman" w:hAnsi="Arial Narrow" w:cs="Arial"/>
+          <w:color w:val="000000"/>
+          <w:kern w:val="0"/>
+          <w:lang w:val="es-ES" w:eastAsia="es-ES"/>
+          <w14:ligatures w14:val="none"/>
+        </w:rPr>
+      </w:pPr>
+    </w:p>
+    <w:p>
       <w:pPr>
         <w:spacing w:after="0" w:line="240" w:lineRule="auto"/>
         <w:ind w:firstLine="708"/>
@@ -5292,16 +5272,16 @@
           <w:color w:val="000000"/>
           <w:kern w:val="0"/>
           <w:lang w:val="es-ES" w:eastAsia="es-ES"/>
-          <ns2:ligatures ns2:val="none"/>
-        </w:rPr>
-      </w:pPr>
-      <w:r>
-        <w:rPr>
-          <w:rFonts w:ascii="Arial Narrow" w:eastAsia="Times New Roman" w:hAnsi="Arial Narrow" w:cs="Arial"/>
-          <w:color w:val="000000"/>
-          <w:kern w:val="0"/>
-          <w:lang w:val="es-ES" w:eastAsia="es-ES"/>
-          <ns2:ligatures ns2:val="none"/>
+          <w14:ligatures w14:val="none"/>
+        </w:rPr>
+      </w:pPr>
+      <w:r>
+        <w:rPr>
+          <w:rFonts w:ascii="Arial Narrow" w:eastAsia="Times New Roman" w:hAnsi="Arial Narrow" w:cs="Arial"/>
+          <w:color w:val="000000"/>
+          <w:kern w:val="0"/>
+          <w:lang w:val="es-ES" w:eastAsia="es-ES"/>
+          <w14:ligatures w14:val="none"/>
         </w:rPr>
         <w:t>(</w:t>
       </w:r>
@@ -5312,7 +5292,7 @@
           <w:color w:val="000000"/>
           <w:kern w:val="0"/>
           <w:lang w:val="es-ES" w:eastAsia="es-ES"/>
-          <ns2:ligatures ns2:val="none"/>
+          <w14:ligatures w14:val="none"/>
         </w:rPr>
         <w:t>iii</w:t>
       </w:r>
@@ -5323,7 +5303,7 @@
           <w:color w:val="000000"/>
           <w:kern w:val="0"/>
           <w:lang w:val="es-ES" w:eastAsia="es-ES"/>
-          <ns2:ligatures ns2:val="none"/>
+          <w14:ligatures w14:val="none"/>
         </w:rPr>
         <w:t>)</w:t>
       </w:r>
@@ -5333,7 +5313,7 @@
           <w:color w:val="000000"/>
           <w:kern w:val="0"/>
           <w:lang w:val="es-ES" w:eastAsia="es-ES"/>
-          <ns2:ligatures ns2:val="none"/>
+          <w14:ligatures w14:val="none"/>
         </w:rPr>
         <w:t xml:space="preserve"> </w:t>
       </w:r>
@@ -5343,7 +5323,7 @@
           <w:color w:val="000000"/>
           <w:kern w:val="0"/>
           <w:lang w:val="es-ES" w:eastAsia="es-ES"/>
-          <ns2:ligatures ns2:val="none"/>
+          <w14:ligatures w14:val="none"/>
         </w:rPr>
         <w:t>presentar la grabación de la prueba poligráfica realizada al denunciante</w:t>
       </w:r>
@@ -5353,25 +5333,25 @@
           <w:color w:val="000000"/>
           <w:kern w:val="0"/>
           <w:lang w:val="es-ES" w:eastAsia="es-ES"/>
-          <ns2:ligatures ns2:val="none"/>
+          <w14:ligatures w14:val="none"/>
         </w:rPr>
         <w:t>.</w:t>
       </w:r>
     </w:p>
-    <w:p ns2:paraId="36AD0889" ns2:textId="77777777">
-      <w:pPr>
-        <w:spacing w:after="0" w:line="240" w:lineRule="auto"/>
-        <w:jc w:val="both"/>
-        <w:rPr>
-          <w:rFonts w:ascii="Arial Narrow" w:eastAsia="Times New Roman" w:hAnsi="Arial Narrow" w:cs="Arial"/>
-          <w:color w:val="000000"/>
-          <w:kern w:val="0"/>
-          <w:lang w:val="es-ES" w:eastAsia="es-ES"/>
-          <ns2:ligatures ns2:val="none"/>
-        </w:rPr>
-      </w:pPr>
-    </w:p>
-    <w:p ns2:paraId="272D4E19" ns2:textId="77777777">
+    <w:p>
+      <w:pPr>
+        <w:spacing w:after="0" w:line="240" w:lineRule="auto"/>
+        <w:jc w:val="both"/>
+        <w:rPr>
+          <w:rFonts w:ascii="Arial Narrow" w:eastAsia="Times New Roman" w:hAnsi="Arial Narrow" w:cs="Arial"/>
+          <w:color w:val="000000"/>
+          <w:kern w:val="0"/>
+          <w:lang w:val="es-ES" w:eastAsia="es-ES"/>
+          <w14:ligatures w14:val="none"/>
+        </w:rPr>
+      </w:pPr>
+    </w:p>
+    <w:p>
       <w:pPr>
         <w:pStyle w:val="Prrafodelista"/>
         <w:spacing w:after="0" w:line="240" w:lineRule="auto"/>
@@ -5382,11 +5362,11 @@
           <w:color w:val="000000"/>
           <w:kern w:val="0"/>
           <w:lang w:val="es-ES" w:eastAsia="es-ES"/>
-          <ns2:ligatures ns2:val="none"/>
-        </w:rPr>
-      </w:pPr>
-    </w:p>
-    <w:p ns2:paraId="1019D393" ns2:textId="77777777">
+          <w14:ligatures w14:val="none"/>
+        </w:rPr>
+      </w:pPr>
+    </w:p>
+    <w:p>
       <w:pPr>
         <w:pStyle w:val="Prrafodelista"/>
         <w:numPr>
@@ -5406,36 +5386,36 @@
           <w:color w:val="000000"/>
           <w:kern w:val="0"/>
           <w:lang w:eastAsia="es-PE"/>
-          <ns2:ligatures ns2:val="none"/>
-        </w:rPr>
-      </w:pPr>
-      <w:r>
-        <w:rPr>
-          <w:rFonts w:ascii="Arial Narrow" w:eastAsia="Arial Narrow" w:hAnsi="Arial Narrow" w:cs="Arial Narrow"/>
-          <w:b/>
-          <w:color w:val="000000"/>
-          <w:kern w:val="0"/>
-          <w:lang w:eastAsia="es-PE"/>
-          <ns2:ligatures ns2:val="none"/>
+          <w14:ligatures w14:val="none"/>
+        </w:rPr>
+      </w:pPr>
+      <w:r>
+        <w:rPr>
+          <w:rFonts w:ascii="Arial Narrow" w:eastAsia="Arial Narrow" w:hAnsi="Arial Narrow" w:cs="Arial Narrow"/>
+          <w:b/>
+          <w:color w:val="000000"/>
+          <w:kern w:val="0"/>
+          <w:lang w:eastAsia="es-PE"/>
+          <w14:ligatures w14:val="none"/>
         </w:rPr>
         <w:t xml:space="preserve">RESOLUCIÓN DE LA SECRETARÍA TÉCNICA </w:t>
       </w:r>
     </w:p>
-    <w:p ns2:paraId="49D6749C" ns2:textId="77777777">
-      <w:pPr>
-        <w:spacing w:after="0" w:line="240" w:lineRule="auto"/>
-        <w:jc w:val="both"/>
-        <w:rPr>
-          <w:rFonts w:ascii="Arial Narrow" w:eastAsia="Arial Narrow" w:hAnsi="Arial Narrow" w:cs="Arial Narrow"/>
-          <w:b/>
-          <w:color w:val="000000"/>
-          <w:kern w:val="0"/>
-          <w:lang w:eastAsia="es-PE"/>
-          <ns2:ligatures ns2:val="none"/>
-        </w:rPr>
-      </w:pPr>
-    </w:p>
-    <w:p ns2:paraId="43446614" ns2:textId="77777777">
+    <w:p>
+      <w:pPr>
+        <w:spacing w:after="0" w:line="240" w:lineRule="auto"/>
+        <w:jc w:val="both"/>
+        <w:rPr>
+          <w:rFonts w:ascii="Arial Narrow" w:eastAsia="Arial Narrow" w:hAnsi="Arial Narrow" w:cs="Arial Narrow"/>
+          <w:b/>
+          <w:color w:val="000000"/>
+          <w:kern w:val="0"/>
+          <w:lang w:eastAsia="es-PE"/>
+          <w14:ligatures w14:val="none"/>
+        </w:rPr>
+      </w:pPr>
+    </w:p>
+    <w:p>
       <w:pPr>
         <w:spacing w:after="0" w:line="240" w:lineRule="auto"/>
         <w:jc w:val="both"/>
@@ -5444,17 +5424,17 @@
           <w:color w:val="000000"/>
           <w:kern w:val="0"/>
           <w:lang w:eastAsia="es-PE"/>
-          <ns2:ligatures ns2:val="none"/>
-        </w:rPr>
-      </w:pPr>
-      <w:r>
-        <w:rPr>
-          <w:rFonts w:ascii="Arial Narrow" w:eastAsia="Arial Narrow" w:hAnsi="Arial Narrow" w:cs="Arial Narrow"/>
-          <w:b/>
-          <w:color w:val="000000"/>
-          <w:kern w:val="0"/>
-          <w:lang w:eastAsia="es-PE"/>
-          <ns2:ligatures ns2:val="none"/>
+          <w14:ligatures w14:val="none"/>
+        </w:rPr>
+      </w:pPr>
+      <w:r>
+        <w:rPr>
+          <w:rFonts w:ascii="Arial Narrow" w:eastAsia="Arial Narrow" w:hAnsi="Arial Narrow" w:cs="Arial Narrow"/>
+          <w:b/>
+          <w:color w:val="000000"/>
+          <w:kern w:val="0"/>
+          <w:lang w:eastAsia="es-PE"/>
+          <w14:ligatures w14:val="none"/>
         </w:rPr>
         <w:t xml:space="preserve">PRIMERO: admitir a trámite la denuncia del 2 de junio de 2025, subsanada con el escrito del 25 de junio de 2025, interpuesta por el señor [DENUNCIANTE] contra el Banco de Crédito del Perú S.A., Pacífico Compañía de Seguros y Reaseguros S.A. y Honesty S.A.C., por lo siguiente:</w:t>
       </w:r>
@@ -5465,7 +5445,7 @@
           <w:kern w:val="0"/>
           <w:shd w:val="clear" w:color="auto" w:fill="FFFFFF"/>
           <w:lang w:eastAsia="es-PE"/>
-          <ns2:ligatures ns2:val="none"/>
+          <w14:ligatures w14:val="none"/>
         </w:rPr>
         <w:t xml:space="preserve"/>
       </w:r>
@@ -5475,7 +5455,7 @@
           <w:color w:val="000000"/>
           <w:kern w:val="0"/>
           <w:lang w:val="es-ES" w:eastAsia="es-ES"/>
-          <ns2:ligatures ns2:val="none"/>
+          <w14:ligatures w14:val="none"/>
         </w:rPr>
         <w:t/>
       </w:r>
@@ -5485,7 +5465,7 @@
           <w:color w:val="000000"/>
           <w:kern w:val="0"/>
           <w:lang w:val="es-ES" w:eastAsia="es-ES"/>
-          <ns2:ligatures ns2:val="none"/>
+          <w14:ligatures w14:val="none"/>
         </w:rPr>
         <w:t/>
       </w:r>
@@ -5495,7 +5475,7 @@
           <w:color w:val="000000"/>
           <w:kern w:val="0"/>
           <w:lang w:val="es-ES" w:eastAsia="es-ES"/>
-          <ns2:ligatures ns2:val="none"/>
+          <w14:ligatures w14:val="none"/>
         </w:rPr>
         <w:t xml:space="preserve"/>
       </w:r>
@@ -5505,7 +5485,7 @@
           <w:color w:val="000000"/>
           <w:kern w:val="0"/>
           <w:lang w:val="es-ES" w:eastAsia="es-ES"/>
-          <ns2:ligatures ns2:val="none"/>
+          <w14:ligatures w14:val="none"/>
         </w:rPr>
         <w:t xml:space="preserve"/>
       </w:r>
@@ -5516,7 +5496,7 @@
           <w:kern w:val="0"/>
           <w:shd w:val="clear" w:color="auto" w:fill="FFFFFF"/>
           <w:lang w:eastAsia="es-PE"/>
-          <ns2:ligatures ns2:val="none"/>
+          <w14:ligatures w14:val="none"/>
         </w:rPr>
         <w:t xml:space="preserve"/>
       </w:r>
@@ -5527,7 +5507,7 @@
           <w:kern w:val="0"/>
           <w:shd w:val="clear" w:color="auto" w:fill="FFFFFF"/>
           <w:lang w:eastAsia="es-PE"/>
-          <ns2:ligatures ns2:val="none"/>
+          <w14:ligatures w14:val="none"/>
         </w:rPr>
         <w:t xml:space="preserve"/>
       </w:r>
@@ -5537,7 +5517,7 @@
           <w:bCs/>
           <w:spacing w:val="-3"/>
           <w:kern w:val="0"/>
-          <ns2:ligatures ns2:val="none"/>
+          <w14:ligatures w14:val="none"/>
         </w:rPr>
         <w:t/>
       </w:r>
@@ -5547,7 +5527,7 @@
           <w:bCs/>
           <w:spacing w:val="-3"/>
           <w:kern w:val="0"/>
-          <ns2:ligatures ns2:val="none"/>
+          <w14:ligatures w14:val="none"/>
         </w:rPr>
         <w:t xml:space="preserve"/>
       </w:r>
@@ -5558,7 +5538,7 @@
           <w:bCs/>
           <w:spacing w:val="-3"/>
           <w:kern w:val="0"/>
-          <ns2:ligatures ns2:val="none"/>
+          <w14:ligatures w14:val="none"/>
         </w:rPr>
         <w:t/>
       </w:r>
@@ -5569,7 +5549,7 @@
           <w:bCs/>
           <w:spacing w:val="-3"/>
           <w:kern w:val="0"/>
-          <ns2:ligatures ns2:val="none"/>
+          <w14:ligatures w14:val="none"/>
         </w:rPr>
         <w:t xml:space="preserve"/>
       </w:r>
@@ -5580,7 +5560,7 @@
           <w:kern w:val="0"/>
           <w:shd w:val="clear" w:color="auto" w:fill="FFFFFF"/>
           <w:lang w:eastAsia="es-PE"/>
-          <ns2:ligatures ns2:val="none"/>
+          <w14:ligatures w14:val="none"/>
         </w:rPr>
         <w:t xml:space="preserve"/>
       </w:r>
@@ -5591,7 +5571,7 @@
           <w:kern w:val="0"/>
           <w:shd w:val="clear" w:color="auto" w:fill="FFFFFF"/>
           <w:lang w:eastAsia="es-PE"/>
-          <ns2:ligatures ns2:val="none"/>
+          <w14:ligatures w14:val="none"/>
         </w:rPr>
         <w:t xml:space="preserve"/>
       </w:r>
@@ -5632,12 +5612,12 @@
           <w:kern w:val="0"/>
           <w:shd w:val="clear" w:color="auto" w:fill="FFFFFF"/>
           <w:lang w:eastAsia="es-PE"/>
-          <ns2:ligatures ns2:val="none"/>
+          <w14:ligatures w14:val="none"/>
         </w:rPr>
         <w:t/>
       </w:r>
     </w:p>
-    <w:p ns2:paraId="320CEC33" ns2:textId="77777777">
+    <w:p>
       <w:pPr>
         <w:spacing w:after="0" w:line="240" w:lineRule="auto"/>
         <w:jc w:val="both"/>
@@ -5646,11 +5626,11 @@
           <w:color w:val="000000"/>
           <w:kern w:val="0"/>
           <w:lang w:eastAsia="es-PE"/>
-          <ns2:ligatures ns2:val="none"/>
-        </w:rPr>
-      </w:pPr>
-    </w:p>
-    <w:p ns2:paraId="34CE3FB0" ns2:textId="77777777">
+          <w14:ligatures w14:val="none"/>
+        </w:rPr>
+      </w:pPr>
+    </w:p>
+    <w:p>
       <w:pPr>
         <w:pStyle w:val="Prrafodelista"/>
         <w:numPr>
@@ -5668,7 +5648,7 @@
           <w:rFonts w:ascii="Arial Narrow" w:eastAsia="Calibri" w:hAnsi="Arial Narrow" w:cs="Arial Narrow"/>
           <w:kern w:val="0"/>
           <w:lang w:eastAsia="es-PE"/>
-          <ns2:ligatures ns2:val="none"/>
+          <w14:ligatures w14:val="none"/>
         </w:rPr>
       </w:pPr>
       <w:r>
@@ -5677,7 +5657,7 @@
           <w:color w:val="000000"/>
           <w:kern w:val="0"/>
           <w:lang w:eastAsia="es-PE"/>
-          <ns2:ligatures ns2:val="none"/>
+          <w14:ligatures w14:val="none"/>
         </w:rPr>
         <w:t>Presunta</w:t>
       </w:r>
@@ -5687,7 +5667,7 @@
           <w:kern w:val="0"/>
           <w:shd w:val="clear" w:color="auto" w:fill="FFFFFF"/>
           <w:lang w:eastAsia="es-PE"/>
-          <ns2:ligatures ns2:val="none"/>
+          <w14:ligatures w14:val="none"/>
         </w:rPr>
         <w:t xml:space="preserve"> infracción a los artículos 18 y 19</w:t>
       </w:r>
@@ -5696,7 +5676,7 @@
           <w:rFonts w:ascii="Arial Narrow" w:eastAsia="Calibri" w:hAnsi="Arial Narrow" w:cs="Arial Narrow"/>
           <w:kern w:val="0"/>
           <w:lang w:eastAsia="es-PE"/>
-          <ns2:ligatures ns2:val="none"/>
+          <w14:ligatures w14:val="none"/>
         </w:rPr>
         <w:t xml:space="preserve"> de </w:t>
       </w:r>
@@ -5706,7 +5686,7 @@
           <w:kern w:val="0"/>
           <w:shd w:val="clear" w:color="auto" w:fill="FFFFFF"/>
           <w:lang w:eastAsia="es-PE"/>
-          <ns2:ligatures ns2:val="none"/>
+          <w14:ligatures w14:val="none"/>
         </w:rPr>
         <w:t xml:space="preserve">la Ley 29571, Código de Protección y Defensa del Consumidor, en tanto </w:t>
       </w:r>
@@ -5716,7 +5696,7 @@
           <w:kern w:val="0"/>
           <w:shd w:val="clear" w:color="auto" w:fill="FFFFFF"/>
           <w:lang w:eastAsia="es-PE"/>
-          <ns2:ligatures ns2:val="none"/>
+          <w14:ligatures w14:val="none"/>
         </w:rPr>
         <w:t xml:space="preserve">el </w:t>
       </w:r>
@@ -5733,7 +5713,7 @@
           <w:color w:val="000000"/>
           <w:kern w:val="0"/>
           <w:lang w:eastAsia="es-ES"/>
-          <ns2:ligatures ns2:val="none"/>
+          <w14:ligatures w14:val="none"/>
         </w:rPr>
         <w:t>18 de noviembre de 2024</w:t>
       </w:r>
@@ -5741,12 +5721,12 @@
         <w:rPr>
           <w:rFonts w:ascii="Arial Narrow" w:eastAsia="Arial Narrow" w:hAnsi="Arial Narrow" w:cs="Arial Narrow"/>
           <w:kern w:val="0"/>
-          <ns2:ligatures ns2:val="none"/>
+          <w14:ligatures w14:val="none"/>
         </w:rPr>
         <w:t>.</w:t>
       </w:r>
     </w:p>
-    <w:p ns2:paraId="676E10A3" ns2:textId="77777777">
+    <w:p>
       <w:pPr>
         <w:pStyle w:val="Prrafodelista"/>
         <w:spacing w:after="0" w:line="240" w:lineRule="auto"/>
@@ -5755,11 +5735,11 @@
         <w:rPr>
           <w:rFonts w:ascii="Arial Narrow" w:eastAsia="Arial Narrow" w:hAnsi="Arial Narrow" w:cs="Arial Narrow"/>
           <w:kern w:val="0"/>
-          <ns2:ligatures ns2:val="none"/>
-        </w:rPr>
-      </w:pPr>
-    </w:p>
-    <w:p ns2:paraId="73D37188" ns2:textId="1C00A7DC">
+          <w14:ligatures w14:val="none"/>
+        </w:rPr>
+      </w:pPr>
+    </w:p>
+    <w:p>
       <w:pPr>
         <w:pStyle w:val="Prrafodelista"/>
         <w:numPr>
@@ -5777,7 +5757,7 @@
           <w:rFonts w:ascii="Arial Narrow" w:eastAsia="Calibri" w:hAnsi="Arial Narrow" w:cs="Arial Narrow"/>
           <w:kern w:val="0"/>
           <w:lang w:eastAsia="es-PE"/>
-          <ns2:ligatures ns2:val="none"/>
+          <w14:ligatures w14:val="none"/>
         </w:rPr>
       </w:pPr>
       <w:r>
@@ -5786,7 +5766,7 @@
           <w:color w:val="000000"/>
           <w:kern w:val="0"/>
           <w:lang w:eastAsia="es-PE"/>
-          <ns2:ligatures ns2:val="none"/>
+          <w14:ligatures w14:val="none"/>
         </w:rPr>
         <w:t>Presunta</w:t>
       </w:r>
@@ -5796,7 +5776,7 @@
           <w:kern w:val="0"/>
           <w:shd w:val="clear" w:color="auto" w:fill="FFFFFF"/>
           <w:lang w:eastAsia="es-PE"/>
-          <ns2:ligatures ns2:val="none"/>
+          <w14:ligatures w14:val="none"/>
         </w:rPr>
         <w:t xml:space="preserve"> infracción a los artículos 18 y 19</w:t>
       </w:r>
@@ -5805,7 +5785,7 @@
           <w:rFonts w:ascii="Arial Narrow" w:eastAsia="Calibri" w:hAnsi="Arial Narrow" w:cs="Arial Narrow"/>
           <w:kern w:val="0"/>
           <w:lang w:eastAsia="es-PE"/>
-          <ns2:ligatures ns2:val="none"/>
+          <w14:ligatures w14:val="none"/>
         </w:rPr>
         <w:t xml:space="preserve"> de </w:t>
       </w:r>
@@ -5815,7 +5795,7 @@
           <w:kern w:val="0"/>
           <w:shd w:val="clear" w:color="auto" w:fill="FFFFFF"/>
           <w:lang w:eastAsia="es-PE"/>
-          <ns2:ligatures ns2:val="none"/>
+          <w14:ligatures w14:val="none"/>
         </w:rPr>
         <w:t>la Ley 29571, Código de Protección y Defensa del Consumidor, en tanto</w:t>
       </w:r>
@@ -5823,7 +5803,7 @@
         <w:rPr>
           <w:rFonts w:ascii="Arial Narrow" w:eastAsia="Arial Narrow" w:hAnsi="Arial Narrow" w:cs="Arial Narrow"/>
           <w:kern w:val="0"/>
-          <ns2:ligatures ns2:val="none"/>
+          <w14:ligatures w14:val="none"/>
         </w:rPr>
         <w:t xml:space="preserve"> </w:t>
       </w:r>
@@ -5831,7 +5811,7 @@
         <w:rPr>
           <w:rFonts w:ascii="Arial Narrow" w:eastAsia="Arial Narrow" w:hAnsi="Arial Narrow" w:cs="Arial Narrow"/>
           <w:kern w:val="0"/>
-          <ns2:ligatures ns2:val="none"/>
+          <w14:ligatures w14:val="none"/>
         </w:rPr>
         <w:t xml:space="preserve">Pacífico Compañía de Seguros y Reaseguros S.A. habría negado injustificadamente al denunciante la cobertura del </w:t>
       </w:r>
@@ -5841,7 +5821,7 @@
           <w:color w:val="000000"/>
           <w:kern w:val="0"/>
           <w:lang w:eastAsia="es-ES"/>
-          <ns2:ligatures ns2:val="none"/>
+          <w14:ligatures w14:val="none"/>
         </w:rPr>
         <w:t xml:space="preserve">Seguro de Protección de Tarjetas Plus – Póliza 1000001429 </w:t>
       </w:r>
@@ -5849,7 +5829,7 @@
         <w:rPr>
           <w:rFonts w:ascii="Arial Narrow" w:eastAsia="Arial Narrow" w:hAnsi="Arial Narrow" w:cs="Arial Narrow"/>
           <w:kern w:val="0"/>
-          <ns2:ligatures ns2:val="none"/>
+          <w14:ligatures w14:val="none"/>
         </w:rPr>
         <w:t xml:space="preserve">por el siniestro del </w:t>
       </w:r>
@@ -5859,7 +5839,7 @@
           <w:color w:val="000000"/>
           <w:kern w:val="0"/>
           <w:lang w:eastAsia="es-ES"/>
-          <ns2:ligatures ns2:val="none"/>
+          <w14:ligatures w14:val="none"/>
         </w:rPr>
         <w:t>18 de noviembre de 2024</w:t>
       </w:r>
@@ -5869,7 +5849,7 @@
           <w:color w:val="000000"/>
           <w:kern w:val="0"/>
           <w:lang w:eastAsia="es-ES"/>
-          <ns2:ligatures ns2:val="none"/>
+          <w14:ligatures w14:val="none"/>
         </w:rPr>
         <w:t>, al basarse únicamente en la prueba de polígrafo</w:t>
       </w:r>
@@ -5879,12 +5859,12 @@
           <w:color w:val="000000"/>
           <w:kern w:val="0"/>
           <w:lang w:eastAsia="es-ES"/>
-          <ns2:ligatures ns2:val="none"/>
+          <w14:ligatures w14:val="none"/>
         </w:rPr>
         <w:t xml:space="preserve">. </w:t>
       </w:r>
     </w:p>
-    <w:p ns2:paraId="45128DB7" ns2:textId="77777777">
+    <w:p>
       <w:pPr>
         <w:pStyle w:val="Prrafodelista"/>
         <w:spacing w:after="0" w:line="240" w:lineRule="auto"/>
@@ -5894,11 +5874,11 @@
           <w:rFonts w:ascii="Arial Narrow" w:eastAsia="Calibri" w:hAnsi="Arial Narrow" w:cs="Arial Narrow"/>
           <w:kern w:val="0"/>
           <w:lang w:eastAsia="es-PE"/>
-          <ns2:ligatures ns2:val="none"/>
-        </w:rPr>
-      </w:pPr>
-    </w:p>
-    <w:p ns2:paraId="101E48AA" ns2:textId="669CC139">
+          <w14:ligatures w14:val="none"/>
+        </w:rPr>
+      </w:pPr>
+    </w:p>
+    <w:p>
       <w:pPr>
         <w:pStyle w:val="Prrafodelista"/>
         <w:numPr>
@@ -5916,7 +5896,7 @@
           <w:rFonts w:ascii="Arial Narrow" w:eastAsia="Calibri" w:hAnsi="Arial Narrow" w:cs="Arial Narrow"/>
           <w:kern w:val="0"/>
           <w:lang w:eastAsia="es-PE"/>
-          <ns2:ligatures ns2:val="none"/>
+          <w14:ligatures w14:val="none"/>
         </w:rPr>
       </w:pPr>
       <w:r>
@@ -5925,7 +5905,7 @@
           <w:color w:val="000000"/>
           <w:kern w:val="0"/>
           <w:lang w:eastAsia="es-PE"/>
-          <ns2:ligatures ns2:val="none"/>
+          <w14:ligatures w14:val="none"/>
         </w:rPr>
         <w:t>Presunta</w:t>
       </w:r>
@@ -5935,7 +5915,7 @@
           <w:kern w:val="0"/>
           <w:shd w:val="clear" w:color="auto" w:fill="FFFFFF"/>
           <w:lang w:eastAsia="es-PE"/>
-          <ns2:ligatures ns2:val="none"/>
+          <w14:ligatures w14:val="none"/>
         </w:rPr>
         <w:t xml:space="preserve"> infracción a los artículos 18 y 19</w:t>
       </w:r>
@@ -5944,7 +5924,7 @@
           <w:rFonts w:ascii="Arial Narrow" w:eastAsia="Calibri" w:hAnsi="Arial Narrow" w:cs="Arial Narrow"/>
           <w:kern w:val="0"/>
           <w:lang w:eastAsia="es-PE"/>
-          <ns2:ligatures ns2:val="none"/>
+          <w14:ligatures w14:val="none"/>
         </w:rPr>
         <w:t xml:space="preserve"> de </w:t>
       </w:r>
@@ -5954,7 +5934,7 @@
           <w:kern w:val="0"/>
           <w:shd w:val="clear" w:color="auto" w:fill="FFFFFF"/>
           <w:lang w:eastAsia="es-PE"/>
-          <ns2:ligatures ns2:val="none"/>
+          <w14:ligatures w14:val="none"/>
         </w:rPr>
         <w:t>la Ley 29571, Código de Protección y Defensa del Consumidor, en tanto</w:t>
       </w:r>
@@ -5962,7 +5942,7 @@
         <w:rPr>
           <w:rFonts w:ascii="Arial Narrow" w:eastAsia="Arial Narrow" w:hAnsi="Arial Narrow" w:cs="Arial Narrow"/>
           <w:kern w:val="0"/>
-          <ns2:ligatures ns2:val="none"/>
+          <w14:ligatures w14:val="none"/>
         </w:rPr>
         <w:t xml:space="preserve"> </w:t>
       </w:r>
@@ -5970,7 +5950,7 @@
         <w:rPr>
           <w:rFonts w:ascii="Arial Narrow" w:eastAsia="Arial Narrow" w:hAnsi="Arial Narrow" w:cs="Arial Narrow"/>
           <w:kern w:val="0"/>
-          <ns2:ligatures ns2:val="none"/>
+          <w14:ligatures w14:val="none"/>
         </w:rPr>
         <w:t>Pacífico Compañía de Seguros y Reaseguros S.A. habría permitido que</w:t>
       </w:r>
@@ -5980,7 +5960,7 @@
           <w:color w:val="000000"/>
           <w:kern w:val="0"/>
           <w:lang w:eastAsia="es-ES"/>
-          <ns2:ligatures ns2:val="none"/>
+          <w14:ligatures w14:val="none"/>
         </w:rPr>
         <w:t xml:space="preserve"> </w:t>
       </w:r>
@@ -5989,7 +5969,7 @@
         <w:rPr>
           <w:rFonts w:ascii="Arial Narrow" w:eastAsia="Arial Narrow" w:hAnsi="Arial Narrow" w:cs="Arial Narrow"/>
           <w:kern w:val="0"/>
-          <ns2:ligatures ns2:val="none"/>
+          <w14:ligatures w14:val="none"/>
         </w:rPr>
         <w:t>Honesty</w:t>
       </w:r>
@@ -5998,7 +5978,7 @@
         <w:rPr>
           <w:rFonts w:ascii="Arial Narrow" w:eastAsia="Arial Narrow" w:hAnsi="Arial Narrow" w:cs="Arial Narrow"/>
           <w:kern w:val="0"/>
-          <ns2:ligatures ns2:val="none"/>
+          <w14:ligatures w14:val="none"/>
         </w:rPr>
         <w:t xml:space="preserve"> S.A.C realice preguntas que presuponen la culpabilidad del denunciante, afectando la presunción de inocencia</w:t>
       </w:r>
@@ -6006,12 +5986,12 @@
         <w:rPr>
           <w:rFonts w:ascii="Arial Narrow" w:eastAsia="Arial Narrow" w:hAnsi="Arial Narrow" w:cs="Arial Narrow"/>
           <w:kern w:val="0"/>
-          <ns2:ligatures ns2:val="none"/>
+          <w14:ligatures w14:val="none"/>
         </w:rPr>
         <w:t>.</w:t>
       </w:r>
     </w:p>
-    <w:p ns2:paraId="3788A492" ns2:textId="77777777">
+    <w:p>
       <w:pPr>
         <w:pStyle w:val="Prrafodelista"/>
         <w:spacing w:after="0" w:line="240" w:lineRule="auto"/>
@@ -6021,11 +6001,11 @@
           <w:rFonts w:ascii="Arial Narrow" w:eastAsia="Calibri" w:hAnsi="Arial Narrow" w:cs="Arial Narrow"/>
           <w:kern w:val="0"/>
           <w:lang w:eastAsia="es-PE"/>
-          <ns2:ligatures ns2:val="none"/>
-        </w:rPr>
-      </w:pPr>
-    </w:p>
-    <w:p ns2:paraId="48FF78AE" ns2:textId="01B1A298">
+          <w14:ligatures w14:val="none"/>
+        </w:rPr>
+      </w:pPr>
+    </w:p>
+    <w:p>
       <w:pPr>
         <w:pStyle w:val="Prrafodelista"/>
         <w:numPr>
@@ -6042,7 +6022,7 @@
         <w:rPr>
           <w:rFonts w:ascii="Arial Narrow" w:eastAsia="Arial Narrow" w:hAnsi="Arial Narrow" w:cs="Arial Narrow"/>
           <w:kern w:val="0"/>
-          <ns2:ligatures ns2:val="none"/>
+          <w14:ligatures w14:val="none"/>
         </w:rPr>
       </w:pPr>
       <w:r>
@@ -6051,7 +6031,7 @@
           <w:color w:val="000000"/>
           <w:kern w:val="0"/>
           <w:lang w:eastAsia="es-PE"/>
-          <ns2:ligatures ns2:val="none"/>
+          <w14:ligatures w14:val="none"/>
         </w:rPr>
         <w:t>Presunta</w:t>
       </w:r>
@@ -6061,7 +6041,7 @@
           <w:kern w:val="0"/>
           <w:shd w:val="clear" w:color="auto" w:fill="FFFFFF"/>
           <w:lang w:eastAsia="es-PE"/>
-          <ns2:ligatures ns2:val="none"/>
+          <w14:ligatures w14:val="none"/>
         </w:rPr>
         <w:t xml:space="preserve"> infracción a los artículos 18 y 19</w:t>
       </w:r>
@@ -6070,7 +6050,7 @@
           <w:rFonts w:ascii="Arial Narrow" w:eastAsia="Calibri" w:hAnsi="Arial Narrow" w:cs="Arial Narrow"/>
           <w:kern w:val="0"/>
           <w:lang w:eastAsia="es-PE"/>
-          <ns2:ligatures ns2:val="none"/>
+          <w14:ligatures w14:val="none"/>
         </w:rPr>
         <w:t xml:space="preserve"> de </w:t>
       </w:r>
@@ -6080,7 +6060,7 @@
           <w:kern w:val="0"/>
           <w:shd w:val="clear" w:color="auto" w:fill="FFFFFF"/>
           <w:lang w:eastAsia="es-PE"/>
-          <ns2:ligatures ns2:val="none"/>
+          <w14:ligatures w14:val="none"/>
         </w:rPr>
         <w:t>la Ley 29571, Código de Protección y Defensa del Consumidor, en tanto</w:t>
       </w:r>
@@ -6088,7 +6068,7 @@
         <w:rPr>
           <w:rFonts w:ascii="Arial Narrow" w:eastAsia="Arial Narrow" w:hAnsi="Arial Narrow" w:cs="Arial Narrow"/>
           <w:kern w:val="0"/>
-          <ns2:ligatures ns2:val="none"/>
+          <w14:ligatures w14:val="none"/>
         </w:rPr>
         <w:t xml:space="preserve"> </w:t>
       </w:r>
@@ -6097,7 +6077,7 @@
         <w:rPr>
           <w:rFonts w:ascii="Arial Narrow" w:eastAsia="Arial Narrow" w:hAnsi="Arial Narrow" w:cs="Arial Narrow"/>
           <w:kern w:val="0"/>
-          <ns2:ligatures ns2:val="none"/>
+          <w14:ligatures w14:val="none"/>
         </w:rPr>
         <w:t>Honesty</w:t>
       </w:r>
@@ -6106,7 +6086,7 @@
         <w:rPr>
           <w:rFonts w:ascii="Arial Narrow" w:eastAsia="Arial Narrow" w:hAnsi="Arial Narrow" w:cs="Arial Narrow"/>
           <w:kern w:val="0"/>
-          <ns2:ligatures ns2:val="none"/>
+          <w14:ligatures w14:val="none"/>
         </w:rPr>
         <w:t xml:space="preserve"> S.A.C. no habría cumplido </w:t>
       </w:r>
@@ -6114,7 +6094,7 @@
         <w:rPr>
           <w:rFonts w:ascii="Arial Narrow" w:eastAsia="Arial Narrow" w:hAnsi="Arial Narrow" w:cs="Arial Narrow"/>
           <w:kern w:val="0"/>
-          <ns2:ligatures ns2:val="none"/>
+          <w14:ligatures w14:val="none"/>
         </w:rPr>
         <w:t>con adaptar el procedimiento del</w:t>
       </w:r>
@@ -6122,7 +6102,7 @@
         <w:rPr>
           <w:rFonts w:ascii="Arial Narrow" w:eastAsia="Arial Narrow" w:hAnsi="Arial Narrow" w:cs="Arial Narrow"/>
           <w:kern w:val="0"/>
-          <ns2:ligatures ns2:val="none"/>
+          <w14:ligatures w14:val="none"/>
         </w:rPr>
         <w:t xml:space="preserve"> examen del polígrafo al denunciante</w:t>
       </w:r>
@@ -6130,7 +6110,7 @@
         <w:rPr>
           <w:rFonts w:ascii="Arial Narrow" w:eastAsia="Arial Narrow" w:hAnsi="Arial Narrow" w:cs="Arial Narrow"/>
           <w:kern w:val="0"/>
-          <ns2:ligatures ns2:val="none"/>
+          <w14:ligatures w14:val="none"/>
         </w:rPr>
         <w:t xml:space="preserve"> debido a su condición médica</w:t>
       </w:r>
@@ -6138,7 +6118,7 @@
         <w:rPr>
           <w:rFonts w:ascii="Arial Narrow" w:eastAsia="Arial Narrow" w:hAnsi="Arial Narrow" w:cs="Arial Narrow"/>
           <w:kern w:val="0"/>
-          <ns2:ligatures ns2:val="none"/>
+          <w14:ligatures w14:val="none"/>
         </w:rPr>
         <w:t>, afectando el resultado</w:t>
       </w:r>
@@ -6146,23 +6126,23 @@
         <w:rPr>
           <w:rFonts w:ascii="Arial Narrow" w:eastAsia="Arial Narrow" w:hAnsi="Arial Narrow" w:cs="Arial Narrow"/>
           <w:kern w:val="0"/>
-          <ns2:ligatures ns2:val="none"/>
+          <w14:ligatures w14:val="none"/>
         </w:rPr>
         <w:t>.</w:t>
       </w:r>
     </w:p>
-    <w:p ns2:paraId="22E1BC3F" ns2:textId="77777777">
-      <w:pPr>
-        <w:spacing w:after="0" w:line="240" w:lineRule="auto"/>
-        <w:jc w:val="both"/>
-        <w:rPr>
-          <w:rFonts w:ascii="Arial Narrow" w:eastAsia="Arial Narrow" w:hAnsi="Arial Narrow" w:cs="Arial Narrow"/>
-          <w:kern w:val="0"/>
-          <ns2:ligatures ns2:val="none"/>
-        </w:rPr>
-      </w:pPr>
-    </w:p>
-    <w:p ns2:paraId="17057C05" ns2:textId="098559CE">
+    <w:p>
+      <w:pPr>
+        <w:spacing w:after="0" w:line="240" w:lineRule="auto"/>
+        <w:jc w:val="both"/>
+        <w:rPr>
+          <w:rFonts w:ascii="Arial Narrow" w:eastAsia="Arial Narrow" w:hAnsi="Arial Narrow" w:cs="Arial Narrow"/>
+          <w:kern w:val="0"/>
+          <w14:ligatures w14:val="none"/>
+        </w:rPr>
+      </w:pPr>
+    </w:p>
+    <w:p>
       <w:pPr>
         <w:pStyle w:val="Prrafodelista"/>
         <w:numPr>
@@ -6179,7 +6159,7 @@
         <w:rPr>
           <w:rFonts w:ascii="Arial Narrow" w:eastAsia="Arial Narrow" w:hAnsi="Arial Narrow" w:cs="Arial Narrow"/>
           <w:kern w:val="0"/>
-          <ns2:ligatures ns2:val="none"/>
+          <w14:ligatures w14:val="none"/>
         </w:rPr>
       </w:pPr>
       <w:r>
@@ -6188,7 +6168,7 @@
           <w:color w:val="000000"/>
           <w:kern w:val="0"/>
           <w:lang w:eastAsia="es-PE"/>
-          <ns2:ligatures ns2:val="none"/>
+          <w14:ligatures w14:val="none"/>
         </w:rPr>
         <w:t>Presunta</w:t>
       </w:r>
@@ -6198,7 +6178,7 @@
           <w:kern w:val="0"/>
           <w:shd w:val="clear" w:color="auto" w:fill="FFFFFF"/>
           <w:lang w:eastAsia="es-PE"/>
-          <ns2:ligatures ns2:val="none"/>
+          <w14:ligatures w14:val="none"/>
         </w:rPr>
         <w:t xml:space="preserve"> infracción a los artículos 18 y 19</w:t>
       </w:r>
@@ -6207,7 +6187,7 @@
           <w:rFonts w:ascii="Arial Narrow" w:eastAsia="Calibri" w:hAnsi="Arial Narrow" w:cs="Arial Narrow"/>
           <w:kern w:val="0"/>
           <w:lang w:eastAsia="es-PE"/>
-          <ns2:ligatures ns2:val="none"/>
+          <w14:ligatures w14:val="none"/>
         </w:rPr>
         <w:t xml:space="preserve"> de </w:t>
       </w:r>
@@ -6217,7 +6197,7 @@
           <w:kern w:val="0"/>
           <w:shd w:val="clear" w:color="auto" w:fill="FFFFFF"/>
           <w:lang w:eastAsia="es-PE"/>
-          <ns2:ligatures ns2:val="none"/>
+          <w14:ligatures w14:val="none"/>
         </w:rPr>
         <w:t>la Ley 29571, Código de Protección y Defensa del Consumidor, en tanto</w:t>
       </w:r>
@@ -6225,7 +6205,7 @@
         <w:rPr>
           <w:rFonts w:ascii="Arial Narrow" w:eastAsia="Arial Narrow" w:hAnsi="Arial Narrow" w:cs="Arial Narrow"/>
           <w:kern w:val="0"/>
-          <ns2:ligatures ns2:val="none"/>
+          <w14:ligatures w14:val="none"/>
         </w:rPr>
         <w:t xml:space="preserve"> </w:t>
       </w:r>
@@ -6234,7 +6214,7 @@
         <w:rPr>
           <w:rFonts w:ascii="Arial Narrow" w:eastAsia="Arial Narrow" w:hAnsi="Arial Narrow" w:cs="Arial Narrow"/>
           <w:kern w:val="0"/>
-          <ns2:ligatures ns2:val="none"/>
+          <w14:ligatures w14:val="none"/>
         </w:rPr>
         <w:t>Honesty</w:t>
       </w:r>
@@ -6243,7 +6223,7 @@
         <w:rPr>
           <w:rFonts w:ascii="Arial Narrow" w:eastAsia="Arial Narrow" w:hAnsi="Arial Narrow" w:cs="Arial Narrow"/>
           <w:kern w:val="0"/>
-          <ns2:ligatures ns2:val="none"/>
+          <w14:ligatures w14:val="none"/>
         </w:rPr>
         <w:t xml:space="preserve"> S.A.C. no habría cumplido con realizar una evaluación adecuada sobre el estado de salud del denunciante al momento de realizar la prueba poligráfica, pues padecía de una condición médica que afectaba sus respuestas fisiológicas</w:t>
       </w:r>
@@ -6251,23 +6231,23 @@
         <w:rPr>
           <w:rFonts w:ascii="Arial Narrow" w:eastAsia="Arial Narrow" w:hAnsi="Arial Narrow" w:cs="Arial Narrow"/>
           <w:kern w:val="0"/>
-          <ns2:ligatures ns2:val="none"/>
+          <w14:ligatures w14:val="none"/>
         </w:rPr>
         <w:t xml:space="preserve">. </w:t>
       </w:r>
     </w:p>
-    <w:p ns2:paraId="06ADB630" ns2:textId="77777777">
-      <w:pPr>
-        <w:spacing w:after="0" w:line="240" w:lineRule="auto"/>
-        <w:jc w:val="both"/>
-        <w:rPr>
-          <w:rFonts w:ascii="Arial Narrow" w:eastAsia="Arial Narrow" w:hAnsi="Arial Narrow" w:cs="Arial Narrow"/>
-          <w:kern w:val="0"/>
-          <ns2:ligatures ns2:val="none"/>
-        </w:rPr>
-      </w:pPr>
-    </w:p>
-    <w:p ns2:paraId="0824AB27" ns2:textId="1DAE2CA4">
+    <w:p>
+      <w:pPr>
+        <w:spacing w:after="0" w:line="240" w:lineRule="auto"/>
+        <w:jc w:val="both"/>
+        <w:rPr>
+          <w:rFonts w:ascii="Arial Narrow" w:eastAsia="Arial Narrow" w:hAnsi="Arial Narrow" w:cs="Arial Narrow"/>
+          <w:kern w:val="0"/>
+          <w14:ligatures w14:val="none"/>
+        </w:rPr>
+      </w:pPr>
+    </w:p>
+    <w:p>
       <w:pPr>
         <w:pStyle w:val="Prrafodelista"/>
         <w:numPr>
@@ -6284,7 +6264,7 @@
         <w:rPr>
           <w:rFonts w:ascii="Arial Narrow" w:eastAsia="Arial Narrow" w:hAnsi="Arial Narrow" w:cs="Arial Narrow"/>
           <w:kern w:val="0"/>
-          <ns2:ligatures ns2:val="none"/>
+          <w14:ligatures w14:val="none"/>
         </w:rPr>
       </w:pPr>
       <w:r>
@@ -6293,7 +6273,7 @@
           <w:color w:val="000000"/>
           <w:kern w:val="0"/>
           <w:lang w:eastAsia="es-PE"/>
-          <ns2:ligatures ns2:val="none"/>
+          <w14:ligatures w14:val="none"/>
         </w:rPr>
         <w:lastRenderedPageBreak/>
         <w:t>Presunta infracción al artículo 1, numeral 1, literal b) y al artículo 2 de la Ley 29571, Código de Protección y Defensa del Consumidor</w:t>
@@ -6304,7 +6284,7 @@
           <w:kern w:val="0"/>
           <w:shd w:val="clear" w:color="auto" w:fill="FFFFFF"/>
           <w:lang w:eastAsia="es-PE"/>
-          <ns2:ligatures ns2:val="none"/>
+          <w14:ligatures w14:val="none"/>
         </w:rPr>
         <w:t>, en tanto</w:t>
       </w:r>
@@ -6312,7 +6292,7 @@
         <w:rPr>
           <w:rFonts w:ascii="Arial Narrow" w:eastAsia="Arial Narrow" w:hAnsi="Arial Narrow" w:cs="Arial Narrow"/>
           <w:kern w:val="0"/>
-          <ns2:ligatures ns2:val="none"/>
+          <w14:ligatures w14:val="none"/>
         </w:rPr>
         <w:t xml:space="preserve"> </w:t>
       </w:r>
@@ -6321,7 +6301,7 @@
         <w:rPr>
           <w:rFonts w:ascii="Arial Narrow" w:eastAsia="Arial Narrow" w:hAnsi="Arial Narrow" w:cs="Arial Narrow"/>
           <w:kern w:val="0"/>
-          <ns2:ligatures ns2:val="none"/>
+          <w14:ligatures w14:val="none"/>
         </w:rPr>
         <w:t>Honesty</w:t>
       </w:r>
@@ -6330,7 +6310,7 @@
         <w:rPr>
           <w:rFonts w:ascii="Arial Narrow" w:eastAsia="Arial Narrow" w:hAnsi="Arial Narrow" w:cs="Arial Narrow"/>
           <w:kern w:val="0"/>
-          <ns2:ligatures ns2:val="none"/>
+          <w14:ligatures w14:val="none"/>
         </w:rPr>
         <w:t xml:space="preserve"> S.A.C. no habría cumplido con informar a Pacífico Compañía de Seguros y Reaseguros S.A. sobre el estado de salud del denunciante al momento de realizar la prueba poligráfica</w:t>
       </w:r>
@@ -6338,23 +6318,23 @@
         <w:rPr>
           <w:rFonts w:ascii="Arial Narrow" w:eastAsia="Arial Narrow" w:hAnsi="Arial Narrow" w:cs="Arial Narrow"/>
           <w:kern w:val="0"/>
-          <ns2:ligatures ns2:val="none"/>
+          <w14:ligatures w14:val="none"/>
         </w:rPr>
         <w:t xml:space="preserve">. </w:t>
       </w:r>
     </w:p>
-    <w:p ns2:paraId="1A31EB82" ns2:textId="77777777">
-      <w:pPr>
-        <w:spacing w:after="0" w:line="240" w:lineRule="auto"/>
-        <w:jc w:val="both"/>
-        <w:rPr>
-          <w:rFonts w:ascii="Arial Narrow" w:eastAsia="Arial Narrow" w:hAnsi="Arial Narrow" w:cs="Arial Narrow"/>
-          <w:kern w:val="0"/>
-          <ns2:ligatures ns2:val="none"/>
-        </w:rPr>
-      </w:pPr>
-    </w:p>
-    <w:p ns2:paraId="10DAFBC0" ns2:textId="46C7D761">
+    <w:p>
+      <w:pPr>
+        <w:spacing w:after="0" w:line="240" w:lineRule="auto"/>
+        <w:jc w:val="both"/>
+        <w:rPr>
+          <w:rFonts w:ascii="Arial Narrow" w:eastAsia="Arial Narrow" w:hAnsi="Arial Narrow" w:cs="Arial Narrow"/>
+          <w:kern w:val="0"/>
+          <w14:ligatures w14:val="none"/>
+        </w:rPr>
+      </w:pPr>
+    </w:p>
+    <w:p>
       <w:pPr>
         <w:pStyle w:val="Prrafodelista"/>
         <w:numPr>
@@ -6371,7 +6351,7 @@
         <w:rPr>
           <w:rFonts w:ascii="Arial Narrow" w:eastAsia="Arial Narrow" w:hAnsi="Arial Narrow" w:cs="Arial Narrow"/>
           <w:kern w:val="0"/>
-          <ns2:ligatures ns2:val="none"/>
+          <w14:ligatures w14:val="none"/>
         </w:rPr>
       </w:pPr>
       <w:r>
@@ -6380,7 +6360,7 @@
           <w:color w:val="000000"/>
           <w:kern w:val="0"/>
           <w:lang w:eastAsia="es-PE"/>
-          <ns2:ligatures ns2:val="none"/>
+          <w14:ligatures w14:val="none"/>
         </w:rPr>
         <w:t>Presunta</w:t>
       </w:r>
@@ -6390,7 +6370,7 @@
           <w:kern w:val="0"/>
           <w:shd w:val="clear" w:color="auto" w:fill="FFFFFF"/>
           <w:lang w:eastAsia="es-PE"/>
-          <ns2:ligatures ns2:val="none"/>
+          <w14:ligatures w14:val="none"/>
         </w:rPr>
         <w:t xml:space="preserve"> infracción a los artículos 18 y 19</w:t>
       </w:r>
@@ -6399,7 +6379,7 @@
           <w:rFonts w:ascii="Arial Narrow" w:eastAsia="Calibri" w:hAnsi="Arial Narrow" w:cs="Arial Narrow"/>
           <w:kern w:val="0"/>
           <w:lang w:eastAsia="es-PE"/>
-          <ns2:ligatures ns2:val="none"/>
+          <w14:ligatures w14:val="none"/>
         </w:rPr>
         <w:t xml:space="preserve"> de </w:t>
       </w:r>
@@ -6409,7 +6389,7 @@
           <w:kern w:val="0"/>
           <w:shd w:val="clear" w:color="auto" w:fill="FFFFFF"/>
           <w:lang w:eastAsia="es-PE"/>
-          <ns2:ligatures ns2:val="none"/>
+          <w14:ligatures w14:val="none"/>
         </w:rPr>
         <w:t>la Ley 29571, Código de Protección y Defensa del Consumidor, en tanto</w:t>
       </w:r>
@@ -6417,7 +6397,7 @@
         <w:rPr>
           <w:rFonts w:ascii="Arial Narrow" w:eastAsia="Arial Narrow" w:hAnsi="Arial Narrow" w:cs="Arial Narrow"/>
           <w:kern w:val="0"/>
-          <ns2:ligatures ns2:val="none"/>
+          <w14:ligatures w14:val="none"/>
         </w:rPr>
         <w:t xml:space="preserve"> </w:t>
       </w:r>
@@ -6426,7 +6406,7 @@
         <w:rPr>
           <w:rFonts w:ascii="Arial Narrow" w:eastAsia="Arial Narrow" w:hAnsi="Arial Narrow" w:cs="Arial Narrow"/>
           <w:kern w:val="0"/>
-          <ns2:ligatures ns2:val="none"/>
+          <w14:ligatures w14:val="none"/>
         </w:rPr>
         <w:t>Honesty</w:t>
       </w:r>
@@ -6435,7 +6415,7 @@
         <w:rPr>
           <w:rFonts w:ascii="Arial Narrow" w:eastAsia="Arial Narrow" w:hAnsi="Arial Narrow" w:cs="Arial Narrow"/>
           <w:kern w:val="0"/>
-          <ns2:ligatures ns2:val="none"/>
+          <w14:ligatures w14:val="none"/>
         </w:rPr>
         <w:t xml:space="preserve"> S.A.C. no habría cumplido con brindar información clara y suficiente al denunciante respecto a la naturaleza, el procedimiento, los efectos de la prueba poligráfica y sobre los resultados que podrían derivarse de la misma</w:t>
       </w:r>
@@ -6443,23 +6423,23 @@
         <w:rPr>
           <w:rFonts w:ascii="Arial Narrow" w:eastAsia="Arial Narrow" w:hAnsi="Arial Narrow" w:cs="Arial Narrow"/>
           <w:kern w:val="0"/>
-          <ns2:ligatures ns2:val="none"/>
+          <w14:ligatures w14:val="none"/>
         </w:rPr>
         <w:t>.</w:t>
       </w:r>
     </w:p>
-    <w:p ns2:paraId="5B8FED0B" ns2:textId="77777777">
-      <w:pPr>
-        <w:spacing w:after="0" w:line="240" w:lineRule="auto"/>
-        <w:jc w:val="both"/>
-        <w:rPr>
-          <w:rFonts w:ascii="Arial Narrow" w:eastAsia="Arial Narrow" w:hAnsi="Arial Narrow" w:cs="Arial Narrow"/>
-          <w:kern w:val="0"/>
-          <ns2:ligatures ns2:val="none"/>
-        </w:rPr>
-      </w:pPr>
-    </w:p>
-    <w:p ns2:paraId="79944DA9" ns2:textId="74FC23FE">
+    <w:p>
+      <w:pPr>
+        <w:spacing w:after="0" w:line="240" w:lineRule="auto"/>
+        <w:jc w:val="both"/>
+        <w:rPr>
+          <w:rFonts w:ascii="Arial Narrow" w:eastAsia="Arial Narrow" w:hAnsi="Arial Narrow" w:cs="Arial Narrow"/>
+          <w:kern w:val="0"/>
+          <w14:ligatures w14:val="none"/>
+        </w:rPr>
+      </w:pPr>
+    </w:p>
+    <w:p>
       <w:pPr>
         <w:pStyle w:val="Prrafodelista"/>
         <w:numPr>
@@ -6476,7 +6456,7 @@
         <w:rPr>
           <w:rFonts w:ascii="Arial Narrow" w:eastAsia="Arial Narrow" w:hAnsi="Arial Narrow" w:cs="Arial Narrow"/>
           <w:kern w:val="0"/>
-          <ns2:ligatures ns2:val="none"/>
+          <w14:ligatures w14:val="none"/>
         </w:rPr>
       </w:pPr>
       <w:r>
@@ -6485,7 +6465,7 @@
           <w:color w:val="000000"/>
           <w:kern w:val="0"/>
           <w:lang w:eastAsia="es-PE"/>
-          <ns2:ligatures ns2:val="none"/>
+          <w14:ligatures w14:val="none"/>
         </w:rPr>
         <w:t>Presunta</w:t>
       </w:r>
@@ -6495,7 +6475,7 @@
           <w:kern w:val="0"/>
           <w:shd w:val="clear" w:color="auto" w:fill="FFFFFF"/>
           <w:lang w:eastAsia="es-PE"/>
-          <ns2:ligatures ns2:val="none"/>
+          <w14:ligatures w14:val="none"/>
         </w:rPr>
         <w:t xml:space="preserve"> infracción a los artículos 18 y 19</w:t>
       </w:r>
@@ -6504,7 +6484,7 @@
           <w:rFonts w:ascii="Arial Narrow" w:eastAsia="Calibri" w:hAnsi="Arial Narrow" w:cs="Arial Narrow"/>
           <w:kern w:val="0"/>
           <w:lang w:eastAsia="es-PE"/>
-          <ns2:ligatures ns2:val="none"/>
+          <w14:ligatures w14:val="none"/>
         </w:rPr>
         <w:t xml:space="preserve"> de </w:t>
       </w:r>
@@ -6514,7 +6494,7 @@
           <w:kern w:val="0"/>
           <w:shd w:val="clear" w:color="auto" w:fill="FFFFFF"/>
           <w:lang w:eastAsia="es-PE"/>
-          <ns2:ligatures ns2:val="none"/>
+          <w14:ligatures w14:val="none"/>
         </w:rPr>
         <w:t>la Ley 29571, Código de Protección y Defensa del Consumidor, en tanto</w:t>
       </w:r>
@@ -6522,7 +6502,7 @@
         <w:rPr>
           <w:rFonts w:ascii="Arial Narrow" w:eastAsia="Arial Narrow" w:hAnsi="Arial Narrow" w:cs="Arial Narrow"/>
           <w:kern w:val="0"/>
-          <ns2:ligatures ns2:val="none"/>
+          <w14:ligatures w14:val="none"/>
         </w:rPr>
         <w:t xml:space="preserve"> </w:t>
       </w:r>
@@ -6531,7 +6511,7 @@
         <w:rPr>
           <w:rFonts w:ascii="Arial Narrow" w:eastAsia="Arial Narrow" w:hAnsi="Arial Narrow" w:cs="Arial Narrow"/>
           <w:kern w:val="0"/>
-          <ns2:ligatures ns2:val="none"/>
+          <w14:ligatures w14:val="none"/>
         </w:rPr>
         <w:t>Honesty</w:t>
       </w:r>
@@ -6540,7 +6520,7 @@
         <w:rPr>
           <w:rFonts w:ascii="Arial Narrow" w:eastAsia="Arial Narrow" w:hAnsi="Arial Narrow" w:cs="Arial Narrow"/>
           <w:kern w:val="0"/>
-          <ns2:ligatures ns2:val="none"/>
+          <w14:ligatures w14:val="none"/>
         </w:rPr>
         <w:t xml:space="preserve"> S.A.C. no habría cumplido con proporcionar al denunciante un consentimiento informado adecuado</w:t>
       </w:r>
@@ -6548,23 +6528,23 @@
         <w:rPr>
           <w:rFonts w:ascii="Arial Narrow" w:eastAsia="Arial Narrow" w:hAnsi="Arial Narrow" w:cs="Arial Narrow"/>
           <w:kern w:val="0"/>
-          <ns2:ligatures ns2:val="none"/>
+          <w14:ligatures w14:val="none"/>
         </w:rPr>
         <w:t>.</w:t>
       </w:r>
     </w:p>
-    <w:p ns2:paraId="3C6E9699" ns2:textId="77777777">
-      <w:pPr>
-        <w:spacing w:after="0" w:line="240" w:lineRule="auto"/>
-        <w:jc w:val="both"/>
-        <w:rPr>
-          <w:rFonts w:ascii="Arial Narrow" w:eastAsia="Arial Narrow" w:hAnsi="Arial Narrow" w:cs="Arial Narrow"/>
-          <w:kern w:val="0"/>
-          <ns2:ligatures ns2:val="none"/>
-        </w:rPr>
-      </w:pPr>
-    </w:p>
-    <w:p ns2:paraId="6136EEA8" ns2:textId="77777777">
+    <w:p>
+      <w:pPr>
+        <w:spacing w:after="0" w:line="240" w:lineRule="auto"/>
+        <w:jc w:val="both"/>
+        <w:rPr>
+          <w:rFonts w:ascii="Arial Narrow" w:eastAsia="Arial Narrow" w:hAnsi="Arial Narrow" w:cs="Arial Narrow"/>
+          <w:kern w:val="0"/>
+          <w14:ligatures w14:val="none"/>
+        </w:rPr>
+      </w:pPr>
+    </w:p>
+    <w:p>
       <w:pPr>
         <w:spacing w:line="240" w:lineRule="auto"/>
         <w:contextualSpacing/>
@@ -6572,17 +6552,17 @@
         <w:rPr>
           <w:rFonts w:ascii="Arial Narrow" w:eastAsia="Calibri" w:hAnsi="Arial Narrow" w:cs="Arial"/>
           <w:kern w:val="0"/>
-          <ns2:ligatures ns2:val="none"/>
-        </w:rPr>
-      </w:pPr>
-      <w:r>
-        <w:rPr>
-          <w:rFonts w:ascii="Arial Narrow" w:eastAsia="Arial Narrow" w:hAnsi="Arial Narrow" w:cs="Arial Narrow"/>
-          <w:b/>
-          <w:color w:val="000000"/>
-          <w:kern w:val="0"/>
-          <w:lang w:eastAsia="es-PE"/>
-          <ns2:ligatures ns2:val="none"/>
+          <w14:ligatures w14:val="none"/>
+        </w:rPr>
+      </w:pPr>
+      <w:r>
+        <w:rPr>
+          <w:rFonts w:ascii="Arial Narrow" w:eastAsia="Arial Narrow" w:hAnsi="Arial Narrow" w:cs="Arial Narrow"/>
+          <w:b/>
+          <w:color w:val="000000"/>
+          <w:kern w:val="0"/>
+          <w:lang w:eastAsia="es-PE"/>
+          <w14:ligatures w14:val="none"/>
         </w:rPr>
         <w:t>SEGUNDO:</w:t>
       </w:r>
@@ -6592,7 +6572,7 @@
           <w:color w:val="000000"/>
           <w:kern w:val="0"/>
           <w:lang w:eastAsia="es-PE"/>
-          <ns2:ligatures ns2:val="none"/>
+          <w14:ligatures w14:val="none"/>
         </w:rPr>
         <w:t xml:space="preserve"> tener por ofrecidos los medios probatorios presentados en el escrito de denuncia </w:t>
       </w:r>
@@ -6602,7 +6582,7 @@
           <w:color w:val="000000"/>
           <w:kern w:val="0"/>
           <w:lang w:val="es-ES" w:eastAsia="es-ES"/>
-          <ns2:ligatures ns2:val="none"/>
+          <w14:ligatures w14:val="none"/>
         </w:rPr>
         <w:t>del 2 de junio de 2025, subsanado con el escrito del 25 de junio de 2025</w:t>
       </w:r>
@@ -6610,12 +6590,12 @@
         <w:rPr>
           <w:rFonts w:ascii="Arial Narrow" w:eastAsia="Calibri" w:hAnsi="Arial Narrow" w:cs="Arial"/>
           <w:kern w:val="0"/>
-          <ns2:ligatures ns2:val="none"/>
+          <w14:ligatures w14:val="none"/>
         </w:rPr>
         <w:t>.</w:t>
       </w:r>
     </w:p>
-    <w:p ns2:paraId="136E8531" ns2:textId="77777777">
+    <w:p>
       <w:pPr>
         <w:spacing w:line="240" w:lineRule="auto"/>
         <w:contextualSpacing/>
@@ -6625,30 +6605,30 @@
           <w:color w:val="000000"/>
           <w:kern w:val="0"/>
           <w:lang w:eastAsia="es-PE"/>
-          <ns2:ligatures ns2:val="none"/>
-        </w:rPr>
-      </w:pPr>
-    </w:p>
-    <w:p ns2:paraId="11F85A55" ns2:textId="77777777">
-      <w:pPr>
-        <w:spacing w:after="0" w:line="240" w:lineRule="auto"/>
-        <w:jc w:val="both"/>
-        <w:rPr>
-          <w:rFonts w:ascii="Arial Narrow" w:eastAsia="Arial Narrow" w:hAnsi="Arial Narrow" w:cs="Arial Narrow"/>
-          <w:color w:val="000000"/>
-          <w:kern w:val="0"/>
-          <w:lang w:eastAsia="es-PE"/>
-          <ns2:ligatures ns2:val="none"/>
-        </w:rPr>
-      </w:pPr>
-      <w:r>
-        <w:rPr>
-          <w:rFonts w:ascii="Arial Narrow" w:eastAsia="Arial Narrow" w:hAnsi="Arial Narrow" w:cs="Arial Narrow"/>
-          <w:b/>
-          <w:color w:val="000000"/>
-          <w:kern w:val="0"/>
-          <w:lang w:eastAsia="es-PE"/>
-          <ns2:ligatures ns2:val="none"/>
+          <w14:ligatures w14:val="none"/>
+        </w:rPr>
+      </w:pPr>
+    </w:p>
+    <w:p>
+      <w:pPr>
+        <w:spacing w:after="0" w:line="240" w:lineRule="auto"/>
+        <w:jc w:val="both"/>
+        <w:rPr>
+          <w:rFonts w:ascii="Arial Narrow" w:eastAsia="Arial Narrow" w:hAnsi="Arial Narrow" w:cs="Arial Narrow"/>
+          <w:color w:val="000000"/>
+          <w:kern w:val="0"/>
+          <w:lang w:eastAsia="es-PE"/>
+          <w14:ligatures w14:val="none"/>
+        </w:rPr>
+      </w:pPr>
+      <w:r>
+        <w:rPr>
+          <w:rFonts w:ascii="Arial Narrow" w:eastAsia="Arial Narrow" w:hAnsi="Arial Narrow" w:cs="Arial Narrow"/>
+          <w:b/>
+          <w:color w:val="000000"/>
+          <w:kern w:val="0"/>
+          <w:lang w:eastAsia="es-PE"/>
+          <w14:ligatures w14:val="none"/>
         </w:rPr>
         <w:t xml:space="preserve">TERCERO: </w:t>
       </w:r>
@@ -6658,7 +6638,7 @@
           <w:color w:val="000000"/>
           <w:kern w:val="0"/>
           <w:lang w:eastAsia="es-PE"/>
-          <ns2:ligatures ns2:val="none"/>
+          <w14:ligatures w14:val="none"/>
         </w:rPr>
         <w:t>requerir a</w:t>
       </w:r>
@@ -6668,7 +6648,7 @@
           <w:color w:val="000000"/>
           <w:kern w:val="0"/>
           <w:lang w:eastAsia="es-PE"/>
-          <ns2:ligatures ns2:val="none"/>
+          <w14:ligatures w14:val="none"/>
         </w:rPr>
         <w:t>l</w:t>
       </w:r>
@@ -6678,7 +6658,7 @@
           <w:color w:val="000000"/>
           <w:kern w:val="0"/>
           <w:lang w:eastAsia="es-PE"/>
-          <ns2:ligatures ns2:val="none"/>
+          <w14:ligatures w14:val="none"/>
         </w:rPr>
         <w:t xml:space="preserve"> </w:t>
       </w:r>
@@ -6718,7 +6698,7 @@
           <w:color w:val="000000"/>
           <w:kern w:val="0"/>
           <w:lang w:eastAsia="es-PE"/>
-          <ns2:ligatures ns2:val="none"/>
+          <w14:ligatures w14:val="none"/>
         </w:rPr>
         <w:t>que cumpla</w:t>
       </w:r>
@@ -6728,7 +6708,7 @@
           <w:color w:val="000000"/>
           <w:kern w:val="0"/>
           <w:lang w:eastAsia="es-PE"/>
-          <ns2:ligatures ns2:val="none"/>
+          <w14:ligatures w14:val="none"/>
         </w:rPr>
         <w:t>n</w:t>
       </w:r>
@@ -6738,12 +6718,12 @@
           <w:color w:val="000000"/>
           <w:kern w:val="0"/>
           <w:lang w:eastAsia="es-PE"/>
-          <ns2:ligatures ns2:val="none"/>
+          <w14:ligatures w14:val="none"/>
         </w:rPr>
         <w:t xml:space="preserve"> con lo siguiente:</w:t>
       </w:r>
     </w:p>
-    <w:p ns2:paraId="7FAE24D3" ns2:textId="77777777">
+    <w:p>
       <w:pPr>
         <w:spacing w:after="0" w:line="240" w:lineRule="auto"/>
         <w:jc w:val="both"/>
@@ -6752,11 +6732,11 @@
           <w:color w:val="000000"/>
           <w:kern w:val="0"/>
           <w:lang w:eastAsia="es-PE"/>
-          <ns2:ligatures ns2:val="none"/>
-        </w:rPr>
-      </w:pPr>
-    </w:p>
-    <w:p ns2:paraId="56C7AA76" ns2:textId="77777777">
+          <w14:ligatures w14:val="none"/>
+        </w:rPr>
+      </w:pPr>
+    </w:p>
+    <w:p>
       <w:pPr>
         <w:numPr>
           <w:ilvl w:val="0"/>
@@ -6770,21 +6750,21 @@
           <w:color w:val="000000"/>
           <w:kern w:val="0"/>
           <w:lang w:eastAsia="es-PE"/>
-          <ns2:ligatures ns2:val="none"/>
-        </w:rPr>
-      </w:pPr>
-      <w:r>
-        <w:rPr>
-          <w:rFonts w:ascii="Arial Narrow" w:eastAsia="Arial Narrow" w:hAnsi="Arial Narrow" w:cs="Arial Narrow"/>
-          <w:color w:val="000000"/>
-          <w:kern w:val="0"/>
-          <w:lang w:eastAsia="es-PE"/>
-          <ns2:ligatures ns2:val="none"/>
+          <w14:ligatures w14:val="none"/>
+        </w:rPr>
+      </w:pPr>
+      <w:r>
+        <w:rPr>
+          <w:rFonts w:ascii="Arial Narrow" w:eastAsia="Arial Narrow" w:hAnsi="Arial Narrow" w:cs="Arial Narrow"/>
+          <w:color w:val="000000"/>
+          <w:kern w:val="0"/>
+          <w:lang w:eastAsia="es-PE"/>
+          <w14:ligatures w14:val="none"/>
         </w:rPr>
         <w:t>presentar documentos que acrediten su inscripción en los Registros Públicos o una declaración jurada que indique que cuenta con dicha inscripción;</w:t>
       </w:r>
     </w:p>
-    <w:p ns2:paraId="44E35BCA" ns2:textId="77777777">
+    <w:p>
       <w:pPr>
         <w:numPr>
           <w:ilvl w:val="0"/>
@@ -6798,21 +6778,21 @@
           <w:color w:val="000000"/>
           <w:kern w:val="0"/>
           <w:lang w:eastAsia="es-PE"/>
-          <ns2:ligatures ns2:val="none"/>
-        </w:rPr>
-      </w:pPr>
-      <w:r>
-        <w:rPr>
-          <w:rFonts w:ascii="Arial Narrow" w:eastAsia="Arial Narrow" w:hAnsi="Arial Narrow" w:cs="Arial Narrow"/>
-          <w:color w:val="000000"/>
-          <w:kern w:val="0"/>
-          <w:lang w:eastAsia="es-PE"/>
-          <ns2:ligatures ns2:val="none"/>
+          <w14:ligatures w14:val="none"/>
+        </w:rPr>
+      </w:pPr>
+      <w:r>
+        <w:rPr>
+          <w:rFonts w:ascii="Arial Narrow" w:eastAsia="Arial Narrow" w:hAnsi="Arial Narrow" w:cs="Arial Narrow"/>
+          <w:color w:val="000000"/>
+          <w:kern w:val="0"/>
+          <w:lang w:eastAsia="es-PE"/>
+          <w14:ligatures w14:val="none"/>
         </w:rPr>
         <w:t>presentar copia simple de las facultades de representación de su representante legal en el presente procedimiento o la declaración jurada que indique que cuenta con dichas facultades y que estas se encuentran vigentes;</w:t>
       </w:r>
     </w:p>
-    <w:p ns2:paraId="614535F0" ns2:textId="77777777">
+    <w:p>
       <w:pPr>
         <w:numPr>
           <w:ilvl w:val="0"/>
@@ -6826,21 +6806,21 @@
           <w:color w:val="000000"/>
           <w:kern w:val="0"/>
           <w:lang w:eastAsia="es-PE"/>
-          <ns2:ligatures ns2:val="none"/>
-        </w:rPr>
-      </w:pPr>
-      <w:r>
-        <w:rPr>
-          <w:rFonts w:ascii="Arial Narrow" w:eastAsia="Arial Narrow" w:hAnsi="Arial Narrow" w:cs="Arial Narrow"/>
-          <w:color w:val="000000"/>
-          <w:kern w:val="0"/>
-          <w:lang w:eastAsia="es-PE"/>
-          <ns2:ligatures ns2:val="none"/>
+          <w14:ligatures w14:val="none"/>
+        </w:rPr>
+      </w:pPr>
+      <w:r>
+        <w:rPr>
+          <w:rFonts w:ascii="Arial Narrow" w:eastAsia="Arial Narrow" w:hAnsi="Arial Narrow" w:cs="Arial Narrow"/>
+          <w:color w:val="000000"/>
+          <w:kern w:val="0"/>
+          <w:lang w:eastAsia="es-PE"/>
+          <w14:ligatures w14:val="none"/>
         </w:rPr>
         <w:t>consignar el Número de Registro Único de Contribuyentes (RUC); y,</w:t>
       </w:r>
     </w:p>
-    <w:p ns2:paraId="3733250F" ns2:textId="77777777">
+    <w:p>
       <w:pPr>
         <w:numPr>
           <w:ilvl w:val="0"/>
@@ -6852,16 +6832,16 @@
         <w:rPr>
           <w:rFonts w:ascii="Arial Narrow" w:eastAsia="Calibri" w:hAnsi="Arial Narrow" w:cs="Arial"/>
           <w:kern w:val="0"/>
-          <ns2:ligatures ns2:val="none"/>
-        </w:rPr>
-      </w:pPr>
-      <w:r>
-        <w:rPr>
-          <w:rFonts w:ascii="Arial Narrow" w:eastAsia="Arial Narrow" w:hAnsi="Arial Narrow" w:cs="Arial Narrow"/>
-          <w:color w:val="000000"/>
-          <w:kern w:val="0"/>
-          <w:lang w:eastAsia="es-PE"/>
-          <ns2:ligatures ns2:val="none"/>
+          <w14:ligatures w14:val="none"/>
+        </w:rPr>
+      </w:pPr>
+      <w:r>
+        <w:rPr>
+          <w:rFonts w:ascii="Arial Narrow" w:eastAsia="Arial Narrow" w:hAnsi="Arial Narrow" w:cs="Arial Narrow"/>
+          <w:color w:val="000000"/>
+          <w:kern w:val="0"/>
+          <w:lang w:eastAsia="es-PE"/>
+          <w14:ligatures w14:val="none"/>
         </w:rPr>
         <w:t>fijar domicilio procesal para el procedimiento, de conformidad con el numeral 1 del artículo 442</w:t>
       </w:r>
@@ -6871,7 +6851,7 @@
           <w:color w:val="000000"/>
           <w:kern w:val="0"/>
           <w:lang w:eastAsia="es-PE"/>
-          <ns2:ligatures ns2:val="none"/>
+          <w14:ligatures w14:val="none"/>
         </w:rPr>
         <w:t/>
       </w:r>
@@ -6881,7 +6861,7 @@
           <w:color w:val="000000"/>
           <w:kern w:val="0"/>
           <w:lang w:eastAsia="es-PE"/>
-          <ns2:ligatures ns2:val="none"/>
+          <w14:ligatures w14:val="none"/>
         </w:rPr>
         <w:t xml:space="preserve"> del Código Procesal Civil. </w:t>
       </w:r>
@@ -6889,7 +6869,7 @@
         <w:rPr>
           <w:rFonts w:ascii="Arial Narrow" w:eastAsia="Calibri" w:hAnsi="Arial Narrow" w:cs="Arial"/>
           <w:kern w:val="0"/>
-          <ns2:ligatures ns2:val="none"/>
+          <w14:ligatures w14:val="none"/>
         </w:rPr>
         <w:t>Para ello podrá señalar domicilio físico o una dirección electrónica a la que pueda remitirse las notificaciones</w:t>
       </w:r>
@@ -6898,12 +6878,12 @@
           <w:rFonts w:ascii="Arial Narrow" w:eastAsia="Arial" w:hAnsi="Arial Narrow" w:cs="Arial"/>
           <w:kern w:val="0"/>
           <w:lang w:val="es"/>
-          <ns2:ligatures ns2:val="none"/>
+          <w14:ligatures w14:val="none"/>
         </w:rPr>
         <w:t>;</w:t>
       </w:r>
     </w:p>
-    <w:p ns2:paraId="4021875E" ns2:textId="77777777">
+    <w:p>
       <w:pPr>
         <w:numPr>
           <w:ilvl w:val="0"/>
@@ -6915,14 +6895,14 @@
         <w:rPr>
           <w:rFonts w:ascii="Arial Narrow" w:eastAsia="Calibri" w:hAnsi="Arial Narrow" w:cs="Arial"/>
           <w:kern w:val="0"/>
-          <ns2:ligatures ns2:val="none"/>
+          <w14:ligatures w14:val="none"/>
         </w:rPr>
       </w:pPr>
       <w:r>
         <w:rPr>
           <w:rFonts w:ascii="Arial Narrow" w:eastAsia="Calibri" w:hAnsi="Arial Narrow" w:cs="Arial"/>
           <w:kern w:val="0"/>
-          <ns2:ligatures ns2:val="none"/>
+          <w14:ligatures w14:val="none"/>
         </w:rPr>
         <w:t xml:space="preserve">en caso califique como </w:t>
       </w:r>
@@ -6931,7 +6911,7 @@
         <w:rPr>
           <w:rFonts w:ascii="Arial Narrow" w:eastAsia="Calibri" w:hAnsi="Arial Narrow" w:cs="Arial"/>
           <w:kern w:val="0"/>
-          <ns2:ligatures ns2:val="none"/>
+          <w14:ligatures w14:val="none"/>
         </w:rPr>
         <w:t>micro empresa</w:t>
       </w:r>
@@ -6940,7 +6920,7 @@
         <w:rPr>
           <w:rFonts w:ascii="Arial Narrow" w:eastAsia="Calibri" w:hAnsi="Arial Narrow" w:cs="Arial"/>
           <w:kern w:val="0"/>
-          <ns2:ligatures ns2:val="none"/>
+          <w14:ligatures w14:val="none"/>
         </w:rPr>
         <w:t xml:space="preserve"> o pequeña empresa, presentar los documentos que acrediten su volumen de ventas o ingresos brutos percibidos el año anterior relativo a todas sus actividades económicas y el número de trabajadores con el que cuenta</w:t>
       </w:r>
@@ -6950,7 +6930,7 @@
           <w:rFonts w:ascii="Arial Narrow" w:eastAsia="Calibri" w:hAnsi="Arial Narrow" w:cs="Arial"/>
           <w:kern w:val="0"/>
           <w:vertAlign w:val="superscript"/>
-          <ns2:ligatures ns2:val="none"/>
+          <w14:ligatures w14:val="none"/>
         </w:rPr>
         <w:footnoteReference w:id="10"/>
       </w:r>
@@ -6958,7 +6938,7 @@
         <w:rPr>
           <w:rFonts w:ascii="Arial Narrow" w:eastAsia="Calibri" w:hAnsi="Arial Narrow" w:cs="Arial"/>
           <w:kern w:val="0"/>
-          <ns2:ligatures ns2:val="none"/>
+          <w14:ligatures w14:val="none"/>
         </w:rPr>
         <w:t>. Ello, a fin de que la Comisión pueda meritar dicha documentación, conforme lo establece el artículo 110</w:t>
       </w:r>
@@ -6968,7 +6948,7 @@
           <w:color w:val="000000"/>
           <w:kern w:val="0"/>
           <w:lang w:eastAsia="es-PE"/>
-          <ns2:ligatures ns2:val="none"/>
+          <w14:ligatures w14:val="none"/>
         </w:rPr>
         <w:t/>
       </w:r>
@@ -6976,7 +6956,7 @@
         <w:rPr>
           <w:rFonts w:ascii="Arial Narrow" w:eastAsia="Calibri" w:hAnsi="Arial Narrow" w:cs="Arial"/>
           <w:kern w:val="0"/>
-          <ns2:ligatures ns2:val="none"/>
+          <w14:ligatures w14:val="none"/>
         </w:rPr>
         <w:t xml:space="preserve"> del </w:t>
       </w:r>
@@ -6985,7 +6965,7 @@
           <w:rFonts w:ascii="Arial Narrow" w:eastAsia="Calibri" w:hAnsi="Arial Narrow" w:cs="Arial"/>
           <w:spacing w:val="-2"/>
           <w:kern w:val="0"/>
-          <ns2:ligatures ns2:val="none"/>
+          <w14:ligatures w14:val="none"/>
         </w:rPr>
         <w:t>Código</w:t>
       </w:r>
@@ -6996,7 +6976,7 @@
           <w:spacing w:val="-2"/>
           <w:kern w:val="0"/>
           <w:vertAlign w:val="superscript"/>
-          <ns2:ligatures ns2:val="none"/>
+          <w14:ligatures w14:val="none"/>
         </w:rPr>
         <w:footnoteReference w:id="11"/>
       </w:r>
@@ -7005,12 +6985,12 @@
           <w:rFonts w:ascii="Arial Narrow" w:eastAsia="Calibri" w:hAnsi="Arial Narrow" w:cs="Arial"/>
           <w:spacing w:val="-2"/>
           <w:kern w:val="0"/>
-          <ns2:ligatures ns2:val="none"/>
+          <w14:ligatures w14:val="none"/>
         </w:rPr>
         <w:t>.</w:t>
       </w:r>
     </w:p>
-    <w:p ns2:paraId="6152EF99" ns2:textId="77777777">
+    <w:p>
       <w:pPr>
         <w:spacing w:after="0" w:line="240" w:lineRule="auto"/>
         <w:ind w:left="567"/>
@@ -7020,20 +7000,20 @@
           <w:color w:val="000000"/>
           <w:kern w:val="0"/>
           <w:lang w:eastAsia="es-PE"/>
-          <ns2:ligatures ns2:val="none"/>
-        </w:rPr>
-      </w:pPr>
-    </w:p>
-    <w:p>
-      <w:pPr>
-        <w:spacing w:after="0" w:line="240" w:lineRule="auto"/>
-        <w:jc w:val="both"/>
-        <w:rPr>
-          <w:rFonts w:ascii="Arial Narrow" w:eastAsia="Arial Narrow" w:hAnsi="Arial Narrow" w:cs="Arial Narrow"/>
-          <w:color w:val="000000"/>
-          <w:kern w:val="0"/>
-          <w:lang w:eastAsia="es-PE"/>
-          <ns2:ligatures ns2:val="none"/>
+          <w14:ligatures w14:val="none"/>
+        </w:rPr>
+      </w:pPr>
+    </w:p>
+    <w:p>
+      <w:pPr>
+        <w:spacing w:after="0" w:line="240" w:lineRule="auto"/>
+        <w:jc w:val="both"/>
+        <w:rPr>
+          <w:rFonts w:ascii="Arial Narrow" w:eastAsia="Arial Narrow" w:hAnsi="Arial Narrow" w:cs="Arial Narrow"/>
+          <w:color w:val="000000"/>
+          <w:kern w:val="0"/>
+          <w:lang w:eastAsia="es-PE"/>
+          <w14:ligatures w14:val="none"/>
         </w:rPr>
       </w:pPr>
       <w:r>
@@ -7052,42 +7032,82 @@
           <w:sz w:val="20"/>
           <w:szCs w:val="20"/>
         </w:rPr>
-        <w:t xml:space="preserve">correr traslado de la presente resolución a Banco de Crédito del Perú S.A., Pacífico Compañía de Seguros y Reaseguros S.A. y Honesty S.A.C. para que, de conformidad con lo dispuesto por el artículo 26 de la Ley sobre Facultades, Normas y Organización del Indecopi, aprobada por Decreto Legislativo 807, presenten sus descargos sobre la imputación de cargos realizada en un plazo no mayor a cinco (5) días hábiles contado a partir del día siguiente de la notificación de la presente resolución, vencido el cual, el Secretario Técnico declarará en rebeldía a los denunciados que no lo hubieran presentado. Debe precisarse que de conformidad con lo establecido por el artículo 223 del Texto Único Ordenado de la Ley 27444, Ley del Procedimiento Administrativo General, las alegaciones y los hechos relevantes de la reclamación, salvo que hayan sido específicamente negadas en la contestación, se tendrán por aceptadas o merituadas como ciertas.</w:t>
-      </w:r>
-    </w:p>
-    <w:p ns2:paraId="3D3C8723" ns2:textId="77777777">
-      <w:pPr>
-        <w:spacing w:after="0" w:line="240" w:lineRule="auto"/>
-        <w:jc w:val="both"/>
-        <w:rPr>
-          <w:rFonts w:ascii="Arial Narrow" w:eastAsia="Arial Narrow" w:hAnsi="Arial Narrow" w:cs="Arial Narrow"/>
-          <w:color w:val="000000"/>
-          <w:kern w:val="0"/>
-          <w:lang w:eastAsia="es-PE"/>
-          <ns2:ligatures ns2:val="none"/>
-        </w:rPr>
-      </w:pPr>
-    </w:p>
-    <w:p ns2:paraId="7FA94B1A" ns2:textId="4563A9CB">
-      <w:pPr>
-        <w:spacing w:after="0" w:line="240" w:lineRule="auto"/>
-        <w:jc w:val="both"/>
-        <w:rPr>
-          <w:rFonts w:ascii="Arial Narrow" w:eastAsia="Times New Roman" w:hAnsi="Arial Narrow" w:cs="Arial"/>
-          <w:color w:val="000000"/>
-          <w:kern w:val="0"/>
-          <w:lang w:val="es-ES" w:eastAsia="es-ES"/>
-          <ns2:ligatures ns2:val="none"/>
-        </w:rPr>
-      </w:pPr>
-      <w:r>
-        <w:rPr>
-          <w:rFonts w:ascii="Arial Narrow" w:eastAsia="Arial Narrow" w:hAnsi="Arial Narrow" w:cs="Arial Narrow"/>
-          <w:b/>
-          <w:color w:val="000000"/>
-          <w:kern w:val="0"/>
-          <w:lang w:eastAsia="es-PE"/>
-          <ns2:ligatures ns2:val="none"/>
+        <w:t xml:space="preserve">correr traslado de la presente resolución a Banco de Crédito del Perú S.A., Pacífico Compañía de Seguros y Reaseguros S.A. y Honesty S.A.C. para que, de conformidad con lo dispuesto por el artículo 26 de la Ley sobre Facultades, Normas y Organización del Indecopi, aprobada por Decreto Legislativo 807</w:t>
+      </w:r>
+      <w:r>
+        <w:rPr>
+          <w:rStyle w:val="Refdenotaalpie"/>
+          <w:rFonts w:ascii="Arial Narrow" w:eastAsia="Times New Roman" w:hAnsi="Arial Narrow" w:cs="Times New Roman"/>
+          <w:color w:val="000000"/>
+          <w:kern w:val="0"/>
+          <w:vertAlign w:val="superscript"/>
+          <w:lang w:val="es-ES" w:eastAsia="es-ES"/>
+          <w14:ligatures w14:val="none"/>
+        </w:rPr>
+        <w:footnoteReference w:id="17"/>
+      </w:r>
+      <w:r>
+        <w:rPr>
+          <w:rFonts w:ascii="Arial Narrow" w:hAnsi="Arial Narrow" w:cs="Arial Narrow"/>
+          <w:sz w:val="20"/>
+          <w:szCs w:val="20"/>
+        </w:rPr>
+        <w:t xml:space="preserve">, presenten sus descargos sobre la imputación de cargos realizada en un plazo no mayor a cinco (5) días hábiles contado a partir del día siguiente de la notificación de la presente resolución, vencido el cual, el Secretario Técnico declarará en rebeldía a los denunciados que no lo hubieran presentado. Debe precisarse que de conformidad con lo establecido por el artículo 223 del Texto Único Ordenado de la Ley 27444, Ley del Procedimiento Administrativo General</w:t>
+      </w:r>
+      <w:r>
+        <w:rPr>
+          <w:rStyle w:val="Refdenotaalpie"/>
+          <w:rFonts w:ascii="Arial Narrow" w:eastAsia="Times New Roman" w:hAnsi="Arial Narrow" w:cs="Times New Roman"/>
+          <w:color w:val="000000"/>
+          <w:kern w:val="0"/>
+          <w:vertAlign w:val="superscript"/>
+          <w:lang w:val="es-ES" w:eastAsia="es-ES"/>
+          <w14:ligatures w14:val="none"/>
+        </w:rPr>
+        <w:footnoteReference w:id="18"/>
+      </w:r>
+      <w:r>
+        <w:rPr>
+          <w:rFonts w:ascii="Arial Narrow" w:hAnsi="Arial Narrow" w:cs="Arial Narrow"/>
+          <w:sz w:val="20"/>
+          <w:szCs w:val="20"/>
+        </w:rPr>
+        <w:t xml:space="preserve">, las alegaciones y los hechos relevantes de la reclamación, salvo que hayan sido específicamente negadas en la contestación, se tendrán por aceptadas o merituadas como ciertas.</w:t>
+      </w:r>
+    </w:p>
+    <w:p>
+      <w:pPr>
+        <w:spacing w:after="0" w:line="240" w:lineRule="auto"/>
+        <w:jc w:val="both"/>
+        <w:rPr>
+          <w:rFonts w:ascii="Arial Narrow" w:eastAsia="Arial Narrow" w:hAnsi="Arial Narrow" w:cs="Arial Narrow"/>
+          <w:color w:val="000000"/>
+          <w:kern w:val="0"/>
+          <w:lang w:eastAsia="es-PE"/>
+          <w14:ligatures w14:val="none"/>
+        </w:rPr>
+      </w:pPr>
+    </w:p>
+    <w:p>
+      <w:pPr>
+        <w:spacing w:after="0" w:line="240" w:lineRule="auto"/>
+        <w:jc w:val="both"/>
+        <w:rPr>
+          <w:rFonts w:ascii="Arial Narrow" w:eastAsia="Times New Roman" w:hAnsi="Arial Narrow" w:cs="Arial"/>
+          <w:color w:val="000000"/>
+          <w:kern w:val="0"/>
+          <w:lang w:val="es-ES" w:eastAsia="es-ES"/>
+          <w14:ligatures w14:val="none"/>
+        </w:rPr>
+      </w:pPr>
+      <w:r>
+        <w:rPr>
+          <w:rFonts w:ascii="Arial Narrow" w:eastAsia="Arial Narrow" w:hAnsi="Arial Narrow" w:cs="Arial Narrow"/>
+          <w:b/>
+          <w:color w:val="000000"/>
+          <w:kern w:val="0"/>
+          <w:lang w:eastAsia="es-PE"/>
+          <w14:ligatures w14:val="none"/>
         </w:rPr>
         <w:t xml:space="preserve">QUINTO: </w:t>
       </w:r>
@@ -7098,7 +7118,7 @@
           <w:color w:val="000000"/>
           <w:kern w:val="0"/>
           <w:lang w:eastAsia="es-ES"/>
-          <ns2:ligatures ns2:val="none"/>
+          <w14:ligatures w14:val="none"/>
         </w:rPr>
         <w:t xml:space="preserve">requerir </w:t>
       </w:r>
@@ -7108,7 +7128,7 @@
           <w:color w:val="000000"/>
           <w:kern w:val="0"/>
           <w:lang w:val="es-ES" w:eastAsia="es-ES"/>
-          <ns2:ligatures ns2:val="none"/>
+          <w14:ligatures w14:val="none"/>
         </w:rPr>
         <w:t xml:space="preserve">que, en un </w:t>
       </w:r>
@@ -7118,7 +7138,7 @@
           <w:color w:val="000000"/>
           <w:kern w:val="0"/>
           <w:lang w:eastAsia="es-ES"/>
-          <ns2:ligatures ns2:val="none"/>
+          <w14:ligatures w14:val="none"/>
         </w:rPr>
         <w:t>plazo no mayor de cinco (5) días hábiles contado a partir del día siguiente de la notificación de la presente resolución</w:t>
       </w:r>
@@ -7129,7 +7149,7 @@
           <w:color w:val="000000"/>
           <w:kern w:val="0"/>
           <w:lang w:eastAsia="es-ES"/>
-          <ns2:ligatures ns2:val="none"/>
+          <w14:ligatures w14:val="none"/>
         </w:rPr>
         <w:t xml:space="preserve">, </w:t>
       </w:r>
@@ -7140,7 +7160,7 @@
           <w:color w:val="000000"/>
           <w:kern w:val="0"/>
           <w:lang w:eastAsia="es-ES"/>
-          <ns2:ligatures ns2:val="none"/>
+          <w14:ligatures w14:val="none"/>
         </w:rPr>
         <w:t xml:space="preserve">el </w:t>
       </w:r>
@@ -7150,7 +7170,7 @@
           <w:bCs/>
           <w:spacing w:val="-3"/>
           <w:kern w:val="0"/>
-          <ns2:ligatures ns2:val="none"/>
+          <w14:ligatures w14:val="none"/>
         </w:rPr>
         <w:t>Banco de Crédito del Perú S.A.</w:t>
       </w:r>
@@ -7160,7 +7180,7 @@
           <w:color w:val="000000"/>
           <w:kern w:val="0"/>
           <w:lang w:eastAsia="es-ES"/>
-          <ns2:ligatures ns2:val="none"/>
+          <w14:ligatures w14:val="none"/>
         </w:rPr>
         <w:t xml:space="preserve">, </w:t>
       </w:r>
@@ -7171,7 +7191,7 @@
           <w:color w:val="000000"/>
           <w:kern w:val="0"/>
           <w:lang w:val="es-ES" w:eastAsia="es-ES"/>
-          <ns2:ligatures ns2:val="none"/>
+          <w14:ligatures w14:val="none"/>
         </w:rPr>
         <w:t>cumpla</w:t>
       </w:r>
@@ -7181,25 +7201,25 @@
           <w:color w:val="000000"/>
           <w:kern w:val="0"/>
           <w:lang w:val="es-ES" w:eastAsia="es-ES"/>
-          <ns2:ligatures ns2:val="none"/>
+          <w14:ligatures w14:val="none"/>
         </w:rPr>
         <w:t xml:space="preserve"> con: </w:t>
       </w:r>
     </w:p>
-    <w:p ns2:paraId="554DF422" ns2:textId="77777777">
-      <w:pPr>
-        <w:spacing w:after="0" w:line="240" w:lineRule="auto"/>
-        <w:jc w:val="both"/>
-        <w:rPr>
-          <w:rFonts w:ascii="Arial Narrow" w:eastAsia="Times New Roman" w:hAnsi="Arial Narrow" w:cs="Arial"/>
-          <w:color w:val="000000"/>
-          <w:kern w:val="0"/>
-          <w:lang w:val="es-ES" w:eastAsia="es-ES"/>
-          <ns2:ligatures ns2:val="none"/>
-        </w:rPr>
-      </w:pPr>
-    </w:p>
-    <w:p ns2:paraId="6525577B" ns2:textId="588B671D">
+    <w:p>
+      <w:pPr>
+        <w:spacing w:after="0" w:line="240" w:lineRule="auto"/>
+        <w:jc w:val="both"/>
+        <w:rPr>
+          <w:rFonts w:ascii="Arial Narrow" w:eastAsia="Times New Roman" w:hAnsi="Arial Narrow" w:cs="Arial"/>
+          <w:color w:val="000000"/>
+          <w:kern w:val="0"/>
+          <w:lang w:val="es-ES" w:eastAsia="es-ES"/>
+          <w14:ligatures w14:val="none"/>
+        </w:rPr>
+      </w:pPr>
+    </w:p>
+    <w:p>
       <w:pPr>
         <w:spacing w:after="0" w:line="240" w:lineRule="auto"/>
         <w:ind w:left="708"/>
@@ -7208,16 +7228,16 @@
           <w:rFonts w:ascii="Arial Narrow" w:eastAsia="Times New Roman" w:hAnsi="Arial Narrow" w:cs="Arial"/>
           <w:kern w:val="0"/>
           <w:lang w:val="es-ES" w:eastAsia="es-ES"/>
-          <ns2:ligatures ns2:val="none"/>
-        </w:rPr>
-      </w:pPr>
-      <w:r>
-        <w:rPr>
-          <w:rFonts w:ascii="Arial Narrow" w:eastAsia="Times New Roman" w:hAnsi="Arial Narrow" w:cs="Arial"/>
-          <w:color w:val="000000"/>
-          <w:kern w:val="0"/>
-          <w:lang w:val="es-ES" w:eastAsia="es-ES"/>
-          <ns2:ligatures ns2:val="none"/>
+          <w14:ligatures w14:val="none"/>
+        </w:rPr>
+      </w:pPr>
+      <w:r>
+        <w:rPr>
+          <w:rFonts w:ascii="Arial Narrow" w:eastAsia="Times New Roman" w:hAnsi="Arial Narrow" w:cs="Arial"/>
+          <w:color w:val="000000"/>
+          <w:kern w:val="0"/>
+          <w:lang w:val="es-ES" w:eastAsia="es-ES"/>
+          <w14:ligatures w14:val="none"/>
         </w:rPr>
         <w:t xml:space="preserve">(i) </w:t>
       </w:r>
@@ -7226,7 +7246,7 @@
           <w:rFonts w:ascii="Arial Narrow" w:eastAsia="Times New Roman" w:hAnsi="Arial Narrow" w:cs="Arial"/>
           <w:kern w:val="0"/>
           <w:lang w:val="es-ES" w:eastAsia="es-ES"/>
-          <ns2:ligatures ns2:val="none"/>
+          <w14:ligatures w14:val="none"/>
         </w:rPr>
         <w:t>e</w:t>
       </w:r>
@@ -7235,7 +7255,7 @@
           <w:rFonts w:ascii="Arial Narrow" w:eastAsia="Times New Roman" w:hAnsi="Arial Narrow" w:cs="Arial"/>
           <w:kern w:val="0"/>
           <w:lang w:val="es-ES" w:eastAsia="es-ES"/>
-          <ns2:ligatures ns2:val="none"/>
+          <w14:ligatures w14:val="none"/>
         </w:rPr>
         <w:t>xplicar de manera detallada el funcionamiento de sus sistemas de monitoreo para la detección de operaciones inusuales o que no corresponden al comportamiento habitual, debiendo adjuntar los medios probatorios que considere pertinentes para tal efecto</w:t>
       </w:r>
@@ -7244,7 +7264,7 @@
           <w:rFonts w:ascii="Arial Narrow" w:eastAsia="Times New Roman" w:hAnsi="Arial Narrow" w:cs="Arial"/>
           <w:kern w:val="0"/>
           <w:lang w:val="es-ES" w:eastAsia="es-ES"/>
-          <ns2:ligatures ns2:val="none"/>
+          <w14:ligatures w14:val="none"/>
         </w:rPr>
         <w:t>;</w:t>
       </w:r>
@@ -7253,12 +7273,12 @@
           <w:rFonts w:ascii="Arial Narrow" w:eastAsia="Times New Roman" w:hAnsi="Arial Narrow" w:cs="Arial"/>
           <w:kern w:val="0"/>
           <w:lang w:val="es-ES" w:eastAsia="es-ES"/>
-          <ns2:ligatures ns2:val="none"/>
+          <w14:ligatures w14:val="none"/>
         </w:rPr>
         <w:t xml:space="preserve"> </w:t>
       </w:r>
     </w:p>
-    <w:p ns2:paraId="2FD58739" ns2:textId="77777777">
+    <w:p>
       <w:pPr>
         <w:spacing w:after="0" w:line="240" w:lineRule="auto"/>
         <w:ind w:left="708"/>
@@ -7268,11 +7288,11 @@
           <w:color w:val="000000"/>
           <w:kern w:val="0"/>
           <w:lang w:val="es-ES" w:eastAsia="es-ES"/>
-          <ns2:ligatures ns2:val="none"/>
-        </w:rPr>
-      </w:pPr>
-    </w:p>
-    <w:p ns2:paraId="269FE841" ns2:textId="225E972B">
+          <w14:ligatures w14:val="none"/>
+        </w:rPr>
+      </w:pPr>
+    </w:p>
+    <w:p>
       <w:pPr>
         <w:spacing w:after="0" w:line="240" w:lineRule="auto"/>
         <w:ind w:left="708"/>
@@ -7281,15 +7301,15 @@
           <w:rFonts w:ascii="Arial Narrow" w:eastAsia="Times New Roman" w:hAnsi="Arial Narrow" w:cs="Arial"/>
           <w:kern w:val="0"/>
           <w:lang w:val="es-ES" w:eastAsia="es-ES"/>
-          <ns2:ligatures ns2:val="none"/>
-        </w:rPr>
-      </w:pPr>
-      <w:r>
-        <w:rPr>
-          <w:rFonts w:ascii="Arial Narrow" w:eastAsia="Times New Roman" w:hAnsi="Arial Narrow" w:cs="Arial"/>
-          <w:kern w:val="0"/>
-          <w:lang w:val="es-ES" w:eastAsia="es-ES"/>
-          <ns2:ligatures ns2:val="none"/>
+          <w14:ligatures w14:val="none"/>
+        </w:rPr>
+      </w:pPr>
+      <w:r>
+        <w:rPr>
+          <w:rFonts w:ascii="Arial Narrow" w:eastAsia="Times New Roman" w:hAnsi="Arial Narrow" w:cs="Arial"/>
+          <w:kern w:val="0"/>
+          <w:lang w:val="es-ES" w:eastAsia="es-ES"/>
+          <w14:ligatures w14:val="none"/>
         </w:rPr>
         <w:t>(</w:t>
       </w:r>
@@ -7299,7 +7319,7 @@
           <w:rFonts w:ascii="Arial Narrow" w:eastAsia="Times New Roman" w:hAnsi="Arial Narrow" w:cs="Arial"/>
           <w:kern w:val="0"/>
           <w:lang w:val="es-ES" w:eastAsia="es-ES"/>
-          <ns2:ligatures ns2:val="none"/>
+          <w14:ligatures w14:val="none"/>
         </w:rPr>
         <w:t>ii</w:t>
       </w:r>
@@ -7309,7 +7329,7 @@
           <w:rFonts w:ascii="Arial Narrow" w:eastAsia="Times New Roman" w:hAnsi="Arial Narrow" w:cs="Arial"/>
           <w:kern w:val="0"/>
           <w:lang w:val="es-ES" w:eastAsia="es-ES"/>
-          <ns2:ligatures ns2:val="none"/>
+          <w14:ligatures w14:val="none"/>
         </w:rPr>
         <w:t>) p</w:t>
       </w:r>
@@ -7318,7 +7338,7 @@
           <w:rFonts w:ascii="Arial Narrow" w:eastAsia="Times New Roman" w:hAnsi="Arial Narrow" w:cs="Arial"/>
           <w:kern w:val="0"/>
           <w:lang w:val="es-ES" w:eastAsia="es-ES"/>
-          <ns2:ligatures ns2:val="none"/>
+          <w14:ligatures w14:val="none"/>
         </w:rPr>
         <w:t>recisar si su sistema de monitoreo generó alguna alerta al momento de la realización de las operaciones cuestionadas; y, de ser el caso, indicar cuales fueron las acciones tomadas (comunicación con el cliente, bloqueos preventivos, etc.), debiendo adjuntar los medios probatorios que considere pertinentes (audios, impresiones de pantalla, entre otros) para tal efecto</w:t>
       </w:r>
@@ -7327,7 +7347,7 @@
           <w:rFonts w:ascii="Arial Narrow" w:eastAsia="Times New Roman" w:hAnsi="Arial Narrow" w:cs="Arial"/>
           <w:kern w:val="0"/>
           <w:lang w:val="es-ES" w:eastAsia="es-ES"/>
-          <ns2:ligatures ns2:val="none"/>
+          <w14:ligatures w14:val="none"/>
         </w:rPr>
         <w:t>;</w:t>
       </w:r>
@@ -7336,12 +7356,12 @@
           <w:rFonts w:ascii="Arial Narrow" w:eastAsia="Times New Roman" w:hAnsi="Arial Narrow" w:cs="Arial"/>
           <w:kern w:val="0"/>
           <w:lang w:val="es-ES" w:eastAsia="es-ES"/>
-          <ns2:ligatures ns2:val="none"/>
+          <w14:ligatures w14:val="none"/>
         </w:rPr>
         <w:t xml:space="preserve"> </w:t>
       </w:r>
     </w:p>
-    <w:p ns2:paraId="073116B1" ns2:textId="77777777">
+    <w:p>
       <w:pPr>
         <w:spacing w:after="0" w:line="240" w:lineRule="auto"/>
         <w:ind w:left="708"/>
@@ -7350,11 +7370,11 @@
           <w:rFonts w:ascii="Arial Narrow" w:eastAsia="Times New Roman" w:hAnsi="Arial Narrow" w:cs="Arial"/>
           <w:kern w:val="0"/>
           <w:lang w:val="es-ES" w:eastAsia="es-ES"/>
-          <ns2:ligatures ns2:val="none"/>
-        </w:rPr>
-      </w:pPr>
-    </w:p>
-    <w:p ns2:paraId="4308BF8D" ns2:textId="5C498341">
+          <w14:ligatures w14:val="none"/>
+        </w:rPr>
+      </w:pPr>
+    </w:p>
+    <w:p>
       <w:pPr>
         <w:spacing w:after="0" w:line="240" w:lineRule="auto"/>
         <w:ind w:left="708"/>
@@ -7363,15 +7383,15 @@
           <w:rFonts w:ascii="Arial Narrow" w:eastAsia="Times New Roman" w:hAnsi="Arial Narrow" w:cs="Arial"/>
           <w:kern w:val="0"/>
           <w:lang w:val="es-ES" w:eastAsia="es-ES"/>
-          <ns2:ligatures ns2:val="none"/>
-        </w:rPr>
-      </w:pPr>
-      <w:r>
-        <w:rPr>
-          <w:rFonts w:ascii="Arial Narrow" w:eastAsia="Times New Roman" w:hAnsi="Arial Narrow" w:cs="Arial"/>
-          <w:kern w:val="0"/>
-          <w:lang w:val="es-ES" w:eastAsia="es-ES"/>
-          <ns2:ligatures ns2:val="none"/>
+          <w14:ligatures w14:val="none"/>
+        </w:rPr>
+      </w:pPr>
+      <w:r>
+        <w:rPr>
+          <w:rFonts w:ascii="Arial Narrow" w:eastAsia="Times New Roman" w:hAnsi="Arial Narrow" w:cs="Arial"/>
+          <w:kern w:val="0"/>
+          <w:lang w:val="es-ES" w:eastAsia="es-ES"/>
+          <w14:ligatures w14:val="none"/>
         </w:rPr>
         <w:t>(</w:t>
       </w:r>
@@ -7381,7 +7401,7 @@
           <w:rFonts w:ascii="Arial Narrow" w:eastAsia="Times New Roman" w:hAnsi="Arial Narrow" w:cs="Arial"/>
           <w:kern w:val="0"/>
           <w:lang w:val="es-ES" w:eastAsia="es-ES"/>
-          <ns2:ligatures ns2:val="none"/>
+          <w14:ligatures w14:val="none"/>
         </w:rPr>
         <w:t>iii</w:t>
       </w:r>
@@ -7391,7 +7411,7 @@
           <w:rFonts w:ascii="Arial Narrow" w:eastAsia="Times New Roman" w:hAnsi="Arial Narrow" w:cs="Arial"/>
           <w:kern w:val="0"/>
           <w:lang w:val="es-ES" w:eastAsia="es-ES"/>
-          <ns2:ligatures ns2:val="none"/>
+          <w14:ligatures w14:val="none"/>
         </w:rPr>
         <w:t xml:space="preserve">) </w:t>
       </w:r>
@@ -7400,7 +7420,7 @@
           <w:rFonts w:ascii="Arial Narrow" w:eastAsia="Times New Roman" w:hAnsi="Arial Narrow" w:cs="Arial"/>
           <w:kern w:val="0"/>
           <w:lang w:val="es-ES" w:eastAsia="es-ES"/>
-          <ns2:ligatures ns2:val="none"/>
+          <w14:ligatures w14:val="none"/>
         </w:rPr>
         <w:t>En el caso que su sistema de monitoreo no haya generado alerta alguna o esta fue descartada, señalar qué factores, razones o circunstancias hubieran sido necesarios para que su sistema activara una alerta por las operaciones realizadas</w:t>
       </w:r>
@@ -7409,7 +7429,7 @@
           <w:rFonts w:ascii="Arial Narrow" w:eastAsia="Times New Roman" w:hAnsi="Arial Narrow" w:cs="Arial"/>
           <w:kern w:val="0"/>
           <w:lang w:val="es-ES" w:eastAsia="es-ES"/>
-          <ns2:ligatures ns2:val="none"/>
+          <w14:ligatures w14:val="none"/>
         </w:rPr>
         <w:t>,</w:t>
       </w:r>
@@ -7418,7 +7438,7 @@
           <w:rFonts w:ascii="Arial Narrow" w:eastAsia="Times New Roman" w:hAnsi="Arial Narrow" w:cs="Arial"/>
           <w:kern w:val="0"/>
           <w:lang w:val="es-ES" w:eastAsia="es-ES"/>
-          <ns2:ligatures ns2:val="none"/>
+          <w14:ligatures w14:val="none"/>
         </w:rPr>
         <w:t xml:space="preserve"> debiendo adjuntar los medios probatorios que considere pertinentes para tal </w:t>
       </w:r>
@@ -7427,7 +7447,7 @@
           <w:rFonts w:ascii="Arial Narrow" w:eastAsia="Times New Roman" w:hAnsi="Arial Narrow" w:cs="Arial"/>
           <w:kern w:val="0"/>
           <w:lang w:val="es-ES" w:eastAsia="es-ES"/>
-          <ns2:ligatures ns2:val="none"/>
+          <w14:ligatures w14:val="none"/>
         </w:rPr>
         <w:t>efecto;</w:t>
       </w:r>
@@ -7436,12 +7456,12 @@
           <w:rFonts w:ascii="Arial Narrow" w:eastAsia="Times New Roman" w:hAnsi="Arial Narrow" w:cs="Arial"/>
           <w:kern w:val="0"/>
           <w:lang w:val="es-ES" w:eastAsia="es-ES"/>
-          <ns2:ligatures ns2:val="none"/>
+          <w14:ligatures w14:val="none"/>
         </w:rPr>
         <w:t xml:space="preserve"> </w:t>
       </w:r>
     </w:p>
-    <w:p ns2:paraId="19BF46EA" ns2:textId="77777777">
+    <w:p>
       <w:pPr>
         <w:spacing w:after="0" w:line="240" w:lineRule="auto"/>
         <w:ind w:left="708"/>
@@ -7450,11 +7470,11 @@
           <w:rFonts w:ascii="Arial Narrow" w:eastAsia="Times New Roman" w:hAnsi="Arial Narrow" w:cs="Arial"/>
           <w:kern w:val="0"/>
           <w:lang w:val="es-ES" w:eastAsia="es-ES"/>
-          <ns2:ligatures ns2:val="none"/>
-        </w:rPr>
-      </w:pPr>
-    </w:p>
-    <w:p ns2:paraId="3F851675" ns2:textId="4C5916EA">
+          <w14:ligatures w14:val="none"/>
+        </w:rPr>
+      </w:pPr>
+    </w:p>
+    <w:p>
       <w:pPr>
         <w:spacing w:after="0" w:line="240" w:lineRule="auto"/>
         <w:ind w:left="708"/>
@@ -7463,15 +7483,15 @@
           <w:rFonts w:ascii="Arial Narrow" w:eastAsia="Times New Roman" w:hAnsi="Arial Narrow" w:cs="Arial"/>
           <w:kern w:val="0"/>
           <w:lang w:val="es-ES" w:eastAsia="es-ES"/>
-          <ns2:ligatures ns2:val="none"/>
-        </w:rPr>
-      </w:pPr>
-      <w:r>
-        <w:rPr>
-          <w:rFonts w:ascii="Arial Narrow" w:eastAsia="Times New Roman" w:hAnsi="Arial Narrow" w:cs="Arial"/>
-          <w:kern w:val="0"/>
-          <w:lang w:val="es-ES" w:eastAsia="es-ES"/>
-          <ns2:ligatures ns2:val="none"/>
+          <w14:ligatures w14:val="none"/>
+        </w:rPr>
+      </w:pPr>
+      <w:r>
+        <w:rPr>
+          <w:rFonts w:ascii="Arial Narrow" w:eastAsia="Times New Roman" w:hAnsi="Arial Narrow" w:cs="Arial"/>
+          <w:kern w:val="0"/>
+          <w:lang w:val="es-ES" w:eastAsia="es-ES"/>
+          <w14:ligatures w14:val="none"/>
         </w:rPr>
         <w:t>(</w:t>
       </w:r>
@@ -7481,7 +7501,7 @@
           <w:rFonts w:ascii="Arial Narrow" w:eastAsia="Times New Roman" w:hAnsi="Arial Narrow" w:cs="Arial"/>
           <w:kern w:val="0"/>
           <w:lang w:val="es-ES" w:eastAsia="es-ES"/>
-          <ns2:ligatures ns2:val="none"/>
+          <w14:ligatures w14:val="none"/>
         </w:rPr>
         <w:t>iv</w:t>
       </w:r>
@@ -7491,7 +7511,7 @@
           <w:rFonts w:ascii="Arial Narrow" w:eastAsia="Times New Roman" w:hAnsi="Arial Narrow" w:cs="Arial"/>
           <w:kern w:val="0"/>
           <w:lang w:val="es-ES" w:eastAsia="es-ES"/>
-          <ns2:ligatures ns2:val="none"/>
+          <w14:ligatures w14:val="none"/>
         </w:rPr>
         <w:t>)</w:t>
       </w:r>
@@ -7500,7 +7520,7 @@
           <w:rFonts w:ascii="Arial Narrow" w:eastAsia="Times New Roman" w:hAnsi="Arial Narrow" w:cs="Arial"/>
           <w:kern w:val="0"/>
           <w:lang w:val="es-ES" w:eastAsia="es-ES"/>
-          <ns2:ligatures ns2:val="none"/>
+          <w14:ligatures w14:val="none"/>
         </w:rPr>
         <w:t xml:space="preserve"> p</w:t>
       </w:r>
@@ -7509,7 +7529,7 @@
           <w:rFonts w:ascii="Arial Narrow" w:eastAsia="Times New Roman" w:hAnsi="Arial Narrow" w:cs="Arial"/>
           <w:kern w:val="0"/>
           <w:lang w:val="es-ES" w:eastAsia="es-ES"/>
-          <ns2:ligatures ns2:val="none"/>
+          <w14:ligatures w14:val="none"/>
         </w:rPr>
         <w:t>resentar los documentos y/o “</w:t>
       </w:r>
@@ -7519,7 +7539,7 @@
           <w:rFonts w:ascii="Arial Narrow" w:eastAsia="Times New Roman" w:hAnsi="Arial Narrow" w:cs="Arial"/>
           <w:kern w:val="0"/>
           <w:lang w:val="es-ES" w:eastAsia="es-ES"/>
-          <ns2:ligatures ns2:val="none"/>
+          <w14:ligatures w14:val="none"/>
         </w:rPr>
         <w:t>prints</w:t>
       </w:r>
@@ -7529,7 +7549,7 @@
           <w:rFonts w:ascii="Arial Narrow" w:eastAsia="Times New Roman" w:hAnsi="Arial Narrow" w:cs="Arial"/>
           <w:kern w:val="0"/>
           <w:lang w:val="es-ES" w:eastAsia="es-ES"/>
-          <ns2:ligatures ns2:val="none"/>
+          <w14:ligatures w14:val="none"/>
         </w:rPr>
         <w:t xml:space="preserve">” de la pantalla del sistema que acredite que </w:t>
       </w:r>
@@ -7538,7 +7558,7 @@
           <w:rFonts w:ascii="Arial Narrow" w:eastAsia="Times New Roman" w:hAnsi="Arial Narrow" w:cs="Arial"/>
           <w:kern w:val="0"/>
           <w:lang w:val="es-ES" w:eastAsia="es-ES"/>
-          <ns2:ligatures ns2:val="none"/>
+          <w14:ligatures w14:val="none"/>
         </w:rPr>
         <w:t>el</w:t>
       </w:r>
@@ -7547,7 +7567,7 @@
           <w:rFonts w:ascii="Arial Narrow" w:eastAsia="Times New Roman" w:hAnsi="Arial Narrow" w:cs="Arial"/>
           <w:kern w:val="0"/>
           <w:lang w:val="es-ES" w:eastAsia="es-ES"/>
-          <ns2:ligatures ns2:val="none"/>
+          <w14:ligatures w14:val="none"/>
         </w:rPr>
         <w:t xml:space="preserve"> denunciante se encontraba afiliado a la Banca por Internet, Clave SMS y/o Clave Token Digital; así como sustentar el procedimiento seguido por </w:t>
       </w:r>
@@ -7556,7 +7576,7 @@
           <w:rFonts w:ascii="Arial Narrow" w:eastAsia="Times New Roman" w:hAnsi="Arial Narrow" w:cs="Arial"/>
           <w:kern w:val="0"/>
           <w:lang w:val="es-ES" w:eastAsia="es-ES"/>
-          <ns2:ligatures ns2:val="none"/>
+          <w14:ligatures w14:val="none"/>
         </w:rPr>
         <w:t>el</w:t>
       </w:r>
@@ -7565,7 +7585,7 @@
           <w:rFonts w:ascii="Arial Narrow" w:eastAsia="Times New Roman" w:hAnsi="Arial Narrow" w:cs="Arial"/>
           <w:kern w:val="0"/>
           <w:lang w:val="es-ES" w:eastAsia="es-ES"/>
-          <ns2:ligatures ns2:val="none"/>
+          <w14:ligatures w14:val="none"/>
         </w:rPr>
         <w:t xml:space="preserve"> denunciante para ello</w:t>
       </w:r>
@@ -7574,7 +7594,7 @@
           <w:rFonts w:ascii="Arial Narrow" w:eastAsia="Times New Roman" w:hAnsi="Arial Narrow" w:cs="Arial"/>
           <w:kern w:val="0"/>
           <w:lang w:val="es-ES" w:eastAsia="es-ES"/>
-          <ns2:ligatures ns2:val="none"/>
+          <w14:ligatures w14:val="none"/>
         </w:rPr>
         <w:t>;</w:t>
       </w:r>
@@ -7583,12 +7603,12 @@
           <w:rFonts w:ascii="Arial Narrow" w:eastAsia="Times New Roman" w:hAnsi="Arial Narrow" w:cs="Arial"/>
           <w:kern w:val="0"/>
           <w:lang w:val="es-ES" w:eastAsia="es-ES"/>
-          <ns2:ligatures ns2:val="none"/>
+          <w14:ligatures w14:val="none"/>
         </w:rPr>
         <w:t xml:space="preserve"> </w:t>
       </w:r>
     </w:p>
-    <w:p ns2:paraId="6CEB8902" ns2:textId="77777777">
+    <w:p>
       <w:pPr>
         <w:spacing w:after="0" w:line="240" w:lineRule="auto"/>
         <w:ind w:left="708"/>
@@ -7597,11 +7617,11 @@
           <w:rFonts w:ascii="Arial Narrow" w:eastAsia="Times New Roman" w:hAnsi="Arial Narrow" w:cs="Arial"/>
           <w:kern w:val="0"/>
           <w:lang w:val="es-ES" w:eastAsia="es-ES"/>
-          <ns2:ligatures ns2:val="none"/>
-        </w:rPr>
-      </w:pPr>
-    </w:p>
-    <w:p ns2:paraId="535ABFA3" ns2:textId="59820AF7">
+          <w14:ligatures w14:val="none"/>
+        </w:rPr>
+      </w:pPr>
+    </w:p>
+    <w:p>
       <w:pPr>
         <w:spacing w:after="0" w:line="240" w:lineRule="auto"/>
         <w:ind w:left="708"/>
@@ -7610,15 +7630,15 @@
           <w:rFonts w:ascii="Arial Narrow" w:eastAsia="Times New Roman" w:hAnsi="Arial Narrow" w:cs="Arial"/>
           <w:kern w:val="0"/>
           <w:lang w:val="es-ES" w:eastAsia="es-ES"/>
-          <ns2:ligatures ns2:val="none"/>
-        </w:rPr>
-      </w:pPr>
-      <w:r>
-        <w:rPr>
-          <w:rFonts w:ascii="Arial Narrow" w:eastAsia="Times New Roman" w:hAnsi="Arial Narrow" w:cs="Arial"/>
-          <w:kern w:val="0"/>
-          <w:lang w:val="es-ES" w:eastAsia="es-ES"/>
-          <ns2:ligatures ns2:val="none"/>
+          <w14:ligatures w14:val="none"/>
+        </w:rPr>
+      </w:pPr>
+      <w:r>
+        <w:rPr>
+          <w:rFonts w:ascii="Arial Narrow" w:eastAsia="Times New Roman" w:hAnsi="Arial Narrow" w:cs="Arial"/>
+          <w:kern w:val="0"/>
+          <w:lang w:val="es-ES" w:eastAsia="es-ES"/>
+          <w14:ligatures w14:val="none"/>
         </w:rPr>
         <w:t xml:space="preserve">(v) </w:t>
       </w:r>
@@ -7627,7 +7647,7 @@
           <w:rFonts w:ascii="Arial Narrow" w:eastAsia="Times New Roman" w:hAnsi="Arial Narrow" w:cs="Arial"/>
           <w:kern w:val="0"/>
           <w:lang w:val="es-ES" w:eastAsia="es-ES"/>
-          <ns2:ligatures ns2:val="none"/>
+          <w14:ligatures w14:val="none"/>
         </w:rPr>
         <w:t>p</w:t>
       </w:r>
@@ -7636,7 +7656,7 @@
           <w:rFonts w:ascii="Arial Narrow" w:eastAsia="Times New Roman" w:hAnsi="Arial Narrow" w:cs="Arial"/>
           <w:kern w:val="0"/>
           <w:lang w:val="es-ES" w:eastAsia="es-ES"/>
-          <ns2:ligatures ns2:val="none"/>
+          <w14:ligatures w14:val="none"/>
         </w:rPr>
         <w:t>resentar la copia de los documentos que acrediten que las operaciones no reconocidas se realizaron válidamente; así como los “</w:t>
       </w:r>
@@ -7646,7 +7666,7 @@
           <w:rFonts w:ascii="Arial Narrow" w:eastAsia="Times New Roman" w:hAnsi="Arial Narrow" w:cs="Arial"/>
           <w:kern w:val="0"/>
           <w:lang w:val="es-ES" w:eastAsia="es-ES"/>
-          <ns2:ligatures ns2:val="none"/>
+          <w14:ligatures w14:val="none"/>
         </w:rPr>
         <w:t>prints</w:t>
       </w:r>
@@ -7656,7 +7676,7 @@
           <w:rFonts w:ascii="Arial Narrow" w:eastAsia="Times New Roman" w:hAnsi="Arial Narrow" w:cs="Arial"/>
           <w:kern w:val="0"/>
           <w:lang w:val="es-ES" w:eastAsia="es-ES"/>
-          <ns2:ligatures ns2:val="none"/>
+          <w14:ligatures w14:val="none"/>
         </w:rPr>
         <w:t>” de la pantalla del sistema que acrediten que dichas operaciones fueron autorizadas conforme a sus procedimientos, así como la explicación de las siglas y códigos que figuran en este, las mismas que deberán estar autorizadas y visadas</w:t>
       </w:r>
@@ -7665,7 +7685,7 @@
           <w:rFonts w:ascii="Arial Narrow" w:eastAsia="Times New Roman" w:hAnsi="Arial Narrow" w:cs="Arial"/>
           <w:kern w:val="0"/>
           <w:lang w:val="es-ES" w:eastAsia="es-ES"/>
-          <ns2:ligatures ns2:val="none"/>
+          <w14:ligatures w14:val="none"/>
         </w:rPr>
         <w:t> </w:t>
       </w:r>
@@ -7674,7 +7694,7 @@
           <w:rFonts w:ascii="Arial Narrow" w:eastAsia="Times New Roman" w:hAnsi="Arial Narrow" w:cs="Arial"/>
           <w:kern w:val="0"/>
           <w:lang w:val="es-ES" w:eastAsia="es-ES"/>
-          <ns2:ligatures ns2:val="none"/>
+          <w14:ligatures w14:val="none"/>
         </w:rPr>
         <w:t>por un funcionario debidamente acreditado de la entidad bancaria; bajo apercibimiento de tener por no presentado dicho documento</w:t>
       </w:r>
@@ -7683,7 +7703,7 @@
           <w:rFonts w:ascii="Arial Narrow" w:eastAsia="Times New Roman" w:hAnsi="Arial Narrow" w:cs="Arial"/>
           <w:kern w:val="0"/>
           <w:lang w:val="es-ES" w:eastAsia="es-ES"/>
-          <ns2:ligatures ns2:val="none"/>
+          <w14:ligatures w14:val="none"/>
         </w:rPr>
         <w:t xml:space="preserve"> </w:t>
       </w:r>
@@ -7692,12 +7712,12 @@
           <w:rFonts w:ascii="Arial Narrow" w:eastAsia="Times New Roman" w:hAnsi="Arial Narrow" w:cs="Arial"/>
           <w:kern w:val="0"/>
           <w:lang w:val="es-ES" w:eastAsia="es-ES"/>
-          <ns2:ligatures ns2:val="none"/>
+          <w14:ligatures w14:val="none"/>
         </w:rPr>
         <w:t>; y,</w:t>
       </w:r>
     </w:p>
-    <w:p ns2:paraId="51EDA047" ns2:textId="77777777">
+    <w:p>
       <w:pPr>
         <w:spacing w:after="0" w:line="240" w:lineRule="auto"/>
         <w:ind w:left="708"/>
@@ -7706,11 +7726,11 @@
           <w:rFonts w:ascii="Arial Narrow" w:eastAsia="Times New Roman" w:hAnsi="Arial Narrow" w:cs="Arial"/>
           <w:kern w:val="0"/>
           <w:lang w:val="es-ES" w:eastAsia="es-ES"/>
-          <ns2:ligatures ns2:val="none"/>
-        </w:rPr>
-      </w:pPr>
-    </w:p>
-    <w:p ns2:paraId="56192BB8" ns2:textId="608B0FE5">
+          <w14:ligatures w14:val="none"/>
+        </w:rPr>
+      </w:pPr>
+    </w:p>
+    <w:p>
       <w:pPr>
         <w:spacing w:after="0" w:line="240" w:lineRule="auto"/>
         <w:ind w:left="708"/>
@@ -7719,15 +7739,15 @@
           <w:rFonts w:ascii="Arial Narrow" w:eastAsia="Times New Roman" w:hAnsi="Arial Narrow" w:cs="Arial"/>
           <w:kern w:val="0"/>
           <w:lang w:val="es-ES" w:eastAsia="es-ES"/>
-          <ns2:ligatures ns2:val="none"/>
-        </w:rPr>
-      </w:pPr>
-      <w:r>
-        <w:rPr>
-          <w:rFonts w:ascii="Arial Narrow" w:eastAsia="Times New Roman" w:hAnsi="Arial Narrow" w:cs="Arial"/>
-          <w:kern w:val="0"/>
-          <w:lang w:val="es-ES" w:eastAsia="es-ES"/>
-          <ns2:ligatures ns2:val="none"/>
+          <w14:ligatures w14:val="none"/>
+        </w:rPr>
+      </w:pPr>
+      <w:r>
+        <w:rPr>
+          <w:rFonts w:ascii="Arial Narrow" w:eastAsia="Times New Roman" w:hAnsi="Arial Narrow" w:cs="Arial"/>
+          <w:kern w:val="0"/>
+          <w:lang w:val="es-ES" w:eastAsia="es-ES"/>
+          <w14:ligatures w14:val="none"/>
         </w:rPr>
         <w:t xml:space="preserve">(vi) </w:t>
       </w:r>
@@ -7736,7 +7756,7 @@
           <w:rFonts w:ascii="Arial Narrow" w:eastAsia="Times New Roman" w:hAnsi="Arial Narrow" w:cs="Arial"/>
           <w:kern w:val="0"/>
           <w:lang w:val="es-ES" w:eastAsia="es-ES"/>
-          <ns2:ligatures ns2:val="none"/>
+          <w14:ligatures w14:val="none"/>
         </w:rPr>
         <w:t>presentar todas las comunicaciones cursadas con la parte denunciante en virtud de los hechos materia de denuncia</w:t>
       </w:r>
@@ -7746,44 +7766,44 @@
           <w:color w:val="000000"/>
           <w:kern w:val="0"/>
           <w:lang w:val="es-ES" w:eastAsia="es-ES"/>
-          <ns2:ligatures ns2:val="none"/>
+          <w14:ligatures w14:val="none"/>
         </w:rPr>
         <w:t>.</w:t>
       </w:r>
     </w:p>
-    <w:p ns2:paraId="1EAF222A" ns2:textId="77777777">
-      <w:pPr>
-        <w:spacing w:after="0" w:line="240" w:lineRule="auto"/>
-        <w:jc w:val="both"/>
-        <w:rPr>
-          <w:rFonts w:ascii="Arial Narrow" w:eastAsia="Times New Roman" w:hAnsi="Arial Narrow" w:cs="Arial"/>
-          <w:color w:val="000000"/>
-          <w:kern w:val="0"/>
-          <w:lang w:val="es-ES" w:eastAsia="es-ES"/>
-          <ns2:ligatures ns2:val="none"/>
-        </w:rPr>
-      </w:pPr>
-    </w:p>
-    <w:p ns2:paraId="02C3E397" ns2:textId="77777777">
-      <w:pPr>
-        <w:spacing w:after="0" w:line="240" w:lineRule="auto"/>
-        <w:jc w:val="both"/>
-        <w:rPr>
-          <w:rFonts w:ascii="Arial Narrow" w:eastAsia="Times New Roman" w:hAnsi="Arial Narrow" w:cs="Arial"/>
-          <w:color w:val="000000"/>
-          <w:kern w:val="0"/>
-          <w:lang w:val="es-ES" w:eastAsia="es-ES"/>
-          <ns2:ligatures ns2:val="none"/>
-        </w:rPr>
-      </w:pPr>
-      <w:r>
-        <w:rPr>
-          <w:rFonts w:ascii="Arial Narrow" w:eastAsia="Arial Narrow" w:hAnsi="Arial Narrow" w:cs="Arial Narrow"/>
-          <w:b/>
-          <w:color w:val="000000"/>
-          <w:kern w:val="0"/>
-          <w:lang w:eastAsia="es-PE"/>
-          <ns2:ligatures ns2:val="none"/>
+    <w:p>
+      <w:pPr>
+        <w:spacing w:after="0" w:line="240" w:lineRule="auto"/>
+        <w:jc w:val="both"/>
+        <w:rPr>
+          <w:rFonts w:ascii="Arial Narrow" w:eastAsia="Times New Roman" w:hAnsi="Arial Narrow" w:cs="Arial"/>
+          <w:color w:val="000000"/>
+          <w:kern w:val="0"/>
+          <w:lang w:val="es-ES" w:eastAsia="es-ES"/>
+          <w14:ligatures w14:val="none"/>
+        </w:rPr>
+      </w:pPr>
+    </w:p>
+    <w:p>
+      <w:pPr>
+        <w:spacing w:after="0" w:line="240" w:lineRule="auto"/>
+        <w:jc w:val="both"/>
+        <w:rPr>
+          <w:rFonts w:ascii="Arial Narrow" w:eastAsia="Times New Roman" w:hAnsi="Arial Narrow" w:cs="Arial"/>
+          <w:color w:val="000000"/>
+          <w:kern w:val="0"/>
+          <w:lang w:val="es-ES" w:eastAsia="es-ES"/>
+          <w14:ligatures w14:val="none"/>
+        </w:rPr>
+      </w:pPr>
+      <w:r>
+        <w:rPr>
+          <w:rFonts w:ascii="Arial Narrow" w:eastAsia="Arial Narrow" w:hAnsi="Arial Narrow" w:cs="Arial Narrow"/>
+          <w:b/>
+          <w:color w:val="000000"/>
+          <w:kern w:val="0"/>
+          <w:lang w:eastAsia="es-PE"/>
+          <w14:ligatures w14:val="none"/>
         </w:rPr>
         <w:t>SEXTO</w:t>
       </w:r>
@@ -7794,7 +7814,7 @@
           <w:color w:val="000000"/>
           <w:kern w:val="0"/>
           <w:lang w:eastAsia="es-PE"/>
-          <ns2:ligatures ns2:val="none"/>
+          <w14:ligatures w14:val="none"/>
         </w:rPr>
         <w:t xml:space="preserve">: </w:t>
       </w:r>
@@ -7804,7 +7824,7 @@
           <w:color w:val="000000"/>
           <w:kern w:val="0"/>
           <w:lang w:eastAsia="es-ES"/>
-          <ns2:ligatures ns2:val="none"/>
+          <w14:ligatures w14:val="none"/>
         </w:rPr>
         <w:t xml:space="preserve">requerir </w:t>
       </w:r>
@@ -7814,7 +7834,7 @@
           <w:color w:val="000000"/>
           <w:kern w:val="0"/>
           <w:lang w:val="es-ES" w:eastAsia="es-ES"/>
-          <ns2:ligatures ns2:val="none"/>
+          <w14:ligatures w14:val="none"/>
         </w:rPr>
         <w:t xml:space="preserve">que, en un </w:t>
       </w:r>
@@ -7824,7 +7844,7 @@
           <w:color w:val="000000"/>
           <w:kern w:val="0"/>
           <w:lang w:eastAsia="es-ES"/>
-          <ns2:ligatures ns2:val="none"/>
+          <w14:ligatures w14:val="none"/>
         </w:rPr>
         <w:t xml:space="preserve">plazo no mayor de cinco (5) días hábiles contado a partir del día siguiente de la notificación de la presente resolución, </w:t>
       </w:r>
@@ -7841,7 +7861,7 @@
           <w:color w:val="000000"/>
           <w:kern w:val="0"/>
           <w:lang w:eastAsia="es-ES"/>
-          <ns2:ligatures ns2:val="none"/>
+          <w14:ligatures w14:val="none"/>
         </w:rPr>
         <w:t xml:space="preserve">, </w:t>
       </w:r>
@@ -7851,25 +7871,25 @@
           <w:color w:val="000000"/>
           <w:kern w:val="0"/>
           <w:lang w:val="es-ES" w:eastAsia="es-ES"/>
-          <ns2:ligatures ns2:val="none"/>
+          <w14:ligatures w14:val="none"/>
         </w:rPr>
         <w:t xml:space="preserve">cumpla con: </w:t>
       </w:r>
     </w:p>
-    <w:p ns2:paraId="7C2EAD99" ns2:textId="77777777">
-      <w:pPr>
-        <w:spacing w:after="0" w:line="240" w:lineRule="auto"/>
-        <w:jc w:val="both"/>
-        <w:rPr>
-          <w:rFonts w:ascii="Arial Narrow" w:eastAsia="Times New Roman" w:hAnsi="Arial Narrow" w:cs="Arial"/>
-          <w:color w:val="000000"/>
-          <w:kern w:val="0"/>
-          <w:lang w:val="es-ES" w:eastAsia="es-ES"/>
-          <ns2:ligatures ns2:val="none"/>
-        </w:rPr>
-      </w:pPr>
-    </w:p>
-    <w:p ns2:paraId="5C8C1066" ns2:textId="77777777">
+    <w:p>
+      <w:pPr>
+        <w:spacing w:after="0" w:line="240" w:lineRule="auto"/>
+        <w:jc w:val="both"/>
+        <w:rPr>
+          <w:rFonts w:ascii="Arial Narrow" w:eastAsia="Times New Roman" w:hAnsi="Arial Narrow" w:cs="Arial"/>
+          <w:color w:val="000000"/>
+          <w:kern w:val="0"/>
+          <w:lang w:val="es-ES" w:eastAsia="es-ES"/>
+          <w14:ligatures w14:val="none"/>
+        </w:rPr>
+      </w:pPr>
+    </w:p>
+    <w:p>
       <w:pPr>
         <w:spacing w:after="0" w:line="240" w:lineRule="auto"/>
         <w:ind w:left="708"/>
@@ -7878,15 +7898,15 @@
           <w:rFonts w:ascii="Arial Narrow" w:eastAsia="Times New Roman" w:hAnsi="Arial Narrow" w:cs="Arial"/>
           <w:kern w:val="0"/>
           <w:lang w:val="es-ES" w:eastAsia="es-ES"/>
-          <ns2:ligatures ns2:val="none"/>
-        </w:rPr>
-      </w:pPr>
-      <w:r>
-        <w:rPr>
-          <w:rFonts w:ascii="Arial Narrow" w:eastAsia="Times New Roman" w:hAnsi="Arial Narrow" w:cs="Arial"/>
-          <w:kern w:val="0"/>
-          <w:lang w:val="es-ES" w:eastAsia="es-ES"/>
-          <ns2:ligatures ns2:val="none"/>
+          <w14:ligatures w14:val="none"/>
+        </w:rPr>
+      </w:pPr>
+      <w:r>
+        <w:rPr>
+          <w:rFonts w:ascii="Arial Narrow" w:eastAsia="Times New Roman" w:hAnsi="Arial Narrow" w:cs="Arial"/>
+          <w:kern w:val="0"/>
+          <w:lang w:val="es-ES" w:eastAsia="es-ES"/>
+          <w14:ligatures w14:val="none"/>
         </w:rPr>
         <w:t xml:space="preserve">(i) presentar una copia completa, legible y debidamente suscrita de la Póliza </w:t>
       </w:r>
@@ -7896,7 +7916,7 @@
           <w:color w:val="000000"/>
           <w:kern w:val="0"/>
           <w:lang w:eastAsia="es-ES"/>
-          <ns2:ligatures ns2:val="none"/>
+          <w14:ligatures w14:val="none"/>
         </w:rPr>
         <w:t xml:space="preserve">1000001429 </w:t>
       </w:r>
@@ -7905,7 +7925,7 @@
           <w:rFonts w:ascii="Arial Narrow" w:eastAsia="Times New Roman" w:hAnsi="Arial Narrow" w:cs="Arial"/>
           <w:kern w:val="0"/>
           <w:lang w:val="es-ES" w:eastAsia="es-ES"/>
-          <ns2:ligatures ns2:val="none"/>
+          <w14:ligatures w14:val="none"/>
         </w:rPr>
         <w:t xml:space="preserve">del </w:t>
       </w:r>
@@ -7915,7 +7935,7 @@
           <w:color w:val="000000"/>
           <w:kern w:val="0"/>
           <w:lang w:eastAsia="es-ES"/>
-          <ns2:ligatures ns2:val="none"/>
+          <w14:ligatures w14:val="none"/>
         </w:rPr>
         <w:t>Seguro de Protección de Tarjetas</w:t>
       </w:r>
@@ -7924,12 +7944,12 @@
           <w:rFonts w:ascii="Arial Narrow" w:eastAsia="Times New Roman" w:hAnsi="Arial Narrow" w:cs="Arial"/>
           <w:kern w:val="0"/>
           <w:lang w:val="es-ES" w:eastAsia="es-ES"/>
-          <ns2:ligatures ns2:val="none"/>
+          <w14:ligatures w14:val="none"/>
         </w:rPr>
         <w:t xml:space="preserve">, así como el cargo de remisión de la póliza; </w:t>
       </w:r>
     </w:p>
-    <w:p ns2:paraId="57AD88C8" ns2:textId="77777777">
+    <w:p>
       <w:pPr>
         <w:spacing w:after="0" w:line="240" w:lineRule="auto"/>
         <w:ind w:left="708"/>
@@ -7938,11 +7958,11 @@
           <w:rFonts w:ascii="Arial Narrow" w:eastAsia="Times New Roman" w:hAnsi="Arial Narrow" w:cs="Arial"/>
           <w:kern w:val="0"/>
           <w:lang w:val="es-ES" w:eastAsia="es-ES"/>
-          <ns2:ligatures ns2:val="none"/>
-        </w:rPr>
-      </w:pPr>
-    </w:p>
-    <w:p ns2:paraId="56D6CE68" ns2:textId="77777777">
+          <w14:ligatures w14:val="none"/>
+        </w:rPr>
+      </w:pPr>
+    </w:p>
+    <w:p>
       <w:pPr>
         <w:spacing w:after="0" w:line="240" w:lineRule="auto"/>
         <w:ind w:firstLine="708"/>
@@ -7952,15 +7972,15 @@
           <w:color w:val="000000"/>
           <w:kern w:val="0"/>
           <w:lang w:val="es-ES" w:eastAsia="es-ES"/>
-          <ns2:ligatures ns2:val="none"/>
-        </w:rPr>
-      </w:pPr>
-      <w:r>
-        <w:rPr>
-          <w:rFonts w:ascii="Arial Narrow" w:eastAsia="Times New Roman" w:hAnsi="Arial Narrow" w:cs="Arial"/>
-          <w:kern w:val="0"/>
-          <w:lang w:val="es-ES" w:eastAsia="es-ES"/>
-          <ns2:ligatures ns2:val="none"/>
+          <w14:ligatures w14:val="none"/>
+        </w:rPr>
+      </w:pPr>
+      <w:r>
+        <w:rPr>
+          <w:rFonts w:ascii="Arial Narrow" w:eastAsia="Times New Roman" w:hAnsi="Arial Narrow" w:cs="Arial"/>
+          <w:kern w:val="0"/>
+          <w:lang w:val="es-ES" w:eastAsia="es-ES"/>
+          <w14:ligatures w14:val="none"/>
         </w:rPr>
         <w:t>(</w:t>
       </w:r>
@@ -7970,7 +7990,7 @@
           <w:rFonts w:ascii="Arial Narrow" w:eastAsia="Times New Roman" w:hAnsi="Arial Narrow" w:cs="Arial"/>
           <w:kern w:val="0"/>
           <w:lang w:val="es-ES" w:eastAsia="es-ES"/>
-          <ns2:ligatures ns2:val="none"/>
+          <w14:ligatures w14:val="none"/>
         </w:rPr>
         <w:t>ii</w:t>
       </w:r>
@@ -7980,7 +8000,7 @@
           <w:rFonts w:ascii="Arial Narrow" w:eastAsia="Times New Roman" w:hAnsi="Arial Narrow" w:cs="Arial"/>
           <w:kern w:val="0"/>
           <w:lang w:val="es-ES" w:eastAsia="es-ES"/>
-          <ns2:ligatures ns2:val="none"/>
+          <w14:ligatures w14:val="none"/>
         </w:rPr>
         <w:t>) presentar los medios probatorios que acred</w:t>
       </w:r>
@@ -7990,12 +8010,12 @@
           <w:color w:val="000000"/>
           <w:kern w:val="0"/>
           <w:lang w:val="es-ES" w:eastAsia="es-ES"/>
-          <ns2:ligatures ns2:val="none"/>
+          <w14:ligatures w14:val="none"/>
         </w:rPr>
         <w:t>iten que el rechazo fue justificado; y,</w:t>
       </w:r>
     </w:p>
-    <w:p ns2:paraId="160B8705" ns2:textId="2890D20C">
+    <w:p>
       <w:pPr>
         <w:spacing w:after="0" w:line="240" w:lineRule="auto"/>
         <w:ind w:firstLine="708"/>
@@ -8005,21 +8025,21 @@
           <w:color w:val="000000"/>
           <w:kern w:val="0"/>
           <w:lang w:val="es-ES" w:eastAsia="es-ES"/>
-          <ns2:ligatures ns2:val="none"/>
-        </w:rPr>
-      </w:pPr>
-      <w:r>
-        <w:rPr>
-          <w:rFonts w:ascii="Arial Narrow" w:eastAsia="Times New Roman" w:hAnsi="Arial Narrow" w:cs="Arial"/>
-          <w:color w:val="000000"/>
-          <w:kern w:val="0"/>
-          <w:lang w:val="es-ES" w:eastAsia="es-ES"/>
-          <ns2:ligatures ns2:val="none"/>
+          <w14:ligatures w14:val="none"/>
+        </w:rPr>
+      </w:pPr>
+      <w:r>
+        <w:rPr>
+          <w:rFonts w:ascii="Arial Narrow" w:eastAsia="Times New Roman" w:hAnsi="Arial Narrow" w:cs="Arial"/>
+          <w:color w:val="000000"/>
+          <w:kern w:val="0"/>
+          <w:lang w:val="es-ES" w:eastAsia="es-ES"/>
+          <w14:ligatures w14:val="none"/>
         </w:rPr>
         <w:t xml:space="preserve"> </w:t>
       </w:r>
     </w:p>
-    <w:p ns2:paraId="3FBE6373" ns2:textId="1772469C">
+    <w:p>
       <w:pPr>
         <w:spacing w:after="0" w:line="240" w:lineRule="auto"/>
         <w:ind w:left="708"/>
@@ -8029,16 +8049,16 @@
           <w:color w:val="000000"/>
           <w:kern w:val="0"/>
           <w:lang w:val="es-ES" w:eastAsia="es-ES"/>
-          <ns2:ligatures ns2:val="none"/>
-        </w:rPr>
-      </w:pPr>
-      <w:r>
-        <w:rPr>
-          <w:rFonts w:ascii="Arial Narrow" w:eastAsia="Times New Roman" w:hAnsi="Arial Narrow" w:cs="Arial"/>
-          <w:color w:val="000000"/>
-          <w:kern w:val="0"/>
-          <w:lang w:val="es-ES" w:eastAsia="es-ES"/>
-          <ns2:ligatures ns2:val="none"/>
+          <w14:ligatures w14:val="none"/>
+        </w:rPr>
+      </w:pPr>
+      <w:r>
+        <w:rPr>
+          <w:rFonts w:ascii="Arial Narrow" w:eastAsia="Times New Roman" w:hAnsi="Arial Narrow" w:cs="Arial"/>
+          <w:color w:val="000000"/>
+          <w:kern w:val="0"/>
+          <w:lang w:val="es-ES" w:eastAsia="es-ES"/>
+          <w14:ligatures w14:val="none"/>
         </w:rPr>
         <w:t>(</w:t>
       </w:r>
@@ -8049,7 +8069,7 @@
           <w:color w:val="000000"/>
           <w:kern w:val="0"/>
           <w:lang w:val="es-ES" w:eastAsia="es-ES"/>
-          <ns2:ligatures ns2:val="none"/>
+          <w14:ligatures w14:val="none"/>
         </w:rPr>
         <w:t>iii</w:t>
       </w:r>
@@ -8060,7 +8080,7 @@
           <w:color w:val="000000"/>
           <w:kern w:val="0"/>
           <w:lang w:val="es-ES" w:eastAsia="es-ES"/>
-          <ns2:ligatures ns2:val="none"/>
+          <w14:ligatures w14:val="none"/>
         </w:rPr>
         <w:t>) presentar los medios probatorios que acrediten que brindó una respuesta oportuna a las comunicaciones del denunciante</w:t>
       </w:r>
@@ -8070,44 +8090,44 @@
           <w:color w:val="000000"/>
           <w:kern w:val="0"/>
           <w:lang w:val="es-ES" w:eastAsia="es-ES"/>
-          <ns2:ligatures ns2:val="none"/>
+          <w14:ligatures w14:val="none"/>
         </w:rPr>
         <w:t>.</w:t>
       </w:r>
     </w:p>
-    <w:p ns2:paraId="05FA037B" ns2:textId="77777777">
-      <w:pPr>
-        <w:spacing w:after="0" w:line="240" w:lineRule="auto"/>
-        <w:jc w:val="both"/>
-        <w:rPr>
-          <w:rFonts w:ascii="Arial Narrow" w:eastAsia="Times New Roman" w:hAnsi="Arial Narrow" w:cs="Arial"/>
-          <w:color w:val="000000"/>
-          <w:kern w:val="0"/>
-          <w:lang w:val="es-ES" w:eastAsia="es-ES"/>
-          <ns2:ligatures ns2:val="none"/>
-        </w:rPr>
-      </w:pPr>
-    </w:p>
-    <w:p ns2:paraId="632F1AF9" ns2:textId="77777777">
-      <w:pPr>
-        <w:spacing w:after="0" w:line="240" w:lineRule="auto"/>
-        <w:jc w:val="both"/>
-        <w:rPr>
-          <w:rFonts w:ascii="Arial Narrow" w:eastAsia="Times New Roman" w:hAnsi="Arial Narrow" w:cs="Arial"/>
-          <w:color w:val="000000"/>
-          <w:kern w:val="0"/>
-          <w:lang w:val="es-ES" w:eastAsia="es-ES"/>
-          <ns2:ligatures ns2:val="none"/>
-        </w:rPr>
-      </w:pPr>
-      <w:r>
-        <w:rPr>
-          <w:rFonts w:ascii="Arial Narrow" w:eastAsia="Arial Narrow" w:hAnsi="Arial Narrow" w:cs="Arial Narrow"/>
-          <w:b/>
-          <w:color w:val="000000"/>
-          <w:kern w:val="0"/>
-          <w:lang w:eastAsia="es-PE"/>
-          <ns2:ligatures ns2:val="none"/>
+    <w:p>
+      <w:pPr>
+        <w:spacing w:after="0" w:line="240" w:lineRule="auto"/>
+        <w:jc w:val="both"/>
+        <w:rPr>
+          <w:rFonts w:ascii="Arial Narrow" w:eastAsia="Times New Roman" w:hAnsi="Arial Narrow" w:cs="Arial"/>
+          <w:color w:val="000000"/>
+          <w:kern w:val="0"/>
+          <w:lang w:val="es-ES" w:eastAsia="es-ES"/>
+          <w14:ligatures w14:val="none"/>
+        </w:rPr>
+      </w:pPr>
+    </w:p>
+    <w:p>
+      <w:pPr>
+        <w:spacing w:after="0" w:line="240" w:lineRule="auto"/>
+        <w:jc w:val="both"/>
+        <w:rPr>
+          <w:rFonts w:ascii="Arial Narrow" w:eastAsia="Times New Roman" w:hAnsi="Arial Narrow" w:cs="Arial"/>
+          <w:color w:val="000000"/>
+          <w:kern w:val="0"/>
+          <w:lang w:val="es-ES" w:eastAsia="es-ES"/>
+          <w14:ligatures w14:val="none"/>
+        </w:rPr>
+      </w:pPr>
+      <w:r>
+        <w:rPr>
+          <w:rFonts w:ascii="Arial Narrow" w:eastAsia="Arial Narrow" w:hAnsi="Arial Narrow" w:cs="Arial Narrow"/>
+          <w:b/>
+          <w:color w:val="000000"/>
+          <w:kern w:val="0"/>
+          <w:lang w:eastAsia="es-PE"/>
+          <w14:ligatures w14:val="none"/>
         </w:rPr>
         <w:t xml:space="preserve">SÉTIMO: </w:t>
       </w:r>
@@ -8117,7 +8137,7 @@
           <w:color w:val="000000"/>
           <w:kern w:val="0"/>
           <w:lang w:eastAsia="es-ES"/>
-          <ns2:ligatures ns2:val="none"/>
+          <w14:ligatures w14:val="none"/>
         </w:rPr>
         <w:t xml:space="preserve">requerir </w:t>
       </w:r>
@@ -8127,7 +8147,7 @@
           <w:color w:val="000000"/>
           <w:kern w:val="0"/>
           <w:lang w:val="es-ES" w:eastAsia="es-ES"/>
-          <ns2:ligatures ns2:val="none"/>
+          <w14:ligatures w14:val="none"/>
         </w:rPr>
         <w:t xml:space="preserve">que, en un </w:t>
       </w:r>
@@ -8137,7 +8157,7 @@
           <w:color w:val="000000"/>
           <w:kern w:val="0"/>
           <w:lang w:eastAsia="es-ES"/>
-          <ns2:ligatures ns2:val="none"/>
+          <w14:ligatures w14:val="none"/>
         </w:rPr>
         <w:t xml:space="preserve">plazo no mayor de cinco (5) días hábiles contado a partir del día siguiente de la notificación de la presente resolución, </w:t>
       </w:r>
@@ -8170,7 +8190,7 @@
           <w:color w:val="000000"/>
           <w:kern w:val="0"/>
           <w:lang w:eastAsia="es-ES"/>
-          <ns2:ligatures ns2:val="none"/>
+          <w14:ligatures w14:val="none"/>
         </w:rPr>
         <w:t xml:space="preserve">, </w:t>
       </w:r>
@@ -8180,25 +8200,25 @@
           <w:color w:val="000000"/>
           <w:kern w:val="0"/>
           <w:lang w:val="es-ES" w:eastAsia="es-ES"/>
-          <ns2:ligatures ns2:val="none"/>
+          <w14:ligatures w14:val="none"/>
         </w:rPr>
         <w:t xml:space="preserve">cumpla con: </w:t>
       </w:r>
     </w:p>
-    <w:p ns2:paraId="75D11E73" ns2:textId="77777777">
-      <w:pPr>
-        <w:spacing w:after="0" w:line="240" w:lineRule="auto"/>
-        <w:jc w:val="both"/>
-        <w:rPr>
-          <w:rFonts w:ascii="Arial Narrow" w:eastAsia="Times New Roman" w:hAnsi="Arial Narrow" w:cs="Arial"/>
-          <w:color w:val="000000"/>
-          <w:kern w:val="0"/>
-          <w:lang w:val="es-ES" w:eastAsia="es-ES"/>
-          <ns2:ligatures ns2:val="none"/>
-        </w:rPr>
-      </w:pPr>
-    </w:p>
-    <w:p ns2:paraId="7F21AE95" ns2:textId="77777777">
+    <w:p>
+      <w:pPr>
+        <w:spacing w:after="0" w:line="240" w:lineRule="auto"/>
+        <w:jc w:val="both"/>
+        <w:rPr>
+          <w:rFonts w:ascii="Arial Narrow" w:eastAsia="Times New Roman" w:hAnsi="Arial Narrow" w:cs="Arial"/>
+          <w:color w:val="000000"/>
+          <w:kern w:val="0"/>
+          <w:lang w:val="es-ES" w:eastAsia="es-ES"/>
+          <w14:ligatures w14:val="none"/>
+        </w:rPr>
+      </w:pPr>
+    </w:p>
+    <w:p>
       <w:pPr>
         <w:spacing w:after="0" w:line="240" w:lineRule="auto"/>
         <w:ind w:left="708"/>
@@ -8208,34 +8228,34 @@
           <w:color w:val="000000"/>
           <w:kern w:val="0"/>
           <w:lang w:val="es-ES" w:eastAsia="es-ES"/>
-          <ns2:ligatures ns2:val="none"/>
-        </w:rPr>
-      </w:pPr>
-      <w:r>
-        <w:rPr>
-          <w:rFonts w:ascii="Arial Narrow" w:eastAsia="Times New Roman" w:hAnsi="Arial Narrow" w:cs="Arial"/>
-          <w:color w:val="000000"/>
-          <w:kern w:val="0"/>
-          <w:lang w:val="es-ES" w:eastAsia="es-ES"/>
-          <ns2:ligatures ns2:val="none"/>
+          <w14:ligatures w14:val="none"/>
+        </w:rPr>
+      </w:pPr>
+      <w:r>
+        <w:rPr>
+          <w:rFonts w:ascii="Arial Narrow" w:eastAsia="Times New Roman" w:hAnsi="Arial Narrow" w:cs="Arial"/>
+          <w:color w:val="000000"/>
+          <w:kern w:val="0"/>
+          <w:lang w:val="es-ES" w:eastAsia="es-ES"/>
+          <w14:ligatures w14:val="none"/>
         </w:rPr>
         <w:t xml:space="preserve">(i) presentar los medios probatorios que acrediten que cumplió con el protocolo para la realización del examen del polígrafo; </w:t>
       </w:r>
     </w:p>
-    <w:p ns2:paraId="7994BD3C" ns2:textId="77777777">
-      <w:pPr>
-        <w:spacing w:after="0" w:line="240" w:lineRule="auto"/>
-        <w:jc w:val="both"/>
-        <w:rPr>
-          <w:rFonts w:ascii="Arial Narrow" w:eastAsia="Times New Roman" w:hAnsi="Arial Narrow" w:cs="Arial"/>
-          <w:color w:val="000000"/>
-          <w:kern w:val="0"/>
-          <w:lang w:val="es-ES" w:eastAsia="es-ES"/>
-          <ns2:ligatures ns2:val="none"/>
-        </w:rPr>
-      </w:pPr>
-    </w:p>
-    <w:p ns2:paraId="4908730B" ns2:textId="77777777">
+    <w:p>
+      <w:pPr>
+        <w:spacing w:after="0" w:line="240" w:lineRule="auto"/>
+        <w:jc w:val="both"/>
+        <w:rPr>
+          <w:rFonts w:ascii="Arial Narrow" w:eastAsia="Times New Roman" w:hAnsi="Arial Narrow" w:cs="Arial"/>
+          <w:color w:val="000000"/>
+          <w:kern w:val="0"/>
+          <w:lang w:val="es-ES" w:eastAsia="es-ES"/>
+          <w14:ligatures w14:val="none"/>
+        </w:rPr>
+      </w:pPr>
+    </w:p>
+    <w:p>
       <w:pPr>
         <w:spacing w:after="0" w:line="240" w:lineRule="auto"/>
         <w:ind w:firstLine="708"/>
@@ -8245,16 +8265,16 @@
           <w:color w:val="000000"/>
           <w:kern w:val="0"/>
           <w:lang w:val="es-ES" w:eastAsia="es-ES"/>
-          <ns2:ligatures ns2:val="none"/>
-        </w:rPr>
-      </w:pPr>
-      <w:r>
-        <w:rPr>
-          <w:rFonts w:ascii="Arial Narrow" w:eastAsia="Times New Roman" w:hAnsi="Arial Narrow" w:cs="Arial"/>
-          <w:color w:val="000000"/>
-          <w:kern w:val="0"/>
-          <w:lang w:val="es-ES" w:eastAsia="es-ES"/>
-          <ns2:ligatures ns2:val="none"/>
+          <w14:ligatures w14:val="none"/>
+        </w:rPr>
+      </w:pPr>
+      <w:r>
+        <w:rPr>
+          <w:rFonts w:ascii="Arial Narrow" w:eastAsia="Times New Roman" w:hAnsi="Arial Narrow" w:cs="Arial"/>
+          <w:color w:val="000000"/>
+          <w:kern w:val="0"/>
+          <w:lang w:val="es-ES" w:eastAsia="es-ES"/>
+          <w14:ligatures w14:val="none"/>
         </w:rPr>
         <w:t>(</w:t>
       </w:r>
@@ -8265,7 +8285,7 @@
           <w:color w:val="000000"/>
           <w:kern w:val="0"/>
           <w:lang w:val="es-ES" w:eastAsia="es-ES"/>
-          <ns2:ligatures ns2:val="none"/>
+          <w14:ligatures w14:val="none"/>
         </w:rPr>
         <w:t>ii</w:t>
       </w:r>
@@ -8276,25 +8296,25 @@
           <w:color w:val="000000"/>
           <w:kern w:val="0"/>
           <w:lang w:val="es-ES" w:eastAsia="es-ES"/>
-          <ns2:ligatures ns2:val="none"/>
+          <w14:ligatures w14:val="none"/>
         </w:rPr>
         <w:t xml:space="preserve">) presentar copia de la respuesta a las comunicaciones presentada por el denunciante; y, </w:t>
       </w:r>
     </w:p>
-    <w:p ns2:paraId="1E0F5B3A" ns2:textId="77777777">
-      <w:pPr>
-        <w:spacing w:after="0" w:line="240" w:lineRule="auto"/>
-        <w:jc w:val="both"/>
-        <w:rPr>
-          <w:rFonts w:ascii="Arial Narrow" w:eastAsia="Times New Roman" w:hAnsi="Arial Narrow" w:cs="Arial"/>
-          <w:color w:val="000000"/>
-          <w:kern w:val="0"/>
-          <w:lang w:val="es-ES" w:eastAsia="es-ES"/>
-          <ns2:ligatures ns2:val="none"/>
-        </w:rPr>
-      </w:pPr>
-    </w:p>
-    <w:p ns2:paraId="63642AD9" ns2:textId="7AFFF935">
+    <w:p>
+      <w:pPr>
+        <w:spacing w:after="0" w:line="240" w:lineRule="auto"/>
+        <w:jc w:val="both"/>
+        <w:rPr>
+          <w:rFonts w:ascii="Arial Narrow" w:eastAsia="Times New Roman" w:hAnsi="Arial Narrow" w:cs="Arial"/>
+          <w:color w:val="000000"/>
+          <w:kern w:val="0"/>
+          <w:lang w:val="es-ES" w:eastAsia="es-ES"/>
+          <w14:ligatures w14:val="none"/>
+        </w:rPr>
+      </w:pPr>
+    </w:p>
+    <w:p>
       <w:pPr>
         <w:spacing w:after="0" w:line="240" w:lineRule="auto"/>
         <w:ind w:firstLine="708"/>
@@ -8304,16 +8324,16 @@
           <w:color w:val="000000"/>
           <w:kern w:val="0"/>
           <w:lang w:val="es-ES" w:eastAsia="es-ES"/>
-          <ns2:ligatures ns2:val="none"/>
-        </w:rPr>
-      </w:pPr>
-      <w:r>
-        <w:rPr>
-          <w:rFonts w:ascii="Arial Narrow" w:eastAsia="Times New Roman" w:hAnsi="Arial Narrow" w:cs="Arial"/>
-          <w:color w:val="000000"/>
-          <w:kern w:val="0"/>
-          <w:lang w:val="es-ES" w:eastAsia="es-ES"/>
-          <ns2:ligatures ns2:val="none"/>
+          <w14:ligatures w14:val="none"/>
+        </w:rPr>
+      </w:pPr>
+      <w:r>
+        <w:rPr>
+          <w:rFonts w:ascii="Arial Narrow" w:eastAsia="Times New Roman" w:hAnsi="Arial Narrow" w:cs="Arial"/>
+          <w:color w:val="000000"/>
+          <w:kern w:val="0"/>
+          <w:lang w:val="es-ES" w:eastAsia="es-ES"/>
+          <w14:ligatures w14:val="none"/>
         </w:rPr>
         <w:t>(</w:t>
       </w:r>
@@ -8324,7 +8344,7 @@
           <w:color w:val="000000"/>
           <w:kern w:val="0"/>
           <w:lang w:val="es-ES" w:eastAsia="es-ES"/>
-          <ns2:ligatures ns2:val="none"/>
+          <w14:ligatures w14:val="none"/>
         </w:rPr>
         <w:t>iii</w:t>
       </w:r>
@@ -8335,7 +8355,7 @@
           <w:color w:val="000000"/>
           <w:kern w:val="0"/>
           <w:lang w:val="es-ES" w:eastAsia="es-ES"/>
-          <ns2:ligatures ns2:val="none"/>
+          <w14:ligatures w14:val="none"/>
         </w:rPr>
         <w:t>)</w:t>
       </w:r>
@@ -8345,7 +8365,7 @@
           <w:color w:val="000000"/>
           <w:kern w:val="0"/>
           <w:lang w:val="es-ES" w:eastAsia="es-ES"/>
-          <ns2:ligatures ns2:val="none"/>
+          <w14:ligatures w14:val="none"/>
         </w:rPr>
         <w:t xml:space="preserve"> </w:t>
       </w:r>
@@ -8355,7 +8375,7 @@
           <w:color w:val="000000"/>
           <w:kern w:val="0"/>
           <w:lang w:val="es-ES" w:eastAsia="es-ES"/>
-          <ns2:ligatures ns2:val="none"/>
+          <w14:ligatures w14:val="none"/>
         </w:rPr>
         <w:t>presentar la grabación de la prueba poligráfica realizada al denunciante</w:t>
       </w:r>
@@ -8365,12 +8385,12 @@
           <w:color w:val="000000"/>
           <w:kern w:val="0"/>
           <w:lang w:val="es-ES" w:eastAsia="es-ES"/>
-          <ns2:ligatures ns2:val="none"/>
+          <w14:ligatures w14:val="none"/>
         </w:rPr>
         <w:t>.</w:t>
       </w:r>
     </w:p>
-    <w:p ns2:paraId="14CCA445" ns2:textId="728A0DF9">
+    <w:p>
       <w:pPr>
         <w:spacing w:after="0" w:line="240" w:lineRule="auto"/>
         <w:jc w:val="both"/>
@@ -8380,7 +8400,7 @@
           <w:color w:val="000000"/>
           <w:kern w:val="0"/>
           <w:lang w:val="es-ES" w:eastAsia="es-PE"/>
-          <ns2:ligatures ns2:val="none"/>
+          <w14:ligatures w14:val="none"/>
         </w:rPr>
       </w:pPr>
       <w:r>
@@ -8390,21 +8410,21 @@
           <w:color w:val="000000"/>
           <w:kern w:val="0"/>
           <w:lang w:val="es-ES" w:eastAsia="es-PE"/>
-          <ns2:ligatures ns2:val="none"/>
+          <w14:ligatures w14:val="none"/>
         </w:rPr>
         <w:tab/>
       </w:r>
     </w:p>
-    <w:p ns2:paraId="09C6B1F4" ns2:textId="77777777">
-      <w:pPr>
-        <w:spacing w:after="0" w:line="240" w:lineRule="auto"/>
-        <w:jc w:val="both"/>
-        <w:rPr>
-          <w:rFonts w:ascii="Arial Narrow" w:eastAsia="Arial Narrow" w:hAnsi="Arial Narrow" w:cs="Arial Narrow"/>
-          <w:color w:val="000000"/>
-          <w:kern w:val="0"/>
-          <w:lang w:eastAsia="es-PE"/>
-          <ns2:ligatures ns2:val="none"/>
+    <w:p>
+      <w:pPr>
+        <w:spacing w:after="0" w:line="240" w:lineRule="auto"/>
+        <w:jc w:val="both"/>
+        <w:rPr>
+          <w:rFonts w:ascii="Arial Narrow" w:eastAsia="Arial Narrow" w:hAnsi="Arial Narrow" w:cs="Arial Narrow"/>
+          <w:color w:val="000000"/>
+          <w:kern w:val="0"/>
+          <w:lang w:eastAsia="es-PE"/>
+          <w14:ligatures w14:val="none"/>
         </w:rPr>
       </w:pPr>
       <w:r>
@@ -8413,7 +8433,7 @@
           <w:b/>
           <w:bCs/>
           <w:kern w:val="0"/>
-          <ns2:ligatures ns2:val="none"/>
+          <w14:ligatures w14:val="none"/>
         </w:rPr>
         <w:t>OCTAVO</w:t>
       </w:r>
@@ -8424,7 +8444,7 @@
           <w:color w:val="000000"/>
           <w:kern w:val="0"/>
           <w:lang w:eastAsia="es-PE"/>
-          <ns2:ligatures ns2:val="none"/>
+          <w14:ligatures w14:val="none"/>
         </w:rPr>
         <w:t>:</w:t>
       </w:r>
@@ -8434,7 +8454,7 @@
           <w:color w:val="000000"/>
           <w:kern w:val="0"/>
           <w:lang w:eastAsia="es-PE"/>
-          <ns2:ligatures ns2:val="none"/>
+          <w14:ligatures w14:val="none"/>
         </w:rPr>
         <w:t xml:space="preserve"> </w:t>
       </w:r>
@@ -8445,7 +8465,7 @@
           <w:color w:val="000000"/>
           <w:kern w:val="0"/>
           <w:lang w:eastAsia="es-PE"/>
-          <ns2:ligatures ns2:val="none"/>
+          <w14:ligatures w14:val="none"/>
         </w:rPr>
         <w:t>informar a las partes que el artículo 110</w:t>
       </w:r>
@@ -8455,7 +8475,7 @@
           <w:color w:val="000000"/>
           <w:kern w:val="0"/>
           <w:lang w:eastAsia="es-PE"/>
-          <ns2:ligatures ns2:val="none"/>
+          <w14:ligatures w14:val="none"/>
         </w:rPr>
         <w:t/>
       </w:r>
@@ -8465,7 +8485,7 @@
           <w:color w:val="000000"/>
           <w:kern w:val="0"/>
           <w:lang w:eastAsia="es-PE"/>
-          <ns2:ligatures ns2:val="none"/>
+          <w14:ligatures w14:val="none"/>
         </w:rPr>
         <w:t xml:space="preserve"> de la Ley 29571, Código de Protección y Defensa del Consumidor</w:t>
       </w:r>
@@ -8477,7 +8497,7 @@
           <w:kern w:val="0"/>
           <w:vertAlign w:val="superscript"/>
           <w:lang w:eastAsia="es-PE"/>
-          <ns2:ligatures ns2:val="none"/>
+          <w14:ligatures w14:val="none"/>
         </w:rPr>
         <w:footnoteReference w:id="12"/>
       </w:r>
@@ -8487,7 +8507,7 @@
           <w:color w:val="000000"/>
           <w:kern w:val="0"/>
           <w:lang w:eastAsia="es-PE"/>
-          <ns2:ligatures ns2:val="none"/>
+          <w14:ligatures w14:val="none"/>
         </w:rPr>
         <w:t>, faculta a la Comisión a calificar las infracciones de la referida norma como leves, graves o muy graves e imponer sanciones que van desde una amonestación hasta una multa por un máximo de 450 Unidades Impositivas Tributarias, sin perjuicio de las medidas correctivas, reparadoras y complementarias, que puedan ordenarse de acuerdo a lo estipulado en los artículos 114</w:t>
       </w:r>
@@ -8497,7 +8517,7 @@
           <w:color w:val="000000"/>
           <w:kern w:val="0"/>
           <w:lang w:eastAsia="es-PE"/>
-          <ns2:ligatures ns2:val="none"/>
+          <w14:ligatures w14:val="none"/>
         </w:rPr>
         <w:t/>
       </w:r>
@@ -8507,7 +8527,7 @@
           <w:color w:val="000000"/>
           <w:kern w:val="0"/>
           <w:lang w:eastAsia="es-PE"/>
-          <ns2:ligatures ns2:val="none"/>
+          <w14:ligatures w14:val="none"/>
         </w:rPr>
         <w:t>, 115</w:t>
       </w:r>
@@ -8517,7 +8537,7 @@
           <w:color w:val="000000"/>
           <w:kern w:val="0"/>
           <w:lang w:eastAsia="es-PE"/>
-          <ns2:ligatures ns2:val="none"/>
+          <w14:ligatures w14:val="none"/>
         </w:rPr>
         <w:t/>
       </w:r>
@@ -8527,7 +8547,7 @@
           <w:color w:val="000000"/>
           <w:kern w:val="0"/>
           <w:lang w:eastAsia="es-PE"/>
-          <ns2:ligatures ns2:val="none"/>
+          <w14:ligatures w14:val="none"/>
         </w:rPr>
         <w:t xml:space="preserve"> y 116</w:t>
       </w:r>
@@ -8537,7 +8557,7 @@
           <w:color w:val="000000"/>
           <w:kern w:val="0"/>
           <w:lang w:eastAsia="es-PE"/>
-          <ns2:ligatures ns2:val="none"/>
+          <w14:ligatures w14:val="none"/>
         </w:rPr>
         <w:t/>
       </w:r>
@@ -8547,7 +8567,7 @@
           <w:color w:val="000000"/>
           <w:kern w:val="0"/>
           <w:lang w:eastAsia="es-PE"/>
-          <ns2:ligatures ns2:val="none"/>
+          <w14:ligatures w14:val="none"/>
         </w:rPr>
         <w:t xml:space="preserve"> de la referida norma</w:t>
       </w:r>
@@ -8559,7 +8579,7 @@
           <w:kern w:val="0"/>
           <w:vertAlign w:val="superscript"/>
           <w:lang w:eastAsia="es-PE"/>
-          <ns2:ligatures ns2:val="none"/>
+          <w14:ligatures w14:val="none"/>
         </w:rPr>
         <w:footnoteReference w:id="13"/>
       </w:r>
@@ -8569,7 +8589,7 @@
           <w:color w:val="000000"/>
           <w:kern w:val="0"/>
           <w:lang w:eastAsia="es-PE"/>
-          <ns2:ligatures ns2:val="none"/>
+          <w14:ligatures w14:val="none"/>
         </w:rPr>
         <w:t xml:space="preserve">. </w:t>
       </w:r>
@@ -8580,7 +8600,7 @@
           <w:color w:val="000000"/>
           <w:kern w:val="0"/>
           <w:lang w:eastAsia="es-PE"/>
-          <ns2:ligatures ns2:val="none"/>
+          <w14:ligatures w14:val="none"/>
         </w:rPr>
         <w:lastRenderedPageBreak/>
         <w:t>Asimismo, se consideran circunstancias atenuantes para la graduación de la sanción, el allanamiento de la denuncia o el reconocimiento de las pretensiones en ella contenidas, de acuerdo con el artículo 112</w:t>
@@ -8591,7 +8611,7 @@
           <w:color w:val="000000"/>
           <w:kern w:val="0"/>
           <w:lang w:eastAsia="es-PE"/>
-          <ns2:ligatures ns2:val="none"/>
+          <w14:ligatures w14:val="none"/>
         </w:rPr>
         <w:t/>
       </w:r>
@@ -8601,7 +8621,7 @@
           <w:color w:val="000000"/>
           <w:kern w:val="0"/>
           <w:lang w:eastAsia="es-PE"/>
-          <ns2:ligatures ns2:val="none"/>
+          <w14:ligatures w14:val="none"/>
         </w:rPr>
         <w:t xml:space="preserve"> del Código</w:t>
       </w:r>
@@ -8613,7 +8633,7 @@
           <w:kern w:val="0"/>
           <w:vertAlign w:val="superscript"/>
           <w:lang w:eastAsia="es-PE"/>
-          <ns2:ligatures ns2:val="none"/>
+          <w14:ligatures w14:val="none"/>
         </w:rPr>
         <w:footnoteReference w:id="14"/>
       </w:r>
@@ -8623,12 +8643,12 @@
           <w:color w:val="000000"/>
           <w:kern w:val="0"/>
           <w:lang w:eastAsia="es-PE"/>
-          <ns2:ligatures ns2:val="none"/>
+          <w14:ligatures w14:val="none"/>
         </w:rPr>
         <w:t>.</w:t>
       </w:r>
     </w:p>
-    <w:p ns2:paraId="26A58AAD" ns2:textId="77777777">
+    <w:p>
       <w:pPr>
         <w:shd w:val="clear" w:color="auto" w:fill="FFFFFF"/>
         <w:spacing w:after="0" w:line="240" w:lineRule="auto"/>
@@ -8639,11 +8659,11 @@
           <w:color w:val="000000"/>
           <w:kern w:val="0"/>
           <w:lang w:eastAsia="es-PE"/>
-          <ns2:ligatures ns2:val="none"/>
-        </w:rPr>
-      </w:pPr>
-    </w:p>
-    <w:p ns2:paraId="37C5C8B1" ns2:textId="77777777">
+          <w14:ligatures w14:val="none"/>
+        </w:rPr>
+      </w:pPr>
+    </w:p>
+    <w:p>
       <w:pPr>
         <w:shd w:val="clear" w:color="auto" w:fill="FFFFFF"/>
         <w:spacing w:after="0" w:line="240" w:lineRule="auto"/>
@@ -8653,7 +8673,7 @@
           <w:color w:val="000000"/>
           <w:kern w:val="0"/>
           <w:lang w:eastAsia="es-PE"/>
-          <ns2:ligatures ns2:val="none"/>
+          <w14:ligatures w14:val="none"/>
         </w:rPr>
       </w:pPr>
       <w:r>
@@ -8663,7 +8683,7 @@
           <w:color w:val="000000"/>
           <w:kern w:val="0"/>
           <w:lang w:eastAsia="es-PE"/>
-          <ns2:ligatures ns2:val="none"/>
+          <w14:ligatures w14:val="none"/>
         </w:rPr>
         <w:t>NOVENO</w:t>
       </w:r>
@@ -8674,7 +8694,7 @@
           <w:color w:val="000000"/>
           <w:kern w:val="0"/>
           <w:lang w:eastAsia="es-PE"/>
-          <ns2:ligatures ns2:val="none"/>
+          <w14:ligatures w14:val="none"/>
         </w:rPr>
         <w:t>:</w:t>
       </w:r>
@@ -8684,7 +8704,7 @@
           <w:color w:val="000000"/>
           <w:kern w:val="0"/>
           <w:lang w:eastAsia="es-PE"/>
-          <ns2:ligatures ns2:val="none"/>
+          <w14:ligatures w14:val="none"/>
         </w:rPr>
         <w:t xml:space="preserve"> informar a las partes que conforme a lo establecido en el artículo 39</w:t>
       </w:r>
@@ -8694,7 +8714,7 @@
           <w:color w:val="000000"/>
           <w:kern w:val="0"/>
           <w:lang w:eastAsia="es-PE"/>
-          <ns2:ligatures ns2:val="none"/>
+          <w14:ligatures w14:val="none"/>
         </w:rPr>
         <w:t/>
       </w:r>
@@ -8704,12 +8724,12 @@
           <w:color w:val="000000"/>
           <w:kern w:val="0"/>
           <w:lang w:eastAsia="es-PE"/>
-          <ns2:ligatures ns2:val="none"/>
+          <w14:ligatures w14:val="none"/>
         </w:rPr>
         <w:t xml:space="preserve"> de la Ley sobre Facultades, Normas y Organización del Indecopi, aprobada por Decreto Legislativo 807, los gastos por los peritajes realizados, actuación de pruebas, inspecciones y otros derivados de la tramitación del proceso serán de cargo de la parte que solicita la prueba, salvo pacto en contrario. En todos los casos, la resolución final determinará si los gastos deben ser asumidos por alguna de las partes, o reembolsados a la otra parte o al Indecopi, según sea el caso, de manera adicional a la sanción que haya podido imponerse. </w:t>
       </w:r>
     </w:p>
-    <w:p ns2:paraId="39B110D5" ns2:textId="77777777">
+    <w:p>
       <w:pPr>
         <w:shd w:val="clear" w:color="auto" w:fill="FFFFFF"/>
         <w:spacing w:after="0" w:line="240" w:lineRule="auto"/>
@@ -8719,11 +8739,11 @@
           <w:color w:val="000000"/>
           <w:kern w:val="0"/>
           <w:lang w:eastAsia="es-PE"/>
-          <ns2:ligatures ns2:val="none"/>
-        </w:rPr>
-      </w:pPr>
-    </w:p>
-    <w:p ns2:paraId="58DF8FBF" ns2:textId="77777777">
+          <w14:ligatures w14:val="none"/>
+        </w:rPr>
+      </w:pPr>
+    </w:p>
+    <w:p>
       <w:pPr>
         <w:suppressAutoHyphens/>
         <w:spacing w:after="0" w:line="240" w:lineRule="auto"/>
@@ -8732,7 +8752,7 @@
           <w:rFonts w:ascii="Arial Narrow" w:eastAsia="Calibri" w:hAnsi="Arial Narrow" w:cs="Arial"/>
           <w:kern w:val="0"/>
           <w:u w:val="single"/>
-          <ns2:ligatures ns2:val="none"/>
+          <w14:ligatures w14:val="none"/>
         </w:rPr>
       </w:pPr>
       <w:r>
@@ -8741,7 +8761,7 @@
           <w:b/>
           <w:spacing w:val="-3"/>
           <w:kern w:val="0"/>
-          <ns2:ligatures ns2:val="none"/>
+          <w14:ligatures w14:val="none"/>
         </w:rPr>
         <w:t>DÉCIMO</w:t>
       </w:r>
@@ -8750,7 +8770,7 @@
           <w:rFonts w:ascii="Arial Narrow" w:eastAsia="Calibri" w:hAnsi="Arial Narrow" w:cs="Arial"/>
           <w:b/>
           <w:kern w:val="0"/>
-          <ns2:ligatures ns2:val="none"/>
+          <w14:ligatures w14:val="none"/>
         </w:rPr>
         <w:t>:</w:t>
       </w:r>
@@ -8758,7 +8778,7 @@
         <w:rPr>
           <w:rFonts w:ascii="Arial Narrow" w:eastAsia="Calibri" w:hAnsi="Arial Narrow" w:cs="Arial"/>
           <w:kern w:val="0"/>
-          <ns2:ligatures ns2:val="none"/>
+          <w14:ligatures w14:val="none"/>
         </w:rPr>
         <w:t xml:space="preserve"> comunicar a las partes que, </w:t>
       </w:r>
@@ -8767,7 +8787,7 @@
         <w:rPr>
           <w:rFonts w:ascii="Arial Narrow" w:eastAsia="Calibri" w:hAnsi="Arial Narrow" w:cs="Arial"/>
           <w:kern w:val="0"/>
-          <ns2:ligatures ns2:val="none"/>
+          <w14:ligatures w14:val="none"/>
         </w:rPr>
         <w:t>de acuerdo a</w:t>
       </w:r>
@@ -8776,7 +8796,7 @@
         <w:rPr>
           <w:rFonts w:ascii="Arial Narrow" w:eastAsia="Calibri" w:hAnsi="Arial Narrow" w:cs="Arial"/>
           <w:kern w:val="0"/>
-          <ns2:ligatures ns2:val="none"/>
+          <w14:ligatures w14:val="none"/>
         </w:rPr>
         <w:t xml:space="preserve"> lo señalado por el artículo 29</w:t>
       </w:r>
@@ -8786,7 +8806,7 @@
           <w:color w:val="000000"/>
           <w:kern w:val="0"/>
           <w:lang w:eastAsia="es-PE"/>
-          <ns2:ligatures ns2:val="none"/>
+          <w14:ligatures w14:val="none"/>
         </w:rPr>
         <w:t/>
       </w:r>
@@ -8794,7 +8814,7 @@
         <w:rPr>
           <w:rFonts w:ascii="Arial Narrow" w:eastAsia="Calibri" w:hAnsi="Arial Narrow" w:cs="Arial"/>
           <w:kern w:val="0"/>
-          <ns2:ligatures ns2:val="none"/>
+          <w14:ligatures w14:val="none"/>
         </w:rPr>
         <w:t xml:space="preserve"> del Decreto Legislativo 807</w:t>
       </w:r>
@@ -8804,7 +8824,7 @@
           <w:rFonts w:ascii="Arial Narrow" w:eastAsia="Calibri" w:hAnsi="Arial Narrow" w:cs="Arial"/>
           <w:kern w:val="0"/>
           <w:vertAlign w:val="superscript"/>
-          <ns2:ligatures ns2:val="none"/>
+          <w14:ligatures w14:val="none"/>
         </w:rPr>
         <w:footnoteReference w:id="15"/>
       </w:r>
@@ -8812,7 +8832,7 @@
         <w:rPr>
           <w:rFonts w:ascii="Arial Narrow" w:eastAsia="Calibri" w:hAnsi="Arial Narrow" w:cs="Arial"/>
           <w:kern w:val="0"/>
-          <ns2:ligatures ns2:val="none"/>
+          <w14:ligatures w14:val="none"/>
         </w:rPr>
         <w:t xml:space="preserve">, hasta antes de la emisión de la Resolución Final tienen la posibilidad de solicitar una audiencia de conciliación. En caso deleguen a favor de una tercera persona su actuación en la diligencia programada, esta deberá presentar un poder especial con firma legalizada ante Notario Público, donde conste </w:t>
       </w:r>
@@ -8821,7 +8841,7 @@
           <w:rFonts w:ascii="Arial Narrow" w:eastAsia="Calibri" w:hAnsi="Arial Narrow" w:cs="Arial"/>
           <w:kern w:val="0"/>
           <w:u w:val="single"/>
-          <ns2:ligatures ns2:val="none"/>
+          <w14:ligatures w14:val="none"/>
         </w:rPr>
         <w:t>expresamente su facultad para asistir y conciliar en su representación</w:t>
       </w:r>
@@ -8830,7 +8850,7 @@
           <w:rFonts w:ascii="Arial Narrow" w:eastAsia="Calibri" w:hAnsi="Arial Narrow" w:cs="Arial"/>
           <w:bCs/>
           <w:kern w:val="0"/>
-          <ns2:ligatures ns2:val="none"/>
+          <w14:ligatures w14:val="none"/>
         </w:rPr>
         <w:t>.</w:t>
       </w:r>
@@ -8840,7 +8860,7 @@
           <w:b/>
           <w:bCs/>
           <w:kern w:val="0"/>
-          <ns2:ligatures ns2:val="none"/>
+          <w14:ligatures w14:val="none"/>
         </w:rPr>
         <w:t xml:space="preserve"> </w:t>
       </w:r>
@@ -8849,12 +8869,12 @@
           <w:rFonts w:ascii="Arial Narrow" w:eastAsia="Calibri" w:hAnsi="Arial Narrow" w:cs="Arial"/>
           <w:kern w:val="0"/>
           <w:u w:val="single"/>
-          <ns2:ligatures ns2:val="none"/>
+          <w14:ligatures w14:val="none"/>
         </w:rPr>
         <w:t xml:space="preserve">Ello bajo apercibimiento de no realizar la audiencia de conciliación y levantar el acta de inasistencia correspondiente. </w:t>
       </w:r>
     </w:p>
-    <w:p ns2:paraId="139A8076" ns2:textId="77777777">
+    <w:p>
       <w:pPr>
         <w:suppressAutoHyphens/>
         <w:spacing w:after="0" w:line="240" w:lineRule="auto"/>
@@ -8863,11 +8883,11 @@
           <w:rFonts w:ascii="Arial Narrow" w:eastAsia="Calibri" w:hAnsi="Arial Narrow" w:cs="Arial"/>
           <w:kern w:val="0"/>
           <w:u w:val="single"/>
-          <ns2:ligatures ns2:val="none"/>
-        </w:rPr>
-      </w:pPr>
-    </w:p>
-    <w:p ns2:paraId="293EDBD3" ns2:textId="77777777">
+          <w14:ligatures w14:val="none"/>
+        </w:rPr>
+      </w:pPr>
+    </w:p>
+    <w:p>
       <w:pPr>
         <w:suppressAutoHyphens/>
         <w:spacing w:after="0" w:line="240" w:lineRule="auto"/>
@@ -8884,7 +8904,7 @@
           <w:b/>
           <w:spacing w:val="-3"/>
           <w:kern w:val="0"/>
-          <ns2:ligatures ns2:val="none"/>
+          <w14:ligatures w14:val="none"/>
         </w:rPr>
         <w:t>DÉCIMO</w:t>
       </w:r>
@@ -8894,7 +8914,7 @@
           <w:b/>
           <w:spacing w:val="-3"/>
           <w:kern w:val="0"/>
-          <ns2:ligatures ns2:val="none"/>
+          <w14:ligatures w14:val="none"/>
         </w:rPr>
         <w:t xml:space="preserve"> </w:t>
       </w:r>
@@ -8913,7 +8933,7 @@
           <w:color w:val="000000"/>
           <w:kern w:val="0"/>
           <w:lang w:eastAsia="es-PE"/>
-          <ns2:ligatures ns2:val="none"/>
+          <w14:ligatures w14:val="none"/>
         </w:rPr>
         <w:t>:</w:t>
       </w:r>
@@ -8923,7 +8943,7 @@
           <w:color w:val="000000"/>
           <w:kern w:val="0"/>
           <w:lang w:eastAsia="es-PE"/>
-          <ns2:ligatures ns2:val="none"/>
+          <w14:ligatures w14:val="none"/>
         </w:rPr>
         <w:t xml:space="preserve"> poner en conocimiento de las partes que, antes de la emisión de la Resolución Final, tienen la posibilidad de formular su desistimiento o presentar el acuerdo arribado mediante la conciliación, </w:t>
       </w:r>
@@ -8933,7 +8953,7 @@
           <w:color w:val="000000"/>
           <w:kern w:val="0"/>
           <w:lang w:eastAsia="es-PE"/>
-          <ns2:ligatures ns2:val="none"/>
+          <w14:ligatures w14:val="none"/>
         </w:rPr>
         <w:lastRenderedPageBreak/>
         <w:t>mediación, transacción o cualquier otro que, de forma indubitable, deje constancia que se ha solucionado la controversia materia de denuncia.</w:t>
@@ -8941,7 +8961,7 @@
       <w:bookmarkStart w:id="9" w:name="h.gjdgxs" w:colFirst="0" w:colLast="0"/>
       <w:bookmarkEnd w:id="9"/>
     </w:p>
-    <w:p ns2:paraId="6B8406E4" ns2:textId="77777777">
+    <w:p>
       <w:pPr>
         <w:suppressAutoHyphens/>
         <w:spacing w:after="0" w:line="240" w:lineRule="auto"/>
@@ -8951,11 +8971,11 @@
           <w:color w:val="000000"/>
           <w:kern w:val="0"/>
           <w:lang w:eastAsia="es-PE"/>
-          <ns2:ligatures ns2:val="none"/>
-        </w:rPr>
-      </w:pPr>
-    </w:p>
-    <w:p ns2:paraId="43093F7B" ns2:textId="77777777">
+          <w14:ligatures w14:val="none"/>
+        </w:rPr>
+      </w:pPr>
+    </w:p>
+    <w:p>
       <w:pPr>
         <w:suppressAutoHyphens/>
         <w:spacing w:after="0" w:line="240" w:lineRule="auto"/>
@@ -8986,7 +9006,7 @@
           <w:b/>
           <w:spacing w:val="-3"/>
           <w:kern w:val="0"/>
-          <ns2:ligatures ns2:val="none"/>
+          <w14:ligatures w14:val="none"/>
         </w:rPr>
         <w:t/>
       </w:r>
@@ -8996,7 +9016,7 @@
           <w:bCs/>
           <w:spacing w:val="-3"/>
           <w:kern w:val="0"/>
-          <ns2:ligatures ns2:val="none"/>
+          <w14:ligatures w14:val="none"/>
         </w:rPr>
         <w:t xml:space="preserve"/>
       </w:r>
@@ -9006,7 +9026,7 @@
           <w:bCs/>
           <w:spacing w:val="-3"/>
           <w:kern w:val="0"/>
-          <ns2:ligatures ns2:val="none"/>
+          <w14:ligatures w14:val="none"/>
         </w:rPr>
         <w:t xml:space="preserve"/>
       </w:r>
@@ -9017,7 +9037,7 @@
           <w:bCs/>
           <w:spacing w:val="-3"/>
           <w:kern w:val="0"/>
-          <ns2:ligatures ns2:val="none"/>
+          <w14:ligatures w14:val="none"/>
         </w:rPr>
         <w:t/>
       </w:r>
@@ -9028,7 +9048,7 @@
           <w:bCs/>
           <w:spacing w:val="-3"/>
           <w:kern w:val="0"/>
-          <ns2:ligatures ns2:val="none"/>
+          <w14:ligatures w14:val="none"/>
         </w:rPr>
         <w:t xml:space="preserve"/>
       </w:r>
@@ -9038,7 +9058,7 @@
           <w:bCs/>
           <w:spacing w:val="-3"/>
           <w:kern w:val="0"/>
-          <ns2:ligatures ns2:val="none"/>
+          <w14:ligatures w14:val="none"/>
         </w:rPr>
         <w:t xml:space="preserve"/>
       </w:r>
@@ -9055,7 +9075,7 @@
           <w:color w:val="000000"/>
           <w:kern w:val="0"/>
           <w:lang w:eastAsia="es-PE"/>
-          <ns2:ligatures ns2:val="none"/>
+          <w14:ligatures w14:val="none"/>
         </w:rPr>
         <w:t/>
       </w:r>
@@ -9079,7 +9099,7 @@
           <w:color w:val="000000"/>
           <w:kern w:val="0"/>
           <w:lang w:eastAsia="es-PE"/>
-          <ns2:ligatures ns2:val="none"/>
+          <w14:ligatures w14:val="none"/>
         </w:rPr>
         <w:t/>
       </w:r>
@@ -9105,7 +9125,7 @@
         <w:t/>
       </w:r>
     </w:p>
-    <w:p ns2:paraId="54D525D4" ns2:textId="77777777">
+    <w:p>
       <w:pPr>
         <w:suppressAutoHyphens/>
         <w:spacing w:after="0" w:line="240" w:lineRule="auto"/>
@@ -9115,7 +9135,7 @@
         </w:rPr>
       </w:pPr>
     </w:p>
-    <w:p ns2:paraId="10190F2F" ns2:textId="77777777">
+    <w:p>
       <w:pPr>
         <w:suppressAutoHyphens/>
         <w:spacing w:line="240" w:lineRule="auto"/>
@@ -9182,7 +9202,7 @@
         <w:t>efectúe el acuse de recibo mediante la confirmación de recepción de la notificación remitida por este despacho a su Casilla Electrónica, dentro de los cinco (5) primeros días hábiles siguientes a la fecha en que recibe la notificación.</w:t>
       </w:r>
     </w:p>
-    <w:p ns2:paraId="2C683765" ns2:textId="77777777">
+    <w:p>
       <w:pPr>
         <w:suppressAutoHyphens/>
         <w:spacing w:after="0" w:line="240" w:lineRule="auto"/>
@@ -9197,7 +9217,7 @@
           <w:b/>
           <w:spacing w:val="-3"/>
           <w:kern w:val="0"/>
-          <ns2:ligatures ns2:val="none"/>
+          <w14:ligatures w14:val="none"/>
         </w:rPr>
         <w:t>DÉCIMO</w:t>
       </w:r>
@@ -9207,7 +9227,7 @@
           <w:b/>
           <w:spacing w:val="-3"/>
           <w:kern w:val="0"/>
-          <ns2:ligatures ns2:val="none"/>
+          <w14:ligatures w14:val="none"/>
         </w:rPr>
         <w:t xml:space="preserve"> CUARTO</w:t>
       </w:r>
@@ -9217,7 +9237,7 @@
           <w:b/>
           <w:spacing w:val="-3"/>
           <w:kern w:val="0"/>
-          <ns2:ligatures ns2:val="none"/>
+          <w14:ligatures w14:val="none"/>
         </w:rPr>
         <w:t>:</w:t>
       </w:r>
@@ -9227,7 +9247,7 @@
           <w:bCs/>
           <w:spacing w:val="-3"/>
           <w:kern w:val="0"/>
-          <ns2:ligatures ns2:val="none"/>
+          <w14:ligatures w14:val="none"/>
         </w:rPr>
         <w:t xml:space="preserve"> requerir a</w:t>
       </w:r>
@@ -9237,7 +9257,7 @@
           <w:bCs/>
           <w:spacing w:val="-3"/>
           <w:kern w:val="0"/>
-          <ns2:ligatures ns2:val="none"/>
+          <w14:ligatures w14:val="none"/>
         </w:rPr>
         <w:t xml:space="preserve"> </w:t>
       </w:r>
@@ -9278,7 +9298,7 @@
           <w:color w:val="000000"/>
           <w:kern w:val="0"/>
           <w:lang w:eastAsia="es-PE"/>
-          <ns2:ligatures ns2:val="none"/>
+          <w14:ligatures w14:val="none"/>
         </w:rPr>
         <w:t>dentro del plazo de dos (2) días hábiles siguientes a la fecha en que reciba la notificación en su domicilio procesal</w:t>
       </w:r>
@@ -9297,7 +9317,7 @@
         <w:t xml:space="preserve"> </w:t>
       </w:r>
     </w:p>
-    <w:p ns2:paraId="3521F5CF" ns2:textId="77777777">
+    <w:p>
       <w:pPr>
         <w:suppressAutoHyphens/>
         <w:spacing w:after="0" w:line="240" w:lineRule="auto"/>
@@ -9308,67 +9328,67 @@
           <w:color w:val="000000"/>
           <w:kern w:val="0"/>
           <w:lang w:eastAsia="es-PE"/>
-          <ns2:ligatures ns2:val="none"/>
-        </w:rPr>
-      </w:pPr>
-    </w:p>
-    <w:p ns2:paraId="72DFD10D" ns2:textId="77777777">
-      <w:pPr>
-        <w:spacing w:after="0" w:line="240" w:lineRule="auto"/>
-        <w:jc w:val="both"/>
-        <w:rPr>
-          <w:rFonts w:ascii="Arial Narrow" w:eastAsia="Arial Narrow" w:hAnsi="Arial Narrow" w:cs="Arial Narrow"/>
-          <w:b/>
-          <w:color w:val="000000"/>
-          <w:kern w:val="0"/>
-          <w:lang w:eastAsia="es-PE"/>
-          <ns2:ligatures ns2:val="none"/>
-        </w:rPr>
-      </w:pPr>
-    </w:p>
-    <w:p ns2:paraId="0F63CB2C" ns2:textId="77777777">
-      <w:pPr>
-        <w:spacing w:after="0" w:line="240" w:lineRule="auto"/>
-        <w:jc w:val="both"/>
-        <w:rPr>
-          <w:rFonts w:ascii="Arial Narrow" w:eastAsia="Arial Narrow" w:hAnsi="Arial Narrow" w:cs="Arial Narrow"/>
-          <w:b/>
-          <w:color w:val="000000"/>
-          <w:kern w:val="0"/>
-          <w:lang w:eastAsia="es-PE"/>
-          <ns2:ligatures ns2:val="none"/>
-        </w:rPr>
-      </w:pPr>
-    </w:p>
-    <w:p ns2:paraId="02761CBF" ns2:textId="77777777">
-      <w:pPr>
-        <w:spacing w:after="0" w:line="240" w:lineRule="auto"/>
-        <w:jc w:val="both"/>
-        <w:rPr>
-          <w:rFonts w:ascii="Arial Narrow" w:eastAsia="Arial Narrow" w:hAnsi="Arial Narrow" w:cs="Arial Narrow"/>
-          <w:b/>
-          <w:color w:val="000000"/>
-          <w:kern w:val="0"/>
-          <w:lang w:eastAsia="es-PE"/>
-          <ns2:ligatures ns2:val="none"/>
-        </w:rPr>
-      </w:pPr>
-    </w:p>
-    <w:p ns2:paraId="083982FD" ns2:textId="77777777">
-      <w:pPr>
-        <w:spacing w:after="0" w:line="240" w:lineRule="auto"/>
-        <w:jc w:val="both"/>
-        <w:rPr>
-          <w:rFonts w:ascii="Arial Narrow" w:eastAsia="Arial Narrow" w:hAnsi="Arial Narrow" w:cs="Arial Narrow"/>
-          <w:b/>
-          <w:color w:val="000000"/>
-          <w:kern w:val="0"/>
-          <w:lang w:eastAsia="es-PE"/>
-          <ns2:ligatures ns2:val="none"/>
-        </w:rPr>
-      </w:pPr>
-    </w:p>
-    <w:p ns2:paraId="2162CED9" ns2:textId="77777777">
+          <w14:ligatures w14:val="none"/>
+        </w:rPr>
+      </w:pPr>
+    </w:p>
+    <w:p>
+      <w:pPr>
+        <w:spacing w:after="0" w:line="240" w:lineRule="auto"/>
+        <w:jc w:val="both"/>
+        <w:rPr>
+          <w:rFonts w:ascii="Arial Narrow" w:eastAsia="Arial Narrow" w:hAnsi="Arial Narrow" w:cs="Arial Narrow"/>
+          <w:b/>
+          <w:color w:val="000000"/>
+          <w:kern w:val="0"/>
+          <w:lang w:eastAsia="es-PE"/>
+          <w14:ligatures w14:val="none"/>
+        </w:rPr>
+      </w:pPr>
+    </w:p>
+    <w:p>
+      <w:pPr>
+        <w:spacing w:after="0" w:line="240" w:lineRule="auto"/>
+        <w:jc w:val="both"/>
+        <w:rPr>
+          <w:rFonts w:ascii="Arial Narrow" w:eastAsia="Arial Narrow" w:hAnsi="Arial Narrow" w:cs="Arial Narrow"/>
+          <w:b/>
+          <w:color w:val="000000"/>
+          <w:kern w:val="0"/>
+          <w:lang w:eastAsia="es-PE"/>
+          <w14:ligatures w14:val="none"/>
+        </w:rPr>
+      </w:pPr>
+    </w:p>
+    <w:p>
+      <w:pPr>
+        <w:spacing w:after="0" w:line="240" w:lineRule="auto"/>
+        <w:jc w:val="both"/>
+        <w:rPr>
+          <w:rFonts w:ascii="Arial Narrow" w:eastAsia="Arial Narrow" w:hAnsi="Arial Narrow" w:cs="Arial Narrow"/>
+          <w:b/>
+          <w:color w:val="000000"/>
+          <w:kern w:val="0"/>
+          <w:lang w:eastAsia="es-PE"/>
+          <w14:ligatures w14:val="none"/>
+        </w:rPr>
+      </w:pPr>
+    </w:p>
+    <w:p>
+      <w:pPr>
+        <w:spacing w:after="0" w:line="240" w:lineRule="auto"/>
+        <w:jc w:val="both"/>
+        <w:rPr>
+          <w:rFonts w:ascii="Arial Narrow" w:eastAsia="Arial Narrow" w:hAnsi="Arial Narrow" w:cs="Arial Narrow"/>
+          <w:b/>
+          <w:color w:val="000000"/>
+          <w:kern w:val="0"/>
+          <w:lang w:eastAsia="es-PE"/>
+          <w14:ligatures w14:val="none"/>
+        </w:rPr>
+      </w:pPr>
+    </w:p>
+    <w:p>
       <w:pPr>
         <w:shd w:val="clear" w:color="auto" w:fill="FFFFFF"/>
         <w:spacing w:after="0" w:line="240" w:lineRule="auto"/>
@@ -9379,7 +9399,7 @@
           <w:bCs/>
           <w:color w:val="000000"/>
           <w:kern w:val="0"/>
-          <ns2:ligatures ns2:val="none"/>
+          <w14:ligatures w14:val="none"/>
         </w:rPr>
       </w:pPr>
       <w:r>
@@ -9389,12 +9409,12 @@
           <w:bCs/>
           <w:color w:val="000000"/>
           <w:kern w:val="0"/>
-          <ns2:ligatures ns2:val="none"/>
+          <w14:ligatures w14:val="none"/>
         </w:rPr>
         <w:t>EVELING ROA QUISPE</w:t>
       </w:r>
     </w:p>
-    <w:p ns2:paraId="66A6285F" ns2:textId="77777777">
+    <w:p>
       <w:pPr>
         <w:shd w:val="clear" w:color="auto" w:fill="FFFFFF"/>
         <w:spacing w:after="0" w:line="240" w:lineRule="auto"/>
@@ -9405,7 +9425,7 @@
           <w:bCs/>
           <w:color w:val="000000"/>
           <w:kern w:val="0"/>
-          <ns2:ligatures ns2:val="none"/>
+          <w14:ligatures w14:val="none"/>
         </w:rPr>
       </w:pPr>
       <w:r>
@@ -9415,12 +9435,12 @@
           <w:bCs/>
           <w:color w:val="000000"/>
           <w:kern w:val="0"/>
-          <ns2:ligatures ns2:val="none"/>
+          <w14:ligatures w14:val="none"/>
         </w:rPr>
         <w:t>Secretaria Técnica</w:t>
       </w:r>
     </w:p>
-    <w:p ns2:paraId="0F67B565" ns2:textId="77777777">
+    <w:p>
       <w:pPr>
         <w:shd w:val="clear" w:color="auto" w:fill="FFFFFF"/>
         <w:spacing w:after="0" w:line="240" w:lineRule="auto"/>
@@ -9429,7 +9449,7 @@
           <w:rFonts w:ascii="Arial Narrow" w:eastAsia="Calibri" w:hAnsi="Arial Narrow" w:cs="Times New Roman"/>
           <w:color w:val="000000"/>
           <w:kern w:val="0"/>
-          <ns2:ligatures ns2:val="none"/>
+          <w14:ligatures w14:val="none"/>
         </w:rPr>
       </w:pPr>
       <w:r>
@@ -9439,7 +9459,7 @@
           <w:bCs/>
           <w:color w:val="000000"/>
           <w:kern w:val="0"/>
-          <ns2:ligatures ns2:val="none"/>
+          <w14:ligatures w14:val="none"/>
         </w:rPr>
         <w:t>Comisión </w:t>
       </w:r>
@@ -9451,7 +9471,7 @@
           <w:color w:val="000000"/>
           <w:kern w:val="0"/>
           <w:shd w:val="clear" w:color="auto" w:fill="FFFFFF"/>
-          <ns2:ligatures ns2:val="none"/>
+          <w14:ligatures w14:val="none"/>
         </w:rPr>
         <w:t>de</w:t>
       </w:r>
@@ -9462,26 +9482,26 @@
           <w:bCs/>
           <w:color w:val="000000"/>
           <w:kern w:val="0"/>
-          <ns2:ligatures ns2:val="none"/>
+          <w14:ligatures w14:val="none"/>
         </w:rPr>
         <w:t> Protección al Consumidor 1</w:t>
       </w:r>
     </w:p>
-    <w:p ns2:paraId="18A69CA4" ns2:textId="77777777">
-      <w:pPr>
-        <w:spacing w:after="0" w:line="240" w:lineRule="auto"/>
-        <w:jc w:val="both"/>
-        <w:rPr>
-          <w:rFonts w:ascii="Arial Narrow" w:eastAsia="Arial Narrow" w:hAnsi="Arial Narrow" w:cs="Arial Narrow"/>
-          <w:b/>
-          <w:color w:val="000000"/>
-          <w:kern w:val="0"/>
-          <w:lang w:eastAsia="es-PE"/>
-          <ns2:ligatures ns2:val="none"/>
-        </w:rPr>
-      </w:pPr>
-    </w:p>
-    <w:p ns2:paraId="4AD3F4DA" ns2:textId="77777777">
+    <w:p>
+      <w:pPr>
+        <w:spacing w:after="0" w:line="240" w:lineRule="auto"/>
+        <w:jc w:val="both"/>
+        <w:rPr>
+          <w:rFonts w:ascii="Arial Narrow" w:eastAsia="Arial Narrow" w:hAnsi="Arial Narrow" w:cs="Arial Narrow"/>
+          <w:b/>
+          <w:color w:val="000000"/>
+          <w:kern w:val="0"/>
+          <w:lang w:eastAsia="es-PE"/>
+          <w14:ligatures w14:val="none"/>
+        </w:rPr>
+      </w:pPr>
+    </w:p>
+    <w:p>
       <w:pPr>
         <w:spacing w:after="0" w:line="240" w:lineRule="auto"/>
         <w:jc w:val="both"/>
@@ -9499,12 +9519,12 @@
           <w:sz w:val="16"/>
           <w:szCs w:val="16"/>
           <w:lang w:eastAsia="es-PE"/>
-          <ns2:ligatures ns2:val="none"/>
+          <w14:ligatures w14:val="none"/>
         </w:rPr>
         <w:t>LSM/JCQ</w:t>
       </w:r>
     </w:p>
-    <w:p ns2:paraId="40652EA7" ns2:textId="77777777">
+    <w:p>
       <w:pPr>
         <w:spacing w:line="240" w:lineRule="auto"/>
         <w:rPr>
@@ -9512,14 +9532,14 @@
         </w:rPr>
       </w:pPr>
     </w:p>
-    <w:p ns2:paraId="74AAB5F4" ns2:textId="77777777">
+    <w:p>
       <w:pPr>
         <w:spacing w:line="240" w:lineRule="auto"/>
       </w:pPr>
     </w:p>
     <w:sectPr>
-      <w:headerReference w:type="default" ns3:id="rId9"/>
-      <w:footerReference w:type="default" ns3:id="rId10"/>
+      <w:headerReference w:type="default" r:id="rId9"/>
+      <w:footerReference w:type="default" r:id="rId10"/>
       <w:pgSz w:w="11906" w:h="16838"/>
       <w:pgMar w:top="1417" w:right="1701" w:bottom="1417" w:left="1701" w:header="708" w:footer="708" w:gutter="0"/>
       <w:cols w:space="708"/>
@@ -9530,7 +9550,7 @@
 </file>
 
 <file path=word/endnotes.xml><?xml version="1.0" encoding="utf-8"?>
-<w:endnotes xmlns:wpc="http://schemas.microsoft.com/office/word/2010/wordprocessingCanvas" xmlns:cx="http://schemas.microsoft.com/office/drawing/2014/chartex" xmlns:cx1="http://schemas.microsoft.com/office/drawing/2015/9/8/chartex" xmlns:cx2="http://schemas.microsoft.com/office/drawing/2015/10/21/chartex" xmlns:cx3="http://schemas.microsoft.com/office/drawing/2016/5/9/chartex" xmlns:cx4="http://schemas.microsoft.com/office/drawing/2016/5/10/chartex" xmlns:cx5="http://schemas.microsoft.com/office/drawing/2016/5/11/chartex" xmlns:cx6="http://schemas.microsoft.com/office/drawing/2016/5/12/chartex" xmlns:cx7="http://schemas.microsoft.com/office/drawing/2016/5/13/chartex" xmlns:cx8="http://schemas.microsoft.com/office/drawing/2016/5/14/chartex" xmlns:mc="http://schemas.openxmlformats.org/markup-compatibility/2006" xmlns:aink="http://schemas.microsoft.com/office/drawing/2016/ink" xmlns:am3d="http://schemas.microsoft.com/office/drawing/2017/model3d" xmlns:o="urn:schemas-microsoft-com:office:office" xmlns:oel="http://schemas.microsoft.com/office/2019/extlst" xmlns:r="http://schemas.openxmlformats.org/officeDocument/2006/relationships" xmlns:m="http://schemas.openxmlformats.org/officeDocument/2006/math" xmlns:v="urn:schemas-microsoft-com:vml" xmlns:wp14="http://schemas.microsoft.com/office/word/2010/wordprocessingDrawing" xmlns:wp="http://schemas.openxmlformats.org/drawingml/2006/wordprocessingDrawing" xmlns:w10="urn:schemas-microsoft-com:office:word" xmlns:w="http://schemas.openxmlformats.org/wordprocessingml/2006/main" xmlns:w14="http://schemas.microsoft.com/office/word/2010/wordml" xmlns:w15="http://schemas.microsoft.com/office/word/2012/wordml" xmlns:w16cex="http://schemas.microsoft.com/office/word/2018/wordml/cex" xmlns:w16cid="http://schemas.microsoft.com/office/word/2016/wordml/cid" xmlns:w16="http://schemas.microsoft.com/office/word/2018/wordml" xmlns:w16du="http://schemas.microsoft.com/office/word/2023/wordml/word16du" xmlns:w16sdtdh="http://schemas.microsoft.com/office/word/2020/wordml/sdtdatahash" xmlns:w16sdtfl="http://schemas.microsoft.com/office/word/2024/wordml/sdtformatlock" xmlns:w16se="http://schemas.microsoft.com/office/word/2015/wordml/symex" xmlns:wpg="http://schemas.microsoft.com/office/word/2010/wordprocessingGroup" xmlns:wpi="http://schemas.microsoft.com/office/word/2010/wordprocessingInk" xmlns:wne="http://schemas.microsoft.com/office/word/2006/wordml" xmlns:wps="http://schemas.microsoft.com/office/word/2010/wordprocessingShape" mc:Ignorable="w14 w15 w16se w16cid w16 w16cex w16sdtdh w16sdtfl w16du wp14">
+<w:endnotes xmlns:mc="http://schemas.openxmlformats.org/markup-compatibility/2006" xmlns:r="http://schemas.openxmlformats.org/officeDocument/2006/relationships" xmlns:w="http://schemas.openxmlformats.org/wordprocessingml/2006/main" xmlns:w14="http://schemas.microsoft.com/office/word/2010/wordml" xmlns:w15="http://schemas.microsoft.com/office/word/2012/wordml" xmlns:w16="http://schemas.microsoft.com/office/word/2018/wordml" xmlns:w16cex="http://schemas.microsoft.com/office/word/2018/wordml/cex" xmlns:w16cid="http://schemas.microsoft.com/office/word/2016/wordml/cid" xmlns:w16du="http://schemas.microsoft.com/office/word/2023/wordml/word16du" xmlns:w16sdtdh="http://schemas.microsoft.com/office/word/2020/wordml/sdtdatahash" xmlns:w16se="http://schemas.microsoft.com/office/word/2015/wordml/symex" xmlns:wp14="http://schemas.microsoft.com/office/word/2010/wordprocessingDrawing" mc:Ignorable="w14 w15 w16se w16cid w16 w16cex w16sdtdh w16du wp14">
   <w:endnote w:type="separator" w:id="-1">
     <w:p>
       <w:pPr>
@@ -9555,7 +9575,7 @@
 </file>
 
 <file path=word/footer1.xml><?xml version="1.0" encoding="utf-8"?>
-<w:ftr xmlns:wpc="http://schemas.microsoft.com/office/word/2010/wordprocessingCanvas" xmlns:cx="http://schemas.microsoft.com/office/drawing/2014/chartex" xmlns:cx1="http://schemas.microsoft.com/office/drawing/2015/9/8/chartex" xmlns:cx2="http://schemas.microsoft.com/office/drawing/2015/10/21/chartex" xmlns:cx3="http://schemas.microsoft.com/office/drawing/2016/5/9/chartex" xmlns:cx4="http://schemas.microsoft.com/office/drawing/2016/5/10/chartex" xmlns:cx5="http://schemas.microsoft.com/office/drawing/2016/5/11/chartex" xmlns:cx6="http://schemas.microsoft.com/office/drawing/2016/5/12/chartex" xmlns:cx7="http://schemas.microsoft.com/office/drawing/2016/5/13/chartex" xmlns:cx8="http://schemas.microsoft.com/office/drawing/2016/5/14/chartex" xmlns:mc="http://schemas.openxmlformats.org/markup-compatibility/2006" xmlns:aink="http://schemas.microsoft.com/office/drawing/2016/ink" xmlns:am3d="http://schemas.microsoft.com/office/drawing/2017/model3d" xmlns:o="urn:schemas-microsoft-com:office:office" xmlns:oel="http://schemas.microsoft.com/office/2019/extlst" xmlns:r="http://schemas.openxmlformats.org/officeDocument/2006/relationships" xmlns:m="http://schemas.openxmlformats.org/officeDocument/2006/math" xmlns:v="urn:schemas-microsoft-com:vml" xmlns:wp14="http://schemas.microsoft.com/office/word/2010/wordprocessingDrawing" xmlns:wp="http://schemas.openxmlformats.org/drawingml/2006/wordprocessingDrawing" xmlns:w10="urn:schemas-microsoft-com:office:word" xmlns:w="http://schemas.openxmlformats.org/wordprocessingml/2006/main" xmlns:w14="http://schemas.microsoft.com/office/word/2010/wordml" xmlns:w15="http://schemas.microsoft.com/office/word/2012/wordml" xmlns:w16cex="http://schemas.microsoft.com/office/word/2018/wordml/cex" xmlns:w16cid="http://schemas.microsoft.com/office/word/2016/wordml/cid" xmlns:w16="http://schemas.microsoft.com/office/word/2018/wordml" xmlns:w16du="http://schemas.microsoft.com/office/word/2023/wordml/word16du" xmlns:w16sdtdh="http://schemas.microsoft.com/office/word/2020/wordml/sdtdatahash" xmlns:w16sdtfl="http://schemas.microsoft.com/office/word/2024/wordml/sdtformatlock" xmlns:w16se="http://schemas.microsoft.com/office/word/2015/wordml/symex" xmlns:wpg="http://schemas.microsoft.com/office/word/2010/wordprocessingGroup" xmlns:wpi="http://schemas.microsoft.com/office/word/2010/wordprocessingInk" xmlns:wne="http://schemas.microsoft.com/office/word/2006/wordml" xmlns:wps="http://schemas.microsoft.com/office/word/2010/wordprocessingShape" mc:Ignorable="w14 w15 w16se w16cid w16 w16cex w16sdtdh w16sdtfl w16du wp14">
+<w:ftr xmlns:mc="http://schemas.openxmlformats.org/markup-compatibility/2006" xmlns:r="http://schemas.openxmlformats.org/officeDocument/2006/relationships" xmlns:w="http://schemas.openxmlformats.org/wordprocessingml/2006/main" xmlns:w14="http://schemas.microsoft.com/office/word/2010/wordml" xmlns:w15="http://schemas.microsoft.com/office/word/2012/wordml" xmlns:w16="http://schemas.microsoft.com/office/word/2018/wordml" xmlns:w16cex="http://schemas.microsoft.com/office/word/2018/wordml/cex" xmlns:w16cid="http://schemas.microsoft.com/office/word/2016/wordml/cid" xmlns:w16du="http://schemas.microsoft.com/office/word/2023/wordml/word16du" xmlns:w16sdtdh="http://schemas.microsoft.com/office/word/2020/wordml/sdtdatahash" xmlns:w16se="http://schemas.microsoft.com/office/word/2015/wordml/symex" xmlns:wp14="http://schemas.microsoft.com/office/word/2010/wordprocessingDrawing" mc:Ignorable="w14 w15 w16se w16cid w16 w16cex w16sdtdh w16du wp14">
   <w:p>
     <w:pPr>
       <w:pBdr>
@@ -9634,7 +9654,7 @@
 </file>
 
 <file path=word/footnotes.xml><?xml version="1.0" encoding="utf-8"?>
-<w:footnotes xmlns:wpc="http://schemas.microsoft.com/office/word/2010/wordprocessingCanvas" xmlns:cx="http://schemas.microsoft.com/office/drawing/2014/chartex" xmlns:cx1="http://schemas.microsoft.com/office/drawing/2015/9/8/chartex" xmlns:cx2="http://schemas.microsoft.com/office/drawing/2015/10/21/chartex" xmlns:cx3="http://schemas.microsoft.com/office/drawing/2016/5/9/chartex" xmlns:cx4="http://schemas.microsoft.com/office/drawing/2016/5/10/chartex" xmlns:cx5="http://schemas.microsoft.com/office/drawing/2016/5/11/chartex" xmlns:cx6="http://schemas.microsoft.com/office/drawing/2016/5/12/chartex" xmlns:cx7="http://schemas.microsoft.com/office/drawing/2016/5/13/chartex" xmlns:cx8="http://schemas.microsoft.com/office/drawing/2016/5/14/chartex" xmlns:mc="http://schemas.openxmlformats.org/markup-compatibility/2006" xmlns:aink="http://schemas.microsoft.com/office/drawing/2016/ink" xmlns:am3d="http://schemas.microsoft.com/office/drawing/2017/model3d" xmlns:o="urn:schemas-microsoft-com:office:office" xmlns:oel="http://schemas.microsoft.com/office/2019/extlst" xmlns:r="http://schemas.openxmlformats.org/officeDocument/2006/relationships" xmlns:m="http://schemas.openxmlformats.org/officeDocument/2006/math" xmlns:v="urn:schemas-microsoft-com:vml" xmlns:wp14="http://schemas.microsoft.com/office/word/2010/wordprocessingDrawing" xmlns:wp="http://schemas.openxmlformats.org/drawingml/2006/wordprocessingDrawing" xmlns:w10="urn:schemas-microsoft-com:office:word" xmlns:w="http://schemas.openxmlformats.org/wordprocessingml/2006/main" xmlns:w14="http://schemas.microsoft.com/office/word/2010/wordml" xmlns:w15="http://schemas.microsoft.com/office/word/2012/wordml" xmlns:w16cex="http://schemas.microsoft.com/office/word/2018/wordml/cex" xmlns:w16cid="http://schemas.microsoft.com/office/word/2016/wordml/cid" xmlns:w16="http://schemas.microsoft.com/office/word/2018/wordml" xmlns:w16du="http://schemas.microsoft.com/office/word/2023/wordml/word16du" xmlns:w16sdtdh="http://schemas.microsoft.com/office/word/2020/wordml/sdtdatahash" xmlns:w16sdtfl="http://schemas.microsoft.com/office/word/2024/wordml/sdtformatlock" xmlns:w16se="http://schemas.microsoft.com/office/word/2015/wordml/symex" xmlns:wpg="http://schemas.microsoft.com/office/word/2010/wordprocessingGroup" xmlns:wpi="http://schemas.microsoft.com/office/word/2010/wordprocessingInk" xmlns:wne="http://schemas.microsoft.com/office/word/2006/wordml" xmlns:wps="http://schemas.microsoft.com/office/word/2010/wordprocessingShape" mc:Ignorable="w14 w15 w16se w16cid w16 w16cex w16sdtdh w16sdtfl w16du wp14">
+<w:footnotes xmlns:mc="http://schemas.openxmlformats.org/markup-compatibility/2006" xmlns:r="http://schemas.openxmlformats.org/officeDocument/2006/relationships" xmlns:w="http://schemas.openxmlformats.org/wordprocessingml/2006/main" xmlns:w14="http://schemas.microsoft.com/office/word/2010/wordml" xmlns:w15="http://schemas.microsoft.com/office/word/2012/wordml" xmlns:w16="http://schemas.microsoft.com/office/word/2018/wordml" xmlns:w16cex="http://schemas.microsoft.com/office/word/2018/wordml/cex" xmlns:w16cid="http://schemas.microsoft.com/office/word/2016/wordml/cid" xmlns:w16du="http://schemas.microsoft.com/office/word/2023/wordml/word16du" xmlns:w16sdtdh="http://schemas.microsoft.com/office/word/2020/wordml/sdtdatahash" xmlns:w16se="http://schemas.microsoft.com/office/word/2015/wordml/symex" xmlns:wp14="http://schemas.microsoft.com/office/word/2010/wordprocessingDrawing" mc:Ignorable="w14 w15 w16se w16cid w16 w16cex w16sdtdh w16du wp14">
   <w:footnote w:type="separator" w:id="-1">
     <w:p>
       <w:pPr>
@@ -12028,6 +12048,161 @@
       </w:pPr>
     </w:p>
   </w:footnote>
+  <w:footnote w:id="17">
+    <w:p>
+      <w:pPr>
+        <w:pStyle w:val="Textonotapie"/>
+        <w:ind w:left="567" w:hanging="567"/>
+        <w:jc w:val="both"/>
+      </w:pPr>
+      <w:r>
+        <w:rPr>
+          <w:rStyle w:val="Refdenotaalpie"/>
+          <w:rFonts w:ascii="Arial Narrow" w:hAnsi="Arial Narrow" w:cs="Arial"/>
+          <w:sz w:val="16"/>
+          <w:szCs w:val="16"/>
+          <w:vertAlign w:val="superscript"/>
+        </w:rPr>
+        <w:footnoteRef/>
+      </w:r>
+      <w:r>
+        <w:rPr>
+          <w:rFonts w:ascii="Arial Narrow" w:hAnsi="Arial Narrow" w:cs="Arial"/>
+          <w:sz w:val="16"/>
+          <w:szCs w:val="16"/>
+        </w:rPr>
+        <w:tab/>
+      </w:r>
+      <w:r>
+        <w:rPr>
+          <w:rFonts w:ascii="Arial Narrow" w:hAnsi="Arial Narrow" w:cs="Arial"/>
+          <w:b/>
+          <w:bCs/>
+          <w:sz w:val="16"/>
+          <w:szCs w:val="16"/>
+        </w:rPr>
+        <w:t xml:space="preserve">DECRETO LEGISLATIVO 807, LEY SOBRE FACULTADES, NORMAS Y ORGANIZACIÓN DEL INDECOPI, publicado el 18 de abril de 1996</w:t>
+      </w:r>
+    </w:p>
+    <w:p>
+      <w:pPr>
+        <w:pStyle w:val="Textonotapie"/>
+        <w:ind w:left="567" w:hanging="567"/>
+        <w:jc w:val="both"/>
+      </w:pPr>
+      <w:r>
+        <w:rPr>
+          <w:rFonts w:ascii="Arial Narrow" w:hAnsi="Arial Narrow" w:cs="Arial"/>
+          <w:sz w:val="16"/>
+          <w:szCs w:val="16"/>
+        </w:rPr>
+        <w:tab/>
+      </w:r>
+      <w:r>
+        <w:rPr>
+          <w:rFonts w:ascii="Arial Narrow" w:hAnsi="Arial Narrow" w:cs="Arial"/>
+          <w:b/>
+          <w:bCs/>
+          <w:sz w:val="16"/>
+          <w:szCs w:val="16"/>
+        </w:rPr>
+        <w:t xml:space="preserve">Artículo 26.-</w:t>
+      </w:r>
+      <w:r>
+        <w:rPr>
+          <w:rFonts w:ascii="Arial Narrow" w:hAnsi="Arial Narrow" w:cs="Arial"/>
+          <w:sz w:val="16"/>
+          <w:szCs w:val="16"/>
+        </w:rPr>
+        <w:t xml:space="preserve"> Una vez admitida a trámite la denuncia, se correrá traslado de la misma al denunciado, a fin de que éste presente su descargo. El plazo para la presentación del descargo será de cinco (5) días contados desde la notificación, vencido el cual, el Secretario Técnico declarará en rebeldía al denunciado que no lo hubiera presentado.</w:t>
+      </w:r>
+    </w:p>
+  </w:footnote>
+  <w:footnote w:id="18">
+    <w:p>
+      <w:pPr>
+        <w:pStyle w:val="Textonotapie"/>
+        <w:ind w:left="567" w:hanging="567"/>
+        <w:jc w:val="both"/>
+      </w:pPr>
+      <w:r>
+        <w:rPr>
+          <w:rStyle w:val="Refdenotaalpie"/>
+          <w:rFonts w:ascii="Arial Narrow" w:hAnsi="Arial Narrow" w:cs="Arial"/>
+          <w:sz w:val="16"/>
+          <w:szCs w:val="16"/>
+          <w:vertAlign w:val="superscript"/>
+        </w:rPr>
+        <w:footnoteRef/>
+      </w:r>
+      <w:r>
+        <w:rPr>
+          <w:rFonts w:ascii="Arial Narrow" w:hAnsi="Arial Narrow" w:cs="Arial"/>
+          <w:sz w:val="16"/>
+          <w:szCs w:val="16"/>
+        </w:rPr>
+        <w:tab/>
+      </w:r>
+      <w:r>
+        <w:rPr>
+          <w:rFonts w:ascii="Arial Narrow" w:hAnsi="Arial Narrow" w:cs="Arial"/>
+          <w:b/>
+          <w:bCs/>
+          <w:sz w:val="16"/>
+          <w:szCs w:val="16"/>
+        </w:rPr>
+        <w:t xml:space="preserve">DECRETO SUPREMO 006-2026-JUS, TEXTO ÚNICO ORDENADO DE LA LEY 27444, LEY DEL PROCEDIMIENTO ADMINISTRATIVO GENERAL, publicado el 30 de abril de 2026</w:t>
+      </w:r>
+    </w:p>
+    <w:p>
+      <w:pPr>
+        <w:pStyle w:val="Textonotapie"/>
+        <w:ind w:left="567" w:hanging="567"/>
+        <w:jc w:val="both"/>
+      </w:pPr>
+      <w:r>
+        <w:rPr>
+          <w:rFonts w:ascii="Arial Narrow" w:hAnsi="Arial Narrow" w:cs="Arial"/>
+          <w:sz w:val="16"/>
+          <w:szCs w:val="16"/>
+        </w:rPr>
+        <w:tab/>
+      </w:r>
+      <w:r>
+        <w:rPr>
+          <w:rFonts w:ascii="Arial Narrow" w:hAnsi="Arial Narrow" w:cs="Arial"/>
+          <w:b/>
+          <w:bCs/>
+          <w:sz w:val="16"/>
+          <w:szCs w:val="16"/>
+        </w:rPr>
+        <w:t xml:space="preserve">Artículo 223.- Contestación de la reclamación</w:t>
+      </w:r>
+    </w:p>
+    <w:p>
+      <w:pPr>
+        <w:pStyle w:val="Textonotapie"/>
+        <w:ind w:left="567" w:hanging="567"/>
+        <w:jc w:val="both"/>
+      </w:pPr>
+      <w:r>
+        <w:rPr>
+          <w:rFonts w:ascii="Arial Narrow" w:hAnsi="Arial Narrow" w:cs="Arial"/>
+          <w:sz w:val="16"/>
+          <w:szCs w:val="16"/>
+        </w:rPr>
+        <w:tab/>
+      </w:r>
+      <w:r>
+        <w:rPr>
+          <w:rFonts w:ascii="Arial Narrow" w:hAnsi="Arial Narrow" w:cs="Arial"/>
+          <w:sz w:val="16"/>
+          <w:szCs w:val="16"/>
+        </w:rPr>
+        <w:t xml:space="preserve">223.1 El reclamado deberá presentar la contestación de la reclamación dentro de los quince (15) días posteriores a la notificación de ésta; vencido este plazo, la Administración declarará en rebeldía al reclamado que no la hubiera presentado. La contestación deberá contener los requisitos de los escritos previstos en el artículo 113 de la presente Ley, así como la absolución de todos los asuntos controvertidos de hecho y de derecho, Las alegaciones y los hechos relevantes de la reclamación, salvo que hayan sido específicamente negadas en la contestación, se tendrán por aceptadas o merituadas como ciertas.</w:t>
+      </w:r>
+    </w:p>
+  </w:footnote>
   <w:footnote w:id="12">
     <w:p>
       <w:pPr>
@@ -13607,7 +13782,7 @@
 </file>
 
 <file path=word/header1.xml><?xml version="1.0" encoding="utf-8"?>
-<w:hdr xmlns:wpc="http://schemas.microsoft.com/office/word/2010/wordprocessingCanvas" xmlns:cx="http://schemas.microsoft.com/office/drawing/2014/chartex" xmlns:cx1="http://schemas.microsoft.com/office/drawing/2015/9/8/chartex" xmlns:cx2="http://schemas.microsoft.com/office/drawing/2015/10/21/chartex" xmlns:cx3="http://schemas.microsoft.com/office/drawing/2016/5/9/chartex" xmlns:cx4="http://schemas.microsoft.com/office/drawing/2016/5/10/chartex" xmlns:cx5="http://schemas.microsoft.com/office/drawing/2016/5/11/chartex" xmlns:cx6="http://schemas.microsoft.com/office/drawing/2016/5/12/chartex" xmlns:cx7="http://schemas.microsoft.com/office/drawing/2016/5/13/chartex" xmlns:cx8="http://schemas.microsoft.com/office/drawing/2016/5/14/chartex" xmlns:mc="http://schemas.openxmlformats.org/markup-compatibility/2006" xmlns:aink="http://schemas.microsoft.com/office/drawing/2016/ink" xmlns:am3d="http://schemas.microsoft.com/office/drawing/2017/model3d" xmlns:o="urn:schemas-microsoft-com:office:office" xmlns:oel="http://schemas.microsoft.com/office/2019/extlst" xmlns:r="http://schemas.openxmlformats.org/officeDocument/2006/relationships" xmlns:m="http://schemas.openxmlformats.org/officeDocument/2006/math" xmlns:v="urn:schemas-microsoft-com:vml" xmlns:wp14="http://schemas.microsoft.com/office/word/2010/wordprocessingDrawing" xmlns:wp="http://schemas.openxmlformats.org/drawingml/2006/wordprocessingDrawing" xmlns:w10="urn:schemas-microsoft-com:office:word" xmlns:w="http://schemas.openxmlformats.org/wordprocessingml/2006/main" xmlns:w14="http://schemas.microsoft.com/office/word/2010/wordml" xmlns:w15="http://schemas.microsoft.com/office/word/2012/wordml" xmlns:w16cex="http://schemas.microsoft.com/office/word/2018/wordml/cex" xmlns:w16cid="http://schemas.microsoft.com/office/word/2016/wordml/cid" xmlns:w16="http://schemas.microsoft.com/office/word/2018/wordml" xmlns:w16du="http://schemas.microsoft.com/office/word/2023/wordml/word16du" xmlns:w16sdtdh="http://schemas.microsoft.com/office/word/2020/wordml/sdtdatahash" xmlns:w16sdtfl="http://schemas.microsoft.com/office/word/2024/wordml/sdtformatlock" xmlns:w16se="http://schemas.microsoft.com/office/word/2015/wordml/symex" xmlns:wpg="http://schemas.microsoft.com/office/word/2010/wordprocessingGroup" xmlns:wpi="http://schemas.microsoft.com/office/word/2010/wordprocessingInk" xmlns:wne="http://schemas.microsoft.com/office/word/2006/wordml" xmlns:wps="http://schemas.microsoft.com/office/word/2010/wordprocessingShape" mc:Ignorable="w14 w15 w16se w16cid w16 w16cex w16sdtdh w16sdtfl w16du wp14">
+<w:hdr xmlns:a="http://schemas.openxmlformats.org/drawingml/2006/main" xmlns:a14="http://schemas.microsoft.com/office/drawing/2010/main" xmlns:mc="http://schemas.openxmlformats.org/markup-compatibility/2006" xmlns:pic="http://schemas.openxmlformats.org/drawingml/2006/picture" xmlns:r="http://schemas.openxmlformats.org/officeDocument/2006/relationships" xmlns:w="http://schemas.openxmlformats.org/wordprocessingml/2006/main" xmlns:w14="http://schemas.microsoft.com/office/word/2010/wordml" xmlns:w15="http://schemas.microsoft.com/office/word/2012/wordml" xmlns:w16="http://schemas.microsoft.com/office/word/2018/wordml" xmlns:w16cex="http://schemas.microsoft.com/office/word/2018/wordml/cex" xmlns:w16cid="http://schemas.microsoft.com/office/word/2016/wordml/cid" xmlns:w16du="http://schemas.microsoft.com/office/word/2023/wordml/word16du" xmlns:w16sdtdh="http://schemas.microsoft.com/office/word/2020/wordml/sdtdatahash" xmlns:w16se="http://schemas.microsoft.com/office/word/2015/wordml/symex" xmlns:wp="http://schemas.openxmlformats.org/drawingml/2006/wordprocessingDrawing" xmlns:wp14="http://schemas.microsoft.com/office/word/2010/wordprocessingDrawing" mc:Ignorable="w14 w15 w16se w16cid w16 w16cex w16sdtdh w16du wp14">
   <w:tbl>
     <w:tblPr>
       <w:tblW w:w="8645" w:type="dxa"/>

--- a/plantillas_maestras/04_seguro_proteccion_tarjetas_y_dinero/negativa_cobertura/2_ddos_banco_y_aseguradora/varon/TPL_1287_2025_SEGURO_PROTECCION_TARJETAS_Y_DINERO_NEGATIVA_COBERTURA_BANCO_VARON_R2.docx
+++ b/plantillas_maestras/04_seguro_proteccion_tarjetas_y_dinero/negativa_cobertura/2_ddos_banco_y_aseguradora/varon/TPL_1287_2025_SEGURO_PROTECCION_TARJETAS_Y_DINERO_NEGATIVA_COBERTURA_BANCO_VARON_R2.docx
@@ -627,7 +627,33 @@
           <w:lang w:val="es-ES" w:eastAsia="es-ES"/>
           <w14:ligatures w14:val="none"/>
         </w:rPr>
-        <w:t xml:space="preserve">Mediante el escrito del 2 de junio de 2025, subsanado con el escrito del 25 de junio de 2025, el señor [APELLIDO] denunció al Banco, a Pacífico y a Honesty por presuntas infracciones a la Ley 29571, Código de Protección y Defensa del Consumidor (en adelante, Código), señalando lo siguiente:</w:t>
+        <w:t xml:space="preserve">Mediante el escrito del 2 de junio de 2025, subsanado con el escrito del 25 de junio de 2025, el señor [APELLIDO] denunció al Banco, a Pacífico y a Honesty por presuntas infracciones a la Ley 29571, Código de Protección y Defensa del Consumidor</w:t>
+      </w:r>
+      <w:r>
+        <w:rPr>
+          <w:rStyle w:val="Refdenotaalpie"/>
+          <w:rFonts w:ascii="Arial Narrow" w:eastAsia="Arial Narrow" w:hAnsi="Arial Narrow" w:cs="Arial Narrow"/>
+          <w:color w:val="000000"/>
+          <w:kern w:val="0"/>
+          <w:sz w:val="22"/>
+          <w:szCs w:val="22"/>
+          <w:vertAlign w:val="superscript"/>
+          <w:lang w:val="es-ES" w:eastAsia="es-ES"/>
+          <w14:ligatures w14:val="none"/>
+        </w:rPr>
+        <w:footnoteReference w:id="1"/>
+      </w:r>
+      <w:r>
+        <w:rPr>
+          <w:rFonts w:ascii="Arial Narrow" w:eastAsia="Arial Narrow" w:hAnsi="Arial Narrow" w:cs="Arial Narrow"/>
+          <w:color w:val="000000"/>
+          <w:kern w:val="0"/>
+          <w:sz w:val="22"/>
+          <w:szCs w:val="22"/>
+          <w:lang w:val="es-ES" w:eastAsia="es-ES"/>
+          <w14:ligatures w14:val="none"/>
+        </w:rPr>
+        <w:t xml:space="preserve"> (en adelante, Código), señalando lo siguiente:</w:t>
       </w:r>
       <w:r>
         <w:rPr>
@@ -736,20 +762,6 @@
           <w14:ligatures w14:val="none"/>
         </w:rPr>
         <w:t/>
-      </w:r>
-      <w:r>
-        <w:rPr>
-          <w:rStyle w:val="Refdenotaalpie"/>
-          <w:rFonts w:ascii="Arial Narrow" w:eastAsia="Arial Narrow" w:hAnsi="Arial Narrow" w:cs="Arial Narrow"/>
-          <w:color w:val="000000"/>
-          <w:kern w:val="0"/>
-          <w:sz w:val="22"/>
-          <w:szCs w:val="22"/>
-          <w:vertAlign w:val="superscript"/>
-          <w:lang w:val="es-ES" w:eastAsia="es-ES"/>
-          <w14:ligatures w14:val="none"/>
-        </w:rPr>
-        <w:footnoteReference w:id="1"/>
       </w:r>
       <w:r>
         <w:rPr>
@@ -5109,7 +5121,6 @@
           <w:kern w:val="0"/>
           <w:sz w:val="22"/>
           <w:szCs w:val="22"/>
-          <w:u w:val="single"/>
           <w:lang w:val="es-ES" w:eastAsia="es-ES"/>
           <w14:ligatures w14:val="none"/>
         </w:rPr>
@@ -5700,11 +5711,326 @@
           <w:kern w:val="0"/>
           <w:sz w:val="22"/>
           <w:szCs w:val="22"/>
-          <w:u w:val="single"/>
-          <w:lang w:val="es-ES" w:eastAsia="es-ES"/>
-          <w14:ligatures w14:val="none"/>
-        </w:rPr>
-      </w:pPr>
+          <w:lang w:eastAsia="es-ES"/>
+          <w14:ligatures w14:val="none"/>
+        </w:rPr>
+      </w:pPr>
+      <w:r>
+        <w:rPr>
+          <w:rFonts w:ascii="Arial Narrow" w:eastAsia="Arial Narrow" w:hAnsi="Arial Narrow" w:cs="Arial Narrow"/>
+          <w:kern w:val="0"/>
+          <w:sz w:val="22"/>
+          <w:szCs w:val="22"/>
+          <w:lang w:val="es-ES" w:eastAsia="es-ES"/>
+          <w14:ligatures w14:val="none"/>
+        </w:rPr>
+        <w:t>A Pacífico</w:t>
+      </w:r>
+      <w:r>
+        <w:rPr>
+          <w:rFonts w:ascii="Arial Narrow" w:eastAsia="Arial Narrow" w:hAnsi="Arial Narrow" w:cs="Arial Narrow"/>
+          <w:kern w:val="0"/>
+          <w:sz w:val="22"/>
+          <w:szCs w:val="22"/>
+          <w:lang w:val="es-ES" w:eastAsia="es-ES"/>
+          <w14:ligatures w14:val="none"/>
+        </w:rPr>
+        <w:t>:</w:t>
+      </w:r>
+      <w:r>
+        <w:rPr>
+          <w:rFonts w:ascii="Arial Narrow" w:eastAsia="Arial Narrow" w:hAnsi="Arial Narrow" w:cs="Arial Narrow"/>
+          <w:kern w:val="0"/>
+          <w:sz w:val="22"/>
+          <w:szCs w:val="22"/>
+          <w:lang w:eastAsia="es-ES"/>
+          <w14:ligatures w14:val="none"/>
+        </w:rPr>
+        <w:t xml:space="preserve"> </w:t>
+      </w:r>
+    </w:p>
+    <w:p>
+      <w:pPr>
+        <w:spacing w:after="0" w:line="240" w:lineRule="auto"/>
+        <w:jc w:val="both"/>
+        <w:rPr>
+          <w:rFonts w:ascii="Arial Narrow" w:eastAsia="Arial Narrow" w:hAnsi="Arial Narrow" w:cs="Arial Narrow"/>
+          <w:color w:val="000000"/>
+          <w:kern w:val="0"/>
+          <w:sz w:val="22"/>
+          <w:szCs w:val="22"/>
+          <w:lang w:val="es-ES" w:eastAsia="es-ES"/>
+          <w14:ligatures w14:val="none"/>
+        </w:rPr>
+      </w:pPr>
+    </w:p>
+    <w:p>
+      <w:pPr>
+        <w:spacing w:after="0" w:line="240" w:lineRule="auto"/>
+        <w:ind w:left="708"/>
+        <w:jc w:val="both"/>
+        <w:rPr>
+          <w:rFonts w:ascii="Arial Narrow" w:eastAsia="Arial Narrow" w:hAnsi="Arial Narrow" w:cs="Arial Narrow"/>
+          <w:kern w:val="0"/>
+          <w:sz w:val="22"/>
+          <w:szCs w:val="22"/>
+          <w:lang w:val="es-ES" w:eastAsia="es-ES"/>
+          <w14:ligatures w14:val="none"/>
+        </w:rPr>
+      </w:pPr>
+      <w:r>
+        <w:rPr>
+          <w:rFonts w:ascii="Arial Narrow" w:eastAsia="Arial Narrow" w:hAnsi="Arial Narrow" w:cs="Arial Narrow"/>
+          <w:kern w:val="0"/>
+          <w:sz w:val="22"/>
+          <w:szCs w:val="22"/>
+          <w:lang w:val="es-ES" w:eastAsia="es-ES"/>
+          <w14:ligatures w14:val="none"/>
+        </w:rPr>
+        <w:t xml:space="preserve">(i) presentar una copia completa, legible y debidamente suscrita de la Póliza </w:t>
+      </w:r>
+      <w:proofErr w:type="spellStart"/>
+      <w:r>
+        <w:rPr>
+          <w:rFonts w:ascii="Arial Narrow" w:eastAsia="Arial Narrow" w:hAnsi="Arial Narrow" w:cs="Arial Narrow"/>
+          <w:kern w:val="0"/>
+          <w:sz w:val="22"/>
+          <w:szCs w:val="22"/>
+          <w:lang w:val="es-ES" w:eastAsia="es-ES"/>
+          <w14:ligatures w14:val="none"/>
+        </w:rPr>
+        <w:t/>
+      </w:r>
+      <w:proofErr w:type="spellEnd"/>
+      <w:r>
+        <w:rPr>
+          <w:rFonts w:ascii="Arial Narrow" w:eastAsia="Arial Narrow" w:hAnsi="Arial Narrow" w:cs="Arial Narrow"/>
+          <w:kern w:val="0"/>
+          <w:sz w:val="22"/>
+          <w:szCs w:val="22"/>
+          <w:lang w:val="es-ES" w:eastAsia="es-ES"/>
+          <w14:ligatures w14:val="none"/>
+        </w:rPr>
+        <w:t xml:space="preserve"> </w:t>
+      </w:r>
+      <w:r>
+        <w:rPr>
+          <w:rFonts w:ascii="Arial Narrow" w:eastAsia="Arial Narrow" w:hAnsi="Arial Narrow" w:cs="Arial Narrow"/>
+          <w:color w:val="000000"/>
+          <w:kern w:val="0"/>
+          <w:sz w:val="22"/>
+          <w:szCs w:val="22"/>
+          <w:lang w:eastAsia="es-ES"/>
+          <w14:ligatures w14:val="none"/>
+        </w:rPr>
+        <w:t xml:space="preserve">1000001429 </w:t>
+      </w:r>
+      <w:r>
+        <w:rPr>
+          <w:rFonts w:ascii="Arial Narrow" w:eastAsia="Arial Narrow" w:hAnsi="Arial Narrow" w:cs="Arial Narrow"/>
+          <w:kern w:val="0"/>
+          <w:sz w:val="22"/>
+          <w:szCs w:val="22"/>
+          <w:lang w:val="es-ES" w:eastAsia="es-ES"/>
+          <w14:ligatures w14:val="none"/>
+        </w:rPr>
+        <w:t xml:space="preserve">del </w:t>
+      </w:r>
+      <w:r>
+        <w:rPr>
+          <w:rFonts w:ascii="Arial Narrow" w:eastAsia="Arial Narrow" w:hAnsi="Arial Narrow" w:cs="Arial Narrow"/>
+          <w:color w:val="000000"/>
+          <w:kern w:val="0"/>
+          <w:sz w:val="22"/>
+          <w:szCs w:val="22"/>
+          <w:lang w:eastAsia="es-ES"/>
+          <w14:ligatures w14:val="none"/>
+        </w:rPr>
+        <w:t>Seguro de Protección de Tarjetas</w:t>
+      </w:r>
+      <w:r>
+        <w:rPr>
+          <w:rFonts w:ascii="Arial Narrow" w:eastAsia="Arial Narrow" w:hAnsi="Arial Narrow" w:cs="Arial Narrow"/>
+          <w:kern w:val="0"/>
+          <w:sz w:val="22"/>
+          <w:szCs w:val="22"/>
+          <w:lang w:val="es-ES" w:eastAsia="es-ES"/>
+          <w14:ligatures w14:val="none"/>
+        </w:rPr>
+        <w:t xml:space="preserve">, así como el cargo de remisión de la póliza; </w:t>
+      </w:r>
+    </w:p>
+    <w:p>
+      <w:pPr>
+        <w:spacing w:after="0" w:line="240" w:lineRule="auto"/>
+        <w:ind w:left="708"/>
+        <w:jc w:val="both"/>
+        <w:rPr>
+          <w:rFonts w:ascii="Arial Narrow" w:eastAsia="Arial Narrow" w:hAnsi="Arial Narrow" w:cs="Arial Narrow"/>
+          <w:kern w:val="0"/>
+          <w:sz w:val="22"/>
+          <w:szCs w:val="22"/>
+          <w:lang w:val="es-ES" w:eastAsia="es-ES"/>
+          <w14:ligatures w14:val="none"/>
+        </w:rPr>
+      </w:pPr>
+    </w:p>
+    <w:p>
+      <w:pPr>
+        <w:spacing w:after="0" w:line="240" w:lineRule="auto"/>
+        <w:ind w:firstLine="708"/>
+        <w:jc w:val="both"/>
+        <w:rPr>
+          <w:rFonts w:ascii="Arial Narrow" w:eastAsia="Arial Narrow" w:hAnsi="Arial Narrow" w:cs="Arial Narrow"/>
+          <w:color w:val="000000"/>
+          <w:kern w:val="0"/>
+          <w:sz w:val="22"/>
+          <w:szCs w:val="22"/>
+          <w:lang w:val="es-ES" w:eastAsia="es-ES"/>
+          <w14:ligatures w14:val="none"/>
+        </w:rPr>
+      </w:pPr>
+      <w:r>
+        <w:rPr>
+          <w:rFonts w:ascii="Arial Narrow" w:eastAsia="Arial Narrow" w:hAnsi="Arial Narrow" w:cs="Arial Narrow"/>
+          <w:kern w:val="0"/>
+          <w:sz w:val="22"/>
+          <w:szCs w:val="22"/>
+          <w:lang w:val="es-ES" w:eastAsia="es-ES"/>
+          <w14:ligatures w14:val="none"/>
+        </w:rPr>
+        <w:t>(</w:t>
+      </w:r>
+      <w:proofErr w:type="spellStart"/>
+      <w:r>
+        <w:rPr>
+          <w:rFonts w:ascii="Arial Narrow" w:eastAsia="Arial Narrow" w:hAnsi="Arial Narrow" w:cs="Arial Narrow"/>
+          <w:kern w:val="0"/>
+          <w:sz w:val="22"/>
+          <w:szCs w:val="22"/>
+          <w:lang w:val="es-ES" w:eastAsia="es-ES"/>
+          <w14:ligatures w14:val="none"/>
+        </w:rPr>
+        <w:t>ii</w:t>
+      </w:r>
+      <w:proofErr w:type="spellEnd"/>
+      <w:r>
+        <w:rPr>
+          <w:rFonts w:ascii="Arial Narrow" w:eastAsia="Arial Narrow" w:hAnsi="Arial Narrow" w:cs="Arial Narrow"/>
+          <w:kern w:val="0"/>
+          <w:sz w:val="22"/>
+          <w:szCs w:val="22"/>
+          <w:lang w:val="es-ES" w:eastAsia="es-ES"/>
+          <w14:ligatures w14:val="none"/>
+        </w:rPr>
+        <w:t>) presentar los medios probatorios que acred</w:t>
+      </w:r>
+      <w:r>
+        <w:rPr>
+          <w:rFonts w:ascii="Arial Narrow" w:eastAsia="Arial Narrow" w:hAnsi="Arial Narrow" w:cs="Arial Narrow"/>
+          <w:color w:val="000000"/>
+          <w:kern w:val="0"/>
+          <w:sz w:val="22"/>
+          <w:szCs w:val="22"/>
+          <w:lang w:val="es-ES" w:eastAsia="es-ES"/>
+          <w14:ligatures w14:val="none"/>
+        </w:rPr>
+        <w:t>iten que el rechazo fue justificado; y,</w:t>
+      </w:r>
+    </w:p>
+    <w:p>
+      <w:pPr>
+        <w:spacing w:after="0" w:line="240" w:lineRule="auto"/>
+        <w:ind w:firstLine="708"/>
+        <w:jc w:val="both"/>
+        <w:rPr>
+          <w:rFonts w:ascii="Arial Narrow" w:eastAsia="Arial Narrow" w:hAnsi="Arial Narrow" w:cs="Arial Narrow"/>
+          <w:color w:val="000000"/>
+          <w:kern w:val="0"/>
+          <w:sz w:val="22"/>
+          <w:szCs w:val="22"/>
+          <w:lang w:val="es-ES" w:eastAsia="es-ES"/>
+          <w14:ligatures w14:val="none"/>
+        </w:rPr>
+      </w:pPr>
+      <w:r>
+        <w:rPr>
+          <w:rFonts w:ascii="Arial Narrow" w:eastAsia="Arial Narrow" w:hAnsi="Arial Narrow" w:cs="Arial Narrow"/>
+          <w:color w:val="000000"/>
+          <w:kern w:val="0"/>
+          <w:sz w:val="22"/>
+          <w:szCs w:val="22"/>
+          <w:lang w:val="es-ES" w:eastAsia="es-ES"/>
+          <w14:ligatures w14:val="none"/>
+        </w:rPr>
+        <w:t xml:space="preserve"> </w:t>
+      </w:r>
+    </w:p>
+    <w:p>
+      <w:pPr>
+        <w:spacing w:after="0" w:line="240" w:lineRule="auto"/>
+        <w:ind w:left="708"/>
+        <w:jc w:val="both"/>
+        <w:rPr>
+          <w:rFonts w:ascii="Arial Narrow" w:eastAsia="Arial Narrow" w:hAnsi="Arial Narrow" w:cs="Arial Narrow"/>
+          <w:color w:val="000000"/>
+          <w:kern w:val="0"/>
+          <w:sz w:val="22"/>
+          <w:szCs w:val="22"/>
+          <w:lang w:val="es-ES" w:eastAsia="es-ES"/>
+          <w14:ligatures w14:val="none"/>
+        </w:rPr>
+      </w:pPr>
+      <w:r>
+        <w:rPr>
+          <w:rFonts w:ascii="Arial Narrow" w:eastAsia="Arial Narrow" w:hAnsi="Arial Narrow" w:cs="Arial Narrow"/>
+          <w:color w:val="000000"/>
+          <w:kern w:val="0"/>
+          <w:sz w:val="22"/>
+          <w:szCs w:val="22"/>
+          <w:lang w:val="es-ES" w:eastAsia="es-ES"/>
+          <w14:ligatures w14:val="none"/>
+        </w:rPr>
+        <w:t>(</w:t>
+      </w:r>
+      <w:proofErr w:type="spellStart"/>
+      <w:r>
+        <w:rPr>
+          <w:rFonts w:ascii="Arial Narrow" w:eastAsia="Arial Narrow" w:hAnsi="Arial Narrow" w:cs="Arial Narrow"/>
+          <w:color w:val="000000"/>
+          <w:kern w:val="0"/>
+          <w:sz w:val="22"/>
+          <w:szCs w:val="22"/>
+          <w:lang w:val="es-ES" w:eastAsia="es-ES"/>
+          <w14:ligatures w14:val="none"/>
+        </w:rPr>
+        <w:t>iii</w:t>
+      </w:r>
+      <w:proofErr w:type="spellEnd"/>
+      <w:r>
+        <w:rPr>
+          <w:rFonts w:ascii="Arial Narrow" w:eastAsia="Arial Narrow" w:hAnsi="Arial Narrow" w:cs="Arial Narrow"/>
+          <w:color w:val="000000"/>
+          <w:kern w:val="0"/>
+          <w:sz w:val="22"/>
+          <w:szCs w:val="22"/>
+          <w:lang w:val="es-ES" w:eastAsia="es-ES"/>
+          <w14:ligatures w14:val="none"/>
+        </w:rPr>
+        <w:t>) presentar los medios probatorios que acrediten que brindó una respuesta oportuna a las comunicaciones del denunciante</w:t>
+      </w:r>
+      <w:r>
+        <w:rPr>
+          <w:rFonts w:ascii="Arial Narrow" w:eastAsia="Arial Narrow" w:hAnsi="Arial Narrow" w:cs="Arial Narrow"/>
+          <w:color w:val="000000"/>
+          <w:kern w:val="0"/>
+          <w:sz w:val="22"/>
+          <w:szCs w:val="22"/>
+          <w:lang w:val="es-ES" w:eastAsia="es-ES"/>
+          <w14:ligatures w14:val="none"/>
+        </w:rPr>
+        <w:t>.</w:t>
+      </w:r>
     </w:p>
     <w:p>
       <w:pPr>
@@ -5714,6 +6040,24 @@
         <w:jc w:val="both"/>
         <w:rPr>
           <w:rFonts w:ascii="Arial Narrow" w:eastAsia="Arial Narrow" w:hAnsi="Arial Narrow" w:cs="Arial Narrow"/>
+          <w:color w:val="000000"/>
+          <w:kern w:val="0"/>
+          <w:sz w:val="22"/>
+          <w:szCs w:val="22"/>
+          <w:lang w:val="es-ES" w:eastAsia="es-ES"/>
+          <w14:ligatures w14:val="none"/>
+        </w:rPr>
+      </w:pPr>
+    </w:p>
+    <w:p>
+      <w:pPr>
+        <w:pStyle w:val="Prrafodelista"/>
+        <w:spacing w:after="0" w:line="240" w:lineRule="auto"/>
+        <w:ind w:left="567"/>
+        <w:jc w:val="both"/>
+        <w:rPr>
+          <w:rFonts w:ascii="Arial Narrow" w:eastAsia="Arial Narrow" w:hAnsi="Arial Narrow" w:cs="Arial Narrow"/>
+          <w:color w:val="000000"/>
           <w:kern w:val="0"/>
           <w:sz w:val="22"/>
           <w:szCs w:val="22"/>
@@ -5724,18 +6068,33 @@
       <w:r>
         <w:rPr>
           <w:rFonts w:ascii="Arial Narrow" w:eastAsia="Arial Narrow" w:hAnsi="Arial Narrow" w:cs="Arial Narrow"/>
-          <w:kern w:val="0"/>
-          <w:sz w:val="22"/>
-          <w:szCs w:val="22"/>
-          <w:u w:val="single"/>
-          <w:lang w:val="es-ES" w:eastAsia="es-ES"/>
-          <w14:ligatures w14:val="none"/>
-        </w:rPr>
-        <w:t>A Pacífico</w:t>
-      </w:r>
-      <w:r>
-        <w:rPr>
-          <w:rFonts w:ascii="Arial Narrow" w:eastAsia="Arial Narrow" w:hAnsi="Arial Narrow" w:cs="Arial Narrow"/>
+          <w:color w:val="000000"/>
+          <w:kern w:val="0"/>
+          <w:sz w:val="22"/>
+          <w:szCs w:val="22"/>
+          <w:lang w:val="es-ES" w:eastAsia="es-ES"/>
+          <w14:ligatures w14:val="none"/>
+        </w:rPr>
+        <w:t xml:space="preserve">A </w:t>
+      </w:r>
+      <w:proofErr w:type="spellStart"/>
+      <w:r>
+        <w:rPr>
+          <w:rFonts w:ascii="Arial Narrow" w:eastAsia="Arial Narrow" w:hAnsi="Arial Narrow" w:cs="Arial Narrow"/>
+          <w:color w:val="000000"/>
+          <w:kern w:val="0"/>
+          <w:sz w:val="22"/>
+          <w:szCs w:val="22"/>
+          <w:lang w:val="es-ES" w:eastAsia="es-ES"/>
+          <w14:ligatures w14:val="none"/>
+        </w:rPr>
+        <w:t>Honesty</w:t>
+      </w:r>
+      <w:proofErr w:type="spellEnd"/>
+      <w:r>
+        <w:rPr>
+          <w:rFonts w:ascii="Arial Narrow" w:eastAsia="Arial Narrow" w:hAnsi="Arial Narrow" w:cs="Arial Narrow"/>
+          <w:color w:val="000000"/>
           <w:kern w:val="0"/>
           <w:sz w:val="22"/>
           <w:szCs w:val="22"/>
@@ -5747,6 +6106,7 @@
       <w:r>
         <w:rPr>
           <w:rFonts w:ascii="Arial Narrow" w:eastAsia="Arial Narrow" w:hAnsi="Arial Narrow" w:cs="Arial Narrow"/>
+          <w:color w:val="000000"/>
           <w:kern w:val="0"/>
           <w:sz w:val="22"/>
           <w:szCs w:val="22"/>
@@ -5758,7 +6118,9 @@
     </w:p>
     <w:p>
       <w:pPr>
-        <w:spacing w:after="0" w:line="240" w:lineRule="auto"/>
+        <w:pStyle w:val="Prrafodelista"/>
+        <w:spacing w:after="0" w:line="240" w:lineRule="auto"/>
+        <w:ind w:left="567"/>
         <w:jc w:val="both"/>
         <w:rPr>
           <w:rFonts w:ascii="Arial Narrow" w:eastAsia="Arial Narrow" w:hAnsi="Arial Narrow" w:cs="Arial Narrow"/>
@@ -5778,40 +6140,168 @@
         <w:jc w:val="both"/>
         <w:rPr>
           <w:rFonts w:ascii="Arial Narrow" w:eastAsia="Arial Narrow" w:hAnsi="Arial Narrow" w:cs="Arial Narrow"/>
-          <w:kern w:val="0"/>
-          <w:sz w:val="22"/>
-          <w:szCs w:val="22"/>
-          <w:lang w:val="es-ES" w:eastAsia="es-ES"/>
-          <w14:ligatures w14:val="none"/>
-        </w:rPr>
-      </w:pPr>
-      <w:r>
-        <w:rPr>
-          <w:rFonts w:ascii="Arial Narrow" w:eastAsia="Arial Narrow" w:hAnsi="Arial Narrow" w:cs="Arial Narrow"/>
-          <w:kern w:val="0"/>
-          <w:sz w:val="22"/>
-          <w:szCs w:val="22"/>
-          <w:lang w:val="es-ES" w:eastAsia="es-ES"/>
-          <w14:ligatures w14:val="none"/>
-        </w:rPr>
-        <w:t xml:space="preserve">(i) presentar una copia completa, legible y debidamente suscrita de la Póliza </w:t>
+          <w:color w:val="000000"/>
+          <w:kern w:val="0"/>
+          <w:sz w:val="22"/>
+          <w:szCs w:val="22"/>
+          <w:lang w:val="es-ES" w:eastAsia="es-ES"/>
+          <w14:ligatures w14:val="none"/>
+        </w:rPr>
+      </w:pPr>
+      <w:r>
+        <w:rPr>
+          <w:rFonts w:ascii="Arial Narrow" w:eastAsia="Arial Narrow" w:hAnsi="Arial Narrow" w:cs="Arial Narrow"/>
+          <w:color w:val="000000"/>
+          <w:kern w:val="0"/>
+          <w:sz w:val="22"/>
+          <w:szCs w:val="22"/>
+          <w:lang w:val="es-ES" w:eastAsia="es-ES"/>
+          <w14:ligatures w14:val="none"/>
+        </w:rPr>
+        <w:t xml:space="preserve">(i) presentar los medios probatorios que acrediten que cumplió con el protocolo para la realización del examen del polígrafo; </w:t>
+      </w:r>
+    </w:p>
+    <w:p>
+      <w:pPr>
+        <w:spacing w:after="0" w:line="240" w:lineRule="auto"/>
+        <w:jc w:val="both"/>
+        <w:rPr>
+          <w:rFonts w:ascii="Arial Narrow" w:eastAsia="Arial Narrow" w:hAnsi="Arial Narrow" w:cs="Arial Narrow"/>
+          <w:color w:val="000000"/>
+          <w:kern w:val="0"/>
+          <w:sz w:val="22"/>
+          <w:szCs w:val="22"/>
+          <w:lang w:val="es-ES" w:eastAsia="es-ES"/>
+          <w14:ligatures w14:val="none"/>
+        </w:rPr>
+      </w:pPr>
+    </w:p>
+    <w:p>
+      <w:pPr>
+        <w:spacing w:after="0" w:line="240" w:lineRule="auto"/>
+        <w:ind w:firstLine="708"/>
+        <w:jc w:val="both"/>
+        <w:rPr>
+          <w:rFonts w:ascii="Arial Narrow" w:eastAsia="Arial Narrow" w:hAnsi="Arial Narrow" w:cs="Arial Narrow"/>
+          <w:color w:val="000000"/>
+          <w:kern w:val="0"/>
+          <w:sz w:val="22"/>
+          <w:szCs w:val="22"/>
+          <w:lang w:val="es-ES" w:eastAsia="es-ES"/>
+          <w14:ligatures w14:val="none"/>
+        </w:rPr>
+      </w:pPr>
+      <w:r>
+        <w:rPr>
+          <w:rFonts w:ascii="Arial Narrow" w:eastAsia="Arial Narrow" w:hAnsi="Arial Narrow" w:cs="Arial Narrow"/>
+          <w:color w:val="000000"/>
+          <w:kern w:val="0"/>
+          <w:sz w:val="22"/>
+          <w:szCs w:val="22"/>
+          <w:lang w:val="es-ES" w:eastAsia="es-ES"/>
+          <w14:ligatures w14:val="none"/>
+        </w:rPr>
+        <w:t>(</w:t>
       </w:r>
       <w:proofErr w:type="spellStart"/>
       <w:r>
         <w:rPr>
           <w:rFonts w:ascii="Arial Narrow" w:eastAsia="Arial Narrow" w:hAnsi="Arial Narrow" w:cs="Arial Narrow"/>
-          <w:kern w:val="0"/>
-          <w:sz w:val="22"/>
-          <w:szCs w:val="22"/>
-          <w:lang w:val="es-ES" w:eastAsia="es-ES"/>
-          <w14:ligatures w14:val="none"/>
-        </w:rPr>
-        <w:t/>
+          <w:color w:val="000000"/>
+          <w:kern w:val="0"/>
+          <w:sz w:val="22"/>
+          <w:szCs w:val="22"/>
+          <w:lang w:val="es-ES" w:eastAsia="es-ES"/>
+          <w14:ligatures w14:val="none"/>
+        </w:rPr>
+        <w:t>ii</w:t>
       </w:r>
       <w:proofErr w:type="spellEnd"/>
       <w:r>
         <w:rPr>
           <w:rFonts w:ascii="Arial Narrow" w:eastAsia="Arial Narrow" w:hAnsi="Arial Narrow" w:cs="Arial Narrow"/>
+          <w:color w:val="000000"/>
+          <w:kern w:val="0"/>
+          <w:sz w:val="22"/>
+          <w:szCs w:val="22"/>
+          <w:lang w:val="es-ES" w:eastAsia="es-ES"/>
+          <w14:ligatures w14:val="none"/>
+        </w:rPr>
+        <w:t xml:space="preserve">) presentar copia de la respuesta a las comunicaciones presentada por el denunciante; y, </w:t>
+      </w:r>
+    </w:p>
+    <w:p>
+      <w:pPr>
+        <w:spacing w:after="0" w:line="240" w:lineRule="auto"/>
+        <w:jc w:val="both"/>
+        <w:rPr>
+          <w:rFonts w:ascii="Arial Narrow" w:eastAsia="Arial Narrow" w:hAnsi="Arial Narrow" w:cs="Arial Narrow"/>
+          <w:color w:val="000000"/>
+          <w:kern w:val="0"/>
+          <w:sz w:val="22"/>
+          <w:szCs w:val="22"/>
+          <w:lang w:val="es-ES" w:eastAsia="es-ES"/>
+          <w14:ligatures w14:val="none"/>
+        </w:rPr>
+      </w:pPr>
+    </w:p>
+    <w:p>
+      <w:pPr>
+        <w:spacing w:after="0" w:line="240" w:lineRule="auto"/>
+        <w:ind w:firstLine="708"/>
+        <w:jc w:val="both"/>
+        <w:rPr>
+          <w:rFonts w:ascii="Arial Narrow" w:eastAsia="Arial Narrow" w:hAnsi="Arial Narrow" w:cs="Arial Narrow"/>
+          <w:color w:val="000000"/>
+          <w:kern w:val="0"/>
+          <w:sz w:val="22"/>
+          <w:szCs w:val="22"/>
+          <w:lang w:val="es-ES" w:eastAsia="es-ES"/>
+          <w14:ligatures w14:val="none"/>
+        </w:rPr>
+      </w:pPr>
+      <w:r>
+        <w:rPr>
+          <w:rFonts w:ascii="Arial Narrow" w:eastAsia="Arial Narrow" w:hAnsi="Arial Narrow" w:cs="Arial Narrow"/>
+          <w:color w:val="000000"/>
+          <w:kern w:val="0"/>
+          <w:sz w:val="22"/>
+          <w:szCs w:val="22"/>
+          <w:lang w:val="es-ES" w:eastAsia="es-ES"/>
+          <w14:ligatures w14:val="none"/>
+        </w:rPr>
+        <w:t>(</w:t>
+      </w:r>
+      <w:proofErr w:type="spellStart"/>
+      <w:r>
+        <w:rPr>
+          <w:rFonts w:ascii="Arial Narrow" w:eastAsia="Arial Narrow" w:hAnsi="Arial Narrow" w:cs="Arial Narrow"/>
+          <w:color w:val="000000"/>
+          <w:kern w:val="0"/>
+          <w:sz w:val="22"/>
+          <w:szCs w:val="22"/>
+          <w:lang w:val="es-ES" w:eastAsia="es-ES"/>
+          <w14:ligatures w14:val="none"/>
+        </w:rPr>
+        <w:t>iii</w:t>
+      </w:r>
+      <w:proofErr w:type="spellEnd"/>
+      <w:r>
+        <w:rPr>
+          <w:rFonts w:ascii="Arial Narrow" w:eastAsia="Arial Narrow" w:hAnsi="Arial Narrow" w:cs="Arial Narrow"/>
+          <w:color w:val="000000"/>
+          <w:kern w:val="0"/>
+          <w:sz w:val="22"/>
+          <w:szCs w:val="22"/>
+          <w:lang w:val="es-ES" w:eastAsia="es-ES"/>
+          <w14:ligatures w14:val="none"/>
+        </w:rPr>
+        <w:t>)</w:t>
+      </w:r>
+      <w:r>
+        <w:rPr>
+          <w:rFonts w:ascii="Arial Narrow" w:eastAsia="Arial Narrow" w:hAnsi="Arial Narrow" w:cs="Arial Narrow"/>
+          <w:color w:val="000000"/>
           <w:kern w:val="0"/>
           <w:sz w:val="22"/>
           <w:szCs w:val="22"/>
@@ -5827,204 +6317,10 @@
           <w:kern w:val="0"/>
           <w:sz w:val="22"/>
           <w:szCs w:val="22"/>
-          <w:lang w:eastAsia="es-ES"/>
-          <w14:ligatures w14:val="none"/>
-        </w:rPr>
-        <w:t xml:space="preserve">1000001429 </w:t>
-      </w:r>
-      <w:r>
-        <w:rPr>
-          <w:rFonts w:ascii="Arial Narrow" w:eastAsia="Arial Narrow" w:hAnsi="Arial Narrow" w:cs="Arial Narrow"/>
-          <w:kern w:val="0"/>
-          <w:sz w:val="22"/>
-          <w:szCs w:val="22"/>
-          <w:lang w:val="es-ES" w:eastAsia="es-ES"/>
-          <w14:ligatures w14:val="none"/>
-        </w:rPr>
-        <w:t xml:space="preserve">del </w:t>
-      </w:r>
-      <w:r>
-        <w:rPr>
-          <w:rFonts w:ascii="Arial Narrow" w:eastAsia="Arial Narrow" w:hAnsi="Arial Narrow" w:cs="Arial Narrow"/>
-          <w:color w:val="000000"/>
-          <w:kern w:val="0"/>
-          <w:sz w:val="22"/>
-          <w:szCs w:val="22"/>
-          <w:lang w:eastAsia="es-ES"/>
-          <w14:ligatures w14:val="none"/>
-        </w:rPr>
-        <w:t>Seguro de Protección de Tarjetas</w:t>
-      </w:r>
-      <w:r>
-        <w:rPr>
-          <w:rFonts w:ascii="Arial Narrow" w:eastAsia="Arial Narrow" w:hAnsi="Arial Narrow" w:cs="Arial Narrow"/>
-          <w:kern w:val="0"/>
-          <w:sz w:val="22"/>
-          <w:szCs w:val="22"/>
-          <w:lang w:val="es-ES" w:eastAsia="es-ES"/>
-          <w14:ligatures w14:val="none"/>
-        </w:rPr>
-        <w:t xml:space="preserve">, así como el cargo de remisión de la póliza; </w:t>
-      </w:r>
-    </w:p>
-    <w:p>
-      <w:pPr>
-        <w:spacing w:after="0" w:line="240" w:lineRule="auto"/>
-        <w:ind w:left="708"/>
-        <w:jc w:val="both"/>
-        <w:rPr>
-          <w:rFonts w:ascii="Arial Narrow" w:eastAsia="Arial Narrow" w:hAnsi="Arial Narrow" w:cs="Arial Narrow"/>
-          <w:kern w:val="0"/>
-          <w:sz w:val="22"/>
-          <w:szCs w:val="22"/>
-          <w:lang w:val="es-ES" w:eastAsia="es-ES"/>
-          <w14:ligatures w14:val="none"/>
-        </w:rPr>
-      </w:pPr>
-    </w:p>
-    <w:p>
-      <w:pPr>
-        <w:spacing w:after="0" w:line="240" w:lineRule="auto"/>
-        <w:ind w:firstLine="708"/>
-        <w:jc w:val="both"/>
-        <w:rPr>
-          <w:rFonts w:ascii="Arial Narrow" w:eastAsia="Arial Narrow" w:hAnsi="Arial Narrow" w:cs="Arial Narrow"/>
-          <w:color w:val="000000"/>
-          <w:kern w:val="0"/>
-          <w:sz w:val="22"/>
-          <w:szCs w:val="22"/>
-          <w:lang w:val="es-ES" w:eastAsia="es-ES"/>
-          <w14:ligatures w14:val="none"/>
-        </w:rPr>
-      </w:pPr>
-      <w:r>
-        <w:rPr>
-          <w:rFonts w:ascii="Arial Narrow" w:eastAsia="Arial Narrow" w:hAnsi="Arial Narrow" w:cs="Arial Narrow"/>
-          <w:kern w:val="0"/>
-          <w:sz w:val="22"/>
-          <w:szCs w:val="22"/>
-          <w:lang w:val="es-ES" w:eastAsia="es-ES"/>
-          <w14:ligatures w14:val="none"/>
-        </w:rPr>
-        <w:t>(</w:t>
-      </w:r>
-      <w:proofErr w:type="spellStart"/>
-      <w:r>
-        <w:rPr>
-          <w:rFonts w:ascii="Arial Narrow" w:eastAsia="Arial Narrow" w:hAnsi="Arial Narrow" w:cs="Arial Narrow"/>
-          <w:kern w:val="0"/>
-          <w:sz w:val="22"/>
-          <w:szCs w:val="22"/>
-          <w:lang w:val="es-ES" w:eastAsia="es-ES"/>
-          <w14:ligatures w14:val="none"/>
-        </w:rPr>
-        <w:t>ii</w:t>
-      </w:r>
-      <w:proofErr w:type="spellEnd"/>
-      <w:r>
-        <w:rPr>
-          <w:rFonts w:ascii="Arial Narrow" w:eastAsia="Arial Narrow" w:hAnsi="Arial Narrow" w:cs="Arial Narrow"/>
-          <w:kern w:val="0"/>
-          <w:sz w:val="22"/>
-          <w:szCs w:val="22"/>
-          <w:lang w:val="es-ES" w:eastAsia="es-ES"/>
-          <w14:ligatures w14:val="none"/>
-        </w:rPr>
-        <w:t>) presentar los medios probatorios que acred</w:t>
-      </w:r>
-      <w:r>
-        <w:rPr>
-          <w:rFonts w:ascii="Arial Narrow" w:eastAsia="Arial Narrow" w:hAnsi="Arial Narrow" w:cs="Arial Narrow"/>
-          <w:color w:val="000000"/>
-          <w:kern w:val="0"/>
-          <w:sz w:val="22"/>
-          <w:szCs w:val="22"/>
-          <w:lang w:val="es-ES" w:eastAsia="es-ES"/>
-          <w14:ligatures w14:val="none"/>
-        </w:rPr>
-        <w:t>iten que el rechazo fue justificado; y,</w:t>
-      </w:r>
-    </w:p>
-    <w:p>
-      <w:pPr>
-        <w:spacing w:after="0" w:line="240" w:lineRule="auto"/>
-        <w:ind w:firstLine="708"/>
-        <w:jc w:val="both"/>
-        <w:rPr>
-          <w:rFonts w:ascii="Arial Narrow" w:eastAsia="Arial Narrow" w:hAnsi="Arial Narrow" w:cs="Arial Narrow"/>
-          <w:color w:val="000000"/>
-          <w:kern w:val="0"/>
-          <w:sz w:val="22"/>
-          <w:szCs w:val="22"/>
-          <w:lang w:val="es-ES" w:eastAsia="es-ES"/>
-          <w14:ligatures w14:val="none"/>
-        </w:rPr>
-      </w:pPr>
-      <w:r>
-        <w:rPr>
-          <w:rFonts w:ascii="Arial Narrow" w:eastAsia="Arial Narrow" w:hAnsi="Arial Narrow" w:cs="Arial Narrow"/>
-          <w:color w:val="000000"/>
-          <w:kern w:val="0"/>
-          <w:sz w:val="22"/>
-          <w:szCs w:val="22"/>
-          <w:lang w:val="es-ES" w:eastAsia="es-ES"/>
-          <w14:ligatures w14:val="none"/>
-        </w:rPr>
-        <w:t xml:space="preserve"> </w:t>
-      </w:r>
-    </w:p>
-    <w:p>
-      <w:pPr>
-        <w:spacing w:after="0" w:line="240" w:lineRule="auto"/>
-        <w:ind w:left="708"/>
-        <w:jc w:val="both"/>
-        <w:rPr>
-          <w:rFonts w:ascii="Arial Narrow" w:eastAsia="Arial Narrow" w:hAnsi="Arial Narrow" w:cs="Arial Narrow"/>
-          <w:color w:val="000000"/>
-          <w:kern w:val="0"/>
-          <w:sz w:val="22"/>
-          <w:szCs w:val="22"/>
-          <w:lang w:val="es-ES" w:eastAsia="es-ES"/>
-          <w14:ligatures w14:val="none"/>
-        </w:rPr>
-      </w:pPr>
-      <w:r>
-        <w:rPr>
-          <w:rFonts w:ascii="Arial Narrow" w:eastAsia="Arial Narrow" w:hAnsi="Arial Narrow" w:cs="Arial Narrow"/>
-          <w:color w:val="000000"/>
-          <w:kern w:val="0"/>
-          <w:sz w:val="22"/>
-          <w:szCs w:val="22"/>
-          <w:lang w:val="es-ES" w:eastAsia="es-ES"/>
-          <w14:ligatures w14:val="none"/>
-        </w:rPr>
-        <w:t>(</w:t>
-      </w:r>
-      <w:proofErr w:type="spellStart"/>
-      <w:r>
-        <w:rPr>
-          <w:rFonts w:ascii="Arial Narrow" w:eastAsia="Arial Narrow" w:hAnsi="Arial Narrow" w:cs="Arial Narrow"/>
-          <w:color w:val="000000"/>
-          <w:kern w:val="0"/>
-          <w:sz w:val="22"/>
-          <w:szCs w:val="22"/>
-          <w:lang w:val="es-ES" w:eastAsia="es-ES"/>
-          <w14:ligatures w14:val="none"/>
-        </w:rPr>
-        <w:t>iii</w:t>
-      </w:r>
-      <w:proofErr w:type="spellEnd"/>
-      <w:r>
-        <w:rPr>
-          <w:rFonts w:ascii="Arial Narrow" w:eastAsia="Arial Narrow" w:hAnsi="Arial Narrow" w:cs="Arial Narrow"/>
-          <w:color w:val="000000"/>
-          <w:kern w:val="0"/>
-          <w:sz w:val="22"/>
-          <w:szCs w:val="22"/>
-          <w:lang w:val="es-ES" w:eastAsia="es-ES"/>
-          <w14:ligatures w14:val="none"/>
-        </w:rPr>
-        <w:t>) presentar los medios probatorios que acrediten que brindó una respuesta oportuna a las comunicaciones del denunciante</w:t>
+          <w:lang w:val="es-ES" w:eastAsia="es-ES"/>
+          <w14:ligatures w14:val="none"/>
+        </w:rPr>
+        <w:t>presentar la grabación de la prueba poligráfica realizada al denunciante</w:t>
       </w:r>
       <w:r>
         <w:rPr>
@@ -6041,329 +6337,7 @@
     </w:p>
     <w:p>
       <w:pPr>
-        <w:pStyle w:val="Prrafodelista"/>
-        <w:spacing w:after="0" w:line="240" w:lineRule="auto"/>
-        <w:ind w:left="567"/>
-        <w:jc w:val="both"/>
-        <w:rPr>
-          <w:rFonts w:ascii="Arial Narrow" w:eastAsia="Arial Narrow" w:hAnsi="Arial Narrow" w:cs="Arial Narrow"/>
-          <w:color w:val="000000"/>
-          <w:kern w:val="0"/>
-          <w:sz w:val="22"/>
-          <w:szCs w:val="22"/>
-          <w:lang w:val="es-ES" w:eastAsia="es-ES"/>
-          <w14:ligatures w14:val="none"/>
-        </w:rPr>
-      </w:pPr>
-    </w:p>
-    <w:p>
-      <w:pPr>
-        <w:pStyle w:val="Prrafodelista"/>
-        <w:spacing w:after="0" w:line="240" w:lineRule="auto"/>
-        <w:ind w:left="567"/>
-        <w:jc w:val="both"/>
-        <w:rPr>
-          <w:rFonts w:ascii="Arial Narrow" w:eastAsia="Arial Narrow" w:hAnsi="Arial Narrow" w:cs="Arial Narrow"/>
-          <w:color w:val="000000"/>
-          <w:kern w:val="0"/>
-          <w:sz w:val="22"/>
-          <w:szCs w:val="22"/>
-          <w:lang w:eastAsia="es-ES"/>
-          <w14:ligatures w14:val="none"/>
-        </w:rPr>
-      </w:pPr>
-      <w:r>
-        <w:rPr>
-          <w:rFonts w:ascii="Arial Narrow" w:eastAsia="Arial Narrow" w:hAnsi="Arial Narrow" w:cs="Arial Narrow"/>
-          <w:color w:val="000000"/>
-          <w:kern w:val="0"/>
-          <w:sz w:val="22"/>
-          <w:szCs w:val="22"/>
-          <w:u w:val="single"/>
-          <w:lang w:val="es-ES" w:eastAsia="es-ES"/>
-          <w14:ligatures w14:val="none"/>
-        </w:rPr>
-        <w:t xml:space="preserve">A </w:t>
-      </w:r>
-      <w:proofErr w:type="spellStart"/>
-      <w:r>
-        <w:rPr>
-          <w:rFonts w:ascii="Arial Narrow" w:eastAsia="Arial Narrow" w:hAnsi="Arial Narrow" w:cs="Arial Narrow"/>
-          <w:color w:val="000000"/>
-          <w:kern w:val="0"/>
-          <w:sz w:val="22"/>
-          <w:szCs w:val="22"/>
-          <w:u w:val="single"/>
-          <w:lang w:val="es-ES" w:eastAsia="es-ES"/>
-          <w14:ligatures w14:val="none"/>
-        </w:rPr>
-        <w:t>Honesty</w:t>
-      </w:r>
-      <w:proofErr w:type="spellEnd"/>
-      <w:r>
-        <w:rPr>
-          <w:rFonts w:ascii="Arial Narrow" w:eastAsia="Arial Narrow" w:hAnsi="Arial Narrow" w:cs="Arial Narrow"/>
-          <w:color w:val="000000"/>
-          <w:kern w:val="0"/>
-          <w:sz w:val="22"/>
-          <w:szCs w:val="22"/>
-          <w:lang w:val="es-ES" w:eastAsia="es-ES"/>
-          <w14:ligatures w14:val="none"/>
-        </w:rPr>
-        <w:t>:</w:t>
-      </w:r>
-      <w:r>
-        <w:rPr>
-          <w:rFonts w:ascii="Arial Narrow" w:eastAsia="Arial Narrow" w:hAnsi="Arial Narrow" w:cs="Arial Narrow"/>
-          <w:color w:val="000000"/>
-          <w:kern w:val="0"/>
-          <w:sz w:val="22"/>
-          <w:szCs w:val="22"/>
-          <w:lang w:eastAsia="es-ES"/>
-          <w14:ligatures w14:val="none"/>
-        </w:rPr>
-        <w:t xml:space="preserve"> </w:t>
-      </w:r>
-    </w:p>
-    <w:p>
-      <w:pPr>
-        <w:pStyle w:val="Prrafodelista"/>
-        <w:spacing w:after="0" w:line="240" w:lineRule="auto"/>
-        <w:ind w:left="567"/>
-        <w:jc w:val="both"/>
-        <w:rPr>
-          <w:rFonts w:ascii="Arial Narrow" w:eastAsia="Arial Narrow" w:hAnsi="Arial Narrow" w:cs="Arial Narrow"/>
-          <w:color w:val="000000"/>
-          <w:kern w:val="0"/>
-          <w:sz w:val="22"/>
-          <w:szCs w:val="22"/>
-          <w:lang w:val="es-ES" w:eastAsia="es-ES"/>
-          <w14:ligatures w14:val="none"/>
-        </w:rPr>
-      </w:pPr>
-    </w:p>
-    <w:p>
-      <w:pPr>
-        <w:spacing w:after="0" w:line="240" w:lineRule="auto"/>
-        <w:ind w:left="708"/>
-        <w:jc w:val="both"/>
-        <w:rPr>
-          <w:rFonts w:ascii="Arial Narrow" w:eastAsia="Arial Narrow" w:hAnsi="Arial Narrow" w:cs="Arial Narrow"/>
-          <w:color w:val="000000"/>
-          <w:kern w:val="0"/>
-          <w:sz w:val="22"/>
-          <w:szCs w:val="22"/>
-          <w:lang w:val="es-ES" w:eastAsia="es-ES"/>
-          <w14:ligatures w14:val="none"/>
-        </w:rPr>
-      </w:pPr>
-      <w:r>
-        <w:rPr>
-          <w:rFonts w:ascii="Arial Narrow" w:eastAsia="Arial Narrow" w:hAnsi="Arial Narrow" w:cs="Arial Narrow"/>
-          <w:color w:val="000000"/>
-          <w:kern w:val="0"/>
-          <w:sz w:val="22"/>
-          <w:szCs w:val="22"/>
-          <w:lang w:val="es-ES" w:eastAsia="es-ES"/>
-          <w14:ligatures w14:val="none"/>
-        </w:rPr>
-        <w:t xml:space="preserve">(i) presentar los medios probatorios que acrediten que cumplió con el protocolo para la realización del examen del polígrafo; </w:t>
-      </w:r>
-    </w:p>
-    <w:p>
-      <w:pPr>
-        <w:spacing w:after="0" w:line="240" w:lineRule="auto"/>
-        <w:jc w:val="both"/>
-        <w:rPr>
-          <w:rFonts w:ascii="Arial Narrow" w:eastAsia="Arial Narrow" w:hAnsi="Arial Narrow" w:cs="Arial Narrow"/>
-          <w:color w:val="000000"/>
-          <w:kern w:val="0"/>
-          <w:sz w:val="22"/>
-          <w:szCs w:val="22"/>
-          <w:lang w:val="es-ES" w:eastAsia="es-ES"/>
-          <w14:ligatures w14:val="none"/>
-        </w:rPr>
-      </w:pPr>
-    </w:p>
-    <w:p>
-      <w:pPr>
-        <w:spacing w:after="0" w:line="240" w:lineRule="auto"/>
-        <w:ind w:firstLine="708"/>
-        <w:jc w:val="both"/>
-        <w:rPr>
-          <w:rFonts w:ascii="Arial Narrow" w:eastAsia="Arial Narrow" w:hAnsi="Arial Narrow" w:cs="Arial Narrow"/>
-          <w:color w:val="000000"/>
-          <w:kern w:val="0"/>
-          <w:sz w:val="22"/>
-          <w:szCs w:val="22"/>
-          <w:lang w:val="es-ES" w:eastAsia="es-ES"/>
-          <w14:ligatures w14:val="none"/>
-        </w:rPr>
-      </w:pPr>
-      <w:r>
-        <w:rPr>
-          <w:rFonts w:ascii="Arial Narrow" w:eastAsia="Arial Narrow" w:hAnsi="Arial Narrow" w:cs="Arial Narrow"/>
-          <w:color w:val="000000"/>
-          <w:kern w:val="0"/>
-          <w:sz w:val="22"/>
-          <w:szCs w:val="22"/>
-          <w:lang w:val="es-ES" w:eastAsia="es-ES"/>
-          <w14:ligatures w14:val="none"/>
-        </w:rPr>
-        <w:t>(</w:t>
-      </w:r>
-      <w:proofErr w:type="spellStart"/>
-      <w:r>
-        <w:rPr>
-          <w:rFonts w:ascii="Arial Narrow" w:eastAsia="Arial Narrow" w:hAnsi="Arial Narrow" w:cs="Arial Narrow"/>
-          <w:color w:val="000000"/>
-          <w:kern w:val="0"/>
-          <w:sz w:val="22"/>
-          <w:szCs w:val="22"/>
-          <w:lang w:val="es-ES" w:eastAsia="es-ES"/>
-          <w14:ligatures w14:val="none"/>
-        </w:rPr>
-        <w:t>ii</w:t>
-      </w:r>
-      <w:proofErr w:type="spellEnd"/>
-      <w:r>
-        <w:rPr>
-          <w:rFonts w:ascii="Arial Narrow" w:eastAsia="Arial Narrow" w:hAnsi="Arial Narrow" w:cs="Arial Narrow"/>
-          <w:color w:val="000000"/>
-          <w:kern w:val="0"/>
-          <w:sz w:val="22"/>
-          <w:szCs w:val="22"/>
-          <w:lang w:val="es-ES" w:eastAsia="es-ES"/>
-          <w14:ligatures w14:val="none"/>
-        </w:rPr>
-        <w:t xml:space="preserve">) presentar copia de la respuesta a las comunicaciones presentada por el denunciante; y, </w:t>
-      </w:r>
-    </w:p>
-    <w:p>
-      <w:pPr>
-        <w:spacing w:after="0" w:line="240" w:lineRule="auto"/>
-        <w:jc w:val="both"/>
-        <w:rPr>
-          <w:rFonts w:ascii="Arial Narrow" w:eastAsia="Arial Narrow" w:hAnsi="Arial Narrow" w:cs="Arial Narrow"/>
-          <w:color w:val="000000"/>
-          <w:kern w:val="0"/>
-          <w:sz w:val="22"/>
-          <w:szCs w:val="22"/>
-          <w:lang w:val="es-ES" w:eastAsia="es-ES"/>
-          <w14:ligatures w14:val="none"/>
-        </w:rPr>
-      </w:pPr>
-    </w:p>
-    <w:p>
-      <w:pPr>
-        <w:spacing w:after="0" w:line="240" w:lineRule="auto"/>
-        <w:ind w:firstLine="708"/>
-        <w:jc w:val="both"/>
-        <w:rPr>
-          <w:rFonts w:ascii="Arial Narrow" w:eastAsia="Arial Narrow" w:hAnsi="Arial Narrow" w:cs="Arial Narrow"/>
-          <w:color w:val="000000"/>
-          <w:kern w:val="0"/>
-          <w:sz w:val="22"/>
-          <w:szCs w:val="22"/>
-          <w:lang w:val="es-ES" w:eastAsia="es-ES"/>
-          <w14:ligatures w14:val="none"/>
-        </w:rPr>
-      </w:pPr>
-      <w:r>
-        <w:rPr>
-          <w:rFonts w:ascii="Arial Narrow" w:eastAsia="Arial Narrow" w:hAnsi="Arial Narrow" w:cs="Arial Narrow"/>
-          <w:color w:val="000000"/>
-          <w:kern w:val="0"/>
-          <w:sz w:val="22"/>
-          <w:szCs w:val="22"/>
-          <w:lang w:val="es-ES" w:eastAsia="es-ES"/>
-          <w14:ligatures w14:val="none"/>
-        </w:rPr>
-        <w:t>(</w:t>
-      </w:r>
-      <w:proofErr w:type="spellStart"/>
-      <w:r>
-        <w:rPr>
-          <w:rFonts w:ascii="Arial Narrow" w:eastAsia="Arial Narrow" w:hAnsi="Arial Narrow" w:cs="Arial Narrow"/>
-          <w:color w:val="000000"/>
-          <w:kern w:val="0"/>
-          <w:sz w:val="22"/>
-          <w:szCs w:val="22"/>
-          <w:lang w:val="es-ES" w:eastAsia="es-ES"/>
-          <w14:ligatures w14:val="none"/>
-        </w:rPr>
-        <w:t>iii</w:t>
-      </w:r>
-      <w:proofErr w:type="spellEnd"/>
-      <w:r>
-        <w:rPr>
-          <w:rFonts w:ascii="Arial Narrow" w:eastAsia="Arial Narrow" w:hAnsi="Arial Narrow" w:cs="Arial Narrow"/>
-          <w:color w:val="000000"/>
-          <w:kern w:val="0"/>
-          <w:sz w:val="22"/>
-          <w:szCs w:val="22"/>
-          <w:lang w:val="es-ES" w:eastAsia="es-ES"/>
-          <w14:ligatures w14:val="none"/>
-        </w:rPr>
-        <w:t>)</w:t>
-      </w:r>
-      <w:r>
-        <w:rPr>
-          <w:rFonts w:ascii="Arial Narrow" w:eastAsia="Arial Narrow" w:hAnsi="Arial Narrow" w:cs="Arial Narrow"/>
-          <w:color w:val="000000"/>
-          <w:kern w:val="0"/>
-          <w:sz w:val="22"/>
-          <w:szCs w:val="22"/>
-          <w:lang w:val="es-ES" w:eastAsia="es-ES"/>
-          <w14:ligatures w14:val="none"/>
-        </w:rPr>
-        <w:t xml:space="preserve"> </w:t>
-      </w:r>
-      <w:r>
-        <w:rPr>
-          <w:rFonts w:ascii="Arial Narrow" w:eastAsia="Arial Narrow" w:hAnsi="Arial Narrow" w:cs="Arial Narrow"/>
-          <w:color w:val="000000"/>
-          <w:kern w:val="0"/>
-          <w:sz w:val="22"/>
-          <w:szCs w:val="22"/>
-          <w:lang w:val="es-ES" w:eastAsia="es-ES"/>
-          <w14:ligatures w14:val="none"/>
-        </w:rPr>
-        <w:t>presentar la grabación de la prueba poligráfica realizada al denunciante</w:t>
-      </w:r>
-      <w:r>
-        <w:rPr>
-          <w:rFonts w:ascii="Arial Narrow" w:eastAsia="Arial Narrow" w:hAnsi="Arial Narrow" w:cs="Arial Narrow"/>
-          <w:color w:val="000000"/>
-          <w:kern w:val="0"/>
-          <w:sz w:val="22"/>
-          <w:szCs w:val="22"/>
-          <w:lang w:val="es-ES" w:eastAsia="es-ES"/>
-          <w14:ligatures w14:val="none"/>
-        </w:rPr>
-        <w:t>.</w:t>
-      </w:r>
-    </w:p>
-    <w:p>
-      <w:pPr>
-        <w:spacing w:after="0" w:line="240" w:lineRule="auto"/>
-        <w:jc w:val="both"/>
-        <w:rPr>
-          <w:rFonts w:ascii="Arial Narrow" w:eastAsia="Arial Narrow" w:hAnsi="Arial Narrow" w:cs="Arial Narrow"/>
-          <w:color w:val="000000"/>
-          <w:kern w:val="0"/>
-          <w:sz w:val="22"/>
-          <w:szCs w:val="22"/>
-          <w:lang w:val="es-ES" w:eastAsia="es-ES"/>
-          <w14:ligatures w14:val="none"/>
-        </w:rPr>
-      </w:pPr>
-    </w:p>
-    <w:p>
-      <w:pPr>
-        <w:pStyle w:val="Prrafodelista"/>
-        <w:spacing w:after="0" w:line="240" w:lineRule="auto"/>
-        <w:ind w:left="567"/>
+        <w:spacing w:after="0" w:line="240" w:lineRule="auto"/>
         <w:jc w:val="both"/>
         <w:rPr>
           <w:rFonts w:ascii="Arial Narrow" w:eastAsia="Arial Narrow" w:hAnsi="Arial Narrow" w:cs="Arial Narrow"/>
@@ -6456,7 +6430,19 @@
           <w:lang w:eastAsia="es-PE"/>
           <w14:ligatures w14:val="none"/>
         </w:rPr>
-        <w:t xml:space="preserve">PRIMERO: admitir a trámite la denuncia del 2 de junio de 2025, subsanada con el escrito del 25 de junio de 2025, interpuesta por el señor [DENUNCIANTE] contra el Banco de Crédito del Perú S.A., Pacífico Compañía de Seguros y Reaseguros S.A. y Honesty S.A.C., por lo siguiente:</w:t>
+        <w:t xml:space="preserve">PRIMERO:</w:t>
+      </w:r>
+      <w:r>
+        <w:rPr>
+          <w:rFonts w:ascii="Arial Narrow" w:eastAsia="Arial Narrow" w:hAnsi="Arial Narrow" w:cs="Arial Narrow"/>
+          <w:color w:val="000000"/>
+          <w:kern w:val="0"/>
+          <w:sz w:val="22"/>
+          <w:szCs w:val="22"/>
+          <w:lang w:eastAsia="es-PE"/>
+          <w14:ligatures w14:val="none"/>
+        </w:rPr>
+        <w:t xml:space="preserve"> admitir a trámite la denuncia del 2 de junio de 2025, subsanada con el escrito del 25 de junio de 2025, interpuesta por el señor [DENUNCIANTE] contra el Banco de Crédito del Perú S.A., Pacífico Compañía de Seguros y Reaseguros S.A. y Honesty S.A.C., por lo siguiente:</w:t>
       </w:r>
       <w:r>
         <w:rPr>
@@ -6548,7 +6534,6 @@
       <w:r>
         <w:rPr>
           <w:rFonts w:ascii="Arial Narrow" w:eastAsia="Arial Narrow" w:hAnsi="Arial Narrow" w:cs="Arial Narrow"/>
-          <w:bCs/>
           <w:spacing w:val="-3"/>
           <w:kern w:val="0"/>
           <w14:ligatures w14:val="none"/>
@@ -6560,7 +6545,6 @@
       <w:r>
         <w:rPr>
           <w:rFonts w:ascii="Arial Narrow" w:eastAsia="Arial Narrow" w:hAnsi="Arial Narrow" w:cs="Arial Narrow"/>
-          <w:bCs/>
           <w:spacing w:val="-3"/>
           <w:kern w:val="0"/>
           <w14:ligatures w14:val="none"/>
@@ -6573,7 +6557,6 @@
       <w:r>
         <w:rPr>
           <w:rFonts w:ascii="Arial Narrow" w:eastAsia="Arial Narrow" w:hAnsi="Arial Narrow" w:cs="Arial Narrow"/>
-          <w:bCs/>
           <w:spacing w:val="-3"/>
           <w:kern w:val="0"/>
           <w14:ligatures w14:val="none"/>
@@ -6586,7 +6569,6 @@
       <w:r>
         <w:rPr>
           <w:rFonts w:ascii="Arial Narrow" w:eastAsia="Arial Narrow" w:hAnsi="Arial Narrow" w:cs="Arial Narrow"/>
-          <w:bCs/>
           <w:spacing w:val="-3"/>
           <w:kern w:val="0"/>
           <w14:ligatures w14:val="none"/>
@@ -6624,7 +6606,6 @@
       <w:r>
         <w:rPr>
           <w:rFonts w:ascii="Arial Narrow" w:eastAsia="Arial Narrow" w:hAnsi="Arial Narrow" w:cs="Arial Narrow"/>
-          <w:bCs/>
           <w:sz w:val="22"/>
           <w:szCs w:val="22"/>
         </w:rPr>
@@ -6633,7 +6614,6 @@
       <w:r>
         <w:rPr>
           <w:rFonts w:ascii="Arial Narrow" w:eastAsia="Arial Narrow" w:hAnsi="Arial Narrow" w:cs="Arial Narrow"/>
-          <w:bCs/>
           <w:sz w:val="22"/>
           <w:szCs w:val="22"/>
         </w:rPr>
@@ -6643,7 +6623,6 @@
       <w:r>
         <w:rPr>
           <w:rFonts w:ascii="Arial Narrow" w:eastAsia="Arial Narrow" w:hAnsi="Arial Narrow" w:cs="Arial Narrow"/>
-          <w:bCs/>
           <w:sz w:val="22"/>
           <w:szCs w:val="22"/>
         </w:rPr>
@@ -6653,7 +6632,6 @@
       <w:r>
         <w:rPr>
           <w:rFonts w:ascii="Arial Narrow" w:eastAsia="Arial Narrow" w:hAnsi="Arial Narrow" w:cs="Arial Narrow"/>
-          <w:bCs/>
           <w:sz w:val="22"/>
           <w:szCs w:val="22"/>
         </w:rPr>
@@ -7878,7 +7856,19 @@
           <w:lang w:eastAsia="es-PE"/>
           <w14:ligatures w14:val="none"/>
         </w:rPr>
-        <w:t xml:space="preserve">TERCERO: </w:t>
+        <w:t xml:space="preserve">TERCERO:</w:t>
+      </w:r>
+      <w:r>
+        <w:rPr>
+          <w:rFonts w:ascii="Arial Narrow" w:eastAsia="Arial Narrow" w:hAnsi="Arial Narrow" w:cs="Arial Narrow"/>
+          <w:color w:val="000000"/>
+          <w:kern w:val="0"/>
+          <w:sz w:val="22"/>
+          <w:szCs w:val="22"/>
+          <w:lang w:eastAsia="es-PE"/>
+          <w14:ligatures w14:val="none"/>
+        </w:rPr>
+        <w:t xml:space="preserve"> </w:t>
       </w:r>
       <w:r>
         <w:rPr>
@@ -7919,7 +7909,6 @@
       <w:r>
         <w:rPr>
           <w:rFonts w:ascii="Arial Narrow" w:eastAsia="Arial Narrow" w:hAnsi="Arial Narrow" w:cs="Arial Narrow"/>
-          <w:bCs/>
           <w:sz w:val="22"/>
           <w:szCs w:val="22"/>
         </w:rPr>
@@ -7929,7 +7918,6 @@
       <w:r>
         <w:rPr>
           <w:rFonts w:ascii="Arial Narrow" w:eastAsia="Arial Narrow" w:hAnsi="Arial Narrow" w:cs="Arial Narrow"/>
-          <w:bCs/>
           <w:sz w:val="22"/>
           <w:szCs w:val="22"/>
         </w:rPr>
@@ -7939,7 +7927,6 @@
       <w:r>
         <w:rPr>
           <w:rFonts w:ascii="Arial Narrow" w:eastAsia="Arial Narrow" w:hAnsi="Arial Narrow" w:cs="Arial Narrow"/>
-          <w:bCs/>
           <w:sz w:val="22"/>
           <w:szCs w:val="22"/>
         </w:rPr>
@@ -7948,7 +7935,6 @@
       <w:r>
         <w:rPr>
           <w:rFonts w:ascii="Arial Narrow" w:eastAsia="Arial Narrow" w:hAnsi="Arial Narrow" w:cs="Arial Narrow"/>
-          <w:bCs/>
           <w:sz w:val="22"/>
           <w:szCs w:val="22"/>
         </w:rPr>
@@ -8344,7 +8330,15 @@
           <w:sz w:val="22"/>
           <w:szCs w:val="22"/>
         </w:rPr>
-        <w:t xml:space="preserve">CUARTO: </w:t>
+        <w:t xml:space="preserve">CUARTO:</w:t>
+      </w:r>
+      <w:r>
+        <w:rPr>
+          <w:rFonts w:ascii="Arial Narrow" w:eastAsia="Arial Narrow" w:hAnsi="Arial Narrow" w:cs="Arial Narrow"/>
+          <w:sz w:val="22"/>
+          <w:szCs w:val="22"/>
+        </w:rPr>
+        <w:t xml:space="preserve"> </w:t>
       </w:r>
       <w:r>
         <w:rPr>
@@ -8366,7 +8360,7 @@
           <w:lang w:val="es-ES" w:eastAsia="es-ES"/>
           <w14:ligatures w14:val="none"/>
         </w:rPr>
-        <w:footnoteReference w:id="17"/>
+        <w:footnoteReference w:id="12"/>
       </w:r>
       <w:r>
         <w:rPr>
@@ -8388,7 +8382,7 @@
           <w:lang w:val="es-ES" w:eastAsia="es-ES"/>
           <w14:ligatures w14:val="none"/>
         </w:rPr>
-        <w:footnoteReference w:id="18"/>
+        <w:footnoteReference w:id="13"/>
       </w:r>
       <w:r>
         <w:rPr>
@@ -8439,7 +8433,19 @@
           <w:lang w:eastAsia="es-PE"/>
           <w14:ligatures w14:val="none"/>
         </w:rPr>
-        <w:t xml:space="preserve">QUINTO: </w:t>
+        <w:t xml:space="preserve">QUINTO:</w:t>
+      </w:r>
+      <w:r>
+        <w:rPr>
+          <w:rFonts w:ascii="Arial Narrow" w:eastAsia="Arial Narrow" w:hAnsi="Arial Narrow" w:cs="Arial Narrow"/>
+          <w:color w:val="000000"/>
+          <w:kern w:val="0"/>
+          <w:sz w:val="22"/>
+          <w:szCs w:val="22"/>
+          <w:lang w:eastAsia="es-PE"/>
+          <w14:ligatures w14:val="none"/>
+        </w:rPr>
+        <w:t xml:space="preserve"> </w:t>
       </w:r>
       <w:bookmarkStart w:id="6" w:name="_Hlk188286813"/>
       <w:r>
@@ -8507,7 +8513,6 @@
       <w:r>
         <w:rPr>
           <w:rFonts w:ascii="Arial Narrow" w:eastAsia="Arial Narrow" w:hAnsi="Arial Narrow" w:cs="Arial Narrow"/>
-          <w:bCs/>
           <w:spacing w:val="-3"/>
           <w:kern w:val="0"/>
           <w14:ligatures w14:val="none"/>
@@ -9284,7 +9289,19 @@
           <w:lang w:eastAsia="es-PE"/>
           <w14:ligatures w14:val="none"/>
         </w:rPr>
-        <w:t xml:space="preserve">: </w:t>
+        <w:t xml:space="preserve">:</w:t>
+      </w:r>
+      <w:r>
+        <w:rPr>
+          <w:rFonts w:ascii="Arial Narrow" w:eastAsia="Arial Narrow" w:hAnsi="Arial Narrow" w:cs="Arial Narrow"/>
+          <w:color w:val="000000"/>
+          <w:kern w:val="0"/>
+          <w:sz w:val="22"/>
+          <w:szCs w:val="22"/>
+          <w:lang w:eastAsia="es-PE"/>
+          <w14:ligatures w14:val="none"/>
+        </w:rPr>
+        <w:t xml:space="preserve"> </w:t>
       </w:r>
       <w:r>
         <w:rPr>
@@ -9325,7 +9342,6 @@
       <w:r>
         <w:rPr>
           <w:rFonts w:ascii="Arial Narrow" w:eastAsia="Arial Narrow" w:hAnsi="Arial Narrow" w:cs="Arial Narrow"/>
-          <w:bCs/>
           <w:sz w:val="22"/>
           <w:szCs w:val="22"/>
         </w:rPr>
@@ -9655,7 +9671,19 @@
           <w:lang w:eastAsia="es-PE"/>
           <w14:ligatures w14:val="none"/>
         </w:rPr>
-        <w:t xml:space="preserve">SÉTIMO: </w:t>
+        <w:t xml:space="preserve">SÉTIMO:</w:t>
+      </w:r>
+      <w:r>
+        <w:rPr>
+          <w:rFonts w:ascii="Arial Narrow" w:eastAsia="Arial Narrow" w:hAnsi="Arial Narrow" w:cs="Arial Narrow"/>
+          <w:color w:val="000000"/>
+          <w:kern w:val="0"/>
+          <w:sz w:val="22"/>
+          <w:szCs w:val="22"/>
+          <w:lang w:eastAsia="es-PE"/>
+          <w14:ligatures w14:val="none"/>
+        </w:rPr>
+        <w:t xml:space="preserve"> </w:t>
       </w:r>
       <w:r>
         <w:rPr>
@@ -9697,7 +9725,6 @@
       <w:r>
         <w:rPr>
           <w:rFonts w:ascii="Arial Narrow" w:eastAsia="Arial Narrow" w:hAnsi="Arial Narrow" w:cs="Arial Narrow"/>
-          <w:bCs/>
           <w:sz w:val="22"/>
           <w:szCs w:val="22"/>
         </w:rPr>
@@ -9707,7 +9734,6 @@
       <w:r>
         <w:rPr>
           <w:rFonts w:ascii="Arial Narrow" w:eastAsia="Arial Narrow" w:hAnsi="Arial Narrow" w:cs="Arial Narrow"/>
-          <w:bCs/>
           <w:sz w:val="22"/>
           <w:szCs w:val="22"/>
         </w:rPr>
@@ -9716,7 +9742,6 @@
       <w:r>
         <w:rPr>
           <w:rFonts w:ascii="Arial Narrow" w:eastAsia="Arial Narrow" w:hAnsi="Arial Narrow" w:cs="Arial Narrow"/>
-          <w:bCs/>
           <w:sz w:val="22"/>
           <w:szCs w:val="22"/>
         </w:rPr>
@@ -10093,7 +10118,7 @@
           <w:lang w:eastAsia="es-PE"/>
           <w14:ligatures w14:val="none"/>
         </w:rPr>
-        <w:footnoteReference w:id="12"/>
+        <w:footnoteReference w:id="14"/>
       </w:r>
       <w:r>
         <w:rPr>
@@ -10191,7 +10216,7 @@
           <w:lang w:eastAsia="es-PE"/>
           <w14:ligatures w14:val="none"/>
         </w:rPr>
-        <w:footnoteReference w:id="13"/>
+        <w:footnoteReference w:id="15"/>
       </w:r>
       <w:r>
         <w:rPr>
@@ -10255,7 +10280,7 @@
           <w:lang w:eastAsia="es-PE"/>
           <w14:ligatures w14:val="none"/>
         </w:rPr>
-        <w:footnoteReference w:id="14"/>
+        <w:footnoteReference w:id="16"/>
       </w:r>
       <w:r>
         <w:rPr>
@@ -10492,7 +10517,7 @@
           <w:vertAlign w:val="superscript"/>
           <w14:ligatures w14:val="none"/>
         </w:rPr>
-        <w:footnoteReference w:id="15"/>
+        <w:footnoteReference w:id="17"/>
       </w:r>
       <w:r>
         <w:rPr>
@@ -10510,7 +10535,6 @@
           <w:kern w:val="0"/>
           <w:sz w:val="22"/>
           <w:szCs w:val="22"/>
-          <w:u w:val="single"/>
           <w14:ligatures w14:val="none"/>
         </w:rPr>
         <w:t>expresamente su facultad para asistir y conciliar en su representación</w:t>
@@ -10541,7 +10565,6 @@
           <w:kern w:val="0"/>
           <w:sz w:val="22"/>
           <w:szCs w:val="22"/>
-          <w:u w:val="single"/>
           <w14:ligatures w14:val="none"/>
         </w:rPr>
         <w:t xml:space="preserve">Ello bajo apercibimiento de no realizar la audiencia de conciliación y levantar el acta de inasistencia correspondiente. </w:t>
@@ -10697,15 +10720,23 @@
           <w:sz w:val="22"/>
           <w:szCs w:val="22"/>
         </w:rPr>
-        <w:t xml:space="preserve">DÉCIMO SEGUNDO: </w:t>
-      </w:r>
-      <w:r>
-        <w:rPr>
-          <w:rFonts w:ascii="Arial Narrow" w:eastAsia="Arial Narrow" w:hAnsi="Arial Narrow" w:cs="Arial Narrow"/>
-          <w:sz w:val="22"/>
-          <w:szCs w:val="22"/>
-        </w:rPr>
-        <w:t xml:space="preserve">requerir al señor [DENUNCIANTE] y al Banco de Crédito del Perú S.A. para que, dentro del plazo de dos (2) días hábiles siguientes a la fecha en que reciban la notificación en sus bandejas de correos electrónicos, efectúen la confirmación de recepción de la notificación remitida por este despacho a sus correos electrónicos, de conformidad con el segundo párrafo del numeral 4 del artículo 20 del Texto Único Ordenado de la Ley del Procedimiento Administrativo General, aprobado mediante Decreto Supremo 006-2026-JUS, bajo apercibimiento de rehacer el acto de notificación y notificarle conforme al numeral 1 del artículo 20 del citado cuerpo normativo.</w:t>
+        <w:t xml:space="preserve">DÉCIMO SEGUNDO:</w:t>
+      </w:r>
+      <w:r>
+        <w:rPr>
+          <w:rFonts w:ascii="Arial Narrow" w:eastAsia="Arial Narrow" w:hAnsi="Arial Narrow" w:cs="Arial Narrow"/>
+          <w:sz w:val="22"/>
+          <w:szCs w:val="22"/>
+        </w:rPr>
+        <w:t xml:space="preserve"> </w:t>
+      </w:r>
+      <w:r>
+        <w:rPr>
+          <w:rFonts w:ascii="Arial Narrow" w:eastAsia="Arial Narrow" w:hAnsi="Arial Narrow" w:cs="Arial Narrow"/>
+          <w:sz w:val="22"/>
+          <w:szCs w:val="22"/>
+        </w:rPr>
+        <w:t xml:space="preserve">requerir al señor [DENUNCIANTE] y al Banco de Crédito del Perú S.A. para que, dentro del plazo de dos (2) días hábiles siguientes a la fecha en que reciban la notificación en sus bandejas de correos electrónicos, efectúen la confirmación de recepción de la notificación remitida por este despacho a sus correos electrónicos, de conformidad con el segundo párrafo del numeral 4 del artículo 20 del Texto Único Ordenado de la Ley del Procedimiento Administrativo General, aprobado mediante Decreto Supremo 006-2026-JUS, bajo apercibimiento de rehacer el acto de notificación y notificarles conforme al numeral 1 del artículo 20 del citado cuerpo normativo.</w:t>
       </w:r>
       <w:r>
         <w:rPr>
@@ -10851,7 +10882,7 @@
           <w:szCs w:val="22"/>
           <w:vertAlign w:val="superscript"/>
         </w:rPr>
-        <w:footnoteReference w:id="16"/>
+        <w:footnoteReference w:id="18"/>
       </w:r>
       <w:r>
         <w:rPr>
@@ -11008,183 +11039,212 @@
       <w:r>
         <w:rPr>
           <w:rFonts w:ascii="Arial Narrow" w:eastAsia="Arial Narrow" w:hAnsi="Arial Narrow" w:cs="Arial Narrow"/>
+          <w:spacing w:val="-3"/>
+          <w:kern w:val="0"/>
+          <w14:ligatures w14:val="none"/>
+          <w:sz w:val="22"/>
+          <w:szCs w:val="22"/>
+        </w:rPr>
+        <w:t xml:space="preserve"> </w:t>
+      </w:r>
+      <w:r>
+        <w:rPr>
+          <w:rFonts w:ascii="Arial Narrow" w:eastAsia="Arial Narrow" w:hAnsi="Arial Narrow" w:cs="Arial Narrow"/>
+          <w:spacing w:val="-3"/>
+          <w:kern w:val="0"/>
+          <w14:ligatures w14:val="none"/>
+          <w:sz w:val="22"/>
+          <w:szCs w:val="22"/>
+        </w:rPr>
+        <w:t xml:space="preserve">requerir a</w:t>
+      </w:r>
+      <w:r>
+        <w:rPr>
+          <w:rFonts w:ascii="Arial Narrow" w:eastAsia="Arial Narrow" w:hAnsi="Arial Narrow" w:cs="Arial Narrow"/>
+          <w:spacing w:val="-3"/>
+          <w:kern w:val="0"/>
+          <w14:ligatures w14:val="none"/>
+          <w:sz w:val="22"/>
+          <w:szCs w:val="22"/>
+        </w:rPr>
+        <w:t xml:space="preserve"> </w:t>
+      </w:r>
+      <w:proofErr w:type="spellStart"/>
+      <w:r>
+        <w:rPr>
+          <w:rFonts w:ascii="Arial Narrow" w:eastAsia="Arial Narrow" w:hAnsi="Arial Narrow" w:cs="Arial Narrow"/>
+          <w:sz w:val="22"/>
+          <w:szCs w:val="22"/>
+        </w:rPr>
+        <w:t>Honesty</w:t>
+      </w:r>
+      <w:proofErr w:type="spellEnd"/>
+      <w:r>
+        <w:rPr>
+          <w:rFonts w:ascii="Arial Narrow" w:eastAsia="Arial Narrow" w:hAnsi="Arial Narrow" w:cs="Arial Narrow"/>
+          <w:sz w:val="22"/>
+          <w:szCs w:val="22"/>
+        </w:rPr>
+        <w:t xml:space="preserve"> S.A.</w:t>
+      </w:r>
+      <w:r>
+        <w:rPr>
+          <w:rFonts w:ascii="Arial Narrow" w:eastAsia="Arial Narrow" w:hAnsi="Arial Narrow" w:cs="Arial Narrow"/>
+          <w:sz w:val="22"/>
+          <w:szCs w:val="22"/>
+        </w:rPr>
+        <w:t xml:space="preserve">C. </w:t>
+      </w:r>
+      <w:r>
+        <w:rPr>
+          <w:rFonts w:ascii="Arial Narrow" w:eastAsia="Arial Narrow" w:hAnsi="Arial Narrow" w:cs="Arial Narrow"/>
+          <w:color w:val="000000"/>
+          <w:sz w:val="22"/>
+          <w:szCs w:val="22"/>
+        </w:rPr>
+        <w:t xml:space="preserve">para que, </w:t>
+      </w:r>
+      <w:r>
+        <w:rPr>
+          <w:rFonts w:ascii="Arial Narrow" w:eastAsia="Arial Narrow" w:hAnsi="Arial Narrow" w:cs="Arial Narrow"/>
+          <w:color w:val="000000"/>
+          <w:kern w:val="0"/>
+          <w:sz w:val="22"/>
+          <w:szCs w:val="22"/>
+          <w:lang w:eastAsia="es-PE"/>
+          <w14:ligatures w14:val="none"/>
+        </w:rPr>
+        <w:t>dentro del plazo de dos (2) días hábiles siguientes a la fecha en que reciba la notificación en su domicilio procesal</w:t>
+      </w:r>
+      <w:r>
+        <w:rPr>
+          <w:rFonts w:ascii="Arial Narrow" w:eastAsia="Arial Narrow" w:hAnsi="Arial Narrow" w:cs="Arial Narrow"/>
+          <w:color w:val="000000"/>
+          <w:sz w:val="22"/>
+          <w:szCs w:val="22"/>
+        </w:rPr>
+        <w:t>, señale un correo electrónico autorizando recibir las notificaciones correspondientes por dicho medio.</w:t>
+      </w:r>
+      <w:r>
+        <w:rPr>
+          <w:rFonts w:ascii="Arial Narrow" w:eastAsia="Arial Narrow" w:hAnsi="Arial Narrow" w:cs="Arial Narrow"/>
+          <w:color w:val="000000"/>
+          <w:sz w:val="22"/>
+          <w:szCs w:val="22"/>
+        </w:rPr>
+        <w:t xml:space="preserve"> </w:t>
+      </w:r>
+    </w:p>
+    <w:p>
+      <w:pPr>
+        <w:suppressAutoHyphens/>
+        <w:spacing w:after="0" w:line="240" w:lineRule="auto"/>
+        <w:jc w:val="both"/>
+        <w:rPr>
+          <w:rFonts w:ascii="Arial Narrow" w:eastAsia="Arial Narrow" w:hAnsi="Arial Narrow" w:cs="Arial Narrow"/>
+          <w:b/>
+          <w:color w:val="000000"/>
+          <w:kern w:val="0"/>
+          <w:sz w:val="22"/>
+          <w:szCs w:val="22"/>
+          <w:lang w:eastAsia="es-PE"/>
+          <w14:ligatures w14:val="none"/>
+        </w:rPr>
+      </w:pPr>
+    </w:p>
+    <w:p>
+      <w:pPr>
+        <w:spacing w:after="0" w:line="240" w:lineRule="auto"/>
+        <w:jc w:val="both"/>
+        <w:rPr>
+          <w:rFonts w:ascii="Arial Narrow" w:eastAsia="Arial Narrow" w:hAnsi="Arial Narrow" w:cs="Arial Narrow"/>
+          <w:b/>
+          <w:color w:val="000000"/>
+          <w:kern w:val="0"/>
+          <w:sz w:val="22"/>
+          <w:szCs w:val="22"/>
+          <w:lang w:eastAsia="es-PE"/>
+          <w14:ligatures w14:val="none"/>
+        </w:rPr>
+      </w:pPr>
+    </w:p>
+    <w:p>
+      <w:pPr>
+        <w:spacing w:after="0" w:line="240" w:lineRule="auto"/>
+        <w:jc w:val="both"/>
+        <w:rPr>
+          <w:rFonts w:ascii="Arial Narrow" w:eastAsia="Arial Narrow" w:hAnsi="Arial Narrow" w:cs="Arial Narrow"/>
+          <w:b/>
+          <w:color w:val="000000"/>
+          <w:kern w:val="0"/>
+          <w:sz w:val="22"/>
+          <w:szCs w:val="22"/>
+          <w:lang w:eastAsia="es-PE"/>
+          <w14:ligatures w14:val="none"/>
+        </w:rPr>
+      </w:pPr>
+    </w:p>
+    <w:p>
+      <w:pPr>
+        <w:spacing w:after="0" w:line="240" w:lineRule="auto"/>
+        <w:jc w:val="both"/>
+        <w:rPr>
+          <w:rFonts w:ascii="Arial Narrow" w:eastAsia="Arial Narrow" w:hAnsi="Arial Narrow" w:cs="Arial Narrow"/>
+          <w:b/>
+          <w:color w:val="000000"/>
+          <w:kern w:val="0"/>
+          <w:sz w:val="22"/>
+          <w:szCs w:val="22"/>
+          <w:lang w:eastAsia="es-PE"/>
+          <w14:ligatures w14:val="none"/>
+        </w:rPr>
+      </w:pPr>
+    </w:p>
+    <w:p>
+      <w:pPr>
+        <w:spacing w:after="0" w:line="240" w:lineRule="auto"/>
+        <w:jc w:val="both"/>
+        <w:rPr>
+          <w:rFonts w:ascii="Arial Narrow" w:eastAsia="Arial Narrow" w:hAnsi="Arial Narrow" w:cs="Arial Narrow"/>
+          <w:b/>
+          <w:color w:val="000000"/>
+          <w:kern w:val="0"/>
+          <w:sz w:val="22"/>
+          <w:szCs w:val="22"/>
+          <w:lang w:eastAsia="es-PE"/>
+          <w14:ligatures w14:val="none"/>
+        </w:rPr>
+      </w:pPr>
+    </w:p>
+    <w:p>
+      <w:pPr>
+        <w:shd w:val="clear" w:color="auto" w:fill="FFFFFF"/>
+        <w:spacing w:after="0" w:line="240" w:lineRule="auto"/>
+        <w:jc w:val="center"/>
+        <w:rPr>
+          <w:rFonts w:ascii="Arial Narrow" w:eastAsia="Arial Narrow" w:hAnsi="Arial Narrow" w:cs="Arial Narrow"/>
+          <w:b/>
           <w:bCs/>
-          <w:spacing w:val="-3"/>
-          <w:kern w:val="0"/>
-          <w14:ligatures w14:val="none"/>
-          <w:sz w:val="22"/>
-          <w:szCs w:val="22"/>
-        </w:rPr>
-        <w:t xml:space="preserve"> </w:t>
-      </w:r>
-      <w:r>
-        <w:rPr>
-          <w:rFonts w:ascii="Arial Narrow" w:eastAsia="Arial Narrow" w:hAnsi="Arial Narrow" w:cs="Arial Narrow"/>
-          <w:spacing w:val="-3"/>
-          <w:kern w:val="0"/>
-          <w14:ligatures w14:val="none"/>
-          <w:sz w:val="22"/>
-          <w:szCs w:val="22"/>
-        </w:rPr>
-        <w:t xml:space="preserve">requerir a</w:t>
-      </w:r>
-      <w:r>
-        <w:rPr>
-          <w:rFonts w:ascii="Arial Narrow" w:eastAsia="Arial Narrow" w:hAnsi="Arial Narrow" w:cs="Arial Narrow"/>
-          <w:spacing w:val="-3"/>
-          <w:kern w:val="0"/>
-          <w14:ligatures w14:val="none"/>
-          <w:sz w:val="22"/>
-          <w:szCs w:val="22"/>
-        </w:rPr>
-        <w:t xml:space="preserve"> </w:t>
-      </w:r>
-      <w:proofErr w:type="spellStart"/>
-      <w:r>
-        <w:rPr>
-          <w:rFonts w:ascii="Arial Narrow" w:eastAsia="Arial Narrow" w:hAnsi="Arial Narrow" w:cs="Arial Narrow"/>
-          <w:sz w:val="22"/>
-          <w:szCs w:val="22"/>
-        </w:rPr>
-        <w:t>Honesty</w:t>
-      </w:r>
-      <w:proofErr w:type="spellEnd"/>
-      <w:r>
-        <w:rPr>
-          <w:rFonts w:ascii="Arial Narrow" w:eastAsia="Arial Narrow" w:hAnsi="Arial Narrow" w:cs="Arial Narrow"/>
-          <w:sz w:val="22"/>
-          <w:szCs w:val="22"/>
-        </w:rPr>
-        <w:t xml:space="preserve"> S.A.</w:t>
-      </w:r>
-      <w:r>
-        <w:rPr>
-          <w:rFonts w:ascii="Arial Narrow" w:eastAsia="Arial Narrow" w:hAnsi="Arial Narrow" w:cs="Arial Narrow"/>
-          <w:sz w:val="22"/>
-          <w:szCs w:val="22"/>
-        </w:rPr>
-        <w:t xml:space="preserve">C. </w:t>
-      </w:r>
-      <w:r>
-        <w:rPr>
-          <w:rFonts w:ascii="Arial Narrow" w:eastAsia="Arial Narrow" w:hAnsi="Arial Narrow" w:cs="Arial Narrow"/>
-          <w:color w:val="000000"/>
-          <w:sz w:val="22"/>
-          <w:szCs w:val="22"/>
-        </w:rPr>
-        <w:t xml:space="preserve">para que, </w:t>
-      </w:r>
-      <w:r>
-        <w:rPr>
-          <w:rFonts w:ascii="Arial Narrow" w:eastAsia="Arial Narrow" w:hAnsi="Arial Narrow" w:cs="Arial Narrow"/>
-          <w:color w:val="000000"/>
-          <w:kern w:val="0"/>
-          <w:sz w:val="22"/>
-          <w:szCs w:val="22"/>
-          <w:lang w:eastAsia="es-PE"/>
-          <w14:ligatures w14:val="none"/>
-        </w:rPr>
-        <w:t>dentro del plazo de dos (2) días hábiles siguientes a la fecha en que reciba la notificación en su domicilio procesal</w:t>
-      </w:r>
-      <w:r>
-        <w:rPr>
-          <w:rFonts w:ascii="Arial Narrow" w:eastAsia="Arial Narrow" w:hAnsi="Arial Narrow" w:cs="Arial Narrow"/>
-          <w:color w:val="000000"/>
-          <w:sz w:val="22"/>
-          <w:szCs w:val="22"/>
-        </w:rPr>
-        <w:t>, señale un correo electrónico autorizando recibir las notificaciones correspondientes por dicho medio.</w:t>
-      </w:r>
-      <w:r>
-        <w:rPr>
-          <w:rFonts w:ascii="Arial Narrow" w:eastAsia="Arial Narrow" w:hAnsi="Arial Narrow" w:cs="Arial Narrow"/>
-          <w:color w:val="000000"/>
-          <w:sz w:val="22"/>
-          <w:szCs w:val="22"/>
-        </w:rPr>
-        <w:t xml:space="preserve"> </w:t>
-      </w:r>
-    </w:p>
-    <w:p>
-      <w:pPr>
-        <w:suppressAutoHyphens/>
-        <w:spacing w:after="0" w:line="240" w:lineRule="auto"/>
-        <w:jc w:val="both"/>
+          <w:color w:val="000000"/>
+          <w:kern w:val="0"/>
+          <w14:ligatures w14:val="none"/>
+          <w:sz w:val="22"/>
+          <w:szCs w:val="22"/>
+        </w:rPr>
+      </w:pPr>
+      <w:r>
         <w:rPr>
           <w:rFonts w:ascii="Arial Narrow" w:eastAsia="Arial Narrow" w:hAnsi="Arial Narrow" w:cs="Arial Narrow"/>
           <w:b/>
-          <w:color w:val="000000"/>
-          <w:kern w:val="0"/>
-          <w:sz w:val="22"/>
-          <w:szCs w:val="22"/>
-          <w:lang w:eastAsia="es-PE"/>
-          <w14:ligatures w14:val="none"/>
-        </w:rPr>
-      </w:pPr>
-    </w:p>
-    <w:p>
-      <w:pPr>
-        <w:spacing w:after="0" w:line="240" w:lineRule="auto"/>
-        <w:jc w:val="both"/>
-        <w:rPr>
-          <w:rFonts w:ascii="Arial Narrow" w:eastAsia="Arial Narrow" w:hAnsi="Arial Narrow" w:cs="Arial Narrow"/>
-          <w:b/>
-          <w:color w:val="000000"/>
-          <w:kern w:val="0"/>
-          <w:sz w:val="22"/>
-          <w:szCs w:val="22"/>
-          <w:lang w:eastAsia="es-PE"/>
-          <w14:ligatures w14:val="none"/>
-        </w:rPr>
-      </w:pPr>
-    </w:p>
-    <w:p>
-      <w:pPr>
-        <w:spacing w:after="0" w:line="240" w:lineRule="auto"/>
-        <w:jc w:val="both"/>
-        <w:rPr>
-          <w:rFonts w:ascii="Arial Narrow" w:eastAsia="Arial Narrow" w:hAnsi="Arial Narrow" w:cs="Arial Narrow"/>
-          <w:b/>
-          <w:color w:val="000000"/>
-          <w:kern w:val="0"/>
-          <w:sz w:val="22"/>
-          <w:szCs w:val="22"/>
-          <w:lang w:eastAsia="es-PE"/>
-          <w14:ligatures w14:val="none"/>
-        </w:rPr>
-      </w:pPr>
-    </w:p>
-    <w:p>
-      <w:pPr>
-        <w:spacing w:after="0" w:line="240" w:lineRule="auto"/>
-        <w:jc w:val="both"/>
-        <w:rPr>
-          <w:rFonts w:ascii="Arial Narrow" w:eastAsia="Arial Narrow" w:hAnsi="Arial Narrow" w:cs="Arial Narrow"/>
-          <w:b/>
-          <w:color w:val="000000"/>
-          <w:kern w:val="0"/>
-          <w:sz w:val="22"/>
-          <w:szCs w:val="22"/>
-          <w:lang w:eastAsia="es-PE"/>
-          <w14:ligatures w14:val="none"/>
-        </w:rPr>
-      </w:pPr>
-    </w:p>
-    <w:p>
-      <w:pPr>
-        <w:spacing w:after="0" w:line="240" w:lineRule="auto"/>
-        <w:jc w:val="both"/>
-        <w:rPr>
-          <w:rFonts w:ascii="Arial Narrow" w:eastAsia="Arial Narrow" w:hAnsi="Arial Narrow" w:cs="Arial Narrow"/>
-          <w:b/>
-          <w:color w:val="000000"/>
-          <w:kern w:val="0"/>
-          <w:sz w:val="22"/>
-          <w:szCs w:val="22"/>
-          <w:lang w:eastAsia="es-PE"/>
-          <w14:ligatures w14:val="none"/>
-        </w:rPr>
-      </w:pPr>
+          <w:bCs/>
+          <w:color w:val="000000"/>
+          <w:kern w:val="0"/>
+          <w14:ligatures w14:val="none"/>
+          <w:sz w:val="22"/>
+          <w:szCs w:val="22"/>
+        </w:rPr>
+        <w:t xml:space="preserve">Firmado digitalmente por</w:t>
+      </w:r>
     </w:p>
     <w:p>
       <w:pPr>
@@ -11502,6 +11562,9 @@
     <w:p>
       <w:pPr>
         <w:pStyle w:val="Textonotapie"/>
+        <w:tabs>
+          <w:tab w:val="left" w:pos="567"/>
+        </w:tabs>
         <w:ind w:left="567" w:hanging="567"/>
         <w:jc w:val="both"/>
         <w:rPr>
@@ -11526,7 +11589,8 @@
           <w:sz w:val="16"/>
           <w:szCs w:val="16"/>
         </w:rPr>
-        <w:t xml:space="preserve"> </w:t>
+        <w:tab/>
+        <w:t xml:space="preserve"/>
       </w:r>
       <w:r>
         <w:rPr>
@@ -11571,6 +11635,9 @@
   <w:footnote w:id="2">
     <w:p>
       <w:pPr>
+        <w:tabs>
+          <w:tab w:val="left" w:pos="567"/>
+        </w:tabs>
         <w:spacing w:after="0" w:line="240" w:lineRule="auto"/>
         <w:ind w:left="567" w:hanging="567"/>
         <w:jc w:val="both"/>
@@ -11598,7 +11665,8 @@
           <w:sz w:val="16"/>
           <w:szCs w:val="16"/>
         </w:rPr>
-        <w:t xml:space="preserve"> </w:t>
+        <w:tab/>
+        <w:t xml:space="preserve"/>
       </w:r>
       <w:r>
         <w:rPr>
@@ -11902,7 +11970,8 @@
           <w:sz w:val="16"/>
           <w:szCs w:val="16"/>
         </w:rPr>
-        <w:t xml:space="preserve"> </w:t>
+        <w:tab/>
+        <w:t xml:space="preserve"/>
       </w:r>
       <w:r>
         <w:rPr>
@@ -12099,6 +12168,9 @@
     <w:p>
       <w:pPr>
         <w:pStyle w:val="Sinespaciado"/>
+        <w:tabs>
+          <w:tab w:val="left" w:pos="567"/>
+        </w:tabs>
         <w:ind w:left="567" w:hanging="567"/>
         <w:jc w:val="both"/>
         <w:rPr>
@@ -12124,6 +12196,15 @@
           <w:sz w:val="16"/>
           <w:szCs w:val="16"/>
         </w:rPr>
+        <w:tab/>
+        <w:t xml:space="preserve"/>
+      </w:r>
+      <w:r>
+        <w:rPr>
+          <w:rFonts w:ascii="Arial Narrow" w:eastAsia="Arial Narrow" w:hAnsi="Arial Narrow" w:cs="Arial Narrow"/>
+          <w:sz w:val="16"/>
+          <w:szCs w:val="16"/>
+        </w:rPr>
         <w:t xml:space="preserve"> </w:t>
       </w:r>
       <w:r>
@@ -12132,14 +12213,6 @@
           <w:sz w:val="16"/>
           <w:szCs w:val="16"/>
         </w:rPr>
-        <w:t xml:space="preserve"> </w:t>
-      </w:r>
-      <w:r>
-        <w:rPr>
-          <w:rFonts w:ascii="Arial Narrow" w:eastAsia="Arial Narrow" w:hAnsi="Arial Narrow" w:cs="Arial Narrow"/>
-          <w:sz w:val="16"/>
-          <w:szCs w:val="16"/>
-        </w:rPr>
         <w:tab/>
       </w:r>
       <w:r>
@@ -12169,7 +12242,7 @@
           <w:sz w:val="16"/>
           <w:szCs w:val="16"/>
         </w:rPr>
-        <w:t xml:space="preserve"> 001-2008-TRI-INDECOPI, APRUEBAN DIRECTIVA SOBRE CONFIDENCIALIDAD DE LA INFORMACIÓN EN LOS PROCEDIMIENTOS SEGUIDOS POR LOS ÓRGANOS FUNCIONALES DEL INDECOPI, publicada el 16 de abril de 2008</w:t>
+        <w:t xml:space="preserve">001-2008-TRI-INDECOPI, APRUEBAN DIRECTIVA SOBRE CONFIDENCIALIDAD DE LA INFORMACIÓN EN LOS PROCEDIMIENTOS SEGUIDOS POR LOS ÓRGANOS FUNCIONALES DEL INDECOPI, publicada el 16 de abril de 2008</w:t>
       </w:r>
     </w:p>
     <w:p>
@@ -12424,6 +12497,9 @@
     <w:p>
       <w:pPr>
         <w:pStyle w:val="Sinespaciado"/>
+        <w:tabs>
+          <w:tab w:val="left" w:pos="567"/>
+        </w:tabs>
         <w:ind w:left="567" w:hanging="567"/>
         <w:jc w:val="both"/>
         <w:rPr>
@@ -12449,7 +12525,8 @@
           <w:sz w:val="16"/>
           <w:szCs w:val="16"/>
         </w:rPr>
-        <w:t xml:space="preserve"> </w:t>
+        <w:tab/>
+        <w:t xml:space="preserve"/>
       </w:r>
       <w:r>
         <w:rPr>
@@ -12489,7 +12566,7 @@
           <w:sz w:val="16"/>
           <w:szCs w:val="16"/>
         </w:rPr>
-        <w:t xml:space="preserve"> 001-2025-GEG/INDECOPI, Directiva que regula la tramitación del expediente electrónico del Instituto Nacional de Defensa de la Competencia y de la Protección de la Propiedad Intelectual</w:t>
+        <w:t xml:space="preserve">001-2025-GEG/INDECOPI, Directiva que regula la tramitación del expediente electrónico del Instituto Nacional de Defensa de la Competencia y de la Protección de la Propiedad Intelectual</w:t>
       </w:r>
       <w:r>
         <w:rPr>
@@ -12660,7 +12737,8 @@
           <w:sz w:val="16"/>
           <w:szCs w:val="16"/>
         </w:rPr>
-        <w:t xml:space="preserve"> </w:t>
+        <w:tab/>
+        <w:t xml:space="preserve"/>
       </w:r>
       <w:r>
         <w:rPr>
@@ -12767,10 +12845,30 @@
         <w:jc w:val="both"/>
         <w:rPr>
           <w:rFonts w:ascii="Arial Narrow" w:eastAsia="Arial Narrow" w:hAnsi="Arial Narrow" w:cs="Arial Narrow"/>
-          <w:sz w:val="16"/>
-          <w:szCs w:val="16"/>
-        </w:rPr>
-      </w:pPr>
+          <w:b/>
+          <w:bCs/>
+          <w:sz w:val="16"/>
+          <w:szCs w:val="16"/>
+        </w:rPr>
+      </w:pPr>
+      <w:r>
+        <w:rPr>
+          <w:rFonts w:ascii="Arial Narrow" w:eastAsia="Arial Narrow" w:hAnsi="Arial Narrow" w:cs="Arial Narrow"/>
+          <w:sz w:val="16"/>
+          <w:szCs w:val="16"/>
+        </w:rPr>
+        <w:tab/>
+      </w:r>
+      <w:r>
+        <w:rPr>
+          <w:rFonts w:ascii="Arial Narrow" w:eastAsia="Arial Narrow" w:hAnsi="Arial Narrow" w:cs="Arial Narrow"/>
+          <w:b/>
+          <w:bCs/>
+          <w:sz w:val="16"/>
+          <w:szCs w:val="16"/>
+        </w:rPr>
+        <w:t xml:space="preserve">LEY DE ORGANIZACIÓN Y FUNCIONES DEL INDECOPI, APROBADA POR DECRETO LEGISLATIVO 1033 </w:t>
+      </w:r>
     </w:p>
     <w:p>
       <w:pPr>
@@ -12782,29 +12880,46 @@
         <w:jc w:val="both"/>
         <w:rPr>
           <w:rFonts w:ascii="Arial Narrow" w:eastAsia="Arial Narrow" w:hAnsi="Arial Narrow" w:cs="Arial Narrow"/>
+          <w:sz w:val="16"/>
+          <w:szCs w:val="16"/>
+        </w:rPr>
+      </w:pPr>
+      <w:r>
+        <w:rPr>
+          <w:rFonts w:ascii="Arial Narrow" w:eastAsia="Arial Narrow" w:hAnsi="Arial Narrow" w:cs="Arial Narrow"/>
           <w:b/>
           <w:bCs/>
           <w:sz w:val="16"/>
           <w:szCs w:val="16"/>
         </w:rPr>
-      </w:pPr>
-      <w:r>
-        <w:rPr>
-          <w:rFonts w:ascii="Arial Narrow" w:eastAsia="Arial Narrow" w:hAnsi="Arial Narrow" w:cs="Arial Narrow"/>
-          <w:sz w:val="16"/>
-          <w:szCs w:val="16"/>
-        </w:rPr>
         <w:tab/>
-      </w:r>
-      <w:r>
-        <w:rPr>
-          <w:rFonts w:ascii="Arial Narrow" w:eastAsia="Arial Narrow" w:hAnsi="Arial Narrow" w:cs="Arial Narrow"/>
-          <w:b/>
-          <w:bCs/>
-          <w:sz w:val="16"/>
-          <w:szCs w:val="16"/>
-        </w:rPr>
-        <w:t xml:space="preserve">LEY DE ORGANIZACIÓN Y FUNCIONES DEL INDECOPI, APROBADA POR DECRETO LEGISLATIVO 1033 </w:t>
+        <w:t>Artículo 27.-</w:t>
+      </w:r>
+      <w:r>
+        <w:rPr>
+          <w:rFonts w:ascii="Arial Narrow" w:eastAsia="Arial Narrow" w:hAnsi="Arial Narrow" w:cs="Arial Narrow"/>
+          <w:sz w:val="16"/>
+          <w:szCs w:val="16"/>
+        </w:rPr>
+        <w:t xml:space="preserve"> De la Comisión de Protección al </w:t>
+      </w:r>
+      <w:proofErr w:type="gramStart"/>
+      <w:r>
+        <w:rPr>
+          <w:rFonts w:ascii="Arial Narrow" w:eastAsia="Arial Narrow" w:hAnsi="Arial Narrow" w:cs="Arial Narrow"/>
+          <w:sz w:val="16"/>
+          <w:szCs w:val="16"/>
+        </w:rPr>
+        <w:t>Consumidor.-</w:t>
+      </w:r>
+      <w:proofErr w:type="gramEnd"/>
+      <w:r>
+        <w:rPr>
+          <w:rFonts w:ascii="Arial Narrow" w:eastAsia="Arial Narrow" w:hAnsi="Arial Narrow" w:cs="Arial Narrow"/>
+          <w:sz w:val="16"/>
+          <w:szCs w:val="16"/>
+        </w:rPr>
+        <w:t xml:space="preserve"> </w:t>
       </w:r>
     </w:p>
     <w:p>
@@ -12824,39 +12939,11 @@
       <w:r>
         <w:rPr>
           <w:rFonts w:ascii="Arial Narrow" w:eastAsia="Arial Narrow" w:hAnsi="Arial Narrow" w:cs="Arial Narrow"/>
-          <w:b/>
-          <w:bCs/>
           <w:sz w:val="16"/>
           <w:szCs w:val="16"/>
         </w:rPr>
         <w:tab/>
-        <w:t>Artículo 27.-</w:t>
-      </w:r>
-      <w:r>
-        <w:rPr>
-          <w:rFonts w:ascii="Arial Narrow" w:eastAsia="Arial Narrow" w:hAnsi="Arial Narrow" w:cs="Arial Narrow"/>
-          <w:sz w:val="16"/>
-          <w:szCs w:val="16"/>
-        </w:rPr>
-        <w:t xml:space="preserve"> De la Comisión de Protección al </w:t>
-      </w:r>
-      <w:proofErr w:type="gramStart"/>
-      <w:r>
-        <w:rPr>
-          <w:rFonts w:ascii="Arial Narrow" w:eastAsia="Arial Narrow" w:hAnsi="Arial Narrow" w:cs="Arial Narrow"/>
-          <w:sz w:val="16"/>
-          <w:szCs w:val="16"/>
-        </w:rPr>
-        <w:t>Consumidor.-</w:t>
-      </w:r>
-      <w:proofErr w:type="gramEnd"/>
-      <w:r>
-        <w:rPr>
-          <w:rFonts w:ascii="Arial Narrow" w:eastAsia="Arial Narrow" w:hAnsi="Arial Narrow" w:cs="Arial Narrow"/>
-          <w:sz w:val="16"/>
-          <w:szCs w:val="16"/>
-        </w:rPr>
-        <w:t xml:space="preserve"> </w:t>
+        <w:t>Corresponde a la Comisión de Protección al Consumidor velar por el cumplimiento de la Ley de Protección al Consumidor y de las leyes que, en general, protegen a los consumidores de la falta de idoneidad de los bienes y servicios en función de la información brindada, de las omisiones de información y de la discriminación en el consumo, así como de aquellas que complementen o sustituyan a las anteriores.</w:t>
       </w:r>
     </w:p>
     <w:p>
@@ -12869,20 +12956,15 @@
         <w:jc w:val="both"/>
         <w:rPr>
           <w:rFonts w:ascii="Arial Narrow" w:eastAsia="Arial Narrow" w:hAnsi="Arial Narrow" w:cs="Arial Narrow"/>
-          <w:sz w:val="16"/>
-          <w:szCs w:val="16"/>
-        </w:rPr>
-      </w:pPr>
-      <w:r>
-        <w:rPr>
-          <w:rFonts w:ascii="Arial Narrow" w:eastAsia="Arial Narrow" w:hAnsi="Arial Narrow" w:cs="Arial Narrow"/>
-          <w:sz w:val="16"/>
-          <w:szCs w:val="16"/>
-        </w:rPr>
-        <w:tab/>
-        <w:t>Corresponde a la Comisión de Protección al Consumidor velar por el cumplimiento de la Ley de Protección al Consumidor y de las leyes que, en general, protegen a los consumidores de la falta de idoneidad de los bienes y servicios en función de la información brindada, de las omisiones de información y de la discriminación en el consumo, así como de aquellas que complementen o sustituyan a las anteriores.</w:t>
-      </w:r>
-    </w:p>
+          <w:b/>
+          <w:bCs/>
+          <w:sz w:val="16"/>
+          <w:szCs w:val="16"/>
+        </w:rPr>
+      </w:pPr>
+    </w:p>
+  </w:footnote>
+  <w:footnote w:id="7">
     <w:p>
       <w:pPr>
         <w:pStyle w:val="Textonotapie"/>
@@ -12899,9 +12981,150 @@
           <w:szCs w:val="16"/>
         </w:rPr>
       </w:pPr>
-    </w:p>
-  </w:footnote>
-  <w:footnote w:id="7">
+      <w:r>
+        <w:rPr>
+          <w:rStyle w:val="Refdenotaalpie"/>
+          <w:rFonts w:ascii="Arial Narrow" w:eastAsia="Arial Narrow" w:hAnsi="Arial Narrow" w:cs="Arial Narrow"/>
+          <w:sz w:val="16"/>
+          <w:szCs w:val="16"/>
+          <w:vertAlign w:val="superscript"/>
+        </w:rPr>
+        <w:footnoteRef/>
+      </w:r>
+      <w:r>
+        <w:rPr>
+          <w:rFonts w:ascii="Arial Narrow" w:eastAsia="Arial Narrow" w:hAnsi="Arial Narrow" w:cs="Arial Narrow"/>
+          <w:sz w:val="16"/>
+          <w:szCs w:val="16"/>
+        </w:rPr>
+        <w:tab/>
+        <w:t xml:space="preserve"/>
+      </w:r>
+      <w:r>
+        <w:rPr>
+          <w:rFonts w:ascii="Arial Narrow" w:eastAsia="Arial Narrow" w:hAnsi="Arial Narrow" w:cs="Arial Narrow"/>
+          <w:sz w:val="16"/>
+          <w:szCs w:val="16"/>
+        </w:rPr>
+        <w:tab/>
+      </w:r>
+      <w:r>
+        <w:rPr>
+          <w:rFonts w:ascii="Arial Narrow" w:eastAsia="Arial Narrow" w:hAnsi="Arial Narrow" w:cs="Arial Narrow"/>
+          <w:b/>
+          <w:bCs/>
+          <w:sz w:val="16"/>
+          <w:szCs w:val="16"/>
+        </w:rPr>
+        <w:t xml:space="preserve">LEY 29571, CÓDIGO DE PROTECCIÓN Y DEFENSA DEL CONSUMIDOR, publicado el 2 de setiembre de 2010 y modificado por Decreto Legislativo 1308 </w:t>
+      </w:r>
+    </w:p>
+    <w:p>
+      <w:pPr>
+        <w:pStyle w:val="Textonotapie"/>
+        <w:ind w:left="567" w:right="-1"/>
+        <w:jc w:val="both"/>
+        <w:rPr>
+          <w:rFonts w:ascii="Arial Narrow" w:eastAsia="Arial Narrow" w:hAnsi="Arial Narrow" w:cs="Arial Narrow"/>
+          <w:b/>
+          <w:bCs/>
+          <w:sz w:val="16"/>
+          <w:szCs w:val="16"/>
+        </w:rPr>
+      </w:pPr>
+      <w:r>
+        <w:rPr>
+          <w:rFonts w:ascii="Arial Narrow" w:eastAsia="Arial Narrow" w:hAnsi="Arial Narrow" w:cs="Arial Narrow"/>
+          <w:b/>
+          <w:bCs/>
+          <w:sz w:val="16"/>
+          <w:szCs w:val="16"/>
+        </w:rPr>
+        <w:t xml:space="preserve">Artículo 18.- Idoneidad </w:t>
+      </w:r>
+    </w:p>
+    <w:p>
+      <w:pPr>
+        <w:pStyle w:val="Textonotapie"/>
+        <w:ind w:left="567" w:right="-1"/>
+        <w:jc w:val="both"/>
+        <w:rPr>
+          <w:rFonts w:ascii="Arial Narrow" w:eastAsia="Arial Narrow" w:hAnsi="Arial Narrow" w:cs="Arial Narrow"/>
+          <w:sz w:val="16"/>
+          <w:szCs w:val="16"/>
+        </w:rPr>
+      </w:pPr>
+      <w:r>
+        <w:rPr>
+          <w:rFonts w:ascii="Arial Narrow" w:eastAsia="Arial Narrow" w:hAnsi="Arial Narrow" w:cs="Arial Narrow"/>
+          <w:sz w:val="16"/>
+          <w:szCs w:val="16"/>
+        </w:rPr>
+        <w:t xml:space="preserve">Se entiende por idoneidad la correspondencia entre lo que un consumidor espera y lo que efectivamente recibe, en función a lo que se le hubiera ofrecido, la publicidad e información transmitida, las condiciones y circunstancias de la transacción, las características y naturaleza del producto o servicio, el precio, entre otros factores, atendiendo a las circunstancias del caso. </w:t>
+      </w:r>
+    </w:p>
+    <w:p>
+      <w:pPr>
+        <w:pStyle w:val="Textonotapie"/>
+        <w:ind w:left="567" w:right="-1"/>
+        <w:jc w:val="both"/>
+        <w:rPr>
+          <w:rFonts w:ascii="Arial Narrow" w:eastAsia="Arial Narrow" w:hAnsi="Arial Narrow" w:cs="Arial Narrow"/>
+          <w:sz w:val="16"/>
+          <w:szCs w:val="16"/>
+        </w:rPr>
+      </w:pPr>
+      <w:r>
+        <w:rPr>
+          <w:rFonts w:ascii="Arial Narrow" w:eastAsia="Arial Narrow" w:hAnsi="Arial Narrow" w:cs="Arial Narrow"/>
+          <w:sz w:val="16"/>
+          <w:szCs w:val="16"/>
+        </w:rPr>
+        <w:t xml:space="preserve">La idoneidad es evaluada en función a la propia naturaleza del producto o servicio y a su aptitud para satisfacer la finalidad para la cual ha sido puesto en el mercado. Las autorizaciones por parte de los organismos del Estado para la fabricación de un producto o la prestación de un servicio, en los casos que sea necesario, no eximen de responsabilidad al proveedor frente al consumidor. </w:t>
+      </w:r>
+    </w:p>
+    <w:p>
+      <w:pPr>
+        <w:pStyle w:val="Textonotapie"/>
+        <w:ind w:left="567" w:right="-1"/>
+        <w:jc w:val="both"/>
+        <w:rPr>
+          <w:rFonts w:ascii="Arial Narrow" w:eastAsia="Arial Narrow" w:hAnsi="Arial Narrow" w:cs="Arial Narrow"/>
+          <w:sz w:val="16"/>
+          <w:szCs w:val="16"/>
+        </w:rPr>
+      </w:pPr>
+      <w:r>
+        <w:rPr>
+          <w:rFonts w:ascii="Arial Narrow" w:eastAsia="Arial Narrow" w:hAnsi="Arial Narrow" w:cs="Arial Narrow"/>
+          <w:b/>
+          <w:bCs/>
+          <w:sz w:val="16"/>
+          <w:szCs w:val="16"/>
+        </w:rPr>
+        <w:t xml:space="preserve">Artículo 19.- Obligación de los proveedores </w:t>
+      </w:r>
+    </w:p>
+    <w:p>
+      <w:pPr>
+        <w:pStyle w:val="Textonotapie"/>
+        <w:ind w:left="567" w:right="-1"/>
+        <w:jc w:val="both"/>
+        <w:rPr>
+          <w:rFonts w:ascii="Arial Narrow" w:eastAsia="Arial Narrow" w:hAnsi="Arial Narrow" w:cs="Arial Narrow"/>
+          <w:sz w:val="16"/>
+          <w:szCs w:val="16"/>
+        </w:rPr>
+      </w:pPr>
+      <w:r>
+        <w:rPr>
+          <w:rFonts w:ascii="Arial Narrow" w:eastAsia="Arial Narrow" w:hAnsi="Arial Narrow" w:cs="Arial Narrow"/>
+          <w:sz w:val="16"/>
+          <w:szCs w:val="16"/>
+        </w:rPr>
+        <w:t>El proveedor responde por la idoneidad y calidad de los productos y servicios ofrecidos; por la autenticidad de las marcas y leyendas que exhiben sus productos o del signo que respalda al prestador del servicio, por la falta de conformidad entre la publicidad comercial de los productos y servicios y estos, así como por el contenido y la vida útil del producto indicado en el envase, en lo que corresponda.</w:t>
+      </w:r>
+    </w:p>
     <w:p>
       <w:pPr>
         <w:pStyle w:val="Textonotapie"/>
@@ -12918,161 +13141,9 @@
           <w:szCs w:val="16"/>
         </w:rPr>
       </w:pPr>
-      <w:r>
-        <w:rPr>
-          <w:rStyle w:val="Refdenotaalpie"/>
-          <w:rFonts w:ascii="Arial Narrow" w:eastAsia="Arial Narrow" w:hAnsi="Arial Narrow" w:cs="Arial Narrow"/>
-          <w:sz w:val="16"/>
-          <w:szCs w:val="16"/>
-          <w:vertAlign w:val="superscript"/>
-        </w:rPr>
-        <w:footnoteRef/>
-      </w:r>
-      <w:r>
-        <w:rPr>
-          <w:rFonts w:ascii="Arial Narrow" w:eastAsia="Arial Narrow" w:hAnsi="Arial Narrow" w:cs="Arial Narrow"/>
-          <w:sz w:val="16"/>
-          <w:szCs w:val="16"/>
-        </w:rPr>
-        <w:t xml:space="preserve"> </w:t>
-      </w:r>
-      <w:r>
-        <w:rPr>
-          <w:rFonts w:ascii="Arial Narrow" w:eastAsia="Arial Narrow" w:hAnsi="Arial Narrow" w:cs="Arial Narrow"/>
-          <w:sz w:val="16"/>
-          <w:szCs w:val="16"/>
-        </w:rPr>
-        <w:tab/>
-      </w:r>
-      <w:r>
-        <w:rPr>
-          <w:rFonts w:ascii="Arial Narrow" w:eastAsia="Arial Narrow" w:hAnsi="Arial Narrow" w:cs="Arial Narrow"/>
-          <w:b/>
-          <w:bCs/>
-          <w:sz w:val="16"/>
-          <w:szCs w:val="16"/>
-        </w:rPr>
-        <w:t xml:space="preserve">LEY 29571, CÓDIGO DE PROTECCIÓN Y DEFENSA DEL CONSUMIDOR, publicado el 2 de setiembre de 2010 y modificado por Decreto Legislativo 1308 </w:t>
-      </w:r>
-    </w:p>
-    <w:p>
-      <w:pPr>
-        <w:pStyle w:val="Textonotapie"/>
-        <w:ind w:left="567" w:right="-1"/>
-        <w:jc w:val="both"/>
-        <w:rPr>
-          <w:rFonts w:ascii="Arial Narrow" w:eastAsia="Arial Narrow" w:hAnsi="Arial Narrow" w:cs="Arial Narrow"/>
-          <w:b/>
-          <w:bCs/>
-          <w:sz w:val="16"/>
-          <w:szCs w:val="16"/>
-        </w:rPr>
-      </w:pPr>
-      <w:r>
-        <w:rPr>
-          <w:rFonts w:ascii="Arial Narrow" w:eastAsia="Arial Narrow" w:hAnsi="Arial Narrow" w:cs="Arial Narrow"/>
-          <w:b/>
-          <w:bCs/>
-          <w:sz w:val="16"/>
-          <w:szCs w:val="16"/>
-        </w:rPr>
-        <w:t xml:space="preserve">Artículo 18.- Idoneidad </w:t>
-      </w:r>
-    </w:p>
-    <w:p>
-      <w:pPr>
-        <w:pStyle w:val="Textonotapie"/>
-        <w:ind w:left="567" w:right="-1"/>
-        <w:jc w:val="both"/>
-        <w:rPr>
-          <w:rFonts w:ascii="Arial Narrow" w:eastAsia="Arial Narrow" w:hAnsi="Arial Narrow" w:cs="Arial Narrow"/>
-          <w:sz w:val="16"/>
-          <w:szCs w:val="16"/>
-        </w:rPr>
-      </w:pPr>
-      <w:r>
-        <w:rPr>
-          <w:rFonts w:ascii="Arial Narrow" w:eastAsia="Arial Narrow" w:hAnsi="Arial Narrow" w:cs="Arial Narrow"/>
-          <w:sz w:val="16"/>
-          <w:szCs w:val="16"/>
-        </w:rPr>
-        <w:t xml:space="preserve">Se entiende por idoneidad la correspondencia entre lo que un consumidor espera y lo que efectivamente recibe, en función a lo que se le hubiera ofrecido, la publicidad e información transmitida, las condiciones y circunstancias de la transacción, las características y naturaleza del producto o servicio, el precio, entre otros factores, atendiendo a las circunstancias del caso. </w:t>
-      </w:r>
-    </w:p>
-    <w:p>
-      <w:pPr>
-        <w:pStyle w:val="Textonotapie"/>
-        <w:ind w:left="567" w:right="-1"/>
-        <w:jc w:val="both"/>
-        <w:rPr>
-          <w:rFonts w:ascii="Arial Narrow" w:eastAsia="Arial Narrow" w:hAnsi="Arial Narrow" w:cs="Arial Narrow"/>
-          <w:sz w:val="16"/>
-          <w:szCs w:val="16"/>
-        </w:rPr>
-      </w:pPr>
-      <w:r>
-        <w:rPr>
-          <w:rFonts w:ascii="Arial Narrow" w:eastAsia="Arial Narrow" w:hAnsi="Arial Narrow" w:cs="Arial Narrow"/>
-          <w:sz w:val="16"/>
-          <w:szCs w:val="16"/>
-        </w:rPr>
-        <w:t xml:space="preserve">La idoneidad es evaluada en función a la propia naturaleza del producto o servicio y a su aptitud para satisfacer la finalidad para la cual ha sido puesto en el mercado. Las autorizaciones por parte de los organismos del Estado para la fabricación de un producto o la prestación de un servicio, en los casos que sea necesario, no eximen de responsabilidad al proveedor frente al consumidor. </w:t>
-      </w:r>
-    </w:p>
-    <w:p>
-      <w:pPr>
-        <w:pStyle w:val="Textonotapie"/>
-        <w:ind w:left="567" w:right="-1"/>
-        <w:jc w:val="both"/>
-        <w:rPr>
-          <w:rFonts w:ascii="Arial Narrow" w:eastAsia="Arial Narrow" w:hAnsi="Arial Narrow" w:cs="Arial Narrow"/>
-          <w:sz w:val="16"/>
-          <w:szCs w:val="16"/>
-        </w:rPr>
-      </w:pPr>
-    </w:p>
-    <w:p>
-      <w:pPr>
-        <w:pStyle w:val="Textonotapie"/>
-        <w:ind w:left="567" w:right="-1"/>
-        <w:jc w:val="both"/>
-        <w:rPr>
-          <w:rFonts w:ascii="Arial Narrow" w:eastAsia="Arial Narrow" w:hAnsi="Arial Narrow" w:cs="Arial Narrow"/>
-          <w:sz w:val="16"/>
-          <w:szCs w:val="16"/>
-        </w:rPr>
-      </w:pPr>
-      <w:r>
-        <w:rPr>
-          <w:rFonts w:ascii="Arial Narrow" w:eastAsia="Arial Narrow" w:hAnsi="Arial Narrow" w:cs="Arial Narrow"/>
-          <w:b/>
-          <w:bCs/>
-          <w:sz w:val="16"/>
-          <w:szCs w:val="16"/>
-        </w:rPr>
-        <w:t xml:space="preserve">Artículo 19.- Obligación de los proveedores </w:t>
-      </w:r>
-    </w:p>
-    <w:p>
-      <w:pPr>
-        <w:pStyle w:val="Textonotapie"/>
-        <w:ind w:left="567" w:right="-1"/>
-        <w:jc w:val="both"/>
-        <w:rPr>
-          <w:rFonts w:ascii="Arial Narrow" w:eastAsia="Arial Narrow" w:hAnsi="Arial Narrow" w:cs="Arial Narrow"/>
-          <w:sz w:val="16"/>
-          <w:szCs w:val="16"/>
-        </w:rPr>
-      </w:pPr>
-      <w:r>
-        <w:rPr>
-          <w:rFonts w:ascii="Arial Narrow" w:eastAsia="Arial Narrow" w:hAnsi="Arial Narrow" w:cs="Arial Narrow"/>
-          <w:sz w:val="16"/>
-          <w:szCs w:val="16"/>
-        </w:rPr>
-        <w:t>El proveedor responde por la idoneidad y calidad de los productos y servicios ofrecidos; por la autenticidad de las marcas y leyendas que exhiben sus productos o del signo que respalda al prestador del servicio, por la falta de conformidad entre la publicidad comercial de los productos y servicios y estos, así como por el contenido y la vida útil del producto indicado en el envase, en lo que corresponda.</w:t>
-      </w:r>
-    </w:p>
+    </w:p>
+  </w:footnote>
+  <w:footnote w:id="8">
     <w:p>
       <w:pPr>
         <w:pStyle w:val="Textonotapie"/>
@@ -13089,9 +13160,163 @@
           <w:szCs w:val="16"/>
         </w:rPr>
       </w:pPr>
-    </w:p>
-  </w:footnote>
-  <w:footnote w:id="8">
+      <w:r>
+        <w:rPr>
+          <w:rStyle w:val="Refdenotaalpie"/>
+          <w:rFonts w:ascii="Arial Narrow" w:eastAsia="Arial Narrow" w:hAnsi="Arial Narrow" w:cs="Arial Narrow"/>
+          <w:sz w:val="16"/>
+          <w:szCs w:val="16"/>
+          <w:vertAlign w:val="superscript"/>
+        </w:rPr>
+        <w:footnoteRef/>
+      </w:r>
+      <w:r>
+        <w:rPr>
+          <w:rFonts w:ascii="Arial Narrow" w:eastAsia="Arial Narrow" w:hAnsi="Arial Narrow" w:cs="Arial Narrow"/>
+          <w:sz w:val="16"/>
+          <w:szCs w:val="16"/>
+        </w:rPr>
+        <w:tab/>
+        <w:t xml:space="preserve"/>
+      </w:r>
+      <w:r>
+        <w:rPr>
+          <w:rFonts w:ascii="Arial Narrow" w:eastAsia="Arial Narrow" w:hAnsi="Arial Narrow" w:cs="Arial Narrow"/>
+          <w:sz w:val="16"/>
+          <w:szCs w:val="16"/>
+        </w:rPr>
+        <w:tab/>
+      </w:r>
+      <w:r>
+        <w:rPr>
+          <w:rFonts w:ascii="Arial Narrow" w:eastAsia="Arial Narrow" w:hAnsi="Arial Narrow" w:cs="Arial Narrow"/>
+          <w:b/>
+          <w:bCs/>
+          <w:sz w:val="16"/>
+          <w:szCs w:val="16"/>
+        </w:rPr>
+        <w:t xml:space="preserve">LEY </w:t>
+      </w:r>
+      <w:proofErr w:type="spellStart"/>
+      <w:r>
+        <w:rPr>
+          <w:rFonts w:ascii="Arial Narrow" w:eastAsia="Arial Narrow" w:hAnsi="Arial Narrow" w:cs="Arial Narrow"/>
+          <w:b/>
+          <w:bCs/>
+          <w:sz w:val="16"/>
+          <w:szCs w:val="16"/>
+        </w:rPr>
+        <w:t/>
+      </w:r>
+      <w:proofErr w:type="spellEnd"/>
+      <w:r>
+        <w:rPr>
+          <w:rFonts w:ascii="Arial Narrow" w:eastAsia="Arial Narrow" w:hAnsi="Arial Narrow" w:cs="Arial Narrow"/>
+          <w:b/>
+          <w:bCs/>
+          <w:sz w:val="16"/>
+          <w:szCs w:val="16"/>
+        </w:rPr>
+        <w:t xml:space="preserve">29571, CÓDIGO DE PROTECCIÓN Y DEFENSA DEL CONSUMIDOR, publicado el 2 de setiembre de 2010 y modificado por Decreto Legislativo </w:t>
+      </w:r>
+      <w:proofErr w:type="spellStart"/>
+      <w:r>
+        <w:rPr>
+          <w:rFonts w:ascii="Arial Narrow" w:eastAsia="Arial Narrow" w:hAnsi="Arial Narrow" w:cs="Arial Narrow"/>
+          <w:b/>
+          <w:bCs/>
+          <w:sz w:val="16"/>
+          <w:szCs w:val="16"/>
+        </w:rPr>
+        <w:t/>
+      </w:r>
+      <w:proofErr w:type="spellEnd"/>
+      <w:r>
+        <w:rPr>
+          <w:rFonts w:ascii="Arial Narrow" w:eastAsia="Arial Narrow" w:hAnsi="Arial Narrow" w:cs="Arial Narrow"/>
+          <w:b/>
+          <w:bCs/>
+          <w:sz w:val="16"/>
+          <w:szCs w:val="16"/>
+        </w:rPr>
+        <w:t xml:space="preserve">1308 </w:t>
+      </w:r>
+    </w:p>
+    <w:p>
+      <w:pPr>
+        <w:pStyle w:val="Textonotapie"/>
+        <w:ind w:firstLine="567"/>
+        <w:rPr>
+          <w:rFonts w:ascii="Arial Narrow" w:eastAsia="Arial Narrow" w:hAnsi="Arial Narrow" w:cs="Arial Narrow"/>
+          <w:b/>
+          <w:bCs/>
+          <w:sz w:val="16"/>
+          <w:szCs w:val="16"/>
+        </w:rPr>
+      </w:pPr>
+      <w:r>
+        <w:rPr>
+          <w:rFonts w:ascii="Arial Narrow" w:eastAsia="Arial Narrow" w:hAnsi="Arial Narrow" w:cs="Arial Narrow"/>
+          <w:b/>
+          <w:bCs/>
+          <w:sz w:val="16"/>
+          <w:szCs w:val="16"/>
+        </w:rPr>
+        <w:t>Artículo 1.- Derechos de los consumidores</w:t>
+      </w:r>
+    </w:p>
+    <w:p>
+      <w:pPr>
+        <w:pStyle w:val="Textonotapie"/>
+        <w:tabs>
+          <w:tab w:val="left" w:pos="567"/>
+        </w:tabs>
+        <w:rPr>
+          <w:rFonts w:ascii="Arial Narrow" w:eastAsia="Arial Narrow" w:hAnsi="Arial Narrow" w:cs="Arial Narrow"/>
+          <w:sz w:val="16"/>
+          <w:szCs w:val="16"/>
+        </w:rPr>
+      </w:pPr>
+      <w:r>
+        <w:rPr>
+          <w:rFonts w:ascii="Arial Narrow" w:eastAsia="Arial Narrow" w:hAnsi="Arial Narrow" w:cs="Arial Narrow"/>
+          <w:sz w:val="16"/>
+          <w:szCs w:val="16"/>
+        </w:rPr>
+        <w:tab/>
+        <w:t>1.1 (…)</w:t>
+      </w:r>
+    </w:p>
+    <w:p>
+      <w:pPr>
+        <w:pStyle w:val="Textonotapie"/>
+        <w:tabs>
+          <w:tab w:val="left" w:pos="567"/>
+        </w:tabs>
+        <w:ind w:left="570"/>
+        <w:rPr>
+          <w:rFonts w:ascii="Arial Narrow" w:eastAsia="Arial Narrow" w:hAnsi="Arial Narrow" w:cs="Arial Narrow"/>
+          <w:sz w:val="16"/>
+          <w:szCs w:val="16"/>
+        </w:rPr>
+      </w:pPr>
+      <w:r>
+        <w:rPr>
+          <w:rFonts w:ascii="Arial Narrow" w:eastAsia="Arial Narrow" w:hAnsi="Arial Narrow" w:cs="Arial Narrow"/>
+          <w:sz w:val="16"/>
+          <w:szCs w:val="16"/>
+        </w:rPr>
+        <w:t xml:space="preserve">b. </w:t>
+      </w:r>
+      <w:r>
+        <w:rPr>
+          <w:rFonts w:ascii="Arial Narrow" w:eastAsia="Arial Narrow" w:hAnsi="Arial Narrow" w:cs="Arial Narrow"/>
+          <w:sz w:val="16"/>
+          <w:szCs w:val="16"/>
+        </w:rPr>
+        <w:t xml:space="preserve">Derecho a acceder a información oportuna, suficiente, veraz y fácilmente accesible, relevante para tomar una decisión o realizar una elección de consumo que se ajuste a sus intereses, así como para efectuar un uso o consumo adecuado de los productos o servicios. </w:t>
+      </w:r>
+    </w:p>
     <w:p>
       <w:pPr>
         <w:pStyle w:val="Textonotapie"/>
@@ -13102,6 +13327,27 @@
         <w:jc w:val="both"/>
         <w:rPr>
           <w:rFonts w:ascii="Arial Narrow" w:eastAsia="Arial Narrow" w:hAnsi="Arial Narrow" w:cs="Arial Narrow"/>
+          <w:sz w:val="16"/>
+          <w:szCs w:val="16"/>
+        </w:rPr>
+      </w:pPr>
+      <w:r>
+        <w:rPr>
+          <w:rFonts w:ascii="Arial Narrow" w:eastAsia="Arial Narrow" w:hAnsi="Arial Narrow" w:cs="Arial Narrow"/>
+          <w:sz w:val="16"/>
+          <w:szCs w:val="16"/>
+        </w:rPr>
+        <w:tab/>
+        <w:t>(…).</w:t>
+      </w:r>
+    </w:p>
+    <w:p>
+      <w:pPr>
+        <w:pStyle w:val="Textonotapie"/>
+        <w:ind w:firstLine="567"/>
+        <w:jc w:val="both"/>
+        <w:rPr>
+          <w:rFonts w:ascii="Arial Narrow" w:eastAsia="Arial Narrow" w:hAnsi="Arial Narrow" w:cs="Arial Narrow"/>
           <w:b/>
           <w:bCs/>
           <w:sz w:val="16"/>
@@ -13110,106 +13356,13 @@
       </w:pPr>
       <w:r>
         <w:rPr>
-          <w:rStyle w:val="Refdenotaalpie"/>
-          <w:rFonts w:ascii="Arial Narrow" w:eastAsia="Arial Narrow" w:hAnsi="Arial Narrow" w:cs="Arial Narrow"/>
-          <w:sz w:val="16"/>
-          <w:szCs w:val="16"/>
-          <w:vertAlign w:val="superscript"/>
-        </w:rPr>
-        <w:footnoteRef/>
-      </w:r>
-      <w:r>
-        <w:rPr>
-          <w:rFonts w:ascii="Arial Narrow" w:eastAsia="Arial Narrow" w:hAnsi="Arial Narrow" w:cs="Arial Narrow"/>
-          <w:sz w:val="16"/>
-          <w:szCs w:val="16"/>
-        </w:rPr>
-        <w:t xml:space="preserve"> </w:t>
-      </w:r>
-      <w:r>
-        <w:rPr>
-          <w:rFonts w:ascii="Arial Narrow" w:eastAsia="Arial Narrow" w:hAnsi="Arial Narrow" w:cs="Arial Narrow"/>
-          <w:sz w:val="16"/>
-          <w:szCs w:val="16"/>
-        </w:rPr>
-        <w:tab/>
-      </w:r>
-      <w:r>
-        <w:rPr>
           <w:rFonts w:ascii="Arial Narrow" w:eastAsia="Arial Narrow" w:hAnsi="Arial Narrow" w:cs="Arial Narrow"/>
           <w:b/>
           <w:bCs/>
           <w:sz w:val="16"/>
           <w:szCs w:val="16"/>
         </w:rPr>
-        <w:t xml:space="preserve">LEY </w:t>
-      </w:r>
-      <w:proofErr w:type="spellStart"/>
-      <w:r>
-        <w:rPr>
-          <w:rFonts w:ascii="Arial Narrow" w:eastAsia="Arial Narrow" w:hAnsi="Arial Narrow" w:cs="Arial Narrow"/>
-          <w:b/>
-          <w:bCs/>
-          <w:sz w:val="16"/>
-          <w:szCs w:val="16"/>
-        </w:rPr>
-        <w:t/>
-      </w:r>
-      <w:proofErr w:type="spellEnd"/>
-      <w:r>
-        <w:rPr>
-          <w:rFonts w:ascii="Arial Narrow" w:eastAsia="Arial Narrow" w:hAnsi="Arial Narrow" w:cs="Arial Narrow"/>
-          <w:b/>
-          <w:bCs/>
-          <w:sz w:val="16"/>
-          <w:szCs w:val="16"/>
-        </w:rPr>
-        <w:t xml:space="preserve"> 29571, CÓDIGO DE PROTECCIÓN Y DEFENSA DEL CONSUMIDOR, publicado el 2 de setiembre de 2010 y modificado por Decreto Legislativo </w:t>
-      </w:r>
-      <w:proofErr w:type="spellStart"/>
-      <w:r>
-        <w:rPr>
-          <w:rFonts w:ascii="Arial Narrow" w:eastAsia="Arial Narrow" w:hAnsi="Arial Narrow" w:cs="Arial Narrow"/>
-          <w:b/>
-          <w:bCs/>
-          <w:sz w:val="16"/>
-          <w:szCs w:val="16"/>
-        </w:rPr>
-        <w:t/>
-      </w:r>
-      <w:proofErr w:type="spellEnd"/>
-      <w:r>
-        <w:rPr>
-          <w:rFonts w:ascii="Arial Narrow" w:eastAsia="Arial Narrow" w:hAnsi="Arial Narrow" w:cs="Arial Narrow"/>
-          <w:b/>
-          <w:bCs/>
-          <w:sz w:val="16"/>
-          <w:szCs w:val="16"/>
-        </w:rPr>
-        <w:t xml:space="preserve"> 1308 </w:t>
-      </w:r>
-    </w:p>
-    <w:p>
-      <w:pPr>
-        <w:pStyle w:val="Textonotapie"/>
-        <w:ind w:firstLine="567"/>
-        <w:rPr>
-          <w:rFonts w:ascii="Arial Narrow" w:eastAsia="Arial Narrow" w:hAnsi="Arial Narrow" w:cs="Arial Narrow"/>
-          <w:b/>
-          <w:bCs/>
-          <w:sz w:val="16"/>
-          <w:szCs w:val="16"/>
-        </w:rPr>
-      </w:pPr>
-      <w:r>
-        <w:rPr>
-          <w:rFonts w:ascii="Arial Narrow" w:eastAsia="Arial Narrow" w:hAnsi="Arial Narrow" w:cs="Arial Narrow"/>
-          <w:b/>
-          <w:bCs/>
-          <w:sz w:val="16"/>
-          <w:szCs w:val="16"/>
-        </w:rPr>
-        <w:t>Artículo 1.- Derechos de los consumidores</w:t>
+        <w:t>Artículo 2.- Información relevante</w:t>
       </w:r>
     </w:p>
     <w:p>
@@ -13218,20 +13371,21 @@
         <w:tabs>
           <w:tab w:val="left" w:pos="567"/>
         </w:tabs>
-        <w:rPr>
-          <w:rFonts w:ascii="Arial Narrow" w:eastAsia="Arial Narrow" w:hAnsi="Arial Narrow" w:cs="Arial Narrow"/>
-          <w:sz w:val="16"/>
-          <w:szCs w:val="16"/>
-        </w:rPr>
-      </w:pPr>
-      <w:r>
-        <w:rPr>
-          <w:rFonts w:ascii="Arial Narrow" w:eastAsia="Arial Narrow" w:hAnsi="Arial Narrow" w:cs="Arial Narrow"/>
-          <w:sz w:val="16"/>
-          <w:szCs w:val="16"/>
-        </w:rPr>
-        <w:tab/>
-        <w:t>1.1 (…)</w:t>
+        <w:ind w:left="567"/>
+        <w:jc w:val="both"/>
+        <w:rPr>
+          <w:rFonts w:ascii="Arial Narrow" w:eastAsia="Arial Narrow" w:hAnsi="Arial Narrow" w:cs="Arial Narrow"/>
+          <w:sz w:val="16"/>
+          <w:szCs w:val="16"/>
+        </w:rPr>
+      </w:pPr>
+      <w:r>
+        <w:rPr>
+          <w:rFonts w:ascii="Arial Narrow" w:eastAsia="Arial Narrow" w:hAnsi="Arial Narrow" w:cs="Arial Narrow"/>
+          <w:sz w:val="16"/>
+          <w:szCs w:val="16"/>
+        </w:rPr>
+        <w:t xml:space="preserve">2.1 El proveedor tiene la obligación de ofrecer al consumidor toda la información relevante para tomar una decisión o realizar una elección adecuada de consumo, así como para efectuar un uso o consumo adecuado de los productos o servicios. </w:t>
       </w:r>
     </w:p>
     <w:p>
@@ -13240,28 +13394,75 @@
         <w:tabs>
           <w:tab w:val="left" w:pos="567"/>
         </w:tabs>
-        <w:ind w:left="570"/>
-        <w:rPr>
-          <w:rFonts w:ascii="Arial Narrow" w:eastAsia="Arial Narrow" w:hAnsi="Arial Narrow" w:cs="Arial Narrow"/>
-          <w:sz w:val="16"/>
-          <w:szCs w:val="16"/>
-        </w:rPr>
-      </w:pPr>
-      <w:r>
-        <w:rPr>
-          <w:rFonts w:ascii="Arial Narrow" w:eastAsia="Arial Narrow" w:hAnsi="Arial Narrow" w:cs="Arial Narrow"/>
-          <w:sz w:val="16"/>
-          <w:szCs w:val="16"/>
-        </w:rPr>
-        <w:t xml:space="preserve">b. </w:t>
-      </w:r>
-      <w:r>
-        <w:rPr>
-          <w:rFonts w:ascii="Arial Narrow" w:eastAsia="Arial Narrow" w:hAnsi="Arial Narrow" w:cs="Arial Narrow"/>
-          <w:sz w:val="16"/>
-          <w:szCs w:val="16"/>
-        </w:rPr>
-        <w:t xml:space="preserve">Derecho a acceder a información oportuna, suficiente, veraz y fácilmente accesible, relevante para tomar una decisión o realizar una elección de consumo que se ajuste a sus intereses, así como para efectuar un uso o consumo adecuado de los productos o servicios. </w:t>
+        <w:ind w:left="567"/>
+        <w:jc w:val="both"/>
+        <w:rPr>
+          <w:rFonts w:ascii="Arial Narrow" w:eastAsia="Arial Narrow" w:hAnsi="Arial Narrow" w:cs="Arial Narrow"/>
+          <w:sz w:val="16"/>
+          <w:szCs w:val="16"/>
+        </w:rPr>
+      </w:pPr>
+      <w:r>
+        <w:rPr>
+          <w:rFonts w:ascii="Arial Narrow" w:eastAsia="Arial Narrow" w:hAnsi="Arial Narrow" w:cs="Arial Narrow"/>
+          <w:sz w:val="16"/>
+          <w:szCs w:val="16"/>
+        </w:rPr>
+        <w:t xml:space="preserve">2.2 La información debe ser veraz, suficiente, de fácil comprensión, apropiada, oportuna y fácilmente accesible, debiendo ser brindada en idioma castellano. </w:t>
+      </w:r>
+    </w:p>
+    <w:p>
+      <w:pPr>
+        <w:pStyle w:val="Textonotapie"/>
+        <w:tabs>
+          <w:tab w:val="left" w:pos="567"/>
+        </w:tabs>
+        <w:ind w:left="567"/>
+        <w:jc w:val="both"/>
+        <w:rPr>
+          <w:rFonts w:ascii="Arial Narrow" w:eastAsia="Arial Narrow" w:hAnsi="Arial Narrow" w:cs="Arial Narrow"/>
+          <w:sz w:val="16"/>
+          <w:szCs w:val="16"/>
+        </w:rPr>
+      </w:pPr>
+      <w:r>
+        <w:rPr>
+          <w:rFonts w:ascii="Arial Narrow" w:eastAsia="Arial Narrow" w:hAnsi="Arial Narrow" w:cs="Arial Narrow"/>
+          <w:sz w:val="16"/>
+          <w:szCs w:val="16"/>
+        </w:rPr>
+        <w:t xml:space="preserve">2.3 Sin perjuicio de las exigencias concretas de las normas sectoriales correspondientes, para analizar la información relevante se tiene en consideración a toda aquella sin la cual no se hubiera adoptado la decisión de consumo o se hubiera efectuado en términos substancialmente distintos. Para ello se debe examinar si la información omitida desnaturaliza las condiciones en que se realizó la oferta al consumidor. </w:t>
+      </w:r>
+    </w:p>
+    <w:p>
+      <w:pPr>
+        <w:pStyle w:val="Textonotapie"/>
+        <w:tabs>
+          <w:tab w:val="left" w:pos="567"/>
+        </w:tabs>
+        <w:ind w:left="567"/>
+        <w:jc w:val="both"/>
+        <w:rPr>
+          <w:rFonts w:ascii="Arial Narrow" w:eastAsia="Arial Narrow" w:hAnsi="Arial Narrow" w:cs="Arial Narrow"/>
+          <w:sz w:val="16"/>
+          <w:szCs w:val="16"/>
+        </w:rPr>
+      </w:pPr>
+      <w:r>
+        <w:rPr>
+          <w:rFonts w:ascii="Arial Narrow" w:eastAsia="Arial Narrow" w:hAnsi="Arial Narrow" w:cs="Arial Narrow"/>
+          <w:sz w:val="16"/>
+          <w:szCs w:val="16"/>
+        </w:rPr>
+        <w:t>2.4 Al evaluarse la información, deben considerarse los problemas de confusión que generarían al consumidor el suministro de información excesiva o sumamente compleja, atendiendo a la naturaleza del producto adquirido o al servicio contratado</w:t>
+      </w:r>
+      <w:r>
+        <w:rPr>
+          <w:rFonts w:ascii="Arial Narrow" w:eastAsia="Arial Narrow" w:hAnsi="Arial Narrow" w:cs="Arial Narrow"/>
+          <w:sz w:val="16"/>
+          <w:szCs w:val="16"/>
+        </w:rPr>
+        <w:t xml:space="preserve">. </w:t>
       </w:r>
     </w:p>
     <w:p>
@@ -13274,20 +13475,15 @@
         <w:jc w:val="both"/>
         <w:rPr>
           <w:rFonts w:ascii="Arial Narrow" w:eastAsia="Arial Narrow" w:hAnsi="Arial Narrow" w:cs="Arial Narrow"/>
-          <w:sz w:val="16"/>
-          <w:szCs w:val="16"/>
-        </w:rPr>
-      </w:pPr>
-      <w:r>
-        <w:rPr>
-          <w:rFonts w:ascii="Arial Narrow" w:eastAsia="Arial Narrow" w:hAnsi="Arial Narrow" w:cs="Arial Narrow"/>
-          <w:sz w:val="16"/>
-          <w:szCs w:val="16"/>
-        </w:rPr>
-        <w:tab/>
-        <w:t>(…).</w:t>
-      </w:r>
-    </w:p>
+          <w:b/>
+          <w:bCs/>
+          <w:sz w:val="16"/>
+          <w:szCs w:val="16"/>
+        </w:rPr>
+      </w:pPr>
+    </w:p>
+  </w:footnote>
+  <w:footnote w:id="9">
     <w:p>
       <w:pPr>
         <w:pStyle w:val="Textonotapie"/>
@@ -13298,18 +13494,49 @@
         <w:jc w:val="both"/>
         <w:rPr>
           <w:rFonts w:ascii="Arial Narrow" w:eastAsia="Arial Narrow" w:hAnsi="Arial Narrow" w:cs="Arial Narrow"/>
+          <w:sz w:val="16"/>
+          <w:szCs w:val="16"/>
+        </w:rPr>
+      </w:pPr>
+      <w:r>
+        <w:rPr>
+          <w:rStyle w:val="Refdenotaalpie"/>
+          <w:rFonts w:ascii="Arial Narrow" w:eastAsia="Arial Narrow" w:hAnsi="Arial Narrow" w:cs="Arial Narrow"/>
+          <w:sz w:val="16"/>
+          <w:szCs w:val="16"/>
+          <w:vertAlign w:val="superscript"/>
+        </w:rPr>
+        <w:footnoteRef/>
+      </w:r>
+      <w:r>
+        <w:rPr>
+          <w:rFonts w:ascii="Arial Narrow" w:eastAsia="Arial Narrow" w:hAnsi="Arial Narrow" w:cs="Arial Narrow"/>
+          <w:sz w:val="16"/>
+          <w:szCs w:val="16"/>
+        </w:rPr>
+        <w:tab/>
+        <w:t xml:space="preserve"/>
+      </w:r>
+      <w:r>
+        <w:rPr>
+          <w:rFonts w:ascii="Arial Narrow" w:eastAsia="Arial Narrow" w:hAnsi="Arial Narrow" w:cs="Arial Narrow"/>
+          <w:sz w:val="16"/>
+          <w:szCs w:val="16"/>
+        </w:rPr>
+        <w:tab/>
+      </w:r>
+      <w:r>
+        <w:rPr>
+          <w:rFonts w:ascii="Arial Narrow" w:eastAsia="Arial Narrow" w:hAnsi="Arial Narrow" w:cs="Arial Narrow"/>
           <w:b/>
           <w:bCs/>
           <w:sz w:val="16"/>
           <w:szCs w:val="16"/>
         </w:rPr>
-      </w:pPr>
-    </w:p>
-    <w:p>
-      <w:pPr>
-        <w:pStyle w:val="Textonotapie"/>
-        <w:ind w:firstLine="567"/>
-        <w:jc w:val="both"/>
+        <w:t xml:space="preserve">LEY SOBRE FACULTADES, NORMAS Y ORGANIZACIÓN DEL INDECOPI, APROBADA POR DECRETO LEGISLATIVO </w:t>
+      </w:r>
+      <w:proofErr w:type="spellStart"/>
+      <w:r>
         <w:rPr>
           <w:rFonts w:ascii="Arial Narrow" w:eastAsia="Arial Narrow" w:hAnsi="Arial Narrow" w:cs="Arial Narrow"/>
           <w:b/>
@@ -13317,7 +13544,9 @@
           <w:sz w:val="16"/>
           <w:szCs w:val="16"/>
         </w:rPr>
-      </w:pPr>
+        <w:t/>
+      </w:r>
+      <w:proofErr w:type="spellEnd"/>
       <w:r>
         <w:rPr>
           <w:rFonts w:ascii="Arial Narrow" w:eastAsia="Arial Narrow" w:hAnsi="Arial Narrow" w:cs="Arial Narrow"/>
@@ -13326,7 +13555,1847 @@
           <w:sz w:val="16"/>
           <w:szCs w:val="16"/>
         </w:rPr>
-        <w:t>Artículo 2.- Información relevante</w:t>
+        <w:t xml:space="preserve">807 Artículo 24.-</w:t>
+      </w:r>
+      <w:r>
+        <w:rPr>
+          <w:rFonts w:ascii="Arial Narrow" w:eastAsia="Arial Narrow" w:hAnsi="Arial Narrow" w:cs="Arial Narrow"/>
+          <w:sz w:val="16"/>
+          <w:szCs w:val="16"/>
+        </w:rPr>
+        <w:t xml:space="preserve"> El </w:t>
+      </w:r>
+      <w:proofErr w:type="gramStart"/>
+      <w:r>
+        <w:rPr>
+          <w:rFonts w:ascii="Arial Narrow" w:eastAsia="Arial Narrow" w:hAnsi="Arial Narrow" w:cs="Arial Narrow"/>
+          <w:sz w:val="16"/>
+          <w:szCs w:val="16"/>
+        </w:rPr>
+        <w:t>Secretario Técnico</w:t>
+      </w:r>
+      <w:proofErr w:type="gramEnd"/>
+      <w:r>
+        <w:rPr>
+          <w:rFonts w:ascii="Arial Narrow" w:eastAsia="Arial Narrow" w:hAnsi="Arial Narrow" w:cs="Arial Narrow"/>
+          <w:sz w:val="16"/>
+          <w:szCs w:val="16"/>
+        </w:rPr>
+        <w:t xml:space="preserve"> se encargará de la tramitación del procedimiento. Para ello, cuenta con las siguientes facultades:</w:t>
+      </w:r>
+    </w:p>
+    <w:p>
+      <w:pPr>
+        <w:pStyle w:val="Textonotapie"/>
+        <w:tabs>
+          <w:tab w:val="left" w:pos="567"/>
+        </w:tabs>
+        <w:ind w:left="567" w:right="-1" w:hanging="567"/>
+        <w:jc w:val="both"/>
+        <w:rPr>
+          <w:rFonts w:ascii="Arial Narrow" w:eastAsia="Arial Narrow" w:hAnsi="Arial Narrow" w:cs="Arial Narrow"/>
+          <w:sz w:val="16"/>
+          <w:szCs w:val="16"/>
+        </w:rPr>
+      </w:pPr>
+      <w:r>
+        <w:rPr>
+          <w:rFonts w:ascii="Arial Narrow" w:eastAsia="Arial Narrow" w:hAnsi="Arial Narrow" w:cs="Arial Narrow"/>
+          <w:sz w:val="16"/>
+          <w:szCs w:val="16"/>
+        </w:rPr>
+        <w:tab/>
+        <w:t xml:space="preserve">(...) </w:t>
+      </w:r>
+    </w:p>
+    <w:p>
+      <w:pPr>
+        <w:pStyle w:val="Textonotapie"/>
+        <w:tabs>
+          <w:tab w:val="left" w:pos="567"/>
+        </w:tabs>
+        <w:ind w:left="567" w:right="-1" w:hanging="567"/>
+        <w:jc w:val="both"/>
+        <w:rPr>
+          <w:rFonts w:ascii="Arial Narrow" w:eastAsia="Arial Narrow" w:hAnsi="Arial Narrow" w:cs="Arial Narrow"/>
+          <w:sz w:val="16"/>
+          <w:szCs w:val="16"/>
+        </w:rPr>
+      </w:pPr>
+      <w:r>
+        <w:rPr>
+          <w:rFonts w:ascii="Arial Narrow" w:eastAsia="Arial Narrow" w:hAnsi="Arial Narrow" w:cs="Arial Narrow"/>
+          <w:sz w:val="16"/>
+          <w:szCs w:val="16"/>
+        </w:rPr>
+        <w:tab/>
+        <w:t xml:space="preserve">c) Admitir denuncias a trámite, en aquellos casos en que la Comisión le haya delegado esta facultad. </w:t>
+      </w:r>
+    </w:p>
+    <w:p>
+      <w:pPr>
+        <w:pStyle w:val="Textonotapie"/>
+        <w:tabs>
+          <w:tab w:val="left" w:pos="567"/>
+        </w:tabs>
+        <w:ind w:left="567" w:right="-1" w:hanging="567"/>
+        <w:jc w:val="both"/>
+        <w:rPr>
+          <w:rFonts w:ascii="Arial Narrow" w:eastAsia="Arial Narrow" w:hAnsi="Arial Narrow" w:cs="Arial Narrow"/>
+          <w:sz w:val="16"/>
+          <w:szCs w:val="16"/>
+        </w:rPr>
+      </w:pPr>
+      <w:r>
+        <w:rPr>
+          <w:rFonts w:ascii="Arial Narrow" w:eastAsia="Arial Narrow" w:hAnsi="Arial Narrow" w:cs="Arial Narrow"/>
+          <w:sz w:val="16"/>
+          <w:szCs w:val="16"/>
+        </w:rPr>
+        <w:tab/>
+        <w:t>(...).</w:t>
+      </w:r>
+    </w:p>
+    <w:p>
+      <w:pPr>
+        <w:pStyle w:val="Textonotapie"/>
+        <w:tabs>
+          <w:tab w:val="left" w:pos="567"/>
+        </w:tabs>
+        <w:ind w:left="567" w:right="-1" w:hanging="567"/>
+        <w:jc w:val="both"/>
+        <w:rPr>
+          <w:rFonts w:ascii="Arial Narrow" w:eastAsia="Arial Narrow" w:hAnsi="Arial Narrow" w:cs="Arial Narrow"/>
+          <w:sz w:val="16"/>
+          <w:szCs w:val="16"/>
+        </w:rPr>
+      </w:pPr>
+    </w:p>
+  </w:footnote>
+  <w:footnote w:id="10">
+    <w:p>
+      <w:pPr>
+        <w:pStyle w:val="Textonotapie"/>
+        <w:tabs>
+          <w:tab w:val="left" w:pos="567"/>
+        </w:tabs>
+        <w:ind w:left="567" w:hanging="567"/>
+        <w:jc w:val="both"/>
+        <w:rPr>
+          <w:rFonts w:ascii="Arial Narrow" w:eastAsia="Arial Narrow" w:hAnsi="Arial Narrow" w:cs="Arial Narrow"/>
+          <w:sz w:val="16"/>
+          <w:szCs w:val="16"/>
+        </w:rPr>
+      </w:pPr>
+      <w:r>
+        <w:rPr>
+          <w:rStyle w:val="Refdenotaalpie"/>
+          <w:rFonts w:ascii="Arial Narrow" w:eastAsia="Arial Narrow" w:hAnsi="Arial Narrow" w:cs="Arial Narrow"/>
+          <w:sz w:val="16"/>
+          <w:szCs w:val="16"/>
+          <w:vertAlign w:val="superscript"/>
+        </w:rPr>
+        <w:footnoteRef/>
+      </w:r>
+      <w:r>
+        <w:rPr>
+          <w:rFonts w:ascii="Arial Narrow" w:eastAsia="Arial Narrow" w:hAnsi="Arial Narrow" w:cs="Arial Narrow"/>
+          <w:sz w:val="16"/>
+          <w:szCs w:val="16"/>
+        </w:rPr>
+        <w:tab/>
+        <w:t xml:space="preserve"/>
+      </w:r>
+      <w:r>
+        <w:rPr>
+          <w:rFonts w:ascii="Arial Narrow" w:eastAsia="Arial Narrow" w:hAnsi="Arial Narrow" w:cs="Arial Narrow"/>
+          <w:sz w:val="16"/>
+          <w:szCs w:val="16"/>
+        </w:rPr>
+        <w:tab/>
+        <w:t xml:space="preserve">El número de trabajadores se atenderá siempre que la empresa haya sido constituida antes de la vigencia de la Ley </w:t>
+      </w:r>
+      <w:proofErr w:type="spellStart"/>
+      <w:r>
+        <w:rPr>
+          <w:rFonts w:ascii="Arial Narrow" w:eastAsia="Arial Narrow" w:hAnsi="Arial Narrow" w:cs="Arial Narrow"/>
+          <w:sz w:val="16"/>
+          <w:szCs w:val="16"/>
+        </w:rPr>
+        <w:t/>
+      </w:r>
+      <w:proofErr w:type="spellEnd"/>
+      <w:r>
+        <w:rPr>
+          <w:rFonts w:ascii="Arial Narrow" w:eastAsia="Arial Narrow" w:hAnsi="Arial Narrow" w:cs="Arial Narrow"/>
+          <w:sz w:val="16"/>
+          <w:szCs w:val="16"/>
+        </w:rPr>
+        <w:t xml:space="preserve">30056, publicada el 2 de julio de 2013, que modificó el artículo 5 del Texto Único Ordenado de la Ley de Promoción de la Competitividad, Formalización y Desarrollo de la Micro y Pequeña Empresa y de Acceso al Empleo Decente (LEY MYPE). Ello, en la medida que la Tercera Disposición Complementaria Transitoria de la norma modificatoria precisa que las empresas constituidas antes de la </w:t>
+      </w:r>
+      <w:proofErr w:type="gramStart"/>
+      <w:r>
+        <w:rPr>
+          <w:rFonts w:ascii="Arial Narrow" w:eastAsia="Arial Narrow" w:hAnsi="Arial Narrow" w:cs="Arial Narrow"/>
+          <w:sz w:val="16"/>
+          <w:szCs w:val="16"/>
+        </w:rPr>
+        <w:t>entrada en vigencia</w:t>
+      </w:r>
+      <w:proofErr w:type="gramEnd"/>
+      <w:r>
+        <w:rPr>
+          <w:rFonts w:ascii="Arial Narrow" w:eastAsia="Arial Narrow" w:hAnsi="Arial Narrow" w:cs="Arial Narrow"/>
+          <w:sz w:val="16"/>
+          <w:szCs w:val="16"/>
+        </w:rPr>
+        <w:t xml:space="preserve"> de dicha Ley se rigen por los requisitos de acogimiento al régimen de las micro y pequeñas empresas regulados en el Decreto Legislativo 1086.</w:t>
+      </w:r>
+    </w:p>
+    <w:p>
+      <w:pPr>
+        <w:pStyle w:val="Textonotapie"/>
+        <w:ind w:left="567" w:hanging="567"/>
+        <w:jc w:val="both"/>
+        <w:rPr>
+          <w:rFonts w:ascii="Arial Narrow" w:eastAsia="Arial Narrow" w:hAnsi="Arial Narrow" w:cs="Arial Narrow"/>
+          <w:sz w:val="16"/>
+          <w:szCs w:val="16"/>
+        </w:rPr>
+      </w:pPr>
+    </w:p>
+  </w:footnote>
+  <w:footnote w:id="11">
+    <w:p>
+      <w:pPr>
+        <w:pStyle w:val="Textonotapie"/>
+        <w:tabs>
+          <w:tab w:val="left" w:pos="567"/>
+        </w:tabs>
+        <w:ind w:left="567" w:hanging="567"/>
+        <w:jc w:val="both"/>
+        <w:rPr>
+          <w:rFonts w:ascii="Arial Narrow" w:eastAsia="Arial Narrow" w:hAnsi="Arial Narrow" w:cs="Arial Narrow"/>
+          <w:sz w:val="16"/>
+          <w:szCs w:val="16"/>
+        </w:rPr>
+      </w:pPr>
+      <w:r>
+        <w:rPr>
+          <w:rStyle w:val="Refdenotaalpie"/>
+          <w:rFonts w:ascii="Arial Narrow" w:eastAsia="Arial Narrow" w:hAnsi="Arial Narrow" w:cs="Arial Narrow"/>
+          <w:sz w:val="16"/>
+          <w:szCs w:val="16"/>
+          <w:vertAlign w:val="superscript"/>
+        </w:rPr>
+        <w:footnoteRef/>
+      </w:r>
+      <w:r>
+        <w:rPr>
+          <w:rFonts w:ascii="Arial Narrow" w:eastAsia="Arial Narrow" w:hAnsi="Arial Narrow" w:cs="Arial Narrow"/>
+          <w:sz w:val="16"/>
+          <w:szCs w:val="16"/>
+        </w:rPr>
+        <w:tab/>
+        <w:t xml:space="preserve"/>
+      </w:r>
+      <w:r>
+        <w:rPr>
+          <w:rFonts w:ascii="Arial Narrow" w:eastAsia="Arial Narrow" w:hAnsi="Arial Narrow" w:cs="Arial Narrow"/>
+          <w:sz w:val="16"/>
+          <w:szCs w:val="16"/>
+        </w:rPr>
+        <w:tab/>
+      </w:r>
+      <w:r>
+        <w:rPr>
+          <w:rFonts w:ascii="Arial Narrow" w:eastAsia="Arial Narrow" w:hAnsi="Arial Narrow" w:cs="Arial Narrow"/>
+          <w:b/>
+          <w:sz w:val="16"/>
+          <w:szCs w:val="16"/>
+        </w:rPr>
+        <w:t>LEY 29571, CÓDIGO DE PROTECCIÓN Y DEFENSA DEL CONSUMIDOR</w:t>
+      </w:r>
+      <w:r>
+        <w:rPr>
+          <w:rFonts w:ascii="Arial Narrow" w:eastAsia="Arial Narrow" w:hAnsi="Arial Narrow" w:cs="Arial Narrow"/>
+          <w:b/>
+          <w:bCs/>
+          <w:sz w:val="16"/>
+          <w:szCs w:val="16"/>
+        </w:rPr>
+        <w:t xml:space="preserve">, </w:t>
+      </w:r>
+      <w:r>
+        <w:rPr>
+          <w:rFonts w:ascii="Arial Narrow" w:eastAsia="Arial Narrow" w:hAnsi="Arial Narrow" w:cs="Arial Narrow"/>
+          <w:b/>
+          <w:sz w:val="16"/>
+          <w:szCs w:val="16"/>
+        </w:rPr>
+        <w:t>publicado el 2 de setiembre de 2010 y modificado por Decreto Legislativo 1308</w:t>
+      </w:r>
+    </w:p>
+    <w:p>
+      <w:pPr>
+        <w:pStyle w:val="Textonotapie"/>
+        <w:ind w:left="567" w:hanging="567"/>
+        <w:jc w:val="both"/>
+        <w:rPr>
+          <w:rFonts w:ascii="Arial Narrow" w:eastAsia="Arial Narrow" w:hAnsi="Arial Narrow" w:cs="Arial Narrow"/>
+          <w:b/>
+          <w:bCs/>
+          <w:sz w:val="16"/>
+          <w:szCs w:val="16"/>
+        </w:rPr>
+      </w:pPr>
+      <w:r>
+        <w:rPr>
+          <w:rFonts w:ascii="Arial Narrow" w:eastAsia="Arial Narrow" w:hAnsi="Arial Narrow" w:cs="Arial Narrow"/>
+          <w:sz w:val="16"/>
+          <w:szCs w:val="16"/>
+        </w:rPr>
+        <w:tab/>
+      </w:r>
+      <w:r>
+        <w:rPr>
+          <w:rFonts w:ascii="Arial Narrow" w:eastAsia="Arial Narrow" w:hAnsi="Arial Narrow" w:cs="Arial Narrow"/>
+          <w:b/>
+          <w:bCs/>
+          <w:sz w:val="16"/>
+          <w:szCs w:val="16"/>
+        </w:rPr>
+        <w:t>Artículo 110.- Sanciones Administrativas</w:t>
+      </w:r>
+    </w:p>
+    <w:p>
+      <w:pPr>
+        <w:autoSpaceDE w:val="0"/>
+        <w:autoSpaceDN w:val="0"/>
+        <w:adjustRightInd w:val="0"/>
+        <w:spacing w:after="0" w:line="240" w:lineRule="auto"/>
+        <w:ind w:left="567"/>
+        <w:jc w:val="both"/>
+        <w:rPr>
+          <w:rFonts w:ascii="Arial Narrow" w:eastAsia="Arial Narrow" w:hAnsi="Arial Narrow" w:cs="Arial Narrow"/>
+          <w:sz w:val="16"/>
+          <w:szCs w:val="16"/>
+          <w:lang w:eastAsia="es-PE"/>
+        </w:rPr>
+      </w:pPr>
+      <w:r>
+        <w:rPr>
+          <w:rFonts w:ascii="Arial Narrow" w:eastAsia="Arial Narrow" w:hAnsi="Arial Narrow" w:cs="Arial Narrow"/>
+          <w:sz w:val="16"/>
+          <w:szCs w:val="16"/>
+          <w:lang w:eastAsia="es-PE"/>
+        </w:rPr>
+        <w:t>(…)</w:t>
+      </w:r>
+    </w:p>
+    <w:p>
+      <w:pPr>
+        <w:autoSpaceDE w:val="0"/>
+        <w:autoSpaceDN w:val="0"/>
+        <w:adjustRightInd w:val="0"/>
+        <w:spacing w:after="0" w:line="240" w:lineRule="auto"/>
+        <w:ind w:left="567"/>
+        <w:jc w:val="both"/>
+        <w:rPr>
+          <w:rFonts w:ascii="Arial Narrow" w:eastAsia="Arial Narrow" w:hAnsi="Arial Narrow" w:cs="Arial Narrow"/>
+          <w:sz w:val="16"/>
+          <w:szCs w:val="16"/>
+          <w:lang w:eastAsia="es-PE"/>
+        </w:rPr>
+      </w:pPr>
+      <w:r>
+        <w:rPr>
+          <w:rFonts w:ascii="Arial Narrow" w:eastAsia="Arial Narrow" w:hAnsi="Arial Narrow" w:cs="Arial Narrow"/>
+          <w:sz w:val="16"/>
+          <w:szCs w:val="16"/>
+          <w:lang w:eastAsia="es-PE"/>
+        </w:rPr>
+        <w:t>En el caso de las microempresas, la multa no puede superar el diez por ciento (10%) de las ventas o ingresos brutos percibidos por el infractor, relativos a todas sus actividades económicas, correspondientes al ejercicio inmediato anterior al de la expedición de la resolución de primera instancia, siempre que se haya acreditado dichos ingresos, no se encuentre en una situación de reincidencia y el caso no verse sobre la vida, salud o integridad de los consumidores. Para el caso de las pequeñas empresas, la multa no puede superar el veinte por ciento (20%) de las ventas o ingresos brutos percibidos por el infractor, conforme a los requisitos señalados anteriormente.</w:t>
+      </w:r>
+    </w:p>
+    <w:p>
+      <w:pPr>
+        <w:autoSpaceDE w:val="0"/>
+        <w:autoSpaceDN w:val="0"/>
+        <w:adjustRightInd w:val="0"/>
+        <w:spacing w:after="0" w:line="240" w:lineRule="auto"/>
+        <w:ind w:left="567"/>
+        <w:jc w:val="both"/>
+        <w:rPr>
+          <w:rFonts w:ascii="Arial Narrow" w:eastAsia="Arial Narrow" w:hAnsi="Arial Narrow" w:cs="Arial Narrow"/>
+          <w:sz w:val="16"/>
+          <w:szCs w:val="16"/>
+          <w:lang w:eastAsia="es-PE"/>
+        </w:rPr>
+      </w:pPr>
+      <w:r>
+        <w:rPr>
+          <w:rFonts w:ascii="Arial Narrow" w:eastAsia="Arial Narrow" w:hAnsi="Arial Narrow" w:cs="Arial Narrow"/>
+          <w:sz w:val="16"/>
+          <w:szCs w:val="16"/>
+          <w:lang w:eastAsia="es-PE"/>
+        </w:rPr>
+        <w:t>(…).</w:t>
+      </w:r>
+    </w:p>
+    <w:p>
+      <w:pPr>
+        <w:pStyle w:val="Textonotapie"/>
+        <w:ind w:left="567" w:hanging="567"/>
+        <w:jc w:val="both"/>
+        <w:rPr>
+          <w:rFonts w:ascii="Arial Narrow" w:eastAsia="Arial Narrow" w:hAnsi="Arial Narrow" w:cs="Arial Narrow"/>
+          <w:sz w:val="16"/>
+          <w:szCs w:val="16"/>
+        </w:rPr>
+      </w:pPr>
+    </w:p>
+  </w:footnote>
+  <w:footnote w:id="12">
+    <w:p>
+      <w:pPr>
+        <w:pStyle w:val="Textonotapie"/>
+        <w:tabs>
+          <w:tab w:val="left" w:pos="567"/>
+        </w:tabs>
+        <w:ind w:left="567" w:hanging="567"/>
+        <w:jc w:val="both"/>
+        <w:rPr>
+          <w:rFonts w:ascii="Arial Narrow" w:eastAsia="Arial Narrow" w:hAnsi="Arial Narrow" w:cs="Arial Narrow"/>
+          <w:sz w:val="16"/>
+          <w:szCs w:val="16"/>
+        </w:rPr>
+      </w:pPr>
+      <w:r>
+        <w:rPr>
+          <w:rStyle w:val="Refdenotaalpie"/>
+          <w:rFonts w:ascii="Arial Narrow" w:eastAsia="Arial Narrow" w:hAnsi="Arial Narrow" w:cs="Arial Narrow"/>
+          <w:sz w:val="16"/>
+          <w:szCs w:val="16"/>
+          <w:vertAlign w:val="superscript"/>
+        </w:rPr>
+        <w:footnoteRef/>
+      </w:r>
+      <w:r>
+        <w:rPr>
+          <w:rFonts w:ascii="Arial Narrow" w:eastAsia="Arial Narrow" w:hAnsi="Arial Narrow" w:cs="Arial Narrow"/>
+          <w:sz w:val="16"/>
+          <w:szCs w:val="16"/>
+        </w:rPr>
+        <w:tab/>
+      </w:r>
+      <w:r>
+        <w:rPr>
+          <w:rFonts w:ascii="Arial Narrow" w:eastAsia="Arial Narrow" w:hAnsi="Arial Narrow" w:cs="Arial Narrow"/>
+          <w:b/>
+          <w:bCs/>
+          <w:sz w:val="16"/>
+          <w:szCs w:val="16"/>
+        </w:rPr>
+        <w:t xml:space="preserve">DECRETO LEGISLATIVO 807, LEY SOBRE FACULTADES, NORMAS Y ORGANIZACIÓN DEL INDECOPI, publicado el 18 de abril de 1996</w:t>
+      </w:r>
+    </w:p>
+    <w:p>
+      <w:pPr>
+        <w:pStyle w:val="Textonotapie"/>
+        <w:ind w:left="567" w:hanging="567"/>
+        <w:jc w:val="both"/>
+        <w:rPr>
+          <w:rFonts w:ascii="Arial Narrow" w:eastAsia="Arial Narrow" w:hAnsi="Arial Narrow" w:cs="Arial Narrow"/>
+          <w:sz w:val="16"/>
+          <w:szCs w:val="16"/>
+        </w:rPr>
+      </w:pPr>
+      <w:r>
+        <w:rPr>
+          <w:rFonts w:ascii="Arial Narrow" w:eastAsia="Arial Narrow" w:hAnsi="Arial Narrow" w:cs="Arial Narrow"/>
+          <w:sz w:val="16"/>
+          <w:szCs w:val="16"/>
+        </w:rPr>
+        <w:tab/>
+      </w:r>
+      <w:r>
+        <w:rPr>
+          <w:rFonts w:ascii="Arial Narrow" w:eastAsia="Arial Narrow" w:hAnsi="Arial Narrow" w:cs="Arial Narrow"/>
+          <w:b/>
+          <w:bCs/>
+          <w:sz w:val="16"/>
+          <w:szCs w:val="16"/>
+        </w:rPr>
+        <w:t xml:space="preserve">Artículo 26.-</w:t>
+      </w:r>
+      <w:r>
+        <w:rPr>
+          <w:rFonts w:ascii="Arial Narrow" w:eastAsia="Arial Narrow" w:hAnsi="Arial Narrow" w:cs="Arial Narrow"/>
+          <w:sz w:val="16"/>
+          <w:szCs w:val="16"/>
+        </w:rPr>
+        <w:t xml:space="preserve"> Una vez admitida a trámite la denuncia, se correrá traslado de la misma al denunciado, a fin de que éste presente su descargo. El plazo para la presentación del descargo será de cinco (5) días contados desde la notificación, vencido el cual, el Secretario Técnico declarará en rebeldía al denunciado que no lo hubiera presentado.</w:t>
+      </w:r>
+    </w:p>
+    <w:p>
+      <w:pPr>
+        <w:pStyle w:val="Textonotapie"/>
+        <w:ind w:left="567" w:hanging="567"/>
+        <w:jc w:val="both"/>
+        <w:rPr>
+          <w:rFonts w:ascii="Arial Narrow" w:eastAsia="Arial Narrow" w:hAnsi="Arial Narrow" w:cs="Arial Narrow"/>
+          <w:sz w:val="16"/>
+          <w:szCs w:val="16"/>
+        </w:rPr>
+      </w:pPr>
+    </w:p>
+  </w:footnote>
+  <w:footnote w:id="13">
+    <w:p>
+      <w:pPr>
+        <w:pStyle w:val="Textonotapie"/>
+        <w:tabs>
+          <w:tab w:val="left" w:pos="567"/>
+        </w:tabs>
+        <w:ind w:left="567" w:hanging="567"/>
+        <w:jc w:val="both"/>
+        <w:rPr>
+          <w:rFonts w:ascii="Arial Narrow" w:eastAsia="Arial Narrow" w:hAnsi="Arial Narrow" w:cs="Arial Narrow"/>
+          <w:sz w:val="16"/>
+          <w:szCs w:val="16"/>
+        </w:rPr>
+      </w:pPr>
+      <w:r>
+        <w:rPr>
+          <w:rStyle w:val="Refdenotaalpie"/>
+          <w:rFonts w:ascii="Arial Narrow" w:eastAsia="Arial Narrow" w:hAnsi="Arial Narrow" w:cs="Arial Narrow"/>
+          <w:sz w:val="16"/>
+          <w:szCs w:val="16"/>
+          <w:vertAlign w:val="superscript"/>
+        </w:rPr>
+        <w:footnoteRef/>
+      </w:r>
+      <w:r>
+        <w:rPr>
+          <w:rFonts w:ascii="Arial Narrow" w:eastAsia="Arial Narrow" w:hAnsi="Arial Narrow" w:cs="Arial Narrow"/>
+          <w:sz w:val="16"/>
+          <w:szCs w:val="16"/>
+        </w:rPr>
+        <w:tab/>
+      </w:r>
+      <w:r>
+        <w:rPr>
+          <w:rFonts w:ascii="Arial Narrow" w:eastAsia="Arial Narrow" w:hAnsi="Arial Narrow" w:cs="Arial Narrow"/>
+          <w:b/>
+          <w:bCs/>
+          <w:sz w:val="16"/>
+          <w:szCs w:val="16"/>
+        </w:rPr>
+        <w:t xml:space="preserve">DECRETO SUPREMO 006-2026-JUS, TEXTO ÚNICO ORDENADO DE LA LEY 27444, LEY DEL PROCEDIMIENTO ADMINISTRATIVO GENERAL, publicado el 30 de abril de 2026</w:t>
+      </w:r>
+    </w:p>
+    <w:p>
+      <w:pPr>
+        <w:pStyle w:val="Textonotapie"/>
+        <w:ind w:left="567" w:hanging="567"/>
+        <w:jc w:val="both"/>
+        <w:rPr>
+          <w:rFonts w:ascii="Arial Narrow" w:eastAsia="Arial Narrow" w:hAnsi="Arial Narrow" w:cs="Arial Narrow"/>
+          <w:sz w:val="16"/>
+          <w:szCs w:val="16"/>
+        </w:rPr>
+      </w:pPr>
+      <w:r>
+        <w:rPr>
+          <w:rFonts w:ascii="Arial Narrow" w:eastAsia="Arial Narrow" w:hAnsi="Arial Narrow" w:cs="Arial Narrow"/>
+          <w:sz w:val="16"/>
+          <w:szCs w:val="16"/>
+        </w:rPr>
+        <w:tab/>
+      </w:r>
+      <w:r>
+        <w:rPr>
+          <w:rFonts w:ascii="Arial Narrow" w:eastAsia="Arial Narrow" w:hAnsi="Arial Narrow" w:cs="Arial Narrow"/>
+          <w:b/>
+          <w:bCs/>
+          <w:sz w:val="16"/>
+          <w:szCs w:val="16"/>
+        </w:rPr>
+        <w:t xml:space="preserve">Artículo 223.- Contestación de la reclamación</w:t>
+      </w:r>
+    </w:p>
+    <w:p>
+      <w:pPr>
+        <w:pStyle w:val="Textonotapie"/>
+        <w:ind w:left="567" w:hanging="567"/>
+        <w:jc w:val="both"/>
+        <w:rPr>
+          <w:rFonts w:ascii="Arial Narrow" w:eastAsia="Arial Narrow" w:hAnsi="Arial Narrow" w:cs="Arial Narrow"/>
+          <w:sz w:val="16"/>
+          <w:szCs w:val="16"/>
+        </w:rPr>
+      </w:pPr>
+      <w:r>
+        <w:rPr>
+          <w:rFonts w:ascii="Arial Narrow" w:eastAsia="Arial Narrow" w:hAnsi="Arial Narrow" w:cs="Arial Narrow"/>
+          <w:sz w:val="16"/>
+          <w:szCs w:val="16"/>
+        </w:rPr>
+        <w:tab/>
+      </w:r>
+      <w:r>
+        <w:rPr>
+          <w:rFonts w:ascii="Arial Narrow" w:eastAsia="Arial Narrow" w:hAnsi="Arial Narrow" w:cs="Arial Narrow"/>
+          <w:sz w:val="16"/>
+          <w:szCs w:val="16"/>
+        </w:rPr>
+        <w:t xml:space="preserve">223.1 El reclamado deberá presentar la contestación de la reclamación dentro de los quince (15) días posteriores a la notificación de ésta; vencido este plazo, la Administración declarará en rebeldía al reclamado que no la hubiera presentado. La contestación deberá contener los requisitos de los escritos previstos en el artículo 113 de la presente Ley, así como la absolución de todos los asuntos controvertidos de hecho y de derecho, Las alegaciones y los hechos relevantes de la reclamación, salvo que hayan sido específicamente negadas en la contestación, se tendrán por aceptadas o merituadas como ciertas.</w:t>
+      </w:r>
+    </w:p>
+    <w:p>
+      <w:pPr>
+        <w:pStyle w:val="Textonotapie"/>
+        <w:ind w:left="567" w:hanging="567"/>
+        <w:jc w:val="both"/>
+        <w:rPr>
+          <w:rFonts w:ascii="Arial Narrow" w:eastAsia="Arial Narrow" w:hAnsi="Arial Narrow" w:cs="Arial Narrow"/>
+          <w:sz w:val="16"/>
+          <w:szCs w:val="16"/>
+        </w:rPr>
+      </w:pPr>
+    </w:p>
+  </w:footnote>
+  <w:footnote w:id="14">
+    <w:p>
+      <w:pPr>
+        <w:tabs>
+          <w:tab w:val="left" w:pos="567"/>
+        </w:tabs>
+        <w:spacing w:after="0" w:line="240" w:lineRule="auto"/>
+        <w:ind w:left="567" w:hanging="567"/>
+        <w:jc w:val="both"/>
+        <w:rPr>
+          <w:rFonts w:ascii="Arial Narrow" w:eastAsia="Arial Narrow" w:hAnsi="Arial Narrow" w:cs="Arial Narrow"/>
+          <w:sz w:val="16"/>
+          <w:szCs w:val="16"/>
+        </w:rPr>
+      </w:pPr>
+      <w:r>
+        <w:rPr>
+          <w:rStyle w:val="Refdenotaalpie"/>
+          <w:rFonts w:ascii="Arial Narrow" w:eastAsia="Arial Narrow" w:hAnsi="Arial Narrow" w:cs="Arial Narrow"/>
+          <w:sz w:val="16"/>
+          <w:szCs w:val="16"/>
+          <w:vertAlign w:val="superscript"/>
+        </w:rPr>
+        <w:footnoteRef/>
+      </w:r>
+      <w:r>
+        <w:rPr>
+          <w:rFonts w:ascii="Arial Narrow" w:eastAsia="Arial Narrow" w:hAnsi="Arial Narrow" w:cs="Arial Narrow"/>
+          <w:sz w:val="16"/>
+          <w:szCs w:val="16"/>
+          <w:vertAlign w:val="superscript"/>
+        </w:rPr>
+        <w:tab/>
+        <w:t xml:space="preserve"/>
+      </w:r>
+      <w:r>
+        <w:rPr>
+          <w:rFonts w:ascii="Arial Narrow" w:eastAsia="Arial Narrow" w:hAnsi="Arial Narrow" w:cs="Arial Narrow"/>
+          <w:sz w:val="16"/>
+          <w:szCs w:val="16"/>
+        </w:rPr>
+        <w:t xml:space="preserve"> </w:t>
+      </w:r>
+      <w:r>
+        <w:rPr>
+          <w:rFonts w:ascii="Arial Narrow" w:eastAsia="Arial Narrow" w:hAnsi="Arial Narrow" w:cs="Arial Narrow"/>
+          <w:sz w:val="16"/>
+          <w:szCs w:val="16"/>
+        </w:rPr>
+        <w:tab/>
+      </w:r>
+      <w:r>
+        <w:rPr>
+          <w:rFonts w:ascii="Arial Narrow" w:eastAsia="Arial Narrow" w:hAnsi="Arial Narrow" w:cs="Arial Narrow"/>
+          <w:b/>
+          <w:sz w:val="16"/>
+          <w:szCs w:val="16"/>
+        </w:rPr>
+        <w:t>LEY 29571, CÓDIGO DE PROTECCIÓN Y DEFENSA DEL CONSUMIDOR</w:t>
+      </w:r>
+      <w:r>
+        <w:rPr>
+          <w:rFonts w:ascii="Arial Narrow" w:eastAsia="Arial Narrow" w:hAnsi="Arial Narrow" w:cs="Arial Narrow"/>
+          <w:b/>
+          <w:bCs/>
+          <w:sz w:val="16"/>
+          <w:szCs w:val="16"/>
+        </w:rPr>
+        <w:t xml:space="preserve">, </w:t>
+      </w:r>
+      <w:r>
+        <w:rPr>
+          <w:rFonts w:ascii="Arial Narrow" w:eastAsia="Arial Narrow" w:hAnsi="Arial Narrow" w:cs="Arial Narrow"/>
+          <w:b/>
+          <w:sz w:val="16"/>
+          <w:szCs w:val="16"/>
+        </w:rPr>
+        <w:t>publicado el 2 de setiembre de 2010 y modificado por Decreto Legislativo 1308</w:t>
+      </w:r>
+    </w:p>
+    <w:p>
+      <w:pPr>
+        <w:spacing w:after="0" w:line="240" w:lineRule="auto"/>
+        <w:ind w:left="567" w:hanging="567"/>
+        <w:jc w:val="both"/>
+        <w:rPr>
+          <w:rFonts w:ascii="Arial Narrow" w:eastAsia="Arial Narrow" w:hAnsi="Arial Narrow" w:cs="Arial Narrow"/>
+          <w:b/>
+          <w:sz w:val="16"/>
+          <w:szCs w:val="16"/>
+        </w:rPr>
+      </w:pPr>
+      <w:r>
+        <w:rPr>
+          <w:rFonts w:ascii="Arial Narrow" w:eastAsia="Arial Narrow" w:hAnsi="Arial Narrow" w:cs="Arial Narrow"/>
+          <w:b/>
+          <w:sz w:val="16"/>
+          <w:szCs w:val="16"/>
+        </w:rPr>
+        <w:tab/>
+        <w:t>Artículo 110.- Sanciones administrativas</w:t>
+      </w:r>
+    </w:p>
+    <w:p>
+      <w:pPr>
+        <w:spacing w:after="0" w:line="240" w:lineRule="auto"/>
+        <w:ind w:left="567"/>
+        <w:jc w:val="both"/>
+        <w:rPr>
+          <w:rFonts w:ascii="Arial Narrow" w:eastAsia="Arial Narrow" w:hAnsi="Arial Narrow" w:cs="Arial Narrow"/>
+          <w:sz w:val="16"/>
+          <w:szCs w:val="16"/>
+        </w:rPr>
+      </w:pPr>
+      <w:r>
+        <w:rPr>
+          <w:rFonts w:ascii="Arial Narrow" w:eastAsia="Arial Narrow" w:hAnsi="Arial Narrow" w:cs="Arial Narrow"/>
+          <w:sz w:val="16"/>
+          <w:szCs w:val="16"/>
+        </w:rPr>
+        <w:t>El órgano resolutivo puede sancionar las infracciones administrativas a que se refiere el artículo 108 con amonestación y multas de hasta cuatrocientos cincuenta (450) Unidades Impositivas Tributarias (UIT), las cuales son calificadas de la siguiente manera:</w:t>
+      </w:r>
+    </w:p>
+    <w:p>
+      <w:pPr>
+        <w:numPr>
+          <w:ilvl w:val="0"/>
+          <w:numId w:val="2"/>
+        </w:numPr>
+        <w:spacing w:after="0" w:line="240" w:lineRule="auto"/>
+        <w:ind w:left="426" w:firstLine="141"/>
+        <w:jc w:val="both"/>
+        <w:rPr>
+          <w:rFonts w:ascii="Arial Narrow" w:eastAsia="Arial Narrow" w:hAnsi="Arial Narrow" w:cs="Arial Narrow"/>
+          <w:sz w:val="16"/>
+          <w:szCs w:val="16"/>
+        </w:rPr>
+      </w:pPr>
+      <w:r>
+        <w:rPr>
+          <w:rFonts w:ascii="Arial Narrow" w:eastAsia="Arial Narrow" w:hAnsi="Arial Narrow" w:cs="Arial Narrow"/>
+          <w:sz w:val="16"/>
+          <w:szCs w:val="16"/>
+        </w:rPr>
+        <w:t>Infracciones leves, con una amonestación o con una multa de hasta cincuenta (50) UIT.</w:t>
+      </w:r>
+    </w:p>
+    <w:p>
+      <w:pPr>
+        <w:numPr>
+          <w:ilvl w:val="0"/>
+          <w:numId w:val="2"/>
+        </w:numPr>
+        <w:spacing w:after="0" w:line="240" w:lineRule="auto"/>
+        <w:ind w:left="426" w:firstLine="141"/>
+        <w:jc w:val="both"/>
+        <w:rPr>
+          <w:rFonts w:ascii="Arial Narrow" w:eastAsia="Arial Narrow" w:hAnsi="Arial Narrow" w:cs="Arial Narrow"/>
+          <w:sz w:val="16"/>
+          <w:szCs w:val="16"/>
+        </w:rPr>
+      </w:pPr>
+      <w:r>
+        <w:rPr>
+          <w:rFonts w:ascii="Arial Narrow" w:eastAsia="Arial Narrow" w:hAnsi="Arial Narrow" w:cs="Arial Narrow"/>
+          <w:sz w:val="16"/>
+          <w:szCs w:val="16"/>
+        </w:rPr>
+        <w:t>Infracciones graves, con una multa de hasta ciento cincuenta (150) UIT.</w:t>
+      </w:r>
+    </w:p>
+    <w:p>
+      <w:pPr>
+        <w:numPr>
+          <w:ilvl w:val="0"/>
+          <w:numId w:val="2"/>
+        </w:numPr>
+        <w:spacing w:after="0" w:line="240" w:lineRule="auto"/>
+        <w:ind w:left="426" w:firstLine="141"/>
+        <w:jc w:val="both"/>
+        <w:rPr>
+          <w:rFonts w:ascii="Arial Narrow" w:eastAsia="Arial Narrow" w:hAnsi="Arial Narrow" w:cs="Arial Narrow"/>
+          <w:sz w:val="16"/>
+          <w:szCs w:val="16"/>
+        </w:rPr>
+      </w:pPr>
+      <w:r>
+        <w:rPr>
+          <w:rFonts w:ascii="Arial Narrow" w:eastAsia="Arial Narrow" w:hAnsi="Arial Narrow" w:cs="Arial Narrow"/>
+          <w:sz w:val="16"/>
+          <w:szCs w:val="16"/>
+        </w:rPr>
+        <w:t>Infracciones muy graves, con una multa de hasta cuatrocientos cincuenta (450) UIT.</w:t>
+      </w:r>
+    </w:p>
+    <w:p>
+      <w:pPr>
+        <w:spacing w:after="0" w:line="240" w:lineRule="auto"/>
+        <w:ind w:left="567"/>
+        <w:jc w:val="both"/>
+        <w:rPr>
+          <w:rFonts w:ascii="Arial Narrow" w:eastAsia="Arial Narrow" w:hAnsi="Arial Narrow" w:cs="Arial Narrow"/>
+          <w:sz w:val="16"/>
+          <w:szCs w:val="16"/>
+        </w:rPr>
+      </w:pPr>
+      <w:r>
+        <w:rPr>
+          <w:rFonts w:ascii="Arial Narrow" w:eastAsia="Arial Narrow" w:hAnsi="Arial Narrow" w:cs="Arial Narrow"/>
+          <w:sz w:val="16"/>
+          <w:szCs w:val="16"/>
+        </w:rPr>
+        <w:t>(…).</w:t>
+      </w:r>
+    </w:p>
+    <w:p>
+      <w:pPr>
+        <w:spacing w:after="0" w:line="240" w:lineRule="auto"/>
+        <w:ind w:left="567" w:hanging="567"/>
+        <w:jc w:val="both"/>
+        <w:rPr>
+          <w:rFonts w:ascii="Arial Narrow" w:eastAsia="Arial Narrow" w:hAnsi="Arial Narrow" w:cs="Arial Narrow"/>
+          <w:sz w:val="16"/>
+          <w:szCs w:val="16"/>
+        </w:rPr>
+      </w:pPr>
+    </w:p>
+  </w:footnote>
+  <w:footnote w:id="15">
+    <w:p>
+      <w:pPr>
+        <w:pStyle w:val="Textonotapie"/>
+        <w:tabs>
+          <w:tab w:val="left" w:pos="567"/>
+        </w:tabs>
+        <w:ind w:left="567" w:right="-1" w:hanging="567"/>
+        <w:jc w:val="both"/>
+        <w:rPr>
+          <w:rFonts w:ascii="Arial Narrow" w:eastAsia="Arial Narrow" w:hAnsi="Arial Narrow" w:cs="Arial Narrow"/>
+          <w:b/>
+          <w:bCs/>
+          <w:sz w:val="16"/>
+          <w:szCs w:val="16"/>
+        </w:rPr>
+      </w:pPr>
+      <w:r>
+        <w:rPr>
+          <w:rStyle w:val="Refdenotaalpie"/>
+          <w:rFonts w:ascii="Arial Narrow" w:eastAsia="Arial Narrow" w:hAnsi="Arial Narrow" w:cs="Arial Narrow"/>
+          <w:sz w:val="16"/>
+          <w:szCs w:val="16"/>
+          <w:vertAlign w:val="superscript"/>
+        </w:rPr>
+        <w:footnoteRef/>
+      </w:r>
+      <w:r>
+        <w:rPr>
+          <w:rFonts w:ascii="Arial Narrow" w:eastAsia="Arial Narrow" w:hAnsi="Arial Narrow" w:cs="Arial Narrow"/>
+          <w:sz w:val="16"/>
+          <w:szCs w:val="16"/>
+        </w:rPr>
+        <w:tab/>
+        <w:t xml:space="preserve"/>
+      </w:r>
+      <w:r>
+        <w:rPr>
+          <w:rFonts w:ascii="Arial Narrow" w:eastAsia="Arial Narrow" w:hAnsi="Arial Narrow" w:cs="Arial Narrow"/>
+          <w:sz w:val="16"/>
+          <w:szCs w:val="16"/>
+        </w:rPr>
+        <w:tab/>
+      </w:r>
+      <w:r>
+        <w:rPr>
+          <w:rFonts w:ascii="Arial Narrow" w:eastAsia="Arial Narrow" w:hAnsi="Arial Narrow" w:cs="Arial Narrow"/>
+          <w:b/>
+          <w:bCs/>
+          <w:sz w:val="16"/>
+          <w:szCs w:val="16"/>
+        </w:rPr>
+        <w:t xml:space="preserve">LEY 29571, CÓDIGO DE PROTECCIÓN Y DEFENSA DEL CONSUMIDOR, publicado el 2 de setiembre de 2010 y modificado por Decreto Legislativo 1308 </w:t>
+      </w:r>
+    </w:p>
+    <w:p>
+      <w:pPr>
+        <w:tabs>
+          <w:tab w:val="left" w:pos="567"/>
+        </w:tabs>
+        <w:spacing w:after="0" w:line="240" w:lineRule="auto"/>
+        <w:ind w:left="567" w:hanging="567"/>
+        <w:jc w:val="both"/>
+        <w:rPr>
+          <w:rFonts w:ascii="Arial Narrow" w:eastAsia="Arial Narrow" w:hAnsi="Arial Narrow" w:cs="Arial Narrow"/>
+          <w:sz w:val="16"/>
+          <w:szCs w:val="16"/>
+        </w:rPr>
+      </w:pPr>
+      <w:r>
+        <w:rPr>
+          <w:rFonts w:ascii="Arial Narrow" w:eastAsia="Arial Narrow" w:hAnsi="Arial Narrow" w:cs="Arial Narrow"/>
+          <w:sz w:val="16"/>
+          <w:szCs w:val="16"/>
+        </w:rPr>
+        <w:tab/>
+        <w:t xml:space="preserve"/>
+      </w:r>
+      <w:r>
+        <w:rPr>
+          <w:rFonts w:ascii="Arial Narrow" w:eastAsia="Arial Narrow" w:hAnsi="Arial Narrow" w:cs="Arial Narrow"/>
+          <w:b/>
+          <w:sz w:val="16"/>
+          <w:szCs w:val="16"/>
+        </w:rPr>
+        <w:t>Artículo 114.- Medidas correctivas</w:t>
+      </w:r>
+    </w:p>
+    <w:p>
+      <w:pPr>
+        <w:spacing w:after="0" w:line="240" w:lineRule="auto"/>
+        <w:ind w:left="567"/>
+        <w:jc w:val="both"/>
+        <w:rPr>
+          <w:rFonts w:ascii="Arial Narrow" w:eastAsia="Arial Narrow" w:hAnsi="Arial Narrow" w:cs="Arial Narrow"/>
+          <w:sz w:val="16"/>
+          <w:szCs w:val="16"/>
+        </w:rPr>
+      </w:pPr>
+      <w:r>
+        <w:rPr>
+          <w:rFonts w:ascii="Arial Narrow" w:eastAsia="Arial Narrow" w:hAnsi="Arial Narrow" w:cs="Arial Narrow"/>
+          <w:sz w:val="16"/>
+          <w:szCs w:val="16"/>
+        </w:rPr>
+        <w:t xml:space="preserve">Sin perjuicio de la sanción administrativa que corresponda al proveedor por una infracción al presente Código, el Indecopi puede dictar, en calidad de mandatos, medidas correctivas reparadoras y complementarias. </w:t>
+      </w:r>
+    </w:p>
+    <w:p>
+      <w:pPr>
+        <w:spacing w:after="0" w:line="240" w:lineRule="auto"/>
+        <w:ind w:left="567" w:hanging="567"/>
+        <w:jc w:val="both"/>
+        <w:rPr>
+          <w:rFonts w:ascii="Arial Narrow" w:eastAsia="Arial Narrow" w:hAnsi="Arial Narrow" w:cs="Arial Narrow"/>
+          <w:sz w:val="16"/>
+          <w:szCs w:val="16"/>
+        </w:rPr>
+      </w:pPr>
+      <w:r>
+        <w:rPr>
+          <w:rFonts w:ascii="Arial Narrow" w:eastAsia="Arial Narrow" w:hAnsi="Arial Narrow" w:cs="Arial Narrow"/>
+          <w:sz w:val="16"/>
+          <w:szCs w:val="16"/>
+        </w:rPr>
+        <w:tab/>
+        <w:t xml:space="preserve">Las medidas correctivas reparadoras pueden dictarse a pedido de parte o de oficio, siempre y cuando sean expresamente informadas sobre esa posibilidad en la notificación de cargo al proveedor por la autoridad encargada del procedimiento. </w:t>
+      </w:r>
+    </w:p>
+    <w:p>
+      <w:pPr>
+        <w:spacing w:after="0" w:line="240" w:lineRule="auto"/>
+        <w:ind w:left="567" w:hanging="567"/>
+        <w:jc w:val="both"/>
+        <w:rPr>
+          <w:rFonts w:ascii="Arial Narrow" w:eastAsia="Arial Narrow" w:hAnsi="Arial Narrow" w:cs="Arial Narrow"/>
+          <w:sz w:val="16"/>
+          <w:szCs w:val="16"/>
+        </w:rPr>
+      </w:pPr>
+      <w:r>
+        <w:rPr>
+          <w:rFonts w:ascii="Arial Narrow" w:eastAsia="Arial Narrow" w:hAnsi="Arial Narrow" w:cs="Arial Narrow"/>
+          <w:sz w:val="16"/>
+          <w:szCs w:val="16"/>
+        </w:rPr>
+        <w:tab/>
+        <w:t>Las medidas correctivas complementarias pueden dictarse de oficio o a pedido de parte.</w:t>
+      </w:r>
+    </w:p>
+    <w:p>
+      <w:pPr>
+        <w:spacing w:after="0" w:line="240" w:lineRule="auto"/>
+        <w:ind w:left="567" w:hanging="567"/>
+        <w:jc w:val="both"/>
+        <w:rPr>
+          <w:rFonts w:ascii="Arial Narrow" w:eastAsia="Arial Narrow" w:hAnsi="Arial Narrow" w:cs="Arial Narrow"/>
+          <w:sz w:val="16"/>
+          <w:szCs w:val="16"/>
+        </w:rPr>
+      </w:pPr>
+      <w:r>
+        <w:rPr>
+          <w:rFonts w:ascii="Arial Narrow" w:eastAsia="Arial Narrow" w:hAnsi="Arial Narrow" w:cs="Arial Narrow"/>
+          <w:b/>
+          <w:sz w:val="16"/>
+          <w:szCs w:val="16"/>
+        </w:rPr>
+        <w:tab/>
+        <w:t>Artículo 115.- Medidas correctivas reparadoras</w:t>
+      </w:r>
+    </w:p>
+    <w:p>
+      <w:pPr>
+        <w:spacing w:after="0" w:line="240" w:lineRule="auto"/>
+        <w:ind w:left="567" w:hanging="283"/>
+        <w:jc w:val="both"/>
+        <w:rPr>
+          <w:rFonts w:ascii="Arial Narrow" w:eastAsia="Arial Narrow" w:hAnsi="Arial Narrow" w:cs="Arial Narrow"/>
+          <w:sz w:val="16"/>
+          <w:szCs w:val="16"/>
+        </w:rPr>
+      </w:pPr>
+      <w:r>
+        <w:rPr>
+          <w:rFonts w:ascii="Arial Narrow" w:eastAsia="Arial Narrow" w:hAnsi="Arial Narrow" w:cs="Arial Narrow"/>
+          <w:sz w:val="16"/>
+          <w:szCs w:val="16"/>
+        </w:rPr>
+        <w:tab/>
+        <w:t>115.1 Las medidas correctivas reparadoras tienen el objeto de resarcir las consecuencias patrimoniales directas e inmediatas ocasionadas al consumidor por la infracción administrativa a su estado anterior. En caso el órgano resolutivo dicte una o varias medidas correctivas, debe considerar lo acordado por las partes durante la relación de consumo. Las medidas correctivas reparadoras pueden consistir en ordenar al proveedor infractor lo siguiente:</w:t>
+      </w:r>
+    </w:p>
+    <w:p>
+      <w:pPr>
+        <w:numPr>
+          <w:ilvl w:val="0"/>
+          <w:numId w:val="1"/>
+        </w:numPr>
+        <w:spacing w:after="0" w:line="240" w:lineRule="auto"/>
+        <w:ind w:left="567" w:firstLine="0"/>
+        <w:jc w:val="both"/>
+        <w:rPr>
+          <w:rFonts w:ascii="Arial Narrow" w:eastAsia="Arial Narrow" w:hAnsi="Arial Narrow" w:cs="Arial Narrow"/>
+          <w:sz w:val="16"/>
+          <w:szCs w:val="16"/>
+        </w:rPr>
+      </w:pPr>
+      <w:r>
+        <w:rPr>
+          <w:rFonts w:ascii="Arial Narrow" w:eastAsia="Arial Narrow" w:hAnsi="Arial Narrow" w:cs="Arial Narrow"/>
+          <w:sz w:val="16"/>
+          <w:szCs w:val="16"/>
+        </w:rPr>
+        <w:t>Reparar productos.</w:t>
+      </w:r>
+    </w:p>
+    <w:p>
+      <w:pPr>
+        <w:numPr>
+          <w:ilvl w:val="0"/>
+          <w:numId w:val="1"/>
+        </w:numPr>
+        <w:spacing w:after="0" w:line="240" w:lineRule="auto"/>
+        <w:ind w:left="567" w:firstLine="0"/>
+        <w:jc w:val="both"/>
+        <w:rPr>
+          <w:rFonts w:ascii="Arial Narrow" w:eastAsia="Arial Narrow" w:hAnsi="Arial Narrow" w:cs="Arial Narrow"/>
+          <w:sz w:val="16"/>
+          <w:szCs w:val="16"/>
+        </w:rPr>
+      </w:pPr>
+      <w:r>
+        <w:rPr>
+          <w:rFonts w:ascii="Arial Narrow" w:eastAsia="Arial Narrow" w:hAnsi="Arial Narrow" w:cs="Arial Narrow"/>
+          <w:sz w:val="16"/>
+          <w:szCs w:val="16"/>
+        </w:rPr>
+        <w:t>Cambiar productos por otros de idénticas o similares características, cuando la reparación no sea posible o no resulte razonable según las circunstancias.</w:t>
+      </w:r>
+    </w:p>
+    <w:p>
+      <w:pPr>
+        <w:numPr>
+          <w:ilvl w:val="0"/>
+          <w:numId w:val="1"/>
+        </w:numPr>
+        <w:spacing w:after="0" w:line="240" w:lineRule="auto"/>
+        <w:ind w:left="567" w:firstLine="0"/>
+        <w:jc w:val="both"/>
+        <w:rPr>
+          <w:rFonts w:ascii="Arial Narrow" w:eastAsia="Arial Narrow" w:hAnsi="Arial Narrow" w:cs="Arial Narrow"/>
+          <w:sz w:val="16"/>
+          <w:szCs w:val="16"/>
+        </w:rPr>
+      </w:pPr>
+      <w:r>
+        <w:rPr>
+          <w:rFonts w:ascii="Arial Narrow" w:eastAsia="Arial Narrow" w:hAnsi="Arial Narrow" w:cs="Arial Narrow"/>
+          <w:sz w:val="16"/>
+          <w:szCs w:val="16"/>
+        </w:rPr>
+        <w:t>Entregar un producto de idénticas características o, cuando esto no resulte posible, de similares características, en los supuestos de pérdida o deterioro atribuible al proveedor y siempre que exista interés del consumidor.</w:t>
+      </w:r>
+    </w:p>
+    <w:p>
+      <w:pPr>
+        <w:numPr>
+          <w:ilvl w:val="0"/>
+          <w:numId w:val="1"/>
+        </w:numPr>
+        <w:spacing w:after="0" w:line="240" w:lineRule="auto"/>
+        <w:ind w:left="567" w:firstLine="0"/>
+        <w:jc w:val="both"/>
+        <w:rPr>
+          <w:rFonts w:ascii="Arial Narrow" w:eastAsia="Arial Narrow" w:hAnsi="Arial Narrow" w:cs="Arial Narrow"/>
+          <w:sz w:val="16"/>
+          <w:szCs w:val="16"/>
+        </w:rPr>
+      </w:pPr>
+      <w:r>
+        <w:rPr>
+          <w:rFonts w:ascii="Arial Narrow" w:eastAsia="Arial Narrow" w:hAnsi="Arial Narrow" w:cs="Arial Narrow"/>
+          <w:sz w:val="16"/>
+          <w:szCs w:val="16"/>
+        </w:rPr>
+        <w:t>Cumplir con ejecutar la prestación u obligación asumida; y si esto no resulte posible o no sea razonable, otra de efectos equivalentes, incluyendo prestaciones dinerarias.</w:t>
+      </w:r>
+    </w:p>
+    <w:p>
+      <w:pPr>
+        <w:numPr>
+          <w:ilvl w:val="0"/>
+          <w:numId w:val="1"/>
+        </w:numPr>
+        <w:spacing w:after="0" w:line="240" w:lineRule="auto"/>
+        <w:ind w:left="567" w:firstLine="0"/>
+        <w:jc w:val="both"/>
+        <w:rPr>
+          <w:rFonts w:ascii="Arial Narrow" w:eastAsia="Arial Narrow" w:hAnsi="Arial Narrow" w:cs="Arial Narrow"/>
+          <w:sz w:val="16"/>
+          <w:szCs w:val="16"/>
+        </w:rPr>
+      </w:pPr>
+      <w:r>
+        <w:rPr>
+          <w:rFonts w:ascii="Arial Narrow" w:eastAsia="Arial Narrow" w:hAnsi="Arial Narrow" w:cs="Arial Narrow"/>
+          <w:sz w:val="16"/>
+          <w:szCs w:val="16"/>
+        </w:rPr>
+        <w:t>Cumplir con ejecutar otras prestaciones u obligaciones legales o convencionales a su cargo.</w:t>
+      </w:r>
+    </w:p>
+    <w:p>
+      <w:pPr>
+        <w:numPr>
+          <w:ilvl w:val="0"/>
+          <w:numId w:val="1"/>
+        </w:numPr>
+        <w:spacing w:after="0" w:line="240" w:lineRule="auto"/>
+        <w:ind w:left="567" w:firstLine="0"/>
+        <w:jc w:val="both"/>
+        <w:rPr>
+          <w:rFonts w:ascii="Arial Narrow" w:eastAsia="Arial Narrow" w:hAnsi="Arial Narrow" w:cs="Arial Narrow"/>
+          <w:sz w:val="16"/>
+          <w:szCs w:val="16"/>
+        </w:rPr>
+      </w:pPr>
+      <w:r>
+        <w:rPr>
+          <w:rFonts w:ascii="Arial Narrow" w:eastAsia="Arial Narrow" w:hAnsi="Arial Narrow" w:cs="Arial Narrow"/>
+          <w:sz w:val="16"/>
+          <w:szCs w:val="16"/>
+        </w:rPr>
+        <w:t>Devolver la contraprestación pagada por el consumidor, más los intereses legales correspondientes, cuando la reparación, reposición, o cumplimiento de la prestación u obligación, según sea el caso, no resulte posible o no sea razonable según las circunstancias.</w:t>
+      </w:r>
+    </w:p>
+    <w:p>
+      <w:pPr>
+        <w:numPr>
+          <w:ilvl w:val="0"/>
+          <w:numId w:val="1"/>
+        </w:numPr>
+        <w:spacing w:after="0" w:line="240" w:lineRule="auto"/>
+        <w:ind w:left="567" w:firstLine="0"/>
+        <w:jc w:val="both"/>
+        <w:rPr>
+          <w:rFonts w:ascii="Arial Narrow" w:eastAsia="Arial Narrow" w:hAnsi="Arial Narrow" w:cs="Arial Narrow"/>
+          <w:sz w:val="16"/>
+          <w:szCs w:val="16"/>
+        </w:rPr>
+      </w:pPr>
+      <w:r>
+        <w:rPr>
+          <w:rFonts w:ascii="Arial Narrow" w:eastAsia="Arial Narrow" w:hAnsi="Arial Narrow" w:cs="Arial Narrow"/>
+          <w:sz w:val="16"/>
+          <w:szCs w:val="16"/>
+        </w:rPr>
+        <w:t>En los supuestos de pagos indebidos o en exceso, devolver estos montos, más los intereses correspondientes.</w:t>
+      </w:r>
+    </w:p>
+    <w:p>
+      <w:pPr>
+        <w:numPr>
+          <w:ilvl w:val="0"/>
+          <w:numId w:val="1"/>
+        </w:numPr>
+        <w:spacing w:after="0" w:line="240" w:lineRule="auto"/>
+        <w:ind w:left="567" w:firstLine="0"/>
+        <w:jc w:val="both"/>
+        <w:rPr>
+          <w:rFonts w:ascii="Arial Narrow" w:eastAsia="Arial Narrow" w:hAnsi="Arial Narrow" w:cs="Arial Narrow"/>
+          <w:sz w:val="16"/>
+          <w:szCs w:val="16"/>
+        </w:rPr>
+      </w:pPr>
+      <w:r>
+        <w:rPr>
+          <w:rFonts w:ascii="Arial Narrow" w:eastAsia="Arial Narrow" w:hAnsi="Arial Narrow" w:cs="Arial Narrow"/>
+          <w:sz w:val="16"/>
+          <w:szCs w:val="16"/>
+        </w:rPr>
+        <w:t>Pagar los gastos incurridos por el consumidor para mitigar las consecuencias de la infracción administrativa.</w:t>
+      </w:r>
+    </w:p>
+    <w:p>
+      <w:pPr>
+        <w:numPr>
+          <w:ilvl w:val="0"/>
+          <w:numId w:val="1"/>
+        </w:numPr>
+        <w:spacing w:after="0" w:line="240" w:lineRule="auto"/>
+        <w:ind w:left="567" w:firstLine="0"/>
+        <w:jc w:val="both"/>
+        <w:rPr>
+          <w:rFonts w:ascii="Arial Narrow" w:eastAsia="Arial Narrow" w:hAnsi="Arial Narrow" w:cs="Arial Narrow"/>
+          <w:sz w:val="16"/>
+          <w:szCs w:val="16"/>
+        </w:rPr>
+      </w:pPr>
+      <w:r>
+        <w:rPr>
+          <w:rFonts w:ascii="Arial Narrow" w:eastAsia="Arial Narrow" w:hAnsi="Arial Narrow" w:cs="Arial Narrow"/>
+          <w:sz w:val="16"/>
+          <w:szCs w:val="16"/>
+        </w:rPr>
+        <w:t>Otras medidas reparadoras análogas de efectos equivalentes a las anteriores.</w:t>
+      </w:r>
+    </w:p>
+    <w:p>
+      <w:pPr>
+        <w:pStyle w:val="Sinespaciado"/>
+        <w:ind w:left="567"/>
+        <w:jc w:val="both"/>
+        <w:rPr>
+          <w:rFonts w:ascii="Arial Narrow" w:eastAsia="Arial Narrow" w:hAnsi="Arial Narrow" w:cs="Arial Narrow"/>
+          <w:sz w:val="16"/>
+          <w:szCs w:val="16"/>
+        </w:rPr>
+      </w:pPr>
+      <w:r>
+        <w:rPr>
+          <w:rFonts w:ascii="Arial Narrow" w:eastAsia="Arial Narrow" w:hAnsi="Arial Narrow" w:cs="Arial Narrow"/>
+          <w:sz w:val="16"/>
+          <w:szCs w:val="16"/>
+        </w:rPr>
+        <w:t xml:space="preserve">115.2 Las medidas correctivas reparadoras no pueden ser solicitadas de manera acumulativa conjunta, pudiendo plantearse de manera alternativa o subsidiaria, con excepción de la medida correctiva señalada en el literal h) que puede solicitarse </w:t>
+      </w:r>
+      <w:proofErr w:type="gramStart"/>
+      <w:r>
+        <w:rPr>
+          <w:rFonts w:ascii="Arial Narrow" w:eastAsia="Arial Narrow" w:hAnsi="Arial Narrow" w:cs="Arial Narrow"/>
+          <w:sz w:val="16"/>
+          <w:szCs w:val="16"/>
+        </w:rPr>
+        <w:t>conjuntamente con</w:t>
+      </w:r>
+      <w:proofErr w:type="gramEnd"/>
+      <w:r>
+        <w:rPr>
+          <w:rFonts w:ascii="Arial Narrow" w:eastAsia="Arial Narrow" w:hAnsi="Arial Narrow" w:cs="Arial Narrow"/>
+          <w:sz w:val="16"/>
+          <w:szCs w:val="16"/>
+        </w:rPr>
+        <w:t xml:space="preserve"> otra medida correctiva. Cuando los órganos competentes del Indecopi se pronuncian respecto de una medida correctiva reparadora, aplican el principio de congruencia procesal.</w:t>
+      </w:r>
+    </w:p>
+    <w:p>
+      <w:pPr>
+        <w:spacing w:after="0" w:line="240" w:lineRule="auto"/>
+        <w:ind w:left="567"/>
+        <w:jc w:val="both"/>
+        <w:rPr>
+          <w:rFonts w:ascii="Arial Narrow" w:eastAsia="Arial Narrow" w:hAnsi="Arial Narrow" w:cs="Arial Narrow"/>
+          <w:sz w:val="16"/>
+          <w:szCs w:val="16"/>
+        </w:rPr>
+      </w:pPr>
+      <w:r>
+        <w:rPr>
+          <w:rFonts w:ascii="Arial Narrow" w:eastAsia="Arial Narrow" w:hAnsi="Arial Narrow" w:cs="Arial Narrow"/>
+          <w:sz w:val="16"/>
+          <w:szCs w:val="16"/>
+        </w:rPr>
+        <w:t>115.3 Las medidas correctivas reparadoras pueden solicitarse en cualquier momento hasta antes de la notificación de cargo al proveedor, sin perjuicio de la facultad de secretaría técnica de la comisión de requerir al consumidor que precise la medida correctiva materia de solicitud. El consumidor puede variar su solicitud de medida correctiva hasta antes de la decisión de primera instancia, en cuyo caso se confiere traslado al proveedor para que formule su descargo.</w:t>
+      </w:r>
+    </w:p>
+    <w:p>
+      <w:pPr>
+        <w:spacing w:after="0" w:line="240" w:lineRule="auto"/>
+        <w:ind w:left="567"/>
+        <w:jc w:val="both"/>
+        <w:rPr>
+          <w:rFonts w:ascii="Arial Narrow" w:eastAsia="Arial Narrow" w:hAnsi="Arial Narrow" w:cs="Arial Narrow"/>
+          <w:sz w:val="16"/>
+          <w:szCs w:val="16"/>
+        </w:rPr>
+      </w:pPr>
+      <w:r>
+        <w:rPr>
+          <w:rFonts w:ascii="Arial Narrow" w:eastAsia="Arial Narrow" w:hAnsi="Arial Narrow" w:cs="Arial Narrow"/>
+          <w:sz w:val="16"/>
+          <w:szCs w:val="16"/>
+        </w:rPr>
+        <w:t>115.4 Corresponde al consumidor que solicita el dictado de la medida correctiva reparadora probar las consecuencias patrimoniales directas e inmediatas causadas por la comisión de la infracción administrativa.</w:t>
+      </w:r>
+    </w:p>
+    <w:p>
+      <w:pPr>
+        <w:spacing w:after="0" w:line="240" w:lineRule="auto"/>
+        <w:ind w:left="567"/>
+        <w:jc w:val="both"/>
+        <w:rPr>
+          <w:rFonts w:ascii="Arial Narrow" w:eastAsia="Arial Narrow" w:hAnsi="Arial Narrow" w:cs="Arial Narrow"/>
+          <w:sz w:val="16"/>
+          <w:szCs w:val="16"/>
+        </w:rPr>
+      </w:pPr>
+      <w:r>
+        <w:rPr>
+          <w:rFonts w:ascii="Arial Narrow" w:eastAsia="Arial Narrow" w:hAnsi="Arial Narrow" w:cs="Arial Narrow"/>
+          <w:sz w:val="16"/>
+          <w:szCs w:val="16"/>
+        </w:rPr>
+        <w:t>115.5 Los bienes o montos objeto de medidas correctivas reparadoras son entregados por el proveedor directamente al consumidor que los reclama, salvo mandato distinto contenido en la resolución. Aquellos bienes o montos materia de una medida correctiva reparadora, que por algún motivo se encuentran en posesión del Indecopi y deban ser entregados a los consumidores beneficiados, son puestos a disposición de estos.</w:t>
+      </w:r>
+    </w:p>
+    <w:p>
+      <w:pPr>
+        <w:spacing w:after="0" w:line="240" w:lineRule="auto"/>
+        <w:ind w:left="567"/>
+        <w:jc w:val="both"/>
+        <w:rPr>
+          <w:rFonts w:ascii="Arial Narrow" w:eastAsia="Arial Narrow" w:hAnsi="Arial Narrow" w:cs="Arial Narrow"/>
+          <w:sz w:val="16"/>
+          <w:szCs w:val="16"/>
+        </w:rPr>
+      </w:pPr>
+      <w:r>
+        <w:rPr>
+          <w:rFonts w:ascii="Arial Narrow" w:eastAsia="Arial Narrow" w:hAnsi="Arial Narrow" w:cs="Arial Narrow"/>
+          <w:sz w:val="16"/>
+          <w:szCs w:val="16"/>
+        </w:rPr>
+        <w:t>115.6 El extremo de la resolución final que ordena el cumplimiento de una medida correctiva reparadora a favor del consumidor constituye título ejecutivo conforme con lo dispuesto en el artículo 688 del Código Procesal Civil, una vez que quedan consentidas o causan estado en la vía administrativa. La legitimidad para obrar en los procesos civiles de ejecución corresponde a los consumidores beneficiados con la medida correctiva reparadora.</w:t>
+      </w:r>
+    </w:p>
+    <w:p>
+      <w:pPr>
+        <w:spacing w:after="0" w:line="240" w:lineRule="auto"/>
+        <w:ind w:left="567"/>
+        <w:jc w:val="both"/>
+        <w:rPr>
+          <w:rFonts w:ascii="Arial Narrow" w:eastAsia="Arial Narrow" w:hAnsi="Arial Narrow" w:cs="Arial Narrow"/>
+          <w:sz w:val="16"/>
+          <w:szCs w:val="16"/>
+        </w:rPr>
+      </w:pPr>
+      <w:r>
+        <w:rPr>
+          <w:rFonts w:ascii="Arial Narrow" w:eastAsia="Arial Narrow" w:hAnsi="Arial Narrow" w:cs="Arial Narrow"/>
+          <w:sz w:val="16"/>
+          <w:szCs w:val="16"/>
+        </w:rPr>
+        <w:t>115.7 Las medidas correctivas reparadoras como mandatos dirigidos a resarcir las consecuencias patrimoniales directas e inmediatas originadas por la infracción buscan corregir la conducta infractora y no tienen naturaleza indemnizatoria; son dictadas sin perjuicio de la indemnización por los daños y perjuicios que el consumidor puede solicitar en la vía judicial o arbitral correspondiente. No obstante, se descuenta de la indemnización patrimonial aquella satisfacción patrimonial deducible que el consumidor haya recibido a consecuencia del dictado de una medida correctiva reparadora en sede administrativa.</w:t>
+      </w:r>
+    </w:p>
+    <w:p>
+      <w:pPr>
+        <w:spacing w:after="0" w:line="240" w:lineRule="auto"/>
+        <w:ind w:left="567"/>
+        <w:jc w:val="both"/>
+        <w:rPr>
+          <w:rFonts w:ascii="Arial Narrow" w:eastAsia="Arial Narrow" w:hAnsi="Arial Narrow" w:cs="Arial Narrow"/>
+          <w:b/>
+          <w:bCs/>
+          <w:sz w:val="16"/>
+          <w:szCs w:val="16"/>
+        </w:rPr>
+      </w:pPr>
+      <w:r>
+        <w:rPr>
+          <w:rFonts w:ascii="Arial Narrow" w:eastAsia="Arial Narrow" w:hAnsi="Arial Narrow" w:cs="Arial Narrow"/>
+          <w:b/>
+          <w:bCs/>
+          <w:sz w:val="16"/>
+          <w:szCs w:val="16"/>
+        </w:rPr>
+        <w:t>Artículo 116.- Medidas correctivas complementarias</w:t>
+      </w:r>
+    </w:p>
+    <w:p>
+      <w:pPr>
+        <w:spacing w:after="0" w:line="240" w:lineRule="auto"/>
+        <w:ind w:left="567"/>
+        <w:jc w:val="both"/>
+        <w:rPr>
+          <w:rFonts w:ascii="Arial Narrow" w:eastAsia="Arial Narrow" w:hAnsi="Arial Narrow" w:cs="Arial Narrow"/>
+          <w:sz w:val="16"/>
+          <w:szCs w:val="16"/>
+        </w:rPr>
+      </w:pPr>
+      <w:r>
+        <w:rPr>
+          <w:rFonts w:ascii="Arial Narrow" w:eastAsia="Arial Narrow" w:hAnsi="Arial Narrow" w:cs="Arial Narrow"/>
+          <w:sz w:val="16"/>
+          <w:szCs w:val="16"/>
+        </w:rPr>
+        <w:t xml:space="preserve">Las medidas correctivas complementarias tienen el objeto de revertir los efectos de la conducta infractora o evitar que esta se produzca nuevamente en el futuro y pueden ser, entre otras, las siguientes: </w:t>
+      </w:r>
+    </w:p>
+    <w:p>
+      <w:pPr>
+        <w:spacing w:after="0" w:line="240" w:lineRule="auto"/>
+        <w:ind w:left="567"/>
+        <w:jc w:val="both"/>
+        <w:rPr>
+          <w:rFonts w:ascii="Arial Narrow" w:eastAsia="Arial Narrow" w:hAnsi="Arial Narrow" w:cs="Arial Narrow"/>
+          <w:sz w:val="16"/>
+          <w:szCs w:val="16"/>
+        </w:rPr>
+      </w:pPr>
+      <w:r>
+        <w:rPr>
+          <w:rFonts w:ascii="Arial Narrow" w:eastAsia="Arial Narrow" w:hAnsi="Arial Narrow" w:cs="Arial Narrow"/>
+          <w:sz w:val="16"/>
+          <w:szCs w:val="16"/>
+        </w:rPr>
+        <w:t xml:space="preserve">a. Que el proveedor cumpla con atender la solicitud de información requerida por el consumidor, siempre que dicho requerimiento guarde relación con el producto adquirido o servicio contratado. </w:t>
+      </w:r>
+    </w:p>
+    <w:p>
+      <w:pPr>
+        <w:spacing w:after="0" w:line="240" w:lineRule="auto"/>
+        <w:ind w:left="567"/>
+        <w:jc w:val="both"/>
+        <w:rPr>
+          <w:rFonts w:ascii="Arial Narrow" w:eastAsia="Arial Narrow" w:hAnsi="Arial Narrow" w:cs="Arial Narrow"/>
+          <w:sz w:val="16"/>
+          <w:szCs w:val="16"/>
+        </w:rPr>
+      </w:pPr>
+      <w:r>
+        <w:rPr>
+          <w:rFonts w:ascii="Arial Narrow" w:eastAsia="Arial Narrow" w:hAnsi="Arial Narrow" w:cs="Arial Narrow"/>
+          <w:sz w:val="16"/>
+          <w:szCs w:val="16"/>
+        </w:rPr>
+        <w:t xml:space="preserve">b. Declarar inexigibles las cláusulas que han sido identificadas como abusivas en el procedimiento. </w:t>
+      </w:r>
+    </w:p>
+    <w:p>
+      <w:pPr>
+        <w:spacing w:after="0" w:line="240" w:lineRule="auto"/>
+        <w:ind w:left="567"/>
+        <w:jc w:val="both"/>
+        <w:rPr>
+          <w:rFonts w:ascii="Arial Narrow" w:eastAsia="Arial Narrow" w:hAnsi="Arial Narrow" w:cs="Arial Narrow"/>
+          <w:sz w:val="16"/>
+          <w:szCs w:val="16"/>
+        </w:rPr>
+      </w:pPr>
+      <w:r>
+        <w:rPr>
+          <w:rFonts w:ascii="Arial Narrow" w:eastAsia="Arial Narrow" w:hAnsi="Arial Narrow" w:cs="Arial Narrow"/>
+          <w:sz w:val="16"/>
+          <w:szCs w:val="16"/>
+        </w:rPr>
+        <w:t xml:space="preserve">c. El decomiso y destrucción de la mercadería, envases, envolturas o etiquetas. </w:t>
+      </w:r>
+    </w:p>
+    <w:p>
+      <w:pPr>
+        <w:spacing w:after="0" w:line="240" w:lineRule="auto"/>
+        <w:ind w:left="567"/>
+        <w:jc w:val="both"/>
+        <w:rPr>
+          <w:rFonts w:ascii="Arial Narrow" w:eastAsia="Arial Narrow" w:hAnsi="Arial Narrow" w:cs="Arial Narrow"/>
+          <w:sz w:val="16"/>
+          <w:szCs w:val="16"/>
+        </w:rPr>
+      </w:pPr>
+      <w:r>
+        <w:rPr>
+          <w:rFonts w:ascii="Arial Narrow" w:eastAsia="Arial Narrow" w:hAnsi="Arial Narrow" w:cs="Arial Narrow"/>
+          <w:sz w:val="16"/>
+          <w:szCs w:val="16"/>
+        </w:rPr>
+        <w:t xml:space="preserve">d. En caso de infracciones muy graves y de reincidencia o </w:t>
+      </w:r>
+      <w:proofErr w:type="spellStart"/>
+      <w:r>
+        <w:rPr>
+          <w:rFonts w:ascii="Arial Narrow" w:eastAsia="Arial Narrow" w:hAnsi="Arial Narrow" w:cs="Arial Narrow"/>
+          <w:sz w:val="16"/>
+          <w:szCs w:val="16"/>
+        </w:rPr>
+        <w:t>reiterancia</w:t>
+      </w:r>
+      <w:proofErr w:type="spellEnd"/>
+      <w:r>
+        <w:rPr>
+          <w:rFonts w:ascii="Arial Narrow" w:eastAsia="Arial Narrow" w:hAnsi="Arial Narrow" w:cs="Arial Narrow"/>
+          <w:sz w:val="16"/>
+          <w:szCs w:val="16"/>
+        </w:rPr>
+        <w:t xml:space="preserve">: </w:t>
+      </w:r>
+    </w:p>
+    <w:p>
+      <w:pPr>
+        <w:spacing w:after="0" w:line="240" w:lineRule="auto"/>
+        <w:ind w:left="567"/>
+        <w:jc w:val="both"/>
+        <w:rPr>
+          <w:rFonts w:ascii="Arial Narrow" w:eastAsia="Arial Narrow" w:hAnsi="Arial Narrow" w:cs="Arial Narrow"/>
+          <w:sz w:val="16"/>
+          <w:szCs w:val="16"/>
+        </w:rPr>
+      </w:pPr>
+      <w:r>
+        <w:rPr>
+          <w:rFonts w:ascii="Arial Narrow" w:eastAsia="Arial Narrow" w:hAnsi="Arial Narrow" w:cs="Arial Narrow"/>
+          <w:sz w:val="16"/>
+          <w:szCs w:val="16"/>
+        </w:rPr>
+        <w:t xml:space="preserve">(i) Solicitar a la autoridad correspondiente la clausura temporal del establecimiento industrial, comercial o de servicios por un plazo máximo de seis (6) meses. </w:t>
+      </w:r>
+    </w:p>
+    <w:p>
+      <w:pPr>
+        <w:spacing w:after="0" w:line="240" w:lineRule="auto"/>
+        <w:ind w:left="567"/>
+        <w:jc w:val="both"/>
+        <w:rPr>
+          <w:rFonts w:ascii="Arial Narrow" w:eastAsia="Arial Narrow" w:hAnsi="Arial Narrow" w:cs="Arial Narrow"/>
+          <w:sz w:val="16"/>
+          <w:szCs w:val="16"/>
+        </w:rPr>
+      </w:pPr>
+      <w:r>
+        <w:rPr>
+          <w:rFonts w:ascii="Arial Narrow" w:eastAsia="Arial Narrow" w:hAnsi="Arial Narrow" w:cs="Arial Narrow"/>
+          <w:sz w:val="16"/>
+          <w:szCs w:val="16"/>
+        </w:rPr>
+        <w:t>(</w:t>
+      </w:r>
+      <w:proofErr w:type="spellStart"/>
+      <w:r>
+        <w:rPr>
+          <w:rFonts w:ascii="Arial Narrow" w:eastAsia="Arial Narrow" w:hAnsi="Arial Narrow" w:cs="Arial Narrow"/>
+          <w:sz w:val="16"/>
+          <w:szCs w:val="16"/>
+        </w:rPr>
+        <w:t>ii</w:t>
+      </w:r>
+      <w:proofErr w:type="spellEnd"/>
+      <w:r>
+        <w:rPr>
+          <w:rFonts w:ascii="Arial Narrow" w:eastAsia="Arial Narrow" w:hAnsi="Arial Narrow" w:cs="Arial Narrow"/>
+          <w:sz w:val="16"/>
+          <w:szCs w:val="16"/>
+        </w:rPr>
+        <w:t xml:space="preserve">) Solicitar a la autoridad competente la inhabilitación, temporal o permanente, del proveedor en función de los alcances de la infracción sancionada. </w:t>
+      </w:r>
+    </w:p>
+    <w:p>
+      <w:pPr>
+        <w:spacing w:after="0" w:line="240" w:lineRule="auto"/>
+        <w:ind w:left="567"/>
+        <w:jc w:val="both"/>
+        <w:rPr>
+          <w:rFonts w:ascii="Arial Narrow" w:eastAsia="Arial Narrow" w:hAnsi="Arial Narrow" w:cs="Arial Narrow"/>
+          <w:sz w:val="16"/>
+          <w:szCs w:val="16"/>
+        </w:rPr>
+      </w:pPr>
+      <w:r>
+        <w:rPr>
+          <w:rFonts w:ascii="Arial Narrow" w:eastAsia="Arial Narrow" w:hAnsi="Arial Narrow" w:cs="Arial Narrow"/>
+          <w:sz w:val="16"/>
+          <w:szCs w:val="16"/>
+        </w:rPr>
+        <w:t xml:space="preserve">e. Publicación de avisos </w:t>
+      </w:r>
+      <w:proofErr w:type="spellStart"/>
+      <w:r>
+        <w:rPr>
+          <w:rFonts w:ascii="Arial Narrow" w:eastAsia="Arial Narrow" w:hAnsi="Arial Narrow" w:cs="Arial Narrow"/>
+          <w:sz w:val="16"/>
+          <w:szCs w:val="16"/>
+        </w:rPr>
+        <w:t>rectificatorios</w:t>
+      </w:r>
+      <w:proofErr w:type="spellEnd"/>
+      <w:r>
+        <w:rPr>
+          <w:rFonts w:ascii="Arial Narrow" w:eastAsia="Arial Narrow" w:hAnsi="Arial Narrow" w:cs="Arial Narrow"/>
+          <w:sz w:val="16"/>
+          <w:szCs w:val="16"/>
+        </w:rPr>
+        <w:t xml:space="preserve"> o informativos en la forma que determine el Indecopi, tomando en consideración los medios que resulten idóneos para revertir los efectos que el acto objeto de sanción ha ocasionado. </w:t>
+      </w:r>
+    </w:p>
+    <w:p>
+      <w:pPr>
+        <w:spacing w:after="0" w:line="240" w:lineRule="auto"/>
+        <w:ind w:left="567"/>
+        <w:jc w:val="both"/>
+        <w:rPr>
+          <w:rFonts w:ascii="Arial Narrow" w:eastAsia="Arial Narrow" w:hAnsi="Arial Narrow" w:cs="Arial Narrow"/>
+          <w:sz w:val="16"/>
+          <w:szCs w:val="16"/>
+        </w:rPr>
+      </w:pPr>
+      <w:r>
+        <w:rPr>
+          <w:rFonts w:ascii="Arial Narrow" w:eastAsia="Arial Narrow" w:hAnsi="Arial Narrow" w:cs="Arial Narrow"/>
+          <w:sz w:val="16"/>
+          <w:szCs w:val="16"/>
+        </w:rPr>
+        <w:t xml:space="preserve">f. Cualquier otra medida correctiva que tenga el objeto de revertir los efectos de la conducta infractora o evitar que esta se produzca nuevamente en el futuro. </w:t>
+      </w:r>
+    </w:p>
+    <w:p>
+      <w:pPr>
+        <w:spacing w:after="0" w:line="240" w:lineRule="auto"/>
+        <w:ind w:left="567"/>
+        <w:jc w:val="both"/>
+        <w:rPr>
+          <w:rFonts w:ascii="Arial Narrow" w:eastAsia="Arial Narrow" w:hAnsi="Arial Narrow" w:cs="Arial Narrow"/>
+          <w:sz w:val="16"/>
+          <w:szCs w:val="16"/>
+        </w:rPr>
+      </w:pPr>
+      <w:r>
+        <w:rPr>
+          <w:rFonts w:ascii="Arial Narrow" w:eastAsia="Arial Narrow" w:hAnsi="Arial Narrow" w:cs="Arial Narrow"/>
+          <w:sz w:val="16"/>
+          <w:szCs w:val="16"/>
+        </w:rPr>
+        <w:t>El Indecopi está facultado para solicitar a la autoridad municipal y policial el apoyo respectivo para la ejecución de las medidas correctivas complementarias correspondientes.</w:t>
+      </w:r>
+    </w:p>
+    <w:p>
+      <w:pPr>
+        <w:spacing w:after="0" w:line="240" w:lineRule="auto"/>
+        <w:ind w:left="567" w:hanging="567"/>
+        <w:jc w:val="both"/>
+        <w:rPr>
+          <w:rFonts w:ascii="Arial Narrow" w:eastAsia="Arial Narrow" w:hAnsi="Arial Narrow" w:cs="Arial Narrow"/>
+          <w:sz w:val="16"/>
+          <w:szCs w:val="16"/>
+        </w:rPr>
+      </w:pPr>
+    </w:p>
+  </w:footnote>
+  <w:footnote w:id="16">
+    <w:p>
+      <w:pPr>
+        <w:pStyle w:val="Textonotapie"/>
+        <w:tabs>
+          <w:tab w:val="left" w:pos="567"/>
+        </w:tabs>
+        <w:ind w:left="567" w:hanging="567"/>
+        <w:jc w:val="both"/>
+        <w:rPr>
+          <w:rFonts w:ascii="Arial Narrow" w:eastAsia="Arial Narrow" w:hAnsi="Arial Narrow" w:cs="Arial Narrow"/>
+          <w:b/>
+          <w:sz w:val="16"/>
+          <w:szCs w:val="16"/>
+        </w:rPr>
+      </w:pPr>
+      <w:r>
+        <w:rPr>
+          <w:rStyle w:val="Refdenotaalpie"/>
+          <w:rFonts w:ascii="Arial Narrow" w:eastAsia="Arial Narrow" w:hAnsi="Arial Narrow" w:cs="Arial Narrow"/>
+          <w:sz w:val="16"/>
+          <w:szCs w:val="16"/>
+          <w:vertAlign w:val="superscript"/>
+        </w:rPr>
+        <w:footnoteRef/>
+      </w:r>
+      <w:r>
+        <w:rPr>
+          <w:rFonts w:ascii="Arial Narrow" w:eastAsia="Arial Narrow" w:hAnsi="Arial Narrow" w:cs="Arial Narrow"/>
+          <w:sz w:val="16"/>
+          <w:szCs w:val="16"/>
+        </w:rPr>
+        <w:tab/>
+        <w:t xml:space="preserve"/>
+      </w:r>
+      <w:r>
+        <w:rPr>
+          <w:rFonts w:ascii="Arial Narrow" w:eastAsia="Arial Narrow" w:hAnsi="Arial Narrow" w:cs="Arial Narrow"/>
+          <w:sz w:val="16"/>
+          <w:szCs w:val="16"/>
+        </w:rPr>
+        <w:tab/>
+      </w:r>
+      <w:r>
+        <w:rPr>
+          <w:rFonts w:ascii="Arial Narrow" w:eastAsia="Arial Narrow" w:hAnsi="Arial Narrow" w:cs="Arial Narrow"/>
+          <w:b/>
+          <w:sz w:val="16"/>
+          <w:szCs w:val="16"/>
+        </w:rPr>
+        <w:t>LEY 29571, CÓDIGO DE PROTECCIÓN Y DEFENSA DEL CONSUMIDOR</w:t>
+      </w:r>
+      <w:r>
+        <w:rPr>
+          <w:rFonts w:ascii="Arial Narrow" w:eastAsia="Arial Narrow" w:hAnsi="Arial Narrow" w:cs="Arial Narrow"/>
+          <w:b/>
+          <w:bCs/>
+          <w:sz w:val="16"/>
+          <w:szCs w:val="16"/>
+        </w:rPr>
+        <w:t xml:space="preserve">, </w:t>
+      </w:r>
+      <w:r>
+        <w:rPr>
+          <w:rFonts w:ascii="Arial Narrow" w:eastAsia="Arial Narrow" w:hAnsi="Arial Narrow" w:cs="Arial Narrow"/>
+          <w:b/>
+          <w:sz w:val="16"/>
+          <w:szCs w:val="16"/>
+        </w:rPr>
+        <w:t>publicado el 2 de setiembre de 2010 y modificado por Decreto Legislativo 1308</w:t>
+      </w:r>
+    </w:p>
+    <w:p>
+      <w:pPr>
+        <w:pStyle w:val="Textonotapie"/>
+        <w:tabs>
+          <w:tab w:val="left" w:pos="567"/>
+        </w:tabs>
+        <w:jc w:val="both"/>
+        <w:rPr>
+          <w:rFonts w:ascii="Arial Narrow" w:eastAsia="Arial Narrow" w:hAnsi="Arial Narrow" w:cs="Arial Narrow"/>
+          <w:b/>
+          <w:sz w:val="16"/>
+          <w:szCs w:val="16"/>
+        </w:rPr>
+      </w:pPr>
+      <w:r>
+        <w:rPr>
+          <w:rFonts w:ascii="Arial Narrow" w:eastAsia="Arial Narrow" w:hAnsi="Arial Narrow" w:cs="Arial Narrow"/>
+          <w:b/>
+          <w:sz w:val="16"/>
+          <w:szCs w:val="16"/>
+        </w:rPr>
+        <w:tab/>
+        <w:t>Artículo 112.- Criterios de graduación de las sanciones administrativas</w:t>
+      </w:r>
+    </w:p>
+    <w:p>
+      <w:pPr>
+        <w:pStyle w:val="Textonotapie"/>
+        <w:tabs>
+          <w:tab w:val="left" w:pos="567"/>
+        </w:tabs>
+        <w:jc w:val="both"/>
+        <w:rPr>
+          <w:rFonts w:ascii="Arial Narrow" w:eastAsia="Arial Narrow" w:hAnsi="Arial Narrow" w:cs="Arial Narrow"/>
+          <w:sz w:val="16"/>
+          <w:szCs w:val="16"/>
+        </w:rPr>
+      </w:pPr>
+      <w:r>
+        <w:rPr>
+          <w:rFonts w:ascii="Arial Narrow" w:eastAsia="Arial Narrow" w:hAnsi="Arial Narrow" w:cs="Arial Narrow"/>
+          <w:sz w:val="16"/>
+          <w:szCs w:val="16"/>
+        </w:rPr>
+        <w:tab/>
+        <w:t>(…)</w:t>
+      </w:r>
+    </w:p>
+    <w:p>
+      <w:pPr>
+        <w:pStyle w:val="Textonotapie"/>
+        <w:tabs>
+          <w:tab w:val="left" w:pos="567"/>
+        </w:tabs>
+        <w:jc w:val="both"/>
+        <w:rPr>
+          <w:rFonts w:ascii="Arial Narrow" w:eastAsia="Arial Narrow" w:hAnsi="Arial Narrow" w:cs="Arial Narrow"/>
+          <w:sz w:val="16"/>
+          <w:szCs w:val="16"/>
+        </w:rPr>
+      </w:pPr>
+      <w:r>
+        <w:rPr>
+          <w:rFonts w:ascii="Arial Narrow" w:eastAsia="Arial Narrow" w:hAnsi="Arial Narrow" w:cs="Arial Narrow"/>
+          <w:sz w:val="16"/>
+          <w:szCs w:val="16"/>
+        </w:rPr>
+        <w:tab/>
+        <w:t>Se consideran circunstancias atenuantes especiales, las siguientes:</w:t>
+      </w:r>
+    </w:p>
+    <w:p>
+      <w:pPr>
+        <w:pStyle w:val="Textonotapie"/>
+        <w:tabs>
+          <w:tab w:val="left" w:pos="567"/>
+        </w:tabs>
+        <w:jc w:val="both"/>
+        <w:rPr>
+          <w:rFonts w:ascii="Arial Narrow" w:eastAsia="Arial Narrow" w:hAnsi="Arial Narrow" w:cs="Arial Narrow"/>
+          <w:sz w:val="16"/>
+          <w:szCs w:val="16"/>
+        </w:rPr>
+      </w:pPr>
+      <w:r>
+        <w:rPr>
+          <w:rFonts w:ascii="Arial Narrow" w:eastAsia="Arial Narrow" w:hAnsi="Arial Narrow" w:cs="Arial Narrow"/>
+          <w:sz w:val="16"/>
+          <w:szCs w:val="16"/>
+        </w:rPr>
+        <w:tab/>
+        <w:t>(…)</w:t>
       </w:r>
     </w:p>
     <w:p>
@@ -13349,1834 +15418,27 @@
           <w:sz w:val="16"/>
           <w:szCs w:val="16"/>
         </w:rPr>
-        <w:t xml:space="preserve">2.1 El proveedor tiene la obligación de ofrecer al consumidor toda la información relevante para tomar una decisión o realizar una elección adecuada de consumo, así como para efectuar un uso o consumo adecuado de los productos o servicios. </w:t>
-      </w:r>
-    </w:p>
-    <w:p>
-      <w:pPr>
-        <w:pStyle w:val="Textonotapie"/>
-        <w:tabs>
-          <w:tab w:val="left" w:pos="567"/>
-        </w:tabs>
-        <w:ind w:left="567"/>
-        <w:jc w:val="both"/>
-        <w:rPr>
-          <w:rFonts w:ascii="Arial Narrow" w:eastAsia="Arial Narrow" w:hAnsi="Arial Narrow" w:cs="Arial Narrow"/>
-          <w:sz w:val="16"/>
-          <w:szCs w:val="16"/>
-        </w:rPr>
-      </w:pPr>
-      <w:r>
-        <w:rPr>
-          <w:rFonts w:ascii="Arial Narrow" w:eastAsia="Arial Narrow" w:hAnsi="Arial Narrow" w:cs="Arial Narrow"/>
-          <w:sz w:val="16"/>
-          <w:szCs w:val="16"/>
-        </w:rPr>
-        <w:t xml:space="preserve">2.2 La información debe ser veraz, suficiente, de fácil comprensión, apropiada, oportuna y fácilmente accesible, debiendo ser brindada en idioma castellano. </w:t>
-      </w:r>
-    </w:p>
-    <w:p>
-      <w:pPr>
-        <w:pStyle w:val="Textonotapie"/>
-        <w:tabs>
-          <w:tab w:val="left" w:pos="567"/>
-        </w:tabs>
-        <w:ind w:left="567"/>
-        <w:jc w:val="both"/>
-        <w:rPr>
-          <w:rFonts w:ascii="Arial Narrow" w:eastAsia="Arial Narrow" w:hAnsi="Arial Narrow" w:cs="Arial Narrow"/>
-          <w:sz w:val="16"/>
-          <w:szCs w:val="16"/>
-        </w:rPr>
-      </w:pPr>
-      <w:r>
-        <w:rPr>
-          <w:rFonts w:ascii="Arial Narrow" w:eastAsia="Arial Narrow" w:hAnsi="Arial Narrow" w:cs="Arial Narrow"/>
-          <w:sz w:val="16"/>
-          <w:szCs w:val="16"/>
-        </w:rPr>
-        <w:t xml:space="preserve">2.3 Sin perjuicio de las exigencias concretas de las normas sectoriales correspondientes, para analizar la información relevante se tiene en consideración a toda aquella sin la cual no se hubiera adoptado la decisión de consumo o se hubiera efectuado en términos substancialmente distintos. Para ello se debe examinar si la información omitida desnaturaliza las condiciones en que se realizó la oferta al consumidor. </w:t>
-      </w:r>
-    </w:p>
-    <w:p>
-      <w:pPr>
-        <w:pStyle w:val="Textonotapie"/>
-        <w:tabs>
-          <w:tab w:val="left" w:pos="567"/>
-        </w:tabs>
-        <w:ind w:left="567"/>
-        <w:jc w:val="both"/>
-        <w:rPr>
-          <w:rFonts w:ascii="Arial Narrow" w:eastAsia="Arial Narrow" w:hAnsi="Arial Narrow" w:cs="Arial Narrow"/>
-          <w:sz w:val="16"/>
-          <w:szCs w:val="16"/>
-        </w:rPr>
-      </w:pPr>
-      <w:r>
-        <w:rPr>
-          <w:rFonts w:ascii="Arial Narrow" w:eastAsia="Arial Narrow" w:hAnsi="Arial Narrow" w:cs="Arial Narrow"/>
-          <w:sz w:val="16"/>
-          <w:szCs w:val="16"/>
-        </w:rPr>
-        <w:t>2.4 Al evaluarse la información, deben considerarse los problemas de confusión que generarían al consumidor el suministro de información excesiva o sumamente compleja, atendiendo a la naturaleza del producto adquirido o al servicio contratado</w:t>
-      </w:r>
-      <w:r>
-        <w:rPr>
-          <w:rFonts w:ascii="Arial Narrow" w:eastAsia="Arial Narrow" w:hAnsi="Arial Narrow" w:cs="Arial Narrow"/>
-          <w:sz w:val="16"/>
-          <w:szCs w:val="16"/>
-        </w:rPr>
-        <w:t xml:space="preserve">. </w:t>
-      </w:r>
-    </w:p>
-    <w:p>
-      <w:pPr>
-        <w:pStyle w:val="Textonotapie"/>
-        <w:tabs>
-          <w:tab w:val="left" w:pos="567"/>
-        </w:tabs>
-        <w:ind w:left="567" w:right="-1" w:hanging="567"/>
-        <w:jc w:val="both"/>
-        <w:rPr>
-          <w:rFonts w:ascii="Arial Narrow" w:eastAsia="Arial Narrow" w:hAnsi="Arial Narrow" w:cs="Arial Narrow"/>
-          <w:b/>
-          <w:bCs/>
-          <w:sz w:val="16"/>
-          <w:szCs w:val="16"/>
-        </w:rPr>
-      </w:pPr>
-    </w:p>
-  </w:footnote>
-  <w:footnote w:id="9">
-    <w:p>
-      <w:pPr>
-        <w:pStyle w:val="Textonotapie"/>
-        <w:tabs>
-          <w:tab w:val="left" w:pos="567"/>
-        </w:tabs>
-        <w:ind w:left="567" w:right="-1" w:hanging="567"/>
-        <w:jc w:val="both"/>
-        <w:rPr>
-          <w:rFonts w:ascii="Arial Narrow" w:eastAsia="Arial Narrow" w:hAnsi="Arial Narrow" w:cs="Arial Narrow"/>
-          <w:sz w:val="16"/>
-          <w:szCs w:val="16"/>
-        </w:rPr>
-      </w:pPr>
-      <w:r>
-        <w:rPr>
-          <w:rStyle w:val="Refdenotaalpie"/>
-          <w:rFonts w:ascii="Arial Narrow" w:eastAsia="Arial Narrow" w:hAnsi="Arial Narrow" w:cs="Arial Narrow"/>
-          <w:sz w:val="16"/>
-          <w:szCs w:val="16"/>
-          <w:vertAlign w:val="superscript"/>
-        </w:rPr>
-        <w:footnoteRef/>
-      </w:r>
-      <w:r>
-        <w:rPr>
-          <w:rFonts w:ascii="Arial Narrow" w:eastAsia="Arial Narrow" w:hAnsi="Arial Narrow" w:cs="Arial Narrow"/>
-          <w:sz w:val="16"/>
-          <w:szCs w:val="16"/>
-        </w:rPr>
-        <w:t xml:space="preserve"> </w:t>
-      </w:r>
-      <w:r>
-        <w:rPr>
-          <w:rFonts w:ascii="Arial Narrow" w:eastAsia="Arial Narrow" w:hAnsi="Arial Narrow" w:cs="Arial Narrow"/>
-          <w:sz w:val="16"/>
-          <w:szCs w:val="16"/>
-        </w:rPr>
-        <w:tab/>
-      </w:r>
-      <w:r>
-        <w:rPr>
-          <w:rFonts w:ascii="Arial Narrow" w:eastAsia="Arial Narrow" w:hAnsi="Arial Narrow" w:cs="Arial Narrow"/>
-          <w:b/>
-          <w:bCs/>
-          <w:sz w:val="16"/>
-          <w:szCs w:val="16"/>
-        </w:rPr>
-        <w:t xml:space="preserve">LEY SOBRE FACULTADES, NORMAS Y ORGANIZACIÓN DEL INDECOPI, APROBADA POR DECRETO LEGISLATIVO </w:t>
+        <w:t xml:space="preserve">3. En los procedimientos de oficio promovidos por una denuncia de parte, cuando el proveedor se allana a la denuncia presentada o reconoce las pretensiones en ella contenidas, se da por concluido el procedimiento </w:t>
       </w:r>
       <w:proofErr w:type="spellStart"/>
       <w:r>
         <w:rPr>
           <w:rFonts w:ascii="Arial Narrow" w:eastAsia="Arial Narrow" w:hAnsi="Arial Narrow" w:cs="Arial Narrow"/>
-          <w:b/>
-          <w:bCs/>
-          <w:sz w:val="16"/>
-          <w:szCs w:val="16"/>
-        </w:rPr>
-        <w:t/>
+          <w:sz w:val="16"/>
+          <w:szCs w:val="16"/>
+        </w:rPr>
+        <w:t>liminarmente</w:t>
       </w:r>
       <w:proofErr w:type="spellEnd"/>
       <w:r>
         <w:rPr>
           <w:rFonts w:ascii="Arial Narrow" w:eastAsia="Arial Narrow" w:hAnsi="Arial Narrow" w:cs="Arial Narrow"/>
-          <w:b/>
-          <w:bCs/>
-          <w:sz w:val="16"/>
-          <w:szCs w:val="16"/>
-        </w:rPr>
-        <w:t xml:space="preserve"> 807 Artículo 24.-</w:t>
-      </w:r>
-      <w:r>
-        <w:rPr>
-          <w:rFonts w:ascii="Arial Narrow" w:eastAsia="Arial Narrow" w:hAnsi="Arial Narrow" w:cs="Arial Narrow"/>
-          <w:sz w:val="16"/>
-          <w:szCs w:val="16"/>
-        </w:rPr>
-        <w:t xml:space="preserve"> El </w:t>
-      </w:r>
-      <w:proofErr w:type="gramStart"/>
-      <w:r>
-        <w:rPr>
-          <w:rFonts w:ascii="Arial Narrow" w:eastAsia="Arial Narrow" w:hAnsi="Arial Narrow" w:cs="Arial Narrow"/>
-          <w:sz w:val="16"/>
-          <w:szCs w:val="16"/>
-        </w:rPr>
-        <w:t>Secretario Técnico</w:t>
-      </w:r>
-      <w:proofErr w:type="gramEnd"/>
-      <w:r>
-        <w:rPr>
-          <w:rFonts w:ascii="Arial Narrow" w:eastAsia="Arial Narrow" w:hAnsi="Arial Narrow" w:cs="Arial Narrow"/>
-          <w:sz w:val="16"/>
-          <w:szCs w:val="16"/>
-        </w:rPr>
-        <w:t xml:space="preserve"> se encargará de la tramitación del procedimiento. Para ello, cuenta con las siguientes facultades:</w:t>
-      </w:r>
-    </w:p>
-    <w:p>
-      <w:pPr>
-        <w:pStyle w:val="Textonotapie"/>
-        <w:tabs>
-          <w:tab w:val="left" w:pos="567"/>
-        </w:tabs>
-        <w:ind w:left="567" w:right="-1" w:hanging="567"/>
-        <w:jc w:val="both"/>
-        <w:rPr>
-          <w:rFonts w:ascii="Arial Narrow" w:eastAsia="Arial Narrow" w:hAnsi="Arial Narrow" w:cs="Arial Narrow"/>
-          <w:sz w:val="16"/>
-          <w:szCs w:val="16"/>
-        </w:rPr>
-      </w:pPr>
-      <w:r>
-        <w:rPr>
-          <w:rFonts w:ascii="Arial Narrow" w:eastAsia="Arial Narrow" w:hAnsi="Arial Narrow" w:cs="Arial Narrow"/>
-          <w:sz w:val="16"/>
-          <w:szCs w:val="16"/>
-        </w:rPr>
-        <w:tab/>
-        <w:t xml:space="preserve">(...) </w:t>
-      </w:r>
-    </w:p>
-    <w:p>
-      <w:pPr>
-        <w:pStyle w:val="Textonotapie"/>
-        <w:tabs>
-          <w:tab w:val="left" w:pos="567"/>
-        </w:tabs>
-        <w:ind w:left="567" w:right="-1" w:hanging="567"/>
-        <w:jc w:val="both"/>
-        <w:rPr>
-          <w:rFonts w:ascii="Arial Narrow" w:eastAsia="Arial Narrow" w:hAnsi="Arial Narrow" w:cs="Arial Narrow"/>
-          <w:sz w:val="16"/>
-          <w:szCs w:val="16"/>
-        </w:rPr>
-      </w:pPr>
-      <w:r>
-        <w:rPr>
-          <w:rFonts w:ascii="Arial Narrow" w:eastAsia="Arial Narrow" w:hAnsi="Arial Narrow" w:cs="Arial Narrow"/>
-          <w:sz w:val="16"/>
-          <w:szCs w:val="16"/>
-        </w:rPr>
-        <w:tab/>
-        <w:t xml:space="preserve">c) Admitir denuncias a trámite, en aquellos casos en que la Comisión le haya delegado esta facultad. </w:t>
-      </w:r>
-    </w:p>
-    <w:p>
-      <w:pPr>
-        <w:pStyle w:val="Textonotapie"/>
-        <w:tabs>
-          <w:tab w:val="left" w:pos="567"/>
-        </w:tabs>
-        <w:ind w:left="567" w:right="-1" w:hanging="567"/>
-        <w:jc w:val="both"/>
-        <w:rPr>
-          <w:rFonts w:ascii="Arial Narrow" w:eastAsia="Arial Narrow" w:hAnsi="Arial Narrow" w:cs="Arial Narrow"/>
-          <w:sz w:val="16"/>
-          <w:szCs w:val="16"/>
-        </w:rPr>
-      </w:pPr>
-      <w:r>
-        <w:rPr>
-          <w:rFonts w:ascii="Arial Narrow" w:eastAsia="Arial Narrow" w:hAnsi="Arial Narrow" w:cs="Arial Narrow"/>
-          <w:sz w:val="16"/>
-          <w:szCs w:val="16"/>
-        </w:rPr>
-        <w:tab/>
-        <w:t>(...).</w:t>
-      </w:r>
-    </w:p>
-    <w:p>
-      <w:pPr>
-        <w:pStyle w:val="Textonotapie"/>
-        <w:tabs>
-          <w:tab w:val="left" w:pos="567"/>
-        </w:tabs>
-        <w:ind w:left="567" w:right="-1" w:hanging="567"/>
-        <w:jc w:val="both"/>
-        <w:rPr>
-          <w:rFonts w:ascii="Arial Narrow" w:eastAsia="Arial Narrow" w:hAnsi="Arial Narrow" w:cs="Arial Narrow"/>
-          <w:sz w:val="16"/>
-          <w:szCs w:val="16"/>
-        </w:rPr>
-      </w:pPr>
-      <w:r>
-        <w:rPr>
-          <w:rFonts w:ascii="Arial Narrow" w:eastAsia="Arial Narrow" w:hAnsi="Arial Narrow" w:cs="Arial Narrow"/>
-          <w:sz w:val="16"/>
-          <w:szCs w:val="16"/>
-        </w:rPr>
-        <w:t xml:space="preserve">. </w:t>
-      </w:r>
-    </w:p>
-    <w:p>
-      <w:pPr>
-        <w:pStyle w:val="Textonotapie"/>
-        <w:tabs>
-          <w:tab w:val="left" w:pos="567"/>
-        </w:tabs>
-        <w:ind w:left="567" w:right="-1" w:hanging="567"/>
-        <w:jc w:val="both"/>
-        <w:rPr>
-          <w:rFonts w:ascii="Arial Narrow" w:eastAsia="Arial Narrow" w:hAnsi="Arial Narrow" w:cs="Arial Narrow"/>
-          <w:sz w:val="16"/>
-          <w:szCs w:val="16"/>
-        </w:rPr>
-      </w:pPr>
-    </w:p>
-  </w:footnote>
-  <w:footnote w:id="10">
-    <w:p>
-      <w:pPr>
-        <w:pStyle w:val="Textonotapie"/>
-        <w:ind w:left="567" w:hanging="567"/>
-        <w:jc w:val="both"/>
-        <w:rPr>
-          <w:rFonts w:ascii="Arial Narrow" w:eastAsia="Arial Narrow" w:hAnsi="Arial Narrow" w:cs="Arial Narrow"/>
-          <w:sz w:val="16"/>
-          <w:szCs w:val="16"/>
-        </w:rPr>
-      </w:pPr>
-      <w:r>
-        <w:rPr>
-          <w:rStyle w:val="Refdenotaalpie"/>
-          <w:rFonts w:ascii="Arial Narrow" w:eastAsia="Arial Narrow" w:hAnsi="Arial Narrow" w:cs="Arial Narrow"/>
-          <w:sz w:val="16"/>
-          <w:szCs w:val="16"/>
-          <w:vertAlign w:val="superscript"/>
-        </w:rPr>
-        <w:footnoteRef/>
-      </w:r>
-      <w:r>
-        <w:rPr>
-          <w:rFonts w:ascii="Arial Narrow" w:eastAsia="Arial Narrow" w:hAnsi="Arial Narrow" w:cs="Arial Narrow"/>
-          <w:sz w:val="16"/>
-          <w:szCs w:val="16"/>
-        </w:rPr>
-        <w:t xml:space="preserve"> </w:t>
-      </w:r>
-      <w:r>
-        <w:rPr>
-          <w:rFonts w:ascii="Arial Narrow" w:eastAsia="Arial Narrow" w:hAnsi="Arial Narrow" w:cs="Arial Narrow"/>
-          <w:sz w:val="16"/>
-          <w:szCs w:val="16"/>
-        </w:rPr>
-        <w:tab/>
-        <w:t xml:space="preserve">El número de trabajadores se atenderá siempre que la empresa haya sido constituida antes de la vigencia de la Ley </w:t>
-      </w:r>
-      <w:proofErr w:type="spellStart"/>
-      <w:r>
-        <w:rPr>
-          <w:rFonts w:ascii="Arial Narrow" w:eastAsia="Arial Narrow" w:hAnsi="Arial Narrow" w:cs="Arial Narrow"/>
-          <w:sz w:val="16"/>
-          <w:szCs w:val="16"/>
-        </w:rPr>
-        <w:t/>
-      </w:r>
-      <w:proofErr w:type="spellEnd"/>
-      <w:r>
-        <w:rPr>
-          <w:rFonts w:ascii="Arial Narrow" w:eastAsia="Arial Narrow" w:hAnsi="Arial Narrow" w:cs="Arial Narrow"/>
-          <w:sz w:val="16"/>
-          <w:szCs w:val="16"/>
-        </w:rPr>
-        <w:t xml:space="preserve"> 30056, publicada el 2 de julio de 2013, que modificó el artículo 5 del Texto Único Ordenado de la Ley de Promoción de la Competitividad, Formalización y Desarrollo de la Micro y Pequeña Empresa y de Acceso al Empleo Decente (LEY MYPE). Ello, en la medida que la Tercera Disposición Complementaria Transitoria de la norma modificatoria precisa que las empresas constituidas antes de la </w:t>
-      </w:r>
-      <w:proofErr w:type="gramStart"/>
-      <w:r>
-        <w:rPr>
-          <w:rFonts w:ascii="Arial Narrow" w:eastAsia="Arial Narrow" w:hAnsi="Arial Narrow" w:cs="Arial Narrow"/>
-          <w:sz w:val="16"/>
-          <w:szCs w:val="16"/>
-        </w:rPr>
-        <w:t>entrada en vigencia</w:t>
-      </w:r>
-      <w:proofErr w:type="gramEnd"/>
-      <w:r>
-        <w:rPr>
-          <w:rFonts w:ascii="Arial Narrow" w:eastAsia="Arial Narrow" w:hAnsi="Arial Narrow" w:cs="Arial Narrow"/>
-          <w:sz w:val="16"/>
-          <w:szCs w:val="16"/>
-        </w:rPr>
-        <w:t xml:space="preserve"> de dicha Ley se rigen por los requisitos de acogimiento al régimen de las micro y pequeñas empresas regulados en el Decreto Legislativo 1086.</w:t>
-      </w:r>
-    </w:p>
-    <w:p>
-      <w:pPr>
-        <w:pStyle w:val="Textonotapie"/>
-        <w:ind w:left="567" w:hanging="567"/>
-        <w:jc w:val="both"/>
-        <w:rPr>
-          <w:rFonts w:ascii="Arial Narrow" w:eastAsia="Arial Narrow" w:hAnsi="Arial Narrow" w:cs="Arial Narrow"/>
-          <w:sz w:val="16"/>
-          <w:szCs w:val="16"/>
-        </w:rPr>
-      </w:pPr>
-    </w:p>
-  </w:footnote>
-  <w:footnote w:id="11">
-    <w:p>
-      <w:pPr>
-        <w:pStyle w:val="Textonotapie"/>
-        <w:ind w:left="567" w:hanging="567"/>
-        <w:jc w:val="both"/>
-        <w:rPr>
-          <w:rFonts w:ascii="Arial Narrow" w:eastAsia="Arial Narrow" w:hAnsi="Arial Narrow" w:cs="Arial Narrow"/>
-          <w:sz w:val="16"/>
-          <w:szCs w:val="16"/>
-        </w:rPr>
-      </w:pPr>
-      <w:r>
-        <w:rPr>
-          <w:rStyle w:val="Refdenotaalpie"/>
-          <w:rFonts w:ascii="Arial Narrow" w:eastAsia="Arial Narrow" w:hAnsi="Arial Narrow" w:cs="Arial Narrow"/>
-          <w:sz w:val="16"/>
-          <w:szCs w:val="16"/>
-          <w:vertAlign w:val="superscript"/>
-        </w:rPr>
-        <w:footnoteRef/>
-      </w:r>
-      <w:r>
-        <w:rPr>
-          <w:rFonts w:ascii="Arial Narrow" w:eastAsia="Arial Narrow" w:hAnsi="Arial Narrow" w:cs="Arial Narrow"/>
-          <w:sz w:val="16"/>
-          <w:szCs w:val="16"/>
-        </w:rPr>
-        <w:t xml:space="preserve"> </w:t>
-      </w:r>
-      <w:r>
-        <w:rPr>
-          <w:rFonts w:ascii="Arial Narrow" w:eastAsia="Arial Narrow" w:hAnsi="Arial Narrow" w:cs="Arial Narrow"/>
-          <w:sz w:val="16"/>
-          <w:szCs w:val="16"/>
-        </w:rPr>
-        <w:tab/>
-      </w:r>
-      <w:r>
-        <w:rPr>
-          <w:rFonts w:ascii="Arial Narrow" w:eastAsia="Arial Narrow" w:hAnsi="Arial Narrow" w:cs="Arial Narrow"/>
-          <w:b/>
-          <w:sz w:val="16"/>
-          <w:szCs w:val="16"/>
-        </w:rPr>
-        <w:t>LEY 29571, CÓDIGO DE PROTECCIÓN Y DEFENSA DEL CONSUMIDOR</w:t>
-      </w:r>
-      <w:r>
-        <w:rPr>
-          <w:rFonts w:ascii="Arial Narrow" w:eastAsia="Arial Narrow" w:hAnsi="Arial Narrow" w:cs="Arial Narrow"/>
-          <w:b/>
-          <w:bCs/>
-          <w:sz w:val="16"/>
-          <w:szCs w:val="16"/>
-        </w:rPr>
-        <w:t xml:space="preserve">, </w:t>
-      </w:r>
-      <w:r>
-        <w:rPr>
-          <w:rFonts w:ascii="Arial Narrow" w:eastAsia="Arial Narrow" w:hAnsi="Arial Narrow" w:cs="Arial Narrow"/>
-          <w:b/>
-          <w:sz w:val="16"/>
-          <w:szCs w:val="16"/>
-        </w:rPr>
-        <w:t>publicado el 2 de setiembre de 2010 y modificado por Decreto Legislativo 1308</w:t>
-      </w:r>
-    </w:p>
-    <w:p>
-      <w:pPr>
-        <w:pStyle w:val="Textonotapie"/>
-        <w:ind w:left="567" w:hanging="567"/>
-        <w:jc w:val="both"/>
-        <w:rPr>
-          <w:rFonts w:ascii="Arial Narrow" w:eastAsia="Arial Narrow" w:hAnsi="Arial Narrow" w:cs="Arial Narrow"/>
-          <w:b/>
-          <w:bCs/>
-          <w:sz w:val="16"/>
-          <w:szCs w:val="16"/>
-        </w:rPr>
-      </w:pPr>
-      <w:r>
-        <w:rPr>
-          <w:rFonts w:ascii="Arial Narrow" w:eastAsia="Arial Narrow" w:hAnsi="Arial Narrow" w:cs="Arial Narrow"/>
-          <w:sz w:val="16"/>
-          <w:szCs w:val="16"/>
-        </w:rPr>
-        <w:tab/>
-      </w:r>
-      <w:r>
-        <w:rPr>
-          <w:rFonts w:ascii="Arial Narrow" w:eastAsia="Arial Narrow" w:hAnsi="Arial Narrow" w:cs="Arial Narrow"/>
-          <w:b/>
-          <w:bCs/>
-          <w:sz w:val="16"/>
-          <w:szCs w:val="16"/>
-        </w:rPr>
-        <w:t>Artículo 110.- Sanciones Administrativas</w:t>
-      </w:r>
-    </w:p>
-    <w:p>
-      <w:pPr>
-        <w:autoSpaceDE w:val="0"/>
-        <w:autoSpaceDN w:val="0"/>
-        <w:adjustRightInd w:val="0"/>
-        <w:spacing w:after="0" w:line="240" w:lineRule="auto"/>
-        <w:ind w:left="567"/>
-        <w:jc w:val="both"/>
-        <w:rPr>
-          <w:rFonts w:ascii="Arial Narrow" w:eastAsia="Arial Narrow" w:hAnsi="Arial Narrow" w:cs="Arial Narrow"/>
-          <w:sz w:val="16"/>
-          <w:szCs w:val="16"/>
-          <w:lang w:eastAsia="es-PE"/>
-        </w:rPr>
-      </w:pPr>
-      <w:r>
-        <w:rPr>
-          <w:rFonts w:ascii="Arial Narrow" w:eastAsia="Arial Narrow" w:hAnsi="Arial Narrow" w:cs="Arial Narrow"/>
-          <w:sz w:val="16"/>
-          <w:szCs w:val="16"/>
-          <w:lang w:eastAsia="es-PE"/>
-        </w:rPr>
-        <w:t>(…)</w:t>
-      </w:r>
-    </w:p>
-    <w:p>
-      <w:pPr>
-        <w:autoSpaceDE w:val="0"/>
-        <w:autoSpaceDN w:val="0"/>
-        <w:adjustRightInd w:val="0"/>
-        <w:spacing w:after="0" w:line="240" w:lineRule="auto"/>
-        <w:ind w:left="567"/>
-        <w:jc w:val="both"/>
-        <w:rPr>
-          <w:rFonts w:ascii="Arial Narrow" w:eastAsia="Arial Narrow" w:hAnsi="Arial Narrow" w:cs="Arial Narrow"/>
-          <w:sz w:val="16"/>
-          <w:szCs w:val="16"/>
-          <w:lang w:eastAsia="es-PE"/>
-        </w:rPr>
-      </w:pPr>
-      <w:r>
-        <w:rPr>
-          <w:rFonts w:ascii="Arial Narrow" w:eastAsia="Arial Narrow" w:hAnsi="Arial Narrow" w:cs="Arial Narrow"/>
-          <w:sz w:val="16"/>
-          <w:szCs w:val="16"/>
-          <w:lang w:eastAsia="es-PE"/>
-        </w:rPr>
-        <w:t>En el caso de las microempresas, la multa no puede superar el diez por ciento (10%) de las ventas o ingresos brutos percibidos por el infractor, relativos a todas sus actividades económicas, correspondientes al ejercicio inmediato anterior al de la expedición de la resolución de primera instancia, siempre que se haya acreditado dichos ingresos, no se encuentre en una situación de reincidencia y el caso no verse sobre la vida, salud o integridad de los consumidores. Para el caso de las pequeñas empresas, la multa no puede superar el veinte por ciento (20%) de las ventas o ingresos brutos percibidos por el infractor, conforme a los requisitos señalados anteriormente.</w:t>
-      </w:r>
-    </w:p>
-    <w:p>
-      <w:pPr>
-        <w:autoSpaceDE w:val="0"/>
-        <w:autoSpaceDN w:val="0"/>
-        <w:adjustRightInd w:val="0"/>
-        <w:spacing w:after="0" w:line="240" w:lineRule="auto"/>
-        <w:ind w:left="567"/>
-        <w:jc w:val="both"/>
-        <w:rPr>
-          <w:rFonts w:ascii="Arial Narrow" w:eastAsia="Arial Narrow" w:hAnsi="Arial Narrow" w:cs="Arial Narrow"/>
-          <w:sz w:val="16"/>
-          <w:szCs w:val="16"/>
-          <w:lang w:eastAsia="es-PE"/>
-        </w:rPr>
-      </w:pPr>
-      <w:r>
-        <w:rPr>
-          <w:rFonts w:ascii="Arial Narrow" w:eastAsia="Arial Narrow" w:hAnsi="Arial Narrow" w:cs="Arial Narrow"/>
-          <w:sz w:val="16"/>
-          <w:szCs w:val="16"/>
-          <w:lang w:eastAsia="es-PE"/>
-        </w:rPr>
-        <w:t>(…).</w:t>
-      </w:r>
-    </w:p>
-    <w:p>
-      <w:pPr>
-        <w:pStyle w:val="Textonotapie"/>
-        <w:ind w:left="567" w:hanging="567"/>
-        <w:jc w:val="both"/>
-        <w:rPr>
-          <w:rFonts w:ascii="Arial Narrow" w:eastAsia="Arial Narrow" w:hAnsi="Arial Narrow" w:cs="Arial Narrow"/>
-          <w:sz w:val="16"/>
-          <w:szCs w:val="16"/>
-        </w:rPr>
-      </w:pPr>
-    </w:p>
-  </w:footnote>
-  <w:footnote w:id="17">
-    <w:p>
-      <w:pPr>
-        <w:pStyle w:val="Textonotapie"/>
-        <w:ind w:left="567" w:hanging="567"/>
-        <w:jc w:val="both"/>
-        <w:rPr>
-          <w:rFonts w:ascii="Arial Narrow" w:eastAsia="Arial Narrow" w:hAnsi="Arial Narrow" w:cs="Arial Narrow"/>
-          <w:sz w:val="16"/>
-          <w:szCs w:val="16"/>
-        </w:rPr>
-      </w:pPr>
-      <w:r>
-        <w:rPr>
-          <w:rStyle w:val="Refdenotaalpie"/>
-          <w:rFonts w:ascii="Arial Narrow" w:eastAsia="Arial Narrow" w:hAnsi="Arial Narrow" w:cs="Arial Narrow"/>
-          <w:sz w:val="16"/>
-          <w:szCs w:val="16"/>
-          <w:vertAlign w:val="superscript"/>
-        </w:rPr>
-        <w:footnoteRef/>
-      </w:r>
-      <w:r>
-        <w:rPr>
-          <w:rFonts w:ascii="Arial Narrow" w:eastAsia="Arial Narrow" w:hAnsi="Arial Narrow" w:cs="Arial Narrow"/>
-          <w:sz w:val="16"/>
-          <w:szCs w:val="16"/>
-        </w:rPr>
-        <w:tab/>
-      </w:r>
-      <w:r>
-        <w:rPr>
-          <w:rFonts w:ascii="Arial Narrow" w:eastAsia="Arial Narrow" w:hAnsi="Arial Narrow" w:cs="Arial Narrow"/>
-          <w:b/>
-          <w:bCs/>
-          <w:sz w:val="16"/>
-          <w:szCs w:val="16"/>
-        </w:rPr>
-        <w:t xml:space="preserve">DECRETO LEGISLATIVO 807, LEY SOBRE FACULTADES, NORMAS Y ORGANIZACIÓN DEL INDECOPI, publicado el 18 de abril de 1996</w:t>
-      </w:r>
-    </w:p>
-    <w:p>
-      <w:pPr>
-        <w:pStyle w:val="Textonotapie"/>
-        <w:ind w:left="567" w:hanging="567"/>
-        <w:jc w:val="both"/>
-        <w:rPr>
-          <w:rFonts w:ascii="Arial Narrow" w:eastAsia="Arial Narrow" w:hAnsi="Arial Narrow" w:cs="Arial Narrow"/>
-          <w:sz w:val="16"/>
-          <w:szCs w:val="16"/>
-        </w:rPr>
-      </w:pPr>
-      <w:r>
-        <w:rPr>
-          <w:rFonts w:ascii="Arial Narrow" w:eastAsia="Arial Narrow" w:hAnsi="Arial Narrow" w:cs="Arial Narrow"/>
-          <w:sz w:val="16"/>
-          <w:szCs w:val="16"/>
-        </w:rPr>
-        <w:tab/>
-      </w:r>
-      <w:r>
-        <w:rPr>
-          <w:rFonts w:ascii="Arial Narrow" w:eastAsia="Arial Narrow" w:hAnsi="Arial Narrow" w:cs="Arial Narrow"/>
-          <w:b/>
-          <w:bCs/>
-          <w:sz w:val="16"/>
-          <w:szCs w:val="16"/>
-        </w:rPr>
-        <w:t xml:space="preserve">Artículo 26.-</w:t>
-      </w:r>
-      <w:r>
-        <w:rPr>
-          <w:rFonts w:ascii="Arial Narrow" w:eastAsia="Arial Narrow" w:hAnsi="Arial Narrow" w:cs="Arial Narrow"/>
-          <w:sz w:val="16"/>
-          <w:szCs w:val="16"/>
-        </w:rPr>
-        <w:t xml:space="preserve"> Una vez admitida a trámite la denuncia, se correrá traslado de la misma al denunciado, a fin de que éste presente su descargo. El plazo para la presentación del descargo será de cinco (5) días contados desde la notificación, vencido el cual, el Secretario Técnico declarará en rebeldía al denunciado que no lo hubiera presentado.</w:t>
-      </w:r>
-    </w:p>
-    <w:p>
-      <w:pPr>
-        <w:pStyle w:val="Textonotapie"/>
-        <w:ind w:left="567" w:hanging="567"/>
-        <w:jc w:val="both"/>
-        <w:rPr>
-          <w:rFonts w:ascii="Arial Narrow" w:eastAsia="Arial Narrow" w:hAnsi="Arial Narrow" w:cs="Arial Narrow"/>
-          <w:sz w:val="16"/>
-          <w:szCs w:val="16"/>
-        </w:rPr>
-      </w:pPr>
-    </w:p>
-  </w:footnote>
-  <w:footnote w:id="18">
-    <w:p>
-      <w:pPr>
-        <w:pStyle w:val="Textonotapie"/>
-        <w:ind w:left="567" w:hanging="567"/>
-        <w:jc w:val="both"/>
-        <w:rPr>
-          <w:rFonts w:ascii="Arial Narrow" w:eastAsia="Arial Narrow" w:hAnsi="Arial Narrow" w:cs="Arial Narrow"/>
-          <w:sz w:val="16"/>
-          <w:szCs w:val="16"/>
-        </w:rPr>
-      </w:pPr>
-      <w:r>
-        <w:rPr>
-          <w:rStyle w:val="Refdenotaalpie"/>
-          <w:rFonts w:ascii="Arial Narrow" w:eastAsia="Arial Narrow" w:hAnsi="Arial Narrow" w:cs="Arial Narrow"/>
-          <w:sz w:val="16"/>
-          <w:szCs w:val="16"/>
-          <w:vertAlign w:val="superscript"/>
-        </w:rPr>
-        <w:footnoteRef/>
-      </w:r>
-      <w:r>
-        <w:rPr>
-          <w:rFonts w:ascii="Arial Narrow" w:eastAsia="Arial Narrow" w:hAnsi="Arial Narrow" w:cs="Arial Narrow"/>
-          <w:sz w:val="16"/>
-          <w:szCs w:val="16"/>
-        </w:rPr>
-        <w:tab/>
-      </w:r>
-      <w:r>
-        <w:rPr>
-          <w:rFonts w:ascii="Arial Narrow" w:eastAsia="Arial Narrow" w:hAnsi="Arial Narrow" w:cs="Arial Narrow"/>
-          <w:b/>
-          <w:bCs/>
-          <w:sz w:val="16"/>
-          <w:szCs w:val="16"/>
-        </w:rPr>
-        <w:t xml:space="preserve">DECRETO SUPREMO 006-2026-JUS, TEXTO ÚNICO ORDENADO DE LA LEY 27444, LEY DEL PROCEDIMIENTO ADMINISTRATIVO GENERAL, publicado el 30 de abril de 2026</w:t>
-      </w:r>
-    </w:p>
-    <w:p>
-      <w:pPr>
-        <w:pStyle w:val="Textonotapie"/>
-        <w:ind w:left="567" w:hanging="567"/>
-        <w:jc w:val="both"/>
-        <w:rPr>
-          <w:rFonts w:ascii="Arial Narrow" w:eastAsia="Arial Narrow" w:hAnsi="Arial Narrow" w:cs="Arial Narrow"/>
-          <w:sz w:val="16"/>
-          <w:szCs w:val="16"/>
-        </w:rPr>
-      </w:pPr>
-      <w:r>
-        <w:rPr>
-          <w:rFonts w:ascii="Arial Narrow" w:eastAsia="Arial Narrow" w:hAnsi="Arial Narrow" w:cs="Arial Narrow"/>
-          <w:sz w:val="16"/>
-          <w:szCs w:val="16"/>
-        </w:rPr>
-        <w:tab/>
-      </w:r>
-      <w:r>
-        <w:rPr>
-          <w:rFonts w:ascii="Arial Narrow" w:eastAsia="Arial Narrow" w:hAnsi="Arial Narrow" w:cs="Arial Narrow"/>
-          <w:b/>
-          <w:bCs/>
-          <w:sz w:val="16"/>
-          <w:szCs w:val="16"/>
-        </w:rPr>
-        <w:t xml:space="preserve">Artículo 223.- Contestación de la reclamación</w:t>
-      </w:r>
-    </w:p>
-    <w:p>
-      <w:pPr>
-        <w:pStyle w:val="Textonotapie"/>
-        <w:ind w:left="567" w:hanging="567"/>
-        <w:jc w:val="both"/>
-        <w:rPr>
-          <w:rFonts w:ascii="Arial Narrow" w:eastAsia="Arial Narrow" w:hAnsi="Arial Narrow" w:cs="Arial Narrow"/>
-          <w:sz w:val="16"/>
-          <w:szCs w:val="16"/>
-        </w:rPr>
-      </w:pPr>
-      <w:r>
-        <w:rPr>
-          <w:rFonts w:ascii="Arial Narrow" w:eastAsia="Arial Narrow" w:hAnsi="Arial Narrow" w:cs="Arial Narrow"/>
-          <w:sz w:val="16"/>
-          <w:szCs w:val="16"/>
-        </w:rPr>
-        <w:tab/>
-      </w:r>
-      <w:r>
-        <w:rPr>
-          <w:rFonts w:ascii="Arial Narrow" w:eastAsia="Arial Narrow" w:hAnsi="Arial Narrow" w:cs="Arial Narrow"/>
-          <w:sz w:val="16"/>
-          <w:szCs w:val="16"/>
-        </w:rPr>
-        <w:t xml:space="preserve">223.1 El reclamado deberá presentar la contestación de la reclamación dentro de los quince (15) días posteriores a la notificación de ésta; vencido este plazo, la Administración declarará en rebeldía al reclamado que no la hubiera presentado. La contestación deberá contener los requisitos de los escritos previstos en el artículo 113 de la presente Ley, así como la absolución de todos los asuntos controvertidos de hecho y de derecho, Las alegaciones y los hechos relevantes de la reclamación, salvo que hayan sido específicamente negadas en la contestación, se tendrán por aceptadas o merituadas como ciertas.</w:t>
-      </w:r>
-    </w:p>
-    <w:p>
-      <w:pPr>
-        <w:pStyle w:val="Textonotapie"/>
-        <w:ind w:left="567" w:hanging="567"/>
-        <w:jc w:val="both"/>
-        <w:rPr>
-          <w:rFonts w:ascii="Arial Narrow" w:eastAsia="Arial Narrow" w:hAnsi="Arial Narrow" w:cs="Arial Narrow"/>
-          <w:sz w:val="16"/>
-          <w:szCs w:val="16"/>
-        </w:rPr>
-      </w:pPr>
-    </w:p>
-  </w:footnote>
-  <w:footnote w:id="12">
-    <w:p>
-      <w:pPr>
-        <w:spacing w:after="0" w:line="240" w:lineRule="auto"/>
-        <w:ind w:left="567" w:hanging="567"/>
-        <w:jc w:val="both"/>
-        <w:rPr>
-          <w:rFonts w:ascii="Arial Narrow" w:eastAsia="Arial Narrow" w:hAnsi="Arial Narrow" w:cs="Arial Narrow"/>
-          <w:sz w:val="16"/>
-          <w:szCs w:val="16"/>
-        </w:rPr>
-      </w:pPr>
-      <w:r>
-        <w:rPr>
-          <w:rStyle w:val="Refdenotaalpie"/>
-          <w:rFonts w:ascii="Arial Narrow" w:eastAsia="Arial Narrow" w:hAnsi="Arial Narrow" w:cs="Arial Narrow"/>
-          <w:sz w:val="16"/>
-          <w:szCs w:val="16"/>
-          <w:vertAlign w:val="superscript"/>
-        </w:rPr>
-        <w:footnoteRef/>
-      </w:r>
-      <w:r>
-        <w:rPr>
-          <w:rFonts w:ascii="Arial Narrow" w:eastAsia="Arial Narrow" w:hAnsi="Arial Narrow" w:cs="Arial Narrow"/>
-          <w:sz w:val="16"/>
-          <w:szCs w:val="16"/>
-          <w:vertAlign w:val="superscript"/>
-        </w:rPr>
-        <w:t xml:space="preserve"> </w:t>
-      </w:r>
-      <w:r>
-        <w:rPr>
-          <w:rFonts w:ascii="Arial Narrow" w:eastAsia="Arial Narrow" w:hAnsi="Arial Narrow" w:cs="Arial Narrow"/>
-          <w:sz w:val="16"/>
-          <w:szCs w:val="16"/>
-        </w:rPr>
-        <w:t xml:space="preserve"> </w:t>
-      </w:r>
-      <w:r>
-        <w:rPr>
-          <w:rFonts w:ascii="Arial Narrow" w:eastAsia="Arial Narrow" w:hAnsi="Arial Narrow" w:cs="Arial Narrow"/>
-          <w:sz w:val="16"/>
-          <w:szCs w:val="16"/>
-        </w:rPr>
-        <w:tab/>
-      </w:r>
-      <w:r>
-        <w:rPr>
-          <w:rFonts w:ascii="Arial Narrow" w:eastAsia="Arial Narrow" w:hAnsi="Arial Narrow" w:cs="Arial Narrow"/>
-          <w:b/>
-          <w:sz w:val="16"/>
-          <w:szCs w:val="16"/>
-        </w:rPr>
-        <w:t>LEY 29571, CÓDIGO DE PROTECCIÓN Y DEFENSA DEL CONSUMIDOR</w:t>
-      </w:r>
-      <w:r>
-        <w:rPr>
-          <w:rFonts w:ascii="Arial Narrow" w:eastAsia="Arial Narrow" w:hAnsi="Arial Narrow" w:cs="Arial Narrow"/>
-          <w:b/>
-          <w:bCs/>
-          <w:sz w:val="16"/>
-          <w:szCs w:val="16"/>
-        </w:rPr>
-        <w:t xml:space="preserve">, </w:t>
-      </w:r>
-      <w:r>
-        <w:rPr>
-          <w:rFonts w:ascii="Arial Narrow" w:eastAsia="Arial Narrow" w:hAnsi="Arial Narrow" w:cs="Arial Narrow"/>
-          <w:b/>
-          <w:sz w:val="16"/>
-          <w:szCs w:val="16"/>
-        </w:rPr>
-        <w:t>publicado el 2 de setiembre de 2010 y modificado por Decreto Legislativo 1308</w:t>
-      </w:r>
-    </w:p>
-    <w:p>
-      <w:pPr>
-        <w:spacing w:after="0" w:line="240" w:lineRule="auto"/>
-        <w:ind w:left="567" w:hanging="567"/>
-        <w:jc w:val="both"/>
-        <w:rPr>
-          <w:rFonts w:ascii="Arial Narrow" w:eastAsia="Arial Narrow" w:hAnsi="Arial Narrow" w:cs="Arial Narrow"/>
-          <w:b/>
-          <w:sz w:val="16"/>
-          <w:szCs w:val="16"/>
-        </w:rPr>
-      </w:pPr>
-      <w:r>
-        <w:rPr>
-          <w:rFonts w:ascii="Arial Narrow" w:eastAsia="Arial Narrow" w:hAnsi="Arial Narrow" w:cs="Arial Narrow"/>
-          <w:b/>
-          <w:sz w:val="16"/>
-          <w:szCs w:val="16"/>
-        </w:rPr>
-        <w:tab/>
-        <w:t>Artículo 110.- Sanciones administrativas</w:t>
-      </w:r>
-    </w:p>
-    <w:p>
-      <w:pPr>
-        <w:spacing w:after="0" w:line="240" w:lineRule="auto"/>
-        <w:ind w:left="567"/>
-        <w:jc w:val="both"/>
-        <w:rPr>
-          <w:rFonts w:ascii="Arial Narrow" w:eastAsia="Arial Narrow" w:hAnsi="Arial Narrow" w:cs="Arial Narrow"/>
-          <w:sz w:val="16"/>
-          <w:szCs w:val="16"/>
-        </w:rPr>
-      </w:pPr>
-      <w:r>
-        <w:rPr>
-          <w:rFonts w:ascii="Arial Narrow" w:eastAsia="Arial Narrow" w:hAnsi="Arial Narrow" w:cs="Arial Narrow"/>
-          <w:sz w:val="16"/>
-          <w:szCs w:val="16"/>
-        </w:rPr>
-        <w:t>El órgano resolutivo puede sancionar las infracciones administrativas a que se refiere el artículo 108 con amonestación y multas de hasta cuatrocientos cincuenta (450) Unidades Impositivas Tributarias (UIT), las cuales son calificadas de la siguiente manera:</w:t>
-      </w:r>
-    </w:p>
-    <w:p>
-      <w:pPr>
-        <w:numPr>
-          <w:ilvl w:val="0"/>
-          <w:numId w:val="2"/>
-        </w:numPr>
-        <w:spacing w:after="0" w:line="240" w:lineRule="auto"/>
-        <w:ind w:left="426" w:firstLine="141"/>
-        <w:jc w:val="both"/>
-        <w:rPr>
-          <w:rFonts w:ascii="Arial Narrow" w:eastAsia="Arial Narrow" w:hAnsi="Arial Narrow" w:cs="Arial Narrow"/>
-          <w:sz w:val="16"/>
-          <w:szCs w:val="16"/>
-        </w:rPr>
-      </w:pPr>
-      <w:r>
-        <w:rPr>
-          <w:rFonts w:ascii="Arial Narrow" w:eastAsia="Arial Narrow" w:hAnsi="Arial Narrow" w:cs="Arial Narrow"/>
-          <w:sz w:val="16"/>
-          <w:szCs w:val="16"/>
-        </w:rPr>
-        <w:t>Infracciones leves, con una amonestación o con una multa de hasta cincuenta (50) UIT.</w:t>
-      </w:r>
-    </w:p>
-    <w:p>
-      <w:pPr>
-        <w:numPr>
-          <w:ilvl w:val="0"/>
-          <w:numId w:val="2"/>
-        </w:numPr>
-        <w:spacing w:after="0" w:line="240" w:lineRule="auto"/>
-        <w:ind w:left="426" w:firstLine="141"/>
-        <w:jc w:val="both"/>
-        <w:rPr>
-          <w:rFonts w:ascii="Arial Narrow" w:eastAsia="Arial Narrow" w:hAnsi="Arial Narrow" w:cs="Arial Narrow"/>
-          <w:sz w:val="16"/>
-          <w:szCs w:val="16"/>
-        </w:rPr>
-      </w:pPr>
-      <w:r>
-        <w:rPr>
-          <w:rFonts w:ascii="Arial Narrow" w:eastAsia="Arial Narrow" w:hAnsi="Arial Narrow" w:cs="Arial Narrow"/>
-          <w:sz w:val="16"/>
-          <w:szCs w:val="16"/>
-        </w:rPr>
-        <w:t>Infracciones graves, con una multa de hasta ciento cincuenta (150) UIT.</w:t>
-      </w:r>
-    </w:p>
-    <w:p>
-      <w:pPr>
-        <w:numPr>
-          <w:ilvl w:val="0"/>
-          <w:numId w:val="2"/>
-        </w:numPr>
-        <w:spacing w:after="0" w:line="240" w:lineRule="auto"/>
-        <w:ind w:left="426" w:firstLine="141"/>
-        <w:jc w:val="both"/>
-        <w:rPr>
-          <w:rFonts w:ascii="Arial Narrow" w:eastAsia="Arial Narrow" w:hAnsi="Arial Narrow" w:cs="Arial Narrow"/>
-          <w:sz w:val="16"/>
-          <w:szCs w:val="16"/>
-        </w:rPr>
-      </w:pPr>
-      <w:r>
-        <w:rPr>
-          <w:rFonts w:ascii="Arial Narrow" w:eastAsia="Arial Narrow" w:hAnsi="Arial Narrow" w:cs="Arial Narrow"/>
-          <w:sz w:val="16"/>
-          <w:szCs w:val="16"/>
-        </w:rPr>
-        <w:t>Infracciones muy graves, con una multa de hasta cuatrocientos cincuenta (450) UIT.</w:t>
-      </w:r>
-    </w:p>
-    <w:p>
-      <w:pPr>
-        <w:spacing w:after="0" w:line="240" w:lineRule="auto"/>
-        <w:ind w:left="567"/>
-        <w:jc w:val="both"/>
-        <w:rPr>
-          <w:rFonts w:ascii="Arial Narrow" w:eastAsia="Arial Narrow" w:hAnsi="Arial Narrow" w:cs="Arial Narrow"/>
-          <w:sz w:val="16"/>
-          <w:szCs w:val="16"/>
-        </w:rPr>
-      </w:pPr>
-      <w:r>
-        <w:rPr>
-          <w:rFonts w:ascii="Arial Narrow" w:eastAsia="Arial Narrow" w:hAnsi="Arial Narrow" w:cs="Arial Narrow"/>
-          <w:sz w:val="16"/>
-          <w:szCs w:val="16"/>
-        </w:rPr>
-        <w:t>(…).</w:t>
-      </w:r>
-    </w:p>
-    <w:p>
-      <w:pPr>
-        <w:spacing w:after="0" w:line="240" w:lineRule="auto"/>
-        <w:ind w:left="567" w:hanging="567"/>
-        <w:jc w:val="both"/>
-        <w:rPr>
-          <w:rFonts w:ascii="Arial Narrow" w:eastAsia="Arial Narrow" w:hAnsi="Arial Narrow" w:cs="Arial Narrow"/>
-          <w:sz w:val="16"/>
-          <w:szCs w:val="16"/>
-        </w:rPr>
-      </w:pPr>
-    </w:p>
-  </w:footnote>
-  <w:footnote w:id="13">
-    <w:p>
-      <w:pPr>
-        <w:spacing w:after="0" w:line="240" w:lineRule="auto"/>
-        <w:ind w:left="567" w:hanging="567"/>
-        <w:jc w:val="both"/>
-        <w:rPr>
-          <w:rFonts w:ascii="Arial Narrow" w:eastAsia="Arial Narrow" w:hAnsi="Arial Narrow" w:cs="Arial Narrow"/>
-          <w:sz w:val="16"/>
-          <w:szCs w:val="16"/>
-        </w:rPr>
-      </w:pPr>
-      <w:r>
-        <w:rPr>
-          <w:rStyle w:val="Refdenotaalpie"/>
-          <w:rFonts w:ascii="Arial Narrow" w:eastAsia="Arial Narrow" w:hAnsi="Arial Narrow" w:cs="Arial Narrow"/>
-          <w:sz w:val="16"/>
-          <w:szCs w:val="16"/>
-          <w:vertAlign w:val="superscript"/>
-        </w:rPr>
-        <w:footnoteRef/>
-      </w:r>
-      <w:r>
-        <w:rPr>
-          <w:rFonts w:ascii="Arial Narrow" w:eastAsia="Arial Narrow" w:hAnsi="Arial Narrow" w:cs="Arial Narrow"/>
-          <w:sz w:val="16"/>
-          <w:szCs w:val="16"/>
-        </w:rPr>
-        <w:t xml:space="preserve"> </w:t>
-      </w:r>
-      <w:r>
-        <w:rPr>
-          <w:rFonts w:ascii="Arial Narrow" w:eastAsia="Arial Narrow" w:hAnsi="Arial Narrow" w:cs="Arial Narrow"/>
-          <w:sz w:val="16"/>
-          <w:szCs w:val="16"/>
-        </w:rPr>
-        <w:tab/>
-      </w:r>
-      <w:r>
-        <w:rPr>
-          <w:rFonts w:ascii="Arial Narrow" w:eastAsia="Arial Narrow" w:hAnsi="Arial Narrow" w:cs="Arial Narrow"/>
-          <w:b/>
-          <w:sz w:val="16"/>
-          <w:szCs w:val="16"/>
-        </w:rPr>
-        <w:t>Artículo 114.- Medidas correctivas</w:t>
-      </w:r>
-    </w:p>
-    <w:p>
-      <w:pPr>
-        <w:spacing w:after="0" w:line="240" w:lineRule="auto"/>
-        <w:ind w:left="567"/>
-        <w:jc w:val="both"/>
-        <w:rPr>
-          <w:rFonts w:ascii="Arial Narrow" w:eastAsia="Arial Narrow" w:hAnsi="Arial Narrow" w:cs="Arial Narrow"/>
-          <w:sz w:val="16"/>
-          <w:szCs w:val="16"/>
-        </w:rPr>
-      </w:pPr>
-      <w:r>
-        <w:rPr>
-          <w:rFonts w:ascii="Arial Narrow" w:eastAsia="Arial Narrow" w:hAnsi="Arial Narrow" w:cs="Arial Narrow"/>
-          <w:sz w:val="16"/>
-          <w:szCs w:val="16"/>
-        </w:rPr>
-        <w:t xml:space="preserve">Sin perjuicio de la sanción administrativa que corresponda al proveedor por una infracción al presente Código, el Indecopi puede dictar, en calidad de mandatos, medidas correctivas reparadoras y complementarias. </w:t>
-      </w:r>
-    </w:p>
-    <w:p>
-      <w:pPr>
-        <w:spacing w:after="0" w:line="240" w:lineRule="auto"/>
-        <w:ind w:left="567" w:hanging="567"/>
-        <w:jc w:val="both"/>
-        <w:rPr>
-          <w:rFonts w:ascii="Arial Narrow" w:eastAsia="Arial Narrow" w:hAnsi="Arial Narrow" w:cs="Arial Narrow"/>
-          <w:sz w:val="16"/>
-          <w:szCs w:val="16"/>
-        </w:rPr>
-      </w:pPr>
-      <w:r>
-        <w:rPr>
-          <w:rFonts w:ascii="Arial Narrow" w:eastAsia="Arial Narrow" w:hAnsi="Arial Narrow" w:cs="Arial Narrow"/>
-          <w:sz w:val="16"/>
-          <w:szCs w:val="16"/>
-        </w:rPr>
-        <w:tab/>
-        <w:t xml:space="preserve">Las medidas correctivas reparadoras pueden dictarse a pedido de parte o de oficio, siempre y cuando sean expresamente informadas sobre esa posibilidad en la notificación de cargo al proveedor por la autoridad encargada del procedimiento. </w:t>
-      </w:r>
-    </w:p>
-    <w:p>
-      <w:pPr>
-        <w:spacing w:after="0" w:line="240" w:lineRule="auto"/>
-        <w:ind w:left="567" w:hanging="567"/>
-        <w:jc w:val="both"/>
-        <w:rPr>
-          <w:rFonts w:ascii="Arial Narrow" w:eastAsia="Arial Narrow" w:hAnsi="Arial Narrow" w:cs="Arial Narrow"/>
-          <w:sz w:val="16"/>
-          <w:szCs w:val="16"/>
-        </w:rPr>
-      </w:pPr>
-      <w:r>
-        <w:rPr>
-          <w:rFonts w:ascii="Arial Narrow" w:eastAsia="Arial Narrow" w:hAnsi="Arial Narrow" w:cs="Arial Narrow"/>
-          <w:sz w:val="16"/>
-          <w:szCs w:val="16"/>
-        </w:rPr>
-        <w:tab/>
-        <w:t>Las medidas correctivas complementarias pueden dictarse de oficio o a pedido de parte.</w:t>
-      </w:r>
-    </w:p>
-    <w:p>
-      <w:pPr>
-        <w:spacing w:after="0" w:line="240" w:lineRule="auto"/>
-        <w:ind w:left="567" w:hanging="567"/>
-        <w:jc w:val="both"/>
-        <w:rPr>
-          <w:rFonts w:ascii="Arial Narrow" w:eastAsia="Arial Narrow" w:hAnsi="Arial Narrow" w:cs="Arial Narrow"/>
-          <w:sz w:val="16"/>
-          <w:szCs w:val="16"/>
-        </w:rPr>
-      </w:pPr>
-    </w:p>
-    <w:p>
-      <w:pPr>
-        <w:spacing w:after="0" w:line="240" w:lineRule="auto"/>
-        <w:ind w:left="567" w:hanging="567"/>
-        <w:jc w:val="both"/>
-        <w:rPr>
-          <w:rFonts w:ascii="Arial Narrow" w:eastAsia="Arial Narrow" w:hAnsi="Arial Narrow" w:cs="Arial Narrow"/>
-          <w:sz w:val="16"/>
-          <w:szCs w:val="16"/>
-        </w:rPr>
-      </w:pPr>
-      <w:r>
-        <w:rPr>
-          <w:rFonts w:ascii="Arial Narrow" w:eastAsia="Arial Narrow" w:hAnsi="Arial Narrow" w:cs="Arial Narrow"/>
-          <w:b/>
-          <w:sz w:val="16"/>
-          <w:szCs w:val="16"/>
-        </w:rPr>
-        <w:tab/>
-        <w:t>Artículo 115.- Medidas correctivas reparadoras</w:t>
-      </w:r>
-    </w:p>
-    <w:p>
-      <w:pPr>
-        <w:spacing w:after="0" w:line="240" w:lineRule="auto"/>
-        <w:ind w:left="567" w:hanging="283"/>
-        <w:jc w:val="both"/>
-        <w:rPr>
-          <w:rFonts w:ascii="Arial Narrow" w:eastAsia="Arial Narrow" w:hAnsi="Arial Narrow" w:cs="Arial Narrow"/>
-          <w:sz w:val="16"/>
-          <w:szCs w:val="16"/>
-        </w:rPr>
-      </w:pPr>
-      <w:r>
-        <w:rPr>
-          <w:rFonts w:ascii="Arial Narrow" w:eastAsia="Arial Narrow" w:hAnsi="Arial Narrow" w:cs="Arial Narrow"/>
-          <w:sz w:val="16"/>
-          <w:szCs w:val="16"/>
-        </w:rPr>
-        <w:tab/>
-        <w:t>115.1 Las medidas correctivas reparadoras tienen el objeto de resarcir las consecuencias patrimoniales directas e inmediatas ocasionadas al consumidor por la infracción administrativa a su estado anterior. En caso el órgano resolutivo dicte una o varias medidas correctivas, debe considerar lo acordado por las partes durante la relación de consumo. Las medidas correctivas reparadoras pueden consistir en ordenar al proveedor infractor lo siguiente:</w:t>
-      </w:r>
-    </w:p>
-    <w:p>
-      <w:pPr>
-        <w:numPr>
-          <w:ilvl w:val="0"/>
-          <w:numId w:val="1"/>
-        </w:numPr>
-        <w:spacing w:after="0" w:line="240" w:lineRule="auto"/>
-        <w:ind w:left="567" w:firstLine="0"/>
-        <w:jc w:val="both"/>
-        <w:rPr>
-          <w:rFonts w:ascii="Arial Narrow" w:eastAsia="Arial Narrow" w:hAnsi="Arial Narrow" w:cs="Arial Narrow"/>
-          <w:sz w:val="16"/>
-          <w:szCs w:val="16"/>
-        </w:rPr>
-      </w:pPr>
-      <w:r>
-        <w:rPr>
-          <w:rFonts w:ascii="Arial Narrow" w:eastAsia="Arial Narrow" w:hAnsi="Arial Narrow" w:cs="Arial Narrow"/>
-          <w:sz w:val="16"/>
-          <w:szCs w:val="16"/>
-        </w:rPr>
-        <w:t>Reparar productos.</w:t>
-      </w:r>
-    </w:p>
-    <w:p>
-      <w:pPr>
-        <w:numPr>
-          <w:ilvl w:val="0"/>
-          <w:numId w:val="1"/>
-        </w:numPr>
-        <w:spacing w:after="0" w:line="240" w:lineRule="auto"/>
-        <w:ind w:left="567" w:firstLine="0"/>
-        <w:jc w:val="both"/>
-        <w:rPr>
-          <w:rFonts w:ascii="Arial Narrow" w:eastAsia="Arial Narrow" w:hAnsi="Arial Narrow" w:cs="Arial Narrow"/>
-          <w:sz w:val="16"/>
-          <w:szCs w:val="16"/>
-        </w:rPr>
-      </w:pPr>
-      <w:r>
-        <w:rPr>
-          <w:rFonts w:ascii="Arial Narrow" w:eastAsia="Arial Narrow" w:hAnsi="Arial Narrow" w:cs="Arial Narrow"/>
-          <w:sz w:val="16"/>
-          <w:szCs w:val="16"/>
-        </w:rPr>
-        <w:t>Cambiar productos por otros de idénticas o similares características, cuando la reparación no sea posible o no resulte razonable según las circunstancias.</w:t>
-      </w:r>
-    </w:p>
-    <w:p>
-      <w:pPr>
-        <w:numPr>
-          <w:ilvl w:val="0"/>
-          <w:numId w:val="1"/>
-        </w:numPr>
-        <w:spacing w:after="0" w:line="240" w:lineRule="auto"/>
-        <w:ind w:left="567" w:firstLine="0"/>
-        <w:jc w:val="both"/>
-        <w:rPr>
-          <w:rFonts w:ascii="Arial Narrow" w:eastAsia="Arial Narrow" w:hAnsi="Arial Narrow" w:cs="Arial Narrow"/>
-          <w:sz w:val="16"/>
-          <w:szCs w:val="16"/>
-        </w:rPr>
-      </w:pPr>
-      <w:r>
-        <w:rPr>
-          <w:rFonts w:ascii="Arial Narrow" w:eastAsia="Arial Narrow" w:hAnsi="Arial Narrow" w:cs="Arial Narrow"/>
-          <w:sz w:val="16"/>
-          <w:szCs w:val="16"/>
-        </w:rPr>
-        <w:t>Entregar un producto de idénticas características o, cuando esto no resulte posible, de similares características, en los supuestos de pérdida o deterioro atribuible al proveedor y siempre que exista interés del consumidor.</w:t>
-      </w:r>
-    </w:p>
-    <w:p>
-      <w:pPr>
-        <w:numPr>
-          <w:ilvl w:val="0"/>
-          <w:numId w:val="1"/>
-        </w:numPr>
-        <w:spacing w:after="0" w:line="240" w:lineRule="auto"/>
-        <w:ind w:left="567" w:firstLine="0"/>
-        <w:jc w:val="both"/>
-        <w:rPr>
-          <w:rFonts w:ascii="Arial Narrow" w:eastAsia="Arial Narrow" w:hAnsi="Arial Narrow" w:cs="Arial Narrow"/>
-          <w:sz w:val="16"/>
-          <w:szCs w:val="16"/>
-        </w:rPr>
-      </w:pPr>
-      <w:r>
-        <w:rPr>
-          <w:rFonts w:ascii="Arial Narrow" w:eastAsia="Arial Narrow" w:hAnsi="Arial Narrow" w:cs="Arial Narrow"/>
-          <w:sz w:val="16"/>
-          <w:szCs w:val="16"/>
-        </w:rPr>
-        <w:t>Cumplir con ejecutar la prestación u obligación asumida; y si esto no resulte posible o no sea razonable, otra de efectos equivalentes, incluyendo prestaciones dinerarias.</w:t>
-      </w:r>
-    </w:p>
-    <w:p>
-      <w:pPr>
-        <w:numPr>
-          <w:ilvl w:val="0"/>
-          <w:numId w:val="1"/>
-        </w:numPr>
-        <w:spacing w:after="0" w:line="240" w:lineRule="auto"/>
-        <w:ind w:left="567" w:firstLine="0"/>
-        <w:jc w:val="both"/>
-        <w:rPr>
-          <w:rFonts w:ascii="Arial Narrow" w:eastAsia="Arial Narrow" w:hAnsi="Arial Narrow" w:cs="Arial Narrow"/>
-          <w:sz w:val="16"/>
-          <w:szCs w:val="16"/>
-        </w:rPr>
-      </w:pPr>
-      <w:r>
-        <w:rPr>
-          <w:rFonts w:ascii="Arial Narrow" w:eastAsia="Arial Narrow" w:hAnsi="Arial Narrow" w:cs="Arial Narrow"/>
-          <w:sz w:val="16"/>
-          <w:szCs w:val="16"/>
-        </w:rPr>
-        <w:t>Cumplir con ejecutar otras prestaciones u obligaciones legales o convencionales a su cargo.</w:t>
-      </w:r>
-    </w:p>
-    <w:p>
-      <w:pPr>
-        <w:numPr>
-          <w:ilvl w:val="0"/>
-          <w:numId w:val="1"/>
-        </w:numPr>
-        <w:spacing w:after="0" w:line="240" w:lineRule="auto"/>
-        <w:ind w:left="567" w:firstLine="0"/>
-        <w:jc w:val="both"/>
-        <w:rPr>
-          <w:rFonts w:ascii="Arial Narrow" w:eastAsia="Arial Narrow" w:hAnsi="Arial Narrow" w:cs="Arial Narrow"/>
-          <w:sz w:val="16"/>
-          <w:szCs w:val="16"/>
-        </w:rPr>
-      </w:pPr>
-      <w:r>
-        <w:rPr>
-          <w:rFonts w:ascii="Arial Narrow" w:eastAsia="Arial Narrow" w:hAnsi="Arial Narrow" w:cs="Arial Narrow"/>
-          <w:sz w:val="16"/>
-          <w:szCs w:val="16"/>
-        </w:rPr>
-        <w:t>Devolver la contraprestación pagada por el consumidor, más los intereses legales correspondientes, cuando la reparación, reposición, o cumplimiento de la prestación u obligación, según sea el caso, no resulte posible o no sea razonable según las circunstancias.</w:t>
-      </w:r>
-    </w:p>
-    <w:p>
-      <w:pPr>
-        <w:numPr>
-          <w:ilvl w:val="0"/>
-          <w:numId w:val="1"/>
-        </w:numPr>
-        <w:spacing w:after="0" w:line="240" w:lineRule="auto"/>
-        <w:ind w:left="567" w:firstLine="0"/>
-        <w:jc w:val="both"/>
-        <w:rPr>
-          <w:rFonts w:ascii="Arial Narrow" w:eastAsia="Arial Narrow" w:hAnsi="Arial Narrow" w:cs="Arial Narrow"/>
-          <w:sz w:val="16"/>
-          <w:szCs w:val="16"/>
-        </w:rPr>
-      </w:pPr>
-      <w:r>
-        <w:rPr>
-          <w:rFonts w:ascii="Arial Narrow" w:eastAsia="Arial Narrow" w:hAnsi="Arial Narrow" w:cs="Arial Narrow"/>
-          <w:sz w:val="16"/>
-          <w:szCs w:val="16"/>
-        </w:rPr>
-        <w:t>En los supuestos de pagos indebidos o en exceso, devolver estos montos, más los intereses correspondientes.</w:t>
-      </w:r>
-    </w:p>
-    <w:p>
-      <w:pPr>
-        <w:pStyle w:val="Sinespaciado"/>
-        <w:ind w:firstLine="567"/>
-        <w:jc w:val="both"/>
-        <w:rPr>
-          <w:rFonts w:ascii="Arial Narrow" w:eastAsia="Arial Narrow" w:hAnsi="Arial Narrow" w:cs="Arial Narrow"/>
-          <w:sz w:val="16"/>
-          <w:szCs w:val="16"/>
-        </w:rPr>
-      </w:pPr>
-      <w:r>
-        <w:rPr>
-          <w:rFonts w:ascii="Arial Narrow" w:eastAsia="Arial Narrow" w:hAnsi="Arial Narrow" w:cs="Arial Narrow"/>
-          <w:sz w:val="16"/>
-          <w:szCs w:val="16"/>
-        </w:rPr>
-        <w:t>Pagar los gastos incurridos por el consumidor para mitigar las consecuencias de la infracción administrativa.</w:t>
-      </w:r>
-    </w:p>
-    <w:p>
-      <w:pPr>
-        <w:pStyle w:val="Sinespaciado"/>
-        <w:ind w:firstLine="567"/>
-        <w:jc w:val="both"/>
-        <w:rPr>
-          <w:rFonts w:ascii="Arial Narrow" w:eastAsia="Arial Narrow" w:hAnsi="Arial Narrow" w:cs="Arial Narrow"/>
-          <w:sz w:val="16"/>
-          <w:szCs w:val="16"/>
-        </w:rPr>
-      </w:pPr>
-      <w:r>
-        <w:rPr>
-          <w:rFonts w:ascii="Arial Narrow" w:eastAsia="Arial Narrow" w:hAnsi="Arial Narrow" w:cs="Arial Narrow"/>
-          <w:sz w:val="16"/>
-          <w:szCs w:val="16"/>
-        </w:rPr>
-        <w:t>Otras medidas reparadoras análogas de efectos equivalentes a las anteriores.</w:t>
-      </w:r>
-    </w:p>
-    <w:p>
-      <w:pPr>
-        <w:pStyle w:val="Sinespaciado"/>
-        <w:ind w:left="567"/>
-        <w:jc w:val="both"/>
-        <w:rPr>
-          <w:rFonts w:ascii="Arial Narrow" w:eastAsia="Arial Narrow" w:hAnsi="Arial Narrow" w:cs="Arial Narrow"/>
-          <w:sz w:val="16"/>
-          <w:szCs w:val="16"/>
-        </w:rPr>
-      </w:pPr>
-      <w:r>
-        <w:rPr>
-          <w:rFonts w:ascii="Arial Narrow" w:eastAsia="Arial Narrow" w:hAnsi="Arial Narrow" w:cs="Arial Narrow"/>
-          <w:sz w:val="16"/>
-          <w:szCs w:val="16"/>
-        </w:rPr>
-        <w:t xml:space="preserve">115.2 Las medidas correctivas reparadoras no pueden ser solicitadas de manera acumulativa conjunta, pudiendo plantearse de manera alternativa o subsidiaria, con excepción de la medida correctiva señalada en el literal h) que puede solicitarse </w:t>
-      </w:r>
-      <w:proofErr w:type="gramStart"/>
-      <w:r>
-        <w:rPr>
-          <w:rFonts w:ascii="Arial Narrow" w:eastAsia="Arial Narrow" w:hAnsi="Arial Narrow" w:cs="Arial Narrow"/>
-          <w:sz w:val="16"/>
-          <w:szCs w:val="16"/>
-        </w:rPr>
-        <w:t>conjuntamente con</w:t>
-      </w:r>
-      <w:proofErr w:type="gramEnd"/>
-      <w:r>
-        <w:rPr>
-          <w:rFonts w:ascii="Arial Narrow" w:eastAsia="Arial Narrow" w:hAnsi="Arial Narrow" w:cs="Arial Narrow"/>
-          <w:sz w:val="16"/>
-          <w:szCs w:val="16"/>
-        </w:rPr>
-        <w:t xml:space="preserve"> otra medida correctiva. Cuando los órganos competentes del Indecopi se pronuncian respecto de una medida correctiva reparadora, aplican el principio de congruencia procesal.</w:t>
-      </w:r>
-    </w:p>
-    <w:p>
-      <w:pPr>
-        <w:spacing w:after="0" w:line="240" w:lineRule="auto"/>
-        <w:ind w:left="567"/>
-        <w:jc w:val="both"/>
-        <w:rPr>
-          <w:rFonts w:ascii="Arial Narrow" w:eastAsia="Arial Narrow" w:hAnsi="Arial Narrow" w:cs="Arial Narrow"/>
-          <w:sz w:val="16"/>
-          <w:szCs w:val="16"/>
-        </w:rPr>
-      </w:pPr>
-      <w:r>
-        <w:rPr>
-          <w:rFonts w:ascii="Arial Narrow" w:eastAsia="Arial Narrow" w:hAnsi="Arial Narrow" w:cs="Arial Narrow"/>
-          <w:sz w:val="16"/>
-          <w:szCs w:val="16"/>
-        </w:rPr>
-        <w:t>115.3 Las medidas correctivas reparadoras pueden solicitarse en cualquier momento hasta antes de la notificación de cargo al proveedor, sin perjuicio de la facultad de secretaría técnica de la comisión de requerir al consumidor que precise la medida correctiva materia de solicitud. El consumidor puede variar su solicitud de medida correctiva hasta antes de la decisión de primera instancia, en cuyo caso se confiere traslado al proveedor para que formule su descargo.</w:t>
-      </w:r>
-    </w:p>
-    <w:p>
-      <w:pPr>
-        <w:spacing w:after="0" w:line="240" w:lineRule="auto"/>
-        <w:ind w:left="567"/>
-        <w:jc w:val="both"/>
-        <w:rPr>
-          <w:rFonts w:ascii="Arial Narrow" w:eastAsia="Arial Narrow" w:hAnsi="Arial Narrow" w:cs="Arial Narrow"/>
-          <w:sz w:val="16"/>
-          <w:szCs w:val="16"/>
-        </w:rPr>
-      </w:pPr>
-      <w:r>
-        <w:rPr>
-          <w:rFonts w:ascii="Arial Narrow" w:eastAsia="Arial Narrow" w:hAnsi="Arial Narrow" w:cs="Arial Narrow"/>
-          <w:sz w:val="16"/>
-          <w:szCs w:val="16"/>
-        </w:rPr>
-        <w:t>115.4 Corresponde al consumidor que solicita el dictado de la medida correctiva reparadora probar las consecuencias patrimoniales directas e inmediatas causadas por la comisión de la infracción administrativa.</w:t>
-      </w:r>
-    </w:p>
-    <w:p>
-      <w:pPr>
-        <w:spacing w:after="0" w:line="240" w:lineRule="auto"/>
-        <w:ind w:left="567"/>
-        <w:jc w:val="both"/>
-        <w:rPr>
-          <w:rFonts w:ascii="Arial Narrow" w:eastAsia="Arial Narrow" w:hAnsi="Arial Narrow" w:cs="Arial Narrow"/>
-          <w:sz w:val="16"/>
-          <w:szCs w:val="16"/>
-        </w:rPr>
-      </w:pPr>
-      <w:r>
-        <w:rPr>
-          <w:rFonts w:ascii="Arial Narrow" w:eastAsia="Arial Narrow" w:hAnsi="Arial Narrow" w:cs="Arial Narrow"/>
-          <w:sz w:val="16"/>
-          <w:szCs w:val="16"/>
-        </w:rPr>
-        <w:t>115.5 Los bienes o montos objeto de medidas correctivas reparadoras son entregados por el proveedor directamente al consumidor que los reclama, salvo mandato distinto contenido en la resolución. Aquellos bienes o montos materia de una medida correctiva reparadora, que por algún motivo se encuentran en posesión del Indecopi y deban ser entregados a los consumidores beneficiados, son puestos a disposición de estos.</w:t>
-      </w:r>
-    </w:p>
-    <w:p>
-      <w:pPr>
-        <w:spacing w:after="0" w:line="240" w:lineRule="auto"/>
-        <w:ind w:left="567"/>
-        <w:jc w:val="both"/>
-        <w:rPr>
-          <w:rFonts w:ascii="Arial Narrow" w:eastAsia="Arial Narrow" w:hAnsi="Arial Narrow" w:cs="Arial Narrow"/>
-          <w:sz w:val="16"/>
-          <w:szCs w:val="16"/>
-        </w:rPr>
-      </w:pPr>
-      <w:r>
-        <w:rPr>
-          <w:rFonts w:ascii="Arial Narrow" w:eastAsia="Arial Narrow" w:hAnsi="Arial Narrow" w:cs="Arial Narrow"/>
-          <w:sz w:val="16"/>
-          <w:szCs w:val="16"/>
-        </w:rPr>
-        <w:t>115.6 El extremo de la resolución final que ordena el cumplimiento de una medida correctiva reparadora a favor del consumidor constituye título ejecutivo conforme con lo dispuesto en el artículo 688 del Código Procesal Civil, una vez que quedan consentidas o causan estado en la vía administrativa. La legitimidad para obrar en los procesos civiles de ejecución corresponde a los consumidores beneficiados con la medida correctiva reparadora.</w:t>
-      </w:r>
-    </w:p>
-    <w:p>
-      <w:pPr>
-        <w:spacing w:after="0" w:line="240" w:lineRule="auto"/>
-        <w:ind w:left="567"/>
-        <w:jc w:val="both"/>
-        <w:rPr>
-          <w:rFonts w:ascii="Arial Narrow" w:eastAsia="Arial Narrow" w:hAnsi="Arial Narrow" w:cs="Arial Narrow"/>
-          <w:sz w:val="16"/>
-          <w:szCs w:val="16"/>
-        </w:rPr>
-      </w:pPr>
-      <w:r>
-        <w:rPr>
-          <w:rFonts w:ascii="Arial Narrow" w:eastAsia="Arial Narrow" w:hAnsi="Arial Narrow" w:cs="Arial Narrow"/>
-          <w:sz w:val="16"/>
-          <w:szCs w:val="16"/>
-        </w:rPr>
-        <w:t>115.7 Las medidas correctivas reparadoras como mandatos dirigidos a resarcir las consecuencias patrimoniales directas e inmediatas originadas por la infracción buscan corregir la conducta infractora y no tienen naturaleza indemnizatoria; son dictadas sin perjuicio de la indemnización por los daños y perjuicios que el consumidor puede solicitar en la vía judicial o arbitral correspondiente. No obstante, se descuenta de la indemnización patrimonial aquella satisfacción patrimonial deducible que el consumidor haya recibido a consecuencia del dictado de una medida correctiva reparadora en sede administrativa.</w:t>
-      </w:r>
-    </w:p>
-    <w:p>
-      <w:pPr>
-        <w:spacing w:after="0" w:line="240" w:lineRule="auto"/>
-        <w:ind w:left="567"/>
-        <w:jc w:val="both"/>
-        <w:rPr>
-          <w:rFonts w:ascii="Arial Narrow" w:eastAsia="Arial Narrow" w:hAnsi="Arial Narrow" w:cs="Arial Narrow"/>
-          <w:sz w:val="16"/>
-          <w:szCs w:val="16"/>
-        </w:rPr>
-      </w:pPr>
-    </w:p>
-    <w:p>
-      <w:pPr>
-        <w:spacing w:after="0" w:line="240" w:lineRule="auto"/>
-        <w:ind w:left="567"/>
-        <w:jc w:val="both"/>
-        <w:rPr>
-          <w:rFonts w:ascii="Arial Narrow" w:eastAsia="Arial Narrow" w:hAnsi="Arial Narrow" w:cs="Arial Narrow"/>
-          <w:b/>
-          <w:bCs/>
-          <w:sz w:val="16"/>
-          <w:szCs w:val="16"/>
-        </w:rPr>
-      </w:pPr>
-      <w:r>
-        <w:rPr>
-          <w:rFonts w:ascii="Arial Narrow" w:eastAsia="Arial Narrow" w:hAnsi="Arial Narrow" w:cs="Arial Narrow"/>
-          <w:b/>
-          <w:bCs/>
-          <w:sz w:val="16"/>
-          <w:szCs w:val="16"/>
-        </w:rPr>
-        <w:t>Artículo 116.- Medidas correctivas complementarias</w:t>
-      </w:r>
-    </w:p>
-    <w:p>
-      <w:pPr>
-        <w:spacing w:after="0" w:line="240" w:lineRule="auto"/>
-        <w:ind w:left="567"/>
-        <w:jc w:val="both"/>
-        <w:rPr>
-          <w:rFonts w:ascii="Arial Narrow" w:eastAsia="Arial Narrow" w:hAnsi="Arial Narrow" w:cs="Arial Narrow"/>
-          <w:sz w:val="16"/>
-          <w:szCs w:val="16"/>
-        </w:rPr>
-      </w:pPr>
-      <w:r>
-        <w:rPr>
-          <w:rFonts w:ascii="Arial Narrow" w:eastAsia="Arial Narrow" w:hAnsi="Arial Narrow" w:cs="Arial Narrow"/>
-          <w:sz w:val="16"/>
-          <w:szCs w:val="16"/>
-        </w:rPr>
-        <w:t xml:space="preserve">Las medidas correctivas complementarias tienen el objeto de revertir los efectos de la conducta infractora o evitar que esta se produzca nuevamente en el futuro y pueden ser, entre otras, las siguientes: </w:t>
-      </w:r>
-    </w:p>
-    <w:p>
-      <w:pPr>
-        <w:spacing w:after="0" w:line="240" w:lineRule="auto"/>
-        <w:ind w:left="567"/>
-        <w:jc w:val="both"/>
-        <w:rPr>
-          <w:rFonts w:ascii="Arial Narrow" w:eastAsia="Arial Narrow" w:hAnsi="Arial Narrow" w:cs="Arial Narrow"/>
-          <w:sz w:val="16"/>
-          <w:szCs w:val="16"/>
-        </w:rPr>
-      </w:pPr>
-      <w:r>
-        <w:rPr>
-          <w:rFonts w:ascii="Arial Narrow" w:eastAsia="Arial Narrow" w:hAnsi="Arial Narrow" w:cs="Arial Narrow"/>
-          <w:sz w:val="16"/>
-          <w:szCs w:val="16"/>
-        </w:rPr>
-        <w:t xml:space="preserve">a. Que el proveedor cumpla con atender la solicitud de información requerida por el consumidor, siempre que dicho requerimiento guarde relación con el producto adquirido o servicio contratado. </w:t>
-      </w:r>
-    </w:p>
-    <w:p>
-      <w:pPr>
-        <w:spacing w:after="0" w:line="240" w:lineRule="auto"/>
-        <w:ind w:left="567"/>
-        <w:jc w:val="both"/>
-        <w:rPr>
-          <w:rFonts w:ascii="Arial Narrow" w:eastAsia="Arial Narrow" w:hAnsi="Arial Narrow" w:cs="Arial Narrow"/>
-          <w:sz w:val="16"/>
-          <w:szCs w:val="16"/>
-        </w:rPr>
-      </w:pPr>
-      <w:r>
-        <w:rPr>
-          <w:rFonts w:ascii="Arial Narrow" w:eastAsia="Arial Narrow" w:hAnsi="Arial Narrow" w:cs="Arial Narrow"/>
-          <w:sz w:val="16"/>
-          <w:szCs w:val="16"/>
-        </w:rPr>
-        <w:t xml:space="preserve">b. Declarar inexigibles las cláusulas que han sido identificadas como abusivas en el procedimiento. </w:t>
-      </w:r>
-    </w:p>
-    <w:p>
-      <w:pPr>
-        <w:spacing w:after="0" w:line="240" w:lineRule="auto"/>
-        <w:ind w:left="567"/>
-        <w:jc w:val="both"/>
-        <w:rPr>
-          <w:rFonts w:ascii="Arial Narrow" w:eastAsia="Arial Narrow" w:hAnsi="Arial Narrow" w:cs="Arial Narrow"/>
-          <w:sz w:val="16"/>
-          <w:szCs w:val="16"/>
-        </w:rPr>
-      </w:pPr>
-      <w:r>
-        <w:rPr>
-          <w:rFonts w:ascii="Arial Narrow" w:eastAsia="Arial Narrow" w:hAnsi="Arial Narrow" w:cs="Arial Narrow"/>
-          <w:sz w:val="16"/>
-          <w:szCs w:val="16"/>
-        </w:rPr>
-        <w:t xml:space="preserve">c. El decomiso y destrucción de la mercadería, envases, envolturas o etiquetas. </w:t>
-      </w:r>
-    </w:p>
-    <w:p>
-      <w:pPr>
-        <w:spacing w:after="0" w:line="240" w:lineRule="auto"/>
-        <w:ind w:left="567"/>
-        <w:jc w:val="both"/>
-        <w:rPr>
-          <w:rFonts w:ascii="Arial Narrow" w:eastAsia="Arial Narrow" w:hAnsi="Arial Narrow" w:cs="Arial Narrow"/>
-          <w:sz w:val="16"/>
-          <w:szCs w:val="16"/>
-        </w:rPr>
-      </w:pPr>
-      <w:r>
-        <w:rPr>
-          <w:rFonts w:ascii="Arial Narrow" w:eastAsia="Arial Narrow" w:hAnsi="Arial Narrow" w:cs="Arial Narrow"/>
-          <w:sz w:val="16"/>
-          <w:szCs w:val="16"/>
-        </w:rPr>
-        <w:t xml:space="preserve">d. En caso de infracciones muy graves y de reincidencia o </w:t>
-      </w:r>
-      <w:proofErr w:type="spellStart"/>
-      <w:r>
-        <w:rPr>
-          <w:rFonts w:ascii="Arial Narrow" w:eastAsia="Arial Narrow" w:hAnsi="Arial Narrow" w:cs="Arial Narrow"/>
-          <w:sz w:val="16"/>
-          <w:szCs w:val="16"/>
-        </w:rPr>
-        <w:t>reiterancia</w:t>
-      </w:r>
-      <w:proofErr w:type="spellEnd"/>
-      <w:r>
-        <w:rPr>
-          <w:rFonts w:ascii="Arial Narrow" w:eastAsia="Arial Narrow" w:hAnsi="Arial Narrow" w:cs="Arial Narrow"/>
-          <w:sz w:val="16"/>
-          <w:szCs w:val="16"/>
-        </w:rPr>
-        <w:t xml:space="preserve">: </w:t>
-      </w:r>
-    </w:p>
-    <w:p>
-      <w:pPr>
-        <w:spacing w:after="0" w:line="240" w:lineRule="auto"/>
-        <w:ind w:left="567"/>
-        <w:jc w:val="both"/>
-        <w:rPr>
-          <w:rFonts w:ascii="Arial Narrow" w:eastAsia="Arial Narrow" w:hAnsi="Arial Narrow" w:cs="Arial Narrow"/>
-          <w:sz w:val="16"/>
-          <w:szCs w:val="16"/>
-        </w:rPr>
-      </w:pPr>
-      <w:r>
-        <w:rPr>
-          <w:rFonts w:ascii="Arial Narrow" w:eastAsia="Arial Narrow" w:hAnsi="Arial Narrow" w:cs="Arial Narrow"/>
-          <w:sz w:val="16"/>
-          <w:szCs w:val="16"/>
-        </w:rPr>
-        <w:t xml:space="preserve">(i) Solicitar a la autoridad correspondiente la clausura temporal del establecimiento industrial, comercial o de servicios por un plazo máximo de seis (6) meses. </w:t>
-      </w:r>
-    </w:p>
-    <w:p>
-      <w:pPr>
-        <w:spacing w:after="0" w:line="240" w:lineRule="auto"/>
-        <w:ind w:left="567"/>
-        <w:jc w:val="both"/>
-        <w:rPr>
-          <w:rFonts w:ascii="Arial Narrow" w:eastAsia="Arial Narrow" w:hAnsi="Arial Narrow" w:cs="Arial Narrow"/>
-          <w:sz w:val="16"/>
-          <w:szCs w:val="16"/>
-        </w:rPr>
-      </w:pPr>
-      <w:r>
-        <w:rPr>
-          <w:rFonts w:ascii="Arial Narrow" w:eastAsia="Arial Narrow" w:hAnsi="Arial Narrow" w:cs="Arial Narrow"/>
-          <w:sz w:val="16"/>
-          <w:szCs w:val="16"/>
-        </w:rPr>
-        <w:t>(</w:t>
-      </w:r>
-      <w:proofErr w:type="spellStart"/>
-      <w:r>
-        <w:rPr>
-          <w:rFonts w:ascii="Arial Narrow" w:eastAsia="Arial Narrow" w:hAnsi="Arial Narrow" w:cs="Arial Narrow"/>
-          <w:sz w:val="16"/>
-          <w:szCs w:val="16"/>
-        </w:rPr>
-        <w:t>ii</w:t>
-      </w:r>
-      <w:proofErr w:type="spellEnd"/>
-      <w:r>
-        <w:rPr>
-          <w:rFonts w:ascii="Arial Narrow" w:eastAsia="Arial Narrow" w:hAnsi="Arial Narrow" w:cs="Arial Narrow"/>
-          <w:sz w:val="16"/>
-          <w:szCs w:val="16"/>
-        </w:rPr>
-        <w:t xml:space="preserve">) Solicitar a la autoridad competente la inhabilitación, temporal o permanente, del proveedor en función de los alcances de la infracción sancionada. </w:t>
-      </w:r>
-    </w:p>
-    <w:p>
-      <w:pPr>
-        <w:spacing w:after="0" w:line="240" w:lineRule="auto"/>
-        <w:ind w:left="567"/>
-        <w:jc w:val="both"/>
-        <w:rPr>
-          <w:rFonts w:ascii="Arial Narrow" w:eastAsia="Arial Narrow" w:hAnsi="Arial Narrow" w:cs="Arial Narrow"/>
-          <w:sz w:val="16"/>
-          <w:szCs w:val="16"/>
-        </w:rPr>
-      </w:pPr>
-      <w:r>
-        <w:rPr>
-          <w:rFonts w:ascii="Arial Narrow" w:eastAsia="Arial Narrow" w:hAnsi="Arial Narrow" w:cs="Arial Narrow"/>
-          <w:sz w:val="16"/>
-          <w:szCs w:val="16"/>
-        </w:rPr>
-        <w:t xml:space="preserve">e. Publicación de avisos </w:t>
-      </w:r>
-      <w:proofErr w:type="spellStart"/>
-      <w:r>
-        <w:rPr>
-          <w:rFonts w:ascii="Arial Narrow" w:eastAsia="Arial Narrow" w:hAnsi="Arial Narrow" w:cs="Arial Narrow"/>
-          <w:sz w:val="16"/>
-          <w:szCs w:val="16"/>
-        </w:rPr>
-        <w:t>rectificatorios</w:t>
-      </w:r>
-      <w:proofErr w:type="spellEnd"/>
-      <w:r>
-        <w:rPr>
-          <w:rFonts w:ascii="Arial Narrow" w:eastAsia="Arial Narrow" w:hAnsi="Arial Narrow" w:cs="Arial Narrow"/>
-          <w:sz w:val="16"/>
-          <w:szCs w:val="16"/>
-        </w:rPr>
-        <w:t xml:space="preserve"> o informativos en la forma que determine el Indecopi, tomando en consideración los medios que resulten idóneos para revertir los efectos que el acto objeto de sanción ha ocasionado. </w:t>
-      </w:r>
-    </w:p>
-    <w:p>
-      <w:pPr>
-        <w:spacing w:after="0" w:line="240" w:lineRule="auto"/>
-        <w:ind w:left="567"/>
-        <w:jc w:val="both"/>
-        <w:rPr>
-          <w:rFonts w:ascii="Arial Narrow" w:eastAsia="Arial Narrow" w:hAnsi="Arial Narrow" w:cs="Arial Narrow"/>
-          <w:sz w:val="16"/>
-          <w:szCs w:val="16"/>
-        </w:rPr>
-      </w:pPr>
-      <w:r>
-        <w:rPr>
-          <w:rFonts w:ascii="Arial Narrow" w:eastAsia="Arial Narrow" w:hAnsi="Arial Narrow" w:cs="Arial Narrow"/>
-          <w:sz w:val="16"/>
-          <w:szCs w:val="16"/>
-        </w:rPr>
-        <w:t xml:space="preserve">f. Cualquier otra medida correctiva que tenga el objeto de revertir los efectos de la conducta infractora o evitar que esta se produzca nuevamente en el futuro. </w:t>
-      </w:r>
-    </w:p>
-    <w:p>
-      <w:pPr>
-        <w:spacing w:after="0" w:line="240" w:lineRule="auto"/>
-        <w:ind w:left="567"/>
-        <w:jc w:val="both"/>
-        <w:rPr>
-          <w:rFonts w:ascii="Arial Narrow" w:eastAsia="Arial Narrow" w:hAnsi="Arial Narrow" w:cs="Arial Narrow"/>
-          <w:sz w:val="16"/>
-          <w:szCs w:val="16"/>
-        </w:rPr>
-      </w:pPr>
-      <w:r>
-        <w:rPr>
-          <w:rFonts w:ascii="Arial Narrow" w:eastAsia="Arial Narrow" w:hAnsi="Arial Narrow" w:cs="Arial Narrow"/>
-          <w:sz w:val="16"/>
-          <w:szCs w:val="16"/>
-        </w:rPr>
-        <w:t>El Indecopi está facultado para solicitar a la autoridad municipal y policial el apoyo respectivo para la ejecución de las medidas correctivas complementarias correspondientes.</w:t>
-      </w:r>
-    </w:p>
-    <w:p>
-      <w:pPr>
-        <w:spacing w:after="0" w:line="240" w:lineRule="auto"/>
-        <w:ind w:left="567" w:hanging="567"/>
-        <w:jc w:val="both"/>
-        <w:rPr>
-          <w:rFonts w:ascii="Arial Narrow" w:eastAsia="Arial Narrow" w:hAnsi="Arial Narrow" w:cs="Arial Narrow"/>
-          <w:sz w:val="16"/>
-          <w:szCs w:val="16"/>
-        </w:rPr>
-      </w:pPr>
-    </w:p>
-  </w:footnote>
-  <w:footnote w:id="14">
+          <w:sz w:val="16"/>
+          <w:szCs w:val="16"/>
+        </w:rPr>
+        <w:t>, pudiendo imponerse una amonestación si el allanamiento o reconocimiento se realiza con la presentación de los descargos; caso contrario la sanción a imponer será pecuniaria. En aquellos casos en que el allanamiento o reconocimiento verse sobre controversias referidas a actos de discriminación, actos contrarios a la vida y a la salud y sustancias peligrosas, se considera como un atenuante pero la sanción a imponer será pecuniaria. En todos los supuestos de allanamiento y reconocimiento formulados con la presentación de los descargos, se exonera al denunciado del pago de los costos del procedimiento, pero no de las costas.</w:t>
+      </w:r>
+    </w:p>
     <w:p>
       <w:pPr>
         <w:pStyle w:val="Textonotapie"/>
@@ -15192,196 +15454,185 @@
           <w:szCs w:val="16"/>
         </w:rPr>
       </w:pPr>
-      <w:r>
-        <w:rPr>
-          <w:rStyle w:val="Refdenotaalpie"/>
-          <w:rFonts w:ascii="Arial Narrow" w:eastAsia="Arial Narrow" w:hAnsi="Arial Narrow" w:cs="Arial Narrow"/>
-          <w:sz w:val="16"/>
-          <w:szCs w:val="16"/>
-          <w:vertAlign w:val="superscript"/>
-        </w:rPr>
-        <w:footnoteRef/>
-      </w:r>
-      <w:r>
-        <w:rPr>
-          <w:rFonts w:ascii="Arial Narrow" w:eastAsia="Arial Narrow" w:hAnsi="Arial Narrow" w:cs="Arial Narrow"/>
-          <w:sz w:val="16"/>
-          <w:szCs w:val="16"/>
-        </w:rPr>
-        <w:t xml:space="preserve"> </w:t>
-      </w:r>
-      <w:r>
-        <w:rPr>
-          <w:rFonts w:ascii="Arial Narrow" w:eastAsia="Arial Narrow" w:hAnsi="Arial Narrow" w:cs="Arial Narrow"/>
-          <w:sz w:val="16"/>
-          <w:szCs w:val="16"/>
-        </w:rPr>
-        <w:tab/>
-      </w:r>
-      <w:r>
-        <w:rPr>
-          <w:rFonts w:ascii="Arial Narrow" w:eastAsia="Arial Narrow" w:hAnsi="Arial Narrow" w:cs="Arial Narrow"/>
-          <w:b/>
-          <w:sz w:val="16"/>
-          <w:szCs w:val="16"/>
-        </w:rPr>
-        <w:t>LEY 29571, CÓDIGO DE PROTECCIÓN Y DEFENSA DEL CONSUMIDOR</w:t>
-      </w:r>
-      <w:r>
-        <w:rPr>
-          <w:rFonts w:ascii="Arial Narrow" w:eastAsia="Arial Narrow" w:hAnsi="Arial Narrow" w:cs="Arial Narrow"/>
-          <w:b/>
-          <w:bCs/>
-          <w:sz w:val="16"/>
-          <w:szCs w:val="16"/>
-        </w:rPr>
-        <w:t xml:space="preserve">, </w:t>
-      </w:r>
-      <w:r>
-        <w:rPr>
-          <w:rFonts w:ascii="Arial Narrow" w:eastAsia="Arial Narrow" w:hAnsi="Arial Narrow" w:cs="Arial Narrow"/>
-          <w:b/>
-          <w:sz w:val="16"/>
-          <w:szCs w:val="16"/>
-        </w:rPr>
-        <w:t>publicado el 2 de setiembre de 2010 y modificado por Decreto Legislativo 1308</w:t>
-      </w:r>
-    </w:p>
-    <w:p>
-      <w:pPr>
-        <w:pStyle w:val="Textonotapie"/>
+    </w:p>
+  </w:footnote>
+  <w:footnote w:id="17">
+    <w:p>
+      <w:pPr>
+        <w:autoSpaceDE w:val="0"/>
+        <w:autoSpaceDN w:val="0"/>
+        <w:adjustRightInd w:val="0"/>
         <w:tabs>
           <w:tab w:val="left" w:pos="567"/>
         </w:tabs>
+        <w:spacing w:after="0" w:line="240" w:lineRule="auto"/>
+        <w:ind w:left="567" w:hanging="567"/>
         <w:jc w:val="both"/>
         <w:rPr>
           <w:rFonts w:ascii="Arial Narrow" w:eastAsia="Arial Narrow" w:hAnsi="Arial Narrow" w:cs="Arial Narrow"/>
           <w:b/>
-          <w:sz w:val="16"/>
-          <w:szCs w:val="16"/>
-        </w:rPr>
-      </w:pPr>
-      <w:r>
-        <w:rPr>
+          <w:bCs/>
+          <w:sz w:val="16"/>
+          <w:szCs w:val="16"/>
+        </w:rPr>
+      </w:pPr>
+      <w:r>
+        <w:rPr>
+          <w:rStyle w:val="Refdenotaalpie"/>
           <w:rFonts w:ascii="Arial Narrow" w:eastAsia="Arial Narrow" w:hAnsi="Arial Narrow" w:cs="Arial Narrow"/>
           <w:b/>
+          <w:bCs/>
+          <w:sz w:val="16"/>
+          <w:szCs w:val="16"/>
+          <w:vertAlign w:val="superscript"/>
+        </w:rPr>
+        <w:footnoteRef/>
+      </w:r>
+      <w:r>
+        <w:rPr>
+          <w:rFonts w:ascii="Arial Narrow" w:eastAsia="Arial Narrow" w:hAnsi="Arial Narrow" w:cs="Arial Narrow"/>
+          <w:b/>
+          <w:bCs/>
           <w:sz w:val="16"/>
           <w:szCs w:val="16"/>
         </w:rPr>
         <w:tab/>
-        <w:t>Artículo 112.- Criterios de graduación de las sanciones administrativas</w:t>
-      </w:r>
-    </w:p>
-    <w:p>
-      <w:pPr>
-        <w:pStyle w:val="Textonotapie"/>
-        <w:tabs>
-          <w:tab w:val="left" w:pos="567"/>
-        </w:tabs>
-        <w:jc w:val="both"/>
-        <w:rPr>
-          <w:rFonts w:ascii="Arial Narrow" w:eastAsia="Arial Narrow" w:hAnsi="Arial Narrow" w:cs="Arial Narrow"/>
-          <w:sz w:val="16"/>
-          <w:szCs w:val="16"/>
-        </w:rPr>
-      </w:pPr>
-      <w:r>
-        <w:rPr>
-          <w:rFonts w:ascii="Arial Narrow" w:eastAsia="Arial Narrow" w:hAnsi="Arial Narrow" w:cs="Arial Narrow"/>
+        <w:t xml:space="preserve"/>
+      </w:r>
+      <w:r>
+        <w:rPr>
+          <w:rFonts w:ascii="Arial Narrow" w:eastAsia="Arial Narrow" w:hAnsi="Arial Narrow" w:cs="Arial Narrow"/>
+          <w:b/>
+          <w:bCs/>
           <w:sz w:val="16"/>
           <w:szCs w:val="16"/>
         </w:rPr>
         <w:tab/>
-        <w:t>(…)</w:t>
-      </w:r>
-    </w:p>
-    <w:p>
-      <w:pPr>
-        <w:pStyle w:val="Textonotapie"/>
-        <w:tabs>
-          <w:tab w:val="left" w:pos="567"/>
-        </w:tabs>
-        <w:jc w:val="both"/>
-        <w:rPr>
-          <w:rFonts w:ascii="Arial Narrow" w:eastAsia="Arial Narrow" w:hAnsi="Arial Narrow" w:cs="Arial Narrow"/>
-          <w:sz w:val="16"/>
-          <w:szCs w:val="16"/>
-        </w:rPr>
-      </w:pPr>
-      <w:r>
-        <w:rPr>
-          <w:rFonts w:ascii="Arial Narrow" w:eastAsia="Arial Narrow" w:hAnsi="Arial Narrow" w:cs="Arial Narrow"/>
-          <w:sz w:val="16"/>
-          <w:szCs w:val="16"/>
-        </w:rPr>
-        <w:tab/>
-        <w:t>Se consideran circunstancias atenuantes especiales, las siguientes:</w:t>
-      </w:r>
-    </w:p>
-    <w:p>
-      <w:pPr>
-        <w:pStyle w:val="Textonotapie"/>
-        <w:tabs>
-          <w:tab w:val="left" w:pos="567"/>
-        </w:tabs>
-        <w:jc w:val="both"/>
-        <w:rPr>
-          <w:rFonts w:ascii="Arial Narrow" w:eastAsia="Arial Narrow" w:hAnsi="Arial Narrow" w:cs="Arial Narrow"/>
-          <w:sz w:val="16"/>
-          <w:szCs w:val="16"/>
-        </w:rPr>
-      </w:pPr>
-      <w:r>
-        <w:rPr>
-          <w:rFonts w:ascii="Arial Narrow" w:eastAsia="Arial Narrow" w:hAnsi="Arial Narrow" w:cs="Arial Narrow"/>
-          <w:sz w:val="16"/>
-          <w:szCs w:val="16"/>
-        </w:rPr>
-        <w:tab/>
-        <w:t>(…)</w:t>
-      </w:r>
-    </w:p>
-    <w:p>
-      <w:pPr>
-        <w:pStyle w:val="Textonotapie"/>
-        <w:tabs>
-          <w:tab w:val="left" w:pos="567"/>
-        </w:tabs>
+        <w:t xml:space="preserve">DECRETO LEGISLATIVO </w:t>
+      </w:r>
+      <w:proofErr w:type="spellStart"/>
+      <w:r>
+        <w:rPr>
+          <w:rFonts w:ascii="Arial Narrow" w:eastAsia="Arial Narrow" w:hAnsi="Arial Narrow" w:cs="Arial Narrow"/>
+          <w:b/>
+          <w:bCs/>
+          <w:sz w:val="16"/>
+          <w:szCs w:val="16"/>
+        </w:rPr>
+        <w:t/>
+      </w:r>
+      <w:proofErr w:type="spellEnd"/>
+      <w:r>
+        <w:rPr>
+          <w:rFonts w:ascii="Arial Narrow" w:eastAsia="Arial Narrow" w:hAnsi="Arial Narrow" w:cs="Arial Narrow"/>
+          <w:b/>
+          <w:bCs/>
+          <w:sz w:val="16"/>
+          <w:szCs w:val="16"/>
+        </w:rPr>
+        <w:t xml:space="preserve">807, LEY SOBRE FACULTADES, NORMAS Y ORGANIZACIÓN DEL INDECOPI FACULTADES DE LAS COMISIONES Y OFICINAS DEL INDECOPI</w:t>
+      </w:r>
+    </w:p>
+    <w:p>
+      <w:pPr>
+        <w:pStyle w:val="NormalWeb"/>
+        <w:spacing w:after="0" w:line="240" w:lineRule="auto"/>
         <w:ind w:left="567"/>
         <w:jc w:val="both"/>
         <w:rPr>
           <w:rFonts w:ascii="Arial Narrow" w:eastAsia="Arial Narrow" w:hAnsi="Arial Narrow" w:cs="Arial Narrow"/>
-          <w:sz w:val="16"/>
-          <w:szCs w:val="16"/>
-        </w:rPr>
-      </w:pPr>
-      <w:r>
-        <w:rPr>
-          <w:rFonts w:ascii="Arial Narrow" w:eastAsia="Arial Narrow" w:hAnsi="Arial Narrow" w:cs="Arial Narrow"/>
-          <w:sz w:val="16"/>
-          <w:szCs w:val="16"/>
-        </w:rPr>
-        <w:t xml:space="preserve">3. En los procedimientos de oficio promovidos por una denuncia de parte, cuando el proveedor se allana a la denuncia presentada o reconoce las pretensiones en ella contenidas, se da por concluido el procedimiento </w:t>
-      </w:r>
-      <w:proofErr w:type="spellStart"/>
-      <w:r>
-        <w:rPr>
-          <w:rFonts w:ascii="Arial Narrow" w:eastAsia="Arial Narrow" w:hAnsi="Arial Narrow" w:cs="Arial Narrow"/>
-          <w:sz w:val="16"/>
-          <w:szCs w:val="16"/>
-        </w:rPr>
-        <w:t>liminarmente</w:t>
-      </w:r>
-      <w:proofErr w:type="spellEnd"/>
-      <w:r>
-        <w:rPr>
-          <w:rFonts w:ascii="Arial Narrow" w:eastAsia="Arial Narrow" w:hAnsi="Arial Narrow" w:cs="Arial Narrow"/>
-          <w:sz w:val="16"/>
-          <w:szCs w:val="16"/>
-        </w:rPr>
-        <w:t>, pudiendo imponerse una amonestación si el allanamiento o reconocimiento se realiza con la presentación de los descargos; caso contrario la sanción a imponer será pecuniaria. En aquellos casos en que el allanamiento o reconocimiento verse sobre controversias referidas a actos de discriminación, actos contrarios a la vida y a la salud y sustancias peligrosas, se considera como un atenuante pero la sanción a imponer será pecuniaria. En todos los supuestos de allanamiento y reconocimiento formulados con la presentación de los descargos, se exonera al denunciado del pago de los costos del procedimiento, pero no de las costas.</w:t>
-      </w:r>
-    </w:p>
+          <w:bCs/>
+          <w:sz w:val="16"/>
+          <w:szCs w:val="16"/>
+        </w:rPr>
+      </w:pPr>
+      <w:r>
+        <w:rPr>
+          <w:rFonts w:ascii="Arial Narrow" w:eastAsia="Arial Narrow" w:hAnsi="Arial Narrow" w:cs="Arial Narrow"/>
+          <w:b/>
+          <w:sz w:val="16"/>
+          <w:szCs w:val="16"/>
+        </w:rPr>
+        <w:t xml:space="preserve">Artículo 29.- </w:t>
+      </w:r>
+      <w:r>
+        <w:rPr>
+          <w:rFonts w:ascii="Arial Narrow" w:eastAsia="Arial Narrow" w:hAnsi="Arial Narrow" w:cs="Arial Narrow"/>
+          <w:bCs/>
+          <w:sz w:val="16"/>
+          <w:szCs w:val="16"/>
+        </w:rPr>
+        <w:t xml:space="preserve">En cualquier estado del procedimiento, e incluso antes de admitirse a trámite la denuncia, el </w:t>
+      </w:r>
+      <w:proofErr w:type="gramStart"/>
+      <w:r>
+        <w:rPr>
+          <w:rFonts w:ascii="Arial Narrow" w:eastAsia="Arial Narrow" w:hAnsi="Arial Narrow" w:cs="Arial Narrow"/>
+          <w:bCs/>
+          <w:sz w:val="16"/>
+          <w:szCs w:val="16"/>
+        </w:rPr>
+        <w:t>Secretario Técnico</w:t>
+      </w:r>
+      <w:proofErr w:type="gramEnd"/>
+      <w:r>
+        <w:rPr>
+          <w:rFonts w:ascii="Arial Narrow" w:eastAsia="Arial Narrow" w:hAnsi="Arial Narrow" w:cs="Arial Narrow"/>
+          <w:bCs/>
+          <w:sz w:val="16"/>
+          <w:szCs w:val="16"/>
+        </w:rPr>
+        <w:t xml:space="preserve"> podrá citar a las partes a audiencia de conciliación. La audiencia se desarrollará ante el </w:t>
+      </w:r>
+      <w:proofErr w:type="gramStart"/>
+      <w:r>
+        <w:rPr>
+          <w:rFonts w:ascii="Arial Narrow" w:eastAsia="Arial Narrow" w:hAnsi="Arial Narrow" w:cs="Arial Narrow"/>
+          <w:bCs/>
+          <w:sz w:val="16"/>
+          <w:szCs w:val="16"/>
+        </w:rPr>
+        <w:t>Secretario Técnico</w:t>
+      </w:r>
+      <w:proofErr w:type="gramEnd"/>
+      <w:r>
+        <w:rPr>
+          <w:rFonts w:ascii="Arial Narrow" w:eastAsia="Arial Narrow" w:hAnsi="Arial Narrow" w:cs="Arial Narrow"/>
+          <w:bCs/>
+          <w:sz w:val="16"/>
+          <w:szCs w:val="16"/>
+        </w:rPr>
+        <w:t xml:space="preserve"> o ante la persona que este designe. Si ambas partes arribaran a un acuerdo respecto de la denuncia, se levantará un acta donde conste el acuerdo respectivo, el mismo que tendrá efectos de transacción </w:t>
+      </w:r>
+      <w:r>
+        <w:rPr>
+          <w:rFonts w:ascii="Arial Narrow" w:eastAsia="Arial Narrow" w:hAnsi="Arial Narrow" w:cs="Arial Narrow"/>
+          <w:bCs/>
+          <w:sz w:val="16"/>
+          <w:szCs w:val="16"/>
+        </w:rPr>
+        <w:t>extrajudicial. En cualquier caso, la Comisión podrá continuar de oficio el procedimiento, si del análisis de los hechos denunciados considera que podría estarse afectando intereses de terceros.</w:t>
+      </w:r>
+    </w:p>
+    <w:p>
+      <w:pPr>
+        <w:autoSpaceDE w:val="0"/>
+        <w:autoSpaceDN w:val="0"/>
+        <w:adjustRightInd w:val="0"/>
+        <w:spacing w:after="0" w:line="240" w:lineRule="auto"/>
+        <w:ind w:left="567" w:hanging="567"/>
+        <w:jc w:val="both"/>
+        <w:rPr>
+          <w:rFonts w:ascii="Arial Narrow" w:eastAsia="Arial Narrow" w:hAnsi="Arial Narrow" w:cs="Arial Narrow"/>
+          <w:b/>
+          <w:bCs/>
+          <w:sz w:val="16"/>
+          <w:szCs w:val="16"/>
+        </w:rPr>
+      </w:pPr>
+    </w:p>
+  </w:footnote>
+  <w:footnote w:id="18">
     <w:p>
       <w:pPr>
         <w:pStyle w:val="Textonotapie"/>
@@ -15392,26 +15643,6 @@
         <w:jc w:val="both"/>
         <w:rPr>
           <w:rFonts w:ascii="Arial Narrow" w:eastAsia="Arial Narrow" w:hAnsi="Arial Narrow" w:cs="Arial Narrow"/>
-          <w:b/>
-          <w:sz w:val="16"/>
-          <w:szCs w:val="16"/>
-        </w:rPr>
-      </w:pPr>
-    </w:p>
-  </w:footnote>
-  <w:footnote w:id="15">
-    <w:p>
-      <w:pPr>
-        <w:autoSpaceDE w:val="0"/>
-        <w:autoSpaceDN w:val="0"/>
-        <w:adjustRightInd w:val="0"/>
-        <w:spacing w:after="0" w:line="240" w:lineRule="auto"/>
-        <w:ind w:left="567" w:hanging="567"/>
-        <w:jc w:val="both"/>
-        <w:rPr>
-          <w:rFonts w:ascii="Arial Narrow" w:eastAsia="Arial Narrow" w:hAnsi="Arial Narrow" w:cs="Arial Narrow"/>
-          <w:b/>
-          <w:bCs/>
           <w:sz w:val="16"/>
           <w:szCs w:val="16"/>
         </w:rPr>
@@ -15420,8 +15651,6 @@
         <w:rPr>
           <w:rStyle w:val="Refdenotaalpie"/>
           <w:rFonts w:ascii="Arial Narrow" w:eastAsia="Arial Narrow" w:hAnsi="Arial Narrow" w:cs="Arial Narrow"/>
-          <w:b/>
-          <w:bCs/>
           <w:sz w:val="16"/>
           <w:szCs w:val="16"/>
           <w:vertAlign w:val="superscript"/>
@@ -15431,175 +15660,11 @@
       <w:r>
         <w:rPr>
           <w:rFonts w:ascii="Arial Narrow" w:eastAsia="Arial Narrow" w:hAnsi="Arial Narrow" w:cs="Arial Narrow"/>
-          <w:b/>
-          <w:bCs/>
-          <w:sz w:val="16"/>
-          <w:szCs w:val="16"/>
-        </w:rPr>
-        <w:t xml:space="preserve"> </w:t>
-      </w:r>
-      <w:r>
-        <w:rPr>
-          <w:rFonts w:ascii="Arial Narrow" w:eastAsia="Arial Narrow" w:hAnsi="Arial Narrow" w:cs="Arial Narrow"/>
-          <w:b/>
-          <w:bCs/>
           <w:sz w:val="16"/>
           <w:szCs w:val="16"/>
         </w:rPr>
         <w:tab/>
-        <w:t xml:space="preserve">DECRETO LEGISLATIVO </w:t>
-      </w:r>
-      <w:proofErr w:type="spellStart"/>
-      <w:r>
-        <w:rPr>
-          <w:rFonts w:ascii="Arial Narrow" w:eastAsia="Arial Narrow" w:hAnsi="Arial Narrow" w:cs="Arial Narrow"/>
-          <w:b/>
-          <w:bCs/>
-          <w:sz w:val="16"/>
-          <w:szCs w:val="16"/>
-        </w:rPr>
-        <w:t/>
-      </w:r>
-      <w:proofErr w:type="spellEnd"/>
-      <w:r>
-        <w:rPr>
-          <w:rFonts w:ascii="Arial Narrow" w:eastAsia="Arial Narrow" w:hAnsi="Arial Narrow" w:cs="Arial Narrow"/>
-          <w:b/>
-          <w:bCs/>
-          <w:sz w:val="16"/>
-          <w:szCs w:val="16"/>
-        </w:rPr>
-        <w:t xml:space="preserve"> 807, LEY SOBRE FACULTADES, NORMAS Y ORGANIZACIÓN DEL INDECOPI FACULTADES DE LAS COMISIONES Y OFICINAS DEL INDECOPI</w:t>
-      </w:r>
-    </w:p>
-    <w:p>
-      <w:pPr>
-        <w:pStyle w:val="NormalWeb"/>
-        <w:spacing w:after="0" w:line="240" w:lineRule="auto"/>
-        <w:ind w:left="567"/>
-        <w:jc w:val="both"/>
-        <w:rPr>
-          <w:rFonts w:ascii="Arial Narrow" w:eastAsia="Arial Narrow" w:hAnsi="Arial Narrow" w:cs="Arial Narrow"/>
-          <w:bCs/>
-          <w:sz w:val="16"/>
-          <w:szCs w:val="16"/>
-        </w:rPr>
-      </w:pPr>
-      <w:r>
-        <w:rPr>
-          <w:rFonts w:ascii="Arial Narrow" w:eastAsia="Arial Narrow" w:hAnsi="Arial Narrow" w:cs="Arial Narrow"/>
-          <w:b/>
-          <w:sz w:val="16"/>
-          <w:szCs w:val="16"/>
-        </w:rPr>
-        <w:t xml:space="preserve">Artículo 29.- </w:t>
-      </w:r>
-      <w:r>
-        <w:rPr>
-          <w:rFonts w:ascii="Arial Narrow" w:eastAsia="Arial Narrow" w:hAnsi="Arial Narrow" w:cs="Arial Narrow"/>
-          <w:bCs/>
-          <w:sz w:val="16"/>
-          <w:szCs w:val="16"/>
-        </w:rPr>
-        <w:t xml:space="preserve">En cualquier estado del procedimiento, e incluso antes de admitirse a trámite la denuncia, el </w:t>
-      </w:r>
-      <w:proofErr w:type="gramStart"/>
-      <w:r>
-        <w:rPr>
-          <w:rFonts w:ascii="Arial Narrow" w:eastAsia="Arial Narrow" w:hAnsi="Arial Narrow" w:cs="Arial Narrow"/>
-          <w:bCs/>
-          <w:sz w:val="16"/>
-          <w:szCs w:val="16"/>
-        </w:rPr>
-        <w:t>Secretario Técnico</w:t>
-      </w:r>
-      <w:proofErr w:type="gramEnd"/>
-      <w:r>
-        <w:rPr>
-          <w:rFonts w:ascii="Arial Narrow" w:eastAsia="Arial Narrow" w:hAnsi="Arial Narrow" w:cs="Arial Narrow"/>
-          <w:bCs/>
-          <w:sz w:val="16"/>
-          <w:szCs w:val="16"/>
-        </w:rPr>
-        <w:t xml:space="preserve"> podrá citar a las partes a audiencia de conciliación. La audiencia se desarrollará ante el </w:t>
-      </w:r>
-      <w:proofErr w:type="gramStart"/>
-      <w:r>
-        <w:rPr>
-          <w:rFonts w:ascii="Arial Narrow" w:eastAsia="Arial Narrow" w:hAnsi="Arial Narrow" w:cs="Arial Narrow"/>
-          <w:bCs/>
-          <w:sz w:val="16"/>
-          <w:szCs w:val="16"/>
-        </w:rPr>
-        <w:t>Secretario Técnico</w:t>
-      </w:r>
-      <w:proofErr w:type="gramEnd"/>
-      <w:r>
-        <w:rPr>
-          <w:rFonts w:ascii="Arial Narrow" w:eastAsia="Arial Narrow" w:hAnsi="Arial Narrow" w:cs="Arial Narrow"/>
-          <w:bCs/>
-          <w:sz w:val="16"/>
-          <w:szCs w:val="16"/>
-        </w:rPr>
-        <w:t xml:space="preserve"> o ante la persona que este designe. Si ambas partes arribaran a un acuerdo respecto de la denuncia, se levantará un acta donde conste el acuerdo respectivo, el mismo que tendrá efectos de transacción </w:t>
-      </w:r>
-      <w:r>
-        <w:rPr>
-          <w:rFonts w:ascii="Arial Narrow" w:eastAsia="Arial Narrow" w:hAnsi="Arial Narrow" w:cs="Arial Narrow"/>
-          <w:bCs/>
-          <w:sz w:val="16"/>
-          <w:szCs w:val="16"/>
-        </w:rPr>
-        <w:t>extrajudicial. En cualquier caso, la Comisión podrá continuar de oficio el procedimiento, si del análisis de los hechos denunciados considera que podría estarse afectando intereses de terceros.</w:t>
-      </w:r>
-    </w:p>
-    <w:p>
-      <w:pPr>
-        <w:autoSpaceDE w:val="0"/>
-        <w:autoSpaceDN w:val="0"/>
-        <w:adjustRightInd w:val="0"/>
-        <w:spacing w:after="0" w:line="240" w:lineRule="auto"/>
-        <w:ind w:left="567" w:hanging="567"/>
-        <w:jc w:val="both"/>
-        <w:rPr>
-          <w:rFonts w:ascii="Arial Narrow" w:eastAsia="Arial Narrow" w:hAnsi="Arial Narrow" w:cs="Arial Narrow"/>
-          <w:b/>
-          <w:bCs/>
-          <w:sz w:val="16"/>
-          <w:szCs w:val="16"/>
-        </w:rPr>
-      </w:pPr>
-    </w:p>
-  </w:footnote>
-  <w:footnote w:id="16">
-    <w:p>
-      <w:pPr>
-        <w:pStyle w:val="Textonotapie"/>
-        <w:ind w:left="567" w:hanging="567"/>
-        <w:jc w:val="both"/>
-        <w:rPr>
-          <w:rFonts w:ascii="Arial Narrow" w:eastAsia="Arial Narrow" w:hAnsi="Arial Narrow" w:cs="Arial Narrow"/>
-          <w:sz w:val="16"/>
-          <w:szCs w:val="16"/>
-        </w:rPr>
-      </w:pPr>
-      <w:r>
-        <w:rPr>
-          <w:rStyle w:val="Refdenotaalpie"/>
-          <w:rFonts w:ascii="Arial Narrow" w:eastAsia="Arial Narrow" w:hAnsi="Arial Narrow" w:cs="Arial Narrow"/>
-          <w:sz w:val="16"/>
-          <w:szCs w:val="16"/>
-          <w:vertAlign w:val="superscript"/>
-        </w:rPr>
-        <w:footnoteRef/>
-      </w:r>
-      <w:r>
-        <w:rPr>
-          <w:rFonts w:ascii="Arial Narrow" w:eastAsia="Arial Narrow" w:hAnsi="Arial Narrow" w:cs="Arial Narrow"/>
-          <w:sz w:val="16"/>
-          <w:szCs w:val="16"/>
-        </w:rPr>
-        <w:t xml:space="preserve"> </w:t>
+        <w:t xml:space="preserve"/>
       </w:r>
       <w:r>
         <w:rPr>

--- a/plantillas_maestras/04_seguro_proteccion_tarjetas_y_dinero/negativa_cobertura/2_ddos_banco_y_aseguradora/varon/TPL_1287_2025_SEGURO_PROTECCION_TARJETAS_Y_DINERO_NEGATIVA_COBERTURA_BANCO_VARON_R2.docx
+++ b/plantillas_maestras/04_seguro_proteccion_tarjetas_y_dinero/negativa_cobertura/2_ddos_banco_y_aseguradora/varon/TPL_1287_2025_SEGURO_PROTECCION_TARJETAS_Y_DINERO_NEGATIVA_COBERTURA_BANCO_VARON_R2.docx
@@ -585,7 +585,7 @@
     </w:p>
     <w:p>
       <w:pPr>
-        <w:spacing w:after="0" w:line="240" w:lineRule="auto"/>
+        <w:spacing w:before="0" w:after="0" w:line="240" w:lineRule="auto"/>
         <w:jc w:val="both"/>
         <w:rPr>
           <w:rFonts w:ascii="Arial Narrow" w:eastAsia="Arial Narrow" w:hAnsi="Arial Narrow" w:cs="Arial Narrow"/>
@@ -791,10 +791,10 @@
     </w:p>
     <w:p>
       <w:pPr>
+        <w:spacing w:before="0" w:after="0" w:line="240" w:lineRule="auto"/>
         <w:tabs>
           <w:tab w:val="left" w:pos="1134"/>
         </w:tabs>
-        <w:spacing w:after="0" w:line="240" w:lineRule="auto"/>
         <w:jc w:val="both"/>
         <w:rPr>
           <w:rFonts w:ascii="Arial Narrow" w:eastAsia="Arial Narrow" w:hAnsi="Arial Narrow" w:cs="Arial Narrow"/>
@@ -967,7 +967,7 @@
     <w:p>
       <w:pPr>
         <w:pStyle w:val="Prrafodelista"/>
-        <w:spacing w:after="0" w:line="240" w:lineRule="auto"/>
+        <w:spacing w:before="0" w:after="0" w:line="240" w:lineRule="auto"/>
         <w:ind w:left="1134"/>
         <w:jc w:val="both"/>
         <w:rPr>
@@ -1165,7 +1165,7 @@
     <w:p>
       <w:pPr>
         <w:pStyle w:val="Prrafodelista"/>
-        <w:spacing w:after="0" w:line="240" w:lineRule="auto"/>
+        <w:spacing w:before="0" w:after="0" w:line="240" w:lineRule="auto"/>
         <w:ind w:left="1134"/>
         <w:jc w:val="both"/>
         <w:rPr>
@@ -1255,7 +1255,7 @@
     <w:p>
       <w:pPr>
         <w:pStyle w:val="Prrafodelista"/>
-        <w:spacing w:line="240" w:lineRule="auto"/>
+        <w:spacing w:before="0" w:after="0" w:line="240" w:lineRule="auto"/>
         <w:rPr>
           <w:rFonts w:ascii="Arial Narrow" w:eastAsia="Arial Narrow" w:hAnsi="Arial Narrow" w:cs="Arial Narrow"/>
           <w:color w:val="000000"/>
@@ -1357,7 +1357,7 @@
     <w:p>
       <w:pPr>
         <w:pStyle w:val="Prrafodelista"/>
-        <w:spacing w:line="240" w:lineRule="auto"/>
+        <w:spacing w:before="0" w:after="0" w:line="240" w:lineRule="auto"/>
         <w:rPr>
           <w:rFonts w:ascii="Arial Narrow" w:eastAsia="Arial Narrow" w:hAnsi="Arial Narrow" w:cs="Arial Narrow"/>
           <w:color w:val="000000"/>
@@ -1495,7 +1495,7 @@
     <w:p>
       <w:pPr>
         <w:pStyle w:val="Prrafodelista"/>
-        <w:spacing w:line="240" w:lineRule="auto"/>
+        <w:spacing w:before="0" w:after="0" w:line="240" w:lineRule="auto"/>
         <w:rPr>
           <w:rFonts w:ascii="Arial Narrow" w:eastAsia="Arial Narrow" w:hAnsi="Arial Narrow" w:cs="Arial Narrow"/>
           <w:color w:val="000000"/>
@@ -1664,10 +1664,10 @@
     </w:p>
     <w:p>
       <w:pPr>
+        <w:spacing w:before="0" w:after="0" w:line="240" w:lineRule="auto"/>
         <w:tabs>
           <w:tab w:val="left" w:pos="1134"/>
         </w:tabs>
-        <w:spacing w:after="0" w:line="240" w:lineRule="auto"/>
         <w:jc w:val="both"/>
         <w:rPr>
           <w:rFonts w:ascii="Arial Narrow" w:eastAsia="Arial Narrow" w:hAnsi="Arial Narrow" w:cs="Arial Narrow"/>
@@ -1847,7 +1847,7 @@
     </w:p>
     <w:p>
       <w:pPr>
-        <w:spacing w:after="0" w:line="240" w:lineRule="auto"/>
+        <w:spacing w:before="0" w:after="0" w:line="240" w:lineRule="auto"/>
         <w:contextualSpacing/>
         <w:jc w:val="both"/>
         <w:rPr>
@@ -1903,7 +1903,7 @@
     </w:p>
     <w:p>
       <w:pPr>
-        <w:spacing w:after="0" w:line="240" w:lineRule="auto"/>
+        <w:spacing w:before="0" w:after="0" w:line="240" w:lineRule="auto"/>
         <w:ind w:left="567"/>
         <w:contextualSpacing/>
         <w:jc w:val="both"/>
@@ -1970,7 +1970,7 @@
     <w:p>
       <w:pPr>
         <w:pStyle w:val="Prrafodelista"/>
-        <w:spacing w:after="0" w:line="240" w:lineRule="auto"/>
+        <w:spacing w:before="0" w:after="0" w:line="240" w:lineRule="auto"/>
         <w:ind w:left="567"/>
         <w:jc w:val="both"/>
         <w:rPr>
@@ -2047,7 +2047,7 @@
     <w:p>
       <w:pPr>
         <w:pStyle w:val="Prrafodelista"/>
-        <w:spacing w:line="240" w:lineRule="auto"/>
+        <w:spacing w:before="0" w:after="0" w:line="240" w:lineRule="auto"/>
         <w:rPr>
           <w:rFonts w:ascii="Arial Narrow" w:eastAsia="Arial Narrow" w:hAnsi="Arial Narrow" w:cs="Arial Narrow"/>
           <w:spacing w:val="-3"/>
@@ -2161,7 +2161,7 @@
     <w:p>
       <w:pPr>
         <w:pStyle w:val="Prrafodelista"/>
-        <w:spacing w:line="240" w:lineRule="auto"/>
+        <w:spacing w:before="0" w:after="0" w:line="240" w:lineRule="auto"/>
         <w:rPr>
           <w:rFonts w:ascii="Arial Narrow" w:eastAsia="Arial Narrow" w:hAnsi="Arial Narrow" w:cs="Arial Narrow"/>
           <w:spacing w:val="-3"/>
@@ -2255,7 +2255,7 @@
     <w:p>
       <w:pPr>
         <w:pStyle w:val="Prrafodelista"/>
-        <w:spacing w:line="240" w:lineRule="auto"/>
+        <w:spacing w:before="0" w:after="0" w:line="240" w:lineRule="auto"/>
         <w:rPr>
           <w:rFonts w:ascii="Arial Narrow" w:eastAsia="Arial Narrow" w:hAnsi="Arial Narrow" w:cs="Arial Narrow"/>
           <w:spacing w:val="-3"/>
@@ -2356,7 +2356,7 @@
     <w:p>
       <w:pPr>
         <w:pStyle w:val="Prrafodelista"/>
-        <w:spacing w:line="240" w:lineRule="auto"/>
+        <w:spacing w:before="0" w:after="0" w:line="240" w:lineRule="auto"/>
         <w:rPr>
           <w:rStyle w:val="normaltextrun"/>
           <w:rFonts w:ascii="Arial Narrow" w:eastAsia="Arial Narrow" w:hAnsi="Arial Narrow" w:cs="Arial Narrow"/>
@@ -2548,7 +2548,7 @@
     <w:p>
       <w:pPr>
         <w:pStyle w:val="Prrafodelista"/>
-        <w:spacing w:line="240" w:lineRule="auto"/>
+        <w:spacing w:before="0" w:after="0" w:line="240" w:lineRule="auto"/>
         <w:rPr>
           <w:rFonts w:ascii="Arial Narrow" w:eastAsia="Arial Narrow" w:hAnsi="Arial Narrow" w:cs="Arial Narrow"/>
           <w:i/>
@@ -2626,7 +2626,7 @@
     <w:p>
       <w:pPr>
         <w:pStyle w:val="Prrafodelista"/>
-        <w:spacing w:line="240" w:lineRule="auto"/>
+        <w:spacing w:before="0" w:after="0" w:line="240" w:lineRule="auto"/>
         <w:rPr>
           <w:rFonts w:ascii="Arial Narrow" w:eastAsia="Arial Narrow" w:hAnsi="Arial Narrow" w:cs="Arial Narrow"/>
           <w:i/>
@@ -2754,7 +2754,7 @@
     <w:p>
       <w:pPr>
         <w:pStyle w:val="Prrafodelista"/>
-        <w:spacing w:after="0" w:line="240" w:lineRule="auto"/>
+        <w:spacing w:before="0" w:after="0" w:line="240" w:lineRule="auto"/>
         <w:ind w:left="567"/>
         <w:jc w:val="both"/>
         <w:rPr>
@@ -2945,7 +2945,7 @@
     <w:p>
       <w:pPr>
         <w:pStyle w:val="Prrafodelista"/>
-        <w:spacing w:after="0" w:line="240" w:lineRule="auto"/>
+        <w:spacing w:before="0" w:after="0" w:line="240" w:lineRule="auto"/>
         <w:ind w:left="567"/>
         <w:jc w:val="both"/>
         <w:rPr>
@@ -3178,7 +3178,7 @@
     <w:p>
       <w:pPr>
         <w:pStyle w:val="Prrafodelista"/>
-        <w:spacing w:after="0" w:line="240" w:lineRule="auto"/>
+        <w:spacing w:before="0" w:after="0" w:line="240" w:lineRule="auto"/>
         <w:ind w:left="567"/>
         <w:jc w:val="both"/>
         <w:rPr>
@@ -3524,7 +3524,7 @@
     </w:p>
     <w:p>
       <w:pPr>
-        <w:spacing w:after="0" w:line="240" w:lineRule="auto"/>
+        <w:spacing w:before="0" w:after="0" w:line="240" w:lineRule="auto"/>
         <w:contextualSpacing/>
         <w:jc w:val="both"/>
         <w:rPr>
@@ -3580,7 +3580,7 @@
     </w:p>
     <w:p>
       <w:pPr>
-        <w:spacing w:after="0" w:line="240" w:lineRule="auto"/>
+        <w:spacing w:before="0" w:after="0" w:line="240" w:lineRule="auto"/>
         <w:ind w:left="567"/>
         <w:contextualSpacing/>
         <w:jc w:val="both"/>
@@ -3779,7 +3779,7 @@
     </w:p>
     <w:p>
       <w:pPr>
-        <w:spacing w:after="0" w:line="240" w:lineRule="auto"/>
+        <w:spacing w:before="0" w:after="0" w:line="240" w:lineRule="auto"/>
         <w:jc w:val="both"/>
         <w:rPr>
           <w:rFonts w:ascii="Arial Narrow" w:eastAsia="Arial Narrow" w:hAnsi="Arial Narrow" w:cs="Arial Narrow"/>
@@ -3917,7 +3917,7 @@
     </w:p>
     <w:p>
       <w:pPr>
-        <w:spacing w:after="0" w:line="240" w:lineRule="auto"/>
+        <w:spacing w:before="0" w:after="0" w:line="240" w:lineRule="auto"/>
         <w:jc w:val="both"/>
         <w:rPr>
           <w:rFonts w:ascii="Arial Narrow" w:eastAsia="Arial Narrow" w:hAnsi="Arial Narrow" w:cs="Arial Narrow"/>
@@ -4078,6 +4078,7 @@
     <w:p>
       <w:pPr>
         <w:pStyle w:val="Prrafodelista"/>
+        <w:spacing w:before="0" w:after="0" w:line="240" w:lineRule="auto"/>
         <w:rPr>
           <w:rFonts w:ascii="Arial Narrow" w:eastAsia="Arial Narrow" w:hAnsi="Arial Narrow" w:cs="Arial Narrow"/>
           <w:kern w:val="0"/>
@@ -4228,6 +4229,7 @@
     <w:p>
       <w:pPr>
         <w:pStyle w:val="Prrafodelista"/>
+        <w:spacing w:before="0" w:after="0" w:line="240" w:lineRule="auto"/>
         <w:rPr>
           <w:rFonts w:ascii="Arial Narrow" w:eastAsia="Arial Narrow" w:hAnsi="Arial Narrow" w:cs="Arial Narrow"/>
           <w:kern w:val="0"/>
@@ -4376,7 +4378,7 @@
     </w:p>
     <w:p>
       <w:pPr>
-        <w:spacing w:after="0" w:line="240" w:lineRule="auto"/>
+        <w:spacing w:before="0" w:after="0" w:line="240" w:lineRule="auto"/>
         <w:jc w:val="both"/>
         <w:rPr>
           <w:rFonts w:ascii="Arial Narrow" w:eastAsia="Arial Narrow" w:hAnsi="Arial Narrow" w:cs="Arial Narrow"/>
@@ -4543,6 +4545,7 @@
     <w:p>
       <w:pPr>
         <w:pStyle w:val="Prrafodelista"/>
+        <w:spacing w:before="0" w:after="0" w:line="240" w:lineRule="auto"/>
         <w:rPr>
           <w:rFonts w:ascii="Arial Narrow" w:eastAsia="Arial Narrow" w:hAnsi="Arial Narrow" w:cs="Arial Narrow"/>
           <w:kern w:val="0"/>
@@ -4702,6 +4705,7 @@
     <w:p>
       <w:pPr>
         <w:pStyle w:val="Prrafodelista"/>
+        <w:spacing w:before="0" w:after="0" w:line="240" w:lineRule="auto"/>
         <w:rPr>
           <w:rFonts w:ascii="Arial Narrow" w:eastAsia="Arial Narrow" w:hAnsi="Arial Narrow" w:cs="Arial Narrow"/>
           <w:kern w:val="0"/>
@@ -4862,7 +4866,7 @@
     <w:p>
       <w:pPr>
         <w:pStyle w:val="Prrafodelista"/>
-        <w:spacing w:after="0" w:line="240" w:lineRule="auto"/>
+        <w:spacing w:before="0" w:after="0" w:line="240" w:lineRule="auto"/>
         <w:ind w:left="567"/>
         <w:jc w:val="both"/>
         <w:rPr>
@@ -4933,7 +4937,7 @@
     </w:p>
     <w:p>
       <w:pPr>
-        <w:spacing w:after="0" w:line="240" w:lineRule="auto"/>
+        <w:spacing w:before="0" w:after="0" w:line="240" w:lineRule="auto"/>
         <w:ind w:left="567"/>
         <w:contextualSpacing/>
         <w:jc w:val="both"/>
@@ -4989,7 +4993,7 @@
     </w:p>
     <w:p>
       <w:pPr>
-        <w:spacing w:after="0" w:line="240" w:lineRule="auto"/>
+        <w:spacing w:before="0" w:after="0" w:line="240" w:lineRule="auto"/>
         <w:jc w:val="both"/>
         <w:rPr>
           <w:rFonts w:ascii="Arial Narrow" w:eastAsia="Arial Narrow" w:hAnsi="Arial Narrow" w:cs="Arial Narrow"/>
@@ -5086,23 +5090,23 @@
     <w:p>
       <w:pPr>
         <w:pStyle w:val="Prrafodelista"/>
+        <w:spacing w:before="0" w:after="0" w:line="240" w:lineRule="auto"/>
+        <w:ind w:left="567"/>
+        <w:jc w:val="both"/>
+        <w:rPr>
+          <w:rFonts w:ascii="Arial Narrow" w:eastAsia="Arial Narrow" w:hAnsi="Arial Narrow" w:cs="Arial Narrow"/>
+          <w:color w:val="000000"/>
+          <w:kern w:val="0"/>
+          <w:sz w:val="22"/>
+          <w:szCs w:val="22"/>
+          <w:lang w:val="es-ES" w:eastAsia="es-ES"/>
+          <w14:ligatures w14:val="none"/>
+        </w:rPr>
+      </w:pPr>
+    </w:p>
+    <w:p>
+      <w:pPr>
         <w:spacing w:after="0" w:line="240" w:lineRule="auto"/>
-        <w:ind w:left="567"/>
-        <w:jc w:val="both"/>
-        <w:rPr>
-          <w:rFonts w:ascii="Arial Narrow" w:eastAsia="Arial Narrow" w:hAnsi="Arial Narrow" w:cs="Arial Narrow"/>
-          <w:color w:val="000000"/>
-          <w:kern w:val="0"/>
-          <w:sz w:val="22"/>
-          <w:szCs w:val="22"/>
-          <w:lang w:val="es-ES" w:eastAsia="es-ES"/>
-          <w14:ligatures w14:val="none"/>
-        </w:rPr>
-      </w:pPr>
-    </w:p>
-    <w:p>
-      <w:pPr>
-        <w:spacing w:after="0" w:line="240" w:lineRule="auto"/>
         <w:jc w:val="both"/>
         <w:rPr>
           <w:rFonts w:ascii="Arial Narrow" w:eastAsia="Arial Narrow" w:hAnsi="Arial Narrow" w:cs="Arial Narrow"/>
@@ -5141,7 +5145,7 @@
     </w:p>
     <w:p>
       <w:pPr>
-        <w:spacing w:after="0" w:line="240" w:lineRule="auto"/>
+        <w:spacing w:before="0" w:after="0" w:line="240" w:lineRule="auto"/>
         <w:jc w:val="both"/>
         <w:rPr>
           <w:rFonts w:ascii="Arial Narrow" w:eastAsia="Arial Narrow" w:hAnsi="Arial Narrow" w:cs="Arial Narrow"/>
@@ -5205,12 +5209,88 @@
     </w:p>
     <w:p>
       <w:pPr>
+        <w:spacing w:before="0" w:after="0" w:line="240" w:lineRule="auto"/>
+        <w:ind w:left="708"/>
+        <w:jc w:val="both"/>
+        <w:rPr>
+          <w:rFonts w:ascii="Arial Narrow" w:eastAsia="Arial Narrow" w:hAnsi="Arial Narrow" w:cs="Arial Narrow"/>
+          <w:color w:val="000000"/>
+          <w:kern w:val="0"/>
+          <w:sz w:val="22"/>
+          <w:szCs w:val="22"/>
+          <w:lang w:val="es-ES" w:eastAsia="es-ES"/>
+          <w14:ligatures w14:val="none"/>
+        </w:rPr>
+      </w:pPr>
+    </w:p>
+    <w:p>
+      <w:pPr>
         <w:spacing w:after="0" w:line="240" w:lineRule="auto"/>
         <w:ind w:left="708"/>
         <w:jc w:val="both"/>
         <w:rPr>
           <w:rFonts w:ascii="Arial Narrow" w:eastAsia="Arial Narrow" w:hAnsi="Arial Narrow" w:cs="Arial Narrow"/>
-          <w:color w:val="000000"/>
+          <w:kern w:val="0"/>
+          <w:sz w:val="22"/>
+          <w:szCs w:val="22"/>
+          <w:lang w:val="es-ES" w:eastAsia="es-ES"/>
+          <w14:ligatures w14:val="none"/>
+        </w:rPr>
+      </w:pPr>
+      <w:r>
+        <w:rPr>
+          <w:rFonts w:ascii="Arial Narrow" w:eastAsia="Arial Narrow" w:hAnsi="Arial Narrow" w:cs="Arial Narrow"/>
+          <w:kern w:val="0"/>
+          <w:sz w:val="22"/>
+          <w:szCs w:val="22"/>
+          <w:lang w:val="es-ES" w:eastAsia="es-ES"/>
+          <w14:ligatures w14:val="none"/>
+        </w:rPr>
+        <w:t>(</w:t>
+      </w:r>
+      <w:proofErr w:type="spellStart"/>
+      <w:r>
+        <w:rPr>
+          <w:rFonts w:ascii="Arial Narrow" w:eastAsia="Arial Narrow" w:hAnsi="Arial Narrow" w:cs="Arial Narrow"/>
+          <w:kern w:val="0"/>
+          <w:sz w:val="22"/>
+          <w:szCs w:val="22"/>
+          <w:lang w:val="es-ES" w:eastAsia="es-ES"/>
+          <w14:ligatures w14:val="none"/>
+        </w:rPr>
+        <w:t>ii</w:t>
+      </w:r>
+      <w:proofErr w:type="spellEnd"/>
+      <w:r>
+        <w:rPr>
+          <w:rFonts w:ascii="Arial Narrow" w:eastAsia="Arial Narrow" w:hAnsi="Arial Narrow" w:cs="Arial Narrow"/>
+          <w:kern w:val="0"/>
+          <w:sz w:val="22"/>
+          <w:szCs w:val="22"/>
+          <w:lang w:val="es-ES" w:eastAsia="es-ES"/>
+          <w14:ligatures w14:val="none"/>
+        </w:rPr>
+        <w:t>) p</w:t>
+      </w:r>
+      <w:r>
+        <w:rPr>
+          <w:rFonts w:ascii="Arial Narrow" w:eastAsia="Arial Narrow" w:hAnsi="Arial Narrow" w:cs="Arial Narrow"/>
+          <w:kern w:val="0"/>
+          <w:sz w:val="22"/>
+          <w:szCs w:val="22"/>
+          <w:lang w:val="es-ES" w:eastAsia="es-ES"/>
+          <w14:ligatures w14:val="none"/>
+        </w:rPr>
+        <w:t xml:space="preserve">recisar si su sistema de monitoreo generó alguna alerta al momento de la realización de las operaciones cuestionadas; y, de ser el caso, indicar cuales fueron las acciones tomadas (comunicación con el cliente, bloqueos preventivos, etc.), debiendo adjuntar los medios probatorios que considere pertinentes (audios, impresiones de pantalla, entre otros) para tal efecto; </w:t>
+      </w:r>
+    </w:p>
+    <w:p>
+      <w:pPr>
+        <w:spacing w:before="0" w:after="0" w:line="240" w:lineRule="auto"/>
+        <w:ind w:left="708"/>
+        <w:jc w:val="both"/>
+        <w:rPr>
+          <w:rFonts w:ascii="Arial Narrow" w:eastAsia="Arial Narrow" w:hAnsi="Arial Narrow" w:cs="Arial Narrow"/>
           <w:kern w:val="0"/>
           <w:sz w:val="22"/>
           <w:szCs w:val="22"/>
@@ -5254,7 +5334,7 @@
           <w:lang w:val="es-ES" w:eastAsia="es-ES"/>
           <w14:ligatures w14:val="none"/>
         </w:rPr>
-        <w:t>ii</w:t>
+        <w:t>iii</w:t>
       </w:r>
       <w:proofErr w:type="spellEnd"/>
       <w:r>
@@ -5266,19 +5346,45 @@
           <w:lang w:val="es-ES" w:eastAsia="es-ES"/>
           <w14:ligatures w14:val="none"/>
         </w:rPr>
-        <w:t>) p</w:t>
-      </w:r>
-      <w:r>
-        <w:rPr>
-          <w:rFonts w:ascii="Arial Narrow" w:eastAsia="Arial Narrow" w:hAnsi="Arial Narrow" w:cs="Arial Narrow"/>
-          <w:kern w:val="0"/>
-          <w:sz w:val="22"/>
-          <w:szCs w:val="22"/>
-          <w:lang w:val="es-ES" w:eastAsia="es-ES"/>
-          <w14:ligatures w14:val="none"/>
-        </w:rPr>
-        <w:t xml:space="preserve">recisar si su sistema de monitoreo generó alguna alerta al momento de la realización de las operaciones cuestionadas; y, de ser el caso, indicar cuales fueron las acciones tomadas (comunicación con el cliente, bloqueos preventivos, etc.), debiendo adjuntar los medios probatorios que considere pertinentes (audios, impresiones de pantalla, entre otros) para tal efecto; </w:t>
-      </w:r>
+        <w:t>) En el caso que su sistema de monitoreo no haya generado alerta alguna o esta fue descartada, señalar qué factores, razones o circunstancias hubieran sido necesarios para que su sistema activara una alerta por las operaciones realizadas</w:t>
+      </w:r>
+      <w:r>
+        <w:rPr>
+          <w:rFonts w:ascii="Arial Narrow" w:eastAsia="Arial Narrow" w:hAnsi="Arial Narrow" w:cs="Arial Narrow"/>
+          <w:kern w:val="0"/>
+          <w:sz w:val="22"/>
+          <w:szCs w:val="22"/>
+          <w:lang w:val="es-ES" w:eastAsia="es-ES"/>
+          <w14:ligatures w14:val="none"/>
+        </w:rPr>
+        <w:t>,</w:t>
+      </w:r>
+      <w:r>
+        <w:rPr>
+          <w:rFonts w:ascii="Arial Narrow" w:eastAsia="Arial Narrow" w:hAnsi="Arial Narrow" w:cs="Arial Narrow"/>
+          <w:kern w:val="0"/>
+          <w:sz w:val="22"/>
+          <w:szCs w:val="22"/>
+          <w:lang w:val="es-ES" w:eastAsia="es-ES"/>
+          <w14:ligatures w14:val="none"/>
+        </w:rPr>
+        <w:t xml:space="preserve"> debiendo adjuntar los medios probatorios que considere pertinentes para tal efecto; </w:t>
+      </w:r>
+    </w:p>
+    <w:p>
+      <w:pPr>
+        <w:spacing w:before="0" w:after="0" w:line="240" w:lineRule="auto"/>
+        <w:ind w:left="708"/>
+        <w:jc w:val="both"/>
+        <w:rPr>
+          <w:rFonts w:ascii="Arial Narrow" w:eastAsia="Arial Narrow" w:hAnsi="Arial Narrow" w:cs="Arial Narrow"/>
+          <w:kern w:val="0"/>
+          <w:sz w:val="22"/>
+          <w:szCs w:val="22"/>
+          <w:lang w:val="es-ES" w:eastAsia="es-ES"/>
+          <w14:ligatures w14:val="none"/>
+        </w:rPr>
+      </w:pPr>
     </w:p>
     <w:p>
       <w:pPr>
@@ -5294,6 +5400,146 @@
           <w14:ligatures w14:val="none"/>
         </w:rPr>
       </w:pPr>
+      <w:r>
+        <w:rPr>
+          <w:rFonts w:ascii="Arial Narrow" w:eastAsia="Arial Narrow" w:hAnsi="Arial Narrow" w:cs="Arial Narrow"/>
+          <w:kern w:val="0"/>
+          <w:sz w:val="22"/>
+          <w:szCs w:val="22"/>
+          <w:lang w:val="es-ES" w:eastAsia="es-ES"/>
+          <w14:ligatures w14:val="none"/>
+        </w:rPr>
+        <w:t>(</w:t>
+      </w:r>
+      <w:proofErr w:type="spellStart"/>
+      <w:r>
+        <w:rPr>
+          <w:rFonts w:ascii="Arial Narrow" w:eastAsia="Arial Narrow" w:hAnsi="Arial Narrow" w:cs="Arial Narrow"/>
+          <w:kern w:val="0"/>
+          <w:sz w:val="22"/>
+          <w:szCs w:val="22"/>
+          <w:lang w:val="es-ES" w:eastAsia="es-ES"/>
+          <w14:ligatures w14:val="none"/>
+        </w:rPr>
+        <w:t>iv</w:t>
+      </w:r>
+      <w:proofErr w:type="spellEnd"/>
+      <w:r>
+        <w:rPr>
+          <w:rFonts w:ascii="Arial Narrow" w:eastAsia="Arial Narrow" w:hAnsi="Arial Narrow" w:cs="Arial Narrow"/>
+          <w:kern w:val="0"/>
+          <w:sz w:val="22"/>
+          <w:szCs w:val="22"/>
+          <w:lang w:val="es-ES" w:eastAsia="es-ES"/>
+          <w14:ligatures w14:val="none"/>
+        </w:rPr>
+        <w:t>)</w:t>
+      </w:r>
+      <w:r>
+        <w:rPr>
+          <w:rFonts w:ascii="Arial Narrow" w:eastAsia="Arial Narrow" w:hAnsi="Arial Narrow" w:cs="Arial Narrow"/>
+          <w:kern w:val="0"/>
+          <w:sz w:val="22"/>
+          <w:szCs w:val="22"/>
+          <w:lang w:val="es-ES" w:eastAsia="es-ES"/>
+          <w14:ligatures w14:val="none"/>
+        </w:rPr>
+        <w:t xml:space="preserve"> p</w:t>
+      </w:r>
+      <w:r>
+        <w:rPr>
+          <w:rFonts w:ascii="Arial Narrow" w:eastAsia="Arial Narrow" w:hAnsi="Arial Narrow" w:cs="Arial Narrow"/>
+          <w:kern w:val="0"/>
+          <w:sz w:val="22"/>
+          <w:szCs w:val="22"/>
+          <w:lang w:val="es-ES" w:eastAsia="es-ES"/>
+          <w14:ligatures w14:val="none"/>
+        </w:rPr>
+        <w:t>resentar los documentos y/o “</w:t>
+      </w:r>
+      <w:proofErr w:type="spellStart"/>
+      <w:r>
+        <w:rPr>
+          <w:rFonts w:ascii="Arial Narrow" w:eastAsia="Arial Narrow" w:hAnsi="Arial Narrow" w:cs="Arial Narrow"/>
+          <w:kern w:val="0"/>
+          <w:sz w:val="22"/>
+          <w:szCs w:val="22"/>
+          <w:lang w:val="es-ES" w:eastAsia="es-ES"/>
+          <w14:ligatures w14:val="none"/>
+        </w:rPr>
+        <w:t>prints</w:t>
+      </w:r>
+      <w:proofErr w:type="spellEnd"/>
+      <w:r>
+        <w:rPr>
+          <w:rFonts w:ascii="Arial Narrow" w:eastAsia="Arial Narrow" w:hAnsi="Arial Narrow" w:cs="Arial Narrow"/>
+          <w:kern w:val="0"/>
+          <w:sz w:val="22"/>
+          <w:szCs w:val="22"/>
+          <w:lang w:val="es-ES" w:eastAsia="es-ES"/>
+          <w14:ligatures w14:val="none"/>
+        </w:rPr>
+        <w:t xml:space="preserve">” de la pantalla del sistema que acredite que </w:t>
+      </w:r>
+      <w:r>
+        <w:rPr>
+          <w:rFonts w:ascii="Arial Narrow" w:eastAsia="Arial Narrow" w:hAnsi="Arial Narrow" w:cs="Arial Narrow"/>
+          <w:kern w:val="0"/>
+          <w:sz w:val="22"/>
+          <w:szCs w:val="22"/>
+          <w:lang w:val="es-ES" w:eastAsia="es-ES"/>
+          <w14:ligatures w14:val="none"/>
+        </w:rPr>
+        <w:t>el</w:t>
+      </w:r>
+      <w:r>
+        <w:rPr>
+          <w:rFonts w:ascii="Arial Narrow" w:eastAsia="Arial Narrow" w:hAnsi="Arial Narrow" w:cs="Arial Narrow"/>
+          <w:kern w:val="0"/>
+          <w:sz w:val="22"/>
+          <w:szCs w:val="22"/>
+          <w:lang w:val="es-ES" w:eastAsia="es-ES"/>
+          <w14:ligatures w14:val="none"/>
+        </w:rPr>
+        <w:t xml:space="preserve"> denunciante se encontraba afiliado a la Banca por Internet, Clave SMS y/o Clave Token Digital; así como sustentar el procedimiento seguido por </w:t>
+      </w:r>
+      <w:r>
+        <w:rPr>
+          <w:rFonts w:ascii="Arial Narrow" w:eastAsia="Arial Narrow" w:hAnsi="Arial Narrow" w:cs="Arial Narrow"/>
+          <w:kern w:val="0"/>
+          <w:sz w:val="22"/>
+          <w:szCs w:val="22"/>
+          <w:lang w:val="es-ES" w:eastAsia="es-ES"/>
+          <w14:ligatures w14:val="none"/>
+        </w:rPr>
+        <w:t>el</w:t>
+      </w:r>
+      <w:r>
+        <w:rPr>
+          <w:rFonts w:ascii="Arial Narrow" w:eastAsia="Arial Narrow" w:hAnsi="Arial Narrow" w:cs="Arial Narrow"/>
+          <w:kern w:val="0"/>
+          <w:sz w:val="22"/>
+          <w:szCs w:val="22"/>
+          <w:lang w:val="es-ES" w:eastAsia="es-ES"/>
+          <w14:ligatures w14:val="none"/>
+        </w:rPr>
+        <w:t xml:space="preserve"> denunciante para ello; </w:t>
+      </w:r>
+    </w:p>
+    <w:p>
+      <w:pPr>
+        <w:spacing w:before="0" w:after="0" w:line="240" w:lineRule="auto"/>
+        <w:ind w:left="708"/>
+        <w:jc w:val="both"/>
+        <w:rPr>
+          <w:rFonts w:ascii="Arial Narrow" w:eastAsia="Arial Narrow" w:hAnsi="Arial Narrow" w:cs="Arial Narrow"/>
+          <w:kern w:val="0"/>
+          <w:sz w:val="22"/>
+          <w:szCs w:val="22"/>
+          <w:lang w:val="es-ES" w:eastAsia="es-ES"/>
+          <w14:ligatures w14:val="none"/>
+        </w:rPr>
+      </w:pPr>
     </w:p>
     <w:p>
       <w:pPr>
@@ -5318,7 +5564,18 @@
           <w:lang w:val="es-ES" w:eastAsia="es-ES"/>
           <w14:ligatures w14:val="none"/>
         </w:rPr>
-        <w:t>(</w:t>
+        <w:t xml:space="preserve">(v) </w:t>
+      </w:r>
+      <w:r>
+        <w:rPr>
+          <w:rFonts w:ascii="Arial Narrow" w:eastAsia="Arial Narrow" w:hAnsi="Arial Narrow" w:cs="Arial Narrow"/>
+          <w:kern w:val="0"/>
+          <w:sz w:val="22"/>
+          <w:szCs w:val="22"/>
+          <w:lang w:val="es-ES" w:eastAsia="es-ES"/>
+          <w14:ligatures w14:val="none"/>
+        </w:rPr>
+        <w:t>presentar la copia de los documentos que acrediten que las operaciones no reconocidas se realizaron válidamente; así como los “</w:t>
       </w:r>
       <w:proofErr w:type="spellStart"/>
       <w:r>
@@ -5330,7 +5587,7 @@
           <w:lang w:val="es-ES" w:eastAsia="es-ES"/>
           <w14:ligatures w14:val="none"/>
         </w:rPr>
-        <w:t>iii</w:t>
+        <w:t>prints</w:t>
       </w:r>
       <w:proofErr w:type="spellEnd"/>
       <w:r>
@@ -5342,30 +5599,45 @@
           <w:lang w:val="es-ES" w:eastAsia="es-ES"/>
           <w14:ligatures w14:val="none"/>
         </w:rPr>
-        <w:t>) En el caso que su sistema de monitoreo no haya generado alerta alguna o esta fue descartada, señalar qué factores, razones o circunstancias hubieran sido necesarios para que su sistema activara una alerta por las operaciones realizadas</w:t>
-      </w:r>
-      <w:r>
-        <w:rPr>
-          <w:rFonts w:ascii="Arial Narrow" w:eastAsia="Arial Narrow" w:hAnsi="Arial Narrow" w:cs="Arial Narrow"/>
-          <w:kern w:val="0"/>
-          <w:sz w:val="22"/>
-          <w:szCs w:val="22"/>
-          <w:lang w:val="es-ES" w:eastAsia="es-ES"/>
-          <w14:ligatures w14:val="none"/>
-        </w:rPr>
-        <w:t>,</w:t>
-      </w:r>
-      <w:r>
-        <w:rPr>
-          <w:rFonts w:ascii="Arial Narrow" w:eastAsia="Arial Narrow" w:hAnsi="Arial Narrow" w:cs="Arial Narrow"/>
-          <w:kern w:val="0"/>
-          <w:sz w:val="22"/>
-          <w:szCs w:val="22"/>
-          <w:lang w:val="es-ES" w:eastAsia="es-ES"/>
-          <w14:ligatures w14:val="none"/>
-        </w:rPr>
-        <w:t xml:space="preserve"> debiendo adjuntar los medios probatorios que considere pertinentes para tal efecto; </w:t>
-      </w:r>
+        <w:t>” de la pantalla del sistema que acrediten que dichas operaciones fueron autorizadas conforme a sus procedimientos, así como la explicación de las siglas y códigos que figuran en este, las mismas que deberán estar autorizadas y visadas</w:t>
+      </w:r>
+      <w:r>
+        <w:rPr>
+          <w:rFonts w:ascii="Arial Narrow" w:eastAsia="Arial Narrow" w:hAnsi="Arial Narrow" w:cs="Arial Narrow"/>
+          <w:kern w:val="0"/>
+          <w:sz w:val="22"/>
+          <w:szCs w:val="22"/>
+          <w:lang w:val="es-ES" w:eastAsia="es-ES"/>
+          <w14:ligatures w14:val="none"/>
+        </w:rPr>
+        <w:t> </w:t>
+      </w:r>
+      <w:r>
+        <w:rPr>
+          <w:rFonts w:ascii="Arial Narrow" w:eastAsia="Arial Narrow" w:hAnsi="Arial Narrow" w:cs="Arial Narrow"/>
+          <w:kern w:val="0"/>
+          <w:sz w:val="22"/>
+          <w:szCs w:val="22"/>
+          <w:lang w:val="es-ES" w:eastAsia="es-ES"/>
+          <w14:ligatures w14:val="none"/>
+        </w:rPr>
+        <w:t>por un funcionario debidamente acreditado de la entidad bancaria; bajo apercibimiento de tener por no presentado dicho documento ; y,</w:t>
+      </w:r>
+    </w:p>
+    <w:p>
+      <w:pPr>
+        <w:spacing w:before="0" w:after="0" w:line="240" w:lineRule="auto"/>
+        <w:ind w:left="708"/>
+        <w:jc w:val="both"/>
+        <w:rPr>
+          <w:rFonts w:ascii="Arial Narrow" w:eastAsia="Arial Narrow" w:hAnsi="Arial Narrow" w:cs="Arial Narrow"/>
+          <w:kern w:val="0"/>
+          <w:sz w:val="22"/>
+          <w:szCs w:val="22"/>
+          <w:lang w:val="es-ES" w:eastAsia="es-ES"/>
+          <w14:ligatures w14:val="none"/>
+        </w:rPr>
+      </w:pPr>
     </w:p>
     <w:p>
       <w:pPr>
@@ -5381,274 +5653,6 @@
           <w14:ligatures w14:val="none"/>
         </w:rPr>
       </w:pPr>
-    </w:p>
-    <w:p>
-      <w:pPr>
-        <w:spacing w:after="0" w:line="240" w:lineRule="auto"/>
-        <w:ind w:left="708"/>
-        <w:jc w:val="both"/>
-        <w:rPr>
-          <w:rFonts w:ascii="Arial Narrow" w:eastAsia="Arial Narrow" w:hAnsi="Arial Narrow" w:cs="Arial Narrow"/>
-          <w:kern w:val="0"/>
-          <w:sz w:val="22"/>
-          <w:szCs w:val="22"/>
-          <w:lang w:val="es-ES" w:eastAsia="es-ES"/>
-          <w14:ligatures w14:val="none"/>
-        </w:rPr>
-      </w:pPr>
-      <w:r>
-        <w:rPr>
-          <w:rFonts w:ascii="Arial Narrow" w:eastAsia="Arial Narrow" w:hAnsi="Arial Narrow" w:cs="Arial Narrow"/>
-          <w:kern w:val="0"/>
-          <w:sz w:val="22"/>
-          <w:szCs w:val="22"/>
-          <w:lang w:val="es-ES" w:eastAsia="es-ES"/>
-          <w14:ligatures w14:val="none"/>
-        </w:rPr>
-        <w:t>(</w:t>
-      </w:r>
-      <w:proofErr w:type="spellStart"/>
-      <w:r>
-        <w:rPr>
-          <w:rFonts w:ascii="Arial Narrow" w:eastAsia="Arial Narrow" w:hAnsi="Arial Narrow" w:cs="Arial Narrow"/>
-          <w:kern w:val="0"/>
-          <w:sz w:val="22"/>
-          <w:szCs w:val="22"/>
-          <w:lang w:val="es-ES" w:eastAsia="es-ES"/>
-          <w14:ligatures w14:val="none"/>
-        </w:rPr>
-        <w:t>iv</w:t>
-      </w:r>
-      <w:proofErr w:type="spellEnd"/>
-      <w:r>
-        <w:rPr>
-          <w:rFonts w:ascii="Arial Narrow" w:eastAsia="Arial Narrow" w:hAnsi="Arial Narrow" w:cs="Arial Narrow"/>
-          <w:kern w:val="0"/>
-          <w:sz w:val="22"/>
-          <w:szCs w:val="22"/>
-          <w:lang w:val="es-ES" w:eastAsia="es-ES"/>
-          <w14:ligatures w14:val="none"/>
-        </w:rPr>
-        <w:t>)</w:t>
-      </w:r>
-      <w:r>
-        <w:rPr>
-          <w:rFonts w:ascii="Arial Narrow" w:eastAsia="Arial Narrow" w:hAnsi="Arial Narrow" w:cs="Arial Narrow"/>
-          <w:kern w:val="0"/>
-          <w:sz w:val="22"/>
-          <w:szCs w:val="22"/>
-          <w:lang w:val="es-ES" w:eastAsia="es-ES"/>
-          <w14:ligatures w14:val="none"/>
-        </w:rPr>
-        <w:t xml:space="preserve"> p</w:t>
-      </w:r>
-      <w:r>
-        <w:rPr>
-          <w:rFonts w:ascii="Arial Narrow" w:eastAsia="Arial Narrow" w:hAnsi="Arial Narrow" w:cs="Arial Narrow"/>
-          <w:kern w:val="0"/>
-          <w:sz w:val="22"/>
-          <w:szCs w:val="22"/>
-          <w:lang w:val="es-ES" w:eastAsia="es-ES"/>
-          <w14:ligatures w14:val="none"/>
-        </w:rPr>
-        <w:t>resentar los documentos y/o “</w:t>
-      </w:r>
-      <w:proofErr w:type="spellStart"/>
-      <w:r>
-        <w:rPr>
-          <w:rFonts w:ascii="Arial Narrow" w:eastAsia="Arial Narrow" w:hAnsi="Arial Narrow" w:cs="Arial Narrow"/>
-          <w:kern w:val="0"/>
-          <w:sz w:val="22"/>
-          <w:szCs w:val="22"/>
-          <w:lang w:val="es-ES" w:eastAsia="es-ES"/>
-          <w14:ligatures w14:val="none"/>
-        </w:rPr>
-        <w:t>prints</w:t>
-      </w:r>
-      <w:proofErr w:type="spellEnd"/>
-      <w:r>
-        <w:rPr>
-          <w:rFonts w:ascii="Arial Narrow" w:eastAsia="Arial Narrow" w:hAnsi="Arial Narrow" w:cs="Arial Narrow"/>
-          <w:kern w:val="0"/>
-          <w:sz w:val="22"/>
-          <w:szCs w:val="22"/>
-          <w:lang w:val="es-ES" w:eastAsia="es-ES"/>
-          <w14:ligatures w14:val="none"/>
-        </w:rPr>
-        <w:t xml:space="preserve">” de la pantalla del sistema que acredite que </w:t>
-      </w:r>
-      <w:r>
-        <w:rPr>
-          <w:rFonts w:ascii="Arial Narrow" w:eastAsia="Arial Narrow" w:hAnsi="Arial Narrow" w:cs="Arial Narrow"/>
-          <w:kern w:val="0"/>
-          <w:sz w:val="22"/>
-          <w:szCs w:val="22"/>
-          <w:lang w:val="es-ES" w:eastAsia="es-ES"/>
-          <w14:ligatures w14:val="none"/>
-        </w:rPr>
-        <w:t>el</w:t>
-      </w:r>
-      <w:r>
-        <w:rPr>
-          <w:rFonts w:ascii="Arial Narrow" w:eastAsia="Arial Narrow" w:hAnsi="Arial Narrow" w:cs="Arial Narrow"/>
-          <w:kern w:val="0"/>
-          <w:sz w:val="22"/>
-          <w:szCs w:val="22"/>
-          <w:lang w:val="es-ES" w:eastAsia="es-ES"/>
-          <w14:ligatures w14:val="none"/>
-        </w:rPr>
-        <w:t xml:space="preserve"> denunciante se encontraba afiliado a la Banca por Internet, Clave SMS y/o Clave Token Digital; así como sustentar el procedimiento seguido por </w:t>
-      </w:r>
-      <w:r>
-        <w:rPr>
-          <w:rFonts w:ascii="Arial Narrow" w:eastAsia="Arial Narrow" w:hAnsi="Arial Narrow" w:cs="Arial Narrow"/>
-          <w:kern w:val="0"/>
-          <w:sz w:val="22"/>
-          <w:szCs w:val="22"/>
-          <w:lang w:val="es-ES" w:eastAsia="es-ES"/>
-          <w14:ligatures w14:val="none"/>
-        </w:rPr>
-        <w:t>el</w:t>
-      </w:r>
-      <w:r>
-        <w:rPr>
-          <w:rFonts w:ascii="Arial Narrow" w:eastAsia="Arial Narrow" w:hAnsi="Arial Narrow" w:cs="Arial Narrow"/>
-          <w:kern w:val="0"/>
-          <w:sz w:val="22"/>
-          <w:szCs w:val="22"/>
-          <w:lang w:val="es-ES" w:eastAsia="es-ES"/>
-          <w14:ligatures w14:val="none"/>
-        </w:rPr>
-        <w:t xml:space="preserve"> denunciante para ello; </w:t>
-      </w:r>
-    </w:p>
-    <w:p>
-      <w:pPr>
-        <w:spacing w:after="0" w:line="240" w:lineRule="auto"/>
-        <w:ind w:left="708"/>
-        <w:jc w:val="both"/>
-        <w:rPr>
-          <w:rFonts w:ascii="Arial Narrow" w:eastAsia="Arial Narrow" w:hAnsi="Arial Narrow" w:cs="Arial Narrow"/>
-          <w:kern w:val="0"/>
-          <w:sz w:val="22"/>
-          <w:szCs w:val="22"/>
-          <w:lang w:val="es-ES" w:eastAsia="es-ES"/>
-          <w14:ligatures w14:val="none"/>
-        </w:rPr>
-      </w:pPr>
-    </w:p>
-    <w:p>
-      <w:pPr>
-        <w:spacing w:after="0" w:line="240" w:lineRule="auto"/>
-        <w:ind w:left="708"/>
-        <w:jc w:val="both"/>
-        <w:rPr>
-          <w:rFonts w:ascii="Arial Narrow" w:eastAsia="Arial Narrow" w:hAnsi="Arial Narrow" w:cs="Arial Narrow"/>
-          <w:kern w:val="0"/>
-          <w:sz w:val="22"/>
-          <w:szCs w:val="22"/>
-          <w:lang w:val="es-ES" w:eastAsia="es-ES"/>
-          <w14:ligatures w14:val="none"/>
-        </w:rPr>
-      </w:pPr>
-      <w:r>
-        <w:rPr>
-          <w:rFonts w:ascii="Arial Narrow" w:eastAsia="Arial Narrow" w:hAnsi="Arial Narrow" w:cs="Arial Narrow"/>
-          <w:kern w:val="0"/>
-          <w:sz w:val="22"/>
-          <w:szCs w:val="22"/>
-          <w:lang w:val="es-ES" w:eastAsia="es-ES"/>
-          <w14:ligatures w14:val="none"/>
-        </w:rPr>
-        <w:t xml:space="preserve">(v) </w:t>
-      </w:r>
-      <w:r>
-        <w:rPr>
-          <w:rFonts w:ascii="Arial Narrow" w:eastAsia="Arial Narrow" w:hAnsi="Arial Narrow" w:cs="Arial Narrow"/>
-          <w:kern w:val="0"/>
-          <w:sz w:val="22"/>
-          <w:szCs w:val="22"/>
-          <w:lang w:val="es-ES" w:eastAsia="es-ES"/>
-          <w14:ligatures w14:val="none"/>
-        </w:rPr>
-        <w:t>presentar la copia de los documentos que acrediten que las operaciones no reconocidas se realizaron válidamente; así como los “</w:t>
-      </w:r>
-      <w:proofErr w:type="spellStart"/>
-      <w:r>
-        <w:rPr>
-          <w:rFonts w:ascii="Arial Narrow" w:eastAsia="Arial Narrow" w:hAnsi="Arial Narrow" w:cs="Arial Narrow"/>
-          <w:kern w:val="0"/>
-          <w:sz w:val="22"/>
-          <w:szCs w:val="22"/>
-          <w:lang w:val="es-ES" w:eastAsia="es-ES"/>
-          <w14:ligatures w14:val="none"/>
-        </w:rPr>
-        <w:t>prints</w:t>
-      </w:r>
-      <w:proofErr w:type="spellEnd"/>
-      <w:r>
-        <w:rPr>
-          <w:rFonts w:ascii="Arial Narrow" w:eastAsia="Arial Narrow" w:hAnsi="Arial Narrow" w:cs="Arial Narrow"/>
-          <w:kern w:val="0"/>
-          <w:sz w:val="22"/>
-          <w:szCs w:val="22"/>
-          <w:lang w:val="es-ES" w:eastAsia="es-ES"/>
-          <w14:ligatures w14:val="none"/>
-        </w:rPr>
-        <w:t>” de la pantalla del sistema que acrediten que dichas operaciones fueron autorizadas conforme a sus procedimientos, así como la explicación de las siglas y códigos que figuran en este, las mismas que deberán estar autorizadas y visadas</w:t>
-      </w:r>
-      <w:r>
-        <w:rPr>
-          <w:rFonts w:ascii="Arial Narrow" w:eastAsia="Arial Narrow" w:hAnsi="Arial Narrow" w:cs="Arial Narrow"/>
-          <w:kern w:val="0"/>
-          <w:sz w:val="22"/>
-          <w:szCs w:val="22"/>
-          <w:lang w:val="es-ES" w:eastAsia="es-ES"/>
-          <w14:ligatures w14:val="none"/>
-        </w:rPr>
-        <w:t> </w:t>
-      </w:r>
-      <w:r>
-        <w:rPr>
-          <w:rFonts w:ascii="Arial Narrow" w:eastAsia="Arial Narrow" w:hAnsi="Arial Narrow" w:cs="Arial Narrow"/>
-          <w:kern w:val="0"/>
-          <w:sz w:val="22"/>
-          <w:szCs w:val="22"/>
-          <w:lang w:val="es-ES" w:eastAsia="es-ES"/>
-          <w14:ligatures w14:val="none"/>
-        </w:rPr>
-        <w:t>por un funcionario debidamente acreditado de la entidad bancaria; bajo apercibimiento de tener por no presentado dicho documento ; y,</w:t>
-      </w:r>
-    </w:p>
-    <w:p>
-      <w:pPr>
-        <w:spacing w:after="0" w:line="240" w:lineRule="auto"/>
-        <w:ind w:left="708"/>
-        <w:jc w:val="both"/>
-        <w:rPr>
-          <w:rFonts w:ascii="Arial Narrow" w:eastAsia="Arial Narrow" w:hAnsi="Arial Narrow" w:cs="Arial Narrow"/>
-          <w:kern w:val="0"/>
-          <w:sz w:val="22"/>
-          <w:szCs w:val="22"/>
-          <w:lang w:val="es-ES" w:eastAsia="es-ES"/>
-          <w14:ligatures w14:val="none"/>
-        </w:rPr>
-      </w:pPr>
-    </w:p>
-    <w:p>
-      <w:pPr>
-        <w:spacing w:after="0" w:line="240" w:lineRule="auto"/>
-        <w:ind w:left="708"/>
-        <w:jc w:val="both"/>
-        <w:rPr>
-          <w:rFonts w:ascii="Arial Narrow" w:eastAsia="Arial Narrow" w:hAnsi="Arial Narrow" w:cs="Arial Narrow"/>
-          <w:kern w:val="0"/>
-          <w:sz w:val="22"/>
-          <w:szCs w:val="22"/>
-          <w:lang w:val="es-ES" w:eastAsia="es-ES"/>
-          <w14:ligatures w14:val="none"/>
-        </w:rPr>
-      </w:pPr>
       <w:r>
         <w:rPr>
           <w:rFonts w:ascii="Arial Narrow" w:eastAsia="Arial Narrow" w:hAnsi="Arial Narrow" w:cs="Arial Narrow"/>
@@ -5683,6 +5687,22 @@
         </w:rPr>
         <w:t>.</w:t>
       </w:r>
+    </w:p>
+    <w:p>
+      <w:pPr>
+        <w:pStyle w:val="Prrafodelista"/>
+        <w:spacing w:before="0" w:after="0" w:line="240" w:lineRule="auto"/>
+        <w:ind w:left="567"/>
+        <w:jc w:val="both"/>
+        <w:rPr>
+          <w:rFonts w:ascii="Arial Narrow" w:eastAsia="Arial Narrow" w:hAnsi="Arial Narrow" w:cs="Arial Narrow"/>
+          <w:kern w:val="0"/>
+          <w:sz w:val="22"/>
+          <w:szCs w:val="22"/>
+          <w:lang w:val="es-ES" w:eastAsia="es-ES"/>
+          <w14:ligatures w14:val="none"/>
+        </w:rPr>
+      </w:pPr>
     </w:p>
     <w:p>
       <w:pPr>
@@ -5695,6 +5715,339 @@
           <w:kern w:val="0"/>
           <w:sz w:val="22"/>
           <w:szCs w:val="22"/>
+          <w:lang w:eastAsia="es-ES"/>
+          <w14:ligatures w14:val="none"/>
+        </w:rPr>
+      </w:pPr>
+      <w:r>
+        <w:rPr>
+          <w:rFonts w:ascii="Arial Narrow" w:eastAsia="Arial Narrow" w:hAnsi="Arial Narrow" w:cs="Arial Narrow"/>
+          <w:kern w:val="0"/>
+          <w:sz w:val="22"/>
+          <w:szCs w:val="22"/>
+          <w:lang w:val="es-ES" w:eastAsia="es-ES"/>
+          <w14:ligatures w14:val="none"/>
+        </w:rPr>
+        <w:t>A Pacífico</w:t>
+      </w:r>
+      <w:r>
+        <w:rPr>
+          <w:rFonts w:ascii="Arial Narrow" w:eastAsia="Arial Narrow" w:hAnsi="Arial Narrow" w:cs="Arial Narrow"/>
+          <w:kern w:val="0"/>
+          <w:sz w:val="22"/>
+          <w:szCs w:val="22"/>
+          <w:lang w:val="es-ES" w:eastAsia="es-ES"/>
+          <w14:ligatures w14:val="none"/>
+        </w:rPr>
+        <w:t>:</w:t>
+      </w:r>
+      <w:r>
+        <w:rPr>
+          <w:rFonts w:ascii="Arial Narrow" w:eastAsia="Arial Narrow" w:hAnsi="Arial Narrow" w:cs="Arial Narrow"/>
+          <w:kern w:val="0"/>
+          <w:sz w:val="22"/>
+          <w:szCs w:val="22"/>
+          <w:lang w:eastAsia="es-ES"/>
+          <w14:ligatures w14:val="none"/>
+        </w:rPr>
+        <w:t xml:space="preserve"> </w:t>
+      </w:r>
+    </w:p>
+    <w:p>
+      <w:pPr>
+        <w:spacing w:before="0" w:after="0" w:line="240" w:lineRule="auto"/>
+        <w:jc w:val="both"/>
+        <w:rPr>
+          <w:rFonts w:ascii="Arial Narrow" w:eastAsia="Arial Narrow" w:hAnsi="Arial Narrow" w:cs="Arial Narrow"/>
+          <w:color w:val="000000"/>
+          <w:kern w:val="0"/>
+          <w:sz w:val="22"/>
+          <w:szCs w:val="22"/>
+          <w:lang w:val="es-ES" w:eastAsia="es-ES"/>
+          <w14:ligatures w14:val="none"/>
+        </w:rPr>
+      </w:pPr>
+    </w:p>
+    <w:p>
+      <w:pPr>
+        <w:spacing w:after="0" w:line="240" w:lineRule="auto"/>
+        <w:ind w:left="708"/>
+        <w:jc w:val="both"/>
+        <w:rPr>
+          <w:rFonts w:ascii="Arial Narrow" w:eastAsia="Arial Narrow" w:hAnsi="Arial Narrow" w:cs="Arial Narrow"/>
+          <w:kern w:val="0"/>
+          <w:sz w:val="22"/>
+          <w:szCs w:val="22"/>
+          <w:lang w:val="es-ES" w:eastAsia="es-ES"/>
+          <w14:ligatures w14:val="none"/>
+        </w:rPr>
+      </w:pPr>
+      <w:r>
+        <w:rPr>
+          <w:rFonts w:ascii="Arial Narrow" w:eastAsia="Arial Narrow" w:hAnsi="Arial Narrow" w:cs="Arial Narrow"/>
+          <w:kern w:val="0"/>
+          <w:sz w:val="22"/>
+          <w:szCs w:val="22"/>
+          <w:lang w:val="es-ES" w:eastAsia="es-ES"/>
+          <w14:ligatures w14:val="none"/>
+        </w:rPr>
+        <w:t xml:space="preserve">(i) presentar una copia completa, legible y debidamente suscrita de la Póliza </w:t>
+      </w:r>
+      <w:proofErr w:type="spellStart"/>
+      <w:r>
+        <w:rPr>
+          <w:rFonts w:ascii="Arial Narrow" w:eastAsia="Arial Narrow" w:hAnsi="Arial Narrow" w:cs="Arial Narrow"/>
+          <w:kern w:val="0"/>
+          <w:sz w:val="22"/>
+          <w:szCs w:val="22"/>
+          <w:lang w:val="es-ES" w:eastAsia="es-ES"/>
+          <w14:ligatures w14:val="none"/>
+        </w:rPr>
+        <w:t/>
+      </w:r>
+      <w:proofErr w:type="spellEnd"/>
+      <w:r>
+        <w:rPr>
+          <w:rFonts w:ascii="Arial Narrow" w:eastAsia="Arial Narrow" w:hAnsi="Arial Narrow" w:cs="Arial Narrow"/>
+          <w:kern w:val="0"/>
+          <w:sz w:val="22"/>
+          <w:szCs w:val="22"/>
+          <w:lang w:val="es-ES" w:eastAsia="es-ES"/>
+          <w14:ligatures w14:val="none"/>
+        </w:rPr>
+        <w:t xml:space="preserve"> </w:t>
+      </w:r>
+      <w:r>
+        <w:rPr>
+          <w:rFonts w:ascii="Arial Narrow" w:eastAsia="Arial Narrow" w:hAnsi="Arial Narrow" w:cs="Arial Narrow"/>
+          <w:color w:val="000000"/>
+          <w:kern w:val="0"/>
+          <w:sz w:val="22"/>
+          <w:szCs w:val="22"/>
+          <w:lang w:eastAsia="es-ES"/>
+          <w14:ligatures w14:val="none"/>
+        </w:rPr>
+        <w:t xml:space="preserve">1000001429 </w:t>
+      </w:r>
+      <w:r>
+        <w:rPr>
+          <w:rFonts w:ascii="Arial Narrow" w:eastAsia="Arial Narrow" w:hAnsi="Arial Narrow" w:cs="Arial Narrow"/>
+          <w:kern w:val="0"/>
+          <w:sz w:val="22"/>
+          <w:szCs w:val="22"/>
+          <w:lang w:val="es-ES" w:eastAsia="es-ES"/>
+          <w14:ligatures w14:val="none"/>
+        </w:rPr>
+        <w:t xml:space="preserve">del </w:t>
+      </w:r>
+      <w:r>
+        <w:rPr>
+          <w:rFonts w:ascii="Arial Narrow" w:eastAsia="Arial Narrow" w:hAnsi="Arial Narrow" w:cs="Arial Narrow"/>
+          <w:color w:val="000000"/>
+          <w:kern w:val="0"/>
+          <w:sz w:val="22"/>
+          <w:szCs w:val="22"/>
+          <w:lang w:eastAsia="es-ES"/>
+          <w14:ligatures w14:val="none"/>
+        </w:rPr>
+        <w:t>Seguro de Protección de Tarjetas</w:t>
+      </w:r>
+      <w:r>
+        <w:rPr>
+          <w:rFonts w:ascii="Arial Narrow" w:eastAsia="Arial Narrow" w:hAnsi="Arial Narrow" w:cs="Arial Narrow"/>
+          <w:kern w:val="0"/>
+          <w:sz w:val="22"/>
+          <w:szCs w:val="22"/>
+          <w:lang w:val="es-ES" w:eastAsia="es-ES"/>
+          <w14:ligatures w14:val="none"/>
+        </w:rPr>
+        <w:t xml:space="preserve">, así como el cargo de remisión de la póliza; </w:t>
+      </w:r>
+    </w:p>
+    <w:p>
+      <w:pPr>
+        <w:spacing w:before="0" w:after="0" w:line="240" w:lineRule="auto"/>
+        <w:ind w:left="708"/>
+        <w:jc w:val="both"/>
+        <w:rPr>
+          <w:rFonts w:ascii="Arial Narrow" w:eastAsia="Arial Narrow" w:hAnsi="Arial Narrow" w:cs="Arial Narrow"/>
+          <w:kern w:val="0"/>
+          <w:sz w:val="22"/>
+          <w:szCs w:val="22"/>
+          <w:lang w:val="es-ES" w:eastAsia="es-ES"/>
+          <w14:ligatures w14:val="none"/>
+        </w:rPr>
+      </w:pPr>
+    </w:p>
+    <w:p>
+      <w:pPr>
+        <w:spacing w:after="0" w:line="240" w:lineRule="auto"/>
+        <w:ind w:firstLine="708"/>
+        <w:jc w:val="both"/>
+        <w:rPr>
+          <w:rFonts w:ascii="Arial Narrow" w:eastAsia="Arial Narrow" w:hAnsi="Arial Narrow" w:cs="Arial Narrow"/>
+          <w:color w:val="000000"/>
+          <w:kern w:val="0"/>
+          <w:sz w:val="22"/>
+          <w:szCs w:val="22"/>
+          <w:lang w:val="es-ES" w:eastAsia="es-ES"/>
+          <w14:ligatures w14:val="none"/>
+        </w:rPr>
+      </w:pPr>
+      <w:r>
+        <w:rPr>
+          <w:rFonts w:ascii="Arial Narrow" w:eastAsia="Arial Narrow" w:hAnsi="Arial Narrow" w:cs="Arial Narrow"/>
+          <w:kern w:val="0"/>
+          <w:sz w:val="22"/>
+          <w:szCs w:val="22"/>
+          <w:lang w:val="es-ES" w:eastAsia="es-ES"/>
+          <w14:ligatures w14:val="none"/>
+        </w:rPr>
+        <w:t>(</w:t>
+      </w:r>
+      <w:proofErr w:type="spellStart"/>
+      <w:r>
+        <w:rPr>
+          <w:rFonts w:ascii="Arial Narrow" w:eastAsia="Arial Narrow" w:hAnsi="Arial Narrow" w:cs="Arial Narrow"/>
+          <w:kern w:val="0"/>
+          <w:sz w:val="22"/>
+          <w:szCs w:val="22"/>
+          <w:lang w:val="es-ES" w:eastAsia="es-ES"/>
+          <w14:ligatures w14:val="none"/>
+        </w:rPr>
+        <w:t>ii</w:t>
+      </w:r>
+      <w:proofErr w:type="spellEnd"/>
+      <w:r>
+        <w:rPr>
+          <w:rFonts w:ascii="Arial Narrow" w:eastAsia="Arial Narrow" w:hAnsi="Arial Narrow" w:cs="Arial Narrow"/>
+          <w:kern w:val="0"/>
+          <w:sz w:val="22"/>
+          <w:szCs w:val="22"/>
+          <w:lang w:val="es-ES" w:eastAsia="es-ES"/>
+          <w14:ligatures w14:val="none"/>
+        </w:rPr>
+        <w:t>) presentar los medios probatorios que acred</w:t>
+      </w:r>
+      <w:r>
+        <w:rPr>
+          <w:rFonts w:ascii="Arial Narrow" w:eastAsia="Arial Narrow" w:hAnsi="Arial Narrow" w:cs="Arial Narrow"/>
+          <w:color w:val="000000"/>
+          <w:kern w:val="0"/>
+          <w:sz w:val="22"/>
+          <w:szCs w:val="22"/>
+          <w:lang w:val="es-ES" w:eastAsia="es-ES"/>
+          <w14:ligatures w14:val="none"/>
+        </w:rPr>
+        <w:t>iten que el rechazo fue justificado; y,</w:t>
+      </w:r>
+    </w:p>
+    <w:p>
+      <w:pPr>
+        <w:spacing w:before="0" w:after="0" w:line="240" w:lineRule="auto"/>
+        <w:ind w:firstLine="708"/>
+        <w:jc w:val="both"/>
+        <w:rPr>
+          <w:rFonts w:ascii="Arial Narrow" w:eastAsia="Arial Narrow" w:hAnsi="Arial Narrow" w:cs="Arial Narrow"/>
+          <w:color w:val="000000"/>
+          <w:kern w:val="0"/>
+          <w:sz w:val="22"/>
+          <w:szCs w:val="22"/>
+          <w:lang w:val="es-ES" w:eastAsia="es-ES"/>
+          <w14:ligatures w14:val="none"/>
+        </w:rPr>
+      </w:pPr>
+      <w:r>
+        <w:rPr>
+          <w:rFonts w:ascii="Arial Narrow" w:eastAsia="Arial Narrow" w:hAnsi="Arial Narrow" w:cs="Arial Narrow"/>
+          <w:color w:val="000000"/>
+          <w:kern w:val="0"/>
+          <w:sz w:val="22"/>
+          <w:szCs w:val="22"/>
+          <w:lang w:val="es-ES" w:eastAsia="es-ES"/>
+          <w14:ligatures w14:val="none"/>
+        </w:rPr>
+        <w:t xml:space="preserve"> </w:t>
+      </w:r>
+    </w:p>
+    <w:p>
+      <w:pPr>
+        <w:spacing w:after="0" w:line="240" w:lineRule="auto"/>
+        <w:ind w:left="708"/>
+        <w:jc w:val="both"/>
+        <w:rPr>
+          <w:rFonts w:ascii="Arial Narrow" w:eastAsia="Arial Narrow" w:hAnsi="Arial Narrow" w:cs="Arial Narrow"/>
+          <w:color w:val="000000"/>
+          <w:kern w:val="0"/>
+          <w:sz w:val="22"/>
+          <w:szCs w:val="22"/>
+          <w:lang w:val="es-ES" w:eastAsia="es-ES"/>
+          <w14:ligatures w14:val="none"/>
+        </w:rPr>
+      </w:pPr>
+      <w:r>
+        <w:rPr>
+          <w:rFonts w:ascii="Arial Narrow" w:eastAsia="Arial Narrow" w:hAnsi="Arial Narrow" w:cs="Arial Narrow"/>
+          <w:color w:val="000000"/>
+          <w:kern w:val="0"/>
+          <w:sz w:val="22"/>
+          <w:szCs w:val="22"/>
+          <w:lang w:val="es-ES" w:eastAsia="es-ES"/>
+          <w14:ligatures w14:val="none"/>
+        </w:rPr>
+        <w:t>(</w:t>
+      </w:r>
+      <w:proofErr w:type="spellStart"/>
+      <w:r>
+        <w:rPr>
+          <w:rFonts w:ascii="Arial Narrow" w:eastAsia="Arial Narrow" w:hAnsi="Arial Narrow" w:cs="Arial Narrow"/>
+          <w:color w:val="000000"/>
+          <w:kern w:val="0"/>
+          <w:sz w:val="22"/>
+          <w:szCs w:val="22"/>
+          <w:lang w:val="es-ES" w:eastAsia="es-ES"/>
+          <w14:ligatures w14:val="none"/>
+        </w:rPr>
+        <w:t>iii</w:t>
+      </w:r>
+      <w:proofErr w:type="spellEnd"/>
+      <w:r>
+        <w:rPr>
+          <w:rFonts w:ascii="Arial Narrow" w:eastAsia="Arial Narrow" w:hAnsi="Arial Narrow" w:cs="Arial Narrow"/>
+          <w:color w:val="000000"/>
+          <w:kern w:val="0"/>
+          <w:sz w:val="22"/>
+          <w:szCs w:val="22"/>
+          <w:lang w:val="es-ES" w:eastAsia="es-ES"/>
+          <w14:ligatures w14:val="none"/>
+        </w:rPr>
+        <w:t>) presentar los medios probatorios que acrediten que brindó una respuesta oportuna a las comunicaciones del denunciante</w:t>
+      </w:r>
+      <w:r>
+        <w:rPr>
+          <w:rFonts w:ascii="Arial Narrow" w:eastAsia="Arial Narrow" w:hAnsi="Arial Narrow" w:cs="Arial Narrow"/>
+          <w:color w:val="000000"/>
+          <w:kern w:val="0"/>
+          <w:sz w:val="22"/>
+          <w:szCs w:val="22"/>
+          <w:lang w:val="es-ES" w:eastAsia="es-ES"/>
+          <w14:ligatures w14:val="none"/>
+        </w:rPr>
+        <w:t>.</w:t>
+      </w:r>
+    </w:p>
+    <w:p>
+      <w:pPr>
+        <w:pStyle w:val="Prrafodelista"/>
+        <w:spacing w:before="0" w:after="0" w:line="240" w:lineRule="auto"/>
+        <w:ind w:left="567"/>
+        <w:jc w:val="both"/>
+        <w:rPr>
+          <w:rFonts w:ascii="Arial Narrow" w:eastAsia="Arial Narrow" w:hAnsi="Arial Narrow" w:cs="Arial Narrow"/>
+          <w:color w:val="000000"/>
+          <w:kern w:val="0"/>
+          <w:sz w:val="22"/>
+          <w:szCs w:val="22"/>
           <w:lang w:val="es-ES" w:eastAsia="es-ES"/>
           <w14:ligatures w14:val="none"/>
         </w:rPr>
@@ -5708,6 +6061,7 @@
         <w:jc w:val="both"/>
         <w:rPr>
           <w:rFonts w:ascii="Arial Narrow" w:eastAsia="Arial Narrow" w:hAnsi="Arial Narrow" w:cs="Arial Narrow"/>
+          <w:color w:val="000000"/>
           <w:kern w:val="0"/>
           <w:sz w:val="22"/>
           <w:szCs w:val="22"/>
@@ -5718,17 +6072,33 @@
       <w:r>
         <w:rPr>
           <w:rFonts w:ascii="Arial Narrow" w:eastAsia="Arial Narrow" w:hAnsi="Arial Narrow" w:cs="Arial Narrow"/>
-          <w:kern w:val="0"/>
-          <w:sz w:val="22"/>
-          <w:szCs w:val="22"/>
-          <w:lang w:val="es-ES" w:eastAsia="es-ES"/>
-          <w14:ligatures w14:val="none"/>
-        </w:rPr>
-        <w:t>A Pacífico</w:t>
-      </w:r>
-      <w:r>
-        <w:rPr>
-          <w:rFonts w:ascii="Arial Narrow" w:eastAsia="Arial Narrow" w:hAnsi="Arial Narrow" w:cs="Arial Narrow"/>
+          <w:color w:val="000000"/>
+          <w:kern w:val="0"/>
+          <w:sz w:val="22"/>
+          <w:szCs w:val="22"/>
+          <w:lang w:val="es-ES" w:eastAsia="es-ES"/>
+          <w14:ligatures w14:val="none"/>
+        </w:rPr>
+        <w:t xml:space="preserve">A </w:t>
+      </w:r>
+      <w:proofErr w:type="spellStart"/>
+      <w:r>
+        <w:rPr>
+          <w:rFonts w:ascii="Arial Narrow" w:eastAsia="Arial Narrow" w:hAnsi="Arial Narrow" w:cs="Arial Narrow"/>
+          <w:color w:val="000000"/>
+          <w:kern w:val="0"/>
+          <w:sz w:val="22"/>
+          <w:szCs w:val="22"/>
+          <w:lang w:val="es-ES" w:eastAsia="es-ES"/>
+          <w14:ligatures w14:val="none"/>
+        </w:rPr>
+        <w:t>Honesty</w:t>
+      </w:r>
+      <w:proofErr w:type="spellEnd"/>
+      <w:r>
+        <w:rPr>
+          <w:rFonts w:ascii="Arial Narrow" w:eastAsia="Arial Narrow" w:hAnsi="Arial Narrow" w:cs="Arial Narrow"/>
+          <w:color w:val="000000"/>
           <w:kern w:val="0"/>
           <w:sz w:val="22"/>
           <w:szCs w:val="22"/>
@@ -5740,6 +6110,7 @@
       <w:r>
         <w:rPr>
           <w:rFonts w:ascii="Arial Narrow" w:eastAsia="Arial Narrow" w:hAnsi="Arial Narrow" w:cs="Arial Narrow"/>
+          <w:color w:val="000000"/>
           <w:kern w:val="0"/>
           <w:sz w:val="22"/>
           <w:szCs w:val="22"/>
@@ -5751,7 +6122,9 @@
     </w:p>
     <w:p>
       <w:pPr>
-        <w:spacing w:after="0" w:line="240" w:lineRule="auto"/>
+        <w:pStyle w:val="Prrafodelista"/>
+        <w:spacing w:before="0" w:after="0" w:line="240" w:lineRule="auto"/>
+        <w:ind w:left="567"/>
         <w:jc w:val="both"/>
         <w:rPr>
           <w:rFonts w:ascii="Arial Narrow" w:eastAsia="Arial Narrow" w:hAnsi="Arial Narrow" w:cs="Arial Narrow"/>
@@ -5771,102 +6144,34 @@
         <w:jc w:val="both"/>
         <w:rPr>
           <w:rFonts w:ascii="Arial Narrow" w:eastAsia="Arial Narrow" w:hAnsi="Arial Narrow" w:cs="Arial Narrow"/>
-          <w:kern w:val="0"/>
-          <w:sz w:val="22"/>
-          <w:szCs w:val="22"/>
-          <w:lang w:val="es-ES" w:eastAsia="es-ES"/>
-          <w14:ligatures w14:val="none"/>
-        </w:rPr>
-      </w:pPr>
-      <w:r>
-        <w:rPr>
-          <w:rFonts w:ascii="Arial Narrow" w:eastAsia="Arial Narrow" w:hAnsi="Arial Narrow" w:cs="Arial Narrow"/>
-          <w:kern w:val="0"/>
-          <w:sz w:val="22"/>
-          <w:szCs w:val="22"/>
-          <w:lang w:val="es-ES" w:eastAsia="es-ES"/>
-          <w14:ligatures w14:val="none"/>
-        </w:rPr>
-        <w:t xml:space="preserve">(i) presentar una copia completa, legible y debidamente suscrita de la Póliza </w:t>
-      </w:r>
-      <w:proofErr w:type="spellStart"/>
-      <w:r>
-        <w:rPr>
-          <w:rFonts w:ascii="Arial Narrow" w:eastAsia="Arial Narrow" w:hAnsi="Arial Narrow" w:cs="Arial Narrow"/>
-          <w:kern w:val="0"/>
-          <w:sz w:val="22"/>
-          <w:szCs w:val="22"/>
-          <w:lang w:val="es-ES" w:eastAsia="es-ES"/>
-          <w14:ligatures w14:val="none"/>
-        </w:rPr>
-        <w:t/>
-      </w:r>
-      <w:proofErr w:type="spellEnd"/>
-      <w:r>
-        <w:rPr>
-          <w:rFonts w:ascii="Arial Narrow" w:eastAsia="Arial Narrow" w:hAnsi="Arial Narrow" w:cs="Arial Narrow"/>
-          <w:kern w:val="0"/>
-          <w:sz w:val="22"/>
-          <w:szCs w:val="22"/>
-          <w:lang w:val="es-ES" w:eastAsia="es-ES"/>
-          <w14:ligatures w14:val="none"/>
-        </w:rPr>
-        <w:t xml:space="preserve"> </w:t>
-      </w:r>
-      <w:r>
-        <w:rPr>
-          <w:rFonts w:ascii="Arial Narrow" w:eastAsia="Arial Narrow" w:hAnsi="Arial Narrow" w:cs="Arial Narrow"/>
-          <w:color w:val="000000"/>
-          <w:kern w:val="0"/>
-          <w:sz w:val="22"/>
-          <w:szCs w:val="22"/>
-          <w:lang w:eastAsia="es-ES"/>
-          <w14:ligatures w14:val="none"/>
-        </w:rPr>
-        <w:t xml:space="preserve">1000001429 </w:t>
-      </w:r>
-      <w:r>
-        <w:rPr>
-          <w:rFonts w:ascii="Arial Narrow" w:eastAsia="Arial Narrow" w:hAnsi="Arial Narrow" w:cs="Arial Narrow"/>
-          <w:kern w:val="0"/>
-          <w:sz w:val="22"/>
-          <w:szCs w:val="22"/>
-          <w:lang w:val="es-ES" w:eastAsia="es-ES"/>
-          <w14:ligatures w14:val="none"/>
-        </w:rPr>
-        <w:t xml:space="preserve">del </w:t>
-      </w:r>
-      <w:r>
-        <w:rPr>
-          <w:rFonts w:ascii="Arial Narrow" w:eastAsia="Arial Narrow" w:hAnsi="Arial Narrow" w:cs="Arial Narrow"/>
-          <w:color w:val="000000"/>
-          <w:kern w:val="0"/>
-          <w:sz w:val="22"/>
-          <w:szCs w:val="22"/>
-          <w:lang w:eastAsia="es-ES"/>
-          <w14:ligatures w14:val="none"/>
-        </w:rPr>
-        <w:t>Seguro de Protección de Tarjetas</w:t>
-      </w:r>
-      <w:r>
-        <w:rPr>
-          <w:rFonts w:ascii="Arial Narrow" w:eastAsia="Arial Narrow" w:hAnsi="Arial Narrow" w:cs="Arial Narrow"/>
-          <w:kern w:val="0"/>
-          <w:sz w:val="22"/>
-          <w:szCs w:val="22"/>
-          <w:lang w:val="es-ES" w:eastAsia="es-ES"/>
-          <w14:ligatures w14:val="none"/>
-        </w:rPr>
-        <w:t xml:space="preserve">, así como el cargo de remisión de la póliza; </w:t>
-      </w:r>
-    </w:p>
-    <w:p>
-      <w:pPr>
-        <w:spacing w:after="0" w:line="240" w:lineRule="auto"/>
-        <w:ind w:left="708"/>
-        <w:jc w:val="both"/>
-        <w:rPr>
-          <w:rFonts w:ascii="Arial Narrow" w:eastAsia="Arial Narrow" w:hAnsi="Arial Narrow" w:cs="Arial Narrow"/>
+          <w:color w:val="000000"/>
+          <w:kern w:val="0"/>
+          <w:sz w:val="22"/>
+          <w:szCs w:val="22"/>
+          <w:lang w:val="es-ES" w:eastAsia="es-ES"/>
+          <w14:ligatures w14:val="none"/>
+        </w:rPr>
+      </w:pPr>
+      <w:r>
+        <w:rPr>
+          <w:rFonts w:ascii="Arial Narrow" w:eastAsia="Arial Narrow" w:hAnsi="Arial Narrow" w:cs="Arial Narrow"/>
+          <w:color w:val="000000"/>
+          <w:kern w:val="0"/>
+          <w:sz w:val="22"/>
+          <w:szCs w:val="22"/>
+          <w:lang w:val="es-ES" w:eastAsia="es-ES"/>
+          <w14:ligatures w14:val="none"/>
+        </w:rPr>
+        <w:t xml:space="preserve">(i) presentar los medios probatorios que acrediten que cumplió con el protocolo para la realización del examen del polígrafo; </w:t>
+      </w:r>
+    </w:p>
+    <w:p>
+      <w:pPr>
+        <w:spacing w:before="0" w:after="0" w:line="240" w:lineRule="auto"/>
+        <w:jc w:val="both"/>
+        <w:rPr>
+          <w:rFonts w:ascii="Arial Narrow" w:eastAsia="Arial Narrow" w:hAnsi="Arial Narrow" w:cs="Arial Narrow"/>
+          <w:color w:val="000000"/>
           <w:kern w:val="0"/>
           <w:sz w:val="22"/>
           <w:szCs w:val="22"/>
@@ -5893,6 +6198,7 @@
       <w:r>
         <w:rPr>
           <w:rFonts w:ascii="Arial Narrow" w:eastAsia="Arial Narrow" w:hAnsi="Arial Narrow" w:cs="Arial Narrow"/>
+          <w:color w:val="000000"/>
           <w:kern w:val="0"/>
           <w:sz w:val="22"/>
           <w:szCs w:val="22"/>
@@ -5905,6 +6211,7 @@
       <w:r>
         <w:rPr>
           <w:rFonts w:ascii="Arial Narrow" w:eastAsia="Arial Narrow" w:hAnsi="Arial Narrow" w:cs="Arial Narrow"/>
+          <w:color w:val="000000"/>
           <w:kern w:val="0"/>
           <w:sz w:val="22"/>
           <w:szCs w:val="22"/>
@@ -5917,26 +6224,30 @@
       <w:r>
         <w:rPr>
           <w:rFonts w:ascii="Arial Narrow" w:eastAsia="Arial Narrow" w:hAnsi="Arial Narrow" w:cs="Arial Narrow"/>
-          <w:kern w:val="0"/>
-          <w:sz w:val="22"/>
-          <w:szCs w:val="22"/>
-          <w:lang w:val="es-ES" w:eastAsia="es-ES"/>
-          <w14:ligatures w14:val="none"/>
-        </w:rPr>
-        <w:t>) presentar los medios probatorios que acred</w:t>
-      </w:r>
-      <w:r>
-        <w:rPr>
-          <w:rFonts w:ascii="Arial Narrow" w:eastAsia="Arial Narrow" w:hAnsi="Arial Narrow" w:cs="Arial Narrow"/>
-          <w:color w:val="000000"/>
-          <w:kern w:val="0"/>
-          <w:sz w:val="22"/>
-          <w:szCs w:val="22"/>
-          <w:lang w:val="es-ES" w:eastAsia="es-ES"/>
-          <w14:ligatures w14:val="none"/>
-        </w:rPr>
-        <w:t>iten que el rechazo fue justificado; y,</w:t>
-      </w:r>
+          <w:color w:val="000000"/>
+          <w:kern w:val="0"/>
+          <w:sz w:val="22"/>
+          <w:szCs w:val="22"/>
+          <w:lang w:val="es-ES" w:eastAsia="es-ES"/>
+          <w14:ligatures w14:val="none"/>
+        </w:rPr>
+        <w:t xml:space="preserve">) presentar copia de la respuesta a las comunicaciones presentada por el denunciante; y, </w:t>
+      </w:r>
+    </w:p>
+    <w:p>
+      <w:pPr>
+        <w:spacing w:before="0" w:after="0" w:line="240" w:lineRule="auto"/>
+        <w:jc w:val="both"/>
+        <w:rPr>
+          <w:rFonts w:ascii="Arial Narrow" w:eastAsia="Arial Narrow" w:hAnsi="Arial Narrow" w:cs="Arial Narrow"/>
+          <w:color w:val="000000"/>
+          <w:kern w:val="0"/>
+          <w:sz w:val="22"/>
+          <w:szCs w:val="22"/>
+          <w:lang w:val="es-ES" w:eastAsia="es-ES"/>
+          <w14:ligatures w14:val="none"/>
+        </w:rPr>
+      </w:pPr>
     </w:p>
     <w:p>
       <w:pPr>
@@ -5963,61 +6274,57 @@
           <w:lang w:val="es-ES" w:eastAsia="es-ES"/>
           <w14:ligatures w14:val="none"/>
         </w:rPr>
+        <w:t>(</w:t>
+      </w:r>
+      <w:proofErr w:type="spellStart"/>
+      <w:r>
+        <w:rPr>
+          <w:rFonts w:ascii="Arial Narrow" w:eastAsia="Arial Narrow" w:hAnsi="Arial Narrow" w:cs="Arial Narrow"/>
+          <w:color w:val="000000"/>
+          <w:kern w:val="0"/>
+          <w:sz w:val="22"/>
+          <w:szCs w:val="22"/>
+          <w:lang w:val="es-ES" w:eastAsia="es-ES"/>
+          <w14:ligatures w14:val="none"/>
+        </w:rPr>
+        <w:t>iii</w:t>
+      </w:r>
+      <w:proofErr w:type="spellEnd"/>
+      <w:r>
+        <w:rPr>
+          <w:rFonts w:ascii="Arial Narrow" w:eastAsia="Arial Narrow" w:hAnsi="Arial Narrow" w:cs="Arial Narrow"/>
+          <w:color w:val="000000"/>
+          <w:kern w:val="0"/>
+          <w:sz w:val="22"/>
+          <w:szCs w:val="22"/>
+          <w:lang w:val="es-ES" w:eastAsia="es-ES"/>
+          <w14:ligatures w14:val="none"/>
+        </w:rPr>
+        <w:t>)</w:t>
+      </w:r>
+      <w:r>
+        <w:rPr>
+          <w:rFonts w:ascii="Arial Narrow" w:eastAsia="Arial Narrow" w:hAnsi="Arial Narrow" w:cs="Arial Narrow"/>
+          <w:color w:val="000000"/>
+          <w:kern w:val="0"/>
+          <w:sz w:val="22"/>
+          <w:szCs w:val="22"/>
+          <w:lang w:val="es-ES" w:eastAsia="es-ES"/>
+          <w14:ligatures w14:val="none"/>
+        </w:rPr>
         <w:t xml:space="preserve"> </w:t>
       </w:r>
-    </w:p>
-    <w:p>
-      <w:pPr>
-        <w:spacing w:after="0" w:line="240" w:lineRule="auto"/>
-        <w:ind w:left="708"/>
-        <w:jc w:val="both"/>
-        <w:rPr>
-          <w:rFonts w:ascii="Arial Narrow" w:eastAsia="Arial Narrow" w:hAnsi="Arial Narrow" w:cs="Arial Narrow"/>
-          <w:color w:val="000000"/>
-          <w:kern w:val="0"/>
-          <w:sz w:val="22"/>
-          <w:szCs w:val="22"/>
-          <w:lang w:val="es-ES" w:eastAsia="es-ES"/>
-          <w14:ligatures w14:val="none"/>
-        </w:rPr>
-      </w:pPr>
-      <w:r>
-        <w:rPr>
-          <w:rFonts w:ascii="Arial Narrow" w:eastAsia="Arial Narrow" w:hAnsi="Arial Narrow" w:cs="Arial Narrow"/>
-          <w:color w:val="000000"/>
-          <w:kern w:val="0"/>
-          <w:sz w:val="22"/>
-          <w:szCs w:val="22"/>
-          <w:lang w:val="es-ES" w:eastAsia="es-ES"/>
-          <w14:ligatures w14:val="none"/>
-        </w:rPr>
-        <w:t>(</w:t>
-      </w:r>
-      <w:proofErr w:type="spellStart"/>
-      <w:r>
-        <w:rPr>
-          <w:rFonts w:ascii="Arial Narrow" w:eastAsia="Arial Narrow" w:hAnsi="Arial Narrow" w:cs="Arial Narrow"/>
-          <w:color w:val="000000"/>
-          <w:kern w:val="0"/>
-          <w:sz w:val="22"/>
-          <w:szCs w:val="22"/>
-          <w:lang w:val="es-ES" w:eastAsia="es-ES"/>
-          <w14:ligatures w14:val="none"/>
-        </w:rPr>
-        <w:t>iii</w:t>
-      </w:r>
-      <w:proofErr w:type="spellEnd"/>
-      <w:r>
-        <w:rPr>
-          <w:rFonts w:ascii="Arial Narrow" w:eastAsia="Arial Narrow" w:hAnsi="Arial Narrow" w:cs="Arial Narrow"/>
-          <w:color w:val="000000"/>
-          <w:kern w:val="0"/>
-          <w:sz w:val="22"/>
-          <w:szCs w:val="22"/>
-          <w:lang w:val="es-ES" w:eastAsia="es-ES"/>
-          <w14:ligatures w14:val="none"/>
-        </w:rPr>
-        <w:t>) presentar los medios probatorios que acrediten que brindó una respuesta oportuna a las comunicaciones del denunciante</w:t>
+      <w:r>
+        <w:rPr>
+          <w:rFonts w:ascii="Arial Narrow" w:eastAsia="Arial Narrow" w:hAnsi="Arial Narrow" w:cs="Arial Narrow"/>
+          <w:color w:val="000000"/>
+          <w:kern w:val="0"/>
+          <w:sz w:val="22"/>
+          <w:szCs w:val="22"/>
+          <w:lang w:val="es-ES" w:eastAsia="es-ES"/>
+          <w14:ligatures w14:val="none"/>
+        </w:rPr>
+        <w:t>presentar la grabación de la prueba poligráfica realizada al denunciante</w:t>
       </w:r>
       <w:r>
         <w:rPr>
@@ -6034,310 +6341,7 @@
     </w:p>
     <w:p>
       <w:pPr>
-        <w:pStyle w:val="Prrafodelista"/>
-        <w:spacing w:after="0" w:line="240" w:lineRule="auto"/>
-        <w:ind w:left="567"/>
-        <w:jc w:val="both"/>
-        <w:rPr>
-          <w:rFonts w:ascii="Arial Narrow" w:eastAsia="Arial Narrow" w:hAnsi="Arial Narrow" w:cs="Arial Narrow"/>
-          <w:color w:val="000000"/>
-          <w:kern w:val="0"/>
-          <w:sz w:val="22"/>
-          <w:szCs w:val="22"/>
-          <w:lang w:val="es-ES" w:eastAsia="es-ES"/>
-          <w14:ligatures w14:val="none"/>
-        </w:rPr>
-      </w:pPr>
-    </w:p>
-    <w:p>
-      <w:pPr>
-        <w:pStyle w:val="Prrafodelista"/>
-        <w:spacing w:after="0" w:line="240" w:lineRule="auto"/>
-        <w:ind w:left="567"/>
-        <w:jc w:val="both"/>
-        <w:rPr>
-          <w:rFonts w:ascii="Arial Narrow" w:eastAsia="Arial Narrow" w:hAnsi="Arial Narrow" w:cs="Arial Narrow"/>
-          <w:color w:val="000000"/>
-          <w:kern w:val="0"/>
-          <w:sz w:val="22"/>
-          <w:szCs w:val="22"/>
-          <w:lang w:eastAsia="es-ES"/>
-          <w14:ligatures w14:val="none"/>
-        </w:rPr>
-      </w:pPr>
-      <w:r>
-        <w:rPr>
-          <w:rFonts w:ascii="Arial Narrow" w:eastAsia="Arial Narrow" w:hAnsi="Arial Narrow" w:cs="Arial Narrow"/>
-          <w:color w:val="000000"/>
-          <w:kern w:val="0"/>
-          <w:sz w:val="22"/>
-          <w:szCs w:val="22"/>
-          <w:lang w:val="es-ES" w:eastAsia="es-ES"/>
-          <w14:ligatures w14:val="none"/>
-        </w:rPr>
-        <w:t xml:space="preserve">A </w:t>
-      </w:r>
-      <w:proofErr w:type="spellStart"/>
-      <w:r>
-        <w:rPr>
-          <w:rFonts w:ascii="Arial Narrow" w:eastAsia="Arial Narrow" w:hAnsi="Arial Narrow" w:cs="Arial Narrow"/>
-          <w:color w:val="000000"/>
-          <w:kern w:val="0"/>
-          <w:sz w:val="22"/>
-          <w:szCs w:val="22"/>
-          <w:lang w:val="es-ES" w:eastAsia="es-ES"/>
-          <w14:ligatures w14:val="none"/>
-        </w:rPr>
-        <w:t>Honesty</w:t>
-      </w:r>
-      <w:proofErr w:type="spellEnd"/>
-      <w:r>
-        <w:rPr>
-          <w:rFonts w:ascii="Arial Narrow" w:eastAsia="Arial Narrow" w:hAnsi="Arial Narrow" w:cs="Arial Narrow"/>
-          <w:color w:val="000000"/>
-          <w:kern w:val="0"/>
-          <w:sz w:val="22"/>
-          <w:szCs w:val="22"/>
-          <w:lang w:val="es-ES" w:eastAsia="es-ES"/>
-          <w14:ligatures w14:val="none"/>
-        </w:rPr>
-        <w:t>:</w:t>
-      </w:r>
-      <w:r>
-        <w:rPr>
-          <w:rFonts w:ascii="Arial Narrow" w:eastAsia="Arial Narrow" w:hAnsi="Arial Narrow" w:cs="Arial Narrow"/>
-          <w:color w:val="000000"/>
-          <w:kern w:val="0"/>
-          <w:sz w:val="22"/>
-          <w:szCs w:val="22"/>
-          <w:lang w:eastAsia="es-ES"/>
-          <w14:ligatures w14:val="none"/>
-        </w:rPr>
-        <w:t xml:space="preserve"> </w:t>
-      </w:r>
-    </w:p>
-    <w:p>
-      <w:pPr>
-        <w:pStyle w:val="Prrafodelista"/>
-        <w:spacing w:after="0" w:line="240" w:lineRule="auto"/>
-        <w:ind w:left="567"/>
-        <w:jc w:val="both"/>
-        <w:rPr>
-          <w:rFonts w:ascii="Arial Narrow" w:eastAsia="Arial Narrow" w:hAnsi="Arial Narrow" w:cs="Arial Narrow"/>
-          <w:color w:val="000000"/>
-          <w:kern w:val="0"/>
-          <w:sz w:val="22"/>
-          <w:szCs w:val="22"/>
-          <w:lang w:val="es-ES" w:eastAsia="es-ES"/>
-          <w14:ligatures w14:val="none"/>
-        </w:rPr>
-      </w:pPr>
-    </w:p>
-    <w:p>
-      <w:pPr>
-        <w:spacing w:after="0" w:line="240" w:lineRule="auto"/>
-        <w:ind w:left="708"/>
-        <w:jc w:val="both"/>
-        <w:rPr>
-          <w:rFonts w:ascii="Arial Narrow" w:eastAsia="Arial Narrow" w:hAnsi="Arial Narrow" w:cs="Arial Narrow"/>
-          <w:color w:val="000000"/>
-          <w:kern w:val="0"/>
-          <w:sz w:val="22"/>
-          <w:szCs w:val="22"/>
-          <w:lang w:val="es-ES" w:eastAsia="es-ES"/>
-          <w14:ligatures w14:val="none"/>
-        </w:rPr>
-      </w:pPr>
-      <w:r>
-        <w:rPr>
-          <w:rFonts w:ascii="Arial Narrow" w:eastAsia="Arial Narrow" w:hAnsi="Arial Narrow" w:cs="Arial Narrow"/>
-          <w:color w:val="000000"/>
-          <w:kern w:val="0"/>
-          <w:sz w:val="22"/>
-          <w:szCs w:val="22"/>
-          <w:lang w:val="es-ES" w:eastAsia="es-ES"/>
-          <w14:ligatures w14:val="none"/>
-        </w:rPr>
-        <w:t xml:space="preserve">(i) presentar los medios probatorios que acrediten que cumplió con el protocolo para la realización del examen del polígrafo; </w:t>
-      </w:r>
-    </w:p>
-    <w:p>
-      <w:pPr>
-        <w:spacing w:after="0" w:line="240" w:lineRule="auto"/>
-        <w:jc w:val="both"/>
-        <w:rPr>
-          <w:rFonts w:ascii="Arial Narrow" w:eastAsia="Arial Narrow" w:hAnsi="Arial Narrow" w:cs="Arial Narrow"/>
-          <w:color w:val="000000"/>
-          <w:kern w:val="0"/>
-          <w:sz w:val="22"/>
-          <w:szCs w:val="22"/>
-          <w:lang w:val="es-ES" w:eastAsia="es-ES"/>
-          <w14:ligatures w14:val="none"/>
-        </w:rPr>
-      </w:pPr>
-    </w:p>
-    <w:p>
-      <w:pPr>
-        <w:spacing w:after="0" w:line="240" w:lineRule="auto"/>
-        <w:ind w:firstLine="708"/>
-        <w:jc w:val="both"/>
-        <w:rPr>
-          <w:rFonts w:ascii="Arial Narrow" w:eastAsia="Arial Narrow" w:hAnsi="Arial Narrow" w:cs="Arial Narrow"/>
-          <w:color w:val="000000"/>
-          <w:kern w:val="0"/>
-          <w:sz w:val="22"/>
-          <w:szCs w:val="22"/>
-          <w:lang w:val="es-ES" w:eastAsia="es-ES"/>
-          <w14:ligatures w14:val="none"/>
-        </w:rPr>
-      </w:pPr>
-      <w:r>
-        <w:rPr>
-          <w:rFonts w:ascii="Arial Narrow" w:eastAsia="Arial Narrow" w:hAnsi="Arial Narrow" w:cs="Arial Narrow"/>
-          <w:color w:val="000000"/>
-          <w:kern w:val="0"/>
-          <w:sz w:val="22"/>
-          <w:szCs w:val="22"/>
-          <w:lang w:val="es-ES" w:eastAsia="es-ES"/>
-          <w14:ligatures w14:val="none"/>
-        </w:rPr>
-        <w:t>(</w:t>
-      </w:r>
-      <w:proofErr w:type="spellStart"/>
-      <w:r>
-        <w:rPr>
-          <w:rFonts w:ascii="Arial Narrow" w:eastAsia="Arial Narrow" w:hAnsi="Arial Narrow" w:cs="Arial Narrow"/>
-          <w:color w:val="000000"/>
-          <w:kern w:val="0"/>
-          <w:sz w:val="22"/>
-          <w:szCs w:val="22"/>
-          <w:lang w:val="es-ES" w:eastAsia="es-ES"/>
-          <w14:ligatures w14:val="none"/>
-        </w:rPr>
-        <w:t>ii</w:t>
-      </w:r>
-      <w:proofErr w:type="spellEnd"/>
-      <w:r>
-        <w:rPr>
-          <w:rFonts w:ascii="Arial Narrow" w:eastAsia="Arial Narrow" w:hAnsi="Arial Narrow" w:cs="Arial Narrow"/>
-          <w:color w:val="000000"/>
-          <w:kern w:val="0"/>
-          <w:sz w:val="22"/>
-          <w:szCs w:val="22"/>
-          <w:lang w:val="es-ES" w:eastAsia="es-ES"/>
-          <w14:ligatures w14:val="none"/>
-        </w:rPr>
-        <w:t xml:space="preserve">) presentar copia de la respuesta a las comunicaciones presentada por el denunciante; y, </w:t>
-      </w:r>
-    </w:p>
-    <w:p>
-      <w:pPr>
-        <w:spacing w:after="0" w:line="240" w:lineRule="auto"/>
-        <w:jc w:val="both"/>
-        <w:rPr>
-          <w:rFonts w:ascii="Arial Narrow" w:eastAsia="Arial Narrow" w:hAnsi="Arial Narrow" w:cs="Arial Narrow"/>
-          <w:color w:val="000000"/>
-          <w:kern w:val="0"/>
-          <w:sz w:val="22"/>
-          <w:szCs w:val="22"/>
-          <w:lang w:val="es-ES" w:eastAsia="es-ES"/>
-          <w14:ligatures w14:val="none"/>
-        </w:rPr>
-      </w:pPr>
-    </w:p>
-    <w:p>
-      <w:pPr>
-        <w:spacing w:after="0" w:line="240" w:lineRule="auto"/>
-        <w:ind w:firstLine="708"/>
-        <w:jc w:val="both"/>
-        <w:rPr>
-          <w:rFonts w:ascii="Arial Narrow" w:eastAsia="Arial Narrow" w:hAnsi="Arial Narrow" w:cs="Arial Narrow"/>
-          <w:color w:val="000000"/>
-          <w:kern w:val="0"/>
-          <w:sz w:val="22"/>
-          <w:szCs w:val="22"/>
-          <w:lang w:val="es-ES" w:eastAsia="es-ES"/>
-          <w14:ligatures w14:val="none"/>
-        </w:rPr>
-      </w:pPr>
-      <w:r>
-        <w:rPr>
-          <w:rFonts w:ascii="Arial Narrow" w:eastAsia="Arial Narrow" w:hAnsi="Arial Narrow" w:cs="Arial Narrow"/>
-          <w:color w:val="000000"/>
-          <w:kern w:val="0"/>
-          <w:sz w:val="22"/>
-          <w:szCs w:val="22"/>
-          <w:lang w:val="es-ES" w:eastAsia="es-ES"/>
-          <w14:ligatures w14:val="none"/>
-        </w:rPr>
-        <w:t>(</w:t>
-      </w:r>
-      <w:proofErr w:type="spellStart"/>
-      <w:r>
-        <w:rPr>
-          <w:rFonts w:ascii="Arial Narrow" w:eastAsia="Arial Narrow" w:hAnsi="Arial Narrow" w:cs="Arial Narrow"/>
-          <w:color w:val="000000"/>
-          <w:kern w:val="0"/>
-          <w:sz w:val="22"/>
-          <w:szCs w:val="22"/>
-          <w:lang w:val="es-ES" w:eastAsia="es-ES"/>
-          <w14:ligatures w14:val="none"/>
-        </w:rPr>
-        <w:t>iii</w:t>
-      </w:r>
-      <w:proofErr w:type="spellEnd"/>
-      <w:r>
-        <w:rPr>
-          <w:rFonts w:ascii="Arial Narrow" w:eastAsia="Arial Narrow" w:hAnsi="Arial Narrow" w:cs="Arial Narrow"/>
-          <w:color w:val="000000"/>
-          <w:kern w:val="0"/>
-          <w:sz w:val="22"/>
-          <w:szCs w:val="22"/>
-          <w:lang w:val="es-ES" w:eastAsia="es-ES"/>
-          <w14:ligatures w14:val="none"/>
-        </w:rPr>
-        <w:t>)</w:t>
-      </w:r>
-      <w:r>
-        <w:rPr>
-          <w:rFonts w:ascii="Arial Narrow" w:eastAsia="Arial Narrow" w:hAnsi="Arial Narrow" w:cs="Arial Narrow"/>
-          <w:color w:val="000000"/>
-          <w:kern w:val="0"/>
-          <w:sz w:val="22"/>
-          <w:szCs w:val="22"/>
-          <w:lang w:val="es-ES" w:eastAsia="es-ES"/>
-          <w14:ligatures w14:val="none"/>
-        </w:rPr>
-        <w:t xml:space="preserve"> </w:t>
-      </w:r>
-      <w:r>
-        <w:rPr>
-          <w:rFonts w:ascii="Arial Narrow" w:eastAsia="Arial Narrow" w:hAnsi="Arial Narrow" w:cs="Arial Narrow"/>
-          <w:color w:val="000000"/>
-          <w:kern w:val="0"/>
-          <w:sz w:val="22"/>
-          <w:szCs w:val="22"/>
-          <w:lang w:val="es-ES" w:eastAsia="es-ES"/>
-          <w14:ligatures w14:val="none"/>
-        </w:rPr>
-        <w:t>presentar la grabación de la prueba poligráfica realizada al denunciante</w:t>
-      </w:r>
-      <w:r>
-        <w:rPr>
-          <w:rFonts w:ascii="Arial Narrow" w:eastAsia="Arial Narrow" w:hAnsi="Arial Narrow" w:cs="Arial Narrow"/>
-          <w:color w:val="000000"/>
-          <w:kern w:val="0"/>
-          <w:sz w:val="22"/>
-          <w:szCs w:val="22"/>
-          <w:lang w:val="es-ES" w:eastAsia="es-ES"/>
-          <w14:ligatures w14:val="none"/>
-        </w:rPr>
-        <w:t>.</w:t>
-      </w:r>
-    </w:p>
-    <w:p>
-      <w:pPr>
-        <w:spacing w:after="0" w:line="240" w:lineRule="auto"/>
+        <w:spacing w:before="0" w:after="0" w:line="240" w:lineRule="auto"/>
         <w:jc w:val="both"/>
         <w:rPr>
           <w:rFonts w:ascii="Arial Narrow" w:eastAsia="Arial Narrow" w:hAnsi="Arial Narrow" w:cs="Arial Narrow"/>
@@ -6391,10 +6395,37 @@
     </w:p>
     <w:p>
       <w:pPr>
+        <w:spacing w:before="0" w:after="0" w:line="240" w:lineRule="auto"/>
+        <w:jc w:val="both"/>
+        <w:rPr>
+          <w:rFonts w:ascii="Arial Narrow" w:eastAsia="Arial Narrow" w:hAnsi="Arial Narrow" w:cs="Arial Narrow"/>
+          <w:b/>
+          <w:color w:val="000000"/>
+          <w:kern w:val="0"/>
+          <w:sz w:val="22"/>
+          <w:szCs w:val="22"/>
+          <w:lang w:eastAsia="es-PE"/>
+          <w14:ligatures w14:val="none"/>
+        </w:rPr>
+      </w:pPr>
+    </w:p>
+    <w:p>
+      <w:pPr>
         <w:spacing w:after="0" w:line="240" w:lineRule="auto"/>
         <w:jc w:val="both"/>
         <w:rPr>
           <w:rFonts w:ascii="Arial Narrow" w:eastAsia="Arial Narrow" w:hAnsi="Arial Narrow" w:cs="Arial Narrow"/>
+          <w:color w:val="000000"/>
+          <w:kern w:val="0"/>
+          <w:sz w:val="22"/>
+          <w:szCs w:val="22"/>
+          <w:lang w:eastAsia="es-PE"/>
+          <w14:ligatures w14:val="none"/>
+        </w:rPr>
+      </w:pPr>
+      <w:r>
+        <w:rPr>
+          <w:rFonts w:ascii="Arial Narrow" w:eastAsia="Arial Narrow" w:hAnsi="Arial Narrow" w:cs="Arial Narrow"/>
           <w:b/>
           <w:color w:val="000000"/>
           <w:kern w:val="0"/>
@@ -6403,33 +6434,6 @@
           <w:lang w:eastAsia="es-PE"/>
           <w14:ligatures w14:val="none"/>
         </w:rPr>
-      </w:pPr>
-    </w:p>
-    <w:p>
-      <w:pPr>
-        <w:spacing w:after="0" w:line="240" w:lineRule="auto"/>
-        <w:jc w:val="both"/>
-        <w:rPr>
-          <w:rFonts w:ascii="Arial Narrow" w:eastAsia="Arial Narrow" w:hAnsi="Arial Narrow" w:cs="Arial Narrow"/>
-          <w:color w:val="000000"/>
-          <w:kern w:val="0"/>
-          <w:sz w:val="22"/>
-          <w:szCs w:val="22"/>
-          <w:lang w:eastAsia="es-PE"/>
-          <w14:ligatures w14:val="none"/>
-        </w:rPr>
-      </w:pPr>
-      <w:r>
-        <w:rPr>
-          <w:rFonts w:ascii="Arial Narrow" w:eastAsia="Arial Narrow" w:hAnsi="Arial Narrow" w:cs="Arial Narrow"/>
-          <w:b/>
-          <w:color w:val="000000"/>
-          <w:kern w:val="0"/>
-          <w:sz w:val="22"/>
-          <w:szCs w:val="22"/>
-          <w:lang w:eastAsia="es-PE"/>
-          <w14:ligatures w14:val="none"/>
-        </w:rPr>
         <w:t xml:space="preserve">PRIMERO:</w:t>
       </w:r>
       <w:r>
@@ -6653,7 +6657,7 @@
     </w:p>
     <w:p>
       <w:pPr>
-        <w:spacing w:after="0" w:line="240" w:lineRule="auto"/>
+        <w:spacing w:before="0" w:after="0" w:line="240" w:lineRule="auto"/>
         <w:jc w:val="both"/>
         <w:rPr>
           <w:rFonts w:ascii="Arial Narrow" w:eastAsia="Arial Narrow" w:hAnsi="Arial Narrow" w:cs="Arial Narrow"/>
@@ -6783,7 +6787,7 @@
     <w:p>
       <w:pPr>
         <w:pStyle w:val="Prrafodelista"/>
-        <w:spacing w:after="0" w:line="240" w:lineRule="auto"/>
+        <w:spacing w:before="0" w:after="0" w:line="240" w:lineRule="auto"/>
         <w:ind w:left="567"/>
         <w:jc w:val="both"/>
         <w:rPr>
@@ -6947,7 +6951,7 @@
     <w:p>
       <w:pPr>
         <w:pStyle w:val="Prrafodelista"/>
-        <w:spacing w:after="0" w:line="240" w:lineRule="auto"/>
+        <w:spacing w:before="0" w:after="0" w:line="240" w:lineRule="auto"/>
         <w:ind w:left="567"/>
         <w:jc w:val="both"/>
         <w:rPr>
@@ -7098,7 +7102,7 @@
     <w:p>
       <w:pPr>
         <w:pStyle w:val="Prrafodelista"/>
-        <w:spacing w:after="0" w:line="240" w:lineRule="auto"/>
+        <w:spacing w:before="0" w:after="0" w:line="240" w:lineRule="auto"/>
         <w:ind w:left="567"/>
         <w:jc w:val="both"/>
         <w:rPr>
@@ -7265,7 +7269,7 @@
     </w:p>
     <w:p>
       <w:pPr>
-        <w:spacing w:after="0" w:line="240" w:lineRule="auto"/>
+        <w:spacing w:before="0" w:after="0" w:line="240" w:lineRule="auto"/>
         <w:jc w:val="both"/>
         <w:rPr>
           <w:rFonts w:ascii="Arial Narrow" w:eastAsia="Arial Narrow" w:hAnsi="Arial Narrow" w:cs="Arial Narrow"/>
@@ -7390,7 +7394,7 @@
     </w:p>
     <w:p>
       <w:pPr>
-        <w:spacing w:after="0" w:line="240" w:lineRule="auto"/>
+        <w:spacing w:before="0" w:after="0" w:line="240" w:lineRule="auto"/>
         <w:jc w:val="both"/>
         <w:rPr>
           <w:rFonts w:ascii="Arial Narrow" w:eastAsia="Arial Narrow" w:hAnsi="Arial Narrow" w:cs="Arial Narrow"/>
@@ -7493,7 +7497,7 @@
     </w:p>
     <w:p>
       <w:pPr>
-        <w:spacing w:after="0" w:line="240" w:lineRule="auto"/>
+        <w:spacing w:before="0" w:after="0" w:line="240" w:lineRule="auto"/>
         <w:jc w:val="both"/>
         <w:rPr>
           <w:rFonts w:ascii="Arial Narrow" w:eastAsia="Arial Narrow" w:hAnsi="Arial Narrow" w:cs="Arial Narrow"/>
@@ -7618,7 +7622,7 @@
     </w:p>
     <w:p>
       <w:pPr>
-        <w:spacing w:after="0" w:line="240" w:lineRule="auto"/>
+        <w:spacing w:before="0" w:after="0" w:line="240" w:lineRule="auto"/>
         <w:jc w:val="both"/>
         <w:rPr>
           <w:rFonts w:ascii="Arial Narrow" w:eastAsia="Arial Narrow" w:hAnsi="Arial Narrow" w:cs="Arial Narrow"/>
@@ -7743,7 +7747,7 @@
     </w:p>
     <w:p>
       <w:pPr>
-        <w:spacing w:after="0" w:line="240" w:lineRule="auto"/>
+        <w:spacing w:before="0" w:after="0" w:line="240" w:lineRule="auto"/>
         <w:jc w:val="both"/>
         <w:rPr>
           <w:rFonts w:ascii="Arial Narrow" w:eastAsia="Arial Narrow" w:hAnsi="Arial Narrow" w:cs="Arial Narrow"/>
@@ -7817,7 +7821,7 @@
     </w:p>
     <w:p>
       <w:pPr>
-        <w:spacing w:line="240" w:lineRule="auto"/>
+        <w:spacing w:before="0" w:after="0" w:line="240" w:lineRule="auto"/>
         <w:contextualSpacing/>
         <w:jc w:val="both"/>
         <w:rPr>
@@ -7979,7 +7983,7 @@
     </w:p>
     <w:p>
       <w:pPr>
-        <w:spacing w:after="0" w:line="240" w:lineRule="auto"/>
+        <w:spacing w:before="0" w:after="0" w:line="240" w:lineRule="auto"/>
         <w:jc w:val="both"/>
         <w:rPr>
           <w:rFonts w:ascii="Arial Narrow" w:eastAsia="Arial Narrow" w:hAnsi="Arial Narrow" w:cs="Arial Narrow"/>
@@ -8294,7 +8298,7 @@
     </w:p>
     <w:p>
       <w:pPr>
-        <w:spacing w:after="0" w:line="240" w:lineRule="auto"/>
+        <w:spacing w:before="0" w:after="0" w:line="240" w:lineRule="auto"/>
         <w:ind w:left="567"/>
         <w:jc w:val="both"/>
         <w:rPr>
@@ -8395,6 +8399,21 @@
     </w:p>
     <w:p>
       <w:pPr>
+        <w:spacing w:before="0" w:after="0" w:line="240" w:lineRule="auto"/>
+        <w:jc w:val="both"/>
+        <w:rPr>
+          <w:rFonts w:ascii="Arial Narrow" w:eastAsia="Arial Narrow" w:hAnsi="Arial Narrow" w:cs="Arial Narrow"/>
+          <w:color w:val="000000"/>
+          <w:kern w:val="0"/>
+          <w:sz w:val="22"/>
+          <w:szCs w:val="22"/>
+          <w:lang w:eastAsia="es-PE"/>
+          <w14:ligatures w14:val="none"/>
+        </w:rPr>
+      </w:pPr>
+    </w:p>
+    <w:p>
+      <w:pPr>
         <w:spacing w:after="0" w:line="240" w:lineRule="auto"/>
         <w:jc w:val="both"/>
         <w:rPr>
@@ -8403,21 +8422,6 @@
           <w:kern w:val="0"/>
           <w:sz w:val="22"/>
           <w:szCs w:val="22"/>
-          <w:lang w:eastAsia="es-PE"/>
-          <w14:ligatures w14:val="none"/>
-        </w:rPr>
-      </w:pPr>
-    </w:p>
-    <w:p>
-      <w:pPr>
-        <w:spacing w:after="0" w:line="240" w:lineRule="auto"/>
-        <w:jc w:val="both"/>
-        <w:rPr>
-          <w:rFonts w:ascii="Arial Narrow" w:eastAsia="Arial Narrow" w:hAnsi="Arial Narrow" w:cs="Arial Narrow"/>
-          <w:color w:val="000000"/>
-          <w:kern w:val="0"/>
-          <w:sz w:val="22"/>
-          <w:szCs w:val="22"/>
           <w:lang w:val="es-ES" w:eastAsia="es-ES"/>
           <w14:ligatures w14:val="none"/>
         </w:rPr>
@@ -8561,7 +8565,7 @@
     </w:p>
     <w:p>
       <w:pPr>
-        <w:spacing w:after="0" w:line="240" w:lineRule="auto"/>
+        <w:spacing w:before="0" w:after="0" w:line="240" w:lineRule="auto"/>
         <w:jc w:val="both"/>
         <w:rPr>
           <w:rFonts w:ascii="Arial Narrow" w:eastAsia="Arial Narrow" w:hAnsi="Arial Narrow" w:cs="Arial Narrow"/>
@@ -8647,12 +8651,110 @@
     </w:p>
     <w:p>
       <w:pPr>
+        <w:spacing w:before="0" w:after="0" w:line="240" w:lineRule="auto"/>
+        <w:ind w:left="708"/>
+        <w:jc w:val="both"/>
+        <w:rPr>
+          <w:rFonts w:ascii="Arial Narrow" w:eastAsia="Arial Narrow" w:hAnsi="Arial Narrow" w:cs="Arial Narrow"/>
+          <w:color w:val="000000"/>
+          <w:kern w:val="0"/>
+          <w:sz w:val="22"/>
+          <w:szCs w:val="22"/>
+          <w:lang w:val="es-ES" w:eastAsia="es-ES"/>
+          <w14:ligatures w14:val="none"/>
+        </w:rPr>
+      </w:pPr>
+    </w:p>
+    <w:p>
+      <w:pPr>
         <w:spacing w:after="0" w:line="240" w:lineRule="auto"/>
         <w:ind w:left="708"/>
         <w:jc w:val="both"/>
         <w:rPr>
           <w:rFonts w:ascii="Arial Narrow" w:eastAsia="Arial Narrow" w:hAnsi="Arial Narrow" w:cs="Arial Narrow"/>
-          <w:color w:val="000000"/>
+          <w:kern w:val="0"/>
+          <w:sz w:val="22"/>
+          <w:szCs w:val="22"/>
+          <w:lang w:val="es-ES" w:eastAsia="es-ES"/>
+          <w14:ligatures w14:val="none"/>
+        </w:rPr>
+      </w:pPr>
+      <w:r>
+        <w:rPr>
+          <w:rFonts w:ascii="Arial Narrow" w:eastAsia="Arial Narrow" w:hAnsi="Arial Narrow" w:cs="Arial Narrow"/>
+          <w:kern w:val="0"/>
+          <w:sz w:val="22"/>
+          <w:szCs w:val="22"/>
+          <w:lang w:val="es-ES" w:eastAsia="es-ES"/>
+          <w14:ligatures w14:val="none"/>
+        </w:rPr>
+        <w:t>(</w:t>
+      </w:r>
+      <w:proofErr w:type="spellStart"/>
+      <w:r>
+        <w:rPr>
+          <w:rFonts w:ascii="Arial Narrow" w:eastAsia="Arial Narrow" w:hAnsi="Arial Narrow" w:cs="Arial Narrow"/>
+          <w:kern w:val="0"/>
+          <w:sz w:val="22"/>
+          <w:szCs w:val="22"/>
+          <w:lang w:val="es-ES" w:eastAsia="es-ES"/>
+          <w14:ligatures w14:val="none"/>
+        </w:rPr>
+        <w:t>ii</w:t>
+      </w:r>
+      <w:proofErr w:type="spellEnd"/>
+      <w:r>
+        <w:rPr>
+          <w:rFonts w:ascii="Arial Narrow" w:eastAsia="Arial Narrow" w:hAnsi="Arial Narrow" w:cs="Arial Narrow"/>
+          <w:kern w:val="0"/>
+          <w:sz w:val="22"/>
+          <w:szCs w:val="22"/>
+          <w:lang w:val="es-ES" w:eastAsia="es-ES"/>
+          <w14:ligatures w14:val="none"/>
+        </w:rPr>
+        <w:t>) p</w:t>
+      </w:r>
+      <w:r>
+        <w:rPr>
+          <w:rFonts w:ascii="Arial Narrow" w:eastAsia="Arial Narrow" w:hAnsi="Arial Narrow" w:cs="Arial Narrow"/>
+          <w:kern w:val="0"/>
+          <w:sz w:val="22"/>
+          <w:szCs w:val="22"/>
+          <w:lang w:val="es-ES" w:eastAsia="es-ES"/>
+          <w14:ligatures w14:val="none"/>
+        </w:rPr>
+        <w:t>recisar si su sistema de monitoreo generó alguna alerta al momento de la realización de las operaciones cuestionadas; y, de ser el caso, indicar cuales fueron las acciones tomadas (comunicación con el cliente, bloqueos preventivos, etc.), debiendo adjuntar los medios probatorios que considere pertinentes (audios, impresiones de pantalla, entre otros) para tal efecto</w:t>
+      </w:r>
+      <w:r>
+        <w:rPr>
+          <w:rFonts w:ascii="Arial Narrow" w:eastAsia="Arial Narrow" w:hAnsi="Arial Narrow" w:cs="Arial Narrow"/>
+          <w:kern w:val="0"/>
+          <w:sz w:val="22"/>
+          <w:szCs w:val="22"/>
+          <w:lang w:val="es-ES" w:eastAsia="es-ES"/>
+          <w14:ligatures w14:val="none"/>
+        </w:rPr>
+        <w:t>;</w:t>
+      </w:r>
+      <w:r>
+        <w:rPr>
+          <w:rFonts w:ascii="Arial Narrow" w:eastAsia="Arial Narrow" w:hAnsi="Arial Narrow" w:cs="Arial Narrow"/>
+          <w:kern w:val="0"/>
+          <w:sz w:val="22"/>
+          <w:szCs w:val="22"/>
+          <w:lang w:val="es-ES" w:eastAsia="es-ES"/>
+          <w14:ligatures w14:val="none"/>
+        </w:rPr>
+        <w:t xml:space="preserve"> </w:t>
+      </w:r>
+    </w:p>
+    <w:p>
+      <w:pPr>
+        <w:spacing w:before="0" w:after="0" w:line="240" w:lineRule="auto"/>
+        <w:ind w:left="708"/>
+        <w:jc w:val="both"/>
+        <w:rPr>
+          <w:rFonts w:ascii="Arial Narrow" w:eastAsia="Arial Narrow" w:hAnsi="Arial Narrow" w:cs="Arial Narrow"/>
           <w:kern w:val="0"/>
           <w:sz w:val="22"/>
           <w:szCs w:val="22"/>
@@ -8696,7 +8798,7 @@
           <w:lang w:val="es-ES" w:eastAsia="es-ES"/>
           <w14:ligatures w14:val="none"/>
         </w:rPr>
-        <w:t>ii</w:t>
+        <w:t>iii</w:t>
       </w:r>
       <w:proofErr w:type="spellEnd"/>
       <w:r>
@@ -8708,29 +8810,51 @@
           <w:lang w:val="es-ES" w:eastAsia="es-ES"/>
           <w14:ligatures w14:val="none"/>
         </w:rPr>
-        <w:t>) p</w:t>
-      </w:r>
-      <w:r>
-        <w:rPr>
-          <w:rFonts w:ascii="Arial Narrow" w:eastAsia="Arial Narrow" w:hAnsi="Arial Narrow" w:cs="Arial Narrow"/>
-          <w:kern w:val="0"/>
-          <w:sz w:val="22"/>
-          <w:szCs w:val="22"/>
-          <w:lang w:val="es-ES" w:eastAsia="es-ES"/>
-          <w14:ligatures w14:val="none"/>
-        </w:rPr>
-        <w:t>recisar si su sistema de monitoreo generó alguna alerta al momento de la realización de las operaciones cuestionadas; y, de ser el caso, indicar cuales fueron las acciones tomadas (comunicación con el cliente, bloqueos preventivos, etc.), debiendo adjuntar los medios probatorios que considere pertinentes (audios, impresiones de pantalla, entre otros) para tal efecto</w:t>
-      </w:r>
-      <w:r>
-        <w:rPr>
-          <w:rFonts w:ascii="Arial Narrow" w:eastAsia="Arial Narrow" w:hAnsi="Arial Narrow" w:cs="Arial Narrow"/>
-          <w:kern w:val="0"/>
-          <w:sz w:val="22"/>
-          <w:szCs w:val="22"/>
-          <w:lang w:val="es-ES" w:eastAsia="es-ES"/>
-          <w14:ligatures w14:val="none"/>
-        </w:rPr>
-        <w:t>;</w:t>
+        <w:t xml:space="preserve">) </w:t>
+      </w:r>
+      <w:r>
+        <w:rPr>
+          <w:rFonts w:ascii="Arial Narrow" w:eastAsia="Arial Narrow" w:hAnsi="Arial Narrow" w:cs="Arial Narrow"/>
+          <w:kern w:val="0"/>
+          <w:sz w:val="22"/>
+          <w:szCs w:val="22"/>
+          <w:lang w:val="es-ES" w:eastAsia="es-ES"/>
+          <w14:ligatures w14:val="none"/>
+        </w:rPr>
+        <w:t>En el caso que su sistema de monitoreo no haya generado alerta alguna o esta fue descartada, señalar qué factores, razones o circunstancias hubieran sido necesarios para que su sistema activara una alerta por las operaciones realizadas</w:t>
+      </w:r>
+      <w:r>
+        <w:rPr>
+          <w:rFonts w:ascii="Arial Narrow" w:eastAsia="Arial Narrow" w:hAnsi="Arial Narrow" w:cs="Arial Narrow"/>
+          <w:kern w:val="0"/>
+          <w:sz w:val="22"/>
+          <w:szCs w:val="22"/>
+          <w:lang w:val="es-ES" w:eastAsia="es-ES"/>
+          <w14:ligatures w14:val="none"/>
+        </w:rPr>
+        <w:t>,</w:t>
+      </w:r>
+      <w:r>
+        <w:rPr>
+          <w:rFonts w:ascii="Arial Narrow" w:eastAsia="Arial Narrow" w:hAnsi="Arial Narrow" w:cs="Arial Narrow"/>
+          <w:kern w:val="0"/>
+          <w:sz w:val="22"/>
+          <w:szCs w:val="22"/>
+          <w:lang w:val="es-ES" w:eastAsia="es-ES"/>
+          <w14:ligatures w14:val="none"/>
+        </w:rPr>
+        <w:t xml:space="preserve"> debiendo adjuntar los medios probatorios que considere pertinentes para tal </w:t>
+      </w:r>
+      <w:r>
+        <w:rPr>
+          <w:rFonts w:ascii="Arial Narrow" w:eastAsia="Arial Narrow" w:hAnsi="Arial Narrow" w:cs="Arial Narrow"/>
+          <w:kern w:val="0"/>
+          <w:sz w:val="22"/>
+          <w:szCs w:val="22"/>
+          <w:lang w:val="es-ES" w:eastAsia="es-ES"/>
+          <w14:ligatures w14:val="none"/>
+        </w:rPr>
+        <w:t>efecto;</w:t>
       </w:r>
       <w:r>
         <w:rPr>
@@ -8743,6 +8867,21 @@
         </w:rPr>
         <w:t xml:space="preserve"> </w:t>
       </w:r>
+    </w:p>
+    <w:p>
+      <w:pPr>
+        <w:spacing w:before="0" w:after="0" w:line="240" w:lineRule="auto"/>
+        <w:ind w:left="708"/>
+        <w:jc w:val="both"/>
+        <w:rPr>
+          <w:rFonts w:ascii="Arial Narrow" w:eastAsia="Arial Narrow" w:hAnsi="Arial Narrow" w:cs="Arial Narrow"/>
+          <w:kern w:val="0"/>
+          <w:sz w:val="22"/>
+          <w:szCs w:val="22"/>
+          <w:lang w:val="es-ES" w:eastAsia="es-ES"/>
+          <w14:ligatures w14:val="none"/>
+        </w:rPr>
+      </w:pPr>
     </w:p>
     <w:p>
       <w:pPr>
@@ -8758,6 +8897,168 @@
           <w14:ligatures w14:val="none"/>
         </w:rPr>
       </w:pPr>
+      <w:r>
+        <w:rPr>
+          <w:rFonts w:ascii="Arial Narrow" w:eastAsia="Arial Narrow" w:hAnsi="Arial Narrow" w:cs="Arial Narrow"/>
+          <w:kern w:val="0"/>
+          <w:sz w:val="22"/>
+          <w:szCs w:val="22"/>
+          <w:lang w:val="es-ES" w:eastAsia="es-ES"/>
+          <w14:ligatures w14:val="none"/>
+        </w:rPr>
+        <w:t>(</w:t>
+      </w:r>
+      <w:proofErr w:type="spellStart"/>
+      <w:r>
+        <w:rPr>
+          <w:rFonts w:ascii="Arial Narrow" w:eastAsia="Arial Narrow" w:hAnsi="Arial Narrow" w:cs="Arial Narrow"/>
+          <w:kern w:val="0"/>
+          <w:sz w:val="22"/>
+          <w:szCs w:val="22"/>
+          <w:lang w:val="es-ES" w:eastAsia="es-ES"/>
+          <w14:ligatures w14:val="none"/>
+        </w:rPr>
+        <w:t>iv</w:t>
+      </w:r>
+      <w:proofErr w:type="spellEnd"/>
+      <w:r>
+        <w:rPr>
+          <w:rFonts w:ascii="Arial Narrow" w:eastAsia="Arial Narrow" w:hAnsi="Arial Narrow" w:cs="Arial Narrow"/>
+          <w:kern w:val="0"/>
+          <w:sz w:val="22"/>
+          <w:szCs w:val="22"/>
+          <w:lang w:val="es-ES" w:eastAsia="es-ES"/>
+          <w14:ligatures w14:val="none"/>
+        </w:rPr>
+        <w:t>)</w:t>
+      </w:r>
+      <w:r>
+        <w:rPr>
+          <w:rFonts w:ascii="Arial Narrow" w:eastAsia="Arial Narrow" w:hAnsi="Arial Narrow" w:cs="Arial Narrow"/>
+          <w:kern w:val="0"/>
+          <w:sz w:val="22"/>
+          <w:szCs w:val="22"/>
+          <w:lang w:val="es-ES" w:eastAsia="es-ES"/>
+          <w14:ligatures w14:val="none"/>
+        </w:rPr>
+        <w:t xml:space="preserve"> p</w:t>
+      </w:r>
+      <w:r>
+        <w:rPr>
+          <w:rFonts w:ascii="Arial Narrow" w:eastAsia="Arial Narrow" w:hAnsi="Arial Narrow" w:cs="Arial Narrow"/>
+          <w:kern w:val="0"/>
+          <w:sz w:val="22"/>
+          <w:szCs w:val="22"/>
+          <w:lang w:val="es-ES" w:eastAsia="es-ES"/>
+          <w14:ligatures w14:val="none"/>
+        </w:rPr>
+        <w:t>resentar los documentos y/o “</w:t>
+      </w:r>
+      <w:proofErr w:type="spellStart"/>
+      <w:r>
+        <w:rPr>
+          <w:rFonts w:ascii="Arial Narrow" w:eastAsia="Arial Narrow" w:hAnsi="Arial Narrow" w:cs="Arial Narrow"/>
+          <w:kern w:val="0"/>
+          <w:sz w:val="22"/>
+          <w:szCs w:val="22"/>
+          <w:lang w:val="es-ES" w:eastAsia="es-ES"/>
+          <w14:ligatures w14:val="none"/>
+        </w:rPr>
+        <w:t>prints</w:t>
+      </w:r>
+      <w:proofErr w:type="spellEnd"/>
+      <w:r>
+        <w:rPr>
+          <w:rFonts w:ascii="Arial Narrow" w:eastAsia="Arial Narrow" w:hAnsi="Arial Narrow" w:cs="Arial Narrow"/>
+          <w:kern w:val="0"/>
+          <w:sz w:val="22"/>
+          <w:szCs w:val="22"/>
+          <w:lang w:val="es-ES" w:eastAsia="es-ES"/>
+          <w14:ligatures w14:val="none"/>
+        </w:rPr>
+        <w:t xml:space="preserve">” de la pantalla del sistema que acredite que </w:t>
+      </w:r>
+      <w:r>
+        <w:rPr>
+          <w:rFonts w:ascii="Arial Narrow" w:eastAsia="Arial Narrow" w:hAnsi="Arial Narrow" w:cs="Arial Narrow"/>
+          <w:kern w:val="0"/>
+          <w:sz w:val="22"/>
+          <w:szCs w:val="22"/>
+          <w:lang w:val="es-ES" w:eastAsia="es-ES"/>
+          <w14:ligatures w14:val="none"/>
+        </w:rPr>
+        <w:t>el</w:t>
+      </w:r>
+      <w:r>
+        <w:rPr>
+          <w:rFonts w:ascii="Arial Narrow" w:eastAsia="Arial Narrow" w:hAnsi="Arial Narrow" w:cs="Arial Narrow"/>
+          <w:kern w:val="0"/>
+          <w:sz w:val="22"/>
+          <w:szCs w:val="22"/>
+          <w:lang w:val="es-ES" w:eastAsia="es-ES"/>
+          <w14:ligatures w14:val="none"/>
+        </w:rPr>
+        <w:t xml:space="preserve"> denunciante se encontraba afiliado a la Banca por Internet, Clave SMS y/o Clave Token Digital; así como sustentar el procedimiento seguido por </w:t>
+      </w:r>
+      <w:r>
+        <w:rPr>
+          <w:rFonts w:ascii="Arial Narrow" w:eastAsia="Arial Narrow" w:hAnsi="Arial Narrow" w:cs="Arial Narrow"/>
+          <w:kern w:val="0"/>
+          <w:sz w:val="22"/>
+          <w:szCs w:val="22"/>
+          <w:lang w:val="es-ES" w:eastAsia="es-ES"/>
+          <w14:ligatures w14:val="none"/>
+        </w:rPr>
+        <w:t>el</w:t>
+      </w:r>
+      <w:r>
+        <w:rPr>
+          <w:rFonts w:ascii="Arial Narrow" w:eastAsia="Arial Narrow" w:hAnsi="Arial Narrow" w:cs="Arial Narrow"/>
+          <w:kern w:val="0"/>
+          <w:sz w:val="22"/>
+          <w:szCs w:val="22"/>
+          <w:lang w:val="es-ES" w:eastAsia="es-ES"/>
+          <w14:ligatures w14:val="none"/>
+        </w:rPr>
+        <w:t xml:space="preserve"> denunciante para ello</w:t>
+      </w:r>
+      <w:r>
+        <w:rPr>
+          <w:rFonts w:ascii="Arial Narrow" w:eastAsia="Arial Narrow" w:hAnsi="Arial Narrow" w:cs="Arial Narrow"/>
+          <w:kern w:val="0"/>
+          <w:sz w:val="22"/>
+          <w:szCs w:val="22"/>
+          <w:lang w:val="es-ES" w:eastAsia="es-ES"/>
+          <w14:ligatures w14:val="none"/>
+        </w:rPr>
+        <w:t>;</w:t>
+      </w:r>
+      <w:r>
+        <w:rPr>
+          <w:rFonts w:ascii="Arial Narrow" w:eastAsia="Arial Narrow" w:hAnsi="Arial Narrow" w:cs="Arial Narrow"/>
+          <w:kern w:val="0"/>
+          <w:sz w:val="22"/>
+          <w:szCs w:val="22"/>
+          <w:lang w:val="es-ES" w:eastAsia="es-ES"/>
+          <w14:ligatures w14:val="none"/>
+        </w:rPr>
+        <w:t xml:space="preserve"> </w:t>
+      </w:r>
+    </w:p>
+    <w:p>
+      <w:pPr>
+        <w:spacing w:before="0" w:after="0" w:line="240" w:lineRule="auto"/>
+        <w:ind w:left="708"/>
+        <w:jc w:val="both"/>
+        <w:rPr>
+          <w:rFonts w:ascii="Arial Narrow" w:eastAsia="Arial Narrow" w:hAnsi="Arial Narrow" w:cs="Arial Narrow"/>
+          <w:kern w:val="0"/>
+          <w:sz w:val="22"/>
+          <w:szCs w:val="22"/>
+          <w:lang w:val="es-ES" w:eastAsia="es-ES"/>
+          <w14:ligatures w14:val="none"/>
+        </w:rPr>
+      </w:pPr>
     </w:p>
     <w:p>
       <w:pPr>
@@ -8782,7 +9083,29 @@
           <w:lang w:val="es-ES" w:eastAsia="es-ES"/>
           <w14:ligatures w14:val="none"/>
         </w:rPr>
-        <w:t>(</w:t>
+        <w:t xml:space="preserve">(v) </w:t>
+      </w:r>
+      <w:r>
+        <w:rPr>
+          <w:rFonts w:ascii="Arial Narrow" w:eastAsia="Arial Narrow" w:hAnsi="Arial Narrow" w:cs="Arial Narrow"/>
+          <w:kern w:val="0"/>
+          <w:sz w:val="22"/>
+          <w:szCs w:val="22"/>
+          <w:lang w:val="es-ES" w:eastAsia="es-ES"/>
+          <w14:ligatures w14:val="none"/>
+        </w:rPr>
+        <w:t>p</w:t>
+      </w:r>
+      <w:r>
+        <w:rPr>
+          <w:rFonts w:ascii="Arial Narrow" w:eastAsia="Arial Narrow" w:hAnsi="Arial Narrow" w:cs="Arial Narrow"/>
+          <w:kern w:val="0"/>
+          <w:sz w:val="22"/>
+          <w:szCs w:val="22"/>
+          <w:lang w:val="es-ES" w:eastAsia="es-ES"/>
+          <w14:ligatures w14:val="none"/>
+        </w:rPr>
+        <w:t>resentar la copia de los documentos que acrediten que las operaciones no reconocidas se realizaron válidamente; así como los “</w:t>
       </w:r>
       <w:proofErr w:type="spellStart"/>
       <w:r>
@@ -8794,7 +9117,7 @@
           <w:lang w:val="es-ES" w:eastAsia="es-ES"/>
           <w14:ligatures w14:val="none"/>
         </w:rPr>
-        <w:t>iii</w:t>
+        <w:t>prints</w:t>
       </w:r>
       <w:proofErr w:type="spellEnd"/>
       <w:r>
@@ -8806,51 +9129,29 @@
           <w:lang w:val="es-ES" w:eastAsia="es-ES"/>
           <w14:ligatures w14:val="none"/>
         </w:rPr>
-        <w:t xml:space="preserve">) </w:t>
-      </w:r>
-      <w:r>
-        <w:rPr>
-          <w:rFonts w:ascii="Arial Narrow" w:eastAsia="Arial Narrow" w:hAnsi="Arial Narrow" w:cs="Arial Narrow"/>
-          <w:kern w:val="0"/>
-          <w:sz w:val="22"/>
-          <w:szCs w:val="22"/>
-          <w:lang w:val="es-ES" w:eastAsia="es-ES"/>
-          <w14:ligatures w14:val="none"/>
-        </w:rPr>
-        <w:t>En el caso que su sistema de monitoreo no haya generado alerta alguna o esta fue descartada, señalar qué factores, razones o circunstancias hubieran sido necesarios para que su sistema activara una alerta por las operaciones realizadas</w:t>
-      </w:r>
-      <w:r>
-        <w:rPr>
-          <w:rFonts w:ascii="Arial Narrow" w:eastAsia="Arial Narrow" w:hAnsi="Arial Narrow" w:cs="Arial Narrow"/>
-          <w:kern w:val="0"/>
-          <w:sz w:val="22"/>
-          <w:szCs w:val="22"/>
-          <w:lang w:val="es-ES" w:eastAsia="es-ES"/>
-          <w14:ligatures w14:val="none"/>
-        </w:rPr>
-        <w:t>,</w:t>
-      </w:r>
-      <w:r>
-        <w:rPr>
-          <w:rFonts w:ascii="Arial Narrow" w:eastAsia="Arial Narrow" w:hAnsi="Arial Narrow" w:cs="Arial Narrow"/>
-          <w:kern w:val="0"/>
-          <w:sz w:val="22"/>
-          <w:szCs w:val="22"/>
-          <w:lang w:val="es-ES" w:eastAsia="es-ES"/>
-          <w14:ligatures w14:val="none"/>
-        </w:rPr>
-        <w:t xml:space="preserve"> debiendo adjuntar los medios probatorios que considere pertinentes para tal </w:t>
-      </w:r>
-      <w:r>
-        <w:rPr>
-          <w:rFonts w:ascii="Arial Narrow" w:eastAsia="Arial Narrow" w:hAnsi="Arial Narrow" w:cs="Arial Narrow"/>
-          <w:kern w:val="0"/>
-          <w:sz w:val="22"/>
-          <w:szCs w:val="22"/>
-          <w:lang w:val="es-ES" w:eastAsia="es-ES"/>
-          <w14:ligatures w14:val="none"/>
-        </w:rPr>
-        <w:t>efecto;</w:t>
+        <w:t>” de la pantalla del sistema que acrediten que dichas operaciones fueron autorizadas conforme a sus procedimientos, así como la explicación de las siglas y códigos que figuran en este, las mismas que deberán estar autorizadas y visadas</w:t>
+      </w:r>
+      <w:r>
+        <w:rPr>
+          <w:rFonts w:ascii="Arial Narrow" w:eastAsia="Arial Narrow" w:hAnsi="Arial Narrow" w:cs="Arial Narrow"/>
+          <w:kern w:val="0"/>
+          <w:sz w:val="22"/>
+          <w:szCs w:val="22"/>
+          <w:lang w:val="es-ES" w:eastAsia="es-ES"/>
+          <w14:ligatures w14:val="none"/>
+        </w:rPr>
+        <w:t> </w:t>
+      </w:r>
+      <w:r>
+        <w:rPr>
+          <w:rFonts w:ascii="Arial Narrow" w:eastAsia="Arial Narrow" w:hAnsi="Arial Narrow" w:cs="Arial Narrow"/>
+          <w:kern w:val="0"/>
+          <w:sz w:val="22"/>
+          <w:szCs w:val="22"/>
+          <w:lang w:val="es-ES" w:eastAsia="es-ES"/>
+          <w14:ligatures w14:val="none"/>
+        </w:rPr>
+        <w:t>por un funcionario debidamente acreditado de la entidad bancaria; bajo apercibimiento de tener por no presentado dicho documento</w:t>
       </w:r>
       <w:r>
         <w:rPr>
@@ -8863,6 +9164,32 @@
         </w:rPr>
         <w:t xml:space="preserve"> </w:t>
       </w:r>
+      <w:r>
+        <w:rPr>
+          <w:rFonts w:ascii="Arial Narrow" w:eastAsia="Arial Narrow" w:hAnsi="Arial Narrow" w:cs="Arial Narrow"/>
+          <w:kern w:val="0"/>
+          <w:sz w:val="22"/>
+          <w:szCs w:val="22"/>
+          <w:lang w:val="es-ES" w:eastAsia="es-ES"/>
+          <w14:ligatures w14:val="none"/>
+        </w:rPr>
+        <w:t>; y,</w:t>
+      </w:r>
+    </w:p>
+    <w:p>
+      <w:pPr>
+        <w:spacing w:before="0" w:after="0" w:line="240" w:lineRule="auto"/>
+        <w:ind w:left="708"/>
+        <w:jc w:val="both"/>
+        <w:rPr>
+          <w:rFonts w:ascii="Arial Narrow" w:eastAsia="Arial Narrow" w:hAnsi="Arial Narrow" w:cs="Arial Narrow"/>
+          <w:kern w:val="0"/>
+          <w:sz w:val="22"/>
+          <w:szCs w:val="22"/>
+          <w:lang w:val="es-ES" w:eastAsia="es-ES"/>
+          <w14:ligatures w14:val="none"/>
+        </w:rPr>
+      </w:pPr>
     </w:p>
     <w:p>
       <w:pPr>
@@ -8878,6 +9205,191 @@
           <w14:ligatures w14:val="none"/>
         </w:rPr>
       </w:pPr>
+      <w:r>
+        <w:rPr>
+          <w:rFonts w:ascii="Arial Narrow" w:eastAsia="Arial Narrow" w:hAnsi="Arial Narrow" w:cs="Arial Narrow"/>
+          <w:kern w:val="0"/>
+          <w:sz w:val="22"/>
+          <w:szCs w:val="22"/>
+          <w:lang w:val="es-ES" w:eastAsia="es-ES"/>
+          <w14:ligatures w14:val="none"/>
+        </w:rPr>
+        <w:t xml:space="preserve">(vi) </w:t>
+      </w:r>
+      <w:r>
+        <w:rPr>
+          <w:rFonts w:ascii="Arial Narrow" w:eastAsia="Arial Narrow" w:hAnsi="Arial Narrow" w:cs="Arial Narrow"/>
+          <w:kern w:val="0"/>
+          <w:sz w:val="22"/>
+          <w:szCs w:val="22"/>
+          <w:lang w:val="es-ES" w:eastAsia="es-ES"/>
+          <w14:ligatures w14:val="none"/>
+        </w:rPr>
+        <w:t>presentar todas las comunicaciones cursadas con la parte denunciante en virtud de los hechos materia de denuncia</w:t>
+      </w:r>
+      <w:r>
+        <w:rPr>
+          <w:rFonts w:ascii="Arial Narrow" w:eastAsia="Arial Narrow" w:hAnsi="Arial Narrow" w:cs="Arial Narrow"/>
+          <w:color w:val="000000"/>
+          <w:kern w:val="0"/>
+          <w:sz w:val="22"/>
+          <w:szCs w:val="22"/>
+          <w:lang w:val="es-ES" w:eastAsia="es-ES"/>
+          <w14:ligatures w14:val="none"/>
+        </w:rPr>
+        <w:t>.</w:t>
+      </w:r>
+    </w:p>
+    <w:p>
+      <w:pPr>
+        <w:spacing w:before="0" w:after="0" w:line="240" w:lineRule="auto"/>
+        <w:jc w:val="both"/>
+        <w:rPr>
+          <w:rFonts w:ascii="Arial Narrow" w:eastAsia="Arial Narrow" w:hAnsi="Arial Narrow" w:cs="Arial Narrow"/>
+          <w:color w:val="000000"/>
+          <w:kern w:val="0"/>
+          <w:sz w:val="22"/>
+          <w:szCs w:val="22"/>
+          <w:lang w:val="es-ES" w:eastAsia="es-ES"/>
+          <w14:ligatures w14:val="none"/>
+        </w:rPr>
+      </w:pPr>
+    </w:p>
+    <w:p>
+      <w:pPr>
+        <w:spacing w:after="0" w:line="240" w:lineRule="auto"/>
+        <w:jc w:val="both"/>
+        <w:rPr>
+          <w:rFonts w:ascii="Arial Narrow" w:eastAsia="Arial Narrow" w:hAnsi="Arial Narrow" w:cs="Arial Narrow"/>
+          <w:color w:val="000000"/>
+          <w:kern w:val="0"/>
+          <w:sz w:val="22"/>
+          <w:szCs w:val="22"/>
+          <w:lang w:val="es-ES" w:eastAsia="es-ES"/>
+          <w14:ligatures w14:val="none"/>
+        </w:rPr>
+      </w:pPr>
+      <w:r>
+        <w:rPr>
+          <w:rFonts w:ascii="Arial Narrow" w:eastAsia="Arial Narrow" w:hAnsi="Arial Narrow" w:cs="Arial Narrow"/>
+          <w:b/>
+          <w:color w:val="000000"/>
+          <w:kern w:val="0"/>
+          <w:sz w:val="22"/>
+          <w:szCs w:val="22"/>
+          <w:lang w:eastAsia="es-PE"/>
+          <w14:ligatures w14:val="none"/>
+        </w:rPr>
+        <w:t>SEXTO</w:t>
+      </w:r>
+      <w:r>
+        <w:rPr>
+          <w:rFonts w:ascii="Arial Narrow" w:eastAsia="Arial Narrow" w:hAnsi="Arial Narrow" w:cs="Arial Narrow"/>
+          <w:b/>
+          <w:color w:val="000000"/>
+          <w:kern w:val="0"/>
+          <w:sz w:val="22"/>
+          <w:szCs w:val="22"/>
+          <w:lang w:eastAsia="es-PE"/>
+          <w14:ligatures w14:val="none"/>
+        </w:rPr>
+        <w:t xml:space="preserve">:</w:t>
+      </w:r>
+      <w:r>
+        <w:rPr>
+          <w:rFonts w:ascii="Arial Narrow" w:eastAsia="Arial Narrow" w:hAnsi="Arial Narrow" w:cs="Arial Narrow"/>
+          <w:color w:val="000000"/>
+          <w:kern w:val="0"/>
+          <w:sz w:val="22"/>
+          <w:szCs w:val="22"/>
+          <w:lang w:eastAsia="es-PE"/>
+          <w14:ligatures w14:val="none"/>
+        </w:rPr>
+        <w:t xml:space="preserve"> </w:t>
+      </w:r>
+      <w:r>
+        <w:rPr>
+          <w:rFonts w:ascii="Arial Narrow" w:eastAsia="Arial Narrow" w:hAnsi="Arial Narrow" w:cs="Arial Narrow"/>
+          <w:color w:val="000000"/>
+          <w:kern w:val="0"/>
+          <w:sz w:val="22"/>
+          <w:szCs w:val="22"/>
+          <w:lang w:eastAsia="es-ES"/>
+          <w14:ligatures w14:val="none"/>
+        </w:rPr>
+        <w:t xml:space="preserve">requerir </w:t>
+      </w:r>
+      <w:r>
+        <w:rPr>
+          <w:rFonts w:ascii="Arial Narrow" w:eastAsia="Arial Narrow" w:hAnsi="Arial Narrow" w:cs="Arial Narrow"/>
+          <w:color w:val="000000"/>
+          <w:kern w:val="0"/>
+          <w:sz w:val="22"/>
+          <w:szCs w:val="22"/>
+          <w:lang w:val="es-ES" w:eastAsia="es-ES"/>
+          <w14:ligatures w14:val="none"/>
+        </w:rPr>
+        <w:t xml:space="preserve">que, en un </w:t>
+      </w:r>
+      <w:r>
+        <w:rPr>
+          <w:rFonts w:ascii="Arial Narrow" w:eastAsia="Arial Narrow" w:hAnsi="Arial Narrow" w:cs="Arial Narrow"/>
+          <w:color w:val="000000"/>
+          <w:kern w:val="0"/>
+          <w:sz w:val="22"/>
+          <w:szCs w:val="22"/>
+          <w:lang w:eastAsia="es-ES"/>
+          <w14:ligatures w14:val="none"/>
+        </w:rPr>
+        <w:t xml:space="preserve">plazo no mayor de cinco (5) días hábiles contado a partir del día siguiente de la notificación de la presente resolución, </w:t>
+      </w:r>
+      <w:r>
+        <w:rPr>
+          <w:rFonts w:ascii="Arial Narrow" w:eastAsia="Arial Narrow" w:hAnsi="Arial Narrow" w:cs="Arial Narrow"/>
+          <w:sz w:val="22"/>
+          <w:szCs w:val="22"/>
+        </w:rPr>
+        <w:t>Pacífico Compañía de Seguros y Reaseguros S.A.</w:t>
+      </w:r>
+      <w:r>
+        <w:rPr>
+          <w:rFonts w:ascii="Arial Narrow" w:eastAsia="Arial Narrow" w:hAnsi="Arial Narrow" w:cs="Arial Narrow"/>
+          <w:color w:val="000000"/>
+          <w:kern w:val="0"/>
+          <w:sz w:val="22"/>
+          <w:szCs w:val="22"/>
+          <w:lang w:eastAsia="es-ES"/>
+          <w14:ligatures w14:val="none"/>
+        </w:rPr>
+        <w:t xml:space="preserve">, </w:t>
+      </w:r>
+      <w:r>
+        <w:rPr>
+          <w:rFonts w:ascii="Arial Narrow" w:eastAsia="Arial Narrow" w:hAnsi="Arial Narrow" w:cs="Arial Narrow"/>
+          <w:color w:val="000000"/>
+          <w:kern w:val="0"/>
+          <w:sz w:val="22"/>
+          <w:szCs w:val="22"/>
+          <w:lang w:val="es-ES" w:eastAsia="es-ES"/>
+          <w14:ligatures w14:val="none"/>
+        </w:rPr>
+        <w:t xml:space="preserve">cumpla con: </w:t>
+      </w:r>
+    </w:p>
+    <w:p>
+      <w:pPr>
+        <w:spacing w:before="0" w:after="0" w:line="240" w:lineRule="auto"/>
+        <w:jc w:val="both"/>
+        <w:rPr>
+          <w:rFonts w:ascii="Arial Narrow" w:eastAsia="Arial Narrow" w:hAnsi="Arial Narrow" w:cs="Arial Narrow"/>
+          <w:color w:val="000000"/>
+          <w:kern w:val="0"/>
+          <w:sz w:val="22"/>
+          <w:szCs w:val="22"/>
+          <w:lang w:val="es-ES" w:eastAsia="es-ES"/>
+          <w14:ligatures w14:val="none"/>
+        </w:rPr>
+      </w:pPr>
     </w:p>
     <w:p>
       <w:pPr>
@@ -8902,6 +9414,94 @@
           <w:lang w:val="es-ES" w:eastAsia="es-ES"/>
           <w14:ligatures w14:val="none"/>
         </w:rPr>
+        <w:t xml:space="preserve">(i) presentar una copia completa, legible y debidamente suscrita de la Póliza </w:t>
+      </w:r>
+      <w:r>
+        <w:rPr>
+          <w:rFonts w:ascii="Arial Narrow" w:eastAsia="Arial Narrow" w:hAnsi="Arial Narrow" w:cs="Arial Narrow"/>
+          <w:color w:val="000000"/>
+          <w:kern w:val="0"/>
+          <w:sz w:val="22"/>
+          <w:szCs w:val="22"/>
+          <w:lang w:eastAsia="es-ES"/>
+          <w14:ligatures w14:val="none"/>
+        </w:rPr>
+        <w:t xml:space="preserve">1000001429 </w:t>
+      </w:r>
+      <w:r>
+        <w:rPr>
+          <w:rFonts w:ascii="Arial Narrow" w:eastAsia="Arial Narrow" w:hAnsi="Arial Narrow" w:cs="Arial Narrow"/>
+          <w:kern w:val="0"/>
+          <w:sz w:val="22"/>
+          <w:szCs w:val="22"/>
+          <w:lang w:val="es-ES" w:eastAsia="es-ES"/>
+          <w14:ligatures w14:val="none"/>
+        </w:rPr>
+        <w:t xml:space="preserve">del </w:t>
+      </w:r>
+      <w:r>
+        <w:rPr>
+          <w:rFonts w:ascii="Arial Narrow" w:eastAsia="Arial Narrow" w:hAnsi="Arial Narrow" w:cs="Arial Narrow"/>
+          <w:color w:val="000000"/>
+          <w:kern w:val="0"/>
+          <w:sz w:val="22"/>
+          <w:szCs w:val="22"/>
+          <w:lang w:eastAsia="es-ES"/>
+          <w14:ligatures w14:val="none"/>
+        </w:rPr>
+        <w:t>Seguro de Protección de Tarjetas</w:t>
+      </w:r>
+      <w:r>
+        <w:rPr>
+          <w:rFonts w:ascii="Arial Narrow" w:eastAsia="Arial Narrow" w:hAnsi="Arial Narrow" w:cs="Arial Narrow"/>
+          <w:kern w:val="0"/>
+          <w:sz w:val="22"/>
+          <w:szCs w:val="22"/>
+          <w:lang w:val="es-ES" w:eastAsia="es-ES"/>
+          <w14:ligatures w14:val="none"/>
+        </w:rPr>
+        <w:t xml:space="preserve">, así como el cargo de remisión de la póliza; </w:t>
+      </w:r>
+    </w:p>
+    <w:p>
+      <w:pPr>
+        <w:spacing w:before="0" w:after="0" w:line="240" w:lineRule="auto"/>
+        <w:ind w:left="708"/>
+        <w:jc w:val="both"/>
+        <w:rPr>
+          <w:rFonts w:ascii="Arial Narrow" w:eastAsia="Arial Narrow" w:hAnsi="Arial Narrow" w:cs="Arial Narrow"/>
+          <w:kern w:val="0"/>
+          <w:sz w:val="22"/>
+          <w:szCs w:val="22"/>
+          <w:lang w:val="es-ES" w:eastAsia="es-ES"/>
+          <w14:ligatures w14:val="none"/>
+        </w:rPr>
+      </w:pPr>
+    </w:p>
+    <w:p>
+      <w:pPr>
+        <w:spacing w:after="0" w:line="240" w:lineRule="auto"/>
+        <w:ind w:firstLine="708"/>
+        <w:jc w:val="both"/>
+        <w:rPr>
+          <w:rFonts w:ascii="Arial Narrow" w:eastAsia="Arial Narrow" w:hAnsi="Arial Narrow" w:cs="Arial Narrow"/>
+          <w:color w:val="000000"/>
+          <w:kern w:val="0"/>
+          <w:sz w:val="22"/>
+          <w:szCs w:val="22"/>
+          <w:lang w:val="es-ES" w:eastAsia="es-ES"/>
+          <w14:ligatures w14:val="none"/>
+        </w:rPr>
+      </w:pPr>
+      <w:r>
+        <w:rPr>
+          <w:rFonts w:ascii="Arial Narrow" w:eastAsia="Arial Narrow" w:hAnsi="Arial Narrow" w:cs="Arial Narrow"/>
+          <w:kern w:val="0"/>
+          <w:sz w:val="22"/>
+          <w:szCs w:val="22"/>
+          <w:lang w:val="es-ES" w:eastAsia="es-ES"/>
+          <w14:ligatures w14:val="none"/>
+        </w:rPr>
         <w:t>(</w:t>
       </w:r>
       <w:proofErr w:type="spellStart"/>
@@ -8914,7 +9514,7 @@
           <w:lang w:val="es-ES" w:eastAsia="es-ES"/>
           <w14:ligatures w14:val="none"/>
         </w:rPr>
-        <w:t>iv</w:t>
+        <w:t>ii</w:t>
       </w:r>
       <w:proofErr w:type="spellEnd"/>
       <w:r>
@@ -8926,112 +9526,40 @@
           <w:lang w:val="es-ES" w:eastAsia="es-ES"/>
           <w14:ligatures w14:val="none"/>
         </w:rPr>
-        <w:t>)</w:t>
-      </w:r>
-      <w:r>
-        <w:rPr>
-          <w:rFonts w:ascii="Arial Narrow" w:eastAsia="Arial Narrow" w:hAnsi="Arial Narrow" w:cs="Arial Narrow"/>
-          <w:kern w:val="0"/>
-          <w:sz w:val="22"/>
-          <w:szCs w:val="22"/>
-          <w:lang w:val="es-ES" w:eastAsia="es-ES"/>
-          <w14:ligatures w14:val="none"/>
-        </w:rPr>
-        <w:t xml:space="preserve"> p</w:t>
-      </w:r>
-      <w:r>
-        <w:rPr>
-          <w:rFonts w:ascii="Arial Narrow" w:eastAsia="Arial Narrow" w:hAnsi="Arial Narrow" w:cs="Arial Narrow"/>
-          <w:kern w:val="0"/>
-          <w:sz w:val="22"/>
-          <w:szCs w:val="22"/>
-          <w:lang w:val="es-ES" w:eastAsia="es-ES"/>
-          <w14:ligatures w14:val="none"/>
-        </w:rPr>
-        <w:t>resentar los documentos y/o “</w:t>
-      </w:r>
-      <w:proofErr w:type="spellStart"/>
-      <w:r>
-        <w:rPr>
-          <w:rFonts w:ascii="Arial Narrow" w:eastAsia="Arial Narrow" w:hAnsi="Arial Narrow" w:cs="Arial Narrow"/>
-          <w:kern w:val="0"/>
-          <w:sz w:val="22"/>
-          <w:szCs w:val="22"/>
-          <w:lang w:val="es-ES" w:eastAsia="es-ES"/>
-          <w14:ligatures w14:val="none"/>
-        </w:rPr>
-        <w:t>prints</w:t>
-      </w:r>
-      <w:proofErr w:type="spellEnd"/>
-      <w:r>
-        <w:rPr>
-          <w:rFonts w:ascii="Arial Narrow" w:eastAsia="Arial Narrow" w:hAnsi="Arial Narrow" w:cs="Arial Narrow"/>
-          <w:kern w:val="0"/>
-          <w:sz w:val="22"/>
-          <w:szCs w:val="22"/>
-          <w:lang w:val="es-ES" w:eastAsia="es-ES"/>
-          <w14:ligatures w14:val="none"/>
-        </w:rPr>
-        <w:t xml:space="preserve">” de la pantalla del sistema que acredite que </w:t>
-      </w:r>
-      <w:r>
-        <w:rPr>
-          <w:rFonts w:ascii="Arial Narrow" w:eastAsia="Arial Narrow" w:hAnsi="Arial Narrow" w:cs="Arial Narrow"/>
-          <w:kern w:val="0"/>
-          <w:sz w:val="22"/>
-          <w:szCs w:val="22"/>
-          <w:lang w:val="es-ES" w:eastAsia="es-ES"/>
-          <w14:ligatures w14:val="none"/>
-        </w:rPr>
-        <w:t>el</w:t>
-      </w:r>
-      <w:r>
-        <w:rPr>
-          <w:rFonts w:ascii="Arial Narrow" w:eastAsia="Arial Narrow" w:hAnsi="Arial Narrow" w:cs="Arial Narrow"/>
-          <w:kern w:val="0"/>
-          <w:sz w:val="22"/>
-          <w:szCs w:val="22"/>
-          <w:lang w:val="es-ES" w:eastAsia="es-ES"/>
-          <w14:ligatures w14:val="none"/>
-        </w:rPr>
-        <w:t xml:space="preserve"> denunciante se encontraba afiliado a la Banca por Internet, Clave SMS y/o Clave Token Digital; así como sustentar el procedimiento seguido por </w:t>
-      </w:r>
-      <w:r>
-        <w:rPr>
-          <w:rFonts w:ascii="Arial Narrow" w:eastAsia="Arial Narrow" w:hAnsi="Arial Narrow" w:cs="Arial Narrow"/>
-          <w:kern w:val="0"/>
-          <w:sz w:val="22"/>
-          <w:szCs w:val="22"/>
-          <w:lang w:val="es-ES" w:eastAsia="es-ES"/>
-          <w14:ligatures w14:val="none"/>
-        </w:rPr>
-        <w:t>el</w:t>
-      </w:r>
-      <w:r>
-        <w:rPr>
-          <w:rFonts w:ascii="Arial Narrow" w:eastAsia="Arial Narrow" w:hAnsi="Arial Narrow" w:cs="Arial Narrow"/>
-          <w:kern w:val="0"/>
-          <w:sz w:val="22"/>
-          <w:szCs w:val="22"/>
-          <w:lang w:val="es-ES" w:eastAsia="es-ES"/>
-          <w14:ligatures w14:val="none"/>
-        </w:rPr>
-        <w:t xml:space="preserve"> denunciante para ello</w:t>
-      </w:r>
-      <w:r>
-        <w:rPr>
-          <w:rFonts w:ascii="Arial Narrow" w:eastAsia="Arial Narrow" w:hAnsi="Arial Narrow" w:cs="Arial Narrow"/>
-          <w:kern w:val="0"/>
-          <w:sz w:val="22"/>
-          <w:szCs w:val="22"/>
-          <w:lang w:val="es-ES" w:eastAsia="es-ES"/>
-          <w14:ligatures w14:val="none"/>
-        </w:rPr>
-        <w:t>;</w:t>
-      </w:r>
-      <w:r>
-        <w:rPr>
-          <w:rFonts w:ascii="Arial Narrow" w:eastAsia="Arial Narrow" w:hAnsi="Arial Narrow" w:cs="Arial Narrow"/>
+        <w:t>) presentar los medios probatorios que acred</w:t>
+      </w:r>
+      <w:r>
+        <w:rPr>
+          <w:rFonts w:ascii="Arial Narrow" w:eastAsia="Arial Narrow" w:hAnsi="Arial Narrow" w:cs="Arial Narrow"/>
+          <w:color w:val="000000"/>
+          <w:kern w:val="0"/>
+          <w:sz w:val="22"/>
+          <w:szCs w:val="22"/>
+          <w:lang w:val="es-ES" w:eastAsia="es-ES"/>
+          <w14:ligatures w14:val="none"/>
+        </w:rPr>
+        <w:t>iten que el rechazo fue justificado; y,</w:t>
+      </w:r>
+    </w:p>
+    <w:p>
+      <w:pPr>
+        <w:spacing w:before="0" w:after="0" w:line="240" w:lineRule="auto"/>
+        <w:ind w:firstLine="708"/>
+        <w:jc w:val="both"/>
+        <w:rPr>
+          <w:rFonts w:ascii="Arial Narrow" w:eastAsia="Arial Narrow" w:hAnsi="Arial Narrow" w:cs="Arial Narrow"/>
+          <w:color w:val="000000"/>
+          <w:kern w:val="0"/>
+          <w:sz w:val="22"/>
+          <w:szCs w:val="22"/>
+          <w:lang w:val="es-ES" w:eastAsia="es-ES"/>
+          <w14:ligatures w14:val="none"/>
+        </w:rPr>
+      </w:pPr>
+      <w:r>
+        <w:rPr>
+          <w:rFonts w:ascii="Arial Narrow" w:eastAsia="Arial Narrow" w:hAnsi="Arial Narrow" w:cs="Arial Narrow"/>
+          <w:color w:val="000000"/>
           <w:kern w:val="0"/>
           <w:sz w:val="22"/>
           <w:szCs w:val="22"/>
@@ -9048,6 +9576,213 @@
         <w:jc w:val="both"/>
         <w:rPr>
           <w:rFonts w:ascii="Arial Narrow" w:eastAsia="Arial Narrow" w:hAnsi="Arial Narrow" w:cs="Arial Narrow"/>
+          <w:color w:val="000000"/>
+          <w:kern w:val="0"/>
+          <w:sz w:val="22"/>
+          <w:szCs w:val="22"/>
+          <w:lang w:val="es-ES" w:eastAsia="es-ES"/>
+          <w14:ligatures w14:val="none"/>
+        </w:rPr>
+      </w:pPr>
+      <w:r>
+        <w:rPr>
+          <w:rFonts w:ascii="Arial Narrow" w:eastAsia="Arial Narrow" w:hAnsi="Arial Narrow" w:cs="Arial Narrow"/>
+          <w:color w:val="000000"/>
+          <w:kern w:val="0"/>
+          <w:sz w:val="22"/>
+          <w:szCs w:val="22"/>
+          <w:lang w:val="es-ES" w:eastAsia="es-ES"/>
+          <w14:ligatures w14:val="none"/>
+        </w:rPr>
+        <w:t>(</w:t>
+      </w:r>
+      <w:proofErr w:type="spellStart"/>
+      <w:r>
+        <w:rPr>
+          <w:rFonts w:ascii="Arial Narrow" w:eastAsia="Arial Narrow" w:hAnsi="Arial Narrow" w:cs="Arial Narrow"/>
+          <w:color w:val="000000"/>
+          <w:kern w:val="0"/>
+          <w:sz w:val="22"/>
+          <w:szCs w:val="22"/>
+          <w:lang w:val="es-ES" w:eastAsia="es-ES"/>
+          <w14:ligatures w14:val="none"/>
+        </w:rPr>
+        <w:t>iii</w:t>
+      </w:r>
+      <w:proofErr w:type="spellEnd"/>
+      <w:r>
+        <w:rPr>
+          <w:rFonts w:ascii="Arial Narrow" w:eastAsia="Arial Narrow" w:hAnsi="Arial Narrow" w:cs="Arial Narrow"/>
+          <w:color w:val="000000"/>
+          <w:kern w:val="0"/>
+          <w:sz w:val="22"/>
+          <w:szCs w:val="22"/>
+          <w:lang w:val="es-ES" w:eastAsia="es-ES"/>
+          <w14:ligatures w14:val="none"/>
+        </w:rPr>
+        <w:t>) presentar los medios probatorios que acrediten que brindó una respuesta oportuna a las comunicaciones del denunciante</w:t>
+      </w:r>
+      <w:r>
+        <w:rPr>
+          <w:rFonts w:ascii="Arial Narrow" w:eastAsia="Arial Narrow" w:hAnsi="Arial Narrow" w:cs="Arial Narrow"/>
+          <w:color w:val="000000"/>
+          <w:kern w:val="0"/>
+          <w:sz w:val="22"/>
+          <w:szCs w:val="22"/>
+          <w:lang w:val="es-ES" w:eastAsia="es-ES"/>
+          <w14:ligatures w14:val="none"/>
+        </w:rPr>
+        <w:t>.</w:t>
+      </w:r>
+    </w:p>
+    <w:p>
+      <w:pPr>
+        <w:spacing w:before="0" w:after="0" w:line="240" w:lineRule="auto"/>
+        <w:jc w:val="both"/>
+        <w:rPr>
+          <w:rFonts w:ascii="Arial Narrow" w:eastAsia="Arial Narrow" w:hAnsi="Arial Narrow" w:cs="Arial Narrow"/>
+          <w:color w:val="000000"/>
+          <w:kern w:val="0"/>
+          <w:sz w:val="22"/>
+          <w:szCs w:val="22"/>
+          <w:lang w:val="es-ES" w:eastAsia="es-ES"/>
+          <w14:ligatures w14:val="none"/>
+        </w:rPr>
+      </w:pPr>
+    </w:p>
+    <w:p>
+      <w:pPr>
+        <w:spacing w:after="0" w:line="240" w:lineRule="auto"/>
+        <w:jc w:val="both"/>
+        <w:rPr>
+          <w:rFonts w:ascii="Arial Narrow" w:eastAsia="Arial Narrow" w:hAnsi="Arial Narrow" w:cs="Arial Narrow"/>
+          <w:color w:val="000000"/>
+          <w:kern w:val="0"/>
+          <w:sz w:val="22"/>
+          <w:szCs w:val="22"/>
+          <w:lang w:val="es-ES" w:eastAsia="es-ES"/>
+          <w14:ligatures w14:val="none"/>
+        </w:rPr>
+      </w:pPr>
+      <w:r>
+        <w:rPr>
+          <w:rFonts w:ascii="Arial Narrow" w:eastAsia="Arial Narrow" w:hAnsi="Arial Narrow" w:cs="Arial Narrow"/>
+          <w:b/>
+          <w:color w:val="000000"/>
+          <w:kern w:val="0"/>
+          <w:sz w:val="22"/>
+          <w:szCs w:val="22"/>
+          <w:lang w:eastAsia="es-PE"/>
+          <w14:ligatures w14:val="none"/>
+        </w:rPr>
+        <w:t xml:space="preserve">SÉTIMO:</w:t>
+      </w:r>
+      <w:r>
+        <w:rPr>
+          <w:rFonts w:ascii="Arial Narrow" w:eastAsia="Arial Narrow" w:hAnsi="Arial Narrow" w:cs="Arial Narrow"/>
+          <w:color w:val="000000"/>
+          <w:kern w:val="0"/>
+          <w:sz w:val="22"/>
+          <w:szCs w:val="22"/>
+          <w:lang w:eastAsia="es-PE"/>
+          <w14:ligatures w14:val="none"/>
+        </w:rPr>
+        <w:t xml:space="preserve"> </w:t>
+      </w:r>
+      <w:r>
+        <w:rPr>
+          <w:rFonts w:ascii="Arial Narrow" w:eastAsia="Arial Narrow" w:hAnsi="Arial Narrow" w:cs="Arial Narrow"/>
+          <w:color w:val="000000"/>
+          <w:kern w:val="0"/>
+          <w:sz w:val="22"/>
+          <w:szCs w:val="22"/>
+          <w:lang w:eastAsia="es-ES"/>
+          <w14:ligatures w14:val="none"/>
+        </w:rPr>
+        <w:t xml:space="preserve">requerir </w:t>
+      </w:r>
+      <w:r>
+        <w:rPr>
+          <w:rFonts w:ascii="Arial Narrow" w:eastAsia="Arial Narrow" w:hAnsi="Arial Narrow" w:cs="Arial Narrow"/>
+          <w:color w:val="000000"/>
+          <w:kern w:val="0"/>
+          <w:sz w:val="22"/>
+          <w:szCs w:val="22"/>
+          <w:lang w:val="es-ES" w:eastAsia="es-ES"/>
+          <w14:ligatures w14:val="none"/>
+        </w:rPr>
+        <w:t xml:space="preserve">que, en un </w:t>
+      </w:r>
+      <w:r>
+        <w:rPr>
+          <w:rFonts w:ascii="Arial Narrow" w:eastAsia="Arial Narrow" w:hAnsi="Arial Narrow" w:cs="Arial Narrow"/>
+          <w:color w:val="000000"/>
+          <w:kern w:val="0"/>
+          <w:sz w:val="22"/>
+          <w:szCs w:val="22"/>
+          <w:lang w:eastAsia="es-ES"/>
+          <w14:ligatures w14:val="none"/>
+        </w:rPr>
+        <w:t xml:space="preserve">plazo no mayor de cinco (5) días hábiles contado a partir del día siguiente de la notificación de la presente resolución, </w:t>
+      </w:r>
+      <w:proofErr w:type="spellStart"/>
+      <w:r>
+        <w:rPr>
+          <w:rFonts w:ascii="Arial Narrow" w:eastAsia="Arial Narrow" w:hAnsi="Arial Narrow" w:cs="Arial Narrow"/>
+          <w:sz w:val="22"/>
+          <w:szCs w:val="22"/>
+        </w:rPr>
+        <w:t>Honesty</w:t>
+      </w:r>
+      <w:proofErr w:type="spellEnd"/>
+      <w:r>
+        <w:rPr>
+          <w:rFonts w:ascii="Arial Narrow" w:eastAsia="Arial Narrow" w:hAnsi="Arial Narrow" w:cs="Arial Narrow"/>
+          <w:sz w:val="22"/>
+          <w:szCs w:val="22"/>
+        </w:rPr>
+        <w:t xml:space="preserve"> S.A.</w:t>
+      </w:r>
+      <w:r>
+        <w:rPr>
+          <w:rFonts w:ascii="Arial Narrow" w:eastAsia="Arial Narrow" w:hAnsi="Arial Narrow" w:cs="Arial Narrow"/>
+          <w:sz w:val="22"/>
+          <w:szCs w:val="22"/>
+        </w:rPr>
+        <w:t>C.</w:t>
+      </w:r>
+      <w:r>
+        <w:rPr>
+          <w:rFonts w:ascii="Arial Narrow" w:eastAsia="Arial Narrow" w:hAnsi="Arial Narrow" w:cs="Arial Narrow"/>
+          <w:color w:val="000000"/>
+          <w:kern w:val="0"/>
+          <w:sz w:val="22"/>
+          <w:szCs w:val="22"/>
+          <w:lang w:eastAsia="es-ES"/>
+          <w14:ligatures w14:val="none"/>
+        </w:rPr>
+        <w:t xml:space="preserve">, </w:t>
+      </w:r>
+      <w:r>
+        <w:rPr>
+          <w:rFonts w:ascii="Arial Narrow" w:eastAsia="Arial Narrow" w:hAnsi="Arial Narrow" w:cs="Arial Narrow"/>
+          <w:color w:val="000000"/>
+          <w:kern w:val="0"/>
+          <w:sz w:val="22"/>
+          <w:szCs w:val="22"/>
+          <w:lang w:val="es-ES" w:eastAsia="es-ES"/>
+          <w14:ligatures w14:val="none"/>
+        </w:rPr>
+        <w:t xml:space="preserve">cumpla con: </w:t>
+      </w:r>
+    </w:p>
+    <w:p>
+      <w:pPr>
+        <w:spacing w:before="0" w:after="0" w:line="240" w:lineRule="auto"/>
+        <w:jc w:val="both"/>
+        <w:rPr>
+          <w:rFonts w:ascii="Arial Narrow" w:eastAsia="Arial Narrow" w:hAnsi="Arial Narrow" w:cs="Arial Narrow"/>
+          <w:color w:val="000000"/>
           <w:kern w:val="0"/>
           <w:sz w:val="22"/>
           <w:szCs w:val="22"/>
@@ -9063,409 +9798,34 @@
         <w:jc w:val="both"/>
         <w:rPr>
           <w:rFonts w:ascii="Arial Narrow" w:eastAsia="Arial Narrow" w:hAnsi="Arial Narrow" w:cs="Arial Narrow"/>
-          <w:kern w:val="0"/>
-          <w:sz w:val="22"/>
-          <w:szCs w:val="22"/>
-          <w:lang w:val="es-ES" w:eastAsia="es-ES"/>
-          <w14:ligatures w14:val="none"/>
-        </w:rPr>
-      </w:pPr>
-      <w:r>
-        <w:rPr>
-          <w:rFonts w:ascii="Arial Narrow" w:eastAsia="Arial Narrow" w:hAnsi="Arial Narrow" w:cs="Arial Narrow"/>
-          <w:kern w:val="0"/>
-          <w:sz w:val="22"/>
-          <w:szCs w:val="22"/>
-          <w:lang w:val="es-ES" w:eastAsia="es-ES"/>
-          <w14:ligatures w14:val="none"/>
-        </w:rPr>
-        <w:t xml:space="preserve">(v) </w:t>
-      </w:r>
-      <w:r>
-        <w:rPr>
-          <w:rFonts w:ascii="Arial Narrow" w:eastAsia="Arial Narrow" w:hAnsi="Arial Narrow" w:cs="Arial Narrow"/>
-          <w:kern w:val="0"/>
-          <w:sz w:val="22"/>
-          <w:szCs w:val="22"/>
-          <w:lang w:val="es-ES" w:eastAsia="es-ES"/>
-          <w14:ligatures w14:val="none"/>
-        </w:rPr>
-        <w:t>p</w:t>
-      </w:r>
-      <w:r>
-        <w:rPr>
-          <w:rFonts w:ascii="Arial Narrow" w:eastAsia="Arial Narrow" w:hAnsi="Arial Narrow" w:cs="Arial Narrow"/>
-          <w:kern w:val="0"/>
-          <w:sz w:val="22"/>
-          <w:szCs w:val="22"/>
-          <w:lang w:val="es-ES" w:eastAsia="es-ES"/>
-          <w14:ligatures w14:val="none"/>
-        </w:rPr>
-        <w:t>resentar la copia de los documentos que acrediten que las operaciones no reconocidas se realizaron válidamente; así como los “</w:t>
-      </w:r>
-      <w:proofErr w:type="spellStart"/>
-      <w:r>
-        <w:rPr>
-          <w:rFonts w:ascii="Arial Narrow" w:eastAsia="Arial Narrow" w:hAnsi="Arial Narrow" w:cs="Arial Narrow"/>
-          <w:kern w:val="0"/>
-          <w:sz w:val="22"/>
-          <w:szCs w:val="22"/>
-          <w:lang w:val="es-ES" w:eastAsia="es-ES"/>
-          <w14:ligatures w14:val="none"/>
-        </w:rPr>
-        <w:t>prints</w:t>
-      </w:r>
-      <w:proofErr w:type="spellEnd"/>
-      <w:r>
-        <w:rPr>
-          <w:rFonts w:ascii="Arial Narrow" w:eastAsia="Arial Narrow" w:hAnsi="Arial Narrow" w:cs="Arial Narrow"/>
-          <w:kern w:val="0"/>
-          <w:sz w:val="22"/>
-          <w:szCs w:val="22"/>
-          <w:lang w:val="es-ES" w:eastAsia="es-ES"/>
-          <w14:ligatures w14:val="none"/>
-        </w:rPr>
-        <w:t>” de la pantalla del sistema que acrediten que dichas operaciones fueron autorizadas conforme a sus procedimientos, así como la explicación de las siglas y códigos que figuran en este, las mismas que deberán estar autorizadas y visadas</w:t>
-      </w:r>
-      <w:r>
-        <w:rPr>
-          <w:rFonts w:ascii="Arial Narrow" w:eastAsia="Arial Narrow" w:hAnsi="Arial Narrow" w:cs="Arial Narrow"/>
-          <w:kern w:val="0"/>
-          <w:sz w:val="22"/>
-          <w:szCs w:val="22"/>
-          <w:lang w:val="es-ES" w:eastAsia="es-ES"/>
-          <w14:ligatures w14:val="none"/>
-        </w:rPr>
-        <w:t> </w:t>
-      </w:r>
-      <w:r>
-        <w:rPr>
-          <w:rFonts w:ascii="Arial Narrow" w:eastAsia="Arial Narrow" w:hAnsi="Arial Narrow" w:cs="Arial Narrow"/>
-          <w:kern w:val="0"/>
-          <w:sz w:val="22"/>
-          <w:szCs w:val="22"/>
-          <w:lang w:val="es-ES" w:eastAsia="es-ES"/>
-          <w14:ligatures w14:val="none"/>
-        </w:rPr>
-        <w:t>por un funcionario debidamente acreditado de la entidad bancaria; bajo apercibimiento de tener por no presentado dicho documento</w:t>
-      </w:r>
-      <w:r>
-        <w:rPr>
-          <w:rFonts w:ascii="Arial Narrow" w:eastAsia="Arial Narrow" w:hAnsi="Arial Narrow" w:cs="Arial Narrow"/>
-          <w:kern w:val="0"/>
-          <w:sz w:val="22"/>
-          <w:szCs w:val="22"/>
-          <w:lang w:val="es-ES" w:eastAsia="es-ES"/>
-          <w14:ligatures w14:val="none"/>
-        </w:rPr>
-        <w:t xml:space="preserve"> </w:t>
-      </w:r>
-      <w:r>
-        <w:rPr>
-          <w:rFonts w:ascii="Arial Narrow" w:eastAsia="Arial Narrow" w:hAnsi="Arial Narrow" w:cs="Arial Narrow"/>
-          <w:kern w:val="0"/>
-          <w:sz w:val="22"/>
-          <w:szCs w:val="22"/>
-          <w:lang w:val="es-ES" w:eastAsia="es-ES"/>
-          <w14:ligatures w14:val="none"/>
-        </w:rPr>
-        <w:t>; y,</w:t>
-      </w:r>
-    </w:p>
-    <w:p>
-      <w:pPr>
-        <w:spacing w:after="0" w:line="240" w:lineRule="auto"/>
-        <w:ind w:left="708"/>
-        <w:jc w:val="both"/>
-        <w:rPr>
-          <w:rFonts w:ascii="Arial Narrow" w:eastAsia="Arial Narrow" w:hAnsi="Arial Narrow" w:cs="Arial Narrow"/>
-          <w:kern w:val="0"/>
-          <w:sz w:val="22"/>
-          <w:szCs w:val="22"/>
-          <w:lang w:val="es-ES" w:eastAsia="es-ES"/>
-          <w14:ligatures w14:val="none"/>
-        </w:rPr>
-      </w:pPr>
-    </w:p>
-    <w:p>
-      <w:pPr>
-        <w:spacing w:after="0" w:line="240" w:lineRule="auto"/>
-        <w:ind w:left="708"/>
-        <w:jc w:val="both"/>
-        <w:rPr>
-          <w:rFonts w:ascii="Arial Narrow" w:eastAsia="Arial Narrow" w:hAnsi="Arial Narrow" w:cs="Arial Narrow"/>
-          <w:kern w:val="0"/>
-          <w:sz w:val="22"/>
-          <w:szCs w:val="22"/>
-          <w:lang w:val="es-ES" w:eastAsia="es-ES"/>
-          <w14:ligatures w14:val="none"/>
-        </w:rPr>
-      </w:pPr>
-      <w:r>
-        <w:rPr>
-          <w:rFonts w:ascii="Arial Narrow" w:eastAsia="Arial Narrow" w:hAnsi="Arial Narrow" w:cs="Arial Narrow"/>
-          <w:kern w:val="0"/>
-          <w:sz w:val="22"/>
-          <w:szCs w:val="22"/>
-          <w:lang w:val="es-ES" w:eastAsia="es-ES"/>
-          <w14:ligatures w14:val="none"/>
-        </w:rPr>
-        <w:t xml:space="preserve">(vi) </w:t>
-      </w:r>
-      <w:r>
-        <w:rPr>
-          <w:rFonts w:ascii="Arial Narrow" w:eastAsia="Arial Narrow" w:hAnsi="Arial Narrow" w:cs="Arial Narrow"/>
-          <w:kern w:val="0"/>
-          <w:sz w:val="22"/>
-          <w:szCs w:val="22"/>
-          <w:lang w:val="es-ES" w:eastAsia="es-ES"/>
-          <w14:ligatures w14:val="none"/>
-        </w:rPr>
-        <w:t>presentar todas las comunicaciones cursadas con la parte denunciante en virtud de los hechos materia de denuncia</w:t>
-      </w:r>
-      <w:r>
-        <w:rPr>
-          <w:rFonts w:ascii="Arial Narrow" w:eastAsia="Arial Narrow" w:hAnsi="Arial Narrow" w:cs="Arial Narrow"/>
-          <w:color w:val="000000"/>
-          <w:kern w:val="0"/>
-          <w:sz w:val="22"/>
-          <w:szCs w:val="22"/>
-          <w:lang w:val="es-ES" w:eastAsia="es-ES"/>
-          <w14:ligatures w14:val="none"/>
-        </w:rPr>
-        <w:t>.</w:t>
-      </w:r>
-    </w:p>
-    <w:p>
-      <w:pPr>
-        <w:spacing w:after="0" w:line="240" w:lineRule="auto"/>
-        <w:jc w:val="both"/>
-        <w:rPr>
-          <w:rFonts w:ascii="Arial Narrow" w:eastAsia="Arial Narrow" w:hAnsi="Arial Narrow" w:cs="Arial Narrow"/>
-          <w:color w:val="000000"/>
-          <w:kern w:val="0"/>
-          <w:sz w:val="22"/>
-          <w:szCs w:val="22"/>
-          <w:lang w:val="es-ES" w:eastAsia="es-ES"/>
-          <w14:ligatures w14:val="none"/>
-        </w:rPr>
-      </w:pPr>
-    </w:p>
-    <w:p>
-      <w:pPr>
-        <w:spacing w:after="0" w:line="240" w:lineRule="auto"/>
-        <w:jc w:val="both"/>
-        <w:rPr>
-          <w:rFonts w:ascii="Arial Narrow" w:eastAsia="Arial Narrow" w:hAnsi="Arial Narrow" w:cs="Arial Narrow"/>
-          <w:color w:val="000000"/>
-          <w:kern w:val="0"/>
-          <w:sz w:val="22"/>
-          <w:szCs w:val="22"/>
-          <w:lang w:val="es-ES" w:eastAsia="es-ES"/>
-          <w14:ligatures w14:val="none"/>
-        </w:rPr>
-      </w:pPr>
-      <w:r>
-        <w:rPr>
-          <w:rFonts w:ascii="Arial Narrow" w:eastAsia="Arial Narrow" w:hAnsi="Arial Narrow" w:cs="Arial Narrow"/>
-          <w:b/>
-          <w:color w:val="000000"/>
-          <w:kern w:val="0"/>
-          <w:sz w:val="22"/>
-          <w:szCs w:val="22"/>
-          <w:lang w:eastAsia="es-PE"/>
-          <w14:ligatures w14:val="none"/>
-        </w:rPr>
-        <w:t>SEXTO</w:t>
-      </w:r>
-      <w:r>
-        <w:rPr>
-          <w:rFonts w:ascii="Arial Narrow" w:eastAsia="Arial Narrow" w:hAnsi="Arial Narrow" w:cs="Arial Narrow"/>
-          <w:b/>
-          <w:color w:val="000000"/>
-          <w:kern w:val="0"/>
-          <w:sz w:val="22"/>
-          <w:szCs w:val="22"/>
-          <w:lang w:eastAsia="es-PE"/>
-          <w14:ligatures w14:val="none"/>
-        </w:rPr>
-        <w:t xml:space="preserve">:</w:t>
-      </w:r>
-      <w:r>
-        <w:rPr>
-          <w:rFonts w:ascii="Arial Narrow" w:eastAsia="Arial Narrow" w:hAnsi="Arial Narrow" w:cs="Arial Narrow"/>
-          <w:color w:val="000000"/>
-          <w:kern w:val="0"/>
-          <w:sz w:val="22"/>
-          <w:szCs w:val="22"/>
-          <w:lang w:eastAsia="es-PE"/>
-          <w14:ligatures w14:val="none"/>
-        </w:rPr>
-        <w:t xml:space="preserve"> </w:t>
-      </w:r>
-      <w:r>
-        <w:rPr>
-          <w:rFonts w:ascii="Arial Narrow" w:eastAsia="Arial Narrow" w:hAnsi="Arial Narrow" w:cs="Arial Narrow"/>
-          <w:color w:val="000000"/>
-          <w:kern w:val="0"/>
-          <w:sz w:val="22"/>
-          <w:szCs w:val="22"/>
-          <w:lang w:eastAsia="es-ES"/>
-          <w14:ligatures w14:val="none"/>
-        </w:rPr>
-        <w:t xml:space="preserve">requerir </w:t>
-      </w:r>
-      <w:r>
-        <w:rPr>
-          <w:rFonts w:ascii="Arial Narrow" w:eastAsia="Arial Narrow" w:hAnsi="Arial Narrow" w:cs="Arial Narrow"/>
-          <w:color w:val="000000"/>
-          <w:kern w:val="0"/>
-          <w:sz w:val="22"/>
-          <w:szCs w:val="22"/>
-          <w:lang w:val="es-ES" w:eastAsia="es-ES"/>
-          <w14:ligatures w14:val="none"/>
-        </w:rPr>
-        <w:t xml:space="preserve">que, en un </w:t>
-      </w:r>
-      <w:r>
-        <w:rPr>
-          <w:rFonts w:ascii="Arial Narrow" w:eastAsia="Arial Narrow" w:hAnsi="Arial Narrow" w:cs="Arial Narrow"/>
-          <w:color w:val="000000"/>
-          <w:kern w:val="0"/>
-          <w:sz w:val="22"/>
-          <w:szCs w:val="22"/>
-          <w:lang w:eastAsia="es-ES"/>
-          <w14:ligatures w14:val="none"/>
-        </w:rPr>
-        <w:t xml:space="preserve">plazo no mayor de cinco (5) días hábiles contado a partir del día siguiente de la notificación de la presente resolución, </w:t>
-      </w:r>
-      <w:r>
-        <w:rPr>
-          <w:rFonts w:ascii="Arial Narrow" w:eastAsia="Arial Narrow" w:hAnsi="Arial Narrow" w:cs="Arial Narrow"/>
-          <w:sz w:val="22"/>
-          <w:szCs w:val="22"/>
-        </w:rPr>
-        <w:t>Pacífico Compañía de Seguros y Reaseguros S.A.</w:t>
-      </w:r>
-      <w:r>
-        <w:rPr>
-          <w:rFonts w:ascii="Arial Narrow" w:eastAsia="Arial Narrow" w:hAnsi="Arial Narrow" w:cs="Arial Narrow"/>
-          <w:color w:val="000000"/>
-          <w:kern w:val="0"/>
-          <w:sz w:val="22"/>
-          <w:szCs w:val="22"/>
-          <w:lang w:eastAsia="es-ES"/>
-          <w14:ligatures w14:val="none"/>
-        </w:rPr>
-        <w:t xml:space="preserve">, </w:t>
-      </w:r>
-      <w:r>
-        <w:rPr>
-          <w:rFonts w:ascii="Arial Narrow" w:eastAsia="Arial Narrow" w:hAnsi="Arial Narrow" w:cs="Arial Narrow"/>
-          <w:color w:val="000000"/>
-          <w:kern w:val="0"/>
-          <w:sz w:val="22"/>
-          <w:szCs w:val="22"/>
-          <w:lang w:val="es-ES" w:eastAsia="es-ES"/>
-          <w14:ligatures w14:val="none"/>
-        </w:rPr>
-        <w:t xml:space="preserve">cumpla con: </w:t>
-      </w:r>
-    </w:p>
-    <w:p>
-      <w:pPr>
-        <w:spacing w:after="0" w:line="240" w:lineRule="auto"/>
-        <w:jc w:val="both"/>
-        <w:rPr>
-          <w:rFonts w:ascii="Arial Narrow" w:eastAsia="Arial Narrow" w:hAnsi="Arial Narrow" w:cs="Arial Narrow"/>
-          <w:color w:val="000000"/>
-          <w:kern w:val="0"/>
-          <w:sz w:val="22"/>
-          <w:szCs w:val="22"/>
-          <w:lang w:val="es-ES" w:eastAsia="es-ES"/>
-          <w14:ligatures w14:val="none"/>
-        </w:rPr>
-      </w:pPr>
-    </w:p>
-    <w:p>
-      <w:pPr>
-        <w:spacing w:after="0" w:line="240" w:lineRule="auto"/>
-        <w:ind w:left="708"/>
-        <w:jc w:val="both"/>
-        <w:rPr>
-          <w:rFonts w:ascii="Arial Narrow" w:eastAsia="Arial Narrow" w:hAnsi="Arial Narrow" w:cs="Arial Narrow"/>
-          <w:kern w:val="0"/>
-          <w:sz w:val="22"/>
-          <w:szCs w:val="22"/>
-          <w:lang w:val="es-ES" w:eastAsia="es-ES"/>
-          <w14:ligatures w14:val="none"/>
-        </w:rPr>
-      </w:pPr>
-      <w:r>
-        <w:rPr>
-          <w:rFonts w:ascii="Arial Narrow" w:eastAsia="Arial Narrow" w:hAnsi="Arial Narrow" w:cs="Arial Narrow"/>
-          <w:kern w:val="0"/>
-          <w:sz w:val="22"/>
-          <w:szCs w:val="22"/>
-          <w:lang w:val="es-ES" w:eastAsia="es-ES"/>
-          <w14:ligatures w14:val="none"/>
-        </w:rPr>
-        <w:t xml:space="preserve">(i) presentar una copia completa, legible y debidamente suscrita de la Póliza </w:t>
-      </w:r>
-      <w:r>
-        <w:rPr>
-          <w:rFonts w:ascii="Arial Narrow" w:eastAsia="Arial Narrow" w:hAnsi="Arial Narrow" w:cs="Arial Narrow"/>
-          <w:color w:val="000000"/>
-          <w:kern w:val="0"/>
-          <w:sz w:val="22"/>
-          <w:szCs w:val="22"/>
-          <w:lang w:eastAsia="es-ES"/>
-          <w14:ligatures w14:val="none"/>
-        </w:rPr>
-        <w:t xml:space="preserve">1000001429 </w:t>
-      </w:r>
-      <w:r>
-        <w:rPr>
-          <w:rFonts w:ascii="Arial Narrow" w:eastAsia="Arial Narrow" w:hAnsi="Arial Narrow" w:cs="Arial Narrow"/>
-          <w:kern w:val="0"/>
-          <w:sz w:val="22"/>
-          <w:szCs w:val="22"/>
-          <w:lang w:val="es-ES" w:eastAsia="es-ES"/>
-          <w14:ligatures w14:val="none"/>
-        </w:rPr>
-        <w:t xml:space="preserve">del </w:t>
-      </w:r>
-      <w:r>
-        <w:rPr>
-          <w:rFonts w:ascii="Arial Narrow" w:eastAsia="Arial Narrow" w:hAnsi="Arial Narrow" w:cs="Arial Narrow"/>
-          <w:color w:val="000000"/>
-          <w:kern w:val="0"/>
-          <w:sz w:val="22"/>
-          <w:szCs w:val="22"/>
-          <w:lang w:eastAsia="es-ES"/>
-          <w14:ligatures w14:val="none"/>
-        </w:rPr>
-        <w:t>Seguro de Protección de Tarjetas</w:t>
-      </w:r>
-      <w:r>
-        <w:rPr>
-          <w:rFonts w:ascii="Arial Narrow" w:eastAsia="Arial Narrow" w:hAnsi="Arial Narrow" w:cs="Arial Narrow"/>
-          <w:kern w:val="0"/>
-          <w:sz w:val="22"/>
-          <w:szCs w:val="22"/>
-          <w:lang w:val="es-ES" w:eastAsia="es-ES"/>
-          <w14:ligatures w14:val="none"/>
-        </w:rPr>
-        <w:t xml:space="preserve">, así como el cargo de remisión de la póliza; </w:t>
-      </w:r>
-    </w:p>
-    <w:p>
-      <w:pPr>
-        <w:spacing w:after="0" w:line="240" w:lineRule="auto"/>
-        <w:ind w:left="708"/>
-        <w:jc w:val="both"/>
-        <w:rPr>
-          <w:rFonts w:ascii="Arial Narrow" w:eastAsia="Arial Narrow" w:hAnsi="Arial Narrow" w:cs="Arial Narrow"/>
+          <w:color w:val="000000"/>
+          <w:kern w:val="0"/>
+          <w:sz w:val="22"/>
+          <w:szCs w:val="22"/>
+          <w:lang w:val="es-ES" w:eastAsia="es-ES"/>
+          <w14:ligatures w14:val="none"/>
+        </w:rPr>
+      </w:pPr>
+      <w:r>
+        <w:rPr>
+          <w:rFonts w:ascii="Arial Narrow" w:eastAsia="Arial Narrow" w:hAnsi="Arial Narrow" w:cs="Arial Narrow"/>
+          <w:color w:val="000000"/>
+          <w:kern w:val="0"/>
+          <w:sz w:val="22"/>
+          <w:szCs w:val="22"/>
+          <w:lang w:val="es-ES" w:eastAsia="es-ES"/>
+          <w14:ligatures w14:val="none"/>
+        </w:rPr>
+        <w:t xml:space="preserve">(i) presentar los medios probatorios que acrediten que cumplió con el protocolo para la realización del examen del polígrafo; </w:t>
+      </w:r>
+    </w:p>
+    <w:p>
+      <w:pPr>
+        <w:spacing w:before="0" w:after="0" w:line="240" w:lineRule="auto"/>
+        <w:jc w:val="both"/>
+        <w:rPr>
+          <w:rFonts w:ascii="Arial Narrow" w:eastAsia="Arial Narrow" w:hAnsi="Arial Narrow" w:cs="Arial Narrow"/>
+          <w:color w:val="000000"/>
           <w:kern w:val="0"/>
           <w:sz w:val="22"/>
           <w:szCs w:val="22"/>
@@ -9492,6 +9852,7 @@
       <w:r>
         <w:rPr>
           <w:rFonts w:ascii="Arial Narrow" w:eastAsia="Arial Narrow" w:hAnsi="Arial Narrow" w:cs="Arial Narrow"/>
+          <w:color w:val="000000"/>
           <w:kern w:val="0"/>
           <w:sz w:val="22"/>
           <w:szCs w:val="22"/>
@@ -9504,6 +9865,7 @@
       <w:r>
         <w:rPr>
           <w:rFonts w:ascii="Arial Narrow" w:eastAsia="Arial Narrow" w:hAnsi="Arial Narrow" w:cs="Arial Narrow"/>
+          <w:color w:val="000000"/>
           <w:kern w:val="0"/>
           <w:sz w:val="22"/>
           <w:szCs w:val="22"/>
@@ -9516,26 +9878,30 @@
       <w:r>
         <w:rPr>
           <w:rFonts w:ascii="Arial Narrow" w:eastAsia="Arial Narrow" w:hAnsi="Arial Narrow" w:cs="Arial Narrow"/>
-          <w:kern w:val="0"/>
-          <w:sz w:val="22"/>
-          <w:szCs w:val="22"/>
-          <w:lang w:val="es-ES" w:eastAsia="es-ES"/>
-          <w14:ligatures w14:val="none"/>
-        </w:rPr>
-        <w:t>) presentar los medios probatorios que acred</w:t>
-      </w:r>
-      <w:r>
-        <w:rPr>
-          <w:rFonts w:ascii="Arial Narrow" w:eastAsia="Arial Narrow" w:hAnsi="Arial Narrow" w:cs="Arial Narrow"/>
-          <w:color w:val="000000"/>
-          <w:kern w:val="0"/>
-          <w:sz w:val="22"/>
-          <w:szCs w:val="22"/>
-          <w:lang w:val="es-ES" w:eastAsia="es-ES"/>
-          <w14:ligatures w14:val="none"/>
-        </w:rPr>
-        <w:t>iten que el rechazo fue justificado; y,</w:t>
-      </w:r>
+          <w:color w:val="000000"/>
+          <w:kern w:val="0"/>
+          <w:sz w:val="22"/>
+          <w:szCs w:val="22"/>
+          <w:lang w:val="es-ES" w:eastAsia="es-ES"/>
+          <w14:ligatures w14:val="none"/>
+        </w:rPr>
+        <w:t xml:space="preserve">) presentar copia de la respuesta a las comunicaciones presentada por el denunciante; y, </w:t>
+      </w:r>
+    </w:p>
+    <w:p>
+      <w:pPr>
+        <w:spacing w:before="0" w:after="0" w:line="240" w:lineRule="auto"/>
+        <w:jc w:val="both"/>
+        <w:rPr>
+          <w:rFonts w:ascii="Arial Narrow" w:eastAsia="Arial Narrow" w:hAnsi="Arial Narrow" w:cs="Arial Narrow"/>
+          <w:color w:val="000000"/>
+          <w:kern w:val="0"/>
+          <w:sz w:val="22"/>
+          <w:szCs w:val="22"/>
+          <w:lang w:val="es-ES" w:eastAsia="es-ES"/>
+          <w14:ligatures w14:val="none"/>
+        </w:rPr>
+      </w:pPr>
     </w:p>
     <w:p>
       <w:pPr>
@@ -9562,61 +9928,57 @@
           <w:lang w:val="es-ES" w:eastAsia="es-ES"/>
           <w14:ligatures w14:val="none"/>
         </w:rPr>
+        <w:t>(</w:t>
+      </w:r>
+      <w:proofErr w:type="spellStart"/>
+      <w:r>
+        <w:rPr>
+          <w:rFonts w:ascii="Arial Narrow" w:eastAsia="Arial Narrow" w:hAnsi="Arial Narrow" w:cs="Arial Narrow"/>
+          <w:color w:val="000000"/>
+          <w:kern w:val="0"/>
+          <w:sz w:val="22"/>
+          <w:szCs w:val="22"/>
+          <w:lang w:val="es-ES" w:eastAsia="es-ES"/>
+          <w14:ligatures w14:val="none"/>
+        </w:rPr>
+        <w:t>iii</w:t>
+      </w:r>
+      <w:proofErr w:type="spellEnd"/>
+      <w:r>
+        <w:rPr>
+          <w:rFonts w:ascii="Arial Narrow" w:eastAsia="Arial Narrow" w:hAnsi="Arial Narrow" w:cs="Arial Narrow"/>
+          <w:color w:val="000000"/>
+          <w:kern w:val="0"/>
+          <w:sz w:val="22"/>
+          <w:szCs w:val="22"/>
+          <w:lang w:val="es-ES" w:eastAsia="es-ES"/>
+          <w14:ligatures w14:val="none"/>
+        </w:rPr>
+        <w:t>)</w:t>
+      </w:r>
+      <w:r>
+        <w:rPr>
+          <w:rFonts w:ascii="Arial Narrow" w:eastAsia="Arial Narrow" w:hAnsi="Arial Narrow" w:cs="Arial Narrow"/>
+          <w:color w:val="000000"/>
+          <w:kern w:val="0"/>
+          <w:sz w:val="22"/>
+          <w:szCs w:val="22"/>
+          <w:lang w:val="es-ES" w:eastAsia="es-ES"/>
+          <w14:ligatures w14:val="none"/>
+        </w:rPr>
         <w:t xml:space="preserve"> </w:t>
       </w:r>
-    </w:p>
-    <w:p>
-      <w:pPr>
-        <w:spacing w:after="0" w:line="240" w:lineRule="auto"/>
-        <w:ind w:left="708"/>
-        <w:jc w:val="both"/>
-        <w:rPr>
-          <w:rFonts w:ascii="Arial Narrow" w:eastAsia="Arial Narrow" w:hAnsi="Arial Narrow" w:cs="Arial Narrow"/>
-          <w:color w:val="000000"/>
-          <w:kern w:val="0"/>
-          <w:sz w:val="22"/>
-          <w:szCs w:val="22"/>
-          <w:lang w:val="es-ES" w:eastAsia="es-ES"/>
-          <w14:ligatures w14:val="none"/>
-        </w:rPr>
-      </w:pPr>
-      <w:r>
-        <w:rPr>
-          <w:rFonts w:ascii="Arial Narrow" w:eastAsia="Arial Narrow" w:hAnsi="Arial Narrow" w:cs="Arial Narrow"/>
-          <w:color w:val="000000"/>
-          <w:kern w:val="0"/>
-          <w:sz w:val="22"/>
-          <w:szCs w:val="22"/>
-          <w:lang w:val="es-ES" w:eastAsia="es-ES"/>
-          <w14:ligatures w14:val="none"/>
-        </w:rPr>
-        <w:t>(</w:t>
-      </w:r>
-      <w:proofErr w:type="spellStart"/>
-      <w:r>
-        <w:rPr>
-          <w:rFonts w:ascii="Arial Narrow" w:eastAsia="Arial Narrow" w:hAnsi="Arial Narrow" w:cs="Arial Narrow"/>
-          <w:color w:val="000000"/>
-          <w:kern w:val="0"/>
-          <w:sz w:val="22"/>
-          <w:szCs w:val="22"/>
-          <w:lang w:val="es-ES" w:eastAsia="es-ES"/>
-          <w14:ligatures w14:val="none"/>
-        </w:rPr>
-        <w:t>iii</w:t>
-      </w:r>
-      <w:proofErr w:type="spellEnd"/>
-      <w:r>
-        <w:rPr>
-          <w:rFonts w:ascii="Arial Narrow" w:eastAsia="Arial Narrow" w:hAnsi="Arial Narrow" w:cs="Arial Narrow"/>
-          <w:color w:val="000000"/>
-          <w:kern w:val="0"/>
-          <w:sz w:val="22"/>
-          <w:szCs w:val="22"/>
-          <w:lang w:val="es-ES" w:eastAsia="es-ES"/>
-          <w14:ligatures w14:val="none"/>
-        </w:rPr>
-        <w:t>) presentar los medios probatorios que acrediten que brindó una respuesta oportuna a las comunicaciones del denunciante</w:t>
+      <w:r>
+        <w:rPr>
+          <w:rFonts w:ascii="Arial Narrow" w:eastAsia="Arial Narrow" w:hAnsi="Arial Narrow" w:cs="Arial Narrow"/>
+          <w:color w:val="000000"/>
+          <w:kern w:val="0"/>
+          <w:sz w:val="22"/>
+          <w:szCs w:val="22"/>
+          <w:lang w:val="es-ES" w:eastAsia="es-ES"/>
+          <w14:ligatures w14:val="none"/>
+        </w:rPr>
+        <w:t>presentar la grabación de la prueba poligráfica realizada al denunciante</w:t>
       </w:r>
       <w:r>
         <w:rPr>
@@ -9633,365 +9995,7 @@
     </w:p>
     <w:p>
       <w:pPr>
-        <w:spacing w:after="0" w:line="240" w:lineRule="auto"/>
-        <w:jc w:val="both"/>
-        <w:rPr>
-          <w:rFonts w:ascii="Arial Narrow" w:eastAsia="Arial Narrow" w:hAnsi="Arial Narrow" w:cs="Arial Narrow"/>
-          <w:color w:val="000000"/>
-          <w:kern w:val="0"/>
-          <w:sz w:val="22"/>
-          <w:szCs w:val="22"/>
-          <w:lang w:val="es-ES" w:eastAsia="es-ES"/>
-          <w14:ligatures w14:val="none"/>
-        </w:rPr>
-      </w:pPr>
-    </w:p>
-    <w:p>
-      <w:pPr>
-        <w:spacing w:after="0" w:line="240" w:lineRule="auto"/>
-        <w:jc w:val="both"/>
-        <w:rPr>
-          <w:rFonts w:ascii="Arial Narrow" w:eastAsia="Arial Narrow" w:hAnsi="Arial Narrow" w:cs="Arial Narrow"/>
-          <w:color w:val="000000"/>
-          <w:kern w:val="0"/>
-          <w:sz w:val="22"/>
-          <w:szCs w:val="22"/>
-          <w:lang w:val="es-ES" w:eastAsia="es-ES"/>
-          <w14:ligatures w14:val="none"/>
-        </w:rPr>
-      </w:pPr>
-      <w:r>
-        <w:rPr>
-          <w:rFonts w:ascii="Arial Narrow" w:eastAsia="Arial Narrow" w:hAnsi="Arial Narrow" w:cs="Arial Narrow"/>
-          <w:b/>
-          <w:color w:val="000000"/>
-          <w:kern w:val="0"/>
-          <w:sz w:val="22"/>
-          <w:szCs w:val="22"/>
-          <w:lang w:eastAsia="es-PE"/>
-          <w14:ligatures w14:val="none"/>
-        </w:rPr>
-        <w:t xml:space="preserve">SÉTIMO:</w:t>
-      </w:r>
-      <w:r>
-        <w:rPr>
-          <w:rFonts w:ascii="Arial Narrow" w:eastAsia="Arial Narrow" w:hAnsi="Arial Narrow" w:cs="Arial Narrow"/>
-          <w:color w:val="000000"/>
-          <w:kern w:val="0"/>
-          <w:sz w:val="22"/>
-          <w:szCs w:val="22"/>
-          <w:lang w:eastAsia="es-PE"/>
-          <w14:ligatures w14:val="none"/>
-        </w:rPr>
-        <w:t xml:space="preserve"> </w:t>
-      </w:r>
-      <w:r>
-        <w:rPr>
-          <w:rFonts w:ascii="Arial Narrow" w:eastAsia="Arial Narrow" w:hAnsi="Arial Narrow" w:cs="Arial Narrow"/>
-          <w:color w:val="000000"/>
-          <w:kern w:val="0"/>
-          <w:sz w:val="22"/>
-          <w:szCs w:val="22"/>
-          <w:lang w:eastAsia="es-ES"/>
-          <w14:ligatures w14:val="none"/>
-        </w:rPr>
-        <w:t xml:space="preserve">requerir </w:t>
-      </w:r>
-      <w:r>
-        <w:rPr>
-          <w:rFonts w:ascii="Arial Narrow" w:eastAsia="Arial Narrow" w:hAnsi="Arial Narrow" w:cs="Arial Narrow"/>
-          <w:color w:val="000000"/>
-          <w:kern w:val="0"/>
-          <w:sz w:val="22"/>
-          <w:szCs w:val="22"/>
-          <w:lang w:val="es-ES" w:eastAsia="es-ES"/>
-          <w14:ligatures w14:val="none"/>
-        </w:rPr>
-        <w:t xml:space="preserve">que, en un </w:t>
-      </w:r>
-      <w:r>
-        <w:rPr>
-          <w:rFonts w:ascii="Arial Narrow" w:eastAsia="Arial Narrow" w:hAnsi="Arial Narrow" w:cs="Arial Narrow"/>
-          <w:color w:val="000000"/>
-          <w:kern w:val="0"/>
-          <w:sz w:val="22"/>
-          <w:szCs w:val="22"/>
-          <w:lang w:eastAsia="es-ES"/>
-          <w14:ligatures w14:val="none"/>
-        </w:rPr>
-        <w:t xml:space="preserve">plazo no mayor de cinco (5) días hábiles contado a partir del día siguiente de la notificación de la presente resolución, </w:t>
-      </w:r>
-      <w:proofErr w:type="spellStart"/>
-      <w:r>
-        <w:rPr>
-          <w:rFonts w:ascii="Arial Narrow" w:eastAsia="Arial Narrow" w:hAnsi="Arial Narrow" w:cs="Arial Narrow"/>
-          <w:sz w:val="22"/>
-          <w:szCs w:val="22"/>
-        </w:rPr>
-        <w:t>Honesty</w:t>
-      </w:r>
-      <w:proofErr w:type="spellEnd"/>
-      <w:r>
-        <w:rPr>
-          <w:rFonts w:ascii="Arial Narrow" w:eastAsia="Arial Narrow" w:hAnsi="Arial Narrow" w:cs="Arial Narrow"/>
-          <w:sz w:val="22"/>
-          <w:szCs w:val="22"/>
-        </w:rPr>
-        <w:t xml:space="preserve"> S.A.</w:t>
-      </w:r>
-      <w:r>
-        <w:rPr>
-          <w:rFonts w:ascii="Arial Narrow" w:eastAsia="Arial Narrow" w:hAnsi="Arial Narrow" w:cs="Arial Narrow"/>
-          <w:sz w:val="22"/>
-          <w:szCs w:val="22"/>
-        </w:rPr>
-        <w:t>C.</w:t>
-      </w:r>
-      <w:r>
-        <w:rPr>
-          <w:rFonts w:ascii="Arial Narrow" w:eastAsia="Arial Narrow" w:hAnsi="Arial Narrow" w:cs="Arial Narrow"/>
-          <w:color w:val="000000"/>
-          <w:kern w:val="0"/>
-          <w:sz w:val="22"/>
-          <w:szCs w:val="22"/>
-          <w:lang w:eastAsia="es-ES"/>
-          <w14:ligatures w14:val="none"/>
-        </w:rPr>
-        <w:t xml:space="preserve">, </w:t>
-      </w:r>
-      <w:r>
-        <w:rPr>
-          <w:rFonts w:ascii="Arial Narrow" w:eastAsia="Arial Narrow" w:hAnsi="Arial Narrow" w:cs="Arial Narrow"/>
-          <w:color w:val="000000"/>
-          <w:kern w:val="0"/>
-          <w:sz w:val="22"/>
-          <w:szCs w:val="22"/>
-          <w:lang w:val="es-ES" w:eastAsia="es-ES"/>
-          <w14:ligatures w14:val="none"/>
-        </w:rPr>
-        <w:t xml:space="preserve">cumpla con: </w:t>
-      </w:r>
-    </w:p>
-    <w:p>
-      <w:pPr>
-        <w:spacing w:after="0" w:line="240" w:lineRule="auto"/>
-        <w:jc w:val="both"/>
-        <w:rPr>
-          <w:rFonts w:ascii="Arial Narrow" w:eastAsia="Arial Narrow" w:hAnsi="Arial Narrow" w:cs="Arial Narrow"/>
-          <w:color w:val="000000"/>
-          <w:kern w:val="0"/>
-          <w:sz w:val="22"/>
-          <w:szCs w:val="22"/>
-          <w:lang w:val="es-ES" w:eastAsia="es-ES"/>
-          <w14:ligatures w14:val="none"/>
-        </w:rPr>
-      </w:pPr>
-    </w:p>
-    <w:p>
-      <w:pPr>
-        <w:spacing w:after="0" w:line="240" w:lineRule="auto"/>
-        <w:ind w:left="708"/>
-        <w:jc w:val="both"/>
-        <w:rPr>
-          <w:rFonts w:ascii="Arial Narrow" w:eastAsia="Arial Narrow" w:hAnsi="Arial Narrow" w:cs="Arial Narrow"/>
-          <w:color w:val="000000"/>
-          <w:kern w:val="0"/>
-          <w:sz w:val="22"/>
-          <w:szCs w:val="22"/>
-          <w:lang w:val="es-ES" w:eastAsia="es-ES"/>
-          <w14:ligatures w14:val="none"/>
-        </w:rPr>
-      </w:pPr>
-      <w:r>
-        <w:rPr>
-          <w:rFonts w:ascii="Arial Narrow" w:eastAsia="Arial Narrow" w:hAnsi="Arial Narrow" w:cs="Arial Narrow"/>
-          <w:color w:val="000000"/>
-          <w:kern w:val="0"/>
-          <w:sz w:val="22"/>
-          <w:szCs w:val="22"/>
-          <w:lang w:val="es-ES" w:eastAsia="es-ES"/>
-          <w14:ligatures w14:val="none"/>
-        </w:rPr>
-        <w:t xml:space="preserve">(i) presentar los medios probatorios que acrediten que cumplió con el protocolo para la realización del examen del polígrafo; </w:t>
-      </w:r>
-    </w:p>
-    <w:p>
-      <w:pPr>
-        <w:spacing w:after="0" w:line="240" w:lineRule="auto"/>
-        <w:jc w:val="both"/>
-        <w:rPr>
-          <w:rFonts w:ascii="Arial Narrow" w:eastAsia="Arial Narrow" w:hAnsi="Arial Narrow" w:cs="Arial Narrow"/>
-          <w:color w:val="000000"/>
-          <w:kern w:val="0"/>
-          <w:sz w:val="22"/>
-          <w:szCs w:val="22"/>
-          <w:lang w:val="es-ES" w:eastAsia="es-ES"/>
-          <w14:ligatures w14:val="none"/>
-        </w:rPr>
-      </w:pPr>
-    </w:p>
-    <w:p>
-      <w:pPr>
-        <w:spacing w:after="0" w:line="240" w:lineRule="auto"/>
-        <w:ind w:firstLine="708"/>
-        <w:jc w:val="both"/>
-        <w:rPr>
-          <w:rFonts w:ascii="Arial Narrow" w:eastAsia="Arial Narrow" w:hAnsi="Arial Narrow" w:cs="Arial Narrow"/>
-          <w:color w:val="000000"/>
-          <w:kern w:val="0"/>
-          <w:sz w:val="22"/>
-          <w:szCs w:val="22"/>
-          <w:lang w:val="es-ES" w:eastAsia="es-ES"/>
-          <w14:ligatures w14:val="none"/>
-        </w:rPr>
-      </w:pPr>
-      <w:r>
-        <w:rPr>
-          <w:rFonts w:ascii="Arial Narrow" w:eastAsia="Arial Narrow" w:hAnsi="Arial Narrow" w:cs="Arial Narrow"/>
-          <w:color w:val="000000"/>
-          <w:kern w:val="0"/>
-          <w:sz w:val="22"/>
-          <w:szCs w:val="22"/>
-          <w:lang w:val="es-ES" w:eastAsia="es-ES"/>
-          <w14:ligatures w14:val="none"/>
-        </w:rPr>
-        <w:t>(</w:t>
-      </w:r>
-      <w:proofErr w:type="spellStart"/>
-      <w:r>
-        <w:rPr>
-          <w:rFonts w:ascii="Arial Narrow" w:eastAsia="Arial Narrow" w:hAnsi="Arial Narrow" w:cs="Arial Narrow"/>
-          <w:color w:val="000000"/>
-          <w:kern w:val="0"/>
-          <w:sz w:val="22"/>
-          <w:szCs w:val="22"/>
-          <w:lang w:val="es-ES" w:eastAsia="es-ES"/>
-          <w14:ligatures w14:val="none"/>
-        </w:rPr>
-        <w:t>ii</w:t>
-      </w:r>
-      <w:proofErr w:type="spellEnd"/>
-      <w:r>
-        <w:rPr>
-          <w:rFonts w:ascii="Arial Narrow" w:eastAsia="Arial Narrow" w:hAnsi="Arial Narrow" w:cs="Arial Narrow"/>
-          <w:color w:val="000000"/>
-          <w:kern w:val="0"/>
-          <w:sz w:val="22"/>
-          <w:szCs w:val="22"/>
-          <w:lang w:val="es-ES" w:eastAsia="es-ES"/>
-          <w14:ligatures w14:val="none"/>
-        </w:rPr>
-        <w:t xml:space="preserve">) presentar copia de la respuesta a las comunicaciones presentada por el denunciante; y, </w:t>
-      </w:r>
-    </w:p>
-    <w:p>
-      <w:pPr>
-        <w:spacing w:after="0" w:line="240" w:lineRule="auto"/>
-        <w:jc w:val="both"/>
-        <w:rPr>
-          <w:rFonts w:ascii="Arial Narrow" w:eastAsia="Arial Narrow" w:hAnsi="Arial Narrow" w:cs="Arial Narrow"/>
-          <w:color w:val="000000"/>
-          <w:kern w:val="0"/>
-          <w:sz w:val="22"/>
-          <w:szCs w:val="22"/>
-          <w:lang w:val="es-ES" w:eastAsia="es-ES"/>
-          <w14:ligatures w14:val="none"/>
-        </w:rPr>
-      </w:pPr>
-    </w:p>
-    <w:p>
-      <w:pPr>
-        <w:spacing w:after="0" w:line="240" w:lineRule="auto"/>
-        <w:ind w:firstLine="708"/>
-        <w:jc w:val="both"/>
-        <w:rPr>
-          <w:rFonts w:ascii="Arial Narrow" w:eastAsia="Arial Narrow" w:hAnsi="Arial Narrow" w:cs="Arial Narrow"/>
-          <w:color w:val="000000"/>
-          <w:kern w:val="0"/>
-          <w:sz w:val="22"/>
-          <w:szCs w:val="22"/>
-          <w:lang w:val="es-ES" w:eastAsia="es-ES"/>
-          <w14:ligatures w14:val="none"/>
-        </w:rPr>
-      </w:pPr>
-      <w:r>
-        <w:rPr>
-          <w:rFonts w:ascii="Arial Narrow" w:eastAsia="Arial Narrow" w:hAnsi="Arial Narrow" w:cs="Arial Narrow"/>
-          <w:color w:val="000000"/>
-          <w:kern w:val="0"/>
-          <w:sz w:val="22"/>
-          <w:szCs w:val="22"/>
-          <w:lang w:val="es-ES" w:eastAsia="es-ES"/>
-          <w14:ligatures w14:val="none"/>
-        </w:rPr>
-        <w:t>(</w:t>
-      </w:r>
-      <w:proofErr w:type="spellStart"/>
-      <w:r>
-        <w:rPr>
-          <w:rFonts w:ascii="Arial Narrow" w:eastAsia="Arial Narrow" w:hAnsi="Arial Narrow" w:cs="Arial Narrow"/>
-          <w:color w:val="000000"/>
-          <w:kern w:val="0"/>
-          <w:sz w:val="22"/>
-          <w:szCs w:val="22"/>
-          <w:lang w:val="es-ES" w:eastAsia="es-ES"/>
-          <w14:ligatures w14:val="none"/>
-        </w:rPr>
-        <w:t>iii</w:t>
-      </w:r>
-      <w:proofErr w:type="spellEnd"/>
-      <w:r>
-        <w:rPr>
-          <w:rFonts w:ascii="Arial Narrow" w:eastAsia="Arial Narrow" w:hAnsi="Arial Narrow" w:cs="Arial Narrow"/>
-          <w:color w:val="000000"/>
-          <w:kern w:val="0"/>
-          <w:sz w:val="22"/>
-          <w:szCs w:val="22"/>
-          <w:lang w:val="es-ES" w:eastAsia="es-ES"/>
-          <w14:ligatures w14:val="none"/>
-        </w:rPr>
-        <w:t>)</w:t>
-      </w:r>
-      <w:r>
-        <w:rPr>
-          <w:rFonts w:ascii="Arial Narrow" w:eastAsia="Arial Narrow" w:hAnsi="Arial Narrow" w:cs="Arial Narrow"/>
-          <w:color w:val="000000"/>
-          <w:kern w:val="0"/>
-          <w:sz w:val="22"/>
-          <w:szCs w:val="22"/>
-          <w:lang w:val="es-ES" w:eastAsia="es-ES"/>
-          <w14:ligatures w14:val="none"/>
-        </w:rPr>
-        <w:t xml:space="preserve"> </w:t>
-      </w:r>
-      <w:r>
-        <w:rPr>
-          <w:rFonts w:ascii="Arial Narrow" w:eastAsia="Arial Narrow" w:hAnsi="Arial Narrow" w:cs="Arial Narrow"/>
-          <w:color w:val="000000"/>
-          <w:kern w:val="0"/>
-          <w:sz w:val="22"/>
-          <w:szCs w:val="22"/>
-          <w:lang w:val="es-ES" w:eastAsia="es-ES"/>
-          <w14:ligatures w14:val="none"/>
-        </w:rPr>
-        <w:t>presentar la grabación de la prueba poligráfica realizada al denunciante</w:t>
-      </w:r>
-      <w:r>
-        <w:rPr>
-          <w:rFonts w:ascii="Arial Narrow" w:eastAsia="Arial Narrow" w:hAnsi="Arial Narrow" w:cs="Arial Narrow"/>
-          <w:color w:val="000000"/>
-          <w:kern w:val="0"/>
-          <w:sz w:val="22"/>
-          <w:szCs w:val="22"/>
-          <w:lang w:val="es-ES" w:eastAsia="es-ES"/>
-          <w14:ligatures w14:val="none"/>
-        </w:rPr>
-        <w:t>.</w:t>
-      </w:r>
-    </w:p>
-    <w:p>
-      <w:pPr>
-        <w:spacing w:after="0" w:line="240" w:lineRule="auto"/>
+        <w:spacing w:before="0" w:after="0" w:line="240" w:lineRule="auto"/>
         <w:jc w:val="both"/>
         <w:rPr>
           <w:rFonts w:ascii="Arial Narrow" w:eastAsia="Arial Narrow" w:hAnsi="Arial Narrow" w:cs="Arial Narrow"/>
@@ -10297,11 +10301,39 @@
     </w:p>
     <w:p>
       <w:pPr>
+        <w:spacing w:before="0" w:after="0" w:line="240" w:lineRule="auto"/>
+        <w:shd w:val="clear" w:color="auto" w:fill="FFFFFF"/>
+        <w:jc w:val="both"/>
+        <w:rPr>
+          <w:rFonts w:ascii="Arial Narrow" w:eastAsia="Arial Narrow" w:hAnsi="Arial Narrow" w:cs="Arial Narrow"/>
+          <w:b/>
+          <w:color w:val="000000"/>
+          <w:kern w:val="0"/>
+          <w:sz w:val="22"/>
+          <w:szCs w:val="22"/>
+          <w:lang w:eastAsia="es-PE"/>
+          <w14:ligatures w14:val="none"/>
+        </w:rPr>
+      </w:pPr>
+    </w:p>
+    <w:p>
+      <w:pPr>
         <w:shd w:val="clear" w:color="auto" w:fill="FFFFFF"/>
         <w:spacing w:after="0" w:line="240" w:lineRule="auto"/>
         <w:jc w:val="both"/>
         <w:rPr>
           <w:rFonts w:ascii="Arial Narrow" w:eastAsia="Arial Narrow" w:hAnsi="Arial Narrow" w:cs="Arial Narrow"/>
+          <w:color w:val="000000"/>
+          <w:kern w:val="0"/>
+          <w:sz w:val="22"/>
+          <w:szCs w:val="22"/>
+          <w:lang w:eastAsia="es-PE"/>
+          <w14:ligatures w14:val="none"/>
+        </w:rPr>
+      </w:pPr>
+      <w:r>
+        <w:rPr>
+          <w:rFonts w:ascii="Arial Narrow" w:eastAsia="Arial Narrow" w:hAnsi="Arial Narrow" w:cs="Arial Narrow"/>
           <w:b/>
           <w:color w:val="000000"/>
           <w:kern w:val="0"/>
@@ -10310,90 +10342,62 @@
           <w:lang w:eastAsia="es-PE"/>
           <w14:ligatures w14:val="none"/>
         </w:rPr>
-      </w:pPr>
-    </w:p>
-    <w:p>
-      <w:pPr>
+        <w:t>NOVENO</w:t>
+      </w:r>
+      <w:r>
+        <w:rPr>
+          <w:rFonts w:ascii="Arial Narrow" w:eastAsia="Arial Narrow" w:hAnsi="Arial Narrow" w:cs="Arial Narrow"/>
+          <w:b/>
+          <w:color w:val="000000"/>
+          <w:kern w:val="0"/>
+          <w:sz w:val="22"/>
+          <w:szCs w:val="22"/>
+          <w:lang w:eastAsia="es-PE"/>
+          <w14:ligatures w14:val="none"/>
+        </w:rPr>
+        <w:t>:</w:t>
+      </w:r>
+      <w:r>
+        <w:rPr>
+          <w:rFonts w:ascii="Arial Narrow" w:eastAsia="Arial Narrow" w:hAnsi="Arial Narrow" w:cs="Arial Narrow"/>
+          <w:color w:val="000000"/>
+          <w:kern w:val="0"/>
+          <w:sz w:val="22"/>
+          <w:szCs w:val="22"/>
+          <w:lang w:eastAsia="es-PE"/>
+          <w14:ligatures w14:val="none"/>
+        </w:rPr>
+        <w:t xml:space="preserve"> informar a las partes que conforme a lo establecido en el artículo 39</w:t>
+      </w:r>
+      <w:r>
+        <w:rPr>
+          <w:rFonts w:ascii="Arial Narrow" w:eastAsia="Arial Narrow" w:hAnsi="Arial Narrow" w:cs="Arial Narrow"/>
+          <w:color w:val="000000"/>
+          <w:kern w:val="0"/>
+          <w:sz w:val="22"/>
+          <w:szCs w:val="22"/>
+          <w:lang w:eastAsia="es-PE"/>
+          <w14:ligatures w14:val="none"/>
+        </w:rPr>
+        <w:t/>
+      </w:r>
+      <w:r>
+        <w:rPr>
+          <w:rFonts w:ascii="Arial Narrow" w:eastAsia="Arial Narrow" w:hAnsi="Arial Narrow" w:cs="Arial Narrow"/>
+          <w:color w:val="000000"/>
+          <w:kern w:val="0"/>
+          <w:sz w:val="22"/>
+          <w:szCs w:val="22"/>
+          <w:lang w:eastAsia="es-PE"/>
+          <w14:ligatures w14:val="none"/>
+        </w:rPr>
+        <w:t xml:space="preserve"> de la Ley sobre Facultades, Normas y Organización del Indecopi, aprobada por Decreto Legislativo 807, los gastos por los peritajes realizados, actuación de pruebas, inspecciones y otros derivados de la tramitación del proceso serán de cargo de la parte que solicita la prueba, salvo pacto en contrario. En todos los casos, la resolución final determinará si los gastos deben ser asumidos por alguna de las partes, o reembolsados a la otra parte o al Indecopi, según sea el caso, de manera adicional a la sanción que haya podido imponerse. </w:t>
+      </w:r>
+    </w:p>
+    <w:p>
+      <w:pPr>
+        <w:spacing w:before="0" w:after="0" w:line="240" w:lineRule="auto"/>
         <w:shd w:val="clear" w:color="auto" w:fill="FFFFFF"/>
-        <w:spacing w:after="0" w:line="240" w:lineRule="auto"/>
-        <w:jc w:val="both"/>
-        <w:rPr>
-          <w:rFonts w:ascii="Arial Narrow" w:eastAsia="Arial Narrow" w:hAnsi="Arial Narrow" w:cs="Arial Narrow"/>
-          <w:color w:val="000000"/>
-          <w:kern w:val="0"/>
-          <w:sz w:val="22"/>
-          <w:szCs w:val="22"/>
-          <w:lang w:eastAsia="es-PE"/>
-          <w14:ligatures w14:val="none"/>
-        </w:rPr>
-      </w:pPr>
-      <w:r>
-        <w:rPr>
-          <w:rFonts w:ascii="Arial Narrow" w:eastAsia="Arial Narrow" w:hAnsi="Arial Narrow" w:cs="Arial Narrow"/>
-          <w:b/>
-          <w:color w:val="000000"/>
-          <w:kern w:val="0"/>
-          <w:sz w:val="22"/>
-          <w:szCs w:val="22"/>
-          <w:lang w:eastAsia="es-PE"/>
-          <w14:ligatures w14:val="none"/>
-        </w:rPr>
-        <w:t>NOVENO</w:t>
-      </w:r>
-      <w:r>
-        <w:rPr>
-          <w:rFonts w:ascii="Arial Narrow" w:eastAsia="Arial Narrow" w:hAnsi="Arial Narrow" w:cs="Arial Narrow"/>
-          <w:b/>
-          <w:color w:val="000000"/>
-          <w:kern w:val="0"/>
-          <w:sz w:val="22"/>
-          <w:szCs w:val="22"/>
-          <w:lang w:eastAsia="es-PE"/>
-          <w14:ligatures w14:val="none"/>
-        </w:rPr>
-        <w:t>:</w:t>
-      </w:r>
-      <w:r>
-        <w:rPr>
-          <w:rFonts w:ascii="Arial Narrow" w:eastAsia="Arial Narrow" w:hAnsi="Arial Narrow" w:cs="Arial Narrow"/>
-          <w:color w:val="000000"/>
-          <w:kern w:val="0"/>
-          <w:sz w:val="22"/>
-          <w:szCs w:val="22"/>
-          <w:lang w:eastAsia="es-PE"/>
-          <w14:ligatures w14:val="none"/>
-        </w:rPr>
-        <w:t xml:space="preserve"> informar a las partes que conforme a lo establecido en el artículo 39</w:t>
-      </w:r>
-      <w:r>
-        <w:rPr>
-          <w:rFonts w:ascii="Arial Narrow" w:eastAsia="Arial Narrow" w:hAnsi="Arial Narrow" w:cs="Arial Narrow"/>
-          <w:color w:val="000000"/>
-          <w:kern w:val="0"/>
-          <w:sz w:val="22"/>
-          <w:szCs w:val="22"/>
-          <w:lang w:eastAsia="es-PE"/>
-          <w14:ligatures w14:val="none"/>
-        </w:rPr>
-        <w:t/>
-      </w:r>
-      <w:r>
-        <w:rPr>
-          <w:rFonts w:ascii="Arial Narrow" w:eastAsia="Arial Narrow" w:hAnsi="Arial Narrow" w:cs="Arial Narrow"/>
-          <w:color w:val="000000"/>
-          <w:kern w:val="0"/>
-          <w:sz w:val="22"/>
-          <w:szCs w:val="22"/>
-          <w:lang w:eastAsia="es-PE"/>
-          <w14:ligatures w14:val="none"/>
-        </w:rPr>
-        <w:t xml:space="preserve"> de la Ley sobre Facultades, Normas y Organización del Indecopi, aprobada por Decreto Legislativo 807, los gastos por los peritajes realizados, actuación de pruebas, inspecciones y otros derivados de la tramitación del proceso serán de cargo de la parte que solicita la prueba, salvo pacto en contrario. En todos los casos, la resolución final determinará si los gastos deben ser asumidos por alguna de las partes, o reembolsados a la otra parte o al Indecopi, según sea el caso, de manera adicional a la sanción que haya podido imponerse. </w:t>
-      </w:r>
-    </w:p>
-    <w:p>
-      <w:pPr>
-        <w:shd w:val="clear" w:color="auto" w:fill="FFFFFF"/>
-        <w:spacing w:after="0" w:line="240" w:lineRule="auto"/>
         <w:jc w:val="both"/>
         <w:rPr>
           <w:rFonts w:ascii="Arial Narrow" w:eastAsia="Arial Narrow" w:hAnsi="Arial Narrow" w:cs="Arial Narrow"/>
@@ -10572,15 +10576,131 @@
     </w:p>
     <w:p>
       <w:pPr>
+        <w:spacing w:before="0" w:after="0" w:line="240" w:lineRule="auto"/>
+        <w:suppressAutoHyphens/>
+        <w:jc w:val="both"/>
+        <w:rPr>
+          <w:rFonts w:ascii="Arial Narrow" w:eastAsia="Arial Narrow" w:hAnsi="Arial Narrow" w:cs="Arial Narrow"/>
+          <w:kern w:val="0"/>
+          <w:sz w:val="22"/>
+          <w:szCs w:val="22"/>
+          <w:u w:val="single"/>
+          <w14:ligatures w14:val="none"/>
+        </w:rPr>
+      </w:pPr>
+    </w:p>
+    <w:p>
+      <w:pPr>
         <w:suppressAutoHyphens/>
         <w:spacing w:after="0" w:line="240" w:lineRule="auto"/>
         <w:jc w:val="both"/>
         <w:rPr>
           <w:rFonts w:ascii="Arial Narrow" w:eastAsia="Arial Narrow" w:hAnsi="Arial Narrow" w:cs="Arial Narrow"/>
-          <w:kern w:val="0"/>
-          <w:sz w:val="22"/>
-          <w:szCs w:val="22"/>
-          <w:u w:val="single"/>
+          <w:b/>
+          <w:bCs/>
+          <w:sz w:val="22"/>
+          <w:szCs w:val="22"/>
+        </w:rPr>
+      </w:pPr>
+      <w:r>
+        <w:rPr>
+          <w:rFonts w:ascii="Arial Narrow" w:eastAsia="Arial Narrow" w:hAnsi="Arial Narrow" w:cs="Arial Narrow"/>
+          <w:b/>
+          <w:spacing w:val="-3"/>
+          <w:kern w:val="0"/>
+          <w14:ligatures w14:val="none"/>
+          <w:sz w:val="22"/>
+          <w:szCs w:val="22"/>
+        </w:rPr>
+        <w:t>DÉCIMO</w:t>
+      </w:r>
+      <w:r>
+        <w:rPr>
+          <w:rFonts w:ascii="Arial Narrow" w:eastAsia="Arial Narrow" w:hAnsi="Arial Narrow" w:cs="Arial Narrow"/>
+          <w:b/>
+          <w:spacing w:val="-3"/>
+          <w:kern w:val="0"/>
+          <w14:ligatures w14:val="none"/>
+          <w:sz w:val="22"/>
+          <w:szCs w:val="22"/>
+        </w:rPr>
+        <w:t xml:space="preserve"> </w:t>
+      </w:r>
+      <w:r>
+        <w:rPr>
+          <w:rFonts w:ascii="Arial Narrow" w:eastAsia="Arial Narrow" w:hAnsi="Arial Narrow" w:cs="Arial Narrow"/>
+          <w:b/>
+          <w:bCs/>
+          <w:sz w:val="22"/>
+          <w:szCs w:val="22"/>
+        </w:rPr>
+        <w:t>PRIMERO</w:t>
+      </w:r>
+      <w:r>
+        <w:rPr>
+          <w:rFonts w:ascii="Arial Narrow" w:eastAsia="Arial Narrow" w:hAnsi="Arial Narrow" w:cs="Arial Narrow"/>
+          <w:b/>
+          <w:color w:val="000000"/>
+          <w:kern w:val="0"/>
+          <w:sz w:val="22"/>
+          <w:szCs w:val="22"/>
+          <w:lang w:eastAsia="es-PE"/>
+          <w14:ligatures w14:val="none"/>
+        </w:rPr>
+        <w:t>:</w:t>
+      </w:r>
+      <w:r>
+        <w:rPr>
+          <w:rFonts w:ascii="Arial Narrow" w:eastAsia="Arial Narrow" w:hAnsi="Arial Narrow" w:cs="Arial Narrow"/>
+          <w:color w:val="000000"/>
+          <w:kern w:val="0"/>
+          <w:sz w:val="22"/>
+          <w:szCs w:val="22"/>
+          <w:lang w:eastAsia="es-PE"/>
+          <w14:ligatures w14:val="none"/>
+        </w:rPr>
+        <w:t xml:space="preserve"> </w:t>
+      </w:r>
+      <w:r>
+        <w:rPr>
+          <w:rFonts w:ascii="Arial Narrow" w:eastAsia="Arial Narrow" w:hAnsi="Arial Narrow" w:cs="Arial Narrow"/>
+          <w:color w:val="000000"/>
+          <w:kern w:val="0"/>
+          <w:sz w:val="22"/>
+          <w:szCs w:val="22"/>
+          <w:lang w:eastAsia="es-PE"/>
+          <w14:ligatures w14:val="none"/>
+        </w:rPr>
+        <w:t xml:space="preserve">poner en conocimiento de las partes que, antes de la emisión de la Resolución Final, tienen la posibilidad de formular su desistimiento o presentar el acuerdo arribado mediante la conciliación, </w:t>
+      </w:r>
+      <w:r>
+        <w:rPr>
+          <w:rFonts w:ascii="Arial Narrow" w:eastAsia="Arial Narrow" w:hAnsi="Arial Narrow" w:cs="Arial Narrow"/>
+          <w:color w:val="000000"/>
+          <w:kern w:val="0"/>
+          <w:sz w:val="22"/>
+          <w:szCs w:val="22"/>
+          <w:lang w:eastAsia="es-PE"/>
+          <w14:ligatures w14:val="none"/>
+        </w:rPr>
+        <w:lastRenderedPageBreak/>
+        <w:t>mediación, transacción o cualquier otro que, de forma indubitable, deje constancia que se ha solucionado la controversia materia de denuncia.</w:t>
+      </w:r>
+      <w:bookmarkStart w:id="9" w:name="h.gjdgxs" w:colFirst="0" w:colLast="0"/>
+      <w:bookmarkEnd w:id="9"/>
+    </w:p>
+    <w:p>
+      <w:pPr>
+        <w:spacing w:before="0" w:after="0" w:line="240" w:lineRule="auto"/>
+        <w:suppressAutoHyphens/>
+        <w:jc w:val="both"/>
+        <w:rPr>
+          <w:rFonts w:ascii="Arial Narrow" w:eastAsia="Arial Narrow" w:hAnsi="Arial Narrow" w:cs="Arial Narrow"/>
+          <w:color w:val="000000"/>
+          <w:kern w:val="0"/>
+          <w:sz w:val="22"/>
+          <w:szCs w:val="22"/>
+          <w:lang w:eastAsia="es-PE"/>
           <w14:ligatures w14:val="none"/>
         </w:rPr>
       </w:pPr>
@@ -10592,311 +10712,195 @@
         <w:jc w:val="both"/>
         <w:rPr>
           <w:rFonts w:ascii="Arial Narrow" w:eastAsia="Arial Narrow" w:hAnsi="Arial Narrow" w:cs="Arial Narrow"/>
+          <w:sz w:val="22"/>
+          <w:szCs w:val="22"/>
+        </w:rPr>
+      </w:pPr>
+      <w:r>
+        <w:rPr>
+          <w:rFonts w:ascii="Arial Narrow" w:eastAsia="Arial Narrow" w:hAnsi="Arial Narrow" w:cs="Arial Narrow"/>
           <w:b/>
           <w:bCs/>
           <w:sz w:val="22"/>
           <w:szCs w:val="22"/>
         </w:rPr>
-      </w:pPr>
-      <w:r>
-        <w:rPr>
-          <w:rFonts w:ascii="Arial Narrow" w:eastAsia="Arial Narrow" w:hAnsi="Arial Narrow" w:cs="Arial Narrow"/>
-          <w:b/>
+        <w:t xml:space="preserve">DÉCIMO SEGUNDO:</w:t>
+      </w:r>
+      <w:r>
+        <w:rPr>
+          <w:rFonts w:ascii="Arial Narrow" w:eastAsia="Arial Narrow" w:hAnsi="Arial Narrow" w:cs="Arial Narrow"/>
+          <w:sz w:val="22"/>
+          <w:szCs w:val="22"/>
+        </w:rPr>
+        <w:t xml:space="preserve"> </w:t>
+      </w:r>
+      <w:r>
+        <w:rPr>
+          <w:rFonts w:ascii="Arial Narrow" w:eastAsia="Arial Narrow" w:hAnsi="Arial Narrow" w:cs="Arial Narrow"/>
+          <w:sz w:val="22"/>
+          <w:szCs w:val="22"/>
+        </w:rPr>
+        <w:t xml:space="preserve">requerir al señor [DENUNCIANTE] y al Banco de Crédito del Perú S.A. para que, dentro del plazo de dos (2) días hábiles siguientes a la fecha en que reciban la notificación en sus bandejas de correos electrónicos, efectúen la confirmación de recepción de la notificación remitida por este despacho a sus correos electrónicos, de conformidad con el segundo párrafo del numeral 4 del artículo 20 del Texto Único Ordenado de la Ley del Procedimiento Administrativo General, aprobado mediante Decreto Supremo 006-2026-JUS, bajo apercibimiento de rehacer el acto de notificación y notificarles conforme al numeral 1 del artículo 20 del citado cuerpo normativo.</w:t>
+      </w:r>
+      <w:r>
+        <w:rPr>
+          <w:rFonts w:ascii="Arial Narrow" w:eastAsia="Arial Narrow" w:hAnsi="Arial Narrow" w:cs="Arial Narrow"/>
+          <w:sz w:val="22"/>
+          <w:szCs w:val="22"/>
+        </w:rPr>
+        <w:t xml:space="preserve"/>
+      </w:r>
+      <w:r>
+        <w:rPr>
+          <w:rFonts w:ascii="Arial Narrow" w:eastAsia="Arial Narrow" w:hAnsi="Arial Narrow" w:cs="Arial Narrow"/>
           <w:spacing w:val="-3"/>
           <w:kern w:val="0"/>
           <w14:ligatures w14:val="none"/>
           <w:sz w:val="22"/>
           <w:szCs w:val="22"/>
         </w:rPr>
-        <w:t>DÉCIMO</w:t>
-      </w:r>
-      <w:r>
-        <w:rPr>
-          <w:rFonts w:ascii="Arial Narrow" w:eastAsia="Arial Narrow" w:hAnsi="Arial Narrow" w:cs="Arial Narrow"/>
-          <w:b/>
+        <w:t/>
+      </w:r>
+      <w:r>
+        <w:rPr>
+          <w:rFonts w:ascii="Arial Narrow" w:eastAsia="Arial Narrow" w:hAnsi="Arial Narrow" w:cs="Arial Narrow"/>
           <w:spacing w:val="-3"/>
           <w:kern w:val="0"/>
           <w14:ligatures w14:val="none"/>
           <w:sz w:val="22"/>
           <w:szCs w:val="22"/>
         </w:rPr>
-        <w:t xml:space="preserve"> </w:t>
-      </w:r>
-      <w:r>
-        <w:rPr>
-          <w:rFonts w:ascii="Arial Narrow" w:eastAsia="Arial Narrow" w:hAnsi="Arial Narrow" w:cs="Arial Narrow"/>
-          <w:b/>
-          <w:bCs/>
-          <w:sz w:val="22"/>
-          <w:szCs w:val="22"/>
-        </w:rPr>
-        <w:t>PRIMERO</w:t>
-      </w:r>
-      <w:r>
-        <w:rPr>
-          <w:rFonts w:ascii="Arial Narrow" w:eastAsia="Arial Narrow" w:hAnsi="Arial Narrow" w:cs="Arial Narrow"/>
-          <w:b/>
-          <w:color w:val="000000"/>
-          <w:kern w:val="0"/>
-          <w:sz w:val="22"/>
-          <w:szCs w:val="22"/>
-          <w:lang w:eastAsia="es-PE"/>
-          <w14:ligatures w14:val="none"/>
-        </w:rPr>
-        <w:t>:</w:t>
-      </w:r>
-      <w:r>
-        <w:rPr>
-          <w:rFonts w:ascii="Arial Narrow" w:eastAsia="Arial Narrow" w:hAnsi="Arial Narrow" w:cs="Arial Narrow"/>
-          <w:color w:val="000000"/>
-          <w:kern w:val="0"/>
-          <w:sz w:val="22"/>
-          <w:szCs w:val="22"/>
-          <w:lang w:eastAsia="es-PE"/>
-          <w14:ligatures w14:val="none"/>
-        </w:rPr>
-        <w:t xml:space="preserve"> </w:t>
-      </w:r>
-      <w:r>
-        <w:rPr>
-          <w:rFonts w:ascii="Arial Narrow" w:eastAsia="Arial Narrow" w:hAnsi="Arial Narrow" w:cs="Arial Narrow"/>
-          <w:color w:val="000000"/>
-          <w:kern w:val="0"/>
-          <w:sz w:val="22"/>
-          <w:szCs w:val="22"/>
-          <w:lang w:eastAsia="es-PE"/>
-          <w14:ligatures w14:val="none"/>
-        </w:rPr>
-        <w:t xml:space="preserve">poner en conocimiento de las partes que, antes de la emisión de la Resolución Final, tienen la posibilidad de formular su desistimiento o presentar el acuerdo arribado mediante la conciliación, </w:t>
-      </w:r>
-      <w:r>
-        <w:rPr>
-          <w:rFonts w:ascii="Arial Narrow" w:eastAsia="Arial Narrow" w:hAnsi="Arial Narrow" w:cs="Arial Narrow"/>
-          <w:color w:val="000000"/>
-          <w:kern w:val="0"/>
-          <w:sz w:val="22"/>
-          <w:szCs w:val="22"/>
-          <w:lang w:eastAsia="es-PE"/>
-          <w14:ligatures w14:val="none"/>
-        </w:rPr>
-        <w:lastRenderedPageBreak/>
-        <w:t>mediación, transacción o cualquier otro que, de forma indubitable, deje constancia que se ha solucionado la controversia materia de denuncia.</w:t>
-      </w:r>
-      <w:bookmarkStart w:id="9" w:name="h.gjdgxs" w:colFirst="0" w:colLast="0"/>
-      <w:bookmarkEnd w:id="9"/>
-    </w:p>
-    <w:p>
-      <w:pPr>
+        <w:t xml:space="preserve"/>
+      </w:r>
+      <w:r>
+        <w:rPr>
+          <w:rFonts w:ascii="Arial Narrow" w:eastAsia="Arial Narrow" w:hAnsi="Arial Narrow" w:cs="Arial Narrow"/>
+          <w:spacing w:val="-3"/>
+          <w:kern w:val="0"/>
+          <w14:ligatures w14:val="none"/>
+          <w:sz w:val="22"/>
+          <w:szCs w:val="22"/>
+        </w:rPr>
+        <w:t xml:space="preserve"/>
+      </w:r>
+      <w:proofErr w:type="spellStart"/>
+      <w:r>
+        <w:rPr>
+          <w:rFonts w:ascii="Arial Narrow" w:eastAsia="Arial Narrow" w:hAnsi="Arial Narrow" w:cs="Arial Narrow"/>
+          <w:spacing w:val="-3"/>
+          <w:kern w:val="0"/>
+          <w14:ligatures w14:val="none"/>
+          <w:sz w:val="22"/>
+          <w:szCs w:val="22"/>
+        </w:rPr>
+        <w:t/>
+      </w:r>
+      <w:proofErr w:type="spellEnd"/>
+      <w:r>
+        <w:rPr>
+          <w:rFonts w:ascii="Arial Narrow" w:eastAsia="Arial Narrow" w:hAnsi="Arial Narrow" w:cs="Arial Narrow"/>
+          <w:spacing w:val="-3"/>
+          <w:kern w:val="0"/>
+          <w14:ligatures w14:val="none"/>
+          <w:sz w:val="22"/>
+          <w:szCs w:val="22"/>
+        </w:rPr>
+        <w:t xml:space="preserve"/>
+      </w:r>
+      <w:r>
+        <w:rPr>
+          <w:rFonts w:ascii="Arial Narrow" w:eastAsia="Arial Narrow" w:hAnsi="Arial Narrow" w:cs="Arial Narrow"/>
+          <w:spacing w:val="-3"/>
+          <w:kern w:val="0"/>
+          <w14:ligatures w14:val="none"/>
+          <w:sz w:val="22"/>
+          <w:szCs w:val="22"/>
+        </w:rPr>
+        <w:t xml:space="preserve"/>
+      </w:r>
+      <w:r>
+        <w:rPr>
+          <w:rFonts w:ascii="Arial Narrow" w:eastAsia="Arial Narrow" w:hAnsi="Arial Narrow" w:cs="Arial Narrow"/>
+          <w:color w:val="000000"/>
+          <w:sz w:val="22"/>
+          <w:szCs w:val="22"/>
+        </w:rPr>
+        <w:t/>
+      </w:r>
+      <w:r>
+        <w:rPr>
+          <w:rFonts w:ascii="Arial Narrow" w:eastAsia="Arial Narrow" w:hAnsi="Arial Narrow" w:cs="Arial Narrow"/>
+          <w:color w:val="000000"/>
+          <w:kern w:val="0"/>
+          <w:sz w:val="22"/>
+          <w:szCs w:val="22"/>
+          <w:lang w:eastAsia="es-PE"/>
+          <w14:ligatures w14:val="none"/>
+        </w:rPr>
+        <w:t/>
+      </w:r>
+      <w:r>
+        <w:rPr>
+          <w:rFonts w:ascii="Arial Narrow" w:eastAsia="Arial Narrow" w:hAnsi="Arial Narrow" w:cs="Arial Narrow"/>
+          <w:color w:val="000000"/>
+          <w:sz w:val="22"/>
+          <w:szCs w:val="22"/>
+        </w:rPr>
+        <w:t xml:space="preserve"/>
+      </w:r>
+      <w:r>
+        <w:rPr>
+          <w:rFonts w:ascii="Arial Narrow" w:eastAsia="Arial Narrow" w:hAnsi="Arial Narrow" w:cs="Arial Narrow"/>
+          <w:color w:val="000000"/>
+          <w:sz w:val="22"/>
+          <w:szCs w:val="22"/>
+        </w:rPr>
+        <w:t xml:space="preserve"/>
+      </w:r>
+      <w:r>
+        <w:rPr>
+          <w:rFonts w:ascii="Arial Narrow" w:eastAsia="Arial Narrow" w:hAnsi="Arial Narrow" w:cs="Arial Narrow"/>
+          <w:color w:val="000000"/>
+          <w:kern w:val="0"/>
+          <w:sz w:val="22"/>
+          <w:szCs w:val="22"/>
+          <w:lang w:eastAsia="es-PE"/>
+          <w14:ligatures w14:val="none"/>
+        </w:rPr>
+        <w:t/>
+      </w:r>
+      <w:r>
+        <w:rPr>
+          <w:rFonts w:ascii="Arial Narrow" w:eastAsia="Arial Narrow" w:hAnsi="Arial Narrow" w:cs="Arial Narrow"/>
+          <w:color w:val="000000"/>
+          <w:sz w:val="22"/>
+          <w:szCs w:val="22"/>
+        </w:rPr>
+        <w:t xml:space="preserve"/>
+      </w:r>
+      <w:r>
+        <w:rPr>
+          <w:rStyle w:val="Refdenotaalpie"/>
+          <w:rFonts w:ascii="Arial Narrow" w:eastAsia="Arial Narrow" w:hAnsi="Arial Narrow" w:cs="Arial Narrow"/>
+          <w:sz w:val="22"/>
+          <w:szCs w:val="22"/>
+          <w:vertAlign w:val="superscript"/>
+        </w:rPr>
+        <w:footnoteReference w:id="18"/>
+      </w:r>
+      <w:r>
+        <w:rPr>
+          <w:rFonts w:ascii="Arial Narrow" w:eastAsia="Arial Narrow" w:hAnsi="Arial Narrow" w:cs="Arial Narrow"/>
+          <w:sz w:val="22"/>
+          <w:szCs w:val="22"/>
+        </w:rPr>
+        <w:t/>
+      </w:r>
+    </w:p>
+    <w:p>
+      <w:pPr>
+        <w:spacing w:before="0" w:after="0" w:line="240" w:lineRule="auto"/>
         <w:suppressAutoHyphens/>
-        <w:spacing w:after="0" w:line="240" w:lineRule="auto"/>
-        <w:jc w:val="both"/>
-        <w:rPr>
-          <w:rFonts w:ascii="Arial Narrow" w:eastAsia="Arial Narrow" w:hAnsi="Arial Narrow" w:cs="Arial Narrow"/>
-          <w:color w:val="000000"/>
-          <w:kern w:val="0"/>
-          <w:sz w:val="22"/>
-          <w:szCs w:val="22"/>
-          <w:lang w:eastAsia="es-PE"/>
-          <w14:ligatures w14:val="none"/>
-        </w:rPr>
-      </w:pPr>
-    </w:p>
-    <w:p>
-      <w:pPr>
-        <w:suppressAutoHyphens/>
-        <w:spacing w:after="0" w:line="240" w:lineRule="auto"/>
-        <w:jc w:val="both"/>
-        <w:rPr>
-          <w:rFonts w:ascii="Arial Narrow" w:eastAsia="Arial Narrow" w:hAnsi="Arial Narrow" w:cs="Arial Narrow"/>
-          <w:sz w:val="22"/>
-          <w:szCs w:val="22"/>
-        </w:rPr>
-      </w:pPr>
-      <w:r>
-        <w:rPr>
-          <w:rFonts w:ascii="Arial Narrow" w:eastAsia="Arial Narrow" w:hAnsi="Arial Narrow" w:cs="Arial Narrow"/>
-          <w:b/>
-          <w:bCs/>
-          <w:sz w:val="22"/>
-          <w:szCs w:val="22"/>
-        </w:rPr>
-        <w:t xml:space="preserve">DÉCIMO SEGUNDO:</w:t>
-      </w:r>
-      <w:r>
-        <w:rPr>
-          <w:rFonts w:ascii="Arial Narrow" w:eastAsia="Arial Narrow" w:hAnsi="Arial Narrow" w:cs="Arial Narrow"/>
-          <w:sz w:val="22"/>
-          <w:szCs w:val="22"/>
-        </w:rPr>
-        <w:t xml:space="preserve"> </w:t>
-      </w:r>
-      <w:r>
-        <w:rPr>
-          <w:rFonts w:ascii="Arial Narrow" w:eastAsia="Arial Narrow" w:hAnsi="Arial Narrow" w:cs="Arial Narrow"/>
-          <w:sz w:val="22"/>
-          <w:szCs w:val="22"/>
-        </w:rPr>
-        <w:t xml:space="preserve">requerir al señor [DENUNCIANTE] y al Banco de Crédito del Perú S.A. para que, dentro del plazo de dos (2) días hábiles siguientes a la fecha en que reciban la notificación en sus bandejas de correos electrónicos, efectúen la confirmación de recepción de la notificación remitida por este despacho a sus correos electrónicos, de conformidad con el segundo párrafo del numeral 4 del artículo 20 del Texto Único Ordenado de la Ley del Procedimiento Administrativo General, aprobado mediante Decreto Supremo 006-2026-JUS, bajo apercibimiento de rehacer el acto de notificación y notificarles conforme al numeral 1 del artículo 20 del citado cuerpo normativo.</w:t>
-      </w:r>
-      <w:r>
-        <w:rPr>
-          <w:rFonts w:ascii="Arial Narrow" w:eastAsia="Arial Narrow" w:hAnsi="Arial Narrow" w:cs="Arial Narrow"/>
-          <w:sz w:val="22"/>
-          <w:szCs w:val="22"/>
-        </w:rPr>
-        <w:t xml:space="preserve"/>
-      </w:r>
-      <w:r>
-        <w:rPr>
-          <w:rFonts w:ascii="Arial Narrow" w:eastAsia="Arial Narrow" w:hAnsi="Arial Narrow" w:cs="Arial Narrow"/>
-          <w:spacing w:val="-3"/>
-          <w:kern w:val="0"/>
-          <w14:ligatures w14:val="none"/>
-          <w:sz w:val="22"/>
-          <w:szCs w:val="22"/>
-        </w:rPr>
-        <w:t/>
-      </w:r>
-      <w:r>
-        <w:rPr>
-          <w:rFonts w:ascii="Arial Narrow" w:eastAsia="Arial Narrow" w:hAnsi="Arial Narrow" w:cs="Arial Narrow"/>
-          <w:spacing w:val="-3"/>
-          <w:kern w:val="0"/>
-          <w14:ligatures w14:val="none"/>
-          <w:sz w:val="22"/>
-          <w:szCs w:val="22"/>
-        </w:rPr>
-        <w:t xml:space="preserve"/>
-      </w:r>
-      <w:r>
-        <w:rPr>
-          <w:rFonts w:ascii="Arial Narrow" w:eastAsia="Arial Narrow" w:hAnsi="Arial Narrow" w:cs="Arial Narrow"/>
-          <w:spacing w:val="-3"/>
-          <w:kern w:val="0"/>
-          <w14:ligatures w14:val="none"/>
-          <w:sz w:val="22"/>
-          <w:szCs w:val="22"/>
-        </w:rPr>
-        <w:t xml:space="preserve"/>
-      </w:r>
-      <w:proofErr w:type="spellStart"/>
-      <w:r>
-        <w:rPr>
-          <w:rFonts w:ascii="Arial Narrow" w:eastAsia="Arial Narrow" w:hAnsi="Arial Narrow" w:cs="Arial Narrow"/>
-          <w:spacing w:val="-3"/>
-          <w:kern w:val="0"/>
-          <w14:ligatures w14:val="none"/>
-          <w:sz w:val="22"/>
-          <w:szCs w:val="22"/>
-        </w:rPr>
-        <w:t/>
-      </w:r>
-      <w:proofErr w:type="spellEnd"/>
-      <w:r>
-        <w:rPr>
-          <w:rFonts w:ascii="Arial Narrow" w:eastAsia="Arial Narrow" w:hAnsi="Arial Narrow" w:cs="Arial Narrow"/>
-          <w:spacing w:val="-3"/>
-          <w:kern w:val="0"/>
-          <w14:ligatures w14:val="none"/>
-          <w:sz w:val="22"/>
-          <w:szCs w:val="22"/>
-        </w:rPr>
-        <w:t xml:space="preserve"/>
-      </w:r>
-      <w:r>
-        <w:rPr>
-          <w:rFonts w:ascii="Arial Narrow" w:eastAsia="Arial Narrow" w:hAnsi="Arial Narrow" w:cs="Arial Narrow"/>
-          <w:spacing w:val="-3"/>
-          <w:kern w:val="0"/>
-          <w14:ligatures w14:val="none"/>
-          <w:sz w:val="22"/>
-          <w:szCs w:val="22"/>
-        </w:rPr>
-        <w:t xml:space="preserve"/>
-      </w:r>
-      <w:r>
-        <w:rPr>
-          <w:rFonts w:ascii="Arial Narrow" w:eastAsia="Arial Narrow" w:hAnsi="Arial Narrow" w:cs="Arial Narrow"/>
-          <w:color w:val="000000"/>
-          <w:sz w:val="22"/>
-          <w:szCs w:val="22"/>
-        </w:rPr>
-        <w:t/>
-      </w:r>
-      <w:r>
-        <w:rPr>
-          <w:rFonts w:ascii="Arial Narrow" w:eastAsia="Arial Narrow" w:hAnsi="Arial Narrow" w:cs="Arial Narrow"/>
-          <w:color w:val="000000"/>
-          <w:kern w:val="0"/>
-          <w:sz w:val="22"/>
-          <w:szCs w:val="22"/>
-          <w:lang w:eastAsia="es-PE"/>
-          <w14:ligatures w14:val="none"/>
-        </w:rPr>
-        <w:t/>
-      </w:r>
-      <w:r>
-        <w:rPr>
-          <w:rFonts w:ascii="Arial Narrow" w:eastAsia="Arial Narrow" w:hAnsi="Arial Narrow" w:cs="Arial Narrow"/>
-          <w:color w:val="000000"/>
-          <w:sz w:val="22"/>
-          <w:szCs w:val="22"/>
-        </w:rPr>
-        <w:t xml:space="preserve"/>
-      </w:r>
-      <w:r>
-        <w:rPr>
-          <w:rFonts w:ascii="Arial Narrow" w:eastAsia="Arial Narrow" w:hAnsi="Arial Narrow" w:cs="Arial Narrow"/>
-          <w:color w:val="000000"/>
-          <w:sz w:val="22"/>
-          <w:szCs w:val="22"/>
-        </w:rPr>
-        <w:t xml:space="preserve"/>
-      </w:r>
-      <w:r>
-        <w:rPr>
-          <w:rFonts w:ascii="Arial Narrow" w:eastAsia="Arial Narrow" w:hAnsi="Arial Narrow" w:cs="Arial Narrow"/>
-          <w:color w:val="000000"/>
-          <w:kern w:val="0"/>
-          <w:sz w:val="22"/>
-          <w:szCs w:val="22"/>
-          <w:lang w:eastAsia="es-PE"/>
-          <w14:ligatures w14:val="none"/>
-        </w:rPr>
-        <w:t/>
-      </w:r>
-      <w:r>
-        <w:rPr>
-          <w:rFonts w:ascii="Arial Narrow" w:eastAsia="Arial Narrow" w:hAnsi="Arial Narrow" w:cs="Arial Narrow"/>
-          <w:color w:val="000000"/>
-          <w:sz w:val="22"/>
-          <w:szCs w:val="22"/>
-        </w:rPr>
-        <w:t xml:space="preserve"/>
-      </w:r>
-      <w:r>
-        <w:rPr>
-          <w:rStyle w:val="Refdenotaalpie"/>
-          <w:rFonts w:ascii="Arial Narrow" w:eastAsia="Arial Narrow" w:hAnsi="Arial Narrow" w:cs="Arial Narrow"/>
-          <w:sz w:val="22"/>
-          <w:szCs w:val="22"/>
-          <w:vertAlign w:val="superscript"/>
-        </w:rPr>
-        <w:footnoteReference w:id="18"/>
-      </w:r>
-      <w:r>
-        <w:rPr>
-          <w:rFonts w:ascii="Arial Narrow" w:eastAsia="Arial Narrow" w:hAnsi="Arial Narrow" w:cs="Arial Narrow"/>
-          <w:sz w:val="22"/>
-          <w:szCs w:val="22"/>
-        </w:rPr>
-        <w:t/>
-      </w:r>
-    </w:p>
-    <w:p>
-      <w:pPr>
-        <w:suppressAutoHyphens/>
-        <w:spacing w:after="0" w:line="240" w:lineRule="auto"/>
         <w:jc w:val="both"/>
         <w:rPr>
           <w:rFonts w:ascii="Arial Narrow" w:eastAsia="Arial Narrow" w:hAnsi="Arial Narrow" w:cs="Arial Narrow"/>
@@ -11589,7 +11593,6 @@
           <w:sz w:val="16"/>
           <w:szCs w:val="16"/>
         </w:rPr>
-        <w:tab/>
         <w:t xml:space="preserve"/>
       </w:r>
       <w:r>
@@ -11665,24 +11668,23 @@
           <w:sz w:val="16"/>
           <w:szCs w:val="16"/>
         </w:rPr>
+        <w:t xml:space="preserve"/>
+      </w:r>
+      <w:r>
+        <w:rPr>
+          <w:rFonts w:ascii="Arial Narrow" w:eastAsia="Arial Narrow" w:hAnsi="Arial Narrow" w:cs="Arial Narrow"/>
+          <w:sz w:val="16"/>
+          <w:szCs w:val="16"/>
+        </w:rPr>
+      </w:r>
+      <w:r>
+        <w:rPr>
+          <w:rFonts w:ascii="Arial Narrow" w:eastAsia="Arial Narrow" w:hAnsi="Arial Narrow" w:cs="Arial Narrow"/>
+          <w:b/>
+          <w:sz w:val="16"/>
+          <w:szCs w:val="16"/>
+        </w:rPr>
         <w:tab/>
-        <w:t xml:space="preserve"/>
-      </w:r>
-      <w:r>
-        <w:rPr>
-          <w:rFonts w:ascii="Arial Narrow" w:eastAsia="Arial Narrow" w:hAnsi="Arial Narrow" w:cs="Arial Narrow"/>
-          <w:sz w:val="16"/>
-          <w:szCs w:val="16"/>
-        </w:rPr>
-        <w:tab/>
-      </w:r>
-      <w:r>
-        <w:rPr>
-          <w:rFonts w:ascii="Arial Narrow" w:eastAsia="Arial Narrow" w:hAnsi="Arial Narrow" w:cs="Arial Narrow"/>
-          <w:b/>
-          <w:sz w:val="16"/>
-          <w:szCs w:val="16"/>
-        </w:rPr>
         <w:t xml:space="preserve">TEXTO ÚNICO ORDENADO DE LA </w:t>
       </w:r>
       <w:r>
@@ -11755,7 +11757,7 @@
           <w:numId w:val="10"/>
         </w:numPr>
         <w:spacing w:after="0" w:line="240" w:lineRule="auto"/>
-        <w:ind w:left="709" w:hanging="142"/>
+        <w:ind w:left="709"/>
         <w:jc w:val="both"/>
         <w:outlineLvl w:val="0"/>
         <w:rPr>
@@ -11780,7 +11782,7 @@
           <w:numId w:val="10"/>
         </w:numPr>
         <w:spacing w:after="0" w:line="240" w:lineRule="auto"/>
-        <w:ind w:left="709" w:hanging="142"/>
+        <w:ind w:left="709"/>
         <w:jc w:val="both"/>
         <w:outlineLvl w:val="0"/>
         <w:rPr>
@@ -11805,7 +11807,7 @@
           <w:numId w:val="10"/>
         </w:numPr>
         <w:spacing w:after="0" w:line="240" w:lineRule="auto"/>
-        <w:ind w:left="709" w:hanging="142"/>
+        <w:ind w:left="709"/>
         <w:jc w:val="both"/>
         <w:outlineLvl w:val="0"/>
         <w:rPr>
@@ -11830,7 +11832,7 @@
           <w:numId w:val="10"/>
         </w:numPr>
         <w:spacing w:after="0" w:line="240" w:lineRule="auto"/>
-        <w:ind w:left="709" w:hanging="142"/>
+        <w:ind w:left="709"/>
         <w:jc w:val="both"/>
         <w:outlineLvl w:val="0"/>
         <w:rPr>
@@ -11855,7 +11857,7 @@
           <w:numId w:val="10"/>
         </w:numPr>
         <w:spacing w:after="0" w:line="240" w:lineRule="auto"/>
-        <w:ind w:left="709" w:hanging="142"/>
+        <w:ind w:left="709"/>
         <w:jc w:val="both"/>
         <w:outlineLvl w:val="0"/>
         <w:rPr>
@@ -11880,7 +11882,7 @@
           <w:numId w:val="10"/>
         </w:numPr>
         <w:spacing w:after="0" w:line="240" w:lineRule="auto"/>
-        <w:ind w:left="709" w:hanging="142"/>
+        <w:ind w:left="709"/>
         <w:jc w:val="both"/>
         <w:outlineLvl w:val="0"/>
         <w:rPr>
@@ -11905,7 +11907,7 @@
           <w:numId w:val="10"/>
         </w:numPr>
         <w:spacing w:after="0" w:line="240" w:lineRule="auto"/>
-        <w:ind w:left="709" w:hanging="142"/>
+        <w:ind w:left="709"/>
         <w:jc w:val="both"/>
         <w:outlineLvl w:val="0"/>
         <w:rPr>
@@ -12196,32 +12198,31 @@
           <w:sz w:val="16"/>
           <w:szCs w:val="16"/>
         </w:rPr>
+        <w:t xml:space="preserve"/>
+      </w:r>
+      <w:r>
+        <w:rPr>
+          <w:rFonts w:ascii="Arial Narrow" w:eastAsia="Arial Narrow" w:hAnsi="Arial Narrow" w:cs="Arial Narrow"/>
+          <w:sz w:val="16"/>
+          <w:szCs w:val="16"/>
+        </w:rPr>
+        <w:t xml:space="preserve"/>
+      </w:r>
+      <w:r>
+        <w:rPr>
+          <w:rFonts w:ascii="Arial Narrow" w:eastAsia="Arial Narrow" w:hAnsi="Arial Narrow" w:cs="Arial Narrow"/>
+          <w:sz w:val="16"/>
+          <w:szCs w:val="16"/>
+        </w:rPr>
+      </w:r>
+      <w:r>
+        <w:rPr>
+          <w:rFonts w:ascii="Arial Narrow" w:eastAsia="Arial Narrow" w:hAnsi="Arial Narrow" w:cs="Arial Narrow"/>
+          <w:b/>
+          <w:sz w:val="16"/>
+          <w:szCs w:val="16"/>
+        </w:rPr>
         <w:tab/>
-        <w:t xml:space="preserve"/>
-      </w:r>
-      <w:r>
-        <w:rPr>
-          <w:rFonts w:ascii="Arial Narrow" w:eastAsia="Arial Narrow" w:hAnsi="Arial Narrow" w:cs="Arial Narrow"/>
-          <w:sz w:val="16"/>
-          <w:szCs w:val="16"/>
-        </w:rPr>
-        <w:t xml:space="preserve"> </w:t>
-      </w:r>
-      <w:r>
-        <w:rPr>
-          <w:rFonts w:ascii="Arial Narrow" w:eastAsia="Arial Narrow" w:hAnsi="Arial Narrow" w:cs="Arial Narrow"/>
-          <w:sz w:val="16"/>
-          <w:szCs w:val="16"/>
-        </w:rPr>
-        <w:tab/>
-      </w:r>
-      <w:r>
-        <w:rPr>
-          <w:rFonts w:ascii="Arial Narrow" w:eastAsia="Arial Narrow" w:hAnsi="Arial Narrow" w:cs="Arial Narrow"/>
-          <w:b/>
-          <w:sz w:val="16"/>
-          <w:szCs w:val="16"/>
-        </w:rPr>
         <w:t xml:space="preserve">DIRECTIVA </w:t>
       </w:r>
       <w:proofErr w:type="spellStart"/>
@@ -12525,7 +12526,6 @@
           <w:sz w:val="16"/>
           <w:szCs w:val="16"/>
         </w:rPr>
-        <w:tab/>
         <w:t xml:space="preserve"/>
       </w:r>
       <w:r>
@@ -12534,7 +12534,6 @@
           <w:sz w:val="16"/>
           <w:szCs w:val="16"/>
         </w:rPr>
-        <w:tab/>
       </w:r>
       <w:r>
         <w:rPr>
@@ -12544,6 +12543,7 @@
           <w:sz w:val="16"/>
           <w:szCs w:val="16"/>
         </w:rPr>
+        <w:tab/>
         <w:t xml:space="preserve">Directiva </w:t>
       </w:r>
       <w:proofErr w:type="spellStart"/>
@@ -12737,7 +12737,6 @@
           <w:sz w:val="16"/>
           <w:szCs w:val="16"/>
         </w:rPr>
-        <w:tab/>
         <w:t xml:space="preserve"/>
       </w:r>
       <w:r>
@@ -12746,7 +12745,6 @@
           <w:sz w:val="16"/>
           <w:szCs w:val="16"/>
         </w:rPr>
-        <w:tab/>
       </w:r>
       <w:r>
         <w:rPr>
@@ -12756,6 +12754,7 @@
           <w:sz w:val="16"/>
           <w:szCs w:val="16"/>
         </w:rPr>
+        <w:tab/>
         <w:t xml:space="preserve">LEY 29571, CÓDIGO DE PROTECCIÓN Y DEFENSA DEL CONSUMIDOR, publicado el 2 de setiembre de 2010 y modificado por Decreto Legislativo 1308 </w:t>
       </w:r>
     </w:p>
@@ -12997,7 +12996,6 @@
           <w:sz w:val="16"/>
           <w:szCs w:val="16"/>
         </w:rPr>
-        <w:tab/>
         <w:t xml:space="preserve"/>
       </w:r>
       <w:r>
@@ -13006,7 +13004,6 @@
           <w:sz w:val="16"/>
           <w:szCs w:val="16"/>
         </w:rPr>
-        <w:tab/>
       </w:r>
       <w:r>
         <w:rPr>
@@ -13016,6 +13013,7 @@
           <w:sz w:val="16"/>
           <w:szCs w:val="16"/>
         </w:rPr>
+        <w:tab/>
         <w:t xml:space="preserve">LEY 29571, CÓDIGO DE PROTECCIÓN Y DEFENSA DEL CONSUMIDOR, publicado el 2 de setiembre de 2010 y modificado por Decreto Legislativo 1308 </w:t>
       </w:r>
     </w:p>
@@ -13176,7 +13174,6 @@
           <w:sz w:val="16"/>
           <w:szCs w:val="16"/>
         </w:rPr>
-        <w:tab/>
         <w:t xml:space="preserve"/>
       </w:r>
       <w:r>
@@ -13185,7 +13182,6 @@
           <w:sz w:val="16"/>
           <w:szCs w:val="16"/>
         </w:rPr>
-        <w:tab/>
       </w:r>
       <w:r>
         <w:rPr>
@@ -13195,6 +13191,7 @@
           <w:sz w:val="16"/>
           <w:szCs w:val="16"/>
         </w:rPr>
+        <w:tab/>
         <w:t xml:space="preserve">LEY </w:t>
       </w:r>
       <w:proofErr w:type="spellStart"/>
@@ -13514,7 +13511,6 @@
           <w:sz w:val="16"/>
           <w:szCs w:val="16"/>
         </w:rPr>
-        <w:tab/>
         <w:t xml:space="preserve"/>
       </w:r>
       <w:r>
@@ -13523,7 +13519,6 @@
           <w:sz w:val="16"/>
           <w:szCs w:val="16"/>
         </w:rPr>
-        <w:tab/>
       </w:r>
       <w:r>
         <w:rPr>
@@ -13533,6 +13528,7 @@
           <w:sz w:val="16"/>
           <w:szCs w:val="16"/>
         </w:rPr>
+        <w:tab/>
         <w:t xml:space="preserve">LEY SOBRE FACULTADES, NORMAS Y ORGANIZACIÓN DEL INDECOPI, APROBADA POR DECRETO LEGISLATIVO </w:t>
       </w:r>
       <w:proofErr w:type="spellStart"/>
@@ -13703,7 +13699,6 @@
           <w:sz w:val="16"/>
           <w:szCs w:val="16"/>
         </w:rPr>
-        <w:tab/>
         <w:t xml:space="preserve"/>
       </w:r>
       <w:r>
@@ -13796,24 +13791,23 @@
           <w:sz w:val="16"/>
           <w:szCs w:val="16"/>
         </w:rPr>
+        <w:t xml:space="preserve"/>
+      </w:r>
+      <w:r>
+        <w:rPr>
+          <w:rFonts w:ascii="Arial Narrow" w:eastAsia="Arial Narrow" w:hAnsi="Arial Narrow" w:cs="Arial Narrow"/>
+          <w:sz w:val="16"/>
+          <w:szCs w:val="16"/>
+        </w:rPr>
+      </w:r>
+      <w:r>
+        <w:rPr>
+          <w:rFonts w:ascii="Arial Narrow" w:eastAsia="Arial Narrow" w:hAnsi="Arial Narrow" w:cs="Arial Narrow"/>
+          <w:b/>
+          <w:sz w:val="16"/>
+          <w:szCs w:val="16"/>
+        </w:rPr>
         <w:tab/>
-        <w:t xml:space="preserve"/>
-      </w:r>
-      <w:r>
-        <w:rPr>
-          <w:rFonts w:ascii="Arial Narrow" w:eastAsia="Arial Narrow" w:hAnsi="Arial Narrow" w:cs="Arial Narrow"/>
-          <w:sz w:val="16"/>
-          <w:szCs w:val="16"/>
-        </w:rPr>
-        <w:tab/>
-      </w:r>
-      <w:r>
-        <w:rPr>
-          <w:rFonts w:ascii="Arial Narrow" w:eastAsia="Arial Narrow" w:hAnsi="Arial Narrow" w:cs="Arial Narrow"/>
-          <w:b/>
-          <w:sz w:val="16"/>
-          <w:szCs w:val="16"/>
-        </w:rPr>
         <w:t>LEY 29571, CÓDIGO DE PROTECCIÓN Y DEFENSA DEL CONSUMIDOR</w:t>
       </w:r>
       <w:r>
@@ -14198,32 +14192,31 @@
           <w:szCs w:val="16"/>
           <w:vertAlign w:val="superscript"/>
         </w:rPr>
+        <w:t xml:space="preserve"/>
+      </w:r>
+      <w:r>
+        <w:rPr>
+          <w:rFonts w:ascii="Arial Narrow" w:eastAsia="Arial Narrow" w:hAnsi="Arial Narrow" w:cs="Arial Narrow"/>
+          <w:sz w:val="16"/>
+          <w:szCs w:val="16"/>
+        </w:rPr>
+        <w:t xml:space="preserve"/>
+      </w:r>
+      <w:r>
+        <w:rPr>
+          <w:rFonts w:ascii="Arial Narrow" w:eastAsia="Arial Narrow" w:hAnsi="Arial Narrow" w:cs="Arial Narrow"/>
+          <w:sz w:val="16"/>
+          <w:szCs w:val="16"/>
+        </w:rPr>
+      </w:r>
+      <w:r>
+        <w:rPr>
+          <w:rFonts w:ascii="Arial Narrow" w:eastAsia="Arial Narrow" w:hAnsi="Arial Narrow" w:cs="Arial Narrow"/>
+          <w:b/>
+          <w:sz w:val="16"/>
+          <w:szCs w:val="16"/>
+        </w:rPr>
         <w:tab/>
-        <w:t xml:space="preserve"/>
-      </w:r>
-      <w:r>
-        <w:rPr>
-          <w:rFonts w:ascii="Arial Narrow" w:eastAsia="Arial Narrow" w:hAnsi="Arial Narrow" w:cs="Arial Narrow"/>
-          <w:sz w:val="16"/>
-          <w:szCs w:val="16"/>
-        </w:rPr>
-        <w:t xml:space="preserve"> </w:t>
-      </w:r>
-      <w:r>
-        <w:rPr>
-          <w:rFonts w:ascii="Arial Narrow" w:eastAsia="Arial Narrow" w:hAnsi="Arial Narrow" w:cs="Arial Narrow"/>
-          <w:sz w:val="16"/>
-          <w:szCs w:val="16"/>
-        </w:rPr>
-        <w:tab/>
-      </w:r>
-      <w:r>
-        <w:rPr>
-          <w:rFonts w:ascii="Arial Narrow" w:eastAsia="Arial Narrow" w:hAnsi="Arial Narrow" w:cs="Arial Narrow"/>
-          <w:b/>
-          <w:sz w:val="16"/>
-          <w:szCs w:val="16"/>
-        </w:rPr>
         <w:t>LEY 29571, CÓDIGO DE PROTECCIÓN Y DEFENSA DEL CONSUMIDOR</w:t>
       </w:r>
       <w:r>
@@ -14427,7 +14420,6 @@
           <w:sz w:val="16"/>
           <w:szCs w:val="16"/>
         </w:rPr>
-        <w:tab/>
         <w:t xml:space="preserve"/>
       </w:r>
       <w:r>
@@ -14436,7 +14428,6 @@
           <w:sz w:val="16"/>
           <w:szCs w:val="16"/>
         </w:rPr>
-        <w:tab/>
       </w:r>
       <w:r>
         <w:rPr>
@@ -14446,6 +14437,7 @@
           <w:sz w:val="16"/>
           <w:szCs w:val="16"/>
         </w:rPr>
+        <w:tab/>
         <w:t xml:space="preserve">LEY 29571, CÓDIGO DE PROTECCIÓN Y DEFENSA DEL CONSUMIDOR, publicado el 2 de setiembre de 2010 y modificado por Decreto Legislativo 1308 </w:t>
       </w:r>
     </w:p>
@@ -15264,24 +15256,23 @@
           <w:sz w:val="16"/>
           <w:szCs w:val="16"/>
         </w:rPr>
+        <w:t xml:space="preserve"/>
+      </w:r>
+      <w:r>
+        <w:rPr>
+          <w:rFonts w:ascii="Arial Narrow" w:eastAsia="Arial Narrow" w:hAnsi="Arial Narrow" w:cs="Arial Narrow"/>
+          <w:sz w:val="16"/>
+          <w:szCs w:val="16"/>
+        </w:rPr>
+      </w:r>
+      <w:r>
+        <w:rPr>
+          <w:rFonts w:ascii="Arial Narrow" w:eastAsia="Arial Narrow" w:hAnsi="Arial Narrow" w:cs="Arial Narrow"/>
+          <w:b/>
+          <w:sz w:val="16"/>
+          <w:szCs w:val="16"/>
+        </w:rPr>
         <w:tab/>
-        <w:t xml:space="preserve"/>
-      </w:r>
-      <w:r>
-        <w:rPr>
-          <w:rFonts w:ascii="Arial Narrow" w:eastAsia="Arial Narrow" w:hAnsi="Arial Narrow" w:cs="Arial Narrow"/>
-          <w:sz w:val="16"/>
-          <w:szCs w:val="16"/>
-        </w:rPr>
-        <w:tab/>
-      </w:r>
-      <w:r>
-        <w:rPr>
-          <w:rFonts w:ascii="Arial Narrow" w:eastAsia="Arial Narrow" w:hAnsi="Arial Narrow" w:cs="Arial Narrow"/>
-          <w:b/>
-          <w:sz w:val="16"/>
-          <w:szCs w:val="16"/>
-        </w:rPr>
         <w:t>LEY 29571, CÓDIGO DE PROTECCIÓN Y DEFENSA DEL CONSUMIDOR</w:t>
       </w:r>
       <w:r>
@@ -15496,7 +15487,6 @@
           <w:sz w:val="16"/>
           <w:szCs w:val="16"/>
         </w:rPr>
-        <w:tab/>
         <w:t xml:space="preserve"/>
       </w:r>
       <w:r>
@@ -15663,31 +15653,30 @@
           <w:sz w:val="16"/>
           <w:szCs w:val="16"/>
         </w:rPr>
+        <w:t xml:space="preserve"/>
+      </w:r>
+      <w:r>
+        <w:rPr>
+          <w:rFonts w:ascii="Arial Narrow" w:eastAsia="Arial Narrow" w:hAnsi="Arial Narrow" w:cs="Arial Narrow"/>
+          <w:sz w:val="16"/>
+          <w:szCs w:val="16"/>
+        </w:rPr>
+      </w:r>
+      <w:r>
+        <w:rPr>
+          <w:rFonts w:ascii="Arial Narrow" w:eastAsia="Arial Narrow" w:hAnsi="Arial Narrow" w:cs="Arial Narrow"/>
+          <w:b/>
+          <w:sz w:val="16"/>
+          <w:szCs w:val="16"/>
+        </w:rPr>
         <w:tab/>
-        <w:t xml:space="preserve"/>
-      </w:r>
-      <w:r>
-        <w:rPr>
-          <w:rFonts w:ascii="Arial Narrow" w:eastAsia="Arial Narrow" w:hAnsi="Arial Narrow" w:cs="Arial Narrow"/>
-          <w:sz w:val="16"/>
-          <w:szCs w:val="16"/>
-        </w:rPr>
-        <w:tab/>
-      </w:r>
-      <w:r>
-        <w:rPr>
-          <w:rFonts w:ascii="Arial Narrow" w:eastAsia="Arial Narrow" w:hAnsi="Arial Narrow" w:cs="Arial Narrow"/>
-          <w:b/>
-          <w:sz w:val="16"/>
-          <w:szCs w:val="16"/>
-        </w:rPr>
         <w:t>TEXTO ÚNICO ORDENADO DE LA LEY DEL PROCEDIMIENTO ADMINISTRATIVO GENERAL, aprobado mediante Decreto Supremo 006-2026-JUS y publicado el 30 de abril de 2026</w:t>
       </w:r>
     </w:p>
     <w:p>
       <w:pPr>
         <w:pStyle w:val="Textonotapie"/>
-        <w:ind w:left="1134" w:hanging="567"/>
+        <w:ind w:left="1134"/>
         <w:jc w:val="both"/>
         <w:rPr>
           <w:rFonts w:ascii="Arial Narrow" w:eastAsia="Arial Narrow" w:hAnsi="Arial Narrow" w:cs="Arial Narrow"/>
@@ -15711,7 +15700,7 @@
     <w:p>
       <w:pPr>
         <w:pStyle w:val="Textonotapie"/>
-        <w:ind w:left="1134" w:hanging="567"/>
+        <w:ind w:left="1134" w:hanging="1134"/>
         <w:jc w:val="both"/>
         <w:rPr>
           <w:rFonts w:ascii="Arial Narrow" w:eastAsia="Arial Narrow" w:hAnsi="Arial Narrow" w:cs="Arial Narrow"/>

--- a/plantillas_maestras/04_seguro_proteccion_tarjetas_y_dinero/negativa_cobertura/2_ddos_banco_y_aseguradora/varon/TPL_1287_2025_SEGURO_PROTECCION_TARJETAS_Y_DINERO_NEGATIVA_COBERTURA_BANCO_VARON_R2.docx
+++ b/plantillas_maestras/04_seguro_proteccion_tarjetas_y_dinero/negativa_cobertura/2_ddos_banco_y_aseguradora/varon/TPL_1287_2025_SEGURO_PROTECCION_TARJETAS_Y_DINERO_NEGATIVA_COBERTURA_BANCO_VARON_R2.docx
@@ -4447,7 +4447,7 @@
           <w:sz w:val="22"/>
           <w:szCs w:val="22"/>
         </w:rPr>
-        <w:t>Honesty</w:t>
+        <w:t xml:space="preserve">Honesty</w:t>
       </w:r>
       <w:proofErr w:type="spellEnd"/>
       <w:r>
@@ -4470,7 +4470,7 @@
           <w:lang w:eastAsia="es-PE"/>
           <w14:ligatures w14:val="none"/>
         </w:rPr>
-        <w:t xml:space="preserve">. Por consiguiente, corresponde calificar el hecho materia de denuncia como una presunta infracción al deber de información, tipificado en el </w:t>
+        <w:t xml:space="preserve">; involucraría una presunta afectación al derecho de información de los consumidores. Por consiguiente, corresponde calificar el hecho materia de denuncia como una presunta infracción al deber de información, tipificado en el artículo 1, numeral 1, literal b) y al artículo 2 del Código</w:t>
       </w:r>
       <w:bookmarkStart w:id="5" w:name="_Hlk195611851"/>
       <w:r>
@@ -4484,7 +4484,7 @@
           <w:lang w:eastAsia="es-PE"/>
           <w14:ligatures w14:val="none"/>
         </w:rPr>
-        <w:t xml:space="preserve">artículo 1, numeral 1, literal b) </w:t>
+        <w:t xml:space="preserve"/>
       </w:r>
       <w:bookmarkEnd w:id="5"/>
       <w:r>
@@ -4498,7 +4498,7 @@
           <w:lang w:eastAsia="es-PE"/>
           <w14:ligatures w14:val="none"/>
         </w:rPr>
-        <w:t>y al artículo 2 del Código</w:t>
+        <w:t xml:space="preserve"/>
       </w:r>
       <w:r>
         <w:rPr>
@@ -4526,7 +4526,7 @@
           <w:lang w:eastAsia="es-PE"/>
           <w14:ligatures w14:val="none"/>
         </w:rPr>
-        <w:t>.</w:t>
+        <w:t xml:space="preserve">.</w:t>
       </w:r>
       <w:r>
         <w:rPr>

--- a/plantillas_maestras/04_seguro_proteccion_tarjetas_y_dinero/negativa_cobertura/2_ddos_banco_y_aseguradora/varon/TPL_1287_2025_SEGURO_PROTECCION_TARJETAS_Y_DINERO_NEGATIVA_COBERTURA_BANCO_VARON_R2.docx
+++ b/plantillas_maestras/04_seguro_proteccion_tarjetas_y_dinero/negativa_cobertura/2_ddos_banco_y_aseguradora/varon/TPL_1287_2025_SEGURO_PROTECCION_TARJETAS_Y_DINERO_NEGATIVA_COBERTURA_BANCO_VARON_R2.docx
@@ -8350,7 +8350,7 @@
           <w:sz w:val="22"/>
           <w:szCs w:val="22"/>
         </w:rPr>
-        <w:t xml:space="preserve">correr traslado de la presente resolución a Banco de Crédito del Perú S.A., Pacífico Compañía de Seguros y Reaseguros S.A. y Honesty S.A.C. para que, de conformidad con lo dispuesto por el artículo 26 de la Ley sobre Facultades, Normas y Organización del Indecopi, aprobada por Decreto Legislativo 807</w:t>
+        <w:t xml:space="preserve">correr traslado de la denuncia del 2 de junio de 2025, subsanada con el escrito del 25 de junio de 2025 a Banco de Crédito del Perú S.A., Pacífico Compañía de Seguros y Reaseguros S.A. y Honesty S.A.C. para que, de conformidad con lo dispuesto por el artículo 26 de la Ley sobre Facultades, Normas y Organización del Indecopi, aprobada por Decreto Legislativo 807</w:t>
       </w:r>
       <w:r>
         <w:rPr>
